--- a/碩一/TOEIC/文法單字.docx
+++ b/碩一/TOEIC/文法單字.docx
@@ -1,8 +1,877 @@
 
 <file path=word/document.xml><?xml version="1.0" encoding="utf-8"?>
-<w:document xmlns:wpc="http://schemas.microsoft.com/office/word/2010/wordprocessingCanvas" xmlns:cx="http://schemas.microsoft.com/office/drawing/2014/chartex" xmlns:cx1="http://schemas.microsoft.com/office/drawing/2015/9/8/chartex" xmlns:cx2="http://schemas.microsoft.com/office/drawing/2015/10/21/chartex" xmlns:cx3="http://schemas.microsoft.com/office/drawing/2016/5/9/chartex" xmlns:cx4="http://schemas.microsoft.com/office/drawing/2016/5/10/chartex" xmlns:cx5="http://schemas.microsoft.com/office/drawing/2016/5/11/chartex" xmlns:cx6="http://schemas.microsoft.com/office/drawing/2016/5/12/chartex" xmlns:cx7="http://schemas.microsoft.com/office/drawing/2016/5/13/chartex" xmlns:cx8="http://schemas.microsoft.com/office/drawing/2016/5/14/chartex" xmlns:mc="http://schemas.openxmlformats.org/markup-compatibility/2006" xmlns:aink="http://schemas.microsoft.com/office/drawing/2016/ink" xmlns:am3d="http://schemas.microsoft.com/office/drawing/2017/model3d" xmlns:o="urn:schemas-microsoft-com:office:office" xmlns:r="http://schemas.openxmlformats.org/officeDocument/2006/relationships" xmlns:m="http://schemas.openxmlformats.org/officeDocument/2006/math" xmlns:v="urn:schemas-microsoft-com:vml" xmlns:wp14="http://schemas.microsoft.com/office/word/2010/wordprocessingDrawing" xmlns:wp="http://schemas.openxmlformats.org/drawingml/2006/wordprocessingDrawing" xmlns:w10="urn:schemas-microsoft-com:office:word" xmlns:w="http://schemas.openxmlformats.org/wordprocessingml/2006/main" xmlns:w14="http://schemas.microsoft.com/office/word/2010/wordml" xmlns:w15="http://schemas.microsoft.com/office/word/2012/wordml" xmlns:w16cex="http://schemas.microsoft.com/office/word/2018/wordml/cex" xmlns:w16cid="http://schemas.microsoft.com/office/word/2016/wordml/cid" xmlns:w16="http://schemas.microsoft.com/office/word/2018/wordml" xmlns:w16sdtdh="http://schemas.microsoft.com/office/word/2020/wordml/sdtdatahash" xmlns:w16se="http://schemas.microsoft.com/office/word/2015/wordml/symex" xmlns:wpg="http://schemas.microsoft.com/office/word/2010/wordprocessingGroup" xmlns:wpi="http://schemas.microsoft.com/office/word/2010/wordprocessingInk" xmlns:wne="http://schemas.microsoft.com/office/word/2006/wordml" xmlns:wps="http://schemas.microsoft.com/office/word/2010/wordprocessingShape" mc:Ignorable="w14 w15 w16se w16cid w16 w16cex w16sdtdh wp14">
+<w:document xmlns:wpc="http://schemas.microsoft.com/office/word/2010/wordprocessingCanvas" xmlns:cx="http://schemas.microsoft.com/office/drawing/2014/chartex" xmlns:cx1="http://schemas.microsoft.com/office/drawing/2015/9/8/chartex" xmlns:cx2="http://schemas.microsoft.com/office/drawing/2015/10/21/chartex" xmlns:cx3="http://schemas.microsoft.com/office/drawing/2016/5/9/chartex" xmlns:cx4="http://schemas.microsoft.com/office/drawing/2016/5/10/chartex" xmlns:cx5="http://schemas.microsoft.com/office/drawing/2016/5/11/chartex" xmlns:cx6="http://schemas.microsoft.com/office/drawing/2016/5/12/chartex" xmlns:cx7="http://schemas.microsoft.com/office/drawing/2016/5/13/chartex" xmlns:cx8="http://schemas.microsoft.com/office/drawing/2016/5/14/chartex" xmlns:mc="http://schemas.openxmlformats.org/markup-compatibility/2006" xmlns:aink="http://schemas.microsoft.com/office/drawing/2016/ink" xmlns:am3d="http://schemas.microsoft.com/office/drawing/2017/model3d" xmlns:o="urn:schemas-microsoft-com:office:office" xmlns:oel="http://schemas.microsoft.com/office/2019/extlst" xmlns:r="http://schemas.openxmlformats.org/officeDocument/2006/relationships" xmlns:m="http://schemas.openxmlformats.org/officeDocument/2006/math" xmlns:v="urn:schemas-microsoft-com:vml" xmlns:wp14="http://schemas.microsoft.com/office/word/2010/wordprocessingDrawing" xmlns:wp="http://schemas.openxmlformats.org/drawingml/2006/wordprocessingDrawing" xmlns:w10="urn:schemas-microsoft-com:office:word" xmlns:w="http://schemas.openxmlformats.org/wordprocessingml/2006/main" xmlns:w14="http://schemas.microsoft.com/office/word/2010/wordml" xmlns:w15="http://schemas.microsoft.com/office/word/2012/wordml" xmlns:w16cex="http://schemas.microsoft.com/office/word/2018/wordml/cex" xmlns:w16cid="http://schemas.microsoft.com/office/word/2016/wordml/cid" xmlns:w16="http://schemas.microsoft.com/office/word/2018/wordml" xmlns:w16du="http://schemas.microsoft.com/office/word/2023/wordml/word16du" xmlns:w16sdtdh="http://schemas.microsoft.com/office/word/2020/wordml/sdtdatahash" xmlns:w16se="http://schemas.microsoft.com/office/word/2015/wordml/symex" xmlns:wpg="http://schemas.microsoft.com/office/word/2010/wordprocessingGroup" xmlns:wpi="http://schemas.microsoft.com/office/word/2010/wordprocessingInk" xmlns:wne="http://schemas.microsoft.com/office/word/2006/wordml" xmlns:wps="http://schemas.microsoft.com/office/word/2010/wordprocessingShape" mc:Ignorable="w14 w15 w16se w16cid w16 w16cex w16sdtdh wp14">
   <w:body>
+    <w:p>
+      <w:r>
+        <w:t>Best Diners offers exotic food and handmade beverage</w:t>
+      </w:r>
+      <w:r>
+        <w:rPr>
+          <w:rFonts w:hint="eastAsia"/>
+        </w:rPr>
+        <w:t xml:space="preserve"> </w:t>
+      </w:r>
+      <w:r>
+        <w:rPr>
+          <w:highlight w:val="yellow"/>
+        </w:rPr>
+        <w:t>options</w:t>
+      </w:r>
+      <w:r>
+        <w:t xml:space="preserve">. (A)cuisines (B)fees (C)preparations </w:t>
+      </w:r>
+      <w:r>
+        <w:rPr>
+          <w:highlight w:val="yellow"/>
+        </w:rPr>
+        <w:t>(D)options</w:t>
+      </w:r>
+    </w:p>
+    <w:p>
+      <w:r>
+        <w:t>C</w:t>
+      </w:r>
+      <w:r>
+        <w:t>uisines</w:t>
+      </w:r>
+      <w:r>
+        <w:t xml:space="preserve"> n.</w:t>
+      </w:r>
+      <w:r>
+        <w:rPr>
+          <w:rFonts w:hint="eastAsia"/>
+        </w:rPr>
+        <w:t>料理</w:t>
+      </w:r>
+    </w:p>
+    <w:p>
+      <w:r>
+        <w:t>It is free of charge(</w:t>
+      </w:r>
+      <w:r>
+        <w:rPr>
+          <w:rFonts w:hint="eastAsia"/>
+        </w:rPr>
+        <w:t>這是免費的</w:t>
+      </w:r>
+      <w:r>
+        <w:rPr>
+          <w:rFonts w:hint="eastAsia"/>
+        </w:rPr>
+        <w:t>)</w:t>
+      </w:r>
+    </w:p>
+    <w:p>
+      <w:r>
+        <w:rPr>
+          <w:rFonts w:hint="eastAsia"/>
+        </w:rPr>
+        <w:t>A</w:t>
+      </w:r>
+      <w:r>
+        <w:t>ns:</w:t>
+      </w:r>
+      <w:r>
+        <w:t xml:space="preserve"> </w:t>
+      </w:r>
+      <w:r>
+        <w:t>options</w:t>
+      </w:r>
+      <w:r>
+        <w:rPr>
+          <w:rFonts w:hint="eastAsia"/>
+        </w:rPr>
+        <w:t xml:space="preserve"> </w:t>
+      </w:r>
+      <w:r>
+        <w:rPr>
+          <w:rFonts w:hint="eastAsia"/>
+        </w:rPr>
+        <w:t>選項</w:t>
+      </w:r>
+    </w:p>
     <w:p/>
+    <w:p>
+      <w:pPr>
+        <w:ind w:rightChars="100" w:right="240"/>
+      </w:pPr>
+      <w:r>
+        <w:t xml:space="preserve">The application deadline is </w:t>
+      </w:r>
+      <w:r>
+        <w:rPr>
+          <w:highlight w:val="yellow"/>
+        </w:rPr>
+        <w:t>due</w:t>
+      </w:r>
+      <w:r>
+        <w:t xml:space="preserve"> </w:t>
+      </w:r>
+      <w:proofErr w:type="spellStart"/>
+      <w:r>
+        <w:t>tomorrow,so</w:t>
+      </w:r>
+      <w:proofErr w:type="spellEnd"/>
+      <w:r>
+        <w:t xml:space="preserve"> hurry up and register for it.</w:t>
+      </w:r>
+    </w:p>
+    <w:p>
+      <w:pPr>
+        <w:ind w:rightChars="100" w:right="240"/>
+        <w:rPr>
+          <w:rFonts w:hint="eastAsia"/>
+        </w:rPr>
+      </w:pPr>
+      <w:r>
+        <w:rPr>
+          <w:rFonts w:hint="eastAsia"/>
+        </w:rPr>
+        <w:t>(</w:t>
+      </w:r>
+      <w:r>
+        <w:t>A)expired</w:t>
+      </w:r>
+      <w:r>
+        <w:rPr>
+          <w:highlight w:val="yellow"/>
+        </w:rPr>
+        <w:t>(B)due</w:t>
+      </w:r>
+      <w:r>
+        <w:t>(C)extended(D)commencing</w:t>
+      </w:r>
+    </w:p>
+    <w:p>
+      <w:r>
+        <w:t>E</w:t>
+      </w:r>
+      <w:r>
+        <w:t>xpired</w:t>
+      </w:r>
+      <w:r>
+        <w:t xml:space="preserve"> v.</w:t>
+      </w:r>
+      <w:r>
+        <w:rPr>
+          <w:rFonts w:hint="eastAsia"/>
+        </w:rPr>
+        <w:t xml:space="preserve"> </w:t>
+      </w:r>
+      <w:r>
+        <w:rPr>
+          <w:rFonts w:hint="eastAsia"/>
+        </w:rPr>
+        <w:t>過期、</w:t>
+      </w:r>
+      <w:r>
+        <w:t>extended</w:t>
+      </w:r>
+      <w:r>
+        <w:t xml:space="preserve"> adj.</w:t>
+      </w:r>
+      <w:r>
+        <w:rPr>
+          <w:rFonts w:hint="eastAsia"/>
+        </w:rPr>
+        <w:t>延伸、</w:t>
+      </w:r>
+      <w:r>
+        <w:t>commence</w:t>
+      </w:r>
+      <w:r>
+        <w:rPr>
+          <w:rFonts w:hint="eastAsia"/>
+        </w:rPr>
+        <w:t xml:space="preserve"> v</w:t>
+      </w:r>
+      <w:r>
+        <w:t>.</w:t>
+      </w:r>
+      <w:r>
+        <w:rPr>
+          <w:rFonts w:hint="eastAsia"/>
+        </w:rPr>
+        <w:t>開始</w:t>
+      </w:r>
+      <w:r>
+        <w:rPr>
+          <w:rFonts w:hint="eastAsia"/>
+        </w:rPr>
+        <w:t>、</w:t>
+      </w:r>
+      <w:r>
+        <w:rPr>
+          <w:rFonts w:hint="eastAsia"/>
+        </w:rPr>
+        <w:t>d</w:t>
+      </w:r>
+      <w:r>
+        <w:t xml:space="preserve">ue </w:t>
+      </w:r>
+      <w:r>
+        <w:rPr>
+          <w:rFonts w:hint="eastAsia"/>
+        </w:rPr>
+        <w:t>到期、預期的</w:t>
+      </w:r>
+      <w:r>
+        <w:rPr>
+          <w:rFonts w:hint="eastAsia"/>
+        </w:rPr>
+        <w:t xml:space="preserve"> </w:t>
+      </w:r>
+      <w:r>
+        <w:t>adj</w:t>
+      </w:r>
+    </w:p>
+    <w:p>
+      <w:r>
+        <w:t xml:space="preserve">Extended until </w:t>
+      </w:r>
+      <w:r>
+        <w:rPr>
+          <w:rFonts w:hint="eastAsia"/>
+        </w:rPr>
+        <w:t>延後至</w:t>
+      </w:r>
+      <w:r>
+        <w:t>…</w:t>
+      </w:r>
+      <w:r>
+        <w:rPr>
+          <w:rFonts w:hint="eastAsia"/>
+        </w:rPr>
+        <w:t>、</w:t>
+      </w:r>
+      <w:r>
+        <w:rPr>
+          <w:rFonts w:hint="eastAsia"/>
+        </w:rPr>
+        <w:t>a</w:t>
+      </w:r>
+      <w:r>
+        <w:t>pplicants</w:t>
+      </w:r>
+      <w:r>
+        <w:rPr>
+          <w:rFonts w:hint="eastAsia"/>
+        </w:rPr>
+        <w:t xml:space="preserve"> </w:t>
+      </w:r>
+      <w:r>
+        <w:t>n.</w:t>
+      </w:r>
+      <w:r>
+        <w:rPr>
+          <w:rFonts w:hint="eastAsia"/>
+        </w:rPr>
+        <w:t>申請人</w:t>
+      </w:r>
+    </w:p>
+    <w:p>
+      <w:r>
+        <w:rPr>
+          <w:rFonts w:hint="eastAsia"/>
+        </w:rPr>
+        <w:t>A</w:t>
+      </w:r>
+      <w:r>
+        <w:t>ns:</w:t>
+      </w:r>
+      <w:r>
+        <w:t xml:space="preserve"> </w:t>
+      </w:r>
+      <w:r>
+        <w:t>due</w:t>
+      </w:r>
+    </w:p>
+    <w:p/>
+    <w:p>
+      <w:pPr>
+        <w:rPr>
+          <w:rFonts w:hint="eastAsia"/>
+        </w:rPr>
+      </w:pPr>
+      <w:r>
+        <w:rPr>
+          <w:rFonts w:hint="eastAsia"/>
+        </w:rPr>
+        <w:t>E</w:t>
+      </w:r>
+      <w:r>
+        <w:t xml:space="preserve">mployees are urged to refer to their instructional </w:t>
+      </w:r>
+      <w:r>
+        <w:rPr>
+          <w:highlight w:val="yellow"/>
+        </w:rPr>
+        <w:t>manual</w:t>
+      </w:r>
+      <w:r>
+        <w:t xml:space="preserve"> whenever they encounter operational difficulties. </w:t>
+      </w:r>
+      <w:r>
+        <w:rPr>
+          <w:highlight w:val="yellow"/>
+        </w:rPr>
+        <w:t>(A)manual</w:t>
+      </w:r>
+      <w:r>
+        <w:t xml:space="preserve"> (B)script(C)paperwork(D)application</w:t>
+      </w:r>
+    </w:p>
+    <w:p>
+      <w:r>
+        <w:t xml:space="preserve">Urge n. </w:t>
+      </w:r>
+      <w:r>
+        <w:rPr>
+          <w:rFonts w:hint="eastAsia"/>
+        </w:rPr>
+        <w:t>強烈要求</w:t>
+      </w:r>
+      <w:r>
+        <w:rPr>
+          <w:rFonts w:hint="eastAsia"/>
+        </w:rPr>
+        <w:t xml:space="preserve"> </w:t>
+      </w:r>
+      <w:r>
+        <w:t xml:space="preserve">-&gt;be urged to </w:t>
+      </w:r>
+      <w:r>
+        <w:rPr>
+          <w:rFonts w:hint="eastAsia"/>
+        </w:rPr>
+        <w:t>被要求、</w:t>
+      </w:r>
+      <w:r>
+        <w:t>instructional</w:t>
+      </w:r>
+      <w:r>
+        <w:rPr>
+          <w:rFonts w:hint="eastAsia"/>
+        </w:rPr>
+        <w:t xml:space="preserve"> a</w:t>
+      </w:r>
+      <w:r>
+        <w:t>dj.</w:t>
+      </w:r>
+      <w:r>
+        <w:rPr>
+          <w:rFonts w:hint="eastAsia"/>
+        </w:rPr>
+        <w:t>指導的</w:t>
+      </w:r>
+      <w:r>
+        <w:rPr>
+          <w:rFonts w:hint="eastAsia"/>
+        </w:rPr>
+        <w:t>、</w:t>
+      </w:r>
+      <w:r>
+        <w:t>script</w:t>
+      </w:r>
+      <w:r>
+        <w:t xml:space="preserve"> n.</w:t>
+      </w:r>
+      <w:r>
+        <w:rPr>
+          <w:rFonts w:hint="eastAsia"/>
+        </w:rPr>
+        <w:t>腳本</w:t>
+      </w:r>
+    </w:p>
+    <w:p>
+      <w:proofErr w:type="spellStart"/>
+      <w:r>
+        <w:rPr>
+          <w:rFonts w:hint="eastAsia"/>
+        </w:rPr>
+        <w:t>W</w:t>
+      </w:r>
+      <w:r>
+        <w:t>h</w:t>
+      </w:r>
+      <w:proofErr w:type="spellEnd"/>
+      <w:r>
+        <w:t>-ever:</w:t>
+      </w:r>
+      <w:r>
+        <w:rPr>
+          <w:rFonts w:hint="eastAsia"/>
+        </w:rPr>
+        <w:t>任何</w:t>
+      </w:r>
+      <w:r>
+        <w:rPr>
+          <w:rFonts w:hint="eastAsia"/>
+        </w:rPr>
+        <w:t>W</w:t>
+      </w:r>
+      <w:r>
+        <w:t>h..(whenever</w:t>
+      </w:r>
+      <w:r>
+        <w:rPr>
+          <w:rFonts w:hint="eastAsia"/>
+        </w:rPr>
+        <w:t xml:space="preserve"> </w:t>
+      </w:r>
+      <w:r>
+        <w:rPr>
+          <w:rFonts w:hint="eastAsia"/>
+        </w:rPr>
+        <w:t>任何時間</w:t>
+      </w:r>
+      <w:r>
+        <w:rPr>
+          <w:rFonts w:hint="eastAsia"/>
+        </w:rPr>
+        <w:t>)</w:t>
+      </w:r>
+      <w:r>
+        <w:rPr>
+          <w:rFonts w:hint="eastAsia"/>
+        </w:rPr>
+        <w:t>、</w:t>
+      </w:r>
+      <w:r>
+        <w:t>encounter</w:t>
+      </w:r>
+      <w:r>
+        <w:rPr>
+          <w:rFonts w:hint="eastAsia"/>
+        </w:rPr>
+        <w:t xml:space="preserve"> v</w:t>
+      </w:r>
+      <w:r>
+        <w:t>.</w:t>
+      </w:r>
+      <w:r>
+        <w:rPr>
+          <w:rFonts w:hint="eastAsia"/>
+        </w:rPr>
+        <w:t>遇到</w:t>
+      </w:r>
+    </w:p>
+    <w:p>
+      <w:r>
+        <w:rPr>
+          <w:rFonts w:hint="eastAsia"/>
+        </w:rPr>
+        <w:t>A</w:t>
+      </w:r>
+      <w:r>
+        <w:t>ns:</w:t>
+      </w:r>
+      <w:r>
+        <w:t xml:space="preserve"> </w:t>
+      </w:r>
+      <w:r>
+        <w:t>manual</w:t>
+      </w:r>
+    </w:p>
+    <w:p>
+      <w:pPr>
+        <w:rPr>
+          <w:rFonts w:hint="eastAsia"/>
+        </w:rPr>
+      </w:pPr>
+    </w:p>
+    <w:p>
+      <w:r>
+        <w:t xml:space="preserve">No </w:t>
+      </w:r>
+      <w:r>
+        <w:rPr>
+          <w:highlight w:val="yellow"/>
+        </w:rPr>
+        <w:t>more</w:t>
+      </w:r>
+      <w:r>
+        <w:t xml:space="preserve"> than just 6 working days are required for any </w:t>
+      </w:r>
+      <w:proofErr w:type="spellStart"/>
+      <w:r>
+        <w:t>jayX</w:t>
+      </w:r>
+      <w:proofErr w:type="spellEnd"/>
+      <w:r>
+        <w:t xml:space="preserve"> products to be fixed and returned to their owners. (A)better</w:t>
+      </w:r>
+      <w:r>
+        <w:rPr>
+          <w:rFonts w:hint="eastAsia"/>
+          <w:highlight w:val="yellow"/>
+        </w:rPr>
+        <w:t>(</w:t>
+      </w:r>
+      <w:r>
+        <w:rPr>
+          <w:highlight w:val="yellow"/>
+        </w:rPr>
+        <w:t>B)more</w:t>
+      </w:r>
+      <w:r>
+        <w:t>(C)sooner(D)quicker</w:t>
+      </w:r>
+    </w:p>
+    <w:p>
+      <w:r>
+        <w:t xml:space="preserve">No more than </w:t>
+      </w:r>
+      <w:r>
+        <w:rPr>
+          <w:rFonts w:hint="eastAsia"/>
+        </w:rPr>
+        <w:t>不會超過、</w:t>
+      </w:r>
+      <w:r>
+        <w:rPr>
+          <w:rFonts w:hint="eastAsia"/>
+        </w:rPr>
+        <w:t>n</w:t>
+      </w:r>
+      <w:r>
+        <w:t xml:space="preserve">o better than </w:t>
+      </w:r>
+      <w:r>
+        <w:rPr>
+          <w:rFonts w:hint="eastAsia"/>
+        </w:rPr>
+        <w:t>比不起、較差</w:t>
+      </w:r>
+      <w:r>
+        <w:rPr>
+          <w:rFonts w:hint="eastAsia"/>
+        </w:rPr>
+        <w:t>(</w:t>
+      </w:r>
+      <w:r>
+        <w:t>A is better than B = A</w:t>
+      </w:r>
+      <w:r>
+        <w:rPr>
+          <w:rFonts w:hint="eastAsia"/>
+        </w:rPr>
+        <w:t>不比</w:t>
+      </w:r>
+      <w:r>
+        <w:t>B</w:t>
+      </w:r>
+      <w:r>
+        <w:rPr>
+          <w:rFonts w:hint="eastAsia"/>
+        </w:rPr>
+        <w:t>好</w:t>
+      </w:r>
+      <w:r>
+        <w:rPr>
+          <w:rFonts w:hint="eastAsia"/>
+        </w:rPr>
+        <w:t>)</w:t>
+      </w:r>
+    </w:p>
+    <w:p>
+      <w:r>
+        <w:rPr>
+          <w:rFonts w:hint="eastAsia"/>
+        </w:rPr>
+        <w:t>A</w:t>
+      </w:r>
+      <w:r>
+        <w:t>ns:</w:t>
+      </w:r>
+      <w:r>
+        <w:t xml:space="preserve"> </w:t>
+      </w:r>
+      <w:r>
+        <w:t>more</w:t>
+      </w:r>
+    </w:p>
+    <w:p/>
+    <w:p>
+      <w:r>
+        <w:rPr>
+          <w:rFonts w:hint="eastAsia"/>
+        </w:rPr>
+        <w:t>n</w:t>
+      </w:r>
+      <w:r>
+        <w:t>o sooner than</w:t>
+      </w:r>
+      <w:r>
+        <w:rPr>
+          <w:rFonts w:hint="eastAsia"/>
+        </w:rPr>
+        <w:t xml:space="preserve"> </w:t>
+      </w:r>
+      <w:r>
+        <w:t xml:space="preserve">A had PP when B </w:t>
+      </w:r>
+      <w:r>
+        <w:tab/>
+        <w:t>Ved: A</w:t>
+      </w:r>
+      <w:r>
+        <w:rPr>
+          <w:rFonts w:hint="eastAsia"/>
+        </w:rPr>
+        <w:t>一</w:t>
+      </w:r>
+      <w:r>
+        <w:t>…B</w:t>
+      </w:r>
+      <w:r>
+        <w:rPr>
+          <w:rFonts w:hint="eastAsia"/>
+        </w:rPr>
+        <w:t>就</w:t>
+      </w:r>
+      <w:r>
+        <w:t>…[</w:t>
+      </w:r>
+      <w:r>
+        <w:rPr>
+          <w:rFonts w:hint="eastAsia"/>
+        </w:rPr>
+        <w:t>或</w:t>
+      </w:r>
+      <w:r>
+        <w:rPr>
+          <w:rFonts w:hint="eastAsia"/>
+        </w:rPr>
+        <w:t>n</w:t>
+      </w:r>
+      <w:r>
+        <w:t xml:space="preserve">o sooner had A </w:t>
+      </w:r>
+      <w:proofErr w:type="spellStart"/>
+      <w:r>
+        <w:t>p.p</w:t>
+      </w:r>
+      <w:proofErr w:type="spellEnd"/>
+      <w:r>
+        <w:t xml:space="preserve"> than B Ved.]</w:t>
+      </w:r>
+    </w:p>
+    <w:p>
+      <w:proofErr w:type="spellStart"/>
+      <w:r>
+        <w:t>ex:No</w:t>
+      </w:r>
+      <w:proofErr w:type="spellEnd"/>
+      <w:r>
+        <w:t xml:space="preserve"> sooner than I had reached the intersection when the traffic</w:t>
+      </w:r>
+      <w:r>
+        <w:t xml:space="preserve"> light turned red </w:t>
+      </w:r>
+    </w:p>
+    <w:p>
+      <w:r>
+        <w:rPr>
+          <w:rFonts w:hint="eastAsia"/>
+        </w:rPr>
+        <w:t>我一到十字路口紅綠燈就變紅燈</w:t>
+      </w:r>
+    </w:p>
+    <w:p>
+      <w:r>
+        <w:t xml:space="preserve">No quicker than </w:t>
+      </w:r>
+      <w:r>
+        <w:rPr>
+          <w:rFonts w:hint="eastAsia"/>
+        </w:rPr>
+        <w:t>沒比較快</w:t>
+      </w:r>
+    </w:p>
+    <w:p>
+      <w:proofErr w:type="spellStart"/>
+      <w:r>
+        <w:t>Ex:Taking</w:t>
+      </w:r>
+      <w:proofErr w:type="spellEnd"/>
+      <w:r>
+        <w:t xml:space="preserve"> the train is no quicker than taking the bus</w:t>
+      </w:r>
+      <w:r>
+        <w:rPr>
+          <w:rFonts w:hint="eastAsia"/>
+        </w:rPr>
+        <w:t xml:space="preserve"> </w:t>
+      </w:r>
+      <w:r>
+        <w:rPr>
+          <w:rFonts w:hint="eastAsia"/>
+        </w:rPr>
+        <w:t>搭火車沒比搭公車快</w:t>
+      </w:r>
+    </w:p>
+    <w:p>
+      <w:r>
+        <w:rPr>
+          <w:rFonts w:hint="eastAsia"/>
+        </w:rPr>
+        <w:t xml:space="preserve"> </w:t>
+      </w:r>
+    </w:p>
+    <w:p>
+      <w:r>
+        <w:t xml:space="preserve">Attending seminars always gives one </w:t>
+      </w:r>
+      <w:r>
+        <w:rPr>
+          <w:highlight w:val="yellow"/>
+        </w:rPr>
+        <w:t>rich</w:t>
+      </w:r>
+      <w:r>
+        <w:t xml:space="preserve"> sources of new thinking for exponential growth.(A)lengthy</w:t>
+      </w:r>
+      <w:r>
+        <w:rPr>
+          <w:rFonts w:hint="eastAsia"/>
+        </w:rPr>
+        <w:t>(</w:t>
+      </w:r>
+      <w:r>
+        <w:rPr>
+          <w:rFonts w:hint="eastAsia"/>
+        </w:rPr>
+        <w:t>時間</w:t>
+      </w:r>
+      <w:r>
+        <w:rPr>
+          <w:rFonts w:hint="eastAsia"/>
+        </w:rPr>
+        <w:t>)</w:t>
+      </w:r>
+      <w:r>
+        <w:rPr>
+          <w:rFonts w:hint="eastAsia"/>
+        </w:rPr>
+        <w:t>長的</w:t>
+      </w:r>
+      <w:r>
+        <w:t>(B)negative</w:t>
+      </w:r>
+      <w:r>
+        <w:rPr>
+          <w:rFonts w:hint="eastAsia"/>
+        </w:rPr>
+        <w:t>負面的</w:t>
+      </w:r>
+      <w:r>
+        <w:rPr>
+          <w:highlight w:val="yellow"/>
+        </w:rPr>
+        <w:t>(C)rich</w:t>
+      </w:r>
+      <w:r>
+        <w:rPr>
+          <w:rFonts w:hint="eastAsia"/>
+          <w:highlight w:val="yellow"/>
+        </w:rPr>
+        <w:t>富裕、豐富</w:t>
+      </w:r>
+      <w:r>
+        <w:t>(D)careful</w:t>
+      </w:r>
+      <w:r>
+        <w:rPr>
+          <w:rFonts w:hint="eastAsia"/>
+        </w:rPr>
+        <w:t>小心的</w:t>
+      </w:r>
+    </w:p>
+    <w:p>
+      <w:r>
+        <w:t>E</w:t>
+      </w:r>
+      <w:r>
+        <w:t>xponential</w:t>
+      </w:r>
+      <w:r>
+        <w:rPr>
+          <w:rFonts w:hint="eastAsia"/>
+        </w:rPr>
+        <w:t xml:space="preserve"> a</w:t>
+      </w:r>
+      <w:r>
+        <w:t xml:space="preserve">dj </w:t>
+      </w:r>
+      <w:r>
+        <w:rPr>
+          <w:rFonts w:hint="eastAsia"/>
+        </w:rPr>
+        <w:t>跳躍式</w:t>
+      </w:r>
+      <w:r>
+        <w:rPr>
+          <w:rFonts w:hint="eastAsia"/>
+        </w:rPr>
+        <w:t>、</w:t>
+      </w:r>
+      <w:r>
+        <w:rPr>
+          <w:rFonts w:hint="eastAsia"/>
+        </w:rPr>
+        <w:t>l</w:t>
+      </w:r>
+      <w:r>
+        <w:t xml:space="preserve">inear adj </w:t>
+      </w:r>
+      <w:r>
+        <w:rPr>
+          <w:rFonts w:hint="eastAsia"/>
+        </w:rPr>
+        <w:t>線性的</w:t>
+      </w:r>
+    </w:p>
+    <w:p>
+      <w:pPr>
+        <w:rPr>
+          <w:rFonts w:hint="eastAsia"/>
+        </w:rPr>
+      </w:pPr>
+      <w:r>
+        <w:t>Ans:</w:t>
+      </w:r>
+      <w:r>
+        <w:t xml:space="preserve"> </w:t>
+      </w:r>
+      <w:r>
+        <w:t>rich</w:t>
+      </w:r>
+    </w:p>
+    <w:p/>
+    <w:p/>
+    <w:p>
+      <w:pPr>
+        <w:rPr>
+          <w:rFonts w:hint="eastAsia"/>
+        </w:rPr>
+      </w:pPr>
+    </w:p>
+    <w:p>
+      <w:pPr>
+        <w:rPr>
+          <w:rFonts w:hint="eastAsia"/>
+        </w:rPr>
+      </w:pPr>
+    </w:p>
+    <w:p>
+      <w:pPr>
+        <w:rPr>
+          <w:rFonts w:hint="eastAsia"/>
+        </w:rPr>
+      </w:pPr>
+    </w:p>
     <w:sectPr>
       <w:pgSz w:w="11906" w:h="16838"/>
       <w:pgMar w:top="1440" w:right="1800" w:bottom="1440" w:left="1800" w:header="851" w:footer="992" w:gutter="0"/>
@@ -11,6 +880,44 @@
     </w:sectPr>
   </w:body>
 </w:document>
+</file>
+
+<file path=word/endnotes.xml><?xml version="1.0" encoding="utf-8"?>
+<w:endnotes xmlns:wpc="http://schemas.microsoft.com/office/word/2010/wordprocessingCanvas" xmlns:cx="http://schemas.microsoft.com/office/drawing/2014/chartex" xmlns:cx1="http://schemas.microsoft.com/office/drawing/2015/9/8/chartex" xmlns:cx2="http://schemas.microsoft.com/office/drawing/2015/10/21/chartex" xmlns:cx3="http://schemas.microsoft.com/office/drawing/2016/5/9/chartex" xmlns:cx4="http://schemas.microsoft.com/office/drawing/2016/5/10/chartex" xmlns:cx5="http://schemas.microsoft.com/office/drawing/2016/5/11/chartex" xmlns:cx6="http://schemas.microsoft.com/office/drawing/2016/5/12/chartex" xmlns:cx7="http://schemas.microsoft.com/office/drawing/2016/5/13/chartex" xmlns:cx8="http://schemas.microsoft.com/office/drawing/2016/5/14/chartex" xmlns:mc="http://schemas.openxmlformats.org/markup-compatibility/2006" xmlns:aink="http://schemas.microsoft.com/office/drawing/2016/ink" xmlns:am3d="http://schemas.microsoft.com/office/drawing/2017/model3d" xmlns:o="urn:schemas-microsoft-com:office:office" xmlns:oel="http://schemas.microsoft.com/office/2019/extlst" xmlns:r="http://schemas.openxmlformats.org/officeDocument/2006/relationships" xmlns:m="http://schemas.openxmlformats.org/officeDocument/2006/math" xmlns:v="urn:schemas-microsoft-com:vml" xmlns:wp14="http://schemas.microsoft.com/office/word/2010/wordprocessingDrawing" xmlns:wp="http://schemas.openxmlformats.org/drawingml/2006/wordprocessingDrawing" xmlns:w10="urn:schemas-microsoft-com:office:word" xmlns:w="http://schemas.openxmlformats.org/wordprocessingml/2006/main" xmlns:w14="http://schemas.microsoft.com/office/word/2010/wordml" xmlns:w15="http://schemas.microsoft.com/office/word/2012/wordml" xmlns:w16cex="http://schemas.microsoft.com/office/word/2018/wordml/cex" xmlns:w16cid="http://schemas.microsoft.com/office/word/2016/wordml/cid" xmlns:w16="http://schemas.microsoft.com/office/word/2018/wordml" xmlns:w16du="http://schemas.microsoft.com/office/word/2023/wordml/word16du" xmlns:w16sdtdh="http://schemas.microsoft.com/office/word/2020/wordml/sdtdatahash" xmlns:w16se="http://schemas.microsoft.com/office/word/2015/wordml/symex" xmlns:wpg="http://schemas.microsoft.com/office/word/2010/wordprocessingGroup" xmlns:wpi="http://schemas.microsoft.com/office/word/2010/wordprocessingInk" xmlns:wne="http://schemas.microsoft.com/office/word/2006/wordml" xmlns:wps="http://schemas.microsoft.com/office/word/2010/wordprocessingShape" mc:Ignorable="w14 w15 w16se w16cid w16 w16cex w16sdtdh wp14">
+  <w:endnote w:type="separator" w:id="-1">
+    <w:p>
+      <w:r>
+        <w:separator/>
+      </w:r>
+    </w:p>
+  </w:endnote>
+  <w:endnote w:type="continuationSeparator" w:id="0">
+    <w:p>
+      <w:r>
+        <w:continuationSeparator/>
+      </w:r>
+    </w:p>
+  </w:endnote>
+</w:endnotes>
+</file>
+
+<file path=word/footnotes.xml><?xml version="1.0" encoding="utf-8"?>
+<w:footnotes xmlns:wpc="http://schemas.microsoft.com/office/word/2010/wordprocessingCanvas" xmlns:cx="http://schemas.microsoft.com/office/drawing/2014/chartex" xmlns:cx1="http://schemas.microsoft.com/office/drawing/2015/9/8/chartex" xmlns:cx2="http://schemas.microsoft.com/office/drawing/2015/10/21/chartex" xmlns:cx3="http://schemas.microsoft.com/office/drawing/2016/5/9/chartex" xmlns:cx4="http://schemas.microsoft.com/office/drawing/2016/5/10/chartex" xmlns:cx5="http://schemas.microsoft.com/office/drawing/2016/5/11/chartex" xmlns:cx6="http://schemas.microsoft.com/office/drawing/2016/5/12/chartex" xmlns:cx7="http://schemas.microsoft.com/office/drawing/2016/5/13/chartex" xmlns:cx8="http://schemas.microsoft.com/office/drawing/2016/5/14/chartex" xmlns:mc="http://schemas.openxmlformats.org/markup-compatibility/2006" xmlns:aink="http://schemas.microsoft.com/office/drawing/2016/ink" xmlns:am3d="http://schemas.microsoft.com/office/drawing/2017/model3d" xmlns:o="urn:schemas-microsoft-com:office:office" xmlns:oel="http://schemas.microsoft.com/office/2019/extlst" xmlns:r="http://schemas.openxmlformats.org/officeDocument/2006/relationships" xmlns:m="http://schemas.openxmlformats.org/officeDocument/2006/math" xmlns:v="urn:schemas-microsoft-com:vml" xmlns:wp14="http://schemas.microsoft.com/office/word/2010/wordprocessingDrawing" xmlns:wp="http://schemas.openxmlformats.org/drawingml/2006/wordprocessingDrawing" xmlns:w10="urn:schemas-microsoft-com:office:word" xmlns:w="http://schemas.openxmlformats.org/wordprocessingml/2006/main" xmlns:w14="http://schemas.microsoft.com/office/word/2010/wordml" xmlns:w15="http://schemas.microsoft.com/office/word/2012/wordml" xmlns:w16cex="http://schemas.microsoft.com/office/word/2018/wordml/cex" xmlns:w16cid="http://schemas.microsoft.com/office/word/2016/wordml/cid" xmlns:w16="http://schemas.microsoft.com/office/word/2018/wordml" xmlns:w16du="http://schemas.microsoft.com/office/word/2023/wordml/word16du" xmlns:w16sdtdh="http://schemas.microsoft.com/office/word/2020/wordml/sdtdatahash" xmlns:w16se="http://schemas.microsoft.com/office/word/2015/wordml/symex" xmlns:wpg="http://schemas.microsoft.com/office/word/2010/wordprocessingGroup" xmlns:wpi="http://schemas.microsoft.com/office/word/2010/wordprocessingInk" xmlns:wne="http://schemas.microsoft.com/office/word/2006/wordml" xmlns:wps="http://schemas.microsoft.com/office/word/2010/wordprocessingShape" mc:Ignorable="w14 w15 w16se w16cid w16 w16cex w16sdtdh wp14">
+  <w:footnote w:type="separator" w:id="-1">
+    <w:p>
+      <w:r>
+        <w:separator/>
+      </w:r>
+    </w:p>
+  </w:footnote>
+  <w:footnote w:type="continuationSeparator" w:id="0">
+    <w:p>
+      <w:r>
+        <w:continuationSeparator/>
+      </w:r>
+    </w:p>
+  </w:footnote>
+</w:footnotes>
 </file>
 
 <file path=word/styles.xml><?xml version="1.0" encoding="utf-8"?>
@@ -439,6 +1346,66 @@
     <w:semiHidden/>
     <w:unhideWhenUsed/>
   </w:style>
+  <w:style w:type="paragraph" w:styleId="a3">
+    <w:name w:val="header"/>
+    <w:basedOn w:val="a"/>
+    <w:link w:val="a4"/>
+    <w:uiPriority w:val="99"/>
+    <w:unhideWhenUsed/>
+    <w:rsid w:val="00713AE3"/>
+    <w:pPr>
+      <w:tabs>
+        <w:tab w:val="center" w:pos="4153"/>
+        <w:tab w:val="right" w:pos="8306"/>
+      </w:tabs>
+      <w:snapToGrid w:val="0"/>
+    </w:pPr>
+    <w:rPr>
+      <w:sz w:val="20"/>
+      <w:szCs w:val="20"/>
+    </w:rPr>
+  </w:style>
+  <w:style w:type="character" w:customStyle="1" w:styleId="a4">
+    <w:name w:val="頁首 字元"/>
+    <w:basedOn w:val="a0"/>
+    <w:link w:val="a3"/>
+    <w:uiPriority w:val="99"/>
+    <w:rsid w:val="00713AE3"/>
+    <w:rPr>
+      <w:sz w:val="20"/>
+      <w:szCs w:val="20"/>
+    </w:rPr>
+  </w:style>
+  <w:style w:type="paragraph" w:styleId="a5">
+    <w:name w:val="footer"/>
+    <w:basedOn w:val="a"/>
+    <w:link w:val="a6"/>
+    <w:uiPriority w:val="99"/>
+    <w:unhideWhenUsed/>
+    <w:rsid w:val="00713AE3"/>
+    <w:pPr>
+      <w:tabs>
+        <w:tab w:val="center" w:pos="4153"/>
+        <w:tab w:val="right" w:pos="8306"/>
+      </w:tabs>
+      <w:snapToGrid w:val="0"/>
+    </w:pPr>
+    <w:rPr>
+      <w:sz w:val="20"/>
+      <w:szCs w:val="20"/>
+    </w:rPr>
+  </w:style>
+  <w:style w:type="character" w:customStyle="1" w:styleId="a6">
+    <w:name w:val="頁尾 字元"/>
+    <w:basedOn w:val="a0"/>
+    <w:link w:val="a5"/>
+    <w:uiPriority w:val="99"/>
+    <w:rsid w:val="00713AE3"/>
+    <w:rPr>
+      <w:sz w:val="20"/>
+      <w:szCs w:val="20"/>
+    </w:rPr>
+  </w:style>
 </w:styles>
 </file>
 

--- a/碩一/TOEIC/文法單字.docx
+++ b/碩一/TOEIC/文法單字.docx
@@ -30,13 +30,7 @@
     </w:p>
     <w:p>
       <w:r>
-        <w:t>C</w:t>
-      </w:r>
-      <w:r>
-        <w:t>uisines</w:t>
-      </w:r>
-      <w:r>
-        <w:t xml:space="preserve"> n.</w:t>
+        <w:t>Cuisines n.</w:t>
       </w:r>
       <w:r>
         <w:rPr>
@@ -106,23 +100,12 @@
         <w:t>due</w:t>
       </w:r>
       <w:r>
-        <w:t xml:space="preserve"> </w:t>
-      </w:r>
-      <w:proofErr w:type="spellStart"/>
-      <w:r>
-        <w:t>tomorrow,so</w:t>
-      </w:r>
-      <w:proofErr w:type="spellEnd"/>
-      <w:r>
-        <w:t xml:space="preserve"> hurry up and register for it.</w:t>
+        <w:t xml:space="preserve"> tomorrow,so hurry up and register for it.</w:t>
       </w:r>
     </w:p>
     <w:p>
       <w:pPr>
         <w:ind w:rightChars="100" w:right="240"/>
-        <w:rPr>
-          <w:rFonts w:hint="eastAsia"/>
-        </w:rPr>
       </w:pPr>
       <w:r>
         <w:rPr>
@@ -145,40 +128,285 @@
     </w:p>
     <w:p>
       <w:r>
+        <w:t>Expired v.</w:t>
+      </w:r>
+      <w:r>
+        <w:rPr>
+          <w:rFonts w:hint="eastAsia"/>
+        </w:rPr>
+        <w:t xml:space="preserve"> </w:t>
+      </w:r>
+      <w:r>
+        <w:rPr>
+          <w:rFonts w:hint="eastAsia"/>
+        </w:rPr>
+        <w:t>過期、</w:t>
+      </w:r>
+      <w:r>
+        <w:t>extended</w:t>
+      </w:r>
+      <w:r>
+        <w:t xml:space="preserve"> adj.</w:t>
+      </w:r>
+      <w:r>
+        <w:rPr>
+          <w:rFonts w:hint="eastAsia"/>
+        </w:rPr>
+        <w:t>延伸、</w:t>
+      </w:r>
+      <w:r>
+        <w:t>commence</w:t>
+      </w:r>
+      <w:r>
+        <w:rPr>
+          <w:rFonts w:hint="eastAsia"/>
+        </w:rPr>
+        <w:t xml:space="preserve"> v</w:t>
+      </w:r>
+      <w:r>
+        <w:t>.</w:t>
+      </w:r>
+      <w:r>
+        <w:rPr>
+          <w:rFonts w:hint="eastAsia"/>
+        </w:rPr>
+        <w:t>開始</w:t>
+      </w:r>
+      <w:r>
+        <w:rPr>
+          <w:rFonts w:hint="eastAsia"/>
+        </w:rPr>
+        <w:t>、</w:t>
+      </w:r>
+      <w:r>
+        <w:rPr>
+          <w:rFonts w:hint="eastAsia"/>
+        </w:rPr>
+        <w:t>d</w:t>
+      </w:r>
+      <w:r>
+        <w:t xml:space="preserve">ue </w:t>
+      </w:r>
+      <w:r>
+        <w:rPr>
+          <w:rFonts w:hint="eastAsia"/>
+        </w:rPr>
+        <w:t>到期、預期的</w:t>
+      </w:r>
+      <w:r>
+        <w:rPr>
+          <w:rFonts w:hint="eastAsia"/>
+        </w:rPr>
+        <w:t xml:space="preserve"> </w:t>
+      </w:r>
+      <w:r>
+        <w:t>adj</w:t>
+      </w:r>
+    </w:p>
+    <w:p>
+      <w:r>
+        <w:t xml:space="preserve">Extended until </w:t>
+      </w:r>
+      <w:r>
+        <w:rPr>
+          <w:rFonts w:hint="eastAsia"/>
+        </w:rPr>
+        <w:t>延後至</w:t>
+      </w:r>
+      <w:r>
+        <w:t>…</w:t>
+      </w:r>
+      <w:r>
+        <w:rPr>
+          <w:rFonts w:hint="eastAsia"/>
+        </w:rPr>
+        <w:t>、</w:t>
+      </w:r>
+      <w:r>
+        <w:rPr>
+          <w:rFonts w:hint="eastAsia"/>
+        </w:rPr>
+        <w:t>a</w:t>
+      </w:r>
+      <w:r>
+        <w:t>pplicants</w:t>
+      </w:r>
+      <w:r>
+        <w:rPr>
+          <w:rFonts w:hint="eastAsia"/>
+        </w:rPr>
+        <w:t xml:space="preserve"> </w:t>
+      </w:r>
+      <w:r>
+        <w:t>n.</w:t>
+      </w:r>
+      <w:r>
+        <w:rPr>
+          <w:rFonts w:hint="eastAsia"/>
+        </w:rPr>
+        <w:t>申請人</w:t>
+      </w:r>
+    </w:p>
+    <w:p>
+      <w:r>
+        <w:rPr>
+          <w:rFonts w:hint="eastAsia"/>
+        </w:rPr>
+        <w:t>A</w:t>
+      </w:r>
+      <w:r>
+        <w:t>ns:</w:t>
+      </w:r>
+      <w:r>
+        <w:t xml:space="preserve"> </w:t>
+      </w:r>
+      <w:r>
+        <w:t>due</w:t>
+      </w:r>
+    </w:p>
+    <w:p/>
+    <w:p>
+      <w:r>
+        <w:rPr>
+          <w:rFonts w:hint="eastAsia"/>
+        </w:rPr>
         <w:t>E</w:t>
       </w:r>
       <w:r>
-        <w:t>xpired</w:t>
-      </w:r>
-      <w:r>
-        <w:t xml:space="preserve"> v.</w:t>
-      </w:r>
-      <w:r>
-        <w:rPr>
-          <w:rFonts w:hint="eastAsia"/>
-        </w:rPr>
-        <w:t xml:space="preserve"> </w:t>
-      </w:r>
-      <w:r>
-        <w:rPr>
-          <w:rFonts w:hint="eastAsia"/>
-        </w:rPr>
-        <w:t>過期、</w:t>
-      </w:r>
-      <w:r>
-        <w:t>extended</w:t>
-      </w:r>
-      <w:r>
-        <w:t xml:space="preserve"> adj.</w:t>
-      </w:r>
-      <w:r>
-        <w:rPr>
-          <w:rFonts w:hint="eastAsia"/>
-        </w:rPr>
-        <w:t>延伸、</w:t>
-      </w:r>
-      <w:r>
-        <w:t>commence</w:t>
+        <w:t xml:space="preserve">mployees are urged to refer to their instructional </w:t>
+      </w:r>
+      <w:r>
+        <w:rPr>
+          <w:highlight w:val="yellow"/>
+        </w:rPr>
+        <w:t>manual</w:t>
+      </w:r>
+      <w:r>
+        <w:t xml:space="preserve"> whenever they encounter operational difficulties. </w:t>
+      </w:r>
+      <w:r>
+        <w:rPr>
+          <w:highlight w:val="yellow"/>
+        </w:rPr>
+        <w:t>(A)manual</w:t>
+      </w:r>
+      <w:r>
+        <w:t xml:space="preserve"> (B)script(C)paperwork(D)application</w:t>
+      </w:r>
+    </w:p>
+    <w:p>
+      <w:r>
+        <w:t xml:space="preserve">Urge n. </w:t>
+      </w:r>
+      <w:r>
+        <w:rPr>
+          <w:rFonts w:hint="eastAsia"/>
+        </w:rPr>
+        <w:t>強烈要求</w:t>
+      </w:r>
+      <w:r>
+        <w:rPr>
+          <w:rFonts w:hint="eastAsia"/>
+        </w:rPr>
+        <w:t xml:space="preserve"> </w:t>
+      </w:r>
+      <w:r>
+        <w:t xml:space="preserve">-&gt;be urged to </w:t>
+      </w:r>
+      <w:r>
+        <w:rPr>
+          <w:rFonts w:hint="eastAsia"/>
+        </w:rPr>
+        <w:t>被要求、</w:t>
+      </w:r>
+      <w:r>
+        <w:t>instructional</w:t>
+      </w:r>
+      <w:r>
+        <w:rPr>
+          <w:rFonts w:hint="eastAsia"/>
+        </w:rPr>
+        <w:t xml:space="preserve"> a</w:t>
+      </w:r>
+      <w:r>
+        <w:t>dj.</w:t>
+      </w:r>
+      <w:r>
+        <w:rPr>
+          <w:rFonts w:hint="eastAsia"/>
+        </w:rPr>
+        <w:t>指導的</w:t>
+      </w:r>
+      <w:r>
+        <w:rPr>
+          <w:rFonts w:hint="eastAsia"/>
+        </w:rPr>
+        <w:t>、</w:t>
+      </w:r>
+      <w:r>
+        <w:t>script</w:t>
+      </w:r>
+      <w:r>
+        <w:t xml:space="preserve"> n.</w:t>
+      </w:r>
+      <w:r>
+        <w:rPr>
+          <w:rFonts w:hint="eastAsia"/>
+        </w:rPr>
+        <w:t>腳本</w:t>
+      </w:r>
+    </w:p>
+    <w:p>
+      <w:r>
+        <w:rPr>
+          <w:rFonts w:hint="eastAsia"/>
+        </w:rPr>
+        <w:t>W</w:t>
+      </w:r>
+      <w:r>
+        <w:t>h-ever:</w:t>
+      </w:r>
+      <w:r>
+        <w:rPr>
+          <w:rFonts w:hint="eastAsia"/>
+        </w:rPr>
+        <w:t>任何</w:t>
+      </w:r>
+      <w:r>
+        <w:rPr>
+          <w:rFonts w:hint="eastAsia"/>
+        </w:rPr>
+        <w:t>W</w:t>
+      </w:r>
+      <w:r>
+        <w:t>h..(whenever</w:t>
+      </w:r>
+      <w:r>
+        <w:rPr>
+          <w:rFonts w:hint="eastAsia"/>
+        </w:rPr>
+        <w:t xml:space="preserve"> </w:t>
+      </w:r>
+      <w:r>
+        <w:rPr>
+          <w:rFonts w:hint="eastAsia"/>
+        </w:rPr>
+        <w:t>任何時間</w:t>
+      </w:r>
+      <w:r>
+        <w:rPr>
+          <w:rFonts w:hint="eastAsia"/>
+        </w:rPr>
+        <w:t>)</w:t>
+      </w:r>
+      <w:r>
+        <w:rPr>
+          <w:rFonts w:hint="eastAsia"/>
+        </w:rPr>
+        <w:t>、</w:t>
+      </w:r>
+      <w:r>
+        <w:t>encounter</w:t>
       </w:r>
       <w:r>
         <w:rPr>
@@ -193,81 +421,7 @@
         <w:rPr>
           <w:rFonts w:hint="eastAsia"/>
         </w:rPr>
-        <w:t>開始</w:t>
-      </w:r>
-      <w:r>
-        <w:rPr>
-          <w:rFonts w:hint="eastAsia"/>
-        </w:rPr>
-        <w:t>、</w:t>
-      </w:r>
-      <w:r>
-        <w:rPr>
-          <w:rFonts w:hint="eastAsia"/>
-        </w:rPr>
-        <w:t>d</w:t>
-      </w:r>
-      <w:r>
-        <w:t xml:space="preserve">ue </w:t>
-      </w:r>
-      <w:r>
-        <w:rPr>
-          <w:rFonts w:hint="eastAsia"/>
-        </w:rPr>
-        <w:t>到期、預期的</w:t>
-      </w:r>
-      <w:r>
-        <w:rPr>
-          <w:rFonts w:hint="eastAsia"/>
-        </w:rPr>
-        <w:t xml:space="preserve"> </w:t>
-      </w:r>
-      <w:r>
-        <w:t>adj</w:t>
-      </w:r>
-    </w:p>
-    <w:p>
-      <w:r>
-        <w:t xml:space="preserve">Extended until </w:t>
-      </w:r>
-      <w:r>
-        <w:rPr>
-          <w:rFonts w:hint="eastAsia"/>
-        </w:rPr>
-        <w:t>延後至</w:t>
-      </w:r>
-      <w:r>
-        <w:t>…</w:t>
-      </w:r>
-      <w:r>
-        <w:rPr>
-          <w:rFonts w:hint="eastAsia"/>
-        </w:rPr>
-        <w:t>、</w:t>
-      </w:r>
-      <w:r>
-        <w:rPr>
-          <w:rFonts w:hint="eastAsia"/>
-        </w:rPr>
-        <w:t>a</w:t>
-      </w:r>
-      <w:r>
-        <w:t>pplicants</w:t>
-      </w:r>
-      <w:r>
-        <w:rPr>
-          <w:rFonts w:hint="eastAsia"/>
-        </w:rPr>
-        <w:t xml:space="preserve"> </w:t>
-      </w:r>
-      <w:r>
-        <w:t>n.</w:t>
-      </w:r>
-      <w:r>
-        <w:rPr>
-          <w:rFonts w:hint="eastAsia"/>
-        </w:rPr>
-        <w:t>申請人</w:t>
+        <w:t>遇到</w:t>
       </w:r>
     </w:p>
     <w:p>
@@ -284,223 +438,22 @@
         <w:t xml:space="preserve"> </w:t>
       </w:r>
       <w:r>
-        <w:t>due</w:t>
+        <w:t>manual</w:t>
       </w:r>
     </w:p>
     <w:p/>
     <w:p>
-      <w:pPr>
-        <w:rPr>
-          <w:rFonts w:hint="eastAsia"/>
-        </w:rPr>
-      </w:pPr>
-      <w:r>
-        <w:rPr>
-          <w:rFonts w:hint="eastAsia"/>
-        </w:rPr>
-        <w:t>E</w:t>
-      </w:r>
-      <w:r>
-        <w:t xml:space="preserve">mployees are urged to refer to their instructional </w:t>
+      <w:r>
+        <w:t xml:space="preserve">No </w:t>
       </w:r>
       <w:r>
         <w:rPr>
           <w:highlight w:val="yellow"/>
         </w:rPr>
-        <w:t>manual</w:t>
-      </w:r>
-      <w:r>
-        <w:t xml:space="preserve"> whenever they encounter operational difficulties. </w:t>
-      </w:r>
-      <w:r>
-        <w:rPr>
-          <w:highlight w:val="yellow"/>
-        </w:rPr>
-        <w:t>(A)manual</w:t>
-      </w:r>
-      <w:r>
-        <w:t xml:space="preserve"> (B)script(C)paperwork(D)application</w:t>
-      </w:r>
-    </w:p>
-    <w:p>
-      <w:r>
-        <w:t xml:space="preserve">Urge n. </w:t>
-      </w:r>
-      <w:r>
-        <w:rPr>
-          <w:rFonts w:hint="eastAsia"/>
-        </w:rPr>
-        <w:t>強烈要求</w:t>
-      </w:r>
-      <w:r>
-        <w:rPr>
-          <w:rFonts w:hint="eastAsia"/>
-        </w:rPr>
-        <w:t xml:space="preserve"> </w:t>
-      </w:r>
-      <w:r>
-        <w:t xml:space="preserve">-&gt;be urged to </w:t>
-      </w:r>
-      <w:r>
-        <w:rPr>
-          <w:rFonts w:hint="eastAsia"/>
-        </w:rPr>
-        <w:t>被要求、</w:t>
-      </w:r>
-      <w:r>
-        <w:t>instructional</w:t>
-      </w:r>
-      <w:r>
-        <w:rPr>
-          <w:rFonts w:hint="eastAsia"/>
-        </w:rPr>
-        <w:t xml:space="preserve"> a</w:t>
-      </w:r>
-      <w:r>
-        <w:t>dj.</w:t>
-      </w:r>
-      <w:r>
-        <w:rPr>
-          <w:rFonts w:hint="eastAsia"/>
-        </w:rPr>
-        <w:t>指導的</w:t>
-      </w:r>
-      <w:r>
-        <w:rPr>
-          <w:rFonts w:hint="eastAsia"/>
-        </w:rPr>
-        <w:t>、</w:t>
-      </w:r>
-      <w:r>
-        <w:t>script</w:t>
-      </w:r>
-      <w:r>
-        <w:t xml:space="preserve"> n.</w:t>
-      </w:r>
-      <w:r>
-        <w:rPr>
-          <w:rFonts w:hint="eastAsia"/>
-        </w:rPr>
-        <w:t>腳本</w:t>
-      </w:r>
-    </w:p>
-    <w:p>
-      <w:proofErr w:type="spellStart"/>
-      <w:r>
-        <w:rPr>
-          <w:rFonts w:hint="eastAsia"/>
-        </w:rPr>
-        <w:t>W</w:t>
-      </w:r>
-      <w:r>
-        <w:t>h</w:t>
-      </w:r>
-      <w:proofErr w:type="spellEnd"/>
-      <w:r>
-        <w:t>-ever:</w:t>
-      </w:r>
-      <w:r>
-        <w:rPr>
-          <w:rFonts w:hint="eastAsia"/>
-        </w:rPr>
-        <w:t>任何</w:t>
-      </w:r>
-      <w:r>
-        <w:rPr>
-          <w:rFonts w:hint="eastAsia"/>
-        </w:rPr>
-        <w:t>W</w:t>
-      </w:r>
-      <w:r>
-        <w:t>h..(whenever</w:t>
-      </w:r>
-      <w:r>
-        <w:rPr>
-          <w:rFonts w:hint="eastAsia"/>
-        </w:rPr>
-        <w:t xml:space="preserve"> </w:t>
-      </w:r>
-      <w:r>
-        <w:rPr>
-          <w:rFonts w:hint="eastAsia"/>
-        </w:rPr>
-        <w:t>任何時間</w:t>
-      </w:r>
-      <w:r>
-        <w:rPr>
-          <w:rFonts w:hint="eastAsia"/>
-        </w:rPr>
-        <w:t>)</w:t>
-      </w:r>
-      <w:r>
-        <w:rPr>
-          <w:rFonts w:hint="eastAsia"/>
-        </w:rPr>
-        <w:t>、</w:t>
-      </w:r>
-      <w:r>
-        <w:t>encounter</w:t>
-      </w:r>
-      <w:r>
-        <w:rPr>
-          <w:rFonts w:hint="eastAsia"/>
-        </w:rPr>
-        <w:t xml:space="preserve"> v</w:t>
-      </w:r>
-      <w:r>
-        <w:t>.</w:t>
-      </w:r>
-      <w:r>
-        <w:rPr>
-          <w:rFonts w:hint="eastAsia"/>
-        </w:rPr>
-        <w:t>遇到</w:t>
-      </w:r>
-    </w:p>
-    <w:p>
-      <w:r>
-        <w:rPr>
-          <w:rFonts w:hint="eastAsia"/>
-        </w:rPr>
-        <w:t>A</w:t>
-      </w:r>
-      <w:r>
-        <w:t>ns:</w:t>
-      </w:r>
-      <w:r>
-        <w:t xml:space="preserve"> </w:t>
-      </w:r>
-      <w:r>
-        <w:t>manual</w:t>
-      </w:r>
-    </w:p>
-    <w:p>
-      <w:pPr>
-        <w:rPr>
-          <w:rFonts w:hint="eastAsia"/>
-        </w:rPr>
-      </w:pPr>
-    </w:p>
-    <w:p>
-      <w:r>
-        <w:t xml:space="preserve">No </w:t>
-      </w:r>
-      <w:r>
-        <w:rPr>
-          <w:highlight w:val="yellow"/>
-        </w:rPr>
         <w:t>more</w:t>
       </w:r>
       <w:r>
-        <w:t xml:space="preserve"> than just 6 working days are required for any </w:t>
-      </w:r>
-      <w:proofErr w:type="spellStart"/>
-      <w:r>
-        <w:t>jayX</w:t>
-      </w:r>
-      <w:proofErr w:type="spellEnd"/>
-      <w:r>
-        <w:t xml:space="preserve"> products to be fixed and returned to their owners. (A)better</w:t>
+        <w:t xml:space="preserve"> than just 6 working days are required for any jayX products to be fixed and returned to their owners. (A)better</w:t>
       </w:r>
       <w:r>
         <w:rPr>
@@ -647,25 +600,12 @@
         <w:t>n</w:t>
       </w:r>
       <w:r>
-        <w:t xml:space="preserve">o sooner had A </w:t>
-      </w:r>
-      <w:proofErr w:type="spellStart"/>
-      <w:r>
-        <w:t>p.p</w:t>
-      </w:r>
-      <w:proofErr w:type="spellEnd"/>
-      <w:r>
-        <w:t xml:space="preserve"> than B Ved.]</w:t>
-      </w:r>
-    </w:p>
-    <w:p>
-      <w:proofErr w:type="spellStart"/>
-      <w:r>
-        <w:t>ex:No</w:t>
-      </w:r>
-      <w:proofErr w:type="spellEnd"/>
-      <w:r>
-        <w:t xml:space="preserve"> sooner than I had reached the intersection when the traffic</w:t>
+        <w:t>o sooner had A p.p than B Ved.]</w:t>
+      </w:r>
+    </w:p>
+    <w:p>
+      <w:r>
+        <w:t>ex:No sooner than I had reached the intersection when the traffic</w:t>
       </w:r>
       <w:r>
         <w:t xml:space="preserve"> light turned red </w:t>
@@ -691,13 +631,8 @@
       </w:r>
     </w:p>
     <w:p>
-      <w:proofErr w:type="spellStart"/>
-      <w:r>
-        <w:t>Ex:Taking</w:t>
-      </w:r>
-      <w:proofErr w:type="spellEnd"/>
-      <w:r>
-        <w:t xml:space="preserve"> the train is no quicker than taking the bus</w:t>
+      <w:r>
+        <w:t>Ex:Taking the train is no quicker than taking the bus</w:t>
       </w:r>
       <w:r>
         <w:rPr>
@@ -791,10 +726,7 @@
     </w:p>
     <w:p>
       <w:r>
-        <w:t>E</w:t>
-      </w:r>
-      <w:r>
-        <w:t>xponential</w:t>
+        <w:t>Exponential</w:t>
       </w:r>
       <w:r>
         <w:rPr>
@@ -834,11 +766,6 @@
       </w:r>
     </w:p>
     <w:p>
-      <w:pPr>
-        <w:rPr>
-          <w:rFonts w:hint="eastAsia"/>
-        </w:rPr>
-      </w:pPr>
       <w:r>
         <w:t>Ans:</w:t>
       </w:r>
@@ -852,25 +779,195 @@
     <w:p/>
     <w:p/>
     <w:p>
+      <w:r>
+        <w:lastRenderedPageBreak/>
+        <w:t xml:space="preserve">Usually meetings with such short notice will have low attendance,but the one we had was </w:t>
+      </w:r>
+      <w:r>
+        <w:rPr>
+          <w:highlight w:val="yellow"/>
+        </w:rPr>
+        <w:t>well</w:t>
+      </w:r>
+      <w:r>
+        <w:t xml:space="preserve"> attended. </w:t>
+      </w:r>
+      <w:r>
+        <w:rPr>
+          <w:highlight w:val="yellow"/>
+        </w:rPr>
+        <w:t xml:space="preserve">(A)well </w:t>
+      </w:r>
+      <w:r>
+        <w:rPr>
+          <w:rFonts w:hint="eastAsia"/>
+          <w:highlight w:val="yellow"/>
+        </w:rPr>
+        <w:t>好</w:t>
+      </w:r>
+      <w:r>
+        <w:rPr>
+          <w:rFonts w:hint="eastAsia"/>
+          <w:highlight w:val="yellow"/>
+        </w:rPr>
+        <w:t xml:space="preserve"> </w:t>
+      </w:r>
+      <w:r>
+        <w:rPr>
+          <w:highlight w:val="yellow"/>
+        </w:rPr>
+        <w:t>adv</w:t>
+      </w:r>
+      <w:r>
+        <w:t>(B)good</w:t>
+      </w:r>
+      <w:r>
+        <w:rPr>
+          <w:rFonts w:hint="eastAsia"/>
+        </w:rPr>
+        <w:t>好</w:t>
+      </w:r>
+      <w:r>
+        <w:rPr>
+          <w:rFonts w:hint="eastAsia"/>
+        </w:rPr>
+        <w:t xml:space="preserve"> </w:t>
+      </w:r>
+      <w:r>
+        <w:t>adj</w:t>
+      </w:r>
+      <w:r>
+        <w:t>(C)better</w:t>
+      </w:r>
+      <w:r>
+        <w:rPr>
+          <w:rFonts w:hint="eastAsia"/>
+        </w:rPr>
+        <w:t>更好</w:t>
+      </w:r>
+      <w:r>
+        <w:rPr>
+          <w:rFonts w:hint="eastAsia"/>
+        </w:rPr>
+        <w:t xml:space="preserve"> </w:t>
+      </w:r>
+      <w:r>
+        <w:t>A</w:t>
+      </w:r>
+      <w:r>
+        <w:tab/>
+        <w:t xml:space="preserve">dj </w:t>
+      </w:r>
+      <w:r>
+        <w:t>(D)best</w:t>
+      </w:r>
+      <w:r>
+        <w:rPr>
+          <w:rFonts w:hint="eastAsia"/>
+        </w:rPr>
+        <w:t>最好</w:t>
+      </w:r>
+      <w:r>
+        <w:rPr>
+          <w:rFonts w:hint="eastAsia"/>
+        </w:rPr>
+        <w:t>A</w:t>
+      </w:r>
+      <w:r>
+        <w:t>dj</w:t>
+      </w:r>
+    </w:p>
+    <w:p/>
+    <w:p>
+      <w:r>
+        <w:t xml:space="preserve">Short notice </w:t>
+      </w:r>
+      <w:r>
+        <w:rPr>
+          <w:rFonts w:hint="eastAsia"/>
+        </w:rPr>
+        <w:t>臨時通知、</w:t>
+      </w:r>
+      <w:r>
+        <w:t>attendance</w:t>
+      </w:r>
+      <w:r>
+        <w:rPr>
+          <w:rFonts w:hint="eastAsia"/>
+        </w:rPr>
+        <w:t xml:space="preserve"> n</w:t>
+      </w:r>
+      <w:r>
+        <w:t xml:space="preserve"> </w:t>
+      </w:r>
+      <w:r>
+        <w:rPr>
+          <w:rFonts w:hint="eastAsia"/>
+        </w:rPr>
+        <w:t>出席率、</w:t>
+      </w:r>
+      <w:r>
+        <w:t>Well attended</w:t>
+      </w:r>
+      <w:r>
+        <w:rPr>
+          <w:rFonts w:hint="eastAsia"/>
+        </w:rPr>
+        <w:t>出席人數眾多</w:t>
+      </w:r>
+    </w:p>
+    <w:p>
+      <w:r>
+        <w:t>“be” PP</w:t>
+      </w:r>
+      <w:r>
+        <w:rPr>
+          <w:rFonts w:hint="eastAsia"/>
+        </w:rPr>
+        <w:t>:</w:t>
+      </w:r>
+      <w:r>
+        <w:rPr>
+          <w:rFonts w:hint="eastAsia"/>
+        </w:rPr>
+        <w:t>被動語態</w:t>
+      </w:r>
+      <w:r>
+        <w:rPr>
+          <w:rFonts w:hint="eastAsia"/>
+        </w:rPr>
+        <w:t xml:space="preserve"> </w:t>
+      </w:r>
+      <w:r>
+        <w:t>The meeting was attended by all full-time employees</w:t>
+      </w:r>
+    </w:p>
+    <w:p>
+      <w:r>
+        <w:rPr>
+          <w:rFonts w:hint="eastAsia"/>
+        </w:rPr>
+        <w:t>會議被所有全職員工參加</w:t>
+      </w:r>
+    </w:p>
+    <w:p>
       <w:pPr>
         <w:rPr>
           <w:rFonts w:hint="eastAsia"/>
         </w:rPr>
       </w:pPr>
-    </w:p>
-    <w:p>
-      <w:pPr>
-        <w:rPr>
-          <w:rFonts w:hint="eastAsia"/>
-        </w:rPr>
-      </w:pPr>
-    </w:p>
-    <w:p>
-      <w:pPr>
-        <w:rPr>
-          <w:rFonts w:hint="eastAsia"/>
-        </w:rPr>
-      </w:pPr>
+      <w:r>
+        <w:t>“be” Adv PP</w:t>
+      </w:r>
+      <w:r>
+        <w:t xml:space="preserve"> </w:t>
+      </w:r>
+      <w:r>
+        <w:rPr>
+          <w:rFonts w:hint="eastAsia"/>
+        </w:rPr>
+        <w:t>副詞去修飾動詞</w:t>
+      </w:r>
     </w:p>
     <w:sectPr>
       <w:pgSz w:w="11906" w:h="16838"/>

--- a/碩一/TOEIC/文法單字.docx
+++ b/碩一/TOEIC/文法單字.docx
@@ -1,6 +1,6 @@
 
 <file path=word/document.xml><?xml version="1.0" encoding="utf-8"?>
-<w:document xmlns:wpc="http://schemas.microsoft.com/office/word/2010/wordprocessingCanvas" xmlns:cx="http://schemas.microsoft.com/office/drawing/2014/chartex" xmlns:cx1="http://schemas.microsoft.com/office/drawing/2015/9/8/chartex" xmlns:cx2="http://schemas.microsoft.com/office/drawing/2015/10/21/chartex" xmlns:cx3="http://schemas.microsoft.com/office/drawing/2016/5/9/chartex" xmlns:cx4="http://schemas.microsoft.com/office/drawing/2016/5/10/chartex" xmlns:cx5="http://schemas.microsoft.com/office/drawing/2016/5/11/chartex" xmlns:cx6="http://schemas.microsoft.com/office/drawing/2016/5/12/chartex" xmlns:cx7="http://schemas.microsoft.com/office/drawing/2016/5/13/chartex" xmlns:cx8="http://schemas.microsoft.com/office/drawing/2016/5/14/chartex" xmlns:mc="http://schemas.openxmlformats.org/markup-compatibility/2006" xmlns:aink="http://schemas.microsoft.com/office/drawing/2016/ink" xmlns:am3d="http://schemas.microsoft.com/office/drawing/2017/model3d" xmlns:o="urn:schemas-microsoft-com:office:office" xmlns:oel="http://schemas.microsoft.com/office/2019/extlst" xmlns:r="http://schemas.openxmlformats.org/officeDocument/2006/relationships" xmlns:m="http://schemas.openxmlformats.org/officeDocument/2006/math" xmlns:v="urn:schemas-microsoft-com:vml" xmlns:wp14="http://schemas.microsoft.com/office/word/2010/wordprocessingDrawing" xmlns:wp="http://schemas.openxmlformats.org/drawingml/2006/wordprocessingDrawing" xmlns:w10="urn:schemas-microsoft-com:office:word" xmlns:w="http://schemas.openxmlformats.org/wordprocessingml/2006/main" xmlns:w14="http://schemas.microsoft.com/office/word/2010/wordml" xmlns:w15="http://schemas.microsoft.com/office/word/2012/wordml" xmlns:w16cex="http://schemas.microsoft.com/office/word/2018/wordml/cex" xmlns:w16cid="http://schemas.microsoft.com/office/word/2016/wordml/cid" xmlns:w16="http://schemas.microsoft.com/office/word/2018/wordml" xmlns:w16du="http://schemas.microsoft.com/office/word/2023/wordml/word16du" xmlns:w16sdtdh="http://schemas.microsoft.com/office/word/2020/wordml/sdtdatahash" xmlns:w16se="http://schemas.microsoft.com/office/word/2015/wordml/symex" xmlns:wpg="http://schemas.microsoft.com/office/word/2010/wordprocessingGroup" xmlns:wpi="http://schemas.microsoft.com/office/word/2010/wordprocessingInk" xmlns:wne="http://schemas.microsoft.com/office/word/2006/wordml" xmlns:wps="http://schemas.microsoft.com/office/word/2010/wordprocessingShape" mc:Ignorable="w14 w15 w16se w16cid w16 w16cex w16sdtdh wp14">
+<w:document xmlns:wpc="http://schemas.microsoft.com/office/word/2010/wordprocessingCanvas" xmlns:cx="http://schemas.microsoft.com/office/drawing/2014/chartex" xmlns:cx1="http://schemas.microsoft.com/office/drawing/2015/9/8/chartex" xmlns:cx2="http://schemas.microsoft.com/office/drawing/2015/10/21/chartex" xmlns:cx3="http://schemas.microsoft.com/office/drawing/2016/5/9/chartex" xmlns:cx4="http://schemas.microsoft.com/office/drawing/2016/5/10/chartex" xmlns:cx5="http://schemas.microsoft.com/office/drawing/2016/5/11/chartex" xmlns:cx6="http://schemas.microsoft.com/office/drawing/2016/5/12/chartex" xmlns:cx7="http://schemas.microsoft.com/office/drawing/2016/5/13/chartex" xmlns:cx8="http://schemas.microsoft.com/office/drawing/2016/5/14/chartex" xmlns:mc="http://schemas.openxmlformats.org/markup-compatibility/2006" xmlns:aink="http://schemas.microsoft.com/office/drawing/2016/ink" xmlns:am3d="http://schemas.microsoft.com/office/drawing/2017/model3d" xmlns:o="urn:schemas-microsoft-com:office:office" xmlns:r="http://schemas.openxmlformats.org/officeDocument/2006/relationships" xmlns:m="http://schemas.openxmlformats.org/officeDocument/2006/math" xmlns:v="urn:schemas-microsoft-com:vml" xmlns:wp14="http://schemas.microsoft.com/office/word/2010/wordprocessingDrawing" xmlns:wp="http://schemas.openxmlformats.org/drawingml/2006/wordprocessingDrawing" xmlns:w10="urn:schemas-microsoft-com:office:word" xmlns:w="http://schemas.openxmlformats.org/wordprocessingml/2006/main" xmlns:w14="http://schemas.microsoft.com/office/word/2010/wordml" xmlns:w15="http://schemas.microsoft.com/office/word/2012/wordml" xmlns:w16cex="http://schemas.microsoft.com/office/word/2018/wordml/cex" xmlns:w16cid="http://schemas.microsoft.com/office/word/2016/wordml/cid" xmlns:w16="http://schemas.microsoft.com/office/word/2018/wordml" xmlns:w16sdtdh="http://schemas.microsoft.com/office/word/2020/wordml/sdtdatahash" xmlns:w16se="http://schemas.microsoft.com/office/word/2015/wordml/symex" xmlns:wpg="http://schemas.microsoft.com/office/word/2010/wordprocessingGroup" xmlns:wpi="http://schemas.microsoft.com/office/word/2010/wordprocessingInk" xmlns:wne="http://schemas.microsoft.com/office/word/2006/wordml" xmlns:wps="http://schemas.microsoft.com/office/word/2010/wordprocessingShape" mc:Ignorable="w14 w15 w16se w16cid w16 w16cex w16sdtdh wp14">
   <w:body>
     <w:p>
       <w:r>
@@ -100,7 +100,17 @@
         <w:t>due</w:t>
       </w:r>
       <w:r>
-        <w:t xml:space="preserve"> tomorrow,so hurry up and register for it.</w:t>
+        <w:t xml:space="preserve"> </w:t>
+      </w:r>
+      <w:proofErr w:type="spellStart"/>
+      <w:proofErr w:type="gramStart"/>
+      <w:r>
+        <w:t>tomorrow,so</w:t>
+      </w:r>
+      <w:proofErr w:type="spellEnd"/>
+      <w:proofErr w:type="gramEnd"/>
+      <w:r>
+        <w:t xml:space="preserve"> hurry up and register for it.</w:t>
       </w:r>
     </w:p>
     <w:p>
@@ -357,6 +367,7 @@
       </w:r>
     </w:p>
     <w:p>
+      <w:proofErr w:type="spellStart"/>
       <w:r>
         <w:rPr>
           <w:rFonts w:hint="eastAsia"/>
@@ -364,7 +375,11 @@
         <w:t>W</w:t>
       </w:r>
       <w:r>
-        <w:t>h-ever:</w:t>
+        <w:t>h</w:t>
+      </w:r>
+      <w:proofErr w:type="spellEnd"/>
+      <w:r>
+        <w:t>-ever:</w:t>
       </w:r>
       <w:r>
         <w:rPr>
@@ -379,7 +394,15 @@
         <w:t>W</w:t>
       </w:r>
       <w:r>
-        <w:t>h..(whenever</w:t>
+        <w:t>h.</w:t>
+      </w:r>
+      <w:proofErr w:type="gramStart"/>
+      <w:r>
+        <w:t>.(</w:t>
+      </w:r>
+      <w:proofErr w:type="gramEnd"/>
+      <w:r>
+        <w:t>whenever</w:t>
       </w:r>
       <w:r>
         <w:rPr>
@@ -453,7 +476,15 @@
         <w:t>more</w:t>
       </w:r>
       <w:r>
-        <w:t xml:space="preserve"> than just 6 working days are required for any jayX products to be fixed and returned to their owners. (A)better</w:t>
+        <w:t xml:space="preserve"> than just 6 working days are required for any </w:t>
+      </w:r>
+      <w:proofErr w:type="spellStart"/>
+      <w:r>
+        <w:t>jayX</w:t>
+      </w:r>
+      <w:proofErr w:type="spellEnd"/>
+      <w:r>
+        <w:t xml:space="preserve"> products to be fixed and returned to their owners. (A)better</w:t>
       </w:r>
       <w:r>
         <w:rPr>
@@ -567,14 +598,23 @@
       </w:r>
       <w:r>
         <w:tab/>
-        <w:t>Ved: A</w:t>
-      </w:r>
+      </w:r>
+      <w:proofErr w:type="spellStart"/>
+      <w:r>
+        <w:t>Ved</w:t>
+      </w:r>
+      <w:proofErr w:type="spellEnd"/>
+      <w:r>
+        <w:t>: A</w:t>
+      </w:r>
+      <w:proofErr w:type="gramStart"/>
       <w:r>
         <w:rPr>
           <w:rFonts w:hint="eastAsia"/>
         </w:rPr>
         <w:t>一</w:t>
       </w:r>
+      <w:proofErr w:type="gramEnd"/>
       <w:r>
         <w:t>…B</w:t>
       </w:r>
@@ -600,12 +640,35 @@
         <w:t>n</w:t>
       </w:r>
       <w:r>
-        <w:t>o sooner had A p.p than B Ved.]</w:t>
-      </w:r>
-    </w:p>
-    <w:p>
-      <w:r>
-        <w:t>ex:No sooner than I had reached the intersection when the traffic</w:t>
+        <w:t xml:space="preserve">o sooner had A </w:t>
+      </w:r>
+      <w:proofErr w:type="spellStart"/>
+      <w:r>
+        <w:t>p.p</w:t>
+      </w:r>
+      <w:proofErr w:type="spellEnd"/>
+      <w:r>
+        <w:t xml:space="preserve"> than B </w:t>
+      </w:r>
+      <w:proofErr w:type="spellStart"/>
+      <w:r>
+        <w:t>Ved</w:t>
+      </w:r>
+      <w:proofErr w:type="spellEnd"/>
+      <w:r>
+        <w:t>.]</w:t>
+      </w:r>
+    </w:p>
+    <w:p>
+      <w:proofErr w:type="spellStart"/>
+      <w:proofErr w:type="gramStart"/>
+      <w:r>
+        <w:t>ex:No</w:t>
+      </w:r>
+      <w:proofErr w:type="spellEnd"/>
+      <w:proofErr w:type="gramEnd"/>
+      <w:r>
+        <w:t xml:space="preserve"> sooner than I had reached the intersection when the traffic</w:t>
       </w:r>
       <w:r>
         <w:t xml:space="preserve"> light turned red </w:t>
@@ -631,8 +694,13 @@
       </w:r>
     </w:p>
     <w:p>
-      <w:r>
-        <w:t>Ex:Taking the train is no quicker than taking the bus</w:t>
+      <w:proofErr w:type="spellStart"/>
+      <w:r>
+        <w:t>Ex:Taking</w:t>
+      </w:r>
+      <w:proofErr w:type="spellEnd"/>
+      <w:r>
+        <w:t xml:space="preserve"> the train is no quicker than taking the bus</w:t>
       </w:r>
       <w:r>
         <w:rPr>
@@ -666,7 +734,15 @@
         <w:t>rich</w:t>
       </w:r>
       <w:r>
-        <w:t xml:space="preserve"> sources of new thinking for exponential growth.(A)lengthy</w:t>
+        <w:t xml:space="preserve"> sources of new thinking for exponential </w:t>
+      </w:r>
+      <w:proofErr w:type="gramStart"/>
+      <w:r>
+        <w:t>growth.(</w:t>
+      </w:r>
+      <w:proofErr w:type="gramEnd"/>
+      <w:r>
+        <w:t>A)lengthy</w:t>
       </w:r>
       <w:r>
         <w:rPr>
@@ -781,7 +857,17 @@
     <w:p>
       <w:r>
         <w:lastRenderedPageBreak/>
-        <w:t xml:space="preserve">Usually meetings with such short notice will have low attendance,but the one we had was </w:t>
+        <w:t xml:space="preserve">Usually meetings with such short notice will have low </w:t>
+      </w:r>
+      <w:proofErr w:type="spellStart"/>
+      <w:proofErr w:type="gramStart"/>
+      <w:r>
+        <w:t>attendance,but</w:t>
+      </w:r>
+      <w:proofErr w:type="spellEnd"/>
+      <w:proofErr w:type="gramEnd"/>
+      <w:r>
+        <w:t xml:space="preserve"> the one we had was </w:t>
       </w:r>
       <w:r>
         <w:rPr>
@@ -856,7 +942,14 @@
       </w:r>
       <w:r>
         <w:tab/>
-        <w:t xml:space="preserve">dj </w:t>
+      </w:r>
+      <w:proofErr w:type="spellStart"/>
+      <w:r>
+        <w:t>dj</w:t>
+      </w:r>
+      <w:proofErr w:type="spellEnd"/>
+      <w:r>
+        <w:t xml:space="preserve"> </w:t>
       </w:r>
       <w:r>
         <w:t>(D)best</w:t>
@@ -951,23 +1044,633 @@
       </w:r>
     </w:p>
     <w:p>
+      <w:r>
+        <w:t>“be” Adv PP</w:t>
+      </w:r>
+      <w:r>
+        <w:t xml:space="preserve"> </w:t>
+      </w:r>
+      <w:r>
+        <w:rPr>
+          <w:rFonts w:hint="eastAsia"/>
+        </w:rPr>
+        <w:t>副詞去修飾動詞</w:t>
+      </w:r>
+    </w:p>
+    <w:p/>
+    <w:p>
+      <w:r>
+        <w:t xml:space="preserve">Our group </w:t>
+      </w:r>
+      <w:r>
+        <w:rPr>
+          <w:color w:val="FF0000"/>
+        </w:rPr>
+        <w:t>is</w:t>
+      </w:r>
+      <w:r>
+        <w:t xml:space="preserve"> </w:t>
+      </w:r>
+      <w:r>
+        <w:rPr>
+          <w:highlight w:val="yellow"/>
+        </w:rPr>
+        <w:t>made</w:t>
+      </w:r>
+      <w:r>
+        <w:t xml:space="preserve"> </w:t>
+      </w:r>
+      <w:r>
+        <w:rPr>
+          <w:color w:val="FF0000"/>
+        </w:rPr>
+        <w:t>up</w:t>
+      </w:r>
+      <w:r>
+        <w:t xml:space="preserve"> of dedicated and professional members. (A)consist</w:t>
+      </w:r>
+      <w:r>
+        <w:rPr>
+          <w:rFonts w:hint="eastAsia"/>
+        </w:rPr>
+        <w:t>包含</w:t>
+      </w:r>
+      <w:r>
+        <w:t>(B)comprised</w:t>
+      </w:r>
+      <w:r>
+        <w:rPr>
+          <w:highlight w:val="yellow"/>
+        </w:rPr>
+        <w:t>(C)made</w:t>
+      </w:r>
+      <w:r>
+        <w:t>(D)combined</w:t>
+      </w:r>
+    </w:p>
+    <w:p>
+      <w:r>
+        <w:rPr>
+          <w:rFonts w:hint="eastAsia"/>
+        </w:rPr>
+        <w:t>A</w:t>
+      </w:r>
+      <w:r>
+        <w:t>ns:</w:t>
+      </w:r>
+      <w:r>
+        <w:rPr>
+          <w:highlight w:val="yellow"/>
+        </w:rPr>
+        <w:t xml:space="preserve"> </w:t>
+      </w:r>
+      <w:r>
+        <w:rPr>
+          <w:highlight w:val="yellow"/>
+        </w:rPr>
+        <w:t>made</w:t>
+      </w:r>
+    </w:p>
+    <w:p>
+      <w:r>
+        <w:t>dedicated</w:t>
+      </w:r>
+      <w:r>
+        <w:t xml:space="preserve"> adj </w:t>
+      </w:r>
+      <w:r>
+        <w:rPr>
+          <w:rFonts w:hint="eastAsia"/>
+        </w:rPr>
+        <w:t>專門</w:t>
+      </w:r>
+      <w:r>
+        <w:rPr>
+          <w:rFonts w:hint="eastAsia"/>
+        </w:rPr>
+        <w:t>/</w:t>
+      </w:r>
+      <w:r>
+        <w:rPr>
+          <w:rFonts w:hint="eastAsia"/>
+        </w:rPr>
+        <w:t>投入</w:t>
+      </w:r>
+      <w:r>
+        <w:rPr>
+          <w:rFonts w:hint="eastAsia"/>
+        </w:rPr>
+        <w:t>/</w:t>
+      </w:r>
+      <w:r>
+        <w:rPr>
+          <w:rFonts w:hint="eastAsia"/>
+        </w:rPr>
+        <w:t>致力於、</w:t>
+      </w:r>
+      <w:r>
+        <w:rPr>
+          <w:rFonts w:hint="eastAsia"/>
+        </w:rPr>
+        <w:t>c</w:t>
+      </w:r>
+      <w:r>
+        <w:t>onsist</w:t>
+      </w:r>
+      <w:r>
+        <w:rPr>
+          <w:rFonts w:hint="eastAsia"/>
+        </w:rPr>
+        <w:t>包含</w:t>
+      </w:r>
+      <w:r>
+        <w:rPr>
+          <w:rFonts w:hint="eastAsia"/>
+        </w:rPr>
+        <w:t>、</w:t>
+      </w:r>
+      <w:r>
+        <w:t>comprise</w:t>
+      </w:r>
+      <w:r>
+        <w:rPr>
+          <w:rFonts w:hint="eastAsia"/>
+        </w:rPr>
+        <w:t xml:space="preserve"> v</w:t>
+      </w:r>
+      <w:r>
+        <w:t xml:space="preserve"> </w:t>
+      </w:r>
+      <w:r>
+        <w:rPr>
+          <w:rFonts w:hint="eastAsia"/>
+        </w:rPr>
+        <w:t>組成</w:t>
+      </w:r>
+    </w:p>
+    <w:p>
+      <w:r>
+        <w:rPr>
+          <w:rFonts w:hint="eastAsia"/>
+        </w:rPr>
+        <w:t>m</w:t>
+      </w:r>
+      <w:r>
+        <w:t xml:space="preserve">ade v </w:t>
+      </w:r>
+      <w:r>
+        <w:rPr>
+          <w:rFonts w:hint="eastAsia"/>
+        </w:rPr>
+        <w:t>製造、</w:t>
+      </w:r>
+      <w:r>
+        <w:rPr>
+          <w:rFonts w:hint="eastAsia"/>
+        </w:rPr>
+        <w:t>c</w:t>
+      </w:r>
+      <w:r>
+        <w:t xml:space="preserve">ombined v </w:t>
+      </w:r>
+      <w:r>
+        <w:rPr>
+          <w:rFonts w:hint="eastAsia"/>
+        </w:rPr>
+        <w:t>結合</w:t>
+      </w:r>
+    </w:p>
+    <w:p>
+      <w:r>
+        <w:rPr>
+          <w:rFonts w:hint="eastAsia"/>
+        </w:rPr>
+        <w:t>c</w:t>
+      </w:r>
+      <w:r>
+        <w:t>onsist+</w:t>
+      </w:r>
+      <w:r>
+        <w:rPr>
+          <w:rFonts w:hint="eastAsia"/>
+        </w:rPr>
+        <w:t>介係詞</w:t>
+      </w:r>
+      <w:r>
+        <w:rPr>
+          <w:rFonts w:hint="eastAsia"/>
+        </w:rPr>
+        <w:t>o</w:t>
+      </w:r>
+      <w:r>
+        <w:t>f</w:t>
+      </w:r>
+    </w:p>
+    <w:p>
+      <w:proofErr w:type="spellStart"/>
+      <w:r>
+        <w:rPr>
+          <w:rFonts w:hint="eastAsia"/>
+        </w:rPr>
+        <w:t>e</w:t>
+      </w:r>
+      <w:r>
+        <w:t>x:My</w:t>
+      </w:r>
+      <w:proofErr w:type="spellEnd"/>
+      <w:r>
+        <w:t xml:space="preserve"> family consists of 5 members </w:t>
+      </w:r>
+      <w:r>
+        <w:rPr>
+          <w:rFonts w:hint="eastAsia"/>
+        </w:rPr>
+        <w:t>我的家庭由</w:t>
+      </w:r>
+      <w:r>
+        <w:rPr>
+          <w:rFonts w:hint="eastAsia"/>
+        </w:rPr>
+        <w:t>2</w:t>
+      </w:r>
+      <w:r>
+        <w:rPr>
+          <w:rFonts w:hint="eastAsia"/>
+        </w:rPr>
+        <w:t>名成員組成</w:t>
+      </w:r>
+    </w:p>
+    <w:p>
+      <w:r>
+        <w:t>Comprised+</w:t>
+      </w:r>
+      <w:r>
+        <w:rPr>
+          <w:rFonts w:hint="eastAsia"/>
+        </w:rPr>
+        <w:t>介係詞</w:t>
+      </w:r>
+      <w:r>
+        <w:rPr>
+          <w:rFonts w:hint="eastAsia"/>
+        </w:rPr>
+        <w:t>o</w:t>
+      </w:r>
+      <w:r>
+        <w:t>f</w:t>
+      </w:r>
+    </w:p>
+    <w:p>
+      <w:proofErr w:type="spellStart"/>
+      <w:proofErr w:type="gramStart"/>
+      <w:r>
+        <w:rPr>
+          <w:rFonts w:hint="eastAsia"/>
+        </w:rPr>
+        <w:t>e</w:t>
+      </w:r>
+      <w:r>
+        <w:t>x:A</w:t>
+      </w:r>
+      <w:proofErr w:type="spellEnd"/>
+      <w:proofErr w:type="gramEnd"/>
+      <w:r>
+        <w:t xml:space="preserve"> healthy diet is comprised of lots of fruit and vegetable</w:t>
+      </w:r>
+    </w:p>
+    <w:p>
+      <w:r>
+        <w:rPr>
+          <w:rFonts w:hint="eastAsia"/>
+        </w:rPr>
+        <w:t>一個健康的飲食由很多水果和蔬菜組成</w:t>
+      </w:r>
+    </w:p>
+    <w:p>
+      <w:r>
+        <w:t>Combine +A&amp;B</w:t>
+      </w:r>
+    </w:p>
+    <w:p>
+      <w:r>
+        <w:rPr>
+          <w:rFonts w:hint="eastAsia"/>
+        </w:rPr>
+        <w:t>L</w:t>
+      </w:r>
+      <w:r>
+        <w:t>et combine black and white color to make gray color</w:t>
+      </w:r>
+    </w:p>
+    <w:p>
+      <w:r>
+        <w:rPr>
+          <w:rFonts w:hint="eastAsia"/>
+        </w:rPr>
+        <w:t>我們把黑色和白色混成灰色</w:t>
+      </w:r>
+    </w:p>
+    <w:p>
       <w:pPr>
         <w:rPr>
           <w:rFonts w:hint="eastAsia"/>
         </w:rPr>
       </w:pPr>
-      <w:r>
-        <w:t>“be” Adv PP</w:t>
-      </w:r>
-      <w:r>
-        <w:t xml:space="preserve"> </w:t>
-      </w:r>
-      <w:r>
-        <w:rPr>
-          <w:rFonts w:hint="eastAsia"/>
-        </w:rPr>
-        <w:t>副詞去修飾動詞</w:t>
-      </w:r>
+    </w:p>
+    <w:p>
+      <w:r>
+        <w:t xml:space="preserve">Event detail is </w:t>
+      </w:r>
+      <w:r>
+        <w:rPr>
+          <w:highlight w:val="yellow"/>
+        </w:rPr>
+        <w:t>coordinated</w:t>
+      </w:r>
+      <w:r>
+        <w:t xml:space="preserve"> for Saturday </w:t>
+      </w:r>
+      <w:r>
+        <w:rPr>
+          <w:color w:val="FF0000"/>
+        </w:rPr>
+        <w:t>by Sammy</w:t>
+      </w:r>
+      <w:r>
+        <w:t xml:space="preserve"> from planning committee.</w:t>
+      </w:r>
+    </w:p>
+    <w:p>
+      <w:pPr>
+        <w:pStyle w:val="a7"/>
+        <w:numPr>
+          <w:ilvl w:val="0"/>
+          <w:numId w:val="1"/>
+        </w:numPr>
+        <w:ind w:leftChars="0"/>
+      </w:pPr>
+      <w:r>
+        <w:t>coordinated</w:t>
+      </w:r>
+      <w:r>
+        <w:rPr>
+          <w:rFonts w:hint="eastAsia"/>
+        </w:rPr>
+        <w:t>協調</w:t>
+      </w:r>
+      <w:r>
+        <w:t>(B)reserved</w:t>
+      </w:r>
+      <w:r>
+        <w:rPr>
+          <w:rFonts w:hint="eastAsia"/>
+        </w:rPr>
+        <w:t>預約</w:t>
+      </w:r>
+      <w:r>
+        <w:t>(C)attributed</w:t>
+      </w:r>
+      <w:r>
+        <w:rPr>
+          <w:rFonts w:hint="eastAsia"/>
+        </w:rPr>
+        <w:t>歸因</w:t>
+      </w:r>
+      <w:r>
+        <w:t>(D)known</w:t>
+      </w:r>
+      <w:r>
+        <w:rPr>
+          <w:rFonts w:hint="eastAsia"/>
+        </w:rPr>
+        <w:t>知名</w:t>
+      </w:r>
+    </w:p>
+    <w:p/>
+    <w:p>
+      <w:pPr>
+        <w:rPr>
+          <w:rFonts w:hint="eastAsia"/>
+        </w:rPr>
+      </w:pPr>
+      <w:r>
+        <w:t>attribute</w:t>
+      </w:r>
+      <w:r>
+        <w:rPr>
+          <w:rFonts w:hint="eastAsia"/>
+        </w:rPr>
+        <w:t xml:space="preserve"> </w:t>
+      </w:r>
+      <w:r>
+        <w:t>n</w:t>
+      </w:r>
+      <w:r>
+        <w:rPr>
+          <w:rFonts w:hint="eastAsia"/>
+        </w:rPr>
+        <w:t>特性</w:t>
+      </w:r>
+      <w:r>
+        <w:rPr>
+          <w:rFonts w:hint="eastAsia"/>
+        </w:rPr>
+        <w:t>,</w:t>
+      </w:r>
+      <w:r>
+        <w:t xml:space="preserve"> </w:t>
+      </w:r>
+    </w:p>
+    <w:p>
+      <w:r>
+        <w:t>“be” known for:</w:t>
+      </w:r>
+      <w:r>
+        <w:rPr>
+          <w:rFonts w:hint="eastAsia"/>
+        </w:rPr>
+        <w:t>以</w:t>
+      </w:r>
+      <w:r>
+        <w:rPr>
+          <w:rFonts w:hint="eastAsia"/>
+        </w:rPr>
+        <w:t>.</w:t>
+      </w:r>
+      <w:r>
+        <w:t>.</w:t>
+      </w:r>
+      <w:r>
+        <w:rPr>
+          <w:rFonts w:hint="eastAsia"/>
+        </w:rPr>
+        <w:t>聞名</w:t>
+      </w:r>
+    </w:p>
+    <w:p>
+      <w:proofErr w:type="spellStart"/>
+      <w:r>
+        <w:t>ex:</w:t>
+      </w:r>
+      <w:r>
+        <w:rPr>
+          <w:rFonts w:hint="eastAsia"/>
+        </w:rPr>
+        <w:t>J</w:t>
+      </w:r>
+      <w:r>
+        <w:t>ay</w:t>
+      </w:r>
+      <w:proofErr w:type="spellEnd"/>
+      <w:r>
+        <w:t xml:space="preserve"> Market is known for its delicious food </w:t>
+      </w:r>
+      <w:r>
+        <w:rPr>
+          <w:rFonts w:hint="eastAsia"/>
+        </w:rPr>
+        <w:t xml:space="preserve">   </w:t>
+      </w:r>
+      <w:r>
+        <w:t>jay</w:t>
+      </w:r>
+      <w:r>
+        <w:rPr>
+          <w:rFonts w:hint="eastAsia"/>
+        </w:rPr>
+        <w:t>市場已美食聞名</w:t>
+      </w:r>
+    </w:p>
+    <w:p>
+      <w:r>
+        <w:t>Attributed</w:t>
+      </w:r>
+      <w:r>
+        <w:t xml:space="preserve"> A to B</w:t>
+      </w:r>
+      <w:r>
+        <w:rPr>
+          <w:rFonts w:hint="eastAsia"/>
+        </w:rPr>
+        <w:t>:</w:t>
+      </w:r>
+      <w:r>
+        <w:rPr>
+          <w:rFonts w:hint="eastAsia"/>
+        </w:rPr>
+        <w:t>把</w:t>
+      </w:r>
+      <w:r>
+        <w:t>A</w:t>
+      </w:r>
+      <w:r>
+        <w:rPr>
+          <w:rFonts w:hint="eastAsia"/>
+        </w:rPr>
+        <w:t>歸咎給</w:t>
+      </w:r>
+      <w:r>
+        <w:t>B</w:t>
+      </w:r>
+    </w:p>
+    <w:p>
+      <w:proofErr w:type="spellStart"/>
+      <w:proofErr w:type="gramStart"/>
+      <w:r>
+        <w:t>ex:</w:t>
+      </w:r>
+      <w:r>
+        <w:t>The</w:t>
+      </w:r>
+      <w:proofErr w:type="spellEnd"/>
+      <w:proofErr w:type="gramEnd"/>
+      <w:r>
+        <w:t xml:space="preserve"> accident was attributed to poor maintenance</w:t>
+      </w:r>
+    </w:p>
+    <w:p>
+      <w:r>
+        <w:rPr>
+          <w:rFonts w:hint="eastAsia"/>
+        </w:rPr>
+        <w:t>意外起因被歸咎於保養疏忽</w:t>
+      </w:r>
+    </w:p>
+    <w:p>
+      <w:r>
+        <w:t>Reserve for</w:t>
+      </w:r>
+      <w:r>
+        <w:rPr>
+          <w:rFonts w:hint="eastAsia"/>
+        </w:rPr>
+        <w:t>預約</w:t>
+      </w:r>
+    </w:p>
+    <w:p>
+      <w:proofErr w:type="spellStart"/>
+      <w:r>
+        <w:t>ex:This</w:t>
+      </w:r>
+      <w:proofErr w:type="spellEnd"/>
+      <w:r>
+        <w:t xml:space="preserve"> hotel room is reserved for </w:t>
+      </w:r>
+      <w:proofErr w:type="spellStart"/>
+      <w:r>
+        <w:t>Mr.Chen</w:t>
+      </w:r>
+      <w:proofErr w:type="spellEnd"/>
+      <w:r>
+        <w:t xml:space="preserve"> </w:t>
+      </w:r>
+      <w:r>
+        <w:rPr>
+          <w:rFonts w:hint="eastAsia"/>
+        </w:rPr>
+        <w:t>這飯店客房已為陳先生預約</w:t>
+      </w:r>
+    </w:p>
+    <w:p/>
+    <w:p>
+      <w:r>
+        <w:t>coordinated by</w:t>
+      </w:r>
+      <w:r>
+        <w:rPr>
+          <w:rFonts w:hint="eastAsia"/>
+        </w:rPr>
+        <w:t xml:space="preserve"> </w:t>
+      </w:r>
+      <w:r>
+        <w:rPr>
+          <w:rFonts w:hint="eastAsia"/>
+        </w:rPr>
+        <w:t>由</w:t>
+      </w:r>
+      <w:r>
+        <w:t>…</w:t>
+      </w:r>
+      <w:r>
+        <w:rPr>
+          <w:rFonts w:hint="eastAsia"/>
+        </w:rPr>
+        <w:t>協調</w:t>
+      </w:r>
+    </w:p>
+    <w:p>
+      <w:pPr>
+        <w:rPr>
+          <w:rFonts w:hint="eastAsia"/>
+        </w:rPr>
+      </w:pPr>
+    </w:p>
+    <w:p>
+      <w:pPr>
+        <w:rPr>
+          <w:rFonts w:hint="eastAsia"/>
+        </w:rPr>
+      </w:pPr>
     </w:p>
     <w:sectPr>
       <w:pgSz w:w="11906" w:h="16838"/>
@@ -980,7 +1683,7 @@
 </file>
 
 <file path=word/endnotes.xml><?xml version="1.0" encoding="utf-8"?>
-<w:endnotes xmlns:wpc="http://schemas.microsoft.com/office/word/2010/wordprocessingCanvas" xmlns:cx="http://schemas.microsoft.com/office/drawing/2014/chartex" xmlns:cx1="http://schemas.microsoft.com/office/drawing/2015/9/8/chartex" xmlns:cx2="http://schemas.microsoft.com/office/drawing/2015/10/21/chartex" xmlns:cx3="http://schemas.microsoft.com/office/drawing/2016/5/9/chartex" xmlns:cx4="http://schemas.microsoft.com/office/drawing/2016/5/10/chartex" xmlns:cx5="http://schemas.microsoft.com/office/drawing/2016/5/11/chartex" xmlns:cx6="http://schemas.microsoft.com/office/drawing/2016/5/12/chartex" xmlns:cx7="http://schemas.microsoft.com/office/drawing/2016/5/13/chartex" xmlns:cx8="http://schemas.microsoft.com/office/drawing/2016/5/14/chartex" xmlns:mc="http://schemas.openxmlformats.org/markup-compatibility/2006" xmlns:aink="http://schemas.microsoft.com/office/drawing/2016/ink" xmlns:am3d="http://schemas.microsoft.com/office/drawing/2017/model3d" xmlns:o="urn:schemas-microsoft-com:office:office" xmlns:oel="http://schemas.microsoft.com/office/2019/extlst" xmlns:r="http://schemas.openxmlformats.org/officeDocument/2006/relationships" xmlns:m="http://schemas.openxmlformats.org/officeDocument/2006/math" xmlns:v="urn:schemas-microsoft-com:vml" xmlns:wp14="http://schemas.microsoft.com/office/word/2010/wordprocessingDrawing" xmlns:wp="http://schemas.openxmlformats.org/drawingml/2006/wordprocessingDrawing" xmlns:w10="urn:schemas-microsoft-com:office:word" xmlns:w="http://schemas.openxmlformats.org/wordprocessingml/2006/main" xmlns:w14="http://schemas.microsoft.com/office/word/2010/wordml" xmlns:w15="http://schemas.microsoft.com/office/word/2012/wordml" xmlns:w16cex="http://schemas.microsoft.com/office/word/2018/wordml/cex" xmlns:w16cid="http://schemas.microsoft.com/office/word/2016/wordml/cid" xmlns:w16="http://schemas.microsoft.com/office/word/2018/wordml" xmlns:w16du="http://schemas.microsoft.com/office/word/2023/wordml/word16du" xmlns:w16sdtdh="http://schemas.microsoft.com/office/word/2020/wordml/sdtdatahash" xmlns:w16se="http://schemas.microsoft.com/office/word/2015/wordml/symex" xmlns:wpg="http://schemas.microsoft.com/office/word/2010/wordprocessingGroup" xmlns:wpi="http://schemas.microsoft.com/office/word/2010/wordprocessingInk" xmlns:wne="http://schemas.microsoft.com/office/word/2006/wordml" xmlns:wps="http://schemas.microsoft.com/office/word/2010/wordprocessingShape" mc:Ignorable="w14 w15 w16se w16cid w16 w16cex w16sdtdh wp14">
+<w:endnotes xmlns:wpc="http://schemas.microsoft.com/office/word/2010/wordprocessingCanvas" xmlns:cx="http://schemas.microsoft.com/office/drawing/2014/chartex" xmlns:cx1="http://schemas.microsoft.com/office/drawing/2015/9/8/chartex" xmlns:cx2="http://schemas.microsoft.com/office/drawing/2015/10/21/chartex" xmlns:cx3="http://schemas.microsoft.com/office/drawing/2016/5/9/chartex" xmlns:cx4="http://schemas.microsoft.com/office/drawing/2016/5/10/chartex" xmlns:cx5="http://schemas.microsoft.com/office/drawing/2016/5/11/chartex" xmlns:cx6="http://schemas.microsoft.com/office/drawing/2016/5/12/chartex" xmlns:cx7="http://schemas.microsoft.com/office/drawing/2016/5/13/chartex" xmlns:cx8="http://schemas.microsoft.com/office/drawing/2016/5/14/chartex" xmlns:mc="http://schemas.openxmlformats.org/markup-compatibility/2006" xmlns:aink="http://schemas.microsoft.com/office/drawing/2016/ink" xmlns:am3d="http://schemas.microsoft.com/office/drawing/2017/model3d" xmlns:o="urn:schemas-microsoft-com:office:office" xmlns:r="http://schemas.openxmlformats.org/officeDocument/2006/relationships" xmlns:m="http://schemas.openxmlformats.org/officeDocument/2006/math" xmlns:v="urn:schemas-microsoft-com:vml" xmlns:wp14="http://schemas.microsoft.com/office/word/2010/wordprocessingDrawing" xmlns:wp="http://schemas.openxmlformats.org/drawingml/2006/wordprocessingDrawing" xmlns:w10="urn:schemas-microsoft-com:office:word" xmlns:w="http://schemas.openxmlformats.org/wordprocessingml/2006/main" xmlns:w14="http://schemas.microsoft.com/office/word/2010/wordml" xmlns:w15="http://schemas.microsoft.com/office/word/2012/wordml" xmlns:w16cex="http://schemas.microsoft.com/office/word/2018/wordml/cex" xmlns:w16cid="http://schemas.microsoft.com/office/word/2016/wordml/cid" xmlns:w16="http://schemas.microsoft.com/office/word/2018/wordml" xmlns:w16sdtdh="http://schemas.microsoft.com/office/word/2020/wordml/sdtdatahash" xmlns:w16se="http://schemas.microsoft.com/office/word/2015/wordml/symex" xmlns:wpg="http://schemas.microsoft.com/office/word/2010/wordprocessingGroup" xmlns:wpi="http://schemas.microsoft.com/office/word/2010/wordprocessingInk" xmlns:wne="http://schemas.microsoft.com/office/word/2006/wordml" xmlns:wps="http://schemas.microsoft.com/office/word/2010/wordprocessingShape" mc:Ignorable="w14 w15 w16se w16cid w16 w16cex w16sdtdh wp14">
   <w:endnote w:type="separator" w:id="-1">
     <w:p>
       <w:r>
@@ -999,7 +1702,7 @@
 </file>
 
 <file path=word/footnotes.xml><?xml version="1.0" encoding="utf-8"?>
-<w:footnotes xmlns:wpc="http://schemas.microsoft.com/office/word/2010/wordprocessingCanvas" xmlns:cx="http://schemas.microsoft.com/office/drawing/2014/chartex" xmlns:cx1="http://schemas.microsoft.com/office/drawing/2015/9/8/chartex" xmlns:cx2="http://schemas.microsoft.com/office/drawing/2015/10/21/chartex" xmlns:cx3="http://schemas.microsoft.com/office/drawing/2016/5/9/chartex" xmlns:cx4="http://schemas.microsoft.com/office/drawing/2016/5/10/chartex" xmlns:cx5="http://schemas.microsoft.com/office/drawing/2016/5/11/chartex" xmlns:cx6="http://schemas.microsoft.com/office/drawing/2016/5/12/chartex" xmlns:cx7="http://schemas.microsoft.com/office/drawing/2016/5/13/chartex" xmlns:cx8="http://schemas.microsoft.com/office/drawing/2016/5/14/chartex" xmlns:mc="http://schemas.openxmlformats.org/markup-compatibility/2006" xmlns:aink="http://schemas.microsoft.com/office/drawing/2016/ink" xmlns:am3d="http://schemas.microsoft.com/office/drawing/2017/model3d" xmlns:o="urn:schemas-microsoft-com:office:office" xmlns:oel="http://schemas.microsoft.com/office/2019/extlst" xmlns:r="http://schemas.openxmlformats.org/officeDocument/2006/relationships" xmlns:m="http://schemas.openxmlformats.org/officeDocument/2006/math" xmlns:v="urn:schemas-microsoft-com:vml" xmlns:wp14="http://schemas.microsoft.com/office/word/2010/wordprocessingDrawing" xmlns:wp="http://schemas.openxmlformats.org/drawingml/2006/wordprocessingDrawing" xmlns:w10="urn:schemas-microsoft-com:office:word" xmlns:w="http://schemas.openxmlformats.org/wordprocessingml/2006/main" xmlns:w14="http://schemas.microsoft.com/office/word/2010/wordml" xmlns:w15="http://schemas.microsoft.com/office/word/2012/wordml" xmlns:w16cex="http://schemas.microsoft.com/office/word/2018/wordml/cex" xmlns:w16cid="http://schemas.microsoft.com/office/word/2016/wordml/cid" xmlns:w16="http://schemas.microsoft.com/office/word/2018/wordml" xmlns:w16du="http://schemas.microsoft.com/office/word/2023/wordml/word16du" xmlns:w16sdtdh="http://schemas.microsoft.com/office/word/2020/wordml/sdtdatahash" xmlns:w16se="http://schemas.microsoft.com/office/word/2015/wordml/symex" xmlns:wpg="http://schemas.microsoft.com/office/word/2010/wordprocessingGroup" xmlns:wpi="http://schemas.microsoft.com/office/word/2010/wordprocessingInk" xmlns:wne="http://schemas.microsoft.com/office/word/2006/wordml" xmlns:wps="http://schemas.microsoft.com/office/word/2010/wordprocessingShape" mc:Ignorable="w14 w15 w16se w16cid w16 w16cex w16sdtdh wp14">
+<w:footnotes xmlns:wpc="http://schemas.microsoft.com/office/word/2010/wordprocessingCanvas" xmlns:cx="http://schemas.microsoft.com/office/drawing/2014/chartex" xmlns:cx1="http://schemas.microsoft.com/office/drawing/2015/9/8/chartex" xmlns:cx2="http://schemas.microsoft.com/office/drawing/2015/10/21/chartex" xmlns:cx3="http://schemas.microsoft.com/office/drawing/2016/5/9/chartex" xmlns:cx4="http://schemas.microsoft.com/office/drawing/2016/5/10/chartex" xmlns:cx5="http://schemas.microsoft.com/office/drawing/2016/5/11/chartex" xmlns:cx6="http://schemas.microsoft.com/office/drawing/2016/5/12/chartex" xmlns:cx7="http://schemas.microsoft.com/office/drawing/2016/5/13/chartex" xmlns:cx8="http://schemas.microsoft.com/office/drawing/2016/5/14/chartex" xmlns:mc="http://schemas.openxmlformats.org/markup-compatibility/2006" xmlns:aink="http://schemas.microsoft.com/office/drawing/2016/ink" xmlns:am3d="http://schemas.microsoft.com/office/drawing/2017/model3d" xmlns:o="urn:schemas-microsoft-com:office:office" xmlns:r="http://schemas.openxmlformats.org/officeDocument/2006/relationships" xmlns:m="http://schemas.openxmlformats.org/officeDocument/2006/math" xmlns:v="urn:schemas-microsoft-com:vml" xmlns:wp14="http://schemas.microsoft.com/office/word/2010/wordprocessingDrawing" xmlns:wp="http://schemas.openxmlformats.org/drawingml/2006/wordprocessingDrawing" xmlns:w10="urn:schemas-microsoft-com:office:word" xmlns:w="http://schemas.openxmlformats.org/wordprocessingml/2006/main" xmlns:w14="http://schemas.microsoft.com/office/word/2010/wordml" xmlns:w15="http://schemas.microsoft.com/office/word/2012/wordml" xmlns:w16cex="http://schemas.microsoft.com/office/word/2018/wordml/cex" xmlns:w16cid="http://schemas.microsoft.com/office/word/2016/wordml/cid" xmlns:w16="http://schemas.microsoft.com/office/word/2018/wordml" xmlns:w16sdtdh="http://schemas.microsoft.com/office/word/2020/wordml/sdtdatahash" xmlns:w16se="http://schemas.microsoft.com/office/word/2015/wordml/symex" xmlns:wpg="http://schemas.microsoft.com/office/word/2010/wordprocessingGroup" xmlns:wpi="http://schemas.microsoft.com/office/word/2010/wordprocessingInk" xmlns:wne="http://schemas.microsoft.com/office/word/2006/wordml" xmlns:wps="http://schemas.microsoft.com/office/word/2010/wordprocessingShape" mc:Ignorable="w14 w15 w16se w16cid w16 w16cex w16sdtdh wp14">
   <w:footnote w:type="separator" w:id="-1">
     <w:p>
       <w:r>
@@ -1015,6 +1718,103 @@
     </w:p>
   </w:footnote>
 </w:footnotes>
+</file>
+
+<file path=word/numbering.xml><?xml version="1.0" encoding="utf-8"?>
+<w:numbering xmlns:wpc="http://schemas.microsoft.com/office/word/2010/wordprocessingCanvas" xmlns:cx="http://schemas.microsoft.com/office/drawing/2014/chartex" xmlns:cx1="http://schemas.microsoft.com/office/drawing/2015/9/8/chartex" xmlns:cx2="http://schemas.microsoft.com/office/drawing/2015/10/21/chartex" xmlns:cx3="http://schemas.microsoft.com/office/drawing/2016/5/9/chartex" xmlns:cx4="http://schemas.microsoft.com/office/drawing/2016/5/10/chartex" xmlns:cx5="http://schemas.microsoft.com/office/drawing/2016/5/11/chartex" xmlns:cx6="http://schemas.microsoft.com/office/drawing/2016/5/12/chartex" xmlns:cx7="http://schemas.microsoft.com/office/drawing/2016/5/13/chartex" xmlns:cx8="http://schemas.microsoft.com/office/drawing/2016/5/14/chartex" xmlns:mc="http://schemas.openxmlformats.org/markup-compatibility/2006" xmlns:aink="http://schemas.microsoft.com/office/drawing/2016/ink" xmlns:am3d="http://schemas.microsoft.com/office/drawing/2017/model3d" xmlns:o="urn:schemas-microsoft-com:office:office" xmlns:r="http://schemas.openxmlformats.org/officeDocument/2006/relationships" xmlns:m="http://schemas.openxmlformats.org/officeDocument/2006/math" xmlns:v="urn:schemas-microsoft-com:vml" xmlns:wp14="http://schemas.microsoft.com/office/word/2010/wordprocessingDrawing" xmlns:wp="http://schemas.openxmlformats.org/drawingml/2006/wordprocessingDrawing" xmlns:w10="urn:schemas-microsoft-com:office:word" xmlns:w="http://schemas.openxmlformats.org/wordprocessingml/2006/main" xmlns:w14="http://schemas.microsoft.com/office/word/2010/wordml" xmlns:w15="http://schemas.microsoft.com/office/word/2012/wordml" xmlns:w16cex="http://schemas.microsoft.com/office/word/2018/wordml/cex" xmlns:w16cid="http://schemas.microsoft.com/office/word/2016/wordml/cid" xmlns:w16="http://schemas.microsoft.com/office/word/2018/wordml" xmlns:w16sdtdh="http://schemas.microsoft.com/office/word/2020/wordml/sdtdatahash" xmlns:w16se="http://schemas.microsoft.com/office/word/2015/wordml/symex" xmlns:wpg="http://schemas.microsoft.com/office/word/2010/wordprocessingGroup" xmlns:wpi="http://schemas.microsoft.com/office/word/2010/wordprocessingInk" xmlns:wne="http://schemas.microsoft.com/office/word/2006/wordml" xmlns:wps="http://schemas.microsoft.com/office/word/2010/wordprocessingShape" mc:Ignorable="w14 w15 w16se w16cid w16 w16cex w16sdtdh wp14">
+  <w:abstractNum w:abstractNumId="0" w15:restartNumberingAfterBreak="0">
+    <w:nsid w:val="1DE2152A"/>
+    <w:multiLevelType w:val="hybridMultilevel"/>
+    <w:tmpl w:val="64D6E3C8"/>
+    <w:lvl w:ilvl="0" w:tplc="177E8212">
+      <w:start w:val="1"/>
+      <w:numFmt w:val="upperLetter"/>
+      <w:lvlText w:val="(%1)"/>
+      <w:lvlJc w:val="left"/>
+      <w:pPr>
+        <w:ind w:left="360" w:hanging="360"/>
+      </w:pPr>
+      <w:rPr>
+        <w:rFonts w:hint="default"/>
+      </w:rPr>
+    </w:lvl>
+    <w:lvl w:ilvl="1" w:tplc="04090019" w:tentative="1">
+      <w:start w:val="1"/>
+      <w:numFmt w:val="ideographTraditional"/>
+      <w:lvlText w:val="%2、"/>
+      <w:lvlJc w:val="left"/>
+      <w:pPr>
+        <w:ind w:left="960" w:hanging="480"/>
+      </w:pPr>
+    </w:lvl>
+    <w:lvl w:ilvl="2" w:tplc="0409001B" w:tentative="1">
+      <w:start w:val="1"/>
+      <w:numFmt w:val="lowerRoman"/>
+      <w:lvlText w:val="%3."/>
+      <w:lvlJc w:val="right"/>
+      <w:pPr>
+        <w:ind w:left="1440" w:hanging="480"/>
+      </w:pPr>
+    </w:lvl>
+    <w:lvl w:ilvl="3" w:tplc="0409000F" w:tentative="1">
+      <w:start w:val="1"/>
+      <w:numFmt w:val="decimal"/>
+      <w:lvlText w:val="%4."/>
+      <w:lvlJc w:val="left"/>
+      <w:pPr>
+        <w:ind w:left="1920" w:hanging="480"/>
+      </w:pPr>
+    </w:lvl>
+    <w:lvl w:ilvl="4" w:tplc="04090019" w:tentative="1">
+      <w:start w:val="1"/>
+      <w:numFmt w:val="ideographTraditional"/>
+      <w:lvlText w:val="%5、"/>
+      <w:lvlJc w:val="left"/>
+      <w:pPr>
+        <w:ind w:left="2400" w:hanging="480"/>
+      </w:pPr>
+    </w:lvl>
+    <w:lvl w:ilvl="5" w:tplc="0409001B" w:tentative="1">
+      <w:start w:val="1"/>
+      <w:numFmt w:val="lowerRoman"/>
+      <w:lvlText w:val="%6."/>
+      <w:lvlJc w:val="right"/>
+      <w:pPr>
+        <w:ind w:left="2880" w:hanging="480"/>
+      </w:pPr>
+    </w:lvl>
+    <w:lvl w:ilvl="6" w:tplc="0409000F" w:tentative="1">
+      <w:start w:val="1"/>
+      <w:numFmt w:val="decimal"/>
+      <w:lvlText w:val="%7."/>
+      <w:lvlJc w:val="left"/>
+      <w:pPr>
+        <w:ind w:left="3360" w:hanging="480"/>
+      </w:pPr>
+    </w:lvl>
+    <w:lvl w:ilvl="7" w:tplc="04090019" w:tentative="1">
+      <w:start w:val="1"/>
+      <w:numFmt w:val="ideographTraditional"/>
+      <w:lvlText w:val="%8、"/>
+      <w:lvlJc w:val="left"/>
+      <w:pPr>
+        <w:ind w:left="3840" w:hanging="480"/>
+      </w:pPr>
+    </w:lvl>
+    <w:lvl w:ilvl="8" w:tplc="0409001B" w:tentative="1">
+      <w:start w:val="1"/>
+      <w:numFmt w:val="lowerRoman"/>
+      <w:lvlText w:val="%9."/>
+      <w:lvlJc w:val="right"/>
+      <w:pPr>
+        <w:ind w:left="4320" w:hanging="480"/>
+      </w:pPr>
+    </w:lvl>
+  </w:abstractNum>
+  <w:num w:numId="1">
+    <w:abstractNumId w:val="0"/>
+  </w:num>
+</w:numbering>
 </file>
 
 <file path=word/styles.xml><?xml version="1.0" encoding="utf-8"?>
@@ -1503,6 +2303,16 @@
       <w:szCs w:val="20"/>
     </w:rPr>
   </w:style>
+  <w:style w:type="paragraph" w:styleId="a7">
+    <w:name w:val="List Paragraph"/>
+    <w:basedOn w:val="a"/>
+    <w:uiPriority w:val="34"/>
+    <w:qFormat/>
+    <w:rsid w:val="004D0259"/>
+    <w:pPr>
+      <w:ind w:leftChars="200" w:left="480"/>
+    </w:pPr>
+  </w:style>
 </w:styles>
 </file>
 

--- a/碩一/TOEIC/文法單字.docx
+++ b/碩一/TOEIC/文法單字.docx
@@ -1,6 +1,6 @@
 
 <file path=word/document.xml><?xml version="1.0" encoding="utf-8"?>
-<w:document xmlns:wpc="http://schemas.microsoft.com/office/word/2010/wordprocessingCanvas" xmlns:cx="http://schemas.microsoft.com/office/drawing/2014/chartex" xmlns:cx1="http://schemas.microsoft.com/office/drawing/2015/9/8/chartex" xmlns:cx2="http://schemas.microsoft.com/office/drawing/2015/10/21/chartex" xmlns:cx3="http://schemas.microsoft.com/office/drawing/2016/5/9/chartex" xmlns:cx4="http://schemas.microsoft.com/office/drawing/2016/5/10/chartex" xmlns:cx5="http://schemas.microsoft.com/office/drawing/2016/5/11/chartex" xmlns:cx6="http://schemas.microsoft.com/office/drawing/2016/5/12/chartex" xmlns:cx7="http://schemas.microsoft.com/office/drawing/2016/5/13/chartex" xmlns:cx8="http://schemas.microsoft.com/office/drawing/2016/5/14/chartex" xmlns:mc="http://schemas.openxmlformats.org/markup-compatibility/2006" xmlns:aink="http://schemas.microsoft.com/office/drawing/2016/ink" xmlns:am3d="http://schemas.microsoft.com/office/drawing/2017/model3d" xmlns:o="urn:schemas-microsoft-com:office:office" xmlns:r="http://schemas.openxmlformats.org/officeDocument/2006/relationships" xmlns:m="http://schemas.openxmlformats.org/officeDocument/2006/math" xmlns:v="urn:schemas-microsoft-com:vml" xmlns:wp14="http://schemas.microsoft.com/office/word/2010/wordprocessingDrawing" xmlns:wp="http://schemas.openxmlformats.org/drawingml/2006/wordprocessingDrawing" xmlns:w10="urn:schemas-microsoft-com:office:word" xmlns:w="http://schemas.openxmlformats.org/wordprocessingml/2006/main" xmlns:w14="http://schemas.microsoft.com/office/word/2010/wordml" xmlns:w15="http://schemas.microsoft.com/office/word/2012/wordml" xmlns:w16cex="http://schemas.microsoft.com/office/word/2018/wordml/cex" xmlns:w16cid="http://schemas.microsoft.com/office/word/2016/wordml/cid" xmlns:w16="http://schemas.microsoft.com/office/word/2018/wordml" xmlns:w16sdtdh="http://schemas.microsoft.com/office/word/2020/wordml/sdtdatahash" xmlns:w16se="http://schemas.microsoft.com/office/word/2015/wordml/symex" xmlns:wpg="http://schemas.microsoft.com/office/word/2010/wordprocessingGroup" xmlns:wpi="http://schemas.microsoft.com/office/word/2010/wordprocessingInk" xmlns:wne="http://schemas.microsoft.com/office/word/2006/wordml" xmlns:wps="http://schemas.microsoft.com/office/word/2010/wordprocessingShape" mc:Ignorable="w14 w15 w16se w16cid w16 w16cex w16sdtdh wp14">
+<w:document xmlns:wpc="http://schemas.microsoft.com/office/word/2010/wordprocessingCanvas" xmlns:cx="http://schemas.microsoft.com/office/drawing/2014/chartex" xmlns:cx1="http://schemas.microsoft.com/office/drawing/2015/9/8/chartex" xmlns:cx2="http://schemas.microsoft.com/office/drawing/2015/10/21/chartex" xmlns:cx3="http://schemas.microsoft.com/office/drawing/2016/5/9/chartex" xmlns:cx4="http://schemas.microsoft.com/office/drawing/2016/5/10/chartex" xmlns:cx5="http://schemas.microsoft.com/office/drawing/2016/5/11/chartex" xmlns:cx6="http://schemas.microsoft.com/office/drawing/2016/5/12/chartex" xmlns:cx7="http://schemas.microsoft.com/office/drawing/2016/5/13/chartex" xmlns:cx8="http://schemas.microsoft.com/office/drawing/2016/5/14/chartex" xmlns:mc="http://schemas.openxmlformats.org/markup-compatibility/2006" xmlns:aink="http://schemas.microsoft.com/office/drawing/2016/ink" xmlns:am3d="http://schemas.microsoft.com/office/drawing/2017/model3d" xmlns:o="urn:schemas-microsoft-com:office:office" xmlns:oel="http://schemas.microsoft.com/office/2019/extlst" xmlns:r="http://schemas.openxmlformats.org/officeDocument/2006/relationships" xmlns:m="http://schemas.openxmlformats.org/officeDocument/2006/math" xmlns:v="urn:schemas-microsoft-com:vml" xmlns:wp14="http://schemas.microsoft.com/office/word/2010/wordprocessingDrawing" xmlns:wp="http://schemas.openxmlformats.org/drawingml/2006/wordprocessingDrawing" xmlns:w10="urn:schemas-microsoft-com:office:word" xmlns:w="http://schemas.openxmlformats.org/wordprocessingml/2006/main" xmlns:w14="http://schemas.microsoft.com/office/word/2010/wordml" xmlns:w15="http://schemas.microsoft.com/office/word/2012/wordml" xmlns:w16cex="http://schemas.microsoft.com/office/word/2018/wordml/cex" xmlns:w16cid="http://schemas.microsoft.com/office/word/2016/wordml/cid" xmlns:w16="http://schemas.microsoft.com/office/word/2018/wordml" xmlns:w16du="http://schemas.microsoft.com/office/word/2023/wordml/word16du" xmlns:w16sdtdh="http://schemas.microsoft.com/office/word/2020/wordml/sdtdatahash" xmlns:w16se="http://schemas.microsoft.com/office/word/2015/wordml/symex" xmlns:wpg="http://schemas.microsoft.com/office/word/2010/wordprocessingGroup" xmlns:wpi="http://schemas.microsoft.com/office/word/2010/wordprocessingInk" xmlns:wne="http://schemas.microsoft.com/office/word/2006/wordml" xmlns:wps="http://schemas.microsoft.com/office/word/2010/wordprocessingShape" mc:Ignorable="w14 w15 w16se w16cid w16 w16cex w16sdtdh wp14">
   <w:body>
     <w:p>
       <w:r>
@@ -100,17 +100,7 @@
         <w:t>due</w:t>
       </w:r>
       <w:r>
-        <w:t xml:space="preserve"> </w:t>
-      </w:r>
-      <w:proofErr w:type="spellStart"/>
-      <w:proofErr w:type="gramStart"/>
-      <w:r>
-        <w:t>tomorrow,so</w:t>
-      </w:r>
-      <w:proofErr w:type="spellEnd"/>
-      <w:proofErr w:type="gramEnd"/>
-      <w:r>
-        <w:t xml:space="preserve"> hurry up and register for it.</w:t>
+        <w:t xml:space="preserve"> tomorrow,so hurry up and register for it.</w:t>
       </w:r>
     </w:p>
     <w:p>
@@ -367,7 +357,6 @@
       </w:r>
     </w:p>
     <w:p>
-      <w:proofErr w:type="spellStart"/>
       <w:r>
         <w:rPr>
           <w:rFonts w:hint="eastAsia"/>
@@ -375,11 +364,7 @@
         <w:t>W</w:t>
       </w:r>
       <w:r>
-        <w:t>h</w:t>
-      </w:r>
-      <w:proofErr w:type="spellEnd"/>
-      <w:r>
-        <w:t>-ever:</w:t>
+        <w:t>h-ever:</w:t>
       </w:r>
       <w:r>
         <w:rPr>
@@ -394,15 +379,7 @@
         <w:t>W</w:t>
       </w:r>
       <w:r>
-        <w:t>h.</w:t>
-      </w:r>
-      <w:proofErr w:type="gramStart"/>
-      <w:r>
-        <w:t>.(</w:t>
-      </w:r>
-      <w:proofErr w:type="gramEnd"/>
-      <w:r>
-        <w:t>whenever</w:t>
+        <w:t>h..(whenever</w:t>
       </w:r>
       <w:r>
         <w:rPr>
@@ -476,15 +453,7 @@
         <w:t>more</w:t>
       </w:r>
       <w:r>
-        <w:t xml:space="preserve"> than just 6 working days are required for any </w:t>
-      </w:r>
-      <w:proofErr w:type="spellStart"/>
-      <w:r>
-        <w:t>jayX</w:t>
-      </w:r>
-      <w:proofErr w:type="spellEnd"/>
-      <w:r>
-        <w:t xml:space="preserve"> products to be fixed and returned to their owners. (A)better</w:t>
+        <w:t xml:space="preserve"> than just 6 working days are required for any jayX products to be fixed and returned to their owners. (A)better</w:t>
       </w:r>
       <w:r>
         <w:rPr>
@@ -598,23 +567,14 @@
       </w:r>
       <w:r>
         <w:tab/>
-      </w:r>
-      <w:proofErr w:type="spellStart"/>
-      <w:r>
-        <w:t>Ved</w:t>
-      </w:r>
-      <w:proofErr w:type="spellEnd"/>
-      <w:r>
-        <w:t>: A</w:t>
-      </w:r>
-      <w:proofErr w:type="gramStart"/>
+        <w:t>Ved: A</w:t>
+      </w:r>
       <w:r>
         <w:rPr>
           <w:rFonts w:hint="eastAsia"/>
         </w:rPr>
         <w:t>一</w:t>
       </w:r>
-      <w:proofErr w:type="gramEnd"/>
       <w:r>
         <w:t>…B</w:t>
       </w:r>
@@ -640,35 +600,12 @@
         <w:t>n</w:t>
       </w:r>
       <w:r>
-        <w:t xml:space="preserve">o sooner had A </w:t>
-      </w:r>
-      <w:proofErr w:type="spellStart"/>
-      <w:r>
-        <w:t>p.p</w:t>
-      </w:r>
-      <w:proofErr w:type="spellEnd"/>
-      <w:r>
-        <w:t xml:space="preserve"> than B </w:t>
-      </w:r>
-      <w:proofErr w:type="spellStart"/>
-      <w:r>
-        <w:t>Ved</w:t>
-      </w:r>
-      <w:proofErr w:type="spellEnd"/>
-      <w:r>
-        <w:t>.]</w:t>
-      </w:r>
-    </w:p>
-    <w:p>
-      <w:proofErr w:type="spellStart"/>
-      <w:proofErr w:type="gramStart"/>
-      <w:r>
-        <w:t>ex:No</w:t>
-      </w:r>
-      <w:proofErr w:type="spellEnd"/>
-      <w:proofErr w:type="gramEnd"/>
-      <w:r>
-        <w:t xml:space="preserve"> sooner than I had reached the intersection when the traffic</w:t>
+        <w:t>o sooner had A p.p than B Ved.]</w:t>
+      </w:r>
+    </w:p>
+    <w:p>
+      <w:r>
+        <w:t>ex:No sooner than I had reached the intersection when the traffic</w:t>
       </w:r>
       <w:r>
         <w:t xml:space="preserve"> light turned red </w:t>
@@ -694,13 +631,8 @@
       </w:r>
     </w:p>
     <w:p>
-      <w:proofErr w:type="spellStart"/>
-      <w:r>
-        <w:t>Ex:Taking</w:t>
-      </w:r>
-      <w:proofErr w:type="spellEnd"/>
-      <w:r>
-        <w:t xml:space="preserve"> the train is no quicker than taking the bus</w:t>
+      <w:r>
+        <w:t>Ex:Taking the train is no quicker than taking the bus</w:t>
       </w:r>
       <w:r>
         <w:rPr>
@@ -734,15 +666,7 @@
         <w:t>rich</w:t>
       </w:r>
       <w:r>
-        <w:t xml:space="preserve"> sources of new thinking for exponential </w:t>
-      </w:r>
-      <w:proofErr w:type="gramStart"/>
-      <w:r>
-        <w:t>growth.(</w:t>
-      </w:r>
-      <w:proofErr w:type="gramEnd"/>
-      <w:r>
-        <w:t>A)lengthy</w:t>
+        <w:t xml:space="preserve"> sources of new thinking for exponential growth.(A)lengthy</w:t>
       </w:r>
       <w:r>
         <w:rPr>
@@ -857,17 +781,7 @@
     <w:p>
       <w:r>
         <w:lastRenderedPageBreak/>
-        <w:t xml:space="preserve">Usually meetings with such short notice will have low </w:t>
-      </w:r>
-      <w:proofErr w:type="spellStart"/>
-      <w:proofErr w:type="gramStart"/>
-      <w:r>
-        <w:t>attendance,but</w:t>
-      </w:r>
-      <w:proofErr w:type="spellEnd"/>
-      <w:proofErr w:type="gramEnd"/>
-      <w:r>
-        <w:t xml:space="preserve"> the one we had was </w:t>
+        <w:t xml:space="preserve">Usually meetings with such short notice will have low attendance,but the one we had was </w:t>
       </w:r>
       <w:r>
         <w:rPr>
@@ -942,24 +856,166 @@
       </w:r>
       <w:r>
         <w:tab/>
-      </w:r>
-      <w:proofErr w:type="spellStart"/>
+        <w:t xml:space="preserve">dj </w:t>
+      </w:r>
+      <w:r>
+        <w:t>(D)best</w:t>
+      </w:r>
+      <w:r>
+        <w:rPr>
+          <w:rFonts w:hint="eastAsia"/>
+        </w:rPr>
+        <w:t>最好</w:t>
+      </w:r>
+      <w:r>
+        <w:rPr>
+          <w:rFonts w:hint="eastAsia"/>
+        </w:rPr>
+        <w:t>A</w:t>
+      </w:r>
       <w:r>
         <w:t>dj</w:t>
       </w:r>
-      <w:proofErr w:type="spellEnd"/>
+    </w:p>
+    <w:p/>
+    <w:p>
+      <w:r>
+        <w:t xml:space="preserve">Short notice </w:t>
+      </w:r>
+      <w:r>
+        <w:rPr>
+          <w:rFonts w:hint="eastAsia"/>
+        </w:rPr>
+        <w:t>臨時通知、</w:t>
+      </w:r>
+      <w:r>
+        <w:t>attendance</w:t>
+      </w:r>
+      <w:r>
+        <w:rPr>
+          <w:rFonts w:hint="eastAsia"/>
+        </w:rPr>
+        <w:t xml:space="preserve"> n</w:t>
+      </w:r>
       <w:r>
         <w:t xml:space="preserve"> </w:t>
       </w:r>
       <w:r>
-        <w:t>(D)best</w:t>
-      </w:r>
-      <w:r>
-        <w:rPr>
-          <w:rFonts w:hint="eastAsia"/>
-        </w:rPr>
-        <w:t>最好</w:t>
-      </w:r>
+        <w:rPr>
+          <w:rFonts w:hint="eastAsia"/>
+        </w:rPr>
+        <w:t>出席率、</w:t>
+      </w:r>
+      <w:r>
+        <w:t>Well attended</w:t>
+      </w:r>
+      <w:r>
+        <w:rPr>
+          <w:rFonts w:hint="eastAsia"/>
+        </w:rPr>
+        <w:t>出席人數眾多</w:t>
+      </w:r>
+    </w:p>
+    <w:p>
+      <w:r>
+        <w:t>“be” PP</w:t>
+      </w:r>
+      <w:r>
+        <w:rPr>
+          <w:rFonts w:hint="eastAsia"/>
+        </w:rPr>
+        <w:t>:</w:t>
+      </w:r>
+      <w:r>
+        <w:rPr>
+          <w:rFonts w:hint="eastAsia"/>
+        </w:rPr>
+        <w:t>被動語態</w:t>
+      </w:r>
+      <w:r>
+        <w:rPr>
+          <w:rFonts w:hint="eastAsia"/>
+        </w:rPr>
+        <w:t xml:space="preserve"> </w:t>
+      </w:r>
+      <w:r>
+        <w:t>The meeting was attended by all full-time employees</w:t>
+      </w:r>
+    </w:p>
+    <w:p>
+      <w:r>
+        <w:rPr>
+          <w:rFonts w:hint="eastAsia"/>
+        </w:rPr>
+        <w:t>會議被所有全職員工參加</w:t>
+      </w:r>
+    </w:p>
+    <w:p>
+      <w:r>
+        <w:t>“be” Adv PP</w:t>
+      </w:r>
+      <w:r>
+        <w:t xml:space="preserve"> </w:t>
+      </w:r>
+      <w:r>
+        <w:rPr>
+          <w:rFonts w:hint="eastAsia"/>
+        </w:rPr>
+        <w:t>副詞去修飾動詞</w:t>
+      </w:r>
+    </w:p>
+    <w:p/>
+    <w:p>
+      <w:r>
+        <w:t xml:space="preserve">Our group </w:t>
+      </w:r>
+      <w:r>
+        <w:rPr>
+          <w:color w:val="FF0000"/>
+        </w:rPr>
+        <w:t>is</w:t>
+      </w:r>
+      <w:r>
+        <w:t xml:space="preserve"> </w:t>
+      </w:r>
+      <w:r>
+        <w:rPr>
+          <w:highlight w:val="yellow"/>
+        </w:rPr>
+        <w:t>made</w:t>
+      </w:r>
+      <w:r>
+        <w:t xml:space="preserve"> </w:t>
+      </w:r>
+      <w:r>
+        <w:rPr>
+          <w:color w:val="FF0000"/>
+        </w:rPr>
+        <w:t>up</w:t>
+      </w:r>
+      <w:r>
+        <w:t xml:space="preserve"> of dedicated and professional members. (A)consist</w:t>
+      </w:r>
+      <w:r>
+        <w:rPr>
+          <w:rFonts w:hint="eastAsia"/>
+        </w:rPr>
+        <w:t>包含</w:t>
+      </w:r>
+      <w:r>
+        <w:t>(B)comprised</w:t>
+      </w:r>
+      <w:r>
+        <w:rPr>
+          <w:highlight w:val="yellow"/>
+        </w:rPr>
+        <w:t>(C)made</w:t>
+      </w:r>
+      <w:r>
+        <w:t>(D)combined</w:t>
+      </w:r>
+    </w:p>
+    <w:p>
       <w:r>
         <w:rPr>
           <w:rFonts w:hint="eastAsia"/>
@@ -967,416 +1023,240 @@
         <w:t>A</w:t>
       </w:r>
       <w:r>
-        <w:t>dj</w:t>
+        <w:t>ns:</w:t>
+      </w:r>
+      <w:r>
+        <w:rPr>
+          <w:highlight w:val="yellow"/>
+        </w:rPr>
+        <w:t xml:space="preserve"> made</w:t>
+      </w:r>
+    </w:p>
+    <w:p>
+      <w:r>
+        <w:t xml:space="preserve">dedicated adj </w:t>
+      </w:r>
+      <w:r>
+        <w:rPr>
+          <w:rFonts w:hint="eastAsia"/>
+        </w:rPr>
+        <w:t>專門</w:t>
+      </w:r>
+      <w:r>
+        <w:rPr>
+          <w:rFonts w:hint="eastAsia"/>
+        </w:rPr>
+        <w:t>/</w:t>
+      </w:r>
+      <w:r>
+        <w:rPr>
+          <w:rFonts w:hint="eastAsia"/>
+        </w:rPr>
+        <w:t>投入</w:t>
+      </w:r>
+      <w:r>
+        <w:rPr>
+          <w:rFonts w:hint="eastAsia"/>
+        </w:rPr>
+        <w:t>/</w:t>
+      </w:r>
+      <w:r>
+        <w:rPr>
+          <w:rFonts w:hint="eastAsia"/>
+        </w:rPr>
+        <w:t>致力於、</w:t>
+      </w:r>
+      <w:r>
+        <w:rPr>
+          <w:rFonts w:hint="eastAsia"/>
+        </w:rPr>
+        <w:t>c</w:t>
+      </w:r>
+      <w:r>
+        <w:t>onsist</w:t>
+      </w:r>
+      <w:r>
+        <w:rPr>
+          <w:rFonts w:hint="eastAsia"/>
+        </w:rPr>
+        <w:t>包含</w:t>
+      </w:r>
+      <w:r>
+        <w:rPr>
+          <w:rFonts w:hint="eastAsia"/>
+        </w:rPr>
+        <w:t>、</w:t>
+      </w:r>
+      <w:r>
+        <w:t>comprise</w:t>
+      </w:r>
+      <w:r>
+        <w:rPr>
+          <w:rFonts w:hint="eastAsia"/>
+        </w:rPr>
+        <w:t xml:space="preserve"> v</w:t>
+      </w:r>
+      <w:r>
+        <w:t xml:space="preserve"> </w:t>
+      </w:r>
+      <w:r>
+        <w:rPr>
+          <w:rFonts w:hint="eastAsia"/>
+        </w:rPr>
+        <w:t>組成</w:t>
+      </w:r>
+    </w:p>
+    <w:p>
+      <w:r>
+        <w:rPr>
+          <w:rFonts w:hint="eastAsia"/>
+        </w:rPr>
+        <w:t>m</w:t>
+      </w:r>
+      <w:r>
+        <w:t xml:space="preserve">ade v </w:t>
+      </w:r>
+      <w:r>
+        <w:rPr>
+          <w:rFonts w:hint="eastAsia"/>
+        </w:rPr>
+        <w:t>製造、</w:t>
+      </w:r>
+      <w:r>
+        <w:rPr>
+          <w:rFonts w:hint="eastAsia"/>
+        </w:rPr>
+        <w:t>c</w:t>
+      </w:r>
+      <w:r>
+        <w:t xml:space="preserve">ombined v </w:t>
+      </w:r>
+      <w:r>
+        <w:rPr>
+          <w:rFonts w:hint="eastAsia"/>
+        </w:rPr>
+        <w:t>結合</w:t>
+      </w:r>
+    </w:p>
+    <w:p>
+      <w:r>
+        <w:rPr>
+          <w:rFonts w:hint="eastAsia"/>
+        </w:rPr>
+        <w:t>c</w:t>
+      </w:r>
+      <w:r>
+        <w:t>onsist+</w:t>
+      </w:r>
+      <w:r>
+        <w:rPr>
+          <w:rFonts w:hint="eastAsia"/>
+        </w:rPr>
+        <w:t>介係詞</w:t>
+      </w:r>
+      <w:r>
+        <w:rPr>
+          <w:rFonts w:hint="eastAsia"/>
+        </w:rPr>
+        <w:t>o</w:t>
+      </w:r>
+      <w:r>
+        <w:t>f</w:t>
+      </w:r>
+    </w:p>
+    <w:p>
+      <w:r>
+        <w:rPr>
+          <w:rFonts w:hint="eastAsia"/>
+        </w:rPr>
+        <w:t>e</w:t>
+      </w:r>
+      <w:r>
+        <w:t xml:space="preserve">x:My family consists of 5 members </w:t>
+      </w:r>
+      <w:r>
+        <w:rPr>
+          <w:rFonts w:hint="eastAsia"/>
+        </w:rPr>
+        <w:t>我的家庭由</w:t>
+      </w:r>
+      <w:r>
+        <w:rPr>
+          <w:rFonts w:hint="eastAsia"/>
+        </w:rPr>
+        <w:t>2</w:t>
+      </w:r>
+      <w:r>
+        <w:rPr>
+          <w:rFonts w:hint="eastAsia"/>
+        </w:rPr>
+        <w:t>名成員組成</w:t>
+      </w:r>
+    </w:p>
+    <w:p>
+      <w:r>
+        <w:t>Comprised+</w:t>
+      </w:r>
+      <w:r>
+        <w:rPr>
+          <w:rFonts w:hint="eastAsia"/>
+        </w:rPr>
+        <w:t>介係詞</w:t>
+      </w:r>
+      <w:r>
+        <w:rPr>
+          <w:rFonts w:hint="eastAsia"/>
+        </w:rPr>
+        <w:t>o</w:t>
+      </w:r>
+      <w:r>
+        <w:t>f</w:t>
+      </w:r>
+    </w:p>
+    <w:p>
+      <w:r>
+        <w:rPr>
+          <w:rFonts w:hint="eastAsia"/>
+        </w:rPr>
+        <w:t>e</w:t>
+      </w:r>
+      <w:r>
+        <w:t>x:A healthy diet is comprised of lots of fruit and vegetable</w:t>
+      </w:r>
+    </w:p>
+    <w:p>
+      <w:r>
+        <w:rPr>
+          <w:rFonts w:hint="eastAsia"/>
+        </w:rPr>
+        <w:t>一個健康的飲食由很多水果和蔬菜組成</w:t>
+      </w:r>
+    </w:p>
+    <w:p>
+      <w:r>
+        <w:t>Combine +A&amp;B</w:t>
+      </w:r>
+    </w:p>
+    <w:p>
+      <w:r>
+        <w:rPr>
+          <w:rFonts w:hint="eastAsia"/>
+        </w:rPr>
+        <w:t>L</w:t>
+      </w:r>
+      <w:r>
+        <w:t>et combine black and white color to make gray color</w:t>
+      </w:r>
+    </w:p>
+    <w:p>
+      <w:r>
+        <w:rPr>
+          <w:rFonts w:hint="eastAsia"/>
+        </w:rPr>
+        <w:t>我們把黑色和白色混成灰色</w:t>
       </w:r>
     </w:p>
     <w:p/>
-    <w:p>
-      <w:r>
-        <w:t xml:space="preserve">Short notice </w:t>
-      </w:r>
-      <w:r>
-        <w:rPr>
-          <w:rFonts w:hint="eastAsia"/>
-        </w:rPr>
-        <w:t>臨時通知、</w:t>
-      </w:r>
-      <w:r>
-        <w:t>attendance</w:t>
-      </w:r>
-      <w:r>
-        <w:rPr>
-          <w:rFonts w:hint="eastAsia"/>
-        </w:rPr>
-        <w:t xml:space="preserve"> n</w:t>
-      </w:r>
-      <w:r>
-        <w:t xml:space="preserve"> </w:t>
-      </w:r>
-      <w:r>
-        <w:rPr>
-          <w:rFonts w:hint="eastAsia"/>
-        </w:rPr>
-        <w:t>出席率、</w:t>
-      </w:r>
-      <w:r>
-        <w:t>Well attended</w:t>
-      </w:r>
-      <w:r>
-        <w:rPr>
-          <w:rFonts w:hint="eastAsia"/>
-        </w:rPr>
-        <w:t>出席人數眾多</w:t>
-      </w:r>
-    </w:p>
-    <w:p>
-      <w:r>
-        <w:t>“be” PP</w:t>
-      </w:r>
-      <w:r>
-        <w:rPr>
-          <w:rFonts w:hint="eastAsia"/>
-        </w:rPr>
-        <w:t>:</w:t>
-      </w:r>
-      <w:r>
-        <w:rPr>
-          <w:rFonts w:hint="eastAsia"/>
-        </w:rPr>
-        <w:t>被動語態</w:t>
-      </w:r>
-      <w:r>
-        <w:rPr>
-          <w:rFonts w:hint="eastAsia"/>
-        </w:rPr>
-        <w:t xml:space="preserve"> </w:t>
-      </w:r>
-      <w:r>
-        <w:t>The meeting was attended by all full-time employees</w:t>
-      </w:r>
-    </w:p>
-    <w:p>
-      <w:r>
-        <w:rPr>
-          <w:rFonts w:hint="eastAsia"/>
-        </w:rPr>
-        <w:t>會議被所有全職員工參加</w:t>
-      </w:r>
-    </w:p>
-    <w:p>
-      <w:r>
-        <w:t>“be” Adv PP</w:t>
-      </w:r>
-      <w:r>
-        <w:t xml:space="preserve"> </w:t>
-      </w:r>
-      <w:r>
-        <w:rPr>
-          <w:rFonts w:hint="eastAsia"/>
-        </w:rPr>
-        <w:t>副詞去修飾動詞</w:t>
-      </w:r>
-    </w:p>
-    <w:p/>
-    <w:p>
-      <w:r>
-        <w:t xml:space="preserve">Our group </w:t>
-      </w:r>
-      <w:r>
-        <w:rPr>
-          <w:color w:val="FF0000"/>
-        </w:rPr>
-        <w:t>is</w:t>
-      </w:r>
-      <w:r>
-        <w:t xml:space="preserve"> </w:t>
-      </w:r>
-      <w:r>
-        <w:rPr>
-          <w:highlight w:val="yellow"/>
-        </w:rPr>
-        <w:t>made</w:t>
-      </w:r>
-      <w:r>
-        <w:t xml:space="preserve"> </w:t>
-      </w:r>
-      <w:r>
-        <w:rPr>
-          <w:color w:val="FF0000"/>
-        </w:rPr>
-        <w:t>up</w:t>
-      </w:r>
-      <w:r>
-        <w:t xml:space="preserve"> of dedicated and professional members. (A)consist</w:t>
-      </w:r>
-      <w:r>
-        <w:rPr>
-          <w:rFonts w:hint="eastAsia"/>
-        </w:rPr>
-        <w:t>包含</w:t>
-      </w:r>
-      <w:r>
-        <w:t>(B)comprised</w:t>
-      </w:r>
-      <w:r>
-        <w:rPr>
-          <w:highlight w:val="yellow"/>
-        </w:rPr>
-        <w:t>(C)made</w:t>
-      </w:r>
-      <w:r>
-        <w:t>(D)combined</w:t>
-      </w:r>
-    </w:p>
-    <w:p>
-      <w:r>
-        <w:rPr>
-          <w:rFonts w:hint="eastAsia"/>
-        </w:rPr>
-        <w:t>A</w:t>
-      </w:r>
-      <w:r>
-        <w:t>ns:</w:t>
-      </w:r>
-      <w:r>
-        <w:rPr>
-          <w:highlight w:val="yellow"/>
-        </w:rPr>
-        <w:t xml:space="preserve"> </w:t>
-      </w:r>
-      <w:r>
-        <w:rPr>
-          <w:highlight w:val="yellow"/>
-        </w:rPr>
-        <w:t>made</w:t>
-      </w:r>
-    </w:p>
-    <w:p>
-      <w:r>
-        <w:t>dedicated</w:t>
-      </w:r>
-      <w:r>
-        <w:t xml:space="preserve"> adj </w:t>
-      </w:r>
-      <w:r>
-        <w:rPr>
-          <w:rFonts w:hint="eastAsia"/>
-        </w:rPr>
-        <w:t>專門</w:t>
-      </w:r>
-      <w:r>
-        <w:rPr>
-          <w:rFonts w:hint="eastAsia"/>
-        </w:rPr>
-        <w:t>/</w:t>
-      </w:r>
-      <w:r>
-        <w:rPr>
-          <w:rFonts w:hint="eastAsia"/>
-        </w:rPr>
-        <w:t>投入</w:t>
-      </w:r>
-      <w:r>
-        <w:rPr>
-          <w:rFonts w:hint="eastAsia"/>
-        </w:rPr>
-        <w:t>/</w:t>
-      </w:r>
-      <w:r>
-        <w:rPr>
-          <w:rFonts w:hint="eastAsia"/>
-        </w:rPr>
-        <w:t>致力於、</w:t>
-      </w:r>
-      <w:r>
-        <w:rPr>
-          <w:rFonts w:hint="eastAsia"/>
-        </w:rPr>
-        <w:t>c</w:t>
-      </w:r>
-      <w:r>
-        <w:t>onsist</w:t>
-      </w:r>
-      <w:r>
-        <w:rPr>
-          <w:rFonts w:hint="eastAsia"/>
-        </w:rPr>
-        <w:t>包含</w:t>
-      </w:r>
-      <w:r>
-        <w:rPr>
-          <w:rFonts w:hint="eastAsia"/>
-        </w:rPr>
-        <w:t>、</w:t>
-      </w:r>
-      <w:r>
-        <w:t>comprise</w:t>
-      </w:r>
-      <w:r>
-        <w:rPr>
-          <w:rFonts w:hint="eastAsia"/>
-        </w:rPr>
-        <w:t xml:space="preserve"> v</w:t>
-      </w:r>
-      <w:r>
-        <w:t xml:space="preserve"> </w:t>
-      </w:r>
-      <w:r>
-        <w:rPr>
-          <w:rFonts w:hint="eastAsia"/>
-        </w:rPr>
-        <w:t>組成</w:t>
-      </w:r>
-    </w:p>
-    <w:p>
-      <w:r>
-        <w:rPr>
-          <w:rFonts w:hint="eastAsia"/>
-        </w:rPr>
-        <w:t>m</w:t>
-      </w:r>
-      <w:r>
-        <w:t xml:space="preserve">ade v </w:t>
-      </w:r>
-      <w:r>
-        <w:rPr>
-          <w:rFonts w:hint="eastAsia"/>
-        </w:rPr>
-        <w:t>製造、</w:t>
-      </w:r>
-      <w:r>
-        <w:rPr>
-          <w:rFonts w:hint="eastAsia"/>
-        </w:rPr>
-        <w:t>c</w:t>
-      </w:r>
-      <w:r>
-        <w:t xml:space="preserve">ombined v </w:t>
-      </w:r>
-      <w:r>
-        <w:rPr>
-          <w:rFonts w:hint="eastAsia"/>
-        </w:rPr>
-        <w:t>結合</w:t>
-      </w:r>
-    </w:p>
-    <w:p>
-      <w:r>
-        <w:rPr>
-          <w:rFonts w:hint="eastAsia"/>
-        </w:rPr>
-        <w:t>c</w:t>
-      </w:r>
-      <w:r>
-        <w:t>onsist+</w:t>
-      </w:r>
-      <w:r>
-        <w:rPr>
-          <w:rFonts w:hint="eastAsia"/>
-        </w:rPr>
-        <w:t>介係詞</w:t>
-      </w:r>
-      <w:r>
-        <w:rPr>
-          <w:rFonts w:hint="eastAsia"/>
-        </w:rPr>
-        <w:t>o</w:t>
-      </w:r>
-      <w:r>
-        <w:t>f</w:t>
-      </w:r>
-    </w:p>
-    <w:p>
-      <w:proofErr w:type="spellStart"/>
-      <w:r>
-        <w:rPr>
-          <w:rFonts w:hint="eastAsia"/>
-        </w:rPr>
-        <w:t>e</w:t>
-      </w:r>
-      <w:r>
-        <w:t>x:My</w:t>
-      </w:r>
-      <w:proofErr w:type="spellEnd"/>
-      <w:r>
-        <w:t xml:space="preserve"> family consists of 5 members </w:t>
-      </w:r>
-      <w:r>
-        <w:rPr>
-          <w:rFonts w:hint="eastAsia"/>
-        </w:rPr>
-        <w:t>我的家庭由</w:t>
-      </w:r>
-      <w:r>
-        <w:rPr>
-          <w:rFonts w:hint="eastAsia"/>
-        </w:rPr>
-        <w:t>2</w:t>
-      </w:r>
-      <w:r>
-        <w:rPr>
-          <w:rFonts w:hint="eastAsia"/>
-        </w:rPr>
-        <w:t>名成員組成</w:t>
-      </w:r>
-    </w:p>
-    <w:p>
-      <w:r>
-        <w:t>Comprised+</w:t>
-      </w:r>
-      <w:r>
-        <w:rPr>
-          <w:rFonts w:hint="eastAsia"/>
-        </w:rPr>
-        <w:t>介係詞</w:t>
-      </w:r>
-      <w:r>
-        <w:rPr>
-          <w:rFonts w:hint="eastAsia"/>
-        </w:rPr>
-        <w:t>o</w:t>
-      </w:r>
-      <w:r>
-        <w:t>f</w:t>
-      </w:r>
-    </w:p>
-    <w:p>
-      <w:proofErr w:type="spellStart"/>
-      <w:proofErr w:type="gramStart"/>
-      <w:r>
-        <w:rPr>
-          <w:rFonts w:hint="eastAsia"/>
-        </w:rPr>
-        <w:t>e</w:t>
-      </w:r>
-      <w:r>
-        <w:t>x:A</w:t>
-      </w:r>
-      <w:proofErr w:type="spellEnd"/>
-      <w:proofErr w:type="gramEnd"/>
-      <w:r>
-        <w:t xml:space="preserve"> healthy diet is comprised of lots of fruit and vegetable</w:t>
-      </w:r>
-    </w:p>
-    <w:p>
-      <w:r>
-        <w:rPr>
-          <w:rFonts w:hint="eastAsia"/>
-        </w:rPr>
-        <w:t>一個健康的飲食由很多水果和蔬菜組成</w:t>
-      </w:r>
-    </w:p>
-    <w:p>
-      <w:r>
-        <w:t>Combine +A&amp;B</w:t>
-      </w:r>
-    </w:p>
-    <w:p>
-      <w:r>
-        <w:rPr>
-          <w:rFonts w:hint="eastAsia"/>
-        </w:rPr>
-        <w:t>L</w:t>
-      </w:r>
-      <w:r>
-        <w:t>et combine black and white color to make gray color</w:t>
-      </w:r>
-    </w:p>
-    <w:p>
-      <w:r>
-        <w:rPr>
-          <w:rFonts w:hint="eastAsia"/>
-        </w:rPr>
-        <w:t>我們把黑色和白色混成灰色</w:t>
-      </w:r>
-    </w:p>
-    <w:p>
-      <w:pPr>
-        <w:rPr>
-          <w:rFonts w:hint="eastAsia"/>
-        </w:rPr>
-      </w:pPr>
-    </w:p>
     <w:p>
       <w:r>
         <w:t xml:space="preserve">Event detail is </w:t>
@@ -1448,13 +1328,164 @@
     </w:p>
     <w:p/>
     <w:p>
+      <w:r>
+        <w:t>attribute</w:t>
+      </w:r>
+      <w:r>
+        <w:rPr>
+          <w:rFonts w:hint="eastAsia"/>
+        </w:rPr>
+        <w:t xml:space="preserve"> </w:t>
+      </w:r>
+      <w:r>
+        <w:t>n</w:t>
+      </w:r>
+      <w:r>
+        <w:rPr>
+          <w:rFonts w:hint="eastAsia"/>
+        </w:rPr>
+        <w:t>特性</w:t>
+      </w:r>
+      <w:r>
+        <w:rPr>
+          <w:rFonts w:hint="eastAsia"/>
+        </w:rPr>
+        <w:t>,</w:t>
+      </w:r>
+      <w:r>
+        <w:t xml:space="preserve"> </w:t>
+      </w:r>
+    </w:p>
+    <w:p>
+      <w:r>
+        <w:t>“be” known for:</w:t>
+      </w:r>
+      <w:r>
+        <w:rPr>
+          <w:rFonts w:hint="eastAsia"/>
+        </w:rPr>
+        <w:t>以</w:t>
+      </w:r>
+      <w:r>
+        <w:rPr>
+          <w:rFonts w:hint="eastAsia"/>
+        </w:rPr>
+        <w:t>.</w:t>
+      </w:r>
+      <w:r>
+        <w:t>.</w:t>
+      </w:r>
+      <w:r>
+        <w:rPr>
+          <w:rFonts w:hint="eastAsia"/>
+        </w:rPr>
+        <w:t>聞名</w:t>
+      </w:r>
+    </w:p>
+    <w:p>
+      <w:r>
+        <w:t>ex:</w:t>
+      </w:r>
+      <w:r>
+        <w:rPr>
+          <w:rFonts w:hint="eastAsia"/>
+        </w:rPr>
+        <w:t>J</w:t>
+      </w:r>
+      <w:r>
+        <w:t xml:space="preserve">ay Market is known for its delicious food </w:t>
+      </w:r>
+      <w:r>
+        <w:rPr>
+          <w:rFonts w:hint="eastAsia"/>
+        </w:rPr>
+        <w:t xml:space="preserve">   </w:t>
+      </w:r>
+      <w:r>
+        <w:t>jay</w:t>
+      </w:r>
+      <w:r>
+        <w:rPr>
+          <w:rFonts w:hint="eastAsia"/>
+        </w:rPr>
+        <w:t>市場已美食聞名</w:t>
+      </w:r>
+    </w:p>
+    <w:p>
+      <w:r>
+        <w:t>Attributed A to B</w:t>
+      </w:r>
+      <w:r>
+        <w:rPr>
+          <w:rFonts w:hint="eastAsia"/>
+        </w:rPr>
+        <w:t>:</w:t>
+      </w:r>
+      <w:r>
+        <w:rPr>
+          <w:rFonts w:hint="eastAsia"/>
+        </w:rPr>
+        <w:t>把</w:t>
+      </w:r>
+      <w:r>
+        <w:t>A</w:t>
+      </w:r>
+      <w:r>
+        <w:rPr>
+          <w:rFonts w:hint="eastAsia"/>
+        </w:rPr>
+        <w:t>歸咎給</w:t>
+      </w:r>
+      <w:r>
+        <w:t>B</w:t>
+      </w:r>
+    </w:p>
+    <w:p>
+      <w:r>
+        <w:t>ex:</w:t>
+      </w:r>
+      <w:r>
+        <w:t>The accident was attributed to poor maintenance</w:t>
+      </w:r>
+    </w:p>
+    <w:p>
+      <w:r>
+        <w:rPr>
+          <w:rFonts w:hint="eastAsia"/>
+        </w:rPr>
+        <w:t>意外起因被歸咎於保養疏忽</w:t>
+      </w:r>
+    </w:p>
+    <w:p>
+      <w:r>
+        <w:t>Reserve for</w:t>
+      </w:r>
+      <w:r>
+        <w:rPr>
+          <w:rFonts w:hint="eastAsia"/>
+        </w:rPr>
+        <w:t>預約</w:t>
+      </w:r>
+    </w:p>
+    <w:p>
       <w:pPr>
         <w:rPr>
           <w:rFonts w:hint="eastAsia"/>
         </w:rPr>
       </w:pPr>
       <w:r>
-        <w:t>attribute</w:t>
+        <w:t xml:space="preserve">ex:This hotel room is reserved for Mr.Chen </w:t>
+      </w:r>
+      <w:r>
+        <w:rPr>
+          <w:rFonts w:hint="eastAsia"/>
+        </w:rPr>
+        <w:t>這飯店客房已為陳先生預約</w:t>
+      </w:r>
+    </w:p>
+    <w:p>
+      <w:r>
+        <w:t>coordinated by</w:t>
       </w:r>
       <w:r>
         <w:rPr>
@@ -1463,215 +1494,398 @@
         <w:t xml:space="preserve"> </w:t>
       </w:r>
       <w:r>
+        <w:rPr>
+          <w:rFonts w:hint="eastAsia"/>
+        </w:rPr>
+        <w:t>由</w:t>
+      </w:r>
+      <w:r>
+        <w:t>…</w:t>
+      </w:r>
+      <w:r>
+        <w:rPr>
+          <w:rFonts w:hint="eastAsia"/>
+        </w:rPr>
+        <w:t>協調</w:t>
+      </w:r>
+    </w:p>
+    <w:p/>
+    <w:p>
+      <w:r>
+        <w:t xml:space="preserve">To make the best cup of coffee,the </w:t>
+      </w:r>
+      <w:r>
+        <w:rPr>
+          <w:highlight w:val="yellow"/>
+        </w:rPr>
+        <w:t>ratio</w:t>
+      </w:r>
+      <w:r>
+        <w:rPr>
+          <w:rFonts w:hint="eastAsia"/>
+        </w:rPr>
+        <w:t xml:space="preserve"> </w:t>
+      </w:r>
+      <w:r>
+        <w:t>of brewing time to coffee beans and water has to be precise. (A)potion</w:t>
+      </w:r>
+      <w:r>
+        <w:rPr>
+          <w:rFonts w:hint="eastAsia"/>
+        </w:rPr>
+        <w:t>部分</w:t>
+      </w:r>
+      <w:r>
+        <w:rPr>
+          <w:highlight w:val="yellow"/>
+        </w:rPr>
+        <w:t>(B)ratio</w:t>
+      </w:r>
+      <w:r>
+        <w:rPr>
+          <w:rFonts w:hint="eastAsia"/>
+          <w:highlight w:val="yellow"/>
+        </w:rPr>
+        <w:t>比率</w:t>
+      </w:r>
+      <w:r>
+        <w:t>(C)section</w:t>
+      </w:r>
+      <w:r>
+        <w:rPr>
+          <w:rFonts w:hint="eastAsia"/>
+        </w:rPr>
+        <w:t>區塊</w:t>
+      </w:r>
+      <w:r>
+        <w:t>(D)division</w:t>
+      </w:r>
+      <w:r>
+        <w:rPr>
+          <w:rFonts w:hint="eastAsia"/>
+        </w:rPr>
+        <w:t>部門</w:t>
+      </w:r>
+    </w:p>
+    <w:p>
+      <w:pPr>
+        <w:rPr>
+          <w:rFonts w:hint="eastAsia"/>
+        </w:rPr>
+      </w:pPr>
+      <w:r>
+        <w:lastRenderedPageBreak/>
+        <w:t>B</w:t>
+      </w:r>
+      <w:r>
+        <w:t>rew</w:t>
+      </w:r>
+      <w:r>
+        <w:t xml:space="preserve"> v </w:t>
+      </w:r>
+      <w:r>
+        <w:rPr>
+          <w:rFonts w:hint="eastAsia"/>
+        </w:rPr>
+        <w:t>熬煮、</w:t>
+      </w:r>
+      <w:r>
+        <w:rPr>
+          <w:rFonts w:hint="eastAsia"/>
+        </w:rPr>
+        <w:t>c</w:t>
+      </w:r>
+      <w:r>
+        <w:t xml:space="preserve">offee beans </w:t>
+      </w:r>
+      <w:r>
+        <w:rPr>
+          <w:rFonts w:hint="eastAsia"/>
+        </w:rPr>
+        <w:t>咖啡豆、</w:t>
+      </w:r>
+      <w:r>
+        <w:rPr>
+          <w:rFonts w:hint="eastAsia"/>
+        </w:rPr>
+        <w:t>p</w:t>
+      </w:r>
+      <w:r>
+        <w:t xml:space="preserve">recise adj </w:t>
+      </w:r>
+      <w:r>
+        <w:rPr>
+          <w:rFonts w:hint="eastAsia"/>
+        </w:rPr>
+        <w:t>精確的、</w:t>
+      </w:r>
+    </w:p>
+    <w:p>
+      <w:r>
+        <w:t xml:space="preserve">Division=department </w:t>
+      </w:r>
+      <w:r>
+        <w:rPr>
+          <w:rFonts w:hint="eastAsia"/>
+        </w:rPr>
+        <w:t>部門</w:t>
+      </w:r>
+      <w:r>
+        <w:rPr>
+          <w:rFonts w:hint="eastAsia"/>
+        </w:rPr>
+        <w:t>、</w:t>
+      </w:r>
+      <w:r>
+        <w:rPr>
+          <w:rFonts w:hint="eastAsia"/>
+        </w:rPr>
+        <w:t>r</w:t>
+      </w:r>
+      <w:r>
+        <w:t>atio of A to B: A</w:t>
+      </w:r>
+      <w:r>
+        <w:rPr>
+          <w:rFonts w:hint="eastAsia"/>
+        </w:rPr>
+        <w:t>和</w:t>
+      </w:r>
+      <w:r>
+        <w:t>B</w:t>
+      </w:r>
+      <w:r>
+        <w:rPr>
+          <w:rFonts w:hint="eastAsia"/>
+        </w:rPr>
+        <w:t>的比率</w:t>
+      </w:r>
+    </w:p>
+    <w:p/>
+    <w:p>
+      <w:r>
+        <w:t xml:space="preserve">A signature on the bottom line </w:t>
+      </w:r>
+      <w:r>
+        <w:rPr>
+          <w:highlight w:val="yellow"/>
+        </w:rPr>
+        <w:t>Signifies</w:t>
+      </w:r>
+      <w:r>
+        <w:t xml:space="preserve"> your acknowledgement of the contract terms.</w:t>
+      </w:r>
+    </w:p>
+    <w:p>
+      <w:r>
+        <w:rPr>
+          <w:rFonts w:hint="eastAsia"/>
+          <w:highlight w:val="yellow"/>
+        </w:rPr>
+        <w:t>(</w:t>
+      </w:r>
+      <w:r>
+        <w:rPr>
+          <w:highlight w:val="yellow"/>
+        </w:rPr>
+        <w:t>A)S</w:t>
+      </w:r>
+      <w:r>
+        <w:rPr>
+          <w:highlight w:val="yellow"/>
+        </w:rPr>
+        <w:t>ignifies</w:t>
+      </w:r>
+      <w:r>
+        <w:rPr>
+          <w:rFonts w:hint="eastAsia"/>
+          <w:highlight w:val="yellow"/>
+        </w:rPr>
+        <w:t>表示</w:t>
+      </w:r>
+      <w:r>
+        <w:t>(B)modifies</w:t>
+      </w:r>
+      <w:r>
+        <w:rPr>
+          <w:rFonts w:hint="eastAsia"/>
+        </w:rPr>
+        <w:t>修訂</w:t>
+      </w:r>
+      <w:r>
+        <w:rPr>
+          <w:rFonts w:hint="eastAsia"/>
+        </w:rPr>
+        <w:t>/</w:t>
+      </w:r>
+      <w:r>
+        <w:rPr>
+          <w:rFonts w:hint="eastAsia"/>
+        </w:rPr>
+        <w:t>改良</w:t>
+      </w:r>
+      <w:r>
+        <w:t>(C)beautifies</w:t>
+      </w:r>
+      <w:r>
+        <w:rPr>
+          <w:rFonts w:hint="eastAsia"/>
+        </w:rPr>
+        <w:t>美化</w:t>
+      </w:r>
+      <w:r>
+        <w:t>(D)magnifies</w:t>
+      </w:r>
+      <w:r>
+        <w:rPr>
+          <w:rFonts w:hint="eastAsia"/>
+        </w:rPr>
+        <w:t>放大</w:t>
+      </w:r>
+    </w:p>
+    <w:p>
+      <w:r>
+        <w:t>signature</w:t>
+      </w:r>
+      <w:r>
+        <w:t>.</w:t>
+      </w:r>
+      <w:r>
+        <w:rPr>
+          <w:rFonts w:hint="eastAsia"/>
+        </w:rPr>
+        <w:t>簽名、</w:t>
+      </w:r>
+      <w:r>
+        <w:rPr>
+          <w:rFonts w:hint="eastAsia"/>
+        </w:rPr>
+        <w:t>s</w:t>
+      </w:r>
+      <w:r>
+        <w:t>ign:</w:t>
+      </w:r>
+      <w:r>
+        <w:rPr>
+          <w:rFonts w:hint="eastAsia"/>
+        </w:rPr>
+        <w:t>簽名</w:t>
+      </w:r>
+      <w:r>
+        <w:rPr>
+          <w:rFonts w:hint="eastAsia"/>
+        </w:rPr>
+        <w:t>v</w:t>
+      </w:r>
+      <w:r>
+        <w:t>/</w:t>
+      </w:r>
+      <w:r>
+        <w:rPr>
+          <w:rFonts w:hint="eastAsia"/>
+        </w:rPr>
+        <w:t>招牌</w:t>
+      </w:r>
+      <w:r>
+        <w:rPr>
+          <w:rFonts w:hint="eastAsia"/>
+        </w:rPr>
+        <w:t xml:space="preserve"> </w:t>
+      </w:r>
+      <w:r>
         <w:t>n</w:t>
       </w:r>
       <w:r>
         <w:rPr>
           <w:rFonts w:hint="eastAsia"/>
         </w:rPr>
-        <w:t>特性</w:t>
-      </w:r>
-      <w:r>
-        <w:rPr>
-          <w:rFonts w:hint="eastAsia"/>
-        </w:rPr>
-        <w:t>,</w:t>
-      </w:r>
-      <w:r>
         <w:t xml:space="preserve"> </w:t>
       </w:r>
-    </w:p>
-    <w:p>
-      <w:r>
-        <w:t>“be” known for:</w:t>
-      </w:r>
-      <w:r>
-        <w:rPr>
-          <w:rFonts w:hint="eastAsia"/>
-        </w:rPr>
-        <w:t>以</w:t>
-      </w:r>
-      <w:r>
-        <w:rPr>
-          <w:rFonts w:hint="eastAsia"/>
-        </w:rPr>
-        <w:t>.</w:t>
-      </w:r>
-      <w:r>
-        <w:t>.</w:t>
-      </w:r>
-      <w:r>
-        <w:rPr>
-          <w:rFonts w:hint="eastAsia"/>
-        </w:rPr>
-        <w:t>聞名</w:t>
-      </w:r>
-    </w:p>
-    <w:p>
-      <w:proofErr w:type="spellStart"/>
-      <w:r>
-        <w:t>ex:</w:t>
-      </w:r>
-      <w:r>
-        <w:rPr>
-          <w:rFonts w:hint="eastAsia"/>
-        </w:rPr>
-        <w:t>J</w:t>
-      </w:r>
-      <w:r>
-        <w:t>ay</w:t>
-      </w:r>
-      <w:proofErr w:type="spellEnd"/>
-      <w:r>
-        <w:t xml:space="preserve"> Market is known for its delicious food </w:t>
-      </w:r>
-      <w:r>
-        <w:rPr>
-          <w:rFonts w:hint="eastAsia"/>
-        </w:rPr>
-        <w:t xml:space="preserve">   </w:t>
-      </w:r>
-      <w:r>
-        <w:t>jay</w:t>
-      </w:r>
-      <w:r>
-        <w:rPr>
-          <w:rFonts w:hint="eastAsia"/>
-        </w:rPr>
-        <w:t>市場已美食聞名</w:t>
-      </w:r>
-    </w:p>
-    <w:p>
-      <w:r>
-        <w:t>Attributed</w:t>
-      </w:r>
-      <w:r>
-        <w:t xml:space="preserve"> A to B</w:t>
-      </w:r>
-      <w:r>
-        <w:rPr>
-          <w:rFonts w:hint="eastAsia"/>
-        </w:rPr>
-        <w:t>:</w:t>
-      </w:r>
-      <w:r>
-        <w:rPr>
-          <w:rFonts w:hint="eastAsia"/>
-        </w:rPr>
-        <w:t>把</w:t>
-      </w:r>
-      <w:r>
-        <w:t>A</w:t>
-      </w:r>
-      <w:r>
-        <w:rPr>
-          <w:rFonts w:hint="eastAsia"/>
-        </w:rPr>
-        <w:t>歸咎給</w:t>
-      </w:r>
-      <w:r>
-        <w:t>B</w:t>
-      </w:r>
-    </w:p>
-    <w:p>
-      <w:proofErr w:type="spellStart"/>
-      <w:proofErr w:type="gramStart"/>
-      <w:r>
-        <w:t>ex:</w:t>
-      </w:r>
-      <w:r>
-        <w:t>The</w:t>
-      </w:r>
-      <w:proofErr w:type="spellEnd"/>
-      <w:proofErr w:type="gramEnd"/>
-      <w:r>
-        <w:t xml:space="preserve"> accident was attributed to poor maintenance</w:t>
-      </w:r>
-    </w:p>
-    <w:p>
-      <w:r>
-        <w:rPr>
-          <w:rFonts w:hint="eastAsia"/>
-        </w:rPr>
-        <w:t>意外起因被歸咎於保養疏忽</w:t>
-      </w:r>
-    </w:p>
-    <w:p>
-      <w:r>
-        <w:t>Reserve for</w:t>
-      </w:r>
-      <w:r>
-        <w:rPr>
-          <w:rFonts w:hint="eastAsia"/>
-        </w:rPr>
-        <w:t>預約</w:t>
-      </w:r>
-    </w:p>
-    <w:p>
-      <w:proofErr w:type="spellStart"/>
-      <w:r>
-        <w:t>ex:This</w:t>
-      </w:r>
-      <w:proofErr w:type="spellEnd"/>
-      <w:r>
-        <w:t xml:space="preserve"> hotel room is reserved for </w:t>
-      </w:r>
-      <w:proofErr w:type="spellStart"/>
-      <w:r>
-        <w:t>Mr.Chen</w:t>
-      </w:r>
-      <w:proofErr w:type="spellEnd"/>
-      <w:r>
-        <w:t xml:space="preserve"> </w:t>
-      </w:r>
-      <w:r>
-        <w:rPr>
-          <w:rFonts w:hint="eastAsia"/>
-        </w:rPr>
-        <w:t>這飯店客房已為陳先生預約</w:t>
-      </w:r>
+      <w:r>
+        <w:rPr>
+          <w:rFonts w:hint="eastAsia"/>
+        </w:rPr>
+        <w:t>、</w:t>
+      </w:r>
+      <w:r>
+        <w:rPr>
+          <w:rFonts w:hint="eastAsia"/>
+        </w:rPr>
+        <w:t>b</w:t>
+      </w:r>
+      <w:r>
+        <w:t>ottom line</w:t>
+      </w:r>
+      <w:r>
+        <w:rPr>
+          <w:rFonts w:hint="eastAsia"/>
+        </w:rPr>
+        <w:t>底部線</w:t>
+      </w:r>
+    </w:p>
+    <w:p>
+      <w:pPr>
+        <w:rPr>
+          <w:rFonts w:hint="eastAsia"/>
+        </w:rPr>
+      </w:pPr>
+      <w:r>
+        <w:t>acknowledgement</w:t>
+      </w:r>
+      <w:r>
+        <w:t xml:space="preserve"> n.</w:t>
+      </w:r>
+      <w:r>
+        <w:rPr>
+          <w:rFonts w:hint="eastAsia"/>
+        </w:rPr>
+        <w:t>承認</w:t>
+      </w:r>
+      <w:r>
+        <w:rPr>
+          <w:rFonts w:hint="eastAsia"/>
+        </w:rPr>
+        <w:t>/</w:t>
+      </w:r>
+      <w:r>
+        <w:rPr>
+          <w:rFonts w:hint="eastAsia"/>
+        </w:rPr>
+        <w:t>確認、</w:t>
+      </w:r>
+      <w:r>
+        <w:rPr>
+          <w:rFonts w:hint="eastAsia"/>
+        </w:rPr>
+        <w:t>c</w:t>
+      </w:r>
+      <w:r>
+        <w:t>ontact</w:t>
+      </w:r>
+      <w:r>
+        <w:rPr>
+          <w:rFonts w:hint="eastAsia"/>
+        </w:rPr>
+        <w:t>聯絡</w:t>
+      </w:r>
+      <w:r>
+        <w:rPr>
+          <w:rFonts w:hint="eastAsia"/>
+        </w:rPr>
+        <w:t>(</w:t>
+      </w:r>
+      <w:r>
+        <w:t>v/n)</w:t>
+      </w:r>
+    </w:p>
+    <w:p>
+      <w:pPr>
+        <w:rPr>
+          <w:rFonts w:hint="eastAsia"/>
+        </w:rPr>
+      </w:pPr>
     </w:p>
     <w:p/>
-    <w:p>
-      <w:r>
-        <w:t>coordinated by</w:t>
-      </w:r>
-      <w:r>
-        <w:rPr>
-          <w:rFonts w:hint="eastAsia"/>
-        </w:rPr>
-        <w:t xml:space="preserve"> </w:t>
-      </w:r>
-      <w:r>
-        <w:rPr>
-          <w:rFonts w:hint="eastAsia"/>
-        </w:rPr>
-        <w:t>由</w:t>
-      </w:r>
-      <w:r>
-        <w:t>…</w:t>
-      </w:r>
-      <w:r>
-        <w:rPr>
-          <w:rFonts w:hint="eastAsia"/>
-        </w:rPr>
-        <w:t>協調</w:t>
-      </w:r>
-    </w:p>
-    <w:p>
-      <w:pPr>
-        <w:rPr>
-          <w:rFonts w:hint="eastAsia"/>
-        </w:rPr>
-      </w:pPr>
-    </w:p>
-    <w:p>
-      <w:pPr>
-        <w:rPr>
-          <w:rFonts w:hint="eastAsia"/>
-        </w:rPr>
-      </w:pPr>
-    </w:p>
     <w:sectPr>
       <w:pgSz w:w="11906" w:h="16838"/>
       <w:pgMar w:top="1440" w:right="1800" w:bottom="1440" w:left="1800" w:header="851" w:footer="992" w:gutter="0"/>
@@ -1683,7 +1897,7 @@
 </file>
 
 <file path=word/endnotes.xml><?xml version="1.0" encoding="utf-8"?>
-<w:endnotes xmlns:wpc="http://schemas.microsoft.com/office/word/2010/wordprocessingCanvas" xmlns:cx="http://schemas.microsoft.com/office/drawing/2014/chartex" xmlns:cx1="http://schemas.microsoft.com/office/drawing/2015/9/8/chartex" xmlns:cx2="http://schemas.microsoft.com/office/drawing/2015/10/21/chartex" xmlns:cx3="http://schemas.microsoft.com/office/drawing/2016/5/9/chartex" xmlns:cx4="http://schemas.microsoft.com/office/drawing/2016/5/10/chartex" xmlns:cx5="http://schemas.microsoft.com/office/drawing/2016/5/11/chartex" xmlns:cx6="http://schemas.microsoft.com/office/drawing/2016/5/12/chartex" xmlns:cx7="http://schemas.microsoft.com/office/drawing/2016/5/13/chartex" xmlns:cx8="http://schemas.microsoft.com/office/drawing/2016/5/14/chartex" xmlns:mc="http://schemas.openxmlformats.org/markup-compatibility/2006" xmlns:aink="http://schemas.microsoft.com/office/drawing/2016/ink" xmlns:am3d="http://schemas.microsoft.com/office/drawing/2017/model3d" xmlns:o="urn:schemas-microsoft-com:office:office" xmlns:r="http://schemas.openxmlformats.org/officeDocument/2006/relationships" xmlns:m="http://schemas.openxmlformats.org/officeDocument/2006/math" xmlns:v="urn:schemas-microsoft-com:vml" xmlns:wp14="http://schemas.microsoft.com/office/word/2010/wordprocessingDrawing" xmlns:wp="http://schemas.openxmlformats.org/drawingml/2006/wordprocessingDrawing" xmlns:w10="urn:schemas-microsoft-com:office:word" xmlns:w="http://schemas.openxmlformats.org/wordprocessingml/2006/main" xmlns:w14="http://schemas.microsoft.com/office/word/2010/wordml" xmlns:w15="http://schemas.microsoft.com/office/word/2012/wordml" xmlns:w16cex="http://schemas.microsoft.com/office/word/2018/wordml/cex" xmlns:w16cid="http://schemas.microsoft.com/office/word/2016/wordml/cid" xmlns:w16="http://schemas.microsoft.com/office/word/2018/wordml" xmlns:w16sdtdh="http://schemas.microsoft.com/office/word/2020/wordml/sdtdatahash" xmlns:w16se="http://schemas.microsoft.com/office/word/2015/wordml/symex" xmlns:wpg="http://schemas.microsoft.com/office/word/2010/wordprocessingGroup" xmlns:wpi="http://schemas.microsoft.com/office/word/2010/wordprocessingInk" xmlns:wne="http://schemas.microsoft.com/office/word/2006/wordml" xmlns:wps="http://schemas.microsoft.com/office/word/2010/wordprocessingShape" mc:Ignorable="w14 w15 w16se w16cid w16 w16cex w16sdtdh wp14">
+<w:endnotes xmlns:wpc="http://schemas.microsoft.com/office/word/2010/wordprocessingCanvas" xmlns:cx="http://schemas.microsoft.com/office/drawing/2014/chartex" xmlns:cx1="http://schemas.microsoft.com/office/drawing/2015/9/8/chartex" xmlns:cx2="http://schemas.microsoft.com/office/drawing/2015/10/21/chartex" xmlns:cx3="http://schemas.microsoft.com/office/drawing/2016/5/9/chartex" xmlns:cx4="http://schemas.microsoft.com/office/drawing/2016/5/10/chartex" xmlns:cx5="http://schemas.microsoft.com/office/drawing/2016/5/11/chartex" xmlns:cx6="http://schemas.microsoft.com/office/drawing/2016/5/12/chartex" xmlns:cx7="http://schemas.microsoft.com/office/drawing/2016/5/13/chartex" xmlns:cx8="http://schemas.microsoft.com/office/drawing/2016/5/14/chartex" xmlns:mc="http://schemas.openxmlformats.org/markup-compatibility/2006" xmlns:aink="http://schemas.microsoft.com/office/drawing/2016/ink" xmlns:am3d="http://schemas.microsoft.com/office/drawing/2017/model3d" xmlns:o="urn:schemas-microsoft-com:office:office" xmlns:oel="http://schemas.microsoft.com/office/2019/extlst" xmlns:r="http://schemas.openxmlformats.org/officeDocument/2006/relationships" xmlns:m="http://schemas.openxmlformats.org/officeDocument/2006/math" xmlns:v="urn:schemas-microsoft-com:vml" xmlns:wp14="http://schemas.microsoft.com/office/word/2010/wordprocessingDrawing" xmlns:wp="http://schemas.openxmlformats.org/drawingml/2006/wordprocessingDrawing" xmlns:w10="urn:schemas-microsoft-com:office:word" xmlns:w="http://schemas.openxmlformats.org/wordprocessingml/2006/main" xmlns:w14="http://schemas.microsoft.com/office/word/2010/wordml" xmlns:w15="http://schemas.microsoft.com/office/word/2012/wordml" xmlns:w16cex="http://schemas.microsoft.com/office/word/2018/wordml/cex" xmlns:w16cid="http://schemas.microsoft.com/office/word/2016/wordml/cid" xmlns:w16="http://schemas.microsoft.com/office/word/2018/wordml" xmlns:w16du="http://schemas.microsoft.com/office/word/2023/wordml/word16du" xmlns:w16sdtdh="http://schemas.microsoft.com/office/word/2020/wordml/sdtdatahash" xmlns:w16se="http://schemas.microsoft.com/office/word/2015/wordml/symex" xmlns:wpg="http://schemas.microsoft.com/office/word/2010/wordprocessingGroup" xmlns:wpi="http://schemas.microsoft.com/office/word/2010/wordprocessingInk" xmlns:wne="http://schemas.microsoft.com/office/word/2006/wordml" xmlns:wps="http://schemas.microsoft.com/office/word/2010/wordprocessingShape" mc:Ignorable="w14 w15 w16se w16cid w16 w16cex w16sdtdh wp14">
   <w:endnote w:type="separator" w:id="-1">
     <w:p>
       <w:r>
@@ -1702,7 +1916,7 @@
 </file>
 
 <file path=word/footnotes.xml><?xml version="1.0" encoding="utf-8"?>
-<w:footnotes xmlns:wpc="http://schemas.microsoft.com/office/word/2010/wordprocessingCanvas" xmlns:cx="http://schemas.microsoft.com/office/drawing/2014/chartex" xmlns:cx1="http://schemas.microsoft.com/office/drawing/2015/9/8/chartex" xmlns:cx2="http://schemas.microsoft.com/office/drawing/2015/10/21/chartex" xmlns:cx3="http://schemas.microsoft.com/office/drawing/2016/5/9/chartex" xmlns:cx4="http://schemas.microsoft.com/office/drawing/2016/5/10/chartex" xmlns:cx5="http://schemas.microsoft.com/office/drawing/2016/5/11/chartex" xmlns:cx6="http://schemas.microsoft.com/office/drawing/2016/5/12/chartex" xmlns:cx7="http://schemas.microsoft.com/office/drawing/2016/5/13/chartex" xmlns:cx8="http://schemas.microsoft.com/office/drawing/2016/5/14/chartex" xmlns:mc="http://schemas.openxmlformats.org/markup-compatibility/2006" xmlns:aink="http://schemas.microsoft.com/office/drawing/2016/ink" xmlns:am3d="http://schemas.microsoft.com/office/drawing/2017/model3d" xmlns:o="urn:schemas-microsoft-com:office:office" xmlns:r="http://schemas.openxmlformats.org/officeDocument/2006/relationships" xmlns:m="http://schemas.openxmlformats.org/officeDocument/2006/math" xmlns:v="urn:schemas-microsoft-com:vml" xmlns:wp14="http://schemas.microsoft.com/office/word/2010/wordprocessingDrawing" xmlns:wp="http://schemas.openxmlformats.org/drawingml/2006/wordprocessingDrawing" xmlns:w10="urn:schemas-microsoft-com:office:word" xmlns:w="http://schemas.openxmlformats.org/wordprocessingml/2006/main" xmlns:w14="http://schemas.microsoft.com/office/word/2010/wordml" xmlns:w15="http://schemas.microsoft.com/office/word/2012/wordml" xmlns:w16cex="http://schemas.microsoft.com/office/word/2018/wordml/cex" xmlns:w16cid="http://schemas.microsoft.com/office/word/2016/wordml/cid" xmlns:w16="http://schemas.microsoft.com/office/word/2018/wordml" xmlns:w16sdtdh="http://schemas.microsoft.com/office/word/2020/wordml/sdtdatahash" xmlns:w16se="http://schemas.microsoft.com/office/word/2015/wordml/symex" xmlns:wpg="http://schemas.microsoft.com/office/word/2010/wordprocessingGroup" xmlns:wpi="http://schemas.microsoft.com/office/word/2010/wordprocessingInk" xmlns:wne="http://schemas.microsoft.com/office/word/2006/wordml" xmlns:wps="http://schemas.microsoft.com/office/word/2010/wordprocessingShape" mc:Ignorable="w14 w15 w16se w16cid w16 w16cex w16sdtdh wp14">
+<w:footnotes xmlns:wpc="http://schemas.microsoft.com/office/word/2010/wordprocessingCanvas" xmlns:cx="http://schemas.microsoft.com/office/drawing/2014/chartex" xmlns:cx1="http://schemas.microsoft.com/office/drawing/2015/9/8/chartex" xmlns:cx2="http://schemas.microsoft.com/office/drawing/2015/10/21/chartex" xmlns:cx3="http://schemas.microsoft.com/office/drawing/2016/5/9/chartex" xmlns:cx4="http://schemas.microsoft.com/office/drawing/2016/5/10/chartex" xmlns:cx5="http://schemas.microsoft.com/office/drawing/2016/5/11/chartex" xmlns:cx6="http://schemas.microsoft.com/office/drawing/2016/5/12/chartex" xmlns:cx7="http://schemas.microsoft.com/office/drawing/2016/5/13/chartex" xmlns:cx8="http://schemas.microsoft.com/office/drawing/2016/5/14/chartex" xmlns:mc="http://schemas.openxmlformats.org/markup-compatibility/2006" xmlns:aink="http://schemas.microsoft.com/office/drawing/2016/ink" xmlns:am3d="http://schemas.microsoft.com/office/drawing/2017/model3d" xmlns:o="urn:schemas-microsoft-com:office:office" xmlns:oel="http://schemas.microsoft.com/office/2019/extlst" xmlns:r="http://schemas.openxmlformats.org/officeDocument/2006/relationships" xmlns:m="http://schemas.openxmlformats.org/officeDocument/2006/math" xmlns:v="urn:schemas-microsoft-com:vml" xmlns:wp14="http://schemas.microsoft.com/office/word/2010/wordprocessingDrawing" xmlns:wp="http://schemas.openxmlformats.org/drawingml/2006/wordprocessingDrawing" xmlns:w10="urn:schemas-microsoft-com:office:word" xmlns:w="http://schemas.openxmlformats.org/wordprocessingml/2006/main" xmlns:w14="http://schemas.microsoft.com/office/word/2010/wordml" xmlns:w15="http://schemas.microsoft.com/office/word/2012/wordml" xmlns:w16cex="http://schemas.microsoft.com/office/word/2018/wordml/cex" xmlns:w16cid="http://schemas.microsoft.com/office/word/2016/wordml/cid" xmlns:w16="http://schemas.microsoft.com/office/word/2018/wordml" xmlns:w16du="http://schemas.microsoft.com/office/word/2023/wordml/word16du" xmlns:w16sdtdh="http://schemas.microsoft.com/office/word/2020/wordml/sdtdatahash" xmlns:w16se="http://schemas.microsoft.com/office/word/2015/wordml/symex" xmlns:wpg="http://schemas.microsoft.com/office/word/2010/wordprocessingGroup" xmlns:wpi="http://schemas.microsoft.com/office/word/2010/wordprocessingInk" xmlns:wne="http://schemas.microsoft.com/office/word/2006/wordml" xmlns:wps="http://schemas.microsoft.com/office/word/2010/wordprocessingShape" mc:Ignorable="w14 w15 w16se w16cid w16 w16cex w16sdtdh wp14">
   <w:footnote w:type="separator" w:id="-1">
     <w:p>
       <w:r>
@@ -1721,7 +1935,7 @@
 </file>
 
 <file path=word/numbering.xml><?xml version="1.0" encoding="utf-8"?>
-<w:numbering xmlns:wpc="http://schemas.microsoft.com/office/word/2010/wordprocessingCanvas" xmlns:cx="http://schemas.microsoft.com/office/drawing/2014/chartex" xmlns:cx1="http://schemas.microsoft.com/office/drawing/2015/9/8/chartex" xmlns:cx2="http://schemas.microsoft.com/office/drawing/2015/10/21/chartex" xmlns:cx3="http://schemas.microsoft.com/office/drawing/2016/5/9/chartex" xmlns:cx4="http://schemas.microsoft.com/office/drawing/2016/5/10/chartex" xmlns:cx5="http://schemas.microsoft.com/office/drawing/2016/5/11/chartex" xmlns:cx6="http://schemas.microsoft.com/office/drawing/2016/5/12/chartex" xmlns:cx7="http://schemas.microsoft.com/office/drawing/2016/5/13/chartex" xmlns:cx8="http://schemas.microsoft.com/office/drawing/2016/5/14/chartex" xmlns:mc="http://schemas.openxmlformats.org/markup-compatibility/2006" xmlns:aink="http://schemas.microsoft.com/office/drawing/2016/ink" xmlns:am3d="http://schemas.microsoft.com/office/drawing/2017/model3d" xmlns:o="urn:schemas-microsoft-com:office:office" xmlns:r="http://schemas.openxmlformats.org/officeDocument/2006/relationships" xmlns:m="http://schemas.openxmlformats.org/officeDocument/2006/math" xmlns:v="urn:schemas-microsoft-com:vml" xmlns:wp14="http://schemas.microsoft.com/office/word/2010/wordprocessingDrawing" xmlns:wp="http://schemas.openxmlformats.org/drawingml/2006/wordprocessingDrawing" xmlns:w10="urn:schemas-microsoft-com:office:word" xmlns:w="http://schemas.openxmlformats.org/wordprocessingml/2006/main" xmlns:w14="http://schemas.microsoft.com/office/word/2010/wordml" xmlns:w15="http://schemas.microsoft.com/office/word/2012/wordml" xmlns:w16cex="http://schemas.microsoft.com/office/word/2018/wordml/cex" xmlns:w16cid="http://schemas.microsoft.com/office/word/2016/wordml/cid" xmlns:w16="http://schemas.microsoft.com/office/word/2018/wordml" xmlns:w16sdtdh="http://schemas.microsoft.com/office/word/2020/wordml/sdtdatahash" xmlns:w16se="http://schemas.microsoft.com/office/word/2015/wordml/symex" xmlns:wpg="http://schemas.microsoft.com/office/word/2010/wordprocessingGroup" xmlns:wpi="http://schemas.microsoft.com/office/word/2010/wordprocessingInk" xmlns:wne="http://schemas.microsoft.com/office/word/2006/wordml" xmlns:wps="http://schemas.microsoft.com/office/word/2010/wordprocessingShape" mc:Ignorable="w14 w15 w16se w16cid w16 w16cex w16sdtdh wp14">
+<w:numbering xmlns:wpc="http://schemas.microsoft.com/office/word/2010/wordprocessingCanvas" xmlns:cx="http://schemas.microsoft.com/office/drawing/2014/chartex" xmlns:cx1="http://schemas.microsoft.com/office/drawing/2015/9/8/chartex" xmlns:cx2="http://schemas.microsoft.com/office/drawing/2015/10/21/chartex" xmlns:cx3="http://schemas.microsoft.com/office/drawing/2016/5/9/chartex" xmlns:cx4="http://schemas.microsoft.com/office/drawing/2016/5/10/chartex" xmlns:cx5="http://schemas.microsoft.com/office/drawing/2016/5/11/chartex" xmlns:cx6="http://schemas.microsoft.com/office/drawing/2016/5/12/chartex" xmlns:cx7="http://schemas.microsoft.com/office/drawing/2016/5/13/chartex" xmlns:cx8="http://schemas.microsoft.com/office/drawing/2016/5/14/chartex" xmlns:mc="http://schemas.openxmlformats.org/markup-compatibility/2006" xmlns:aink="http://schemas.microsoft.com/office/drawing/2016/ink" xmlns:am3d="http://schemas.microsoft.com/office/drawing/2017/model3d" xmlns:o="urn:schemas-microsoft-com:office:office" xmlns:oel="http://schemas.microsoft.com/office/2019/extlst" xmlns:r="http://schemas.openxmlformats.org/officeDocument/2006/relationships" xmlns:m="http://schemas.openxmlformats.org/officeDocument/2006/math" xmlns:v="urn:schemas-microsoft-com:vml" xmlns:wp14="http://schemas.microsoft.com/office/word/2010/wordprocessingDrawing" xmlns:wp="http://schemas.openxmlformats.org/drawingml/2006/wordprocessingDrawing" xmlns:w10="urn:schemas-microsoft-com:office:word" xmlns:w="http://schemas.openxmlformats.org/wordprocessingml/2006/main" xmlns:w14="http://schemas.microsoft.com/office/word/2010/wordml" xmlns:w15="http://schemas.microsoft.com/office/word/2012/wordml" xmlns:w16cex="http://schemas.microsoft.com/office/word/2018/wordml/cex" xmlns:w16cid="http://schemas.microsoft.com/office/word/2016/wordml/cid" xmlns:w16="http://schemas.microsoft.com/office/word/2018/wordml" xmlns:w16du="http://schemas.microsoft.com/office/word/2023/wordml/word16du" xmlns:w16sdtdh="http://schemas.microsoft.com/office/word/2020/wordml/sdtdatahash" xmlns:w16se="http://schemas.microsoft.com/office/word/2015/wordml/symex" xmlns:wpg="http://schemas.microsoft.com/office/word/2010/wordprocessingGroup" xmlns:wpi="http://schemas.microsoft.com/office/word/2010/wordprocessingInk" xmlns:wne="http://schemas.microsoft.com/office/word/2006/wordml" xmlns:wps="http://schemas.microsoft.com/office/word/2010/wordprocessingShape" mc:Ignorable="w14 w15 w16se w16cid w16 w16cex w16sdtdh wp14">
   <w:abstractNum w:abstractNumId="0" w15:restartNumberingAfterBreak="0">
     <w:nsid w:val="1DE2152A"/>
     <w:multiLevelType w:val="hybridMultilevel"/>
@@ -1811,8 +2025,100 @@
       </w:pPr>
     </w:lvl>
   </w:abstractNum>
-  <w:num w:numId="1">
+  <w:abstractNum w:abstractNumId="1" w15:restartNumberingAfterBreak="0">
+    <w:nsid w:val="5F063724"/>
+    <w:multiLevelType w:val="hybridMultilevel"/>
+    <w:tmpl w:val="67F8EEBE"/>
+    <w:lvl w:ilvl="0" w:tplc="F3140D3E">
+      <w:start w:val="1"/>
+      <w:numFmt w:val="upperLetter"/>
+      <w:lvlText w:val="(%1)"/>
+      <w:lvlJc w:val="left"/>
+      <w:pPr>
+        <w:ind w:left="360" w:hanging="360"/>
+      </w:pPr>
+      <w:rPr>
+        <w:rFonts w:hint="default"/>
+      </w:rPr>
+    </w:lvl>
+    <w:lvl w:ilvl="1" w:tplc="04090019" w:tentative="1">
+      <w:start w:val="1"/>
+      <w:numFmt w:val="ideographTraditional"/>
+      <w:lvlText w:val="%2、"/>
+      <w:lvlJc w:val="left"/>
+      <w:pPr>
+        <w:ind w:left="960" w:hanging="480"/>
+      </w:pPr>
+    </w:lvl>
+    <w:lvl w:ilvl="2" w:tplc="0409001B" w:tentative="1">
+      <w:start w:val="1"/>
+      <w:numFmt w:val="lowerRoman"/>
+      <w:lvlText w:val="%3."/>
+      <w:lvlJc w:val="right"/>
+      <w:pPr>
+        <w:ind w:left="1440" w:hanging="480"/>
+      </w:pPr>
+    </w:lvl>
+    <w:lvl w:ilvl="3" w:tplc="0409000F" w:tentative="1">
+      <w:start w:val="1"/>
+      <w:numFmt w:val="decimal"/>
+      <w:lvlText w:val="%4."/>
+      <w:lvlJc w:val="left"/>
+      <w:pPr>
+        <w:ind w:left="1920" w:hanging="480"/>
+      </w:pPr>
+    </w:lvl>
+    <w:lvl w:ilvl="4" w:tplc="04090019" w:tentative="1">
+      <w:start w:val="1"/>
+      <w:numFmt w:val="ideographTraditional"/>
+      <w:lvlText w:val="%5、"/>
+      <w:lvlJc w:val="left"/>
+      <w:pPr>
+        <w:ind w:left="2400" w:hanging="480"/>
+      </w:pPr>
+    </w:lvl>
+    <w:lvl w:ilvl="5" w:tplc="0409001B" w:tentative="1">
+      <w:start w:val="1"/>
+      <w:numFmt w:val="lowerRoman"/>
+      <w:lvlText w:val="%6."/>
+      <w:lvlJc w:val="right"/>
+      <w:pPr>
+        <w:ind w:left="2880" w:hanging="480"/>
+      </w:pPr>
+    </w:lvl>
+    <w:lvl w:ilvl="6" w:tplc="0409000F" w:tentative="1">
+      <w:start w:val="1"/>
+      <w:numFmt w:val="decimal"/>
+      <w:lvlText w:val="%7."/>
+      <w:lvlJc w:val="left"/>
+      <w:pPr>
+        <w:ind w:left="3360" w:hanging="480"/>
+      </w:pPr>
+    </w:lvl>
+    <w:lvl w:ilvl="7" w:tplc="04090019" w:tentative="1">
+      <w:start w:val="1"/>
+      <w:numFmt w:val="ideographTraditional"/>
+      <w:lvlText w:val="%8、"/>
+      <w:lvlJc w:val="left"/>
+      <w:pPr>
+        <w:ind w:left="3840" w:hanging="480"/>
+      </w:pPr>
+    </w:lvl>
+    <w:lvl w:ilvl="8" w:tplc="0409001B" w:tentative="1">
+      <w:start w:val="1"/>
+      <w:numFmt w:val="lowerRoman"/>
+      <w:lvlText w:val="%9."/>
+      <w:lvlJc w:val="right"/>
+      <w:pPr>
+        <w:ind w:left="4320" w:hanging="480"/>
+      </w:pPr>
+    </w:lvl>
+  </w:abstractNum>
+  <w:num w:numId="1" w16cid:durableId="1597204910">
     <w:abstractNumId w:val="0"/>
+  </w:num>
+  <w:num w:numId="2" w16cid:durableId="288438018">
+    <w:abstractNumId w:val="1"/>
   </w:num>
 </w:numbering>
 </file>

--- a/碩一/TOEIC/文法單字.docx
+++ b/碩一/TOEIC/文法單字.docx
@@ -1,6 +1,6 @@
 
 <file path=word/document.xml><?xml version="1.0" encoding="utf-8"?>
-<w:document xmlns:wpc="http://schemas.microsoft.com/office/word/2010/wordprocessingCanvas" xmlns:cx="http://schemas.microsoft.com/office/drawing/2014/chartex" xmlns:cx1="http://schemas.microsoft.com/office/drawing/2015/9/8/chartex" xmlns:cx2="http://schemas.microsoft.com/office/drawing/2015/10/21/chartex" xmlns:cx3="http://schemas.microsoft.com/office/drawing/2016/5/9/chartex" xmlns:cx4="http://schemas.microsoft.com/office/drawing/2016/5/10/chartex" xmlns:cx5="http://schemas.microsoft.com/office/drawing/2016/5/11/chartex" xmlns:cx6="http://schemas.microsoft.com/office/drawing/2016/5/12/chartex" xmlns:cx7="http://schemas.microsoft.com/office/drawing/2016/5/13/chartex" xmlns:cx8="http://schemas.microsoft.com/office/drawing/2016/5/14/chartex" xmlns:mc="http://schemas.openxmlformats.org/markup-compatibility/2006" xmlns:aink="http://schemas.microsoft.com/office/drawing/2016/ink" xmlns:am3d="http://schemas.microsoft.com/office/drawing/2017/model3d" xmlns:o="urn:schemas-microsoft-com:office:office" xmlns:oel="http://schemas.microsoft.com/office/2019/extlst" xmlns:r="http://schemas.openxmlformats.org/officeDocument/2006/relationships" xmlns:m="http://schemas.openxmlformats.org/officeDocument/2006/math" xmlns:v="urn:schemas-microsoft-com:vml" xmlns:wp14="http://schemas.microsoft.com/office/word/2010/wordprocessingDrawing" xmlns:wp="http://schemas.openxmlformats.org/drawingml/2006/wordprocessingDrawing" xmlns:w10="urn:schemas-microsoft-com:office:word" xmlns:w="http://schemas.openxmlformats.org/wordprocessingml/2006/main" xmlns:w14="http://schemas.microsoft.com/office/word/2010/wordml" xmlns:w15="http://schemas.microsoft.com/office/word/2012/wordml" xmlns:w16cex="http://schemas.microsoft.com/office/word/2018/wordml/cex" xmlns:w16cid="http://schemas.microsoft.com/office/word/2016/wordml/cid" xmlns:w16="http://schemas.microsoft.com/office/word/2018/wordml" xmlns:w16du="http://schemas.microsoft.com/office/word/2023/wordml/word16du" xmlns:w16sdtdh="http://schemas.microsoft.com/office/word/2020/wordml/sdtdatahash" xmlns:w16se="http://schemas.microsoft.com/office/word/2015/wordml/symex" xmlns:wpg="http://schemas.microsoft.com/office/word/2010/wordprocessingGroup" xmlns:wpi="http://schemas.microsoft.com/office/word/2010/wordprocessingInk" xmlns:wne="http://schemas.microsoft.com/office/word/2006/wordml" xmlns:wps="http://schemas.microsoft.com/office/word/2010/wordprocessingShape" mc:Ignorable="w14 w15 w16se w16cid w16 w16cex w16sdtdh wp14">
+<w:document xmlns:wpc="http://schemas.microsoft.com/office/word/2010/wordprocessingCanvas" xmlns:cx="http://schemas.microsoft.com/office/drawing/2014/chartex" xmlns:cx1="http://schemas.microsoft.com/office/drawing/2015/9/8/chartex" xmlns:cx2="http://schemas.microsoft.com/office/drawing/2015/10/21/chartex" xmlns:cx3="http://schemas.microsoft.com/office/drawing/2016/5/9/chartex" xmlns:cx4="http://schemas.microsoft.com/office/drawing/2016/5/10/chartex" xmlns:cx5="http://schemas.microsoft.com/office/drawing/2016/5/11/chartex" xmlns:cx6="http://schemas.microsoft.com/office/drawing/2016/5/12/chartex" xmlns:cx7="http://schemas.microsoft.com/office/drawing/2016/5/13/chartex" xmlns:cx8="http://schemas.microsoft.com/office/drawing/2016/5/14/chartex" xmlns:mc="http://schemas.openxmlformats.org/markup-compatibility/2006" xmlns:aink="http://schemas.microsoft.com/office/drawing/2016/ink" xmlns:am3d="http://schemas.microsoft.com/office/drawing/2017/model3d" xmlns:o="urn:schemas-microsoft-com:office:office" xmlns:r="http://schemas.openxmlformats.org/officeDocument/2006/relationships" xmlns:m="http://schemas.openxmlformats.org/officeDocument/2006/math" xmlns:v="urn:schemas-microsoft-com:vml" xmlns:wp14="http://schemas.microsoft.com/office/word/2010/wordprocessingDrawing" xmlns:wp="http://schemas.openxmlformats.org/drawingml/2006/wordprocessingDrawing" xmlns:w10="urn:schemas-microsoft-com:office:word" xmlns:w="http://schemas.openxmlformats.org/wordprocessingml/2006/main" xmlns:w14="http://schemas.microsoft.com/office/word/2010/wordml" xmlns:w15="http://schemas.microsoft.com/office/word/2012/wordml" xmlns:w16cex="http://schemas.microsoft.com/office/word/2018/wordml/cex" xmlns:w16cid="http://schemas.microsoft.com/office/word/2016/wordml/cid" xmlns:w16="http://schemas.microsoft.com/office/word/2018/wordml" xmlns:w16sdtdh="http://schemas.microsoft.com/office/word/2020/wordml/sdtdatahash" xmlns:w16se="http://schemas.microsoft.com/office/word/2015/wordml/symex" xmlns:wpg="http://schemas.microsoft.com/office/word/2010/wordprocessingGroup" xmlns:wpi="http://schemas.microsoft.com/office/word/2010/wordprocessingInk" xmlns:wne="http://schemas.microsoft.com/office/word/2006/wordml" xmlns:wps="http://schemas.microsoft.com/office/word/2010/wordprocessingShape" mc:Ignorable="w14 w15 w16se w16cid w16 w16cex w16sdtdh wp14">
   <w:body>
     <w:p>
       <w:r>
@@ -100,7 +100,17 @@
         <w:t>due</w:t>
       </w:r>
       <w:r>
-        <w:t xml:space="preserve"> tomorrow,so hurry up and register for it.</w:t>
+        <w:t xml:space="preserve"> </w:t>
+      </w:r>
+      <w:proofErr w:type="spellStart"/>
+      <w:proofErr w:type="gramStart"/>
+      <w:r>
+        <w:t>tomorrow,so</w:t>
+      </w:r>
+      <w:proofErr w:type="spellEnd"/>
+      <w:proofErr w:type="gramEnd"/>
+      <w:r>
+        <w:t xml:space="preserve"> hurry up and register for it.</w:t>
       </w:r>
     </w:p>
     <w:p>
@@ -357,6 +367,7 @@
       </w:r>
     </w:p>
     <w:p>
+      <w:proofErr w:type="spellStart"/>
       <w:r>
         <w:rPr>
           <w:rFonts w:hint="eastAsia"/>
@@ -364,7 +375,11 @@
         <w:t>W</w:t>
       </w:r>
       <w:r>
-        <w:t>h-ever:</w:t>
+        <w:t>h</w:t>
+      </w:r>
+      <w:proofErr w:type="spellEnd"/>
+      <w:r>
+        <w:t>-ever:</w:t>
       </w:r>
       <w:r>
         <w:rPr>
@@ -379,7 +394,15 @@
         <w:t>W</w:t>
       </w:r>
       <w:r>
-        <w:t>h..(whenever</w:t>
+        <w:t>h.</w:t>
+      </w:r>
+      <w:proofErr w:type="gramStart"/>
+      <w:r>
+        <w:t>.(</w:t>
+      </w:r>
+      <w:proofErr w:type="gramEnd"/>
+      <w:r>
+        <w:t>whenever</w:t>
       </w:r>
       <w:r>
         <w:rPr>
@@ -453,7 +476,15 @@
         <w:t>more</w:t>
       </w:r>
       <w:r>
-        <w:t xml:space="preserve"> than just 6 working days are required for any jayX products to be fixed and returned to their owners. (A)better</w:t>
+        <w:t xml:space="preserve"> than just 6 working days are required for any </w:t>
+      </w:r>
+      <w:proofErr w:type="spellStart"/>
+      <w:r>
+        <w:t>jayX</w:t>
+      </w:r>
+      <w:proofErr w:type="spellEnd"/>
+      <w:r>
+        <w:t xml:space="preserve"> products to be fixed and returned to their owners. (A)better</w:t>
       </w:r>
       <w:r>
         <w:rPr>
@@ -567,14 +598,23 @@
       </w:r>
       <w:r>
         <w:tab/>
-        <w:t>Ved: A</w:t>
-      </w:r>
+      </w:r>
+      <w:proofErr w:type="spellStart"/>
+      <w:r>
+        <w:t>Ved</w:t>
+      </w:r>
+      <w:proofErr w:type="spellEnd"/>
+      <w:r>
+        <w:t>: A</w:t>
+      </w:r>
+      <w:proofErr w:type="gramStart"/>
       <w:r>
         <w:rPr>
           <w:rFonts w:hint="eastAsia"/>
         </w:rPr>
         <w:t>一</w:t>
       </w:r>
+      <w:proofErr w:type="gramEnd"/>
       <w:r>
         <w:t>…B</w:t>
       </w:r>
@@ -600,12 +640,35 @@
         <w:t>n</w:t>
       </w:r>
       <w:r>
-        <w:t>o sooner had A p.p than B Ved.]</w:t>
-      </w:r>
-    </w:p>
-    <w:p>
-      <w:r>
-        <w:t>ex:No sooner than I had reached the intersection when the traffic</w:t>
+        <w:t xml:space="preserve">o sooner had A </w:t>
+      </w:r>
+      <w:proofErr w:type="spellStart"/>
+      <w:r>
+        <w:t>p.p</w:t>
+      </w:r>
+      <w:proofErr w:type="spellEnd"/>
+      <w:r>
+        <w:t xml:space="preserve"> than B </w:t>
+      </w:r>
+      <w:proofErr w:type="spellStart"/>
+      <w:r>
+        <w:t>Ved</w:t>
+      </w:r>
+      <w:proofErr w:type="spellEnd"/>
+      <w:r>
+        <w:t>.]</w:t>
+      </w:r>
+    </w:p>
+    <w:p>
+      <w:proofErr w:type="spellStart"/>
+      <w:proofErr w:type="gramStart"/>
+      <w:r>
+        <w:t>ex:No</w:t>
+      </w:r>
+      <w:proofErr w:type="spellEnd"/>
+      <w:proofErr w:type="gramEnd"/>
+      <w:r>
+        <w:t xml:space="preserve"> sooner than I had reached the intersection when the traffic</w:t>
       </w:r>
       <w:r>
         <w:t xml:space="preserve"> light turned red </w:t>
@@ -631,8 +694,13 @@
       </w:r>
     </w:p>
     <w:p>
-      <w:r>
-        <w:t>Ex:Taking the train is no quicker than taking the bus</w:t>
+      <w:proofErr w:type="spellStart"/>
+      <w:r>
+        <w:t>Ex:Taking</w:t>
+      </w:r>
+      <w:proofErr w:type="spellEnd"/>
+      <w:r>
+        <w:t xml:space="preserve"> the train is no quicker than taking the bus</w:t>
       </w:r>
       <w:r>
         <w:rPr>
@@ -666,7 +734,15 @@
         <w:t>rich</w:t>
       </w:r>
       <w:r>
-        <w:t xml:space="preserve"> sources of new thinking for exponential growth.(A)lengthy</w:t>
+        <w:t xml:space="preserve"> sources of new thinking for exponential </w:t>
+      </w:r>
+      <w:proofErr w:type="gramStart"/>
+      <w:r>
+        <w:t>growth.(</w:t>
+      </w:r>
+      <w:proofErr w:type="gramEnd"/>
+      <w:r>
+        <w:t>A)lengthy</w:t>
       </w:r>
       <w:r>
         <w:rPr>
@@ -781,7 +857,17 @@
     <w:p>
       <w:r>
         <w:lastRenderedPageBreak/>
-        <w:t xml:space="preserve">Usually meetings with such short notice will have low attendance,but the one we had was </w:t>
+        <w:t xml:space="preserve">Usually meetings with such short notice will have low </w:t>
+      </w:r>
+      <w:proofErr w:type="spellStart"/>
+      <w:proofErr w:type="gramStart"/>
+      <w:r>
+        <w:t>attendance,but</w:t>
+      </w:r>
+      <w:proofErr w:type="spellEnd"/>
+      <w:proofErr w:type="gramEnd"/>
+      <w:r>
+        <w:t xml:space="preserve"> the one we had was </w:t>
       </w:r>
       <w:r>
         <w:rPr>
@@ -856,7 +942,14 @@
       </w:r>
       <w:r>
         <w:tab/>
-        <w:t xml:space="preserve">dj </w:t>
+      </w:r>
+      <w:proofErr w:type="spellStart"/>
+      <w:r>
+        <w:t>dj</w:t>
+      </w:r>
+      <w:proofErr w:type="spellEnd"/>
+      <w:r>
+        <w:t xml:space="preserve"> </w:t>
       </w:r>
       <w:r>
         <w:t>(D)best</w:t>
@@ -1165,6 +1258,7 @@
       </w:r>
     </w:p>
     <w:p>
+      <w:proofErr w:type="spellStart"/>
       <w:r>
         <w:rPr>
           <w:rFonts w:hint="eastAsia"/>
@@ -1172,7 +1266,11 @@
         <w:t>e</w:t>
       </w:r>
       <w:r>
-        <w:t xml:space="preserve">x:My family consists of 5 members </w:t>
+        <w:t>x:My</w:t>
+      </w:r>
+      <w:proofErr w:type="spellEnd"/>
+      <w:r>
+        <w:t xml:space="preserve"> family consists of 5 members </w:t>
       </w:r>
       <w:r>
         <w:rPr>
@@ -1214,6 +1312,8 @@
       </w:r>
     </w:p>
     <w:p>
+      <w:proofErr w:type="spellStart"/>
+      <w:proofErr w:type="gramStart"/>
       <w:r>
         <w:rPr>
           <w:rFonts w:hint="eastAsia"/>
@@ -1221,7 +1321,12 @@
         <w:t>e</w:t>
       </w:r>
       <w:r>
-        <w:t>x:A healthy diet is comprised of lots of fruit and vegetable</w:t>
+        <w:t>x:A</w:t>
+      </w:r>
+      <w:proofErr w:type="spellEnd"/>
+      <w:proofErr w:type="gramEnd"/>
+      <w:r>
+        <w:t xml:space="preserve"> healthy diet is comprised of lots of fruit and vegetable</w:t>
       </w:r>
     </w:p>
     <w:p>
@@ -1383,6 +1488,7 @@
       </w:r>
     </w:p>
     <w:p>
+      <w:proofErr w:type="spellStart"/>
       <w:r>
         <w:t>ex:</w:t>
       </w:r>
@@ -1393,7 +1499,11 @@
         <w:t>J</w:t>
       </w:r>
       <w:r>
-        <w:t xml:space="preserve">ay Market is known for its delicious food </w:t>
+        <w:t>ay</w:t>
+      </w:r>
+      <w:proofErr w:type="spellEnd"/>
+      <w:r>
+        <w:t xml:space="preserve"> Market is known for its delicious food </w:t>
       </w:r>
       <w:r>
         <w:rPr>
@@ -1441,11 +1551,18 @@
       </w:r>
     </w:p>
     <w:p>
+      <w:proofErr w:type="spellStart"/>
+      <w:proofErr w:type="gramStart"/>
       <w:r>
         <w:t>ex:</w:t>
       </w:r>
       <w:r>
-        <w:t>The accident was attributed to poor maintenance</w:t>
+        <w:t>The</w:t>
+      </w:r>
+      <w:proofErr w:type="spellEnd"/>
+      <w:proofErr w:type="gramEnd"/>
+      <w:r>
+        <w:t xml:space="preserve"> accident was attributed to poor maintenance</w:t>
       </w:r>
     </w:p>
     <w:p>
@@ -1468,103 +1585,1094 @@
       </w:r>
     </w:p>
     <w:p>
+      <w:proofErr w:type="spellStart"/>
+      <w:r>
+        <w:t>ex:This</w:t>
+      </w:r>
+      <w:proofErr w:type="spellEnd"/>
+      <w:r>
+        <w:t xml:space="preserve"> hotel room is reserved for </w:t>
+      </w:r>
+      <w:proofErr w:type="spellStart"/>
+      <w:r>
+        <w:t>Mr.Chen</w:t>
+      </w:r>
+      <w:proofErr w:type="spellEnd"/>
+      <w:r>
+        <w:t xml:space="preserve"> </w:t>
+      </w:r>
+      <w:r>
+        <w:rPr>
+          <w:rFonts w:hint="eastAsia"/>
+        </w:rPr>
+        <w:t>這飯店客房已為陳先生預約</w:t>
+      </w:r>
+    </w:p>
+    <w:p>
+      <w:r>
+        <w:t>coordinated by</w:t>
+      </w:r>
+      <w:r>
+        <w:rPr>
+          <w:rFonts w:hint="eastAsia"/>
+        </w:rPr>
+        <w:t xml:space="preserve"> </w:t>
+      </w:r>
+      <w:r>
+        <w:rPr>
+          <w:rFonts w:hint="eastAsia"/>
+        </w:rPr>
+        <w:t>由</w:t>
+      </w:r>
+      <w:r>
+        <w:t>…</w:t>
+      </w:r>
+      <w:r>
+        <w:rPr>
+          <w:rFonts w:hint="eastAsia"/>
+        </w:rPr>
+        <w:t>協調</w:t>
+      </w:r>
+    </w:p>
+    <w:p/>
+    <w:p>
+      <w:r>
+        <w:t xml:space="preserve">To make the best cup of </w:t>
+      </w:r>
+      <w:proofErr w:type="spellStart"/>
+      <w:proofErr w:type="gramStart"/>
+      <w:r>
+        <w:t>coffee,the</w:t>
+      </w:r>
+      <w:proofErr w:type="spellEnd"/>
+      <w:proofErr w:type="gramEnd"/>
+      <w:r>
+        <w:t xml:space="preserve"> </w:t>
+      </w:r>
+      <w:r>
+        <w:rPr>
+          <w:highlight w:val="yellow"/>
+        </w:rPr>
+        <w:t>ratio</w:t>
+      </w:r>
+      <w:r>
+        <w:rPr>
+          <w:rFonts w:hint="eastAsia"/>
+        </w:rPr>
+        <w:t xml:space="preserve"> </w:t>
+      </w:r>
+      <w:r>
+        <w:t>of brewing time to coffee beans and water has to be precise. (A)potion</w:t>
+      </w:r>
+      <w:r>
+        <w:rPr>
+          <w:rFonts w:hint="eastAsia"/>
+        </w:rPr>
+        <w:t>部分</w:t>
+      </w:r>
+      <w:r>
+        <w:rPr>
+          <w:highlight w:val="yellow"/>
+        </w:rPr>
+        <w:t>(B)ratio</w:t>
+      </w:r>
+      <w:r>
+        <w:rPr>
+          <w:rFonts w:hint="eastAsia"/>
+          <w:highlight w:val="yellow"/>
+        </w:rPr>
+        <w:t>比率</w:t>
+      </w:r>
+      <w:r>
+        <w:t>(C)section</w:t>
+      </w:r>
+      <w:r>
+        <w:rPr>
+          <w:rFonts w:hint="eastAsia"/>
+        </w:rPr>
+        <w:t>區塊</w:t>
+      </w:r>
+      <w:r>
+        <w:t>(D)division</w:t>
+      </w:r>
+      <w:r>
+        <w:rPr>
+          <w:rFonts w:hint="eastAsia"/>
+        </w:rPr>
+        <w:t>部門</w:t>
+      </w:r>
+    </w:p>
+    <w:p>
+      <w:r>
+        <w:lastRenderedPageBreak/>
+        <w:t>Brew</w:t>
+      </w:r>
+      <w:r>
+        <w:t xml:space="preserve"> v </w:t>
+      </w:r>
+      <w:r>
+        <w:rPr>
+          <w:rFonts w:hint="eastAsia"/>
+        </w:rPr>
+        <w:t>熬煮、</w:t>
+      </w:r>
+      <w:r>
+        <w:rPr>
+          <w:rFonts w:hint="eastAsia"/>
+        </w:rPr>
+        <w:t>c</w:t>
+      </w:r>
+      <w:r>
+        <w:t xml:space="preserve">offee beans </w:t>
+      </w:r>
+      <w:r>
+        <w:rPr>
+          <w:rFonts w:hint="eastAsia"/>
+        </w:rPr>
+        <w:t>咖啡豆、</w:t>
+      </w:r>
+      <w:r>
+        <w:rPr>
+          <w:rFonts w:hint="eastAsia"/>
+        </w:rPr>
+        <w:t>p</w:t>
+      </w:r>
+      <w:r>
+        <w:t xml:space="preserve">recise adj </w:t>
+      </w:r>
+      <w:r>
+        <w:rPr>
+          <w:rFonts w:hint="eastAsia"/>
+        </w:rPr>
+        <w:t>精確的、</w:t>
+      </w:r>
+    </w:p>
+    <w:p>
+      <w:r>
+        <w:t xml:space="preserve">Division=department </w:t>
+      </w:r>
+      <w:r>
+        <w:rPr>
+          <w:rFonts w:hint="eastAsia"/>
+        </w:rPr>
+        <w:t>部門</w:t>
+      </w:r>
+      <w:r>
+        <w:rPr>
+          <w:rFonts w:hint="eastAsia"/>
+        </w:rPr>
+        <w:t>、</w:t>
+      </w:r>
+      <w:r>
+        <w:rPr>
+          <w:rFonts w:hint="eastAsia"/>
+        </w:rPr>
+        <w:t>r</w:t>
+      </w:r>
+      <w:r>
+        <w:t>atio of A to B: A</w:t>
+      </w:r>
+      <w:r>
+        <w:rPr>
+          <w:rFonts w:hint="eastAsia"/>
+        </w:rPr>
+        <w:t>和</w:t>
+      </w:r>
+      <w:r>
+        <w:t>B</w:t>
+      </w:r>
+      <w:r>
+        <w:rPr>
+          <w:rFonts w:hint="eastAsia"/>
+        </w:rPr>
+        <w:t>的比率</w:t>
+      </w:r>
+    </w:p>
+    <w:p/>
+    <w:p>
+      <w:r>
+        <w:t xml:space="preserve">A signature on the bottom line </w:t>
+      </w:r>
+      <w:r>
+        <w:rPr>
+          <w:highlight w:val="yellow"/>
+        </w:rPr>
+        <w:t>Signifies</w:t>
+      </w:r>
+      <w:r>
+        <w:t xml:space="preserve"> your acknowledgement of the contract terms.</w:t>
+      </w:r>
+    </w:p>
+    <w:p>
+      <w:r>
+        <w:rPr>
+          <w:rFonts w:hint="eastAsia"/>
+          <w:highlight w:val="yellow"/>
+        </w:rPr>
+        <w:t>(</w:t>
+      </w:r>
+      <w:r>
+        <w:rPr>
+          <w:highlight w:val="yellow"/>
+        </w:rPr>
+        <w:t>A)S</w:t>
+      </w:r>
+      <w:r>
+        <w:rPr>
+          <w:highlight w:val="yellow"/>
+        </w:rPr>
+        <w:t>ignifies</w:t>
+      </w:r>
+      <w:r>
+        <w:rPr>
+          <w:rFonts w:hint="eastAsia"/>
+          <w:highlight w:val="yellow"/>
+        </w:rPr>
+        <w:t>表示</w:t>
+      </w:r>
+      <w:r>
+        <w:t>(B)modifies</w:t>
+      </w:r>
+      <w:r>
+        <w:rPr>
+          <w:rFonts w:hint="eastAsia"/>
+        </w:rPr>
+        <w:t>修訂</w:t>
+      </w:r>
+      <w:r>
+        <w:rPr>
+          <w:rFonts w:hint="eastAsia"/>
+        </w:rPr>
+        <w:t>/</w:t>
+      </w:r>
+      <w:r>
+        <w:rPr>
+          <w:rFonts w:hint="eastAsia"/>
+        </w:rPr>
+        <w:t>改良</w:t>
+      </w:r>
+      <w:r>
+        <w:t>(C)beautifies</w:t>
+      </w:r>
+      <w:r>
+        <w:rPr>
+          <w:rFonts w:hint="eastAsia"/>
+        </w:rPr>
+        <w:t>美化</w:t>
+      </w:r>
+      <w:r>
+        <w:t>(D)magnifies</w:t>
+      </w:r>
+      <w:r>
+        <w:rPr>
+          <w:rFonts w:hint="eastAsia"/>
+        </w:rPr>
+        <w:t>放大</w:t>
+      </w:r>
+    </w:p>
+    <w:p>
+      <w:r>
+        <w:t>signature.</w:t>
+      </w:r>
+      <w:r>
+        <w:rPr>
+          <w:rFonts w:hint="eastAsia"/>
+        </w:rPr>
+        <w:t>簽名、</w:t>
+      </w:r>
+      <w:r>
+        <w:rPr>
+          <w:rFonts w:hint="eastAsia"/>
+        </w:rPr>
+        <w:t>s</w:t>
+      </w:r>
+      <w:r>
+        <w:t>ign:</w:t>
+      </w:r>
+      <w:r>
+        <w:rPr>
+          <w:rFonts w:hint="eastAsia"/>
+        </w:rPr>
+        <w:t>簽名</w:t>
+      </w:r>
+      <w:r>
+        <w:rPr>
+          <w:rFonts w:hint="eastAsia"/>
+        </w:rPr>
+        <w:t>v</w:t>
+      </w:r>
+      <w:r>
+        <w:t>/</w:t>
+      </w:r>
+      <w:r>
+        <w:rPr>
+          <w:rFonts w:hint="eastAsia"/>
+        </w:rPr>
+        <w:t>招牌</w:t>
+      </w:r>
+      <w:r>
+        <w:rPr>
+          <w:rFonts w:hint="eastAsia"/>
+        </w:rPr>
+        <w:t xml:space="preserve"> </w:t>
+      </w:r>
+      <w:r>
+        <w:t>n</w:t>
+      </w:r>
+      <w:r>
+        <w:rPr>
+          <w:rFonts w:hint="eastAsia"/>
+        </w:rPr>
+        <w:t xml:space="preserve"> </w:t>
+      </w:r>
+      <w:r>
+        <w:rPr>
+          <w:rFonts w:hint="eastAsia"/>
+        </w:rPr>
+        <w:t>、</w:t>
+      </w:r>
+      <w:r>
+        <w:rPr>
+          <w:rFonts w:hint="eastAsia"/>
+        </w:rPr>
+        <w:t>b</w:t>
+      </w:r>
+      <w:r>
+        <w:t>ottom line</w:t>
+      </w:r>
+      <w:r>
+        <w:rPr>
+          <w:rFonts w:hint="eastAsia"/>
+        </w:rPr>
+        <w:t>底部線</w:t>
+      </w:r>
+    </w:p>
+    <w:p>
+      <w:r>
+        <w:t>acknowledgement n.</w:t>
+      </w:r>
+      <w:r>
+        <w:rPr>
+          <w:rFonts w:hint="eastAsia"/>
+        </w:rPr>
+        <w:t>承認</w:t>
+      </w:r>
+      <w:r>
+        <w:rPr>
+          <w:rFonts w:hint="eastAsia"/>
+        </w:rPr>
+        <w:t>/</w:t>
+      </w:r>
+      <w:r>
+        <w:rPr>
+          <w:rFonts w:hint="eastAsia"/>
+        </w:rPr>
+        <w:t>確認、</w:t>
+      </w:r>
+      <w:r>
+        <w:rPr>
+          <w:rFonts w:hint="eastAsia"/>
+        </w:rPr>
+        <w:t>c</w:t>
+      </w:r>
+      <w:r>
+        <w:t>ontact</w:t>
+      </w:r>
+      <w:r>
+        <w:rPr>
+          <w:rFonts w:hint="eastAsia"/>
+        </w:rPr>
+        <w:t>聯絡</w:t>
+      </w:r>
+      <w:r>
+        <w:rPr>
+          <w:rFonts w:hint="eastAsia"/>
+        </w:rPr>
+        <w:t>(</w:t>
+      </w:r>
+      <w:r>
+        <w:t>v/n)</w:t>
+      </w:r>
+    </w:p>
+    <w:p/>
+    <w:p/>
+    <w:p>
+      <w:r>
+        <w:rPr>
+          <w:highlight w:val="yellow"/>
+        </w:rPr>
+        <w:t>Soon</w:t>
+      </w:r>
+      <w:r>
+        <w:t xml:space="preserve"> after the interviewers have gone through all the interviewees, gr</w:t>
+      </w:r>
+      <w:r>
+        <w:rPr>
+          <w:rFonts w:hint="eastAsia"/>
+        </w:rPr>
+        <w:t>a</w:t>
+      </w:r>
+      <w:r>
+        <w:t>des,</w:t>
+      </w:r>
+    </w:p>
+    <w:p>
+      <w:r>
+        <w:rPr>
+          <w:rFonts w:hint="eastAsia"/>
+        </w:rPr>
+        <w:t>t</w:t>
+      </w:r>
+      <w:r>
+        <w:t>he shortlisted ones will be informed on the spot.</w:t>
+      </w:r>
+    </w:p>
+    <w:p>
+      <w:r>
+        <w:rPr>
+          <w:highlight w:val="yellow"/>
+        </w:rPr>
+        <w:t>(A)</w:t>
+      </w:r>
+      <w:r>
+        <w:rPr>
+          <w:highlight w:val="yellow"/>
+        </w:rPr>
+        <w:t>Soon</w:t>
+      </w:r>
+      <w:r>
+        <w:rPr>
+          <w:rFonts w:hint="eastAsia"/>
+          <w:highlight w:val="yellow"/>
+        </w:rPr>
+        <w:t>很快的</w:t>
+      </w:r>
+      <w:r>
+        <w:t>(B)Still</w:t>
+      </w:r>
+      <w:r>
+        <w:rPr>
+          <w:rFonts w:hint="eastAsia"/>
+        </w:rPr>
+        <w:t>仍然</w:t>
+      </w:r>
+      <w:r>
+        <w:t>(C)Every</w:t>
+      </w:r>
+      <w:r>
+        <w:rPr>
+          <w:rFonts w:hint="eastAsia"/>
+        </w:rPr>
+        <w:t>每一</w:t>
+      </w:r>
+      <w:r>
+        <w:rPr>
+          <w:rFonts w:hint="eastAsia"/>
+        </w:rPr>
+        <w:t>.</w:t>
+      </w:r>
+      <w:proofErr w:type="gramStart"/>
+      <w:r>
+        <w:t>.</w:t>
+      </w:r>
+      <w:r>
+        <w:t>(</w:t>
+      </w:r>
+      <w:proofErr w:type="gramEnd"/>
+      <w:r>
+        <w:t>D)Long</w:t>
+      </w:r>
+      <w:r>
+        <w:rPr>
+          <w:rFonts w:hint="eastAsia"/>
+        </w:rPr>
+        <w:t>長、久的</w:t>
+      </w:r>
+    </w:p>
+    <w:p>
+      <w:r>
+        <w:t xml:space="preserve">have gone through </w:t>
+      </w:r>
+      <w:r>
+        <w:rPr>
+          <w:rFonts w:hint="eastAsia"/>
+        </w:rPr>
+        <w:t>檢討</w:t>
+      </w:r>
+      <w:r>
+        <w:rPr>
+          <w:rFonts w:hint="eastAsia"/>
+        </w:rPr>
+        <w:t>/</w:t>
+      </w:r>
+      <w:r>
+        <w:rPr>
+          <w:rFonts w:hint="eastAsia"/>
+        </w:rPr>
+        <w:t>看過、</w:t>
+      </w:r>
+      <w:r>
+        <w:rPr>
+          <w:rFonts w:hint="eastAsia"/>
+        </w:rPr>
+        <w:t>i</w:t>
+      </w:r>
+      <w:r>
+        <w:t xml:space="preserve">nterviewees </w:t>
+      </w:r>
+      <w:r>
+        <w:rPr>
+          <w:rFonts w:hint="eastAsia"/>
+        </w:rPr>
+        <w:t>被訪談者、</w:t>
+      </w:r>
+      <w:r>
+        <w:rPr>
+          <w:rFonts w:hint="eastAsia"/>
+        </w:rPr>
+        <w:t>s</w:t>
+      </w:r>
+      <w:r>
+        <w:t>hortlist n</w:t>
+      </w:r>
+      <w:r>
+        <w:rPr>
+          <w:rFonts w:hint="eastAsia"/>
+        </w:rPr>
+        <w:t>入圍</w:t>
+      </w:r>
+    </w:p>
+    <w:p>
+      <w:r>
+        <w:t xml:space="preserve">on the spot </w:t>
+      </w:r>
+      <w:r>
+        <w:rPr>
+          <w:rFonts w:hint="eastAsia"/>
+        </w:rPr>
+        <w:t>現場</w:t>
+      </w:r>
+    </w:p>
+    <w:p>
+      <w:r>
+        <w:rPr>
+          <w:rFonts w:hint="eastAsia"/>
+        </w:rPr>
+        <w:t>S</w:t>
+      </w:r>
+      <w:r>
+        <w:t xml:space="preserve">oon after </w:t>
+      </w:r>
+      <w:r>
+        <w:rPr>
+          <w:rFonts w:hint="eastAsia"/>
+        </w:rPr>
+        <w:t>不久之後</w:t>
+      </w:r>
+      <w:r>
+        <w:rPr>
+          <w:rFonts w:hint="eastAsia"/>
+        </w:rPr>
+        <w:t>:</w:t>
+      </w:r>
+    </w:p>
+    <w:p>
+      <w:proofErr w:type="spellStart"/>
+      <w:proofErr w:type="gramStart"/>
+      <w:r>
+        <w:t>ex:It</w:t>
+      </w:r>
+      <w:proofErr w:type="spellEnd"/>
+      <w:proofErr w:type="gramEnd"/>
+      <w:r>
+        <w:t xml:space="preserve"> was soon after he started following Chris that he improved his TOEIC to 700</w:t>
+      </w:r>
+    </w:p>
+    <w:p>
+      <w:r>
+        <w:rPr>
+          <w:rFonts w:hint="eastAsia"/>
+        </w:rPr>
+        <w:t>L</w:t>
+      </w:r>
+      <w:r>
+        <w:t xml:space="preserve">ong after </w:t>
+      </w:r>
+      <w:r>
+        <w:rPr>
+          <w:rFonts w:hint="eastAsia"/>
+        </w:rPr>
+        <w:t>過了很久</w:t>
+      </w:r>
+      <w:r>
+        <w:rPr>
+          <w:rFonts w:hint="eastAsia"/>
+        </w:rPr>
+        <w:t>:</w:t>
+      </w:r>
+    </w:p>
+    <w:p>
+      <w:proofErr w:type="spellStart"/>
+      <w:proofErr w:type="gramStart"/>
+      <w:r>
+        <w:rPr>
+          <w:rFonts w:hint="eastAsia"/>
+        </w:rPr>
+        <w:t>e</w:t>
+      </w:r>
+      <w:r>
+        <w:t>x:It</w:t>
+      </w:r>
+      <w:proofErr w:type="spellEnd"/>
+      <w:proofErr w:type="gramEnd"/>
+      <w:r>
+        <w:t xml:space="preserve"> was long after months of hard work that he improved his TOEIC to 800.</w:t>
+      </w:r>
+    </w:p>
+    <w:p/>
+    <w:p>
+      <w:proofErr w:type="spellStart"/>
+      <w:r>
+        <w:t>Vextron</w:t>
+      </w:r>
+      <w:proofErr w:type="spellEnd"/>
+      <w:r>
+        <w:t xml:space="preserve"> requires all its employees to work the night </w:t>
+      </w:r>
+      <w:r>
+        <w:rPr>
+          <w:highlight w:val="yellow"/>
+        </w:rPr>
+        <w:t>shift</w:t>
+      </w:r>
+      <w:r>
+        <w:t xml:space="preserve"> every other month.</w:t>
+      </w:r>
+    </w:p>
+    <w:p>
+      <w:r>
+        <w:rPr>
+          <w:rFonts w:hint="eastAsia"/>
+          <w:highlight w:val="yellow"/>
+        </w:rPr>
+        <w:t>(</w:t>
+      </w:r>
+      <w:r>
+        <w:rPr>
+          <w:highlight w:val="yellow"/>
+        </w:rPr>
+        <w:t>A</w:t>
+      </w:r>
+      <w:r>
+        <w:rPr>
+          <w:rFonts w:hint="eastAsia"/>
+          <w:highlight w:val="yellow"/>
+        </w:rPr>
+        <w:t>)</w:t>
+      </w:r>
+      <w:r>
+        <w:rPr>
+          <w:highlight w:val="yellow"/>
+        </w:rPr>
+        <w:t>shift</w:t>
+      </w:r>
+      <w:r>
+        <w:rPr>
+          <w:rFonts w:hint="eastAsia"/>
+          <w:highlight w:val="yellow"/>
+        </w:rPr>
+        <w:t>移動</w:t>
+      </w:r>
+      <w:r>
+        <w:rPr>
+          <w:rFonts w:hint="eastAsia"/>
+          <w:highlight w:val="yellow"/>
+        </w:rPr>
+        <w:t>/</w:t>
+      </w:r>
+      <w:r>
+        <w:rPr>
+          <w:rFonts w:hint="eastAsia"/>
+          <w:highlight w:val="yellow"/>
+        </w:rPr>
+        <w:t>輪班</w:t>
+      </w:r>
+      <w:r>
+        <w:t>(B)job</w:t>
+      </w:r>
+      <w:r>
+        <w:rPr>
+          <w:rFonts w:hint="eastAsia"/>
+        </w:rPr>
+        <w:t>工作</w:t>
+      </w:r>
+      <w:r>
+        <w:t>(C)routine</w:t>
+      </w:r>
+      <w:r>
+        <w:rPr>
+          <w:rFonts w:hint="eastAsia"/>
+        </w:rPr>
+        <w:t>例行</w:t>
+      </w:r>
+      <w:r>
+        <w:t>(D)duty</w:t>
+      </w:r>
+      <w:r>
+        <w:rPr>
+          <w:rFonts w:hint="eastAsia"/>
+        </w:rPr>
+        <w:t>責任</w:t>
+      </w:r>
+    </w:p>
+    <w:p>
+      <w:r>
+        <w:t>every other month</w:t>
+      </w:r>
+      <w:r>
+        <w:t xml:space="preserve"> </w:t>
+      </w:r>
+      <w:r>
+        <w:rPr>
+          <w:rFonts w:hint="eastAsia"/>
+        </w:rPr>
+        <w:t>每隔一個月</w:t>
+      </w:r>
+    </w:p>
+    <w:p>
+      <w:r>
+        <w:rPr>
+          <w:rFonts w:hint="eastAsia"/>
+        </w:rPr>
+        <w:t>N</w:t>
+      </w:r>
+      <w:r>
+        <w:t>ight shift</w:t>
+      </w:r>
+      <w:r>
+        <w:rPr>
+          <w:rFonts w:hint="eastAsia"/>
+        </w:rPr>
+        <w:t>夜班、</w:t>
+      </w:r>
+      <w:r>
+        <w:rPr>
+          <w:rFonts w:hint="eastAsia"/>
+        </w:rPr>
+        <w:t>m</w:t>
+      </w:r>
+      <w:r>
+        <w:t>orning shift</w:t>
+      </w:r>
+      <w:r>
+        <w:rPr>
+          <w:rFonts w:hint="eastAsia"/>
+        </w:rPr>
+        <w:t>早班、</w:t>
+      </w:r>
+      <w:r>
+        <w:rPr>
+          <w:rFonts w:hint="eastAsia"/>
+        </w:rPr>
+        <w:t>S</w:t>
+      </w:r>
+      <w:r>
+        <w:t>wing shift</w:t>
+      </w:r>
+      <w:r>
+        <w:rPr>
+          <w:rFonts w:hint="eastAsia"/>
+        </w:rPr>
+        <w:t>輪班</w:t>
+      </w:r>
+    </w:p>
+    <w:p>
+      <w:r>
+        <w:t>Red-eye flight</w:t>
+      </w:r>
+      <w:r>
+        <w:rPr>
+          <w:rFonts w:hint="eastAsia"/>
+        </w:rPr>
+        <w:t xml:space="preserve"> </w:t>
+      </w:r>
+      <w:r>
+        <w:rPr>
+          <w:rFonts w:hint="eastAsia"/>
+        </w:rPr>
+        <w:t>紅眼班機</w:t>
+      </w:r>
+      <w:r>
+        <w:rPr>
+          <w:rFonts w:hint="eastAsia"/>
+        </w:rPr>
+        <w:t>(</w:t>
+      </w:r>
+      <w:r>
+        <w:rPr>
+          <w:rFonts w:hint="eastAsia"/>
+        </w:rPr>
+        <w:t>較便宜半夜起飛的航班</w:t>
+      </w:r>
+      <w:r>
+        <w:rPr>
+          <w:rFonts w:hint="eastAsia"/>
+        </w:rPr>
+        <w:t>)</w:t>
+      </w:r>
+    </w:p>
+    <w:p>
       <w:pPr>
         <w:rPr>
           <w:rFonts w:hint="eastAsia"/>
         </w:rPr>
       </w:pPr>
-      <w:r>
-        <w:t xml:space="preserve">ex:This hotel room is reserved for Mr.Chen </w:t>
-      </w:r>
-      <w:r>
-        <w:rPr>
-          <w:rFonts w:hint="eastAsia"/>
-        </w:rPr>
-        <w:t>這飯店客房已為陳先生預約</w:t>
-      </w:r>
-    </w:p>
-    <w:p>
-      <w:r>
-        <w:t>coordinated by</w:t>
-      </w:r>
-      <w:r>
-        <w:rPr>
-          <w:rFonts w:hint="eastAsia"/>
-        </w:rPr>
+    </w:p>
+    <w:p>
+      <w:pPr>
+        <w:rPr>
+          <w:rFonts w:hint="eastAsia"/>
+        </w:rPr>
+      </w:pPr>
+      <w:r>
+        <w:rPr>
+          <w:highlight w:val="yellow"/>
+        </w:rPr>
+        <w:t>Make</w:t>
+      </w:r>
+      <w:r>
         <w:t xml:space="preserve"> </w:t>
       </w:r>
       <w:r>
         <w:rPr>
-          <w:rFonts w:hint="eastAsia"/>
-        </w:rPr>
-        <w:t>由</w:t>
-      </w:r>
-      <w:r>
-        <w:t>…</w:t>
-      </w:r>
-      <w:r>
-        <w:rPr>
-          <w:rFonts w:hint="eastAsia"/>
-        </w:rPr>
-        <w:t>協調</w:t>
+          <w:color w:val="FF0000"/>
+        </w:rPr>
+        <w:t xml:space="preserve">a </w:t>
+      </w:r>
+      <w:r>
+        <w:t>right immediately after you cross the intersection and you can see our office your left. (A)Turn</w:t>
+      </w:r>
+      <w:r>
+        <w:rPr>
+          <w:rFonts w:hint="eastAsia"/>
+        </w:rPr>
+        <w:t>轉</w:t>
+      </w:r>
+      <w:r>
+        <w:t>(</w:t>
+      </w:r>
+      <w:r>
+        <w:rPr>
+          <w:highlight w:val="yellow"/>
+        </w:rPr>
+        <w:t>B)Make</w:t>
+      </w:r>
+      <w:r>
+        <w:rPr>
+          <w:rFonts w:hint="eastAsia"/>
+          <w:highlight w:val="yellow"/>
+        </w:rPr>
+        <w:t>做</w:t>
+      </w:r>
+      <w:r>
+        <w:t>(C)Overtake</w:t>
+      </w:r>
+      <w:r>
+        <w:rPr>
+          <w:rFonts w:hint="eastAsia"/>
+        </w:rPr>
+        <w:t>超越</w:t>
+      </w:r>
+      <w:r>
+        <w:t>(D)Slide</w:t>
+      </w:r>
+      <w:r>
+        <w:rPr>
+          <w:rFonts w:hint="eastAsia"/>
+        </w:rPr>
+        <w:t>滑</w:t>
+      </w:r>
+    </w:p>
+    <w:p>
+      <w:r>
+        <w:t>intersection n.</w:t>
+      </w:r>
+      <w:r>
+        <w:rPr>
+          <w:rFonts w:hint="eastAsia"/>
+        </w:rPr>
+        <w:t>交叉十字路口、</w:t>
+      </w:r>
+      <w:r>
+        <w:rPr>
+          <w:rFonts w:hint="eastAsia"/>
+        </w:rPr>
+        <w:t>o</w:t>
+      </w:r>
+      <w:r>
+        <w:t xml:space="preserve">n your </w:t>
+      </w:r>
+      <w:proofErr w:type="spellStart"/>
+      <w:r>
+        <w:t>lefy</w:t>
+      </w:r>
+      <w:proofErr w:type="spellEnd"/>
+      <w:r>
+        <w:rPr>
+          <w:rFonts w:hint="eastAsia"/>
+        </w:rPr>
+        <w:t>在左手邊</w:t>
+      </w:r>
+    </w:p>
+    <w:p>
+      <w:r>
+        <w:t>Make a left/right</w:t>
+      </w:r>
+      <w:r>
+        <w:rPr>
+          <w:rFonts w:hint="eastAsia"/>
+        </w:rPr>
+        <w:t>:</w:t>
+      </w:r>
+      <w:r>
+        <w:rPr>
+          <w:rFonts w:hint="eastAsia"/>
+        </w:rPr>
+        <w:t>向左</w:t>
+      </w:r>
+      <w:r>
+        <w:t>/</w:t>
+      </w:r>
+      <w:r>
+        <w:rPr>
+          <w:rFonts w:hint="eastAsia"/>
+        </w:rPr>
+        <w:t>右轉</w:t>
+      </w:r>
+    </w:p>
+    <w:p>
+      <w:r>
+        <w:t>Take</w:t>
+      </w:r>
+      <w:r>
+        <w:t xml:space="preserve"> a left/right</w:t>
+      </w:r>
+      <w:r>
+        <w:rPr>
+          <w:rFonts w:hint="eastAsia"/>
+        </w:rPr>
+        <w:t>:</w:t>
+      </w:r>
+      <w:r>
+        <w:rPr>
+          <w:rFonts w:hint="eastAsia"/>
+        </w:rPr>
+        <w:t>向左</w:t>
+      </w:r>
+      <w:r>
+        <w:t>/</w:t>
+      </w:r>
+      <w:r>
+        <w:rPr>
+          <w:rFonts w:hint="eastAsia"/>
+        </w:rPr>
+        <w:t>右轉</w:t>
+      </w:r>
+    </w:p>
+    <w:p>
+      <w:r>
+        <w:t>Turn left/right</w:t>
+      </w:r>
+      <w:r>
+        <w:rPr>
+          <w:rFonts w:hint="eastAsia"/>
+        </w:rPr>
+        <w:t>:</w:t>
+      </w:r>
+      <w:r>
+        <w:rPr>
+          <w:rFonts w:hint="eastAsia"/>
+        </w:rPr>
+        <w:t>向左</w:t>
+      </w:r>
+      <w:r>
+        <w:t>/</w:t>
+      </w:r>
+      <w:r>
+        <w:rPr>
+          <w:rFonts w:hint="eastAsia"/>
+        </w:rPr>
+        <w:t>右轉</w:t>
       </w:r>
     </w:p>
     <w:p/>
     <w:p>
-      <w:r>
-        <w:t xml:space="preserve">To make the best cup of coffee,the </w:t>
-      </w:r>
-      <w:r>
-        <w:rPr>
-          <w:highlight w:val="yellow"/>
-        </w:rPr>
-        <w:t>ratio</w:t>
-      </w:r>
-      <w:r>
-        <w:rPr>
-          <w:rFonts w:hint="eastAsia"/>
-        </w:rPr>
+      <w:pPr>
+        <w:rPr>
+          <w:rFonts w:hint="eastAsia"/>
+        </w:rPr>
+      </w:pPr>
+      <w:proofErr w:type="spellStart"/>
+      <w:proofErr w:type="gramStart"/>
+      <w:r>
+        <w:t>Mr.Samuelson</w:t>
+      </w:r>
+      <w:proofErr w:type="spellEnd"/>
+      <w:proofErr w:type="gramEnd"/>
+      <w:r>
         <w:t xml:space="preserve"> </w:t>
       </w:r>
       <w:r>
-        <w:t>of brewing time to coffee beans and water has to be precise. (A)potion</w:t>
-      </w:r>
-      <w:r>
-        <w:rPr>
-          <w:rFonts w:hint="eastAsia"/>
-        </w:rPr>
-        <w:t>部分</w:t>
-      </w:r>
-      <w:r>
-        <w:rPr>
-          <w:highlight w:val="yellow"/>
-        </w:rPr>
-        <w:t>(B)ratio</w:t>
-      </w:r>
-      <w:r>
-        <w:rPr>
-          <w:rFonts w:hint="eastAsia"/>
-          <w:highlight w:val="yellow"/>
-        </w:rPr>
-        <w:t>比率</w:t>
-      </w:r>
-      <w:r>
-        <w:t>(C)section</w:t>
-      </w:r>
-      <w:r>
-        <w:rPr>
-          <w:rFonts w:hint="eastAsia"/>
-        </w:rPr>
-        <w:t>區塊</w:t>
-      </w:r>
-      <w:r>
-        <w:t>(D)division</w:t>
-      </w:r>
-      <w:r>
-        <w:rPr>
-          <w:rFonts w:hint="eastAsia"/>
-        </w:rPr>
-        <w:t>部門</w:t>
+        <w:rPr>
+          <w:highlight w:val="yellow"/>
+        </w:rPr>
+        <w:t>arranged</w:t>
+      </w:r>
+      <w:r>
+        <w:t xml:space="preserve"> a part-time position for his nephew on the administrative team during the winter vacation.(A)appointed</w:t>
+      </w:r>
+      <w:r>
+        <w:rPr>
+          <w:rFonts w:hint="eastAsia"/>
+        </w:rPr>
+        <w:t>指派</w:t>
+      </w:r>
+      <w:r>
+        <w:t>(B)dismissed</w:t>
+      </w:r>
+      <w:r>
+        <w:rPr>
+          <w:rFonts w:hint="eastAsia"/>
+        </w:rPr>
+        <w:t>開除</w:t>
+      </w:r>
+      <w:r>
+        <w:rPr>
+          <w:highlight w:val="yellow"/>
+        </w:rPr>
+        <w:t>(C)arranged</w:t>
+      </w:r>
+      <w:r>
+        <w:rPr>
+          <w:rFonts w:hint="eastAsia"/>
+          <w:highlight w:val="yellow"/>
+        </w:rPr>
+        <w:t>安排</w:t>
+      </w:r>
+      <w:r>
+        <w:t>(D)elected</w:t>
+      </w:r>
+      <w:r>
+        <w:rPr>
+          <w:rFonts w:hint="eastAsia"/>
+        </w:rPr>
+        <w:t xml:space="preserve"> </w:t>
+      </w:r>
+      <w:r>
+        <w:rPr>
+          <w:rFonts w:hint="eastAsia"/>
+        </w:rPr>
+        <w:t>選出</w:t>
       </w:r>
     </w:p>
     <w:p>
@@ -1574,309 +2682,183 @@
         </w:rPr>
       </w:pPr>
       <w:r>
+        <w:t>part-time</w:t>
+      </w:r>
+      <w:r>
+        <w:t xml:space="preserve"> </w:t>
+      </w:r>
+      <w:r>
+        <w:rPr>
+          <w:rFonts w:hint="eastAsia"/>
+        </w:rPr>
+        <w:t>兼差、</w:t>
+      </w:r>
+      <w:r>
+        <w:rPr>
+          <w:rFonts w:hint="eastAsia"/>
+        </w:rPr>
+        <w:t>n</w:t>
+      </w:r>
+      <w:r>
+        <w:t>ephew n.</w:t>
+      </w:r>
+      <w:r>
+        <w:rPr>
+          <w:rFonts w:hint="eastAsia"/>
+        </w:rPr>
+        <w:t>姪子、</w:t>
+      </w:r>
+      <w:r>
+        <w:rPr>
+          <w:rFonts w:hint="eastAsia"/>
+        </w:rPr>
+        <w:t>a</w:t>
+      </w:r>
+      <w:r>
+        <w:t xml:space="preserve">dministrative adj </w:t>
+      </w:r>
+      <w:r>
+        <w:rPr>
+          <w:rFonts w:hint="eastAsia"/>
+        </w:rPr>
+        <w:t>行政</w:t>
+      </w:r>
+    </w:p>
+    <w:p/>
+    <w:p>
+      <w:proofErr w:type="spellStart"/>
+      <w:r>
+        <w:rPr>
+          <w:rFonts w:hint="eastAsia"/>
+        </w:rPr>
         <w:lastRenderedPageBreak/>
+        <w:t>o</w:t>
+      </w:r>
+      <w:r>
+        <w:t>n+team</w:t>
+      </w:r>
+      <w:proofErr w:type="spellEnd"/>
+      <w:r>
+        <w:t xml:space="preserve">, </w:t>
+      </w:r>
+      <w:proofErr w:type="spellStart"/>
+      <w:r>
+        <w:t>in</w:t>
+      </w:r>
+      <w:r>
+        <w:rPr>
+          <w:rFonts w:hint="eastAsia"/>
+        </w:rPr>
+        <w:t>+d</w:t>
+      </w:r>
+      <w:r>
+        <w:t>epartment</w:t>
+      </w:r>
+      <w:proofErr w:type="spellEnd"/>
+      <w:r>
+        <w:t>:</w:t>
+      </w:r>
+    </w:p>
+    <w:p>
+      <w:r>
+        <w:rPr>
+          <w:rFonts w:hint="eastAsia"/>
+        </w:rPr>
+        <w:t>I</w:t>
+      </w:r>
+      <w:r>
+        <w:t xml:space="preserve"> work in the sales department, on Team A.</w:t>
+      </w:r>
+    </w:p>
+    <w:p/>
+    <w:p>
+      <w:r>
+        <w:t>Appoint+</w:t>
+      </w:r>
+      <w:r>
+        <w:rPr>
+          <w:rFonts w:hint="eastAsia"/>
+        </w:rPr>
+        <w:t>人</w:t>
+      </w:r>
+      <w:r>
+        <w:rPr>
+          <w:rFonts w:hint="eastAsia"/>
+        </w:rPr>
+        <w:t>:</w:t>
+      </w:r>
+    </w:p>
+    <w:p>
+      <w:r>
+        <w:rPr>
+          <w:rFonts w:hint="eastAsia"/>
+        </w:rPr>
+        <w:t>e</w:t>
+      </w:r>
+      <w:r>
+        <w:t xml:space="preserve">x: He appointed her to be the team leader </w:t>
+      </w:r>
+      <w:r>
+        <w:rPr>
+          <w:rFonts w:hint="eastAsia"/>
+        </w:rPr>
+        <w:t>他指派他為組長</w:t>
+      </w:r>
+    </w:p>
+    <w:p/>
+    <w:p>
+      <w:r>
+        <w:t xml:space="preserve">Arrange A for B </w:t>
+      </w:r>
+      <w:r>
+        <w:rPr>
+          <w:rFonts w:hint="eastAsia"/>
+        </w:rPr>
+        <w:t>為</w:t>
+      </w:r>
+      <w:r>
+        <w:t>A</w:t>
+      </w:r>
+      <w:r>
+        <w:rPr>
+          <w:rFonts w:hint="eastAsia"/>
+        </w:rPr>
+        <w:t>安排</w:t>
+      </w:r>
+      <w:r>
         <w:t>B</w:t>
       </w:r>
       <w:r>
-        <w:t>rew</w:t>
-      </w:r>
-      <w:r>
-        <w:t xml:space="preserve"> v </w:t>
-      </w:r>
-      <w:r>
-        <w:rPr>
-          <w:rFonts w:hint="eastAsia"/>
-        </w:rPr>
-        <w:t>熬煮、</w:t>
-      </w:r>
-      <w:r>
-        <w:rPr>
-          <w:rFonts w:hint="eastAsia"/>
-        </w:rPr>
-        <w:t>c</w:t>
-      </w:r>
-      <w:r>
-        <w:t xml:space="preserve">offee beans </w:t>
-      </w:r>
-      <w:r>
-        <w:rPr>
-          <w:rFonts w:hint="eastAsia"/>
-        </w:rPr>
-        <w:t>咖啡豆、</w:t>
-      </w:r>
-      <w:r>
-        <w:rPr>
-          <w:rFonts w:hint="eastAsia"/>
-        </w:rPr>
-        <w:t>p</w:t>
-      </w:r>
-      <w:r>
-        <w:t xml:space="preserve">recise adj </w:t>
-      </w:r>
-      <w:r>
-        <w:rPr>
-          <w:rFonts w:hint="eastAsia"/>
-        </w:rPr>
-        <w:t>精確的、</w:t>
-      </w:r>
-    </w:p>
-    <w:p>
-      <w:r>
-        <w:t xml:space="preserve">Division=department </w:t>
-      </w:r>
-      <w:r>
-        <w:rPr>
-          <w:rFonts w:hint="eastAsia"/>
-        </w:rPr>
-        <w:t>部門</w:t>
-      </w:r>
-      <w:r>
-        <w:rPr>
-          <w:rFonts w:hint="eastAsia"/>
-        </w:rPr>
-        <w:t>、</w:t>
-      </w:r>
-      <w:r>
-        <w:rPr>
-          <w:rFonts w:hint="eastAsia"/>
-        </w:rPr>
-        <w:t>r</w:t>
-      </w:r>
-      <w:r>
-        <w:t>atio of A to B: A</w:t>
-      </w:r>
-      <w:r>
-        <w:rPr>
-          <w:rFonts w:hint="eastAsia"/>
-        </w:rPr>
-        <w:t>和</w:t>
-      </w:r>
-      <w:r>
-        <w:t>B</w:t>
-      </w:r>
-      <w:r>
-        <w:rPr>
-          <w:rFonts w:hint="eastAsia"/>
-        </w:rPr>
-        <w:t>的比率</w:t>
+        <w:rPr>
+          <w:rFonts w:hint="eastAsia"/>
+        </w:rPr>
+        <w:t>:</w:t>
+      </w:r>
+    </w:p>
+    <w:p>
+      <w:r>
+        <w:rPr>
+          <w:rFonts w:hint="eastAsia"/>
+        </w:rPr>
+        <w:t>e</w:t>
+      </w:r>
+      <w:r>
+        <w:t xml:space="preserve">x: He arranged a position for her. </w:t>
+      </w:r>
+      <w:r>
+        <w:rPr>
+          <w:rFonts w:hint="eastAsia"/>
+        </w:rPr>
+        <w:t>她為他安排了一個職位</w:t>
       </w:r>
     </w:p>
     <w:p/>
     <w:p>
-      <w:r>
-        <w:t xml:space="preserve">A signature on the bottom line </w:t>
-      </w:r>
-      <w:r>
-        <w:rPr>
-          <w:highlight w:val="yellow"/>
-        </w:rPr>
-        <w:t>Signifies</w:t>
-      </w:r>
-      <w:r>
-        <w:t xml:space="preserve"> your acknowledgement of the contract terms.</w:t>
-      </w:r>
-    </w:p>
-    <w:p>
-      <w:r>
-        <w:rPr>
-          <w:rFonts w:hint="eastAsia"/>
-          <w:highlight w:val="yellow"/>
-        </w:rPr>
-        <w:t>(</w:t>
-      </w:r>
-      <w:r>
-        <w:rPr>
-          <w:highlight w:val="yellow"/>
-        </w:rPr>
-        <w:t>A)S</w:t>
-      </w:r>
-      <w:r>
-        <w:rPr>
-          <w:highlight w:val="yellow"/>
-        </w:rPr>
-        <w:t>ignifies</w:t>
-      </w:r>
-      <w:r>
-        <w:rPr>
-          <w:rFonts w:hint="eastAsia"/>
-          <w:highlight w:val="yellow"/>
-        </w:rPr>
-        <w:t>表示</w:t>
-      </w:r>
-      <w:r>
-        <w:t>(B)modifies</w:t>
-      </w:r>
-      <w:r>
-        <w:rPr>
-          <w:rFonts w:hint="eastAsia"/>
-        </w:rPr>
-        <w:t>修訂</w:t>
-      </w:r>
-      <w:r>
-        <w:rPr>
-          <w:rFonts w:hint="eastAsia"/>
-        </w:rPr>
-        <w:t>/</w:t>
-      </w:r>
-      <w:r>
-        <w:rPr>
-          <w:rFonts w:hint="eastAsia"/>
-        </w:rPr>
-        <w:t>改良</w:t>
-      </w:r>
-      <w:r>
-        <w:t>(C)beautifies</w:t>
-      </w:r>
-      <w:r>
-        <w:rPr>
-          <w:rFonts w:hint="eastAsia"/>
-        </w:rPr>
-        <w:t>美化</w:t>
-      </w:r>
-      <w:r>
-        <w:t>(D)magnifies</w:t>
-      </w:r>
-      <w:r>
-        <w:rPr>
-          <w:rFonts w:hint="eastAsia"/>
-        </w:rPr>
-        <w:t>放大</w:t>
-      </w:r>
-    </w:p>
-    <w:p>
-      <w:r>
-        <w:t>signature</w:t>
-      </w:r>
-      <w:r>
-        <w:t>.</w:t>
-      </w:r>
-      <w:r>
-        <w:rPr>
-          <w:rFonts w:hint="eastAsia"/>
-        </w:rPr>
-        <w:t>簽名、</w:t>
-      </w:r>
-      <w:r>
-        <w:rPr>
-          <w:rFonts w:hint="eastAsia"/>
-        </w:rPr>
-        <w:t>s</w:t>
-      </w:r>
-      <w:r>
-        <w:t>ign:</w:t>
-      </w:r>
-      <w:r>
-        <w:rPr>
-          <w:rFonts w:hint="eastAsia"/>
-        </w:rPr>
-        <w:t>簽名</w:t>
-      </w:r>
-      <w:r>
-        <w:rPr>
-          <w:rFonts w:hint="eastAsia"/>
-        </w:rPr>
-        <w:t>v</w:t>
-      </w:r>
-      <w:r>
-        <w:t>/</w:t>
-      </w:r>
-      <w:r>
-        <w:rPr>
-          <w:rFonts w:hint="eastAsia"/>
-        </w:rPr>
-        <w:t>招牌</w:t>
-      </w:r>
-      <w:r>
-        <w:rPr>
-          <w:rFonts w:hint="eastAsia"/>
-        </w:rPr>
-        <w:t xml:space="preserve"> </w:t>
-      </w:r>
-      <w:r>
-        <w:t>n</w:t>
-      </w:r>
-      <w:r>
-        <w:rPr>
-          <w:rFonts w:hint="eastAsia"/>
-        </w:rPr>
-        <w:t xml:space="preserve"> </w:t>
-      </w:r>
-      <w:r>
-        <w:rPr>
-          <w:rFonts w:hint="eastAsia"/>
-        </w:rPr>
-        <w:t>、</w:t>
-      </w:r>
-      <w:r>
-        <w:rPr>
-          <w:rFonts w:hint="eastAsia"/>
-        </w:rPr>
-        <w:t>b</w:t>
-      </w:r>
-      <w:r>
-        <w:t>ottom line</w:t>
-      </w:r>
-      <w:r>
-        <w:rPr>
-          <w:rFonts w:hint="eastAsia"/>
-        </w:rPr>
-        <w:t>底部線</w:t>
-      </w:r>
-    </w:p>
-    <w:p>
       <w:pPr>
         <w:rPr>
           <w:rFonts w:hint="eastAsia"/>
         </w:rPr>
       </w:pPr>
-      <w:r>
-        <w:t>acknowledgement</w:t>
-      </w:r>
-      <w:r>
-        <w:t xml:space="preserve"> n.</w:t>
-      </w:r>
-      <w:r>
-        <w:rPr>
-          <w:rFonts w:hint="eastAsia"/>
-        </w:rPr>
-        <w:t>承認</w:t>
-      </w:r>
-      <w:r>
-        <w:rPr>
-          <w:rFonts w:hint="eastAsia"/>
-        </w:rPr>
-        <w:t>/</w:t>
-      </w:r>
-      <w:r>
-        <w:rPr>
-          <w:rFonts w:hint="eastAsia"/>
-        </w:rPr>
-        <w:t>確認、</w:t>
-      </w:r>
-      <w:r>
-        <w:rPr>
-          <w:rFonts w:hint="eastAsia"/>
-        </w:rPr>
-        <w:t>c</w:t>
-      </w:r>
-      <w:r>
-        <w:t>ontact</w:t>
-      </w:r>
-      <w:r>
-        <w:rPr>
-          <w:rFonts w:hint="eastAsia"/>
-        </w:rPr>
-        <w:t>聯絡</w:t>
-      </w:r>
-      <w:r>
-        <w:rPr>
-          <w:rFonts w:hint="eastAsia"/>
-        </w:rPr>
-        <w:t>(</w:t>
-      </w:r>
-      <w:r>
-        <w:t>v/n)</w:t>
-      </w:r>
     </w:p>
     <w:p>
       <w:pPr>
@@ -1885,7 +2867,6 @@
         </w:rPr>
       </w:pPr>
     </w:p>
-    <w:p/>
     <w:sectPr>
       <w:pgSz w:w="11906" w:h="16838"/>
       <w:pgMar w:top="1440" w:right="1800" w:bottom="1440" w:left="1800" w:header="851" w:footer="992" w:gutter="0"/>
@@ -1897,7 +2878,7 @@
 </file>
 
 <file path=word/endnotes.xml><?xml version="1.0" encoding="utf-8"?>
-<w:endnotes xmlns:wpc="http://schemas.microsoft.com/office/word/2010/wordprocessingCanvas" xmlns:cx="http://schemas.microsoft.com/office/drawing/2014/chartex" xmlns:cx1="http://schemas.microsoft.com/office/drawing/2015/9/8/chartex" xmlns:cx2="http://schemas.microsoft.com/office/drawing/2015/10/21/chartex" xmlns:cx3="http://schemas.microsoft.com/office/drawing/2016/5/9/chartex" xmlns:cx4="http://schemas.microsoft.com/office/drawing/2016/5/10/chartex" xmlns:cx5="http://schemas.microsoft.com/office/drawing/2016/5/11/chartex" xmlns:cx6="http://schemas.microsoft.com/office/drawing/2016/5/12/chartex" xmlns:cx7="http://schemas.microsoft.com/office/drawing/2016/5/13/chartex" xmlns:cx8="http://schemas.microsoft.com/office/drawing/2016/5/14/chartex" xmlns:mc="http://schemas.openxmlformats.org/markup-compatibility/2006" xmlns:aink="http://schemas.microsoft.com/office/drawing/2016/ink" xmlns:am3d="http://schemas.microsoft.com/office/drawing/2017/model3d" xmlns:o="urn:schemas-microsoft-com:office:office" xmlns:oel="http://schemas.microsoft.com/office/2019/extlst" xmlns:r="http://schemas.openxmlformats.org/officeDocument/2006/relationships" xmlns:m="http://schemas.openxmlformats.org/officeDocument/2006/math" xmlns:v="urn:schemas-microsoft-com:vml" xmlns:wp14="http://schemas.microsoft.com/office/word/2010/wordprocessingDrawing" xmlns:wp="http://schemas.openxmlformats.org/drawingml/2006/wordprocessingDrawing" xmlns:w10="urn:schemas-microsoft-com:office:word" xmlns:w="http://schemas.openxmlformats.org/wordprocessingml/2006/main" xmlns:w14="http://schemas.microsoft.com/office/word/2010/wordml" xmlns:w15="http://schemas.microsoft.com/office/word/2012/wordml" xmlns:w16cex="http://schemas.microsoft.com/office/word/2018/wordml/cex" xmlns:w16cid="http://schemas.microsoft.com/office/word/2016/wordml/cid" xmlns:w16="http://schemas.microsoft.com/office/word/2018/wordml" xmlns:w16du="http://schemas.microsoft.com/office/word/2023/wordml/word16du" xmlns:w16sdtdh="http://schemas.microsoft.com/office/word/2020/wordml/sdtdatahash" xmlns:w16se="http://schemas.microsoft.com/office/word/2015/wordml/symex" xmlns:wpg="http://schemas.microsoft.com/office/word/2010/wordprocessingGroup" xmlns:wpi="http://schemas.microsoft.com/office/word/2010/wordprocessingInk" xmlns:wne="http://schemas.microsoft.com/office/word/2006/wordml" xmlns:wps="http://schemas.microsoft.com/office/word/2010/wordprocessingShape" mc:Ignorable="w14 w15 w16se w16cid w16 w16cex w16sdtdh wp14">
+<w:endnotes xmlns:wpc="http://schemas.microsoft.com/office/word/2010/wordprocessingCanvas" xmlns:cx="http://schemas.microsoft.com/office/drawing/2014/chartex" xmlns:cx1="http://schemas.microsoft.com/office/drawing/2015/9/8/chartex" xmlns:cx2="http://schemas.microsoft.com/office/drawing/2015/10/21/chartex" xmlns:cx3="http://schemas.microsoft.com/office/drawing/2016/5/9/chartex" xmlns:cx4="http://schemas.microsoft.com/office/drawing/2016/5/10/chartex" xmlns:cx5="http://schemas.microsoft.com/office/drawing/2016/5/11/chartex" xmlns:cx6="http://schemas.microsoft.com/office/drawing/2016/5/12/chartex" xmlns:cx7="http://schemas.microsoft.com/office/drawing/2016/5/13/chartex" xmlns:cx8="http://schemas.microsoft.com/office/drawing/2016/5/14/chartex" xmlns:mc="http://schemas.openxmlformats.org/markup-compatibility/2006" xmlns:aink="http://schemas.microsoft.com/office/drawing/2016/ink" xmlns:am3d="http://schemas.microsoft.com/office/drawing/2017/model3d" xmlns:o="urn:schemas-microsoft-com:office:office" xmlns:r="http://schemas.openxmlformats.org/officeDocument/2006/relationships" xmlns:m="http://schemas.openxmlformats.org/officeDocument/2006/math" xmlns:v="urn:schemas-microsoft-com:vml" xmlns:wp14="http://schemas.microsoft.com/office/word/2010/wordprocessingDrawing" xmlns:wp="http://schemas.openxmlformats.org/drawingml/2006/wordprocessingDrawing" xmlns:w10="urn:schemas-microsoft-com:office:word" xmlns:w="http://schemas.openxmlformats.org/wordprocessingml/2006/main" xmlns:w14="http://schemas.microsoft.com/office/word/2010/wordml" xmlns:w15="http://schemas.microsoft.com/office/word/2012/wordml" xmlns:w16cex="http://schemas.microsoft.com/office/word/2018/wordml/cex" xmlns:w16cid="http://schemas.microsoft.com/office/word/2016/wordml/cid" xmlns:w16="http://schemas.microsoft.com/office/word/2018/wordml" xmlns:w16sdtdh="http://schemas.microsoft.com/office/word/2020/wordml/sdtdatahash" xmlns:w16se="http://schemas.microsoft.com/office/word/2015/wordml/symex" xmlns:wpg="http://schemas.microsoft.com/office/word/2010/wordprocessingGroup" xmlns:wpi="http://schemas.microsoft.com/office/word/2010/wordprocessingInk" xmlns:wne="http://schemas.microsoft.com/office/word/2006/wordml" xmlns:wps="http://schemas.microsoft.com/office/word/2010/wordprocessingShape" mc:Ignorable="w14 w15 w16se w16cid w16 w16cex w16sdtdh wp14">
   <w:endnote w:type="separator" w:id="-1">
     <w:p>
       <w:r>
@@ -1916,7 +2897,7 @@
 </file>
 
 <file path=word/footnotes.xml><?xml version="1.0" encoding="utf-8"?>
-<w:footnotes xmlns:wpc="http://schemas.microsoft.com/office/word/2010/wordprocessingCanvas" xmlns:cx="http://schemas.microsoft.com/office/drawing/2014/chartex" xmlns:cx1="http://schemas.microsoft.com/office/drawing/2015/9/8/chartex" xmlns:cx2="http://schemas.microsoft.com/office/drawing/2015/10/21/chartex" xmlns:cx3="http://schemas.microsoft.com/office/drawing/2016/5/9/chartex" xmlns:cx4="http://schemas.microsoft.com/office/drawing/2016/5/10/chartex" xmlns:cx5="http://schemas.microsoft.com/office/drawing/2016/5/11/chartex" xmlns:cx6="http://schemas.microsoft.com/office/drawing/2016/5/12/chartex" xmlns:cx7="http://schemas.microsoft.com/office/drawing/2016/5/13/chartex" xmlns:cx8="http://schemas.microsoft.com/office/drawing/2016/5/14/chartex" xmlns:mc="http://schemas.openxmlformats.org/markup-compatibility/2006" xmlns:aink="http://schemas.microsoft.com/office/drawing/2016/ink" xmlns:am3d="http://schemas.microsoft.com/office/drawing/2017/model3d" xmlns:o="urn:schemas-microsoft-com:office:office" xmlns:oel="http://schemas.microsoft.com/office/2019/extlst" xmlns:r="http://schemas.openxmlformats.org/officeDocument/2006/relationships" xmlns:m="http://schemas.openxmlformats.org/officeDocument/2006/math" xmlns:v="urn:schemas-microsoft-com:vml" xmlns:wp14="http://schemas.microsoft.com/office/word/2010/wordprocessingDrawing" xmlns:wp="http://schemas.openxmlformats.org/drawingml/2006/wordprocessingDrawing" xmlns:w10="urn:schemas-microsoft-com:office:word" xmlns:w="http://schemas.openxmlformats.org/wordprocessingml/2006/main" xmlns:w14="http://schemas.microsoft.com/office/word/2010/wordml" xmlns:w15="http://schemas.microsoft.com/office/word/2012/wordml" xmlns:w16cex="http://schemas.microsoft.com/office/word/2018/wordml/cex" xmlns:w16cid="http://schemas.microsoft.com/office/word/2016/wordml/cid" xmlns:w16="http://schemas.microsoft.com/office/word/2018/wordml" xmlns:w16du="http://schemas.microsoft.com/office/word/2023/wordml/word16du" xmlns:w16sdtdh="http://schemas.microsoft.com/office/word/2020/wordml/sdtdatahash" xmlns:w16se="http://schemas.microsoft.com/office/word/2015/wordml/symex" xmlns:wpg="http://schemas.microsoft.com/office/word/2010/wordprocessingGroup" xmlns:wpi="http://schemas.microsoft.com/office/word/2010/wordprocessingInk" xmlns:wne="http://schemas.microsoft.com/office/word/2006/wordml" xmlns:wps="http://schemas.microsoft.com/office/word/2010/wordprocessingShape" mc:Ignorable="w14 w15 w16se w16cid w16 w16cex w16sdtdh wp14">
+<w:footnotes xmlns:wpc="http://schemas.microsoft.com/office/word/2010/wordprocessingCanvas" xmlns:cx="http://schemas.microsoft.com/office/drawing/2014/chartex" xmlns:cx1="http://schemas.microsoft.com/office/drawing/2015/9/8/chartex" xmlns:cx2="http://schemas.microsoft.com/office/drawing/2015/10/21/chartex" xmlns:cx3="http://schemas.microsoft.com/office/drawing/2016/5/9/chartex" xmlns:cx4="http://schemas.microsoft.com/office/drawing/2016/5/10/chartex" xmlns:cx5="http://schemas.microsoft.com/office/drawing/2016/5/11/chartex" xmlns:cx6="http://schemas.microsoft.com/office/drawing/2016/5/12/chartex" xmlns:cx7="http://schemas.microsoft.com/office/drawing/2016/5/13/chartex" xmlns:cx8="http://schemas.microsoft.com/office/drawing/2016/5/14/chartex" xmlns:mc="http://schemas.openxmlformats.org/markup-compatibility/2006" xmlns:aink="http://schemas.microsoft.com/office/drawing/2016/ink" xmlns:am3d="http://schemas.microsoft.com/office/drawing/2017/model3d" xmlns:o="urn:schemas-microsoft-com:office:office" xmlns:r="http://schemas.openxmlformats.org/officeDocument/2006/relationships" xmlns:m="http://schemas.openxmlformats.org/officeDocument/2006/math" xmlns:v="urn:schemas-microsoft-com:vml" xmlns:wp14="http://schemas.microsoft.com/office/word/2010/wordprocessingDrawing" xmlns:wp="http://schemas.openxmlformats.org/drawingml/2006/wordprocessingDrawing" xmlns:w10="urn:schemas-microsoft-com:office:word" xmlns:w="http://schemas.openxmlformats.org/wordprocessingml/2006/main" xmlns:w14="http://schemas.microsoft.com/office/word/2010/wordml" xmlns:w15="http://schemas.microsoft.com/office/word/2012/wordml" xmlns:w16cex="http://schemas.microsoft.com/office/word/2018/wordml/cex" xmlns:w16cid="http://schemas.microsoft.com/office/word/2016/wordml/cid" xmlns:w16="http://schemas.microsoft.com/office/word/2018/wordml" xmlns:w16sdtdh="http://schemas.microsoft.com/office/word/2020/wordml/sdtdatahash" xmlns:w16se="http://schemas.microsoft.com/office/word/2015/wordml/symex" xmlns:wpg="http://schemas.microsoft.com/office/word/2010/wordprocessingGroup" xmlns:wpi="http://schemas.microsoft.com/office/word/2010/wordprocessingInk" xmlns:wne="http://schemas.microsoft.com/office/word/2006/wordml" xmlns:wps="http://schemas.microsoft.com/office/word/2010/wordprocessingShape" mc:Ignorable="w14 w15 w16se w16cid w16 w16cex w16sdtdh wp14">
   <w:footnote w:type="separator" w:id="-1">
     <w:p>
       <w:r>
@@ -1935,7 +2916,7 @@
 </file>
 
 <file path=word/numbering.xml><?xml version="1.0" encoding="utf-8"?>
-<w:numbering xmlns:wpc="http://schemas.microsoft.com/office/word/2010/wordprocessingCanvas" xmlns:cx="http://schemas.microsoft.com/office/drawing/2014/chartex" xmlns:cx1="http://schemas.microsoft.com/office/drawing/2015/9/8/chartex" xmlns:cx2="http://schemas.microsoft.com/office/drawing/2015/10/21/chartex" xmlns:cx3="http://schemas.microsoft.com/office/drawing/2016/5/9/chartex" xmlns:cx4="http://schemas.microsoft.com/office/drawing/2016/5/10/chartex" xmlns:cx5="http://schemas.microsoft.com/office/drawing/2016/5/11/chartex" xmlns:cx6="http://schemas.microsoft.com/office/drawing/2016/5/12/chartex" xmlns:cx7="http://schemas.microsoft.com/office/drawing/2016/5/13/chartex" xmlns:cx8="http://schemas.microsoft.com/office/drawing/2016/5/14/chartex" xmlns:mc="http://schemas.openxmlformats.org/markup-compatibility/2006" xmlns:aink="http://schemas.microsoft.com/office/drawing/2016/ink" xmlns:am3d="http://schemas.microsoft.com/office/drawing/2017/model3d" xmlns:o="urn:schemas-microsoft-com:office:office" xmlns:oel="http://schemas.microsoft.com/office/2019/extlst" xmlns:r="http://schemas.openxmlformats.org/officeDocument/2006/relationships" xmlns:m="http://schemas.openxmlformats.org/officeDocument/2006/math" xmlns:v="urn:schemas-microsoft-com:vml" xmlns:wp14="http://schemas.microsoft.com/office/word/2010/wordprocessingDrawing" xmlns:wp="http://schemas.openxmlformats.org/drawingml/2006/wordprocessingDrawing" xmlns:w10="urn:schemas-microsoft-com:office:word" xmlns:w="http://schemas.openxmlformats.org/wordprocessingml/2006/main" xmlns:w14="http://schemas.microsoft.com/office/word/2010/wordml" xmlns:w15="http://schemas.microsoft.com/office/word/2012/wordml" xmlns:w16cex="http://schemas.microsoft.com/office/word/2018/wordml/cex" xmlns:w16cid="http://schemas.microsoft.com/office/word/2016/wordml/cid" xmlns:w16="http://schemas.microsoft.com/office/word/2018/wordml" xmlns:w16du="http://schemas.microsoft.com/office/word/2023/wordml/word16du" xmlns:w16sdtdh="http://schemas.microsoft.com/office/word/2020/wordml/sdtdatahash" xmlns:w16se="http://schemas.microsoft.com/office/word/2015/wordml/symex" xmlns:wpg="http://schemas.microsoft.com/office/word/2010/wordprocessingGroup" xmlns:wpi="http://schemas.microsoft.com/office/word/2010/wordprocessingInk" xmlns:wne="http://schemas.microsoft.com/office/word/2006/wordml" xmlns:wps="http://schemas.microsoft.com/office/word/2010/wordprocessingShape" mc:Ignorable="w14 w15 w16se w16cid w16 w16cex w16sdtdh wp14">
+<w:numbering xmlns:wpc="http://schemas.microsoft.com/office/word/2010/wordprocessingCanvas" xmlns:cx="http://schemas.microsoft.com/office/drawing/2014/chartex" xmlns:cx1="http://schemas.microsoft.com/office/drawing/2015/9/8/chartex" xmlns:cx2="http://schemas.microsoft.com/office/drawing/2015/10/21/chartex" xmlns:cx3="http://schemas.microsoft.com/office/drawing/2016/5/9/chartex" xmlns:cx4="http://schemas.microsoft.com/office/drawing/2016/5/10/chartex" xmlns:cx5="http://schemas.microsoft.com/office/drawing/2016/5/11/chartex" xmlns:cx6="http://schemas.microsoft.com/office/drawing/2016/5/12/chartex" xmlns:cx7="http://schemas.microsoft.com/office/drawing/2016/5/13/chartex" xmlns:cx8="http://schemas.microsoft.com/office/drawing/2016/5/14/chartex" xmlns:mc="http://schemas.openxmlformats.org/markup-compatibility/2006" xmlns:aink="http://schemas.microsoft.com/office/drawing/2016/ink" xmlns:am3d="http://schemas.microsoft.com/office/drawing/2017/model3d" xmlns:o="urn:schemas-microsoft-com:office:office" xmlns:r="http://schemas.openxmlformats.org/officeDocument/2006/relationships" xmlns:m="http://schemas.openxmlformats.org/officeDocument/2006/math" xmlns:v="urn:schemas-microsoft-com:vml" xmlns:wp14="http://schemas.microsoft.com/office/word/2010/wordprocessingDrawing" xmlns:wp="http://schemas.openxmlformats.org/drawingml/2006/wordprocessingDrawing" xmlns:w10="urn:schemas-microsoft-com:office:word" xmlns:w="http://schemas.openxmlformats.org/wordprocessingml/2006/main" xmlns:w14="http://schemas.microsoft.com/office/word/2010/wordml" xmlns:w15="http://schemas.microsoft.com/office/word/2012/wordml" xmlns:w16cex="http://schemas.microsoft.com/office/word/2018/wordml/cex" xmlns:w16cid="http://schemas.microsoft.com/office/word/2016/wordml/cid" xmlns:w16="http://schemas.microsoft.com/office/word/2018/wordml" xmlns:w16sdtdh="http://schemas.microsoft.com/office/word/2020/wordml/sdtdatahash" xmlns:w16se="http://schemas.microsoft.com/office/word/2015/wordml/symex" xmlns:wpg="http://schemas.microsoft.com/office/word/2010/wordprocessingGroup" xmlns:wpi="http://schemas.microsoft.com/office/word/2010/wordprocessingInk" xmlns:wne="http://schemas.microsoft.com/office/word/2006/wordml" xmlns:wps="http://schemas.microsoft.com/office/word/2010/wordprocessingShape" mc:Ignorable="w14 w15 w16se w16cid w16 w16cex w16sdtdh wp14">
   <w:abstractNum w:abstractNumId="0" w15:restartNumberingAfterBreak="0">
     <w:nsid w:val="1DE2152A"/>
     <w:multiLevelType w:val="hybridMultilevel"/>
@@ -2026,6 +3007,95 @@
     </w:lvl>
   </w:abstractNum>
   <w:abstractNum w:abstractNumId="1" w15:restartNumberingAfterBreak="0">
+    <w:nsid w:val="44106993"/>
+    <w:multiLevelType w:val="hybridMultilevel"/>
+    <w:tmpl w:val="D2908246"/>
+    <w:lvl w:ilvl="0" w:tplc="5F8CD902">
+      <w:start w:val="1"/>
+      <w:numFmt w:val="upperLetter"/>
+      <w:lvlText w:val="(%1)"/>
+      <w:lvlJc w:val="left"/>
+      <w:pPr>
+        <w:ind w:left="360" w:hanging="360"/>
+      </w:pPr>
+      <w:rPr>
+        <w:rFonts w:hint="default"/>
+      </w:rPr>
+    </w:lvl>
+    <w:lvl w:ilvl="1" w:tplc="04090019" w:tentative="1">
+      <w:start w:val="1"/>
+      <w:numFmt w:val="ideographTraditional"/>
+      <w:lvlText w:val="%2、"/>
+      <w:lvlJc w:val="left"/>
+      <w:pPr>
+        <w:ind w:left="960" w:hanging="480"/>
+      </w:pPr>
+    </w:lvl>
+    <w:lvl w:ilvl="2" w:tplc="0409001B" w:tentative="1">
+      <w:start w:val="1"/>
+      <w:numFmt w:val="lowerRoman"/>
+      <w:lvlText w:val="%3."/>
+      <w:lvlJc w:val="right"/>
+      <w:pPr>
+        <w:ind w:left="1440" w:hanging="480"/>
+      </w:pPr>
+    </w:lvl>
+    <w:lvl w:ilvl="3" w:tplc="0409000F" w:tentative="1">
+      <w:start w:val="1"/>
+      <w:numFmt w:val="decimal"/>
+      <w:lvlText w:val="%4."/>
+      <w:lvlJc w:val="left"/>
+      <w:pPr>
+        <w:ind w:left="1920" w:hanging="480"/>
+      </w:pPr>
+    </w:lvl>
+    <w:lvl w:ilvl="4" w:tplc="04090019" w:tentative="1">
+      <w:start w:val="1"/>
+      <w:numFmt w:val="ideographTraditional"/>
+      <w:lvlText w:val="%5、"/>
+      <w:lvlJc w:val="left"/>
+      <w:pPr>
+        <w:ind w:left="2400" w:hanging="480"/>
+      </w:pPr>
+    </w:lvl>
+    <w:lvl w:ilvl="5" w:tplc="0409001B" w:tentative="1">
+      <w:start w:val="1"/>
+      <w:numFmt w:val="lowerRoman"/>
+      <w:lvlText w:val="%6."/>
+      <w:lvlJc w:val="right"/>
+      <w:pPr>
+        <w:ind w:left="2880" w:hanging="480"/>
+      </w:pPr>
+    </w:lvl>
+    <w:lvl w:ilvl="6" w:tplc="0409000F" w:tentative="1">
+      <w:start w:val="1"/>
+      <w:numFmt w:val="decimal"/>
+      <w:lvlText w:val="%7."/>
+      <w:lvlJc w:val="left"/>
+      <w:pPr>
+        <w:ind w:left="3360" w:hanging="480"/>
+      </w:pPr>
+    </w:lvl>
+    <w:lvl w:ilvl="7" w:tplc="04090019" w:tentative="1">
+      <w:start w:val="1"/>
+      <w:numFmt w:val="ideographTraditional"/>
+      <w:lvlText w:val="%8、"/>
+      <w:lvlJc w:val="left"/>
+      <w:pPr>
+        <w:ind w:left="3840" w:hanging="480"/>
+      </w:pPr>
+    </w:lvl>
+    <w:lvl w:ilvl="8" w:tplc="0409001B" w:tentative="1">
+      <w:start w:val="1"/>
+      <w:numFmt w:val="lowerRoman"/>
+      <w:lvlText w:val="%9."/>
+      <w:lvlJc w:val="right"/>
+      <w:pPr>
+        <w:ind w:left="4320" w:hanging="480"/>
+      </w:pPr>
+    </w:lvl>
+  </w:abstractNum>
+  <w:abstractNum w:abstractNumId="2" w15:restartNumberingAfterBreak="0">
     <w:nsid w:val="5F063724"/>
     <w:multiLevelType w:val="hybridMultilevel"/>
     <w:tmpl w:val="67F8EEBE"/>
@@ -2114,10 +3184,13 @@
       </w:pPr>
     </w:lvl>
   </w:abstractNum>
-  <w:num w:numId="1" w16cid:durableId="1597204910">
+  <w:num w:numId="1">
     <w:abstractNumId w:val="0"/>
   </w:num>
-  <w:num w:numId="2" w16cid:durableId="288438018">
+  <w:num w:numId="2">
+    <w:abstractNumId w:val="2"/>
+  </w:num>
+  <w:num w:numId="3">
     <w:abstractNumId w:val="1"/>
   </w:num>
 </w:numbering>

--- a/碩一/TOEIC/文法單字.docx
+++ b/碩一/TOEIC/文法單字.docx
@@ -1,6 +1,6 @@
 
 <file path=word/document.xml><?xml version="1.0" encoding="utf-8"?>
-<w:document xmlns:wpc="http://schemas.microsoft.com/office/word/2010/wordprocessingCanvas" xmlns:cx="http://schemas.microsoft.com/office/drawing/2014/chartex" xmlns:cx1="http://schemas.microsoft.com/office/drawing/2015/9/8/chartex" xmlns:cx2="http://schemas.microsoft.com/office/drawing/2015/10/21/chartex" xmlns:cx3="http://schemas.microsoft.com/office/drawing/2016/5/9/chartex" xmlns:cx4="http://schemas.microsoft.com/office/drawing/2016/5/10/chartex" xmlns:cx5="http://schemas.microsoft.com/office/drawing/2016/5/11/chartex" xmlns:cx6="http://schemas.microsoft.com/office/drawing/2016/5/12/chartex" xmlns:cx7="http://schemas.microsoft.com/office/drawing/2016/5/13/chartex" xmlns:cx8="http://schemas.microsoft.com/office/drawing/2016/5/14/chartex" xmlns:mc="http://schemas.openxmlformats.org/markup-compatibility/2006" xmlns:aink="http://schemas.microsoft.com/office/drawing/2016/ink" xmlns:am3d="http://schemas.microsoft.com/office/drawing/2017/model3d" xmlns:o="urn:schemas-microsoft-com:office:office" xmlns:r="http://schemas.openxmlformats.org/officeDocument/2006/relationships" xmlns:m="http://schemas.openxmlformats.org/officeDocument/2006/math" xmlns:v="urn:schemas-microsoft-com:vml" xmlns:wp14="http://schemas.microsoft.com/office/word/2010/wordprocessingDrawing" xmlns:wp="http://schemas.openxmlformats.org/drawingml/2006/wordprocessingDrawing" xmlns:w10="urn:schemas-microsoft-com:office:word" xmlns:w="http://schemas.openxmlformats.org/wordprocessingml/2006/main" xmlns:w14="http://schemas.microsoft.com/office/word/2010/wordml" xmlns:w15="http://schemas.microsoft.com/office/word/2012/wordml" xmlns:w16cex="http://schemas.microsoft.com/office/word/2018/wordml/cex" xmlns:w16cid="http://schemas.microsoft.com/office/word/2016/wordml/cid" xmlns:w16="http://schemas.microsoft.com/office/word/2018/wordml" xmlns:w16sdtdh="http://schemas.microsoft.com/office/word/2020/wordml/sdtdatahash" xmlns:w16se="http://schemas.microsoft.com/office/word/2015/wordml/symex" xmlns:wpg="http://schemas.microsoft.com/office/word/2010/wordprocessingGroup" xmlns:wpi="http://schemas.microsoft.com/office/word/2010/wordprocessingInk" xmlns:wne="http://schemas.microsoft.com/office/word/2006/wordml" xmlns:wps="http://schemas.microsoft.com/office/word/2010/wordprocessingShape" mc:Ignorable="w14 w15 w16se w16cid w16 w16cex w16sdtdh wp14">
+<w:document xmlns:wpc="http://schemas.microsoft.com/office/word/2010/wordprocessingCanvas" xmlns:cx="http://schemas.microsoft.com/office/drawing/2014/chartex" xmlns:cx1="http://schemas.microsoft.com/office/drawing/2015/9/8/chartex" xmlns:cx2="http://schemas.microsoft.com/office/drawing/2015/10/21/chartex" xmlns:cx3="http://schemas.microsoft.com/office/drawing/2016/5/9/chartex" xmlns:cx4="http://schemas.microsoft.com/office/drawing/2016/5/10/chartex" xmlns:cx5="http://schemas.microsoft.com/office/drawing/2016/5/11/chartex" xmlns:cx6="http://schemas.microsoft.com/office/drawing/2016/5/12/chartex" xmlns:cx7="http://schemas.microsoft.com/office/drawing/2016/5/13/chartex" xmlns:cx8="http://schemas.microsoft.com/office/drawing/2016/5/14/chartex" xmlns:mc="http://schemas.openxmlformats.org/markup-compatibility/2006" xmlns:aink="http://schemas.microsoft.com/office/drawing/2016/ink" xmlns:am3d="http://schemas.microsoft.com/office/drawing/2017/model3d" xmlns:o="urn:schemas-microsoft-com:office:office" xmlns:oel="http://schemas.microsoft.com/office/2019/extlst" xmlns:r="http://schemas.openxmlformats.org/officeDocument/2006/relationships" xmlns:m="http://schemas.openxmlformats.org/officeDocument/2006/math" xmlns:v="urn:schemas-microsoft-com:vml" xmlns:wp14="http://schemas.microsoft.com/office/word/2010/wordprocessingDrawing" xmlns:wp="http://schemas.openxmlformats.org/drawingml/2006/wordprocessingDrawing" xmlns:w10="urn:schemas-microsoft-com:office:word" xmlns:w="http://schemas.openxmlformats.org/wordprocessingml/2006/main" xmlns:w14="http://schemas.microsoft.com/office/word/2010/wordml" xmlns:w15="http://schemas.microsoft.com/office/word/2012/wordml" xmlns:w16cex="http://schemas.microsoft.com/office/word/2018/wordml/cex" xmlns:w16cid="http://schemas.microsoft.com/office/word/2016/wordml/cid" xmlns:w16="http://schemas.microsoft.com/office/word/2018/wordml" xmlns:w16du="http://schemas.microsoft.com/office/word/2023/wordml/word16du" xmlns:w16sdtdh="http://schemas.microsoft.com/office/word/2020/wordml/sdtdatahash" xmlns:w16se="http://schemas.microsoft.com/office/word/2015/wordml/symex" xmlns:wpg="http://schemas.microsoft.com/office/word/2010/wordprocessingGroup" xmlns:wpi="http://schemas.microsoft.com/office/word/2010/wordprocessingInk" xmlns:wne="http://schemas.microsoft.com/office/word/2006/wordml" xmlns:wps="http://schemas.microsoft.com/office/word/2010/wordprocessingShape" mc:Ignorable="w14 w15 w16se w16cid w16 w16cex w16sdtdh wp14">
   <w:body>
     <w:p>
       <w:r>
@@ -598,65 +598,50 @@
       </w:r>
       <w:r>
         <w:tab/>
+        <w:t>Ved: A</w:t>
+      </w:r>
+      <w:proofErr w:type="gramStart"/>
+      <w:r>
+        <w:rPr>
+          <w:rFonts w:hint="eastAsia"/>
+        </w:rPr>
+        <w:t>一</w:t>
+      </w:r>
+      <w:proofErr w:type="gramEnd"/>
+      <w:r>
+        <w:t>…B</w:t>
+      </w:r>
+      <w:r>
+        <w:rPr>
+          <w:rFonts w:hint="eastAsia"/>
+        </w:rPr>
+        <w:t>就</w:t>
+      </w:r>
+      <w:r>
+        <w:t>…[</w:t>
+      </w:r>
+      <w:r>
+        <w:rPr>
+          <w:rFonts w:hint="eastAsia"/>
+        </w:rPr>
+        <w:t>或</w:t>
+      </w:r>
+      <w:r>
+        <w:rPr>
+          <w:rFonts w:hint="eastAsia"/>
+        </w:rPr>
+        <w:t>n</w:t>
+      </w:r>
+      <w:r>
+        <w:t xml:space="preserve">o sooner had A </w:t>
       </w:r>
       <w:proofErr w:type="spellStart"/>
       <w:r>
-        <w:t>Ved</w:t>
+        <w:t>p.p</w:t>
       </w:r>
       <w:proofErr w:type="spellEnd"/>
       <w:r>
-        <w:t>: A</w:t>
-      </w:r>
-      <w:proofErr w:type="gramStart"/>
-      <w:r>
-        <w:rPr>
-          <w:rFonts w:hint="eastAsia"/>
-        </w:rPr>
-        <w:t>一</w:t>
-      </w:r>
-      <w:proofErr w:type="gramEnd"/>
-      <w:r>
-        <w:t>…B</w:t>
-      </w:r>
-      <w:r>
-        <w:rPr>
-          <w:rFonts w:hint="eastAsia"/>
-        </w:rPr>
-        <w:t>就</w:t>
-      </w:r>
-      <w:r>
-        <w:t>…[</w:t>
-      </w:r>
-      <w:r>
-        <w:rPr>
-          <w:rFonts w:hint="eastAsia"/>
-        </w:rPr>
-        <w:t>或</w:t>
-      </w:r>
-      <w:r>
-        <w:rPr>
-          <w:rFonts w:hint="eastAsia"/>
-        </w:rPr>
-        <w:t>n</w:t>
-      </w:r>
-      <w:r>
-        <w:t xml:space="preserve">o sooner had A </w:t>
-      </w:r>
-      <w:proofErr w:type="spellStart"/>
-      <w:r>
-        <w:t>p.p</w:t>
-      </w:r>
-      <w:proofErr w:type="spellEnd"/>
-      <w:r>
-        <w:t xml:space="preserve"> than B </w:t>
-      </w:r>
-      <w:proofErr w:type="spellStart"/>
-      <w:r>
-        <w:t>Ved</w:t>
-      </w:r>
-      <w:proofErr w:type="spellEnd"/>
-      <w:r>
-        <w:t>.]</w:t>
+        <w:t xml:space="preserve"> than B Ved.]</w:t>
       </w:r>
     </w:p>
     <w:p>
@@ -2327,142 +2312,128 @@
     </w:p>
     <w:p>
       <w:r>
-        <w:t>every other month</w:t>
-      </w:r>
-      <w:r>
+        <w:t xml:space="preserve">every other month </w:t>
+      </w:r>
+      <w:r>
+        <w:rPr>
+          <w:rFonts w:hint="eastAsia"/>
+        </w:rPr>
+        <w:t>每隔一個月</w:t>
+      </w:r>
+    </w:p>
+    <w:p>
+      <w:r>
+        <w:rPr>
+          <w:rFonts w:hint="eastAsia"/>
+        </w:rPr>
+        <w:t>N</w:t>
+      </w:r>
+      <w:r>
+        <w:t>ight shift</w:t>
+      </w:r>
+      <w:r>
+        <w:rPr>
+          <w:rFonts w:hint="eastAsia"/>
+        </w:rPr>
+        <w:t>夜班、</w:t>
+      </w:r>
+      <w:r>
+        <w:rPr>
+          <w:rFonts w:hint="eastAsia"/>
+        </w:rPr>
+        <w:t>m</w:t>
+      </w:r>
+      <w:r>
+        <w:t>orning shift</w:t>
+      </w:r>
+      <w:r>
+        <w:rPr>
+          <w:rFonts w:hint="eastAsia"/>
+        </w:rPr>
+        <w:t>早班、</w:t>
+      </w:r>
+      <w:r>
+        <w:rPr>
+          <w:rFonts w:hint="eastAsia"/>
+        </w:rPr>
+        <w:t>S</w:t>
+      </w:r>
+      <w:r>
+        <w:t>wing shift</w:t>
+      </w:r>
+      <w:r>
+        <w:rPr>
+          <w:rFonts w:hint="eastAsia"/>
+        </w:rPr>
+        <w:t>輪班</w:t>
+      </w:r>
+    </w:p>
+    <w:p>
+      <w:r>
+        <w:t>Red-eye flight</w:t>
+      </w:r>
+      <w:r>
+        <w:rPr>
+          <w:rFonts w:hint="eastAsia"/>
+        </w:rPr>
         <w:t xml:space="preserve"> </w:t>
       </w:r>
       <w:r>
         <w:rPr>
           <w:rFonts w:hint="eastAsia"/>
         </w:rPr>
-        <w:t>每隔一個月</w:t>
-      </w:r>
-    </w:p>
-    <w:p>
-      <w:r>
-        <w:rPr>
-          <w:rFonts w:hint="eastAsia"/>
-        </w:rPr>
-        <w:t>N</w:t>
-      </w:r>
-      <w:r>
-        <w:t>ight shift</w:t>
-      </w:r>
-      <w:r>
-        <w:rPr>
-          <w:rFonts w:hint="eastAsia"/>
-        </w:rPr>
-        <w:t>夜班、</w:t>
-      </w:r>
-      <w:r>
-        <w:rPr>
-          <w:rFonts w:hint="eastAsia"/>
-        </w:rPr>
-        <w:t>m</w:t>
-      </w:r>
-      <w:r>
-        <w:t>orning shift</w:t>
-      </w:r>
-      <w:r>
-        <w:rPr>
-          <w:rFonts w:hint="eastAsia"/>
-        </w:rPr>
-        <w:t>早班、</w:t>
-      </w:r>
-      <w:r>
-        <w:rPr>
-          <w:rFonts w:hint="eastAsia"/>
-        </w:rPr>
-        <w:t>S</w:t>
-      </w:r>
-      <w:r>
-        <w:t>wing shift</w:t>
-      </w:r>
-      <w:r>
-        <w:rPr>
-          <w:rFonts w:hint="eastAsia"/>
-        </w:rPr>
-        <w:t>輪班</w:t>
-      </w:r>
-    </w:p>
-    <w:p>
-      <w:r>
-        <w:t>Red-eye flight</w:t>
-      </w:r>
-      <w:r>
-        <w:rPr>
-          <w:rFonts w:hint="eastAsia"/>
-        </w:rPr>
+        <w:t>紅眼班機</w:t>
+      </w:r>
+      <w:r>
+        <w:rPr>
+          <w:rFonts w:hint="eastAsia"/>
+        </w:rPr>
+        <w:t>(</w:t>
+      </w:r>
+      <w:r>
+        <w:rPr>
+          <w:rFonts w:hint="eastAsia"/>
+        </w:rPr>
+        <w:t>較便宜半夜起飛的航班</w:t>
+      </w:r>
+      <w:r>
+        <w:rPr>
+          <w:rFonts w:hint="eastAsia"/>
+        </w:rPr>
+        <w:t>)</w:t>
+      </w:r>
+    </w:p>
+    <w:p/>
+    <w:p>
+      <w:r>
+        <w:rPr>
+          <w:highlight w:val="yellow"/>
+        </w:rPr>
+        <w:t>Make</w:t>
+      </w:r>
+      <w:r>
         <w:t xml:space="preserve"> </w:t>
       </w:r>
       <w:r>
         <w:rPr>
-          <w:rFonts w:hint="eastAsia"/>
-        </w:rPr>
-        <w:t>紅眼班機</w:t>
-      </w:r>
-      <w:r>
-        <w:rPr>
-          <w:rFonts w:hint="eastAsia"/>
-        </w:rPr>
+          <w:color w:val="FF0000"/>
+        </w:rPr>
+        <w:t xml:space="preserve">a </w:t>
+      </w:r>
+      <w:r>
+        <w:t>right immediately after you cross the intersection and you can see our office your left. (A)Turn</w:t>
+      </w:r>
+      <w:r>
+        <w:rPr>
+          <w:rFonts w:hint="eastAsia"/>
+        </w:rPr>
+        <w:t>轉</w:t>
+      </w:r>
+      <w:r>
         <w:t>(</w:t>
       </w:r>
       <w:r>
         <w:rPr>
-          <w:rFonts w:hint="eastAsia"/>
-        </w:rPr>
-        <w:t>較便宜半夜起飛的航班</w:t>
-      </w:r>
-      <w:r>
-        <w:rPr>
-          <w:rFonts w:hint="eastAsia"/>
-        </w:rPr>
-        <w:t>)</w:t>
-      </w:r>
-    </w:p>
-    <w:p>
-      <w:pPr>
-        <w:rPr>
-          <w:rFonts w:hint="eastAsia"/>
-        </w:rPr>
-      </w:pPr>
-    </w:p>
-    <w:p>
-      <w:pPr>
-        <w:rPr>
-          <w:rFonts w:hint="eastAsia"/>
-        </w:rPr>
-      </w:pPr>
-      <w:r>
-        <w:rPr>
-          <w:highlight w:val="yellow"/>
-        </w:rPr>
-        <w:t>Make</w:t>
-      </w:r>
-      <w:r>
-        <w:t xml:space="preserve"> </w:t>
-      </w:r>
-      <w:r>
-        <w:rPr>
-          <w:color w:val="FF0000"/>
-        </w:rPr>
-        <w:t xml:space="preserve">a </w:t>
-      </w:r>
-      <w:r>
-        <w:t>right immediately after you cross the intersection and you can see our office your left. (A)Turn</w:t>
-      </w:r>
-      <w:r>
-        <w:rPr>
-          <w:rFonts w:hint="eastAsia"/>
-        </w:rPr>
-        <w:t>轉</w:t>
-      </w:r>
-      <w:r>
-        <w:t>(</w:t>
-      </w:r>
-      <w:r>
-        <w:rPr>
           <w:highlight w:val="yellow"/>
         </w:rPr>
         <w:t>B)Make</w:t>
@@ -2552,10 +2523,7 @@
     </w:p>
     <w:p>
       <w:r>
-        <w:t>Take</w:t>
-      </w:r>
-      <w:r>
-        <w:t xml:space="preserve"> a left/right</w:t>
+        <w:t>Take a left/right</w:t>
       </w:r>
       <w:r>
         <w:rPr>
@@ -2607,11 +2575,6 @@
     </w:p>
     <w:p/>
     <w:p>
-      <w:pPr>
-        <w:rPr>
-          <w:rFonts w:hint="eastAsia"/>
-        </w:rPr>
-      </w:pPr>
       <w:proofErr w:type="spellStart"/>
       <w:proofErr w:type="gramStart"/>
       <w:r>
@@ -2676,16 +2639,8 @@
       </w:r>
     </w:p>
     <w:p>
-      <w:pPr>
-        <w:rPr>
-          <w:rFonts w:hint="eastAsia"/>
-        </w:rPr>
-      </w:pPr>
-      <w:r>
-        <w:t>part-time</w:t>
-      </w:r>
-      <w:r>
-        <w:t xml:space="preserve"> </w:t>
+      <w:r>
+        <w:t xml:space="preserve">part-time </w:t>
       </w:r>
       <w:r>
         <w:rPr>
@@ -2854,19 +2809,135 @@
     </w:p>
     <w:p/>
     <w:p>
-      <w:pPr>
-        <w:rPr>
-          <w:rFonts w:hint="eastAsia"/>
-        </w:rPr>
-      </w:pPr>
-    </w:p>
-    <w:p>
-      <w:pPr>
-        <w:rPr>
-          <w:rFonts w:hint="eastAsia"/>
-        </w:rPr>
-      </w:pPr>
-    </w:p>
+      <w:r>
+        <w:t xml:space="preserve">The </w:t>
+      </w:r>
+      <w:r>
+        <w:rPr>
+          <w:highlight w:val="yellow"/>
+        </w:rPr>
+        <w:t>sponsor</w:t>
+      </w:r>
+      <w:r>
+        <w:t xml:space="preserve"> of this </w:t>
+      </w:r>
+      <w:proofErr w:type="spellStart"/>
+      <w:proofErr w:type="gramStart"/>
+      <w:r>
+        <w:t>year,s</w:t>
+      </w:r>
+      <w:proofErr w:type="spellEnd"/>
+      <w:proofErr w:type="gramEnd"/>
+      <w:r>
+        <w:t xml:space="preserve"> marathon has decided to increase their budget.</w:t>
+      </w:r>
+    </w:p>
+    <w:p>
+      <w:r>
+        <w:t>(A)</w:t>
+      </w:r>
+      <w:r>
+        <w:t>endorser</w:t>
+      </w:r>
+      <w:r>
+        <w:rPr>
+          <w:rFonts w:hint="eastAsia"/>
+        </w:rPr>
+        <w:t>代言人</w:t>
+      </w:r>
+      <w:r>
+        <w:t>(B)advocate</w:t>
+      </w:r>
+      <w:r>
+        <w:rPr>
+          <w:rFonts w:hint="eastAsia"/>
+        </w:rPr>
+        <w:t>提倡者</w:t>
+      </w:r>
+      <w:r>
+        <w:rPr>
+          <w:highlight w:val="yellow"/>
+        </w:rPr>
+        <w:t>(C)sponsor</w:t>
+      </w:r>
+      <w:r>
+        <w:rPr>
+          <w:rFonts w:hint="eastAsia"/>
+          <w:highlight w:val="yellow"/>
+        </w:rPr>
+        <w:t>贊助商</w:t>
+      </w:r>
+      <w:r>
+        <w:t>(D)subordinate</w:t>
+      </w:r>
+      <w:r>
+        <w:rPr>
+          <w:rFonts w:hint="eastAsia"/>
+        </w:rPr>
+        <w:t>下屬</w:t>
+      </w:r>
+    </w:p>
+    <w:p>
+      <w:r>
+        <w:t>Sponsor(N):</w:t>
+      </w:r>
+      <w:r>
+        <w:rPr>
+          <w:rFonts w:hint="eastAsia"/>
+        </w:rPr>
+        <w:t>T</w:t>
+      </w:r>
+      <w:r>
+        <w:t>hey are our sponsors.</w:t>
+      </w:r>
+      <w:r>
+        <w:rPr>
+          <w:rFonts w:hint="eastAsia"/>
+        </w:rPr>
+        <w:t>他們是我們的贊助商</w:t>
+      </w:r>
+    </w:p>
+    <w:p>
+      <w:r>
+        <w:t>Sponsor(V):They sponsor this event.</w:t>
+      </w:r>
+      <w:r>
+        <w:rPr>
+          <w:rFonts w:hint="eastAsia"/>
+        </w:rPr>
+        <w:t>他們贊助了這個活動</w:t>
+      </w:r>
+      <w:r>
+        <w:rPr>
+          <w:rFonts w:hint="eastAsia"/>
+        </w:rPr>
+        <w:t>.</w:t>
+      </w:r>
+    </w:p>
+    <w:p>
+      <w:pPr>
+        <w:rPr>
+          <w:rFonts w:hint="eastAsia"/>
+        </w:rPr>
+      </w:pPr>
+      <w:r>
+        <w:t>Marathon n.</w:t>
+      </w:r>
+      <w:r>
+        <w:rPr>
+          <w:rFonts w:hint="eastAsia"/>
+        </w:rPr>
+        <w:t>馬拉松</w:t>
+      </w:r>
+    </w:p>
+    <w:p>
+      <w:pPr>
+        <w:rPr>
+          <w:rFonts w:hint="eastAsia"/>
+        </w:rPr>
+      </w:pPr>
+    </w:p>
+    <w:p/>
     <w:sectPr>
       <w:pgSz w:w="11906" w:h="16838"/>
       <w:pgMar w:top="1440" w:right="1800" w:bottom="1440" w:left="1800" w:header="851" w:footer="992" w:gutter="0"/>
@@ -2878,7 +2949,7 @@
 </file>
 
 <file path=word/endnotes.xml><?xml version="1.0" encoding="utf-8"?>
-<w:endnotes xmlns:wpc="http://schemas.microsoft.com/office/word/2010/wordprocessingCanvas" xmlns:cx="http://schemas.microsoft.com/office/drawing/2014/chartex" xmlns:cx1="http://schemas.microsoft.com/office/drawing/2015/9/8/chartex" xmlns:cx2="http://schemas.microsoft.com/office/drawing/2015/10/21/chartex" xmlns:cx3="http://schemas.microsoft.com/office/drawing/2016/5/9/chartex" xmlns:cx4="http://schemas.microsoft.com/office/drawing/2016/5/10/chartex" xmlns:cx5="http://schemas.microsoft.com/office/drawing/2016/5/11/chartex" xmlns:cx6="http://schemas.microsoft.com/office/drawing/2016/5/12/chartex" xmlns:cx7="http://schemas.microsoft.com/office/drawing/2016/5/13/chartex" xmlns:cx8="http://schemas.microsoft.com/office/drawing/2016/5/14/chartex" xmlns:mc="http://schemas.openxmlformats.org/markup-compatibility/2006" xmlns:aink="http://schemas.microsoft.com/office/drawing/2016/ink" xmlns:am3d="http://schemas.microsoft.com/office/drawing/2017/model3d" xmlns:o="urn:schemas-microsoft-com:office:office" xmlns:r="http://schemas.openxmlformats.org/officeDocument/2006/relationships" xmlns:m="http://schemas.openxmlformats.org/officeDocument/2006/math" xmlns:v="urn:schemas-microsoft-com:vml" xmlns:wp14="http://schemas.microsoft.com/office/word/2010/wordprocessingDrawing" xmlns:wp="http://schemas.openxmlformats.org/drawingml/2006/wordprocessingDrawing" xmlns:w10="urn:schemas-microsoft-com:office:word" xmlns:w="http://schemas.openxmlformats.org/wordprocessingml/2006/main" xmlns:w14="http://schemas.microsoft.com/office/word/2010/wordml" xmlns:w15="http://schemas.microsoft.com/office/word/2012/wordml" xmlns:w16cex="http://schemas.microsoft.com/office/word/2018/wordml/cex" xmlns:w16cid="http://schemas.microsoft.com/office/word/2016/wordml/cid" xmlns:w16="http://schemas.microsoft.com/office/word/2018/wordml" xmlns:w16sdtdh="http://schemas.microsoft.com/office/word/2020/wordml/sdtdatahash" xmlns:w16se="http://schemas.microsoft.com/office/word/2015/wordml/symex" xmlns:wpg="http://schemas.microsoft.com/office/word/2010/wordprocessingGroup" xmlns:wpi="http://schemas.microsoft.com/office/word/2010/wordprocessingInk" xmlns:wne="http://schemas.microsoft.com/office/word/2006/wordml" xmlns:wps="http://schemas.microsoft.com/office/word/2010/wordprocessingShape" mc:Ignorable="w14 w15 w16se w16cid w16 w16cex w16sdtdh wp14">
+<w:endnotes xmlns:wpc="http://schemas.microsoft.com/office/word/2010/wordprocessingCanvas" xmlns:cx="http://schemas.microsoft.com/office/drawing/2014/chartex" xmlns:cx1="http://schemas.microsoft.com/office/drawing/2015/9/8/chartex" xmlns:cx2="http://schemas.microsoft.com/office/drawing/2015/10/21/chartex" xmlns:cx3="http://schemas.microsoft.com/office/drawing/2016/5/9/chartex" xmlns:cx4="http://schemas.microsoft.com/office/drawing/2016/5/10/chartex" xmlns:cx5="http://schemas.microsoft.com/office/drawing/2016/5/11/chartex" xmlns:cx6="http://schemas.microsoft.com/office/drawing/2016/5/12/chartex" xmlns:cx7="http://schemas.microsoft.com/office/drawing/2016/5/13/chartex" xmlns:cx8="http://schemas.microsoft.com/office/drawing/2016/5/14/chartex" xmlns:mc="http://schemas.openxmlformats.org/markup-compatibility/2006" xmlns:aink="http://schemas.microsoft.com/office/drawing/2016/ink" xmlns:am3d="http://schemas.microsoft.com/office/drawing/2017/model3d" xmlns:o="urn:schemas-microsoft-com:office:office" xmlns:oel="http://schemas.microsoft.com/office/2019/extlst" xmlns:r="http://schemas.openxmlformats.org/officeDocument/2006/relationships" xmlns:m="http://schemas.openxmlformats.org/officeDocument/2006/math" xmlns:v="urn:schemas-microsoft-com:vml" xmlns:wp14="http://schemas.microsoft.com/office/word/2010/wordprocessingDrawing" xmlns:wp="http://schemas.openxmlformats.org/drawingml/2006/wordprocessingDrawing" xmlns:w10="urn:schemas-microsoft-com:office:word" xmlns:w="http://schemas.openxmlformats.org/wordprocessingml/2006/main" xmlns:w14="http://schemas.microsoft.com/office/word/2010/wordml" xmlns:w15="http://schemas.microsoft.com/office/word/2012/wordml" xmlns:w16cex="http://schemas.microsoft.com/office/word/2018/wordml/cex" xmlns:w16cid="http://schemas.microsoft.com/office/word/2016/wordml/cid" xmlns:w16="http://schemas.microsoft.com/office/word/2018/wordml" xmlns:w16du="http://schemas.microsoft.com/office/word/2023/wordml/word16du" xmlns:w16sdtdh="http://schemas.microsoft.com/office/word/2020/wordml/sdtdatahash" xmlns:w16se="http://schemas.microsoft.com/office/word/2015/wordml/symex" xmlns:wpg="http://schemas.microsoft.com/office/word/2010/wordprocessingGroup" xmlns:wpi="http://schemas.microsoft.com/office/word/2010/wordprocessingInk" xmlns:wne="http://schemas.microsoft.com/office/word/2006/wordml" xmlns:wps="http://schemas.microsoft.com/office/word/2010/wordprocessingShape" mc:Ignorable="w14 w15 w16se w16cid w16 w16cex w16sdtdh wp14">
   <w:endnote w:type="separator" w:id="-1">
     <w:p>
       <w:r>
@@ -2897,7 +2968,7 @@
 </file>
 
 <file path=word/footnotes.xml><?xml version="1.0" encoding="utf-8"?>
-<w:footnotes xmlns:wpc="http://schemas.microsoft.com/office/word/2010/wordprocessingCanvas" xmlns:cx="http://schemas.microsoft.com/office/drawing/2014/chartex" xmlns:cx1="http://schemas.microsoft.com/office/drawing/2015/9/8/chartex" xmlns:cx2="http://schemas.microsoft.com/office/drawing/2015/10/21/chartex" xmlns:cx3="http://schemas.microsoft.com/office/drawing/2016/5/9/chartex" xmlns:cx4="http://schemas.microsoft.com/office/drawing/2016/5/10/chartex" xmlns:cx5="http://schemas.microsoft.com/office/drawing/2016/5/11/chartex" xmlns:cx6="http://schemas.microsoft.com/office/drawing/2016/5/12/chartex" xmlns:cx7="http://schemas.microsoft.com/office/drawing/2016/5/13/chartex" xmlns:cx8="http://schemas.microsoft.com/office/drawing/2016/5/14/chartex" xmlns:mc="http://schemas.openxmlformats.org/markup-compatibility/2006" xmlns:aink="http://schemas.microsoft.com/office/drawing/2016/ink" xmlns:am3d="http://schemas.microsoft.com/office/drawing/2017/model3d" xmlns:o="urn:schemas-microsoft-com:office:office" xmlns:r="http://schemas.openxmlformats.org/officeDocument/2006/relationships" xmlns:m="http://schemas.openxmlformats.org/officeDocument/2006/math" xmlns:v="urn:schemas-microsoft-com:vml" xmlns:wp14="http://schemas.microsoft.com/office/word/2010/wordprocessingDrawing" xmlns:wp="http://schemas.openxmlformats.org/drawingml/2006/wordprocessingDrawing" xmlns:w10="urn:schemas-microsoft-com:office:word" xmlns:w="http://schemas.openxmlformats.org/wordprocessingml/2006/main" xmlns:w14="http://schemas.microsoft.com/office/word/2010/wordml" xmlns:w15="http://schemas.microsoft.com/office/word/2012/wordml" xmlns:w16cex="http://schemas.microsoft.com/office/word/2018/wordml/cex" xmlns:w16cid="http://schemas.microsoft.com/office/word/2016/wordml/cid" xmlns:w16="http://schemas.microsoft.com/office/word/2018/wordml" xmlns:w16sdtdh="http://schemas.microsoft.com/office/word/2020/wordml/sdtdatahash" xmlns:w16se="http://schemas.microsoft.com/office/word/2015/wordml/symex" xmlns:wpg="http://schemas.microsoft.com/office/word/2010/wordprocessingGroup" xmlns:wpi="http://schemas.microsoft.com/office/word/2010/wordprocessingInk" xmlns:wne="http://schemas.microsoft.com/office/word/2006/wordml" xmlns:wps="http://schemas.microsoft.com/office/word/2010/wordprocessingShape" mc:Ignorable="w14 w15 w16se w16cid w16 w16cex w16sdtdh wp14">
+<w:footnotes xmlns:wpc="http://schemas.microsoft.com/office/word/2010/wordprocessingCanvas" xmlns:cx="http://schemas.microsoft.com/office/drawing/2014/chartex" xmlns:cx1="http://schemas.microsoft.com/office/drawing/2015/9/8/chartex" xmlns:cx2="http://schemas.microsoft.com/office/drawing/2015/10/21/chartex" xmlns:cx3="http://schemas.microsoft.com/office/drawing/2016/5/9/chartex" xmlns:cx4="http://schemas.microsoft.com/office/drawing/2016/5/10/chartex" xmlns:cx5="http://schemas.microsoft.com/office/drawing/2016/5/11/chartex" xmlns:cx6="http://schemas.microsoft.com/office/drawing/2016/5/12/chartex" xmlns:cx7="http://schemas.microsoft.com/office/drawing/2016/5/13/chartex" xmlns:cx8="http://schemas.microsoft.com/office/drawing/2016/5/14/chartex" xmlns:mc="http://schemas.openxmlformats.org/markup-compatibility/2006" xmlns:aink="http://schemas.microsoft.com/office/drawing/2016/ink" xmlns:am3d="http://schemas.microsoft.com/office/drawing/2017/model3d" xmlns:o="urn:schemas-microsoft-com:office:office" xmlns:oel="http://schemas.microsoft.com/office/2019/extlst" xmlns:r="http://schemas.openxmlformats.org/officeDocument/2006/relationships" xmlns:m="http://schemas.openxmlformats.org/officeDocument/2006/math" xmlns:v="urn:schemas-microsoft-com:vml" xmlns:wp14="http://schemas.microsoft.com/office/word/2010/wordprocessingDrawing" xmlns:wp="http://schemas.openxmlformats.org/drawingml/2006/wordprocessingDrawing" xmlns:w10="urn:schemas-microsoft-com:office:word" xmlns:w="http://schemas.openxmlformats.org/wordprocessingml/2006/main" xmlns:w14="http://schemas.microsoft.com/office/word/2010/wordml" xmlns:w15="http://schemas.microsoft.com/office/word/2012/wordml" xmlns:w16cex="http://schemas.microsoft.com/office/word/2018/wordml/cex" xmlns:w16cid="http://schemas.microsoft.com/office/word/2016/wordml/cid" xmlns:w16="http://schemas.microsoft.com/office/word/2018/wordml" xmlns:w16du="http://schemas.microsoft.com/office/word/2023/wordml/word16du" xmlns:w16sdtdh="http://schemas.microsoft.com/office/word/2020/wordml/sdtdatahash" xmlns:w16se="http://schemas.microsoft.com/office/word/2015/wordml/symex" xmlns:wpg="http://schemas.microsoft.com/office/word/2010/wordprocessingGroup" xmlns:wpi="http://schemas.microsoft.com/office/word/2010/wordprocessingInk" xmlns:wne="http://schemas.microsoft.com/office/word/2006/wordml" xmlns:wps="http://schemas.microsoft.com/office/word/2010/wordprocessingShape" mc:Ignorable="w14 w15 w16se w16cid w16 w16cex w16sdtdh wp14">
   <w:footnote w:type="separator" w:id="-1">
     <w:p>
       <w:r>
@@ -2916,7 +2987,7 @@
 </file>
 
 <file path=word/numbering.xml><?xml version="1.0" encoding="utf-8"?>
-<w:numbering xmlns:wpc="http://schemas.microsoft.com/office/word/2010/wordprocessingCanvas" xmlns:cx="http://schemas.microsoft.com/office/drawing/2014/chartex" xmlns:cx1="http://schemas.microsoft.com/office/drawing/2015/9/8/chartex" xmlns:cx2="http://schemas.microsoft.com/office/drawing/2015/10/21/chartex" xmlns:cx3="http://schemas.microsoft.com/office/drawing/2016/5/9/chartex" xmlns:cx4="http://schemas.microsoft.com/office/drawing/2016/5/10/chartex" xmlns:cx5="http://schemas.microsoft.com/office/drawing/2016/5/11/chartex" xmlns:cx6="http://schemas.microsoft.com/office/drawing/2016/5/12/chartex" xmlns:cx7="http://schemas.microsoft.com/office/drawing/2016/5/13/chartex" xmlns:cx8="http://schemas.microsoft.com/office/drawing/2016/5/14/chartex" xmlns:mc="http://schemas.openxmlformats.org/markup-compatibility/2006" xmlns:aink="http://schemas.microsoft.com/office/drawing/2016/ink" xmlns:am3d="http://schemas.microsoft.com/office/drawing/2017/model3d" xmlns:o="urn:schemas-microsoft-com:office:office" xmlns:r="http://schemas.openxmlformats.org/officeDocument/2006/relationships" xmlns:m="http://schemas.openxmlformats.org/officeDocument/2006/math" xmlns:v="urn:schemas-microsoft-com:vml" xmlns:wp14="http://schemas.microsoft.com/office/word/2010/wordprocessingDrawing" xmlns:wp="http://schemas.openxmlformats.org/drawingml/2006/wordprocessingDrawing" xmlns:w10="urn:schemas-microsoft-com:office:word" xmlns:w="http://schemas.openxmlformats.org/wordprocessingml/2006/main" xmlns:w14="http://schemas.microsoft.com/office/word/2010/wordml" xmlns:w15="http://schemas.microsoft.com/office/word/2012/wordml" xmlns:w16cex="http://schemas.microsoft.com/office/word/2018/wordml/cex" xmlns:w16cid="http://schemas.microsoft.com/office/word/2016/wordml/cid" xmlns:w16="http://schemas.microsoft.com/office/word/2018/wordml" xmlns:w16sdtdh="http://schemas.microsoft.com/office/word/2020/wordml/sdtdatahash" xmlns:w16se="http://schemas.microsoft.com/office/word/2015/wordml/symex" xmlns:wpg="http://schemas.microsoft.com/office/word/2010/wordprocessingGroup" xmlns:wpi="http://schemas.microsoft.com/office/word/2010/wordprocessingInk" xmlns:wne="http://schemas.microsoft.com/office/word/2006/wordml" xmlns:wps="http://schemas.microsoft.com/office/word/2010/wordprocessingShape" mc:Ignorable="w14 w15 w16se w16cid w16 w16cex w16sdtdh wp14">
+<w:numbering xmlns:wpc="http://schemas.microsoft.com/office/word/2010/wordprocessingCanvas" xmlns:cx="http://schemas.microsoft.com/office/drawing/2014/chartex" xmlns:cx1="http://schemas.microsoft.com/office/drawing/2015/9/8/chartex" xmlns:cx2="http://schemas.microsoft.com/office/drawing/2015/10/21/chartex" xmlns:cx3="http://schemas.microsoft.com/office/drawing/2016/5/9/chartex" xmlns:cx4="http://schemas.microsoft.com/office/drawing/2016/5/10/chartex" xmlns:cx5="http://schemas.microsoft.com/office/drawing/2016/5/11/chartex" xmlns:cx6="http://schemas.microsoft.com/office/drawing/2016/5/12/chartex" xmlns:cx7="http://schemas.microsoft.com/office/drawing/2016/5/13/chartex" xmlns:cx8="http://schemas.microsoft.com/office/drawing/2016/5/14/chartex" xmlns:mc="http://schemas.openxmlformats.org/markup-compatibility/2006" xmlns:aink="http://schemas.microsoft.com/office/drawing/2016/ink" xmlns:am3d="http://schemas.microsoft.com/office/drawing/2017/model3d" xmlns:o="urn:schemas-microsoft-com:office:office" xmlns:oel="http://schemas.microsoft.com/office/2019/extlst" xmlns:r="http://schemas.openxmlformats.org/officeDocument/2006/relationships" xmlns:m="http://schemas.openxmlformats.org/officeDocument/2006/math" xmlns:v="urn:schemas-microsoft-com:vml" xmlns:wp14="http://schemas.microsoft.com/office/word/2010/wordprocessingDrawing" xmlns:wp="http://schemas.openxmlformats.org/drawingml/2006/wordprocessingDrawing" xmlns:w10="urn:schemas-microsoft-com:office:word" xmlns:w="http://schemas.openxmlformats.org/wordprocessingml/2006/main" xmlns:w14="http://schemas.microsoft.com/office/word/2010/wordml" xmlns:w15="http://schemas.microsoft.com/office/word/2012/wordml" xmlns:w16cex="http://schemas.microsoft.com/office/word/2018/wordml/cex" xmlns:w16cid="http://schemas.microsoft.com/office/word/2016/wordml/cid" xmlns:w16="http://schemas.microsoft.com/office/word/2018/wordml" xmlns:w16du="http://schemas.microsoft.com/office/word/2023/wordml/word16du" xmlns:w16sdtdh="http://schemas.microsoft.com/office/word/2020/wordml/sdtdatahash" xmlns:w16se="http://schemas.microsoft.com/office/word/2015/wordml/symex" xmlns:wpg="http://schemas.microsoft.com/office/word/2010/wordprocessingGroup" xmlns:wpi="http://schemas.microsoft.com/office/word/2010/wordprocessingInk" xmlns:wne="http://schemas.microsoft.com/office/word/2006/wordml" xmlns:wps="http://schemas.microsoft.com/office/word/2010/wordprocessingShape" mc:Ignorable="w14 w15 w16se w16cid w16 w16cex w16sdtdh wp14">
   <w:abstractNum w:abstractNumId="0" w15:restartNumberingAfterBreak="0">
     <w:nsid w:val="1DE2152A"/>
     <w:multiLevelType w:val="hybridMultilevel"/>
@@ -3007,6 +3078,184 @@
     </w:lvl>
   </w:abstractNum>
   <w:abstractNum w:abstractNumId="1" w15:restartNumberingAfterBreak="0">
+    <w:nsid w:val="2A843FAF"/>
+    <w:multiLevelType w:val="hybridMultilevel"/>
+    <w:tmpl w:val="28E42B50"/>
+    <w:lvl w:ilvl="0" w:tplc="E66EC214">
+      <w:start w:val="1"/>
+      <w:numFmt w:val="upperLetter"/>
+      <w:lvlText w:val="(%1)"/>
+      <w:lvlJc w:val="left"/>
+      <w:pPr>
+        <w:ind w:left="360" w:hanging="360"/>
+      </w:pPr>
+      <w:rPr>
+        <w:rFonts w:hint="default"/>
+      </w:rPr>
+    </w:lvl>
+    <w:lvl w:ilvl="1" w:tplc="04090019" w:tentative="1">
+      <w:start w:val="1"/>
+      <w:numFmt w:val="ideographTraditional"/>
+      <w:lvlText w:val="%2、"/>
+      <w:lvlJc w:val="left"/>
+      <w:pPr>
+        <w:ind w:left="960" w:hanging="480"/>
+      </w:pPr>
+    </w:lvl>
+    <w:lvl w:ilvl="2" w:tplc="0409001B" w:tentative="1">
+      <w:start w:val="1"/>
+      <w:numFmt w:val="lowerRoman"/>
+      <w:lvlText w:val="%3."/>
+      <w:lvlJc w:val="right"/>
+      <w:pPr>
+        <w:ind w:left="1440" w:hanging="480"/>
+      </w:pPr>
+    </w:lvl>
+    <w:lvl w:ilvl="3" w:tplc="0409000F" w:tentative="1">
+      <w:start w:val="1"/>
+      <w:numFmt w:val="decimal"/>
+      <w:lvlText w:val="%4."/>
+      <w:lvlJc w:val="left"/>
+      <w:pPr>
+        <w:ind w:left="1920" w:hanging="480"/>
+      </w:pPr>
+    </w:lvl>
+    <w:lvl w:ilvl="4" w:tplc="04090019" w:tentative="1">
+      <w:start w:val="1"/>
+      <w:numFmt w:val="ideographTraditional"/>
+      <w:lvlText w:val="%5、"/>
+      <w:lvlJc w:val="left"/>
+      <w:pPr>
+        <w:ind w:left="2400" w:hanging="480"/>
+      </w:pPr>
+    </w:lvl>
+    <w:lvl w:ilvl="5" w:tplc="0409001B" w:tentative="1">
+      <w:start w:val="1"/>
+      <w:numFmt w:val="lowerRoman"/>
+      <w:lvlText w:val="%6."/>
+      <w:lvlJc w:val="right"/>
+      <w:pPr>
+        <w:ind w:left="2880" w:hanging="480"/>
+      </w:pPr>
+    </w:lvl>
+    <w:lvl w:ilvl="6" w:tplc="0409000F" w:tentative="1">
+      <w:start w:val="1"/>
+      <w:numFmt w:val="decimal"/>
+      <w:lvlText w:val="%7."/>
+      <w:lvlJc w:val="left"/>
+      <w:pPr>
+        <w:ind w:left="3360" w:hanging="480"/>
+      </w:pPr>
+    </w:lvl>
+    <w:lvl w:ilvl="7" w:tplc="04090019" w:tentative="1">
+      <w:start w:val="1"/>
+      <w:numFmt w:val="ideographTraditional"/>
+      <w:lvlText w:val="%8、"/>
+      <w:lvlJc w:val="left"/>
+      <w:pPr>
+        <w:ind w:left="3840" w:hanging="480"/>
+      </w:pPr>
+    </w:lvl>
+    <w:lvl w:ilvl="8" w:tplc="0409001B" w:tentative="1">
+      <w:start w:val="1"/>
+      <w:numFmt w:val="lowerRoman"/>
+      <w:lvlText w:val="%9."/>
+      <w:lvlJc w:val="right"/>
+      <w:pPr>
+        <w:ind w:left="4320" w:hanging="480"/>
+      </w:pPr>
+    </w:lvl>
+  </w:abstractNum>
+  <w:abstractNum w:abstractNumId="2" w15:restartNumberingAfterBreak="0">
+    <w:nsid w:val="30FE4CA3"/>
+    <w:multiLevelType w:val="hybridMultilevel"/>
+    <w:tmpl w:val="F2F691A6"/>
+    <w:lvl w:ilvl="0" w:tplc="F70E825E">
+      <w:start w:val="1"/>
+      <w:numFmt w:val="upperLetter"/>
+      <w:lvlText w:val="(%1)"/>
+      <w:lvlJc w:val="left"/>
+      <w:pPr>
+        <w:ind w:left="360" w:hanging="360"/>
+      </w:pPr>
+      <w:rPr>
+        <w:rFonts w:hint="default"/>
+      </w:rPr>
+    </w:lvl>
+    <w:lvl w:ilvl="1" w:tplc="04090019" w:tentative="1">
+      <w:start w:val="1"/>
+      <w:numFmt w:val="ideographTraditional"/>
+      <w:lvlText w:val="%2、"/>
+      <w:lvlJc w:val="left"/>
+      <w:pPr>
+        <w:ind w:left="960" w:hanging="480"/>
+      </w:pPr>
+    </w:lvl>
+    <w:lvl w:ilvl="2" w:tplc="0409001B" w:tentative="1">
+      <w:start w:val="1"/>
+      <w:numFmt w:val="lowerRoman"/>
+      <w:lvlText w:val="%3."/>
+      <w:lvlJc w:val="right"/>
+      <w:pPr>
+        <w:ind w:left="1440" w:hanging="480"/>
+      </w:pPr>
+    </w:lvl>
+    <w:lvl w:ilvl="3" w:tplc="0409000F" w:tentative="1">
+      <w:start w:val="1"/>
+      <w:numFmt w:val="decimal"/>
+      <w:lvlText w:val="%4."/>
+      <w:lvlJc w:val="left"/>
+      <w:pPr>
+        <w:ind w:left="1920" w:hanging="480"/>
+      </w:pPr>
+    </w:lvl>
+    <w:lvl w:ilvl="4" w:tplc="04090019" w:tentative="1">
+      <w:start w:val="1"/>
+      <w:numFmt w:val="ideographTraditional"/>
+      <w:lvlText w:val="%5、"/>
+      <w:lvlJc w:val="left"/>
+      <w:pPr>
+        <w:ind w:left="2400" w:hanging="480"/>
+      </w:pPr>
+    </w:lvl>
+    <w:lvl w:ilvl="5" w:tplc="0409001B" w:tentative="1">
+      <w:start w:val="1"/>
+      <w:numFmt w:val="lowerRoman"/>
+      <w:lvlText w:val="%6."/>
+      <w:lvlJc w:val="right"/>
+      <w:pPr>
+        <w:ind w:left="2880" w:hanging="480"/>
+      </w:pPr>
+    </w:lvl>
+    <w:lvl w:ilvl="6" w:tplc="0409000F" w:tentative="1">
+      <w:start w:val="1"/>
+      <w:numFmt w:val="decimal"/>
+      <w:lvlText w:val="%7."/>
+      <w:lvlJc w:val="left"/>
+      <w:pPr>
+        <w:ind w:left="3360" w:hanging="480"/>
+      </w:pPr>
+    </w:lvl>
+    <w:lvl w:ilvl="7" w:tplc="04090019" w:tentative="1">
+      <w:start w:val="1"/>
+      <w:numFmt w:val="ideographTraditional"/>
+      <w:lvlText w:val="%8、"/>
+      <w:lvlJc w:val="left"/>
+      <w:pPr>
+        <w:ind w:left="3840" w:hanging="480"/>
+      </w:pPr>
+    </w:lvl>
+    <w:lvl w:ilvl="8" w:tplc="0409001B" w:tentative="1">
+      <w:start w:val="1"/>
+      <w:numFmt w:val="lowerRoman"/>
+      <w:lvlText w:val="%9."/>
+      <w:lvlJc w:val="right"/>
+      <w:pPr>
+        <w:ind w:left="4320" w:hanging="480"/>
+      </w:pPr>
+    </w:lvl>
+  </w:abstractNum>
+  <w:abstractNum w:abstractNumId="3" w15:restartNumberingAfterBreak="0">
     <w:nsid w:val="44106993"/>
     <w:multiLevelType w:val="hybridMultilevel"/>
     <w:tmpl w:val="D2908246"/>
@@ -3095,7 +3344,7 @@
       </w:pPr>
     </w:lvl>
   </w:abstractNum>
-  <w:abstractNum w:abstractNumId="2" w15:restartNumberingAfterBreak="0">
+  <w:abstractNum w:abstractNumId="4" w15:restartNumberingAfterBreak="0">
     <w:nsid w:val="5F063724"/>
     <w:multiLevelType w:val="hybridMultilevel"/>
     <w:tmpl w:val="67F8EEBE"/>
@@ -3184,13 +3433,19 @@
       </w:pPr>
     </w:lvl>
   </w:abstractNum>
-  <w:num w:numId="1">
+  <w:num w:numId="1" w16cid:durableId="1074351028">
     <w:abstractNumId w:val="0"/>
   </w:num>
-  <w:num w:numId="2">
+  <w:num w:numId="2" w16cid:durableId="1945721508">
+    <w:abstractNumId w:val="4"/>
+  </w:num>
+  <w:num w:numId="3" w16cid:durableId="2139957913">
+    <w:abstractNumId w:val="3"/>
+  </w:num>
+  <w:num w:numId="4" w16cid:durableId="610286281">
     <w:abstractNumId w:val="2"/>
   </w:num>
-  <w:num w:numId="3">
+  <w:num w:numId="5" w16cid:durableId="400493454">
     <w:abstractNumId w:val="1"/>
   </w:num>
 </w:numbering>

--- a/碩一/TOEIC/文法單字.docx
+++ b/碩一/TOEIC/文法單字.docx
@@ -1,6 +1,6 @@
 
 <file path=word/document.xml><?xml version="1.0" encoding="utf-8"?>
-<w:document xmlns:wpc="http://schemas.microsoft.com/office/word/2010/wordprocessingCanvas" xmlns:cx="http://schemas.microsoft.com/office/drawing/2014/chartex" xmlns:cx1="http://schemas.microsoft.com/office/drawing/2015/9/8/chartex" xmlns:cx2="http://schemas.microsoft.com/office/drawing/2015/10/21/chartex" xmlns:cx3="http://schemas.microsoft.com/office/drawing/2016/5/9/chartex" xmlns:cx4="http://schemas.microsoft.com/office/drawing/2016/5/10/chartex" xmlns:cx5="http://schemas.microsoft.com/office/drawing/2016/5/11/chartex" xmlns:cx6="http://schemas.microsoft.com/office/drawing/2016/5/12/chartex" xmlns:cx7="http://schemas.microsoft.com/office/drawing/2016/5/13/chartex" xmlns:cx8="http://schemas.microsoft.com/office/drawing/2016/5/14/chartex" xmlns:mc="http://schemas.openxmlformats.org/markup-compatibility/2006" xmlns:aink="http://schemas.microsoft.com/office/drawing/2016/ink" xmlns:am3d="http://schemas.microsoft.com/office/drawing/2017/model3d" xmlns:o="urn:schemas-microsoft-com:office:office" xmlns:oel="http://schemas.microsoft.com/office/2019/extlst" xmlns:r="http://schemas.openxmlformats.org/officeDocument/2006/relationships" xmlns:m="http://schemas.openxmlformats.org/officeDocument/2006/math" xmlns:v="urn:schemas-microsoft-com:vml" xmlns:wp14="http://schemas.microsoft.com/office/word/2010/wordprocessingDrawing" xmlns:wp="http://schemas.openxmlformats.org/drawingml/2006/wordprocessingDrawing" xmlns:w10="urn:schemas-microsoft-com:office:word" xmlns:w="http://schemas.openxmlformats.org/wordprocessingml/2006/main" xmlns:w14="http://schemas.microsoft.com/office/word/2010/wordml" xmlns:w15="http://schemas.microsoft.com/office/word/2012/wordml" xmlns:w16cex="http://schemas.microsoft.com/office/word/2018/wordml/cex" xmlns:w16cid="http://schemas.microsoft.com/office/word/2016/wordml/cid" xmlns:w16="http://schemas.microsoft.com/office/word/2018/wordml" xmlns:w16du="http://schemas.microsoft.com/office/word/2023/wordml/word16du" xmlns:w16sdtdh="http://schemas.microsoft.com/office/word/2020/wordml/sdtdatahash" xmlns:w16se="http://schemas.microsoft.com/office/word/2015/wordml/symex" xmlns:wpg="http://schemas.microsoft.com/office/word/2010/wordprocessingGroup" xmlns:wpi="http://schemas.microsoft.com/office/word/2010/wordprocessingInk" xmlns:wne="http://schemas.microsoft.com/office/word/2006/wordml" xmlns:wps="http://schemas.microsoft.com/office/word/2010/wordprocessingShape" mc:Ignorable="w14 w15 w16se w16cid w16 w16cex w16sdtdh wp14">
+<w:document xmlns:wpc="http://schemas.microsoft.com/office/word/2010/wordprocessingCanvas" xmlns:cx="http://schemas.microsoft.com/office/drawing/2014/chartex" xmlns:cx1="http://schemas.microsoft.com/office/drawing/2015/9/8/chartex" xmlns:cx2="http://schemas.microsoft.com/office/drawing/2015/10/21/chartex" xmlns:cx3="http://schemas.microsoft.com/office/drawing/2016/5/9/chartex" xmlns:cx4="http://schemas.microsoft.com/office/drawing/2016/5/10/chartex" xmlns:cx5="http://schemas.microsoft.com/office/drawing/2016/5/11/chartex" xmlns:cx6="http://schemas.microsoft.com/office/drawing/2016/5/12/chartex" xmlns:cx7="http://schemas.microsoft.com/office/drawing/2016/5/13/chartex" xmlns:cx8="http://schemas.microsoft.com/office/drawing/2016/5/14/chartex" xmlns:mc="http://schemas.openxmlformats.org/markup-compatibility/2006" xmlns:aink="http://schemas.microsoft.com/office/drawing/2016/ink" xmlns:am3d="http://schemas.microsoft.com/office/drawing/2017/model3d" xmlns:o="urn:schemas-microsoft-com:office:office" xmlns:r="http://schemas.openxmlformats.org/officeDocument/2006/relationships" xmlns:m="http://schemas.openxmlformats.org/officeDocument/2006/math" xmlns:v="urn:schemas-microsoft-com:vml" xmlns:wp14="http://schemas.microsoft.com/office/word/2010/wordprocessingDrawing" xmlns:wp="http://schemas.openxmlformats.org/drawingml/2006/wordprocessingDrawing" xmlns:w10="urn:schemas-microsoft-com:office:word" xmlns:w="http://schemas.openxmlformats.org/wordprocessingml/2006/main" xmlns:w14="http://schemas.microsoft.com/office/word/2010/wordml" xmlns:w15="http://schemas.microsoft.com/office/word/2012/wordml" xmlns:w16cex="http://schemas.microsoft.com/office/word/2018/wordml/cex" xmlns:w16cid="http://schemas.microsoft.com/office/word/2016/wordml/cid" xmlns:w16="http://schemas.microsoft.com/office/word/2018/wordml" xmlns:w16sdtdh="http://schemas.microsoft.com/office/word/2020/wordml/sdtdatahash" xmlns:w16se="http://schemas.microsoft.com/office/word/2015/wordml/symex" xmlns:wpg="http://schemas.microsoft.com/office/word/2010/wordprocessingGroup" xmlns:wpi="http://schemas.microsoft.com/office/word/2010/wordprocessingInk" xmlns:wne="http://schemas.microsoft.com/office/word/2006/wordml" xmlns:wps="http://schemas.microsoft.com/office/word/2010/wordprocessingShape" mc:Ignorable="w14 w15 w16se w16cid w16 w16cex w16sdtdh wp14">
   <w:body>
     <w:p>
       <w:r>
@@ -641,7 +641,15 @@
       </w:r>
       <w:proofErr w:type="spellEnd"/>
       <w:r>
-        <w:t xml:space="preserve"> than B Ved.]</w:t>
+        <w:t xml:space="preserve"> than B </w:t>
+      </w:r>
+      <w:proofErr w:type="spellStart"/>
+      <w:r>
+        <w:t>Ved</w:t>
+      </w:r>
+      <w:proofErr w:type="spellEnd"/>
+      <w:r>
+        <w:t>.]</w:t>
       </w:r>
     </w:p>
     <w:p>
@@ -2915,11 +2923,6 @@
       </w:r>
     </w:p>
     <w:p>
-      <w:pPr>
-        <w:rPr>
-          <w:rFonts w:hint="eastAsia"/>
-        </w:rPr>
-      </w:pPr>
       <w:r>
         <w:t>Marathon n.</w:t>
       </w:r>
@@ -2930,14 +2933,256 @@
         <w:t>馬拉松</w:t>
       </w:r>
     </w:p>
-    <w:p>
-      <w:pPr>
-        <w:rPr>
-          <w:rFonts w:hint="eastAsia"/>
-        </w:rPr>
-      </w:pPr>
-    </w:p>
     <w:p/>
+    <w:p>
+      <w:proofErr w:type="spellStart"/>
+      <w:proofErr w:type="gramStart"/>
+      <w:r>
+        <w:t>It,s</w:t>
+      </w:r>
+      <w:proofErr w:type="spellEnd"/>
+      <w:proofErr w:type="gramEnd"/>
+      <w:r>
+        <w:t xml:space="preserve"> the</w:t>
+      </w:r>
+      <w:r>
+        <w:rPr>
+          <w:rFonts w:hint="eastAsia"/>
+        </w:rPr>
+        <w:t xml:space="preserve"> </w:t>
+      </w:r>
+      <w:r>
+        <w:rPr>
+          <w:highlight w:val="yellow"/>
+        </w:rPr>
+        <w:t>duty</w:t>
+      </w:r>
+      <w:r>
+        <w:t xml:space="preserve"> </w:t>
+      </w:r>
+      <w:r>
+        <w:rPr>
+          <w:rFonts w:hint="eastAsia"/>
+        </w:rPr>
+        <w:t xml:space="preserve"> </w:t>
+      </w:r>
+      <w:r>
+        <w:t>of the plant manager to oversee and ensure a smooth production process.</w:t>
+      </w:r>
+    </w:p>
+    <w:p>
+      <w:r>
+        <w:t>(A)tariff</w:t>
+      </w:r>
+      <w:r>
+        <w:rPr>
+          <w:rFonts w:hint="eastAsia"/>
+        </w:rPr>
+        <w:t>稅金</w:t>
+      </w:r>
+      <w:r>
+        <w:rPr>
+          <w:highlight w:val="yellow"/>
+        </w:rPr>
+        <w:t>(B)duty</w:t>
+      </w:r>
+      <w:r>
+        <w:rPr>
+          <w:rFonts w:hint="eastAsia"/>
+          <w:highlight w:val="yellow"/>
+        </w:rPr>
+        <w:t>稅金</w:t>
+      </w:r>
+      <w:r>
+        <w:rPr>
+          <w:rFonts w:hint="eastAsia"/>
+          <w:highlight w:val="yellow"/>
+        </w:rPr>
+        <w:t>/</w:t>
+      </w:r>
+      <w:r>
+        <w:rPr>
+          <w:rFonts w:hint="eastAsia"/>
+          <w:highlight w:val="yellow"/>
+        </w:rPr>
+        <w:t>責任</w:t>
+      </w:r>
+      <w:r>
+        <w:t>(C)tax</w:t>
+      </w:r>
+      <w:r>
+        <w:rPr>
+          <w:rFonts w:hint="eastAsia"/>
+        </w:rPr>
+        <w:t>稅金</w:t>
+      </w:r>
+      <w:r>
+        <w:t>(D)levy</w:t>
+      </w:r>
+      <w:r>
+        <w:rPr>
+          <w:rFonts w:hint="eastAsia"/>
+        </w:rPr>
+        <w:t>稅金</w:t>
+      </w:r>
+    </w:p>
+    <w:p>
+      <w:r>
+        <w:t>plant n.</w:t>
+      </w:r>
+      <w:r>
+        <w:rPr>
+          <w:rFonts w:hint="eastAsia"/>
+        </w:rPr>
+        <w:t>工廠、</w:t>
+      </w:r>
+      <w:r>
+        <w:rPr>
+          <w:rFonts w:hint="eastAsia"/>
+        </w:rPr>
+        <w:t>s</w:t>
+      </w:r>
+      <w:r>
+        <w:t xml:space="preserve">mooth adj </w:t>
+      </w:r>
+      <w:r>
+        <w:rPr>
+          <w:rFonts w:hint="eastAsia"/>
+        </w:rPr>
+        <w:t>流暢的、</w:t>
+      </w:r>
+      <w:r>
+        <w:rPr>
+          <w:rFonts w:hint="eastAsia"/>
+        </w:rPr>
+        <w:t>p</w:t>
+      </w:r>
+      <w:r>
+        <w:t>roduction n.</w:t>
+      </w:r>
+      <w:r>
+        <w:rPr>
+          <w:rFonts w:hint="eastAsia"/>
+        </w:rPr>
+        <w:t>製造</w:t>
+      </w:r>
+      <w:r>
+        <w:rPr>
+          <w:rFonts w:hint="eastAsia"/>
+        </w:rPr>
+        <w:t>(</w:t>
+      </w:r>
+      <w:r>
+        <w:rPr>
+          <w:rFonts w:hint="eastAsia"/>
+        </w:rPr>
+        <w:t>這邊是名詞當形容詞</w:t>
+      </w:r>
+      <w:r>
+        <w:rPr>
+          <w:rFonts w:hint="eastAsia"/>
+        </w:rPr>
+        <w:t>)</w:t>
+      </w:r>
+    </w:p>
+    <w:p>
+      <w:r>
+        <w:rPr>
+          <w:rFonts w:hint="eastAsia"/>
+        </w:rPr>
+        <w:t>d</w:t>
+      </w:r>
+      <w:r>
+        <w:t>uty n.</w:t>
+      </w:r>
+      <w:r>
+        <w:rPr>
+          <w:rFonts w:hint="eastAsia"/>
+        </w:rPr>
+        <w:t>稅金</w:t>
+      </w:r>
+      <w:r>
+        <w:rPr>
+          <w:rFonts w:hint="eastAsia"/>
+        </w:rPr>
+        <w:t>/</w:t>
+      </w:r>
+      <w:r>
+        <w:rPr>
+          <w:rFonts w:hint="eastAsia"/>
+        </w:rPr>
+        <w:t>責任</w:t>
+      </w:r>
+      <w:r>
+        <w:t>=responsibility</w:t>
+      </w:r>
+      <w:r>
+        <w:rPr>
+          <w:rFonts w:hint="eastAsia"/>
+        </w:rPr>
+        <w:t>責任</w:t>
+      </w:r>
+      <w:r>
+        <w:rPr>
+          <w:rFonts w:hint="eastAsia"/>
+        </w:rPr>
+        <w:t>、</w:t>
+      </w:r>
+      <w:r>
+        <w:rPr>
+          <w:rFonts w:hint="eastAsia"/>
+        </w:rPr>
+        <w:t>d</w:t>
+      </w:r>
+      <w:r>
+        <w:t xml:space="preserve">uty-free store </w:t>
+      </w:r>
+      <w:r>
+        <w:rPr>
+          <w:rFonts w:hint="eastAsia"/>
+        </w:rPr>
+        <w:t>免稅商店</w:t>
+      </w:r>
+    </w:p>
+    <w:p>
+      <w:r>
+        <w:rPr>
+          <w:rFonts w:hint="eastAsia"/>
+        </w:rPr>
+        <w:t>i</w:t>
+      </w:r>
+      <w:r>
+        <w:t>ncome tax</w:t>
+      </w:r>
+      <w:r>
+        <w:rPr>
+          <w:rFonts w:hint="eastAsia"/>
+        </w:rPr>
+        <w:t>所得稅</w:t>
+      </w:r>
+    </w:p>
+    <w:p/>
+    <w:p>
+      <w:pPr>
+        <w:rPr>
+          <w:rFonts w:hint="eastAsia"/>
+        </w:rPr>
+      </w:pPr>
+    </w:p>
+    <w:p>
+      <w:pPr>
+        <w:rPr>
+          <w:rFonts w:hint="eastAsia"/>
+        </w:rPr>
+      </w:pPr>
+    </w:p>
+    <w:p>
+      <w:pPr>
+        <w:rPr>
+          <w:rFonts w:hint="eastAsia"/>
+        </w:rPr>
+      </w:pPr>
+    </w:p>
     <w:sectPr>
       <w:pgSz w:w="11906" w:h="16838"/>
       <w:pgMar w:top="1440" w:right="1800" w:bottom="1440" w:left="1800" w:header="851" w:footer="992" w:gutter="0"/>
@@ -2949,7 +3194,7 @@
 </file>
 
 <file path=word/endnotes.xml><?xml version="1.0" encoding="utf-8"?>
-<w:endnotes xmlns:wpc="http://schemas.microsoft.com/office/word/2010/wordprocessingCanvas" xmlns:cx="http://schemas.microsoft.com/office/drawing/2014/chartex" xmlns:cx1="http://schemas.microsoft.com/office/drawing/2015/9/8/chartex" xmlns:cx2="http://schemas.microsoft.com/office/drawing/2015/10/21/chartex" xmlns:cx3="http://schemas.microsoft.com/office/drawing/2016/5/9/chartex" xmlns:cx4="http://schemas.microsoft.com/office/drawing/2016/5/10/chartex" xmlns:cx5="http://schemas.microsoft.com/office/drawing/2016/5/11/chartex" xmlns:cx6="http://schemas.microsoft.com/office/drawing/2016/5/12/chartex" xmlns:cx7="http://schemas.microsoft.com/office/drawing/2016/5/13/chartex" xmlns:cx8="http://schemas.microsoft.com/office/drawing/2016/5/14/chartex" xmlns:mc="http://schemas.openxmlformats.org/markup-compatibility/2006" xmlns:aink="http://schemas.microsoft.com/office/drawing/2016/ink" xmlns:am3d="http://schemas.microsoft.com/office/drawing/2017/model3d" xmlns:o="urn:schemas-microsoft-com:office:office" xmlns:oel="http://schemas.microsoft.com/office/2019/extlst" xmlns:r="http://schemas.openxmlformats.org/officeDocument/2006/relationships" xmlns:m="http://schemas.openxmlformats.org/officeDocument/2006/math" xmlns:v="urn:schemas-microsoft-com:vml" xmlns:wp14="http://schemas.microsoft.com/office/word/2010/wordprocessingDrawing" xmlns:wp="http://schemas.openxmlformats.org/drawingml/2006/wordprocessingDrawing" xmlns:w10="urn:schemas-microsoft-com:office:word" xmlns:w="http://schemas.openxmlformats.org/wordprocessingml/2006/main" xmlns:w14="http://schemas.microsoft.com/office/word/2010/wordml" xmlns:w15="http://schemas.microsoft.com/office/word/2012/wordml" xmlns:w16cex="http://schemas.microsoft.com/office/word/2018/wordml/cex" xmlns:w16cid="http://schemas.microsoft.com/office/word/2016/wordml/cid" xmlns:w16="http://schemas.microsoft.com/office/word/2018/wordml" xmlns:w16du="http://schemas.microsoft.com/office/word/2023/wordml/word16du" xmlns:w16sdtdh="http://schemas.microsoft.com/office/word/2020/wordml/sdtdatahash" xmlns:w16se="http://schemas.microsoft.com/office/word/2015/wordml/symex" xmlns:wpg="http://schemas.microsoft.com/office/word/2010/wordprocessingGroup" xmlns:wpi="http://schemas.microsoft.com/office/word/2010/wordprocessingInk" xmlns:wne="http://schemas.microsoft.com/office/word/2006/wordml" xmlns:wps="http://schemas.microsoft.com/office/word/2010/wordprocessingShape" mc:Ignorable="w14 w15 w16se w16cid w16 w16cex w16sdtdh wp14">
+<w:endnotes xmlns:wpc="http://schemas.microsoft.com/office/word/2010/wordprocessingCanvas" xmlns:cx="http://schemas.microsoft.com/office/drawing/2014/chartex" xmlns:cx1="http://schemas.microsoft.com/office/drawing/2015/9/8/chartex" xmlns:cx2="http://schemas.microsoft.com/office/drawing/2015/10/21/chartex" xmlns:cx3="http://schemas.microsoft.com/office/drawing/2016/5/9/chartex" xmlns:cx4="http://schemas.microsoft.com/office/drawing/2016/5/10/chartex" xmlns:cx5="http://schemas.microsoft.com/office/drawing/2016/5/11/chartex" xmlns:cx6="http://schemas.microsoft.com/office/drawing/2016/5/12/chartex" xmlns:cx7="http://schemas.microsoft.com/office/drawing/2016/5/13/chartex" xmlns:cx8="http://schemas.microsoft.com/office/drawing/2016/5/14/chartex" xmlns:mc="http://schemas.openxmlformats.org/markup-compatibility/2006" xmlns:aink="http://schemas.microsoft.com/office/drawing/2016/ink" xmlns:am3d="http://schemas.microsoft.com/office/drawing/2017/model3d" xmlns:o="urn:schemas-microsoft-com:office:office" xmlns:r="http://schemas.openxmlformats.org/officeDocument/2006/relationships" xmlns:m="http://schemas.openxmlformats.org/officeDocument/2006/math" xmlns:v="urn:schemas-microsoft-com:vml" xmlns:wp14="http://schemas.microsoft.com/office/word/2010/wordprocessingDrawing" xmlns:wp="http://schemas.openxmlformats.org/drawingml/2006/wordprocessingDrawing" xmlns:w10="urn:schemas-microsoft-com:office:word" xmlns:w="http://schemas.openxmlformats.org/wordprocessingml/2006/main" xmlns:w14="http://schemas.microsoft.com/office/word/2010/wordml" xmlns:w15="http://schemas.microsoft.com/office/word/2012/wordml" xmlns:w16cex="http://schemas.microsoft.com/office/word/2018/wordml/cex" xmlns:w16cid="http://schemas.microsoft.com/office/word/2016/wordml/cid" xmlns:w16="http://schemas.microsoft.com/office/word/2018/wordml" xmlns:w16sdtdh="http://schemas.microsoft.com/office/word/2020/wordml/sdtdatahash" xmlns:w16se="http://schemas.microsoft.com/office/word/2015/wordml/symex" xmlns:wpg="http://schemas.microsoft.com/office/word/2010/wordprocessingGroup" xmlns:wpi="http://schemas.microsoft.com/office/word/2010/wordprocessingInk" xmlns:wne="http://schemas.microsoft.com/office/word/2006/wordml" xmlns:wps="http://schemas.microsoft.com/office/word/2010/wordprocessingShape" mc:Ignorable="w14 w15 w16se w16cid w16 w16cex w16sdtdh wp14">
   <w:endnote w:type="separator" w:id="-1">
     <w:p>
       <w:r>
@@ -2968,7 +3213,7 @@
 </file>
 
 <file path=word/footnotes.xml><?xml version="1.0" encoding="utf-8"?>
-<w:footnotes xmlns:wpc="http://schemas.microsoft.com/office/word/2010/wordprocessingCanvas" xmlns:cx="http://schemas.microsoft.com/office/drawing/2014/chartex" xmlns:cx1="http://schemas.microsoft.com/office/drawing/2015/9/8/chartex" xmlns:cx2="http://schemas.microsoft.com/office/drawing/2015/10/21/chartex" xmlns:cx3="http://schemas.microsoft.com/office/drawing/2016/5/9/chartex" xmlns:cx4="http://schemas.microsoft.com/office/drawing/2016/5/10/chartex" xmlns:cx5="http://schemas.microsoft.com/office/drawing/2016/5/11/chartex" xmlns:cx6="http://schemas.microsoft.com/office/drawing/2016/5/12/chartex" xmlns:cx7="http://schemas.microsoft.com/office/drawing/2016/5/13/chartex" xmlns:cx8="http://schemas.microsoft.com/office/drawing/2016/5/14/chartex" xmlns:mc="http://schemas.openxmlformats.org/markup-compatibility/2006" xmlns:aink="http://schemas.microsoft.com/office/drawing/2016/ink" xmlns:am3d="http://schemas.microsoft.com/office/drawing/2017/model3d" xmlns:o="urn:schemas-microsoft-com:office:office" xmlns:oel="http://schemas.microsoft.com/office/2019/extlst" xmlns:r="http://schemas.openxmlformats.org/officeDocument/2006/relationships" xmlns:m="http://schemas.openxmlformats.org/officeDocument/2006/math" xmlns:v="urn:schemas-microsoft-com:vml" xmlns:wp14="http://schemas.microsoft.com/office/word/2010/wordprocessingDrawing" xmlns:wp="http://schemas.openxmlformats.org/drawingml/2006/wordprocessingDrawing" xmlns:w10="urn:schemas-microsoft-com:office:word" xmlns:w="http://schemas.openxmlformats.org/wordprocessingml/2006/main" xmlns:w14="http://schemas.microsoft.com/office/word/2010/wordml" xmlns:w15="http://schemas.microsoft.com/office/word/2012/wordml" xmlns:w16cex="http://schemas.microsoft.com/office/word/2018/wordml/cex" xmlns:w16cid="http://schemas.microsoft.com/office/word/2016/wordml/cid" xmlns:w16="http://schemas.microsoft.com/office/word/2018/wordml" xmlns:w16du="http://schemas.microsoft.com/office/word/2023/wordml/word16du" xmlns:w16sdtdh="http://schemas.microsoft.com/office/word/2020/wordml/sdtdatahash" xmlns:w16se="http://schemas.microsoft.com/office/word/2015/wordml/symex" xmlns:wpg="http://schemas.microsoft.com/office/word/2010/wordprocessingGroup" xmlns:wpi="http://schemas.microsoft.com/office/word/2010/wordprocessingInk" xmlns:wne="http://schemas.microsoft.com/office/word/2006/wordml" xmlns:wps="http://schemas.microsoft.com/office/word/2010/wordprocessingShape" mc:Ignorable="w14 w15 w16se w16cid w16 w16cex w16sdtdh wp14">
+<w:footnotes xmlns:wpc="http://schemas.microsoft.com/office/word/2010/wordprocessingCanvas" xmlns:cx="http://schemas.microsoft.com/office/drawing/2014/chartex" xmlns:cx1="http://schemas.microsoft.com/office/drawing/2015/9/8/chartex" xmlns:cx2="http://schemas.microsoft.com/office/drawing/2015/10/21/chartex" xmlns:cx3="http://schemas.microsoft.com/office/drawing/2016/5/9/chartex" xmlns:cx4="http://schemas.microsoft.com/office/drawing/2016/5/10/chartex" xmlns:cx5="http://schemas.microsoft.com/office/drawing/2016/5/11/chartex" xmlns:cx6="http://schemas.microsoft.com/office/drawing/2016/5/12/chartex" xmlns:cx7="http://schemas.microsoft.com/office/drawing/2016/5/13/chartex" xmlns:cx8="http://schemas.microsoft.com/office/drawing/2016/5/14/chartex" xmlns:mc="http://schemas.openxmlformats.org/markup-compatibility/2006" xmlns:aink="http://schemas.microsoft.com/office/drawing/2016/ink" xmlns:am3d="http://schemas.microsoft.com/office/drawing/2017/model3d" xmlns:o="urn:schemas-microsoft-com:office:office" xmlns:r="http://schemas.openxmlformats.org/officeDocument/2006/relationships" xmlns:m="http://schemas.openxmlformats.org/officeDocument/2006/math" xmlns:v="urn:schemas-microsoft-com:vml" xmlns:wp14="http://schemas.microsoft.com/office/word/2010/wordprocessingDrawing" xmlns:wp="http://schemas.openxmlformats.org/drawingml/2006/wordprocessingDrawing" xmlns:w10="urn:schemas-microsoft-com:office:word" xmlns:w="http://schemas.openxmlformats.org/wordprocessingml/2006/main" xmlns:w14="http://schemas.microsoft.com/office/word/2010/wordml" xmlns:w15="http://schemas.microsoft.com/office/word/2012/wordml" xmlns:w16cex="http://schemas.microsoft.com/office/word/2018/wordml/cex" xmlns:w16cid="http://schemas.microsoft.com/office/word/2016/wordml/cid" xmlns:w16="http://schemas.microsoft.com/office/word/2018/wordml" xmlns:w16sdtdh="http://schemas.microsoft.com/office/word/2020/wordml/sdtdatahash" xmlns:w16se="http://schemas.microsoft.com/office/word/2015/wordml/symex" xmlns:wpg="http://schemas.microsoft.com/office/word/2010/wordprocessingGroup" xmlns:wpi="http://schemas.microsoft.com/office/word/2010/wordprocessingInk" xmlns:wne="http://schemas.microsoft.com/office/word/2006/wordml" xmlns:wps="http://schemas.microsoft.com/office/word/2010/wordprocessingShape" mc:Ignorable="w14 w15 w16se w16cid w16 w16cex w16sdtdh wp14">
   <w:footnote w:type="separator" w:id="-1">
     <w:p>
       <w:r>
@@ -2987,7 +3232,7 @@
 </file>
 
 <file path=word/numbering.xml><?xml version="1.0" encoding="utf-8"?>
-<w:numbering xmlns:wpc="http://schemas.microsoft.com/office/word/2010/wordprocessingCanvas" xmlns:cx="http://schemas.microsoft.com/office/drawing/2014/chartex" xmlns:cx1="http://schemas.microsoft.com/office/drawing/2015/9/8/chartex" xmlns:cx2="http://schemas.microsoft.com/office/drawing/2015/10/21/chartex" xmlns:cx3="http://schemas.microsoft.com/office/drawing/2016/5/9/chartex" xmlns:cx4="http://schemas.microsoft.com/office/drawing/2016/5/10/chartex" xmlns:cx5="http://schemas.microsoft.com/office/drawing/2016/5/11/chartex" xmlns:cx6="http://schemas.microsoft.com/office/drawing/2016/5/12/chartex" xmlns:cx7="http://schemas.microsoft.com/office/drawing/2016/5/13/chartex" xmlns:cx8="http://schemas.microsoft.com/office/drawing/2016/5/14/chartex" xmlns:mc="http://schemas.openxmlformats.org/markup-compatibility/2006" xmlns:aink="http://schemas.microsoft.com/office/drawing/2016/ink" xmlns:am3d="http://schemas.microsoft.com/office/drawing/2017/model3d" xmlns:o="urn:schemas-microsoft-com:office:office" xmlns:oel="http://schemas.microsoft.com/office/2019/extlst" xmlns:r="http://schemas.openxmlformats.org/officeDocument/2006/relationships" xmlns:m="http://schemas.openxmlformats.org/officeDocument/2006/math" xmlns:v="urn:schemas-microsoft-com:vml" xmlns:wp14="http://schemas.microsoft.com/office/word/2010/wordprocessingDrawing" xmlns:wp="http://schemas.openxmlformats.org/drawingml/2006/wordprocessingDrawing" xmlns:w10="urn:schemas-microsoft-com:office:word" xmlns:w="http://schemas.openxmlformats.org/wordprocessingml/2006/main" xmlns:w14="http://schemas.microsoft.com/office/word/2010/wordml" xmlns:w15="http://schemas.microsoft.com/office/word/2012/wordml" xmlns:w16cex="http://schemas.microsoft.com/office/word/2018/wordml/cex" xmlns:w16cid="http://schemas.microsoft.com/office/word/2016/wordml/cid" xmlns:w16="http://schemas.microsoft.com/office/word/2018/wordml" xmlns:w16du="http://schemas.microsoft.com/office/word/2023/wordml/word16du" xmlns:w16sdtdh="http://schemas.microsoft.com/office/word/2020/wordml/sdtdatahash" xmlns:w16se="http://schemas.microsoft.com/office/word/2015/wordml/symex" xmlns:wpg="http://schemas.microsoft.com/office/word/2010/wordprocessingGroup" xmlns:wpi="http://schemas.microsoft.com/office/word/2010/wordprocessingInk" xmlns:wne="http://schemas.microsoft.com/office/word/2006/wordml" xmlns:wps="http://schemas.microsoft.com/office/word/2010/wordprocessingShape" mc:Ignorable="w14 w15 w16se w16cid w16 w16cex w16sdtdh wp14">
+<w:numbering xmlns:wpc="http://schemas.microsoft.com/office/word/2010/wordprocessingCanvas" xmlns:cx="http://schemas.microsoft.com/office/drawing/2014/chartex" xmlns:cx1="http://schemas.microsoft.com/office/drawing/2015/9/8/chartex" xmlns:cx2="http://schemas.microsoft.com/office/drawing/2015/10/21/chartex" xmlns:cx3="http://schemas.microsoft.com/office/drawing/2016/5/9/chartex" xmlns:cx4="http://schemas.microsoft.com/office/drawing/2016/5/10/chartex" xmlns:cx5="http://schemas.microsoft.com/office/drawing/2016/5/11/chartex" xmlns:cx6="http://schemas.microsoft.com/office/drawing/2016/5/12/chartex" xmlns:cx7="http://schemas.microsoft.com/office/drawing/2016/5/13/chartex" xmlns:cx8="http://schemas.microsoft.com/office/drawing/2016/5/14/chartex" xmlns:mc="http://schemas.openxmlformats.org/markup-compatibility/2006" xmlns:aink="http://schemas.microsoft.com/office/drawing/2016/ink" xmlns:am3d="http://schemas.microsoft.com/office/drawing/2017/model3d" xmlns:o="urn:schemas-microsoft-com:office:office" xmlns:r="http://schemas.openxmlformats.org/officeDocument/2006/relationships" xmlns:m="http://schemas.openxmlformats.org/officeDocument/2006/math" xmlns:v="urn:schemas-microsoft-com:vml" xmlns:wp14="http://schemas.microsoft.com/office/word/2010/wordprocessingDrawing" xmlns:wp="http://schemas.openxmlformats.org/drawingml/2006/wordprocessingDrawing" xmlns:w10="urn:schemas-microsoft-com:office:word" xmlns:w="http://schemas.openxmlformats.org/wordprocessingml/2006/main" xmlns:w14="http://schemas.microsoft.com/office/word/2010/wordml" xmlns:w15="http://schemas.microsoft.com/office/word/2012/wordml" xmlns:w16cex="http://schemas.microsoft.com/office/word/2018/wordml/cex" xmlns:w16cid="http://schemas.microsoft.com/office/word/2016/wordml/cid" xmlns:w16="http://schemas.microsoft.com/office/word/2018/wordml" xmlns:w16sdtdh="http://schemas.microsoft.com/office/word/2020/wordml/sdtdatahash" xmlns:w16se="http://schemas.microsoft.com/office/word/2015/wordml/symex" xmlns:wpg="http://schemas.microsoft.com/office/word/2010/wordprocessingGroup" xmlns:wpi="http://schemas.microsoft.com/office/word/2010/wordprocessingInk" xmlns:wne="http://schemas.microsoft.com/office/word/2006/wordml" xmlns:wps="http://schemas.microsoft.com/office/word/2010/wordprocessingShape" mc:Ignorable="w14 w15 w16se w16cid w16 w16cex w16sdtdh wp14">
   <w:abstractNum w:abstractNumId="0" w15:restartNumberingAfterBreak="0">
     <w:nsid w:val="1DE2152A"/>
     <w:multiLevelType w:val="hybridMultilevel"/>
@@ -3345,6 +3590,95 @@
     </w:lvl>
   </w:abstractNum>
   <w:abstractNum w:abstractNumId="4" w15:restartNumberingAfterBreak="0">
+    <w:nsid w:val="53714B23"/>
+    <w:multiLevelType w:val="hybridMultilevel"/>
+    <w:tmpl w:val="CACA25C2"/>
+    <w:lvl w:ilvl="0" w:tplc="9B825A4E">
+      <w:start w:val="1"/>
+      <w:numFmt w:val="upperLetter"/>
+      <w:lvlText w:val="(%1)"/>
+      <w:lvlJc w:val="left"/>
+      <w:pPr>
+        <w:ind w:left="360" w:hanging="360"/>
+      </w:pPr>
+      <w:rPr>
+        <w:rFonts w:hint="default"/>
+      </w:rPr>
+    </w:lvl>
+    <w:lvl w:ilvl="1" w:tplc="04090019" w:tentative="1">
+      <w:start w:val="1"/>
+      <w:numFmt w:val="ideographTraditional"/>
+      <w:lvlText w:val="%2、"/>
+      <w:lvlJc w:val="left"/>
+      <w:pPr>
+        <w:ind w:left="960" w:hanging="480"/>
+      </w:pPr>
+    </w:lvl>
+    <w:lvl w:ilvl="2" w:tplc="0409001B" w:tentative="1">
+      <w:start w:val="1"/>
+      <w:numFmt w:val="lowerRoman"/>
+      <w:lvlText w:val="%3."/>
+      <w:lvlJc w:val="right"/>
+      <w:pPr>
+        <w:ind w:left="1440" w:hanging="480"/>
+      </w:pPr>
+    </w:lvl>
+    <w:lvl w:ilvl="3" w:tplc="0409000F" w:tentative="1">
+      <w:start w:val="1"/>
+      <w:numFmt w:val="decimal"/>
+      <w:lvlText w:val="%4."/>
+      <w:lvlJc w:val="left"/>
+      <w:pPr>
+        <w:ind w:left="1920" w:hanging="480"/>
+      </w:pPr>
+    </w:lvl>
+    <w:lvl w:ilvl="4" w:tplc="04090019" w:tentative="1">
+      <w:start w:val="1"/>
+      <w:numFmt w:val="ideographTraditional"/>
+      <w:lvlText w:val="%5、"/>
+      <w:lvlJc w:val="left"/>
+      <w:pPr>
+        <w:ind w:left="2400" w:hanging="480"/>
+      </w:pPr>
+    </w:lvl>
+    <w:lvl w:ilvl="5" w:tplc="0409001B" w:tentative="1">
+      <w:start w:val="1"/>
+      <w:numFmt w:val="lowerRoman"/>
+      <w:lvlText w:val="%6."/>
+      <w:lvlJc w:val="right"/>
+      <w:pPr>
+        <w:ind w:left="2880" w:hanging="480"/>
+      </w:pPr>
+    </w:lvl>
+    <w:lvl w:ilvl="6" w:tplc="0409000F" w:tentative="1">
+      <w:start w:val="1"/>
+      <w:numFmt w:val="decimal"/>
+      <w:lvlText w:val="%7."/>
+      <w:lvlJc w:val="left"/>
+      <w:pPr>
+        <w:ind w:left="3360" w:hanging="480"/>
+      </w:pPr>
+    </w:lvl>
+    <w:lvl w:ilvl="7" w:tplc="04090019" w:tentative="1">
+      <w:start w:val="1"/>
+      <w:numFmt w:val="ideographTraditional"/>
+      <w:lvlText w:val="%8、"/>
+      <w:lvlJc w:val="left"/>
+      <w:pPr>
+        <w:ind w:left="3840" w:hanging="480"/>
+      </w:pPr>
+    </w:lvl>
+    <w:lvl w:ilvl="8" w:tplc="0409001B" w:tentative="1">
+      <w:start w:val="1"/>
+      <w:numFmt w:val="lowerRoman"/>
+      <w:lvlText w:val="%9."/>
+      <w:lvlJc w:val="right"/>
+      <w:pPr>
+        <w:ind w:left="4320" w:hanging="480"/>
+      </w:pPr>
+    </w:lvl>
+  </w:abstractNum>
+  <w:abstractNum w:abstractNumId="5" w15:restartNumberingAfterBreak="0">
     <w:nsid w:val="5F063724"/>
     <w:multiLevelType w:val="hybridMultilevel"/>
     <w:tmpl w:val="67F8EEBE"/>
@@ -3433,20 +3767,23 @@
       </w:pPr>
     </w:lvl>
   </w:abstractNum>
-  <w:num w:numId="1" w16cid:durableId="1074351028">
+  <w:num w:numId="1">
     <w:abstractNumId w:val="0"/>
   </w:num>
-  <w:num w:numId="2" w16cid:durableId="1945721508">
-    <w:abstractNumId w:val="4"/>
+  <w:num w:numId="2">
+    <w:abstractNumId w:val="5"/>
   </w:num>
-  <w:num w:numId="3" w16cid:durableId="2139957913">
+  <w:num w:numId="3">
     <w:abstractNumId w:val="3"/>
   </w:num>
-  <w:num w:numId="4" w16cid:durableId="610286281">
+  <w:num w:numId="4">
     <w:abstractNumId w:val="2"/>
   </w:num>
-  <w:num w:numId="5" w16cid:durableId="400493454">
+  <w:num w:numId="5">
     <w:abstractNumId w:val="1"/>
+  </w:num>
+  <w:num w:numId="6">
+    <w:abstractNumId w:val="4"/>
   </w:num>
 </w:numbering>
 </file>

--- a/碩一/TOEIC/文法單字.docx
+++ b/碩一/TOEIC/文法單字.docx
@@ -1,6 +1,6 @@
 
 <file path=word/document.xml><?xml version="1.0" encoding="utf-8"?>
-<w:document xmlns:wpc="http://schemas.microsoft.com/office/word/2010/wordprocessingCanvas" xmlns:cx="http://schemas.microsoft.com/office/drawing/2014/chartex" xmlns:cx1="http://schemas.microsoft.com/office/drawing/2015/9/8/chartex" xmlns:cx2="http://schemas.microsoft.com/office/drawing/2015/10/21/chartex" xmlns:cx3="http://schemas.microsoft.com/office/drawing/2016/5/9/chartex" xmlns:cx4="http://schemas.microsoft.com/office/drawing/2016/5/10/chartex" xmlns:cx5="http://schemas.microsoft.com/office/drawing/2016/5/11/chartex" xmlns:cx6="http://schemas.microsoft.com/office/drawing/2016/5/12/chartex" xmlns:cx7="http://schemas.microsoft.com/office/drawing/2016/5/13/chartex" xmlns:cx8="http://schemas.microsoft.com/office/drawing/2016/5/14/chartex" xmlns:mc="http://schemas.openxmlformats.org/markup-compatibility/2006" xmlns:aink="http://schemas.microsoft.com/office/drawing/2016/ink" xmlns:am3d="http://schemas.microsoft.com/office/drawing/2017/model3d" xmlns:o="urn:schemas-microsoft-com:office:office" xmlns:r="http://schemas.openxmlformats.org/officeDocument/2006/relationships" xmlns:m="http://schemas.openxmlformats.org/officeDocument/2006/math" xmlns:v="urn:schemas-microsoft-com:vml" xmlns:wp14="http://schemas.microsoft.com/office/word/2010/wordprocessingDrawing" xmlns:wp="http://schemas.openxmlformats.org/drawingml/2006/wordprocessingDrawing" xmlns:w10="urn:schemas-microsoft-com:office:word" xmlns:w="http://schemas.openxmlformats.org/wordprocessingml/2006/main" xmlns:w14="http://schemas.microsoft.com/office/word/2010/wordml" xmlns:w15="http://schemas.microsoft.com/office/word/2012/wordml" xmlns:w16cex="http://schemas.microsoft.com/office/word/2018/wordml/cex" xmlns:w16cid="http://schemas.microsoft.com/office/word/2016/wordml/cid" xmlns:w16="http://schemas.microsoft.com/office/word/2018/wordml" xmlns:w16sdtdh="http://schemas.microsoft.com/office/word/2020/wordml/sdtdatahash" xmlns:w16se="http://schemas.microsoft.com/office/word/2015/wordml/symex" xmlns:wpg="http://schemas.microsoft.com/office/word/2010/wordprocessingGroup" xmlns:wpi="http://schemas.microsoft.com/office/word/2010/wordprocessingInk" xmlns:wne="http://schemas.microsoft.com/office/word/2006/wordml" xmlns:wps="http://schemas.microsoft.com/office/word/2010/wordprocessingShape" mc:Ignorable="w14 w15 w16se w16cid w16 w16cex w16sdtdh wp14">
+<w:document xmlns:wpc="http://schemas.microsoft.com/office/word/2010/wordprocessingCanvas" xmlns:cx="http://schemas.microsoft.com/office/drawing/2014/chartex" xmlns:cx1="http://schemas.microsoft.com/office/drawing/2015/9/8/chartex" xmlns:cx2="http://schemas.microsoft.com/office/drawing/2015/10/21/chartex" xmlns:cx3="http://schemas.microsoft.com/office/drawing/2016/5/9/chartex" xmlns:cx4="http://schemas.microsoft.com/office/drawing/2016/5/10/chartex" xmlns:cx5="http://schemas.microsoft.com/office/drawing/2016/5/11/chartex" xmlns:cx6="http://schemas.microsoft.com/office/drawing/2016/5/12/chartex" xmlns:cx7="http://schemas.microsoft.com/office/drawing/2016/5/13/chartex" xmlns:cx8="http://schemas.microsoft.com/office/drawing/2016/5/14/chartex" xmlns:mc="http://schemas.openxmlformats.org/markup-compatibility/2006" xmlns:aink="http://schemas.microsoft.com/office/drawing/2016/ink" xmlns:am3d="http://schemas.microsoft.com/office/drawing/2017/model3d" xmlns:o="urn:schemas-microsoft-com:office:office" xmlns:oel="http://schemas.microsoft.com/office/2019/extlst" xmlns:r="http://schemas.openxmlformats.org/officeDocument/2006/relationships" xmlns:m="http://schemas.openxmlformats.org/officeDocument/2006/math" xmlns:v="urn:schemas-microsoft-com:vml" xmlns:wp14="http://schemas.microsoft.com/office/word/2010/wordprocessingDrawing" xmlns:wp="http://schemas.openxmlformats.org/drawingml/2006/wordprocessingDrawing" xmlns:w10="urn:schemas-microsoft-com:office:word" xmlns:w="http://schemas.openxmlformats.org/wordprocessingml/2006/main" xmlns:w14="http://schemas.microsoft.com/office/word/2010/wordml" xmlns:w15="http://schemas.microsoft.com/office/word/2012/wordml" xmlns:w16cex="http://schemas.microsoft.com/office/word/2018/wordml/cex" xmlns:w16cid="http://schemas.microsoft.com/office/word/2016/wordml/cid" xmlns:w16="http://schemas.microsoft.com/office/word/2018/wordml" xmlns:w16du="http://schemas.microsoft.com/office/word/2023/wordml/word16du" xmlns:w16sdtdh="http://schemas.microsoft.com/office/word/2020/wordml/sdtdatahash" xmlns:w16se="http://schemas.microsoft.com/office/word/2015/wordml/symex" xmlns:wpg="http://schemas.microsoft.com/office/word/2010/wordprocessingGroup" xmlns:wpi="http://schemas.microsoft.com/office/word/2010/wordprocessingInk" xmlns:wne="http://schemas.microsoft.com/office/word/2006/wordml" xmlns:wps="http://schemas.microsoft.com/office/word/2010/wordprocessingShape" mc:Ignorable="w14 w15 w16se w16cid w16 w16cex w16sdtdh wp14">
   <w:body>
     <w:p>
       <w:r>
@@ -641,15 +641,7 @@
       </w:r>
       <w:proofErr w:type="spellEnd"/>
       <w:r>
-        <w:t xml:space="preserve"> than B </w:t>
-      </w:r>
-      <w:proofErr w:type="spellStart"/>
-      <w:r>
-        <w:t>Ved</w:t>
-      </w:r>
-      <w:proofErr w:type="spellEnd"/>
-      <w:r>
-        <w:t>.]</w:t>
+        <w:t xml:space="preserve"> than B Ved.]</w:t>
       </w:r>
     </w:p>
     <w:p>
@@ -3163,19 +3155,944 @@
     </w:p>
     <w:p/>
     <w:p>
-      <w:pPr>
-        <w:rPr>
-          <w:rFonts w:hint="eastAsia"/>
-        </w:rPr>
-      </w:pPr>
-    </w:p>
-    <w:p>
-      <w:pPr>
-        <w:rPr>
-          <w:rFonts w:hint="eastAsia"/>
-        </w:rPr>
-      </w:pPr>
-    </w:p>
+      <w:r>
+        <w:t xml:space="preserve">All Planet Gym members are </w:t>
+      </w:r>
+      <w:r>
+        <w:rPr>
+          <w:highlight w:val="yellow"/>
+        </w:rPr>
+        <w:t>entitled</w:t>
+      </w:r>
+      <w:r>
+        <w:t xml:space="preserve"> </w:t>
+      </w:r>
+      <w:r>
+        <w:rPr>
+          <w:color w:val="FF0000"/>
+        </w:rPr>
+        <w:t xml:space="preserve">to </w:t>
+      </w:r>
+      <w:r>
+        <w:t>unlimited usage of gym facilities with VIP membership plan.</w:t>
+      </w:r>
+    </w:p>
+    <w:p>
+      <w:pPr>
+        <w:rPr>
+          <w:rFonts w:hint="eastAsia"/>
+        </w:rPr>
+      </w:pPr>
+      <w:r>
+        <w:rPr>
+          <w:rFonts w:hint="eastAsia"/>
+        </w:rPr>
+        <w:t>(</w:t>
+      </w:r>
+      <w:r>
+        <w:t>A)eligible</w:t>
+      </w:r>
+      <w:r>
+        <w:rPr>
+          <w:rFonts w:hint="eastAsia"/>
+        </w:rPr>
+        <w:t xml:space="preserve"> </w:t>
+      </w:r>
+      <w:r>
+        <w:t>adj</w:t>
+      </w:r>
+      <w:r>
+        <w:rPr>
+          <w:rFonts w:hint="eastAsia"/>
+        </w:rPr>
+        <w:t>有資格</w:t>
+      </w:r>
+      <w:r>
+        <w:rPr>
+          <w:highlight w:val="yellow"/>
+        </w:rPr>
+        <w:t>(B)entitled</w:t>
+      </w:r>
+      <w:r>
+        <w:rPr>
+          <w:rFonts w:hint="eastAsia"/>
+          <w:highlight w:val="yellow"/>
+        </w:rPr>
+        <w:t xml:space="preserve"> </w:t>
+      </w:r>
+      <w:r>
+        <w:rPr>
+          <w:highlight w:val="yellow"/>
+        </w:rPr>
+        <w:t>adj.</w:t>
+      </w:r>
+      <w:r>
+        <w:rPr>
+          <w:rFonts w:hint="eastAsia"/>
+          <w:highlight w:val="yellow"/>
+        </w:rPr>
+        <w:t>有資格</w:t>
+      </w:r>
+      <w:r>
+        <w:t>(C)encoded</w:t>
+      </w:r>
+      <w:r>
+        <w:rPr>
+          <w:rFonts w:hint="eastAsia"/>
+        </w:rPr>
+        <w:t xml:space="preserve"> </w:t>
+      </w:r>
+      <w:r>
+        <w:t>v.</w:t>
+      </w:r>
+      <w:r>
+        <w:rPr>
+          <w:rFonts w:hint="eastAsia"/>
+        </w:rPr>
+        <w:t>編碼</w:t>
+      </w:r>
+      <w:r>
+        <w:t>(D)</w:t>
+      </w:r>
+      <w:r>
+        <w:t>enforced</w:t>
+      </w:r>
+      <w:r>
+        <w:rPr>
+          <w:rFonts w:hint="eastAsia"/>
+        </w:rPr>
+        <w:t xml:space="preserve"> </w:t>
+      </w:r>
+      <w:r>
+        <w:t>v.</w:t>
+      </w:r>
+      <w:r>
+        <w:rPr>
+          <w:rFonts w:hint="eastAsia"/>
+        </w:rPr>
+        <w:t>執行</w:t>
+      </w:r>
+    </w:p>
+    <w:p>
+      <w:pPr>
+        <w:rPr>
+          <w:rFonts w:hint="eastAsia"/>
+        </w:rPr>
+      </w:pPr>
+      <w:r>
+        <w:t>U</w:t>
+      </w:r>
+      <w:r>
+        <w:t>nlimited</w:t>
+      </w:r>
+      <w:r>
+        <w:t xml:space="preserve"> adj</w:t>
+      </w:r>
+      <w:r>
+        <w:rPr>
+          <w:rFonts w:hint="eastAsia"/>
+        </w:rPr>
+        <w:t>不限制、</w:t>
+      </w:r>
+      <w:r>
+        <w:t>usage</w:t>
+      </w:r>
+      <w:r>
+        <w:rPr>
+          <w:rFonts w:hint="eastAsia"/>
+        </w:rPr>
+        <w:t xml:space="preserve"> </w:t>
+      </w:r>
+      <w:r>
+        <w:t>n.</w:t>
+      </w:r>
+      <w:r>
+        <w:rPr>
+          <w:rFonts w:hint="eastAsia"/>
+        </w:rPr>
+        <w:t>使用</w:t>
+      </w:r>
+      <w:r>
+        <w:rPr>
+          <w:rFonts w:hint="eastAsia"/>
+        </w:rPr>
+        <w:t>/</w:t>
+      </w:r>
+      <w:r>
+        <w:rPr>
+          <w:rFonts w:hint="eastAsia"/>
+        </w:rPr>
+        <w:t>用途、</w:t>
+      </w:r>
+      <w:r>
+        <w:rPr>
+          <w:rFonts w:hint="eastAsia"/>
+        </w:rPr>
+        <w:t xml:space="preserve"> </w:t>
+      </w:r>
+    </w:p>
+    <w:p/>
+    <w:p>
+      <w:r>
+        <w:t>Eligible for N:</w:t>
+      </w:r>
+    </w:p>
+    <w:p>
+      <w:r>
+        <w:t>You are eligible for a free TOEIC training.</w:t>
+      </w:r>
+    </w:p>
+    <w:p/>
+    <w:p>
+      <w:r>
+        <w:t>Entitled to N:</w:t>
+      </w:r>
+    </w:p>
+    <w:p>
+      <w:r>
+        <w:t xml:space="preserve">You are </w:t>
+      </w:r>
+      <w:r>
+        <w:t>entitled to</w:t>
+      </w:r>
+      <w:r>
+        <w:t xml:space="preserve"> a free TOEIC training.</w:t>
+      </w:r>
+    </w:p>
+    <w:p/>
+    <w:p>
+      <w:r>
+        <w:drawing>
+          <wp:inline distT="0" distB="0" distL="0" distR="0" wp14:anchorId="5F69647B" wp14:editId="0CF62C46">
+            <wp:extent cx="2857666" cy="981075"/>
+            <wp:effectExtent l="0" t="0" r="0" b="0"/>
+            <wp:docPr id="466678644" name="圖片 1"/>
+            <wp:cNvGraphicFramePr>
+              <a:graphicFrameLocks xmlns:a="http://schemas.openxmlformats.org/drawingml/2006/main" noChangeAspect="1"/>
+            </wp:cNvGraphicFramePr>
+            <a:graphic xmlns:a="http://schemas.openxmlformats.org/drawingml/2006/main">
+              <a:graphicData uri="http://schemas.openxmlformats.org/drawingml/2006/picture">
+                <pic:pic xmlns:pic="http://schemas.openxmlformats.org/drawingml/2006/picture">
+                  <pic:nvPicPr>
+                    <pic:cNvPr id="466678644" name=""/>
+                    <pic:cNvPicPr/>
+                  </pic:nvPicPr>
+                  <pic:blipFill>
+                    <a:blip r:embed="rId7"/>
+                    <a:stretch>
+                      <a:fillRect/>
+                    </a:stretch>
+                  </pic:blipFill>
+                  <pic:spPr>
+                    <a:xfrm>
+                      <a:off x="0" y="0"/>
+                      <a:ext cx="2860238" cy="981958"/>
+                    </a:xfrm>
+                    <a:prstGeom prst="rect">
+                      <a:avLst/>
+                    </a:prstGeom>
+                  </pic:spPr>
+                </pic:pic>
+              </a:graphicData>
+            </a:graphic>
+          </wp:inline>
+        </w:drawing>
+      </w:r>
+    </w:p>
+    <w:p>
+      <w:r>
+        <w:lastRenderedPageBreak/>
+        <w:t xml:space="preserve">We at </w:t>
+      </w:r>
+      <w:proofErr w:type="spellStart"/>
+      <w:r>
+        <w:t>WolfConn</w:t>
+      </w:r>
+      <w:proofErr w:type="spellEnd"/>
+      <w:r>
+        <w:t xml:space="preserve"> Corp. would never </w:t>
+      </w:r>
+      <w:r>
+        <w:rPr>
+          <w:highlight w:val="yellow"/>
+        </w:rPr>
+        <w:t>sacrifice</w:t>
+      </w:r>
+      <w:r>
+        <w:t xml:space="preserve"> quality for price.</w:t>
+      </w:r>
+    </w:p>
+    <w:p>
+      <w:r>
+        <w:t>(A)replace</w:t>
+      </w:r>
+      <w:r>
+        <w:rPr>
+          <w:rFonts w:hint="eastAsia"/>
+        </w:rPr>
+        <w:t>替代</w:t>
+      </w:r>
+      <w:r>
+        <w:rPr>
+          <w:rFonts w:hint="eastAsia"/>
+        </w:rPr>
+        <w:t>/</w:t>
+      </w:r>
+      <w:r>
+        <w:rPr>
+          <w:rFonts w:hint="eastAsia"/>
+        </w:rPr>
+        <w:t>替換</w:t>
+      </w:r>
+      <w:r>
+        <w:t xml:space="preserve">(B)give out </w:t>
+      </w:r>
+      <w:r>
+        <w:rPr>
+          <w:rFonts w:hint="eastAsia"/>
+        </w:rPr>
+        <w:t>發放</w:t>
+      </w:r>
+      <w:r>
+        <w:rPr>
+          <w:highlight w:val="yellow"/>
+        </w:rPr>
+        <w:t>(C)sacrifice</w:t>
+      </w:r>
+      <w:r>
+        <w:rPr>
+          <w:rFonts w:hint="eastAsia"/>
+          <w:highlight w:val="yellow"/>
+        </w:rPr>
+        <w:t xml:space="preserve"> </w:t>
+      </w:r>
+      <w:r>
+        <w:rPr>
+          <w:highlight w:val="yellow"/>
+        </w:rPr>
+        <w:t>v.</w:t>
+      </w:r>
+      <w:r>
+        <w:rPr>
+          <w:rFonts w:hint="eastAsia"/>
+          <w:highlight w:val="yellow"/>
+        </w:rPr>
+        <w:t xml:space="preserve"> </w:t>
+      </w:r>
+      <w:r>
+        <w:rPr>
+          <w:rFonts w:hint="eastAsia"/>
+          <w:highlight w:val="yellow"/>
+        </w:rPr>
+        <w:t>犧牲</w:t>
+      </w:r>
+      <w:r>
+        <w:t>(D)comprise</w:t>
+      </w:r>
+      <w:r>
+        <w:rPr>
+          <w:rFonts w:hint="eastAsia"/>
+        </w:rPr>
+        <w:t xml:space="preserve"> </w:t>
+      </w:r>
+      <w:r>
+        <w:t xml:space="preserve">v. </w:t>
+      </w:r>
+      <w:r>
+        <w:rPr>
+          <w:rFonts w:hint="eastAsia"/>
+        </w:rPr>
+        <w:t>組成</w:t>
+      </w:r>
+    </w:p>
+    <w:p>
+      <w:r>
+        <w:t>Q</w:t>
+      </w:r>
+      <w:r>
+        <w:t>ualify</w:t>
+      </w:r>
+      <w:r>
+        <w:t xml:space="preserve"> v.</w:t>
+      </w:r>
+      <w:r>
+        <w:rPr>
+          <w:rFonts w:hint="eastAsia"/>
+        </w:rPr>
+        <w:t>有資格</w:t>
+      </w:r>
+      <w:r>
+        <w:t>/</w:t>
+      </w:r>
+      <w:r>
+        <w:rPr>
+          <w:rFonts w:hint="eastAsia"/>
+        </w:rPr>
+        <w:t>限制</w:t>
+      </w:r>
+      <w:r>
+        <w:rPr>
+          <w:rFonts w:hint="eastAsia"/>
+        </w:rPr>
+        <w:t>,</w:t>
+      </w:r>
+      <w:r>
+        <w:rPr>
+          <w:rFonts w:hint="eastAsia"/>
+        </w:rPr>
+        <w:t>、</w:t>
+      </w:r>
+      <w:r>
+        <w:t>quality</w:t>
+      </w:r>
+      <w:r>
+        <w:t xml:space="preserve"> n.</w:t>
+      </w:r>
+      <w:r>
+        <w:rPr>
+          <w:rFonts w:hint="eastAsia"/>
+        </w:rPr>
+        <w:t>品質</w:t>
+      </w:r>
+      <w:r>
+        <w:rPr>
+          <w:rFonts w:hint="eastAsia"/>
+        </w:rPr>
+        <w:t>,</w:t>
+      </w:r>
+      <w:r>
+        <w:t>adj</w:t>
+      </w:r>
+      <w:r>
+        <w:rPr>
+          <w:rFonts w:hint="eastAsia"/>
+        </w:rPr>
+        <w:t>優質的</w:t>
+      </w:r>
+      <w:r>
+        <w:rPr>
+          <w:rFonts w:hint="eastAsia"/>
+        </w:rPr>
+        <w:t>、</w:t>
+      </w:r>
+      <w:r>
+        <w:rPr>
+          <w:rFonts w:hint="eastAsia"/>
+        </w:rPr>
+        <w:t>g</w:t>
+      </w:r>
+      <w:r>
+        <w:t>ive in</w:t>
+      </w:r>
+      <w:r>
+        <w:rPr>
+          <w:rFonts w:hint="eastAsia"/>
+        </w:rPr>
+        <w:t>退讓</w:t>
+      </w:r>
+    </w:p>
+    <w:p>
+      <w:pPr>
+        <w:rPr>
+          <w:rFonts w:hint="eastAsia"/>
+        </w:rPr>
+      </w:pPr>
+    </w:p>
+    <w:p>
+      <w:pPr>
+        <w:rPr>
+          <w:rFonts w:hint="eastAsia"/>
+        </w:rPr>
+      </w:pPr>
+    </w:p>
+    <w:p>
+      <w:r>
+        <w:t xml:space="preserve">Replace A with B </w:t>
+      </w:r>
+      <w:r>
+        <w:rPr>
+          <w:rFonts w:hint="eastAsia"/>
+        </w:rPr>
+        <w:t>用</w:t>
+      </w:r>
+      <w:r>
+        <w:t>B</w:t>
+      </w:r>
+      <w:r>
+        <w:rPr>
+          <w:rFonts w:hint="eastAsia"/>
+        </w:rPr>
+        <w:t>替代</w:t>
+      </w:r>
+      <w:r>
+        <w:t>A:</w:t>
+      </w:r>
+    </w:p>
+    <w:p>
+      <w:proofErr w:type="spellStart"/>
+      <w:proofErr w:type="gramStart"/>
+      <w:r>
+        <w:t>I,m</w:t>
+      </w:r>
+      <w:proofErr w:type="spellEnd"/>
+      <w:proofErr w:type="gramEnd"/>
+      <w:r>
+        <w:t xml:space="preserve"> replacing my old batteries with these new ones.</w:t>
+      </w:r>
+    </w:p>
+    <w:p>
+      <w:r>
+        <w:rPr>
+          <w:rFonts w:hint="eastAsia"/>
+        </w:rPr>
+        <w:t>我用新電池替代舊的</w:t>
+      </w:r>
+    </w:p>
+    <w:p/>
+    <w:p>
+      <w:r>
+        <w:rPr>
+          <w:rFonts w:hint="eastAsia"/>
+        </w:rPr>
+        <w:t>L</w:t>
+      </w:r>
+      <w:r>
+        <w:t>et me replace that light bulb(</w:t>
+      </w:r>
+      <w:r>
+        <w:rPr>
+          <w:rFonts w:hint="eastAsia"/>
+        </w:rPr>
+        <w:t>燈泡</w:t>
+      </w:r>
+      <w:r>
+        <w:rPr>
+          <w:rFonts w:hint="eastAsia"/>
+        </w:rPr>
+        <w:t>)</w:t>
+      </w:r>
+      <w:r>
+        <w:t>for you.</w:t>
+      </w:r>
+      <w:r>
+        <w:rPr>
+          <w:rFonts w:hint="eastAsia"/>
+        </w:rPr>
+        <w:t xml:space="preserve"> </w:t>
+      </w:r>
+      <w:r>
+        <w:rPr>
+          <w:rFonts w:hint="eastAsia"/>
+        </w:rPr>
+        <w:t>我來幫你換燈泡</w:t>
+      </w:r>
+    </w:p>
+    <w:p>
+      <w:pPr>
+        <w:rPr>
+          <w:rFonts w:hint="eastAsia"/>
+        </w:rPr>
+      </w:pPr>
+    </w:p>
+    <w:p>
+      <w:r>
+        <w:t>Compromise</w:t>
+      </w:r>
+      <w:r>
+        <w:rPr>
+          <w:rFonts w:hint="eastAsia"/>
+        </w:rPr>
+        <w:t>妥協</w:t>
+      </w:r>
+      <w:r>
+        <w:rPr>
+          <w:rFonts w:hint="eastAsia"/>
+        </w:rPr>
+        <w:t>:</w:t>
+      </w:r>
+    </w:p>
+    <w:p>
+      <w:r>
+        <w:t xml:space="preserve">I </w:t>
+      </w:r>
+      <w:proofErr w:type="spellStart"/>
+      <w:r>
+        <w:t>won,t</w:t>
+      </w:r>
+      <w:proofErr w:type="spellEnd"/>
+      <w:r>
+        <w:t xml:space="preserve"> compromise my principles </w:t>
+      </w:r>
+      <w:r>
+        <w:rPr>
+          <w:rFonts w:hint="eastAsia"/>
+        </w:rPr>
+        <w:t>我不會妥協我的原則</w:t>
+      </w:r>
+    </w:p>
+    <w:p>
+      <w:pPr>
+        <w:rPr>
+          <w:rFonts w:hint="eastAsia"/>
+        </w:rPr>
+      </w:pPr>
+    </w:p>
+    <w:p>
+      <w:r>
+        <w:rPr>
+          <w:rFonts w:hint="eastAsia"/>
+        </w:rPr>
+        <w:t>Y</w:t>
+      </w:r>
+      <w:r>
+        <w:t xml:space="preserve">ou need written </w:t>
+      </w:r>
+      <w:r>
+        <w:rPr>
+          <w:highlight w:val="yellow"/>
+        </w:rPr>
+        <w:t>permission</w:t>
+      </w:r>
+      <w:r>
+        <w:t xml:space="preserve"> from your direct supervisor to execute the project.</w:t>
+      </w:r>
+    </w:p>
+    <w:p>
+      <w:r>
+        <w:t>(A)performance</w:t>
+      </w:r>
+      <w:r>
+        <w:t xml:space="preserve"> n</w:t>
+      </w:r>
+      <w:r>
+        <w:rPr>
+          <w:rFonts w:hint="eastAsia"/>
+        </w:rPr>
+        <w:t>表現</w:t>
+      </w:r>
+      <w:r>
+        <w:t>/</w:t>
+      </w:r>
+      <w:r>
+        <w:rPr>
+          <w:rFonts w:hint="eastAsia"/>
+        </w:rPr>
+        <w:t>表演</w:t>
+      </w:r>
+      <w:r>
+        <w:t>(B)pessimism</w:t>
+      </w:r>
+      <w:r>
+        <w:t xml:space="preserve"> n</w:t>
+      </w:r>
+      <w:r>
+        <w:rPr>
+          <w:rFonts w:hint="eastAsia"/>
+        </w:rPr>
+        <w:t>悲觀</w:t>
+      </w:r>
+      <w:r>
+        <w:rPr>
+          <w:highlight w:val="yellow"/>
+        </w:rPr>
+        <w:t>(C)</w:t>
+      </w:r>
+      <w:r>
+        <w:rPr>
+          <w:highlight w:val="yellow"/>
+        </w:rPr>
+        <w:t>permission n</w:t>
+      </w:r>
+      <w:r>
+        <w:rPr>
+          <w:rFonts w:hint="eastAsia"/>
+          <w:highlight w:val="yellow"/>
+        </w:rPr>
+        <w:t>允許</w:t>
+      </w:r>
+      <w:r>
+        <w:rPr>
+          <w:rFonts w:hint="eastAsia"/>
+          <w:highlight w:val="yellow"/>
+        </w:rPr>
+        <w:t>/</w:t>
+      </w:r>
+      <w:r>
+        <w:rPr>
+          <w:rFonts w:hint="eastAsia"/>
+          <w:highlight w:val="yellow"/>
+        </w:rPr>
+        <w:t>批准</w:t>
+      </w:r>
+      <w:r>
+        <w:t>(D)perseverance</w:t>
+      </w:r>
+      <w:r>
+        <w:t xml:space="preserve"> n.</w:t>
+      </w:r>
+      <w:r>
+        <w:rPr>
+          <w:rFonts w:hint="eastAsia"/>
+        </w:rPr>
+        <w:t>堅定</w:t>
+      </w:r>
+    </w:p>
+    <w:p/>
+    <w:p>
+      <w:r>
+        <w:t xml:space="preserve">Direct supervisor </w:t>
+      </w:r>
+      <w:r>
+        <w:rPr>
+          <w:rFonts w:hint="eastAsia"/>
+        </w:rPr>
+        <w:t>直屬上司、</w:t>
+      </w:r>
+      <w:r>
+        <w:t>execute</w:t>
+      </w:r>
+      <w:r>
+        <w:rPr>
+          <w:rFonts w:hint="eastAsia"/>
+        </w:rPr>
+        <w:t xml:space="preserve"> </w:t>
+      </w:r>
+      <w:r>
+        <w:t>v.</w:t>
+      </w:r>
+      <w:r>
+        <w:rPr>
+          <w:rFonts w:hint="eastAsia"/>
+        </w:rPr>
+        <w:t>執行</w:t>
+      </w:r>
+    </w:p>
+    <w:p>
+      <w:r>
+        <w:t xml:space="preserve">Written permission/consent </w:t>
+      </w:r>
+      <w:r>
+        <w:rPr>
+          <w:rFonts w:hint="eastAsia"/>
+        </w:rPr>
+        <w:t>書面同意</w:t>
+      </w:r>
+    </w:p>
+    <w:p>
+      <w:r>
+        <w:t>Oral permission/consent</w:t>
+      </w:r>
+      <w:r>
+        <w:rPr>
+          <w:rFonts w:hint="eastAsia"/>
+        </w:rPr>
+        <w:t xml:space="preserve"> </w:t>
+      </w:r>
+      <w:r>
+        <w:rPr>
+          <w:rFonts w:hint="eastAsia"/>
+        </w:rPr>
+        <w:t>口頭同意</w:t>
+      </w:r>
+    </w:p>
+    <w:p/>
+    <w:p>
+      <w:r>
+        <w:t xml:space="preserve">All </w:t>
+      </w:r>
+      <w:proofErr w:type="gramStart"/>
+      <w:r>
+        <w:rPr>
+          <w:highlight w:val="yellow"/>
+        </w:rPr>
+        <w:t>refunds</w:t>
+      </w:r>
+      <w:r>
+        <w:rPr>
+          <w:rFonts w:hint="eastAsia"/>
+          <w:highlight w:val="yellow"/>
+        </w:rPr>
+        <w:t xml:space="preserve"> </w:t>
+      </w:r>
+      <w:r>
+        <w:rPr>
+          <w:rFonts w:hint="eastAsia"/>
+          <w:highlight w:val="yellow"/>
+        </w:rPr>
+        <w:t xml:space="preserve"> </w:t>
+      </w:r>
+      <w:r>
+        <w:t>are</w:t>
+      </w:r>
+      <w:proofErr w:type="gramEnd"/>
+      <w:r>
+        <w:t xml:space="preserve"> to be </w:t>
+      </w:r>
+      <w:r>
+        <w:rPr>
+          <w:color w:val="FF0000"/>
+        </w:rPr>
+        <w:t xml:space="preserve">made </w:t>
+      </w:r>
+      <w:r>
+        <w:t>before the indicated date.</w:t>
+      </w:r>
+    </w:p>
+    <w:p>
+      <w:r>
+        <w:t>(A)vouchers</w:t>
+      </w:r>
+      <w:r>
+        <w:rPr>
+          <w:rFonts w:hint="eastAsia"/>
+        </w:rPr>
+        <w:t>禮券</w:t>
+      </w:r>
+      <w:r>
+        <w:t>(B)manufactures</w:t>
+      </w:r>
+      <w:r>
+        <w:rPr>
+          <w:rFonts w:hint="eastAsia"/>
+        </w:rPr>
+        <w:t>製造</w:t>
+      </w:r>
+      <w:r>
+        <w:t>(C)coupons</w:t>
+      </w:r>
+      <w:r>
+        <w:rPr>
+          <w:rFonts w:hint="eastAsia"/>
+        </w:rPr>
+        <w:t>折價</w:t>
+      </w:r>
+      <w:proofErr w:type="gramStart"/>
+      <w:r>
+        <w:rPr>
+          <w:rFonts w:hint="eastAsia"/>
+        </w:rPr>
+        <w:t>券</w:t>
+      </w:r>
+      <w:proofErr w:type="gramEnd"/>
+      <w:r>
+        <w:rPr>
+          <w:highlight w:val="yellow"/>
+        </w:rPr>
+        <w:t>(D)refunds</w:t>
+      </w:r>
+      <w:r>
+        <w:rPr>
+          <w:rFonts w:hint="eastAsia"/>
+          <w:highlight w:val="yellow"/>
+        </w:rPr>
+        <w:t xml:space="preserve"> </w:t>
+      </w:r>
+      <w:r>
+        <w:rPr>
+          <w:rFonts w:hint="eastAsia"/>
+          <w:highlight w:val="yellow"/>
+        </w:rPr>
+        <w:t>退費</w:t>
+      </w:r>
+    </w:p>
+    <w:p/>
+    <w:p>
+      <w:r>
+        <w:t>Indicated v.</w:t>
+      </w:r>
+      <w:r>
+        <w:rPr>
+          <w:rFonts w:hint="eastAsia"/>
+        </w:rPr>
+        <w:t xml:space="preserve"> </w:t>
+      </w:r>
+      <w:r>
+        <w:rPr>
+          <w:rFonts w:hint="eastAsia"/>
+        </w:rPr>
+        <w:t>標示</w:t>
+      </w:r>
+      <w:r>
+        <w:rPr>
+          <w:rFonts w:hint="eastAsia"/>
+        </w:rPr>
+        <w:t>/</w:t>
+      </w:r>
+      <w:r>
+        <w:rPr>
+          <w:rFonts w:hint="eastAsia"/>
+        </w:rPr>
+        <w:t>表明</w:t>
+      </w:r>
+    </w:p>
+    <w:p/>
+    <w:p>
+      <w:r>
+        <w:t>Make a refunds</w:t>
+      </w:r>
+      <w:r>
+        <w:rPr>
+          <w:rFonts w:hint="eastAsia"/>
+        </w:rPr>
+        <w:t>退費</w:t>
+      </w:r>
+      <w:r>
+        <w:rPr>
+          <w:rFonts w:hint="eastAsia"/>
+        </w:rPr>
+        <w:t>:</w:t>
+      </w:r>
+    </w:p>
+    <w:p>
+      <w:proofErr w:type="spellStart"/>
+      <w:proofErr w:type="gramStart"/>
+      <w:r>
+        <w:t>I,m</w:t>
+      </w:r>
+      <w:proofErr w:type="spellEnd"/>
+      <w:proofErr w:type="gramEnd"/>
+      <w:r>
+        <w:t xml:space="preserve"> sorry I bought the wrong items. I would like to make a refund.</w:t>
+      </w:r>
+    </w:p>
+    <w:p>
+      <w:r>
+        <w:rPr>
+          <w:rFonts w:hint="eastAsia"/>
+        </w:rPr>
+        <w:t>抱歉我買錯商品了，我想要退費</w:t>
+      </w:r>
+    </w:p>
+    <w:p/>
+    <w:p>
+      <w:r>
+        <w:t xml:space="preserve">Architecture is a science that places </w:t>
+      </w:r>
+      <w:proofErr w:type="gramStart"/>
+      <w:r>
+        <w:t>strong  on</w:t>
+      </w:r>
+      <w:proofErr w:type="gramEnd"/>
+      <w:r>
+        <w:t xml:space="preserve"> precise measurements.</w:t>
+      </w:r>
+    </w:p>
+    <w:p>
+      <w:r>
+        <w:t>(A)emphasis(B</w:t>
+      </w:r>
+      <w:r>
+        <w:rPr>
+          <w:rFonts w:hint="eastAsia"/>
+        </w:rPr>
+        <w:t>)s</w:t>
+      </w:r>
+      <w:r>
+        <w:t>ignificance(C)capacity(D)gratitude</w:t>
+      </w:r>
+    </w:p>
+    <w:p/>
+    <w:p/>
     <w:p>
       <w:pPr>
         <w:rPr>
@@ -3194,7 +4111,7 @@
 </file>
 
 <file path=word/endnotes.xml><?xml version="1.0" encoding="utf-8"?>
-<w:endnotes xmlns:wpc="http://schemas.microsoft.com/office/word/2010/wordprocessingCanvas" xmlns:cx="http://schemas.microsoft.com/office/drawing/2014/chartex" xmlns:cx1="http://schemas.microsoft.com/office/drawing/2015/9/8/chartex" xmlns:cx2="http://schemas.microsoft.com/office/drawing/2015/10/21/chartex" xmlns:cx3="http://schemas.microsoft.com/office/drawing/2016/5/9/chartex" xmlns:cx4="http://schemas.microsoft.com/office/drawing/2016/5/10/chartex" xmlns:cx5="http://schemas.microsoft.com/office/drawing/2016/5/11/chartex" xmlns:cx6="http://schemas.microsoft.com/office/drawing/2016/5/12/chartex" xmlns:cx7="http://schemas.microsoft.com/office/drawing/2016/5/13/chartex" xmlns:cx8="http://schemas.microsoft.com/office/drawing/2016/5/14/chartex" xmlns:mc="http://schemas.openxmlformats.org/markup-compatibility/2006" xmlns:aink="http://schemas.microsoft.com/office/drawing/2016/ink" xmlns:am3d="http://schemas.microsoft.com/office/drawing/2017/model3d" xmlns:o="urn:schemas-microsoft-com:office:office" xmlns:r="http://schemas.openxmlformats.org/officeDocument/2006/relationships" xmlns:m="http://schemas.openxmlformats.org/officeDocument/2006/math" xmlns:v="urn:schemas-microsoft-com:vml" xmlns:wp14="http://schemas.microsoft.com/office/word/2010/wordprocessingDrawing" xmlns:wp="http://schemas.openxmlformats.org/drawingml/2006/wordprocessingDrawing" xmlns:w10="urn:schemas-microsoft-com:office:word" xmlns:w="http://schemas.openxmlformats.org/wordprocessingml/2006/main" xmlns:w14="http://schemas.microsoft.com/office/word/2010/wordml" xmlns:w15="http://schemas.microsoft.com/office/word/2012/wordml" xmlns:w16cex="http://schemas.microsoft.com/office/word/2018/wordml/cex" xmlns:w16cid="http://schemas.microsoft.com/office/word/2016/wordml/cid" xmlns:w16="http://schemas.microsoft.com/office/word/2018/wordml" xmlns:w16sdtdh="http://schemas.microsoft.com/office/word/2020/wordml/sdtdatahash" xmlns:w16se="http://schemas.microsoft.com/office/word/2015/wordml/symex" xmlns:wpg="http://schemas.microsoft.com/office/word/2010/wordprocessingGroup" xmlns:wpi="http://schemas.microsoft.com/office/word/2010/wordprocessingInk" xmlns:wne="http://schemas.microsoft.com/office/word/2006/wordml" xmlns:wps="http://schemas.microsoft.com/office/word/2010/wordprocessingShape" mc:Ignorable="w14 w15 w16se w16cid w16 w16cex w16sdtdh wp14">
+<w:endnotes xmlns:wpc="http://schemas.microsoft.com/office/word/2010/wordprocessingCanvas" xmlns:cx="http://schemas.microsoft.com/office/drawing/2014/chartex" xmlns:cx1="http://schemas.microsoft.com/office/drawing/2015/9/8/chartex" xmlns:cx2="http://schemas.microsoft.com/office/drawing/2015/10/21/chartex" xmlns:cx3="http://schemas.microsoft.com/office/drawing/2016/5/9/chartex" xmlns:cx4="http://schemas.microsoft.com/office/drawing/2016/5/10/chartex" xmlns:cx5="http://schemas.microsoft.com/office/drawing/2016/5/11/chartex" xmlns:cx6="http://schemas.microsoft.com/office/drawing/2016/5/12/chartex" xmlns:cx7="http://schemas.microsoft.com/office/drawing/2016/5/13/chartex" xmlns:cx8="http://schemas.microsoft.com/office/drawing/2016/5/14/chartex" xmlns:mc="http://schemas.openxmlformats.org/markup-compatibility/2006" xmlns:aink="http://schemas.microsoft.com/office/drawing/2016/ink" xmlns:am3d="http://schemas.microsoft.com/office/drawing/2017/model3d" xmlns:o="urn:schemas-microsoft-com:office:office" xmlns:oel="http://schemas.microsoft.com/office/2019/extlst" xmlns:r="http://schemas.openxmlformats.org/officeDocument/2006/relationships" xmlns:m="http://schemas.openxmlformats.org/officeDocument/2006/math" xmlns:v="urn:schemas-microsoft-com:vml" xmlns:wp14="http://schemas.microsoft.com/office/word/2010/wordprocessingDrawing" xmlns:wp="http://schemas.openxmlformats.org/drawingml/2006/wordprocessingDrawing" xmlns:w10="urn:schemas-microsoft-com:office:word" xmlns:w="http://schemas.openxmlformats.org/wordprocessingml/2006/main" xmlns:w14="http://schemas.microsoft.com/office/word/2010/wordml" xmlns:w15="http://schemas.microsoft.com/office/word/2012/wordml" xmlns:w16cex="http://schemas.microsoft.com/office/word/2018/wordml/cex" xmlns:w16cid="http://schemas.microsoft.com/office/word/2016/wordml/cid" xmlns:w16="http://schemas.microsoft.com/office/word/2018/wordml" xmlns:w16du="http://schemas.microsoft.com/office/word/2023/wordml/word16du" xmlns:w16sdtdh="http://schemas.microsoft.com/office/word/2020/wordml/sdtdatahash" xmlns:w16se="http://schemas.microsoft.com/office/word/2015/wordml/symex" xmlns:wpg="http://schemas.microsoft.com/office/word/2010/wordprocessingGroup" xmlns:wpi="http://schemas.microsoft.com/office/word/2010/wordprocessingInk" xmlns:wne="http://schemas.microsoft.com/office/word/2006/wordml" xmlns:wps="http://schemas.microsoft.com/office/word/2010/wordprocessingShape" mc:Ignorable="w14 w15 w16se w16cid w16 w16cex w16sdtdh wp14">
   <w:endnote w:type="separator" w:id="-1">
     <w:p>
       <w:r>
@@ -3213,7 +4130,7 @@
 </file>
 
 <file path=word/footnotes.xml><?xml version="1.0" encoding="utf-8"?>
-<w:footnotes xmlns:wpc="http://schemas.microsoft.com/office/word/2010/wordprocessingCanvas" xmlns:cx="http://schemas.microsoft.com/office/drawing/2014/chartex" xmlns:cx1="http://schemas.microsoft.com/office/drawing/2015/9/8/chartex" xmlns:cx2="http://schemas.microsoft.com/office/drawing/2015/10/21/chartex" xmlns:cx3="http://schemas.microsoft.com/office/drawing/2016/5/9/chartex" xmlns:cx4="http://schemas.microsoft.com/office/drawing/2016/5/10/chartex" xmlns:cx5="http://schemas.microsoft.com/office/drawing/2016/5/11/chartex" xmlns:cx6="http://schemas.microsoft.com/office/drawing/2016/5/12/chartex" xmlns:cx7="http://schemas.microsoft.com/office/drawing/2016/5/13/chartex" xmlns:cx8="http://schemas.microsoft.com/office/drawing/2016/5/14/chartex" xmlns:mc="http://schemas.openxmlformats.org/markup-compatibility/2006" xmlns:aink="http://schemas.microsoft.com/office/drawing/2016/ink" xmlns:am3d="http://schemas.microsoft.com/office/drawing/2017/model3d" xmlns:o="urn:schemas-microsoft-com:office:office" xmlns:r="http://schemas.openxmlformats.org/officeDocument/2006/relationships" xmlns:m="http://schemas.openxmlformats.org/officeDocument/2006/math" xmlns:v="urn:schemas-microsoft-com:vml" xmlns:wp14="http://schemas.microsoft.com/office/word/2010/wordprocessingDrawing" xmlns:wp="http://schemas.openxmlformats.org/drawingml/2006/wordprocessingDrawing" xmlns:w10="urn:schemas-microsoft-com:office:word" xmlns:w="http://schemas.openxmlformats.org/wordprocessingml/2006/main" xmlns:w14="http://schemas.microsoft.com/office/word/2010/wordml" xmlns:w15="http://schemas.microsoft.com/office/word/2012/wordml" xmlns:w16cex="http://schemas.microsoft.com/office/word/2018/wordml/cex" xmlns:w16cid="http://schemas.microsoft.com/office/word/2016/wordml/cid" xmlns:w16="http://schemas.microsoft.com/office/word/2018/wordml" xmlns:w16sdtdh="http://schemas.microsoft.com/office/word/2020/wordml/sdtdatahash" xmlns:w16se="http://schemas.microsoft.com/office/word/2015/wordml/symex" xmlns:wpg="http://schemas.microsoft.com/office/word/2010/wordprocessingGroup" xmlns:wpi="http://schemas.microsoft.com/office/word/2010/wordprocessingInk" xmlns:wne="http://schemas.microsoft.com/office/word/2006/wordml" xmlns:wps="http://schemas.microsoft.com/office/word/2010/wordprocessingShape" mc:Ignorable="w14 w15 w16se w16cid w16 w16cex w16sdtdh wp14">
+<w:footnotes xmlns:wpc="http://schemas.microsoft.com/office/word/2010/wordprocessingCanvas" xmlns:cx="http://schemas.microsoft.com/office/drawing/2014/chartex" xmlns:cx1="http://schemas.microsoft.com/office/drawing/2015/9/8/chartex" xmlns:cx2="http://schemas.microsoft.com/office/drawing/2015/10/21/chartex" xmlns:cx3="http://schemas.microsoft.com/office/drawing/2016/5/9/chartex" xmlns:cx4="http://schemas.microsoft.com/office/drawing/2016/5/10/chartex" xmlns:cx5="http://schemas.microsoft.com/office/drawing/2016/5/11/chartex" xmlns:cx6="http://schemas.microsoft.com/office/drawing/2016/5/12/chartex" xmlns:cx7="http://schemas.microsoft.com/office/drawing/2016/5/13/chartex" xmlns:cx8="http://schemas.microsoft.com/office/drawing/2016/5/14/chartex" xmlns:mc="http://schemas.openxmlformats.org/markup-compatibility/2006" xmlns:aink="http://schemas.microsoft.com/office/drawing/2016/ink" xmlns:am3d="http://schemas.microsoft.com/office/drawing/2017/model3d" xmlns:o="urn:schemas-microsoft-com:office:office" xmlns:oel="http://schemas.microsoft.com/office/2019/extlst" xmlns:r="http://schemas.openxmlformats.org/officeDocument/2006/relationships" xmlns:m="http://schemas.openxmlformats.org/officeDocument/2006/math" xmlns:v="urn:schemas-microsoft-com:vml" xmlns:wp14="http://schemas.microsoft.com/office/word/2010/wordprocessingDrawing" xmlns:wp="http://schemas.openxmlformats.org/drawingml/2006/wordprocessingDrawing" xmlns:w10="urn:schemas-microsoft-com:office:word" xmlns:w="http://schemas.openxmlformats.org/wordprocessingml/2006/main" xmlns:w14="http://schemas.microsoft.com/office/word/2010/wordml" xmlns:w15="http://schemas.microsoft.com/office/word/2012/wordml" xmlns:w16cex="http://schemas.microsoft.com/office/word/2018/wordml/cex" xmlns:w16cid="http://schemas.microsoft.com/office/word/2016/wordml/cid" xmlns:w16="http://schemas.microsoft.com/office/word/2018/wordml" xmlns:w16du="http://schemas.microsoft.com/office/word/2023/wordml/word16du" xmlns:w16sdtdh="http://schemas.microsoft.com/office/word/2020/wordml/sdtdatahash" xmlns:w16se="http://schemas.microsoft.com/office/word/2015/wordml/symex" xmlns:wpg="http://schemas.microsoft.com/office/word/2010/wordprocessingGroup" xmlns:wpi="http://schemas.microsoft.com/office/word/2010/wordprocessingInk" xmlns:wne="http://schemas.microsoft.com/office/word/2006/wordml" xmlns:wps="http://schemas.microsoft.com/office/word/2010/wordprocessingShape" mc:Ignorable="w14 w15 w16se w16cid w16 w16cex w16sdtdh wp14">
   <w:footnote w:type="separator" w:id="-1">
     <w:p>
       <w:r>
@@ -3232,8 +4149,97 @@
 </file>
 
 <file path=word/numbering.xml><?xml version="1.0" encoding="utf-8"?>
-<w:numbering xmlns:wpc="http://schemas.microsoft.com/office/word/2010/wordprocessingCanvas" xmlns:cx="http://schemas.microsoft.com/office/drawing/2014/chartex" xmlns:cx1="http://schemas.microsoft.com/office/drawing/2015/9/8/chartex" xmlns:cx2="http://schemas.microsoft.com/office/drawing/2015/10/21/chartex" xmlns:cx3="http://schemas.microsoft.com/office/drawing/2016/5/9/chartex" xmlns:cx4="http://schemas.microsoft.com/office/drawing/2016/5/10/chartex" xmlns:cx5="http://schemas.microsoft.com/office/drawing/2016/5/11/chartex" xmlns:cx6="http://schemas.microsoft.com/office/drawing/2016/5/12/chartex" xmlns:cx7="http://schemas.microsoft.com/office/drawing/2016/5/13/chartex" xmlns:cx8="http://schemas.microsoft.com/office/drawing/2016/5/14/chartex" xmlns:mc="http://schemas.openxmlformats.org/markup-compatibility/2006" xmlns:aink="http://schemas.microsoft.com/office/drawing/2016/ink" xmlns:am3d="http://schemas.microsoft.com/office/drawing/2017/model3d" xmlns:o="urn:schemas-microsoft-com:office:office" xmlns:r="http://schemas.openxmlformats.org/officeDocument/2006/relationships" xmlns:m="http://schemas.openxmlformats.org/officeDocument/2006/math" xmlns:v="urn:schemas-microsoft-com:vml" xmlns:wp14="http://schemas.microsoft.com/office/word/2010/wordprocessingDrawing" xmlns:wp="http://schemas.openxmlformats.org/drawingml/2006/wordprocessingDrawing" xmlns:w10="urn:schemas-microsoft-com:office:word" xmlns:w="http://schemas.openxmlformats.org/wordprocessingml/2006/main" xmlns:w14="http://schemas.microsoft.com/office/word/2010/wordml" xmlns:w15="http://schemas.microsoft.com/office/word/2012/wordml" xmlns:w16cex="http://schemas.microsoft.com/office/word/2018/wordml/cex" xmlns:w16cid="http://schemas.microsoft.com/office/word/2016/wordml/cid" xmlns:w16="http://schemas.microsoft.com/office/word/2018/wordml" xmlns:w16sdtdh="http://schemas.microsoft.com/office/word/2020/wordml/sdtdatahash" xmlns:w16se="http://schemas.microsoft.com/office/word/2015/wordml/symex" xmlns:wpg="http://schemas.microsoft.com/office/word/2010/wordprocessingGroup" xmlns:wpi="http://schemas.microsoft.com/office/word/2010/wordprocessingInk" xmlns:wne="http://schemas.microsoft.com/office/word/2006/wordml" xmlns:wps="http://schemas.microsoft.com/office/word/2010/wordprocessingShape" mc:Ignorable="w14 w15 w16se w16cid w16 w16cex w16sdtdh wp14">
+<w:numbering xmlns:wpc="http://schemas.microsoft.com/office/word/2010/wordprocessingCanvas" xmlns:cx="http://schemas.microsoft.com/office/drawing/2014/chartex" xmlns:cx1="http://schemas.microsoft.com/office/drawing/2015/9/8/chartex" xmlns:cx2="http://schemas.microsoft.com/office/drawing/2015/10/21/chartex" xmlns:cx3="http://schemas.microsoft.com/office/drawing/2016/5/9/chartex" xmlns:cx4="http://schemas.microsoft.com/office/drawing/2016/5/10/chartex" xmlns:cx5="http://schemas.microsoft.com/office/drawing/2016/5/11/chartex" xmlns:cx6="http://schemas.microsoft.com/office/drawing/2016/5/12/chartex" xmlns:cx7="http://schemas.microsoft.com/office/drawing/2016/5/13/chartex" xmlns:cx8="http://schemas.microsoft.com/office/drawing/2016/5/14/chartex" xmlns:mc="http://schemas.openxmlformats.org/markup-compatibility/2006" xmlns:aink="http://schemas.microsoft.com/office/drawing/2016/ink" xmlns:am3d="http://schemas.microsoft.com/office/drawing/2017/model3d" xmlns:o="urn:schemas-microsoft-com:office:office" xmlns:oel="http://schemas.microsoft.com/office/2019/extlst" xmlns:r="http://schemas.openxmlformats.org/officeDocument/2006/relationships" xmlns:m="http://schemas.openxmlformats.org/officeDocument/2006/math" xmlns:v="urn:schemas-microsoft-com:vml" xmlns:wp14="http://schemas.microsoft.com/office/word/2010/wordprocessingDrawing" xmlns:wp="http://schemas.openxmlformats.org/drawingml/2006/wordprocessingDrawing" xmlns:w10="urn:schemas-microsoft-com:office:word" xmlns:w="http://schemas.openxmlformats.org/wordprocessingml/2006/main" xmlns:w14="http://schemas.microsoft.com/office/word/2010/wordml" xmlns:w15="http://schemas.microsoft.com/office/word/2012/wordml" xmlns:w16cex="http://schemas.microsoft.com/office/word/2018/wordml/cex" xmlns:w16cid="http://schemas.microsoft.com/office/word/2016/wordml/cid" xmlns:w16="http://schemas.microsoft.com/office/word/2018/wordml" xmlns:w16du="http://schemas.microsoft.com/office/word/2023/wordml/word16du" xmlns:w16sdtdh="http://schemas.microsoft.com/office/word/2020/wordml/sdtdatahash" xmlns:w16se="http://schemas.microsoft.com/office/word/2015/wordml/symex" xmlns:wpg="http://schemas.microsoft.com/office/word/2010/wordprocessingGroup" xmlns:wpi="http://schemas.microsoft.com/office/word/2010/wordprocessingInk" xmlns:wne="http://schemas.microsoft.com/office/word/2006/wordml" xmlns:wps="http://schemas.microsoft.com/office/word/2010/wordprocessingShape" mc:Ignorable="w14 w15 w16se w16cid w16 w16cex w16sdtdh wp14">
   <w:abstractNum w:abstractNumId="0" w15:restartNumberingAfterBreak="0">
+    <w:nsid w:val="08C81696"/>
+    <w:multiLevelType w:val="hybridMultilevel"/>
+    <w:tmpl w:val="19C88F0A"/>
+    <w:lvl w:ilvl="0" w:tplc="FF82DF1E">
+      <w:start w:val="1"/>
+      <w:numFmt w:val="upperLetter"/>
+      <w:lvlText w:val="(%1)"/>
+      <w:lvlJc w:val="left"/>
+      <w:pPr>
+        <w:ind w:left="360" w:hanging="360"/>
+      </w:pPr>
+      <w:rPr>
+        <w:rFonts w:hint="default"/>
+      </w:rPr>
+    </w:lvl>
+    <w:lvl w:ilvl="1" w:tplc="04090019" w:tentative="1">
+      <w:start w:val="1"/>
+      <w:numFmt w:val="ideographTraditional"/>
+      <w:lvlText w:val="%2、"/>
+      <w:lvlJc w:val="left"/>
+      <w:pPr>
+        <w:ind w:left="960" w:hanging="480"/>
+      </w:pPr>
+    </w:lvl>
+    <w:lvl w:ilvl="2" w:tplc="0409001B" w:tentative="1">
+      <w:start w:val="1"/>
+      <w:numFmt w:val="lowerRoman"/>
+      <w:lvlText w:val="%3."/>
+      <w:lvlJc w:val="right"/>
+      <w:pPr>
+        <w:ind w:left="1440" w:hanging="480"/>
+      </w:pPr>
+    </w:lvl>
+    <w:lvl w:ilvl="3" w:tplc="0409000F" w:tentative="1">
+      <w:start w:val="1"/>
+      <w:numFmt w:val="decimal"/>
+      <w:lvlText w:val="%4."/>
+      <w:lvlJc w:val="left"/>
+      <w:pPr>
+        <w:ind w:left="1920" w:hanging="480"/>
+      </w:pPr>
+    </w:lvl>
+    <w:lvl w:ilvl="4" w:tplc="04090019" w:tentative="1">
+      <w:start w:val="1"/>
+      <w:numFmt w:val="ideographTraditional"/>
+      <w:lvlText w:val="%5、"/>
+      <w:lvlJc w:val="left"/>
+      <w:pPr>
+        <w:ind w:left="2400" w:hanging="480"/>
+      </w:pPr>
+    </w:lvl>
+    <w:lvl w:ilvl="5" w:tplc="0409001B" w:tentative="1">
+      <w:start w:val="1"/>
+      <w:numFmt w:val="lowerRoman"/>
+      <w:lvlText w:val="%6."/>
+      <w:lvlJc w:val="right"/>
+      <w:pPr>
+        <w:ind w:left="2880" w:hanging="480"/>
+      </w:pPr>
+    </w:lvl>
+    <w:lvl w:ilvl="6" w:tplc="0409000F" w:tentative="1">
+      <w:start w:val="1"/>
+      <w:numFmt w:val="decimal"/>
+      <w:lvlText w:val="%7."/>
+      <w:lvlJc w:val="left"/>
+      <w:pPr>
+        <w:ind w:left="3360" w:hanging="480"/>
+      </w:pPr>
+    </w:lvl>
+    <w:lvl w:ilvl="7" w:tplc="04090019" w:tentative="1">
+      <w:start w:val="1"/>
+      <w:numFmt w:val="ideographTraditional"/>
+      <w:lvlText w:val="%8、"/>
+      <w:lvlJc w:val="left"/>
+      <w:pPr>
+        <w:ind w:left="3840" w:hanging="480"/>
+      </w:pPr>
+    </w:lvl>
+    <w:lvl w:ilvl="8" w:tplc="0409001B" w:tentative="1">
+      <w:start w:val="1"/>
+      <w:numFmt w:val="lowerRoman"/>
+      <w:lvlText w:val="%9."/>
+      <w:lvlJc w:val="right"/>
+      <w:pPr>
+        <w:ind w:left="4320" w:hanging="480"/>
+      </w:pPr>
+    </w:lvl>
+  </w:abstractNum>
+  <w:abstractNum w:abstractNumId="1" w15:restartNumberingAfterBreak="0">
     <w:nsid w:val="1DE2152A"/>
     <w:multiLevelType w:val="hybridMultilevel"/>
     <w:tmpl w:val="64D6E3C8"/>
@@ -3322,7 +4328,7 @@
       </w:pPr>
     </w:lvl>
   </w:abstractNum>
-  <w:abstractNum w:abstractNumId="1" w15:restartNumberingAfterBreak="0">
+  <w:abstractNum w:abstractNumId="2" w15:restartNumberingAfterBreak="0">
     <w:nsid w:val="2A843FAF"/>
     <w:multiLevelType w:val="hybridMultilevel"/>
     <w:tmpl w:val="28E42B50"/>
@@ -3411,7 +4417,7 @@
       </w:pPr>
     </w:lvl>
   </w:abstractNum>
-  <w:abstractNum w:abstractNumId="2" w15:restartNumberingAfterBreak="0">
+  <w:abstractNum w:abstractNumId="3" w15:restartNumberingAfterBreak="0">
     <w:nsid w:val="30FE4CA3"/>
     <w:multiLevelType w:val="hybridMultilevel"/>
     <w:tmpl w:val="F2F691A6"/>
@@ -3500,7 +4506,185 @@
       </w:pPr>
     </w:lvl>
   </w:abstractNum>
-  <w:abstractNum w:abstractNumId="3" w15:restartNumberingAfterBreak="0">
+  <w:abstractNum w:abstractNumId="4" w15:restartNumberingAfterBreak="0">
+    <w:nsid w:val="342108BB"/>
+    <w:multiLevelType w:val="hybridMultilevel"/>
+    <w:tmpl w:val="8AEE5B9A"/>
+    <w:lvl w:ilvl="0" w:tplc="DE388E3E">
+      <w:start w:val="1"/>
+      <w:numFmt w:val="upperLetter"/>
+      <w:lvlText w:val="(%1)"/>
+      <w:lvlJc w:val="left"/>
+      <w:pPr>
+        <w:ind w:left="360" w:hanging="360"/>
+      </w:pPr>
+      <w:rPr>
+        <w:rFonts w:hint="default"/>
+      </w:rPr>
+    </w:lvl>
+    <w:lvl w:ilvl="1" w:tplc="04090019" w:tentative="1">
+      <w:start w:val="1"/>
+      <w:numFmt w:val="ideographTraditional"/>
+      <w:lvlText w:val="%2、"/>
+      <w:lvlJc w:val="left"/>
+      <w:pPr>
+        <w:ind w:left="960" w:hanging="480"/>
+      </w:pPr>
+    </w:lvl>
+    <w:lvl w:ilvl="2" w:tplc="0409001B" w:tentative="1">
+      <w:start w:val="1"/>
+      <w:numFmt w:val="lowerRoman"/>
+      <w:lvlText w:val="%3."/>
+      <w:lvlJc w:val="right"/>
+      <w:pPr>
+        <w:ind w:left="1440" w:hanging="480"/>
+      </w:pPr>
+    </w:lvl>
+    <w:lvl w:ilvl="3" w:tplc="0409000F" w:tentative="1">
+      <w:start w:val="1"/>
+      <w:numFmt w:val="decimal"/>
+      <w:lvlText w:val="%4."/>
+      <w:lvlJc w:val="left"/>
+      <w:pPr>
+        <w:ind w:left="1920" w:hanging="480"/>
+      </w:pPr>
+    </w:lvl>
+    <w:lvl w:ilvl="4" w:tplc="04090019" w:tentative="1">
+      <w:start w:val="1"/>
+      <w:numFmt w:val="ideographTraditional"/>
+      <w:lvlText w:val="%5、"/>
+      <w:lvlJc w:val="left"/>
+      <w:pPr>
+        <w:ind w:left="2400" w:hanging="480"/>
+      </w:pPr>
+    </w:lvl>
+    <w:lvl w:ilvl="5" w:tplc="0409001B" w:tentative="1">
+      <w:start w:val="1"/>
+      <w:numFmt w:val="lowerRoman"/>
+      <w:lvlText w:val="%6."/>
+      <w:lvlJc w:val="right"/>
+      <w:pPr>
+        <w:ind w:left="2880" w:hanging="480"/>
+      </w:pPr>
+    </w:lvl>
+    <w:lvl w:ilvl="6" w:tplc="0409000F" w:tentative="1">
+      <w:start w:val="1"/>
+      <w:numFmt w:val="decimal"/>
+      <w:lvlText w:val="%7."/>
+      <w:lvlJc w:val="left"/>
+      <w:pPr>
+        <w:ind w:left="3360" w:hanging="480"/>
+      </w:pPr>
+    </w:lvl>
+    <w:lvl w:ilvl="7" w:tplc="04090019" w:tentative="1">
+      <w:start w:val="1"/>
+      <w:numFmt w:val="ideographTraditional"/>
+      <w:lvlText w:val="%8、"/>
+      <w:lvlJc w:val="left"/>
+      <w:pPr>
+        <w:ind w:left="3840" w:hanging="480"/>
+      </w:pPr>
+    </w:lvl>
+    <w:lvl w:ilvl="8" w:tplc="0409001B" w:tentative="1">
+      <w:start w:val="1"/>
+      <w:numFmt w:val="lowerRoman"/>
+      <w:lvlText w:val="%9."/>
+      <w:lvlJc w:val="right"/>
+      <w:pPr>
+        <w:ind w:left="4320" w:hanging="480"/>
+      </w:pPr>
+    </w:lvl>
+  </w:abstractNum>
+  <w:abstractNum w:abstractNumId="5" w15:restartNumberingAfterBreak="0">
+    <w:nsid w:val="422F46C2"/>
+    <w:multiLevelType w:val="hybridMultilevel"/>
+    <w:tmpl w:val="F5EE2E30"/>
+    <w:lvl w:ilvl="0" w:tplc="265E6248">
+      <w:start w:val="1"/>
+      <w:numFmt w:val="upperLetter"/>
+      <w:lvlText w:val="(%1)"/>
+      <w:lvlJc w:val="left"/>
+      <w:pPr>
+        <w:ind w:left="360" w:hanging="360"/>
+      </w:pPr>
+      <w:rPr>
+        <w:rFonts w:hint="default"/>
+      </w:rPr>
+    </w:lvl>
+    <w:lvl w:ilvl="1" w:tplc="04090019" w:tentative="1">
+      <w:start w:val="1"/>
+      <w:numFmt w:val="ideographTraditional"/>
+      <w:lvlText w:val="%2、"/>
+      <w:lvlJc w:val="left"/>
+      <w:pPr>
+        <w:ind w:left="960" w:hanging="480"/>
+      </w:pPr>
+    </w:lvl>
+    <w:lvl w:ilvl="2" w:tplc="0409001B" w:tentative="1">
+      <w:start w:val="1"/>
+      <w:numFmt w:val="lowerRoman"/>
+      <w:lvlText w:val="%3."/>
+      <w:lvlJc w:val="right"/>
+      <w:pPr>
+        <w:ind w:left="1440" w:hanging="480"/>
+      </w:pPr>
+    </w:lvl>
+    <w:lvl w:ilvl="3" w:tplc="0409000F" w:tentative="1">
+      <w:start w:val="1"/>
+      <w:numFmt w:val="decimal"/>
+      <w:lvlText w:val="%4."/>
+      <w:lvlJc w:val="left"/>
+      <w:pPr>
+        <w:ind w:left="1920" w:hanging="480"/>
+      </w:pPr>
+    </w:lvl>
+    <w:lvl w:ilvl="4" w:tplc="04090019" w:tentative="1">
+      <w:start w:val="1"/>
+      <w:numFmt w:val="ideographTraditional"/>
+      <w:lvlText w:val="%5、"/>
+      <w:lvlJc w:val="left"/>
+      <w:pPr>
+        <w:ind w:left="2400" w:hanging="480"/>
+      </w:pPr>
+    </w:lvl>
+    <w:lvl w:ilvl="5" w:tplc="0409001B" w:tentative="1">
+      <w:start w:val="1"/>
+      <w:numFmt w:val="lowerRoman"/>
+      <w:lvlText w:val="%6."/>
+      <w:lvlJc w:val="right"/>
+      <w:pPr>
+        <w:ind w:left="2880" w:hanging="480"/>
+      </w:pPr>
+    </w:lvl>
+    <w:lvl w:ilvl="6" w:tplc="0409000F" w:tentative="1">
+      <w:start w:val="1"/>
+      <w:numFmt w:val="decimal"/>
+      <w:lvlText w:val="%7."/>
+      <w:lvlJc w:val="left"/>
+      <w:pPr>
+        <w:ind w:left="3360" w:hanging="480"/>
+      </w:pPr>
+    </w:lvl>
+    <w:lvl w:ilvl="7" w:tplc="04090019" w:tentative="1">
+      <w:start w:val="1"/>
+      <w:numFmt w:val="ideographTraditional"/>
+      <w:lvlText w:val="%8、"/>
+      <w:lvlJc w:val="left"/>
+      <w:pPr>
+        <w:ind w:left="3840" w:hanging="480"/>
+      </w:pPr>
+    </w:lvl>
+    <w:lvl w:ilvl="8" w:tplc="0409001B" w:tentative="1">
+      <w:start w:val="1"/>
+      <w:numFmt w:val="lowerRoman"/>
+      <w:lvlText w:val="%9."/>
+      <w:lvlJc w:val="right"/>
+      <w:pPr>
+        <w:ind w:left="4320" w:hanging="480"/>
+      </w:pPr>
+    </w:lvl>
+  </w:abstractNum>
+  <w:abstractNum w:abstractNumId="6" w15:restartNumberingAfterBreak="0">
     <w:nsid w:val="44106993"/>
     <w:multiLevelType w:val="hybridMultilevel"/>
     <w:tmpl w:val="D2908246"/>
@@ -3589,7 +4773,7 @@
       </w:pPr>
     </w:lvl>
   </w:abstractNum>
-  <w:abstractNum w:abstractNumId="4" w15:restartNumberingAfterBreak="0">
+  <w:abstractNum w:abstractNumId="7" w15:restartNumberingAfterBreak="0">
     <w:nsid w:val="53714B23"/>
     <w:multiLevelType w:val="hybridMultilevel"/>
     <w:tmpl w:val="CACA25C2"/>
@@ -3678,7 +4862,7 @@
       </w:pPr>
     </w:lvl>
   </w:abstractNum>
-  <w:abstractNum w:abstractNumId="5" w15:restartNumberingAfterBreak="0">
+  <w:abstractNum w:abstractNumId="8" w15:restartNumberingAfterBreak="0">
     <w:nsid w:val="5F063724"/>
     <w:multiLevelType w:val="hybridMultilevel"/>
     <w:tmpl w:val="67F8EEBE"/>
@@ -3767,23 +4951,124 @@
       </w:pPr>
     </w:lvl>
   </w:abstractNum>
-  <w:num w:numId="1">
-    <w:abstractNumId w:val="0"/>
+  <w:abstractNum w:abstractNumId="9" w15:restartNumberingAfterBreak="0">
+    <w:nsid w:val="77293472"/>
+    <w:multiLevelType w:val="hybridMultilevel"/>
+    <w:tmpl w:val="4A70086C"/>
+    <w:lvl w:ilvl="0" w:tplc="0658B0A6">
+      <w:start w:val="1"/>
+      <w:numFmt w:val="upperLetter"/>
+      <w:lvlText w:val="(%1)"/>
+      <w:lvlJc w:val="left"/>
+      <w:pPr>
+        <w:ind w:left="360" w:hanging="360"/>
+      </w:pPr>
+      <w:rPr>
+        <w:rFonts w:hint="default"/>
+      </w:rPr>
+    </w:lvl>
+    <w:lvl w:ilvl="1" w:tplc="04090019" w:tentative="1">
+      <w:start w:val="1"/>
+      <w:numFmt w:val="ideographTraditional"/>
+      <w:lvlText w:val="%2、"/>
+      <w:lvlJc w:val="left"/>
+      <w:pPr>
+        <w:ind w:left="960" w:hanging="480"/>
+      </w:pPr>
+    </w:lvl>
+    <w:lvl w:ilvl="2" w:tplc="0409001B" w:tentative="1">
+      <w:start w:val="1"/>
+      <w:numFmt w:val="lowerRoman"/>
+      <w:lvlText w:val="%3."/>
+      <w:lvlJc w:val="right"/>
+      <w:pPr>
+        <w:ind w:left="1440" w:hanging="480"/>
+      </w:pPr>
+    </w:lvl>
+    <w:lvl w:ilvl="3" w:tplc="0409000F" w:tentative="1">
+      <w:start w:val="1"/>
+      <w:numFmt w:val="decimal"/>
+      <w:lvlText w:val="%4."/>
+      <w:lvlJc w:val="left"/>
+      <w:pPr>
+        <w:ind w:left="1920" w:hanging="480"/>
+      </w:pPr>
+    </w:lvl>
+    <w:lvl w:ilvl="4" w:tplc="04090019" w:tentative="1">
+      <w:start w:val="1"/>
+      <w:numFmt w:val="ideographTraditional"/>
+      <w:lvlText w:val="%5、"/>
+      <w:lvlJc w:val="left"/>
+      <w:pPr>
+        <w:ind w:left="2400" w:hanging="480"/>
+      </w:pPr>
+    </w:lvl>
+    <w:lvl w:ilvl="5" w:tplc="0409001B" w:tentative="1">
+      <w:start w:val="1"/>
+      <w:numFmt w:val="lowerRoman"/>
+      <w:lvlText w:val="%6."/>
+      <w:lvlJc w:val="right"/>
+      <w:pPr>
+        <w:ind w:left="2880" w:hanging="480"/>
+      </w:pPr>
+    </w:lvl>
+    <w:lvl w:ilvl="6" w:tplc="0409000F" w:tentative="1">
+      <w:start w:val="1"/>
+      <w:numFmt w:val="decimal"/>
+      <w:lvlText w:val="%7."/>
+      <w:lvlJc w:val="left"/>
+      <w:pPr>
+        <w:ind w:left="3360" w:hanging="480"/>
+      </w:pPr>
+    </w:lvl>
+    <w:lvl w:ilvl="7" w:tplc="04090019" w:tentative="1">
+      <w:start w:val="1"/>
+      <w:numFmt w:val="ideographTraditional"/>
+      <w:lvlText w:val="%8、"/>
+      <w:lvlJc w:val="left"/>
+      <w:pPr>
+        <w:ind w:left="3840" w:hanging="480"/>
+      </w:pPr>
+    </w:lvl>
+    <w:lvl w:ilvl="8" w:tplc="0409001B" w:tentative="1">
+      <w:start w:val="1"/>
+      <w:numFmt w:val="lowerRoman"/>
+      <w:lvlText w:val="%9."/>
+      <w:lvlJc w:val="right"/>
+      <w:pPr>
+        <w:ind w:left="4320" w:hanging="480"/>
+      </w:pPr>
+    </w:lvl>
+  </w:abstractNum>
+  <w:num w:numId="1" w16cid:durableId="120851544">
+    <w:abstractNumId w:val="1"/>
   </w:num>
-  <w:num w:numId="2">
+  <w:num w:numId="2" w16cid:durableId="1459950571">
+    <w:abstractNumId w:val="8"/>
+  </w:num>
+  <w:num w:numId="3" w16cid:durableId="1804927210">
+    <w:abstractNumId w:val="6"/>
+  </w:num>
+  <w:num w:numId="4" w16cid:durableId="176357594">
+    <w:abstractNumId w:val="3"/>
+  </w:num>
+  <w:num w:numId="5" w16cid:durableId="1307275476">
+    <w:abstractNumId w:val="2"/>
+  </w:num>
+  <w:num w:numId="6" w16cid:durableId="2111392023">
+    <w:abstractNumId w:val="7"/>
+  </w:num>
+  <w:num w:numId="7" w16cid:durableId="1761562592">
+    <w:abstractNumId w:val="9"/>
+  </w:num>
+  <w:num w:numId="8" w16cid:durableId="110243101">
+    <w:abstractNumId w:val="4"/>
+  </w:num>
+  <w:num w:numId="9" w16cid:durableId="1441604273">
     <w:abstractNumId w:val="5"/>
   </w:num>
-  <w:num w:numId="3">
-    <w:abstractNumId w:val="3"/>
-  </w:num>
-  <w:num w:numId="4">
-    <w:abstractNumId w:val="2"/>
-  </w:num>
-  <w:num w:numId="5">
-    <w:abstractNumId w:val="1"/>
-  </w:num>
-  <w:num w:numId="6">
-    <w:abstractNumId w:val="4"/>
+  <w:num w:numId="10" w16cid:durableId="1455633220">
+    <w:abstractNumId w:val="0"/>
   </w:num>
 </w:numbering>
 </file>

--- a/碩一/TOEIC/文法單字.docx
+++ b/碩一/TOEIC/文法單字.docx
@@ -1,6 +1,6 @@
 
 <file path=word/document.xml><?xml version="1.0" encoding="utf-8"?>
-<w:document xmlns:wpc="http://schemas.microsoft.com/office/word/2010/wordprocessingCanvas" xmlns:cx="http://schemas.microsoft.com/office/drawing/2014/chartex" xmlns:cx1="http://schemas.microsoft.com/office/drawing/2015/9/8/chartex" xmlns:cx2="http://schemas.microsoft.com/office/drawing/2015/10/21/chartex" xmlns:cx3="http://schemas.microsoft.com/office/drawing/2016/5/9/chartex" xmlns:cx4="http://schemas.microsoft.com/office/drawing/2016/5/10/chartex" xmlns:cx5="http://schemas.microsoft.com/office/drawing/2016/5/11/chartex" xmlns:cx6="http://schemas.microsoft.com/office/drawing/2016/5/12/chartex" xmlns:cx7="http://schemas.microsoft.com/office/drawing/2016/5/13/chartex" xmlns:cx8="http://schemas.microsoft.com/office/drawing/2016/5/14/chartex" xmlns:mc="http://schemas.openxmlformats.org/markup-compatibility/2006" xmlns:aink="http://schemas.microsoft.com/office/drawing/2016/ink" xmlns:am3d="http://schemas.microsoft.com/office/drawing/2017/model3d" xmlns:o="urn:schemas-microsoft-com:office:office" xmlns:oel="http://schemas.microsoft.com/office/2019/extlst" xmlns:r="http://schemas.openxmlformats.org/officeDocument/2006/relationships" xmlns:m="http://schemas.openxmlformats.org/officeDocument/2006/math" xmlns:v="urn:schemas-microsoft-com:vml" xmlns:wp14="http://schemas.microsoft.com/office/word/2010/wordprocessingDrawing" xmlns:wp="http://schemas.openxmlformats.org/drawingml/2006/wordprocessingDrawing" xmlns:w10="urn:schemas-microsoft-com:office:word" xmlns:w="http://schemas.openxmlformats.org/wordprocessingml/2006/main" xmlns:w14="http://schemas.microsoft.com/office/word/2010/wordml" xmlns:w15="http://schemas.microsoft.com/office/word/2012/wordml" xmlns:w16cex="http://schemas.microsoft.com/office/word/2018/wordml/cex" xmlns:w16cid="http://schemas.microsoft.com/office/word/2016/wordml/cid" xmlns:w16="http://schemas.microsoft.com/office/word/2018/wordml" xmlns:w16du="http://schemas.microsoft.com/office/word/2023/wordml/word16du" xmlns:w16sdtdh="http://schemas.microsoft.com/office/word/2020/wordml/sdtdatahash" xmlns:w16se="http://schemas.microsoft.com/office/word/2015/wordml/symex" xmlns:wpg="http://schemas.microsoft.com/office/word/2010/wordprocessingGroup" xmlns:wpi="http://schemas.microsoft.com/office/word/2010/wordprocessingInk" xmlns:wne="http://schemas.microsoft.com/office/word/2006/wordml" xmlns:wps="http://schemas.microsoft.com/office/word/2010/wordprocessingShape" mc:Ignorable="w14 w15 w16se w16cid w16 w16cex w16sdtdh wp14">
+<w:document xmlns:wpc="http://schemas.microsoft.com/office/word/2010/wordprocessingCanvas" xmlns:cx="http://schemas.microsoft.com/office/drawing/2014/chartex" xmlns:cx1="http://schemas.microsoft.com/office/drawing/2015/9/8/chartex" xmlns:cx2="http://schemas.microsoft.com/office/drawing/2015/10/21/chartex" xmlns:cx3="http://schemas.microsoft.com/office/drawing/2016/5/9/chartex" xmlns:cx4="http://schemas.microsoft.com/office/drawing/2016/5/10/chartex" xmlns:cx5="http://schemas.microsoft.com/office/drawing/2016/5/11/chartex" xmlns:cx6="http://schemas.microsoft.com/office/drawing/2016/5/12/chartex" xmlns:cx7="http://schemas.microsoft.com/office/drawing/2016/5/13/chartex" xmlns:cx8="http://schemas.microsoft.com/office/drawing/2016/5/14/chartex" xmlns:mc="http://schemas.openxmlformats.org/markup-compatibility/2006" xmlns:aink="http://schemas.microsoft.com/office/drawing/2016/ink" xmlns:am3d="http://schemas.microsoft.com/office/drawing/2017/model3d" xmlns:o="urn:schemas-microsoft-com:office:office" xmlns:r="http://schemas.openxmlformats.org/officeDocument/2006/relationships" xmlns:m="http://schemas.openxmlformats.org/officeDocument/2006/math" xmlns:v="urn:schemas-microsoft-com:vml" xmlns:wp14="http://schemas.microsoft.com/office/word/2010/wordprocessingDrawing" xmlns:wp="http://schemas.openxmlformats.org/drawingml/2006/wordprocessingDrawing" xmlns:w10="urn:schemas-microsoft-com:office:word" xmlns:w="http://schemas.openxmlformats.org/wordprocessingml/2006/main" xmlns:w14="http://schemas.microsoft.com/office/word/2010/wordml" xmlns:w15="http://schemas.microsoft.com/office/word/2012/wordml" xmlns:w16cex="http://schemas.microsoft.com/office/word/2018/wordml/cex" xmlns:w16cid="http://schemas.microsoft.com/office/word/2016/wordml/cid" xmlns:w16="http://schemas.microsoft.com/office/word/2018/wordml" xmlns:w16sdtdh="http://schemas.microsoft.com/office/word/2020/wordml/sdtdatahash" xmlns:w16se="http://schemas.microsoft.com/office/word/2015/wordml/symex" xmlns:wpg="http://schemas.microsoft.com/office/word/2010/wordprocessingGroup" xmlns:wpi="http://schemas.microsoft.com/office/word/2010/wordprocessingInk" xmlns:wne="http://schemas.microsoft.com/office/word/2006/wordml" xmlns:wps="http://schemas.microsoft.com/office/word/2010/wordprocessingShape" mc:Ignorable="w14 w15 w16se w16cid w16 w16cex w16sdtdh wp14">
   <w:body>
     <w:p>
       <w:r>
@@ -641,7 +641,15 @@
       </w:r>
       <w:proofErr w:type="spellEnd"/>
       <w:r>
-        <w:t xml:space="preserve"> than B Ved.]</w:t>
+        <w:t xml:space="preserve"> than B </w:t>
+      </w:r>
+      <w:proofErr w:type="spellStart"/>
+      <w:r>
+        <w:t>Ved</w:t>
+      </w:r>
+      <w:proofErr w:type="spellEnd"/>
+      <w:r>
+        <w:t>.]</w:t>
       </w:r>
     </w:p>
     <w:p>
@@ -3178,11 +3186,6 @@
       </w:r>
     </w:p>
     <w:p>
-      <w:pPr>
-        <w:rPr>
-          <w:rFonts w:hint="eastAsia"/>
-        </w:rPr>
-      </w:pPr>
       <w:r>
         <w:rPr>
           <w:rFonts w:hint="eastAsia"/>
@@ -3274,16 +3277,8 @@
       </w:r>
     </w:p>
     <w:p>
-      <w:pPr>
-        <w:rPr>
-          <w:rFonts w:hint="eastAsia"/>
-        </w:rPr>
-      </w:pPr>
-      <w:r>
-        <w:t>U</w:t>
-      </w:r>
-      <w:r>
-        <w:t>nlimited</w:t>
+      <w:r>
+        <w:t>Unlimited</w:t>
       </w:r>
       <w:r>
         <w:t xml:space="preserve"> adj</w:t>
@@ -3350,18 +3345,15 @@
     </w:p>
     <w:p>
       <w:r>
-        <w:t xml:space="preserve">You are </w:t>
-      </w:r>
-      <w:r>
-        <w:t>entitled to</w:t>
-      </w:r>
-      <w:r>
-        <w:t xml:space="preserve"> a free TOEIC training.</w:t>
+        <w:t>You are entitled to a free TOEIC training.</w:t>
       </w:r>
     </w:p>
     <w:p/>
     <w:p>
       <w:r>
+        <w:rPr>
+          <w:noProof/>
+        </w:rPr>
         <w:drawing>
           <wp:inline distT="0" distB="0" distL="0" distR="0" wp14:anchorId="5F69647B" wp14:editId="0CF62C46">
             <wp:extent cx="2857666" cy="981075"/>
@@ -3507,10 +3499,7 @@
     </w:p>
     <w:p>
       <w:r>
-        <w:t>Q</w:t>
-      </w:r>
-      <w:r>
-        <w:t>ualify</w:t>
+        <w:t>Qualify</w:t>
       </w:r>
       <w:r>
         <w:t xml:space="preserve"> v.</w:t>
@@ -3591,20 +3580,8 @@
         <w:t>退讓</w:t>
       </w:r>
     </w:p>
-    <w:p>
-      <w:pPr>
-        <w:rPr>
-          <w:rFonts w:hint="eastAsia"/>
-        </w:rPr>
-      </w:pPr>
-    </w:p>
-    <w:p>
-      <w:pPr>
-        <w:rPr>
-          <w:rFonts w:hint="eastAsia"/>
-        </w:rPr>
-      </w:pPr>
-    </w:p>
+    <w:p/>
+    <w:p/>
     <w:p>
       <w:r>
         <w:t xml:space="preserve">Replace A with B </w:t>
@@ -3687,13 +3664,7 @@
         <w:t>我來幫你換燈泡</w:t>
       </w:r>
     </w:p>
-    <w:p>
-      <w:pPr>
-        <w:rPr>
-          <w:rFonts w:hint="eastAsia"/>
-        </w:rPr>
-      </w:pPr>
-    </w:p>
+    <w:p/>
     <w:p>
       <w:r>
         <w:t>Compromise</w:t>
@@ -3730,13 +3701,7 @@
         <w:t>我不會妥協我的原則</w:t>
       </w:r>
     </w:p>
-    <w:p>
-      <w:pPr>
-        <w:rPr>
-          <w:rFonts w:hint="eastAsia"/>
-        </w:rPr>
-      </w:pPr>
-    </w:p>
+    <w:p/>
     <w:p>
       <w:r>
         <w:rPr>
@@ -4066,40 +4031,252 @@
     <w:p/>
     <w:p>
       <w:r>
-        <w:t xml:space="preserve">Architecture is a science that places </w:t>
-      </w:r>
-      <w:proofErr w:type="gramStart"/>
-      <w:r>
-        <w:t>strong  on</w:t>
-      </w:r>
-      <w:proofErr w:type="gramEnd"/>
+        <w:t xml:space="preserve">Architecture is a science that </w:t>
+      </w:r>
+      <w:r>
+        <w:rPr>
+          <w:color w:val="FF0000"/>
+        </w:rPr>
+        <w:t xml:space="preserve">places strong </w:t>
+      </w:r>
+      <w:r>
+        <w:rPr>
+          <w:color w:val="FF0000"/>
+          <w:highlight w:val="yellow"/>
+        </w:rPr>
+        <w:t>emphasis</w:t>
+      </w:r>
+      <w:r>
+        <w:rPr>
+          <w:color w:val="FF0000"/>
+        </w:rPr>
+        <w:t xml:space="preserve"> on</w:t>
+      </w:r>
       <w:r>
         <w:t xml:space="preserve"> precise measurements.</w:t>
       </w:r>
     </w:p>
     <w:p>
-      <w:r>
-        <w:t>(A)emphasis(B</w:t>
-      </w:r>
-      <w:r>
-        <w:rPr>
-          <w:rFonts w:hint="eastAsia"/>
-        </w:rPr>
-        <w:t>)s</w:t>
-      </w:r>
-      <w:r>
-        <w:t>ignificance(C)capacity(D)gratitude</w:t>
+      <w:pPr>
+        <w:rPr>
+          <w:rFonts w:hint="eastAsia"/>
+        </w:rPr>
+      </w:pPr>
+      <w:r>
+        <w:rPr>
+          <w:highlight w:val="yellow"/>
+        </w:rPr>
+        <w:t>(A)</w:t>
+      </w:r>
+      <w:r>
+        <w:rPr>
+          <w:highlight w:val="yellow"/>
+        </w:rPr>
+        <w:t xml:space="preserve">emphasis </w:t>
+      </w:r>
+      <w:proofErr w:type="spellStart"/>
+      <w:r>
+        <w:rPr>
+          <w:highlight w:val="yellow"/>
+        </w:rPr>
+        <w:t>n</w:t>
+      </w:r>
+      <w:proofErr w:type="spellEnd"/>
+      <w:r>
+        <w:rPr>
+          <w:highlight w:val="yellow"/>
+        </w:rPr>
+        <w:t>.</w:t>
+      </w:r>
+      <w:r>
+        <w:rPr>
+          <w:rFonts w:hint="eastAsia"/>
+          <w:highlight w:val="yellow"/>
+        </w:rPr>
+        <w:t>強調</w:t>
+      </w:r>
+      <w:r>
+        <w:t>(B</w:t>
+      </w:r>
+      <w:r>
+        <w:rPr>
+          <w:rFonts w:hint="eastAsia"/>
+        </w:rPr>
+        <w:t>)</w:t>
+      </w:r>
+      <w:r>
+        <w:t>significance n.</w:t>
+      </w:r>
+      <w:r>
+        <w:rPr>
+          <w:rFonts w:hint="eastAsia"/>
+        </w:rPr>
+        <w:t>顯著</w:t>
+      </w:r>
+      <w:r>
+        <w:t>(C)capacity</w:t>
+      </w:r>
+      <w:r>
+        <w:t xml:space="preserve"> n.</w:t>
+      </w:r>
+      <w:r>
+        <w:rPr>
+          <w:rFonts w:hint="eastAsia"/>
+        </w:rPr>
+        <w:t>容量</w:t>
+      </w:r>
+      <w:r>
+        <w:t>(D)gratitude</w:t>
+      </w:r>
+      <w:r>
+        <w:rPr>
+          <w:rFonts w:hint="eastAsia"/>
+        </w:rPr>
+        <w:t xml:space="preserve"> </w:t>
+      </w:r>
+      <w:r>
+        <w:t>n.</w:t>
+      </w:r>
+      <w:r>
+        <w:rPr>
+          <w:rFonts w:hint="eastAsia"/>
+        </w:rPr>
+        <w:t>感激</w:t>
+      </w:r>
+    </w:p>
+    <w:p>
+      <w:r>
+        <w:t>Architecture</w:t>
+      </w:r>
+      <w:r>
+        <w:rPr>
+          <w:rFonts w:hint="eastAsia"/>
+        </w:rPr>
+        <w:t xml:space="preserve"> </w:t>
+      </w:r>
+      <w:r>
+        <w:t>n.</w:t>
+      </w:r>
+      <w:r>
+        <w:rPr>
+          <w:rFonts w:hint="eastAsia"/>
+        </w:rPr>
+        <w:t>建築、</w:t>
+      </w:r>
+      <w:r>
+        <w:rPr>
+          <w:rFonts w:hint="eastAsia"/>
+        </w:rPr>
+        <w:t xml:space="preserve"> </w:t>
+      </w:r>
+      <w:r>
+        <w:t xml:space="preserve">place strong emphasis on </w:t>
+      </w:r>
+      <w:r>
+        <w:rPr>
+          <w:rFonts w:hint="eastAsia"/>
+        </w:rPr>
+        <w:t>著重、強調</w:t>
+      </w:r>
+    </w:p>
+    <w:p>
+      <w:pPr>
+        <w:rPr>
+          <w:rFonts w:hint="eastAsia"/>
+        </w:rPr>
+      </w:pPr>
+      <w:r>
+        <w:rPr>
+          <w:rFonts w:hint="eastAsia"/>
+        </w:rPr>
+        <w:t>p</w:t>
+      </w:r>
+      <w:r>
+        <w:t>recise adj.</w:t>
+      </w:r>
+      <w:r>
+        <w:rPr>
+          <w:rFonts w:hint="eastAsia"/>
+        </w:rPr>
+        <w:t xml:space="preserve"> </w:t>
+      </w:r>
+      <w:r>
+        <w:rPr>
+          <w:rFonts w:hint="eastAsia"/>
+        </w:rPr>
+        <w:t>精準的、</w:t>
+      </w:r>
+      <w:r>
+        <w:rPr>
+          <w:rFonts w:hint="eastAsia"/>
+        </w:rPr>
+        <w:t>m</w:t>
+      </w:r>
+      <w:r>
+        <w:t>easurements n.</w:t>
+      </w:r>
+      <w:r>
+        <w:rPr>
+          <w:rFonts w:hint="eastAsia"/>
+        </w:rPr>
+        <w:t>測量、</w:t>
+      </w:r>
+    </w:p>
+    <w:p>
+      <w:pPr>
+        <w:rPr>
+          <w:rFonts w:hint="eastAsia"/>
+        </w:rPr>
+      </w:pPr>
+    </w:p>
+    <w:p>
+      <w:proofErr w:type="spellStart"/>
+      <w:r>
+        <w:rPr>
+          <w:rFonts w:hint="eastAsia"/>
+        </w:rPr>
+        <w:t>W</w:t>
+      </w:r>
+      <w:r>
+        <w:t>hat,s</w:t>
+      </w:r>
+      <w:proofErr w:type="spellEnd"/>
+      <w:r>
+        <w:t xml:space="preserve"> the capacity(</w:t>
+      </w:r>
+      <w:r>
+        <w:rPr>
+          <w:rFonts w:hint="eastAsia"/>
+        </w:rPr>
+        <w:t>容量</w:t>
+      </w:r>
+      <w:r>
+        <w:rPr>
+          <w:rFonts w:hint="eastAsia"/>
+        </w:rPr>
+        <w:t>)</w:t>
+      </w:r>
+      <w:r>
+        <w:t>of this container(</w:t>
+      </w:r>
+      <w:r>
+        <w:rPr>
+          <w:rFonts w:hint="eastAsia"/>
+        </w:rPr>
+        <w:t>容器</w:t>
+      </w:r>
+      <w:r>
+        <w:rPr>
+          <w:rFonts w:hint="eastAsia"/>
+        </w:rPr>
+        <w:t>)</w:t>
+      </w:r>
+      <w:r>
+        <w:t>?</w:t>
       </w:r>
     </w:p>
     <w:p/>
     <w:p/>
-    <w:p>
-      <w:pPr>
-        <w:rPr>
-          <w:rFonts w:hint="eastAsia"/>
-        </w:rPr>
-      </w:pPr>
-    </w:p>
     <w:sectPr>
       <w:pgSz w:w="11906" w:h="16838"/>
       <w:pgMar w:top="1440" w:right="1800" w:bottom="1440" w:left="1800" w:header="851" w:footer="992" w:gutter="0"/>
@@ -4111,7 +4288,7 @@
 </file>
 
 <file path=word/endnotes.xml><?xml version="1.0" encoding="utf-8"?>
-<w:endnotes xmlns:wpc="http://schemas.microsoft.com/office/word/2010/wordprocessingCanvas" xmlns:cx="http://schemas.microsoft.com/office/drawing/2014/chartex" xmlns:cx1="http://schemas.microsoft.com/office/drawing/2015/9/8/chartex" xmlns:cx2="http://schemas.microsoft.com/office/drawing/2015/10/21/chartex" xmlns:cx3="http://schemas.microsoft.com/office/drawing/2016/5/9/chartex" xmlns:cx4="http://schemas.microsoft.com/office/drawing/2016/5/10/chartex" xmlns:cx5="http://schemas.microsoft.com/office/drawing/2016/5/11/chartex" xmlns:cx6="http://schemas.microsoft.com/office/drawing/2016/5/12/chartex" xmlns:cx7="http://schemas.microsoft.com/office/drawing/2016/5/13/chartex" xmlns:cx8="http://schemas.microsoft.com/office/drawing/2016/5/14/chartex" xmlns:mc="http://schemas.openxmlformats.org/markup-compatibility/2006" xmlns:aink="http://schemas.microsoft.com/office/drawing/2016/ink" xmlns:am3d="http://schemas.microsoft.com/office/drawing/2017/model3d" xmlns:o="urn:schemas-microsoft-com:office:office" xmlns:oel="http://schemas.microsoft.com/office/2019/extlst" xmlns:r="http://schemas.openxmlformats.org/officeDocument/2006/relationships" xmlns:m="http://schemas.openxmlformats.org/officeDocument/2006/math" xmlns:v="urn:schemas-microsoft-com:vml" xmlns:wp14="http://schemas.microsoft.com/office/word/2010/wordprocessingDrawing" xmlns:wp="http://schemas.openxmlformats.org/drawingml/2006/wordprocessingDrawing" xmlns:w10="urn:schemas-microsoft-com:office:word" xmlns:w="http://schemas.openxmlformats.org/wordprocessingml/2006/main" xmlns:w14="http://schemas.microsoft.com/office/word/2010/wordml" xmlns:w15="http://schemas.microsoft.com/office/word/2012/wordml" xmlns:w16cex="http://schemas.microsoft.com/office/word/2018/wordml/cex" xmlns:w16cid="http://schemas.microsoft.com/office/word/2016/wordml/cid" xmlns:w16="http://schemas.microsoft.com/office/word/2018/wordml" xmlns:w16du="http://schemas.microsoft.com/office/word/2023/wordml/word16du" xmlns:w16sdtdh="http://schemas.microsoft.com/office/word/2020/wordml/sdtdatahash" xmlns:w16se="http://schemas.microsoft.com/office/word/2015/wordml/symex" xmlns:wpg="http://schemas.microsoft.com/office/word/2010/wordprocessingGroup" xmlns:wpi="http://schemas.microsoft.com/office/word/2010/wordprocessingInk" xmlns:wne="http://schemas.microsoft.com/office/word/2006/wordml" xmlns:wps="http://schemas.microsoft.com/office/word/2010/wordprocessingShape" mc:Ignorable="w14 w15 w16se w16cid w16 w16cex w16sdtdh wp14">
+<w:endnotes xmlns:wpc="http://schemas.microsoft.com/office/word/2010/wordprocessingCanvas" xmlns:cx="http://schemas.microsoft.com/office/drawing/2014/chartex" xmlns:cx1="http://schemas.microsoft.com/office/drawing/2015/9/8/chartex" xmlns:cx2="http://schemas.microsoft.com/office/drawing/2015/10/21/chartex" xmlns:cx3="http://schemas.microsoft.com/office/drawing/2016/5/9/chartex" xmlns:cx4="http://schemas.microsoft.com/office/drawing/2016/5/10/chartex" xmlns:cx5="http://schemas.microsoft.com/office/drawing/2016/5/11/chartex" xmlns:cx6="http://schemas.microsoft.com/office/drawing/2016/5/12/chartex" xmlns:cx7="http://schemas.microsoft.com/office/drawing/2016/5/13/chartex" xmlns:cx8="http://schemas.microsoft.com/office/drawing/2016/5/14/chartex" xmlns:mc="http://schemas.openxmlformats.org/markup-compatibility/2006" xmlns:aink="http://schemas.microsoft.com/office/drawing/2016/ink" xmlns:am3d="http://schemas.microsoft.com/office/drawing/2017/model3d" xmlns:o="urn:schemas-microsoft-com:office:office" xmlns:r="http://schemas.openxmlformats.org/officeDocument/2006/relationships" xmlns:m="http://schemas.openxmlformats.org/officeDocument/2006/math" xmlns:v="urn:schemas-microsoft-com:vml" xmlns:wp14="http://schemas.microsoft.com/office/word/2010/wordprocessingDrawing" xmlns:wp="http://schemas.openxmlformats.org/drawingml/2006/wordprocessingDrawing" xmlns:w10="urn:schemas-microsoft-com:office:word" xmlns:w="http://schemas.openxmlformats.org/wordprocessingml/2006/main" xmlns:w14="http://schemas.microsoft.com/office/word/2010/wordml" xmlns:w15="http://schemas.microsoft.com/office/word/2012/wordml" xmlns:w16cex="http://schemas.microsoft.com/office/word/2018/wordml/cex" xmlns:w16cid="http://schemas.microsoft.com/office/word/2016/wordml/cid" xmlns:w16="http://schemas.microsoft.com/office/word/2018/wordml" xmlns:w16sdtdh="http://schemas.microsoft.com/office/word/2020/wordml/sdtdatahash" xmlns:w16se="http://schemas.microsoft.com/office/word/2015/wordml/symex" xmlns:wpg="http://schemas.microsoft.com/office/word/2010/wordprocessingGroup" xmlns:wpi="http://schemas.microsoft.com/office/word/2010/wordprocessingInk" xmlns:wne="http://schemas.microsoft.com/office/word/2006/wordml" xmlns:wps="http://schemas.microsoft.com/office/word/2010/wordprocessingShape" mc:Ignorable="w14 w15 w16se w16cid w16 w16cex w16sdtdh wp14">
   <w:endnote w:type="separator" w:id="-1">
     <w:p>
       <w:r>
@@ -4130,7 +4307,7 @@
 </file>
 
 <file path=word/footnotes.xml><?xml version="1.0" encoding="utf-8"?>
-<w:footnotes xmlns:wpc="http://schemas.microsoft.com/office/word/2010/wordprocessingCanvas" xmlns:cx="http://schemas.microsoft.com/office/drawing/2014/chartex" xmlns:cx1="http://schemas.microsoft.com/office/drawing/2015/9/8/chartex" xmlns:cx2="http://schemas.microsoft.com/office/drawing/2015/10/21/chartex" xmlns:cx3="http://schemas.microsoft.com/office/drawing/2016/5/9/chartex" xmlns:cx4="http://schemas.microsoft.com/office/drawing/2016/5/10/chartex" xmlns:cx5="http://schemas.microsoft.com/office/drawing/2016/5/11/chartex" xmlns:cx6="http://schemas.microsoft.com/office/drawing/2016/5/12/chartex" xmlns:cx7="http://schemas.microsoft.com/office/drawing/2016/5/13/chartex" xmlns:cx8="http://schemas.microsoft.com/office/drawing/2016/5/14/chartex" xmlns:mc="http://schemas.openxmlformats.org/markup-compatibility/2006" xmlns:aink="http://schemas.microsoft.com/office/drawing/2016/ink" xmlns:am3d="http://schemas.microsoft.com/office/drawing/2017/model3d" xmlns:o="urn:schemas-microsoft-com:office:office" xmlns:oel="http://schemas.microsoft.com/office/2019/extlst" xmlns:r="http://schemas.openxmlformats.org/officeDocument/2006/relationships" xmlns:m="http://schemas.openxmlformats.org/officeDocument/2006/math" xmlns:v="urn:schemas-microsoft-com:vml" xmlns:wp14="http://schemas.microsoft.com/office/word/2010/wordprocessingDrawing" xmlns:wp="http://schemas.openxmlformats.org/drawingml/2006/wordprocessingDrawing" xmlns:w10="urn:schemas-microsoft-com:office:word" xmlns:w="http://schemas.openxmlformats.org/wordprocessingml/2006/main" xmlns:w14="http://schemas.microsoft.com/office/word/2010/wordml" xmlns:w15="http://schemas.microsoft.com/office/word/2012/wordml" xmlns:w16cex="http://schemas.microsoft.com/office/word/2018/wordml/cex" xmlns:w16cid="http://schemas.microsoft.com/office/word/2016/wordml/cid" xmlns:w16="http://schemas.microsoft.com/office/word/2018/wordml" xmlns:w16du="http://schemas.microsoft.com/office/word/2023/wordml/word16du" xmlns:w16sdtdh="http://schemas.microsoft.com/office/word/2020/wordml/sdtdatahash" xmlns:w16se="http://schemas.microsoft.com/office/word/2015/wordml/symex" xmlns:wpg="http://schemas.microsoft.com/office/word/2010/wordprocessingGroup" xmlns:wpi="http://schemas.microsoft.com/office/word/2010/wordprocessingInk" xmlns:wne="http://schemas.microsoft.com/office/word/2006/wordml" xmlns:wps="http://schemas.microsoft.com/office/word/2010/wordprocessingShape" mc:Ignorable="w14 w15 w16se w16cid w16 w16cex w16sdtdh wp14">
+<w:footnotes xmlns:wpc="http://schemas.microsoft.com/office/word/2010/wordprocessingCanvas" xmlns:cx="http://schemas.microsoft.com/office/drawing/2014/chartex" xmlns:cx1="http://schemas.microsoft.com/office/drawing/2015/9/8/chartex" xmlns:cx2="http://schemas.microsoft.com/office/drawing/2015/10/21/chartex" xmlns:cx3="http://schemas.microsoft.com/office/drawing/2016/5/9/chartex" xmlns:cx4="http://schemas.microsoft.com/office/drawing/2016/5/10/chartex" xmlns:cx5="http://schemas.microsoft.com/office/drawing/2016/5/11/chartex" xmlns:cx6="http://schemas.microsoft.com/office/drawing/2016/5/12/chartex" xmlns:cx7="http://schemas.microsoft.com/office/drawing/2016/5/13/chartex" xmlns:cx8="http://schemas.microsoft.com/office/drawing/2016/5/14/chartex" xmlns:mc="http://schemas.openxmlformats.org/markup-compatibility/2006" xmlns:aink="http://schemas.microsoft.com/office/drawing/2016/ink" xmlns:am3d="http://schemas.microsoft.com/office/drawing/2017/model3d" xmlns:o="urn:schemas-microsoft-com:office:office" xmlns:r="http://schemas.openxmlformats.org/officeDocument/2006/relationships" xmlns:m="http://schemas.openxmlformats.org/officeDocument/2006/math" xmlns:v="urn:schemas-microsoft-com:vml" xmlns:wp14="http://schemas.microsoft.com/office/word/2010/wordprocessingDrawing" xmlns:wp="http://schemas.openxmlformats.org/drawingml/2006/wordprocessingDrawing" xmlns:w10="urn:schemas-microsoft-com:office:word" xmlns:w="http://schemas.openxmlformats.org/wordprocessingml/2006/main" xmlns:w14="http://schemas.microsoft.com/office/word/2010/wordml" xmlns:w15="http://schemas.microsoft.com/office/word/2012/wordml" xmlns:w16cex="http://schemas.microsoft.com/office/word/2018/wordml/cex" xmlns:w16cid="http://schemas.microsoft.com/office/word/2016/wordml/cid" xmlns:w16="http://schemas.microsoft.com/office/word/2018/wordml" xmlns:w16sdtdh="http://schemas.microsoft.com/office/word/2020/wordml/sdtdatahash" xmlns:w16se="http://schemas.microsoft.com/office/word/2015/wordml/symex" xmlns:wpg="http://schemas.microsoft.com/office/word/2010/wordprocessingGroup" xmlns:wpi="http://schemas.microsoft.com/office/word/2010/wordprocessingInk" xmlns:wne="http://schemas.microsoft.com/office/word/2006/wordml" xmlns:wps="http://schemas.microsoft.com/office/word/2010/wordprocessingShape" mc:Ignorable="w14 w15 w16se w16cid w16 w16cex w16sdtdh wp14">
   <w:footnote w:type="separator" w:id="-1">
     <w:p>
       <w:r>
@@ -4149,7 +4326,7 @@
 </file>
 
 <file path=word/numbering.xml><?xml version="1.0" encoding="utf-8"?>
-<w:numbering xmlns:wpc="http://schemas.microsoft.com/office/word/2010/wordprocessingCanvas" xmlns:cx="http://schemas.microsoft.com/office/drawing/2014/chartex" xmlns:cx1="http://schemas.microsoft.com/office/drawing/2015/9/8/chartex" xmlns:cx2="http://schemas.microsoft.com/office/drawing/2015/10/21/chartex" xmlns:cx3="http://schemas.microsoft.com/office/drawing/2016/5/9/chartex" xmlns:cx4="http://schemas.microsoft.com/office/drawing/2016/5/10/chartex" xmlns:cx5="http://schemas.microsoft.com/office/drawing/2016/5/11/chartex" xmlns:cx6="http://schemas.microsoft.com/office/drawing/2016/5/12/chartex" xmlns:cx7="http://schemas.microsoft.com/office/drawing/2016/5/13/chartex" xmlns:cx8="http://schemas.microsoft.com/office/drawing/2016/5/14/chartex" xmlns:mc="http://schemas.openxmlformats.org/markup-compatibility/2006" xmlns:aink="http://schemas.microsoft.com/office/drawing/2016/ink" xmlns:am3d="http://schemas.microsoft.com/office/drawing/2017/model3d" xmlns:o="urn:schemas-microsoft-com:office:office" xmlns:oel="http://schemas.microsoft.com/office/2019/extlst" xmlns:r="http://schemas.openxmlformats.org/officeDocument/2006/relationships" xmlns:m="http://schemas.openxmlformats.org/officeDocument/2006/math" xmlns:v="urn:schemas-microsoft-com:vml" xmlns:wp14="http://schemas.microsoft.com/office/word/2010/wordprocessingDrawing" xmlns:wp="http://schemas.openxmlformats.org/drawingml/2006/wordprocessingDrawing" xmlns:w10="urn:schemas-microsoft-com:office:word" xmlns:w="http://schemas.openxmlformats.org/wordprocessingml/2006/main" xmlns:w14="http://schemas.microsoft.com/office/word/2010/wordml" xmlns:w15="http://schemas.microsoft.com/office/word/2012/wordml" xmlns:w16cex="http://schemas.microsoft.com/office/word/2018/wordml/cex" xmlns:w16cid="http://schemas.microsoft.com/office/word/2016/wordml/cid" xmlns:w16="http://schemas.microsoft.com/office/word/2018/wordml" xmlns:w16du="http://schemas.microsoft.com/office/word/2023/wordml/word16du" xmlns:w16sdtdh="http://schemas.microsoft.com/office/word/2020/wordml/sdtdatahash" xmlns:w16se="http://schemas.microsoft.com/office/word/2015/wordml/symex" xmlns:wpg="http://schemas.microsoft.com/office/word/2010/wordprocessingGroup" xmlns:wpi="http://schemas.microsoft.com/office/word/2010/wordprocessingInk" xmlns:wne="http://schemas.microsoft.com/office/word/2006/wordml" xmlns:wps="http://schemas.microsoft.com/office/word/2010/wordprocessingShape" mc:Ignorable="w14 w15 w16se w16cid w16 w16cex w16sdtdh wp14">
+<w:numbering xmlns:wpc="http://schemas.microsoft.com/office/word/2010/wordprocessingCanvas" xmlns:cx="http://schemas.microsoft.com/office/drawing/2014/chartex" xmlns:cx1="http://schemas.microsoft.com/office/drawing/2015/9/8/chartex" xmlns:cx2="http://schemas.microsoft.com/office/drawing/2015/10/21/chartex" xmlns:cx3="http://schemas.microsoft.com/office/drawing/2016/5/9/chartex" xmlns:cx4="http://schemas.microsoft.com/office/drawing/2016/5/10/chartex" xmlns:cx5="http://schemas.microsoft.com/office/drawing/2016/5/11/chartex" xmlns:cx6="http://schemas.microsoft.com/office/drawing/2016/5/12/chartex" xmlns:cx7="http://schemas.microsoft.com/office/drawing/2016/5/13/chartex" xmlns:cx8="http://schemas.microsoft.com/office/drawing/2016/5/14/chartex" xmlns:mc="http://schemas.openxmlformats.org/markup-compatibility/2006" xmlns:aink="http://schemas.microsoft.com/office/drawing/2016/ink" xmlns:am3d="http://schemas.microsoft.com/office/drawing/2017/model3d" xmlns:o="urn:schemas-microsoft-com:office:office" xmlns:r="http://schemas.openxmlformats.org/officeDocument/2006/relationships" xmlns:m="http://schemas.openxmlformats.org/officeDocument/2006/math" xmlns:v="urn:schemas-microsoft-com:vml" xmlns:wp14="http://schemas.microsoft.com/office/word/2010/wordprocessingDrawing" xmlns:wp="http://schemas.openxmlformats.org/drawingml/2006/wordprocessingDrawing" xmlns:w10="urn:schemas-microsoft-com:office:word" xmlns:w="http://schemas.openxmlformats.org/wordprocessingml/2006/main" xmlns:w14="http://schemas.microsoft.com/office/word/2010/wordml" xmlns:w15="http://schemas.microsoft.com/office/word/2012/wordml" xmlns:w16cex="http://schemas.microsoft.com/office/word/2018/wordml/cex" xmlns:w16cid="http://schemas.microsoft.com/office/word/2016/wordml/cid" xmlns:w16="http://schemas.microsoft.com/office/word/2018/wordml" xmlns:w16sdtdh="http://schemas.microsoft.com/office/word/2020/wordml/sdtdatahash" xmlns:w16se="http://schemas.microsoft.com/office/word/2015/wordml/symex" xmlns:wpg="http://schemas.microsoft.com/office/word/2010/wordprocessingGroup" xmlns:wpi="http://schemas.microsoft.com/office/word/2010/wordprocessingInk" xmlns:wne="http://schemas.microsoft.com/office/word/2006/wordml" xmlns:wps="http://schemas.microsoft.com/office/word/2010/wordprocessingShape" mc:Ignorable="w14 w15 w16se w16cid w16 w16cex w16sdtdh wp14">
   <w:abstractNum w:abstractNumId="0" w15:restartNumberingAfterBreak="0">
     <w:nsid w:val="08C81696"/>
     <w:multiLevelType w:val="hybridMultilevel"/>
@@ -5040,34 +5217,34 @@
       </w:pPr>
     </w:lvl>
   </w:abstractNum>
-  <w:num w:numId="1" w16cid:durableId="120851544">
+  <w:num w:numId="1">
     <w:abstractNumId w:val="1"/>
   </w:num>
-  <w:num w:numId="2" w16cid:durableId="1459950571">
+  <w:num w:numId="2">
     <w:abstractNumId w:val="8"/>
   </w:num>
-  <w:num w:numId="3" w16cid:durableId="1804927210">
+  <w:num w:numId="3">
     <w:abstractNumId w:val="6"/>
   </w:num>
-  <w:num w:numId="4" w16cid:durableId="176357594">
+  <w:num w:numId="4">
     <w:abstractNumId w:val="3"/>
   </w:num>
-  <w:num w:numId="5" w16cid:durableId="1307275476">
+  <w:num w:numId="5">
     <w:abstractNumId w:val="2"/>
   </w:num>
-  <w:num w:numId="6" w16cid:durableId="2111392023">
+  <w:num w:numId="6">
     <w:abstractNumId w:val="7"/>
   </w:num>
-  <w:num w:numId="7" w16cid:durableId="1761562592">
+  <w:num w:numId="7">
     <w:abstractNumId w:val="9"/>
   </w:num>
-  <w:num w:numId="8" w16cid:durableId="110243101">
+  <w:num w:numId="8">
     <w:abstractNumId w:val="4"/>
   </w:num>
-  <w:num w:numId="9" w16cid:durableId="1441604273">
+  <w:num w:numId="9">
     <w:abstractNumId w:val="5"/>
   </w:num>
-  <w:num w:numId="10" w16cid:durableId="1455633220">
+  <w:num w:numId="10">
     <w:abstractNumId w:val="0"/>
   </w:num>
 </w:numbering>

--- a/碩一/TOEIC/文法單字.docx
+++ b/碩一/TOEIC/文法單字.docx
@@ -4057,11 +4057,6 @@
       </w:r>
     </w:p>
     <w:p>
-      <w:pPr>
-        <w:rPr>
-          <w:rFonts w:hint="eastAsia"/>
-        </w:rPr>
-      </w:pPr>
       <w:r>
         <w:rPr>
           <w:highlight w:val="yellow"/>
@@ -4180,11 +4175,6 @@
       </w:r>
     </w:p>
     <w:p>
-      <w:pPr>
-        <w:rPr>
-          <w:rFonts w:hint="eastAsia"/>
-        </w:rPr>
-      </w:pPr>
       <w:r>
         <w:rPr>
           <w:rFonts w:hint="eastAsia"/>
@@ -4222,13 +4212,7 @@
         <w:t>測量、</w:t>
       </w:r>
     </w:p>
-    <w:p>
-      <w:pPr>
-        <w:rPr>
-          <w:rFonts w:hint="eastAsia"/>
-        </w:rPr>
-      </w:pPr>
-    </w:p>
+    <w:p/>
     <w:p>
       <w:proofErr w:type="spellStart"/>
       <w:r>
@@ -4273,10 +4257,789 @@
       </w:r>
       <w:r>
         <w:t>?</w:t>
+      </w:r>
+    </w:p>
+    <w:p/>
+    <w:p>
+      <w:r>
+        <w:lastRenderedPageBreak/>
+        <w:t xml:space="preserve">To </w:t>
+      </w:r>
+      <w:r>
+        <w:rPr>
+          <w:highlight w:val="yellow"/>
+        </w:rPr>
+        <w:t>enroll</w:t>
+      </w:r>
+      <w:r>
+        <w:t xml:space="preserve"> </w:t>
+      </w:r>
+      <w:r>
+        <w:rPr>
+          <w:color w:val="FF0000"/>
+        </w:rPr>
+        <w:t xml:space="preserve">in </w:t>
+      </w:r>
+      <w:r>
+        <w:t xml:space="preserve">the management </w:t>
+      </w:r>
+      <w:proofErr w:type="spellStart"/>
+      <w:proofErr w:type="gramStart"/>
+      <w:r>
+        <w:t>workshop,all</w:t>
+      </w:r>
+      <w:proofErr w:type="spellEnd"/>
+      <w:proofErr w:type="gramEnd"/>
+      <w:r>
+        <w:t xml:space="preserve"> participants must fill in the online application form. (A</w:t>
+      </w:r>
+      <w:r>
+        <w:rPr>
+          <w:rFonts w:hint="eastAsia"/>
+        </w:rPr>
+        <w:t>)</w:t>
+      </w:r>
+      <w:r>
+        <w:t>register</w:t>
+      </w:r>
+      <w:r>
+        <w:rPr>
+          <w:rFonts w:hint="eastAsia"/>
+        </w:rPr>
+        <w:t>登記、註冊</w:t>
+      </w:r>
+      <w:r>
+        <w:t>(B</w:t>
+      </w:r>
+      <w:r>
+        <w:rPr>
+          <w:rFonts w:hint="eastAsia"/>
+        </w:rPr>
+        <w:t>)</w:t>
+      </w:r>
+      <w:r>
+        <w:t>apply</w:t>
+      </w:r>
+      <w:r>
+        <w:rPr>
+          <w:rFonts w:hint="eastAsia"/>
+        </w:rPr>
+        <w:t>申請</w:t>
+      </w:r>
+      <w:r>
+        <w:rPr>
+          <w:highlight w:val="yellow"/>
+        </w:rPr>
+        <w:t>(C)enroll</w:t>
+      </w:r>
+      <w:r>
+        <w:rPr>
+          <w:rFonts w:hint="eastAsia"/>
+          <w:highlight w:val="yellow"/>
+        </w:rPr>
+        <w:t>登記、註冊</w:t>
+      </w:r>
+      <w:r>
+        <w:t>(D)</w:t>
+      </w:r>
+      <w:r>
+        <w:rPr>
+          <w:rFonts w:hint="eastAsia"/>
+        </w:rPr>
+        <w:t>c</w:t>
+      </w:r>
+      <w:r>
+        <w:t>ompete</w:t>
+      </w:r>
+      <w:r>
+        <w:rPr>
+          <w:rFonts w:hint="eastAsia"/>
+        </w:rPr>
+        <w:t>競爭</w:t>
+      </w:r>
+    </w:p>
+    <w:p>
+      <w:pPr>
+        <w:rPr>
+          <w:rFonts w:hint="eastAsia"/>
+        </w:rPr>
+      </w:pPr>
+    </w:p>
+    <w:p>
+      <w:pPr>
+        <w:rPr>
+          <w:rFonts w:hint="eastAsia"/>
+        </w:rPr>
+      </w:pPr>
+      <w:r>
+        <w:t>fill in</w:t>
+      </w:r>
+      <w:r>
+        <w:t xml:space="preserve"> </w:t>
+      </w:r>
+      <w:r>
+        <w:rPr>
+          <w:rFonts w:hint="eastAsia"/>
+        </w:rPr>
+        <w:t>填寫</w:t>
+      </w:r>
+      <w:r>
+        <w:rPr>
+          <w:rFonts w:hint="eastAsia"/>
+        </w:rPr>
+        <w:t>、</w:t>
+      </w:r>
+      <w:r>
+        <w:rPr>
+          <w:rFonts w:hint="eastAsia"/>
+        </w:rPr>
+        <w:t>f</w:t>
+      </w:r>
+      <w:r>
+        <w:t>orm n.</w:t>
+      </w:r>
+      <w:r>
+        <w:rPr>
+          <w:rFonts w:hint="eastAsia"/>
+        </w:rPr>
+        <w:t>表格</w:t>
+      </w:r>
+    </w:p>
+    <w:p>
+      <w:r>
+        <w:rPr>
+          <w:rFonts w:hint="eastAsia"/>
+        </w:rPr>
+        <w:t>R</w:t>
+      </w:r>
+      <w:r>
+        <w:t xml:space="preserve">egister for </w:t>
+      </w:r>
+      <w:r>
+        <w:rPr>
+          <w:rFonts w:hint="eastAsia"/>
+        </w:rPr>
+        <w:t>登記、註冊、</w:t>
+      </w:r>
+      <w:r>
+        <w:rPr>
+          <w:rFonts w:hint="eastAsia"/>
+        </w:rPr>
+        <w:t>A</w:t>
+      </w:r>
+      <w:r>
+        <w:t>pply for</w:t>
+      </w:r>
+      <w:r>
+        <w:rPr>
+          <w:rFonts w:hint="eastAsia"/>
+        </w:rPr>
+        <w:t>申請、</w:t>
+      </w:r>
+      <w:r>
+        <w:rPr>
+          <w:rFonts w:hint="eastAsia"/>
+        </w:rPr>
+        <w:t>C</w:t>
+      </w:r>
+      <w:r>
+        <w:t>ompete in</w:t>
+      </w:r>
+      <w:r>
+        <w:rPr>
+          <w:rFonts w:hint="eastAsia"/>
+        </w:rPr>
+        <w:t>競賽</w:t>
+      </w:r>
+    </w:p>
+    <w:p>
+      <w:pPr>
+        <w:rPr>
+          <w:rFonts w:hint="eastAsia"/>
+        </w:rPr>
+      </w:pPr>
+    </w:p>
+    <w:p>
+      <w:r>
+        <w:rPr>
+          <w:rFonts w:hint="eastAsia"/>
+        </w:rPr>
+        <w:t>c</w:t>
+      </w:r>
+      <w:r>
+        <w:t xml:space="preserve">omplete </w:t>
+      </w:r>
+      <w:r>
+        <w:rPr>
+          <w:rFonts w:hint="eastAsia"/>
+        </w:rPr>
+        <w:t>完成</w:t>
+      </w:r>
+      <w:r>
+        <w:rPr>
+          <w:rFonts w:hint="eastAsia"/>
+        </w:rPr>
+        <w:t>v</w:t>
+      </w:r>
+      <w:r>
+        <w:t>,</w:t>
+      </w:r>
+      <w:r>
+        <w:rPr>
+          <w:rFonts w:hint="eastAsia"/>
+        </w:rPr>
+        <w:t>完整的</w:t>
+      </w:r>
+      <w:r>
+        <w:rPr>
+          <w:rFonts w:hint="eastAsia"/>
+        </w:rPr>
+        <w:t>(</w:t>
+      </w:r>
+      <w:r>
+        <w:t>Adj)</w:t>
+      </w:r>
+      <w:r>
+        <w:rPr>
+          <w:rFonts w:hint="eastAsia"/>
+        </w:rPr>
+        <w:t>:</w:t>
+      </w:r>
+    </w:p>
+    <w:p>
+      <w:r>
+        <w:t xml:space="preserve">She completed </w:t>
+      </w:r>
+      <w:proofErr w:type="spellStart"/>
+      <w:proofErr w:type="gramStart"/>
+      <w:r>
+        <w:t>today,s</w:t>
+      </w:r>
+      <w:proofErr w:type="spellEnd"/>
+      <w:proofErr w:type="gramEnd"/>
+      <w:r>
+        <w:t xml:space="preserve"> training.</w:t>
+      </w:r>
+    </w:p>
+    <w:p/>
+    <w:p>
+      <w:r>
+        <w:rPr>
+          <w:rFonts w:hint="eastAsia"/>
+        </w:rPr>
+        <w:t>E</w:t>
+      </w:r>
+      <w:r>
+        <w:t xml:space="preserve">veryone left the sale feeling satisfied </w:t>
+      </w:r>
+      <w:r>
+        <w:rPr>
+          <w:highlight w:val="yellow"/>
+        </w:rPr>
+        <w:t>except</w:t>
+      </w:r>
+      <w:r>
+        <w:t xml:space="preserve"> those who </w:t>
+      </w:r>
+      <w:proofErr w:type="spellStart"/>
+      <w:proofErr w:type="gramStart"/>
+      <w:r>
+        <w:t>did,t</w:t>
+      </w:r>
+      <w:proofErr w:type="spellEnd"/>
+      <w:proofErr w:type="gramEnd"/>
+      <w:r>
+        <w:t xml:space="preserve"> get the discounted items.</w:t>
+      </w:r>
+    </w:p>
+    <w:p>
+      <w:pPr>
+        <w:rPr>
+          <w:rFonts w:hint="eastAsia"/>
+        </w:rPr>
+      </w:pPr>
+      <w:r>
+        <w:rPr>
+          <w:highlight w:val="yellow"/>
+        </w:rPr>
+        <w:t>(A)except</w:t>
+      </w:r>
+      <w:r>
+        <w:rPr>
+          <w:rFonts w:hint="eastAsia"/>
+          <w:highlight w:val="yellow"/>
+        </w:rPr>
+        <w:t>除了</w:t>
+      </w:r>
+      <w:r>
+        <w:rPr>
+          <w:rFonts w:hint="eastAsia"/>
+          <w:highlight w:val="yellow"/>
+        </w:rPr>
+        <w:t>.</w:t>
+      </w:r>
+      <w:r>
+        <w:rPr>
+          <w:highlight w:val="yellow"/>
+        </w:rPr>
+        <w:t>.</w:t>
+      </w:r>
+      <w:proofErr w:type="gramStart"/>
+      <w:r>
+        <w:rPr>
+          <w:rFonts w:hint="eastAsia"/>
+          <w:highlight w:val="yellow"/>
+        </w:rPr>
+        <w:t>以外</w:t>
+      </w:r>
+      <w:r>
+        <w:t>(</w:t>
+      </w:r>
+      <w:proofErr w:type="gramEnd"/>
+      <w:r>
+        <w:t>B)expect</w:t>
+      </w:r>
+      <w:r>
+        <w:rPr>
+          <w:rFonts w:hint="eastAsia"/>
+        </w:rPr>
+        <w:t>預期</w:t>
+      </w:r>
+      <w:r>
+        <w:rPr>
+          <w:rFonts w:hint="eastAsia"/>
+        </w:rPr>
+        <w:t>(</w:t>
+      </w:r>
+      <w:r>
+        <w:t>C)accept</w:t>
+      </w:r>
+      <w:r>
+        <w:rPr>
+          <w:rFonts w:hint="eastAsia"/>
+        </w:rPr>
+        <w:t>接受</w:t>
+      </w:r>
+      <w:r>
+        <w:t>(D)intercept</w:t>
+      </w:r>
+      <w:r>
+        <w:rPr>
+          <w:rFonts w:hint="eastAsia"/>
+        </w:rPr>
+        <w:t>攔截</w:t>
+      </w:r>
+    </w:p>
+    <w:p/>
+    <w:p>
+      <w:r>
+        <w:t xml:space="preserve">satisfied  </w:t>
+      </w:r>
+      <w:r>
+        <w:t xml:space="preserve">adj </w:t>
+      </w:r>
+      <w:r>
+        <w:rPr>
+          <w:rFonts w:hint="eastAsia"/>
+        </w:rPr>
+        <w:t>滿足、</w:t>
+      </w:r>
+      <w:r>
+        <w:rPr>
+          <w:rFonts w:hint="eastAsia"/>
+        </w:rPr>
+        <w:t>d</w:t>
+      </w:r>
+      <w:r>
+        <w:t>iscount n.</w:t>
+      </w:r>
+      <w:r>
+        <w:rPr>
+          <w:rFonts w:hint="eastAsia"/>
+        </w:rPr>
+        <w:t>折扣</w:t>
+      </w:r>
+    </w:p>
+    <w:p>
+      <w:r>
+        <w:t>those = those people</w:t>
+      </w:r>
+      <w:r>
+        <w:rPr>
+          <w:rFonts w:hint="eastAsia"/>
+        </w:rPr>
+        <w:t>那些人</w:t>
+      </w:r>
+    </w:p>
+    <w:p>
+      <w:r>
+        <w:rPr>
+          <w:rFonts w:hint="eastAsia"/>
+        </w:rPr>
+        <w:t>在題目中對應的是去特賣會卻沒買到折價商品的人</w:t>
+      </w:r>
+    </w:p>
+    <w:p/>
+    <w:p>
+      <w:r>
+        <w:t>What do you expect from your own hard work?</w:t>
+      </w:r>
+    </w:p>
+    <w:p>
+      <w:r>
+        <w:rPr>
+          <w:rFonts w:hint="eastAsia"/>
+        </w:rPr>
+        <w:t>I</w:t>
+      </w:r>
+      <w:r>
+        <w:t xml:space="preserve"> will accept my results(</w:t>
+      </w:r>
+      <w:r>
+        <w:rPr>
+          <w:rFonts w:hint="eastAsia"/>
+        </w:rPr>
+        <w:t>結果</w:t>
+      </w:r>
+      <w:r>
+        <w:rPr>
+          <w:rFonts w:hint="eastAsia"/>
+        </w:rPr>
+        <w:t>)</w:t>
+      </w:r>
+      <w:r>
+        <w:t>so long as(</w:t>
+      </w:r>
+      <w:r>
+        <w:rPr>
+          <w:rFonts w:hint="eastAsia"/>
+        </w:rPr>
+        <w:t>只要</w:t>
+      </w:r>
+      <w:r>
+        <w:rPr>
+          <w:rFonts w:hint="eastAsia"/>
+        </w:rPr>
+        <w:t>)</w:t>
+      </w:r>
+      <w:r>
+        <w:t xml:space="preserve"> I know I have put in efforts</w:t>
+      </w:r>
+      <w:r>
+        <w:rPr>
+          <w:rFonts w:hint="eastAsia"/>
+        </w:rPr>
+        <w:t>(</w:t>
+      </w:r>
+      <w:r>
+        <w:rPr>
+          <w:rFonts w:hint="eastAsia"/>
+        </w:rPr>
+        <w:t>努力</w:t>
+      </w:r>
+      <w:r>
+        <w:rPr>
+          <w:rFonts w:hint="eastAsia"/>
+        </w:rPr>
+        <w:t>)</w:t>
+      </w:r>
+      <w:r>
+        <w:t>.</w:t>
+      </w:r>
+    </w:p>
+    <w:p/>
+    <w:p>
+      <w:r>
+        <w:rPr>
+          <w:rFonts w:hint="eastAsia"/>
+        </w:rPr>
+        <w:t>H</w:t>
+      </w:r>
+      <w:r>
+        <w:t xml:space="preserve">aving a plan </w:t>
+      </w:r>
+      <w:r>
+        <w:rPr>
+          <w:color w:val="FF0000"/>
+        </w:rPr>
+        <w:t xml:space="preserve">is </w:t>
+      </w:r>
+      <w:r>
+        <w:t xml:space="preserve">important but devising a </w:t>
+      </w:r>
+      <w:r>
+        <w:rPr>
+          <w:highlight w:val="yellow"/>
+        </w:rPr>
+        <w:t>strategy</w:t>
+      </w:r>
+      <w:r>
+        <w:t xml:space="preserve"> to implement it is as vital.</w:t>
+      </w:r>
+    </w:p>
+    <w:p>
+      <w:pPr>
+        <w:rPr>
+          <w:rFonts w:hint="eastAsia"/>
+        </w:rPr>
+      </w:pPr>
+      <w:r>
+        <w:t>(A)combination</w:t>
+      </w:r>
+      <w:r>
+        <w:t xml:space="preserve"> n.</w:t>
+      </w:r>
+      <w:r>
+        <w:rPr>
+          <w:rFonts w:hint="eastAsia"/>
+        </w:rPr>
+        <w:t>結合</w:t>
+      </w:r>
+      <w:r>
+        <w:t>(B)resume</w:t>
+      </w:r>
+      <w:r>
+        <w:rPr>
+          <w:rFonts w:hint="eastAsia"/>
+        </w:rPr>
+        <w:t xml:space="preserve"> </w:t>
+      </w:r>
+      <w:r>
+        <w:t>n.</w:t>
+      </w:r>
+      <w:r>
+        <w:rPr>
+          <w:rFonts w:hint="eastAsia"/>
+        </w:rPr>
+        <w:t>履歷</w:t>
+      </w:r>
+      <w:r>
+        <w:t xml:space="preserve"> ,v.</w:t>
+      </w:r>
+      <w:r>
+        <w:rPr>
+          <w:rFonts w:hint="eastAsia"/>
+        </w:rPr>
+        <w:t>恢復</w:t>
+      </w:r>
+      <w:r>
+        <w:rPr>
+          <w:highlight w:val="yellow"/>
+        </w:rPr>
+        <w:t>(C)strategy</w:t>
+      </w:r>
+      <w:r>
+        <w:rPr>
+          <w:rFonts w:hint="eastAsia"/>
+          <w:highlight w:val="yellow"/>
+        </w:rPr>
+        <w:t xml:space="preserve"> </w:t>
+      </w:r>
+      <w:r>
+        <w:rPr>
+          <w:highlight w:val="yellow"/>
+        </w:rPr>
+        <w:t>n.</w:t>
+      </w:r>
+      <w:r>
+        <w:rPr>
+          <w:rFonts w:hint="eastAsia"/>
+          <w:highlight w:val="yellow"/>
+        </w:rPr>
+        <w:t>策略</w:t>
+      </w:r>
+      <w:r>
+        <w:t>(D)</w:t>
+      </w:r>
+      <w:proofErr w:type="spellStart"/>
+      <w:r>
+        <w:t>portfoli</w:t>
+      </w:r>
+      <w:r>
+        <w:rPr>
+          <w:rFonts w:hint="eastAsia"/>
+        </w:rPr>
+        <w:t>n</w:t>
+      </w:r>
+      <w:proofErr w:type="spellEnd"/>
+      <w:r>
+        <w:t>.</w:t>
+      </w:r>
+      <w:r>
+        <w:rPr>
+          <w:rFonts w:hint="eastAsia"/>
+        </w:rPr>
+        <w:t>作品集</w:t>
+      </w:r>
+    </w:p>
+    <w:p>
+      <w:r>
+        <w:rPr>
+          <w:rFonts w:hint="eastAsia"/>
+        </w:rPr>
+        <w:t>d</w:t>
+      </w:r>
+      <w:r>
+        <w:t>evise v.</w:t>
+      </w:r>
+      <w:r>
+        <w:rPr>
+          <w:rFonts w:hint="eastAsia"/>
+        </w:rPr>
+        <w:t>設計</w:t>
+      </w:r>
+      <w:r>
+        <w:rPr>
+          <w:rFonts w:hint="eastAsia"/>
+        </w:rPr>
+        <w:t>/</w:t>
+      </w:r>
+      <w:r>
+        <w:rPr>
+          <w:rFonts w:hint="eastAsia"/>
+        </w:rPr>
+        <w:t>想出、</w:t>
+      </w:r>
+      <w:r>
+        <w:t>implement</w:t>
+      </w:r>
+      <w:r>
+        <w:t xml:space="preserve"> v.</w:t>
+      </w:r>
+      <w:r>
+        <w:rPr>
+          <w:rFonts w:hint="eastAsia"/>
+        </w:rPr>
+        <w:t>實施</w:t>
+      </w:r>
+      <w:r>
+        <w:rPr>
+          <w:rFonts w:hint="eastAsia"/>
+        </w:rPr>
+        <w:t>/</w:t>
+      </w:r>
+      <w:r>
+        <w:rPr>
+          <w:rFonts w:hint="eastAsia"/>
+        </w:rPr>
+        <w:t>執行、</w:t>
+      </w:r>
+      <w:r>
+        <w:rPr>
+          <w:rFonts w:hint="eastAsia"/>
+        </w:rPr>
+        <w:t>a</w:t>
+      </w:r>
+      <w:r>
+        <w:t xml:space="preserve">s </w:t>
+      </w:r>
+      <w:r>
+        <w:rPr>
+          <w:rFonts w:hint="eastAsia"/>
+        </w:rPr>
+        <w:t>v</w:t>
+      </w:r>
+      <w:r>
+        <w:t xml:space="preserve">ital </w:t>
+      </w:r>
+      <w:r>
+        <w:rPr>
+          <w:rFonts w:hint="eastAsia"/>
+        </w:rPr>
+        <w:t>一樣</w:t>
+      </w:r>
+      <w:r>
+        <w:t>…</w:t>
+      </w:r>
+      <w:r>
+        <w:rPr>
+          <w:rFonts w:hint="eastAsia"/>
+        </w:rPr>
+        <w:t>重要</w:t>
+      </w:r>
+    </w:p>
+    <w:p/>
+    <w:p>
+      <w:proofErr w:type="gramStart"/>
+      <w:r>
+        <w:t>Ving..</w:t>
+      </w:r>
+      <w:proofErr w:type="gramEnd"/>
+      <w:r>
+        <w:rPr>
+          <w:rFonts w:hint="eastAsia"/>
+        </w:rPr>
+        <w:t>(</w:t>
+      </w:r>
+      <w:r>
+        <w:rPr>
+          <w:rFonts w:hint="eastAsia"/>
+        </w:rPr>
+        <w:t>當主詞用時是單數名詞</w:t>
+      </w:r>
+      <w:r>
+        <w:rPr>
+          <w:rFonts w:hint="eastAsia"/>
+        </w:rPr>
+        <w:t>)</w:t>
+      </w:r>
+      <w:r>
+        <w:t>+</w:t>
+      </w:r>
+      <w:r>
+        <w:rPr>
+          <w:rFonts w:hint="eastAsia"/>
+        </w:rPr>
+        <w:t>單數動詞</w:t>
+      </w:r>
+      <w:r>
+        <w:rPr>
+          <w:rFonts w:hint="eastAsia"/>
+        </w:rPr>
+        <w:t>:</w:t>
+      </w:r>
+    </w:p>
+    <w:p>
+      <w:r>
+        <w:t>Having a plan + is/are + important.</w:t>
+      </w:r>
+    </w:p>
+    <w:p>
+      <w:r>
+        <w:t>Practicing TOEIC with Chris + makes/make + you improve.</w:t>
       </w:r>
     </w:p>
     <w:p/>
     <w:p/>
+    <w:p>
+      <w:pPr>
+        <w:rPr>
+          <w:rFonts w:hint="eastAsia"/>
+        </w:rPr>
+      </w:pPr>
+    </w:p>
+    <w:p>
+      <w:pPr>
+        <w:rPr>
+          <w:rFonts w:hint="eastAsia"/>
+        </w:rPr>
+      </w:pPr>
+    </w:p>
+    <w:p/>
+    <w:p>
+      <w:pPr>
+        <w:rPr>
+          <w:rFonts w:hint="eastAsia"/>
+        </w:rPr>
+      </w:pPr>
+    </w:p>
+    <w:p>
+      <w:pPr>
+        <w:rPr>
+          <w:rFonts w:hint="eastAsia"/>
+        </w:rPr>
+      </w:pPr>
+    </w:p>
     <w:sectPr>
       <w:pgSz w:w="11906" w:h="16838"/>
       <w:pgMar w:top="1440" w:right="1800" w:bottom="1440" w:left="1800" w:header="851" w:footer="992" w:gutter="0"/>
@@ -4951,6 +5714,95 @@
     </w:lvl>
   </w:abstractNum>
   <w:abstractNum w:abstractNumId="7" w15:restartNumberingAfterBreak="0">
+    <w:nsid w:val="48B76B2E"/>
+    <w:multiLevelType w:val="hybridMultilevel"/>
+    <w:tmpl w:val="7ACED166"/>
+    <w:lvl w:ilvl="0" w:tplc="3C642B96">
+      <w:start w:val="1"/>
+      <w:numFmt w:val="upperLetter"/>
+      <w:lvlText w:val="(%1)"/>
+      <w:lvlJc w:val="left"/>
+      <w:pPr>
+        <w:ind w:left="360" w:hanging="360"/>
+      </w:pPr>
+      <w:rPr>
+        <w:rFonts w:hint="default"/>
+      </w:rPr>
+    </w:lvl>
+    <w:lvl w:ilvl="1" w:tplc="04090019" w:tentative="1">
+      <w:start w:val="1"/>
+      <w:numFmt w:val="ideographTraditional"/>
+      <w:lvlText w:val="%2、"/>
+      <w:lvlJc w:val="left"/>
+      <w:pPr>
+        <w:ind w:left="960" w:hanging="480"/>
+      </w:pPr>
+    </w:lvl>
+    <w:lvl w:ilvl="2" w:tplc="0409001B" w:tentative="1">
+      <w:start w:val="1"/>
+      <w:numFmt w:val="lowerRoman"/>
+      <w:lvlText w:val="%3."/>
+      <w:lvlJc w:val="right"/>
+      <w:pPr>
+        <w:ind w:left="1440" w:hanging="480"/>
+      </w:pPr>
+    </w:lvl>
+    <w:lvl w:ilvl="3" w:tplc="0409000F" w:tentative="1">
+      <w:start w:val="1"/>
+      <w:numFmt w:val="decimal"/>
+      <w:lvlText w:val="%4."/>
+      <w:lvlJc w:val="left"/>
+      <w:pPr>
+        <w:ind w:left="1920" w:hanging="480"/>
+      </w:pPr>
+    </w:lvl>
+    <w:lvl w:ilvl="4" w:tplc="04090019" w:tentative="1">
+      <w:start w:val="1"/>
+      <w:numFmt w:val="ideographTraditional"/>
+      <w:lvlText w:val="%5、"/>
+      <w:lvlJc w:val="left"/>
+      <w:pPr>
+        <w:ind w:left="2400" w:hanging="480"/>
+      </w:pPr>
+    </w:lvl>
+    <w:lvl w:ilvl="5" w:tplc="0409001B" w:tentative="1">
+      <w:start w:val="1"/>
+      <w:numFmt w:val="lowerRoman"/>
+      <w:lvlText w:val="%6."/>
+      <w:lvlJc w:val="right"/>
+      <w:pPr>
+        <w:ind w:left="2880" w:hanging="480"/>
+      </w:pPr>
+    </w:lvl>
+    <w:lvl w:ilvl="6" w:tplc="0409000F" w:tentative="1">
+      <w:start w:val="1"/>
+      <w:numFmt w:val="decimal"/>
+      <w:lvlText w:val="%7."/>
+      <w:lvlJc w:val="left"/>
+      <w:pPr>
+        <w:ind w:left="3360" w:hanging="480"/>
+      </w:pPr>
+    </w:lvl>
+    <w:lvl w:ilvl="7" w:tplc="04090019" w:tentative="1">
+      <w:start w:val="1"/>
+      <w:numFmt w:val="ideographTraditional"/>
+      <w:lvlText w:val="%8、"/>
+      <w:lvlJc w:val="left"/>
+      <w:pPr>
+        <w:ind w:left="3840" w:hanging="480"/>
+      </w:pPr>
+    </w:lvl>
+    <w:lvl w:ilvl="8" w:tplc="0409001B" w:tentative="1">
+      <w:start w:val="1"/>
+      <w:numFmt w:val="lowerRoman"/>
+      <w:lvlText w:val="%9."/>
+      <w:lvlJc w:val="right"/>
+      <w:pPr>
+        <w:ind w:left="4320" w:hanging="480"/>
+      </w:pPr>
+    </w:lvl>
+  </w:abstractNum>
+  <w:abstractNum w:abstractNumId="8" w15:restartNumberingAfterBreak="0">
     <w:nsid w:val="53714B23"/>
     <w:multiLevelType w:val="hybridMultilevel"/>
     <w:tmpl w:val="CACA25C2"/>
@@ -5039,7 +5891,7 @@
       </w:pPr>
     </w:lvl>
   </w:abstractNum>
-  <w:abstractNum w:abstractNumId="8" w15:restartNumberingAfterBreak="0">
+  <w:abstractNum w:abstractNumId="9" w15:restartNumberingAfterBreak="0">
     <w:nsid w:val="5F063724"/>
     <w:multiLevelType w:val="hybridMultilevel"/>
     <w:tmpl w:val="67F8EEBE"/>
@@ -5128,7 +5980,7 @@
       </w:pPr>
     </w:lvl>
   </w:abstractNum>
-  <w:abstractNum w:abstractNumId="9" w15:restartNumberingAfterBreak="0">
+  <w:abstractNum w:abstractNumId="10" w15:restartNumberingAfterBreak="0">
     <w:nsid w:val="77293472"/>
     <w:multiLevelType w:val="hybridMultilevel"/>
     <w:tmpl w:val="4A70086C"/>
@@ -5221,7 +6073,7 @@
     <w:abstractNumId w:val="1"/>
   </w:num>
   <w:num w:numId="2">
-    <w:abstractNumId w:val="8"/>
+    <w:abstractNumId w:val="9"/>
   </w:num>
   <w:num w:numId="3">
     <w:abstractNumId w:val="6"/>
@@ -5233,10 +6085,10 @@
     <w:abstractNumId w:val="2"/>
   </w:num>
   <w:num w:numId="6">
-    <w:abstractNumId w:val="7"/>
+    <w:abstractNumId w:val="8"/>
   </w:num>
   <w:num w:numId="7">
-    <w:abstractNumId w:val="9"/>
+    <w:abstractNumId w:val="10"/>
   </w:num>
   <w:num w:numId="8">
     <w:abstractNumId w:val="4"/>
@@ -5246,6 +6098,9 @@
   </w:num>
   <w:num w:numId="10">
     <w:abstractNumId w:val="0"/>
+  </w:num>
+  <w:num w:numId="11">
+    <w:abstractNumId w:val="7"/>
   </w:num>
 </w:numbering>
 </file>

--- a/碩一/TOEIC/文法單字.docx
+++ b/碩一/TOEIC/文法單字.docx
@@ -1,6 +1,6 @@
 
 <file path=word/document.xml><?xml version="1.0" encoding="utf-8"?>
-<w:document xmlns:wpc="http://schemas.microsoft.com/office/word/2010/wordprocessingCanvas" xmlns:cx="http://schemas.microsoft.com/office/drawing/2014/chartex" xmlns:cx1="http://schemas.microsoft.com/office/drawing/2015/9/8/chartex" xmlns:cx2="http://schemas.microsoft.com/office/drawing/2015/10/21/chartex" xmlns:cx3="http://schemas.microsoft.com/office/drawing/2016/5/9/chartex" xmlns:cx4="http://schemas.microsoft.com/office/drawing/2016/5/10/chartex" xmlns:cx5="http://schemas.microsoft.com/office/drawing/2016/5/11/chartex" xmlns:cx6="http://schemas.microsoft.com/office/drawing/2016/5/12/chartex" xmlns:cx7="http://schemas.microsoft.com/office/drawing/2016/5/13/chartex" xmlns:cx8="http://schemas.microsoft.com/office/drawing/2016/5/14/chartex" xmlns:mc="http://schemas.openxmlformats.org/markup-compatibility/2006" xmlns:aink="http://schemas.microsoft.com/office/drawing/2016/ink" xmlns:am3d="http://schemas.microsoft.com/office/drawing/2017/model3d" xmlns:o="urn:schemas-microsoft-com:office:office" xmlns:r="http://schemas.openxmlformats.org/officeDocument/2006/relationships" xmlns:m="http://schemas.openxmlformats.org/officeDocument/2006/math" xmlns:v="urn:schemas-microsoft-com:vml" xmlns:wp14="http://schemas.microsoft.com/office/word/2010/wordprocessingDrawing" xmlns:wp="http://schemas.openxmlformats.org/drawingml/2006/wordprocessingDrawing" xmlns:w10="urn:schemas-microsoft-com:office:word" xmlns:w="http://schemas.openxmlformats.org/wordprocessingml/2006/main" xmlns:w14="http://schemas.microsoft.com/office/word/2010/wordml" xmlns:w15="http://schemas.microsoft.com/office/word/2012/wordml" xmlns:w16cex="http://schemas.microsoft.com/office/word/2018/wordml/cex" xmlns:w16cid="http://schemas.microsoft.com/office/word/2016/wordml/cid" xmlns:w16="http://schemas.microsoft.com/office/word/2018/wordml" xmlns:w16sdtdh="http://schemas.microsoft.com/office/word/2020/wordml/sdtdatahash" xmlns:w16se="http://schemas.microsoft.com/office/word/2015/wordml/symex" xmlns:wpg="http://schemas.microsoft.com/office/word/2010/wordprocessingGroup" xmlns:wpi="http://schemas.microsoft.com/office/word/2010/wordprocessingInk" xmlns:wne="http://schemas.microsoft.com/office/word/2006/wordml" xmlns:wps="http://schemas.microsoft.com/office/word/2010/wordprocessingShape" mc:Ignorable="w14 w15 w16se w16cid w16 w16cex w16sdtdh wp14">
+<w:document xmlns:wpc="http://schemas.microsoft.com/office/word/2010/wordprocessingCanvas" xmlns:cx="http://schemas.microsoft.com/office/drawing/2014/chartex" xmlns:cx1="http://schemas.microsoft.com/office/drawing/2015/9/8/chartex" xmlns:cx2="http://schemas.microsoft.com/office/drawing/2015/10/21/chartex" xmlns:cx3="http://schemas.microsoft.com/office/drawing/2016/5/9/chartex" xmlns:cx4="http://schemas.microsoft.com/office/drawing/2016/5/10/chartex" xmlns:cx5="http://schemas.microsoft.com/office/drawing/2016/5/11/chartex" xmlns:cx6="http://schemas.microsoft.com/office/drawing/2016/5/12/chartex" xmlns:cx7="http://schemas.microsoft.com/office/drawing/2016/5/13/chartex" xmlns:cx8="http://schemas.microsoft.com/office/drawing/2016/5/14/chartex" xmlns:mc="http://schemas.openxmlformats.org/markup-compatibility/2006" xmlns:aink="http://schemas.microsoft.com/office/drawing/2016/ink" xmlns:am3d="http://schemas.microsoft.com/office/drawing/2017/model3d" xmlns:o="urn:schemas-microsoft-com:office:office" xmlns:oel="http://schemas.microsoft.com/office/2019/extlst" xmlns:r="http://schemas.openxmlformats.org/officeDocument/2006/relationships" xmlns:m="http://schemas.openxmlformats.org/officeDocument/2006/math" xmlns:v="urn:schemas-microsoft-com:vml" xmlns:wp14="http://schemas.microsoft.com/office/word/2010/wordprocessingDrawing" xmlns:wp="http://schemas.openxmlformats.org/drawingml/2006/wordprocessingDrawing" xmlns:w10="urn:schemas-microsoft-com:office:word" xmlns:w="http://schemas.openxmlformats.org/wordprocessingml/2006/main" xmlns:w14="http://schemas.microsoft.com/office/word/2010/wordml" xmlns:w15="http://schemas.microsoft.com/office/word/2012/wordml" xmlns:w16cex="http://schemas.microsoft.com/office/word/2018/wordml/cex" xmlns:w16cid="http://schemas.microsoft.com/office/word/2016/wordml/cid" xmlns:w16="http://schemas.microsoft.com/office/word/2018/wordml" xmlns:w16du="http://schemas.microsoft.com/office/word/2023/wordml/word16du" xmlns:w16sdtdh="http://schemas.microsoft.com/office/word/2020/wordml/sdtdatahash" xmlns:w16se="http://schemas.microsoft.com/office/word/2015/wordml/symex" xmlns:wpg="http://schemas.microsoft.com/office/word/2010/wordprocessingGroup" xmlns:wpi="http://schemas.microsoft.com/office/word/2010/wordprocessingInk" xmlns:wne="http://schemas.microsoft.com/office/word/2006/wordml" xmlns:wps="http://schemas.microsoft.com/office/word/2010/wordprocessingShape" mc:Ignorable="w14 w15 w16se w16cid w16 w16cex w16sdtdh wp14">
   <w:body>
     <w:p>
       <w:r>
@@ -641,15 +641,7 @@
       </w:r>
       <w:proofErr w:type="spellEnd"/>
       <w:r>
-        <w:t xml:space="preserve"> than B </w:t>
-      </w:r>
-      <w:proofErr w:type="spellStart"/>
-      <w:r>
-        <w:t>Ved</w:t>
-      </w:r>
-      <w:proofErr w:type="spellEnd"/>
-      <w:r>
-        <w:t>.]</w:t>
+        <w:t xml:space="preserve"> than B Ved.]</w:t>
       </w:r>
     </w:p>
     <w:p>
@@ -4358,24 +4350,10 @@
         <w:t>競爭</w:t>
       </w:r>
     </w:p>
-    <w:p>
-      <w:pPr>
-        <w:rPr>
-          <w:rFonts w:hint="eastAsia"/>
-        </w:rPr>
-      </w:pPr>
-    </w:p>
-    <w:p>
-      <w:pPr>
-        <w:rPr>
-          <w:rFonts w:hint="eastAsia"/>
-        </w:rPr>
-      </w:pPr>
-      <w:r>
-        <w:t>fill in</w:t>
-      </w:r>
-      <w:r>
-        <w:t xml:space="preserve"> </w:t>
+    <w:p/>
+    <w:p>
+      <w:r>
+        <w:t xml:space="preserve">fill in </w:t>
       </w:r>
       <w:r>
         <w:rPr>
@@ -4452,13 +4430,7 @@
         <w:t>競賽</w:t>
       </w:r>
     </w:p>
-    <w:p>
-      <w:pPr>
-        <w:rPr>
-          <w:rFonts w:hint="eastAsia"/>
-        </w:rPr>
-      </w:pPr>
-    </w:p>
+    <w:p/>
     <w:p>
       <w:r>
         <w:rPr>
@@ -4553,11 +4525,6 @@
       </w:r>
     </w:p>
     <w:p>
-      <w:pPr>
-        <w:rPr>
-          <w:rFonts w:hint="eastAsia"/>
-        </w:rPr>
-      </w:pPr>
       <w:r>
         <w:rPr>
           <w:highlight w:val="yellow"/>
@@ -4633,98 +4600,1136 @@
     <w:p/>
     <w:p>
       <w:r>
-        <w:t xml:space="preserve">satisfied  </w:t>
-      </w:r>
-      <w:r>
+        <w:t xml:space="preserve">satisfied  adj </w:t>
+      </w:r>
+      <w:r>
+        <w:rPr>
+          <w:rFonts w:hint="eastAsia"/>
+        </w:rPr>
+        <w:t>滿足、</w:t>
+      </w:r>
+      <w:r>
+        <w:rPr>
+          <w:rFonts w:hint="eastAsia"/>
+        </w:rPr>
+        <w:t>d</w:t>
+      </w:r>
+      <w:r>
+        <w:t>iscount n.</w:t>
+      </w:r>
+      <w:r>
+        <w:rPr>
+          <w:rFonts w:hint="eastAsia"/>
+        </w:rPr>
+        <w:t>折扣</w:t>
+      </w:r>
+    </w:p>
+    <w:p>
+      <w:r>
+        <w:t>those = those people</w:t>
+      </w:r>
+      <w:r>
+        <w:rPr>
+          <w:rFonts w:hint="eastAsia"/>
+        </w:rPr>
+        <w:t>那些人</w:t>
+      </w:r>
+    </w:p>
+    <w:p>
+      <w:r>
+        <w:rPr>
+          <w:rFonts w:hint="eastAsia"/>
+        </w:rPr>
+        <w:t>在題目中對應的是去特賣會卻沒買到折價商品的人</w:t>
+      </w:r>
+    </w:p>
+    <w:p/>
+    <w:p>
+      <w:r>
+        <w:t>What do you expect from your own hard work?</w:t>
+      </w:r>
+    </w:p>
+    <w:p>
+      <w:r>
+        <w:rPr>
+          <w:rFonts w:hint="eastAsia"/>
+        </w:rPr>
+        <w:t>I</w:t>
+      </w:r>
+      <w:r>
+        <w:t xml:space="preserve"> will accept my results(</w:t>
+      </w:r>
+      <w:r>
+        <w:rPr>
+          <w:rFonts w:hint="eastAsia"/>
+        </w:rPr>
+        <w:t>結果</w:t>
+      </w:r>
+      <w:r>
+        <w:rPr>
+          <w:rFonts w:hint="eastAsia"/>
+        </w:rPr>
+        <w:t>)</w:t>
+      </w:r>
+      <w:r>
+        <w:t>so long as(</w:t>
+      </w:r>
+      <w:r>
+        <w:rPr>
+          <w:rFonts w:hint="eastAsia"/>
+        </w:rPr>
+        <w:t>只要</w:t>
+      </w:r>
+      <w:r>
+        <w:rPr>
+          <w:rFonts w:hint="eastAsia"/>
+        </w:rPr>
+        <w:t>)</w:t>
+      </w:r>
+      <w:r>
+        <w:t xml:space="preserve"> I know I have put in efforts</w:t>
+      </w:r>
+      <w:r>
+        <w:rPr>
+          <w:rFonts w:hint="eastAsia"/>
+        </w:rPr>
+        <w:t>(</w:t>
+      </w:r>
+      <w:r>
+        <w:rPr>
+          <w:rFonts w:hint="eastAsia"/>
+        </w:rPr>
+        <w:t>努力</w:t>
+      </w:r>
+      <w:r>
+        <w:rPr>
+          <w:rFonts w:hint="eastAsia"/>
+        </w:rPr>
+        <w:t>)</w:t>
+      </w:r>
+      <w:r>
+        <w:t>.</w:t>
+      </w:r>
+    </w:p>
+    <w:p/>
+    <w:p>
+      <w:r>
+        <w:rPr>
+          <w:rFonts w:hint="eastAsia"/>
+        </w:rPr>
+        <w:t>H</w:t>
+      </w:r>
+      <w:r>
+        <w:t xml:space="preserve">aving a plan </w:t>
+      </w:r>
+      <w:r>
+        <w:rPr>
+          <w:color w:val="FF0000"/>
+        </w:rPr>
+        <w:t xml:space="preserve">is </w:t>
+      </w:r>
+      <w:r>
+        <w:t xml:space="preserve">important but devising a </w:t>
+      </w:r>
+      <w:r>
+        <w:rPr>
+          <w:highlight w:val="yellow"/>
+        </w:rPr>
+        <w:t>strategy</w:t>
+      </w:r>
+      <w:r>
+        <w:t xml:space="preserve"> to implement it is as vital.</w:t>
+      </w:r>
+    </w:p>
+    <w:p>
+      <w:r>
+        <w:t>(A)combination</w:t>
+      </w:r>
+      <w:r>
+        <w:t xml:space="preserve"> n.</w:t>
+      </w:r>
+      <w:r>
+        <w:rPr>
+          <w:rFonts w:hint="eastAsia"/>
+        </w:rPr>
+        <w:t>結合</w:t>
+      </w:r>
+      <w:r>
+        <w:t>(B)resume</w:t>
+      </w:r>
+      <w:r>
+        <w:rPr>
+          <w:rFonts w:hint="eastAsia"/>
+        </w:rPr>
+        <w:t xml:space="preserve"> </w:t>
+      </w:r>
+      <w:r>
+        <w:t>n.</w:t>
+      </w:r>
+      <w:r>
+        <w:rPr>
+          <w:rFonts w:hint="eastAsia"/>
+        </w:rPr>
+        <w:t>履歷</w:t>
+      </w:r>
+      <w:r>
+        <w:t xml:space="preserve"> ,v.</w:t>
+      </w:r>
+      <w:r>
+        <w:rPr>
+          <w:rFonts w:hint="eastAsia"/>
+        </w:rPr>
+        <w:t>恢復</w:t>
+      </w:r>
+      <w:r>
+        <w:rPr>
+          <w:highlight w:val="yellow"/>
+        </w:rPr>
+        <w:t>(C)strategy</w:t>
+      </w:r>
+      <w:r>
+        <w:rPr>
+          <w:rFonts w:hint="eastAsia"/>
+          <w:highlight w:val="yellow"/>
+        </w:rPr>
+        <w:t xml:space="preserve"> </w:t>
+      </w:r>
+      <w:r>
+        <w:rPr>
+          <w:highlight w:val="yellow"/>
+        </w:rPr>
+        <w:t>n.</w:t>
+      </w:r>
+      <w:r>
+        <w:rPr>
+          <w:rFonts w:hint="eastAsia"/>
+          <w:highlight w:val="yellow"/>
+        </w:rPr>
+        <w:t>策略</w:t>
+      </w:r>
+      <w:r>
+        <w:t>(D)</w:t>
+      </w:r>
+      <w:proofErr w:type="spellStart"/>
+      <w:r>
+        <w:t>portfoli</w:t>
+      </w:r>
+      <w:r>
+        <w:rPr>
+          <w:rFonts w:hint="eastAsia"/>
+        </w:rPr>
+        <w:t>n</w:t>
+      </w:r>
+      <w:proofErr w:type="spellEnd"/>
+      <w:r>
+        <w:t>.</w:t>
+      </w:r>
+      <w:r>
+        <w:rPr>
+          <w:rFonts w:hint="eastAsia"/>
+        </w:rPr>
+        <w:t>作品集</w:t>
+      </w:r>
+    </w:p>
+    <w:p>
+      <w:r>
+        <w:rPr>
+          <w:rFonts w:hint="eastAsia"/>
+        </w:rPr>
+        <w:t>d</w:t>
+      </w:r>
+      <w:r>
+        <w:t>evise v.</w:t>
+      </w:r>
+      <w:r>
+        <w:rPr>
+          <w:rFonts w:hint="eastAsia"/>
+        </w:rPr>
+        <w:t>設計</w:t>
+      </w:r>
+      <w:r>
+        <w:rPr>
+          <w:rFonts w:hint="eastAsia"/>
+        </w:rPr>
+        <w:t>/</w:t>
+      </w:r>
+      <w:r>
+        <w:rPr>
+          <w:rFonts w:hint="eastAsia"/>
+        </w:rPr>
+        <w:t>想出、</w:t>
+      </w:r>
+      <w:r>
+        <w:t>implement v.</w:t>
+      </w:r>
+      <w:r>
+        <w:rPr>
+          <w:rFonts w:hint="eastAsia"/>
+        </w:rPr>
+        <w:t>實施</w:t>
+      </w:r>
+      <w:r>
+        <w:rPr>
+          <w:rFonts w:hint="eastAsia"/>
+        </w:rPr>
+        <w:t>/</w:t>
+      </w:r>
+      <w:r>
+        <w:rPr>
+          <w:rFonts w:hint="eastAsia"/>
+        </w:rPr>
+        <w:t>執行、</w:t>
+      </w:r>
+      <w:r>
+        <w:rPr>
+          <w:rFonts w:hint="eastAsia"/>
+        </w:rPr>
+        <w:t>a</w:t>
+      </w:r>
+      <w:r>
+        <w:t xml:space="preserve">s </w:t>
+      </w:r>
+      <w:r>
+        <w:rPr>
+          <w:rFonts w:hint="eastAsia"/>
+        </w:rPr>
+        <w:t>v</w:t>
+      </w:r>
+      <w:r>
+        <w:t xml:space="preserve">ital </w:t>
+      </w:r>
+      <w:r>
+        <w:rPr>
+          <w:rFonts w:hint="eastAsia"/>
+        </w:rPr>
+        <w:t>一樣</w:t>
+      </w:r>
+      <w:r>
+        <w:t>…</w:t>
+      </w:r>
+      <w:r>
+        <w:rPr>
+          <w:rFonts w:hint="eastAsia"/>
+        </w:rPr>
+        <w:t>重要</w:t>
+      </w:r>
+    </w:p>
+    <w:p/>
+    <w:p>
+      <w:proofErr w:type="gramStart"/>
+      <w:r>
+        <w:t>Ving..</w:t>
+      </w:r>
+      <w:proofErr w:type="gramEnd"/>
+      <w:r>
+        <w:rPr>
+          <w:rFonts w:hint="eastAsia"/>
+        </w:rPr>
+        <w:t>(</w:t>
+      </w:r>
+      <w:r>
+        <w:rPr>
+          <w:rFonts w:hint="eastAsia"/>
+        </w:rPr>
+        <w:t>當主詞用時是單數名詞</w:t>
+      </w:r>
+      <w:r>
+        <w:rPr>
+          <w:rFonts w:hint="eastAsia"/>
+        </w:rPr>
+        <w:t>)</w:t>
+      </w:r>
+      <w:r>
+        <w:t>+</w:t>
+      </w:r>
+      <w:r>
+        <w:rPr>
+          <w:rFonts w:hint="eastAsia"/>
+        </w:rPr>
+        <w:t>單數動詞</w:t>
+      </w:r>
+      <w:r>
+        <w:rPr>
+          <w:rFonts w:hint="eastAsia"/>
+        </w:rPr>
+        <w:t>:</w:t>
+      </w:r>
+    </w:p>
+    <w:p>
+      <w:r>
+        <w:t>Having a plan + is/are + important.</w:t>
+      </w:r>
+    </w:p>
+    <w:p>
+      <w:r>
+        <w:t>Practicing TOEIC with Chris + makes/make + you improve.</w:t>
+      </w:r>
+    </w:p>
+    <w:p/>
+    <w:p>
+      <w:r>
+        <w:t xml:space="preserve">Final reports are to be handed in on the second week of the final month of this term unless </w:t>
+      </w:r>
+      <w:r>
+        <w:rPr>
+          <w:highlight w:val="yellow"/>
+        </w:rPr>
+        <w:t>otherwise</w:t>
+      </w:r>
+      <w:r>
+        <w:rPr>
+          <w:rFonts w:hint="eastAsia"/>
+          <w:highlight w:val="yellow"/>
+        </w:rPr>
+        <w:t xml:space="preserve"> </w:t>
+      </w:r>
+      <w:r>
+        <w:t>stated(A)however</w:t>
+      </w:r>
+      <w:r>
+        <w:rPr>
+          <w:rFonts w:hint="eastAsia"/>
+        </w:rPr>
+        <w:t>但是</w:t>
+      </w:r>
+      <w:r>
+        <w:t>(B)therefore</w:t>
+      </w:r>
+      <w:r>
+        <w:rPr>
+          <w:rFonts w:hint="eastAsia"/>
+        </w:rPr>
+        <w:t>因此</w:t>
+      </w:r>
+      <w:r>
+        <w:rPr>
+          <w:highlight w:val="yellow"/>
+        </w:rPr>
+        <w:t>(C)otherwise</w:t>
+      </w:r>
+      <w:r>
+        <w:rPr>
+          <w:rFonts w:hint="eastAsia"/>
+          <w:highlight w:val="yellow"/>
+        </w:rPr>
+        <w:t>否則</w:t>
+      </w:r>
+    </w:p>
+    <w:p>
+      <w:r>
+        <w:t>(D)consequently</w:t>
+      </w:r>
+      <w:r>
+        <w:rPr>
+          <w:rFonts w:hint="eastAsia"/>
+        </w:rPr>
+        <w:t>結果</w:t>
+      </w:r>
+    </w:p>
+    <w:p/>
+    <w:p>
+      <w:r>
+        <w:t>handed in</w:t>
+      </w:r>
+      <w:r>
+        <w:rPr>
+          <w:rFonts w:hint="eastAsia"/>
+        </w:rPr>
+        <w:t xml:space="preserve"> </w:t>
+      </w:r>
+      <w:r>
+        <w:rPr>
+          <w:rFonts w:hint="eastAsia"/>
+        </w:rPr>
+        <w:t>繳交、</w:t>
+      </w:r>
+      <w:r>
+        <w:rPr>
+          <w:rFonts w:hint="eastAsia"/>
+        </w:rPr>
+        <w:t>t</w:t>
+      </w:r>
+      <w:r>
+        <w:t>erm n.</w:t>
+      </w:r>
+      <w:r>
+        <w:rPr>
+          <w:rFonts w:hint="eastAsia"/>
+        </w:rPr>
+        <w:t>學期、</w:t>
+      </w:r>
+      <w:r>
+        <w:rPr>
+          <w:rFonts w:hint="eastAsia"/>
+        </w:rPr>
+        <w:t>u</w:t>
+      </w:r>
+      <w:r>
+        <w:t xml:space="preserve">nless </w:t>
+      </w:r>
+      <w:proofErr w:type="spellStart"/>
+      <w:r>
+        <w:t>conj</w:t>
+      </w:r>
+      <w:proofErr w:type="spellEnd"/>
+      <w:r>
+        <w:t xml:space="preserve"> </w:t>
+      </w:r>
+      <w:r>
+        <w:rPr>
+          <w:rFonts w:hint="eastAsia"/>
+        </w:rPr>
+        <w:t>除非、</w:t>
+      </w:r>
+      <w:r>
+        <w:t>stated</w:t>
+      </w:r>
+      <w:r>
+        <w:rPr>
+          <w:rFonts w:hint="eastAsia"/>
+        </w:rPr>
+        <w:t xml:space="preserve"> </w:t>
+      </w:r>
+      <w:r>
+        <w:t>n.</w:t>
+      </w:r>
+      <w:r>
+        <w:rPr>
+          <w:rFonts w:hint="eastAsia"/>
+        </w:rPr>
+        <w:t>狀態</w:t>
+      </w:r>
+      <w:r>
+        <w:rPr>
+          <w:rFonts w:hint="eastAsia"/>
+        </w:rPr>
+        <w:t>,</w:t>
+      </w:r>
+      <w:r>
+        <w:t>v.</w:t>
+      </w:r>
+      <w:r>
+        <w:rPr>
+          <w:rFonts w:hint="eastAsia"/>
+        </w:rPr>
+        <w:t>說明</w:t>
+      </w:r>
+      <w:r>
+        <w:rPr>
+          <w:rFonts w:hint="eastAsia"/>
+        </w:rPr>
+        <w:t>/</w:t>
+      </w:r>
+      <w:r>
+        <w:rPr>
+          <w:rFonts w:hint="eastAsia"/>
+        </w:rPr>
+        <w:t>聲明</w:t>
+      </w:r>
+    </w:p>
+    <w:p>
+      <w:pPr>
+        <w:rPr>
+          <w:rFonts w:hint="eastAsia"/>
+        </w:rPr>
+      </w:pPr>
+    </w:p>
+    <w:p>
+      <w:r>
+        <w:t xml:space="preserve">“be” to </w:t>
+      </w:r>
+      <w:r>
+        <w:rPr>
+          <w:rFonts w:hint="eastAsia"/>
+        </w:rPr>
+        <w:t>原型</w:t>
+      </w:r>
+      <w:r>
+        <w:rPr>
+          <w:rFonts w:hint="eastAsia"/>
+        </w:rPr>
+        <w:t>V</w:t>
+      </w:r>
+      <w:r>
+        <w:t>(</w:t>
+      </w:r>
+      <w:r>
+        <w:rPr>
+          <w:rFonts w:hint="eastAsia"/>
+        </w:rPr>
+        <w:t>未來式</w:t>
+      </w:r>
+      <w:r>
+        <w:rPr>
+          <w:rFonts w:hint="eastAsia"/>
+        </w:rPr>
+        <w:t>):</w:t>
+      </w:r>
+      <w:r>
+        <w:t>We are to meet in the next video</w:t>
+      </w:r>
+    </w:p>
+    <w:p>
+      <w:r>
+        <w:rPr>
+          <w:rFonts w:hint="eastAsia"/>
+        </w:rPr>
+        <w:t>我們未來在下一個</w:t>
+      </w:r>
+      <w:r>
+        <w:rPr>
+          <w:rFonts w:hint="eastAsia"/>
+        </w:rPr>
+        <w:t>v</w:t>
+      </w:r>
+      <w:r>
+        <w:t>ideo</w:t>
+      </w:r>
+      <w:r>
+        <w:rPr>
+          <w:rFonts w:hint="eastAsia"/>
+        </w:rPr>
+        <w:t>見</w:t>
+      </w:r>
+    </w:p>
+    <w:p>
+      <w:r>
+        <w:lastRenderedPageBreak/>
+        <w:t>Unless otherwise stated:</w:t>
+      </w:r>
+      <w:r>
+        <w:rPr>
+          <w:rFonts w:hint="eastAsia"/>
+        </w:rPr>
+        <w:t>除非另外註明</w:t>
+      </w:r>
+      <w:r>
+        <w:rPr>
+          <w:rFonts w:hint="eastAsia"/>
+        </w:rPr>
+        <w:t>:</w:t>
+      </w:r>
+    </w:p>
+    <w:p>
+      <w:r>
+        <w:t>The event will be held on time unless otherwise stated.</w:t>
+      </w:r>
+    </w:p>
+    <w:p>
+      <w:r>
+        <w:rPr>
+          <w:rFonts w:hint="eastAsia"/>
+        </w:rPr>
+        <w:t>除非另外註明，否則活動將會準時舉行</w:t>
+      </w:r>
+    </w:p>
+    <w:p/>
+    <w:p>
+      <w:r>
+        <w:t xml:space="preserve">An emotionally </w:t>
+      </w:r>
+      <w:r>
+        <w:rPr>
+          <w:highlight w:val="yellow"/>
+        </w:rPr>
+        <w:t>intelligent</w:t>
+      </w:r>
+      <w:r>
+        <w:t xml:space="preserve"> person is always well-received by their colleagues.</w:t>
+      </w:r>
+    </w:p>
+    <w:p>
+      <w:pPr>
+        <w:rPr>
+          <w:rFonts w:hint="eastAsia"/>
+        </w:rPr>
+      </w:pPr>
+      <w:r>
+        <w:rPr>
+          <w:rFonts w:hint="eastAsia"/>
+        </w:rPr>
+        <w:t>(</w:t>
+      </w:r>
+      <w:r>
+        <w:t>A)intelligence</w:t>
+      </w:r>
+      <w:r>
+        <w:rPr>
+          <w:rFonts w:hint="eastAsia"/>
+        </w:rPr>
+        <w:t xml:space="preserve"> </w:t>
+      </w:r>
+      <w:r>
+        <w:t>-</w:t>
+      </w:r>
+      <w:proofErr w:type="spellStart"/>
+      <w:r>
+        <w:t>ence</w:t>
+      </w:r>
+      <w:proofErr w:type="spellEnd"/>
+      <w:r>
+        <w:rPr>
+          <w:rFonts w:hint="eastAsia"/>
+        </w:rPr>
+        <w:t>名詞</w:t>
+      </w:r>
+      <w:r>
+        <w:rPr>
+          <w:highlight w:val="yellow"/>
+        </w:rPr>
+        <w:t>(B)intelligent</w:t>
+      </w:r>
+      <w:r>
+        <w:rPr>
+          <w:rFonts w:hint="eastAsia"/>
+          <w:highlight w:val="yellow"/>
+        </w:rPr>
+        <w:t xml:space="preserve"> </w:t>
+      </w:r>
+      <w:r>
+        <w:rPr>
+          <w:highlight w:val="yellow"/>
+        </w:rPr>
         <w:t xml:space="preserve">adj </w:t>
       </w:r>
       <w:r>
         <w:rPr>
           <w:rFonts w:hint="eastAsia"/>
-        </w:rPr>
-        <w:t>滿足、</w:t>
-      </w:r>
-      <w:r>
-        <w:rPr>
-          <w:rFonts w:hint="eastAsia"/>
-        </w:rPr>
-        <w:t>d</w:t>
-      </w:r>
-      <w:r>
-        <w:t>iscount n.</w:t>
-      </w:r>
-      <w:r>
-        <w:rPr>
-          <w:rFonts w:hint="eastAsia"/>
-        </w:rPr>
-        <w:t>折扣</w:t>
-      </w:r>
-    </w:p>
-    <w:p>
-      <w:r>
-        <w:t>those = those people</w:t>
-      </w:r>
-      <w:r>
-        <w:rPr>
-          <w:rFonts w:hint="eastAsia"/>
-        </w:rPr>
-        <w:t>那些人</w:t>
-      </w:r>
-    </w:p>
-    <w:p>
-      <w:r>
-        <w:rPr>
-          <w:rFonts w:hint="eastAsia"/>
-        </w:rPr>
-        <w:t>在題目中對應的是去特賣會卻沒買到折價商品的人</w:t>
+          <w:highlight w:val="yellow"/>
+        </w:rPr>
+        <w:t>聰明</w:t>
+      </w:r>
+      <w:r>
+        <w:rPr>
+          <w:rFonts w:hint="eastAsia"/>
+        </w:rPr>
+        <w:t>的</w:t>
+      </w:r>
+      <w:r>
+        <w:t>(C)intelligently</w:t>
+      </w:r>
+      <w:r>
+        <w:t xml:space="preserve"> -</w:t>
+      </w:r>
+      <w:proofErr w:type="spellStart"/>
+      <w:r>
+        <w:t>ly</w:t>
+      </w:r>
+      <w:proofErr w:type="spellEnd"/>
+      <w:r>
+        <w:rPr>
+          <w:rFonts w:hint="eastAsia"/>
+        </w:rPr>
+        <w:t>副詞</w:t>
+      </w:r>
+      <w:r>
+        <w:t>(D)intellect</w:t>
+      </w:r>
+    </w:p>
+    <w:p>
+      <w:r>
+        <w:t>well-received</w:t>
+      </w:r>
+      <w:r>
+        <w:t xml:space="preserve"> </w:t>
+      </w:r>
+      <w:r>
+        <w:rPr>
+          <w:rFonts w:hint="eastAsia"/>
+        </w:rPr>
+        <w:t>受到歡迎的、</w:t>
+      </w:r>
+      <w:r>
+        <w:t>intellect</w:t>
+      </w:r>
+      <w:r>
+        <w:rPr>
+          <w:rFonts w:hint="eastAsia"/>
+        </w:rPr>
+        <w:t xml:space="preserve"> </w:t>
+      </w:r>
+      <w:r>
+        <w:t>n.</w:t>
+      </w:r>
+      <w:r>
+        <w:rPr>
+          <w:rFonts w:hint="eastAsia"/>
+        </w:rPr>
+        <w:t>智力</w:t>
+      </w:r>
+      <w:r>
+        <w:rPr>
+          <w:rFonts w:hint="eastAsia"/>
+        </w:rPr>
+        <w:t>、</w:t>
+      </w:r>
+      <w:r>
+        <w:t>Emotionally</w:t>
+      </w:r>
+      <w:r>
+        <w:t xml:space="preserve"> adv</w:t>
+      </w:r>
+      <w:r>
+        <w:rPr>
+          <w:rFonts w:hint="eastAsia"/>
+        </w:rPr>
+        <w:t xml:space="preserve"> </w:t>
+      </w:r>
+      <w:r>
+        <w:rPr>
+          <w:rFonts w:hint="eastAsia"/>
+        </w:rPr>
+        <w:t>情緒</w:t>
+      </w:r>
+    </w:p>
+    <w:p>
+      <w:r>
+        <w:t>Emotionally</w:t>
+      </w:r>
+      <w:r>
+        <w:rPr>
+          <w:rFonts w:hint="eastAsia"/>
+        </w:rPr>
+        <w:t>-</w:t>
+      </w:r>
+      <w:r>
+        <w:t xml:space="preserve"> </w:t>
+      </w:r>
+      <w:r>
+        <w:t xml:space="preserve">intelligent </w:t>
+      </w:r>
+      <w:r>
+        <w:rPr>
+          <w:rFonts w:hint="eastAsia"/>
+        </w:rPr>
+        <w:t>高情感智商的</w:t>
+      </w:r>
+      <w:r>
+        <w:rPr>
+          <w:rFonts w:hint="eastAsia"/>
+        </w:rPr>
+        <w:t>、</w:t>
+      </w:r>
+      <w:r>
+        <w:rPr>
+          <w:rFonts w:hint="eastAsia"/>
+        </w:rPr>
+        <w:t>c</w:t>
+      </w:r>
+      <w:r>
+        <w:t>ollege n.</w:t>
+      </w:r>
+      <w:r>
+        <w:rPr>
+          <w:rFonts w:hint="eastAsia"/>
+        </w:rPr>
+        <w:t>學院</w:t>
+      </w:r>
+      <w:r>
+        <w:rPr>
+          <w:rFonts w:hint="eastAsia"/>
+        </w:rPr>
+        <w:t>、</w:t>
+      </w:r>
+    </w:p>
+    <w:p>
+      <w:pPr>
+        <w:rPr>
+          <w:rFonts w:hint="eastAsia"/>
+        </w:rPr>
+      </w:pPr>
+    </w:p>
+    <w:p>
+      <w:pPr>
+        <w:rPr>
+          <w:rFonts w:hint="eastAsia"/>
+        </w:rPr>
+      </w:pPr>
+      <w:r>
+        <w:t>A/An/</w:t>
+      </w:r>
+      <w:proofErr w:type="spellStart"/>
+      <w:r>
+        <w:t>The+adv+</w:t>
+      </w:r>
+      <w:r>
+        <w:rPr>
+          <w:color w:val="FF0000"/>
+        </w:rPr>
+        <w:t>adj</w:t>
+      </w:r>
+      <w:r>
+        <w:t>+N</w:t>
+      </w:r>
+      <w:proofErr w:type="spellEnd"/>
+      <w:r>
+        <w:t>:</w:t>
+      </w:r>
+      <w:r>
+        <w:rPr>
+          <w:rFonts w:hint="eastAsia"/>
+        </w:rPr>
+        <w:t xml:space="preserve"> </w:t>
+      </w:r>
+      <w:r>
+        <w:t xml:space="preserve">A clearly </w:t>
+      </w:r>
+      <w:r>
+        <w:rPr>
+          <w:color w:val="FF0000"/>
+        </w:rPr>
+        <w:t xml:space="preserve">explained </w:t>
+      </w:r>
+      <w:r>
+        <w:t>question.</w:t>
       </w:r>
     </w:p>
     <w:p/>
     <w:p>
       <w:r>
-        <w:t>What do you expect from your own hard work?</w:t>
-      </w:r>
-    </w:p>
-    <w:p>
-      <w:r>
-        <w:rPr>
-          <w:rFonts w:hint="eastAsia"/>
-        </w:rPr>
-        <w:t>I</w:t>
-      </w:r>
-      <w:r>
-        <w:t xml:space="preserve"> will accept my results(</w:t>
-      </w:r>
-      <w:r>
-        <w:rPr>
-          <w:rFonts w:hint="eastAsia"/>
-        </w:rPr>
-        <w:t>結果</w:t>
-      </w:r>
-      <w:r>
-        <w:rPr>
-          <w:rFonts w:hint="eastAsia"/>
-        </w:rPr>
-        <w:t>)</w:t>
-      </w:r>
-      <w:r>
-        <w:t>so long as(</w:t>
-      </w:r>
-      <w:r>
-        <w:rPr>
-          <w:rFonts w:hint="eastAsia"/>
-        </w:rPr>
-        <w:t>只要</w:t>
-      </w:r>
-      <w:r>
-        <w:rPr>
-          <w:rFonts w:hint="eastAsia"/>
-        </w:rPr>
-        <w:t>)</w:t>
-      </w:r>
-      <w:r>
-        <w:t xml:space="preserve"> I know I have put in efforts</w:t>
-      </w:r>
+        <w:t xml:space="preserve">All hotel guests are entitled to a </w:t>
+      </w:r>
+      <w:r>
+        <w:rPr>
+          <w:highlight w:val="yellow"/>
+        </w:rPr>
+        <w:t>complimentary</w:t>
+      </w:r>
+      <w:r>
+        <w:t xml:space="preserve"> breakfast buffet.</w:t>
+      </w:r>
+    </w:p>
+    <w:p>
+      <w:r>
+        <w:t>(A)complement</w:t>
+      </w:r>
+      <w:r>
+        <w:rPr>
+          <w:rFonts w:hint="eastAsia"/>
+        </w:rPr>
+        <w:t xml:space="preserve"> </w:t>
+      </w:r>
+      <w:r>
+        <w:t>v.</w:t>
+      </w:r>
+      <w:r>
+        <w:rPr>
+          <w:rFonts w:hint="eastAsia"/>
+        </w:rPr>
+        <w:t>搭配</w:t>
+      </w:r>
+      <w:r>
+        <w:t>(B)compliment</w:t>
+      </w:r>
+      <w:r>
+        <w:rPr>
+          <w:rFonts w:hint="eastAsia"/>
+        </w:rPr>
+        <w:t xml:space="preserve"> </w:t>
+      </w:r>
+      <w:r>
+        <w:t>v.</w:t>
+      </w:r>
+      <w:r>
+        <w:rPr>
+          <w:rFonts w:hint="eastAsia"/>
+        </w:rPr>
+        <w:t>讚美</w:t>
+      </w:r>
+      <w:r>
+        <w:t>(C)complementary</w:t>
+      </w:r>
+      <w:r>
+        <w:rPr>
+          <w:rFonts w:hint="eastAsia"/>
+        </w:rPr>
+        <w:t xml:space="preserve"> a</w:t>
+      </w:r>
+      <w:r>
+        <w:t>dj.</w:t>
+      </w:r>
+      <w:r>
+        <w:rPr>
+          <w:rFonts w:hint="eastAsia"/>
+        </w:rPr>
+        <w:t>搭配的</w:t>
+      </w:r>
+      <w:r>
+        <w:rPr>
+          <w:highlight w:val="yellow"/>
+        </w:rPr>
+        <w:t>(D)complimentary</w:t>
+      </w:r>
+      <w:r>
+        <w:rPr>
+          <w:rFonts w:hint="eastAsia"/>
+          <w:highlight w:val="yellow"/>
+        </w:rPr>
+        <w:t xml:space="preserve"> </w:t>
+      </w:r>
+      <w:r>
+        <w:rPr>
+          <w:highlight w:val="yellow"/>
+        </w:rPr>
+        <w:t>adj.</w:t>
+      </w:r>
+      <w:r>
+        <w:rPr>
+          <w:rFonts w:hint="eastAsia"/>
+          <w:highlight w:val="yellow"/>
+        </w:rPr>
+        <w:t>讚美的</w:t>
+      </w:r>
+    </w:p>
+    <w:p/>
+    <w:p>
+      <w:r>
+        <w:t xml:space="preserve">Be entitled to </w:t>
+      </w:r>
+      <w:r>
+        <w:rPr>
+          <w:rFonts w:hint="eastAsia"/>
+        </w:rPr>
+        <w:t>有資格享有</w:t>
+      </w:r>
+      <w:r>
+        <w:rPr>
+          <w:rFonts w:hint="eastAsia"/>
+        </w:rPr>
+        <w:t>.</w:t>
+      </w:r>
+      <w:proofErr w:type="gramStart"/>
+      <w:r>
+        <w:t>.</w:t>
+      </w:r>
+      <w:r>
+        <w:rPr>
+          <w:rFonts w:hint="eastAsia"/>
+        </w:rPr>
+        <w:t>、</w:t>
+      </w:r>
+      <w:proofErr w:type="gramEnd"/>
+      <w:r>
+        <w:rPr>
+          <w:rFonts w:hint="eastAsia"/>
+        </w:rPr>
+        <w:t>c</w:t>
+      </w:r>
+      <w:r>
+        <w:t>omplimentary=free of charge</w:t>
+      </w:r>
+    </w:p>
+    <w:p/>
+    <w:p>
+      <w:r>
+        <w:rPr>
+          <w:rFonts w:hint="eastAsia"/>
+        </w:rPr>
+        <w:t>選項需要形容詞，因此</w:t>
+      </w:r>
+      <w:r>
+        <w:rPr>
+          <w:rFonts w:hint="eastAsia"/>
+        </w:rPr>
+        <w:t>a</w:t>
+      </w:r>
+      <w:r>
+        <w:rPr>
+          <w:rFonts w:hint="eastAsia"/>
+        </w:rPr>
+        <w:t>、</w:t>
+      </w:r>
+      <w:r>
+        <w:rPr>
+          <w:rFonts w:hint="eastAsia"/>
+        </w:rPr>
+        <w:t>b</w:t>
+      </w:r>
+      <w:r>
+        <w:rPr>
+          <w:rFonts w:hint="eastAsia"/>
+        </w:rPr>
+        <w:t>不能選，</w:t>
+      </w:r>
+    </w:p>
+    <w:p>
+      <w:pPr>
+        <w:rPr>
+          <w:rFonts w:hint="eastAsia"/>
+        </w:rPr>
+      </w:pPr>
+      <w:r>
+        <w:t>-</w:t>
+      </w:r>
+      <w:proofErr w:type="spellStart"/>
+      <w:r>
+        <w:t>ary</w:t>
+      </w:r>
+      <w:proofErr w:type="spellEnd"/>
+      <w:r>
+        <w:rPr>
+          <w:rFonts w:hint="eastAsia"/>
+        </w:rPr>
+        <w:t>結尾</w:t>
+      </w:r>
+      <w:r>
+        <w:rPr>
+          <w:rFonts w:hint="eastAsia"/>
+        </w:rPr>
+        <w:t xml:space="preserve"> </w:t>
+      </w:r>
+      <w:r>
+        <w:t>-&gt;</w:t>
+      </w:r>
+      <w:r>
+        <w:rPr>
+          <w:rFonts w:hint="eastAsia"/>
+        </w:rPr>
+        <w:t>形容詞</w:t>
+      </w:r>
+    </w:p>
+    <w:p/>
+    <w:p>
+      <w:r>
+        <w:t xml:space="preserve">When </w:t>
+      </w:r>
+      <w:r>
+        <w:rPr>
+          <w:color w:val="FF0000"/>
+        </w:rPr>
+        <w:t xml:space="preserve">filing </w:t>
+      </w:r>
+      <w:r>
+        <w:t xml:space="preserve">an internal </w:t>
+      </w:r>
+      <w:r>
+        <w:rPr>
+          <w:color w:val="FF0000"/>
+        </w:rPr>
+        <w:t xml:space="preserve">complaint </w:t>
+      </w:r>
+      <w:proofErr w:type="gramStart"/>
+      <w:r>
+        <w:rPr>
+          <w:highlight w:val="yellow"/>
+        </w:rPr>
+        <w:t>anonymously</w:t>
+      </w:r>
+      <w:r>
+        <w:rPr>
+          <w:color w:val="FF0000"/>
+        </w:rPr>
+        <w:t xml:space="preserve"> </w:t>
+      </w:r>
+      <w:r>
+        <w:t>,everyone</w:t>
+      </w:r>
+      <w:proofErr w:type="gramEnd"/>
+      <w:r>
+        <w:t xml:space="preserve"> feels at ease to report a problem.</w:t>
+      </w:r>
+    </w:p>
+    <w:p>
       <w:r>
         <w:rPr>
           <w:rFonts w:hint="eastAsia"/>
@@ -4732,71 +5737,131 @@
         <w:t>(</w:t>
       </w:r>
       <w:r>
-        <w:rPr>
-          <w:rFonts w:hint="eastAsia"/>
-        </w:rPr>
-        <w:t>努力</w:t>
-      </w:r>
-      <w:r>
-        <w:rPr>
-          <w:rFonts w:hint="eastAsia"/>
-        </w:rPr>
-        <w:t>)</w:t>
-      </w:r>
-      <w:r>
-        <w:t>.</w:t>
+        <w:t>A)purposely</w:t>
+      </w:r>
+      <w:r>
+        <w:rPr>
+          <w:rFonts w:hint="eastAsia"/>
+        </w:rPr>
+        <w:t>刻意的</w:t>
+      </w:r>
+      <w:r>
+        <w:t>(B)violently</w:t>
+      </w:r>
+      <w:r>
+        <w:rPr>
+          <w:rFonts w:hint="eastAsia"/>
+        </w:rPr>
+        <w:t>暴力的</w:t>
+      </w:r>
+      <w:r>
+        <w:rPr>
+          <w:highlight w:val="yellow"/>
+        </w:rPr>
+        <w:t>(C)anonymously</w:t>
+      </w:r>
+      <w:r>
+        <w:rPr>
+          <w:rFonts w:hint="eastAsia"/>
+          <w:highlight w:val="yellow"/>
+        </w:rPr>
+        <w:t>匿名的</w:t>
+      </w:r>
+    </w:p>
+    <w:p>
+      <w:pPr>
+        <w:rPr>
+          <w:rFonts w:hint="eastAsia"/>
+        </w:rPr>
+      </w:pPr>
+      <w:r>
+        <w:t>(D)reluctantly</w:t>
+      </w:r>
+      <w:r>
+        <w:rPr>
+          <w:rFonts w:hint="eastAsia"/>
+        </w:rPr>
+        <w:t>不情願的</w:t>
       </w:r>
     </w:p>
     <w:p/>
     <w:p>
       <w:r>
-        <w:rPr>
-          <w:rFonts w:hint="eastAsia"/>
-        </w:rPr>
-        <w:t>H</w:t>
-      </w:r>
-      <w:r>
-        <w:t xml:space="preserve">aving a plan </w:t>
-      </w:r>
-      <w:r>
-        <w:rPr>
-          <w:color w:val="FF0000"/>
-        </w:rPr>
-        <w:t xml:space="preserve">is </w:t>
-      </w:r>
-      <w:r>
-        <w:t xml:space="preserve">important but devising a </w:t>
-      </w:r>
-      <w:r>
-        <w:rPr>
-          <w:highlight w:val="yellow"/>
-        </w:rPr>
-        <w:t>strategy</w:t>
-      </w:r>
-      <w:r>
-        <w:t xml:space="preserve"> to implement it is as vital.</w:t>
-      </w:r>
-    </w:p>
-    <w:p>
-      <w:pPr>
-        <w:rPr>
-          <w:rFonts w:hint="eastAsia"/>
-        </w:rPr>
-      </w:pPr>
-      <w:r>
-        <w:t>(A)combination</w:t>
-      </w:r>
-      <w:r>
-        <w:t xml:space="preserve"> n.</w:t>
-      </w:r>
-      <w:r>
-        <w:rPr>
-          <w:rFonts w:hint="eastAsia"/>
-        </w:rPr>
-        <w:t>結合</w:t>
-      </w:r>
-      <w:r>
-        <w:t>(B)resume</w:t>
+        <w:t>File a complaint</w:t>
+      </w:r>
+      <w:r>
+        <w:rPr>
+          <w:rFonts w:hint="eastAsia"/>
+        </w:rPr>
+        <w:t>申訴、</w:t>
+      </w:r>
+      <w:r>
+        <w:rPr>
+          <w:rFonts w:hint="eastAsia"/>
+        </w:rPr>
+        <w:t>f</w:t>
+      </w:r>
+      <w:r>
+        <w:t>ile income tax</w:t>
+      </w:r>
+      <w:r>
+        <w:rPr>
+          <w:rFonts w:hint="eastAsia"/>
+        </w:rPr>
+        <w:t>報稅、</w:t>
+      </w:r>
+      <w:r>
+        <w:rPr>
+          <w:rFonts w:hint="eastAsia"/>
+        </w:rPr>
+        <w:t>f</w:t>
+      </w:r>
+      <w:r>
+        <w:t>ile documents</w:t>
+      </w:r>
+      <w:r>
+        <w:rPr>
+          <w:rFonts w:hint="eastAsia"/>
+        </w:rPr>
+        <w:t>歸檔</w:t>
+      </w:r>
+    </w:p>
+    <w:p>
+      <w:r>
+        <w:rPr>
+          <w:rFonts w:hint="eastAsia"/>
+        </w:rPr>
+        <w:t>f</w:t>
+      </w:r>
+      <w:r>
+        <w:t>ile a report</w:t>
+      </w:r>
+      <w:r>
+        <w:rPr>
+          <w:rFonts w:hint="eastAsia"/>
+        </w:rPr>
+        <w:t>備案、</w:t>
+      </w:r>
+      <w:r>
+        <w:t>internal</w:t>
+      </w:r>
+      <w:r>
+        <w:rPr>
+          <w:rFonts w:hint="eastAsia"/>
+        </w:rPr>
+        <w:t xml:space="preserve"> </w:t>
+      </w:r>
+      <w:r>
+        <w:t>adj.</w:t>
+      </w:r>
+      <w:r>
+        <w:rPr>
+          <w:rFonts w:hint="eastAsia"/>
+        </w:rPr>
+        <w:t>內部的、</w:t>
+      </w:r>
+      <w:r>
+        <w:t>complaint</w:t>
       </w:r>
       <w:r>
         <w:rPr>
@@ -4811,118 +5876,7 @@
         <w:rPr>
           <w:rFonts w:hint="eastAsia"/>
         </w:rPr>
-        <w:t>履歷</w:t>
-      </w:r>
-      <w:r>
-        <w:t xml:space="preserve"> ,v.</w:t>
-      </w:r>
-      <w:r>
-        <w:rPr>
-          <w:rFonts w:hint="eastAsia"/>
-        </w:rPr>
-        <w:t>恢復</w:t>
-      </w:r>
-      <w:r>
-        <w:rPr>
-          <w:highlight w:val="yellow"/>
-        </w:rPr>
-        <w:t>(C)strategy</w:t>
-      </w:r>
-      <w:r>
-        <w:rPr>
-          <w:rFonts w:hint="eastAsia"/>
-          <w:highlight w:val="yellow"/>
-        </w:rPr>
-        <w:t xml:space="preserve"> </w:t>
-      </w:r>
-      <w:r>
-        <w:rPr>
-          <w:highlight w:val="yellow"/>
-        </w:rPr>
-        <w:t>n.</w:t>
-      </w:r>
-      <w:r>
-        <w:rPr>
-          <w:rFonts w:hint="eastAsia"/>
-          <w:highlight w:val="yellow"/>
-        </w:rPr>
-        <w:t>策略</w:t>
-      </w:r>
-      <w:r>
-        <w:t>(D)</w:t>
-      </w:r>
-      <w:proofErr w:type="spellStart"/>
-      <w:r>
-        <w:t>portfoli</w:t>
-      </w:r>
-      <w:r>
-        <w:rPr>
-          <w:rFonts w:hint="eastAsia"/>
-        </w:rPr>
-        <w:t>n</w:t>
-      </w:r>
-      <w:proofErr w:type="spellEnd"/>
-      <w:r>
-        <w:t>.</w:t>
-      </w:r>
-      <w:r>
-        <w:rPr>
-          <w:rFonts w:hint="eastAsia"/>
-        </w:rPr>
-        <w:t>作品集</w:t>
-      </w:r>
-    </w:p>
-    <w:p>
-      <w:r>
-        <w:rPr>
-          <w:rFonts w:hint="eastAsia"/>
-        </w:rPr>
-        <w:t>d</w:t>
-      </w:r>
-      <w:r>
-        <w:t>evise v.</w:t>
-      </w:r>
-      <w:r>
-        <w:rPr>
-          <w:rFonts w:hint="eastAsia"/>
-        </w:rPr>
-        <w:t>設計</w:t>
-      </w:r>
-      <w:r>
-        <w:rPr>
-          <w:rFonts w:hint="eastAsia"/>
-        </w:rPr>
-        <w:t>/</w:t>
-      </w:r>
-      <w:r>
-        <w:rPr>
-          <w:rFonts w:hint="eastAsia"/>
-        </w:rPr>
-        <w:t>想出、</w:t>
-      </w:r>
-      <w:r>
-        <w:t>implement</w:t>
-      </w:r>
-      <w:r>
-        <w:t xml:space="preserve"> v.</w:t>
-      </w:r>
-      <w:r>
-        <w:rPr>
-          <w:rFonts w:hint="eastAsia"/>
-        </w:rPr>
-        <w:t>實施</w:t>
-      </w:r>
-      <w:r>
-        <w:rPr>
-          <w:rFonts w:hint="eastAsia"/>
-        </w:rPr>
-        <w:t>/</w:t>
-      </w:r>
-      <w:r>
-        <w:rPr>
-          <w:rFonts w:hint="eastAsia"/>
-        </w:rPr>
-        <w:t>執行、</w:t>
+        <w:t>抱怨、</w:t>
       </w:r>
       <w:r>
         <w:rPr>
@@ -4931,99 +5885,14 @@
         <w:t>a</w:t>
       </w:r>
       <w:r>
-        <w:t xml:space="preserve">s </w:t>
-      </w:r>
-      <w:r>
-        <w:rPr>
-          <w:rFonts w:hint="eastAsia"/>
-        </w:rPr>
-        <w:t>v</w:t>
-      </w:r>
-      <w:r>
-        <w:t xml:space="preserve">ital </w:t>
-      </w:r>
-      <w:r>
-        <w:rPr>
-          <w:rFonts w:hint="eastAsia"/>
-        </w:rPr>
-        <w:t>一樣</w:t>
-      </w:r>
-      <w:r>
-        <w:t>…</w:t>
-      </w:r>
-      <w:r>
-        <w:rPr>
-          <w:rFonts w:hint="eastAsia"/>
-        </w:rPr>
-        <w:t>重要</w:t>
-      </w:r>
-    </w:p>
-    <w:p/>
-    <w:p>
-      <w:proofErr w:type="gramStart"/>
-      <w:r>
-        <w:t>Ving..</w:t>
-      </w:r>
-      <w:proofErr w:type="gramEnd"/>
-      <w:r>
-        <w:rPr>
-          <w:rFonts w:hint="eastAsia"/>
-        </w:rPr>
-        <w:t>(</w:t>
-      </w:r>
-      <w:r>
-        <w:rPr>
-          <w:rFonts w:hint="eastAsia"/>
-        </w:rPr>
-        <w:t>當主詞用時是單數名詞</w:t>
-      </w:r>
-      <w:r>
-        <w:rPr>
-          <w:rFonts w:hint="eastAsia"/>
-        </w:rPr>
-        <w:t>)</w:t>
-      </w:r>
-      <w:r>
-        <w:t>+</w:t>
-      </w:r>
-      <w:r>
-        <w:rPr>
-          <w:rFonts w:hint="eastAsia"/>
-        </w:rPr>
-        <w:t>單數動詞</w:t>
-      </w:r>
-      <w:r>
-        <w:rPr>
-          <w:rFonts w:hint="eastAsia"/>
-        </w:rPr>
-        <w:t>:</w:t>
-      </w:r>
-    </w:p>
-    <w:p>
-      <w:r>
-        <w:t>Having a plan + is/are + important.</w:t>
-      </w:r>
-    </w:p>
-    <w:p>
-      <w:r>
-        <w:t>Practicing TOEIC with Chris + makes/make + you improve.</w:t>
-      </w:r>
-    </w:p>
-    <w:p/>
-    <w:p/>
-    <w:p>
-      <w:pPr>
-        <w:rPr>
-          <w:rFonts w:hint="eastAsia"/>
-        </w:rPr>
-      </w:pPr>
-    </w:p>
-    <w:p>
-      <w:pPr>
-        <w:rPr>
-          <w:rFonts w:hint="eastAsia"/>
-        </w:rPr>
-      </w:pPr>
+        <w:t xml:space="preserve">s ease </w:t>
+      </w:r>
+      <w:r>
+        <w:rPr>
+          <w:rFonts w:hint="eastAsia"/>
+        </w:rPr>
+        <w:t>自在</w:t>
+      </w:r>
     </w:p>
     <w:p/>
     <w:p>
@@ -5051,7 +5920,7 @@
 </file>
 
 <file path=word/endnotes.xml><?xml version="1.0" encoding="utf-8"?>
-<w:endnotes xmlns:wpc="http://schemas.microsoft.com/office/word/2010/wordprocessingCanvas" xmlns:cx="http://schemas.microsoft.com/office/drawing/2014/chartex" xmlns:cx1="http://schemas.microsoft.com/office/drawing/2015/9/8/chartex" xmlns:cx2="http://schemas.microsoft.com/office/drawing/2015/10/21/chartex" xmlns:cx3="http://schemas.microsoft.com/office/drawing/2016/5/9/chartex" xmlns:cx4="http://schemas.microsoft.com/office/drawing/2016/5/10/chartex" xmlns:cx5="http://schemas.microsoft.com/office/drawing/2016/5/11/chartex" xmlns:cx6="http://schemas.microsoft.com/office/drawing/2016/5/12/chartex" xmlns:cx7="http://schemas.microsoft.com/office/drawing/2016/5/13/chartex" xmlns:cx8="http://schemas.microsoft.com/office/drawing/2016/5/14/chartex" xmlns:mc="http://schemas.openxmlformats.org/markup-compatibility/2006" xmlns:aink="http://schemas.microsoft.com/office/drawing/2016/ink" xmlns:am3d="http://schemas.microsoft.com/office/drawing/2017/model3d" xmlns:o="urn:schemas-microsoft-com:office:office" xmlns:r="http://schemas.openxmlformats.org/officeDocument/2006/relationships" xmlns:m="http://schemas.openxmlformats.org/officeDocument/2006/math" xmlns:v="urn:schemas-microsoft-com:vml" xmlns:wp14="http://schemas.microsoft.com/office/word/2010/wordprocessingDrawing" xmlns:wp="http://schemas.openxmlformats.org/drawingml/2006/wordprocessingDrawing" xmlns:w10="urn:schemas-microsoft-com:office:word" xmlns:w="http://schemas.openxmlformats.org/wordprocessingml/2006/main" xmlns:w14="http://schemas.microsoft.com/office/word/2010/wordml" xmlns:w15="http://schemas.microsoft.com/office/word/2012/wordml" xmlns:w16cex="http://schemas.microsoft.com/office/word/2018/wordml/cex" xmlns:w16cid="http://schemas.microsoft.com/office/word/2016/wordml/cid" xmlns:w16="http://schemas.microsoft.com/office/word/2018/wordml" xmlns:w16sdtdh="http://schemas.microsoft.com/office/word/2020/wordml/sdtdatahash" xmlns:w16se="http://schemas.microsoft.com/office/word/2015/wordml/symex" xmlns:wpg="http://schemas.microsoft.com/office/word/2010/wordprocessingGroup" xmlns:wpi="http://schemas.microsoft.com/office/word/2010/wordprocessingInk" xmlns:wne="http://schemas.microsoft.com/office/word/2006/wordml" xmlns:wps="http://schemas.microsoft.com/office/word/2010/wordprocessingShape" mc:Ignorable="w14 w15 w16se w16cid w16 w16cex w16sdtdh wp14">
+<w:endnotes xmlns:wpc="http://schemas.microsoft.com/office/word/2010/wordprocessingCanvas" xmlns:cx="http://schemas.microsoft.com/office/drawing/2014/chartex" xmlns:cx1="http://schemas.microsoft.com/office/drawing/2015/9/8/chartex" xmlns:cx2="http://schemas.microsoft.com/office/drawing/2015/10/21/chartex" xmlns:cx3="http://schemas.microsoft.com/office/drawing/2016/5/9/chartex" xmlns:cx4="http://schemas.microsoft.com/office/drawing/2016/5/10/chartex" xmlns:cx5="http://schemas.microsoft.com/office/drawing/2016/5/11/chartex" xmlns:cx6="http://schemas.microsoft.com/office/drawing/2016/5/12/chartex" xmlns:cx7="http://schemas.microsoft.com/office/drawing/2016/5/13/chartex" xmlns:cx8="http://schemas.microsoft.com/office/drawing/2016/5/14/chartex" xmlns:mc="http://schemas.openxmlformats.org/markup-compatibility/2006" xmlns:aink="http://schemas.microsoft.com/office/drawing/2016/ink" xmlns:am3d="http://schemas.microsoft.com/office/drawing/2017/model3d" xmlns:o="urn:schemas-microsoft-com:office:office" xmlns:oel="http://schemas.microsoft.com/office/2019/extlst" xmlns:r="http://schemas.openxmlformats.org/officeDocument/2006/relationships" xmlns:m="http://schemas.openxmlformats.org/officeDocument/2006/math" xmlns:v="urn:schemas-microsoft-com:vml" xmlns:wp14="http://schemas.microsoft.com/office/word/2010/wordprocessingDrawing" xmlns:wp="http://schemas.openxmlformats.org/drawingml/2006/wordprocessingDrawing" xmlns:w10="urn:schemas-microsoft-com:office:word" xmlns:w="http://schemas.openxmlformats.org/wordprocessingml/2006/main" xmlns:w14="http://schemas.microsoft.com/office/word/2010/wordml" xmlns:w15="http://schemas.microsoft.com/office/word/2012/wordml" xmlns:w16cex="http://schemas.microsoft.com/office/word/2018/wordml/cex" xmlns:w16cid="http://schemas.microsoft.com/office/word/2016/wordml/cid" xmlns:w16="http://schemas.microsoft.com/office/word/2018/wordml" xmlns:w16du="http://schemas.microsoft.com/office/word/2023/wordml/word16du" xmlns:w16sdtdh="http://schemas.microsoft.com/office/word/2020/wordml/sdtdatahash" xmlns:w16se="http://schemas.microsoft.com/office/word/2015/wordml/symex" xmlns:wpg="http://schemas.microsoft.com/office/word/2010/wordprocessingGroup" xmlns:wpi="http://schemas.microsoft.com/office/word/2010/wordprocessingInk" xmlns:wne="http://schemas.microsoft.com/office/word/2006/wordml" xmlns:wps="http://schemas.microsoft.com/office/word/2010/wordprocessingShape" mc:Ignorable="w14 w15 w16se w16cid w16 w16cex w16sdtdh wp14">
   <w:endnote w:type="separator" w:id="-1">
     <w:p>
       <w:r>
@@ -5070,7 +5939,7 @@
 </file>
 
 <file path=word/footnotes.xml><?xml version="1.0" encoding="utf-8"?>
-<w:footnotes xmlns:wpc="http://schemas.microsoft.com/office/word/2010/wordprocessingCanvas" xmlns:cx="http://schemas.microsoft.com/office/drawing/2014/chartex" xmlns:cx1="http://schemas.microsoft.com/office/drawing/2015/9/8/chartex" xmlns:cx2="http://schemas.microsoft.com/office/drawing/2015/10/21/chartex" xmlns:cx3="http://schemas.microsoft.com/office/drawing/2016/5/9/chartex" xmlns:cx4="http://schemas.microsoft.com/office/drawing/2016/5/10/chartex" xmlns:cx5="http://schemas.microsoft.com/office/drawing/2016/5/11/chartex" xmlns:cx6="http://schemas.microsoft.com/office/drawing/2016/5/12/chartex" xmlns:cx7="http://schemas.microsoft.com/office/drawing/2016/5/13/chartex" xmlns:cx8="http://schemas.microsoft.com/office/drawing/2016/5/14/chartex" xmlns:mc="http://schemas.openxmlformats.org/markup-compatibility/2006" xmlns:aink="http://schemas.microsoft.com/office/drawing/2016/ink" xmlns:am3d="http://schemas.microsoft.com/office/drawing/2017/model3d" xmlns:o="urn:schemas-microsoft-com:office:office" xmlns:r="http://schemas.openxmlformats.org/officeDocument/2006/relationships" xmlns:m="http://schemas.openxmlformats.org/officeDocument/2006/math" xmlns:v="urn:schemas-microsoft-com:vml" xmlns:wp14="http://schemas.microsoft.com/office/word/2010/wordprocessingDrawing" xmlns:wp="http://schemas.openxmlformats.org/drawingml/2006/wordprocessingDrawing" xmlns:w10="urn:schemas-microsoft-com:office:word" xmlns:w="http://schemas.openxmlformats.org/wordprocessingml/2006/main" xmlns:w14="http://schemas.microsoft.com/office/word/2010/wordml" xmlns:w15="http://schemas.microsoft.com/office/word/2012/wordml" xmlns:w16cex="http://schemas.microsoft.com/office/word/2018/wordml/cex" xmlns:w16cid="http://schemas.microsoft.com/office/word/2016/wordml/cid" xmlns:w16="http://schemas.microsoft.com/office/word/2018/wordml" xmlns:w16sdtdh="http://schemas.microsoft.com/office/word/2020/wordml/sdtdatahash" xmlns:w16se="http://schemas.microsoft.com/office/word/2015/wordml/symex" xmlns:wpg="http://schemas.microsoft.com/office/word/2010/wordprocessingGroup" xmlns:wpi="http://schemas.microsoft.com/office/word/2010/wordprocessingInk" xmlns:wne="http://schemas.microsoft.com/office/word/2006/wordml" xmlns:wps="http://schemas.microsoft.com/office/word/2010/wordprocessingShape" mc:Ignorable="w14 w15 w16se w16cid w16 w16cex w16sdtdh wp14">
+<w:footnotes xmlns:wpc="http://schemas.microsoft.com/office/word/2010/wordprocessingCanvas" xmlns:cx="http://schemas.microsoft.com/office/drawing/2014/chartex" xmlns:cx1="http://schemas.microsoft.com/office/drawing/2015/9/8/chartex" xmlns:cx2="http://schemas.microsoft.com/office/drawing/2015/10/21/chartex" xmlns:cx3="http://schemas.microsoft.com/office/drawing/2016/5/9/chartex" xmlns:cx4="http://schemas.microsoft.com/office/drawing/2016/5/10/chartex" xmlns:cx5="http://schemas.microsoft.com/office/drawing/2016/5/11/chartex" xmlns:cx6="http://schemas.microsoft.com/office/drawing/2016/5/12/chartex" xmlns:cx7="http://schemas.microsoft.com/office/drawing/2016/5/13/chartex" xmlns:cx8="http://schemas.microsoft.com/office/drawing/2016/5/14/chartex" xmlns:mc="http://schemas.openxmlformats.org/markup-compatibility/2006" xmlns:aink="http://schemas.microsoft.com/office/drawing/2016/ink" xmlns:am3d="http://schemas.microsoft.com/office/drawing/2017/model3d" xmlns:o="urn:schemas-microsoft-com:office:office" xmlns:oel="http://schemas.microsoft.com/office/2019/extlst" xmlns:r="http://schemas.openxmlformats.org/officeDocument/2006/relationships" xmlns:m="http://schemas.openxmlformats.org/officeDocument/2006/math" xmlns:v="urn:schemas-microsoft-com:vml" xmlns:wp14="http://schemas.microsoft.com/office/word/2010/wordprocessingDrawing" xmlns:wp="http://schemas.openxmlformats.org/drawingml/2006/wordprocessingDrawing" xmlns:w10="urn:schemas-microsoft-com:office:word" xmlns:w="http://schemas.openxmlformats.org/wordprocessingml/2006/main" xmlns:w14="http://schemas.microsoft.com/office/word/2010/wordml" xmlns:w15="http://schemas.microsoft.com/office/word/2012/wordml" xmlns:w16cex="http://schemas.microsoft.com/office/word/2018/wordml/cex" xmlns:w16cid="http://schemas.microsoft.com/office/word/2016/wordml/cid" xmlns:w16="http://schemas.microsoft.com/office/word/2018/wordml" xmlns:w16du="http://schemas.microsoft.com/office/word/2023/wordml/word16du" xmlns:w16sdtdh="http://schemas.microsoft.com/office/word/2020/wordml/sdtdatahash" xmlns:w16se="http://schemas.microsoft.com/office/word/2015/wordml/symex" xmlns:wpg="http://schemas.microsoft.com/office/word/2010/wordprocessingGroup" xmlns:wpi="http://schemas.microsoft.com/office/word/2010/wordprocessingInk" xmlns:wne="http://schemas.microsoft.com/office/word/2006/wordml" xmlns:wps="http://schemas.microsoft.com/office/word/2010/wordprocessingShape" mc:Ignorable="w14 w15 w16se w16cid w16 w16cex w16sdtdh wp14">
   <w:footnote w:type="separator" w:id="-1">
     <w:p>
       <w:r>
@@ -5089,7 +5958,7 @@
 </file>
 
 <file path=word/numbering.xml><?xml version="1.0" encoding="utf-8"?>
-<w:numbering xmlns:wpc="http://schemas.microsoft.com/office/word/2010/wordprocessingCanvas" xmlns:cx="http://schemas.microsoft.com/office/drawing/2014/chartex" xmlns:cx1="http://schemas.microsoft.com/office/drawing/2015/9/8/chartex" xmlns:cx2="http://schemas.microsoft.com/office/drawing/2015/10/21/chartex" xmlns:cx3="http://schemas.microsoft.com/office/drawing/2016/5/9/chartex" xmlns:cx4="http://schemas.microsoft.com/office/drawing/2016/5/10/chartex" xmlns:cx5="http://schemas.microsoft.com/office/drawing/2016/5/11/chartex" xmlns:cx6="http://schemas.microsoft.com/office/drawing/2016/5/12/chartex" xmlns:cx7="http://schemas.microsoft.com/office/drawing/2016/5/13/chartex" xmlns:cx8="http://schemas.microsoft.com/office/drawing/2016/5/14/chartex" xmlns:mc="http://schemas.openxmlformats.org/markup-compatibility/2006" xmlns:aink="http://schemas.microsoft.com/office/drawing/2016/ink" xmlns:am3d="http://schemas.microsoft.com/office/drawing/2017/model3d" xmlns:o="urn:schemas-microsoft-com:office:office" xmlns:r="http://schemas.openxmlformats.org/officeDocument/2006/relationships" xmlns:m="http://schemas.openxmlformats.org/officeDocument/2006/math" xmlns:v="urn:schemas-microsoft-com:vml" xmlns:wp14="http://schemas.microsoft.com/office/word/2010/wordprocessingDrawing" xmlns:wp="http://schemas.openxmlformats.org/drawingml/2006/wordprocessingDrawing" xmlns:w10="urn:schemas-microsoft-com:office:word" xmlns:w="http://schemas.openxmlformats.org/wordprocessingml/2006/main" xmlns:w14="http://schemas.microsoft.com/office/word/2010/wordml" xmlns:w15="http://schemas.microsoft.com/office/word/2012/wordml" xmlns:w16cex="http://schemas.microsoft.com/office/word/2018/wordml/cex" xmlns:w16cid="http://schemas.microsoft.com/office/word/2016/wordml/cid" xmlns:w16="http://schemas.microsoft.com/office/word/2018/wordml" xmlns:w16sdtdh="http://schemas.microsoft.com/office/word/2020/wordml/sdtdatahash" xmlns:w16se="http://schemas.microsoft.com/office/word/2015/wordml/symex" xmlns:wpg="http://schemas.microsoft.com/office/word/2010/wordprocessingGroup" xmlns:wpi="http://schemas.microsoft.com/office/word/2010/wordprocessingInk" xmlns:wne="http://schemas.microsoft.com/office/word/2006/wordml" xmlns:wps="http://schemas.microsoft.com/office/word/2010/wordprocessingShape" mc:Ignorable="w14 w15 w16se w16cid w16 w16cex w16sdtdh wp14">
+<w:numbering xmlns:wpc="http://schemas.microsoft.com/office/word/2010/wordprocessingCanvas" xmlns:cx="http://schemas.microsoft.com/office/drawing/2014/chartex" xmlns:cx1="http://schemas.microsoft.com/office/drawing/2015/9/8/chartex" xmlns:cx2="http://schemas.microsoft.com/office/drawing/2015/10/21/chartex" xmlns:cx3="http://schemas.microsoft.com/office/drawing/2016/5/9/chartex" xmlns:cx4="http://schemas.microsoft.com/office/drawing/2016/5/10/chartex" xmlns:cx5="http://schemas.microsoft.com/office/drawing/2016/5/11/chartex" xmlns:cx6="http://schemas.microsoft.com/office/drawing/2016/5/12/chartex" xmlns:cx7="http://schemas.microsoft.com/office/drawing/2016/5/13/chartex" xmlns:cx8="http://schemas.microsoft.com/office/drawing/2016/5/14/chartex" xmlns:mc="http://schemas.openxmlformats.org/markup-compatibility/2006" xmlns:aink="http://schemas.microsoft.com/office/drawing/2016/ink" xmlns:am3d="http://schemas.microsoft.com/office/drawing/2017/model3d" xmlns:o="urn:schemas-microsoft-com:office:office" xmlns:oel="http://schemas.microsoft.com/office/2019/extlst" xmlns:r="http://schemas.openxmlformats.org/officeDocument/2006/relationships" xmlns:m="http://schemas.openxmlformats.org/officeDocument/2006/math" xmlns:v="urn:schemas-microsoft-com:vml" xmlns:wp14="http://schemas.microsoft.com/office/word/2010/wordprocessingDrawing" xmlns:wp="http://schemas.openxmlformats.org/drawingml/2006/wordprocessingDrawing" xmlns:w10="urn:schemas-microsoft-com:office:word" xmlns:w="http://schemas.openxmlformats.org/wordprocessingml/2006/main" xmlns:w14="http://schemas.microsoft.com/office/word/2010/wordml" xmlns:w15="http://schemas.microsoft.com/office/word/2012/wordml" xmlns:w16cex="http://schemas.microsoft.com/office/word/2018/wordml/cex" xmlns:w16cid="http://schemas.microsoft.com/office/word/2016/wordml/cid" xmlns:w16="http://schemas.microsoft.com/office/word/2018/wordml" xmlns:w16du="http://schemas.microsoft.com/office/word/2023/wordml/word16du" xmlns:w16sdtdh="http://schemas.microsoft.com/office/word/2020/wordml/sdtdatahash" xmlns:w16se="http://schemas.microsoft.com/office/word/2015/wordml/symex" xmlns:wpg="http://schemas.microsoft.com/office/word/2010/wordprocessingGroup" xmlns:wpi="http://schemas.microsoft.com/office/word/2010/wordprocessingInk" xmlns:wne="http://schemas.microsoft.com/office/word/2006/wordml" xmlns:wps="http://schemas.microsoft.com/office/word/2010/wordprocessingShape" mc:Ignorable="w14 w15 w16se w16cid w16 w16cex w16sdtdh wp14">
   <w:abstractNum w:abstractNumId="0" w15:restartNumberingAfterBreak="0">
     <w:nsid w:val="08C81696"/>
     <w:multiLevelType w:val="hybridMultilevel"/>
@@ -5892,6 +6761,95 @@
     </w:lvl>
   </w:abstractNum>
   <w:abstractNum w:abstractNumId="9" w15:restartNumberingAfterBreak="0">
+    <w:nsid w:val="5CED3977"/>
+    <w:multiLevelType w:val="hybridMultilevel"/>
+    <w:tmpl w:val="FA6CB3CA"/>
+    <w:lvl w:ilvl="0" w:tplc="29ECA120">
+      <w:start w:val="1"/>
+      <w:numFmt w:val="upperLetter"/>
+      <w:lvlText w:val="(%1)"/>
+      <w:lvlJc w:val="left"/>
+      <w:pPr>
+        <w:ind w:left="360" w:hanging="360"/>
+      </w:pPr>
+      <w:rPr>
+        <w:rFonts w:hint="default"/>
+      </w:rPr>
+    </w:lvl>
+    <w:lvl w:ilvl="1" w:tplc="04090019" w:tentative="1">
+      <w:start w:val="1"/>
+      <w:numFmt w:val="ideographTraditional"/>
+      <w:lvlText w:val="%2、"/>
+      <w:lvlJc w:val="left"/>
+      <w:pPr>
+        <w:ind w:left="960" w:hanging="480"/>
+      </w:pPr>
+    </w:lvl>
+    <w:lvl w:ilvl="2" w:tplc="0409001B" w:tentative="1">
+      <w:start w:val="1"/>
+      <w:numFmt w:val="lowerRoman"/>
+      <w:lvlText w:val="%3."/>
+      <w:lvlJc w:val="right"/>
+      <w:pPr>
+        <w:ind w:left="1440" w:hanging="480"/>
+      </w:pPr>
+    </w:lvl>
+    <w:lvl w:ilvl="3" w:tplc="0409000F" w:tentative="1">
+      <w:start w:val="1"/>
+      <w:numFmt w:val="decimal"/>
+      <w:lvlText w:val="%4."/>
+      <w:lvlJc w:val="left"/>
+      <w:pPr>
+        <w:ind w:left="1920" w:hanging="480"/>
+      </w:pPr>
+    </w:lvl>
+    <w:lvl w:ilvl="4" w:tplc="04090019" w:tentative="1">
+      <w:start w:val="1"/>
+      <w:numFmt w:val="ideographTraditional"/>
+      <w:lvlText w:val="%5、"/>
+      <w:lvlJc w:val="left"/>
+      <w:pPr>
+        <w:ind w:left="2400" w:hanging="480"/>
+      </w:pPr>
+    </w:lvl>
+    <w:lvl w:ilvl="5" w:tplc="0409001B" w:tentative="1">
+      <w:start w:val="1"/>
+      <w:numFmt w:val="lowerRoman"/>
+      <w:lvlText w:val="%6."/>
+      <w:lvlJc w:val="right"/>
+      <w:pPr>
+        <w:ind w:left="2880" w:hanging="480"/>
+      </w:pPr>
+    </w:lvl>
+    <w:lvl w:ilvl="6" w:tplc="0409000F" w:tentative="1">
+      <w:start w:val="1"/>
+      <w:numFmt w:val="decimal"/>
+      <w:lvlText w:val="%7."/>
+      <w:lvlJc w:val="left"/>
+      <w:pPr>
+        <w:ind w:left="3360" w:hanging="480"/>
+      </w:pPr>
+    </w:lvl>
+    <w:lvl w:ilvl="7" w:tplc="04090019" w:tentative="1">
+      <w:start w:val="1"/>
+      <w:numFmt w:val="ideographTraditional"/>
+      <w:lvlText w:val="%8、"/>
+      <w:lvlJc w:val="left"/>
+      <w:pPr>
+        <w:ind w:left="3840" w:hanging="480"/>
+      </w:pPr>
+    </w:lvl>
+    <w:lvl w:ilvl="8" w:tplc="0409001B" w:tentative="1">
+      <w:start w:val="1"/>
+      <w:numFmt w:val="lowerRoman"/>
+      <w:lvlText w:val="%9."/>
+      <w:lvlJc w:val="right"/>
+      <w:pPr>
+        <w:ind w:left="4320" w:hanging="480"/>
+      </w:pPr>
+    </w:lvl>
+  </w:abstractNum>
+  <w:abstractNum w:abstractNumId="10" w15:restartNumberingAfterBreak="0">
     <w:nsid w:val="5F063724"/>
     <w:multiLevelType w:val="hybridMultilevel"/>
     <w:tmpl w:val="67F8EEBE"/>
@@ -5980,7 +6938,7 @@
       </w:pPr>
     </w:lvl>
   </w:abstractNum>
-  <w:abstractNum w:abstractNumId="10" w15:restartNumberingAfterBreak="0">
+  <w:abstractNum w:abstractNumId="11" w15:restartNumberingAfterBreak="0">
     <w:nsid w:val="77293472"/>
     <w:multiLevelType w:val="hybridMultilevel"/>
     <w:tmpl w:val="4A70086C"/>
@@ -6069,38 +7027,41 @@
       </w:pPr>
     </w:lvl>
   </w:abstractNum>
-  <w:num w:numId="1">
+  <w:num w:numId="1" w16cid:durableId="1400060861">
     <w:abstractNumId w:val="1"/>
   </w:num>
-  <w:num w:numId="2">
-    <w:abstractNumId w:val="9"/>
+  <w:num w:numId="2" w16cid:durableId="1556622335">
+    <w:abstractNumId w:val="10"/>
   </w:num>
-  <w:num w:numId="3">
+  <w:num w:numId="3" w16cid:durableId="1781676960">
     <w:abstractNumId w:val="6"/>
   </w:num>
-  <w:num w:numId="4">
+  <w:num w:numId="4" w16cid:durableId="1953169470">
     <w:abstractNumId w:val="3"/>
   </w:num>
-  <w:num w:numId="5">
+  <w:num w:numId="5" w16cid:durableId="1975989836">
     <w:abstractNumId w:val="2"/>
   </w:num>
-  <w:num w:numId="6">
+  <w:num w:numId="6" w16cid:durableId="668286306">
     <w:abstractNumId w:val="8"/>
   </w:num>
-  <w:num w:numId="7">
-    <w:abstractNumId w:val="10"/>
+  <w:num w:numId="7" w16cid:durableId="1916434049">
+    <w:abstractNumId w:val="11"/>
   </w:num>
-  <w:num w:numId="8">
+  <w:num w:numId="8" w16cid:durableId="1455294587">
     <w:abstractNumId w:val="4"/>
   </w:num>
-  <w:num w:numId="9">
+  <w:num w:numId="9" w16cid:durableId="1431313182">
     <w:abstractNumId w:val="5"/>
   </w:num>
-  <w:num w:numId="10">
+  <w:num w:numId="10" w16cid:durableId="1076131735">
     <w:abstractNumId w:val="0"/>
   </w:num>
-  <w:num w:numId="11">
+  <w:num w:numId="11" w16cid:durableId="496655855">
     <w:abstractNumId w:val="7"/>
+  </w:num>
+  <w:num w:numId="12" w16cid:durableId="575551845">
+    <w:abstractNumId w:val="9"/>
   </w:num>
 </w:numbering>
 </file>

--- a/碩一/TOEIC/文法單字.docx
+++ b/碩一/TOEIC/文法單字.docx
@@ -5127,13 +5127,7 @@
         <w:t>聲明</w:t>
       </w:r>
     </w:p>
-    <w:p>
-      <w:pPr>
-        <w:rPr>
-          <w:rFonts w:hint="eastAsia"/>
-        </w:rPr>
-      </w:pPr>
-    </w:p>
+    <w:p/>
     <w:p>
       <w:r>
         <w:t xml:space="preserve">“be” to </w:t>
@@ -5239,11 +5233,6 @@
       </w:r>
     </w:p>
     <w:p>
-      <w:pPr>
-        <w:rPr>
-          <w:rFonts w:hint="eastAsia"/>
-        </w:rPr>
-      </w:pPr>
       <w:r>
         <w:rPr>
           <w:rFonts w:hint="eastAsia"/>
@@ -5328,10 +5317,7 @@
     </w:p>
     <w:p>
       <w:r>
-        <w:t>well-received</w:t>
-      </w:r>
-      <w:r>
-        <w:t xml:space="preserve"> </w:t>
+        <w:t xml:space="preserve">well-received </w:t>
       </w:r>
       <w:r>
         <w:rPr>
@@ -5364,29 +5350,26 @@
         <w:t>、</w:t>
       </w:r>
       <w:r>
+        <w:t>Emotionally adv</w:t>
+      </w:r>
+      <w:r>
+        <w:rPr>
+          <w:rFonts w:hint="eastAsia"/>
+        </w:rPr>
+        <w:t xml:space="preserve"> </w:t>
+      </w:r>
+      <w:r>
+        <w:rPr>
+          <w:rFonts w:hint="eastAsia"/>
+        </w:rPr>
+        <w:t>情緒</w:t>
+      </w:r>
+    </w:p>
+    <w:p>
+      <w:r>
         <w:t>Emotionally</w:t>
       </w:r>
       <w:r>
-        <w:t xml:space="preserve"> adv</w:t>
-      </w:r>
-      <w:r>
-        <w:rPr>
-          <w:rFonts w:hint="eastAsia"/>
-        </w:rPr>
-        <w:t xml:space="preserve"> </w:t>
-      </w:r>
-      <w:r>
-        <w:rPr>
-          <w:rFonts w:hint="eastAsia"/>
-        </w:rPr>
-        <w:t>情緒</w:t>
-      </w:r>
-    </w:p>
-    <w:p>
-      <w:r>
-        <w:t>Emotionally</w:t>
-      </w:r>
-      <w:r>
         <w:rPr>
           <w:rFonts w:hint="eastAsia"/>
         </w:rPr>
@@ -5432,19 +5415,8 @@
         <w:t>、</w:t>
       </w:r>
     </w:p>
-    <w:p>
-      <w:pPr>
-        <w:rPr>
-          <w:rFonts w:hint="eastAsia"/>
-        </w:rPr>
-      </w:pPr>
-    </w:p>
-    <w:p>
-      <w:pPr>
-        <w:rPr>
-          <w:rFonts w:hint="eastAsia"/>
-        </w:rPr>
-      </w:pPr>
+    <w:p/>
+    <w:p>
       <w:r>
         <w:t>A/An/</w:t>
       </w:r>
@@ -5653,11 +5625,6 @@
       </w:r>
     </w:p>
     <w:p>
-      <w:pPr>
-        <w:rPr>
-          <w:rFonts w:hint="eastAsia"/>
-        </w:rPr>
-      </w:pPr>
       <w:r>
         <w:t>-</w:t>
       </w:r>
@@ -5769,11 +5736,6 @@
       </w:r>
     </w:p>
     <w:p>
-      <w:pPr>
-        <w:rPr>
-          <w:rFonts w:hint="eastAsia"/>
-        </w:rPr>
-      </w:pPr>
       <w:r>
         <w:t>(D)reluctantly</w:t>
       </w:r>
@@ -5892,6 +5854,1258 @@
           <w:rFonts w:hint="eastAsia"/>
         </w:rPr>
         <w:t>自在</w:t>
+      </w:r>
+    </w:p>
+    <w:p/>
+    <w:p>
+      <w:r>
+        <w:t xml:space="preserve">Safety latches on the windows </w:t>
+      </w:r>
+      <w:r>
+        <w:rPr>
+          <w:highlight w:val="yellow"/>
+        </w:rPr>
+        <w:t>keep</w:t>
+      </w:r>
+      <w:r>
+        <w:t xml:space="preserve"> children </w:t>
+      </w:r>
+      <w:r>
+        <w:rPr>
+          <w:color w:val="FF0000"/>
+        </w:rPr>
+        <w:t>from</w:t>
+      </w:r>
+      <w:r>
+        <w:t xml:space="preserve"> </w:t>
+      </w:r>
+      <w:r>
+        <w:t>opening team.</w:t>
+      </w:r>
+    </w:p>
+    <w:p>
+      <w:r>
+        <w:rPr>
+          <w:rFonts w:hint="eastAsia"/>
+        </w:rPr>
+        <w:t>(</w:t>
+      </w:r>
+      <w:r>
+        <w:t>A)pretend</w:t>
+      </w:r>
+      <w:r>
+        <w:t xml:space="preserve"> v. </w:t>
+      </w:r>
+      <w:proofErr w:type="gramStart"/>
+      <w:r>
+        <w:rPr>
+          <w:rFonts w:hint="eastAsia"/>
+        </w:rPr>
+        <w:t>假裝</w:t>
+      </w:r>
+      <w:r>
+        <w:rPr>
+          <w:rFonts w:hint="eastAsia"/>
+        </w:rPr>
+        <w:t>,</w:t>
+      </w:r>
+      <w:r>
+        <w:t>adj.</w:t>
+      </w:r>
+      <w:proofErr w:type="gramEnd"/>
+      <w:r>
+        <w:rPr>
+          <w:rFonts w:hint="eastAsia"/>
+        </w:rPr>
+        <w:t>想像的</w:t>
+      </w:r>
+      <w:r>
+        <w:t>(B)occupy</w:t>
+      </w:r>
+      <w:r>
+        <w:t xml:space="preserve"> v.</w:t>
+      </w:r>
+      <w:r>
+        <w:rPr>
+          <w:rFonts w:hint="eastAsia"/>
+        </w:rPr>
+        <w:t>佔據</w:t>
+      </w:r>
+      <w:r>
+        <w:t>(C)conclude</w:t>
+      </w:r>
+      <w:r>
+        <w:rPr>
+          <w:rFonts w:hint="eastAsia"/>
+        </w:rPr>
+        <w:t xml:space="preserve"> </w:t>
+      </w:r>
+      <w:r>
+        <w:t>v.</w:t>
+      </w:r>
+      <w:r>
+        <w:rPr>
+          <w:rFonts w:hint="eastAsia"/>
+        </w:rPr>
+        <w:t>總結</w:t>
+      </w:r>
+    </w:p>
+    <w:p>
+      <w:r>
+        <w:rPr>
+          <w:highlight w:val="yellow"/>
+        </w:rPr>
+        <w:t>(D)keep</w:t>
+      </w:r>
+      <w:r>
+        <w:rPr>
+          <w:rFonts w:hint="eastAsia"/>
+        </w:rPr>
+        <w:t xml:space="preserve"> </w:t>
+      </w:r>
+      <w:proofErr w:type="spellStart"/>
+      <w:r>
+        <w:t>Keep</w:t>
+      </w:r>
+      <w:proofErr w:type="spellEnd"/>
+      <w:r>
+        <w:t xml:space="preserve"> A from B </w:t>
+      </w:r>
+      <w:r>
+        <w:rPr>
+          <w:rFonts w:hint="eastAsia"/>
+        </w:rPr>
+        <w:t>預防</w:t>
+      </w:r>
+      <w:r>
+        <w:t>A</w:t>
+      </w:r>
+      <w:r>
+        <w:rPr>
+          <w:rFonts w:hint="eastAsia"/>
+        </w:rPr>
+        <w:t>做</w:t>
+      </w:r>
+      <w:r>
+        <w:t>B</w:t>
+      </w:r>
+    </w:p>
+    <w:p>
+      <w:r>
+        <w:t>L</w:t>
+      </w:r>
+      <w:r>
+        <w:t>atches</w:t>
+      </w:r>
+      <w:r>
+        <w:t xml:space="preserve"> </w:t>
+      </w:r>
+      <w:r>
+        <w:rPr>
+          <w:rFonts w:hint="eastAsia"/>
+        </w:rPr>
+        <w:t>n</w:t>
+      </w:r>
+      <w:r>
+        <w:t>.</w:t>
+      </w:r>
+      <w:r>
+        <w:rPr>
+          <w:rFonts w:hint="eastAsia"/>
+        </w:rPr>
+        <w:t xml:space="preserve"> </w:t>
+      </w:r>
+      <w:r>
+        <w:rPr>
+          <w:rFonts w:hint="eastAsia"/>
+        </w:rPr>
+        <w:t>閂鎖</w:t>
+      </w:r>
+      <w:r>
+        <w:rPr>
+          <w:rFonts w:hint="eastAsia"/>
+        </w:rPr>
+        <w:t>、</w:t>
+      </w:r>
+      <w:r>
+        <w:rPr>
+          <w:rFonts w:hint="eastAsia"/>
+        </w:rPr>
+        <w:t>p</w:t>
+      </w:r>
+      <w:r>
+        <w:t>revent(v</w:t>
+      </w:r>
+      <w:proofErr w:type="gramStart"/>
+      <w:r>
+        <w:t>)</w:t>
+      </w:r>
+      <w:r>
+        <w:rPr>
+          <w:rFonts w:hint="eastAsia"/>
+        </w:rPr>
+        <w:t>:</w:t>
+      </w:r>
+      <w:r>
+        <w:rPr>
+          <w:rFonts w:hint="eastAsia"/>
+        </w:rPr>
+        <w:t>預防</w:t>
+      </w:r>
+      <w:proofErr w:type="gramEnd"/>
+      <w:r>
+        <w:rPr>
+          <w:rFonts w:hint="eastAsia"/>
+        </w:rPr>
+        <w:t>、</w:t>
+      </w:r>
+      <w:r>
+        <w:rPr>
+          <w:rFonts w:hint="eastAsia"/>
+        </w:rPr>
+        <w:t>v</w:t>
+      </w:r>
+      <w:r>
+        <w:t>acant adj.</w:t>
+      </w:r>
+      <w:r>
+        <w:rPr>
+          <w:rFonts w:hint="eastAsia"/>
+        </w:rPr>
+        <w:t>空的</w:t>
+      </w:r>
+    </w:p>
+    <w:p>
+      <w:r>
+        <w:t xml:space="preserve">Prevention(n) is better than cure </w:t>
+      </w:r>
+      <w:r>
+        <w:rPr>
+          <w:rFonts w:hint="eastAsia"/>
+        </w:rPr>
+        <w:t>預防勝於治療</w:t>
+      </w:r>
+      <w:r>
+        <w:rPr>
+          <w:rFonts w:hint="eastAsia"/>
+        </w:rPr>
+        <w:t>.</w:t>
+      </w:r>
+    </w:p>
+    <w:p/>
+    <w:p>
+      <w:r>
+        <w:t>Keep +Ving:</w:t>
+      </w:r>
+      <w:r>
+        <w:rPr>
+          <w:rFonts w:hint="eastAsia"/>
+        </w:rPr>
+        <w:t>持續</w:t>
+      </w:r>
+      <w:r>
+        <w:rPr>
+          <w:rFonts w:hint="eastAsia"/>
+        </w:rPr>
+        <w:t>V</w:t>
+      </w:r>
+      <w:r>
+        <w:t>ing:</w:t>
+      </w:r>
+    </w:p>
+    <w:p>
+      <w:r>
+        <w:t>Chris kept making videos and providing value for all viewers</w:t>
+      </w:r>
+    </w:p>
+    <w:p>
+      <w:r>
+        <w:t>Chris</w:t>
+      </w:r>
+      <w:r>
+        <w:rPr>
+          <w:rFonts w:hint="eastAsia"/>
+        </w:rPr>
+        <w:t>持續製作影片及提供價值給觀眾</w:t>
+      </w:r>
+    </w:p>
+    <w:p>
+      <w:r>
+        <w:lastRenderedPageBreak/>
+        <w:t xml:space="preserve">Advancement in </w:t>
+      </w:r>
+      <w:r>
+        <w:rPr>
+          <w:highlight w:val="yellow"/>
+        </w:rPr>
+        <w:t>agriculture</w:t>
+      </w:r>
+      <w:r>
+        <w:t xml:space="preserve"> has long been an important part of the </w:t>
+      </w:r>
+      <w:proofErr w:type="spellStart"/>
+      <w:proofErr w:type="gramStart"/>
+      <w:r>
+        <w:t>country,s</w:t>
+      </w:r>
+      <w:proofErr w:type="spellEnd"/>
+      <w:proofErr w:type="gramEnd"/>
+      <w:r>
+        <w:t xml:space="preserve"> focus, leading to new farming methods </w:t>
+      </w:r>
+      <w:r>
+        <w:rPr>
+          <w:rFonts w:hint="eastAsia"/>
+        </w:rPr>
+        <w:t>(</w:t>
+      </w:r>
+      <w:r>
+        <w:rPr>
+          <w:strike/>
+        </w:rPr>
+        <w:t>which are</w:t>
+      </w:r>
+      <w:r>
+        <w:t>)</w:t>
+      </w:r>
+      <w:r>
+        <w:t>developed recently.</w:t>
+      </w:r>
+    </w:p>
+    <w:p>
+      <w:r>
+        <w:t>(A)architecture</w:t>
+      </w:r>
+      <w:r>
+        <w:t xml:space="preserve"> n.</w:t>
+      </w:r>
+      <w:r>
+        <w:rPr>
+          <w:rFonts w:hint="eastAsia"/>
+        </w:rPr>
+        <w:t>建築</w:t>
+      </w:r>
+      <w:r>
+        <w:rPr>
+          <w:highlight w:val="yellow"/>
+        </w:rPr>
+        <w:t>(B)agriculture</w:t>
+      </w:r>
+      <w:r>
+        <w:rPr>
+          <w:rFonts w:hint="eastAsia"/>
+        </w:rPr>
+        <w:t xml:space="preserve"> </w:t>
+      </w:r>
+      <w:r>
+        <w:t>n.</w:t>
+      </w:r>
+      <w:r>
+        <w:rPr>
+          <w:rFonts w:hint="eastAsia"/>
+        </w:rPr>
+        <w:t>農業</w:t>
+      </w:r>
+      <w:r>
+        <w:t>(C)infrastructure</w:t>
+      </w:r>
+      <w:r>
+        <w:rPr>
+          <w:rFonts w:hint="eastAsia"/>
+        </w:rPr>
+        <w:t xml:space="preserve"> </w:t>
+      </w:r>
+      <w:r>
+        <w:t>n.</w:t>
+      </w:r>
+      <w:r>
+        <w:rPr>
+          <w:rFonts w:hint="eastAsia"/>
+        </w:rPr>
+        <w:t>基礎建設</w:t>
+      </w:r>
+    </w:p>
+    <w:p>
+      <w:r>
+        <w:t>(D)literature</w:t>
+      </w:r>
+      <w:r>
+        <w:rPr>
+          <w:rFonts w:hint="eastAsia"/>
+        </w:rPr>
+        <w:t xml:space="preserve"> </w:t>
+      </w:r>
+      <w:r>
+        <w:t>n.</w:t>
+      </w:r>
+      <w:r>
+        <w:rPr>
+          <w:rFonts w:hint="eastAsia"/>
+        </w:rPr>
+        <w:t>文學</w:t>
+      </w:r>
+      <w:r>
+        <w:t>/</w:t>
+      </w:r>
+      <w:r>
+        <w:rPr>
+          <w:rFonts w:hint="eastAsia"/>
+        </w:rPr>
+        <w:t>文獻</w:t>
+      </w:r>
+    </w:p>
+    <w:p>
+      <w:r>
+        <w:t>Advancement</w:t>
+      </w:r>
+      <w:r>
+        <w:t xml:space="preserve"> n.</w:t>
+      </w:r>
+      <w:r>
+        <w:rPr>
+          <w:rFonts w:hint="eastAsia"/>
+        </w:rPr>
+        <w:t>進展、</w:t>
+      </w:r>
+      <w:r>
+        <w:rPr>
+          <w:rFonts w:hint="eastAsia"/>
+        </w:rPr>
+        <w:t>h</w:t>
+      </w:r>
+      <w:r>
+        <w:t>as long been</w:t>
+      </w:r>
+      <w:r>
+        <w:rPr>
+          <w:rFonts w:hint="eastAsia"/>
+        </w:rPr>
+        <w:t>一直以來、</w:t>
+      </w:r>
+      <w:r>
+        <w:rPr>
+          <w:rFonts w:hint="eastAsia"/>
+        </w:rPr>
+        <w:t>t</w:t>
+      </w:r>
+      <w:r>
+        <w:t>ourism n.</w:t>
+      </w:r>
+      <w:r>
+        <w:rPr>
+          <w:rFonts w:hint="eastAsia"/>
+        </w:rPr>
+        <w:t>旅遊業、</w:t>
+      </w:r>
+    </w:p>
+    <w:p>
+      <w:r>
+        <w:t>Tour n.</w:t>
+      </w:r>
+      <w:r>
+        <w:rPr>
+          <w:rFonts w:hint="eastAsia"/>
+        </w:rPr>
+        <w:t>旅遊、</w:t>
+      </w:r>
+      <w:r>
+        <w:rPr>
+          <w:rFonts w:hint="eastAsia"/>
+        </w:rPr>
+        <w:t>t</w:t>
+      </w:r>
+      <w:r>
+        <w:t>our guide</w:t>
+      </w:r>
+      <w:r>
+        <w:rPr>
+          <w:rFonts w:hint="eastAsia"/>
+        </w:rPr>
+        <w:t>導遊、</w:t>
+      </w:r>
+      <w:r>
+        <w:rPr>
+          <w:rFonts w:hint="eastAsia"/>
+        </w:rPr>
+        <w:t>t</w:t>
+      </w:r>
+      <w:r>
+        <w:t>ourist n.</w:t>
+      </w:r>
+      <w:r>
+        <w:rPr>
+          <w:rFonts w:hint="eastAsia"/>
+        </w:rPr>
+        <w:t>觀光客、</w:t>
+      </w:r>
+      <w:r>
+        <w:t>tourist site</w:t>
+      </w:r>
+      <w:r>
+        <w:rPr>
+          <w:rFonts w:hint="eastAsia"/>
+        </w:rPr>
+        <w:t>觀光景點</w:t>
+      </w:r>
+    </w:p>
+    <w:p>
+      <w:r>
+        <w:t xml:space="preserve">Leading to </w:t>
+      </w:r>
+      <w:r>
+        <w:rPr>
+          <w:rFonts w:hint="eastAsia"/>
+        </w:rPr>
+        <w:t>導致、</w:t>
+      </w:r>
+      <w:r>
+        <w:t>farming</w:t>
+      </w:r>
+      <w:r>
+        <w:rPr>
+          <w:rFonts w:hint="eastAsia"/>
+        </w:rPr>
+        <w:t xml:space="preserve"> </w:t>
+      </w:r>
+      <w:r>
+        <w:t>n.</w:t>
+      </w:r>
+      <w:r>
+        <w:rPr>
+          <w:rFonts w:hint="eastAsia"/>
+        </w:rPr>
+        <w:t>農作、</w:t>
+      </w:r>
+      <w:r>
+        <w:rPr>
+          <w:rFonts w:hint="eastAsia"/>
+        </w:rPr>
+        <w:t>m</w:t>
+      </w:r>
+      <w:r>
+        <w:t>ethod n.</w:t>
+      </w:r>
+      <w:r>
+        <w:rPr>
+          <w:rFonts w:hint="eastAsia"/>
+        </w:rPr>
+        <w:t>方法</w:t>
+      </w:r>
+    </w:p>
+    <w:p/>
+    <w:p>
+      <w:r>
+        <w:t>Governments worldwide are tapping into new sources of energy to replace current</w:t>
+      </w:r>
+    </w:p>
+    <w:p>
+      <w:pPr>
+        <w:rPr>
+          <w:rFonts w:hint="eastAsia"/>
+        </w:rPr>
+      </w:pPr>
+      <w:r>
+        <w:t xml:space="preserve">Limited and </w:t>
+      </w:r>
+      <w:r>
+        <w:rPr>
+          <w:highlight w:val="yellow"/>
+        </w:rPr>
+        <w:t>depleting</w:t>
+      </w:r>
+      <w:r>
+        <w:t xml:space="preserve"> power. (A)renewable</w:t>
+      </w:r>
+      <w:r>
+        <w:rPr>
+          <w:rFonts w:hint="eastAsia"/>
+        </w:rPr>
+        <w:t xml:space="preserve"> </w:t>
+      </w:r>
+      <w:r>
+        <w:t>adj.</w:t>
+      </w:r>
+      <w:r>
+        <w:rPr>
+          <w:rFonts w:hint="eastAsia"/>
+        </w:rPr>
+        <w:t>能再生的</w:t>
+      </w:r>
+      <w:r>
+        <w:t>(B)substantial</w:t>
+      </w:r>
+      <w:r>
+        <w:rPr>
+          <w:rFonts w:hint="eastAsia"/>
+        </w:rPr>
+        <w:t xml:space="preserve"> </w:t>
+      </w:r>
+      <w:r>
+        <w:t>adj.</w:t>
+      </w:r>
+      <w:r>
+        <w:rPr>
+          <w:rFonts w:hint="eastAsia"/>
+        </w:rPr>
+        <w:t>可觀的</w:t>
+      </w:r>
+      <w:r>
+        <w:rPr>
+          <w:rFonts w:hint="eastAsia"/>
+        </w:rPr>
+        <w:t>(</w:t>
+      </w:r>
+      <w:r>
+        <w:rPr>
+          <w:rFonts w:hint="eastAsia"/>
+        </w:rPr>
+        <w:t>量</w:t>
+      </w:r>
+      <w:r>
+        <w:rPr>
+          <w:rFonts w:hint="eastAsia"/>
+        </w:rPr>
+        <w:t>)</w:t>
+      </w:r>
+      <w:r>
+        <w:rPr>
+          <w:highlight w:val="yellow"/>
+        </w:rPr>
+        <w:t>(C)depleting</w:t>
+      </w:r>
+      <w:r>
+        <w:rPr>
+          <w:rFonts w:hint="eastAsia"/>
+          <w:highlight w:val="yellow"/>
+        </w:rPr>
+        <w:t xml:space="preserve"> </w:t>
+      </w:r>
+      <w:r>
+        <w:rPr>
+          <w:highlight w:val="yellow"/>
+        </w:rPr>
+        <w:t>v.</w:t>
+      </w:r>
+      <w:r>
+        <w:rPr>
+          <w:rFonts w:hint="eastAsia"/>
+          <w:highlight w:val="yellow"/>
+        </w:rPr>
+        <w:t>正在耗盡的</w:t>
+      </w:r>
+      <w:r>
+        <w:t>(D)potential</w:t>
+      </w:r>
+      <w:r>
+        <w:rPr>
+          <w:rFonts w:hint="eastAsia"/>
+        </w:rPr>
+        <w:t xml:space="preserve"> </w:t>
+      </w:r>
+      <w:r>
+        <w:t>adj.</w:t>
+      </w:r>
+      <w:r>
+        <w:rPr>
+          <w:rFonts w:hint="eastAsia"/>
+        </w:rPr>
+        <w:t>潛力</w:t>
+      </w:r>
+    </w:p>
+    <w:p>
+      <w:r>
+        <w:t>W</w:t>
+      </w:r>
+      <w:r>
+        <w:t>orldwide</w:t>
+      </w:r>
+      <w:r>
+        <w:t xml:space="preserve"> </w:t>
+      </w:r>
+      <w:proofErr w:type="spellStart"/>
+      <w:r>
+        <w:t>adj.adv</w:t>
+      </w:r>
+      <w:proofErr w:type="spellEnd"/>
+      <w:r>
+        <w:t>.</w:t>
+      </w:r>
+      <w:r>
+        <w:rPr>
+          <w:rFonts w:hint="eastAsia"/>
+        </w:rPr>
+        <w:t>世界各地、</w:t>
+      </w:r>
+      <w:r>
+        <w:t>tapping into</w:t>
+      </w:r>
+      <w:r>
+        <w:rPr>
+          <w:rFonts w:hint="eastAsia"/>
+        </w:rPr>
+        <w:t>切入、</w:t>
+      </w:r>
+      <w:r>
+        <w:t>Limited</w:t>
+      </w:r>
+      <w:r>
+        <w:rPr>
+          <w:rFonts w:hint="eastAsia"/>
+        </w:rPr>
+        <w:t xml:space="preserve"> a</w:t>
+      </w:r>
+      <w:r>
+        <w:t>dj.</w:t>
+      </w:r>
+      <w:r>
+        <w:rPr>
+          <w:rFonts w:hint="eastAsia"/>
+        </w:rPr>
+        <w:t>有限的</w:t>
+      </w:r>
+    </w:p>
+    <w:p>
+      <w:pPr>
+        <w:rPr>
+          <w:rFonts w:hint="eastAsia"/>
+        </w:rPr>
+      </w:pPr>
+    </w:p>
+    <w:p>
+      <w:r>
+        <w:t>R</w:t>
+      </w:r>
+      <w:r>
+        <w:t>enewable</w:t>
+      </w:r>
+      <w:r>
+        <w:t xml:space="preserve"> energy/resources:</w:t>
+      </w:r>
+      <w:r>
+        <w:rPr>
+          <w:rFonts w:hint="eastAsia"/>
+        </w:rPr>
+        <w:t>再生能源</w:t>
+      </w:r>
+    </w:p>
+    <w:p/>
+    <w:p>
+      <w:r>
+        <w:t>We have almost depleted our oil driving around in circles for hours.</w:t>
+      </w:r>
+    </w:p>
+    <w:p>
+      <w:r>
+        <w:rPr>
+          <w:rFonts w:hint="eastAsia"/>
+        </w:rPr>
+        <w:t>我們好幾個小時一直繞幾乎快耗盡我們的油</w:t>
+      </w:r>
+    </w:p>
+    <w:p>
+      <w:pPr>
+        <w:rPr>
+          <w:rFonts w:hint="eastAsia"/>
+        </w:rPr>
+      </w:pPr>
+    </w:p>
+    <w:p>
+      <w:r>
+        <w:t xml:space="preserve">When driving into business districts, all motorists have to </w:t>
+      </w:r>
+      <w:r>
+        <w:rPr>
+          <w:highlight w:val="yellow"/>
+        </w:rPr>
+        <w:t>adhere</w:t>
+      </w:r>
+      <w:r>
+        <w:t xml:space="preserve"> </w:t>
+      </w:r>
+      <w:r>
+        <w:rPr>
+          <w:color w:val="FF0000"/>
+        </w:rPr>
+        <w:t xml:space="preserve">to </w:t>
+      </w:r>
+      <w:r>
+        <w:t xml:space="preserve">speed limits and traffic </w:t>
+      </w:r>
+      <w:proofErr w:type="gramStart"/>
+      <w:r>
+        <w:t>regulations.(</w:t>
+      </w:r>
+      <w:proofErr w:type="gramEnd"/>
+      <w:r>
+        <w:t>A)confirm</w:t>
+      </w:r>
+      <w:r>
+        <w:rPr>
+          <w:rFonts w:hint="eastAsia"/>
+        </w:rPr>
+        <w:t>確定</w:t>
+      </w:r>
+      <w:r>
+        <w:rPr>
+          <w:highlight w:val="yellow"/>
+        </w:rPr>
+        <w:t>(B)adhere</w:t>
+      </w:r>
+      <w:r>
+        <w:t xml:space="preserve"> </w:t>
+      </w:r>
+      <w:r>
+        <w:t>(C)according</w:t>
+      </w:r>
+      <w:r>
+        <w:rPr>
+          <w:rFonts w:hint="eastAsia"/>
+        </w:rPr>
+        <w:t>依據</w:t>
+      </w:r>
+      <w:r>
+        <w:rPr>
+          <w:rFonts w:hint="eastAsia"/>
+        </w:rPr>
+        <w:t>(</w:t>
+      </w:r>
+      <w:r>
+        <w:t xml:space="preserve">prep) </w:t>
+      </w:r>
+    </w:p>
+    <w:p>
+      <w:r>
+        <w:t>(D)demonstrate</w:t>
+      </w:r>
+      <w:r>
+        <w:t xml:space="preserve"> </w:t>
+      </w:r>
+      <w:r>
+        <w:rPr>
+          <w:rFonts w:hint="eastAsia"/>
+        </w:rPr>
+        <w:t>示範</w:t>
+      </w:r>
+    </w:p>
+    <w:p>
+      <w:r>
+        <w:t xml:space="preserve">driving </w:t>
+      </w:r>
+      <w:r>
+        <w:t>n.</w:t>
+      </w:r>
+      <w:r>
+        <w:rPr>
+          <w:rFonts w:hint="eastAsia"/>
+        </w:rPr>
+        <w:t>駕駛</w:t>
+      </w:r>
+      <w:r>
+        <w:rPr>
+          <w:rFonts w:hint="eastAsia"/>
+        </w:rPr>
+        <w:t>/</w:t>
+      </w:r>
+      <w:r>
+        <w:rPr>
+          <w:rFonts w:hint="eastAsia"/>
+        </w:rPr>
+        <w:t>驅動、</w:t>
+      </w:r>
+      <w:r>
+        <w:rPr>
+          <w:rFonts w:hint="eastAsia"/>
+        </w:rPr>
+        <w:t xml:space="preserve"> </w:t>
+      </w:r>
+      <w:r>
+        <w:t>diving/scuba diving:</w:t>
+      </w:r>
+      <w:r>
+        <w:rPr>
+          <w:rFonts w:hint="eastAsia"/>
+        </w:rPr>
+        <w:t>潛水、</w:t>
+      </w:r>
+      <w:r>
+        <w:rPr>
+          <w:rFonts w:hint="eastAsia"/>
+        </w:rPr>
+        <w:t>s</w:t>
+      </w:r>
+      <w:r>
+        <w:t>norkeling:</w:t>
+      </w:r>
+      <w:r>
+        <w:rPr>
+          <w:rFonts w:hint="eastAsia"/>
+        </w:rPr>
+        <w:t>浮潛</w:t>
+      </w:r>
+    </w:p>
+    <w:p>
+      <w:r>
+        <w:t>business district</w:t>
+      </w:r>
+      <w:r>
+        <w:t xml:space="preserve"> </w:t>
+      </w:r>
+      <w:r>
+        <w:rPr>
+          <w:rFonts w:hint="eastAsia"/>
+        </w:rPr>
+        <w:t>商業區、</w:t>
+      </w:r>
+      <w:r>
+        <w:t xml:space="preserve"> </w:t>
+      </w:r>
+      <w:r>
+        <w:t>motorists</w:t>
+      </w:r>
+      <w:r>
+        <w:t xml:space="preserve"> n.</w:t>
+      </w:r>
+      <w:r>
+        <w:rPr>
+          <w:rFonts w:hint="eastAsia"/>
+        </w:rPr>
+        <w:t>駕駛者、</w:t>
+      </w:r>
+      <w:r>
+        <w:rPr>
+          <w:rFonts w:hint="eastAsia"/>
+        </w:rPr>
+        <w:t>p</w:t>
+      </w:r>
+      <w:r>
+        <w:t>edestrians n.</w:t>
+      </w:r>
+      <w:r>
+        <w:rPr>
+          <w:rFonts w:hint="eastAsia"/>
+        </w:rPr>
+        <w:t>行人</w:t>
+      </w:r>
+    </w:p>
+    <w:p>
+      <w:pPr>
+        <w:rPr>
+          <w:rFonts w:hint="eastAsia"/>
+        </w:rPr>
+      </w:pPr>
+      <w:r>
+        <w:rPr>
+          <w:rFonts w:hint="eastAsia"/>
+        </w:rPr>
+        <w:t>s</w:t>
+      </w:r>
+      <w:r>
+        <w:t xml:space="preserve">peed limits </w:t>
+      </w:r>
+      <w:r>
+        <w:rPr>
+          <w:rFonts w:hint="eastAsia"/>
+        </w:rPr>
+        <w:t>速限、</w:t>
+      </w:r>
+      <w:r>
+        <w:rPr>
+          <w:rFonts w:hint="eastAsia"/>
+        </w:rPr>
+        <w:t>t</w:t>
+      </w:r>
+      <w:r>
+        <w:t xml:space="preserve">raffic regulations </w:t>
+      </w:r>
+      <w:r>
+        <w:rPr>
+          <w:rFonts w:hint="eastAsia"/>
+        </w:rPr>
+        <w:t>交通規則</w:t>
+      </w:r>
+      <w:r>
+        <w:rPr>
+          <w:rFonts w:hint="eastAsia"/>
+        </w:rPr>
+        <w:t>、</w:t>
+      </w:r>
+      <w:r>
+        <w:t>adhesive</w:t>
+      </w:r>
+      <w:r>
+        <w:t xml:space="preserve"> n.</w:t>
+      </w:r>
+      <w:r>
+        <w:rPr>
+          <w:rFonts w:hint="eastAsia"/>
+        </w:rPr>
+        <w:t>黏合劑</w:t>
+      </w:r>
+      <w:r>
+        <w:rPr>
+          <w:rFonts w:hint="eastAsia"/>
+        </w:rPr>
+        <w:t>,</w:t>
+      </w:r>
+      <w:r>
+        <w:t xml:space="preserve"> adj </w:t>
+      </w:r>
+      <w:proofErr w:type="gramStart"/>
+      <w:r>
+        <w:rPr>
+          <w:rFonts w:hint="eastAsia"/>
+        </w:rPr>
+        <w:t>黏</w:t>
+      </w:r>
+      <w:proofErr w:type="gramEnd"/>
+    </w:p>
+    <w:p/>
+    <w:p>
+      <w:r>
+        <w:rPr>
+          <w:rFonts w:hint="eastAsia"/>
+        </w:rPr>
+        <w:t>c</w:t>
+      </w:r>
+      <w:r>
+        <w:t>onform to</w:t>
+      </w:r>
+      <w:r>
+        <w:rPr>
+          <w:rFonts w:hint="eastAsia"/>
+        </w:rPr>
+        <w:t>遵守、</w:t>
+      </w:r>
+      <w:r>
+        <w:rPr>
+          <w:rFonts w:hint="eastAsia"/>
+        </w:rPr>
+        <w:t>a</w:t>
+      </w:r>
+      <w:r>
+        <w:t xml:space="preserve">dhere to </w:t>
+      </w:r>
+      <w:r>
+        <w:rPr>
+          <w:rFonts w:hint="eastAsia"/>
+        </w:rPr>
+        <w:t>遵守</w:t>
+      </w:r>
+    </w:p>
+    <w:p/>
+    <w:p>
+      <w:r>
+        <w:t xml:space="preserve">E-commerce with their business operating online must </w:t>
+      </w:r>
+      <w:r>
+        <w:rPr>
+          <w:highlight w:val="yellow"/>
+        </w:rPr>
+        <w:t>comply</w:t>
+      </w:r>
+      <w:r>
+        <w:t xml:space="preserve"> </w:t>
+      </w:r>
+      <w:r>
+        <w:rPr>
+          <w:color w:val="FF0000"/>
+        </w:rPr>
+        <w:t xml:space="preserve">with </w:t>
+      </w:r>
+      <w:r>
+        <w:t>rules and regulations.</w:t>
+      </w:r>
+    </w:p>
+    <w:p>
+      <w:r>
+        <w:t>(A)approve</w:t>
+      </w:r>
+      <w:r>
+        <w:rPr>
+          <w:rFonts w:hint="eastAsia"/>
+        </w:rPr>
+        <w:t xml:space="preserve"> </w:t>
+      </w:r>
+      <w:r>
+        <w:t>v.</w:t>
+      </w:r>
+      <w:r>
+        <w:rPr>
+          <w:rFonts w:hint="eastAsia"/>
+        </w:rPr>
+        <w:t>批准</w:t>
+      </w:r>
+      <w:r>
+        <w:rPr>
+          <w:highlight w:val="yellow"/>
+        </w:rPr>
+        <w:t>(B)comply</w:t>
+      </w:r>
+      <w:r>
+        <w:rPr>
+          <w:highlight w:val="yellow"/>
+        </w:rPr>
+        <w:t xml:space="preserve"> </w:t>
+      </w:r>
+      <w:r>
+        <w:rPr>
+          <w:rFonts w:hint="eastAsia"/>
+          <w:highlight w:val="yellow"/>
+        </w:rPr>
+        <w:t>遵守</w:t>
+      </w:r>
+      <w:r>
+        <w:t>(C)regulate</w:t>
+      </w:r>
+      <w:r>
+        <w:rPr>
+          <w:rFonts w:hint="eastAsia"/>
+        </w:rPr>
+        <w:t xml:space="preserve"> </w:t>
+      </w:r>
+      <w:r>
+        <w:t>v.</w:t>
+      </w:r>
+      <w:r>
+        <w:rPr>
+          <w:rFonts w:hint="eastAsia"/>
+        </w:rPr>
+        <w:t>調節</w:t>
+      </w:r>
+      <w:r>
+        <w:rPr>
+          <w:rFonts w:hint="eastAsia"/>
+        </w:rPr>
+        <w:t>/</w:t>
+      </w:r>
+      <w:r>
+        <w:rPr>
+          <w:rFonts w:hint="eastAsia"/>
+        </w:rPr>
+        <w:t>規範</w:t>
+      </w:r>
+      <w:r>
+        <w:t>(D</w:t>
+      </w:r>
+      <w:r>
+        <w:rPr>
+          <w:rFonts w:hint="eastAsia"/>
+        </w:rPr>
+        <w:t>)e</w:t>
+      </w:r>
+      <w:r>
+        <w:t>xchange</w:t>
+      </w:r>
+      <w:r>
+        <w:t xml:space="preserve"> v.</w:t>
+      </w:r>
+      <w:r>
+        <w:rPr>
+          <w:rFonts w:hint="eastAsia"/>
+        </w:rPr>
+        <w:t>交換</w:t>
+      </w:r>
+    </w:p>
+    <w:p>
+      <w:r>
+        <w:t>E-commerce</w:t>
+      </w:r>
+      <w:r>
+        <w:t xml:space="preserve"> </w:t>
+      </w:r>
+      <w:r>
+        <w:rPr>
+          <w:rFonts w:hint="eastAsia"/>
+        </w:rPr>
+        <w:t>電商、</w:t>
+      </w:r>
+      <w:r>
+        <w:t>rules</w:t>
+      </w:r>
+      <w:r>
+        <w:rPr>
+          <w:rFonts w:hint="eastAsia"/>
+        </w:rPr>
+        <w:t xml:space="preserve"> </w:t>
+      </w:r>
+      <w:r>
+        <w:t>n.</w:t>
+      </w:r>
+      <w:r>
+        <w:rPr>
+          <w:rFonts w:hint="eastAsia"/>
+        </w:rPr>
+        <w:t>規定、</w:t>
+      </w:r>
+      <w:r>
+        <w:t>regulations</w:t>
+      </w:r>
+      <w:r>
+        <w:t xml:space="preserve"> </w:t>
+      </w:r>
+      <w:r>
+        <w:rPr>
+          <w:rFonts w:hint="eastAsia"/>
+        </w:rPr>
+        <w:t>n</w:t>
+      </w:r>
+      <w:r>
+        <w:t>.</w:t>
+      </w:r>
+      <w:r>
+        <w:rPr>
+          <w:rFonts w:hint="eastAsia"/>
+        </w:rPr>
+        <w:t>規章</w:t>
+      </w:r>
+    </w:p>
+    <w:p>
+      <w:r>
+        <w:t>currency exchange</w:t>
+      </w:r>
+      <w:r>
+        <w:rPr>
+          <w:rFonts w:hint="eastAsia"/>
+        </w:rPr>
+        <w:t>貨幣交換</w:t>
+      </w:r>
+    </w:p>
+    <w:p>
+      <w:pPr>
+        <w:rPr>
+          <w:rFonts w:hint="eastAsia"/>
+        </w:rPr>
+      </w:pPr>
+    </w:p>
+    <w:p>
+      <w:r>
+        <w:t xml:space="preserve">Comply with = conform to = adhere to = obey = observe </w:t>
+      </w:r>
+      <w:r>
+        <w:rPr>
+          <w:rFonts w:hint="eastAsia"/>
+        </w:rPr>
+        <w:t>遵守</w:t>
+      </w:r>
+    </w:p>
+    <w:p>
+      <w:pPr>
+        <w:rPr>
+          <w:rFonts w:hint="eastAsia"/>
+        </w:rPr>
+      </w:pPr>
+    </w:p>
+    <w:p>
+      <w:r>
+        <w:t>One can regulate stress easily with exercises.</w:t>
+      </w:r>
+    </w:p>
+    <w:p>
+      <w:r>
+        <w:rPr>
+          <w:rFonts w:hint="eastAsia"/>
+        </w:rPr>
+        <w:t>人們能經由運動調節壓力</w:t>
       </w:r>
     </w:p>
     <w:p/>
@@ -6138,6 +7352,95 @@
     </w:lvl>
   </w:abstractNum>
   <w:abstractNum w:abstractNumId="2" w15:restartNumberingAfterBreak="0">
+    <w:nsid w:val="1E666FB1"/>
+    <w:multiLevelType w:val="hybridMultilevel"/>
+    <w:tmpl w:val="729656E8"/>
+    <w:lvl w:ilvl="0" w:tplc="6C2C7380">
+      <w:start w:val="1"/>
+      <w:numFmt w:val="upperLetter"/>
+      <w:lvlText w:val="(%1)"/>
+      <w:lvlJc w:val="left"/>
+      <w:pPr>
+        <w:ind w:left="360" w:hanging="360"/>
+      </w:pPr>
+      <w:rPr>
+        <w:rFonts w:hint="default"/>
+      </w:rPr>
+    </w:lvl>
+    <w:lvl w:ilvl="1" w:tplc="04090019" w:tentative="1">
+      <w:start w:val="1"/>
+      <w:numFmt w:val="ideographTraditional"/>
+      <w:lvlText w:val="%2、"/>
+      <w:lvlJc w:val="left"/>
+      <w:pPr>
+        <w:ind w:left="960" w:hanging="480"/>
+      </w:pPr>
+    </w:lvl>
+    <w:lvl w:ilvl="2" w:tplc="0409001B" w:tentative="1">
+      <w:start w:val="1"/>
+      <w:numFmt w:val="lowerRoman"/>
+      <w:lvlText w:val="%3."/>
+      <w:lvlJc w:val="right"/>
+      <w:pPr>
+        <w:ind w:left="1440" w:hanging="480"/>
+      </w:pPr>
+    </w:lvl>
+    <w:lvl w:ilvl="3" w:tplc="0409000F" w:tentative="1">
+      <w:start w:val="1"/>
+      <w:numFmt w:val="decimal"/>
+      <w:lvlText w:val="%4."/>
+      <w:lvlJc w:val="left"/>
+      <w:pPr>
+        <w:ind w:left="1920" w:hanging="480"/>
+      </w:pPr>
+    </w:lvl>
+    <w:lvl w:ilvl="4" w:tplc="04090019" w:tentative="1">
+      <w:start w:val="1"/>
+      <w:numFmt w:val="ideographTraditional"/>
+      <w:lvlText w:val="%5、"/>
+      <w:lvlJc w:val="left"/>
+      <w:pPr>
+        <w:ind w:left="2400" w:hanging="480"/>
+      </w:pPr>
+    </w:lvl>
+    <w:lvl w:ilvl="5" w:tplc="0409001B" w:tentative="1">
+      <w:start w:val="1"/>
+      <w:numFmt w:val="lowerRoman"/>
+      <w:lvlText w:val="%6."/>
+      <w:lvlJc w:val="right"/>
+      <w:pPr>
+        <w:ind w:left="2880" w:hanging="480"/>
+      </w:pPr>
+    </w:lvl>
+    <w:lvl w:ilvl="6" w:tplc="0409000F" w:tentative="1">
+      <w:start w:val="1"/>
+      <w:numFmt w:val="decimal"/>
+      <w:lvlText w:val="%7."/>
+      <w:lvlJc w:val="left"/>
+      <w:pPr>
+        <w:ind w:left="3360" w:hanging="480"/>
+      </w:pPr>
+    </w:lvl>
+    <w:lvl w:ilvl="7" w:tplc="04090019" w:tentative="1">
+      <w:start w:val="1"/>
+      <w:numFmt w:val="ideographTraditional"/>
+      <w:lvlText w:val="%8、"/>
+      <w:lvlJc w:val="left"/>
+      <w:pPr>
+        <w:ind w:left="3840" w:hanging="480"/>
+      </w:pPr>
+    </w:lvl>
+    <w:lvl w:ilvl="8" w:tplc="0409001B" w:tentative="1">
+      <w:start w:val="1"/>
+      <w:numFmt w:val="lowerRoman"/>
+      <w:lvlText w:val="%9."/>
+      <w:lvlJc w:val="right"/>
+      <w:pPr>
+        <w:ind w:left="4320" w:hanging="480"/>
+      </w:pPr>
+    </w:lvl>
+  </w:abstractNum>
+  <w:abstractNum w:abstractNumId="3" w15:restartNumberingAfterBreak="0">
     <w:nsid w:val="2A843FAF"/>
     <w:multiLevelType w:val="hybridMultilevel"/>
     <w:tmpl w:val="28E42B50"/>
@@ -6226,7 +7529,7 @@
       </w:pPr>
     </w:lvl>
   </w:abstractNum>
-  <w:abstractNum w:abstractNumId="3" w15:restartNumberingAfterBreak="0">
+  <w:abstractNum w:abstractNumId="4" w15:restartNumberingAfterBreak="0">
     <w:nsid w:val="30FE4CA3"/>
     <w:multiLevelType w:val="hybridMultilevel"/>
     <w:tmpl w:val="F2F691A6"/>
@@ -6315,7 +7618,7 @@
       </w:pPr>
     </w:lvl>
   </w:abstractNum>
-  <w:abstractNum w:abstractNumId="4" w15:restartNumberingAfterBreak="0">
+  <w:abstractNum w:abstractNumId="5" w15:restartNumberingAfterBreak="0">
     <w:nsid w:val="342108BB"/>
     <w:multiLevelType w:val="hybridMultilevel"/>
     <w:tmpl w:val="8AEE5B9A"/>
@@ -6404,7 +7707,7 @@
       </w:pPr>
     </w:lvl>
   </w:abstractNum>
-  <w:abstractNum w:abstractNumId="5" w15:restartNumberingAfterBreak="0">
+  <w:abstractNum w:abstractNumId="6" w15:restartNumberingAfterBreak="0">
     <w:nsid w:val="422F46C2"/>
     <w:multiLevelType w:val="hybridMultilevel"/>
     <w:tmpl w:val="F5EE2E30"/>
@@ -6493,7 +7796,7 @@
       </w:pPr>
     </w:lvl>
   </w:abstractNum>
-  <w:abstractNum w:abstractNumId="6" w15:restartNumberingAfterBreak="0">
+  <w:abstractNum w:abstractNumId="7" w15:restartNumberingAfterBreak="0">
     <w:nsid w:val="44106993"/>
     <w:multiLevelType w:val="hybridMultilevel"/>
     <w:tmpl w:val="D2908246"/>
@@ -6582,7 +7885,7 @@
       </w:pPr>
     </w:lvl>
   </w:abstractNum>
-  <w:abstractNum w:abstractNumId="7" w15:restartNumberingAfterBreak="0">
+  <w:abstractNum w:abstractNumId="8" w15:restartNumberingAfterBreak="0">
     <w:nsid w:val="48B76B2E"/>
     <w:multiLevelType w:val="hybridMultilevel"/>
     <w:tmpl w:val="7ACED166"/>
@@ -6671,7 +7974,7 @@
       </w:pPr>
     </w:lvl>
   </w:abstractNum>
-  <w:abstractNum w:abstractNumId="8" w15:restartNumberingAfterBreak="0">
+  <w:abstractNum w:abstractNumId="9" w15:restartNumberingAfterBreak="0">
     <w:nsid w:val="53714B23"/>
     <w:multiLevelType w:val="hybridMultilevel"/>
     <w:tmpl w:val="CACA25C2"/>
@@ -6760,7 +8063,7 @@
       </w:pPr>
     </w:lvl>
   </w:abstractNum>
-  <w:abstractNum w:abstractNumId="9" w15:restartNumberingAfterBreak="0">
+  <w:abstractNum w:abstractNumId="10" w15:restartNumberingAfterBreak="0">
     <w:nsid w:val="5CED3977"/>
     <w:multiLevelType w:val="hybridMultilevel"/>
     <w:tmpl w:val="FA6CB3CA"/>
@@ -6849,7 +8152,7 @@
       </w:pPr>
     </w:lvl>
   </w:abstractNum>
-  <w:abstractNum w:abstractNumId="10" w15:restartNumberingAfterBreak="0">
+  <w:abstractNum w:abstractNumId="11" w15:restartNumberingAfterBreak="0">
     <w:nsid w:val="5F063724"/>
     <w:multiLevelType w:val="hybridMultilevel"/>
     <w:tmpl w:val="67F8EEBE"/>
@@ -6938,7 +8241,96 @@
       </w:pPr>
     </w:lvl>
   </w:abstractNum>
-  <w:abstractNum w:abstractNumId="11" w15:restartNumberingAfterBreak="0">
+  <w:abstractNum w:abstractNumId="12" w15:restartNumberingAfterBreak="0">
+    <w:nsid w:val="71C561D1"/>
+    <w:multiLevelType w:val="hybridMultilevel"/>
+    <w:tmpl w:val="02AE1FF0"/>
+    <w:lvl w:ilvl="0" w:tplc="C1823C3A">
+      <w:start w:val="1"/>
+      <w:numFmt w:val="upperLetter"/>
+      <w:lvlText w:val="(%1)"/>
+      <w:lvlJc w:val="left"/>
+      <w:pPr>
+        <w:ind w:left="360" w:hanging="360"/>
+      </w:pPr>
+      <w:rPr>
+        <w:rFonts w:hint="default"/>
+      </w:rPr>
+    </w:lvl>
+    <w:lvl w:ilvl="1" w:tplc="04090019" w:tentative="1">
+      <w:start w:val="1"/>
+      <w:numFmt w:val="ideographTraditional"/>
+      <w:lvlText w:val="%2、"/>
+      <w:lvlJc w:val="left"/>
+      <w:pPr>
+        <w:ind w:left="960" w:hanging="480"/>
+      </w:pPr>
+    </w:lvl>
+    <w:lvl w:ilvl="2" w:tplc="0409001B" w:tentative="1">
+      <w:start w:val="1"/>
+      <w:numFmt w:val="lowerRoman"/>
+      <w:lvlText w:val="%3."/>
+      <w:lvlJc w:val="right"/>
+      <w:pPr>
+        <w:ind w:left="1440" w:hanging="480"/>
+      </w:pPr>
+    </w:lvl>
+    <w:lvl w:ilvl="3" w:tplc="0409000F" w:tentative="1">
+      <w:start w:val="1"/>
+      <w:numFmt w:val="decimal"/>
+      <w:lvlText w:val="%4."/>
+      <w:lvlJc w:val="left"/>
+      <w:pPr>
+        <w:ind w:left="1920" w:hanging="480"/>
+      </w:pPr>
+    </w:lvl>
+    <w:lvl w:ilvl="4" w:tplc="04090019" w:tentative="1">
+      <w:start w:val="1"/>
+      <w:numFmt w:val="ideographTraditional"/>
+      <w:lvlText w:val="%5、"/>
+      <w:lvlJc w:val="left"/>
+      <w:pPr>
+        <w:ind w:left="2400" w:hanging="480"/>
+      </w:pPr>
+    </w:lvl>
+    <w:lvl w:ilvl="5" w:tplc="0409001B" w:tentative="1">
+      <w:start w:val="1"/>
+      <w:numFmt w:val="lowerRoman"/>
+      <w:lvlText w:val="%6."/>
+      <w:lvlJc w:val="right"/>
+      <w:pPr>
+        <w:ind w:left="2880" w:hanging="480"/>
+      </w:pPr>
+    </w:lvl>
+    <w:lvl w:ilvl="6" w:tplc="0409000F" w:tentative="1">
+      <w:start w:val="1"/>
+      <w:numFmt w:val="decimal"/>
+      <w:lvlText w:val="%7."/>
+      <w:lvlJc w:val="left"/>
+      <w:pPr>
+        <w:ind w:left="3360" w:hanging="480"/>
+      </w:pPr>
+    </w:lvl>
+    <w:lvl w:ilvl="7" w:tplc="04090019" w:tentative="1">
+      <w:start w:val="1"/>
+      <w:numFmt w:val="ideographTraditional"/>
+      <w:lvlText w:val="%8、"/>
+      <w:lvlJc w:val="left"/>
+      <w:pPr>
+        <w:ind w:left="3840" w:hanging="480"/>
+      </w:pPr>
+    </w:lvl>
+    <w:lvl w:ilvl="8" w:tplc="0409001B" w:tentative="1">
+      <w:start w:val="1"/>
+      <w:numFmt w:val="lowerRoman"/>
+      <w:lvlText w:val="%9."/>
+      <w:lvlJc w:val="right"/>
+      <w:pPr>
+        <w:ind w:left="4320" w:hanging="480"/>
+      </w:pPr>
+    </w:lvl>
+  </w:abstractNum>
+  <w:abstractNum w:abstractNumId="13" w15:restartNumberingAfterBreak="0">
     <w:nsid w:val="77293472"/>
     <w:multiLevelType w:val="hybridMultilevel"/>
     <w:tmpl w:val="4A70086C"/>
@@ -7031,37 +8423,43 @@
     <w:abstractNumId w:val="1"/>
   </w:num>
   <w:num w:numId="2" w16cid:durableId="1556622335">
-    <w:abstractNumId w:val="10"/>
+    <w:abstractNumId w:val="11"/>
   </w:num>
   <w:num w:numId="3" w16cid:durableId="1781676960">
-    <w:abstractNumId w:val="6"/>
+    <w:abstractNumId w:val="7"/>
   </w:num>
   <w:num w:numId="4" w16cid:durableId="1953169470">
+    <w:abstractNumId w:val="4"/>
+  </w:num>
+  <w:num w:numId="5" w16cid:durableId="1975989836">
     <w:abstractNumId w:val="3"/>
   </w:num>
-  <w:num w:numId="5" w16cid:durableId="1975989836">
-    <w:abstractNumId w:val="2"/>
-  </w:num>
   <w:num w:numId="6" w16cid:durableId="668286306">
-    <w:abstractNumId w:val="8"/>
+    <w:abstractNumId w:val="9"/>
   </w:num>
   <w:num w:numId="7" w16cid:durableId="1916434049">
-    <w:abstractNumId w:val="11"/>
+    <w:abstractNumId w:val="13"/>
   </w:num>
   <w:num w:numId="8" w16cid:durableId="1455294587">
-    <w:abstractNumId w:val="4"/>
+    <w:abstractNumId w:val="5"/>
   </w:num>
   <w:num w:numId="9" w16cid:durableId="1431313182">
-    <w:abstractNumId w:val="5"/>
+    <w:abstractNumId w:val="6"/>
   </w:num>
   <w:num w:numId="10" w16cid:durableId="1076131735">
     <w:abstractNumId w:val="0"/>
   </w:num>
   <w:num w:numId="11" w16cid:durableId="496655855">
-    <w:abstractNumId w:val="7"/>
+    <w:abstractNumId w:val="8"/>
   </w:num>
   <w:num w:numId="12" w16cid:durableId="575551845">
-    <w:abstractNumId w:val="9"/>
+    <w:abstractNumId w:val="10"/>
+  </w:num>
+  <w:num w:numId="13" w16cid:durableId="1793744757">
+    <w:abstractNumId w:val="12"/>
+  </w:num>
+  <w:num w:numId="14" w16cid:durableId="1996763096">
+    <w:abstractNumId w:val="2"/>
   </w:num>
 </w:numbering>
 </file>

--- a/碩一/TOEIC/文法單字.docx
+++ b/碩一/TOEIC/文法單字.docx
@@ -1,6 +1,6 @@
 
 <file path=word/document.xml><?xml version="1.0" encoding="utf-8"?>
-<w:document xmlns:wpc="http://schemas.microsoft.com/office/word/2010/wordprocessingCanvas" xmlns:cx="http://schemas.microsoft.com/office/drawing/2014/chartex" xmlns:cx1="http://schemas.microsoft.com/office/drawing/2015/9/8/chartex" xmlns:cx2="http://schemas.microsoft.com/office/drawing/2015/10/21/chartex" xmlns:cx3="http://schemas.microsoft.com/office/drawing/2016/5/9/chartex" xmlns:cx4="http://schemas.microsoft.com/office/drawing/2016/5/10/chartex" xmlns:cx5="http://schemas.microsoft.com/office/drawing/2016/5/11/chartex" xmlns:cx6="http://schemas.microsoft.com/office/drawing/2016/5/12/chartex" xmlns:cx7="http://schemas.microsoft.com/office/drawing/2016/5/13/chartex" xmlns:cx8="http://schemas.microsoft.com/office/drawing/2016/5/14/chartex" xmlns:mc="http://schemas.openxmlformats.org/markup-compatibility/2006" xmlns:aink="http://schemas.microsoft.com/office/drawing/2016/ink" xmlns:am3d="http://schemas.microsoft.com/office/drawing/2017/model3d" xmlns:o="urn:schemas-microsoft-com:office:office" xmlns:oel="http://schemas.microsoft.com/office/2019/extlst" xmlns:r="http://schemas.openxmlformats.org/officeDocument/2006/relationships" xmlns:m="http://schemas.openxmlformats.org/officeDocument/2006/math" xmlns:v="urn:schemas-microsoft-com:vml" xmlns:wp14="http://schemas.microsoft.com/office/word/2010/wordprocessingDrawing" xmlns:wp="http://schemas.openxmlformats.org/drawingml/2006/wordprocessingDrawing" xmlns:w10="urn:schemas-microsoft-com:office:word" xmlns:w="http://schemas.openxmlformats.org/wordprocessingml/2006/main" xmlns:w14="http://schemas.microsoft.com/office/word/2010/wordml" xmlns:w15="http://schemas.microsoft.com/office/word/2012/wordml" xmlns:w16cex="http://schemas.microsoft.com/office/word/2018/wordml/cex" xmlns:w16cid="http://schemas.microsoft.com/office/word/2016/wordml/cid" xmlns:w16="http://schemas.microsoft.com/office/word/2018/wordml" xmlns:w16du="http://schemas.microsoft.com/office/word/2023/wordml/word16du" xmlns:w16sdtdh="http://schemas.microsoft.com/office/word/2020/wordml/sdtdatahash" xmlns:w16se="http://schemas.microsoft.com/office/word/2015/wordml/symex" xmlns:wpg="http://schemas.microsoft.com/office/word/2010/wordprocessingGroup" xmlns:wpi="http://schemas.microsoft.com/office/word/2010/wordprocessingInk" xmlns:wne="http://schemas.microsoft.com/office/word/2006/wordml" xmlns:wps="http://schemas.microsoft.com/office/word/2010/wordprocessingShape" mc:Ignorable="w14 w15 w16se w16cid w16 w16cex w16sdtdh wp14">
+<w:document xmlns:wpc="http://schemas.microsoft.com/office/word/2010/wordprocessingCanvas" xmlns:cx="http://schemas.microsoft.com/office/drawing/2014/chartex" xmlns:cx1="http://schemas.microsoft.com/office/drawing/2015/9/8/chartex" xmlns:cx2="http://schemas.microsoft.com/office/drawing/2015/10/21/chartex" xmlns:cx3="http://schemas.microsoft.com/office/drawing/2016/5/9/chartex" xmlns:cx4="http://schemas.microsoft.com/office/drawing/2016/5/10/chartex" xmlns:cx5="http://schemas.microsoft.com/office/drawing/2016/5/11/chartex" xmlns:cx6="http://schemas.microsoft.com/office/drawing/2016/5/12/chartex" xmlns:cx7="http://schemas.microsoft.com/office/drawing/2016/5/13/chartex" xmlns:cx8="http://schemas.microsoft.com/office/drawing/2016/5/14/chartex" xmlns:mc="http://schemas.openxmlformats.org/markup-compatibility/2006" xmlns:aink="http://schemas.microsoft.com/office/drawing/2016/ink" xmlns:am3d="http://schemas.microsoft.com/office/drawing/2017/model3d" xmlns:o="urn:schemas-microsoft-com:office:office" xmlns:r="http://schemas.openxmlformats.org/officeDocument/2006/relationships" xmlns:m="http://schemas.openxmlformats.org/officeDocument/2006/math" xmlns:v="urn:schemas-microsoft-com:vml" xmlns:wp14="http://schemas.microsoft.com/office/word/2010/wordprocessingDrawing" xmlns:wp="http://schemas.openxmlformats.org/drawingml/2006/wordprocessingDrawing" xmlns:w10="urn:schemas-microsoft-com:office:word" xmlns:w="http://schemas.openxmlformats.org/wordprocessingml/2006/main" xmlns:w14="http://schemas.microsoft.com/office/word/2010/wordml" xmlns:w15="http://schemas.microsoft.com/office/word/2012/wordml" xmlns:w16cex="http://schemas.microsoft.com/office/word/2018/wordml/cex" xmlns:w16cid="http://schemas.microsoft.com/office/word/2016/wordml/cid" xmlns:w16="http://schemas.microsoft.com/office/word/2018/wordml" xmlns:w16sdtdh="http://schemas.microsoft.com/office/word/2020/wordml/sdtdatahash" xmlns:w16se="http://schemas.microsoft.com/office/word/2015/wordml/symex" xmlns:wpg="http://schemas.microsoft.com/office/word/2010/wordprocessingGroup" xmlns:wpi="http://schemas.microsoft.com/office/word/2010/wordprocessingInk" xmlns:wne="http://schemas.microsoft.com/office/word/2006/wordml" xmlns:wps="http://schemas.microsoft.com/office/word/2010/wordprocessingShape" mc:Ignorable="w14 w15 w16se w16cid w16 w16cex w16sdtdh wp14">
   <w:body>
     <w:p>
       <w:r>
@@ -641,7 +641,15 @@
       </w:r>
       <w:proofErr w:type="spellEnd"/>
       <w:r>
-        <w:t xml:space="preserve"> than B Ved.]</w:t>
+        <w:t xml:space="preserve"> than B </w:t>
+      </w:r>
+      <w:proofErr w:type="spellStart"/>
+      <w:r>
+        <w:t>Ved</w:t>
+      </w:r>
+      <w:proofErr w:type="spellEnd"/>
+      <w:r>
+        <w:t>.]</w:t>
       </w:r>
     </w:p>
     <w:p>
@@ -5992,13 +6000,7 @@
     </w:p>
     <w:p>
       <w:r>
-        <w:t>L</w:t>
-      </w:r>
-      <w:r>
-        <w:t>atches</w:t>
-      </w:r>
-      <w:r>
-        <w:t xml:space="preserve"> </w:t>
+        <w:t xml:space="preserve">Latches </w:t>
       </w:r>
       <w:r>
         <w:rPr>
@@ -6256,7 +6258,532 @@
     </w:p>
     <w:p>
       <w:r>
-        <w:t>Advancement</w:t>
+        <w:t>Advancement n.</w:t>
+      </w:r>
+      <w:r>
+        <w:rPr>
+          <w:rFonts w:hint="eastAsia"/>
+        </w:rPr>
+        <w:t>進展、</w:t>
+      </w:r>
+      <w:r>
+        <w:rPr>
+          <w:rFonts w:hint="eastAsia"/>
+        </w:rPr>
+        <w:t>h</w:t>
+      </w:r>
+      <w:r>
+        <w:t>as long been</w:t>
+      </w:r>
+      <w:r>
+        <w:rPr>
+          <w:rFonts w:hint="eastAsia"/>
+        </w:rPr>
+        <w:t>一直以來、</w:t>
+      </w:r>
+      <w:r>
+        <w:rPr>
+          <w:rFonts w:hint="eastAsia"/>
+        </w:rPr>
+        <w:t>t</w:t>
+      </w:r>
+      <w:r>
+        <w:t>ourism n.</w:t>
+      </w:r>
+      <w:r>
+        <w:rPr>
+          <w:rFonts w:hint="eastAsia"/>
+        </w:rPr>
+        <w:t>旅遊業、</w:t>
+      </w:r>
+    </w:p>
+    <w:p>
+      <w:r>
+        <w:t>Tour n.</w:t>
+      </w:r>
+      <w:r>
+        <w:rPr>
+          <w:rFonts w:hint="eastAsia"/>
+        </w:rPr>
+        <w:t>旅遊、</w:t>
+      </w:r>
+      <w:r>
+        <w:rPr>
+          <w:rFonts w:hint="eastAsia"/>
+        </w:rPr>
+        <w:t>t</w:t>
+      </w:r>
+      <w:r>
+        <w:t>our guide</w:t>
+      </w:r>
+      <w:r>
+        <w:rPr>
+          <w:rFonts w:hint="eastAsia"/>
+        </w:rPr>
+        <w:t>導遊、</w:t>
+      </w:r>
+      <w:r>
+        <w:rPr>
+          <w:rFonts w:hint="eastAsia"/>
+        </w:rPr>
+        <w:t>t</w:t>
+      </w:r>
+      <w:r>
+        <w:t>ourist n.</w:t>
+      </w:r>
+      <w:r>
+        <w:rPr>
+          <w:rFonts w:hint="eastAsia"/>
+        </w:rPr>
+        <w:t>觀光客、</w:t>
+      </w:r>
+      <w:r>
+        <w:t>tourist site</w:t>
+      </w:r>
+      <w:r>
+        <w:rPr>
+          <w:rFonts w:hint="eastAsia"/>
+        </w:rPr>
+        <w:t>觀光景點</w:t>
+      </w:r>
+    </w:p>
+    <w:p>
+      <w:r>
+        <w:t xml:space="preserve">Leading to </w:t>
+      </w:r>
+      <w:r>
+        <w:rPr>
+          <w:rFonts w:hint="eastAsia"/>
+        </w:rPr>
+        <w:t>導致、</w:t>
+      </w:r>
+      <w:r>
+        <w:t>farming</w:t>
+      </w:r>
+      <w:r>
+        <w:rPr>
+          <w:rFonts w:hint="eastAsia"/>
+        </w:rPr>
+        <w:t xml:space="preserve"> </w:t>
+      </w:r>
+      <w:r>
+        <w:t>n.</w:t>
+      </w:r>
+      <w:r>
+        <w:rPr>
+          <w:rFonts w:hint="eastAsia"/>
+        </w:rPr>
+        <w:t>農作、</w:t>
+      </w:r>
+      <w:r>
+        <w:rPr>
+          <w:rFonts w:hint="eastAsia"/>
+        </w:rPr>
+        <w:t>m</w:t>
+      </w:r>
+      <w:r>
+        <w:t>ethod n.</w:t>
+      </w:r>
+      <w:r>
+        <w:rPr>
+          <w:rFonts w:hint="eastAsia"/>
+        </w:rPr>
+        <w:t>方法</w:t>
+      </w:r>
+    </w:p>
+    <w:p/>
+    <w:p>
+      <w:r>
+        <w:t>Governments worldwide are tapping into new sources of energy to replace current</w:t>
+      </w:r>
+    </w:p>
+    <w:p>
+      <w:r>
+        <w:t xml:space="preserve">Limited and </w:t>
+      </w:r>
+      <w:r>
+        <w:rPr>
+          <w:highlight w:val="yellow"/>
+        </w:rPr>
+        <w:t>depleting</w:t>
+      </w:r>
+      <w:r>
+        <w:t xml:space="preserve"> power. (A)renewable</w:t>
+      </w:r>
+      <w:r>
+        <w:rPr>
+          <w:rFonts w:hint="eastAsia"/>
+        </w:rPr>
+        <w:t xml:space="preserve"> </w:t>
+      </w:r>
+      <w:r>
+        <w:t>adj.</w:t>
+      </w:r>
+      <w:r>
+        <w:rPr>
+          <w:rFonts w:hint="eastAsia"/>
+        </w:rPr>
+        <w:t>能再生的</w:t>
+      </w:r>
+      <w:r>
+        <w:t>(B)substantial</w:t>
+      </w:r>
+      <w:r>
+        <w:rPr>
+          <w:rFonts w:hint="eastAsia"/>
+        </w:rPr>
+        <w:t xml:space="preserve"> </w:t>
+      </w:r>
+      <w:r>
+        <w:t>adj.</w:t>
+      </w:r>
+      <w:r>
+        <w:rPr>
+          <w:rFonts w:hint="eastAsia"/>
+        </w:rPr>
+        <w:t>可觀的</w:t>
+      </w:r>
+      <w:r>
+        <w:rPr>
+          <w:rFonts w:hint="eastAsia"/>
+        </w:rPr>
+        <w:t>(</w:t>
+      </w:r>
+      <w:r>
+        <w:rPr>
+          <w:rFonts w:hint="eastAsia"/>
+        </w:rPr>
+        <w:t>量</w:t>
+      </w:r>
+      <w:r>
+        <w:rPr>
+          <w:rFonts w:hint="eastAsia"/>
+        </w:rPr>
+        <w:t>)</w:t>
+      </w:r>
+      <w:r>
+        <w:rPr>
+          <w:highlight w:val="yellow"/>
+        </w:rPr>
+        <w:t>(C)depleting</w:t>
+      </w:r>
+      <w:r>
+        <w:rPr>
+          <w:rFonts w:hint="eastAsia"/>
+          <w:highlight w:val="yellow"/>
+        </w:rPr>
+        <w:t xml:space="preserve"> </w:t>
+      </w:r>
+      <w:r>
+        <w:rPr>
+          <w:highlight w:val="yellow"/>
+        </w:rPr>
+        <w:t>v.</w:t>
+      </w:r>
+      <w:r>
+        <w:rPr>
+          <w:rFonts w:hint="eastAsia"/>
+          <w:highlight w:val="yellow"/>
+        </w:rPr>
+        <w:t>正在耗盡的</w:t>
+      </w:r>
+      <w:r>
+        <w:t>(D)potential</w:t>
+      </w:r>
+      <w:r>
+        <w:rPr>
+          <w:rFonts w:hint="eastAsia"/>
+        </w:rPr>
+        <w:t xml:space="preserve"> </w:t>
+      </w:r>
+      <w:r>
+        <w:t>adj.</w:t>
+      </w:r>
+      <w:r>
+        <w:rPr>
+          <w:rFonts w:hint="eastAsia"/>
+        </w:rPr>
+        <w:t>潛力</w:t>
+      </w:r>
+    </w:p>
+    <w:p>
+      <w:r>
+        <w:t xml:space="preserve">Worldwide </w:t>
+      </w:r>
+      <w:proofErr w:type="spellStart"/>
+      <w:r>
+        <w:t>adj.adv</w:t>
+      </w:r>
+      <w:proofErr w:type="spellEnd"/>
+      <w:r>
+        <w:t>.</w:t>
+      </w:r>
+      <w:r>
+        <w:rPr>
+          <w:rFonts w:hint="eastAsia"/>
+        </w:rPr>
+        <w:t>世界各地、</w:t>
+      </w:r>
+      <w:r>
+        <w:t>tapping into</w:t>
+      </w:r>
+      <w:r>
+        <w:rPr>
+          <w:rFonts w:hint="eastAsia"/>
+        </w:rPr>
+        <w:t>切入、</w:t>
+      </w:r>
+      <w:r>
+        <w:t>Limited</w:t>
+      </w:r>
+      <w:r>
+        <w:rPr>
+          <w:rFonts w:hint="eastAsia"/>
+        </w:rPr>
+        <w:t xml:space="preserve"> a</w:t>
+      </w:r>
+      <w:r>
+        <w:t>dj.</w:t>
+      </w:r>
+      <w:r>
+        <w:rPr>
+          <w:rFonts w:hint="eastAsia"/>
+        </w:rPr>
+        <w:t>有限的</w:t>
+      </w:r>
+    </w:p>
+    <w:p/>
+    <w:p>
+      <w:r>
+        <w:t>Renewable energy/resources:</w:t>
+      </w:r>
+      <w:r>
+        <w:rPr>
+          <w:rFonts w:hint="eastAsia"/>
+        </w:rPr>
+        <w:t>再生能源</w:t>
+      </w:r>
+    </w:p>
+    <w:p/>
+    <w:p>
+      <w:r>
+        <w:t>We have almost depleted our oil driving around in circles for hours.</w:t>
+      </w:r>
+    </w:p>
+    <w:p>
+      <w:r>
+        <w:rPr>
+          <w:rFonts w:hint="eastAsia"/>
+        </w:rPr>
+        <w:t>我們好幾個小時一直繞幾乎快耗盡我們的油</w:t>
+      </w:r>
+    </w:p>
+    <w:p/>
+    <w:p>
+      <w:r>
+        <w:t xml:space="preserve">When driving into business districts, all motorists have to </w:t>
+      </w:r>
+      <w:r>
+        <w:rPr>
+          <w:highlight w:val="yellow"/>
+        </w:rPr>
+        <w:t>adhere</w:t>
+      </w:r>
+      <w:r>
+        <w:t xml:space="preserve"> </w:t>
+      </w:r>
+      <w:r>
+        <w:rPr>
+          <w:color w:val="FF0000"/>
+        </w:rPr>
+        <w:t xml:space="preserve">to </w:t>
+      </w:r>
+      <w:r>
+        <w:t xml:space="preserve">speed limits and traffic </w:t>
+      </w:r>
+      <w:proofErr w:type="gramStart"/>
+      <w:r>
+        <w:t>regulations.(</w:t>
+      </w:r>
+      <w:proofErr w:type="gramEnd"/>
+      <w:r>
+        <w:t>A)confirm</w:t>
+      </w:r>
+      <w:r>
+        <w:rPr>
+          <w:rFonts w:hint="eastAsia"/>
+        </w:rPr>
+        <w:t>確定</w:t>
+      </w:r>
+      <w:r>
+        <w:rPr>
+          <w:highlight w:val="yellow"/>
+        </w:rPr>
+        <w:t>(B)adhere</w:t>
+      </w:r>
+      <w:r>
+        <w:t xml:space="preserve"> </w:t>
+      </w:r>
+      <w:r>
+        <w:t>(C)according</w:t>
+      </w:r>
+      <w:r>
+        <w:rPr>
+          <w:rFonts w:hint="eastAsia"/>
+        </w:rPr>
+        <w:t>依據</w:t>
+      </w:r>
+      <w:r>
+        <w:rPr>
+          <w:rFonts w:hint="eastAsia"/>
+        </w:rPr>
+        <w:t>(</w:t>
+      </w:r>
+      <w:r>
+        <w:t xml:space="preserve">prep) </w:t>
+      </w:r>
+    </w:p>
+    <w:p>
+      <w:r>
+        <w:t>(D)demonstrate</w:t>
+      </w:r>
+      <w:r>
+        <w:t xml:space="preserve"> </w:t>
+      </w:r>
+      <w:r>
+        <w:rPr>
+          <w:rFonts w:hint="eastAsia"/>
+        </w:rPr>
+        <w:t>示範</w:t>
+      </w:r>
+    </w:p>
+    <w:p>
+      <w:r>
+        <w:t>driving n.</w:t>
+      </w:r>
+      <w:r>
+        <w:rPr>
+          <w:rFonts w:hint="eastAsia"/>
+        </w:rPr>
+        <w:t>駕駛</w:t>
+      </w:r>
+      <w:r>
+        <w:rPr>
+          <w:rFonts w:hint="eastAsia"/>
+        </w:rPr>
+        <w:t>/</w:t>
+      </w:r>
+      <w:r>
+        <w:rPr>
+          <w:rFonts w:hint="eastAsia"/>
+        </w:rPr>
+        <w:t>驅動、</w:t>
+      </w:r>
+      <w:r>
+        <w:rPr>
+          <w:rFonts w:hint="eastAsia"/>
+        </w:rPr>
+        <w:t xml:space="preserve"> </w:t>
+      </w:r>
+      <w:r>
+        <w:t>diving/scuba diving:</w:t>
+      </w:r>
+      <w:r>
+        <w:rPr>
+          <w:rFonts w:hint="eastAsia"/>
+        </w:rPr>
+        <w:t>潛水、</w:t>
+      </w:r>
+      <w:r>
+        <w:rPr>
+          <w:rFonts w:hint="eastAsia"/>
+        </w:rPr>
+        <w:t>s</w:t>
+      </w:r>
+      <w:r>
+        <w:t>norkeling:</w:t>
+      </w:r>
+      <w:r>
+        <w:rPr>
+          <w:rFonts w:hint="eastAsia"/>
+        </w:rPr>
+        <w:t>浮潛</w:t>
+      </w:r>
+    </w:p>
+    <w:p>
+      <w:r>
+        <w:t xml:space="preserve">business district </w:t>
+      </w:r>
+      <w:r>
+        <w:rPr>
+          <w:rFonts w:hint="eastAsia"/>
+        </w:rPr>
+        <w:t>商業區、</w:t>
+      </w:r>
+      <w:r>
+        <w:t xml:space="preserve"> motorists n.</w:t>
+      </w:r>
+      <w:r>
+        <w:rPr>
+          <w:rFonts w:hint="eastAsia"/>
+        </w:rPr>
+        <w:t>駕駛者、</w:t>
+      </w:r>
+      <w:r>
+        <w:rPr>
+          <w:rFonts w:hint="eastAsia"/>
+        </w:rPr>
+        <w:t>p</w:t>
+      </w:r>
+      <w:r>
+        <w:t>edestrians n.</w:t>
+      </w:r>
+      <w:r>
+        <w:rPr>
+          <w:rFonts w:hint="eastAsia"/>
+        </w:rPr>
+        <w:t>行人</w:t>
+      </w:r>
+    </w:p>
+    <w:p>
+      <w:r>
+        <w:rPr>
+          <w:rFonts w:hint="eastAsia"/>
+        </w:rPr>
+        <w:t>s</w:t>
+      </w:r>
+      <w:r>
+        <w:t xml:space="preserve">peed limits </w:t>
+      </w:r>
+      <w:r>
+        <w:rPr>
+          <w:rFonts w:hint="eastAsia"/>
+        </w:rPr>
+        <w:t>速限、</w:t>
+      </w:r>
+      <w:r>
+        <w:rPr>
+          <w:rFonts w:hint="eastAsia"/>
+        </w:rPr>
+        <w:t>t</w:t>
+      </w:r>
+      <w:r>
+        <w:t xml:space="preserve">raffic regulations </w:t>
+      </w:r>
+      <w:r>
+        <w:rPr>
+          <w:rFonts w:hint="eastAsia"/>
+        </w:rPr>
+        <w:t>交通規則</w:t>
+      </w:r>
+      <w:r>
+        <w:rPr>
+          <w:rFonts w:hint="eastAsia"/>
+        </w:rPr>
+        <w:t>、</w:t>
+      </w:r>
+      <w:r>
+        <w:t>adhesive</w:t>
       </w:r>
       <w:r>
         <w:t xml:space="preserve"> n.</w:t>
@@ -6265,7 +6792,368 @@
         <w:rPr>
           <w:rFonts w:hint="eastAsia"/>
         </w:rPr>
-        <w:t>進展、</w:t>
+        <w:t>黏合劑</w:t>
+      </w:r>
+      <w:r>
+        <w:rPr>
+          <w:rFonts w:hint="eastAsia"/>
+        </w:rPr>
+        <w:t>,</w:t>
+      </w:r>
+      <w:r>
+        <w:t xml:space="preserve"> adj </w:t>
+      </w:r>
+      <w:proofErr w:type="gramStart"/>
+      <w:r>
+        <w:rPr>
+          <w:rFonts w:hint="eastAsia"/>
+        </w:rPr>
+        <w:t>黏</w:t>
+      </w:r>
+      <w:proofErr w:type="gramEnd"/>
+    </w:p>
+    <w:p/>
+    <w:p>
+      <w:r>
+        <w:rPr>
+          <w:rFonts w:hint="eastAsia"/>
+        </w:rPr>
+        <w:t>c</w:t>
+      </w:r>
+      <w:r>
+        <w:t>onform to</w:t>
+      </w:r>
+      <w:r>
+        <w:rPr>
+          <w:rFonts w:hint="eastAsia"/>
+        </w:rPr>
+        <w:t>遵守、</w:t>
+      </w:r>
+      <w:r>
+        <w:rPr>
+          <w:rFonts w:hint="eastAsia"/>
+        </w:rPr>
+        <w:t>a</w:t>
+      </w:r>
+      <w:r>
+        <w:t xml:space="preserve">dhere to </w:t>
+      </w:r>
+      <w:r>
+        <w:rPr>
+          <w:rFonts w:hint="eastAsia"/>
+        </w:rPr>
+        <w:t>遵守</w:t>
+      </w:r>
+    </w:p>
+    <w:p/>
+    <w:p>
+      <w:r>
+        <w:t xml:space="preserve">E-commerce with their business operating online must </w:t>
+      </w:r>
+      <w:r>
+        <w:rPr>
+          <w:highlight w:val="yellow"/>
+        </w:rPr>
+        <w:t>comply</w:t>
+      </w:r>
+      <w:r>
+        <w:t xml:space="preserve"> </w:t>
+      </w:r>
+      <w:r>
+        <w:rPr>
+          <w:color w:val="FF0000"/>
+        </w:rPr>
+        <w:t xml:space="preserve">with </w:t>
+      </w:r>
+      <w:r>
+        <w:t>rules and regulations.</w:t>
+      </w:r>
+    </w:p>
+    <w:p>
+      <w:r>
+        <w:t>(A)approve</w:t>
+      </w:r>
+      <w:r>
+        <w:rPr>
+          <w:rFonts w:hint="eastAsia"/>
+        </w:rPr>
+        <w:t xml:space="preserve"> </w:t>
+      </w:r>
+      <w:r>
+        <w:t>v.</w:t>
+      </w:r>
+      <w:r>
+        <w:rPr>
+          <w:rFonts w:hint="eastAsia"/>
+        </w:rPr>
+        <w:t>批准</w:t>
+      </w:r>
+      <w:r>
+        <w:rPr>
+          <w:highlight w:val="yellow"/>
+        </w:rPr>
+        <w:t>(B)comply</w:t>
+      </w:r>
+      <w:r>
+        <w:rPr>
+          <w:highlight w:val="yellow"/>
+        </w:rPr>
+        <w:t xml:space="preserve"> </w:t>
+      </w:r>
+      <w:r>
+        <w:rPr>
+          <w:rFonts w:hint="eastAsia"/>
+          <w:highlight w:val="yellow"/>
+        </w:rPr>
+        <w:t>遵守</w:t>
+      </w:r>
+      <w:r>
+        <w:t>(C)regulate</w:t>
+      </w:r>
+      <w:r>
+        <w:rPr>
+          <w:rFonts w:hint="eastAsia"/>
+        </w:rPr>
+        <w:t xml:space="preserve"> </w:t>
+      </w:r>
+      <w:r>
+        <w:t>v.</w:t>
+      </w:r>
+      <w:r>
+        <w:rPr>
+          <w:rFonts w:hint="eastAsia"/>
+        </w:rPr>
+        <w:t>調節</w:t>
+      </w:r>
+      <w:r>
+        <w:rPr>
+          <w:rFonts w:hint="eastAsia"/>
+        </w:rPr>
+        <w:t>/</w:t>
+      </w:r>
+      <w:r>
+        <w:rPr>
+          <w:rFonts w:hint="eastAsia"/>
+        </w:rPr>
+        <w:t>規範</w:t>
+      </w:r>
+      <w:r>
+        <w:t>(D</w:t>
+      </w:r>
+      <w:r>
+        <w:rPr>
+          <w:rFonts w:hint="eastAsia"/>
+        </w:rPr>
+        <w:t>)e</w:t>
+      </w:r>
+      <w:r>
+        <w:t>xchange</w:t>
+      </w:r>
+      <w:r>
+        <w:t xml:space="preserve"> v.</w:t>
+      </w:r>
+      <w:r>
+        <w:rPr>
+          <w:rFonts w:hint="eastAsia"/>
+        </w:rPr>
+        <w:t>交換</w:t>
+      </w:r>
+    </w:p>
+    <w:p>
+      <w:r>
+        <w:t xml:space="preserve">E-commerce </w:t>
+      </w:r>
+      <w:r>
+        <w:rPr>
+          <w:rFonts w:hint="eastAsia"/>
+        </w:rPr>
+        <w:t>電商、</w:t>
+      </w:r>
+      <w:r>
+        <w:t>rules</w:t>
+      </w:r>
+      <w:r>
+        <w:rPr>
+          <w:rFonts w:hint="eastAsia"/>
+        </w:rPr>
+        <w:t xml:space="preserve"> </w:t>
+      </w:r>
+      <w:r>
+        <w:t>n.</w:t>
+      </w:r>
+      <w:r>
+        <w:rPr>
+          <w:rFonts w:hint="eastAsia"/>
+        </w:rPr>
+        <w:t>規定、</w:t>
+      </w:r>
+      <w:r>
+        <w:t xml:space="preserve">regulations </w:t>
+      </w:r>
+      <w:r>
+        <w:rPr>
+          <w:rFonts w:hint="eastAsia"/>
+        </w:rPr>
+        <w:t>n</w:t>
+      </w:r>
+      <w:r>
+        <w:t>.</w:t>
+      </w:r>
+      <w:r>
+        <w:rPr>
+          <w:rFonts w:hint="eastAsia"/>
+        </w:rPr>
+        <w:t>規章</w:t>
+      </w:r>
+    </w:p>
+    <w:p>
+      <w:r>
+        <w:t>currency exchange</w:t>
+      </w:r>
+      <w:r>
+        <w:rPr>
+          <w:rFonts w:hint="eastAsia"/>
+        </w:rPr>
+        <w:t>貨幣交換</w:t>
+      </w:r>
+    </w:p>
+    <w:p/>
+    <w:p>
+      <w:r>
+        <w:t xml:space="preserve">Comply with = conform to = adhere to = obey = observe </w:t>
+      </w:r>
+      <w:r>
+        <w:rPr>
+          <w:rFonts w:hint="eastAsia"/>
+        </w:rPr>
+        <w:t>遵守</w:t>
+      </w:r>
+    </w:p>
+    <w:p/>
+    <w:p>
+      <w:r>
+        <w:t>One can regulate stress easily with exercises.</w:t>
+      </w:r>
+    </w:p>
+    <w:p>
+      <w:r>
+        <w:rPr>
+          <w:rFonts w:hint="eastAsia"/>
+        </w:rPr>
+        <w:t>人們能經由運動調節壓力</w:t>
+      </w:r>
+    </w:p>
+    <w:p/>
+    <w:p>
+      <w:r>
+        <w:lastRenderedPageBreak/>
+        <w:t xml:space="preserve">Their wedding banquet </w:t>
+      </w:r>
+      <w:r>
+        <w:rPr>
+          <w:color w:val="FF0000"/>
+        </w:rPr>
+        <w:t xml:space="preserve">was </w:t>
+      </w:r>
+      <w:r>
+        <w:rPr>
+          <w:highlight w:val="yellow"/>
+        </w:rPr>
+        <w:t>coincidentally</w:t>
+      </w:r>
+      <w:r>
+        <w:rPr>
+          <w:color w:val="FF0000"/>
+        </w:rPr>
+        <w:t xml:space="preserve"> held </w:t>
+      </w:r>
+      <w:r>
+        <w:t>on the same day as the statutory holiday.</w:t>
+      </w:r>
+    </w:p>
+    <w:p>
+      <w:r>
+        <w:t>(A)inherently</w:t>
+      </w:r>
+      <w:r>
+        <w:rPr>
+          <w:rFonts w:hint="eastAsia"/>
+        </w:rPr>
+        <w:t>本質的</w:t>
+      </w:r>
+      <w:r>
+        <w:rPr>
+          <w:highlight w:val="yellow"/>
+        </w:rPr>
+        <w:t>(B)coincidentally</w:t>
+      </w:r>
+      <w:r>
+        <w:rPr>
+          <w:rFonts w:hint="eastAsia"/>
+          <w:highlight w:val="yellow"/>
+        </w:rPr>
+        <w:t>湊巧的</w:t>
+      </w:r>
+      <w:r>
+        <w:t>(C)jointly</w:t>
+      </w:r>
+      <w:r>
+        <w:rPr>
+          <w:rFonts w:hint="eastAsia"/>
+        </w:rPr>
+        <w:t>聯合的</w:t>
+      </w:r>
+    </w:p>
+    <w:p>
+      <w:r>
+        <w:t>(D)independently</w:t>
+      </w:r>
+      <w:r>
+        <w:rPr>
+          <w:rFonts w:hint="eastAsia"/>
+        </w:rPr>
+        <w:t xml:space="preserve"> </w:t>
+      </w:r>
+      <w:r>
+        <w:rPr>
+          <w:rFonts w:hint="eastAsia"/>
+        </w:rPr>
+        <w:t>獨立的</w:t>
+      </w:r>
+    </w:p>
+    <w:p>
+      <w:r>
+        <w:t>wedding</w:t>
+      </w:r>
+      <w:r>
+        <w:t xml:space="preserve"> n.</w:t>
+      </w:r>
+      <w:r>
+        <w:rPr>
+          <w:rFonts w:hint="eastAsia"/>
+        </w:rPr>
+        <w:t>婚禮、</w:t>
+      </w:r>
+      <w:r>
+        <w:rPr>
+          <w:rFonts w:hint="eastAsia"/>
+        </w:rPr>
+        <w:t>b</w:t>
+      </w:r>
+      <w:r>
+        <w:t>anquet n.</w:t>
+      </w:r>
+      <w:r>
+        <w:rPr>
+          <w:rFonts w:hint="eastAsia"/>
+        </w:rPr>
+        <w:t>宴會</w:t>
+      </w:r>
+      <w:r>
+        <w:rPr>
+          <w:rFonts w:hint="eastAsia"/>
+        </w:rPr>
+        <w:t>、</w:t>
       </w:r>
       <w:r>
         <w:rPr>
@@ -6274,108 +7162,195 @@
         <w:t>h</w:t>
       </w:r>
       <w:r>
-        <w:t>as long been</w:t>
-      </w:r>
-      <w:r>
-        <w:rPr>
-          <w:rFonts w:hint="eastAsia"/>
-        </w:rPr>
-        <w:t>一直以來、</w:t>
-      </w:r>
-      <w:r>
-        <w:rPr>
-          <w:rFonts w:hint="eastAsia"/>
-        </w:rPr>
-        <w:t>t</w:t>
-      </w:r>
-      <w:r>
-        <w:t>ourism n.</w:t>
-      </w:r>
-      <w:r>
-        <w:rPr>
-          <w:rFonts w:hint="eastAsia"/>
-        </w:rPr>
-        <w:t>旅遊業、</w:t>
-      </w:r>
-    </w:p>
-    <w:p>
-      <w:r>
-        <w:t>Tour n.</w:t>
-      </w:r>
-      <w:r>
-        <w:rPr>
-          <w:rFonts w:hint="eastAsia"/>
-        </w:rPr>
-        <w:t>旅遊、</w:t>
-      </w:r>
-      <w:r>
-        <w:rPr>
-          <w:rFonts w:hint="eastAsia"/>
-        </w:rPr>
-        <w:t>t</w:t>
-      </w:r>
-      <w:r>
-        <w:t>our guide</w:t>
-      </w:r>
-      <w:r>
-        <w:rPr>
-          <w:rFonts w:hint="eastAsia"/>
-        </w:rPr>
-        <w:t>導遊、</w:t>
-      </w:r>
-      <w:r>
-        <w:rPr>
-          <w:rFonts w:hint="eastAsia"/>
-        </w:rPr>
-        <w:t>t</w:t>
-      </w:r>
-      <w:r>
-        <w:t>ourist n.</w:t>
-      </w:r>
-      <w:r>
-        <w:rPr>
-          <w:rFonts w:hint="eastAsia"/>
-        </w:rPr>
-        <w:t>觀光客、</w:t>
-      </w:r>
-      <w:r>
-        <w:t>tourist site</w:t>
-      </w:r>
-      <w:r>
-        <w:rPr>
-          <w:rFonts w:hint="eastAsia"/>
-        </w:rPr>
-        <w:t>觀光景點</w:t>
-      </w:r>
-    </w:p>
-    <w:p>
-      <w:r>
-        <w:t xml:space="preserve">Leading to </w:t>
-      </w:r>
-      <w:r>
-        <w:rPr>
-          <w:rFonts w:hint="eastAsia"/>
-        </w:rPr>
-        <w:t>導致、</w:t>
-      </w:r>
-      <w:r>
-        <w:t>farming</w:t>
-      </w:r>
-      <w:r>
-        <w:rPr>
-          <w:rFonts w:hint="eastAsia"/>
-        </w:rPr>
-        <w:t xml:space="preserve"> </w:t>
-      </w:r>
-      <w:r>
-        <w:t>n.</w:t>
-      </w:r>
-      <w:r>
-        <w:rPr>
-          <w:rFonts w:hint="eastAsia"/>
-        </w:rPr>
-        <w:t>農作、</w:t>
-      </w:r>
+        <w:t xml:space="preserve">eld </w:t>
+      </w:r>
+      <w:r>
+        <w:rPr>
+          <w:rFonts w:hint="eastAsia"/>
+        </w:rPr>
+        <w:t>舉辦</w:t>
+      </w:r>
+      <w:r>
+        <w:rPr>
+          <w:rFonts w:hint="eastAsia"/>
+        </w:rPr>
+        <w:t>、</w:t>
+      </w:r>
+      <w:r>
+        <w:rPr>
+          <w:rFonts w:hint="eastAsia"/>
+        </w:rPr>
+        <w:t>a</w:t>
+      </w:r>
+      <w:r>
+        <w:t xml:space="preserve">s </w:t>
+      </w:r>
+      <w:r>
+        <w:rPr>
+          <w:rFonts w:hint="eastAsia"/>
+        </w:rPr>
+        <w:t>如</w:t>
+      </w:r>
+      <w:r>
+        <w:rPr>
+          <w:rFonts w:hint="eastAsia"/>
+        </w:rPr>
+        <w:t>/</w:t>
+      </w:r>
+      <w:r>
+        <w:rPr>
+          <w:rFonts w:hint="eastAsia"/>
+        </w:rPr>
+        <w:t>與</w:t>
+      </w:r>
+      <w:r>
+        <w:t>…</w:t>
+      </w:r>
+    </w:p>
+    <w:p>
+      <w:r>
+        <w:t>statutory</w:t>
+      </w:r>
+      <w:r>
+        <w:t xml:space="preserve"> adj.</w:t>
+      </w:r>
+      <w:r>
+        <w:rPr>
+          <w:rFonts w:hint="eastAsia"/>
+        </w:rPr>
+        <w:t>法定的</w:t>
+      </w:r>
+    </w:p>
+    <w:p>
+      <w:pPr>
+        <w:rPr>
+          <w:rFonts w:hint="eastAsia"/>
+        </w:rPr>
+      </w:pPr>
+    </w:p>
+    <w:p>
+      <w:proofErr w:type="spellStart"/>
+      <w:r>
+        <w:rPr>
+          <w:rFonts w:hint="eastAsia"/>
+        </w:rPr>
+        <w:t>b</w:t>
+      </w:r>
+      <w:r>
+        <w:t>e+pp</w:t>
+      </w:r>
+      <w:proofErr w:type="spellEnd"/>
+      <w:r>
+        <w:t xml:space="preserve"> -&gt;</w:t>
+      </w:r>
+      <w:r>
+        <w:rPr>
+          <w:rFonts w:hint="eastAsia"/>
+        </w:rPr>
+        <w:t>被動</w:t>
+      </w:r>
+      <w:r>
+        <w:t>,</w:t>
+      </w:r>
+      <w:r>
+        <w:rPr>
+          <w:rFonts w:hint="eastAsia"/>
+        </w:rPr>
+        <w:t>因此空格需要副詞</w:t>
+      </w:r>
+    </w:p>
+    <w:p/>
+    <w:p>
+      <w:r>
+        <w:t>hold(</w:t>
+      </w:r>
+      <w:r>
+        <w:rPr>
+          <w:rFonts w:hint="eastAsia"/>
+        </w:rPr>
+        <w:t>原型</w:t>
+      </w:r>
+      <w:r>
+        <w:rPr>
+          <w:rFonts w:hint="eastAsia"/>
+        </w:rPr>
+        <w:t>)</w:t>
+      </w:r>
+      <w:r>
+        <w:t>-held(</w:t>
+      </w:r>
+      <w:r>
+        <w:rPr>
+          <w:rFonts w:hint="eastAsia"/>
+        </w:rPr>
+        <w:t>過去</w:t>
+      </w:r>
+      <w:r>
+        <w:rPr>
+          <w:rFonts w:hint="eastAsia"/>
+        </w:rPr>
+        <w:t>)</w:t>
+      </w:r>
+      <w:r>
+        <w:t>-held</w:t>
+      </w:r>
+      <w:r>
+        <w:rPr>
+          <w:rFonts w:hint="eastAsia"/>
+        </w:rPr>
+        <w:t>(</w:t>
+      </w:r>
+      <w:r>
+        <w:rPr>
+          <w:rFonts w:hint="eastAsia"/>
+        </w:rPr>
+        <w:t>過去分詞</w:t>
+      </w:r>
+      <w:r>
+        <w:rPr>
+          <w:rFonts w:hint="eastAsia"/>
+        </w:rPr>
+        <w:t>)</w:t>
+      </w:r>
+    </w:p>
+    <w:p>
+      <w:proofErr w:type="gramStart"/>
+      <w:r>
+        <w:rPr>
+          <w:rFonts w:hint="eastAsia"/>
+        </w:rPr>
+        <w:t>多益測驗</w:t>
+      </w:r>
+      <w:proofErr w:type="gramEnd"/>
+      <w:r>
+        <w:rPr>
+          <w:rFonts w:hint="eastAsia"/>
+        </w:rPr>
+        <w:t>中</w:t>
+      </w:r>
+      <w:r>
+        <w:rPr>
+          <w:rFonts w:hint="eastAsia"/>
+        </w:rPr>
+        <w:t>h</w:t>
+      </w:r>
+      <w:r>
+        <w:t>old</w:t>
+      </w:r>
+      <w:r>
+        <w:rPr>
+          <w:rFonts w:hint="eastAsia"/>
+        </w:rPr>
+        <w:t>後面常搭配</w:t>
+      </w:r>
+      <w:r>
+        <w:rPr>
+          <w:rFonts w:hint="eastAsia"/>
+        </w:rPr>
+        <w:t>:</w:t>
+      </w:r>
+    </w:p>
+    <w:p>
       <w:r>
         <w:rPr>
           <w:rFonts w:hint="eastAsia"/>
@@ -6383,739 +7358,83 @@
         <w:t>m</w:t>
       </w:r>
       <w:r>
-        <w:t>ethod n.</w:t>
-      </w:r>
-      <w:r>
-        <w:rPr>
-          <w:rFonts w:hint="eastAsia"/>
-        </w:rPr>
-        <w:t>方法</w:t>
+        <w:t>eeting</w:t>
+      </w:r>
+      <w:r>
+        <w:rPr>
+          <w:rFonts w:hint="eastAsia"/>
+        </w:rPr>
+        <w:t>會議</w:t>
+      </w:r>
+      <w:r>
+        <w:rPr>
+          <w:rFonts w:hint="eastAsia"/>
+        </w:rPr>
+        <w:t>/</w:t>
+      </w:r>
+      <w:r>
+        <w:t>seminar</w:t>
+      </w:r>
+      <w:r>
+        <w:rPr>
+          <w:rFonts w:hint="eastAsia"/>
+        </w:rPr>
+        <w:t>研討會</w:t>
+      </w:r>
+      <w:r>
+        <w:rPr>
+          <w:rFonts w:hint="eastAsia"/>
+        </w:rPr>
+        <w:t>/</w:t>
+      </w:r>
+      <w:r>
+        <w:t>survey</w:t>
+      </w:r>
+      <w:r>
+        <w:rPr>
+          <w:rFonts w:hint="eastAsia"/>
+        </w:rPr>
+        <w:t>市調</w:t>
+      </w:r>
+      <w:r>
+        <w:rPr>
+          <w:rFonts w:hint="eastAsia"/>
+        </w:rPr>
+        <w:t>/</w:t>
+      </w:r>
+      <w:r>
+        <w:t>experiment</w:t>
+      </w:r>
+      <w:r>
+        <w:rPr>
+          <w:rFonts w:hint="eastAsia"/>
+        </w:rPr>
+        <w:t>實驗</w:t>
+      </w:r>
+    </w:p>
+    <w:p>
+      <w:pPr>
+        <w:rPr>
+          <w:rFonts w:hint="eastAsia"/>
+        </w:rPr>
+      </w:pPr>
+      <w:r>
+        <w:rPr>
+          <w:rFonts w:hint="eastAsia"/>
+        </w:rPr>
+        <w:t>c</w:t>
+      </w:r>
+      <w:r>
+        <w:t>ooperate/collaborate:</w:t>
+      </w:r>
+      <w:r>
+        <w:rPr>
+          <w:rFonts w:hint="eastAsia"/>
+        </w:rPr>
+        <w:t>合作</w:t>
       </w:r>
     </w:p>
     <w:p/>
-    <w:p>
-      <w:r>
-        <w:t>Governments worldwide are tapping into new sources of energy to replace current</w:t>
-      </w:r>
-    </w:p>
-    <w:p>
-      <w:pPr>
-        <w:rPr>
-          <w:rFonts w:hint="eastAsia"/>
-        </w:rPr>
-      </w:pPr>
-      <w:r>
-        <w:t xml:space="preserve">Limited and </w:t>
-      </w:r>
-      <w:r>
-        <w:rPr>
-          <w:highlight w:val="yellow"/>
-        </w:rPr>
-        <w:t>depleting</w:t>
-      </w:r>
-      <w:r>
-        <w:t xml:space="preserve"> power. (A)renewable</w:t>
-      </w:r>
-      <w:r>
-        <w:rPr>
-          <w:rFonts w:hint="eastAsia"/>
-        </w:rPr>
-        <w:t xml:space="preserve"> </w:t>
-      </w:r>
-      <w:r>
-        <w:t>adj.</w:t>
-      </w:r>
-      <w:r>
-        <w:rPr>
-          <w:rFonts w:hint="eastAsia"/>
-        </w:rPr>
-        <w:t>能再生的</w:t>
-      </w:r>
-      <w:r>
-        <w:t>(B)substantial</w:t>
-      </w:r>
-      <w:r>
-        <w:rPr>
-          <w:rFonts w:hint="eastAsia"/>
-        </w:rPr>
-        <w:t xml:space="preserve"> </w:t>
-      </w:r>
-      <w:r>
-        <w:t>adj.</w:t>
-      </w:r>
-      <w:r>
-        <w:rPr>
-          <w:rFonts w:hint="eastAsia"/>
-        </w:rPr>
-        <w:t>可觀的</w:t>
-      </w:r>
-      <w:r>
-        <w:rPr>
-          <w:rFonts w:hint="eastAsia"/>
-        </w:rPr>
-        <w:t>(</w:t>
-      </w:r>
-      <w:r>
-        <w:rPr>
-          <w:rFonts w:hint="eastAsia"/>
-        </w:rPr>
-        <w:t>量</w:t>
-      </w:r>
-      <w:r>
-        <w:rPr>
-          <w:rFonts w:hint="eastAsia"/>
-        </w:rPr>
-        <w:t>)</w:t>
-      </w:r>
-      <w:r>
-        <w:rPr>
-          <w:highlight w:val="yellow"/>
-        </w:rPr>
-        <w:t>(C)depleting</w:t>
-      </w:r>
-      <w:r>
-        <w:rPr>
-          <w:rFonts w:hint="eastAsia"/>
-          <w:highlight w:val="yellow"/>
-        </w:rPr>
-        <w:t xml:space="preserve"> </w:t>
-      </w:r>
-      <w:r>
-        <w:rPr>
-          <w:highlight w:val="yellow"/>
-        </w:rPr>
-        <w:t>v.</w:t>
-      </w:r>
-      <w:r>
-        <w:rPr>
-          <w:rFonts w:hint="eastAsia"/>
-          <w:highlight w:val="yellow"/>
-        </w:rPr>
-        <w:t>正在耗盡的</w:t>
-      </w:r>
-      <w:r>
-        <w:t>(D)potential</w:t>
-      </w:r>
-      <w:r>
-        <w:rPr>
-          <w:rFonts w:hint="eastAsia"/>
-        </w:rPr>
-        <w:t xml:space="preserve"> </w:t>
-      </w:r>
-      <w:r>
-        <w:t>adj.</w:t>
-      </w:r>
-      <w:r>
-        <w:rPr>
-          <w:rFonts w:hint="eastAsia"/>
-        </w:rPr>
-        <w:t>潛力</w:t>
-      </w:r>
-    </w:p>
-    <w:p>
-      <w:r>
-        <w:t>W</w:t>
-      </w:r>
-      <w:r>
-        <w:t>orldwide</w:t>
-      </w:r>
-      <w:r>
-        <w:t xml:space="preserve"> </w:t>
-      </w:r>
-      <w:proofErr w:type="spellStart"/>
-      <w:r>
-        <w:t>adj.adv</w:t>
-      </w:r>
-      <w:proofErr w:type="spellEnd"/>
-      <w:r>
-        <w:t>.</w:t>
-      </w:r>
-      <w:r>
-        <w:rPr>
-          <w:rFonts w:hint="eastAsia"/>
-        </w:rPr>
-        <w:t>世界各地、</w:t>
-      </w:r>
-      <w:r>
-        <w:t>tapping into</w:t>
-      </w:r>
-      <w:r>
-        <w:rPr>
-          <w:rFonts w:hint="eastAsia"/>
-        </w:rPr>
-        <w:t>切入、</w:t>
-      </w:r>
-      <w:r>
-        <w:t>Limited</w:t>
-      </w:r>
-      <w:r>
-        <w:rPr>
-          <w:rFonts w:hint="eastAsia"/>
-        </w:rPr>
-        <w:t xml:space="preserve"> a</w:t>
-      </w:r>
-      <w:r>
-        <w:t>dj.</w:t>
-      </w:r>
-      <w:r>
-        <w:rPr>
-          <w:rFonts w:hint="eastAsia"/>
-        </w:rPr>
-        <w:t>有限的</w:t>
-      </w:r>
-    </w:p>
-    <w:p>
-      <w:pPr>
-        <w:rPr>
-          <w:rFonts w:hint="eastAsia"/>
-        </w:rPr>
-      </w:pPr>
-    </w:p>
-    <w:p>
-      <w:r>
-        <w:t>R</w:t>
-      </w:r>
-      <w:r>
-        <w:t>enewable</w:t>
-      </w:r>
-      <w:r>
-        <w:t xml:space="preserve"> energy/resources:</w:t>
-      </w:r>
-      <w:r>
-        <w:rPr>
-          <w:rFonts w:hint="eastAsia"/>
-        </w:rPr>
-        <w:t>再生能源</w:t>
-      </w:r>
-    </w:p>
-    <w:p/>
-    <w:p>
-      <w:r>
-        <w:t>We have almost depleted our oil driving around in circles for hours.</w:t>
-      </w:r>
-    </w:p>
-    <w:p>
-      <w:r>
-        <w:rPr>
-          <w:rFonts w:hint="eastAsia"/>
-        </w:rPr>
-        <w:t>我們好幾個小時一直繞幾乎快耗盡我們的油</w:t>
-      </w:r>
-    </w:p>
-    <w:p>
-      <w:pPr>
-        <w:rPr>
-          <w:rFonts w:hint="eastAsia"/>
-        </w:rPr>
-      </w:pPr>
-    </w:p>
-    <w:p>
-      <w:r>
-        <w:t xml:space="preserve">When driving into business districts, all motorists have to </w:t>
-      </w:r>
-      <w:r>
-        <w:rPr>
-          <w:highlight w:val="yellow"/>
-        </w:rPr>
-        <w:t>adhere</w:t>
-      </w:r>
-      <w:r>
-        <w:t xml:space="preserve"> </w:t>
-      </w:r>
-      <w:r>
-        <w:rPr>
-          <w:color w:val="FF0000"/>
-        </w:rPr>
-        <w:t xml:space="preserve">to </w:t>
-      </w:r>
-      <w:r>
-        <w:t xml:space="preserve">speed limits and traffic </w:t>
-      </w:r>
-      <w:proofErr w:type="gramStart"/>
-      <w:r>
-        <w:t>regulations.(</w:t>
-      </w:r>
-      <w:proofErr w:type="gramEnd"/>
-      <w:r>
-        <w:t>A)confirm</w:t>
-      </w:r>
-      <w:r>
-        <w:rPr>
-          <w:rFonts w:hint="eastAsia"/>
-        </w:rPr>
-        <w:t>確定</w:t>
-      </w:r>
-      <w:r>
-        <w:rPr>
-          <w:highlight w:val="yellow"/>
-        </w:rPr>
-        <w:t>(B)adhere</w:t>
-      </w:r>
-      <w:r>
-        <w:t xml:space="preserve"> </w:t>
-      </w:r>
-      <w:r>
-        <w:t>(C)according</w:t>
-      </w:r>
-      <w:r>
-        <w:rPr>
-          <w:rFonts w:hint="eastAsia"/>
-        </w:rPr>
-        <w:t>依據</w:t>
-      </w:r>
-      <w:r>
-        <w:rPr>
-          <w:rFonts w:hint="eastAsia"/>
-        </w:rPr>
-        <w:t>(</w:t>
-      </w:r>
-      <w:r>
-        <w:t xml:space="preserve">prep) </w:t>
-      </w:r>
-    </w:p>
-    <w:p>
-      <w:r>
-        <w:t>(D)demonstrate</w:t>
-      </w:r>
-      <w:r>
-        <w:t xml:space="preserve"> </w:t>
-      </w:r>
-      <w:r>
-        <w:rPr>
-          <w:rFonts w:hint="eastAsia"/>
-        </w:rPr>
-        <w:t>示範</w:t>
-      </w:r>
-    </w:p>
-    <w:p>
-      <w:r>
-        <w:t xml:space="preserve">driving </w:t>
-      </w:r>
-      <w:r>
-        <w:t>n.</w:t>
-      </w:r>
-      <w:r>
-        <w:rPr>
-          <w:rFonts w:hint="eastAsia"/>
-        </w:rPr>
-        <w:t>駕駛</w:t>
-      </w:r>
-      <w:r>
-        <w:rPr>
-          <w:rFonts w:hint="eastAsia"/>
-        </w:rPr>
-        <w:t>/</w:t>
-      </w:r>
-      <w:r>
-        <w:rPr>
-          <w:rFonts w:hint="eastAsia"/>
-        </w:rPr>
-        <w:t>驅動、</w:t>
-      </w:r>
-      <w:r>
-        <w:rPr>
-          <w:rFonts w:hint="eastAsia"/>
-        </w:rPr>
-        <w:t xml:space="preserve"> </w:t>
-      </w:r>
-      <w:r>
-        <w:t>diving/scuba diving:</w:t>
-      </w:r>
-      <w:r>
-        <w:rPr>
-          <w:rFonts w:hint="eastAsia"/>
-        </w:rPr>
-        <w:t>潛水、</w:t>
-      </w:r>
-      <w:r>
-        <w:rPr>
-          <w:rFonts w:hint="eastAsia"/>
-        </w:rPr>
-        <w:t>s</w:t>
-      </w:r>
-      <w:r>
-        <w:t>norkeling:</w:t>
-      </w:r>
-      <w:r>
-        <w:rPr>
-          <w:rFonts w:hint="eastAsia"/>
-        </w:rPr>
-        <w:t>浮潛</w:t>
-      </w:r>
-    </w:p>
-    <w:p>
-      <w:r>
-        <w:t>business district</w:t>
-      </w:r>
-      <w:r>
-        <w:t xml:space="preserve"> </w:t>
-      </w:r>
-      <w:r>
-        <w:rPr>
-          <w:rFonts w:hint="eastAsia"/>
-        </w:rPr>
-        <w:t>商業區、</w:t>
-      </w:r>
-      <w:r>
-        <w:t xml:space="preserve"> </w:t>
-      </w:r>
-      <w:r>
-        <w:t>motorists</w:t>
-      </w:r>
-      <w:r>
-        <w:t xml:space="preserve"> n.</w:t>
-      </w:r>
-      <w:r>
-        <w:rPr>
-          <w:rFonts w:hint="eastAsia"/>
-        </w:rPr>
-        <w:t>駕駛者、</w:t>
-      </w:r>
-      <w:r>
-        <w:rPr>
-          <w:rFonts w:hint="eastAsia"/>
-        </w:rPr>
-        <w:t>p</w:t>
-      </w:r>
-      <w:r>
-        <w:t>edestrians n.</w:t>
-      </w:r>
-      <w:r>
-        <w:rPr>
-          <w:rFonts w:hint="eastAsia"/>
-        </w:rPr>
-        <w:t>行人</w:t>
-      </w:r>
-    </w:p>
-    <w:p>
-      <w:pPr>
-        <w:rPr>
-          <w:rFonts w:hint="eastAsia"/>
-        </w:rPr>
-      </w:pPr>
-      <w:r>
-        <w:rPr>
-          <w:rFonts w:hint="eastAsia"/>
-        </w:rPr>
-        <w:t>s</w:t>
-      </w:r>
-      <w:r>
-        <w:t xml:space="preserve">peed limits </w:t>
-      </w:r>
-      <w:r>
-        <w:rPr>
-          <w:rFonts w:hint="eastAsia"/>
-        </w:rPr>
-        <w:t>速限、</w:t>
-      </w:r>
-      <w:r>
-        <w:rPr>
-          <w:rFonts w:hint="eastAsia"/>
-        </w:rPr>
-        <w:t>t</w:t>
-      </w:r>
-      <w:r>
-        <w:t xml:space="preserve">raffic regulations </w:t>
-      </w:r>
-      <w:r>
-        <w:rPr>
-          <w:rFonts w:hint="eastAsia"/>
-        </w:rPr>
-        <w:t>交通規則</w:t>
-      </w:r>
-      <w:r>
-        <w:rPr>
-          <w:rFonts w:hint="eastAsia"/>
-        </w:rPr>
-        <w:t>、</w:t>
-      </w:r>
-      <w:r>
-        <w:t>adhesive</w:t>
-      </w:r>
-      <w:r>
-        <w:t xml:space="preserve"> n.</w:t>
-      </w:r>
-      <w:r>
-        <w:rPr>
-          <w:rFonts w:hint="eastAsia"/>
-        </w:rPr>
-        <w:t>黏合劑</w:t>
-      </w:r>
-      <w:r>
-        <w:rPr>
-          <w:rFonts w:hint="eastAsia"/>
-        </w:rPr>
-        <w:t>,</w:t>
-      </w:r>
-      <w:r>
-        <w:t xml:space="preserve"> adj </w:t>
-      </w:r>
-      <w:proofErr w:type="gramStart"/>
-      <w:r>
-        <w:rPr>
-          <w:rFonts w:hint="eastAsia"/>
-        </w:rPr>
-        <w:t>黏</w:t>
-      </w:r>
-      <w:proofErr w:type="gramEnd"/>
-    </w:p>
-    <w:p/>
-    <w:p>
-      <w:r>
-        <w:rPr>
-          <w:rFonts w:hint="eastAsia"/>
-        </w:rPr>
-        <w:t>c</w:t>
-      </w:r>
-      <w:r>
-        <w:t>onform to</w:t>
-      </w:r>
-      <w:r>
-        <w:rPr>
-          <w:rFonts w:hint="eastAsia"/>
-        </w:rPr>
-        <w:t>遵守、</w:t>
-      </w:r>
-      <w:r>
-        <w:rPr>
-          <w:rFonts w:hint="eastAsia"/>
-        </w:rPr>
-        <w:t>a</w:t>
-      </w:r>
-      <w:r>
-        <w:t xml:space="preserve">dhere to </w:t>
-      </w:r>
-      <w:r>
-        <w:rPr>
-          <w:rFonts w:hint="eastAsia"/>
-        </w:rPr>
-        <w:t>遵守</w:t>
-      </w:r>
-    </w:p>
-    <w:p/>
-    <w:p>
-      <w:r>
-        <w:t xml:space="preserve">E-commerce with their business operating online must </w:t>
-      </w:r>
-      <w:r>
-        <w:rPr>
-          <w:highlight w:val="yellow"/>
-        </w:rPr>
-        <w:t>comply</w:t>
-      </w:r>
-      <w:r>
-        <w:t xml:space="preserve"> </w:t>
-      </w:r>
-      <w:r>
-        <w:rPr>
-          <w:color w:val="FF0000"/>
-        </w:rPr>
-        <w:t xml:space="preserve">with </w:t>
-      </w:r>
-      <w:r>
-        <w:t>rules and regulations.</w:t>
-      </w:r>
-    </w:p>
-    <w:p>
-      <w:r>
-        <w:t>(A)approve</w:t>
-      </w:r>
-      <w:r>
-        <w:rPr>
-          <w:rFonts w:hint="eastAsia"/>
-        </w:rPr>
-        <w:t xml:space="preserve"> </w:t>
-      </w:r>
-      <w:r>
-        <w:t>v.</w:t>
-      </w:r>
-      <w:r>
-        <w:rPr>
-          <w:rFonts w:hint="eastAsia"/>
-        </w:rPr>
-        <w:t>批准</w:t>
-      </w:r>
-      <w:r>
-        <w:rPr>
-          <w:highlight w:val="yellow"/>
-        </w:rPr>
-        <w:t>(B)comply</w:t>
-      </w:r>
-      <w:r>
-        <w:rPr>
-          <w:highlight w:val="yellow"/>
-        </w:rPr>
-        <w:t xml:space="preserve"> </w:t>
-      </w:r>
-      <w:r>
-        <w:rPr>
-          <w:rFonts w:hint="eastAsia"/>
-          <w:highlight w:val="yellow"/>
-        </w:rPr>
-        <w:t>遵守</w:t>
-      </w:r>
-      <w:r>
-        <w:t>(C)regulate</w:t>
-      </w:r>
-      <w:r>
-        <w:rPr>
-          <w:rFonts w:hint="eastAsia"/>
-        </w:rPr>
-        <w:t xml:space="preserve"> </w:t>
-      </w:r>
-      <w:r>
-        <w:t>v.</w:t>
-      </w:r>
-      <w:r>
-        <w:rPr>
-          <w:rFonts w:hint="eastAsia"/>
-        </w:rPr>
-        <w:t>調節</w:t>
-      </w:r>
-      <w:r>
-        <w:rPr>
-          <w:rFonts w:hint="eastAsia"/>
-        </w:rPr>
-        <w:t>/</w:t>
-      </w:r>
-      <w:r>
-        <w:rPr>
-          <w:rFonts w:hint="eastAsia"/>
-        </w:rPr>
-        <w:t>規範</w:t>
-      </w:r>
-      <w:r>
-        <w:t>(D</w:t>
-      </w:r>
-      <w:r>
-        <w:rPr>
-          <w:rFonts w:hint="eastAsia"/>
-        </w:rPr>
-        <w:t>)e</w:t>
-      </w:r>
-      <w:r>
-        <w:t>xchange</w:t>
-      </w:r>
-      <w:r>
-        <w:t xml:space="preserve"> v.</w:t>
-      </w:r>
-      <w:r>
-        <w:rPr>
-          <w:rFonts w:hint="eastAsia"/>
-        </w:rPr>
-        <w:t>交換</w:t>
-      </w:r>
-    </w:p>
-    <w:p>
-      <w:r>
-        <w:t>E-commerce</w:t>
-      </w:r>
-      <w:r>
-        <w:t xml:space="preserve"> </w:t>
-      </w:r>
-      <w:r>
-        <w:rPr>
-          <w:rFonts w:hint="eastAsia"/>
-        </w:rPr>
-        <w:t>電商、</w:t>
-      </w:r>
-      <w:r>
-        <w:t>rules</w:t>
-      </w:r>
-      <w:r>
-        <w:rPr>
-          <w:rFonts w:hint="eastAsia"/>
-        </w:rPr>
-        <w:t xml:space="preserve"> </w:t>
-      </w:r>
-      <w:r>
-        <w:t>n.</w:t>
-      </w:r>
-      <w:r>
-        <w:rPr>
-          <w:rFonts w:hint="eastAsia"/>
-        </w:rPr>
-        <w:t>規定、</w:t>
-      </w:r>
-      <w:r>
-        <w:t>regulations</w:t>
-      </w:r>
-      <w:r>
-        <w:t xml:space="preserve"> </w:t>
-      </w:r>
-      <w:r>
-        <w:rPr>
-          <w:rFonts w:hint="eastAsia"/>
-        </w:rPr>
-        <w:t>n</w:t>
-      </w:r>
-      <w:r>
-        <w:t>.</w:t>
-      </w:r>
-      <w:r>
-        <w:rPr>
-          <w:rFonts w:hint="eastAsia"/>
-        </w:rPr>
-        <w:t>規章</w:t>
-      </w:r>
-    </w:p>
-    <w:p>
-      <w:r>
-        <w:t>currency exchange</w:t>
-      </w:r>
-      <w:r>
-        <w:rPr>
-          <w:rFonts w:hint="eastAsia"/>
-        </w:rPr>
-        <w:t>貨幣交換</w:t>
-      </w:r>
-    </w:p>
-    <w:p>
-      <w:pPr>
-        <w:rPr>
-          <w:rFonts w:hint="eastAsia"/>
-        </w:rPr>
-      </w:pPr>
-    </w:p>
-    <w:p>
-      <w:r>
-        <w:t xml:space="preserve">Comply with = conform to = adhere to = obey = observe </w:t>
-      </w:r>
-      <w:r>
-        <w:rPr>
-          <w:rFonts w:hint="eastAsia"/>
-        </w:rPr>
-        <w:t>遵守</w:t>
-      </w:r>
-    </w:p>
-    <w:p>
-      <w:pPr>
-        <w:rPr>
-          <w:rFonts w:hint="eastAsia"/>
-        </w:rPr>
-      </w:pPr>
-    </w:p>
-    <w:p>
-      <w:r>
-        <w:t>One can regulate stress easily with exercises.</w:t>
-      </w:r>
-    </w:p>
-    <w:p>
-      <w:r>
-        <w:rPr>
-          <w:rFonts w:hint="eastAsia"/>
-        </w:rPr>
-        <w:t>人們能經由運動調節壓力</w:t>
-      </w:r>
-    </w:p>
-    <w:p/>
-    <w:p>
-      <w:pPr>
-        <w:rPr>
-          <w:rFonts w:hint="eastAsia"/>
-        </w:rPr>
-      </w:pPr>
-    </w:p>
     <w:p>
       <w:pPr>
         <w:rPr>
@@ -7134,7 +7453,7 @@
 </file>
 
 <file path=word/endnotes.xml><?xml version="1.0" encoding="utf-8"?>
-<w:endnotes xmlns:wpc="http://schemas.microsoft.com/office/word/2010/wordprocessingCanvas" xmlns:cx="http://schemas.microsoft.com/office/drawing/2014/chartex" xmlns:cx1="http://schemas.microsoft.com/office/drawing/2015/9/8/chartex" xmlns:cx2="http://schemas.microsoft.com/office/drawing/2015/10/21/chartex" xmlns:cx3="http://schemas.microsoft.com/office/drawing/2016/5/9/chartex" xmlns:cx4="http://schemas.microsoft.com/office/drawing/2016/5/10/chartex" xmlns:cx5="http://schemas.microsoft.com/office/drawing/2016/5/11/chartex" xmlns:cx6="http://schemas.microsoft.com/office/drawing/2016/5/12/chartex" xmlns:cx7="http://schemas.microsoft.com/office/drawing/2016/5/13/chartex" xmlns:cx8="http://schemas.microsoft.com/office/drawing/2016/5/14/chartex" xmlns:mc="http://schemas.openxmlformats.org/markup-compatibility/2006" xmlns:aink="http://schemas.microsoft.com/office/drawing/2016/ink" xmlns:am3d="http://schemas.microsoft.com/office/drawing/2017/model3d" xmlns:o="urn:schemas-microsoft-com:office:office" xmlns:oel="http://schemas.microsoft.com/office/2019/extlst" xmlns:r="http://schemas.openxmlformats.org/officeDocument/2006/relationships" xmlns:m="http://schemas.openxmlformats.org/officeDocument/2006/math" xmlns:v="urn:schemas-microsoft-com:vml" xmlns:wp14="http://schemas.microsoft.com/office/word/2010/wordprocessingDrawing" xmlns:wp="http://schemas.openxmlformats.org/drawingml/2006/wordprocessingDrawing" xmlns:w10="urn:schemas-microsoft-com:office:word" xmlns:w="http://schemas.openxmlformats.org/wordprocessingml/2006/main" xmlns:w14="http://schemas.microsoft.com/office/word/2010/wordml" xmlns:w15="http://schemas.microsoft.com/office/word/2012/wordml" xmlns:w16cex="http://schemas.microsoft.com/office/word/2018/wordml/cex" xmlns:w16cid="http://schemas.microsoft.com/office/word/2016/wordml/cid" xmlns:w16="http://schemas.microsoft.com/office/word/2018/wordml" xmlns:w16du="http://schemas.microsoft.com/office/word/2023/wordml/word16du" xmlns:w16sdtdh="http://schemas.microsoft.com/office/word/2020/wordml/sdtdatahash" xmlns:w16se="http://schemas.microsoft.com/office/word/2015/wordml/symex" xmlns:wpg="http://schemas.microsoft.com/office/word/2010/wordprocessingGroup" xmlns:wpi="http://schemas.microsoft.com/office/word/2010/wordprocessingInk" xmlns:wne="http://schemas.microsoft.com/office/word/2006/wordml" xmlns:wps="http://schemas.microsoft.com/office/word/2010/wordprocessingShape" mc:Ignorable="w14 w15 w16se w16cid w16 w16cex w16sdtdh wp14">
+<w:endnotes xmlns:wpc="http://schemas.microsoft.com/office/word/2010/wordprocessingCanvas" xmlns:cx="http://schemas.microsoft.com/office/drawing/2014/chartex" xmlns:cx1="http://schemas.microsoft.com/office/drawing/2015/9/8/chartex" xmlns:cx2="http://schemas.microsoft.com/office/drawing/2015/10/21/chartex" xmlns:cx3="http://schemas.microsoft.com/office/drawing/2016/5/9/chartex" xmlns:cx4="http://schemas.microsoft.com/office/drawing/2016/5/10/chartex" xmlns:cx5="http://schemas.microsoft.com/office/drawing/2016/5/11/chartex" xmlns:cx6="http://schemas.microsoft.com/office/drawing/2016/5/12/chartex" xmlns:cx7="http://schemas.microsoft.com/office/drawing/2016/5/13/chartex" xmlns:cx8="http://schemas.microsoft.com/office/drawing/2016/5/14/chartex" xmlns:mc="http://schemas.openxmlformats.org/markup-compatibility/2006" xmlns:aink="http://schemas.microsoft.com/office/drawing/2016/ink" xmlns:am3d="http://schemas.microsoft.com/office/drawing/2017/model3d" xmlns:o="urn:schemas-microsoft-com:office:office" xmlns:r="http://schemas.openxmlformats.org/officeDocument/2006/relationships" xmlns:m="http://schemas.openxmlformats.org/officeDocument/2006/math" xmlns:v="urn:schemas-microsoft-com:vml" xmlns:wp14="http://schemas.microsoft.com/office/word/2010/wordprocessingDrawing" xmlns:wp="http://schemas.openxmlformats.org/drawingml/2006/wordprocessingDrawing" xmlns:w10="urn:schemas-microsoft-com:office:word" xmlns:w="http://schemas.openxmlformats.org/wordprocessingml/2006/main" xmlns:w14="http://schemas.microsoft.com/office/word/2010/wordml" xmlns:w15="http://schemas.microsoft.com/office/word/2012/wordml" xmlns:w16cex="http://schemas.microsoft.com/office/word/2018/wordml/cex" xmlns:w16cid="http://schemas.microsoft.com/office/word/2016/wordml/cid" xmlns:w16="http://schemas.microsoft.com/office/word/2018/wordml" xmlns:w16sdtdh="http://schemas.microsoft.com/office/word/2020/wordml/sdtdatahash" xmlns:w16se="http://schemas.microsoft.com/office/word/2015/wordml/symex" xmlns:wpg="http://schemas.microsoft.com/office/word/2010/wordprocessingGroup" xmlns:wpi="http://schemas.microsoft.com/office/word/2010/wordprocessingInk" xmlns:wne="http://schemas.microsoft.com/office/word/2006/wordml" xmlns:wps="http://schemas.microsoft.com/office/word/2010/wordprocessingShape" mc:Ignorable="w14 w15 w16se w16cid w16 w16cex w16sdtdh wp14">
   <w:endnote w:type="separator" w:id="-1">
     <w:p>
       <w:r>
@@ -7153,7 +7472,7 @@
 </file>
 
 <file path=word/footnotes.xml><?xml version="1.0" encoding="utf-8"?>
-<w:footnotes xmlns:wpc="http://schemas.microsoft.com/office/word/2010/wordprocessingCanvas" xmlns:cx="http://schemas.microsoft.com/office/drawing/2014/chartex" xmlns:cx1="http://schemas.microsoft.com/office/drawing/2015/9/8/chartex" xmlns:cx2="http://schemas.microsoft.com/office/drawing/2015/10/21/chartex" xmlns:cx3="http://schemas.microsoft.com/office/drawing/2016/5/9/chartex" xmlns:cx4="http://schemas.microsoft.com/office/drawing/2016/5/10/chartex" xmlns:cx5="http://schemas.microsoft.com/office/drawing/2016/5/11/chartex" xmlns:cx6="http://schemas.microsoft.com/office/drawing/2016/5/12/chartex" xmlns:cx7="http://schemas.microsoft.com/office/drawing/2016/5/13/chartex" xmlns:cx8="http://schemas.microsoft.com/office/drawing/2016/5/14/chartex" xmlns:mc="http://schemas.openxmlformats.org/markup-compatibility/2006" xmlns:aink="http://schemas.microsoft.com/office/drawing/2016/ink" xmlns:am3d="http://schemas.microsoft.com/office/drawing/2017/model3d" xmlns:o="urn:schemas-microsoft-com:office:office" xmlns:oel="http://schemas.microsoft.com/office/2019/extlst" xmlns:r="http://schemas.openxmlformats.org/officeDocument/2006/relationships" xmlns:m="http://schemas.openxmlformats.org/officeDocument/2006/math" xmlns:v="urn:schemas-microsoft-com:vml" xmlns:wp14="http://schemas.microsoft.com/office/word/2010/wordprocessingDrawing" xmlns:wp="http://schemas.openxmlformats.org/drawingml/2006/wordprocessingDrawing" xmlns:w10="urn:schemas-microsoft-com:office:word" xmlns:w="http://schemas.openxmlformats.org/wordprocessingml/2006/main" xmlns:w14="http://schemas.microsoft.com/office/word/2010/wordml" xmlns:w15="http://schemas.microsoft.com/office/word/2012/wordml" xmlns:w16cex="http://schemas.microsoft.com/office/word/2018/wordml/cex" xmlns:w16cid="http://schemas.microsoft.com/office/word/2016/wordml/cid" xmlns:w16="http://schemas.microsoft.com/office/word/2018/wordml" xmlns:w16du="http://schemas.microsoft.com/office/word/2023/wordml/word16du" xmlns:w16sdtdh="http://schemas.microsoft.com/office/word/2020/wordml/sdtdatahash" xmlns:w16se="http://schemas.microsoft.com/office/word/2015/wordml/symex" xmlns:wpg="http://schemas.microsoft.com/office/word/2010/wordprocessingGroup" xmlns:wpi="http://schemas.microsoft.com/office/word/2010/wordprocessingInk" xmlns:wne="http://schemas.microsoft.com/office/word/2006/wordml" xmlns:wps="http://schemas.microsoft.com/office/word/2010/wordprocessingShape" mc:Ignorable="w14 w15 w16se w16cid w16 w16cex w16sdtdh wp14">
+<w:footnotes xmlns:wpc="http://schemas.microsoft.com/office/word/2010/wordprocessingCanvas" xmlns:cx="http://schemas.microsoft.com/office/drawing/2014/chartex" xmlns:cx1="http://schemas.microsoft.com/office/drawing/2015/9/8/chartex" xmlns:cx2="http://schemas.microsoft.com/office/drawing/2015/10/21/chartex" xmlns:cx3="http://schemas.microsoft.com/office/drawing/2016/5/9/chartex" xmlns:cx4="http://schemas.microsoft.com/office/drawing/2016/5/10/chartex" xmlns:cx5="http://schemas.microsoft.com/office/drawing/2016/5/11/chartex" xmlns:cx6="http://schemas.microsoft.com/office/drawing/2016/5/12/chartex" xmlns:cx7="http://schemas.microsoft.com/office/drawing/2016/5/13/chartex" xmlns:cx8="http://schemas.microsoft.com/office/drawing/2016/5/14/chartex" xmlns:mc="http://schemas.openxmlformats.org/markup-compatibility/2006" xmlns:aink="http://schemas.microsoft.com/office/drawing/2016/ink" xmlns:am3d="http://schemas.microsoft.com/office/drawing/2017/model3d" xmlns:o="urn:schemas-microsoft-com:office:office" xmlns:r="http://schemas.openxmlformats.org/officeDocument/2006/relationships" xmlns:m="http://schemas.openxmlformats.org/officeDocument/2006/math" xmlns:v="urn:schemas-microsoft-com:vml" xmlns:wp14="http://schemas.microsoft.com/office/word/2010/wordprocessingDrawing" xmlns:wp="http://schemas.openxmlformats.org/drawingml/2006/wordprocessingDrawing" xmlns:w10="urn:schemas-microsoft-com:office:word" xmlns:w="http://schemas.openxmlformats.org/wordprocessingml/2006/main" xmlns:w14="http://schemas.microsoft.com/office/word/2010/wordml" xmlns:w15="http://schemas.microsoft.com/office/word/2012/wordml" xmlns:w16cex="http://schemas.microsoft.com/office/word/2018/wordml/cex" xmlns:w16cid="http://schemas.microsoft.com/office/word/2016/wordml/cid" xmlns:w16="http://schemas.microsoft.com/office/word/2018/wordml" xmlns:w16sdtdh="http://schemas.microsoft.com/office/word/2020/wordml/sdtdatahash" xmlns:w16se="http://schemas.microsoft.com/office/word/2015/wordml/symex" xmlns:wpg="http://schemas.microsoft.com/office/word/2010/wordprocessingGroup" xmlns:wpi="http://schemas.microsoft.com/office/word/2010/wordprocessingInk" xmlns:wne="http://schemas.microsoft.com/office/word/2006/wordml" xmlns:wps="http://schemas.microsoft.com/office/word/2010/wordprocessingShape" mc:Ignorable="w14 w15 w16se w16cid w16 w16cex w16sdtdh wp14">
   <w:footnote w:type="separator" w:id="-1">
     <w:p>
       <w:r>
@@ -7172,7 +7491,7 @@
 </file>
 
 <file path=word/numbering.xml><?xml version="1.0" encoding="utf-8"?>
-<w:numbering xmlns:wpc="http://schemas.microsoft.com/office/word/2010/wordprocessingCanvas" xmlns:cx="http://schemas.microsoft.com/office/drawing/2014/chartex" xmlns:cx1="http://schemas.microsoft.com/office/drawing/2015/9/8/chartex" xmlns:cx2="http://schemas.microsoft.com/office/drawing/2015/10/21/chartex" xmlns:cx3="http://schemas.microsoft.com/office/drawing/2016/5/9/chartex" xmlns:cx4="http://schemas.microsoft.com/office/drawing/2016/5/10/chartex" xmlns:cx5="http://schemas.microsoft.com/office/drawing/2016/5/11/chartex" xmlns:cx6="http://schemas.microsoft.com/office/drawing/2016/5/12/chartex" xmlns:cx7="http://schemas.microsoft.com/office/drawing/2016/5/13/chartex" xmlns:cx8="http://schemas.microsoft.com/office/drawing/2016/5/14/chartex" xmlns:mc="http://schemas.openxmlformats.org/markup-compatibility/2006" xmlns:aink="http://schemas.microsoft.com/office/drawing/2016/ink" xmlns:am3d="http://schemas.microsoft.com/office/drawing/2017/model3d" xmlns:o="urn:schemas-microsoft-com:office:office" xmlns:oel="http://schemas.microsoft.com/office/2019/extlst" xmlns:r="http://schemas.openxmlformats.org/officeDocument/2006/relationships" xmlns:m="http://schemas.openxmlformats.org/officeDocument/2006/math" xmlns:v="urn:schemas-microsoft-com:vml" xmlns:wp14="http://schemas.microsoft.com/office/word/2010/wordprocessingDrawing" xmlns:wp="http://schemas.openxmlformats.org/drawingml/2006/wordprocessingDrawing" xmlns:w10="urn:schemas-microsoft-com:office:word" xmlns:w="http://schemas.openxmlformats.org/wordprocessingml/2006/main" xmlns:w14="http://schemas.microsoft.com/office/word/2010/wordml" xmlns:w15="http://schemas.microsoft.com/office/word/2012/wordml" xmlns:w16cex="http://schemas.microsoft.com/office/word/2018/wordml/cex" xmlns:w16cid="http://schemas.microsoft.com/office/word/2016/wordml/cid" xmlns:w16="http://schemas.microsoft.com/office/word/2018/wordml" xmlns:w16du="http://schemas.microsoft.com/office/word/2023/wordml/word16du" xmlns:w16sdtdh="http://schemas.microsoft.com/office/word/2020/wordml/sdtdatahash" xmlns:w16se="http://schemas.microsoft.com/office/word/2015/wordml/symex" xmlns:wpg="http://schemas.microsoft.com/office/word/2010/wordprocessingGroup" xmlns:wpi="http://schemas.microsoft.com/office/word/2010/wordprocessingInk" xmlns:wne="http://schemas.microsoft.com/office/word/2006/wordml" xmlns:wps="http://schemas.microsoft.com/office/word/2010/wordprocessingShape" mc:Ignorable="w14 w15 w16se w16cid w16 w16cex w16sdtdh wp14">
+<w:numbering xmlns:wpc="http://schemas.microsoft.com/office/word/2010/wordprocessingCanvas" xmlns:cx="http://schemas.microsoft.com/office/drawing/2014/chartex" xmlns:cx1="http://schemas.microsoft.com/office/drawing/2015/9/8/chartex" xmlns:cx2="http://schemas.microsoft.com/office/drawing/2015/10/21/chartex" xmlns:cx3="http://schemas.microsoft.com/office/drawing/2016/5/9/chartex" xmlns:cx4="http://schemas.microsoft.com/office/drawing/2016/5/10/chartex" xmlns:cx5="http://schemas.microsoft.com/office/drawing/2016/5/11/chartex" xmlns:cx6="http://schemas.microsoft.com/office/drawing/2016/5/12/chartex" xmlns:cx7="http://schemas.microsoft.com/office/drawing/2016/5/13/chartex" xmlns:cx8="http://schemas.microsoft.com/office/drawing/2016/5/14/chartex" xmlns:mc="http://schemas.openxmlformats.org/markup-compatibility/2006" xmlns:aink="http://schemas.microsoft.com/office/drawing/2016/ink" xmlns:am3d="http://schemas.microsoft.com/office/drawing/2017/model3d" xmlns:o="urn:schemas-microsoft-com:office:office" xmlns:r="http://schemas.openxmlformats.org/officeDocument/2006/relationships" xmlns:m="http://schemas.openxmlformats.org/officeDocument/2006/math" xmlns:v="urn:schemas-microsoft-com:vml" xmlns:wp14="http://schemas.microsoft.com/office/word/2010/wordprocessingDrawing" xmlns:wp="http://schemas.openxmlformats.org/drawingml/2006/wordprocessingDrawing" xmlns:w10="urn:schemas-microsoft-com:office:word" xmlns:w="http://schemas.openxmlformats.org/wordprocessingml/2006/main" xmlns:w14="http://schemas.microsoft.com/office/word/2010/wordml" xmlns:w15="http://schemas.microsoft.com/office/word/2012/wordml" xmlns:w16cex="http://schemas.microsoft.com/office/word/2018/wordml/cex" xmlns:w16cid="http://schemas.microsoft.com/office/word/2016/wordml/cid" xmlns:w16="http://schemas.microsoft.com/office/word/2018/wordml" xmlns:w16sdtdh="http://schemas.microsoft.com/office/word/2020/wordml/sdtdatahash" xmlns:w16se="http://schemas.microsoft.com/office/word/2015/wordml/symex" xmlns:wpg="http://schemas.microsoft.com/office/word/2010/wordprocessingGroup" xmlns:wpi="http://schemas.microsoft.com/office/word/2010/wordprocessingInk" xmlns:wne="http://schemas.microsoft.com/office/word/2006/wordml" xmlns:wps="http://schemas.microsoft.com/office/word/2010/wordprocessingShape" mc:Ignorable="w14 w15 w16se w16cid w16 w16cex w16sdtdh wp14">
   <w:abstractNum w:abstractNumId="0" w15:restartNumberingAfterBreak="0">
     <w:nsid w:val="08C81696"/>
     <w:multiLevelType w:val="hybridMultilevel"/>
@@ -8242,6 +8561,95 @@
     </w:lvl>
   </w:abstractNum>
   <w:abstractNum w:abstractNumId="12" w15:restartNumberingAfterBreak="0">
+    <w:nsid w:val="610F38EE"/>
+    <w:multiLevelType w:val="hybridMultilevel"/>
+    <w:tmpl w:val="DA6297F6"/>
+    <w:lvl w:ilvl="0" w:tplc="29064CFC">
+      <w:start w:val="1"/>
+      <w:numFmt w:val="upperLetter"/>
+      <w:lvlText w:val="(%1)"/>
+      <w:lvlJc w:val="left"/>
+      <w:pPr>
+        <w:ind w:left="360" w:hanging="360"/>
+      </w:pPr>
+      <w:rPr>
+        <w:rFonts w:hint="default"/>
+      </w:rPr>
+    </w:lvl>
+    <w:lvl w:ilvl="1" w:tplc="04090019" w:tentative="1">
+      <w:start w:val="1"/>
+      <w:numFmt w:val="ideographTraditional"/>
+      <w:lvlText w:val="%2、"/>
+      <w:lvlJc w:val="left"/>
+      <w:pPr>
+        <w:ind w:left="960" w:hanging="480"/>
+      </w:pPr>
+    </w:lvl>
+    <w:lvl w:ilvl="2" w:tplc="0409001B" w:tentative="1">
+      <w:start w:val="1"/>
+      <w:numFmt w:val="lowerRoman"/>
+      <w:lvlText w:val="%3."/>
+      <w:lvlJc w:val="right"/>
+      <w:pPr>
+        <w:ind w:left="1440" w:hanging="480"/>
+      </w:pPr>
+    </w:lvl>
+    <w:lvl w:ilvl="3" w:tplc="0409000F" w:tentative="1">
+      <w:start w:val="1"/>
+      <w:numFmt w:val="decimal"/>
+      <w:lvlText w:val="%4."/>
+      <w:lvlJc w:val="left"/>
+      <w:pPr>
+        <w:ind w:left="1920" w:hanging="480"/>
+      </w:pPr>
+    </w:lvl>
+    <w:lvl w:ilvl="4" w:tplc="04090019" w:tentative="1">
+      <w:start w:val="1"/>
+      <w:numFmt w:val="ideographTraditional"/>
+      <w:lvlText w:val="%5、"/>
+      <w:lvlJc w:val="left"/>
+      <w:pPr>
+        <w:ind w:left="2400" w:hanging="480"/>
+      </w:pPr>
+    </w:lvl>
+    <w:lvl w:ilvl="5" w:tplc="0409001B" w:tentative="1">
+      <w:start w:val="1"/>
+      <w:numFmt w:val="lowerRoman"/>
+      <w:lvlText w:val="%6."/>
+      <w:lvlJc w:val="right"/>
+      <w:pPr>
+        <w:ind w:left="2880" w:hanging="480"/>
+      </w:pPr>
+    </w:lvl>
+    <w:lvl w:ilvl="6" w:tplc="0409000F" w:tentative="1">
+      <w:start w:val="1"/>
+      <w:numFmt w:val="decimal"/>
+      <w:lvlText w:val="%7."/>
+      <w:lvlJc w:val="left"/>
+      <w:pPr>
+        <w:ind w:left="3360" w:hanging="480"/>
+      </w:pPr>
+    </w:lvl>
+    <w:lvl w:ilvl="7" w:tplc="04090019" w:tentative="1">
+      <w:start w:val="1"/>
+      <w:numFmt w:val="ideographTraditional"/>
+      <w:lvlText w:val="%8、"/>
+      <w:lvlJc w:val="left"/>
+      <w:pPr>
+        <w:ind w:left="3840" w:hanging="480"/>
+      </w:pPr>
+    </w:lvl>
+    <w:lvl w:ilvl="8" w:tplc="0409001B" w:tentative="1">
+      <w:start w:val="1"/>
+      <w:numFmt w:val="lowerRoman"/>
+      <w:lvlText w:val="%9."/>
+      <w:lvlJc w:val="right"/>
+      <w:pPr>
+        <w:ind w:left="4320" w:hanging="480"/>
+      </w:pPr>
+    </w:lvl>
+  </w:abstractNum>
+  <w:abstractNum w:abstractNumId="13" w15:restartNumberingAfterBreak="0">
     <w:nsid w:val="71C561D1"/>
     <w:multiLevelType w:val="hybridMultilevel"/>
     <w:tmpl w:val="02AE1FF0"/>
@@ -8330,7 +8738,7 @@
       </w:pPr>
     </w:lvl>
   </w:abstractNum>
-  <w:abstractNum w:abstractNumId="13" w15:restartNumberingAfterBreak="0">
+  <w:abstractNum w:abstractNumId="14" w15:restartNumberingAfterBreak="0">
     <w:nsid w:val="77293472"/>
     <w:multiLevelType w:val="hybridMultilevel"/>
     <w:tmpl w:val="4A70086C"/>
@@ -8419,47 +8827,50 @@
       </w:pPr>
     </w:lvl>
   </w:abstractNum>
-  <w:num w:numId="1" w16cid:durableId="1400060861">
+  <w:num w:numId="1">
     <w:abstractNumId w:val="1"/>
   </w:num>
-  <w:num w:numId="2" w16cid:durableId="1556622335">
+  <w:num w:numId="2">
     <w:abstractNumId w:val="11"/>
   </w:num>
-  <w:num w:numId="3" w16cid:durableId="1781676960">
+  <w:num w:numId="3">
     <w:abstractNumId w:val="7"/>
   </w:num>
-  <w:num w:numId="4" w16cid:durableId="1953169470">
+  <w:num w:numId="4">
     <w:abstractNumId w:val="4"/>
   </w:num>
-  <w:num w:numId="5" w16cid:durableId="1975989836">
+  <w:num w:numId="5">
     <w:abstractNumId w:val="3"/>
   </w:num>
-  <w:num w:numId="6" w16cid:durableId="668286306">
+  <w:num w:numId="6">
     <w:abstractNumId w:val="9"/>
   </w:num>
-  <w:num w:numId="7" w16cid:durableId="1916434049">
+  <w:num w:numId="7">
+    <w:abstractNumId w:val="14"/>
+  </w:num>
+  <w:num w:numId="8">
+    <w:abstractNumId w:val="5"/>
+  </w:num>
+  <w:num w:numId="9">
+    <w:abstractNumId w:val="6"/>
+  </w:num>
+  <w:num w:numId="10">
+    <w:abstractNumId w:val="0"/>
+  </w:num>
+  <w:num w:numId="11">
+    <w:abstractNumId w:val="8"/>
+  </w:num>
+  <w:num w:numId="12">
+    <w:abstractNumId w:val="10"/>
+  </w:num>
+  <w:num w:numId="13">
     <w:abstractNumId w:val="13"/>
   </w:num>
-  <w:num w:numId="8" w16cid:durableId="1455294587">
-    <w:abstractNumId w:val="5"/>
+  <w:num w:numId="14">
+    <w:abstractNumId w:val="2"/>
   </w:num>
-  <w:num w:numId="9" w16cid:durableId="1431313182">
-    <w:abstractNumId w:val="6"/>
-  </w:num>
-  <w:num w:numId="10" w16cid:durableId="1076131735">
-    <w:abstractNumId w:val="0"/>
-  </w:num>
-  <w:num w:numId="11" w16cid:durableId="496655855">
-    <w:abstractNumId w:val="8"/>
-  </w:num>
-  <w:num w:numId="12" w16cid:durableId="575551845">
-    <w:abstractNumId w:val="10"/>
-  </w:num>
-  <w:num w:numId="13" w16cid:durableId="1793744757">
+  <w:num w:numId="15">
     <w:abstractNumId w:val="12"/>
-  </w:num>
-  <w:num w:numId="14" w16cid:durableId="1996763096">
-    <w:abstractNumId w:val="2"/>
   </w:num>
 </w:numbering>
 </file>

--- a/碩一/TOEIC/文法單字.docx
+++ b/碩一/TOEIC/文法單字.docx
@@ -1,6 +1,6 @@
 
 <file path=word/document.xml><?xml version="1.0" encoding="utf-8"?>
-<w:document xmlns:wpc="http://schemas.microsoft.com/office/word/2010/wordprocessingCanvas" xmlns:cx="http://schemas.microsoft.com/office/drawing/2014/chartex" xmlns:cx1="http://schemas.microsoft.com/office/drawing/2015/9/8/chartex" xmlns:cx2="http://schemas.microsoft.com/office/drawing/2015/10/21/chartex" xmlns:cx3="http://schemas.microsoft.com/office/drawing/2016/5/9/chartex" xmlns:cx4="http://schemas.microsoft.com/office/drawing/2016/5/10/chartex" xmlns:cx5="http://schemas.microsoft.com/office/drawing/2016/5/11/chartex" xmlns:cx6="http://schemas.microsoft.com/office/drawing/2016/5/12/chartex" xmlns:cx7="http://schemas.microsoft.com/office/drawing/2016/5/13/chartex" xmlns:cx8="http://schemas.microsoft.com/office/drawing/2016/5/14/chartex" xmlns:mc="http://schemas.openxmlformats.org/markup-compatibility/2006" xmlns:aink="http://schemas.microsoft.com/office/drawing/2016/ink" xmlns:am3d="http://schemas.microsoft.com/office/drawing/2017/model3d" xmlns:o="urn:schemas-microsoft-com:office:office" xmlns:r="http://schemas.openxmlformats.org/officeDocument/2006/relationships" xmlns:m="http://schemas.openxmlformats.org/officeDocument/2006/math" xmlns:v="urn:schemas-microsoft-com:vml" xmlns:wp14="http://schemas.microsoft.com/office/word/2010/wordprocessingDrawing" xmlns:wp="http://schemas.openxmlformats.org/drawingml/2006/wordprocessingDrawing" xmlns:w10="urn:schemas-microsoft-com:office:word" xmlns:w="http://schemas.openxmlformats.org/wordprocessingml/2006/main" xmlns:w14="http://schemas.microsoft.com/office/word/2010/wordml" xmlns:w15="http://schemas.microsoft.com/office/word/2012/wordml" xmlns:w16cex="http://schemas.microsoft.com/office/word/2018/wordml/cex" xmlns:w16cid="http://schemas.microsoft.com/office/word/2016/wordml/cid" xmlns:w16="http://schemas.microsoft.com/office/word/2018/wordml" xmlns:w16sdtdh="http://schemas.microsoft.com/office/word/2020/wordml/sdtdatahash" xmlns:w16se="http://schemas.microsoft.com/office/word/2015/wordml/symex" xmlns:wpg="http://schemas.microsoft.com/office/word/2010/wordprocessingGroup" xmlns:wpi="http://schemas.microsoft.com/office/word/2010/wordprocessingInk" xmlns:wne="http://schemas.microsoft.com/office/word/2006/wordml" xmlns:wps="http://schemas.microsoft.com/office/word/2010/wordprocessingShape" mc:Ignorable="w14 w15 w16se w16cid w16 w16cex w16sdtdh wp14">
+<w:document xmlns:wpc="http://schemas.microsoft.com/office/word/2010/wordprocessingCanvas" xmlns:cx="http://schemas.microsoft.com/office/drawing/2014/chartex" xmlns:cx1="http://schemas.microsoft.com/office/drawing/2015/9/8/chartex" xmlns:cx2="http://schemas.microsoft.com/office/drawing/2015/10/21/chartex" xmlns:cx3="http://schemas.microsoft.com/office/drawing/2016/5/9/chartex" xmlns:cx4="http://schemas.microsoft.com/office/drawing/2016/5/10/chartex" xmlns:cx5="http://schemas.microsoft.com/office/drawing/2016/5/11/chartex" xmlns:cx6="http://schemas.microsoft.com/office/drawing/2016/5/12/chartex" xmlns:cx7="http://schemas.microsoft.com/office/drawing/2016/5/13/chartex" xmlns:cx8="http://schemas.microsoft.com/office/drawing/2016/5/14/chartex" xmlns:mc="http://schemas.openxmlformats.org/markup-compatibility/2006" xmlns:aink="http://schemas.microsoft.com/office/drawing/2016/ink" xmlns:am3d="http://schemas.microsoft.com/office/drawing/2017/model3d" xmlns:o="urn:schemas-microsoft-com:office:office" xmlns:oel="http://schemas.microsoft.com/office/2019/extlst" xmlns:r="http://schemas.openxmlformats.org/officeDocument/2006/relationships" xmlns:m="http://schemas.openxmlformats.org/officeDocument/2006/math" xmlns:v="urn:schemas-microsoft-com:vml" xmlns:wp14="http://schemas.microsoft.com/office/word/2010/wordprocessingDrawing" xmlns:wp="http://schemas.openxmlformats.org/drawingml/2006/wordprocessingDrawing" xmlns:w10="urn:schemas-microsoft-com:office:word" xmlns:w="http://schemas.openxmlformats.org/wordprocessingml/2006/main" xmlns:w14="http://schemas.microsoft.com/office/word/2010/wordml" xmlns:w15="http://schemas.microsoft.com/office/word/2012/wordml" xmlns:w16cex="http://schemas.microsoft.com/office/word/2018/wordml/cex" xmlns:w16cid="http://schemas.microsoft.com/office/word/2016/wordml/cid" xmlns:w16="http://schemas.microsoft.com/office/word/2018/wordml" xmlns:w16du="http://schemas.microsoft.com/office/word/2023/wordml/word16du" xmlns:w16sdtdh="http://schemas.microsoft.com/office/word/2020/wordml/sdtdatahash" xmlns:w16se="http://schemas.microsoft.com/office/word/2015/wordml/symex" xmlns:wpg="http://schemas.microsoft.com/office/word/2010/wordprocessingGroup" xmlns:wpi="http://schemas.microsoft.com/office/word/2010/wordprocessingInk" xmlns:wne="http://schemas.microsoft.com/office/word/2006/wordml" xmlns:wps="http://schemas.microsoft.com/office/word/2010/wordprocessingShape" mc:Ignorable="w14 w15 w16se w16cid w16 w16cex w16sdtdh wp14">
   <w:body>
     <w:p>
       <w:r>
@@ -641,15 +641,7 @@
       </w:r>
       <w:proofErr w:type="spellEnd"/>
       <w:r>
-        <w:t xml:space="preserve"> than B </w:t>
-      </w:r>
-      <w:proofErr w:type="spellStart"/>
-      <w:r>
-        <w:t>Ved</w:t>
-      </w:r>
-      <w:proofErr w:type="spellEnd"/>
-      <w:r>
-        <w:t>.]</w:t>
+        <w:t xml:space="preserve"> than B Ved.]</w:t>
       </w:r>
     </w:p>
     <w:p>
@@ -7123,59 +7115,495 @@
     </w:p>
     <w:p>
       <w:r>
-        <w:t>wedding</w:t>
-      </w:r>
-      <w:r>
+        <w:t>wedding n.</w:t>
+      </w:r>
+      <w:r>
+        <w:rPr>
+          <w:rFonts w:hint="eastAsia"/>
+        </w:rPr>
+        <w:t>婚禮、</w:t>
+      </w:r>
+      <w:r>
+        <w:rPr>
+          <w:rFonts w:hint="eastAsia"/>
+        </w:rPr>
+        <w:t>b</w:t>
+      </w:r>
+      <w:r>
+        <w:t>anquet n.</w:t>
+      </w:r>
+      <w:r>
+        <w:rPr>
+          <w:rFonts w:hint="eastAsia"/>
+        </w:rPr>
+        <w:t>宴會</w:t>
+      </w:r>
+      <w:r>
+        <w:rPr>
+          <w:rFonts w:hint="eastAsia"/>
+        </w:rPr>
+        <w:t>、</w:t>
+      </w:r>
+      <w:r>
+        <w:rPr>
+          <w:rFonts w:hint="eastAsia"/>
+        </w:rPr>
+        <w:t>h</w:t>
+      </w:r>
+      <w:r>
+        <w:t xml:space="preserve">eld </w:t>
+      </w:r>
+      <w:r>
+        <w:rPr>
+          <w:rFonts w:hint="eastAsia"/>
+        </w:rPr>
+        <w:t>舉辦</w:t>
+      </w:r>
+      <w:r>
+        <w:rPr>
+          <w:rFonts w:hint="eastAsia"/>
+        </w:rPr>
+        <w:t>、</w:t>
+      </w:r>
+      <w:r>
+        <w:rPr>
+          <w:rFonts w:hint="eastAsia"/>
+        </w:rPr>
+        <w:t>a</w:t>
+      </w:r>
+      <w:r>
+        <w:t xml:space="preserve">s </w:t>
+      </w:r>
+      <w:r>
+        <w:rPr>
+          <w:rFonts w:hint="eastAsia"/>
+        </w:rPr>
+        <w:t>如</w:t>
+      </w:r>
+      <w:r>
+        <w:rPr>
+          <w:rFonts w:hint="eastAsia"/>
+        </w:rPr>
+        <w:t>/</w:t>
+      </w:r>
+      <w:r>
+        <w:rPr>
+          <w:rFonts w:hint="eastAsia"/>
+        </w:rPr>
+        <w:t>與</w:t>
+      </w:r>
+      <w:r>
+        <w:t>…</w:t>
+      </w:r>
+    </w:p>
+    <w:p>
+      <w:r>
+        <w:t>statutory adj.</w:t>
+      </w:r>
+      <w:r>
+        <w:rPr>
+          <w:rFonts w:hint="eastAsia"/>
+        </w:rPr>
+        <w:t>法定的</w:t>
+      </w:r>
+    </w:p>
+    <w:p/>
+    <w:p>
+      <w:proofErr w:type="spellStart"/>
+      <w:r>
+        <w:rPr>
+          <w:rFonts w:hint="eastAsia"/>
+        </w:rPr>
+        <w:t>b</w:t>
+      </w:r>
+      <w:r>
+        <w:t>e+pp</w:t>
+      </w:r>
+      <w:proofErr w:type="spellEnd"/>
+      <w:r>
+        <w:t xml:space="preserve"> -&gt;</w:t>
+      </w:r>
+      <w:r>
+        <w:rPr>
+          <w:rFonts w:hint="eastAsia"/>
+        </w:rPr>
+        <w:t>被動</w:t>
+      </w:r>
+      <w:r>
+        <w:t>,</w:t>
+      </w:r>
+      <w:r>
+        <w:rPr>
+          <w:rFonts w:hint="eastAsia"/>
+        </w:rPr>
+        <w:t>因此空格需要副詞</w:t>
+      </w:r>
+    </w:p>
+    <w:p/>
+    <w:p>
+      <w:r>
+        <w:t>hold(</w:t>
+      </w:r>
+      <w:r>
+        <w:rPr>
+          <w:rFonts w:hint="eastAsia"/>
+        </w:rPr>
+        <w:t>原型</w:t>
+      </w:r>
+      <w:r>
+        <w:rPr>
+          <w:rFonts w:hint="eastAsia"/>
+        </w:rPr>
+        <w:t>)</w:t>
+      </w:r>
+      <w:r>
+        <w:t>-held(</w:t>
+      </w:r>
+      <w:r>
+        <w:rPr>
+          <w:rFonts w:hint="eastAsia"/>
+        </w:rPr>
+        <w:t>過去</w:t>
+      </w:r>
+      <w:r>
+        <w:rPr>
+          <w:rFonts w:hint="eastAsia"/>
+        </w:rPr>
+        <w:t>)</w:t>
+      </w:r>
+      <w:r>
+        <w:t>-held</w:t>
+      </w:r>
+      <w:r>
+        <w:rPr>
+          <w:rFonts w:hint="eastAsia"/>
+        </w:rPr>
+        <w:t>(</w:t>
+      </w:r>
+      <w:r>
+        <w:rPr>
+          <w:rFonts w:hint="eastAsia"/>
+        </w:rPr>
+        <w:t>過去分詞</w:t>
+      </w:r>
+      <w:r>
+        <w:rPr>
+          <w:rFonts w:hint="eastAsia"/>
+        </w:rPr>
+        <w:t>)</w:t>
+      </w:r>
+    </w:p>
+    <w:p>
+      <w:proofErr w:type="gramStart"/>
+      <w:r>
+        <w:rPr>
+          <w:rFonts w:hint="eastAsia"/>
+        </w:rPr>
+        <w:t>多益測驗</w:t>
+      </w:r>
+      <w:proofErr w:type="gramEnd"/>
+      <w:r>
+        <w:rPr>
+          <w:rFonts w:hint="eastAsia"/>
+        </w:rPr>
+        <w:t>中</w:t>
+      </w:r>
+      <w:r>
+        <w:rPr>
+          <w:rFonts w:hint="eastAsia"/>
+        </w:rPr>
+        <w:t>h</w:t>
+      </w:r>
+      <w:r>
+        <w:t>old</w:t>
+      </w:r>
+      <w:r>
+        <w:rPr>
+          <w:rFonts w:hint="eastAsia"/>
+        </w:rPr>
+        <w:t>後面常搭配</w:t>
+      </w:r>
+      <w:r>
+        <w:rPr>
+          <w:rFonts w:hint="eastAsia"/>
+        </w:rPr>
+        <w:t>:</w:t>
+      </w:r>
+    </w:p>
+    <w:p>
+      <w:r>
+        <w:rPr>
+          <w:rFonts w:hint="eastAsia"/>
+        </w:rPr>
+        <w:t>m</w:t>
+      </w:r>
+      <w:r>
+        <w:t>eeting</w:t>
+      </w:r>
+      <w:r>
+        <w:rPr>
+          <w:rFonts w:hint="eastAsia"/>
+        </w:rPr>
+        <w:t>會議</w:t>
+      </w:r>
+      <w:r>
+        <w:rPr>
+          <w:rFonts w:hint="eastAsia"/>
+        </w:rPr>
+        <w:t>/</w:t>
+      </w:r>
+      <w:r>
+        <w:t>seminar</w:t>
+      </w:r>
+      <w:r>
+        <w:rPr>
+          <w:rFonts w:hint="eastAsia"/>
+        </w:rPr>
+        <w:t>研討會</w:t>
+      </w:r>
+      <w:r>
+        <w:rPr>
+          <w:rFonts w:hint="eastAsia"/>
+        </w:rPr>
+        <w:t>/</w:t>
+      </w:r>
+      <w:r>
+        <w:t>survey</w:t>
+      </w:r>
+      <w:r>
+        <w:rPr>
+          <w:rFonts w:hint="eastAsia"/>
+        </w:rPr>
+        <w:t>市調</w:t>
+      </w:r>
+      <w:r>
+        <w:rPr>
+          <w:rFonts w:hint="eastAsia"/>
+        </w:rPr>
+        <w:t>/</w:t>
+      </w:r>
+      <w:r>
+        <w:t>experiment</w:t>
+      </w:r>
+      <w:r>
+        <w:rPr>
+          <w:rFonts w:hint="eastAsia"/>
+        </w:rPr>
+        <w:t>實驗</w:t>
+      </w:r>
+    </w:p>
+    <w:p>
+      <w:r>
+        <w:rPr>
+          <w:rFonts w:hint="eastAsia"/>
+        </w:rPr>
+        <w:t>c</w:t>
+      </w:r>
+      <w:r>
+        <w:t>ooperate/collaborate:</w:t>
+      </w:r>
+      <w:r>
+        <w:rPr>
+          <w:rFonts w:hint="eastAsia"/>
+        </w:rPr>
+        <w:t>合作</w:t>
+      </w:r>
+    </w:p>
+    <w:p/>
+    <w:p>
+      <w:r>
+        <w:t xml:space="preserve">Fine eating establishments are booming all across the city center as more and more people </w:t>
+      </w:r>
+      <w:r>
+        <w:rPr>
+          <w:highlight w:val="yellow"/>
+        </w:rPr>
+        <w:t>dine</w:t>
+      </w:r>
+      <w:r>
+        <w:t xml:space="preserve"> out for exotic cuisines.</w:t>
+      </w:r>
+    </w:p>
+    <w:p>
+      <w:pPr>
+        <w:pStyle w:val="a7"/>
+        <w:numPr>
+          <w:ilvl w:val="0"/>
+          <w:numId w:val="16"/>
+        </w:numPr>
+        <w:ind w:leftChars="0"/>
+      </w:pPr>
+      <w:r>
+        <w:t>nourish</w:t>
+      </w:r>
+      <w:r>
+        <w:t xml:space="preserve"> v.</w:t>
+      </w:r>
+      <w:r>
+        <w:rPr>
+          <w:rFonts w:hint="eastAsia"/>
+        </w:rPr>
+        <w:t>滋養</w:t>
+      </w:r>
+      <w:r>
+        <w:rPr>
+          <w:highlight w:val="yellow"/>
+        </w:rPr>
+        <w:t>(B</w:t>
+      </w:r>
+      <w:r>
+        <w:rPr>
+          <w:rFonts w:hint="eastAsia"/>
+          <w:highlight w:val="yellow"/>
+        </w:rPr>
+        <w:t>)</w:t>
+      </w:r>
+      <w:r>
+        <w:rPr>
+          <w:highlight w:val="yellow"/>
+        </w:rPr>
+        <w:t>dine</w:t>
+      </w:r>
+      <w:r>
+        <w:rPr>
+          <w:highlight w:val="yellow"/>
+        </w:rPr>
         <w:t xml:space="preserve"> n.</w:t>
       </w:r>
       <w:r>
         <w:rPr>
           <w:rFonts w:hint="eastAsia"/>
-        </w:rPr>
-        <w:t>婚禮、</w:t>
-      </w:r>
-      <w:r>
-        <w:rPr>
-          <w:rFonts w:hint="eastAsia"/>
-        </w:rPr>
-        <w:t>b</w:t>
-      </w:r>
-      <w:r>
-        <w:t>anquet n.</w:t>
-      </w:r>
-      <w:r>
-        <w:rPr>
-          <w:rFonts w:hint="eastAsia"/>
-        </w:rPr>
-        <w:t>宴會</w:t>
-      </w:r>
-      <w:r>
-        <w:rPr>
-          <w:rFonts w:hint="eastAsia"/>
-        </w:rPr>
-        <w:t>、</w:t>
-      </w:r>
-      <w:r>
-        <w:rPr>
-          <w:rFonts w:hint="eastAsia"/>
-        </w:rPr>
-        <w:t>h</w:t>
-      </w:r>
-      <w:r>
-        <w:t xml:space="preserve">eld </w:t>
-      </w:r>
-      <w:r>
-        <w:rPr>
-          <w:rFonts w:hint="eastAsia"/>
-        </w:rPr>
-        <w:t>舉辦</w:t>
-      </w:r>
-      <w:r>
-        <w:rPr>
-          <w:rFonts w:hint="eastAsia"/>
-        </w:rPr>
-        <w:t>、</w:t>
-      </w:r>
+          <w:highlight w:val="yellow"/>
+        </w:rPr>
+        <w:t>用餐</w:t>
+      </w:r>
+      <w:r>
+        <w:t>(C)benefit</w:t>
+      </w:r>
+      <w:r>
+        <w:rPr>
+          <w:rFonts w:hint="eastAsia"/>
+        </w:rPr>
+        <w:t xml:space="preserve"> </w:t>
+      </w:r>
+      <w:r>
+        <w:t>n.</w:t>
+      </w:r>
+      <w:r>
+        <w:rPr>
+          <w:rFonts w:hint="eastAsia"/>
+        </w:rPr>
+        <w:t>好處</w:t>
+      </w:r>
+      <w:r>
+        <w:rPr>
+          <w:rFonts w:hint="eastAsia"/>
+        </w:rPr>
+        <w:t>/</w:t>
+      </w:r>
+      <w:r>
+        <w:rPr>
+          <w:rFonts w:hint="eastAsia"/>
+        </w:rPr>
+        <w:t>補助金</w:t>
+      </w:r>
+      <w:r>
+        <w:rPr>
+          <w:rFonts w:hint="eastAsia"/>
+        </w:rPr>
+        <w:t>,</w:t>
+      </w:r>
+      <w:r>
+        <w:t xml:space="preserve"> v.</w:t>
+      </w:r>
+      <w:r>
+        <w:rPr>
+          <w:rFonts w:hint="eastAsia"/>
+        </w:rPr>
+        <w:t>受益</w:t>
+      </w:r>
+      <w:r>
+        <w:t>(D</w:t>
+      </w:r>
+      <w:r>
+        <w:rPr>
+          <w:rFonts w:hint="eastAsia"/>
+        </w:rPr>
+        <w:t>)</w:t>
+      </w:r>
+      <w:r>
+        <w:rPr>
+          <w:rFonts w:hint="eastAsia"/>
+        </w:rPr>
+        <w:t>i</w:t>
+      </w:r>
+      <w:r>
+        <w:t>nvest</w:t>
+      </w:r>
+      <w:r>
+        <w:rPr>
+          <w:rFonts w:hint="eastAsia"/>
+        </w:rPr>
+        <w:t xml:space="preserve"> </w:t>
+      </w:r>
+      <w:r>
+        <w:rPr>
+          <w:rFonts w:hint="eastAsia"/>
+        </w:rPr>
+        <w:t>投資</w:t>
+      </w:r>
+    </w:p>
+    <w:p>
+      <w:pPr>
+        <w:rPr>
+          <w:rFonts w:hint="eastAsia"/>
+        </w:rPr>
+      </w:pPr>
+    </w:p>
+    <w:p>
+      <w:r>
+        <w:t>E</w:t>
+      </w:r>
+      <w:r>
+        <w:t>stablishments</w:t>
+      </w:r>
+      <w:r>
+        <w:rPr>
+          <w:rFonts w:hint="eastAsia"/>
+        </w:rPr>
+        <w:t xml:space="preserve"> </w:t>
+      </w:r>
+      <w:r>
+        <w:t>n.</w:t>
+      </w:r>
+      <w:r>
+        <w:rPr>
+          <w:rFonts w:hint="eastAsia"/>
+        </w:rPr>
+        <w:t>機構、</w:t>
+      </w:r>
+      <w:r>
+        <w:t>booming</w:t>
+      </w:r>
+      <w:r>
+        <w:t xml:space="preserve"> adj.</w:t>
+      </w:r>
+      <w:r>
+        <w:rPr>
+          <w:rFonts w:hint="eastAsia"/>
+        </w:rPr>
+        <w:t>旺盛、</w:t>
+      </w:r>
+      <w:r>
+        <w:t>across</w:t>
+      </w:r>
+      <w:r>
+        <w:rPr>
+          <w:rFonts w:hint="eastAsia"/>
+        </w:rPr>
+        <w:t xml:space="preserve"> </w:t>
+      </w:r>
+      <w:proofErr w:type="spellStart"/>
       <w:r>
         <w:rPr>
           <w:rFonts w:hint="eastAsia"/>
@@ -7183,258 +7611,92 @@
         <w:t>a</w:t>
       </w:r>
       <w:r>
-        <w:t xml:space="preserve">s </w:t>
-      </w:r>
-      <w:r>
-        <w:rPr>
-          <w:rFonts w:hint="eastAsia"/>
-        </w:rPr>
-        <w:t>如</w:t>
-      </w:r>
-      <w:r>
-        <w:rPr>
-          <w:rFonts w:hint="eastAsia"/>
-        </w:rPr>
-        <w:t>/</w:t>
-      </w:r>
-      <w:r>
-        <w:rPr>
-          <w:rFonts w:hint="eastAsia"/>
-        </w:rPr>
-        <w:t>與</w:t>
-      </w:r>
-      <w:r>
-        <w:t>…</w:t>
-      </w:r>
-    </w:p>
-    <w:p>
-      <w:r>
-        <w:t>statutory</w:t>
-      </w:r>
-      <w:r>
-        <w:t xml:space="preserve"> adj.</w:t>
-      </w:r>
-      <w:r>
-        <w:rPr>
-          <w:rFonts w:hint="eastAsia"/>
-        </w:rPr>
-        <w:t>法定的</w:t>
-      </w:r>
-    </w:p>
-    <w:p>
-      <w:pPr>
-        <w:rPr>
-          <w:rFonts w:hint="eastAsia"/>
-        </w:rPr>
-      </w:pPr>
-    </w:p>
-    <w:p>
-      <w:proofErr w:type="spellStart"/>
-      <w:r>
-        <w:rPr>
-          <w:rFonts w:hint="eastAsia"/>
-        </w:rPr>
-        <w:t>b</w:t>
-      </w:r>
-      <w:r>
-        <w:t>e+pp</w:t>
+        <w:t>dv.prep</w:t>
       </w:r>
       <w:proofErr w:type="spellEnd"/>
       <w:r>
-        <w:t xml:space="preserve"> -&gt;</w:t>
-      </w:r>
-      <w:r>
-        <w:rPr>
-          <w:rFonts w:hint="eastAsia"/>
-        </w:rPr>
-        <w:t>被動</w:t>
+        <w:t xml:space="preserve">. </w:t>
+      </w:r>
+      <w:proofErr w:type="gramStart"/>
+      <w:r>
+        <w:rPr>
+          <w:rFonts w:hint="eastAsia"/>
+        </w:rPr>
+        <w:t>穿過</w:t>
+      </w:r>
+      <w:r>
+        <w:rPr>
+          <w:rFonts w:hint="eastAsia"/>
+        </w:rPr>
+        <w:t xml:space="preserve"> </w:t>
       </w:r>
       <w:r>
         <w:t>,</w:t>
       </w:r>
-      <w:r>
-        <w:rPr>
-          <w:rFonts w:hint="eastAsia"/>
-        </w:rPr>
-        <w:t>因此空格需要副詞</w:t>
+      <w:proofErr w:type="gramEnd"/>
+      <w:r>
+        <w:t xml:space="preserve"> prep. </w:t>
+      </w:r>
+      <w:r>
+        <w:rPr>
+          <w:rFonts w:hint="eastAsia"/>
+        </w:rPr>
+        <w:t>遍及</w:t>
+      </w:r>
+    </w:p>
+    <w:p>
+      <w:pPr>
+        <w:rPr>
+          <w:rFonts w:hint="eastAsia"/>
+        </w:rPr>
+      </w:pPr>
+      <w:r>
+        <w:t xml:space="preserve">as </w:t>
+      </w:r>
+      <w:r>
+        <w:rPr>
+          <w:rFonts w:hint="eastAsia"/>
+        </w:rPr>
+        <w:t>隨著、</w:t>
+      </w:r>
+      <w:r>
+        <w:rPr>
+          <w:rFonts w:hint="eastAsia"/>
+        </w:rPr>
+        <w:t>e</w:t>
+      </w:r>
+      <w:r>
+        <w:t xml:space="preserve">xotic cuisines </w:t>
+      </w:r>
+      <w:r>
+        <w:rPr>
+          <w:rFonts w:hint="eastAsia"/>
+        </w:rPr>
+        <w:t>異國料理</w:t>
+      </w:r>
+    </w:p>
+    <w:p>
+      <w:r>
+        <w:t>eating establishments</w:t>
+      </w:r>
+      <w:r>
+        <w:rPr>
+          <w:rFonts w:hint="eastAsia"/>
+        </w:rPr>
+        <w:t xml:space="preserve"> = e</w:t>
+      </w:r>
+      <w:r>
+        <w:t>atery = restaurant</w:t>
       </w:r>
     </w:p>
     <w:p/>
     <w:p>
-      <w:r>
-        <w:t>hold(</w:t>
-      </w:r>
-      <w:r>
-        <w:rPr>
-          <w:rFonts w:hint="eastAsia"/>
-        </w:rPr>
-        <w:t>原型</w:t>
-      </w:r>
-      <w:r>
-        <w:rPr>
-          <w:rFonts w:hint="eastAsia"/>
-        </w:rPr>
-        <w:t>)</w:t>
-      </w:r>
-      <w:r>
-        <w:t>-held(</w:t>
-      </w:r>
-      <w:r>
-        <w:rPr>
-          <w:rFonts w:hint="eastAsia"/>
-        </w:rPr>
-        <w:t>過去</w:t>
-      </w:r>
-      <w:r>
-        <w:rPr>
-          <w:rFonts w:hint="eastAsia"/>
-        </w:rPr>
-        <w:t>)</w:t>
-      </w:r>
-      <w:r>
-        <w:t>-held</w:t>
-      </w:r>
-      <w:r>
-        <w:rPr>
-          <w:rFonts w:hint="eastAsia"/>
-        </w:rPr>
-        <w:t>(</w:t>
-      </w:r>
-      <w:r>
-        <w:rPr>
-          <w:rFonts w:hint="eastAsia"/>
-        </w:rPr>
-        <w:t>過去分詞</w:t>
-      </w:r>
-      <w:r>
-        <w:rPr>
-          <w:rFonts w:hint="eastAsia"/>
-        </w:rPr>
-        <w:t>)</w:t>
-      </w:r>
-    </w:p>
-    <w:p>
-      <w:proofErr w:type="gramStart"/>
-      <w:r>
-        <w:rPr>
-          <w:rFonts w:hint="eastAsia"/>
-        </w:rPr>
-        <w:t>多益測驗</w:t>
-      </w:r>
-      <w:proofErr w:type="gramEnd"/>
-      <w:r>
-        <w:rPr>
-          <w:rFonts w:hint="eastAsia"/>
-        </w:rPr>
-        <w:t>中</w:t>
-      </w:r>
-      <w:r>
-        <w:rPr>
-          <w:rFonts w:hint="eastAsia"/>
-        </w:rPr>
-        <w:t>h</w:t>
-      </w:r>
-      <w:r>
-        <w:t>old</w:t>
-      </w:r>
-      <w:r>
-        <w:rPr>
-          <w:rFonts w:hint="eastAsia"/>
-        </w:rPr>
-        <w:t>後面常搭配</w:t>
-      </w:r>
-      <w:r>
-        <w:rPr>
-          <w:rFonts w:hint="eastAsia"/>
-        </w:rPr>
-        <w:t>:</w:t>
-      </w:r>
-    </w:p>
-    <w:p>
-      <w:r>
-        <w:rPr>
-          <w:rFonts w:hint="eastAsia"/>
-        </w:rPr>
-        <w:t>m</w:t>
-      </w:r>
-      <w:r>
-        <w:t>eeting</w:t>
-      </w:r>
-      <w:r>
-        <w:rPr>
-          <w:rFonts w:hint="eastAsia"/>
-        </w:rPr>
-        <w:t>會議</w:t>
-      </w:r>
-      <w:r>
-        <w:rPr>
-          <w:rFonts w:hint="eastAsia"/>
-        </w:rPr>
-        <w:t>/</w:t>
-      </w:r>
-      <w:r>
-        <w:t>seminar</w:t>
-      </w:r>
-      <w:r>
-        <w:rPr>
-          <w:rFonts w:hint="eastAsia"/>
-        </w:rPr>
-        <w:t>研討會</w:t>
-      </w:r>
-      <w:r>
-        <w:rPr>
-          <w:rFonts w:hint="eastAsia"/>
-        </w:rPr>
-        <w:t>/</w:t>
-      </w:r>
-      <w:r>
-        <w:t>survey</w:t>
-      </w:r>
-      <w:r>
-        <w:rPr>
-          <w:rFonts w:hint="eastAsia"/>
-        </w:rPr>
-        <w:t>市調</w:t>
-      </w:r>
-      <w:r>
-        <w:rPr>
-          <w:rFonts w:hint="eastAsia"/>
-        </w:rPr>
-        <w:t>/</w:t>
-      </w:r>
-      <w:r>
-        <w:t>experiment</w:t>
-      </w:r>
-      <w:r>
-        <w:rPr>
-          <w:rFonts w:hint="eastAsia"/>
-        </w:rPr>
-        <w:t>實驗</w:t>
-      </w:r>
-    </w:p>
-    <w:p>
-      <w:pPr>
-        <w:rPr>
-          <w:rFonts w:hint="eastAsia"/>
-        </w:rPr>
-      </w:pPr>
-      <w:r>
-        <w:rPr>
-          <w:rFonts w:hint="eastAsia"/>
-        </w:rPr>
-        <w:t>c</w:t>
-      </w:r>
-      <w:r>
-        <w:t>ooperate/collaborate:</w:t>
-      </w:r>
-      <w:r>
-        <w:rPr>
-          <w:rFonts w:hint="eastAsia"/>
-        </w:rPr>
-        <w:t>合作</w:t>
-      </w:r>
-    </w:p>
-    <w:p/>
+      <w:pPr>
+        <w:rPr>
+          <w:rFonts w:hint="eastAsia"/>
+        </w:rPr>
+      </w:pPr>
+    </w:p>
     <w:p>
       <w:pPr>
         <w:rPr>
@@ -7453,7 +7715,7 @@
 </file>
 
 <file path=word/endnotes.xml><?xml version="1.0" encoding="utf-8"?>
-<w:endnotes xmlns:wpc="http://schemas.microsoft.com/office/word/2010/wordprocessingCanvas" xmlns:cx="http://schemas.microsoft.com/office/drawing/2014/chartex" xmlns:cx1="http://schemas.microsoft.com/office/drawing/2015/9/8/chartex" xmlns:cx2="http://schemas.microsoft.com/office/drawing/2015/10/21/chartex" xmlns:cx3="http://schemas.microsoft.com/office/drawing/2016/5/9/chartex" xmlns:cx4="http://schemas.microsoft.com/office/drawing/2016/5/10/chartex" xmlns:cx5="http://schemas.microsoft.com/office/drawing/2016/5/11/chartex" xmlns:cx6="http://schemas.microsoft.com/office/drawing/2016/5/12/chartex" xmlns:cx7="http://schemas.microsoft.com/office/drawing/2016/5/13/chartex" xmlns:cx8="http://schemas.microsoft.com/office/drawing/2016/5/14/chartex" xmlns:mc="http://schemas.openxmlformats.org/markup-compatibility/2006" xmlns:aink="http://schemas.microsoft.com/office/drawing/2016/ink" xmlns:am3d="http://schemas.microsoft.com/office/drawing/2017/model3d" xmlns:o="urn:schemas-microsoft-com:office:office" xmlns:r="http://schemas.openxmlformats.org/officeDocument/2006/relationships" xmlns:m="http://schemas.openxmlformats.org/officeDocument/2006/math" xmlns:v="urn:schemas-microsoft-com:vml" xmlns:wp14="http://schemas.microsoft.com/office/word/2010/wordprocessingDrawing" xmlns:wp="http://schemas.openxmlformats.org/drawingml/2006/wordprocessingDrawing" xmlns:w10="urn:schemas-microsoft-com:office:word" xmlns:w="http://schemas.openxmlformats.org/wordprocessingml/2006/main" xmlns:w14="http://schemas.microsoft.com/office/word/2010/wordml" xmlns:w15="http://schemas.microsoft.com/office/word/2012/wordml" xmlns:w16cex="http://schemas.microsoft.com/office/word/2018/wordml/cex" xmlns:w16cid="http://schemas.microsoft.com/office/word/2016/wordml/cid" xmlns:w16="http://schemas.microsoft.com/office/word/2018/wordml" xmlns:w16sdtdh="http://schemas.microsoft.com/office/word/2020/wordml/sdtdatahash" xmlns:w16se="http://schemas.microsoft.com/office/word/2015/wordml/symex" xmlns:wpg="http://schemas.microsoft.com/office/word/2010/wordprocessingGroup" xmlns:wpi="http://schemas.microsoft.com/office/word/2010/wordprocessingInk" xmlns:wne="http://schemas.microsoft.com/office/word/2006/wordml" xmlns:wps="http://schemas.microsoft.com/office/word/2010/wordprocessingShape" mc:Ignorable="w14 w15 w16se w16cid w16 w16cex w16sdtdh wp14">
+<w:endnotes xmlns:wpc="http://schemas.microsoft.com/office/word/2010/wordprocessingCanvas" xmlns:cx="http://schemas.microsoft.com/office/drawing/2014/chartex" xmlns:cx1="http://schemas.microsoft.com/office/drawing/2015/9/8/chartex" xmlns:cx2="http://schemas.microsoft.com/office/drawing/2015/10/21/chartex" xmlns:cx3="http://schemas.microsoft.com/office/drawing/2016/5/9/chartex" xmlns:cx4="http://schemas.microsoft.com/office/drawing/2016/5/10/chartex" xmlns:cx5="http://schemas.microsoft.com/office/drawing/2016/5/11/chartex" xmlns:cx6="http://schemas.microsoft.com/office/drawing/2016/5/12/chartex" xmlns:cx7="http://schemas.microsoft.com/office/drawing/2016/5/13/chartex" xmlns:cx8="http://schemas.microsoft.com/office/drawing/2016/5/14/chartex" xmlns:mc="http://schemas.openxmlformats.org/markup-compatibility/2006" xmlns:aink="http://schemas.microsoft.com/office/drawing/2016/ink" xmlns:am3d="http://schemas.microsoft.com/office/drawing/2017/model3d" xmlns:o="urn:schemas-microsoft-com:office:office" xmlns:oel="http://schemas.microsoft.com/office/2019/extlst" xmlns:r="http://schemas.openxmlformats.org/officeDocument/2006/relationships" xmlns:m="http://schemas.openxmlformats.org/officeDocument/2006/math" xmlns:v="urn:schemas-microsoft-com:vml" xmlns:wp14="http://schemas.microsoft.com/office/word/2010/wordprocessingDrawing" xmlns:wp="http://schemas.openxmlformats.org/drawingml/2006/wordprocessingDrawing" xmlns:w10="urn:schemas-microsoft-com:office:word" xmlns:w="http://schemas.openxmlformats.org/wordprocessingml/2006/main" xmlns:w14="http://schemas.microsoft.com/office/word/2010/wordml" xmlns:w15="http://schemas.microsoft.com/office/word/2012/wordml" xmlns:w16cex="http://schemas.microsoft.com/office/word/2018/wordml/cex" xmlns:w16cid="http://schemas.microsoft.com/office/word/2016/wordml/cid" xmlns:w16="http://schemas.microsoft.com/office/word/2018/wordml" xmlns:w16du="http://schemas.microsoft.com/office/word/2023/wordml/word16du" xmlns:w16sdtdh="http://schemas.microsoft.com/office/word/2020/wordml/sdtdatahash" xmlns:w16se="http://schemas.microsoft.com/office/word/2015/wordml/symex" xmlns:wpg="http://schemas.microsoft.com/office/word/2010/wordprocessingGroup" xmlns:wpi="http://schemas.microsoft.com/office/word/2010/wordprocessingInk" xmlns:wne="http://schemas.microsoft.com/office/word/2006/wordml" xmlns:wps="http://schemas.microsoft.com/office/word/2010/wordprocessingShape" mc:Ignorable="w14 w15 w16se w16cid w16 w16cex w16sdtdh wp14">
   <w:endnote w:type="separator" w:id="-1">
     <w:p>
       <w:r>
@@ -7472,7 +7734,7 @@
 </file>
 
 <file path=word/footnotes.xml><?xml version="1.0" encoding="utf-8"?>
-<w:footnotes xmlns:wpc="http://schemas.microsoft.com/office/word/2010/wordprocessingCanvas" xmlns:cx="http://schemas.microsoft.com/office/drawing/2014/chartex" xmlns:cx1="http://schemas.microsoft.com/office/drawing/2015/9/8/chartex" xmlns:cx2="http://schemas.microsoft.com/office/drawing/2015/10/21/chartex" xmlns:cx3="http://schemas.microsoft.com/office/drawing/2016/5/9/chartex" xmlns:cx4="http://schemas.microsoft.com/office/drawing/2016/5/10/chartex" xmlns:cx5="http://schemas.microsoft.com/office/drawing/2016/5/11/chartex" xmlns:cx6="http://schemas.microsoft.com/office/drawing/2016/5/12/chartex" xmlns:cx7="http://schemas.microsoft.com/office/drawing/2016/5/13/chartex" xmlns:cx8="http://schemas.microsoft.com/office/drawing/2016/5/14/chartex" xmlns:mc="http://schemas.openxmlformats.org/markup-compatibility/2006" xmlns:aink="http://schemas.microsoft.com/office/drawing/2016/ink" xmlns:am3d="http://schemas.microsoft.com/office/drawing/2017/model3d" xmlns:o="urn:schemas-microsoft-com:office:office" xmlns:r="http://schemas.openxmlformats.org/officeDocument/2006/relationships" xmlns:m="http://schemas.openxmlformats.org/officeDocument/2006/math" xmlns:v="urn:schemas-microsoft-com:vml" xmlns:wp14="http://schemas.microsoft.com/office/word/2010/wordprocessingDrawing" xmlns:wp="http://schemas.openxmlformats.org/drawingml/2006/wordprocessingDrawing" xmlns:w10="urn:schemas-microsoft-com:office:word" xmlns:w="http://schemas.openxmlformats.org/wordprocessingml/2006/main" xmlns:w14="http://schemas.microsoft.com/office/word/2010/wordml" xmlns:w15="http://schemas.microsoft.com/office/word/2012/wordml" xmlns:w16cex="http://schemas.microsoft.com/office/word/2018/wordml/cex" xmlns:w16cid="http://schemas.microsoft.com/office/word/2016/wordml/cid" xmlns:w16="http://schemas.microsoft.com/office/word/2018/wordml" xmlns:w16sdtdh="http://schemas.microsoft.com/office/word/2020/wordml/sdtdatahash" xmlns:w16se="http://schemas.microsoft.com/office/word/2015/wordml/symex" xmlns:wpg="http://schemas.microsoft.com/office/word/2010/wordprocessingGroup" xmlns:wpi="http://schemas.microsoft.com/office/word/2010/wordprocessingInk" xmlns:wne="http://schemas.microsoft.com/office/word/2006/wordml" xmlns:wps="http://schemas.microsoft.com/office/word/2010/wordprocessingShape" mc:Ignorable="w14 w15 w16se w16cid w16 w16cex w16sdtdh wp14">
+<w:footnotes xmlns:wpc="http://schemas.microsoft.com/office/word/2010/wordprocessingCanvas" xmlns:cx="http://schemas.microsoft.com/office/drawing/2014/chartex" xmlns:cx1="http://schemas.microsoft.com/office/drawing/2015/9/8/chartex" xmlns:cx2="http://schemas.microsoft.com/office/drawing/2015/10/21/chartex" xmlns:cx3="http://schemas.microsoft.com/office/drawing/2016/5/9/chartex" xmlns:cx4="http://schemas.microsoft.com/office/drawing/2016/5/10/chartex" xmlns:cx5="http://schemas.microsoft.com/office/drawing/2016/5/11/chartex" xmlns:cx6="http://schemas.microsoft.com/office/drawing/2016/5/12/chartex" xmlns:cx7="http://schemas.microsoft.com/office/drawing/2016/5/13/chartex" xmlns:cx8="http://schemas.microsoft.com/office/drawing/2016/5/14/chartex" xmlns:mc="http://schemas.openxmlformats.org/markup-compatibility/2006" xmlns:aink="http://schemas.microsoft.com/office/drawing/2016/ink" xmlns:am3d="http://schemas.microsoft.com/office/drawing/2017/model3d" xmlns:o="urn:schemas-microsoft-com:office:office" xmlns:oel="http://schemas.microsoft.com/office/2019/extlst" xmlns:r="http://schemas.openxmlformats.org/officeDocument/2006/relationships" xmlns:m="http://schemas.openxmlformats.org/officeDocument/2006/math" xmlns:v="urn:schemas-microsoft-com:vml" xmlns:wp14="http://schemas.microsoft.com/office/word/2010/wordprocessingDrawing" xmlns:wp="http://schemas.openxmlformats.org/drawingml/2006/wordprocessingDrawing" xmlns:w10="urn:schemas-microsoft-com:office:word" xmlns:w="http://schemas.openxmlformats.org/wordprocessingml/2006/main" xmlns:w14="http://schemas.microsoft.com/office/word/2010/wordml" xmlns:w15="http://schemas.microsoft.com/office/word/2012/wordml" xmlns:w16cex="http://schemas.microsoft.com/office/word/2018/wordml/cex" xmlns:w16cid="http://schemas.microsoft.com/office/word/2016/wordml/cid" xmlns:w16="http://schemas.microsoft.com/office/word/2018/wordml" xmlns:w16du="http://schemas.microsoft.com/office/word/2023/wordml/word16du" xmlns:w16sdtdh="http://schemas.microsoft.com/office/word/2020/wordml/sdtdatahash" xmlns:w16se="http://schemas.microsoft.com/office/word/2015/wordml/symex" xmlns:wpg="http://schemas.microsoft.com/office/word/2010/wordprocessingGroup" xmlns:wpi="http://schemas.microsoft.com/office/word/2010/wordprocessingInk" xmlns:wne="http://schemas.microsoft.com/office/word/2006/wordml" xmlns:wps="http://schemas.microsoft.com/office/word/2010/wordprocessingShape" mc:Ignorable="w14 w15 w16se w16cid w16 w16cex w16sdtdh wp14">
   <w:footnote w:type="separator" w:id="-1">
     <w:p>
       <w:r>
@@ -7491,7 +7753,7 @@
 </file>
 
 <file path=word/numbering.xml><?xml version="1.0" encoding="utf-8"?>
-<w:numbering xmlns:wpc="http://schemas.microsoft.com/office/word/2010/wordprocessingCanvas" xmlns:cx="http://schemas.microsoft.com/office/drawing/2014/chartex" xmlns:cx1="http://schemas.microsoft.com/office/drawing/2015/9/8/chartex" xmlns:cx2="http://schemas.microsoft.com/office/drawing/2015/10/21/chartex" xmlns:cx3="http://schemas.microsoft.com/office/drawing/2016/5/9/chartex" xmlns:cx4="http://schemas.microsoft.com/office/drawing/2016/5/10/chartex" xmlns:cx5="http://schemas.microsoft.com/office/drawing/2016/5/11/chartex" xmlns:cx6="http://schemas.microsoft.com/office/drawing/2016/5/12/chartex" xmlns:cx7="http://schemas.microsoft.com/office/drawing/2016/5/13/chartex" xmlns:cx8="http://schemas.microsoft.com/office/drawing/2016/5/14/chartex" xmlns:mc="http://schemas.openxmlformats.org/markup-compatibility/2006" xmlns:aink="http://schemas.microsoft.com/office/drawing/2016/ink" xmlns:am3d="http://schemas.microsoft.com/office/drawing/2017/model3d" xmlns:o="urn:schemas-microsoft-com:office:office" xmlns:r="http://schemas.openxmlformats.org/officeDocument/2006/relationships" xmlns:m="http://schemas.openxmlformats.org/officeDocument/2006/math" xmlns:v="urn:schemas-microsoft-com:vml" xmlns:wp14="http://schemas.microsoft.com/office/word/2010/wordprocessingDrawing" xmlns:wp="http://schemas.openxmlformats.org/drawingml/2006/wordprocessingDrawing" xmlns:w10="urn:schemas-microsoft-com:office:word" xmlns:w="http://schemas.openxmlformats.org/wordprocessingml/2006/main" xmlns:w14="http://schemas.microsoft.com/office/word/2010/wordml" xmlns:w15="http://schemas.microsoft.com/office/word/2012/wordml" xmlns:w16cex="http://schemas.microsoft.com/office/word/2018/wordml/cex" xmlns:w16cid="http://schemas.microsoft.com/office/word/2016/wordml/cid" xmlns:w16="http://schemas.microsoft.com/office/word/2018/wordml" xmlns:w16sdtdh="http://schemas.microsoft.com/office/word/2020/wordml/sdtdatahash" xmlns:w16se="http://schemas.microsoft.com/office/word/2015/wordml/symex" xmlns:wpg="http://schemas.microsoft.com/office/word/2010/wordprocessingGroup" xmlns:wpi="http://schemas.microsoft.com/office/word/2010/wordprocessingInk" xmlns:wne="http://schemas.microsoft.com/office/word/2006/wordml" xmlns:wps="http://schemas.microsoft.com/office/word/2010/wordprocessingShape" mc:Ignorable="w14 w15 w16se w16cid w16 w16cex w16sdtdh wp14">
+<w:numbering xmlns:wpc="http://schemas.microsoft.com/office/word/2010/wordprocessingCanvas" xmlns:cx="http://schemas.microsoft.com/office/drawing/2014/chartex" xmlns:cx1="http://schemas.microsoft.com/office/drawing/2015/9/8/chartex" xmlns:cx2="http://schemas.microsoft.com/office/drawing/2015/10/21/chartex" xmlns:cx3="http://schemas.microsoft.com/office/drawing/2016/5/9/chartex" xmlns:cx4="http://schemas.microsoft.com/office/drawing/2016/5/10/chartex" xmlns:cx5="http://schemas.microsoft.com/office/drawing/2016/5/11/chartex" xmlns:cx6="http://schemas.microsoft.com/office/drawing/2016/5/12/chartex" xmlns:cx7="http://schemas.microsoft.com/office/drawing/2016/5/13/chartex" xmlns:cx8="http://schemas.microsoft.com/office/drawing/2016/5/14/chartex" xmlns:mc="http://schemas.openxmlformats.org/markup-compatibility/2006" xmlns:aink="http://schemas.microsoft.com/office/drawing/2016/ink" xmlns:am3d="http://schemas.microsoft.com/office/drawing/2017/model3d" xmlns:o="urn:schemas-microsoft-com:office:office" xmlns:oel="http://schemas.microsoft.com/office/2019/extlst" xmlns:r="http://schemas.openxmlformats.org/officeDocument/2006/relationships" xmlns:m="http://schemas.openxmlformats.org/officeDocument/2006/math" xmlns:v="urn:schemas-microsoft-com:vml" xmlns:wp14="http://schemas.microsoft.com/office/word/2010/wordprocessingDrawing" xmlns:wp="http://schemas.openxmlformats.org/drawingml/2006/wordprocessingDrawing" xmlns:w10="urn:schemas-microsoft-com:office:word" xmlns:w="http://schemas.openxmlformats.org/wordprocessingml/2006/main" xmlns:w14="http://schemas.microsoft.com/office/word/2010/wordml" xmlns:w15="http://schemas.microsoft.com/office/word/2012/wordml" xmlns:w16cex="http://schemas.microsoft.com/office/word/2018/wordml/cex" xmlns:w16cid="http://schemas.microsoft.com/office/word/2016/wordml/cid" xmlns:w16="http://schemas.microsoft.com/office/word/2018/wordml" xmlns:w16du="http://schemas.microsoft.com/office/word/2023/wordml/word16du" xmlns:w16sdtdh="http://schemas.microsoft.com/office/word/2020/wordml/sdtdatahash" xmlns:w16se="http://schemas.microsoft.com/office/word/2015/wordml/symex" xmlns:wpg="http://schemas.microsoft.com/office/word/2010/wordprocessingGroup" xmlns:wpi="http://schemas.microsoft.com/office/word/2010/wordprocessingInk" xmlns:wne="http://schemas.microsoft.com/office/word/2006/wordml" xmlns:wps="http://schemas.microsoft.com/office/word/2010/wordprocessingShape" mc:Ignorable="w14 w15 w16se w16cid w16 w16cex w16sdtdh wp14">
   <w:abstractNum w:abstractNumId="0" w15:restartNumberingAfterBreak="0">
     <w:nsid w:val="08C81696"/>
     <w:multiLevelType w:val="hybridMultilevel"/>
@@ -7760,6 +8022,95 @@
     </w:lvl>
   </w:abstractNum>
   <w:abstractNum w:abstractNumId="3" w15:restartNumberingAfterBreak="0">
+    <w:nsid w:val="288B05CC"/>
+    <w:multiLevelType w:val="hybridMultilevel"/>
+    <w:tmpl w:val="3F7012FC"/>
+    <w:lvl w:ilvl="0" w:tplc="B776A68E">
+      <w:start w:val="1"/>
+      <w:numFmt w:val="upperLetter"/>
+      <w:lvlText w:val="(%1)"/>
+      <w:lvlJc w:val="left"/>
+      <w:pPr>
+        <w:ind w:left="360" w:hanging="360"/>
+      </w:pPr>
+      <w:rPr>
+        <w:rFonts w:hint="default"/>
+      </w:rPr>
+    </w:lvl>
+    <w:lvl w:ilvl="1" w:tplc="04090019" w:tentative="1">
+      <w:start w:val="1"/>
+      <w:numFmt w:val="ideographTraditional"/>
+      <w:lvlText w:val="%2、"/>
+      <w:lvlJc w:val="left"/>
+      <w:pPr>
+        <w:ind w:left="960" w:hanging="480"/>
+      </w:pPr>
+    </w:lvl>
+    <w:lvl w:ilvl="2" w:tplc="0409001B" w:tentative="1">
+      <w:start w:val="1"/>
+      <w:numFmt w:val="lowerRoman"/>
+      <w:lvlText w:val="%3."/>
+      <w:lvlJc w:val="right"/>
+      <w:pPr>
+        <w:ind w:left="1440" w:hanging="480"/>
+      </w:pPr>
+    </w:lvl>
+    <w:lvl w:ilvl="3" w:tplc="0409000F" w:tentative="1">
+      <w:start w:val="1"/>
+      <w:numFmt w:val="decimal"/>
+      <w:lvlText w:val="%4."/>
+      <w:lvlJc w:val="left"/>
+      <w:pPr>
+        <w:ind w:left="1920" w:hanging="480"/>
+      </w:pPr>
+    </w:lvl>
+    <w:lvl w:ilvl="4" w:tplc="04090019" w:tentative="1">
+      <w:start w:val="1"/>
+      <w:numFmt w:val="ideographTraditional"/>
+      <w:lvlText w:val="%5、"/>
+      <w:lvlJc w:val="left"/>
+      <w:pPr>
+        <w:ind w:left="2400" w:hanging="480"/>
+      </w:pPr>
+    </w:lvl>
+    <w:lvl w:ilvl="5" w:tplc="0409001B" w:tentative="1">
+      <w:start w:val="1"/>
+      <w:numFmt w:val="lowerRoman"/>
+      <w:lvlText w:val="%6."/>
+      <w:lvlJc w:val="right"/>
+      <w:pPr>
+        <w:ind w:left="2880" w:hanging="480"/>
+      </w:pPr>
+    </w:lvl>
+    <w:lvl w:ilvl="6" w:tplc="0409000F" w:tentative="1">
+      <w:start w:val="1"/>
+      <w:numFmt w:val="decimal"/>
+      <w:lvlText w:val="%7."/>
+      <w:lvlJc w:val="left"/>
+      <w:pPr>
+        <w:ind w:left="3360" w:hanging="480"/>
+      </w:pPr>
+    </w:lvl>
+    <w:lvl w:ilvl="7" w:tplc="04090019" w:tentative="1">
+      <w:start w:val="1"/>
+      <w:numFmt w:val="ideographTraditional"/>
+      <w:lvlText w:val="%8、"/>
+      <w:lvlJc w:val="left"/>
+      <w:pPr>
+        <w:ind w:left="3840" w:hanging="480"/>
+      </w:pPr>
+    </w:lvl>
+    <w:lvl w:ilvl="8" w:tplc="0409001B" w:tentative="1">
+      <w:start w:val="1"/>
+      <w:numFmt w:val="lowerRoman"/>
+      <w:lvlText w:val="%9."/>
+      <w:lvlJc w:val="right"/>
+      <w:pPr>
+        <w:ind w:left="4320" w:hanging="480"/>
+      </w:pPr>
+    </w:lvl>
+  </w:abstractNum>
+  <w:abstractNum w:abstractNumId="4" w15:restartNumberingAfterBreak="0">
     <w:nsid w:val="2A843FAF"/>
     <w:multiLevelType w:val="hybridMultilevel"/>
     <w:tmpl w:val="28E42B50"/>
@@ -7848,7 +8199,7 @@
       </w:pPr>
     </w:lvl>
   </w:abstractNum>
-  <w:abstractNum w:abstractNumId="4" w15:restartNumberingAfterBreak="0">
+  <w:abstractNum w:abstractNumId="5" w15:restartNumberingAfterBreak="0">
     <w:nsid w:val="30FE4CA3"/>
     <w:multiLevelType w:val="hybridMultilevel"/>
     <w:tmpl w:val="F2F691A6"/>
@@ -7937,7 +8288,7 @@
       </w:pPr>
     </w:lvl>
   </w:abstractNum>
-  <w:abstractNum w:abstractNumId="5" w15:restartNumberingAfterBreak="0">
+  <w:abstractNum w:abstractNumId="6" w15:restartNumberingAfterBreak="0">
     <w:nsid w:val="342108BB"/>
     <w:multiLevelType w:val="hybridMultilevel"/>
     <w:tmpl w:val="8AEE5B9A"/>
@@ -8026,7 +8377,7 @@
       </w:pPr>
     </w:lvl>
   </w:abstractNum>
-  <w:abstractNum w:abstractNumId="6" w15:restartNumberingAfterBreak="0">
+  <w:abstractNum w:abstractNumId="7" w15:restartNumberingAfterBreak="0">
     <w:nsid w:val="422F46C2"/>
     <w:multiLevelType w:val="hybridMultilevel"/>
     <w:tmpl w:val="F5EE2E30"/>
@@ -8115,7 +8466,7 @@
       </w:pPr>
     </w:lvl>
   </w:abstractNum>
-  <w:abstractNum w:abstractNumId="7" w15:restartNumberingAfterBreak="0">
+  <w:abstractNum w:abstractNumId="8" w15:restartNumberingAfterBreak="0">
     <w:nsid w:val="44106993"/>
     <w:multiLevelType w:val="hybridMultilevel"/>
     <w:tmpl w:val="D2908246"/>
@@ -8204,7 +8555,7 @@
       </w:pPr>
     </w:lvl>
   </w:abstractNum>
-  <w:abstractNum w:abstractNumId="8" w15:restartNumberingAfterBreak="0">
+  <w:abstractNum w:abstractNumId="9" w15:restartNumberingAfterBreak="0">
     <w:nsid w:val="48B76B2E"/>
     <w:multiLevelType w:val="hybridMultilevel"/>
     <w:tmpl w:val="7ACED166"/>
@@ -8293,7 +8644,7 @@
       </w:pPr>
     </w:lvl>
   </w:abstractNum>
-  <w:abstractNum w:abstractNumId="9" w15:restartNumberingAfterBreak="0">
+  <w:abstractNum w:abstractNumId="10" w15:restartNumberingAfterBreak="0">
     <w:nsid w:val="53714B23"/>
     <w:multiLevelType w:val="hybridMultilevel"/>
     <w:tmpl w:val="CACA25C2"/>
@@ -8382,7 +8733,7 @@
       </w:pPr>
     </w:lvl>
   </w:abstractNum>
-  <w:abstractNum w:abstractNumId="10" w15:restartNumberingAfterBreak="0">
+  <w:abstractNum w:abstractNumId="11" w15:restartNumberingAfterBreak="0">
     <w:nsid w:val="5CED3977"/>
     <w:multiLevelType w:val="hybridMultilevel"/>
     <w:tmpl w:val="FA6CB3CA"/>
@@ -8471,7 +8822,7 @@
       </w:pPr>
     </w:lvl>
   </w:abstractNum>
-  <w:abstractNum w:abstractNumId="11" w15:restartNumberingAfterBreak="0">
+  <w:abstractNum w:abstractNumId="12" w15:restartNumberingAfterBreak="0">
     <w:nsid w:val="5F063724"/>
     <w:multiLevelType w:val="hybridMultilevel"/>
     <w:tmpl w:val="67F8EEBE"/>
@@ -8560,7 +8911,7 @@
       </w:pPr>
     </w:lvl>
   </w:abstractNum>
-  <w:abstractNum w:abstractNumId="12" w15:restartNumberingAfterBreak="0">
+  <w:abstractNum w:abstractNumId="13" w15:restartNumberingAfterBreak="0">
     <w:nsid w:val="610F38EE"/>
     <w:multiLevelType w:val="hybridMultilevel"/>
     <w:tmpl w:val="DA6297F6"/>
@@ -8649,7 +9000,7 @@
       </w:pPr>
     </w:lvl>
   </w:abstractNum>
-  <w:abstractNum w:abstractNumId="13" w15:restartNumberingAfterBreak="0">
+  <w:abstractNum w:abstractNumId="14" w15:restartNumberingAfterBreak="0">
     <w:nsid w:val="71C561D1"/>
     <w:multiLevelType w:val="hybridMultilevel"/>
     <w:tmpl w:val="02AE1FF0"/>
@@ -8738,7 +9089,7 @@
       </w:pPr>
     </w:lvl>
   </w:abstractNum>
-  <w:abstractNum w:abstractNumId="14" w15:restartNumberingAfterBreak="0">
+  <w:abstractNum w:abstractNumId="15" w15:restartNumberingAfterBreak="0">
     <w:nsid w:val="77293472"/>
     <w:multiLevelType w:val="hybridMultilevel"/>
     <w:tmpl w:val="4A70086C"/>
@@ -8827,50 +9178,53 @@
       </w:pPr>
     </w:lvl>
   </w:abstractNum>
-  <w:num w:numId="1">
+  <w:num w:numId="1" w16cid:durableId="1483883989">
     <w:abstractNumId w:val="1"/>
   </w:num>
-  <w:num w:numId="2">
+  <w:num w:numId="2" w16cid:durableId="2077436389">
+    <w:abstractNumId w:val="12"/>
+  </w:num>
+  <w:num w:numId="3" w16cid:durableId="242881682">
+    <w:abstractNumId w:val="8"/>
+  </w:num>
+  <w:num w:numId="4" w16cid:durableId="564992103">
+    <w:abstractNumId w:val="5"/>
+  </w:num>
+  <w:num w:numId="5" w16cid:durableId="59795728">
+    <w:abstractNumId w:val="4"/>
+  </w:num>
+  <w:num w:numId="6" w16cid:durableId="2001421956">
+    <w:abstractNumId w:val="10"/>
+  </w:num>
+  <w:num w:numId="7" w16cid:durableId="15927798">
+    <w:abstractNumId w:val="15"/>
+  </w:num>
+  <w:num w:numId="8" w16cid:durableId="1058943751">
+    <w:abstractNumId w:val="6"/>
+  </w:num>
+  <w:num w:numId="9" w16cid:durableId="765003542">
+    <w:abstractNumId w:val="7"/>
+  </w:num>
+  <w:num w:numId="10" w16cid:durableId="492261229">
+    <w:abstractNumId w:val="0"/>
+  </w:num>
+  <w:num w:numId="11" w16cid:durableId="798184232">
+    <w:abstractNumId w:val="9"/>
+  </w:num>
+  <w:num w:numId="12" w16cid:durableId="967248001">
     <w:abstractNumId w:val="11"/>
   </w:num>
-  <w:num w:numId="3">
-    <w:abstractNumId w:val="7"/>
-  </w:num>
-  <w:num w:numId="4">
-    <w:abstractNumId w:val="4"/>
-  </w:num>
-  <w:num w:numId="5">
-    <w:abstractNumId w:val="3"/>
-  </w:num>
-  <w:num w:numId="6">
-    <w:abstractNumId w:val="9"/>
-  </w:num>
-  <w:num w:numId="7">
+  <w:num w:numId="13" w16cid:durableId="1638955414">
     <w:abstractNumId w:val="14"/>
   </w:num>
-  <w:num w:numId="8">
-    <w:abstractNumId w:val="5"/>
+  <w:num w:numId="14" w16cid:durableId="1297370023">
+    <w:abstractNumId w:val="2"/>
   </w:num>
-  <w:num w:numId="9">
-    <w:abstractNumId w:val="6"/>
-  </w:num>
-  <w:num w:numId="10">
-    <w:abstractNumId w:val="0"/>
-  </w:num>
-  <w:num w:numId="11">
-    <w:abstractNumId w:val="8"/>
-  </w:num>
-  <w:num w:numId="12">
-    <w:abstractNumId w:val="10"/>
-  </w:num>
-  <w:num w:numId="13">
+  <w:num w:numId="15" w16cid:durableId="363214297">
     <w:abstractNumId w:val="13"/>
   </w:num>
-  <w:num w:numId="14">
-    <w:abstractNumId w:val="2"/>
-  </w:num>
-  <w:num w:numId="15">
-    <w:abstractNumId w:val="12"/>
+  <w:num w:numId="16" w16cid:durableId="1378119459">
+    <w:abstractNumId w:val="3"/>
   </w:num>
 </w:numbering>
 </file>

--- a/碩一/TOEIC/文法單字.docx
+++ b/碩一/TOEIC/文法單字.docx
@@ -7529,13 +7529,7 @@
         <w:rPr>
           <w:rFonts w:hint="eastAsia"/>
         </w:rPr>
-        <w:t>)</w:t>
-      </w:r>
-      <w:r>
-        <w:rPr>
-          <w:rFonts w:hint="eastAsia"/>
-        </w:rPr>
-        <w:t>i</w:t>
+        <w:t>)i</w:t>
       </w:r>
       <w:r>
         <w:t>nvest</w:t>
@@ -7553,19 +7547,10 @@
         <w:t>投資</w:t>
       </w:r>
     </w:p>
-    <w:p>
-      <w:pPr>
-        <w:rPr>
-          <w:rFonts w:hint="eastAsia"/>
-        </w:rPr>
-      </w:pPr>
-    </w:p>
-    <w:p>
-      <w:r>
-        <w:t>E</w:t>
-      </w:r>
-      <w:r>
-        <w:t>stablishments</w:t>
+    <w:p/>
+    <w:p>
+      <w:r>
+        <w:t>Establishments</w:t>
       </w:r>
       <w:r>
         <w:rPr>
@@ -7583,7 +7568,200 @@
         <w:t>機構、</w:t>
       </w:r>
       <w:r>
-        <w:t>booming</w:t>
+        <w:t>booming adj.</w:t>
+      </w:r>
+      <w:r>
+        <w:rPr>
+          <w:rFonts w:hint="eastAsia"/>
+        </w:rPr>
+        <w:t>旺盛、</w:t>
+      </w:r>
+      <w:r>
+        <w:t>across</w:t>
+      </w:r>
+      <w:r>
+        <w:rPr>
+          <w:rFonts w:hint="eastAsia"/>
+        </w:rPr>
+        <w:t xml:space="preserve"> </w:t>
+      </w:r>
+      <w:proofErr w:type="spellStart"/>
+      <w:r>
+        <w:rPr>
+          <w:rFonts w:hint="eastAsia"/>
+        </w:rPr>
+        <w:t>a</w:t>
+      </w:r>
+      <w:r>
+        <w:t>dv.prep</w:t>
+      </w:r>
+      <w:proofErr w:type="spellEnd"/>
+      <w:r>
+        <w:t xml:space="preserve">. </w:t>
+      </w:r>
+      <w:proofErr w:type="gramStart"/>
+      <w:r>
+        <w:rPr>
+          <w:rFonts w:hint="eastAsia"/>
+        </w:rPr>
+        <w:t>穿過</w:t>
+      </w:r>
+      <w:r>
+        <w:rPr>
+          <w:rFonts w:hint="eastAsia"/>
+        </w:rPr>
+        <w:t xml:space="preserve"> </w:t>
+      </w:r>
+      <w:r>
+        <w:t>,</w:t>
+      </w:r>
+      <w:proofErr w:type="gramEnd"/>
+      <w:r>
+        <w:t xml:space="preserve"> prep. </w:t>
+      </w:r>
+      <w:r>
+        <w:rPr>
+          <w:rFonts w:hint="eastAsia"/>
+        </w:rPr>
+        <w:t>遍及</w:t>
+      </w:r>
+    </w:p>
+    <w:p>
+      <w:r>
+        <w:t xml:space="preserve">as </w:t>
+      </w:r>
+      <w:r>
+        <w:rPr>
+          <w:rFonts w:hint="eastAsia"/>
+        </w:rPr>
+        <w:t>隨著、</w:t>
+      </w:r>
+      <w:r>
+        <w:rPr>
+          <w:rFonts w:hint="eastAsia"/>
+        </w:rPr>
+        <w:t>e</w:t>
+      </w:r>
+      <w:r>
+        <w:t xml:space="preserve">xotic cuisines </w:t>
+      </w:r>
+      <w:r>
+        <w:rPr>
+          <w:rFonts w:hint="eastAsia"/>
+        </w:rPr>
+        <w:t>異國料理</w:t>
+      </w:r>
+    </w:p>
+    <w:p>
+      <w:r>
+        <w:t>eating establishments</w:t>
+      </w:r>
+      <w:r>
+        <w:rPr>
+          <w:rFonts w:hint="eastAsia"/>
+        </w:rPr>
+        <w:t xml:space="preserve"> = e</w:t>
+      </w:r>
+      <w:r>
+        <w:t>atery = restaurant</w:t>
+      </w:r>
+    </w:p>
+    <w:p/>
+    <w:p>
+      <w:r>
+        <w:t xml:space="preserve">The </w:t>
+      </w:r>
+      <w:proofErr w:type="spellStart"/>
+      <w:proofErr w:type="gramStart"/>
+      <w:r>
+        <w:t>museum,s</w:t>
+      </w:r>
+      <w:proofErr w:type="spellEnd"/>
+      <w:proofErr w:type="gramEnd"/>
+      <w:r>
+        <w:t xml:space="preserve"> opening hours </w:t>
+      </w:r>
+      <w:r>
+        <w:rPr>
+          <w:color w:val="FF0000"/>
+        </w:rPr>
+        <w:t xml:space="preserve">is </w:t>
+      </w:r>
+      <w:r>
+        <w:rPr>
+          <w:highlight w:val="yellow"/>
+        </w:rPr>
+        <w:t>subject</w:t>
+      </w:r>
+      <w:r>
+        <w:t xml:space="preserve"> </w:t>
+      </w:r>
+      <w:r>
+        <w:rPr>
+          <w:color w:val="FF0000"/>
+        </w:rPr>
+        <w:t xml:space="preserve">to </w:t>
+      </w:r>
+      <w:r>
+        <w:t>slight alterations during the maintenance work.</w:t>
+      </w:r>
+    </w:p>
+    <w:p>
+      <w:r>
+        <w:rPr>
+          <w:rFonts w:hint="eastAsia"/>
+          <w:highlight w:val="yellow"/>
+        </w:rPr>
+        <w:t>(</w:t>
+      </w:r>
+      <w:r>
+        <w:rPr>
+          <w:highlight w:val="yellow"/>
+        </w:rPr>
+        <w:t>A)subject</w:t>
+      </w:r>
+      <w:r>
+        <w:rPr>
+          <w:rFonts w:hint="eastAsia"/>
+          <w:highlight w:val="yellow"/>
+        </w:rPr>
+        <w:t>科目</w:t>
+      </w:r>
+      <w:r>
+        <w:t>(B)implied</w:t>
+      </w:r>
+      <w:r>
+        <w:rPr>
+          <w:rFonts w:hint="eastAsia"/>
+        </w:rPr>
+        <w:t>暗示</w:t>
+      </w:r>
+      <w:r>
+        <w:t>(C)commented</w:t>
+      </w:r>
+      <w:r>
+        <w:rPr>
+          <w:rFonts w:hint="eastAsia"/>
+        </w:rPr>
+        <w:t>評論</w:t>
+      </w:r>
+      <w:r>
+        <w:t>(D)analyzed</w:t>
+      </w:r>
+      <w:r>
+        <w:rPr>
+          <w:rFonts w:hint="eastAsia"/>
+        </w:rPr>
+        <w:t>分析</w:t>
+      </w:r>
+    </w:p>
+    <w:p/>
+    <w:p>
+      <w:r>
+        <w:t>S</w:t>
+      </w:r>
+      <w:r>
+        <w:t>light</w:t>
       </w:r>
       <w:r>
         <w:t xml:space="preserve"> adj.</w:t>
@@ -7592,101 +7770,377 @@
         <w:rPr>
           <w:rFonts w:hint="eastAsia"/>
         </w:rPr>
-        <w:t>旺盛、</w:t>
-      </w:r>
-      <w:r>
-        <w:t>across</w:t>
-      </w:r>
-      <w:r>
-        <w:rPr>
-          <w:rFonts w:hint="eastAsia"/>
-        </w:rPr>
-        <w:t xml:space="preserve"> </w:t>
+        <w:t>輕微</w:t>
+      </w:r>
+      <w:r>
+        <w:rPr>
+          <w:rFonts w:hint="eastAsia"/>
+        </w:rPr>
+        <w:t>/</w:t>
+      </w:r>
+      <w:r>
+        <w:rPr>
+          <w:rFonts w:hint="eastAsia"/>
+        </w:rPr>
+        <w:t>稍微、</w:t>
+      </w:r>
+      <w:r>
+        <w:t>alterations</w:t>
+      </w:r>
+      <w:r>
+        <w:rPr>
+          <w:rFonts w:hint="eastAsia"/>
+        </w:rPr>
+        <w:t xml:space="preserve"> </w:t>
+      </w:r>
+      <w:r>
+        <w:t>n.</w:t>
+      </w:r>
+      <w:r>
+        <w:rPr>
+          <w:rFonts w:hint="eastAsia"/>
+        </w:rPr>
+        <w:t>改變</w:t>
+      </w:r>
+      <w:r>
+        <w:rPr>
+          <w:rFonts w:hint="eastAsia"/>
+        </w:rPr>
+        <w:t>/</w:t>
+      </w:r>
+      <w:r>
+        <w:rPr>
+          <w:rFonts w:hint="eastAsia"/>
+        </w:rPr>
+        <w:t>修改</w:t>
+      </w:r>
+      <w:r>
+        <w:rPr>
+          <w:rFonts w:hint="eastAsia"/>
+        </w:rPr>
+        <w:t>、</w:t>
+      </w:r>
+      <w:r>
+        <w:rPr>
+          <w:rFonts w:hint="eastAsia"/>
+        </w:rPr>
+        <w:t>d</w:t>
+      </w:r>
+      <w:r>
+        <w:t xml:space="preserve">uring </w:t>
+      </w:r>
+      <w:r>
+        <w:rPr>
+          <w:rFonts w:hint="eastAsia"/>
+        </w:rPr>
+        <w:t>在</w:t>
+      </w:r>
+      <w:r>
+        <w:rPr>
+          <w:rFonts w:hint="eastAsia"/>
+        </w:rPr>
+        <w:t>.</w:t>
+      </w:r>
+      <w:r>
+        <w:t>.</w:t>
+      </w:r>
+      <w:r>
+        <w:rPr>
+          <w:rFonts w:hint="eastAsia"/>
+        </w:rPr>
+        <w:t>時</w:t>
+      </w:r>
+    </w:p>
+    <w:p>
+      <w:r>
+        <w:t xml:space="preserve">Escalator under maintenance </w:t>
+      </w:r>
+      <w:r>
+        <w:rPr>
+          <w:rFonts w:hint="eastAsia"/>
+        </w:rPr>
+        <w:t>手扶梯維修、保養中</w:t>
+      </w:r>
+    </w:p>
+    <w:p/>
+    <w:p>
+      <w:r>
+        <w:t>“be” subject to:</w:t>
+      </w:r>
+      <w:r>
+        <w:rPr>
+          <w:rFonts w:hint="eastAsia"/>
+        </w:rPr>
+        <w:t>能</w:t>
+      </w:r>
+      <w:r>
+        <w:rPr>
+          <w:rFonts w:hint="eastAsia"/>
+        </w:rPr>
+        <w:t>.</w:t>
+      </w:r>
+      <w:r>
+        <w:t>.</w:t>
+      </w:r>
+      <w:r>
+        <w:rPr>
+          <w:rFonts w:hint="eastAsia"/>
+        </w:rPr>
+        <w:t>的、</w:t>
+      </w:r>
+      <w:proofErr w:type="gramStart"/>
+      <w:r>
+        <w:t>”</w:t>
+      </w:r>
+      <w:proofErr w:type="gramEnd"/>
+      <w:r>
+        <w:t>be</w:t>
+      </w:r>
+      <w:proofErr w:type="gramStart"/>
+      <w:r>
+        <w:t>”</w:t>
+      </w:r>
+      <w:proofErr w:type="gramEnd"/>
+      <w:r>
+        <w:t xml:space="preserve"> subject to alterations</w:t>
+      </w:r>
+      <w:r>
+        <w:rPr>
+          <w:rFonts w:hint="eastAsia"/>
+        </w:rPr>
+        <w:t>能被修改的</w:t>
+      </w:r>
+    </w:p>
+    <w:p/>
+    <w:p>
+      <w:r>
+        <w:rPr>
+          <w:rFonts w:hint="eastAsia"/>
+        </w:rPr>
+        <w:t>C</w:t>
+      </w:r>
+      <w:r>
+        <w:t>urrent promotion is subject to change without prior notice.</w:t>
+      </w:r>
+    </w:p>
+    <w:p>
+      <w:r>
+        <w:rPr>
+          <w:rFonts w:hint="eastAsia"/>
+        </w:rPr>
+        <w:t>促銷活動辦法無須事先告知便能改變</w:t>
+      </w:r>
+    </w:p>
+    <w:p/>
+    <w:p>
+      <w:r>
+        <w:t xml:space="preserve">Because the keynote speaker is caught up in </w:t>
       </w:r>
       <w:proofErr w:type="spellStart"/>
-      <w:r>
-        <w:rPr>
-          <w:rFonts w:hint="eastAsia"/>
-        </w:rPr>
-        <w:t>a</w:t>
-      </w:r>
-      <w:r>
-        <w:t>dv.prep</w:t>
+      <w:proofErr w:type="gramStart"/>
+      <w:r>
+        <w:t>traffic,Mr</w:t>
+      </w:r>
+      <w:proofErr w:type="gramEnd"/>
+      <w:r>
+        <w:t>.Miller</w:t>
       </w:r>
       <w:proofErr w:type="spellEnd"/>
       <w:r>
-        <w:t xml:space="preserve">. </w:t>
-      </w:r>
-      <w:proofErr w:type="gramStart"/>
-      <w:r>
-        <w:rPr>
-          <w:rFonts w:hint="eastAsia"/>
-        </w:rPr>
-        <w:t>穿過</w:t>
-      </w:r>
-      <w:r>
-        <w:rPr>
-          <w:rFonts w:hint="eastAsia"/>
-        </w:rPr>
-        <w:t xml:space="preserve"> </w:t>
-      </w:r>
-      <w:r>
+        <w:t xml:space="preserve"> will do the opening speech </w:t>
+      </w:r>
+      <w:r>
+        <w:rPr>
+          <w:color w:val="FF0000"/>
+        </w:rPr>
+        <w:t>on his</w:t>
+      </w:r>
+      <w:r>
+        <w:t xml:space="preserve"> </w:t>
+      </w:r>
+      <w:r>
+        <w:rPr>
+          <w:highlight w:val="yellow"/>
+        </w:rPr>
+        <w:t>behalf</w:t>
+      </w:r>
+    </w:p>
+    <w:p>
+      <w:r>
+        <w:t>(A)representation</w:t>
+      </w:r>
+      <w:r>
+        <w:rPr>
+          <w:rFonts w:hint="eastAsia"/>
+        </w:rPr>
+        <w:t>代表</w:t>
+      </w:r>
+      <w:r>
+        <w:rPr>
+          <w:highlight w:val="yellow"/>
+        </w:rPr>
+        <w:t>(B)behalf</w:t>
+      </w:r>
+      <w:r>
+        <w:rPr>
+          <w:rFonts w:hint="eastAsia"/>
+          <w:highlight w:val="yellow"/>
+        </w:rPr>
+        <w:t>代表</w:t>
+      </w:r>
+      <w:r>
+        <w:t>(C)substitution</w:t>
+      </w:r>
+      <w:r>
+        <w:t xml:space="preserve"> n.</w:t>
+      </w:r>
+      <w:r>
+        <w:rPr>
+          <w:rFonts w:hint="eastAsia"/>
+        </w:rPr>
+        <w:t>代替</w:t>
+      </w:r>
+    </w:p>
+    <w:p>
+      <w:pPr>
+        <w:rPr>
+          <w:rFonts w:hint="eastAsia"/>
+        </w:rPr>
+      </w:pPr>
+      <w:r>
+        <w:t>(D)surrogate</w:t>
+      </w:r>
+      <w:r>
+        <w:t xml:space="preserve"> n.</w:t>
+      </w:r>
+      <w:r>
+        <w:rPr>
+          <w:rFonts w:hint="eastAsia"/>
+        </w:rPr>
+        <w:t>代理者</w:t>
+      </w:r>
+      <w:r>
+        <w:rPr>
+          <w:rFonts w:hint="eastAsia"/>
+        </w:rPr>
         <w:t>,</w:t>
       </w:r>
-      <w:proofErr w:type="gramEnd"/>
-      <w:r>
-        <w:t xml:space="preserve"> prep. </w:t>
-      </w:r>
-      <w:r>
-        <w:rPr>
-          <w:rFonts w:hint="eastAsia"/>
-        </w:rPr>
-        <w:t>遍及</w:t>
-      </w:r>
-    </w:p>
-    <w:p>
-      <w:pPr>
-        <w:rPr>
-          <w:rFonts w:hint="eastAsia"/>
-        </w:rPr>
-      </w:pPr>
-      <w:r>
-        <w:t xml:space="preserve">as </w:t>
-      </w:r>
-      <w:r>
-        <w:rPr>
-          <w:rFonts w:hint="eastAsia"/>
-        </w:rPr>
-        <w:t>隨著、</w:t>
-      </w:r>
-      <w:r>
-        <w:rPr>
-          <w:rFonts w:hint="eastAsia"/>
-        </w:rPr>
-        <w:t>e</w:t>
-      </w:r>
-      <w:r>
-        <w:t xml:space="preserve">xotic cuisines </w:t>
-      </w:r>
-      <w:r>
-        <w:rPr>
-          <w:rFonts w:hint="eastAsia"/>
-        </w:rPr>
-        <w:t>異國料理</w:t>
-      </w:r>
-    </w:p>
-    <w:p>
-      <w:r>
-        <w:t>eating establishments</w:t>
-      </w:r>
-      <w:r>
-        <w:rPr>
-          <w:rFonts w:hint="eastAsia"/>
-        </w:rPr>
-        <w:t xml:space="preserve"> = e</w:t>
-      </w:r>
-      <w:r>
-        <w:t>atery = restaurant</w:t>
+      <w:r>
+        <w:t>adj.</w:t>
+      </w:r>
+      <w:r>
+        <w:rPr>
+          <w:rFonts w:hint="eastAsia"/>
+        </w:rPr>
+        <w:t>代理的</w:t>
+      </w:r>
+    </w:p>
+    <w:p/>
+    <w:p>
+      <w:r>
+        <w:t>be</w:t>
+      </w:r>
+      <w:r>
+        <w:t xml:space="preserve"> caught up in</w:t>
+      </w:r>
+      <w:r>
+        <w:t xml:space="preserve"> </w:t>
+      </w:r>
+      <w:r>
+        <w:rPr>
+          <w:rFonts w:hint="eastAsia"/>
+        </w:rPr>
+        <w:t>陷入</w:t>
+      </w:r>
+      <w:r>
+        <w:t>…</w:t>
+      </w:r>
+      <w:r>
+        <w:rPr>
+          <w:rFonts w:hint="eastAsia"/>
+        </w:rPr>
+        <w:t>、</w:t>
+      </w:r>
+      <w:r>
+        <w:t>surrogate</w:t>
+      </w:r>
+      <w:r>
+        <w:t xml:space="preserve"> mother:</w:t>
+      </w:r>
+      <w:r>
+        <w:rPr>
+          <w:rFonts w:hint="eastAsia"/>
+        </w:rPr>
+        <w:t>代理孕母</w:t>
+      </w:r>
+    </w:p>
+    <w:p>
+      <w:pPr>
+        <w:rPr>
+          <w:rFonts w:hint="eastAsia"/>
+        </w:rPr>
+      </w:pPr>
+    </w:p>
+    <w:p>
+      <w:r>
+        <w:rPr>
+          <w:rFonts w:hint="eastAsia"/>
+        </w:rPr>
+        <w:t>o</w:t>
+      </w:r>
+      <w:r>
+        <w:t xml:space="preserve">n </w:t>
+      </w:r>
+      <w:r>
+        <w:rPr>
+          <w:rFonts w:hint="eastAsia"/>
+        </w:rPr>
+        <w:t>某人的</w:t>
+      </w:r>
+      <w:r>
+        <w:rPr>
+          <w:rFonts w:hint="eastAsia"/>
+        </w:rPr>
+        <w:t>b</w:t>
+      </w:r>
+      <w:r>
+        <w:t>ehalf:</w:t>
+      </w:r>
+      <w:r>
+        <w:rPr>
+          <w:rFonts w:hint="eastAsia"/>
+        </w:rPr>
+        <w:t>代表某人</w:t>
+      </w:r>
+    </w:p>
+    <w:p>
+      <w:proofErr w:type="spellStart"/>
+      <w:r>
+        <w:t>ex:I</w:t>
+      </w:r>
+      <w:proofErr w:type="spellEnd"/>
+      <w:r>
+        <w:t xml:space="preserve"> am speaking on my </w:t>
+      </w:r>
+      <w:proofErr w:type="spellStart"/>
+      <w:r>
+        <w:t>company,s</w:t>
+      </w:r>
+      <w:proofErr w:type="spellEnd"/>
+      <w:r>
+        <w:t xml:space="preserve"> behalf</w:t>
+      </w:r>
+      <w:r>
+        <w:rPr>
+          <w:rFonts w:hint="eastAsia"/>
+        </w:rPr>
+        <w:t xml:space="preserve"> </w:t>
+      </w:r>
+      <w:r>
+        <w:rPr>
+          <w:rFonts w:hint="eastAsia"/>
+        </w:rPr>
+        <w:t>我代表公司發言</w:t>
       </w:r>
     </w:p>
     <w:p/>
@@ -8378,6 +8832,95 @@
     </w:lvl>
   </w:abstractNum>
   <w:abstractNum w:abstractNumId="7" w15:restartNumberingAfterBreak="0">
+    <w:nsid w:val="34E90C58"/>
+    <w:multiLevelType w:val="hybridMultilevel"/>
+    <w:tmpl w:val="75D4CA18"/>
+    <w:lvl w:ilvl="0" w:tplc="1662357E">
+      <w:start w:val="1"/>
+      <w:numFmt w:val="upperLetter"/>
+      <w:lvlText w:val="(%1)"/>
+      <w:lvlJc w:val="left"/>
+      <w:pPr>
+        <w:ind w:left="360" w:hanging="360"/>
+      </w:pPr>
+      <w:rPr>
+        <w:rFonts w:hint="default"/>
+      </w:rPr>
+    </w:lvl>
+    <w:lvl w:ilvl="1" w:tplc="04090019" w:tentative="1">
+      <w:start w:val="1"/>
+      <w:numFmt w:val="ideographTraditional"/>
+      <w:lvlText w:val="%2、"/>
+      <w:lvlJc w:val="left"/>
+      <w:pPr>
+        <w:ind w:left="960" w:hanging="480"/>
+      </w:pPr>
+    </w:lvl>
+    <w:lvl w:ilvl="2" w:tplc="0409001B" w:tentative="1">
+      <w:start w:val="1"/>
+      <w:numFmt w:val="lowerRoman"/>
+      <w:lvlText w:val="%3."/>
+      <w:lvlJc w:val="right"/>
+      <w:pPr>
+        <w:ind w:left="1440" w:hanging="480"/>
+      </w:pPr>
+    </w:lvl>
+    <w:lvl w:ilvl="3" w:tplc="0409000F" w:tentative="1">
+      <w:start w:val="1"/>
+      <w:numFmt w:val="decimal"/>
+      <w:lvlText w:val="%4."/>
+      <w:lvlJc w:val="left"/>
+      <w:pPr>
+        <w:ind w:left="1920" w:hanging="480"/>
+      </w:pPr>
+    </w:lvl>
+    <w:lvl w:ilvl="4" w:tplc="04090019" w:tentative="1">
+      <w:start w:val="1"/>
+      <w:numFmt w:val="ideographTraditional"/>
+      <w:lvlText w:val="%5、"/>
+      <w:lvlJc w:val="left"/>
+      <w:pPr>
+        <w:ind w:left="2400" w:hanging="480"/>
+      </w:pPr>
+    </w:lvl>
+    <w:lvl w:ilvl="5" w:tplc="0409001B" w:tentative="1">
+      <w:start w:val="1"/>
+      <w:numFmt w:val="lowerRoman"/>
+      <w:lvlText w:val="%6."/>
+      <w:lvlJc w:val="right"/>
+      <w:pPr>
+        <w:ind w:left="2880" w:hanging="480"/>
+      </w:pPr>
+    </w:lvl>
+    <w:lvl w:ilvl="6" w:tplc="0409000F" w:tentative="1">
+      <w:start w:val="1"/>
+      <w:numFmt w:val="decimal"/>
+      <w:lvlText w:val="%7."/>
+      <w:lvlJc w:val="left"/>
+      <w:pPr>
+        <w:ind w:left="3360" w:hanging="480"/>
+      </w:pPr>
+    </w:lvl>
+    <w:lvl w:ilvl="7" w:tplc="04090019" w:tentative="1">
+      <w:start w:val="1"/>
+      <w:numFmt w:val="ideographTraditional"/>
+      <w:lvlText w:val="%8、"/>
+      <w:lvlJc w:val="left"/>
+      <w:pPr>
+        <w:ind w:left="3840" w:hanging="480"/>
+      </w:pPr>
+    </w:lvl>
+    <w:lvl w:ilvl="8" w:tplc="0409001B" w:tentative="1">
+      <w:start w:val="1"/>
+      <w:numFmt w:val="lowerRoman"/>
+      <w:lvlText w:val="%9."/>
+      <w:lvlJc w:val="right"/>
+      <w:pPr>
+        <w:ind w:left="4320" w:hanging="480"/>
+      </w:pPr>
+    </w:lvl>
+  </w:abstractNum>
+  <w:abstractNum w:abstractNumId="8" w15:restartNumberingAfterBreak="0">
     <w:nsid w:val="422F46C2"/>
     <w:multiLevelType w:val="hybridMultilevel"/>
     <w:tmpl w:val="F5EE2E30"/>
@@ -8466,7 +9009,7 @@
       </w:pPr>
     </w:lvl>
   </w:abstractNum>
-  <w:abstractNum w:abstractNumId="8" w15:restartNumberingAfterBreak="0">
+  <w:abstractNum w:abstractNumId="9" w15:restartNumberingAfterBreak="0">
     <w:nsid w:val="44106993"/>
     <w:multiLevelType w:val="hybridMultilevel"/>
     <w:tmpl w:val="D2908246"/>
@@ -8555,7 +9098,7 @@
       </w:pPr>
     </w:lvl>
   </w:abstractNum>
-  <w:abstractNum w:abstractNumId="9" w15:restartNumberingAfterBreak="0">
+  <w:abstractNum w:abstractNumId="10" w15:restartNumberingAfterBreak="0">
     <w:nsid w:val="48B76B2E"/>
     <w:multiLevelType w:val="hybridMultilevel"/>
     <w:tmpl w:val="7ACED166"/>
@@ -8644,7 +9187,7 @@
       </w:pPr>
     </w:lvl>
   </w:abstractNum>
-  <w:abstractNum w:abstractNumId="10" w15:restartNumberingAfterBreak="0">
+  <w:abstractNum w:abstractNumId="11" w15:restartNumberingAfterBreak="0">
     <w:nsid w:val="53714B23"/>
     <w:multiLevelType w:val="hybridMultilevel"/>
     <w:tmpl w:val="CACA25C2"/>
@@ -8733,7 +9276,7 @@
       </w:pPr>
     </w:lvl>
   </w:abstractNum>
-  <w:abstractNum w:abstractNumId="11" w15:restartNumberingAfterBreak="0">
+  <w:abstractNum w:abstractNumId="12" w15:restartNumberingAfterBreak="0">
     <w:nsid w:val="5CED3977"/>
     <w:multiLevelType w:val="hybridMultilevel"/>
     <w:tmpl w:val="FA6CB3CA"/>
@@ -8822,7 +9365,7 @@
       </w:pPr>
     </w:lvl>
   </w:abstractNum>
-  <w:abstractNum w:abstractNumId="12" w15:restartNumberingAfterBreak="0">
+  <w:abstractNum w:abstractNumId="13" w15:restartNumberingAfterBreak="0">
     <w:nsid w:val="5F063724"/>
     <w:multiLevelType w:val="hybridMultilevel"/>
     <w:tmpl w:val="67F8EEBE"/>
@@ -8911,7 +9454,7 @@
       </w:pPr>
     </w:lvl>
   </w:abstractNum>
-  <w:abstractNum w:abstractNumId="13" w15:restartNumberingAfterBreak="0">
+  <w:abstractNum w:abstractNumId="14" w15:restartNumberingAfterBreak="0">
     <w:nsid w:val="610F38EE"/>
     <w:multiLevelType w:val="hybridMultilevel"/>
     <w:tmpl w:val="DA6297F6"/>
@@ -9000,7 +9543,7 @@
       </w:pPr>
     </w:lvl>
   </w:abstractNum>
-  <w:abstractNum w:abstractNumId="14" w15:restartNumberingAfterBreak="0">
+  <w:abstractNum w:abstractNumId="15" w15:restartNumberingAfterBreak="0">
     <w:nsid w:val="71C561D1"/>
     <w:multiLevelType w:val="hybridMultilevel"/>
     <w:tmpl w:val="02AE1FF0"/>
@@ -9089,7 +9632,7 @@
       </w:pPr>
     </w:lvl>
   </w:abstractNum>
-  <w:abstractNum w:abstractNumId="15" w15:restartNumberingAfterBreak="0">
+  <w:abstractNum w:abstractNumId="16" w15:restartNumberingAfterBreak="0">
     <w:nsid w:val="77293472"/>
     <w:multiLevelType w:val="hybridMultilevel"/>
     <w:tmpl w:val="4A70086C"/>
@@ -9182,10 +9725,10 @@
     <w:abstractNumId w:val="1"/>
   </w:num>
   <w:num w:numId="2" w16cid:durableId="2077436389">
-    <w:abstractNumId w:val="12"/>
+    <w:abstractNumId w:val="13"/>
   </w:num>
   <w:num w:numId="3" w16cid:durableId="242881682">
-    <w:abstractNumId w:val="8"/>
+    <w:abstractNumId w:val="9"/>
   </w:num>
   <w:num w:numId="4" w16cid:durableId="564992103">
     <w:abstractNumId w:val="5"/>
@@ -9194,37 +9737,40 @@
     <w:abstractNumId w:val="4"/>
   </w:num>
   <w:num w:numId="6" w16cid:durableId="2001421956">
-    <w:abstractNumId w:val="10"/>
+    <w:abstractNumId w:val="11"/>
   </w:num>
   <w:num w:numId="7" w16cid:durableId="15927798">
-    <w:abstractNumId w:val="15"/>
+    <w:abstractNumId w:val="16"/>
   </w:num>
   <w:num w:numId="8" w16cid:durableId="1058943751">
     <w:abstractNumId w:val="6"/>
   </w:num>
   <w:num w:numId="9" w16cid:durableId="765003542">
-    <w:abstractNumId w:val="7"/>
+    <w:abstractNumId w:val="8"/>
   </w:num>
   <w:num w:numId="10" w16cid:durableId="492261229">
     <w:abstractNumId w:val="0"/>
   </w:num>
   <w:num w:numId="11" w16cid:durableId="798184232">
-    <w:abstractNumId w:val="9"/>
+    <w:abstractNumId w:val="10"/>
   </w:num>
   <w:num w:numId="12" w16cid:durableId="967248001">
-    <w:abstractNumId w:val="11"/>
+    <w:abstractNumId w:val="12"/>
   </w:num>
   <w:num w:numId="13" w16cid:durableId="1638955414">
-    <w:abstractNumId w:val="14"/>
+    <w:abstractNumId w:val="15"/>
   </w:num>
   <w:num w:numId="14" w16cid:durableId="1297370023">
     <w:abstractNumId w:val="2"/>
   </w:num>
   <w:num w:numId="15" w16cid:durableId="363214297">
-    <w:abstractNumId w:val="13"/>
+    <w:abstractNumId w:val="14"/>
   </w:num>
   <w:num w:numId="16" w16cid:durableId="1378119459">
     <w:abstractNumId w:val="3"/>
+  </w:num>
+  <w:num w:numId="17" w16cid:durableId="771824758">
+    <w:abstractNumId w:val="7"/>
   </w:num>
 </w:numbering>
 </file>

--- a/碩一/TOEIC/文法單字.docx
+++ b/碩一/TOEIC/文法單字.docx
@@ -7758,13 +7758,7 @@
     <w:p/>
     <w:p>
       <w:r>
-        <w:t>S</w:t>
-      </w:r>
-      <w:r>
-        <w:t>light</w:t>
-      </w:r>
-      <w:r>
-        <w:t xml:space="preserve"> adj.</w:t>
+        <w:t>Slight adj.</w:t>
       </w:r>
       <w:r>
         <w:rPr>
@@ -8002,11 +7996,6 @@
       </w:r>
     </w:p>
     <w:p>
-      <w:pPr>
-        <w:rPr>
-          <w:rFonts w:hint="eastAsia"/>
-        </w:rPr>
-      </w:pPr>
       <w:r>
         <w:t>(D)surrogate</w:t>
       </w:r>
@@ -8038,22 +8027,808 @@
     <w:p/>
     <w:p>
       <w:r>
+        <w:t xml:space="preserve">be caught up in </w:t>
+      </w:r>
+      <w:r>
+        <w:rPr>
+          <w:rFonts w:hint="eastAsia"/>
+        </w:rPr>
+        <w:t>陷入</w:t>
+      </w:r>
+      <w:r>
+        <w:t>…</w:t>
+      </w:r>
+      <w:r>
+        <w:rPr>
+          <w:rFonts w:hint="eastAsia"/>
+        </w:rPr>
+        <w:t>、</w:t>
+      </w:r>
+      <w:r>
+        <w:t>surrogate mother:</w:t>
+      </w:r>
+      <w:r>
+        <w:rPr>
+          <w:rFonts w:hint="eastAsia"/>
+        </w:rPr>
+        <w:t>代理孕母</w:t>
+      </w:r>
+    </w:p>
+    <w:p/>
+    <w:p>
+      <w:r>
+        <w:rPr>
+          <w:rFonts w:hint="eastAsia"/>
+        </w:rPr>
+        <w:t>o</w:t>
+      </w:r>
+      <w:r>
+        <w:t xml:space="preserve">n </w:t>
+      </w:r>
+      <w:r>
+        <w:rPr>
+          <w:rFonts w:hint="eastAsia"/>
+        </w:rPr>
+        <w:t>某人的</w:t>
+      </w:r>
+      <w:r>
+        <w:rPr>
+          <w:rFonts w:hint="eastAsia"/>
+        </w:rPr>
+        <w:t>b</w:t>
+      </w:r>
+      <w:r>
+        <w:t>ehalf:</w:t>
+      </w:r>
+      <w:r>
+        <w:rPr>
+          <w:rFonts w:hint="eastAsia"/>
+        </w:rPr>
+        <w:t>代表某人</w:t>
+      </w:r>
+    </w:p>
+    <w:p>
+      <w:proofErr w:type="spellStart"/>
+      <w:r>
+        <w:t>ex:I</w:t>
+      </w:r>
+      <w:proofErr w:type="spellEnd"/>
+      <w:r>
+        <w:t xml:space="preserve"> am speaking on my </w:t>
+      </w:r>
+      <w:proofErr w:type="spellStart"/>
+      <w:r>
+        <w:t>company,s</w:t>
+      </w:r>
+      <w:proofErr w:type="spellEnd"/>
+      <w:r>
+        <w:t xml:space="preserve"> behalf</w:t>
+      </w:r>
+      <w:r>
+        <w:rPr>
+          <w:rFonts w:hint="eastAsia"/>
+        </w:rPr>
+        <w:t xml:space="preserve"> </w:t>
+      </w:r>
+      <w:r>
+        <w:rPr>
+          <w:rFonts w:hint="eastAsia"/>
+        </w:rPr>
+        <w:t>我代表公司發言</w:t>
+      </w:r>
+    </w:p>
+    <w:p/>
+    <w:p>
+      <w:r>
+        <w:t xml:space="preserve">The </w:t>
+      </w:r>
+      <w:r>
+        <w:rPr>
+          <w:color w:val="FF0000"/>
+        </w:rPr>
+        <w:t xml:space="preserve">sales </w:t>
+      </w:r>
+      <w:r>
+        <w:t xml:space="preserve">director set a 25% increase in </w:t>
+      </w:r>
+      <w:r>
+        <w:rPr>
+          <w:highlight w:val="yellow"/>
+        </w:rPr>
+        <w:t>revenue</w:t>
+      </w:r>
+      <w:r>
+        <w:t xml:space="preserve"> as the target for the next fiscal year.</w:t>
+      </w:r>
+    </w:p>
+    <w:p>
+      <w:r>
+        <w:rPr>
+          <w:highlight w:val="yellow"/>
+        </w:rPr>
+        <w:t>(A)</w:t>
+      </w:r>
+      <w:r>
+        <w:rPr>
+          <w:highlight w:val="yellow"/>
+        </w:rPr>
+        <w:t>revenue</w:t>
+      </w:r>
+      <w:r>
+        <w:rPr>
+          <w:rFonts w:hint="eastAsia"/>
+          <w:highlight w:val="yellow"/>
+        </w:rPr>
+        <w:t>收益</w:t>
+      </w:r>
+      <w:r>
+        <w:t>(B)quotas</w:t>
+      </w:r>
+      <w:r>
+        <w:rPr>
+          <w:rFonts w:hint="eastAsia"/>
+        </w:rPr>
+        <w:t>配額</w:t>
+      </w:r>
+      <w:r>
+        <w:t>(C)productivity</w:t>
+      </w:r>
+      <w:r>
+        <w:rPr>
+          <w:rFonts w:hint="eastAsia"/>
+        </w:rPr>
+        <w:t>產力</w:t>
+      </w:r>
+      <w:r>
+        <w:t>(D)logistics</w:t>
+      </w:r>
+      <w:r>
+        <w:rPr>
+          <w:rFonts w:hint="eastAsia"/>
+        </w:rPr>
+        <w:t>物流</w:t>
+      </w:r>
+    </w:p>
+    <w:p>
+      <w:pPr>
+        <w:rPr>
+          <w:rFonts w:hint="eastAsia"/>
+        </w:rPr>
+      </w:pPr>
+    </w:p>
+    <w:p>
+      <w:r>
+        <w:t>In(</w:t>
+      </w:r>
+      <w:r>
+        <w:rPr>
+          <w:rFonts w:hint="eastAsia"/>
+        </w:rPr>
+        <w:t>介係詞</w:t>
+      </w:r>
+      <w:r>
+        <w:rPr>
+          <w:rFonts w:hint="eastAsia"/>
+        </w:rPr>
+        <w:t>)</w:t>
+      </w:r>
+      <w:r>
+        <w:t>+N</w:t>
+      </w:r>
+      <w:r>
+        <w:rPr>
+          <w:rFonts w:hint="eastAsia"/>
+        </w:rPr>
+        <w:t>、</w:t>
+      </w:r>
+      <w:r>
+        <w:t>as</w:t>
+      </w:r>
+      <w:r>
+        <w:rPr>
+          <w:rFonts w:hint="eastAsia"/>
+        </w:rPr>
+        <w:t>當作</w:t>
+      </w:r>
+    </w:p>
+    <w:p/>
+    <w:p>
+      <w:pPr>
+        <w:rPr>
+          <w:rFonts w:hint="eastAsia"/>
+        </w:rPr>
+      </w:pPr>
+      <w:proofErr w:type="gramStart"/>
+      <w:r>
+        <w:rPr>
+          <w:highlight w:val="yellow"/>
+        </w:rPr>
+        <w:t>Opportunities</w:t>
+      </w:r>
+      <w:r>
+        <w:rPr>
+          <w:rFonts w:hint="eastAsia"/>
+        </w:rPr>
+        <w:t xml:space="preserve"> </w:t>
+      </w:r>
+      <w:r>
+        <w:rPr>
+          <w:rFonts w:hint="eastAsia"/>
+        </w:rPr>
+        <w:t xml:space="preserve"> </w:t>
+      </w:r>
+      <w:r>
+        <w:t>l</w:t>
+      </w:r>
+      <w:r>
+        <w:t>ike</w:t>
+      </w:r>
+      <w:proofErr w:type="gramEnd"/>
+      <w:r>
+        <w:t xml:space="preserve"> this one are hard to come </w:t>
+      </w:r>
+      <w:proofErr w:type="spellStart"/>
+      <w:r>
+        <w:t>by,and</w:t>
+      </w:r>
+      <w:proofErr w:type="spellEnd"/>
+      <w:r>
+        <w:t xml:space="preserve"> that is more the reason why the member cherish it.</w:t>
+      </w:r>
+      <w:r>
+        <w:rPr>
+          <w:highlight w:val="yellow"/>
+        </w:rPr>
+        <w:t>(A)Opportunities</w:t>
+      </w:r>
+      <w:r>
+        <w:rPr>
+          <w:rFonts w:hint="eastAsia"/>
+          <w:highlight w:val="yellow"/>
+        </w:rPr>
+        <w:t>機會</w:t>
+      </w:r>
+      <w:r>
+        <w:t>(B)</w:t>
+      </w:r>
+      <w:proofErr w:type="spellStart"/>
+      <w:r>
+        <w:t>Aviations,s</w:t>
+      </w:r>
+      <w:proofErr w:type="spellEnd"/>
+      <w:r>
+        <w:rPr>
+          <w:rFonts w:hint="eastAsia"/>
+        </w:rPr>
+        <w:t>航太</w:t>
+      </w:r>
+      <w:r>
+        <w:t>(C)Submissions</w:t>
+      </w:r>
+      <w:r>
+        <w:rPr>
+          <w:rFonts w:hint="eastAsia"/>
+        </w:rPr>
+        <w:t>繳交</w:t>
+      </w:r>
+      <w:r>
+        <w:t>(D)Layoffs</w:t>
+      </w:r>
+      <w:r>
+        <w:rPr>
+          <w:rFonts w:hint="eastAsia"/>
+        </w:rPr>
+        <w:t xml:space="preserve"> </w:t>
+      </w:r>
+      <w:r>
+        <w:rPr>
+          <w:rFonts w:hint="eastAsia"/>
+        </w:rPr>
+        <w:t>裁員</w:t>
+      </w:r>
+    </w:p>
+    <w:p/>
+    <w:p>
+      <w:r>
+        <w:t>hard to come by</w:t>
+      </w:r>
+      <w:r>
+        <w:rPr>
+          <w:rFonts w:hint="eastAsia"/>
+        </w:rPr>
+        <w:t>難得、</w:t>
+      </w:r>
+      <w:r>
+        <w:t>the reason why</w:t>
+      </w:r>
+      <w:r>
+        <w:rPr>
+          <w:rFonts w:hint="eastAsia"/>
+        </w:rPr>
+        <w:t>就是為</w:t>
+      </w:r>
+      <w:proofErr w:type="gramStart"/>
+      <w:r>
+        <w:rPr>
+          <w:rFonts w:hint="eastAsia"/>
+        </w:rPr>
+        <w:t>甚麼、</w:t>
+      </w:r>
+      <w:proofErr w:type="gramEnd"/>
+      <w:r>
+        <w:t>cherish</w:t>
+      </w:r>
+      <w:r>
+        <w:rPr>
+          <w:rFonts w:hint="eastAsia"/>
+        </w:rPr>
+        <w:t xml:space="preserve"> </w:t>
+      </w:r>
+      <w:r>
+        <w:t>v.</w:t>
+      </w:r>
+      <w:r>
+        <w:rPr>
+          <w:rFonts w:hint="eastAsia"/>
+        </w:rPr>
+        <w:t>珍愛</w:t>
+      </w:r>
+    </w:p>
+    <w:p>
+      <w:r>
+        <w:rPr>
+          <w:rFonts w:hint="eastAsia"/>
+        </w:rPr>
+        <w:t>a</w:t>
+      </w:r>
+      <w:r>
+        <w:t>viation industry:</w:t>
+      </w:r>
+      <w:r>
+        <w:rPr>
+          <w:rFonts w:hint="eastAsia"/>
+        </w:rPr>
+        <w:t>航太產業、</w:t>
+      </w:r>
+      <w:r>
+        <w:rPr>
+          <w:rFonts w:hint="eastAsia"/>
+        </w:rPr>
+        <w:t>s</w:t>
+      </w:r>
+      <w:r>
+        <w:t>ubmission forms:</w:t>
+      </w:r>
+      <w:r>
+        <w:rPr>
+          <w:rFonts w:hint="eastAsia"/>
+        </w:rPr>
+        <w:t>繳交表單</w:t>
+      </w:r>
+    </w:p>
+    <w:p>
+      <w:r>
+        <w:t>involuntary layoffs</w:t>
+      </w:r>
+      <w:r>
+        <w:rPr>
+          <w:rFonts w:hint="eastAsia"/>
+        </w:rPr>
+        <w:t>非志願離職</w:t>
+      </w:r>
+    </w:p>
+    <w:p/>
+    <w:p>
+      <w:r>
+        <w:rPr>
+          <w:rFonts w:hint="eastAsia"/>
+        </w:rPr>
+        <w:t>I</w:t>
+      </w:r>
+      <w:r>
+        <w:t xml:space="preserve">t is clear that </w:t>
+      </w:r>
+      <w:r>
+        <w:rPr>
+          <w:highlight w:val="yellow"/>
+        </w:rPr>
+        <w:t>tardiness</w:t>
+      </w:r>
+      <w:r>
+        <w:t xml:space="preserve"> leads to penalties and even dismissals for repeated offenders.</w:t>
+      </w:r>
+    </w:p>
+    <w:p>
+      <w:r>
+        <w:t>(A)overbooking</w:t>
+      </w:r>
+      <w:r>
+        <w:rPr>
+          <w:rFonts w:hint="eastAsia"/>
+        </w:rPr>
+        <w:t>超賣</w:t>
+      </w:r>
+      <w:r>
+        <w:rPr>
+          <w:highlight w:val="yellow"/>
+        </w:rPr>
+        <w:t>(B)tardiness</w:t>
+      </w:r>
+      <w:r>
+        <w:rPr>
+          <w:rFonts w:hint="eastAsia"/>
+          <w:highlight w:val="yellow"/>
+        </w:rPr>
+        <w:t xml:space="preserve"> </w:t>
+      </w:r>
+      <w:r>
+        <w:rPr>
+          <w:highlight w:val="yellow"/>
+        </w:rPr>
+        <w:t>n.</w:t>
+      </w:r>
+      <w:r>
+        <w:rPr>
+          <w:rFonts w:hint="eastAsia"/>
+          <w:highlight w:val="yellow"/>
+        </w:rPr>
+        <w:t>遲到</w:t>
+      </w:r>
+      <w:r>
+        <w:t>(C)commitment</w:t>
+      </w:r>
+      <w:r>
+        <w:rPr>
+          <w:rFonts w:hint="eastAsia"/>
+        </w:rPr>
+        <w:t xml:space="preserve"> </w:t>
+      </w:r>
+      <w:r>
+        <w:t>n</w:t>
+      </w:r>
+      <w:r>
+        <w:rPr>
+          <w:rFonts w:hint="eastAsia"/>
+        </w:rPr>
+        <w:t>投入</w:t>
+      </w:r>
+      <w:r>
+        <w:rPr>
+          <w:rFonts w:hint="eastAsia"/>
+        </w:rPr>
+        <w:t>/</w:t>
+      </w:r>
+      <w:r>
+        <w:rPr>
+          <w:rFonts w:hint="eastAsia"/>
+        </w:rPr>
+        <w:t>承諾</w:t>
+      </w:r>
+      <w:r>
+        <w:t>(D)deconstruction</w:t>
+      </w:r>
+      <w:r>
+        <w:t xml:space="preserve"> n.</w:t>
+      </w:r>
+      <w:r>
+        <w:rPr>
+          <w:rFonts w:hint="eastAsia"/>
+        </w:rPr>
+        <w:t>解構</w:t>
+      </w:r>
+    </w:p>
+    <w:p/>
+    <w:p>
+      <w:r>
+        <w:t>Clear that</w:t>
+      </w:r>
+      <w:r>
+        <w:rPr>
+          <w:rFonts w:hint="eastAsia"/>
+        </w:rPr>
+        <w:t>清楚明顯、</w:t>
+      </w:r>
+      <w:r>
+        <w:rPr>
+          <w:rFonts w:hint="eastAsia"/>
+        </w:rPr>
+        <w:t>l</w:t>
+      </w:r>
+      <w:r>
+        <w:t xml:space="preserve">ead to </w:t>
+      </w:r>
+      <w:r>
+        <w:rPr>
+          <w:rFonts w:hint="eastAsia"/>
+        </w:rPr>
+        <w:t>導致、</w:t>
+      </w:r>
+      <w:r>
+        <w:t>penalties</w:t>
+      </w:r>
+      <w:r>
+        <w:rPr>
+          <w:rFonts w:hint="eastAsia"/>
+        </w:rPr>
+        <w:t xml:space="preserve"> </w:t>
+      </w:r>
+      <w:r>
+        <w:t>n.</w:t>
+      </w:r>
+      <w:r>
+        <w:rPr>
+          <w:rFonts w:hint="eastAsia"/>
+        </w:rPr>
+        <w:t>處罰、</w:t>
+      </w:r>
+      <w:r>
+        <w:rPr>
+          <w:rFonts w:hint="eastAsia"/>
+        </w:rPr>
+        <w:t>e</w:t>
+      </w:r>
+      <w:r>
+        <w:t>ven adv.</w:t>
+      </w:r>
+      <w:r>
+        <w:rPr>
+          <w:rFonts w:hint="eastAsia"/>
+        </w:rPr>
+        <w:t>甚至</w:t>
+      </w:r>
+    </w:p>
+    <w:p>
+      <w:r>
+        <w:t>D</w:t>
+      </w:r>
+      <w:r>
+        <w:t>ismissals</w:t>
+      </w:r>
+      <w:r>
+        <w:rPr>
+          <w:rFonts w:hint="eastAsia"/>
+        </w:rPr>
+        <w:t xml:space="preserve"> </w:t>
+      </w:r>
+      <w:r>
+        <w:t>n.</w:t>
+      </w:r>
+      <w:r>
+        <w:rPr>
+          <w:rFonts w:hint="eastAsia"/>
+        </w:rPr>
+        <w:t>解雇、</w:t>
+      </w:r>
+      <w:r>
+        <w:t>repeated offenders</w:t>
+      </w:r>
+      <w:r>
+        <w:t>累犯</w:t>
+      </w:r>
+    </w:p>
+    <w:p>
+      <w:pPr>
+        <w:rPr>
+          <w:rFonts w:hint="eastAsia"/>
+        </w:rPr>
+      </w:pPr>
+    </w:p>
+    <w:p/>
+    <w:p>
+      <w:r>
+        <w:t>S+</w:t>
+      </w:r>
+      <w:proofErr w:type="gramStart"/>
+      <w:r>
+        <w:t>”</w:t>
+      </w:r>
+      <w:proofErr w:type="gramEnd"/>
+      <w:r>
         <w:t>be</w:t>
       </w:r>
-      <w:r>
-        <w:t xml:space="preserve"> caught up in</w:t>
-      </w:r>
-      <w:r>
-        <w:t xml:space="preserve"> </w:t>
-      </w:r>
-      <w:r>
-        <w:rPr>
-          <w:rFonts w:hint="eastAsia"/>
-        </w:rPr>
-        <w:t>陷入</w:t>
-      </w:r>
-      <w:r>
-        <w:t>…</w:t>
+      <w:proofErr w:type="gramStart"/>
+      <w:r>
+        <w:t>”</w:t>
+      </w:r>
+      <w:proofErr w:type="gramEnd"/>
+      <w:r>
+        <w:t>+</w:t>
+      </w:r>
+      <w:proofErr w:type="spellStart"/>
+      <w:r>
+        <w:t>Adj+that+S+V</w:t>
+      </w:r>
+      <w:proofErr w:type="spellEnd"/>
+      <w:r>
+        <w:t>=S</w:t>
+      </w:r>
+      <w:r>
+        <w:rPr>
+          <w:rFonts w:hint="eastAsia"/>
+        </w:rPr>
+        <w:t>對於</w:t>
+      </w:r>
+      <w:proofErr w:type="spellStart"/>
+      <w:r>
+        <w:t>that</w:t>
+      </w:r>
+      <w:r>
+        <w:rPr>
+          <w:rFonts w:hint="eastAsia"/>
+        </w:rPr>
+        <w:t>+</w:t>
+      </w:r>
+      <w:r>
+        <w:t>S+V</w:t>
+      </w:r>
+      <w:proofErr w:type="spellEnd"/>
+      <w:r>
+        <w:rPr>
+          <w:rFonts w:hint="eastAsia"/>
+        </w:rPr>
+        <w:t>是感到</w:t>
+      </w:r>
+      <w:r>
+        <w:t>Adj</w:t>
+      </w:r>
+    </w:p>
+    <w:p>
+      <w:proofErr w:type="spellStart"/>
+      <w:proofErr w:type="gramStart"/>
+      <w:r>
+        <w:t>Ex:Chris</w:t>
+      </w:r>
+      <w:proofErr w:type="spellEnd"/>
+      <w:proofErr w:type="gramEnd"/>
+      <w:r>
+        <w:t xml:space="preserve"> I glad that you are making improvements in your TOEIC</w:t>
+      </w:r>
+    </w:p>
+    <w:p>
+      <w:r>
+        <w:t>Chris</w:t>
+      </w:r>
+      <w:r>
+        <w:rPr>
+          <w:rFonts w:hint="eastAsia"/>
+        </w:rPr>
+        <w:t>對於你</w:t>
+      </w:r>
+      <w:proofErr w:type="gramStart"/>
+      <w:r>
+        <w:rPr>
+          <w:rFonts w:hint="eastAsia"/>
+        </w:rPr>
+        <w:t>的多益進步</w:t>
+      </w:r>
+      <w:proofErr w:type="gramEnd"/>
+      <w:r>
+        <w:rPr>
+          <w:rFonts w:hint="eastAsia"/>
+        </w:rPr>
+        <w:t>感到欣慰</w:t>
+      </w:r>
+    </w:p>
+    <w:p/>
+    <w:p>
+      <w:r>
+        <w:t xml:space="preserve">The organizer expressed </w:t>
+      </w:r>
+      <w:r>
+        <w:rPr>
+          <w:color w:val="FF0000"/>
+        </w:rPr>
+        <w:t xml:space="preserve">regret </w:t>
+      </w:r>
+      <w:r>
+        <w:rPr>
+          <w:highlight w:val="yellow"/>
+        </w:rPr>
+        <w:t>to announce</w:t>
+      </w:r>
+      <w:r>
+        <w:rPr>
+          <w:color w:val="FF0000"/>
+        </w:rPr>
+        <w:t xml:space="preserve"> </w:t>
+      </w:r>
+      <w:r>
+        <w:t>the tabling of the semi-final due to unforeseen circumstances.</w:t>
+      </w:r>
+    </w:p>
+    <w:p>
+      <w:r>
+        <w:rPr>
+          <w:highlight w:val="yellow"/>
+        </w:rPr>
+        <w:t>(A)to announce</w:t>
+      </w:r>
+      <w:r>
+        <w:t>(B)announcing(C)announced(D)announcement</w:t>
+      </w:r>
+    </w:p>
+    <w:p/>
+    <w:p>
+      <w:r>
+        <w:t xml:space="preserve">regret </w:t>
+      </w:r>
+      <w:r>
+        <w:t>n.</w:t>
+      </w:r>
+      <w:r>
+        <w:rPr>
+          <w:rFonts w:hint="eastAsia"/>
+        </w:rPr>
+        <w:t>遺憾</w:t>
+      </w:r>
+      <w:r>
+        <w:rPr>
+          <w:rFonts w:hint="eastAsia"/>
+        </w:rPr>
+        <w:t>/</w:t>
+      </w:r>
+      <w:r>
+        <w:rPr>
+          <w:rFonts w:hint="eastAsia"/>
+        </w:rPr>
+        <w:t>後悔、</w:t>
+      </w:r>
+      <w:r>
+        <w:t>tabling</w:t>
+      </w:r>
+      <w:r>
+        <w:rPr>
+          <w:rFonts w:hint="eastAsia"/>
+        </w:rPr>
+        <w:t xml:space="preserve"> </w:t>
+      </w:r>
+      <w:r>
+        <w:t>v.</w:t>
+      </w:r>
+      <w:r>
+        <w:rPr>
+          <w:rFonts w:hint="eastAsia"/>
+        </w:rPr>
+        <w:t>延後、</w:t>
+      </w:r>
+      <w:r>
+        <w:rPr>
+          <w:rFonts w:hint="eastAsia"/>
+        </w:rPr>
+        <w:t>s</w:t>
+      </w:r>
+      <w:r>
+        <w:t>emi-final</w:t>
+      </w:r>
+      <w:r>
+        <w:rPr>
+          <w:rFonts w:hint="eastAsia"/>
+        </w:rPr>
+        <w:t>準決賽、</w:t>
+      </w:r>
+      <w:r>
+        <w:t>unforeseen</w:t>
+      </w:r>
+      <w:r>
+        <w:t xml:space="preserve"> adj.</w:t>
+      </w:r>
+      <w:r>
+        <w:rPr>
+          <w:rFonts w:hint="eastAsia"/>
+        </w:rPr>
+        <w:t>無法預見</w:t>
+      </w:r>
+      <w:r>
+        <w:rPr>
+          <w:rFonts w:hint="eastAsia"/>
+        </w:rPr>
+        <w:t>/</w:t>
+      </w:r>
+      <w:r>
+        <w:rPr>
+          <w:rFonts w:hint="eastAsia"/>
+        </w:rPr>
+        <w:t>意料之外</w:t>
       </w:r>
       <w:r>
         <w:rPr>
@@ -8062,95 +8837,177 @@
         <w:t>、</w:t>
       </w:r>
       <w:r>
-        <w:t>surrogate</w:t>
-      </w:r>
-      <w:r>
-        <w:t xml:space="preserve"> mother:</w:t>
-      </w:r>
-      <w:r>
-        <w:rPr>
-          <w:rFonts w:hint="eastAsia"/>
-        </w:rPr>
-        <w:t>代理孕母</w:t>
-      </w:r>
-    </w:p>
-    <w:p>
-      <w:pPr>
-        <w:rPr>
-          <w:rFonts w:hint="eastAsia"/>
-        </w:rPr>
-      </w:pPr>
-    </w:p>
-    <w:p>
-      <w:r>
-        <w:rPr>
-          <w:rFonts w:hint="eastAsia"/>
-        </w:rPr>
-        <w:t>o</w:t>
-      </w:r>
-      <w:r>
-        <w:t xml:space="preserve">n </w:t>
-      </w:r>
-      <w:r>
-        <w:rPr>
-          <w:rFonts w:hint="eastAsia"/>
-        </w:rPr>
-        <w:t>某人的</w:t>
-      </w:r>
-      <w:r>
-        <w:rPr>
-          <w:rFonts w:hint="eastAsia"/>
-        </w:rPr>
-        <w:t>b</w:t>
-      </w:r>
-      <w:r>
-        <w:t>ehalf:</w:t>
-      </w:r>
-      <w:r>
-        <w:rPr>
-          <w:rFonts w:hint="eastAsia"/>
-        </w:rPr>
-        <w:t>代表某人</w:t>
-      </w:r>
-    </w:p>
-    <w:p>
-      <w:proofErr w:type="spellStart"/>
-      <w:r>
-        <w:t>ex:I</w:t>
-      </w:r>
-      <w:proofErr w:type="spellEnd"/>
-      <w:r>
-        <w:t xml:space="preserve"> am speaking on my </w:t>
-      </w:r>
-      <w:proofErr w:type="spellStart"/>
-      <w:r>
-        <w:t>company,s</w:t>
-      </w:r>
-      <w:proofErr w:type="spellEnd"/>
-      <w:r>
-        <w:t xml:space="preserve"> behalf</w:t>
-      </w:r>
-      <w:r>
-        <w:rPr>
-          <w:rFonts w:hint="eastAsia"/>
-        </w:rPr>
-        <w:t xml:space="preserve"> </w:t>
-      </w:r>
-      <w:r>
-        <w:rPr>
-          <w:rFonts w:hint="eastAsia"/>
-        </w:rPr>
-        <w:t>我代表公司發言</w:t>
+        <w:t>circumstances</w:t>
+      </w:r>
+      <w:r>
+        <w:rPr>
+          <w:rFonts w:hint="eastAsia"/>
+        </w:rPr>
+        <w:t xml:space="preserve"> </w:t>
+      </w:r>
+      <w:r>
+        <w:t>n.</w:t>
+      </w:r>
+      <w:r>
+        <w:rPr>
+          <w:rFonts w:hint="eastAsia"/>
+        </w:rPr>
+        <w:t>情況</w:t>
       </w:r>
     </w:p>
     <w:p/>
     <w:p>
-      <w:pPr>
-        <w:rPr>
-          <w:rFonts w:hint="eastAsia"/>
-        </w:rPr>
-      </w:pPr>
-    </w:p>
+      <w:r>
+        <w:rPr>
+          <w:rFonts w:hint="eastAsia"/>
+        </w:rPr>
+        <w:t>t</w:t>
+      </w:r>
+      <w:r>
+        <w:t>able = postpone = put off</w:t>
+      </w:r>
+      <w:r>
+        <w:rPr>
+          <w:rFonts w:hint="eastAsia"/>
+        </w:rPr>
+        <w:t>延期</w:t>
+      </w:r>
+    </w:p>
+    <w:p/>
+    <w:p>
+      <w:r>
+        <w:t xml:space="preserve">regret Ving = </w:t>
+      </w:r>
+      <w:r>
+        <w:rPr>
+          <w:rFonts w:hint="eastAsia"/>
+        </w:rPr>
+        <w:t>後悔</w:t>
+      </w:r>
+      <w:r>
+        <w:rPr>
+          <w:rFonts w:hint="eastAsia"/>
+        </w:rPr>
+        <w:t>:</w:t>
+      </w:r>
+    </w:p>
+    <w:p>
+      <w:r>
+        <w:t>I regretted eating fried chicken last night.</w:t>
+      </w:r>
+      <w:r>
+        <w:rPr>
+          <w:rFonts w:hint="eastAsia"/>
+        </w:rPr>
+        <w:t>我後悔昨晚吃炸機</w:t>
+      </w:r>
+    </w:p>
+    <w:p/>
+    <w:p>
+      <w:r>
+        <w:t xml:space="preserve">Regret to V = </w:t>
+      </w:r>
+      <w:r>
+        <w:rPr>
+          <w:rFonts w:hint="eastAsia"/>
+        </w:rPr>
+        <w:t>可惜、遺憾</w:t>
+      </w:r>
+      <w:r>
+        <w:rPr>
+          <w:rFonts w:hint="eastAsia"/>
+        </w:rPr>
+        <w:t>:</w:t>
+      </w:r>
+    </w:p>
+    <w:p>
+      <w:r>
+        <w:t>The professor regretted to tell one of his hardworking students that he did not manage to pass the exam.</w:t>
+      </w:r>
+    </w:p>
+    <w:p>
+      <w:r>
+        <w:rPr>
+          <w:rFonts w:hint="eastAsia"/>
+        </w:rPr>
+        <w:t>教授對於其中一名用功的學生卻沒通過考試表達遺憾</w:t>
+      </w:r>
+    </w:p>
+    <w:p/>
+    <w:p/>
+    <w:p>
+      <w:r>
+        <w:rPr>
+          <w:rFonts w:hint="eastAsia"/>
+        </w:rPr>
+        <w:t>後面接</w:t>
+      </w:r>
+      <w:r>
+        <w:rPr>
+          <w:rFonts w:hint="eastAsia"/>
+        </w:rPr>
+        <w:t>t</w:t>
+      </w:r>
+      <w:r>
+        <w:t>o V</w:t>
+      </w:r>
+      <w:r>
+        <w:rPr>
+          <w:rFonts w:hint="eastAsia"/>
+        </w:rPr>
+        <w:t>或</w:t>
+      </w:r>
+      <w:r>
+        <w:rPr>
+          <w:rFonts w:hint="eastAsia"/>
+        </w:rPr>
+        <w:t>V</w:t>
+      </w:r>
+      <w:r>
+        <w:t>ing</w:t>
+      </w:r>
+      <w:r>
+        <w:rPr>
+          <w:rFonts w:hint="eastAsia"/>
+        </w:rPr>
+        <w:t>都可以的動詞</w:t>
+      </w:r>
+      <w:r>
+        <w:rPr>
+          <w:rFonts w:hint="eastAsia"/>
+        </w:rPr>
+        <w:t>(</w:t>
+      </w:r>
+      <w:proofErr w:type="gramStart"/>
+      <w:r>
+        <w:rPr>
+          <w:rFonts w:hint="eastAsia"/>
+        </w:rPr>
+        <w:t>但句義</w:t>
+      </w:r>
+      <w:proofErr w:type="gramEnd"/>
+      <w:r>
+        <w:rPr>
+          <w:rFonts w:hint="eastAsia"/>
+        </w:rPr>
+        <w:t>不同</w:t>
+      </w:r>
+      <w:r>
+        <w:rPr>
+          <w:rFonts w:hint="eastAsia"/>
+        </w:rPr>
+        <w:t>)</w:t>
+      </w:r>
+      <w:r>
+        <w:t>:</w:t>
+      </w:r>
+    </w:p>
+    <w:p>
+      <w:r>
+        <w:t>Try Stop Mean Forget Continue Remember Regret</w:t>
+      </w:r>
+    </w:p>
+    <w:p/>
     <w:p>
       <w:pPr>
         <w:rPr>
@@ -8298,6 +9155,95 @@
     </w:lvl>
   </w:abstractNum>
   <w:abstractNum w:abstractNumId="1" w15:restartNumberingAfterBreak="0">
+    <w:nsid w:val="0A2C6EF1"/>
+    <w:multiLevelType w:val="hybridMultilevel"/>
+    <w:tmpl w:val="48EE538C"/>
+    <w:lvl w:ilvl="0" w:tplc="FBD4AA00">
+      <w:start w:val="1"/>
+      <w:numFmt w:val="upperLetter"/>
+      <w:lvlText w:val="(%1)"/>
+      <w:lvlJc w:val="left"/>
+      <w:pPr>
+        <w:ind w:left="360" w:hanging="360"/>
+      </w:pPr>
+      <w:rPr>
+        <w:rFonts w:hint="default"/>
+      </w:rPr>
+    </w:lvl>
+    <w:lvl w:ilvl="1" w:tplc="04090019" w:tentative="1">
+      <w:start w:val="1"/>
+      <w:numFmt w:val="ideographTraditional"/>
+      <w:lvlText w:val="%2、"/>
+      <w:lvlJc w:val="left"/>
+      <w:pPr>
+        <w:ind w:left="960" w:hanging="480"/>
+      </w:pPr>
+    </w:lvl>
+    <w:lvl w:ilvl="2" w:tplc="0409001B" w:tentative="1">
+      <w:start w:val="1"/>
+      <w:numFmt w:val="lowerRoman"/>
+      <w:lvlText w:val="%3."/>
+      <w:lvlJc w:val="right"/>
+      <w:pPr>
+        <w:ind w:left="1440" w:hanging="480"/>
+      </w:pPr>
+    </w:lvl>
+    <w:lvl w:ilvl="3" w:tplc="0409000F" w:tentative="1">
+      <w:start w:val="1"/>
+      <w:numFmt w:val="decimal"/>
+      <w:lvlText w:val="%4."/>
+      <w:lvlJc w:val="left"/>
+      <w:pPr>
+        <w:ind w:left="1920" w:hanging="480"/>
+      </w:pPr>
+    </w:lvl>
+    <w:lvl w:ilvl="4" w:tplc="04090019" w:tentative="1">
+      <w:start w:val="1"/>
+      <w:numFmt w:val="ideographTraditional"/>
+      <w:lvlText w:val="%5、"/>
+      <w:lvlJc w:val="left"/>
+      <w:pPr>
+        <w:ind w:left="2400" w:hanging="480"/>
+      </w:pPr>
+    </w:lvl>
+    <w:lvl w:ilvl="5" w:tplc="0409001B" w:tentative="1">
+      <w:start w:val="1"/>
+      <w:numFmt w:val="lowerRoman"/>
+      <w:lvlText w:val="%6."/>
+      <w:lvlJc w:val="right"/>
+      <w:pPr>
+        <w:ind w:left="2880" w:hanging="480"/>
+      </w:pPr>
+    </w:lvl>
+    <w:lvl w:ilvl="6" w:tplc="0409000F" w:tentative="1">
+      <w:start w:val="1"/>
+      <w:numFmt w:val="decimal"/>
+      <w:lvlText w:val="%7."/>
+      <w:lvlJc w:val="left"/>
+      <w:pPr>
+        <w:ind w:left="3360" w:hanging="480"/>
+      </w:pPr>
+    </w:lvl>
+    <w:lvl w:ilvl="7" w:tplc="04090019" w:tentative="1">
+      <w:start w:val="1"/>
+      <w:numFmt w:val="ideographTraditional"/>
+      <w:lvlText w:val="%8、"/>
+      <w:lvlJc w:val="left"/>
+      <w:pPr>
+        <w:ind w:left="3840" w:hanging="480"/>
+      </w:pPr>
+    </w:lvl>
+    <w:lvl w:ilvl="8" w:tplc="0409001B" w:tentative="1">
+      <w:start w:val="1"/>
+      <w:numFmt w:val="lowerRoman"/>
+      <w:lvlText w:val="%9."/>
+      <w:lvlJc w:val="right"/>
+      <w:pPr>
+        <w:ind w:left="4320" w:hanging="480"/>
+      </w:pPr>
+    </w:lvl>
+  </w:abstractNum>
+  <w:abstractNum w:abstractNumId="2" w15:restartNumberingAfterBreak="0">
     <w:nsid w:val="1DE2152A"/>
     <w:multiLevelType w:val="hybridMultilevel"/>
     <w:tmpl w:val="64D6E3C8"/>
@@ -8386,7 +9332,7 @@
       </w:pPr>
     </w:lvl>
   </w:abstractNum>
-  <w:abstractNum w:abstractNumId="2" w15:restartNumberingAfterBreak="0">
+  <w:abstractNum w:abstractNumId="3" w15:restartNumberingAfterBreak="0">
     <w:nsid w:val="1E666FB1"/>
     <w:multiLevelType w:val="hybridMultilevel"/>
     <w:tmpl w:val="729656E8"/>
@@ -8475,7 +9421,7 @@
       </w:pPr>
     </w:lvl>
   </w:abstractNum>
-  <w:abstractNum w:abstractNumId="3" w15:restartNumberingAfterBreak="0">
+  <w:abstractNum w:abstractNumId="4" w15:restartNumberingAfterBreak="0">
     <w:nsid w:val="288B05CC"/>
     <w:multiLevelType w:val="hybridMultilevel"/>
     <w:tmpl w:val="3F7012FC"/>
@@ -8564,7 +9510,7 @@
       </w:pPr>
     </w:lvl>
   </w:abstractNum>
-  <w:abstractNum w:abstractNumId="4" w15:restartNumberingAfterBreak="0">
+  <w:abstractNum w:abstractNumId="5" w15:restartNumberingAfterBreak="0">
     <w:nsid w:val="2A843FAF"/>
     <w:multiLevelType w:val="hybridMultilevel"/>
     <w:tmpl w:val="28E42B50"/>
@@ -8653,7 +9599,7 @@
       </w:pPr>
     </w:lvl>
   </w:abstractNum>
-  <w:abstractNum w:abstractNumId="5" w15:restartNumberingAfterBreak="0">
+  <w:abstractNum w:abstractNumId="6" w15:restartNumberingAfterBreak="0">
     <w:nsid w:val="30FE4CA3"/>
     <w:multiLevelType w:val="hybridMultilevel"/>
     <w:tmpl w:val="F2F691A6"/>
@@ -8742,7 +9688,7 @@
       </w:pPr>
     </w:lvl>
   </w:abstractNum>
-  <w:abstractNum w:abstractNumId="6" w15:restartNumberingAfterBreak="0">
+  <w:abstractNum w:abstractNumId="7" w15:restartNumberingAfterBreak="0">
     <w:nsid w:val="342108BB"/>
     <w:multiLevelType w:val="hybridMultilevel"/>
     <w:tmpl w:val="8AEE5B9A"/>
@@ -8831,7 +9777,7 @@
       </w:pPr>
     </w:lvl>
   </w:abstractNum>
-  <w:abstractNum w:abstractNumId="7" w15:restartNumberingAfterBreak="0">
+  <w:abstractNum w:abstractNumId="8" w15:restartNumberingAfterBreak="0">
     <w:nsid w:val="34E90C58"/>
     <w:multiLevelType w:val="hybridMultilevel"/>
     <w:tmpl w:val="75D4CA18"/>
@@ -8920,7 +9866,7 @@
       </w:pPr>
     </w:lvl>
   </w:abstractNum>
-  <w:abstractNum w:abstractNumId="8" w15:restartNumberingAfterBreak="0">
+  <w:abstractNum w:abstractNumId="9" w15:restartNumberingAfterBreak="0">
     <w:nsid w:val="422F46C2"/>
     <w:multiLevelType w:val="hybridMultilevel"/>
     <w:tmpl w:val="F5EE2E30"/>
@@ -9009,7 +9955,7 @@
       </w:pPr>
     </w:lvl>
   </w:abstractNum>
-  <w:abstractNum w:abstractNumId="9" w15:restartNumberingAfterBreak="0">
+  <w:abstractNum w:abstractNumId="10" w15:restartNumberingAfterBreak="0">
     <w:nsid w:val="44106993"/>
     <w:multiLevelType w:val="hybridMultilevel"/>
     <w:tmpl w:val="D2908246"/>
@@ -9098,7 +10044,7 @@
       </w:pPr>
     </w:lvl>
   </w:abstractNum>
-  <w:abstractNum w:abstractNumId="10" w15:restartNumberingAfterBreak="0">
+  <w:abstractNum w:abstractNumId="11" w15:restartNumberingAfterBreak="0">
     <w:nsid w:val="48B76B2E"/>
     <w:multiLevelType w:val="hybridMultilevel"/>
     <w:tmpl w:val="7ACED166"/>
@@ -9187,7 +10133,7 @@
       </w:pPr>
     </w:lvl>
   </w:abstractNum>
-  <w:abstractNum w:abstractNumId="11" w15:restartNumberingAfterBreak="0">
+  <w:abstractNum w:abstractNumId="12" w15:restartNumberingAfterBreak="0">
     <w:nsid w:val="53714B23"/>
     <w:multiLevelType w:val="hybridMultilevel"/>
     <w:tmpl w:val="CACA25C2"/>
@@ -9276,7 +10222,7 @@
       </w:pPr>
     </w:lvl>
   </w:abstractNum>
-  <w:abstractNum w:abstractNumId="12" w15:restartNumberingAfterBreak="0">
+  <w:abstractNum w:abstractNumId="13" w15:restartNumberingAfterBreak="0">
     <w:nsid w:val="5CED3977"/>
     <w:multiLevelType w:val="hybridMultilevel"/>
     <w:tmpl w:val="FA6CB3CA"/>
@@ -9365,7 +10311,7 @@
       </w:pPr>
     </w:lvl>
   </w:abstractNum>
-  <w:abstractNum w:abstractNumId="13" w15:restartNumberingAfterBreak="0">
+  <w:abstractNum w:abstractNumId="14" w15:restartNumberingAfterBreak="0">
     <w:nsid w:val="5F063724"/>
     <w:multiLevelType w:val="hybridMultilevel"/>
     <w:tmpl w:val="67F8EEBE"/>
@@ -9454,7 +10400,7 @@
       </w:pPr>
     </w:lvl>
   </w:abstractNum>
-  <w:abstractNum w:abstractNumId="14" w15:restartNumberingAfterBreak="0">
+  <w:abstractNum w:abstractNumId="15" w15:restartNumberingAfterBreak="0">
     <w:nsid w:val="610F38EE"/>
     <w:multiLevelType w:val="hybridMultilevel"/>
     <w:tmpl w:val="DA6297F6"/>
@@ -9543,7 +10489,7 @@
       </w:pPr>
     </w:lvl>
   </w:abstractNum>
-  <w:abstractNum w:abstractNumId="15" w15:restartNumberingAfterBreak="0">
+  <w:abstractNum w:abstractNumId="16" w15:restartNumberingAfterBreak="0">
     <w:nsid w:val="71C561D1"/>
     <w:multiLevelType w:val="hybridMultilevel"/>
     <w:tmpl w:val="02AE1FF0"/>
@@ -9632,7 +10578,96 @@
       </w:pPr>
     </w:lvl>
   </w:abstractNum>
-  <w:abstractNum w:abstractNumId="16" w15:restartNumberingAfterBreak="0">
+  <w:abstractNum w:abstractNumId="17" w15:restartNumberingAfterBreak="0">
+    <w:nsid w:val="759D57AD"/>
+    <w:multiLevelType w:val="hybridMultilevel"/>
+    <w:tmpl w:val="85883D24"/>
+    <w:lvl w:ilvl="0" w:tplc="F95013E4">
+      <w:start w:val="1"/>
+      <w:numFmt w:val="upperLetter"/>
+      <w:lvlText w:val="(%1)"/>
+      <w:lvlJc w:val="left"/>
+      <w:pPr>
+        <w:ind w:left="360" w:hanging="360"/>
+      </w:pPr>
+      <w:rPr>
+        <w:rFonts w:hint="default"/>
+      </w:rPr>
+    </w:lvl>
+    <w:lvl w:ilvl="1" w:tplc="04090019" w:tentative="1">
+      <w:start w:val="1"/>
+      <w:numFmt w:val="ideographTraditional"/>
+      <w:lvlText w:val="%2、"/>
+      <w:lvlJc w:val="left"/>
+      <w:pPr>
+        <w:ind w:left="960" w:hanging="480"/>
+      </w:pPr>
+    </w:lvl>
+    <w:lvl w:ilvl="2" w:tplc="0409001B" w:tentative="1">
+      <w:start w:val="1"/>
+      <w:numFmt w:val="lowerRoman"/>
+      <w:lvlText w:val="%3."/>
+      <w:lvlJc w:val="right"/>
+      <w:pPr>
+        <w:ind w:left="1440" w:hanging="480"/>
+      </w:pPr>
+    </w:lvl>
+    <w:lvl w:ilvl="3" w:tplc="0409000F" w:tentative="1">
+      <w:start w:val="1"/>
+      <w:numFmt w:val="decimal"/>
+      <w:lvlText w:val="%4."/>
+      <w:lvlJc w:val="left"/>
+      <w:pPr>
+        <w:ind w:left="1920" w:hanging="480"/>
+      </w:pPr>
+    </w:lvl>
+    <w:lvl w:ilvl="4" w:tplc="04090019" w:tentative="1">
+      <w:start w:val="1"/>
+      <w:numFmt w:val="ideographTraditional"/>
+      <w:lvlText w:val="%5、"/>
+      <w:lvlJc w:val="left"/>
+      <w:pPr>
+        <w:ind w:left="2400" w:hanging="480"/>
+      </w:pPr>
+    </w:lvl>
+    <w:lvl w:ilvl="5" w:tplc="0409001B" w:tentative="1">
+      <w:start w:val="1"/>
+      <w:numFmt w:val="lowerRoman"/>
+      <w:lvlText w:val="%6."/>
+      <w:lvlJc w:val="right"/>
+      <w:pPr>
+        <w:ind w:left="2880" w:hanging="480"/>
+      </w:pPr>
+    </w:lvl>
+    <w:lvl w:ilvl="6" w:tplc="0409000F" w:tentative="1">
+      <w:start w:val="1"/>
+      <w:numFmt w:val="decimal"/>
+      <w:lvlText w:val="%7."/>
+      <w:lvlJc w:val="left"/>
+      <w:pPr>
+        <w:ind w:left="3360" w:hanging="480"/>
+      </w:pPr>
+    </w:lvl>
+    <w:lvl w:ilvl="7" w:tplc="04090019" w:tentative="1">
+      <w:start w:val="1"/>
+      <w:numFmt w:val="ideographTraditional"/>
+      <w:lvlText w:val="%8、"/>
+      <w:lvlJc w:val="left"/>
+      <w:pPr>
+        <w:ind w:left="3840" w:hanging="480"/>
+      </w:pPr>
+    </w:lvl>
+    <w:lvl w:ilvl="8" w:tplc="0409001B" w:tentative="1">
+      <w:start w:val="1"/>
+      <w:numFmt w:val="lowerRoman"/>
+      <w:lvlText w:val="%9."/>
+      <w:lvlJc w:val="right"/>
+      <w:pPr>
+        <w:ind w:left="4320" w:hanging="480"/>
+      </w:pPr>
+    </w:lvl>
+  </w:abstractNum>
+  <w:abstractNum w:abstractNumId="18" w15:restartNumberingAfterBreak="0">
     <w:nsid w:val="77293472"/>
     <w:multiLevelType w:val="hybridMultilevel"/>
     <w:tmpl w:val="4A70086C"/>
@@ -9722,55 +10757,61 @@
     </w:lvl>
   </w:abstractNum>
   <w:num w:numId="1" w16cid:durableId="1483883989">
-    <w:abstractNumId w:val="1"/>
+    <w:abstractNumId w:val="2"/>
   </w:num>
   <w:num w:numId="2" w16cid:durableId="2077436389">
-    <w:abstractNumId w:val="13"/>
+    <w:abstractNumId w:val="14"/>
   </w:num>
   <w:num w:numId="3" w16cid:durableId="242881682">
-    <w:abstractNumId w:val="9"/>
+    <w:abstractNumId w:val="10"/>
   </w:num>
   <w:num w:numId="4" w16cid:durableId="564992103">
+    <w:abstractNumId w:val="6"/>
+  </w:num>
+  <w:num w:numId="5" w16cid:durableId="59795728">
     <w:abstractNumId w:val="5"/>
   </w:num>
-  <w:num w:numId="5" w16cid:durableId="59795728">
-    <w:abstractNumId w:val="4"/>
-  </w:num>
   <w:num w:numId="6" w16cid:durableId="2001421956">
-    <w:abstractNumId w:val="11"/>
+    <w:abstractNumId w:val="12"/>
   </w:num>
   <w:num w:numId="7" w16cid:durableId="15927798">
-    <w:abstractNumId w:val="16"/>
+    <w:abstractNumId w:val="18"/>
   </w:num>
   <w:num w:numId="8" w16cid:durableId="1058943751">
-    <w:abstractNumId w:val="6"/>
+    <w:abstractNumId w:val="7"/>
   </w:num>
   <w:num w:numId="9" w16cid:durableId="765003542">
-    <w:abstractNumId w:val="8"/>
+    <w:abstractNumId w:val="9"/>
   </w:num>
   <w:num w:numId="10" w16cid:durableId="492261229">
     <w:abstractNumId w:val="0"/>
   </w:num>
   <w:num w:numId="11" w16cid:durableId="798184232">
-    <w:abstractNumId w:val="10"/>
+    <w:abstractNumId w:val="11"/>
   </w:num>
   <w:num w:numId="12" w16cid:durableId="967248001">
-    <w:abstractNumId w:val="12"/>
+    <w:abstractNumId w:val="13"/>
   </w:num>
   <w:num w:numId="13" w16cid:durableId="1638955414">
+    <w:abstractNumId w:val="16"/>
+  </w:num>
+  <w:num w:numId="14" w16cid:durableId="1297370023">
+    <w:abstractNumId w:val="3"/>
+  </w:num>
+  <w:num w:numId="15" w16cid:durableId="363214297">
     <w:abstractNumId w:val="15"/>
   </w:num>
-  <w:num w:numId="14" w16cid:durableId="1297370023">
-    <w:abstractNumId w:val="2"/>
-  </w:num>
-  <w:num w:numId="15" w16cid:durableId="363214297">
-    <w:abstractNumId w:val="14"/>
-  </w:num>
   <w:num w:numId="16" w16cid:durableId="1378119459">
-    <w:abstractNumId w:val="3"/>
+    <w:abstractNumId w:val="4"/>
   </w:num>
   <w:num w:numId="17" w16cid:durableId="771824758">
-    <w:abstractNumId w:val="7"/>
+    <w:abstractNumId w:val="8"/>
+  </w:num>
+  <w:num w:numId="18" w16cid:durableId="193661718">
+    <w:abstractNumId w:val="1"/>
+  </w:num>
+  <w:num w:numId="19" w16cid:durableId="665789772">
+    <w:abstractNumId w:val="17"/>
   </w:num>
 </w:numbering>
 </file>

--- a/碩一/TOEIC/文法單字.docx
+++ b/碩一/TOEIC/文法單字.docx
@@ -8189,13 +8189,7 @@
         <w:t>物流</w:t>
       </w:r>
     </w:p>
-    <w:p>
-      <w:pPr>
-        <w:rPr>
-          <w:rFonts w:hint="eastAsia"/>
-        </w:rPr>
-      </w:pPr>
-    </w:p>
+    <w:p/>
     <w:p>
       <w:r>
         <w:t>In(</w:t>
@@ -8233,11 +8227,6 @@
     </w:p>
     <w:p/>
     <w:p>
-      <w:pPr>
-        <w:rPr>
-          <w:rFonts w:hint="eastAsia"/>
-        </w:rPr>
-      </w:pPr>
       <w:proofErr w:type="gramStart"/>
       <w:r>
         <w:rPr>
@@ -8579,10 +8568,7 @@
     </w:p>
     <w:p>
       <w:r>
-        <w:t>D</w:t>
-      </w:r>
-      <w:r>
-        <w:t>ismissals</w:t>
+        <w:t>Dismissals</w:t>
       </w:r>
       <w:r>
         <w:rPr>
@@ -8606,13 +8592,7 @@
         <w:t>累犯</w:t>
       </w:r>
     </w:p>
-    <w:p>
-      <w:pPr>
-        <w:rPr>
-          <w:rFonts w:hint="eastAsia"/>
-        </w:rPr>
-      </w:pPr>
-    </w:p>
+    <w:p/>
     <w:p/>
     <w:p>
       <w:r>
@@ -8750,10 +8730,7 @@
     <w:p/>
     <w:p>
       <w:r>
-        <w:t xml:space="preserve">regret </w:t>
-      </w:r>
-      <w:r>
-        <w:t>n.</w:t>
+        <w:t>regret n.</w:t>
       </w:r>
       <w:r>
         <w:rPr>
@@ -8807,10 +8784,7 @@
         <w:t>準決賽、</w:t>
       </w:r>
       <w:r>
-        <w:t>unforeseen</w:t>
-      </w:r>
-      <w:r>
-        <w:t xml:space="preserve"> adj.</w:t>
+        <w:t>unforeseen adj.</w:t>
       </w:r>
       <w:r>
         <w:rPr>
@@ -9008,6 +8982,403 @@
       </w:r>
     </w:p>
     <w:p/>
+    <w:p>
+      <w:r>
+        <w:t xml:space="preserve">The two companies finally </w:t>
+      </w:r>
+      <w:r>
+        <w:rPr>
+          <w:highlight w:val="yellow"/>
+        </w:rPr>
+        <w:t>struck</w:t>
+      </w:r>
+      <w:r>
+        <w:t xml:space="preserve"> a deal after several weeks of negotiation.</w:t>
+      </w:r>
+    </w:p>
+    <w:p>
+      <w:r>
+        <w:t>(A)did(B)got(C)took</w:t>
+      </w:r>
+      <w:r>
+        <w:rPr>
+          <w:highlight w:val="yellow"/>
+        </w:rPr>
+        <w:t>(D)struck</w:t>
+      </w:r>
+    </w:p>
+    <w:p>
+      <w:r>
+        <w:t>S</w:t>
+      </w:r>
+      <w:r>
+        <w:t>truck</w:t>
+      </w:r>
+      <w:r>
+        <w:t xml:space="preserve"> v.</w:t>
+      </w:r>
+      <w:r>
+        <w:rPr>
+          <w:rFonts w:hint="eastAsia"/>
+        </w:rPr>
+        <w:t>打擊</w:t>
+      </w:r>
+      <w:r>
+        <w:rPr>
+          <w:rFonts w:hint="eastAsia"/>
+        </w:rPr>
+        <w:t>/</w:t>
+      </w:r>
+      <w:r>
+        <w:rPr>
+          <w:rFonts w:hint="eastAsia"/>
+        </w:rPr>
+        <w:t>侵襲、</w:t>
+      </w:r>
+      <w:r>
+        <w:rPr>
+          <w:rFonts w:hint="eastAsia"/>
+        </w:rPr>
+        <w:t>s</w:t>
+      </w:r>
+      <w:r>
+        <w:t>truck</w:t>
+      </w:r>
+      <w:r>
+        <w:rPr>
+          <w:rFonts w:hint="eastAsia"/>
+        </w:rPr>
+        <w:t>是</w:t>
+      </w:r>
+      <w:r>
+        <w:rPr>
+          <w:rFonts w:hint="eastAsia"/>
+        </w:rPr>
+        <w:t>s</w:t>
+      </w:r>
+      <w:r>
+        <w:t>trike</w:t>
+      </w:r>
+      <w:r>
+        <w:rPr>
+          <w:rFonts w:hint="eastAsia"/>
+        </w:rPr>
+        <w:t>的過去式</w:t>
+      </w:r>
+      <w:r>
+        <w:rPr>
+          <w:rFonts w:hint="eastAsia"/>
+        </w:rPr>
+        <w:t>/</w:t>
+      </w:r>
+      <w:r>
+        <w:rPr>
+          <w:rFonts w:hint="eastAsia"/>
+        </w:rPr>
+        <w:t>過去分詞</w:t>
+      </w:r>
+    </w:p>
+    <w:p>
+      <w:r>
+        <w:t xml:space="preserve">Strike a deal </w:t>
+      </w:r>
+      <w:r>
+        <w:rPr>
+          <w:rFonts w:hint="eastAsia"/>
+        </w:rPr>
+        <w:t>達成協議</w:t>
+      </w:r>
+      <w:r>
+        <w:rPr>
+          <w:rFonts w:hint="eastAsia"/>
+        </w:rPr>
+        <w:t>/</w:t>
+      </w:r>
+      <w:r>
+        <w:rPr>
+          <w:rFonts w:hint="eastAsia"/>
+        </w:rPr>
+        <w:t>談成交易</w:t>
+      </w:r>
+    </w:p>
+    <w:p/>
+    <w:p>
+      <w:r>
+        <w:t xml:space="preserve">The institution has gained a well-deserved </w:t>
+      </w:r>
+      <w:r>
+        <w:rPr>
+          <w:highlight w:val="yellow"/>
+        </w:rPr>
+        <w:t>fame</w:t>
+      </w:r>
+      <w:r>
+        <w:t xml:space="preserve"> for helping their clients obtain the professional license.</w:t>
+      </w:r>
+    </w:p>
+    <w:p>
+      <w:pPr>
+        <w:rPr>
+          <w:rFonts w:hint="eastAsia"/>
+        </w:rPr>
+      </w:pPr>
+      <w:r>
+        <w:t>(A)notification</w:t>
+      </w:r>
+      <w:r>
+        <w:rPr>
+          <w:rFonts w:hint="eastAsia"/>
+        </w:rPr>
+        <w:t>通知</w:t>
+      </w:r>
+      <w:r>
+        <w:t>(B)announcement</w:t>
+      </w:r>
+      <w:r>
+        <w:rPr>
+          <w:rFonts w:hint="eastAsia"/>
+        </w:rPr>
+        <w:t>宣布</w:t>
+      </w:r>
+      <w:r>
+        <w:t>(C)sculpture</w:t>
+      </w:r>
+      <w:r>
+        <w:rPr>
+          <w:rFonts w:hint="eastAsia"/>
+        </w:rPr>
+        <w:t>雕刻品</w:t>
+      </w:r>
+      <w:r>
+        <w:rPr>
+          <w:highlight w:val="yellow"/>
+        </w:rPr>
+        <w:t>(D)fame</w:t>
+      </w:r>
+      <w:r>
+        <w:rPr>
+          <w:rFonts w:hint="eastAsia"/>
+          <w:highlight w:val="yellow"/>
+        </w:rPr>
+        <w:t>聲譽</w:t>
+      </w:r>
+    </w:p>
+    <w:p>
+      <w:r>
+        <w:t>I</w:t>
+      </w:r>
+      <w:r>
+        <w:t>nstitution</w:t>
+      </w:r>
+      <w:r>
+        <w:t xml:space="preserve"> n.</w:t>
+      </w:r>
+      <w:r>
+        <w:rPr>
+          <w:rFonts w:hint="eastAsia"/>
+        </w:rPr>
+        <w:t>機構、</w:t>
+      </w:r>
+      <w:r>
+        <w:t>gain</w:t>
+      </w:r>
+      <w:r>
+        <w:rPr>
+          <w:rFonts w:hint="eastAsia"/>
+        </w:rPr>
+        <w:t xml:space="preserve"> v</w:t>
+      </w:r>
+      <w:r>
+        <w:t>.</w:t>
+      </w:r>
+      <w:r>
+        <w:rPr>
+          <w:rFonts w:hint="eastAsia"/>
+        </w:rPr>
+        <w:t>獲得、</w:t>
+      </w:r>
+      <w:r>
+        <w:t>well-deserved</w:t>
+      </w:r>
+      <w:r>
+        <w:rPr>
+          <w:rFonts w:hint="eastAsia"/>
+        </w:rPr>
+        <w:t>應得的</w:t>
+      </w:r>
+      <w:r>
+        <w:rPr>
+          <w:rFonts w:hint="eastAsia"/>
+        </w:rPr>
+        <w:t>(</w:t>
+      </w:r>
+      <w:r>
+        <w:rPr>
+          <w:rFonts w:hint="eastAsia"/>
+        </w:rPr>
+        <w:t>副詞搭配過去分詞</w:t>
+      </w:r>
+      <w:r>
+        <w:rPr>
+          <w:rFonts w:hint="eastAsia"/>
+        </w:rPr>
+        <w:t xml:space="preserve"> </w:t>
+      </w:r>
+      <w:r>
+        <w:t>-&gt;</w:t>
+      </w:r>
+      <w:r>
+        <w:rPr>
+          <w:rFonts w:hint="eastAsia"/>
+        </w:rPr>
+        <w:t>形容詞</w:t>
+      </w:r>
+      <w:r>
+        <w:rPr>
+          <w:rFonts w:hint="eastAsia"/>
+        </w:rPr>
+        <w:t>)</w:t>
+      </w:r>
+      <w:r>
+        <w:rPr>
+          <w:rFonts w:hint="eastAsia"/>
+        </w:rPr>
+        <w:t>、</w:t>
+      </w:r>
+      <w:r>
+        <w:t>obtain</w:t>
+      </w:r>
+      <w:r>
+        <w:rPr>
+          <w:rFonts w:hint="eastAsia"/>
+        </w:rPr>
+        <w:t xml:space="preserve"> </w:t>
+      </w:r>
+      <w:r>
+        <w:t>v.</w:t>
+      </w:r>
+      <w:r>
+        <w:rPr>
+          <w:rFonts w:hint="eastAsia"/>
+        </w:rPr>
+        <w:t>獲得、</w:t>
+      </w:r>
+      <w:r>
+        <w:t>license</w:t>
+      </w:r>
+      <w:r>
+        <w:rPr>
+          <w:rFonts w:hint="eastAsia"/>
+        </w:rPr>
+        <w:t xml:space="preserve"> </w:t>
+      </w:r>
+      <w:r>
+        <w:t>n.</w:t>
+      </w:r>
+      <w:r>
+        <w:rPr>
+          <w:rFonts w:hint="eastAsia"/>
+        </w:rPr>
+        <w:t>證照</w:t>
+      </w:r>
+    </w:p>
+    <w:p>
+      <w:pPr>
+        <w:rPr>
+          <w:rFonts w:hint="eastAsia"/>
+        </w:rPr>
+      </w:pPr>
+    </w:p>
+    <w:p>
+      <w:proofErr w:type="spellStart"/>
+      <w:r>
+        <w:rPr>
+          <w:rFonts w:hint="eastAsia"/>
+        </w:rPr>
+        <w:t>S</w:t>
+      </w:r>
+      <w:r>
+        <w:t>+help</w:t>
+      </w:r>
+      <w:proofErr w:type="spellEnd"/>
+      <w:r>
+        <w:t>+</w:t>
+      </w:r>
+      <w:r>
+        <w:rPr>
+          <w:rFonts w:hint="eastAsia"/>
+        </w:rPr>
+        <w:t>受詞</w:t>
+      </w:r>
+      <w:r>
+        <w:rPr>
+          <w:rFonts w:hint="eastAsia"/>
+        </w:rPr>
+        <w:t>+</w:t>
+      </w:r>
+      <w:r>
+        <w:t>to</w:t>
+      </w:r>
+      <w:r>
+        <w:rPr>
+          <w:rFonts w:hint="eastAsia"/>
+        </w:rPr>
+        <w:t>原型</w:t>
+      </w:r>
+      <w:r>
+        <w:rPr>
+          <w:rFonts w:hint="eastAsia"/>
+        </w:rPr>
+        <w:t>V</w:t>
+      </w:r>
+      <w:r>
+        <w:t>/</w:t>
+      </w:r>
+      <w:r>
+        <w:rPr>
+          <w:rFonts w:hint="eastAsia"/>
+        </w:rPr>
+        <w:t>原型</w:t>
+      </w:r>
+      <w:r>
+        <w:rPr>
+          <w:rFonts w:hint="eastAsia"/>
+        </w:rPr>
+        <w:t>V</w:t>
+      </w:r>
+      <w:r>
+        <w:t>:</w:t>
+      </w:r>
+    </w:p>
+    <w:p>
+      <w:r>
+        <w:t>I help my students to get/get their dream score.</w:t>
+      </w:r>
+      <w:r>
+        <w:rPr>
+          <w:rFonts w:hint="eastAsia"/>
+        </w:rPr>
+        <w:t>我幫學生們取得夢想分數</w:t>
+      </w:r>
+    </w:p>
+    <w:p>
+      <w:r>
+        <w:t>Reputation = fame</w:t>
+      </w:r>
+      <w:r>
+        <w:rPr>
+          <w:rFonts w:hint="eastAsia"/>
+        </w:rPr>
+        <w:t>聲譽</w:t>
+      </w:r>
+    </w:p>
+    <w:p>
+      <w:pPr>
+        <w:rPr>
+          <w:rFonts w:hint="eastAsia"/>
+        </w:rPr>
+      </w:pPr>
+    </w:p>
     <w:p>
       <w:pPr>
         <w:rPr>
@@ -9066,6 +9437,95 @@
 <file path=word/numbering.xml><?xml version="1.0" encoding="utf-8"?>
 <w:numbering xmlns:wpc="http://schemas.microsoft.com/office/word/2010/wordprocessingCanvas" xmlns:cx="http://schemas.microsoft.com/office/drawing/2014/chartex" xmlns:cx1="http://schemas.microsoft.com/office/drawing/2015/9/8/chartex" xmlns:cx2="http://schemas.microsoft.com/office/drawing/2015/10/21/chartex" xmlns:cx3="http://schemas.microsoft.com/office/drawing/2016/5/9/chartex" xmlns:cx4="http://schemas.microsoft.com/office/drawing/2016/5/10/chartex" xmlns:cx5="http://schemas.microsoft.com/office/drawing/2016/5/11/chartex" xmlns:cx6="http://schemas.microsoft.com/office/drawing/2016/5/12/chartex" xmlns:cx7="http://schemas.microsoft.com/office/drawing/2016/5/13/chartex" xmlns:cx8="http://schemas.microsoft.com/office/drawing/2016/5/14/chartex" xmlns:mc="http://schemas.openxmlformats.org/markup-compatibility/2006" xmlns:aink="http://schemas.microsoft.com/office/drawing/2016/ink" xmlns:am3d="http://schemas.microsoft.com/office/drawing/2017/model3d" xmlns:o="urn:schemas-microsoft-com:office:office" xmlns:oel="http://schemas.microsoft.com/office/2019/extlst" xmlns:r="http://schemas.openxmlformats.org/officeDocument/2006/relationships" xmlns:m="http://schemas.openxmlformats.org/officeDocument/2006/math" xmlns:v="urn:schemas-microsoft-com:vml" xmlns:wp14="http://schemas.microsoft.com/office/word/2010/wordprocessingDrawing" xmlns:wp="http://schemas.openxmlformats.org/drawingml/2006/wordprocessingDrawing" xmlns:w10="urn:schemas-microsoft-com:office:word" xmlns:w="http://schemas.openxmlformats.org/wordprocessingml/2006/main" xmlns:w14="http://schemas.microsoft.com/office/word/2010/wordml" xmlns:w15="http://schemas.microsoft.com/office/word/2012/wordml" xmlns:w16cex="http://schemas.microsoft.com/office/word/2018/wordml/cex" xmlns:w16cid="http://schemas.microsoft.com/office/word/2016/wordml/cid" xmlns:w16="http://schemas.microsoft.com/office/word/2018/wordml" xmlns:w16du="http://schemas.microsoft.com/office/word/2023/wordml/word16du" xmlns:w16sdtdh="http://schemas.microsoft.com/office/word/2020/wordml/sdtdatahash" xmlns:w16se="http://schemas.microsoft.com/office/word/2015/wordml/symex" xmlns:wpg="http://schemas.microsoft.com/office/word/2010/wordprocessingGroup" xmlns:wpi="http://schemas.microsoft.com/office/word/2010/wordprocessingInk" xmlns:wne="http://schemas.microsoft.com/office/word/2006/wordml" xmlns:wps="http://schemas.microsoft.com/office/word/2010/wordprocessingShape" mc:Ignorable="w14 w15 w16se w16cid w16 w16cex w16sdtdh wp14">
   <w:abstractNum w:abstractNumId="0" w15:restartNumberingAfterBreak="0">
+    <w:nsid w:val="00AA2276"/>
+    <w:multiLevelType w:val="hybridMultilevel"/>
+    <w:tmpl w:val="5724525C"/>
+    <w:lvl w:ilvl="0" w:tplc="2110A81A">
+      <w:start w:val="1"/>
+      <w:numFmt w:val="upperLetter"/>
+      <w:lvlText w:val="(%1)"/>
+      <w:lvlJc w:val="left"/>
+      <w:pPr>
+        <w:ind w:left="360" w:hanging="360"/>
+      </w:pPr>
+      <w:rPr>
+        <w:rFonts w:hint="default"/>
+      </w:rPr>
+    </w:lvl>
+    <w:lvl w:ilvl="1" w:tplc="04090019" w:tentative="1">
+      <w:start w:val="1"/>
+      <w:numFmt w:val="ideographTraditional"/>
+      <w:lvlText w:val="%2、"/>
+      <w:lvlJc w:val="left"/>
+      <w:pPr>
+        <w:ind w:left="960" w:hanging="480"/>
+      </w:pPr>
+    </w:lvl>
+    <w:lvl w:ilvl="2" w:tplc="0409001B" w:tentative="1">
+      <w:start w:val="1"/>
+      <w:numFmt w:val="lowerRoman"/>
+      <w:lvlText w:val="%3."/>
+      <w:lvlJc w:val="right"/>
+      <w:pPr>
+        <w:ind w:left="1440" w:hanging="480"/>
+      </w:pPr>
+    </w:lvl>
+    <w:lvl w:ilvl="3" w:tplc="0409000F" w:tentative="1">
+      <w:start w:val="1"/>
+      <w:numFmt w:val="decimal"/>
+      <w:lvlText w:val="%4."/>
+      <w:lvlJc w:val="left"/>
+      <w:pPr>
+        <w:ind w:left="1920" w:hanging="480"/>
+      </w:pPr>
+    </w:lvl>
+    <w:lvl w:ilvl="4" w:tplc="04090019" w:tentative="1">
+      <w:start w:val="1"/>
+      <w:numFmt w:val="ideographTraditional"/>
+      <w:lvlText w:val="%5、"/>
+      <w:lvlJc w:val="left"/>
+      <w:pPr>
+        <w:ind w:left="2400" w:hanging="480"/>
+      </w:pPr>
+    </w:lvl>
+    <w:lvl w:ilvl="5" w:tplc="0409001B" w:tentative="1">
+      <w:start w:val="1"/>
+      <w:numFmt w:val="lowerRoman"/>
+      <w:lvlText w:val="%6."/>
+      <w:lvlJc w:val="right"/>
+      <w:pPr>
+        <w:ind w:left="2880" w:hanging="480"/>
+      </w:pPr>
+    </w:lvl>
+    <w:lvl w:ilvl="6" w:tplc="0409000F" w:tentative="1">
+      <w:start w:val="1"/>
+      <w:numFmt w:val="decimal"/>
+      <w:lvlText w:val="%7."/>
+      <w:lvlJc w:val="left"/>
+      <w:pPr>
+        <w:ind w:left="3360" w:hanging="480"/>
+      </w:pPr>
+    </w:lvl>
+    <w:lvl w:ilvl="7" w:tplc="04090019" w:tentative="1">
+      <w:start w:val="1"/>
+      <w:numFmt w:val="ideographTraditional"/>
+      <w:lvlText w:val="%8、"/>
+      <w:lvlJc w:val="left"/>
+      <w:pPr>
+        <w:ind w:left="3840" w:hanging="480"/>
+      </w:pPr>
+    </w:lvl>
+    <w:lvl w:ilvl="8" w:tplc="0409001B" w:tentative="1">
+      <w:start w:val="1"/>
+      <w:numFmt w:val="lowerRoman"/>
+      <w:lvlText w:val="%9."/>
+      <w:lvlJc w:val="right"/>
+      <w:pPr>
+        <w:ind w:left="4320" w:hanging="480"/>
+      </w:pPr>
+    </w:lvl>
+  </w:abstractNum>
+  <w:abstractNum w:abstractNumId="1" w15:restartNumberingAfterBreak="0">
     <w:nsid w:val="08C81696"/>
     <w:multiLevelType w:val="hybridMultilevel"/>
     <w:tmpl w:val="19C88F0A"/>
@@ -9154,7 +9614,7 @@
       </w:pPr>
     </w:lvl>
   </w:abstractNum>
-  <w:abstractNum w:abstractNumId="1" w15:restartNumberingAfterBreak="0">
+  <w:abstractNum w:abstractNumId="2" w15:restartNumberingAfterBreak="0">
     <w:nsid w:val="0A2C6EF1"/>
     <w:multiLevelType w:val="hybridMultilevel"/>
     <w:tmpl w:val="48EE538C"/>
@@ -9243,7 +9703,96 @@
       </w:pPr>
     </w:lvl>
   </w:abstractNum>
-  <w:abstractNum w:abstractNumId="2" w15:restartNumberingAfterBreak="0">
+  <w:abstractNum w:abstractNumId="3" w15:restartNumberingAfterBreak="0">
+    <w:nsid w:val="14E42C34"/>
+    <w:multiLevelType w:val="hybridMultilevel"/>
+    <w:tmpl w:val="C68A4810"/>
+    <w:lvl w:ilvl="0" w:tplc="E9F032AE">
+      <w:start w:val="1"/>
+      <w:numFmt w:val="upperLetter"/>
+      <w:lvlText w:val="(%1)"/>
+      <w:lvlJc w:val="left"/>
+      <w:pPr>
+        <w:ind w:left="360" w:hanging="360"/>
+      </w:pPr>
+      <w:rPr>
+        <w:rFonts w:hint="default"/>
+      </w:rPr>
+    </w:lvl>
+    <w:lvl w:ilvl="1" w:tplc="04090019" w:tentative="1">
+      <w:start w:val="1"/>
+      <w:numFmt w:val="ideographTraditional"/>
+      <w:lvlText w:val="%2、"/>
+      <w:lvlJc w:val="left"/>
+      <w:pPr>
+        <w:ind w:left="960" w:hanging="480"/>
+      </w:pPr>
+    </w:lvl>
+    <w:lvl w:ilvl="2" w:tplc="0409001B" w:tentative="1">
+      <w:start w:val="1"/>
+      <w:numFmt w:val="lowerRoman"/>
+      <w:lvlText w:val="%3."/>
+      <w:lvlJc w:val="right"/>
+      <w:pPr>
+        <w:ind w:left="1440" w:hanging="480"/>
+      </w:pPr>
+    </w:lvl>
+    <w:lvl w:ilvl="3" w:tplc="0409000F" w:tentative="1">
+      <w:start w:val="1"/>
+      <w:numFmt w:val="decimal"/>
+      <w:lvlText w:val="%4."/>
+      <w:lvlJc w:val="left"/>
+      <w:pPr>
+        <w:ind w:left="1920" w:hanging="480"/>
+      </w:pPr>
+    </w:lvl>
+    <w:lvl w:ilvl="4" w:tplc="04090019" w:tentative="1">
+      <w:start w:val="1"/>
+      <w:numFmt w:val="ideographTraditional"/>
+      <w:lvlText w:val="%5、"/>
+      <w:lvlJc w:val="left"/>
+      <w:pPr>
+        <w:ind w:left="2400" w:hanging="480"/>
+      </w:pPr>
+    </w:lvl>
+    <w:lvl w:ilvl="5" w:tplc="0409001B" w:tentative="1">
+      <w:start w:val="1"/>
+      <w:numFmt w:val="lowerRoman"/>
+      <w:lvlText w:val="%6."/>
+      <w:lvlJc w:val="right"/>
+      <w:pPr>
+        <w:ind w:left="2880" w:hanging="480"/>
+      </w:pPr>
+    </w:lvl>
+    <w:lvl w:ilvl="6" w:tplc="0409000F" w:tentative="1">
+      <w:start w:val="1"/>
+      <w:numFmt w:val="decimal"/>
+      <w:lvlText w:val="%7."/>
+      <w:lvlJc w:val="left"/>
+      <w:pPr>
+        <w:ind w:left="3360" w:hanging="480"/>
+      </w:pPr>
+    </w:lvl>
+    <w:lvl w:ilvl="7" w:tplc="04090019" w:tentative="1">
+      <w:start w:val="1"/>
+      <w:numFmt w:val="ideographTraditional"/>
+      <w:lvlText w:val="%8、"/>
+      <w:lvlJc w:val="left"/>
+      <w:pPr>
+        <w:ind w:left="3840" w:hanging="480"/>
+      </w:pPr>
+    </w:lvl>
+    <w:lvl w:ilvl="8" w:tplc="0409001B" w:tentative="1">
+      <w:start w:val="1"/>
+      <w:numFmt w:val="lowerRoman"/>
+      <w:lvlText w:val="%9."/>
+      <w:lvlJc w:val="right"/>
+      <w:pPr>
+        <w:ind w:left="4320" w:hanging="480"/>
+      </w:pPr>
+    </w:lvl>
+  </w:abstractNum>
+  <w:abstractNum w:abstractNumId="4" w15:restartNumberingAfterBreak="0">
     <w:nsid w:val="1DE2152A"/>
     <w:multiLevelType w:val="hybridMultilevel"/>
     <w:tmpl w:val="64D6E3C8"/>
@@ -9332,7 +9881,7 @@
       </w:pPr>
     </w:lvl>
   </w:abstractNum>
-  <w:abstractNum w:abstractNumId="3" w15:restartNumberingAfterBreak="0">
+  <w:abstractNum w:abstractNumId="5" w15:restartNumberingAfterBreak="0">
     <w:nsid w:val="1E666FB1"/>
     <w:multiLevelType w:val="hybridMultilevel"/>
     <w:tmpl w:val="729656E8"/>
@@ -9421,7 +9970,7 @@
       </w:pPr>
     </w:lvl>
   </w:abstractNum>
-  <w:abstractNum w:abstractNumId="4" w15:restartNumberingAfterBreak="0">
+  <w:abstractNum w:abstractNumId="6" w15:restartNumberingAfterBreak="0">
     <w:nsid w:val="288B05CC"/>
     <w:multiLevelType w:val="hybridMultilevel"/>
     <w:tmpl w:val="3F7012FC"/>
@@ -9510,7 +10059,7 @@
       </w:pPr>
     </w:lvl>
   </w:abstractNum>
-  <w:abstractNum w:abstractNumId="5" w15:restartNumberingAfterBreak="0">
+  <w:abstractNum w:abstractNumId="7" w15:restartNumberingAfterBreak="0">
     <w:nsid w:val="2A843FAF"/>
     <w:multiLevelType w:val="hybridMultilevel"/>
     <w:tmpl w:val="28E42B50"/>
@@ -9599,7 +10148,7 @@
       </w:pPr>
     </w:lvl>
   </w:abstractNum>
-  <w:abstractNum w:abstractNumId="6" w15:restartNumberingAfterBreak="0">
+  <w:abstractNum w:abstractNumId="8" w15:restartNumberingAfterBreak="0">
     <w:nsid w:val="30FE4CA3"/>
     <w:multiLevelType w:val="hybridMultilevel"/>
     <w:tmpl w:val="F2F691A6"/>
@@ -9688,7 +10237,7 @@
       </w:pPr>
     </w:lvl>
   </w:abstractNum>
-  <w:abstractNum w:abstractNumId="7" w15:restartNumberingAfterBreak="0">
+  <w:abstractNum w:abstractNumId="9" w15:restartNumberingAfterBreak="0">
     <w:nsid w:val="342108BB"/>
     <w:multiLevelType w:val="hybridMultilevel"/>
     <w:tmpl w:val="8AEE5B9A"/>
@@ -9777,7 +10326,7 @@
       </w:pPr>
     </w:lvl>
   </w:abstractNum>
-  <w:abstractNum w:abstractNumId="8" w15:restartNumberingAfterBreak="0">
+  <w:abstractNum w:abstractNumId="10" w15:restartNumberingAfterBreak="0">
     <w:nsid w:val="34E90C58"/>
     <w:multiLevelType w:val="hybridMultilevel"/>
     <w:tmpl w:val="75D4CA18"/>
@@ -9866,7 +10415,7 @@
       </w:pPr>
     </w:lvl>
   </w:abstractNum>
-  <w:abstractNum w:abstractNumId="9" w15:restartNumberingAfterBreak="0">
+  <w:abstractNum w:abstractNumId="11" w15:restartNumberingAfterBreak="0">
     <w:nsid w:val="422F46C2"/>
     <w:multiLevelType w:val="hybridMultilevel"/>
     <w:tmpl w:val="F5EE2E30"/>
@@ -9955,7 +10504,7 @@
       </w:pPr>
     </w:lvl>
   </w:abstractNum>
-  <w:abstractNum w:abstractNumId="10" w15:restartNumberingAfterBreak="0">
+  <w:abstractNum w:abstractNumId="12" w15:restartNumberingAfterBreak="0">
     <w:nsid w:val="44106993"/>
     <w:multiLevelType w:val="hybridMultilevel"/>
     <w:tmpl w:val="D2908246"/>
@@ -10044,7 +10593,7 @@
       </w:pPr>
     </w:lvl>
   </w:abstractNum>
-  <w:abstractNum w:abstractNumId="11" w15:restartNumberingAfterBreak="0">
+  <w:abstractNum w:abstractNumId="13" w15:restartNumberingAfterBreak="0">
     <w:nsid w:val="48B76B2E"/>
     <w:multiLevelType w:val="hybridMultilevel"/>
     <w:tmpl w:val="7ACED166"/>
@@ -10133,7 +10682,7 @@
       </w:pPr>
     </w:lvl>
   </w:abstractNum>
-  <w:abstractNum w:abstractNumId="12" w15:restartNumberingAfterBreak="0">
+  <w:abstractNum w:abstractNumId="14" w15:restartNumberingAfterBreak="0">
     <w:nsid w:val="53714B23"/>
     <w:multiLevelType w:val="hybridMultilevel"/>
     <w:tmpl w:val="CACA25C2"/>
@@ -10222,7 +10771,7 @@
       </w:pPr>
     </w:lvl>
   </w:abstractNum>
-  <w:abstractNum w:abstractNumId="13" w15:restartNumberingAfterBreak="0">
+  <w:abstractNum w:abstractNumId="15" w15:restartNumberingAfterBreak="0">
     <w:nsid w:val="5CED3977"/>
     <w:multiLevelType w:val="hybridMultilevel"/>
     <w:tmpl w:val="FA6CB3CA"/>
@@ -10311,7 +10860,7 @@
       </w:pPr>
     </w:lvl>
   </w:abstractNum>
-  <w:abstractNum w:abstractNumId="14" w15:restartNumberingAfterBreak="0">
+  <w:abstractNum w:abstractNumId="16" w15:restartNumberingAfterBreak="0">
     <w:nsid w:val="5F063724"/>
     <w:multiLevelType w:val="hybridMultilevel"/>
     <w:tmpl w:val="67F8EEBE"/>
@@ -10400,7 +10949,7 @@
       </w:pPr>
     </w:lvl>
   </w:abstractNum>
-  <w:abstractNum w:abstractNumId="15" w15:restartNumberingAfterBreak="0">
+  <w:abstractNum w:abstractNumId="17" w15:restartNumberingAfterBreak="0">
     <w:nsid w:val="610F38EE"/>
     <w:multiLevelType w:val="hybridMultilevel"/>
     <w:tmpl w:val="DA6297F6"/>
@@ -10489,7 +11038,7 @@
       </w:pPr>
     </w:lvl>
   </w:abstractNum>
-  <w:abstractNum w:abstractNumId="16" w15:restartNumberingAfterBreak="0">
+  <w:abstractNum w:abstractNumId="18" w15:restartNumberingAfterBreak="0">
     <w:nsid w:val="71C561D1"/>
     <w:multiLevelType w:val="hybridMultilevel"/>
     <w:tmpl w:val="02AE1FF0"/>
@@ -10578,7 +11127,7 @@
       </w:pPr>
     </w:lvl>
   </w:abstractNum>
-  <w:abstractNum w:abstractNumId="17" w15:restartNumberingAfterBreak="0">
+  <w:abstractNum w:abstractNumId="19" w15:restartNumberingAfterBreak="0">
     <w:nsid w:val="759D57AD"/>
     <w:multiLevelType w:val="hybridMultilevel"/>
     <w:tmpl w:val="85883D24"/>
@@ -10667,7 +11216,7 @@
       </w:pPr>
     </w:lvl>
   </w:abstractNum>
-  <w:abstractNum w:abstractNumId="18" w15:restartNumberingAfterBreak="0">
+  <w:abstractNum w:abstractNumId="20" w15:restartNumberingAfterBreak="0">
     <w:nsid w:val="77293472"/>
     <w:multiLevelType w:val="hybridMultilevel"/>
     <w:tmpl w:val="4A70086C"/>
@@ -10757,61 +11306,67 @@
     </w:lvl>
   </w:abstractNum>
   <w:num w:numId="1" w16cid:durableId="1483883989">
+    <w:abstractNumId w:val="4"/>
+  </w:num>
+  <w:num w:numId="2" w16cid:durableId="2077436389">
+    <w:abstractNumId w:val="16"/>
+  </w:num>
+  <w:num w:numId="3" w16cid:durableId="242881682">
+    <w:abstractNumId w:val="12"/>
+  </w:num>
+  <w:num w:numId="4" w16cid:durableId="564992103">
+    <w:abstractNumId w:val="8"/>
+  </w:num>
+  <w:num w:numId="5" w16cid:durableId="59795728">
+    <w:abstractNumId w:val="7"/>
+  </w:num>
+  <w:num w:numId="6" w16cid:durableId="2001421956">
+    <w:abstractNumId w:val="14"/>
+  </w:num>
+  <w:num w:numId="7" w16cid:durableId="15927798">
+    <w:abstractNumId w:val="20"/>
+  </w:num>
+  <w:num w:numId="8" w16cid:durableId="1058943751">
+    <w:abstractNumId w:val="9"/>
+  </w:num>
+  <w:num w:numId="9" w16cid:durableId="765003542">
+    <w:abstractNumId w:val="11"/>
+  </w:num>
+  <w:num w:numId="10" w16cid:durableId="492261229">
+    <w:abstractNumId w:val="1"/>
+  </w:num>
+  <w:num w:numId="11" w16cid:durableId="798184232">
+    <w:abstractNumId w:val="13"/>
+  </w:num>
+  <w:num w:numId="12" w16cid:durableId="967248001">
+    <w:abstractNumId w:val="15"/>
+  </w:num>
+  <w:num w:numId="13" w16cid:durableId="1638955414">
+    <w:abstractNumId w:val="18"/>
+  </w:num>
+  <w:num w:numId="14" w16cid:durableId="1297370023">
+    <w:abstractNumId w:val="5"/>
+  </w:num>
+  <w:num w:numId="15" w16cid:durableId="363214297">
+    <w:abstractNumId w:val="17"/>
+  </w:num>
+  <w:num w:numId="16" w16cid:durableId="1378119459">
+    <w:abstractNumId w:val="6"/>
+  </w:num>
+  <w:num w:numId="17" w16cid:durableId="771824758">
+    <w:abstractNumId w:val="10"/>
+  </w:num>
+  <w:num w:numId="18" w16cid:durableId="193661718">
     <w:abstractNumId w:val="2"/>
   </w:num>
-  <w:num w:numId="2" w16cid:durableId="2077436389">
-    <w:abstractNumId w:val="14"/>
+  <w:num w:numId="19" w16cid:durableId="665789772">
+    <w:abstractNumId w:val="19"/>
   </w:num>
-  <w:num w:numId="3" w16cid:durableId="242881682">
-    <w:abstractNumId w:val="10"/>
-  </w:num>
-  <w:num w:numId="4" w16cid:durableId="564992103">
-    <w:abstractNumId w:val="6"/>
-  </w:num>
-  <w:num w:numId="5" w16cid:durableId="59795728">
-    <w:abstractNumId w:val="5"/>
-  </w:num>
-  <w:num w:numId="6" w16cid:durableId="2001421956">
-    <w:abstractNumId w:val="12"/>
-  </w:num>
-  <w:num w:numId="7" w16cid:durableId="15927798">
-    <w:abstractNumId w:val="18"/>
-  </w:num>
-  <w:num w:numId="8" w16cid:durableId="1058943751">
-    <w:abstractNumId w:val="7"/>
-  </w:num>
-  <w:num w:numId="9" w16cid:durableId="765003542">
-    <w:abstractNumId w:val="9"/>
-  </w:num>
-  <w:num w:numId="10" w16cid:durableId="492261229">
+  <w:num w:numId="20" w16cid:durableId="785581463">
     <w:abstractNumId w:val="0"/>
   </w:num>
-  <w:num w:numId="11" w16cid:durableId="798184232">
-    <w:abstractNumId w:val="11"/>
-  </w:num>
-  <w:num w:numId="12" w16cid:durableId="967248001">
-    <w:abstractNumId w:val="13"/>
-  </w:num>
-  <w:num w:numId="13" w16cid:durableId="1638955414">
-    <w:abstractNumId w:val="16"/>
-  </w:num>
-  <w:num w:numId="14" w16cid:durableId="1297370023">
+  <w:num w:numId="21" w16cid:durableId="1843662240">
     <w:abstractNumId w:val="3"/>
-  </w:num>
-  <w:num w:numId="15" w16cid:durableId="363214297">
-    <w:abstractNumId w:val="15"/>
-  </w:num>
-  <w:num w:numId="16" w16cid:durableId="1378119459">
-    <w:abstractNumId w:val="4"/>
-  </w:num>
-  <w:num w:numId="17" w16cid:durableId="771824758">
-    <w:abstractNumId w:val="8"/>
-  </w:num>
-  <w:num w:numId="18" w16cid:durableId="193661718">
-    <w:abstractNumId w:val="1"/>
-  </w:num>
-  <w:num w:numId="19" w16cid:durableId="665789772">
-    <w:abstractNumId w:val="17"/>
   </w:num>
 </w:numbering>
 </file>

--- a/碩一/TOEIC/文法單字.docx
+++ b/碩一/TOEIC/文法單字.docx
@@ -9009,373 +9009,2049 @@
     </w:p>
     <w:p>
       <w:r>
+        <w:t>Struck v.</w:t>
+      </w:r>
+      <w:r>
+        <w:rPr>
+          <w:rFonts w:hint="eastAsia"/>
+        </w:rPr>
+        <w:t>打擊</w:t>
+      </w:r>
+      <w:r>
+        <w:rPr>
+          <w:rFonts w:hint="eastAsia"/>
+        </w:rPr>
+        <w:t>/</w:t>
+      </w:r>
+      <w:r>
+        <w:rPr>
+          <w:rFonts w:hint="eastAsia"/>
+        </w:rPr>
+        <w:t>侵襲、</w:t>
+      </w:r>
+      <w:r>
+        <w:rPr>
+          <w:rFonts w:hint="eastAsia"/>
+        </w:rPr>
+        <w:t>s</w:t>
+      </w:r>
+      <w:r>
+        <w:t>truck</w:t>
+      </w:r>
+      <w:r>
+        <w:rPr>
+          <w:rFonts w:hint="eastAsia"/>
+        </w:rPr>
+        <w:t>是</w:t>
+      </w:r>
+      <w:r>
+        <w:rPr>
+          <w:rFonts w:hint="eastAsia"/>
+        </w:rPr>
+        <w:t>s</w:t>
+      </w:r>
+      <w:r>
+        <w:t>trike</w:t>
+      </w:r>
+      <w:r>
+        <w:rPr>
+          <w:rFonts w:hint="eastAsia"/>
+        </w:rPr>
+        <w:t>的過去式</w:t>
+      </w:r>
+      <w:r>
+        <w:rPr>
+          <w:rFonts w:hint="eastAsia"/>
+        </w:rPr>
+        <w:t>/</w:t>
+      </w:r>
+      <w:r>
+        <w:rPr>
+          <w:rFonts w:hint="eastAsia"/>
+        </w:rPr>
+        <w:t>過去分詞</w:t>
+      </w:r>
+    </w:p>
+    <w:p>
+      <w:r>
+        <w:t xml:space="preserve">Strike a deal </w:t>
+      </w:r>
+      <w:r>
+        <w:rPr>
+          <w:rFonts w:hint="eastAsia"/>
+        </w:rPr>
+        <w:t>達成協議</w:t>
+      </w:r>
+      <w:r>
+        <w:rPr>
+          <w:rFonts w:hint="eastAsia"/>
+        </w:rPr>
+        <w:t>/</w:t>
+      </w:r>
+      <w:r>
+        <w:rPr>
+          <w:rFonts w:hint="eastAsia"/>
+        </w:rPr>
+        <w:t>談成交易</w:t>
+      </w:r>
+    </w:p>
+    <w:p/>
+    <w:p>
+      <w:r>
+        <w:t xml:space="preserve">The institution has gained a well-deserved </w:t>
+      </w:r>
+      <w:r>
+        <w:rPr>
+          <w:highlight w:val="yellow"/>
+        </w:rPr>
+        <w:t>fame</w:t>
+      </w:r>
+      <w:r>
+        <w:t xml:space="preserve"> for helping their clients obtain the professional license.</w:t>
+      </w:r>
+    </w:p>
+    <w:p>
+      <w:r>
+        <w:t>(A)notification</w:t>
+      </w:r>
+      <w:r>
+        <w:rPr>
+          <w:rFonts w:hint="eastAsia"/>
+        </w:rPr>
+        <w:t>通知</w:t>
+      </w:r>
+      <w:r>
+        <w:t>(B)announcement</w:t>
+      </w:r>
+      <w:r>
+        <w:rPr>
+          <w:rFonts w:hint="eastAsia"/>
+        </w:rPr>
+        <w:t>宣布</w:t>
+      </w:r>
+      <w:r>
+        <w:t>(C)sculpture</w:t>
+      </w:r>
+      <w:r>
+        <w:rPr>
+          <w:rFonts w:hint="eastAsia"/>
+        </w:rPr>
+        <w:t>雕刻品</w:t>
+      </w:r>
+      <w:r>
+        <w:rPr>
+          <w:highlight w:val="yellow"/>
+        </w:rPr>
+        <w:t>(D)fame</w:t>
+      </w:r>
+      <w:r>
+        <w:rPr>
+          <w:rFonts w:hint="eastAsia"/>
+          <w:highlight w:val="yellow"/>
+        </w:rPr>
+        <w:t>聲譽</w:t>
+      </w:r>
+    </w:p>
+    <w:p>
+      <w:r>
+        <w:t>Institution n.</w:t>
+      </w:r>
+      <w:r>
+        <w:rPr>
+          <w:rFonts w:hint="eastAsia"/>
+        </w:rPr>
+        <w:t>機構、</w:t>
+      </w:r>
+      <w:r>
+        <w:t>gain</w:t>
+      </w:r>
+      <w:r>
+        <w:rPr>
+          <w:rFonts w:hint="eastAsia"/>
+        </w:rPr>
+        <w:t xml:space="preserve"> v</w:t>
+      </w:r>
+      <w:r>
+        <w:t>.</w:t>
+      </w:r>
+      <w:r>
+        <w:rPr>
+          <w:rFonts w:hint="eastAsia"/>
+        </w:rPr>
+        <w:t>獲得、</w:t>
+      </w:r>
+      <w:r>
+        <w:t>well-deserved</w:t>
+      </w:r>
+      <w:r>
+        <w:rPr>
+          <w:rFonts w:hint="eastAsia"/>
+        </w:rPr>
+        <w:t>應得的</w:t>
+      </w:r>
+      <w:r>
+        <w:rPr>
+          <w:rFonts w:hint="eastAsia"/>
+        </w:rPr>
+        <w:t>(</w:t>
+      </w:r>
+      <w:r>
+        <w:rPr>
+          <w:rFonts w:hint="eastAsia"/>
+        </w:rPr>
+        <w:t>副詞搭配過去分詞</w:t>
+      </w:r>
+      <w:r>
+        <w:rPr>
+          <w:rFonts w:hint="eastAsia"/>
+        </w:rPr>
+        <w:t xml:space="preserve"> </w:t>
+      </w:r>
+      <w:r>
+        <w:t>-&gt;</w:t>
+      </w:r>
+      <w:r>
+        <w:rPr>
+          <w:rFonts w:hint="eastAsia"/>
+        </w:rPr>
+        <w:t>形容詞</w:t>
+      </w:r>
+      <w:r>
+        <w:rPr>
+          <w:rFonts w:hint="eastAsia"/>
+        </w:rPr>
+        <w:t>)</w:t>
+      </w:r>
+      <w:r>
+        <w:rPr>
+          <w:rFonts w:hint="eastAsia"/>
+        </w:rPr>
+        <w:t>、</w:t>
+      </w:r>
+      <w:r>
+        <w:t>obtain</w:t>
+      </w:r>
+      <w:r>
+        <w:rPr>
+          <w:rFonts w:hint="eastAsia"/>
+        </w:rPr>
+        <w:t xml:space="preserve"> </w:t>
+      </w:r>
+      <w:r>
+        <w:t>v.</w:t>
+      </w:r>
+      <w:r>
+        <w:rPr>
+          <w:rFonts w:hint="eastAsia"/>
+        </w:rPr>
+        <w:t>獲得、</w:t>
+      </w:r>
+      <w:r>
+        <w:t>license</w:t>
+      </w:r>
+      <w:r>
+        <w:rPr>
+          <w:rFonts w:hint="eastAsia"/>
+        </w:rPr>
+        <w:t xml:space="preserve"> </w:t>
+      </w:r>
+      <w:r>
+        <w:t>n.</w:t>
+      </w:r>
+      <w:r>
+        <w:rPr>
+          <w:rFonts w:hint="eastAsia"/>
+        </w:rPr>
+        <w:t>證照</w:t>
+      </w:r>
+    </w:p>
+    <w:p/>
+    <w:p>
+      <w:proofErr w:type="spellStart"/>
+      <w:r>
+        <w:rPr>
+          <w:rFonts w:hint="eastAsia"/>
+        </w:rPr>
         <w:t>S</w:t>
       </w:r>
       <w:r>
-        <w:t>truck</w:t>
-      </w:r>
-      <w:r>
-        <w:t xml:space="preserve"> v.</w:t>
-      </w:r>
-      <w:r>
-        <w:rPr>
-          <w:rFonts w:hint="eastAsia"/>
-        </w:rPr>
-        <w:t>打擊</w:t>
-      </w:r>
-      <w:r>
-        <w:rPr>
-          <w:rFonts w:hint="eastAsia"/>
-        </w:rPr>
+        <w:t>+help</w:t>
+      </w:r>
+      <w:proofErr w:type="spellEnd"/>
+      <w:r>
+        <w:t>+</w:t>
+      </w:r>
+      <w:r>
+        <w:rPr>
+          <w:rFonts w:hint="eastAsia"/>
+        </w:rPr>
+        <w:t>受詞</w:t>
+      </w:r>
+      <w:r>
+        <w:rPr>
+          <w:rFonts w:hint="eastAsia"/>
+        </w:rPr>
+        <w:t>+</w:t>
+      </w:r>
+      <w:r>
+        <w:t>to</w:t>
+      </w:r>
+      <w:r>
+        <w:rPr>
+          <w:rFonts w:hint="eastAsia"/>
+        </w:rPr>
+        <w:t>原型</w:t>
+      </w:r>
+      <w:r>
+        <w:rPr>
+          <w:rFonts w:hint="eastAsia"/>
+        </w:rPr>
+        <w:t>V</w:t>
+      </w:r>
+      <w:r>
         <w:t>/</w:t>
       </w:r>
       <w:r>
         <w:rPr>
           <w:rFonts w:hint="eastAsia"/>
         </w:rPr>
-        <w:t>侵襲、</w:t>
-      </w:r>
-      <w:r>
-        <w:rPr>
-          <w:rFonts w:hint="eastAsia"/>
+        <w:t>原型</w:t>
+      </w:r>
+      <w:r>
+        <w:rPr>
+          <w:rFonts w:hint="eastAsia"/>
+        </w:rPr>
+        <w:t>V</w:t>
+      </w:r>
+      <w:r>
+        <w:t>:</w:t>
+      </w:r>
+    </w:p>
+    <w:p>
+      <w:r>
+        <w:t>I help my students to get/get their dream score.</w:t>
+      </w:r>
+      <w:r>
+        <w:rPr>
+          <w:rFonts w:hint="eastAsia"/>
+        </w:rPr>
+        <w:t>我幫學生們取得夢想分數</w:t>
+      </w:r>
+    </w:p>
+    <w:p>
+      <w:r>
+        <w:t>Reputation = fame</w:t>
+      </w:r>
+      <w:r>
+        <w:rPr>
+          <w:rFonts w:hint="eastAsia"/>
+        </w:rPr>
+        <w:t>聲譽</w:t>
+      </w:r>
+    </w:p>
+    <w:p/>
+    <w:p>
+      <w:r>
+        <w:t xml:space="preserve">The foreman ordered the construction workers to clear the </w:t>
+      </w:r>
+      <w:r>
+        <w:rPr>
+          <w:highlight w:val="yellow"/>
+        </w:rPr>
+        <w:t>passage</w:t>
+      </w:r>
+      <w:r>
+        <w:t xml:space="preserve"> for the heavy vehicles to get </w:t>
+      </w:r>
+      <w:proofErr w:type="gramStart"/>
+      <w:r>
+        <w:t>through.(</w:t>
+      </w:r>
+      <w:proofErr w:type="gramEnd"/>
+      <w:r>
+        <w:t>A)past</w:t>
+      </w:r>
+      <w:r>
+        <w:rPr>
+          <w:rFonts w:hint="eastAsia"/>
+        </w:rPr>
+        <w:t>過去</w:t>
+      </w:r>
+      <w:r>
+        <w:t>(B)pass</w:t>
+      </w:r>
+      <w:r>
+        <w:rPr>
+          <w:rFonts w:hint="eastAsia"/>
+        </w:rPr>
+        <w:t>通行證</w:t>
+      </w:r>
+      <w:r>
+        <w:rPr>
+          <w:highlight w:val="yellow"/>
+        </w:rPr>
+        <w:t>(C)passage</w:t>
+      </w:r>
+      <w:r>
+        <w:rPr>
+          <w:rFonts w:hint="eastAsia"/>
+          <w:highlight w:val="yellow"/>
+        </w:rPr>
+        <w:t>文章</w:t>
+      </w:r>
+      <w:r>
+        <w:rPr>
+          <w:rFonts w:hint="eastAsia"/>
+          <w:highlight w:val="yellow"/>
+        </w:rPr>
+        <w:t>/</w:t>
+      </w:r>
+      <w:r>
+        <w:rPr>
+          <w:rFonts w:hint="eastAsia"/>
+          <w:highlight w:val="yellow"/>
+        </w:rPr>
+        <w:t>通道</w:t>
+      </w:r>
+      <w:r>
+        <w:t>(D)passing.</w:t>
+      </w:r>
+      <w:r>
+        <w:rPr>
+          <w:rFonts w:hint="eastAsia"/>
+        </w:rPr>
+        <w:t>通過</w:t>
+      </w:r>
+    </w:p>
+    <w:p/>
+    <w:p>
+      <w:r>
+        <w:t>F</w:t>
+      </w:r>
+      <w:r>
+        <w:t>oreman</w:t>
+      </w:r>
+      <w:r>
+        <w:t xml:space="preserve"> n.</w:t>
+      </w:r>
+      <w:r>
+        <w:rPr>
+          <w:rFonts w:hint="eastAsia"/>
+        </w:rPr>
+        <w:t>工地主任、</w:t>
+      </w:r>
+      <w:r>
+        <w:t>ordered</w:t>
+      </w:r>
+      <w:r>
+        <w:rPr>
+          <w:rFonts w:hint="eastAsia"/>
+        </w:rPr>
+        <w:t xml:space="preserve"> </w:t>
+      </w:r>
+      <w:r>
+        <w:t>v.</w:t>
+      </w:r>
+      <w:r>
+        <w:rPr>
+          <w:rFonts w:hint="eastAsia"/>
+        </w:rPr>
+        <w:t>命令、</w:t>
+      </w:r>
+      <w:r>
+        <w:t>construction</w:t>
+      </w:r>
+      <w:r>
+        <w:rPr>
+          <w:rFonts w:hint="eastAsia"/>
+        </w:rPr>
+        <w:t xml:space="preserve"> </w:t>
+      </w:r>
+      <w:r>
+        <w:t>n.</w:t>
+      </w:r>
+      <w:r>
+        <w:rPr>
+          <w:rFonts w:hint="eastAsia"/>
+        </w:rPr>
+        <w:t>建築、</w:t>
+      </w:r>
+      <w:r>
+        <w:rPr>
+          <w:rFonts w:hint="eastAsia"/>
+        </w:rPr>
+        <w:t xml:space="preserve"> </w:t>
+      </w:r>
+      <w:r>
+        <w:t>get through</w:t>
+      </w:r>
+      <w:r>
+        <w:rPr>
+          <w:rFonts w:hint="eastAsia"/>
+        </w:rPr>
+        <w:t>通過</w:t>
+      </w:r>
+    </w:p>
+    <w:p/>
+    <w:p/>
+    <w:p/>
+    <w:p>
+      <w:r>
+        <w:lastRenderedPageBreak/>
+        <w:t xml:space="preserve">All fans are eagerly waiting for the </w:t>
+      </w:r>
+      <w:r>
+        <w:rPr>
+          <w:highlight w:val="yellow"/>
+        </w:rPr>
+        <w:t>debut</w:t>
+      </w:r>
+      <w:r>
+        <w:t xml:space="preserve"> of the third sequel of Fast and Famous.</w:t>
+      </w:r>
+    </w:p>
+    <w:p>
+      <w:r>
+        <w:rPr>
+          <w:highlight w:val="yellow"/>
+        </w:rPr>
+        <w:t>(A)debut</w:t>
+      </w:r>
+      <w:r>
+        <w:rPr>
+          <w:rFonts w:hint="eastAsia"/>
+          <w:highlight w:val="yellow"/>
+        </w:rPr>
+        <w:t>首映</w:t>
+      </w:r>
+      <w:r>
+        <w:t>(B)commercialization</w:t>
+      </w:r>
+      <w:r>
+        <w:rPr>
+          <w:rFonts w:hint="eastAsia"/>
+        </w:rPr>
+        <w:t>商業化</w:t>
+      </w:r>
+      <w:r>
+        <w:t>(C)recall</w:t>
+      </w:r>
+      <w:r>
+        <w:rPr>
+          <w:rFonts w:hint="eastAsia"/>
+        </w:rPr>
+        <w:t>回憶、召回</w:t>
+      </w:r>
+      <w:r>
+        <w:t>(D)strolling</w:t>
+      </w:r>
+      <w:r>
+        <w:rPr>
+          <w:rFonts w:hint="eastAsia"/>
+        </w:rPr>
+        <w:t xml:space="preserve"> </w:t>
+      </w:r>
+      <w:r>
+        <w:t>v.</w:t>
+      </w:r>
+      <w:r>
+        <w:rPr>
+          <w:rFonts w:hint="eastAsia"/>
+        </w:rPr>
+        <w:t>散步</w:t>
+      </w:r>
+    </w:p>
+    <w:p/>
+    <w:p>
+      <w:r>
+        <w:t>E</w:t>
+      </w:r>
+      <w:r>
+        <w:t>agerly</w:t>
+      </w:r>
+      <w:r>
+        <w:t xml:space="preserve"> adv </w:t>
+      </w:r>
+      <w:r>
+        <w:rPr>
+          <w:rFonts w:hint="eastAsia"/>
+        </w:rPr>
+        <w:t>熱切</w:t>
+      </w:r>
+      <w:r>
+        <w:rPr>
+          <w:rFonts w:hint="eastAsia"/>
+        </w:rPr>
+        <w:t>/</w:t>
+      </w:r>
+      <w:r>
+        <w:rPr>
+          <w:rFonts w:hint="eastAsia"/>
+        </w:rPr>
+        <w:t>渴望、</w:t>
+      </w:r>
+      <w:r>
+        <w:t>sequel</w:t>
+      </w:r>
+      <w:r>
+        <w:rPr>
+          <w:rFonts w:hint="eastAsia"/>
+        </w:rPr>
+        <w:t xml:space="preserve"> </w:t>
+      </w:r>
+      <w:r>
+        <w:t>n.</w:t>
+      </w:r>
+      <w:r>
+        <w:rPr>
+          <w:rFonts w:hint="eastAsia"/>
+        </w:rPr>
+        <w:t>續集</w:t>
+      </w:r>
+      <w:r>
+        <w:rPr>
+          <w:rFonts w:hint="eastAsia"/>
+        </w:rPr>
+        <w:t>/</w:t>
+      </w:r>
+      <w:r>
+        <w:rPr>
+          <w:rFonts w:hint="eastAsia"/>
+        </w:rPr>
+        <w:t>後果</w:t>
+      </w:r>
+      <w:r>
+        <w:rPr>
+          <w:rFonts w:hint="eastAsia"/>
+        </w:rPr>
+        <w:t>、</w:t>
+      </w:r>
+      <w:r>
+        <w:t>Strollers</w:t>
+      </w:r>
+      <w:r>
+        <w:rPr>
+          <w:rFonts w:hint="eastAsia"/>
+        </w:rPr>
+        <w:t>嬰兒推車、</w:t>
+      </w:r>
+      <w:r>
+        <w:t xml:space="preserve">Pet </w:t>
+      </w:r>
+      <w:proofErr w:type="spellStart"/>
+      <w:r>
+        <w:t>strokkers</w:t>
+      </w:r>
+      <w:proofErr w:type="spellEnd"/>
+      <w:r>
+        <w:rPr>
+          <w:rFonts w:hint="eastAsia"/>
+        </w:rPr>
+        <w:t>寵物推車</w:t>
+      </w:r>
+      <w:r>
+        <w:rPr>
+          <w:rFonts w:hint="eastAsia"/>
+        </w:rPr>
+        <w:t>、</w:t>
+      </w:r>
+      <w:r>
+        <w:t xml:space="preserve"> engine</w:t>
+      </w:r>
+      <w:r>
+        <w:rPr>
+          <w:rFonts w:hint="eastAsia"/>
+        </w:rPr>
+        <w:t>引擎、</w:t>
+      </w:r>
+      <w:r>
+        <w:rPr>
+          <w:rFonts w:hint="eastAsia"/>
+        </w:rPr>
+        <w:t>f</w:t>
+      </w:r>
+      <w:r>
+        <w:t>ault n.</w:t>
+      </w:r>
+      <w:r>
+        <w:rPr>
+          <w:rFonts w:hint="eastAsia"/>
+        </w:rPr>
+        <w:t>過錯</w:t>
+      </w:r>
+      <w:r>
+        <w:rPr>
+          <w:rFonts w:hint="eastAsia"/>
+        </w:rPr>
+        <w:t>/</w:t>
+      </w:r>
+      <w:r>
+        <w:rPr>
+          <w:rFonts w:hint="eastAsia"/>
+        </w:rPr>
+        <w:t>責任</w:t>
+      </w:r>
+      <w:r>
+        <w:rPr>
+          <w:rFonts w:hint="eastAsia"/>
+        </w:rPr>
+        <w:t>/</w:t>
+      </w:r>
+      <w:r>
+        <w:rPr>
+          <w:rFonts w:hint="eastAsia"/>
+        </w:rPr>
+        <w:t>缺點</w:t>
+      </w:r>
+    </w:p>
+    <w:p>
+      <w:pPr>
+        <w:rPr>
+          <w:rFonts w:hint="eastAsia"/>
+        </w:rPr>
+      </w:pPr>
+    </w:p>
+    <w:p>
+      <w:r>
+        <w:rPr>
+          <w:highlight w:val="yellow"/>
+        </w:rPr>
+        <w:t>Trusted</w:t>
+      </w:r>
+      <w:r>
+        <w:rPr>
+          <w:rFonts w:hint="eastAsia"/>
+        </w:rPr>
+        <w:t xml:space="preserve"> </w:t>
+      </w:r>
+      <w:r>
+        <w:rPr>
+          <w:rFonts w:hint="eastAsia"/>
+        </w:rPr>
+        <w:t>t</w:t>
+      </w:r>
+      <w:r>
+        <w:t xml:space="preserve">o complete the task in a timely </w:t>
+      </w:r>
+      <w:proofErr w:type="spellStart"/>
+      <w:proofErr w:type="gramStart"/>
+      <w:r>
+        <w:t>manner,Miss</w:t>
+      </w:r>
+      <w:proofErr w:type="spellEnd"/>
+      <w:proofErr w:type="gramEnd"/>
+      <w:r>
+        <w:t xml:space="preserve"> Susannah worked around the clock to live up to expectations.(A)Trusting</w:t>
+      </w:r>
+      <w:r>
+        <w:rPr>
+          <w:rFonts w:hint="eastAsia"/>
+        </w:rPr>
+        <w:t>相信</w:t>
+      </w:r>
+      <w:r>
+        <w:t>(B)Trustee</w:t>
+      </w:r>
+      <w:r>
+        <w:rPr>
+          <w:rFonts w:hint="eastAsia"/>
+        </w:rPr>
+        <w:t>受託人</w:t>
+      </w:r>
+      <w:r>
+        <w:rPr>
+          <w:highlight w:val="yellow"/>
+        </w:rPr>
+        <w:t>(C)Trusted</w:t>
+      </w:r>
+      <w:r>
+        <w:t>(D)Trust</w:t>
+      </w:r>
+      <w:r>
+        <w:rPr>
+          <w:rFonts w:hint="eastAsia"/>
+        </w:rPr>
+        <w:t>信任</w:t>
+      </w:r>
+    </w:p>
+    <w:p/>
+    <w:p>
+      <w:r>
+        <w:t>Timely adj</w:t>
+      </w:r>
+      <w:r>
+        <w:rPr>
+          <w:rFonts w:hint="eastAsia"/>
+        </w:rPr>
+        <w:t>準時、</w:t>
+      </w:r>
+      <w:r>
+        <w:t>manner n.</w:t>
+      </w:r>
+      <w:r>
+        <w:rPr>
+          <w:rFonts w:hint="eastAsia"/>
+        </w:rPr>
+        <w:t>方式</w:t>
+      </w:r>
+      <w:r>
+        <w:rPr>
+          <w:rFonts w:hint="eastAsia"/>
+        </w:rPr>
+        <w:t>/</w:t>
+      </w:r>
+      <w:r>
+        <w:rPr>
+          <w:rFonts w:hint="eastAsia"/>
+        </w:rPr>
+        <w:t>態度</w:t>
+      </w:r>
+      <w:r>
+        <w:rPr>
+          <w:rFonts w:hint="eastAsia"/>
+        </w:rPr>
+        <w:t>、</w:t>
+      </w:r>
+      <w:r>
+        <w:t>around the clock</w:t>
+      </w:r>
+      <w:r>
+        <w:rPr>
+          <w:rFonts w:hint="eastAsia"/>
+        </w:rPr>
+        <w:t xml:space="preserve"> 24</w:t>
+      </w:r>
+      <w:r>
+        <w:rPr>
+          <w:rFonts w:hint="eastAsia"/>
+        </w:rPr>
+        <w:t>小時、</w:t>
+      </w:r>
+      <w:r>
+        <w:t>live up to</w:t>
+      </w:r>
+      <w:r>
+        <w:rPr>
+          <w:rFonts w:hint="eastAsia"/>
+        </w:rPr>
+        <w:t xml:space="preserve"> </w:t>
+      </w:r>
+      <w:r>
+        <w:rPr>
+          <w:rFonts w:hint="eastAsia"/>
+        </w:rPr>
+        <w:t>達成</w:t>
+      </w:r>
+      <w:r>
+        <w:rPr>
+          <w:rFonts w:hint="eastAsia"/>
+        </w:rPr>
+        <w:t>/</w:t>
+      </w:r>
+      <w:r>
+        <w:rPr>
+          <w:rFonts w:hint="eastAsia"/>
+        </w:rPr>
+        <w:t>不辜負</w:t>
+      </w:r>
+      <w:r>
+        <w:rPr>
+          <w:rFonts w:hint="eastAsia"/>
+        </w:rPr>
+        <w:t>.</w:t>
+      </w:r>
+      <w:proofErr w:type="gramStart"/>
+      <w:r>
+        <w:t>.</w:t>
+      </w:r>
+      <w:r>
+        <w:rPr>
+          <w:rFonts w:hint="eastAsia"/>
+        </w:rPr>
+        <w:t>、</w:t>
+      </w:r>
+      <w:proofErr w:type="gramEnd"/>
+      <w:r>
+        <w:t>expectations</w:t>
+      </w:r>
+      <w:r>
+        <w:t xml:space="preserve"> n.</w:t>
+      </w:r>
+      <w:r>
+        <w:rPr>
+          <w:rFonts w:hint="eastAsia"/>
+        </w:rPr>
+        <w:t>期望</w:t>
+      </w:r>
+    </w:p>
+    <w:p/>
+    <w:p>
+      <w:r>
+        <w:rPr>
+          <w:rFonts w:hint="eastAsia"/>
+        </w:rPr>
+        <w:t>不是</w:t>
+      </w:r>
+      <w:r>
+        <w:rPr>
+          <w:rFonts w:hint="eastAsia"/>
+        </w:rPr>
+        <w:t>a</w:t>
+      </w:r>
+      <w:r>
+        <w:rPr>
+          <w:rFonts w:hint="eastAsia"/>
+        </w:rPr>
+        <w:t>，因為</w:t>
+      </w:r>
+      <w:r>
+        <w:t>Trusting</w:t>
+      </w:r>
+      <w:r>
+        <w:rPr>
+          <w:rFonts w:hint="eastAsia"/>
+        </w:rPr>
+        <w:t>_</w:t>
+      </w:r>
+      <w:proofErr w:type="gramStart"/>
+      <w:r>
+        <w:rPr>
+          <w:rFonts w:hint="eastAsia"/>
+        </w:rPr>
+        <w:t>某人，</w:t>
+      </w:r>
+      <w:proofErr w:type="gramEnd"/>
+      <w:r>
+        <w:rPr>
+          <w:rFonts w:hint="eastAsia"/>
+        </w:rPr>
+        <w:t>不會有</w:t>
+      </w:r>
+      <w:r>
+        <w:rPr>
+          <w:rFonts w:hint="eastAsia"/>
+        </w:rPr>
+        <w:t>t</w:t>
+      </w:r>
+      <w:r>
+        <w:t>o V</w:t>
+      </w:r>
+    </w:p>
+    <w:p>
+      <w:proofErr w:type="spellStart"/>
+      <w:proofErr w:type="gramStart"/>
+      <w:r>
+        <w:t>Ex:Trusting</w:t>
+      </w:r>
+      <w:proofErr w:type="spellEnd"/>
+      <w:proofErr w:type="gramEnd"/>
+      <w:r>
+        <w:t xml:space="preserve"> your family is important.</w:t>
+      </w:r>
+    </w:p>
+    <w:p/>
+    <w:p>
+      <w:r>
+        <w:t xml:space="preserve">Your trust that Chris will back you up </w:t>
+      </w:r>
+      <w:r>
+        <w:rPr>
+          <w:rFonts w:hint="eastAsia"/>
+        </w:rPr>
+        <w:t>支持</w:t>
+      </w:r>
+      <w:r>
+        <w:rPr>
+          <w:rFonts w:hint="eastAsia"/>
+        </w:rPr>
+        <w:t xml:space="preserve"> </w:t>
+      </w:r>
+      <w:r>
+        <w:t>always.</w:t>
+      </w:r>
+    </w:p>
+    <w:p>
+      <w:pPr>
+        <w:rPr>
+          <w:rFonts w:hint="eastAsia"/>
+        </w:rPr>
+      </w:pPr>
+    </w:p>
+    <w:p>
+      <w:r>
+        <w:rPr>
+          <w:strike/>
+        </w:rPr>
+        <w:t xml:space="preserve">Because </w:t>
+      </w:r>
+      <w:r>
+        <w:rPr>
+          <w:strike/>
+        </w:rPr>
+        <w:t>Miss Susannah</w:t>
+      </w:r>
+      <w:r>
+        <w:t xml:space="preserve"> </w:t>
+      </w:r>
+      <w:r>
+        <w:rPr>
+          <w:strike/>
+        </w:rPr>
+        <w:t>was</w:t>
+      </w:r>
+      <w:r>
+        <w:t xml:space="preserve"> trusted </w:t>
+      </w:r>
+      <w:r>
+        <w:rPr>
+          <w:rFonts w:hint="eastAsia"/>
+        </w:rPr>
+        <w:t>t</w:t>
+      </w:r>
+      <w:r>
+        <w:t xml:space="preserve">o complete the task in a timely </w:t>
+      </w:r>
+      <w:proofErr w:type="spellStart"/>
+      <w:proofErr w:type="gramStart"/>
+      <w:r>
+        <w:t>manner,</w:t>
+      </w:r>
+      <w:r>
+        <w:t>she</w:t>
+      </w:r>
+      <w:proofErr w:type="spellEnd"/>
+      <w:proofErr w:type="gramEnd"/>
+      <w:r>
+        <w:t xml:space="preserve"> </w:t>
+      </w:r>
+      <w:r>
+        <w:t>worked around the clock to live up to expectations</w:t>
+      </w:r>
+      <w:r>
+        <w:t>.</w:t>
+      </w:r>
+    </w:p>
+    <w:p>
+      <w:r>
+        <w:rPr>
+          <w:rFonts w:hint="eastAsia"/>
+        </w:rPr>
+        <w:t>-</w:t>
+      </w:r>
+      <w:r>
+        <w:t>&gt;</w:t>
+      </w:r>
+      <w:r>
+        <w:rPr>
+          <w:rFonts w:hint="eastAsia"/>
+        </w:rPr>
+        <w:t>因此答案是</w:t>
+      </w:r>
+      <w:r>
+        <w:rPr>
+          <w:highlight w:val="yellow"/>
+        </w:rPr>
+        <w:t>Trusted</w:t>
+      </w:r>
+    </w:p>
+    <w:p/>
+    <w:p>
+      <w:proofErr w:type="gramStart"/>
+      <w:r>
+        <w:rPr>
+          <w:highlight w:val="yellow"/>
+        </w:rPr>
+        <w:t xml:space="preserve">When </w:t>
+      </w:r>
+      <w:r>
+        <w:t xml:space="preserve"> b</w:t>
+      </w:r>
+      <w:r>
+        <w:t>eing</w:t>
+      </w:r>
+      <w:proofErr w:type="gramEnd"/>
+      <w:r>
+        <w:t xml:space="preserve"> interviewed for a </w:t>
+      </w:r>
+      <w:proofErr w:type="spellStart"/>
+      <w:r>
+        <w:t>position,be</w:t>
+      </w:r>
+      <w:proofErr w:type="spellEnd"/>
+      <w:r>
+        <w:t xml:space="preserve"> sure to be honest and put your best foot forward.</w:t>
+      </w:r>
+    </w:p>
+    <w:p>
+      <w:r>
+        <w:t>(A)During</w:t>
+      </w:r>
+      <w:r>
+        <w:t xml:space="preserve"> prep</w:t>
+      </w:r>
+      <w:r>
+        <w:rPr>
+          <w:rFonts w:hint="eastAsia"/>
+        </w:rPr>
+        <w:t>在</w:t>
+      </w:r>
+      <w:r>
+        <w:rPr>
+          <w:rFonts w:hint="eastAsia"/>
+        </w:rPr>
+        <w:t>.</w:t>
+      </w:r>
+      <w:r>
+        <w:t>.</w:t>
+      </w:r>
+      <w:r>
+        <w:rPr>
+          <w:rFonts w:hint="eastAsia"/>
+        </w:rPr>
+        <w:t>時</w:t>
+      </w:r>
+      <w:r>
+        <w:rPr>
+          <w:highlight w:val="yellow"/>
+        </w:rPr>
+        <w:t>(B)When</w:t>
+      </w:r>
+      <w:r>
+        <w:rPr>
+          <w:highlight w:val="yellow"/>
+        </w:rPr>
+        <w:t xml:space="preserve"> </w:t>
+      </w:r>
+      <w:proofErr w:type="spellStart"/>
+      <w:r>
+        <w:rPr>
+          <w:highlight w:val="yellow"/>
+        </w:rPr>
+        <w:t>conj</w:t>
+      </w:r>
+      <w:proofErr w:type="spellEnd"/>
+      <w:r>
+        <w:rPr>
+          <w:highlight w:val="yellow"/>
+        </w:rPr>
+        <w:t xml:space="preserve"> </w:t>
+      </w:r>
+      <w:r>
+        <w:rPr>
+          <w:rFonts w:hint="eastAsia"/>
+          <w:highlight w:val="yellow"/>
+        </w:rPr>
+        <w:t>當</w:t>
+      </w:r>
+      <w:r>
+        <w:t>(C)Whatever</w:t>
+      </w:r>
+      <w:r>
+        <w:rPr>
+          <w:rFonts w:hint="eastAsia"/>
+        </w:rPr>
+        <w:t xml:space="preserve"> </w:t>
+      </w:r>
+      <w:proofErr w:type="spellStart"/>
+      <w:r>
+        <w:t>conj</w:t>
+      </w:r>
+      <w:proofErr w:type="spellEnd"/>
+      <w:r>
+        <w:rPr>
+          <w:rFonts w:hint="eastAsia"/>
+        </w:rPr>
+        <w:t xml:space="preserve"> </w:t>
+      </w:r>
+      <w:r>
+        <w:rPr>
+          <w:rFonts w:hint="eastAsia"/>
+        </w:rPr>
+        <w:t>無論什麼</w:t>
+      </w:r>
+      <w:r>
+        <w:t>(D)concurrently</w:t>
+      </w:r>
+      <w:r>
+        <w:rPr>
+          <w:rFonts w:hint="eastAsia"/>
+        </w:rPr>
+        <w:t xml:space="preserve"> </w:t>
+      </w:r>
+      <w:r>
+        <w:t>Adv</w:t>
+      </w:r>
+      <w:r>
+        <w:rPr>
+          <w:rFonts w:hint="eastAsia"/>
+        </w:rPr>
+        <w:t>同時</w:t>
+      </w:r>
+    </w:p>
+    <w:p>
+      <w:r>
+        <w:t>be sure to</w:t>
+      </w:r>
+      <w:r>
+        <w:t xml:space="preserve"> </w:t>
+      </w:r>
+      <w:r>
+        <w:rPr>
+          <w:rFonts w:hint="eastAsia"/>
+        </w:rPr>
+        <w:t>記得要、</w:t>
+      </w:r>
+      <w:r>
+        <w:t>put your best foot forward.</w:t>
+      </w:r>
+      <w:r>
+        <w:rPr>
+          <w:rFonts w:hint="eastAsia"/>
+        </w:rPr>
+        <w:t xml:space="preserve"> </w:t>
+      </w:r>
+      <w:r>
+        <w:rPr>
+          <w:rFonts w:hint="eastAsia"/>
+        </w:rPr>
+        <w:t>呈現你最好的一面</w:t>
+      </w:r>
+    </w:p>
+    <w:p>
+      <w:pPr>
+        <w:rPr>
+          <w:rFonts w:hint="eastAsia"/>
+        </w:rPr>
+      </w:pPr>
+    </w:p>
+    <w:p>
+      <w:r>
+        <w:rPr>
+          <w:rFonts w:hint="eastAsia"/>
+        </w:rPr>
+        <w:t>不是</w:t>
+      </w:r>
+      <w:r>
+        <w:rPr>
+          <w:rFonts w:hint="eastAsia"/>
+        </w:rPr>
+        <w:t>a</w:t>
+      </w:r>
+      <w:r>
+        <w:rPr>
+          <w:rFonts w:hint="eastAsia"/>
+        </w:rPr>
+        <w:t>，介係詞後會加名詞而不是動名詞</w:t>
+      </w:r>
+    </w:p>
+    <w:p>
+      <w:r>
+        <w:t xml:space="preserve">During an </w:t>
+      </w:r>
+      <w:proofErr w:type="gramStart"/>
+      <w:r>
+        <w:t>interview..</w:t>
+      </w:r>
+      <w:proofErr w:type="gramEnd"/>
+      <w:r>
+        <w:t>/During classes…/During Christmas..</w:t>
+      </w:r>
+    </w:p>
+    <w:p>
+      <w:r>
+        <w:rPr>
+          <w:rFonts w:hint="eastAsia"/>
+        </w:rPr>
+        <w:t>不是</w:t>
+      </w:r>
+      <w:r>
+        <w:rPr>
+          <w:rFonts w:hint="eastAsia"/>
+        </w:rPr>
+        <w:t>d</w:t>
+      </w:r>
+      <w:r>
+        <w:rPr>
+          <w:rFonts w:hint="eastAsia"/>
+        </w:rPr>
+        <w:t>，需要主詞而不是副詞</w:t>
+      </w:r>
+    </w:p>
+    <w:p>
+      <w:r>
+        <w:rPr>
+          <w:rFonts w:hint="eastAsia"/>
+        </w:rPr>
+        <w:t>不是</w:t>
+      </w:r>
+      <w:r>
+        <w:rPr>
+          <w:rFonts w:hint="eastAsia"/>
+        </w:rPr>
+        <w:t>c</w:t>
+      </w:r>
+      <w:r>
+        <w:rPr>
+          <w:rFonts w:hint="eastAsia"/>
+        </w:rPr>
+        <w:t>，</w:t>
+      </w:r>
+      <w:r>
+        <w:t>Whatever</w:t>
+      </w:r>
+      <w:r>
+        <w:rPr>
+          <w:rFonts w:hint="eastAsia"/>
+        </w:rPr>
+        <w:t>要接</w:t>
+      </w:r>
+      <w:r>
+        <w:rPr>
+          <w:rFonts w:hint="eastAsia"/>
+        </w:rPr>
+        <w:t>S</w:t>
+      </w:r>
+      <w:r>
+        <w:t>+V</w:t>
+      </w:r>
+    </w:p>
+    <w:p/>
+    <w:p>
+      <w:r>
+        <w:rPr>
+          <w:rFonts w:hint="eastAsia"/>
+        </w:rPr>
+        <w:t>簡化之前的副詞子句和主要子句</w:t>
+      </w:r>
+      <w:r>
+        <w:rPr>
+          <w:rFonts w:hint="eastAsia"/>
+        </w:rPr>
+        <w:t>:</w:t>
+      </w:r>
+    </w:p>
+    <w:p>
+      <w:pPr>
+        <w:rPr>
+          <w:rFonts w:ascii="Roboto" w:hAnsi="Roboto"/>
+          <w:color w:val="0F0F0F"/>
+          <w:sz w:val="21"/>
+          <w:szCs w:val="21"/>
+          <w:shd w:val="clear" w:color="auto" w:fill="FFFFFF"/>
+        </w:rPr>
+      </w:pPr>
+      <w:r>
+        <w:rPr>
+          <w:rFonts w:ascii="Roboto" w:hAnsi="Roboto"/>
+          <w:color w:val="0F0F0F"/>
+          <w:sz w:val="21"/>
+          <w:szCs w:val="21"/>
+          <w:shd w:val="clear" w:color="auto" w:fill="FFFFFF"/>
+        </w:rPr>
+        <w:t>When you are being interviewed, you are sure to be honest and put your best foot forward.</w:t>
+      </w:r>
+    </w:p>
+    <w:p>
+      <w:pPr>
+        <w:rPr>
+          <w:rFonts w:ascii="Roboto" w:hAnsi="Roboto"/>
+          <w:color w:val="0F0F0F"/>
+          <w:sz w:val="21"/>
+          <w:szCs w:val="21"/>
+          <w:shd w:val="clear" w:color="auto" w:fill="FFFFFF"/>
+        </w:rPr>
+      </w:pPr>
+    </w:p>
+    <w:p>
+      <w:pPr>
+        <w:rPr>
+          <w:rFonts w:ascii="Roboto" w:hAnsi="Roboto"/>
+          <w:color w:val="0F0F0F"/>
+          <w:sz w:val="21"/>
+          <w:szCs w:val="21"/>
+          <w:shd w:val="clear" w:color="auto" w:fill="FFFFFF"/>
+        </w:rPr>
+      </w:pPr>
+    </w:p>
+    <w:p>
+      <w:pPr>
+        <w:rPr>
+          <w:rFonts w:ascii="Roboto" w:hAnsi="Roboto"/>
+          <w:color w:val="0F0F0F"/>
+          <w:sz w:val="21"/>
+          <w:szCs w:val="21"/>
+          <w:shd w:val="clear" w:color="auto" w:fill="FFFFFF"/>
+        </w:rPr>
+      </w:pPr>
+      <w:r>
+        <w:rPr>
+          <w:rFonts w:ascii="Roboto" w:hAnsi="Roboto" w:hint="eastAsia"/>
+          <w:color w:val="0F0F0F"/>
+          <w:sz w:val="21"/>
+          <w:szCs w:val="21"/>
+          <w:shd w:val="clear" w:color="auto" w:fill="FFFFFF"/>
+        </w:rPr>
+        <w:lastRenderedPageBreak/>
+        <w:t>N</w:t>
+      </w:r>
+      <w:r>
+        <w:rPr>
+          <w:rFonts w:ascii="Roboto" w:hAnsi="Roboto"/>
+          <w:color w:val="0F0F0F"/>
+          <w:sz w:val="21"/>
+          <w:szCs w:val="21"/>
+          <w:shd w:val="clear" w:color="auto" w:fill="FFFFFF"/>
+        </w:rPr>
+        <w:t xml:space="preserve">o one can </w:t>
+      </w:r>
+      <w:r>
+        <w:rPr>
+          <w:rFonts w:ascii="Roboto" w:hAnsi="Roboto"/>
+          <w:color w:val="0F0F0F"/>
+          <w:sz w:val="21"/>
+          <w:szCs w:val="21"/>
+          <w:highlight w:val="yellow"/>
+          <w:shd w:val="clear" w:color="auto" w:fill="FFFFFF"/>
+        </w:rPr>
+        <w:t>put up with</w:t>
+      </w:r>
+      <w:r>
+        <w:rPr>
+          <w:rFonts w:ascii="Roboto" w:hAnsi="Roboto"/>
+          <w:color w:val="0F0F0F"/>
+          <w:sz w:val="21"/>
+          <w:szCs w:val="21"/>
+          <w:shd w:val="clear" w:color="auto" w:fill="FFFFFF"/>
+        </w:rPr>
+        <w:t xml:space="preserve"> a colleague with bad attitude and self-centered thinking.</w:t>
+      </w:r>
+    </w:p>
+    <w:p>
+      <w:pPr>
+        <w:rPr>
+          <w:rFonts w:ascii="Roboto" w:hAnsi="Roboto"/>
+          <w:color w:val="0F0F0F"/>
+          <w:sz w:val="21"/>
+          <w:szCs w:val="21"/>
+          <w:shd w:val="clear" w:color="auto" w:fill="FFFFFF"/>
+        </w:rPr>
+      </w:pPr>
+      <w:r>
+        <w:rPr>
+          <w:rFonts w:ascii="Roboto" w:hAnsi="Roboto"/>
+          <w:color w:val="0F0F0F"/>
+          <w:sz w:val="21"/>
+          <w:szCs w:val="21"/>
+          <w:highlight w:val="yellow"/>
+          <w:shd w:val="clear" w:color="auto" w:fill="FFFFFF"/>
+        </w:rPr>
+        <w:t>(A)put up with</w:t>
+      </w:r>
+      <w:r>
+        <w:rPr>
+          <w:rFonts w:ascii="Roboto" w:hAnsi="Roboto" w:hint="eastAsia"/>
+          <w:color w:val="0F0F0F"/>
+          <w:sz w:val="21"/>
+          <w:szCs w:val="21"/>
+          <w:highlight w:val="yellow"/>
+          <w:shd w:val="clear" w:color="auto" w:fill="FFFFFF"/>
+        </w:rPr>
+        <w:t>容忍</w:t>
+      </w:r>
+      <w:r>
+        <w:rPr>
+          <w:rFonts w:ascii="Roboto" w:hAnsi="Roboto"/>
+          <w:color w:val="0F0F0F"/>
+          <w:sz w:val="21"/>
+          <w:szCs w:val="21"/>
+          <w:shd w:val="clear" w:color="auto" w:fill="FFFFFF"/>
+        </w:rPr>
+        <w:t>(B)look out for</w:t>
+      </w:r>
+      <w:r>
+        <w:rPr>
+          <w:rFonts w:ascii="Roboto" w:hAnsi="Roboto" w:hint="eastAsia"/>
+          <w:color w:val="0F0F0F"/>
+          <w:sz w:val="21"/>
+          <w:szCs w:val="21"/>
+          <w:shd w:val="clear" w:color="auto" w:fill="FFFFFF"/>
+        </w:rPr>
+        <w:t>留意</w:t>
+      </w:r>
+      <w:r>
+        <w:rPr>
+          <w:rFonts w:ascii="Roboto" w:hAnsi="Roboto"/>
+          <w:color w:val="0F0F0F"/>
+          <w:sz w:val="21"/>
+          <w:szCs w:val="21"/>
+          <w:shd w:val="clear" w:color="auto" w:fill="FFFFFF"/>
+        </w:rPr>
+        <w:t>(C)come up with</w:t>
+      </w:r>
+      <w:r>
+        <w:rPr>
+          <w:rFonts w:ascii="Roboto" w:hAnsi="Roboto" w:hint="eastAsia"/>
+          <w:color w:val="0F0F0F"/>
+          <w:sz w:val="21"/>
+          <w:szCs w:val="21"/>
+          <w:shd w:val="clear" w:color="auto" w:fill="FFFFFF"/>
+        </w:rPr>
+        <w:t>想出</w:t>
+      </w:r>
+      <w:r>
+        <w:rPr>
+          <w:rFonts w:ascii="Roboto" w:hAnsi="Roboto"/>
+          <w:color w:val="0F0F0F"/>
+          <w:sz w:val="21"/>
+          <w:szCs w:val="21"/>
+          <w:shd w:val="clear" w:color="auto" w:fill="FFFFFF"/>
+        </w:rPr>
+        <w:t>(D)keep up with</w:t>
+      </w:r>
+      <w:r>
+        <w:rPr>
+          <w:rFonts w:ascii="Roboto" w:hAnsi="Roboto" w:hint="eastAsia"/>
+          <w:color w:val="0F0F0F"/>
+          <w:sz w:val="21"/>
+          <w:szCs w:val="21"/>
+          <w:shd w:val="clear" w:color="auto" w:fill="FFFFFF"/>
+        </w:rPr>
+        <w:t>跟上</w:t>
+      </w:r>
+    </w:p>
+    <w:p>
+      <w:pPr>
+        <w:rPr>
+          <w:rFonts w:ascii="Roboto" w:hAnsi="Roboto"/>
+          <w:color w:val="0F0F0F"/>
+          <w:sz w:val="21"/>
+          <w:szCs w:val="21"/>
+          <w:shd w:val="clear" w:color="auto" w:fill="FFFFFF"/>
+        </w:rPr>
+      </w:pPr>
+      <w:r>
+        <w:rPr>
+          <w:rFonts w:ascii="Roboto" w:hAnsi="Roboto"/>
+          <w:color w:val="0F0F0F"/>
+          <w:sz w:val="21"/>
+          <w:szCs w:val="21"/>
+          <w:shd w:val="clear" w:color="auto" w:fill="FFFFFF"/>
+        </w:rPr>
+        <w:t>self-centered</w:t>
+      </w:r>
+      <w:r>
+        <w:rPr>
+          <w:rFonts w:ascii="Roboto" w:hAnsi="Roboto" w:hint="eastAsia"/>
+          <w:color w:val="0F0F0F"/>
+          <w:sz w:val="21"/>
+          <w:szCs w:val="21"/>
+          <w:shd w:val="clear" w:color="auto" w:fill="FFFFFF"/>
+        </w:rPr>
+        <w:t>自我中心、</w:t>
+      </w:r>
+      <w:r>
+        <w:rPr>
+          <w:rFonts w:ascii="Roboto" w:hAnsi="Roboto" w:hint="eastAsia"/>
+          <w:color w:val="0F0F0F"/>
+          <w:sz w:val="21"/>
+          <w:szCs w:val="21"/>
+          <w:shd w:val="clear" w:color="auto" w:fill="FFFFFF"/>
         </w:rPr>
         <w:t>s</w:t>
       </w:r>
       <w:r>
-        <w:t>truck</w:t>
-      </w:r>
-      <w:r>
-        <w:rPr>
-          <w:rFonts w:hint="eastAsia"/>
-        </w:rPr>
-        <w:t>是</w:t>
-      </w:r>
-      <w:r>
-        <w:rPr>
-          <w:rFonts w:hint="eastAsia"/>
-        </w:rPr>
-        <w:t>s</w:t>
-      </w:r>
-      <w:r>
-        <w:t>trike</w:t>
-      </w:r>
-      <w:r>
-        <w:rPr>
-          <w:rFonts w:hint="eastAsia"/>
-        </w:rPr>
-        <w:t>的過去式</w:t>
-      </w:r>
-      <w:r>
-        <w:rPr>
-          <w:rFonts w:hint="eastAsia"/>
+        <w:rPr>
+          <w:rFonts w:ascii="Roboto" w:hAnsi="Roboto"/>
+          <w:color w:val="0F0F0F"/>
+          <w:sz w:val="21"/>
+          <w:szCs w:val="21"/>
+          <w:shd w:val="clear" w:color="auto" w:fill="FFFFFF"/>
+        </w:rPr>
+        <w:t xml:space="preserve">elfish = egocentric = egotistic </w:t>
+      </w:r>
+      <w:r>
+        <w:rPr>
+          <w:rFonts w:ascii="Roboto" w:hAnsi="Roboto" w:hint="eastAsia"/>
+          <w:color w:val="0F0F0F"/>
+          <w:sz w:val="21"/>
+          <w:szCs w:val="21"/>
+          <w:shd w:val="clear" w:color="auto" w:fill="FFFFFF"/>
+        </w:rPr>
+        <w:t>以自我為中心</w:t>
+      </w:r>
+    </w:p>
+    <w:p>
+      <w:pPr>
+        <w:rPr>
+          <w:rFonts w:ascii="Roboto" w:hAnsi="Roboto"/>
+          <w:color w:val="0F0F0F"/>
+          <w:sz w:val="21"/>
+          <w:szCs w:val="21"/>
+          <w:shd w:val="clear" w:color="auto" w:fill="FFFFFF"/>
+        </w:rPr>
+      </w:pPr>
+    </w:p>
+    <w:p>
+      <w:pPr>
+        <w:rPr>
+          <w:rFonts w:ascii="Roboto" w:hAnsi="Roboto"/>
+          <w:color w:val="0F0F0F"/>
+          <w:sz w:val="21"/>
+          <w:szCs w:val="21"/>
+          <w:shd w:val="clear" w:color="auto" w:fill="FFFFFF"/>
+        </w:rPr>
+      </w:pPr>
+      <w:r>
+        <w:rPr>
+          <w:rFonts w:ascii="Roboto" w:hAnsi="Roboto"/>
+          <w:color w:val="0F0F0F"/>
+          <w:sz w:val="21"/>
+          <w:szCs w:val="21"/>
+          <w:shd w:val="clear" w:color="auto" w:fill="FFFFFF"/>
+        </w:rPr>
+        <w:t xml:space="preserve">When a consensus is urgently </w:t>
+      </w:r>
+      <w:proofErr w:type="spellStart"/>
+      <w:proofErr w:type="gramStart"/>
+      <w:r>
+        <w:rPr>
+          <w:rFonts w:ascii="Roboto" w:hAnsi="Roboto"/>
+          <w:color w:val="0F0F0F"/>
+          <w:sz w:val="21"/>
+          <w:szCs w:val="21"/>
+          <w:shd w:val="clear" w:color="auto" w:fill="FFFFFF"/>
+        </w:rPr>
+        <w:t>needed,either</w:t>
+      </w:r>
+      <w:proofErr w:type="spellEnd"/>
+      <w:proofErr w:type="gramEnd"/>
+      <w:r>
+        <w:rPr>
+          <w:rFonts w:ascii="Roboto" w:hAnsi="Roboto"/>
+          <w:color w:val="0F0F0F"/>
+          <w:sz w:val="21"/>
+          <w:szCs w:val="21"/>
+          <w:shd w:val="clear" w:color="auto" w:fill="FFFFFF"/>
+        </w:rPr>
+        <w:t xml:space="preserve"> of the two debating parties will have to </w:t>
+      </w:r>
+      <w:r>
+        <w:rPr>
+          <w:rFonts w:ascii="Roboto" w:hAnsi="Roboto"/>
+          <w:color w:val="FF0000"/>
+          <w:sz w:val="21"/>
+          <w:szCs w:val="21"/>
+          <w:shd w:val="clear" w:color="auto" w:fill="FFFFFF"/>
+        </w:rPr>
+        <w:t>give</w:t>
+      </w:r>
+      <w:r>
+        <w:rPr>
+          <w:rFonts w:ascii="Roboto" w:hAnsi="Roboto"/>
+          <w:color w:val="0F0F0F"/>
+          <w:sz w:val="21"/>
+          <w:szCs w:val="21"/>
+          <w:shd w:val="clear" w:color="auto" w:fill="FFFFFF"/>
+        </w:rPr>
+        <w:t xml:space="preserve"> </w:t>
+      </w:r>
+      <w:r>
+        <w:rPr>
+          <w:rFonts w:ascii="Roboto" w:hAnsi="Roboto"/>
+          <w:color w:val="0F0F0F"/>
+          <w:sz w:val="21"/>
+          <w:szCs w:val="21"/>
+          <w:highlight w:val="yellow"/>
+          <w:shd w:val="clear" w:color="auto" w:fill="FFFFFF"/>
+        </w:rPr>
+        <w:t>In</w:t>
+      </w:r>
+      <w:r>
+        <w:rPr>
+          <w:rFonts w:ascii="Roboto" w:hAnsi="Roboto"/>
+          <w:color w:val="0F0F0F"/>
+          <w:sz w:val="21"/>
+          <w:szCs w:val="21"/>
+          <w:shd w:val="clear" w:color="auto" w:fill="FFFFFF"/>
+        </w:rPr>
+        <w:t>.</w:t>
+      </w:r>
+    </w:p>
+    <w:p>
+      <w:pPr>
+        <w:rPr>
+          <w:rFonts w:ascii="Roboto" w:hAnsi="Roboto" w:hint="eastAsia"/>
+          <w:color w:val="0F0F0F"/>
+          <w:sz w:val="21"/>
+          <w:szCs w:val="21"/>
+          <w:shd w:val="clear" w:color="auto" w:fill="FFFFFF"/>
+        </w:rPr>
+      </w:pPr>
+      <w:r>
+        <w:rPr>
+          <w:rFonts w:ascii="Roboto" w:hAnsi="Roboto" w:hint="eastAsia"/>
+          <w:color w:val="0F0F0F"/>
+          <w:sz w:val="21"/>
+          <w:szCs w:val="21"/>
+          <w:highlight w:val="yellow"/>
+          <w:shd w:val="clear" w:color="auto" w:fill="FFFFFF"/>
+        </w:rPr>
+        <w:t>(</w:t>
+      </w:r>
+      <w:r>
+        <w:rPr>
+          <w:rFonts w:ascii="Roboto" w:hAnsi="Roboto"/>
+          <w:color w:val="0F0F0F"/>
+          <w:sz w:val="21"/>
+          <w:szCs w:val="21"/>
+          <w:highlight w:val="yellow"/>
+          <w:shd w:val="clear" w:color="auto" w:fill="FFFFFF"/>
+        </w:rPr>
+        <w:t>A)In</w:t>
+      </w:r>
+      <w:r>
+        <w:rPr>
+          <w:rFonts w:ascii="Roboto" w:hAnsi="Roboto"/>
+          <w:color w:val="0F0F0F"/>
+          <w:sz w:val="21"/>
+          <w:szCs w:val="21"/>
+          <w:shd w:val="clear" w:color="auto" w:fill="FFFFFF"/>
+        </w:rPr>
+        <w:t>(B)up(C)out(D)away</w:t>
+      </w:r>
+    </w:p>
+    <w:p>
+      <w:pPr>
+        <w:rPr>
+          <w:rFonts w:ascii="Roboto" w:hAnsi="Roboto"/>
+          <w:color w:val="0F0F0F"/>
+          <w:sz w:val="21"/>
+          <w:szCs w:val="21"/>
+          <w:shd w:val="clear" w:color="auto" w:fill="FFFFFF"/>
+        </w:rPr>
+      </w:pPr>
+    </w:p>
+    <w:p>
+      <w:pPr>
+        <w:rPr>
+          <w:rFonts w:ascii="Roboto" w:hAnsi="Roboto"/>
+          <w:color w:val="0F0F0F"/>
+          <w:sz w:val="21"/>
+          <w:szCs w:val="21"/>
+          <w:shd w:val="clear" w:color="auto" w:fill="FFFFFF"/>
+        </w:rPr>
+      </w:pPr>
+      <w:r>
+        <w:rPr>
+          <w:rFonts w:ascii="Roboto" w:hAnsi="Roboto"/>
+          <w:color w:val="0F0F0F"/>
+          <w:sz w:val="21"/>
+          <w:szCs w:val="21"/>
+          <w:shd w:val="clear" w:color="auto" w:fill="FFFFFF"/>
+        </w:rPr>
+        <w:t>C</w:t>
+      </w:r>
+      <w:r>
+        <w:rPr>
+          <w:rFonts w:ascii="Roboto" w:hAnsi="Roboto"/>
+          <w:color w:val="0F0F0F"/>
+          <w:sz w:val="21"/>
+          <w:szCs w:val="21"/>
+          <w:shd w:val="clear" w:color="auto" w:fill="FFFFFF"/>
+        </w:rPr>
+        <w:t>onsensus</w:t>
+      </w:r>
+      <w:r>
+        <w:rPr>
+          <w:rFonts w:ascii="Roboto" w:hAnsi="Roboto"/>
+          <w:color w:val="0F0F0F"/>
+          <w:sz w:val="21"/>
+          <w:szCs w:val="21"/>
+          <w:shd w:val="clear" w:color="auto" w:fill="FFFFFF"/>
+        </w:rPr>
+        <w:t xml:space="preserve"> n.</w:t>
+      </w:r>
+      <w:r>
+        <w:rPr>
+          <w:rFonts w:ascii="Roboto" w:hAnsi="Roboto" w:hint="eastAsia"/>
+          <w:color w:val="0F0F0F"/>
+          <w:sz w:val="21"/>
+          <w:szCs w:val="21"/>
+          <w:shd w:val="clear" w:color="auto" w:fill="FFFFFF"/>
+        </w:rPr>
+        <w:t>共識、</w:t>
+      </w:r>
+      <w:r>
+        <w:rPr>
+          <w:rFonts w:ascii="Roboto" w:hAnsi="Roboto"/>
+          <w:color w:val="0F0F0F"/>
+          <w:sz w:val="21"/>
+          <w:szCs w:val="21"/>
+          <w:shd w:val="clear" w:color="auto" w:fill="FFFFFF"/>
+        </w:rPr>
+        <w:t>urgently</w:t>
+      </w:r>
+      <w:r>
+        <w:rPr>
+          <w:rFonts w:ascii="Roboto" w:hAnsi="Roboto" w:hint="eastAsia"/>
+          <w:color w:val="0F0F0F"/>
+          <w:sz w:val="21"/>
+          <w:szCs w:val="21"/>
+          <w:shd w:val="clear" w:color="auto" w:fill="FFFFFF"/>
+        </w:rPr>
+        <w:t xml:space="preserve"> </w:t>
+      </w:r>
+      <w:r>
+        <w:rPr>
+          <w:rFonts w:ascii="Roboto" w:hAnsi="Roboto"/>
+          <w:color w:val="0F0F0F"/>
+          <w:sz w:val="21"/>
+          <w:szCs w:val="21"/>
+          <w:shd w:val="clear" w:color="auto" w:fill="FFFFFF"/>
+        </w:rPr>
+        <w:t>adv.</w:t>
+      </w:r>
+      <w:r>
+        <w:rPr>
+          <w:rFonts w:ascii="Roboto" w:hAnsi="Roboto" w:hint="eastAsia"/>
+          <w:color w:val="0F0F0F"/>
+          <w:sz w:val="21"/>
+          <w:szCs w:val="21"/>
+          <w:shd w:val="clear" w:color="auto" w:fill="FFFFFF"/>
+        </w:rPr>
+        <w:t>緊急、</w:t>
+      </w:r>
+      <w:r>
+        <w:rPr>
+          <w:rFonts w:ascii="Roboto" w:hAnsi="Roboto" w:hint="eastAsia"/>
+          <w:color w:val="0F0F0F"/>
+          <w:sz w:val="21"/>
+          <w:szCs w:val="21"/>
+          <w:shd w:val="clear" w:color="auto" w:fill="FFFFFF"/>
+        </w:rPr>
+        <w:t>e</w:t>
+      </w:r>
+      <w:r>
+        <w:rPr>
+          <w:rFonts w:ascii="Roboto" w:hAnsi="Roboto"/>
+          <w:color w:val="0F0F0F"/>
+          <w:sz w:val="21"/>
+          <w:szCs w:val="21"/>
+          <w:shd w:val="clear" w:color="auto" w:fill="FFFFFF"/>
+        </w:rPr>
+        <w:t>ither</w:t>
+      </w:r>
+      <w:r>
+        <w:rPr>
+          <w:rFonts w:ascii="Roboto" w:hAnsi="Roboto" w:hint="eastAsia"/>
+          <w:color w:val="0F0F0F"/>
+          <w:sz w:val="21"/>
+          <w:szCs w:val="21"/>
+          <w:shd w:val="clear" w:color="auto" w:fill="FFFFFF"/>
+        </w:rPr>
+        <w:t>擇一、</w:t>
+      </w:r>
+      <w:r>
+        <w:rPr>
+          <w:rFonts w:ascii="Roboto" w:hAnsi="Roboto"/>
+          <w:color w:val="0F0F0F"/>
+          <w:sz w:val="21"/>
+          <w:szCs w:val="21"/>
+          <w:shd w:val="clear" w:color="auto" w:fill="FFFFFF"/>
+        </w:rPr>
+        <w:t>debating</w:t>
+      </w:r>
+      <w:r>
+        <w:rPr>
+          <w:rFonts w:ascii="Roboto" w:hAnsi="Roboto" w:hint="eastAsia"/>
+          <w:color w:val="0F0F0F"/>
+          <w:sz w:val="21"/>
+          <w:szCs w:val="21"/>
+          <w:shd w:val="clear" w:color="auto" w:fill="FFFFFF"/>
+        </w:rPr>
+        <w:t xml:space="preserve"> </w:t>
+      </w:r>
+      <w:r>
+        <w:rPr>
+          <w:rFonts w:ascii="Roboto" w:hAnsi="Roboto"/>
+          <w:color w:val="0F0F0F"/>
+          <w:sz w:val="21"/>
+          <w:szCs w:val="21"/>
+          <w:shd w:val="clear" w:color="auto" w:fill="FFFFFF"/>
+        </w:rPr>
+        <w:t>v.</w:t>
+      </w:r>
+      <w:r>
+        <w:rPr>
+          <w:rFonts w:ascii="Roboto" w:hAnsi="Roboto" w:hint="eastAsia"/>
+          <w:color w:val="0F0F0F"/>
+          <w:sz w:val="21"/>
+          <w:szCs w:val="21"/>
+          <w:shd w:val="clear" w:color="auto" w:fill="FFFFFF"/>
+        </w:rPr>
+        <w:t>爭論</w:t>
+      </w:r>
+      <w:r>
+        <w:rPr>
+          <w:rFonts w:ascii="Roboto" w:hAnsi="Roboto" w:hint="eastAsia"/>
+          <w:color w:val="0F0F0F"/>
+          <w:sz w:val="21"/>
+          <w:szCs w:val="21"/>
+          <w:shd w:val="clear" w:color="auto" w:fill="FFFFFF"/>
         </w:rPr>
         <w:t>/</w:t>
       </w:r>
       <w:r>
         <w:rPr>
-          <w:rFonts w:hint="eastAsia"/>
-        </w:rPr>
-        <w:t>過去分詞</w:t>
-      </w:r>
-    </w:p>
-    <w:p>
-      <w:r>
-        <w:t xml:space="preserve">Strike a deal </w:t>
-      </w:r>
-      <w:r>
-        <w:rPr>
-          <w:rFonts w:hint="eastAsia"/>
-        </w:rPr>
-        <w:t>達成協議</w:t>
-      </w:r>
-      <w:r>
-        <w:rPr>
-          <w:rFonts w:hint="eastAsia"/>
-        </w:rPr>
-        <w:t>/</w:t>
-      </w:r>
-      <w:r>
-        <w:rPr>
-          <w:rFonts w:hint="eastAsia"/>
-        </w:rPr>
-        <w:t>談成交易</w:t>
-      </w:r>
-    </w:p>
-    <w:p/>
-    <w:p>
-      <w:r>
-        <w:t xml:space="preserve">The institution has gained a well-deserved </w:t>
-      </w:r>
-      <w:r>
-        <w:rPr>
-          <w:highlight w:val="yellow"/>
-        </w:rPr>
-        <w:t>fame</w:t>
-      </w:r>
-      <w:r>
-        <w:t xml:space="preserve"> for helping their clients obtain the professional license.</w:t>
-      </w:r>
-    </w:p>
-    <w:p>
-      <w:pPr>
-        <w:rPr>
-          <w:rFonts w:hint="eastAsia"/>
-        </w:rPr>
-      </w:pPr>
-      <w:r>
-        <w:t>(A)notification</w:t>
-      </w:r>
-      <w:r>
-        <w:rPr>
-          <w:rFonts w:hint="eastAsia"/>
-        </w:rPr>
-        <w:t>通知</w:t>
-      </w:r>
-      <w:r>
-        <w:t>(B)announcement</w:t>
-      </w:r>
-      <w:r>
-        <w:rPr>
-          <w:rFonts w:hint="eastAsia"/>
-        </w:rPr>
-        <w:t>宣布</w:t>
-      </w:r>
-      <w:r>
-        <w:t>(C)sculpture</w:t>
-      </w:r>
-      <w:r>
-        <w:rPr>
-          <w:rFonts w:hint="eastAsia"/>
-        </w:rPr>
-        <w:t>雕刻品</w:t>
-      </w:r>
-      <w:r>
-        <w:rPr>
-          <w:highlight w:val="yellow"/>
-        </w:rPr>
-        <w:t>(D)fame</w:t>
-      </w:r>
-      <w:r>
-        <w:rPr>
-          <w:rFonts w:hint="eastAsia"/>
-          <w:highlight w:val="yellow"/>
-        </w:rPr>
-        <w:t>聲譽</w:t>
-      </w:r>
-    </w:p>
-    <w:p>
-      <w:r>
-        <w:t>I</w:t>
-      </w:r>
-      <w:r>
-        <w:t>nstitution</w:t>
-      </w:r>
-      <w:r>
-        <w:t xml:space="preserve"> n.</w:t>
-      </w:r>
-      <w:r>
-        <w:rPr>
-          <w:rFonts w:hint="eastAsia"/>
-        </w:rPr>
-        <w:t>機構、</w:t>
-      </w:r>
-      <w:r>
-        <w:t>gain</w:t>
-      </w:r>
-      <w:r>
-        <w:rPr>
-          <w:rFonts w:hint="eastAsia"/>
-        </w:rPr>
-        <w:t xml:space="preserve"> v</w:t>
-      </w:r>
-      <w:r>
-        <w:t>.</w:t>
-      </w:r>
-      <w:r>
-        <w:rPr>
-          <w:rFonts w:hint="eastAsia"/>
-        </w:rPr>
-        <w:t>獲得、</w:t>
-      </w:r>
-      <w:r>
-        <w:t>well-deserved</w:t>
-      </w:r>
-      <w:r>
-        <w:rPr>
-          <w:rFonts w:hint="eastAsia"/>
-        </w:rPr>
-        <w:t>應得的</w:t>
-      </w:r>
-      <w:r>
-        <w:rPr>
-          <w:rFonts w:hint="eastAsia"/>
-        </w:rPr>
-        <w:t>(</w:t>
-      </w:r>
-      <w:r>
-        <w:rPr>
-          <w:rFonts w:hint="eastAsia"/>
-        </w:rPr>
-        <w:t>副詞搭配過去分詞</w:t>
-      </w:r>
-      <w:r>
-        <w:rPr>
-          <w:rFonts w:hint="eastAsia"/>
-        </w:rPr>
-        <w:t xml:space="preserve"> </w:t>
-      </w:r>
-      <w:r>
-        <w:t>-&gt;</w:t>
-      </w:r>
-      <w:r>
-        <w:rPr>
-          <w:rFonts w:hint="eastAsia"/>
-        </w:rPr>
-        <w:t>形容詞</w:t>
-      </w:r>
-      <w:r>
-        <w:rPr>
-          <w:rFonts w:hint="eastAsia"/>
-        </w:rPr>
-        <w:t>)</w:t>
-      </w:r>
-      <w:r>
-        <w:rPr>
-          <w:rFonts w:hint="eastAsia"/>
-        </w:rPr>
-        <w:t>、</w:t>
-      </w:r>
-      <w:r>
-        <w:t>obtain</w:t>
-      </w:r>
-      <w:r>
-        <w:rPr>
-          <w:rFonts w:hint="eastAsia"/>
-        </w:rPr>
-        <w:t xml:space="preserve"> </w:t>
-      </w:r>
-      <w:r>
-        <w:t>v.</w:t>
-      </w:r>
-      <w:r>
-        <w:rPr>
-          <w:rFonts w:hint="eastAsia"/>
-        </w:rPr>
-        <w:t>獲得、</w:t>
-      </w:r>
-      <w:r>
-        <w:t>license</w:t>
-      </w:r>
-      <w:r>
-        <w:rPr>
-          <w:rFonts w:hint="eastAsia"/>
-        </w:rPr>
-        <w:t xml:space="preserve"> </w:t>
-      </w:r>
-      <w:r>
-        <w:t>n.</w:t>
-      </w:r>
-      <w:r>
-        <w:rPr>
-          <w:rFonts w:hint="eastAsia"/>
-        </w:rPr>
-        <w:t>證照</w:t>
-      </w:r>
-    </w:p>
-    <w:p>
-      <w:pPr>
-        <w:rPr>
-          <w:rFonts w:hint="eastAsia"/>
-        </w:rPr>
-      </w:pPr>
-    </w:p>
-    <w:p>
-      <w:proofErr w:type="spellStart"/>
-      <w:r>
-        <w:rPr>
-          <w:rFonts w:hint="eastAsia"/>
-        </w:rPr>
-        <w:t>S</w:t>
-      </w:r>
-      <w:r>
-        <w:t>+help</w:t>
-      </w:r>
-      <w:proofErr w:type="spellEnd"/>
-      <w:r>
-        <w:t>+</w:t>
-      </w:r>
-      <w:r>
-        <w:rPr>
-          <w:rFonts w:hint="eastAsia"/>
-        </w:rPr>
-        <w:t>受詞</w:t>
-      </w:r>
-      <w:r>
-        <w:rPr>
-          <w:rFonts w:hint="eastAsia"/>
-        </w:rPr>
-        <w:t>+</w:t>
-      </w:r>
-      <w:r>
-        <w:t>to</w:t>
-      </w:r>
-      <w:r>
-        <w:rPr>
-          <w:rFonts w:hint="eastAsia"/>
-        </w:rPr>
-        <w:t>原型</w:t>
-      </w:r>
-      <w:r>
-        <w:rPr>
-          <w:rFonts w:hint="eastAsia"/>
-        </w:rPr>
-        <w:t>V</w:t>
-      </w:r>
-      <w:r>
-        <w:t>/</w:t>
-      </w:r>
-      <w:r>
-        <w:rPr>
-          <w:rFonts w:hint="eastAsia"/>
-        </w:rPr>
-        <w:t>原型</w:t>
-      </w:r>
-      <w:r>
-        <w:rPr>
-          <w:rFonts w:hint="eastAsia"/>
-        </w:rPr>
-        <w:t>V</w:t>
-      </w:r>
-      <w:r>
-        <w:t>:</w:t>
-      </w:r>
-    </w:p>
-    <w:p>
-      <w:r>
-        <w:t>I help my students to get/get their dream score.</w:t>
-      </w:r>
-      <w:r>
-        <w:rPr>
-          <w:rFonts w:hint="eastAsia"/>
-        </w:rPr>
-        <w:t>我幫學生們取得夢想分數</w:t>
-      </w:r>
-    </w:p>
-    <w:p>
-      <w:r>
-        <w:t>Reputation = fame</w:t>
-      </w:r>
-      <w:r>
-        <w:rPr>
-          <w:rFonts w:hint="eastAsia"/>
-        </w:rPr>
-        <w:t>聲譽</w:t>
-      </w:r>
-    </w:p>
-    <w:p>
-      <w:pPr>
-        <w:rPr>
-          <w:rFonts w:hint="eastAsia"/>
+          <w:rFonts w:ascii="Roboto" w:hAnsi="Roboto" w:hint="eastAsia"/>
+          <w:color w:val="0F0F0F"/>
+          <w:sz w:val="21"/>
+          <w:szCs w:val="21"/>
+          <w:shd w:val="clear" w:color="auto" w:fill="FFFFFF"/>
+        </w:rPr>
+        <w:t>討論</w:t>
+      </w:r>
+    </w:p>
+    <w:p>
+      <w:pPr>
+        <w:rPr>
+          <w:rFonts w:ascii="Roboto" w:hAnsi="Roboto"/>
+          <w:color w:val="0F0F0F"/>
+          <w:sz w:val="21"/>
+          <w:szCs w:val="21"/>
+          <w:shd w:val="clear" w:color="auto" w:fill="FFFFFF"/>
+        </w:rPr>
+      </w:pPr>
+      <w:r>
+        <w:rPr>
+          <w:rFonts w:ascii="Roboto" w:hAnsi="Roboto"/>
+          <w:color w:val="0F0F0F"/>
+          <w:sz w:val="21"/>
+          <w:szCs w:val="21"/>
+          <w:shd w:val="clear" w:color="auto" w:fill="FFFFFF"/>
+        </w:rPr>
+        <w:t>Give in</w:t>
+      </w:r>
+      <w:r>
+        <w:rPr>
+          <w:rFonts w:ascii="Roboto" w:hAnsi="Roboto" w:hint="eastAsia"/>
+          <w:color w:val="0F0F0F"/>
+          <w:sz w:val="21"/>
+          <w:szCs w:val="21"/>
+          <w:shd w:val="clear" w:color="auto" w:fill="FFFFFF"/>
+        </w:rPr>
+        <w:t>退讓、</w:t>
+      </w:r>
+      <w:r>
+        <w:rPr>
+          <w:rFonts w:ascii="Roboto" w:hAnsi="Roboto" w:hint="eastAsia"/>
+          <w:color w:val="0F0F0F"/>
+          <w:sz w:val="21"/>
+          <w:szCs w:val="21"/>
+          <w:shd w:val="clear" w:color="auto" w:fill="FFFFFF"/>
+        </w:rPr>
+        <w:t>g</w:t>
+      </w:r>
+      <w:r>
+        <w:rPr>
+          <w:rFonts w:ascii="Roboto" w:hAnsi="Roboto"/>
+          <w:color w:val="0F0F0F"/>
+          <w:sz w:val="21"/>
+          <w:szCs w:val="21"/>
+          <w:shd w:val="clear" w:color="auto" w:fill="FFFFFF"/>
+        </w:rPr>
+        <w:t>ive up</w:t>
+      </w:r>
+      <w:r>
+        <w:rPr>
+          <w:rFonts w:ascii="Roboto" w:hAnsi="Roboto" w:hint="eastAsia"/>
+          <w:color w:val="0F0F0F"/>
+          <w:sz w:val="21"/>
+          <w:szCs w:val="21"/>
+          <w:shd w:val="clear" w:color="auto" w:fill="FFFFFF"/>
+        </w:rPr>
+        <w:t>放棄、</w:t>
+      </w:r>
+      <w:r>
+        <w:rPr>
+          <w:rFonts w:ascii="Roboto" w:hAnsi="Roboto" w:hint="eastAsia"/>
+          <w:color w:val="0F0F0F"/>
+          <w:sz w:val="21"/>
+          <w:szCs w:val="21"/>
+          <w:shd w:val="clear" w:color="auto" w:fill="FFFFFF"/>
+        </w:rPr>
+        <w:t>g</w:t>
+      </w:r>
+      <w:r>
+        <w:rPr>
+          <w:rFonts w:ascii="Roboto" w:hAnsi="Roboto"/>
+          <w:color w:val="0F0F0F"/>
+          <w:sz w:val="21"/>
+          <w:szCs w:val="21"/>
+          <w:shd w:val="clear" w:color="auto" w:fill="FFFFFF"/>
+        </w:rPr>
+        <w:t>ive out</w:t>
+      </w:r>
+      <w:r>
+        <w:rPr>
+          <w:rFonts w:ascii="Roboto" w:hAnsi="Roboto" w:hint="eastAsia"/>
+          <w:color w:val="0F0F0F"/>
+          <w:sz w:val="21"/>
+          <w:szCs w:val="21"/>
+          <w:shd w:val="clear" w:color="auto" w:fill="FFFFFF"/>
+        </w:rPr>
+        <w:t>發放、</w:t>
+      </w:r>
+      <w:r>
+        <w:rPr>
+          <w:rFonts w:ascii="Roboto" w:hAnsi="Roboto" w:hint="eastAsia"/>
+          <w:color w:val="0F0F0F"/>
+          <w:sz w:val="21"/>
+          <w:szCs w:val="21"/>
+          <w:shd w:val="clear" w:color="auto" w:fill="FFFFFF"/>
+        </w:rPr>
+        <w:t>g</w:t>
+      </w:r>
+      <w:r>
+        <w:rPr>
+          <w:rFonts w:ascii="Roboto" w:hAnsi="Roboto"/>
+          <w:color w:val="0F0F0F"/>
+          <w:sz w:val="21"/>
+          <w:szCs w:val="21"/>
+          <w:shd w:val="clear" w:color="auto" w:fill="FFFFFF"/>
+        </w:rPr>
+        <w:t>ive away</w:t>
+      </w:r>
+      <w:r>
+        <w:rPr>
+          <w:rFonts w:ascii="Roboto" w:hAnsi="Roboto" w:hint="eastAsia"/>
+          <w:color w:val="0F0F0F"/>
+          <w:sz w:val="21"/>
+          <w:szCs w:val="21"/>
+          <w:shd w:val="clear" w:color="auto" w:fill="FFFFFF"/>
+        </w:rPr>
+        <w:t>送出</w:t>
+      </w:r>
+    </w:p>
+    <w:p>
+      <w:pPr>
+        <w:rPr>
+          <w:rFonts w:ascii="Roboto" w:hAnsi="Roboto"/>
+          <w:color w:val="0F0F0F"/>
+          <w:sz w:val="21"/>
+          <w:szCs w:val="21"/>
+          <w:shd w:val="clear" w:color="auto" w:fill="FFFFFF"/>
+        </w:rPr>
+      </w:pPr>
+    </w:p>
+    <w:p>
+      <w:pPr>
+        <w:rPr>
+          <w:rFonts w:ascii="Roboto" w:hAnsi="Roboto" w:hint="eastAsia"/>
+          <w:color w:val="0F0F0F"/>
+          <w:sz w:val="21"/>
+          <w:szCs w:val="21"/>
+          <w:shd w:val="clear" w:color="auto" w:fill="FFFFFF"/>
         </w:rPr>
       </w:pPr>
     </w:p>
@@ -10772,6 +12448,95 @@
     </w:lvl>
   </w:abstractNum>
   <w:abstractNum w:abstractNumId="15" w15:restartNumberingAfterBreak="0">
+    <w:nsid w:val="56F94E90"/>
+    <w:multiLevelType w:val="hybridMultilevel"/>
+    <w:tmpl w:val="B9DE2BB4"/>
+    <w:lvl w:ilvl="0" w:tplc="FCE6B8A2">
+      <w:start w:val="1"/>
+      <w:numFmt w:val="upperLetter"/>
+      <w:lvlText w:val="(%1)"/>
+      <w:lvlJc w:val="left"/>
+      <w:pPr>
+        <w:ind w:left="360" w:hanging="360"/>
+      </w:pPr>
+      <w:rPr>
+        <w:rFonts w:hint="default"/>
+      </w:rPr>
+    </w:lvl>
+    <w:lvl w:ilvl="1" w:tplc="04090019" w:tentative="1">
+      <w:start w:val="1"/>
+      <w:numFmt w:val="ideographTraditional"/>
+      <w:lvlText w:val="%2、"/>
+      <w:lvlJc w:val="left"/>
+      <w:pPr>
+        <w:ind w:left="960" w:hanging="480"/>
+      </w:pPr>
+    </w:lvl>
+    <w:lvl w:ilvl="2" w:tplc="0409001B" w:tentative="1">
+      <w:start w:val="1"/>
+      <w:numFmt w:val="lowerRoman"/>
+      <w:lvlText w:val="%3."/>
+      <w:lvlJc w:val="right"/>
+      <w:pPr>
+        <w:ind w:left="1440" w:hanging="480"/>
+      </w:pPr>
+    </w:lvl>
+    <w:lvl w:ilvl="3" w:tplc="0409000F" w:tentative="1">
+      <w:start w:val="1"/>
+      <w:numFmt w:val="decimal"/>
+      <w:lvlText w:val="%4."/>
+      <w:lvlJc w:val="left"/>
+      <w:pPr>
+        <w:ind w:left="1920" w:hanging="480"/>
+      </w:pPr>
+    </w:lvl>
+    <w:lvl w:ilvl="4" w:tplc="04090019" w:tentative="1">
+      <w:start w:val="1"/>
+      <w:numFmt w:val="ideographTraditional"/>
+      <w:lvlText w:val="%5、"/>
+      <w:lvlJc w:val="left"/>
+      <w:pPr>
+        <w:ind w:left="2400" w:hanging="480"/>
+      </w:pPr>
+    </w:lvl>
+    <w:lvl w:ilvl="5" w:tplc="0409001B" w:tentative="1">
+      <w:start w:val="1"/>
+      <w:numFmt w:val="lowerRoman"/>
+      <w:lvlText w:val="%6."/>
+      <w:lvlJc w:val="right"/>
+      <w:pPr>
+        <w:ind w:left="2880" w:hanging="480"/>
+      </w:pPr>
+    </w:lvl>
+    <w:lvl w:ilvl="6" w:tplc="0409000F" w:tentative="1">
+      <w:start w:val="1"/>
+      <w:numFmt w:val="decimal"/>
+      <w:lvlText w:val="%7."/>
+      <w:lvlJc w:val="left"/>
+      <w:pPr>
+        <w:ind w:left="3360" w:hanging="480"/>
+      </w:pPr>
+    </w:lvl>
+    <w:lvl w:ilvl="7" w:tplc="04090019" w:tentative="1">
+      <w:start w:val="1"/>
+      <w:numFmt w:val="ideographTraditional"/>
+      <w:lvlText w:val="%8、"/>
+      <w:lvlJc w:val="left"/>
+      <w:pPr>
+        <w:ind w:left="3840" w:hanging="480"/>
+      </w:pPr>
+    </w:lvl>
+    <w:lvl w:ilvl="8" w:tplc="0409001B" w:tentative="1">
+      <w:start w:val="1"/>
+      <w:numFmt w:val="lowerRoman"/>
+      <w:lvlText w:val="%9."/>
+      <w:lvlJc w:val="right"/>
+      <w:pPr>
+        <w:ind w:left="4320" w:hanging="480"/>
+      </w:pPr>
+    </w:lvl>
+  </w:abstractNum>
+  <w:abstractNum w:abstractNumId="16" w15:restartNumberingAfterBreak="0">
     <w:nsid w:val="5CED3977"/>
     <w:multiLevelType w:val="hybridMultilevel"/>
     <w:tmpl w:val="FA6CB3CA"/>
@@ -10860,7 +12625,96 @@
       </w:pPr>
     </w:lvl>
   </w:abstractNum>
-  <w:abstractNum w:abstractNumId="16" w15:restartNumberingAfterBreak="0">
+  <w:abstractNum w:abstractNumId="17" w15:restartNumberingAfterBreak="0">
+    <w:nsid w:val="5D8746FB"/>
+    <w:multiLevelType w:val="hybridMultilevel"/>
+    <w:tmpl w:val="D9E48496"/>
+    <w:lvl w:ilvl="0" w:tplc="7CF085AE">
+      <w:start w:val="1"/>
+      <w:numFmt w:val="upperLetter"/>
+      <w:lvlText w:val="(%1)"/>
+      <w:lvlJc w:val="left"/>
+      <w:pPr>
+        <w:ind w:left="360" w:hanging="360"/>
+      </w:pPr>
+      <w:rPr>
+        <w:rFonts w:hint="default"/>
+      </w:rPr>
+    </w:lvl>
+    <w:lvl w:ilvl="1" w:tplc="04090019" w:tentative="1">
+      <w:start w:val="1"/>
+      <w:numFmt w:val="ideographTraditional"/>
+      <w:lvlText w:val="%2、"/>
+      <w:lvlJc w:val="left"/>
+      <w:pPr>
+        <w:ind w:left="960" w:hanging="480"/>
+      </w:pPr>
+    </w:lvl>
+    <w:lvl w:ilvl="2" w:tplc="0409001B" w:tentative="1">
+      <w:start w:val="1"/>
+      <w:numFmt w:val="lowerRoman"/>
+      <w:lvlText w:val="%3."/>
+      <w:lvlJc w:val="right"/>
+      <w:pPr>
+        <w:ind w:left="1440" w:hanging="480"/>
+      </w:pPr>
+    </w:lvl>
+    <w:lvl w:ilvl="3" w:tplc="0409000F" w:tentative="1">
+      <w:start w:val="1"/>
+      <w:numFmt w:val="decimal"/>
+      <w:lvlText w:val="%4."/>
+      <w:lvlJc w:val="left"/>
+      <w:pPr>
+        <w:ind w:left="1920" w:hanging="480"/>
+      </w:pPr>
+    </w:lvl>
+    <w:lvl w:ilvl="4" w:tplc="04090019" w:tentative="1">
+      <w:start w:val="1"/>
+      <w:numFmt w:val="ideographTraditional"/>
+      <w:lvlText w:val="%5、"/>
+      <w:lvlJc w:val="left"/>
+      <w:pPr>
+        <w:ind w:left="2400" w:hanging="480"/>
+      </w:pPr>
+    </w:lvl>
+    <w:lvl w:ilvl="5" w:tplc="0409001B" w:tentative="1">
+      <w:start w:val="1"/>
+      <w:numFmt w:val="lowerRoman"/>
+      <w:lvlText w:val="%6."/>
+      <w:lvlJc w:val="right"/>
+      <w:pPr>
+        <w:ind w:left="2880" w:hanging="480"/>
+      </w:pPr>
+    </w:lvl>
+    <w:lvl w:ilvl="6" w:tplc="0409000F" w:tentative="1">
+      <w:start w:val="1"/>
+      <w:numFmt w:val="decimal"/>
+      <w:lvlText w:val="%7."/>
+      <w:lvlJc w:val="left"/>
+      <w:pPr>
+        <w:ind w:left="3360" w:hanging="480"/>
+      </w:pPr>
+    </w:lvl>
+    <w:lvl w:ilvl="7" w:tplc="04090019" w:tentative="1">
+      <w:start w:val="1"/>
+      <w:numFmt w:val="ideographTraditional"/>
+      <w:lvlText w:val="%8、"/>
+      <w:lvlJc w:val="left"/>
+      <w:pPr>
+        <w:ind w:left="3840" w:hanging="480"/>
+      </w:pPr>
+    </w:lvl>
+    <w:lvl w:ilvl="8" w:tplc="0409001B" w:tentative="1">
+      <w:start w:val="1"/>
+      <w:numFmt w:val="lowerRoman"/>
+      <w:lvlText w:val="%9."/>
+      <w:lvlJc w:val="right"/>
+      <w:pPr>
+        <w:ind w:left="4320" w:hanging="480"/>
+      </w:pPr>
+    </w:lvl>
+  </w:abstractNum>
+  <w:abstractNum w:abstractNumId="18" w15:restartNumberingAfterBreak="0">
     <w:nsid w:val="5F063724"/>
     <w:multiLevelType w:val="hybridMultilevel"/>
     <w:tmpl w:val="67F8EEBE"/>
@@ -10949,7 +12803,7 @@
       </w:pPr>
     </w:lvl>
   </w:abstractNum>
-  <w:abstractNum w:abstractNumId="17" w15:restartNumberingAfterBreak="0">
+  <w:abstractNum w:abstractNumId="19" w15:restartNumberingAfterBreak="0">
     <w:nsid w:val="610F38EE"/>
     <w:multiLevelType w:val="hybridMultilevel"/>
     <w:tmpl w:val="DA6297F6"/>
@@ -11038,7 +12892,7 @@
       </w:pPr>
     </w:lvl>
   </w:abstractNum>
-  <w:abstractNum w:abstractNumId="18" w15:restartNumberingAfterBreak="0">
+  <w:abstractNum w:abstractNumId="20" w15:restartNumberingAfterBreak="0">
     <w:nsid w:val="71C561D1"/>
     <w:multiLevelType w:val="hybridMultilevel"/>
     <w:tmpl w:val="02AE1FF0"/>
@@ -11127,7 +12981,7 @@
       </w:pPr>
     </w:lvl>
   </w:abstractNum>
-  <w:abstractNum w:abstractNumId="19" w15:restartNumberingAfterBreak="0">
+  <w:abstractNum w:abstractNumId="21" w15:restartNumberingAfterBreak="0">
     <w:nsid w:val="759D57AD"/>
     <w:multiLevelType w:val="hybridMultilevel"/>
     <w:tmpl w:val="85883D24"/>
@@ -11216,11 +13070,100 @@
       </w:pPr>
     </w:lvl>
   </w:abstractNum>
-  <w:abstractNum w:abstractNumId="20" w15:restartNumberingAfterBreak="0">
+  <w:abstractNum w:abstractNumId="22" w15:restartNumberingAfterBreak="0">
     <w:nsid w:val="77293472"/>
     <w:multiLevelType w:val="hybridMultilevel"/>
     <w:tmpl w:val="4A70086C"/>
     <w:lvl w:ilvl="0" w:tplc="0658B0A6">
+      <w:start w:val="1"/>
+      <w:numFmt w:val="upperLetter"/>
+      <w:lvlText w:val="(%1)"/>
+      <w:lvlJc w:val="left"/>
+      <w:pPr>
+        <w:ind w:left="360" w:hanging="360"/>
+      </w:pPr>
+      <w:rPr>
+        <w:rFonts w:hint="default"/>
+      </w:rPr>
+    </w:lvl>
+    <w:lvl w:ilvl="1" w:tplc="04090019" w:tentative="1">
+      <w:start w:val="1"/>
+      <w:numFmt w:val="ideographTraditional"/>
+      <w:lvlText w:val="%2、"/>
+      <w:lvlJc w:val="left"/>
+      <w:pPr>
+        <w:ind w:left="960" w:hanging="480"/>
+      </w:pPr>
+    </w:lvl>
+    <w:lvl w:ilvl="2" w:tplc="0409001B" w:tentative="1">
+      <w:start w:val="1"/>
+      <w:numFmt w:val="lowerRoman"/>
+      <w:lvlText w:val="%3."/>
+      <w:lvlJc w:val="right"/>
+      <w:pPr>
+        <w:ind w:left="1440" w:hanging="480"/>
+      </w:pPr>
+    </w:lvl>
+    <w:lvl w:ilvl="3" w:tplc="0409000F" w:tentative="1">
+      <w:start w:val="1"/>
+      <w:numFmt w:val="decimal"/>
+      <w:lvlText w:val="%4."/>
+      <w:lvlJc w:val="left"/>
+      <w:pPr>
+        <w:ind w:left="1920" w:hanging="480"/>
+      </w:pPr>
+    </w:lvl>
+    <w:lvl w:ilvl="4" w:tplc="04090019" w:tentative="1">
+      <w:start w:val="1"/>
+      <w:numFmt w:val="ideographTraditional"/>
+      <w:lvlText w:val="%5、"/>
+      <w:lvlJc w:val="left"/>
+      <w:pPr>
+        <w:ind w:left="2400" w:hanging="480"/>
+      </w:pPr>
+    </w:lvl>
+    <w:lvl w:ilvl="5" w:tplc="0409001B" w:tentative="1">
+      <w:start w:val="1"/>
+      <w:numFmt w:val="lowerRoman"/>
+      <w:lvlText w:val="%6."/>
+      <w:lvlJc w:val="right"/>
+      <w:pPr>
+        <w:ind w:left="2880" w:hanging="480"/>
+      </w:pPr>
+    </w:lvl>
+    <w:lvl w:ilvl="6" w:tplc="0409000F" w:tentative="1">
+      <w:start w:val="1"/>
+      <w:numFmt w:val="decimal"/>
+      <w:lvlText w:val="%7."/>
+      <w:lvlJc w:val="left"/>
+      <w:pPr>
+        <w:ind w:left="3360" w:hanging="480"/>
+      </w:pPr>
+    </w:lvl>
+    <w:lvl w:ilvl="7" w:tplc="04090019" w:tentative="1">
+      <w:start w:val="1"/>
+      <w:numFmt w:val="ideographTraditional"/>
+      <w:lvlText w:val="%8、"/>
+      <w:lvlJc w:val="left"/>
+      <w:pPr>
+        <w:ind w:left="3840" w:hanging="480"/>
+      </w:pPr>
+    </w:lvl>
+    <w:lvl w:ilvl="8" w:tplc="0409001B" w:tentative="1">
+      <w:start w:val="1"/>
+      <w:numFmt w:val="lowerRoman"/>
+      <w:lvlText w:val="%9."/>
+      <w:lvlJc w:val="right"/>
+      <w:pPr>
+        <w:ind w:left="4320" w:hanging="480"/>
+      </w:pPr>
+    </w:lvl>
+  </w:abstractNum>
+  <w:abstractNum w:abstractNumId="23" w15:restartNumberingAfterBreak="0">
+    <w:nsid w:val="7E4F7BC9"/>
+    <w:multiLevelType w:val="hybridMultilevel"/>
+    <w:tmpl w:val="413853B4"/>
+    <w:lvl w:ilvl="0" w:tplc="E7DEE18C">
       <w:start w:val="1"/>
       <w:numFmt w:val="upperLetter"/>
       <w:lvlText w:val="(%1)"/>
@@ -11309,7 +13252,7 @@
     <w:abstractNumId w:val="4"/>
   </w:num>
   <w:num w:numId="2" w16cid:durableId="2077436389">
-    <w:abstractNumId w:val="16"/>
+    <w:abstractNumId w:val="18"/>
   </w:num>
   <w:num w:numId="3" w16cid:durableId="242881682">
     <w:abstractNumId w:val="12"/>
@@ -11324,7 +13267,7 @@
     <w:abstractNumId w:val="14"/>
   </w:num>
   <w:num w:numId="7" w16cid:durableId="15927798">
-    <w:abstractNumId w:val="20"/>
+    <w:abstractNumId w:val="22"/>
   </w:num>
   <w:num w:numId="8" w16cid:durableId="1058943751">
     <w:abstractNumId w:val="9"/>
@@ -11339,16 +13282,16 @@
     <w:abstractNumId w:val="13"/>
   </w:num>
   <w:num w:numId="12" w16cid:durableId="967248001">
-    <w:abstractNumId w:val="15"/>
+    <w:abstractNumId w:val="16"/>
   </w:num>
   <w:num w:numId="13" w16cid:durableId="1638955414">
-    <w:abstractNumId w:val="18"/>
+    <w:abstractNumId w:val="20"/>
   </w:num>
   <w:num w:numId="14" w16cid:durableId="1297370023">
     <w:abstractNumId w:val="5"/>
   </w:num>
   <w:num w:numId="15" w16cid:durableId="363214297">
-    <w:abstractNumId w:val="17"/>
+    <w:abstractNumId w:val="19"/>
   </w:num>
   <w:num w:numId="16" w16cid:durableId="1378119459">
     <w:abstractNumId w:val="6"/>
@@ -11360,13 +13303,22 @@
     <w:abstractNumId w:val="2"/>
   </w:num>
   <w:num w:numId="19" w16cid:durableId="665789772">
-    <w:abstractNumId w:val="19"/>
+    <w:abstractNumId w:val="21"/>
   </w:num>
   <w:num w:numId="20" w16cid:durableId="785581463">
     <w:abstractNumId w:val="0"/>
   </w:num>
   <w:num w:numId="21" w16cid:durableId="1843662240">
     <w:abstractNumId w:val="3"/>
+  </w:num>
+  <w:num w:numId="22" w16cid:durableId="1427771494">
+    <w:abstractNumId w:val="17"/>
+  </w:num>
+  <w:num w:numId="23" w16cid:durableId="739594504">
+    <w:abstractNumId w:val="23"/>
+  </w:num>
+  <w:num w:numId="24" w16cid:durableId="46613097">
+    <w:abstractNumId w:val="15"/>
   </w:num>
 </w:numbering>
 </file>

--- a/碩一/TOEIC/文法單字.docx
+++ b/碩一/TOEIC/文法單字.docx
@@ -9426,13 +9426,7 @@
     <w:p/>
     <w:p>
       <w:r>
-        <w:t>F</w:t>
-      </w:r>
-      <w:r>
-        <w:t>oreman</w:t>
-      </w:r>
-      <w:r>
-        <w:t xml:space="preserve"> n.</w:t>
+        <w:t>Foreman n.</w:t>
       </w:r>
       <w:r>
         <w:rPr>
@@ -9564,13 +9558,7 @@
     <w:p/>
     <w:p>
       <w:r>
-        <w:t>E</w:t>
-      </w:r>
-      <w:r>
-        <w:t>agerly</w:t>
-      </w:r>
-      <w:r>
-        <w:t xml:space="preserve"> adv </w:t>
+        <w:t xml:space="preserve">Eagerly adv </w:t>
       </w:r>
       <w:r>
         <w:rPr>
@@ -9704,13 +9692,7 @@
         <w:t>缺點</w:t>
       </w:r>
     </w:p>
-    <w:p>
-      <w:pPr>
-        <w:rPr>
-          <w:rFonts w:hint="eastAsia"/>
-        </w:rPr>
-      </w:pPr>
-    </w:p>
+    <w:p/>
     <w:p>
       <w:r>
         <w:rPr>
@@ -9872,10 +9854,7 @@
       </w:r>
       <w:proofErr w:type="gramEnd"/>
       <w:r>
-        <w:t>expectations</w:t>
-      </w:r>
-      <w:r>
-        <w:t xml:space="preserve"> n.</w:t>
+        <w:t>expectations n.</w:t>
       </w:r>
       <w:r>
         <w:rPr>
@@ -9970,25 +9949,13 @@
         <w:t>always.</w:t>
       </w:r>
     </w:p>
-    <w:p>
-      <w:pPr>
-        <w:rPr>
-          <w:rFonts w:hint="eastAsia"/>
-        </w:rPr>
-      </w:pPr>
-    </w:p>
+    <w:p/>
     <w:p>
       <w:r>
         <w:rPr>
           <w:strike/>
         </w:rPr>
-        <w:t xml:space="preserve">Because </w:t>
-      </w:r>
-      <w:r>
-        <w:rPr>
-          <w:strike/>
-        </w:rPr>
-        <w:t>Miss Susannah</w:t>
+        <w:t>Because Miss Susannah</w:t>
       </w:r>
       <w:r>
         <w:t xml:space="preserve"> </w:t>
@@ -10014,10 +9981,7 @@
       <w:proofErr w:type="spellStart"/>
       <w:proofErr w:type="gramStart"/>
       <w:r>
-        <w:t>manner,</w:t>
-      </w:r>
-      <w:r>
-        <w:t>she</w:t>
+        <w:t>manner,she</w:t>
       </w:r>
       <w:proofErr w:type="spellEnd"/>
       <w:proofErr w:type="gramEnd"/>
@@ -10025,205 +9989,193 @@
         <w:t xml:space="preserve"> </w:t>
       </w:r>
       <w:r>
-        <w:t>worked around the clock to live up to expectations</w:t>
-      </w:r>
-      <w:r>
+        <w:t>worked around the clock to live up to expectations.</w:t>
+      </w:r>
+    </w:p>
+    <w:p>
+      <w:r>
+        <w:rPr>
+          <w:rFonts w:hint="eastAsia"/>
+        </w:rPr>
+        <w:t>-</w:t>
+      </w:r>
+      <w:r>
+        <w:t>&gt;</w:t>
+      </w:r>
+      <w:r>
+        <w:rPr>
+          <w:rFonts w:hint="eastAsia"/>
+        </w:rPr>
+        <w:t>因此答案是</w:t>
+      </w:r>
+      <w:r>
+        <w:rPr>
+          <w:highlight w:val="yellow"/>
+        </w:rPr>
+        <w:t>Trusted</w:t>
+      </w:r>
+    </w:p>
+    <w:p/>
+    <w:p>
+      <w:proofErr w:type="gramStart"/>
+      <w:r>
+        <w:rPr>
+          <w:highlight w:val="yellow"/>
+        </w:rPr>
+        <w:t xml:space="preserve">When </w:t>
+      </w:r>
+      <w:r>
+        <w:t xml:space="preserve"> b</w:t>
+      </w:r>
+      <w:r>
+        <w:t>eing</w:t>
+      </w:r>
+      <w:proofErr w:type="gramEnd"/>
+      <w:r>
+        <w:t xml:space="preserve"> interviewed for a </w:t>
+      </w:r>
+      <w:proofErr w:type="spellStart"/>
+      <w:r>
+        <w:t>position,be</w:t>
+      </w:r>
+      <w:proofErr w:type="spellEnd"/>
+      <w:r>
+        <w:t xml:space="preserve"> sure to be honest and put your best foot forward.</w:t>
+      </w:r>
+    </w:p>
+    <w:p>
+      <w:r>
+        <w:t>(A)During</w:t>
+      </w:r>
+      <w:r>
+        <w:t xml:space="preserve"> prep</w:t>
+      </w:r>
+      <w:r>
+        <w:rPr>
+          <w:rFonts w:hint="eastAsia"/>
+        </w:rPr>
+        <w:t>在</w:t>
+      </w:r>
+      <w:r>
+        <w:rPr>
+          <w:rFonts w:hint="eastAsia"/>
+        </w:rPr>
         <w:t>.</w:t>
       </w:r>
-    </w:p>
-    <w:p>
-      <w:r>
-        <w:rPr>
-          <w:rFonts w:hint="eastAsia"/>
-        </w:rPr>
-        <w:t>-</w:t>
-      </w:r>
-      <w:r>
-        <w:t>&gt;</w:t>
-      </w:r>
-      <w:r>
-        <w:rPr>
-          <w:rFonts w:hint="eastAsia"/>
-        </w:rPr>
-        <w:t>因此答案是</w:t>
-      </w:r>
-      <w:r>
-        <w:rPr>
-          <w:highlight w:val="yellow"/>
-        </w:rPr>
-        <w:t>Trusted</w:t>
+      <w:r>
+        <w:t>.</w:t>
+      </w:r>
+      <w:r>
+        <w:rPr>
+          <w:rFonts w:hint="eastAsia"/>
+        </w:rPr>
+        <w:t>時</w:t>
+      </w:r>
+      <w:r>
+        <w:rPr>
+          <w:highlight w:val="yellow"/>
+        </w:rPr>
+        <w:t>(B)When</w:t>
+      </w:r>
+      <w:r>
+        <w:rPr>
+          <w:highlight w:val="yellow"/>
+        </w:rPr>
+        <w:t xml:space="preserve"> </w:t>
+      </w:r>
+      <w:proofErr w:type="spellStart"/>
+      <w:r>
+        <w:rPr>
+          <w:highlight w:val="yellow"/>
+        </w:rPr>
+        <w:t>conj</w:t>
+      </w:r>
+      <w:proofErr w:type="spellEnd"/>
+      <w:r>
+        <w:rPr>
+          <w:highlight w:val="yellow"/>
+        </w:rPr>
+        <w:t xml:space="preserve"> </w:t>
+      </w:r>
+      <w:r>
+        <w:rPr>
+          <w:rFonts w:hint="eastAsia"/>
+          <w:highlight w:val="yellow"/>
+        </w:rPr>
+        <w:t>當</w:t>
+      </w:r>
+      <w:r>
+        <w:t>(C)Whatever</w:t>
+      </w:r>
+      <w:r>
+        <w:rPr>
+          <w:rFonts w:hint="eastAsia"/>
+        </w:rPr>
+        <w:t xml:space="preserve"> </w:t>
+      </w:r>
+      <w:proofErr w:type="spellStart"/>
+      <w:r>
+        <w:t>conj</w:t>
+      </w:r>
+      <w:proofErr w:type="spellEnd"/>
+      <w:r>
+        <w:rPr>
+          <w:rFonts w:hint="eastAsia"/>
+        </w:rPr>
+        <w:t xml:space="preserve"> </w:t>
+      </w:r>
+      <w:r>
+        <w:rPr>
+          <w:rFonts w:hint="eastAsia"/>
+        </w:rPr>
+        <w:t>無論什麼</w:t>
+      </w:r>
+      <w:r>
+        <w:t>(D)concurrently</w:t>
+      </w:r>
+      <w:r>
+        <w:rPr>
+          <w:rFonts w:hint="eastAsia"/>
+        </w:rPr>
+        <w:t xml:space="preserve"> </w:t>
+      </w:r>
+      <w:r>
+        <w:t>Adv</w:t>
+      </w:r>
+      <w:r>
+        <w:rPr>
+          <w:rFonts w:hint="eastAsia"/>
+        </w:rPr>
+        <w:t>同時</w:t>
+      </w:r>
+    </w:p>
+    <w:p>
+      <w:r>
+        <w:t xml:space="preserve">be sure to </w:t>
+      </w:r>
+      <w:r>
+        <w:rPr>
+          <w:rFonts w:hint="eastAsia"/>
+        </w:rPr>
+        <w:t>記得要、</w:t>
+      </w:r>
+      <w:r>
+        <w:t>put your best foot forward.</w:t>
+      </w:r>
+      <w:r>
+        <w:rPr>
+          <w:rFonts w:hint="eastAsia"/>
+        </w:rPr>
+        <w:t xml:space="preserve"> </w:t>
+      </w:r>
+      <w:r>
+        <w:rPr>
+          <w:rFonts w:hint="eastAsia"/>
+        </w:rPr>
+        <w:t>呈現你最好的一面</w:t>
       </w:r>
     </w:p>
     <w:p/>
-    <w:p>
-      <w:proofErr w:type="gramStart"/>
-      <w:r>
-        <w:rPr>
-          <w:highlight w:val="yellow"/>
-        </w:rPr>
-        <w:t xml:space="preserve">When </w:t>
-      </w:r>
-      <w:r>
-        <w:t xml:space="preserve"> b</w:t>
-      </w:r>
-      <w:r>
-        <w:t>eing</w:t>
-      </w:r>
-      <w:proofErr w:type="gramEnd"/>
-      <w:r>
-        <w:t xml:space="preserve"> interviewed for a </w:t>
-      </w:r>
-      <w:proofErr w:type="spellStart"/>
-      <w:r>
-        <w:t>position,be</w:t>
-      </w:r>
-      <w:proofErr w:type="spellEnd"/>
-      <w:r>
-        <w:t xml:space="preserve"> sure to be honest and put your best foot forward.</w:t>
-      </w:r>
-    </w:p>
-    <w:p>
-      <w:r>
-        <w:t>(A)During</w:t>
-      </w:r>
-      <w:r>
-        <w:t xml:space="preserve"> prep</w:t>
-      </w:r>
-      <w:r>
-        <w:rPr>
-          <w:rFonts w:hint="eastAsia"/>
-        </w:rPr>
-        <w:t>在</w:t>
-      </w:r>
-      <w:r>
-        <w:rPr>
-          <w:rFonts w:hint="eastAsia"/>
-        </w:rPr>
-        <w:t>.</w:t>
-      </w:r>
-      <w:r>
-        <w:t>.</w:t>
-      </w:r>
-      <w:r>
-        <w:rPr>
-          <w:rFonts w:hint="eastAsia"/>
-        </w:rPr>
-        <w:t>時</w:t>
-      </w:r>
-      <w:r>
-        <w:rPr>
-          <w:highlight w:val="yellow"/>
-        </w:rPr>
-        <w:t>(B)When</w:t>
-      </w:r>
-      <w:r>
-        <w:rPr>
-          <w:highlight w:val="yellow"/>
-        </w:rPr>
-        <w:t xml:space="preserve"> </w:t>
-      </w:r>
-      <w:proofErr w:type="spellStart"/>
-      <w:r>
-        <w:rPr>
-          <w:highlight w:val="yellow"/>
-        </w:rPr>
-        <w:t>conj</w:t>
-      </w:r>
-      <w:proofErr w:type="spellEnd"/>
-      <w:r>
-        <w:rPr>
-          <w:highlight w:val="yellow"/>
-        </w:rPr>
-        <w:t xml:space="preserve"> </w:t>
-      </w:r>
-      <w:r>
-        <w:rPr>
-          <w:rFonts w:hint="eastAsia"/>
-          <w:highlight w:val="yellow"/>
-        </w:rPr>
-        <w:t>當</w:t>
-      </w:r>
-      <w:r>
-        <w:t>(C)Whatever</w:t>
-      </w:r>
-      <w:r>
-        <w:rPr>
-          <w:rFonts w:hint="eastAsia"/>
-        </w:rPr>
-        <w:t xml:space="preserve"> </w:t>
-      </w:r>
-      <w:proofErr w:type="spellStart"/>
-      <w:r>
-        <w:t>conj</w:t>
-      </w:r>
-      <w:proofErr w:type="spellEnd"/>
-      <w:r>
-        <w:rPr>
-          <w:rFonts w:hint="eastAsia"/>
-        </w:rPr>
-        <w:t xml:space="preserve"> </w:t>
-      </w:r>
-      <w:r>
-        <w:rPr>
-          <w:rFonts w:hint="eastAsia"/>
-        </w:rPr>
-        <w:t>無論什麼</w:t>
-      </w:r>
-      <w:r>
-        <w:t>(D)concurrently</w:t>
-      </w:r>
-      <w:r>
-        <w:rPr>
-          <w:rFonts w:hint="eastAsia"/>
-        </w:rPr>
-        <w:t xml:space="preserve"> </w:t>
-      </w:r>
-      <w:r>
-        <w:t>Adv</w:t>
-      </w:r>
-      <w:r>
-        <w:rPr>
-          <w:rFonts w:hint="eastAsia"/>
-        </w:rPr>
-        <w:t>同時</w:t>
-      </w:r>
-    </w:p>
-    <w:p>
-      <w:r>
-        <w:t>be sure to</w:t>
-      </w:r>
-      <w:r>
-        <w:t xml:space="preserve"> </w:t>
-      </w:r>
-      <w:r>
-        <w:rPr>
-          <w:rFonts w:hint="eastAsia"/>
-        </w:rPr>
-        <w:t>記得要、</w:t>
-      </w:r>
-      <w:r>
-        <w:t>put your best foot forward.</w:t>
-      </w:r>
-      <w:r>
-        <w:rPr>
-          <w:rFonts w:hint="eastAsia"/>
-        </w:rPr>
-        <w:t xml:space="preserve"> </w:t>
-      </w:r>
-      <w:r>
-        <w:rPr>
-          <w:rFonts w:hint="eastAsia"/>
-        </w:rPr>
-        <w:t>呈現你最好的一面</w:t>
-      </w:r>
-    </w:p>
-    <w:p>
-      <w:pPr>
-        <w:rPr>
-          <w:rFonts w:hint="eastAsia"/>
-        </w:rPr>
-      </w:pPr>
-    </w:p>
     <w:p>
       <w:r>
         <w:rPr>
@@ -10680,34 +10632,86 @@
     <w:p>
       <w:pPr>
         <w:rPr>
+          <w:rFonts w:ascii="Roboto" w:hAnsi="Roboto"/>
+          <w:color w:val="0F0F0F"/>
+          <w:sz w:val="21"/>
+          <w:szCs w:val="21"/>
+          <w:shd w:val="clear" w:color="auto" w:fill="FFFFFF"/>
+        </w:rPr>
+      </w:pPr>
+      <w:r>
+        <w:rPr>
+          <w:rFonts w:ascii="Roboto" w:hAnsi="Roboto" w:hint="eastAsia"/>
+          <w:color w:val="0F0F0F"/>
+          <w:sz w:val="21"/>
+          <w:szCs w:val="21"/>
+          <w:highlight w:val="yellow"/>
+          <w:shd w:val="clear" w:color="auto" w:fill="FFFFFF"/>
+        </w:rPr>
+        <w:t>(</w:t>
+      </w:r>
+      <w:r>
+        <w:rPr>
+          <w:rFonts w:ascii="Roboto" w:hAnsi="Roboto"/>
+          <w:color w:val="0F0F0F"/>
+          <w:sz w:val="21"/>
+          <w:szCs w:val="21"/>
+          <w:highlight w:val="yellow"/>
+          <w:shd w:val="clear" w:color="auto" w:fill="FFFFFF"/>
+        </w:rPr>
+        <w:t>A)In</w:t>
+      </w:r>
+      <w:r>
+        <w:rPr>
+          <w:rFonts w:ascii="Roboto" w:hAnsi="Roboto"/>
+          <w:color w:val="0F0F0F"/>
+          <w:sz w:val="21"/>
+          <w:szCs w:val="21"/>
+          <w:shd w:val="clear" w:color="auto" w:fill="FFFFFF"/>
+        </w:rPr>
+        <w:t>(B)up(C)out(D)away</w:t>
+      </w:r>
+    </w:p>
+    <w:p>
+      <w:pPr>
+        <w:rPr>
+          <w:rFonts w:ascii="Roboto" w:hAnsi="Roboto"/>
+          <w:color w:val="0F0F0F"/>
+          <w:sz w:val="21"/>
+          <w:szCs w:val="21"/>
+          <w:shd w:val="clear" w:color="auto" w:fill="FFFFFF"/>
+        </w:rPr>
+      </w:pPr>
+    </w:p>
+    <w:p>
+      <w:pPr>
+        <w:rPr>
+          <w:rFonts w:ascii="Roboto" w:hAnsi="Roboto"/>
+          <w:color w:val="0F0F0F"/>
+          <w:sz w:val="21"/>
+          <w:szCs w:val="21"/>
+          <w:shd w:val="clear" w:color="auto" w:fill="FFFFFF"/>
+        </w:rPr>
+      </w:pPr>
+      <w:r>
+        <w:rPr>
+          <w:rFonts w:ascii="Roboto" w:hAnsi="Roboto"/>
+          <w:color w:val="0F0F0F"/>
+          <w:sz w:val="21"/>
+          <w:szCs w:val="21"/>
+          <w:shd w:val="clear" w:color="auto" w:fill="FFFFFF"/>
+        </w:rPr>
+        <w:t>Consensus n.</w:t>
+      </w:r>
+      <w:r>
+        <w:rPr>
           <w:rFonts w:ascii="Roboto" w:hAnsi="Roboto" w:hint="eastAsia"/>
           <w:color w:val="0F0F0F"/>
           <w:sz w:val="21"/>
           <w:szCs w:val="21"/>
           <w:shd w:val="clear" w:color="auto" w:fill="FFFFFF"/>
         </w:rPr>
-      </w:pPr>
-      <w:r>
-        <w:rPr>
-          <w:rFonts w:ascii="Roboto" w:hAnsi="Roboto" w:hint="eastAsia"/>
-          <w:color w:val="0F0F0F"/>
-          <w:sz w:val="21"/>
-          <w:szCs w:val="21"/>
-          <w:highlight w:val="yellow"/>
-          <w:shd w:val="clear" w:color="auto" w:fill="FFFFFF"/>
-        </w:rPr>
-        <w:t>(</w:t>
-      </w:r>
-      <w:r>
-        <w:rPr>
-          <w:rFonts w:ascii="Roboto" w:hAnsi="Roboto"/>
-          <w:color w:val="0F0F0F"/>
-          <w:sz w:val="21"/>
-          <w:szCs w:val="21"/>
-          <w:highlight w:val="yellow"/>
-          <w:shd w:val="clear" w:color="auto" w:fill="FFFFFF"/>
-        </w:rPr>
-        <w:t>A)In</w:t>
+        <w:t>共識、</w:t>
       </w:r>
       <w:r>
         <w:rPr>
@@ -10717,11 +10721,19 @@
           <w:szCs w:val="21"/>
           <w:shd w:val="clear" w:color="auto" w:fill="FFFFFF"/>
         </w:rPr>
-        <w:t>(B)up(C)out(D)away</w:t>
-      </w:r>
-    </w:p>
-    <w:p>
-      <w:pPr>
+        <w:t>urgently</w:t>
+      </w:r>
+      <w:r>
+        <w:rPr>
+          <w:rFonts w:ascii="Roboto" w:hAnsi="Roboto" w:hint="eastAsia"/>
+          <w:color w:val="0F0F0F"/>
+          <w:sz w:val="21"/>
+          <w:szCs w:val="21"/>
+          <w:shd w:val="clear" w:color="auto" w:fill="FFFFFF"/>
+        </w:rPr>
+        <w:t xml:space="preserve"> </w:t>
+      </w:r>
+      <w:r>
         <w:rPr>
           <w:rFonts w:ascii="Roboto" w:hAnsi="Roboto"/>
           <w:color w:val="0F0F0F"/>
@@ -10729,10 +10741,29 @@
           <w:szCs w:val="21"/>
           <w:shd w:val="clear" w:color="auto" w:fill="FFFFFF"/>
         </w:rPr>
-      </w:pPr>
-    </w:p>
-    <w:p>
-      <w:pPr>
+        <w:t>adv.</w:t>
+      </w:r>
+      <w:r>
+        <w:rPr>
+          <w:rFonts w:ascii="Roboto" w:hAnsi="Roboto" w:hint="eastAsia"/>
+          <w:color w:val="0F0F0F"/>
+          <w:sz w:val="21"/>
+          <w:szCs w:val="21"/>
+          <w:shd w:val="clear" w:color="auto" w:fill="FFFFFF"/>
+        </w:rPr>
+        <w:t>緊急、</w:t>
+      </w:r>
+      <w:r>
+        <w:rPr>
+          <w:rFonts w:ascii="Roboto" w:hAnsi="Roboto" w:hint="eastAsia"/>
+          <w:color w:val="0F0F0F"/>
+          <w:sz w:val="21"/>
+          <w:szCs w:val="21"/>
+          <w:shd w:val="clear" w:color="auto" w:fill="FFFFFF"/>
+        </w:rPr>
+        <w:t>e</w:t>
+      </w:r>
+      <w:r>
         <w:rPr>
           <w:rFonts w:ascii="Roboto" w:hAnsi="Roboto"/>
           <w:color w:val="0F0F0F"/>
@@ -10740,7 +10771,18 @@
           <w:szCs w:val="21"/>
           <w:shd w:val="clear" w:color="auto" w:fill="FFFFFF"/>
         </w:rPr>
-      </w:pPr>
+        <w:t>ither</w:t>
+      </w:r>
+      <w:r>
+        <w:rPr>
+          <w:rFonts w:ascii="Roboto" w:hAnsi="Roboto" w:hint="eastAsia"/>
+          <w:color w:val="0F0F0F"/>
+          <w:sz w:val="21"/>
+          <w:szCs w:val="21"/>
+          <w:shd w:val="clear" w:color="auto" w:fill="FFFFFF"/>
+        </w:rPr>
+        <w:t>擇一、</w:t>
+      </w:r>
       <w:r>
         <w:rPr>
           <w:rFonts w:ascii="Roboto" w:hAnsi="Roboto"/>
@@ -10749,7 +10791,17 @@
           <w:szCs w:val="21"/>
           <w:shd w:val="clear" w:color="auto" w:fill="FFFFFF"/>
         </w:rPr>
-        <w:t>C</w:t>
+        <w:t>debating</w:t>
+      </w:r>
+      <w:r>
+        <w:rPr>
+          <w:rFonts w:ascii="Roboto" w:hAnsi="Roboto" w:hint="eastAsia"/>
+          <w:color w:val="0F0F0F"/>
+          <w:sz w:val="21"/>
+          <w:szCs w:val="21"/>
+          <w:shd w:val="clear" w:color="auto" w:fill="FFFFFF"/>
+        </w:rPr>
+        <w:t xml:space="preserve"> </w:t>
       </w:r>
       <w:r>
         <w:rPr>
@@ -10759,9 +10811,41 @@
           <w:szCs w:val="21"/>
           <w:shd w:val="clear" w:color="auto" w:fill="FFFFFF"/>
         </w:rPr>
-        <w:t>onsensus</w:t>
-      </w:r>
-      <w:r>
+        <w:t>v.</w:t>
+      </w:r>
+      <w:r>
+        <w:rPr>
+          <w:rFonts w:ascii="Roboto" w:hAnsi="Roboto" w:hint="eastAsia"/>
+          <w:color w:val="0F0F0F"/>
+          <w:sz w:val="21"/>
+          <w:szCs w:val="21"/>
+          <w:shd w:val="clear" w:color="auto" w:fill="FFFFFF"/>
+        </w:rPr>
+        <w:t>爭論</w:t>
+      </w:r>
+      <w:r>
+        <w:rPr>
+          <w:rFonts w:ascii="Roboto" w:hAnsi="Roboto" w:hint="eastAsia"/>
+          <w:color w:val="0F0F0F"/>
+          <w:sz w:val="21"/>
+          <w:szCs w:val="21"/>
+          <w:shd w:val="clear" w:color="auto" w:fill="FFFFFF"/>
+        </w:rPr>
+        <w:t>/</w:t>
+      </w:r>
+      <w:r>
+        <w:rPr>
+          <w:rFonts w:ascii="Roboto" w:hAnsi="Roboto" w:hint="eastAsia"/>
+          <w:color w:val="0F0F0F"/>
+          <w:sz w:val="21"/>
+          <w:szCs w:val="21"/>
+          <w:shd w:val="clear" w:color="auto" w:fill="FFFFFF"/>
+        </w:rPr>
+        <w:t>討論</w:t>
+      </w:r>
+    </w:p>
+    <w:p>
+      <w:pPr>
         <w:rPr>
           <w:rFonts w:ascii="Roboto" w:hAnsi="Roboto"/>
           <w:color w:val="0F0F0F"/>
@@ -10769,7 +10853,16 @@
           <w:szCs w:val="21"/>
           <w:shd w:val="clear" w:color="auto" w:fill="FFFFFF"/>
         </w:rPr>
-        <w:t xml:space="preserve"> n.</w:t>
+      </w:pPr>
+      <w:r>
+        <w:rPr>
+          <w:rFonts w:ascii="Roboto" w:hAnsi="Roboto"/>
+          <w:color w:val="0F0F0F"/>
+          <w:sz w:val="21"/>
+          <w:szCs w:val="21"/>
+          <w:shd w:val="clear" w:color="auto" w:fill="FFFFFF"/>
+        </w:rPr>
+        <w:t>Give in</w:t>
       </w:r>
       <w:r>
         <w:rPr>
@@ -10779,7 +10872,17 @@
           <w:szCs w:val="21"/>
           <w:shd w:val="clear" w:color="auto" w:fill="FFFFFF"/>
         </w:rPr>
-        <w:t>共識、</w:t>
+        <w:t>退讓、</w:t>
+      </w:r>
+      <w:r>
+        <w:rPr>
+          <w:rFonts w:ascii="Roboto" w:hAnsi="Roboto" w:hint="eastAsia"/>
+          <w:color w:val="0F0F0F"/>
+          <w:sz w:val="21"/>
+          <w:szCs w:val="21"/>
+          <w:shd w:val="clear" w:color="auto" w:fill="FFFFFF"/>
+        </w:rPr>
+        <w:t>g</w:t>
       </w:r>
       <w:r>
         <w:rPr>
@@ -10789,7 +10892,7 @@
           <w:szCs w:val="21"/>
           <w:shd w:val="clear" w:color="auto" w:fill="FFFFFF"/>
         </w:rPr>
-        <w:t>urgently</w:t>
+        <w:t>ive up</w:t>
       </w:r>
       <w:r>
         <w:rPr>
@@ -10799,7 +10902,17 @@
           <w:szCs w:val="21"/>
           <w:shd w:val="clear" w:color="auto" w:fill="FFFFFF"/>
         </w:rPr>
-        <w:t xml:space="preserve"> </w:t>
+        <w:t>放棄、</w:t>
+      </w:r>
+      <w:r>
+        <w:rPr>
+          <w:rFonts w:ascii="Roboto" w:hAnsi="Roboto" w:hint="eastAsia"/>
+          <w:color w:val="0F0F0F"/>
+          <w:sz w:val="21"/>
+          <w:szCs w:val="21"/>
+          <w:shd w:val="clear" w:color="auto" w:fill="FFFFFF"/>
+        </w:rPr>
+        <w:t>g</w:t>
       </w:r>
       <w:r>
         <w:rPr>
@@ -10809,7 +10922,7 @@
           <w:szCs w:val="21"/>
           <w:shd w:val="clear" w:color="auto" w:fill="FFFFFF"/>
         </w:rPr>
-        <w:t>adv.</w:t>
+        <w:t>ive out</w:t>
       </w:r>
       <w:r>
         <w:rPr>
@@ -10819,7 +10932,7 @@
           <w:szCs w:val="21"/>
           <w:shd w:val="clear" w:color="auto" w:fill="FFFFFF"/>
         </w:rPr>
-        <w:t>緊急、</w:t>
+        <w:t>發放、</w:t>
       </w:r>
       <w:r>
         <w:rPr>
@@ -10829,7 +10942,7 @@
           <w:szCs w:val="21"/>
           <w:shd w:val="clear" w:color="auto" w:fill="FFFFFF"/>
         </w:rPr>
-        <w:t>e</w:t>
+        <w:t>g</w:t>
       </w:r>
       <w:r>
         <w:rPr>
@@ -10839,7 +10952,7 @@
           <w:szCs w:val="21"/>
           <w:shd w:val="clear" w:color="auto" w:fill="FFFFFF"/>
         </w:rPr>
-        <w:t>ither</w:t>
+        <w:t>ive away</w:t>
       </w:r>
       <w:r>
         <w:rPr>
@@ -10849,9 +10962,11 @@
           <w:szCs w:val="21"/>
           <w:shd w:val="clear" w:color="auto" w:fill="FFFFFF"/>
         </w:rPr>
-        <w:t>擇一、</w:t>
-      </w:r>
-      <w:r>
+        <w:t>送出</w:t>
+      </w:r>
+    </w:p>
+    <w:p>
+      <w:pPr>
         <w:rPr>
           <w:rFonts w:ascii="Roboto" w:hAnsi="Roboto"/>
           <w:color w:val="0F0F0F"/>
@@ -10859,8 +10974,80 @@
           <w:szCs w:val="21"/>
           <w:shd w:val="clear" w:color="auto" w:fill="FFFFFF"/>
         </w:rPr>
-        <w:t>debating</w:t>
-      </w:r>
+      </w:pPr>
+    </w:p>
+    <w:p>
+      <w:pPr>
+        <w:rPr>
+          <w:rFonts w:ascii="Roboto" w:hAnsi="Roboto"/>
+          <w:color w:val="0F0F0F"/>
+          <w:sz w:val="21"/>
+          <w:szCs w:val="21"/>
+          <w:shd w:val="clear" w:color="auto" w:fill="FFFFFF"/>
+        </w:rPr>
+      </w:pPr>
+      <w:r>
+        <w:rPr>
+          <w:rFonts w:ascii="Roboto" w:hAnsi="Roboto"/>
+          <w:color w:val="0F0F0F"/>
+          <w:sz w:val="21"/>
+          <w:szCs w:val="21"/>
+          <w:shd w:val="clear" w:color="auto" w:fill="FFFFFF"/>
+        </w:rPr>
+        <w:t xml:space="preserve">A continuous </w:t>
+      </w:r>
+      <w:r>
+        <w:rPr>
+          <w:rFonts w:ascii="Roboto" w:hAnsi="Roboto"/>
+          <w:color w:val="0F0F0F"/>
+          <w:sz w:val="21"/>
+          <w:szCs w:val="21"/>
+          <w:highlight w:val="yellow"/>
+          <w:shd w:val="clear" w:color="auto" w:fill="FFFFFF"/>
+        </w:rPr>
+        <w:t>decline</w:t>
+      </w:r>
+      <w:r>
+        <w:rPr>
+          <w:rFonts w:ascii="Roboto" w:hAnsi="Roboto"/>
+          <w:color w:val="0F0F0F"/>
+          <w:sz w:val="21"/>
+          <w:szCs w:val="21"/>
+          <w:shd w:val="clear" w:color="auto" w:fill="FFFFFF"/>
+        </w:rPr>
+        <w:t xml:space="preserve"> in viewership makes </w:t>
+      </w:r>
+      <w:r>
+        <w:rPr>
+          <w:rFonts w:ascii="Roboto" w:hAnsi="Roboto"/>
+          <w:color w:val="FF0000"/>
+          <w:sz w:val="21"/>
+          <w:szCs w:val="21"/>
+          <w:shd w:val="clear" w:color="auto" w:fill="FFFFFF"/>
+        </w:rPr>
+        <w:t xml:space="preserve">it </w:t>
+      </w:r>
+      <w:r>
+        <w:rPr>
+          <w:rFonts w:ascii="Roboto" w:hAnsi="Roboto"/>
+          <w:color w:val="0F0F0F"/>
+          <w:sz w:val="21"/>
+          <w:szCs w:val="21"/>
+          <w:shd w:val="clear" w:color="auto" w:fill="FFFFFF"/>
+        </w:rPr>
+        <w:t>doubtful the TV series can continue airing the next season.</w:t>
+      </w:r>
+    </w:p>
+    <w:p>
+      <w:pPr>
+        <w:rPr>
+          <w:rFonts w:ascii="Roboto" w:hAnsi="Roboto"/>
+          <w:color w:val="0F0F0F"/>
+          <w:sz w:val="21"/>
+          <w:szCs w:val="21"/>
+          <w:shd w:val="clear" w:color="auto" w:fill="FFFFFF"/>
+        </w:rPr>
+      </w:pPr>
       <w:r>
         <w:rPr>
           <w:rFonts w:ascii="Roboto" w:hAnsi="Roboto" w:hint="eastAsia"/>
@@ -10869,7 +11056,7 @@
           <w:szCs w:val="21"/>
           <w:shd w:val="clear" w:color="auto" w:fill="FFFFFF"/>
         </w:rPr>
-        <w:t xml:space="preserve"> </w:t>
+        <w:t>(</w:t>
       </w:r>
       <w:r>
         <w:rPr>
@@ -10879,7 +11066,7 @@
           <w:szCs w:val="21"/>
           <w:shd w:val="clear" w:color="auto" w:fill="FFFFFF"/>
         </w:rPr>
-        <w:t>v.</w:t>
+        <w:t>A)demonstration</w:t>
       </w:r>
       <w:r>
         <w:rPr>
@@ -10889,7 +11076,17 @@
           <w:szCs w:val="21"/>
           <w:shd w:val="clear" w:color="auto" w:fill="FFFFFF"/>
         </w:rPr>
-        <w:t>爭論</w:t>
+        <w:t xml:space="preserve"> </w:t>
+      </w:r>
+      <w:r>
+        <w:rPr>
+          <w:rFonts w:ascii="Roboto" w:hAnsi="Roboto"/>
+          <w:color w:val="0F0F0F"/>
+          <w:sz w:val="21"/>
+          <w:szCs w:val="21"/>
+          <w:shd w:val="clear" w:color="auto" w:fill="FFFFFF"/>
+        </w:rPr>
+        <w:t>n.</w:t>
       </w:r>
       <w:r>
         <w:rPr>
@@ -10899,7 +11096,7 @@
           <w:szCs w:val="21"/>
           <w:shd w:val="clear" w:color="auto" w:fill="FFFFFF"/>
         </w:rPr>
-        <w:t>/</w:t>
+        <w:t>示範</w:t>
       </w:r>
       <w:r>
         <w:rPr>
@@ -10909,11 +11106,19 @@
           <w:szCs w:val="21"/>
           <w:shd w:val="clear" w:color="auto" w:fill="FFFFFF"/>
         </w:rPr>
-        <w:t>討論</w:t>
-      </w:r>
-    </w:p>
-    <w:p>
-      <w:pPr>
+        <w:t>/</w:t>
+      </w:r>
+      <w:r>
+        <w:rPr>
+          <w:rFonts w:ascii="Roboto" w:hAnsi="Roboto" w:hint="eastAsia"/>
+          <w:color w:val="0F0F0F"/>
+          <w:sz w:val="21"/>
+          <w:szCs w:val="21"/>
+          <w:shd w:val="clear" w:color="auto" w:fill="FFFFFF"/>
+        </w:rPr>
+        <w:t>表示</w:t>
+      </w:r>
+      <w:r>
         <w:rPr>
           <w:rFonts w:ascii="Roboto" w:hAnsi="Roboto"/>
           <w:color w:val="0F0F0F"/>
@@ -10921,7 +11126,18 @@
           <w:szCs w:val="21"/>
           <w:shd w:val="clear" w:color="auto" w:fill="FFFFFF"/>
         </w:rPr>
-      </w:pPr>
+        <w:t>(B)descend</w:t>
+      </w:r>
+      <w:r>
+        <w:rPr>
+          <w:rFonts w:ascii="Roboto" w:hAnsi="Roboto" w:hint="eastAsia"/>
+          <w:color w:val="0F0F0F"/>
+          <w:sz w:val="21"/>
+          <w:szCs w:val="21"/>
+          <w:shd w:val="clear" w:color="auto" w:fill="FFFFFF"/>
+        </w:rPr>
+        <w:t xml:space="preserve"> </w:t>
+      </w:r>
       <w:r>
         <w:rPr>
           <w:rFonts w:ascii="Roboto" w:hAnsi="Roboto"/>
@@ -10930,7 +11146,7 @@
           <w:szCs w:val="21"/>
           <w:shd w:val="clear" w:color="auto" w:fill="FFFFFF"/>
         </w:rPr>
-        <w:t>Give in</w:t>
+        <w:t>v.</w:t>
       </w:r>
       <w:r>
         <w:rPr>
@@ -10940,7 +11156,7 @@
           <w:szCs w:val="21"/>
           <w:shd w:val="clear" w:color="auto" w:fill="FFFFFF"/>
         </w:rPr>
-        <w:t>退讓、</w:t>
+        <w:t>下降</w:t>
       </w:r>
       <w:r>
         <w:rPr>
@@ -10950,7 +11166,27 @@
           <w:szCs w:val="21"/>
           <w:shd w:val="clear" w:color="auto" w:fill="FFFFFF"/>
         </w:rPr>
-        <w:t>g</w:t>
+        <w:t>(</w:t>
+      </w:r>
+      <w:r>
+        <w:rPr>
+          <w:rFonts w:ascii="Roboto" w:hAnsi="Roboto" w:hint="eastAsia"/>
+          <w:color w:val="0F0F0F"/>
+          <w:sz w:val="21"/>
+          <w:szCs w:val="21"/>
+          <w:shd w:val="clear" w:color="auto" w:fill="FFFFFF"/>
+        </w:rPr>
+        <w:t>表示物體高處往下降</w:t>
+      </w:r>
+      <w:r>
+        <w:rPr>
+          <w:rFonts w:ascii="Roboto" w:hAnsi="Roboto" w:hint="eastAsia"/>
+          <w:color w:val="0F0F0F"/>
+          <w:sz w:val="21"/>
+          <w:szCs w:val="21"/>
+          <w:shd w:val="clear" w:color="auto" w:fill="FFFFFF"/>
+        </w:rPr>
+        <w:t>)</w:t>
       </w:r>
       <w:r>
         <w:rPr>
@@ -10960,7 +11196,7 @@
           <w:szCs w:val="21"/>
           <w:shd w:val="clear" w:color="auto" w:fill="FFFFFF"/>
         </w:rPr>
-        <w:t>ive up</w:t>
+        <w:t>(C)deceive</w:t>
       </w:r>
       <w:r>
         <w:rPr>
@@ -10970,7 +11206,17 @@
           <w:szCs w:val="21"/>
           <w:shd w:val="clear" w:color="auto" w:fill="FFFFFF"/>
         </w:rPr>
-        <w:t>放棄、</w:t>
+        <w:t xml:space="preserve"> </w:t>
+      </w:r>
+      <w:r>
+        <w:rPr>
+          <w:rFonts w:ascii="Roboto" w:hAnsi="Roboto"/>
+          <w:color w:val="0F0F0F"/>
+          <w:sz w:val="21"/>
+          <w:szCs w:val="21"/>
+          <w:shd w:val="clear" w:color="auto" w:fill="FFFFFF"/>
+        </w:rPr>
+        <w:t>v.</w:t>
       </w:r>
       <w:r>
         <w:rPr>
@@ -10980,9 +11226,66 @@
           <w:szCs w:val="21"/>
           <w:shd w:val="clear" w:color="auto" w:fill="FFFFFF"/>
         </w:rPr>
-        <w:t>g</w:t>
-      </w:r>
-      <w:r>
+        <w:t>欺騙</w:t>
+      </w:r>
+      <w:r>
+        <w:rPr>
+          <w:rFonts w:ascii="Roboto" w:hAnsi="Roboto"/>
+          <w:color w:val="0F0F0F"/>
+          <w:sz w:val="21"/>
+          <w:szCs w:val="21"/>
+          <w:highlight w:val="yellow"/>
+          <w:shd w:val="clear" w:color="auto" w:fill="FFFFFF"/>
+        </w:rPr>
+        <w:t>(D)decline</w:t>
+      </w:r>
+      <w:r>
+        <w:rPr>
+          <w:rFonts w:ascii="Roboto" w:hAnsi="Roboto"/>
+          <w:color w:val="0F0F0F"/>
+          <w:sz w:val="21"/>
+          <w:szCs w:val="21"/>
+          <w:highlight w:val="yellow"/>
+          <w:shd w:val="clear" w:color="auto" w:fill="FFFFFF"/>
+        </w:rPr>
+        <w:t xml:space="preserve"> v.</w:t>
+      </w:r>
+      <w:r>
+        <w:rPr>
+          <w:rFonts w:ascii="Roboto" w:hAnsi="Roboto" w:hint="eastAsia"/>
+          <w:color w:val="0F0F0F"/>
+          <w:sz w:val="21"/>
+          <w:szCs w:val="21"/>
+          <w:highlight w:val="yellow"/>
+          <w:shd w:val="clear" w:color="auto" w:fill="FFFFFF"/>
+        </w:rPr>
+        <w:t>下降</w:t>
+      </w:r>
+      <w:r>
+        <w:rPr>
+          <w:rFonts w:ascii="Roboto" w:hAnsi="Roboto" w:hint="eastAsia"/>
+          <w:color w:val="0F0F0F"/>
+          <w:sz w:val="21"/>
+          <w:szCs w:val="21"/>
+          <w:highlight w:val="yellow"/>
+          <w:shd w:val="clear" w:color="auto" w:fill="FFFFFF"/>
+        </w:rPr>
+        <w:t>/</w:t>
+      </w:r>
+      <w:r>
+        <w:rPr>
+          <w:rFonts w:ascii="Roboto" w:hAnsi="Roboto" w:hint="eastAsia"/>
+          <w:color w:val="0F0F0F"/>
+          <w:sz w:val="21"/>
+          <w:szCs w:val="21"/>
+          <w:highlight w:val="yellow"/>
+          <w:shd w:val="clear" w:color="auto" w:fill="FFFFFF"/>
+        </w:rPr>
+        <w:t>拒絕</w:t>
+      </w:r>
+    </w:p>
+    <w:p>
+      <w:pPr>
         <w:rPr>
           <w:rFonts w:ascii="Roboto" w:hAnsi="Roboto"/>
           <w:color w:val="0F0F0F"/>
@@ -10990,7 +11293,26 @@
           <w:szCs w:val="21"/>
           <w:shd w:val="clear" w:color="auto" w:fill="FFFFFF"/>
         </w:rPr>
-        <w:t>ive out</w:t>
+      </w:pPr>
+      <w:r>
+        <w:rPr>
+          <w:rFonts w:ascii="Roboto" w:hAnsi="Roboto"/>
+          <w:color w:val="0F0F0F"/>
+          <w:sz w:val="21"/>
+          <w:szCs w:val="21"/>
+          <w:shd w:val="clear" w:color="auto" w:fill="FFFFFF"/>
+        </w:rPr>
+        <w:t xml:space="preserve">continuous </w:t>
+      </w:r>
+      <w:r>
+        <w:rPr>
+          <w:rFonts w:ascii="Roboto" w:hAnsi="Roboto"/>
+          <w:color w:val="0F0F0F"/>
+          <w:sz w:val="21"/>
+          <w:szCs w:val="21"/>
+          <w:shd w:val="clear" w:color="auto" w:fill="FFFFFF"/>
+        </w:rPr>
+        <w:t>adj.</w:t>
       </w:r>
       <w:r>
         <w:rPr>
@@ -11000,7 +11322,7 @@
           <w:szCs w:val="21"/>
           <w:shd w:val="clear" w:color="auto" w:fill="FFFFFF"/>
         </w:rPr>
-        <w:t>發放、</w:t>
+        <w:t>持續</w:t>
       </w:r>
       <w:r>
         <w:rPr>
@@ -11010,7 +11332,17 @@
           <w:szCs w:val="21"/>
           <w:shd w:val="clear" w:color="auto" w:fill="FFFFFF"/>
         </w:rPr>
-        <w:t>g</w:t>
+        <w:t>/</w:t>
+      </w:r>
+      <w:r>
+        <w:rPr>
+          <w:rFonts w:ascii="Roboto" w:hAnsi="Roboto" w:hint="eastAsia"/>
+          <w:color w:val="0F0F0F"/>
+          <w:sz w:val="21"/>
+          <w:szCs w:val="21"/>
+          <w:shd w:val="clear" w:color="auto" w:fill="FFFFFF"/>
+        </w:rPr>
+        <w:t>不斷、</w:t>
       </w:r>
       <w:r>
         <w:rPr>
@@ -11020,7 +11352,17 @@
           <w:szCs w:val="21"/>
           <w:shd w:val="clear" w:color="auto" w:fill="FFFFFF"/>
         </w:rPr>
-        <w:t>ive away</w:t>
+        <w:t>viewership</w:t>
+      </w:r>
+      <w:r>
+        <w:rPr>
+          <w:rFonts w:ascii="Roboto" w:hAnsi="Roboto"/>
+          <w:color w:val="0F0F0F"/>
+          <w:sz w:val="21"/>
+          <w:szCs w:val="21"/>
+          <w:shd w:val="clear" w:color="auto" w:fill="FFFFFF"/>
+        </w:rPr>
+        <w:t xml:space="preserve"> n.</w:t>
       </w:r>
       <w:r>
         <w:rPr>
@@ -11030,11 +11372,9 @@
           <w:szCs w:val="21"/>
           <w:shd w:val="clear" w:color="auto" w:fill="FFFFFF"/>
         </w:rPr>
-        <w:t>送出</w:t>
-      </w:r>
-    </w:p>
-    <w:p>
-      <w:pPr>
+        <w:t>觀看、</w:t>
+      </w:r>
+      <w:r>
         <w:rPr>
           <w:rFonts w:ascii="Roboto" w:hAnsi="Roboto"/>
           <w:color w:val="0F0F0F"/>
@@ -11042,10 +11382,9 @@
           <w:szCs w:val="21"/>
           <w:shd w:val="clear" w:color="auto" w:fill="FFFFFF"/>
         </w:rPr>
-      </w:pPr>
-    </w:p>
-    <w:p>
-      <w:pPr>
+        <w:t>makes</w:t>
+      </w:r>
+      <w:r>
         <w:rPr>
           <w:rFonts w:ascii="Roboto" w:hAnsi="Roboto" w:hint="eastAsia"/>
           <w:color w:val="0F0F0F"/>
@@ -11053,14 +11392,376 @@
           <w:szCs w:val="21"/>
           <w:shd w:val="clear" w:color="auto" w:fill="FFFFFF"/>
         </w:rPr>
-      </w:pPr>
-    </w:p>
-    <w:p>
-      <w:pPr>
-        <w:rPr>
-          <w:rFonts w:hint="eastAsia"/>
-        </w:rPr>
-      </w:pPr>
+        <w:t>使得</w:t>
+      </w:r>
+      <w:r>
+        <w:rPr>
+          <w:rFonts w:ascii="Roboto" w:hAnsi="Roboto"/>
+          <w:color w:val="0F0F0F"/>
+          <w:sz w:val="21"/>
+          <w:szCs w:val="21"/>
+          <w:shd w:val="clear" w:color="auto" w:fill="FFFFFF"/>
+        </w:rPr>
+        <w:t>…</w:t>
+      </w:r>
+      <w:r>
+        <w:rPr>
+          <w:rFonts w:ascii="Roboto" w:hAnsi="Roboto"/>
+          <w:color w:val="0F0F0F"/>
+          <w:sz w:val="21"/>
+          <w:szCs w:val="21"/>
+          <w:shd w:val="clear" w:color="auto" w:fill="FFFFFF"/>
+        </w:rPr>
+        <w:t xml:space="preserve"> </w:t>
+      </w:r>
+      <w:r>
+        <w:rPr>
+          <w:rFonts w:ascii="Roboto" w:hAnsi="Roboto" w:hint="eastAsia"/>
+          <w:color w:val="0F0F0F"/>
+          <w:sz w:val="21"/>
+          <w:szCs w:val="21"/>
+          <w:shd w:val="clear" w:color="auto" w:fill="FFFFFF"/>
+        </w:rPr>
+        <w:t>、</w:t>
+      </w:r>
+      <w:r>
+        <w:rPr>
+          <w:rFonts w:ascii="Roboto" w:hAnsi="Roboto"/>
+          <w:color w:val="0F0F0F"/>
+          <w:sz w:val="21"/>
+          <w:szCs w:val="21"/>
+          <w:shd w:val="clear" w:color="auto" w:fill="FFFFFF"/>
+        </w:rPr>
+        <w:t>doubtful</w:t>
+      </w:r>
+      <w:r>
+        <w:rPr>
+          <w:rFonts w:ascii="Roboto" w:hAnsi="Roboto" w:hint="eastAsia"/>
+          <w:color w:val="0F0F0F"/>
+          <w:sz w:val="21"/>
+          <w:szCs w:val="21"/>
+          <w:shd w:val="clear" w:color="auto" w:fill="FFFFFF"/>
+        </w:rPr>
+        <w:t xml:space="preserve"> </w:t>
+      </w:r>
+      <w:r>
+        <w:rPr>
+          <w:rFonts w:ascii="Roboto" w:hAnsi="Roboto"/>
+          <w:color w:val="0F0F0F"/>
+          <w:sz w:val="21"/>
+          <w:szCs w:val="21"/>
+          <w:shd w:val="clear" w:color="auto" w:fill="FFFFFF"/>
+        </w:rPr>
+        <w:t>adj.</w:t>
+      </w:r>
+      <w:r>
+        <w:rPr>
+          <w:rFonts w:ascii="Roboto" w:hAnsi="Roboto" w:hint="eastAsia"/>
+          <w:color w:val="0F0F0F"/>
+          <w:sz w:val="21"/>
+          <w:szCs w:val="21"/>
+          <w:shd w:val="clear" w:color="auto" w:fill="FFFFFF"/>
+        </w:rPr>
+        <w:t>質疑的、</w:t>
+      </w:r>
+    </w:p>
+    <w:p>
+      <w:pPr>
+        <w:rPr>
+          <w:rFonts w:ascii="Roboto" w:hAnsi="Roboto"/>
+          <w:color w:val="0F0F0F"/>
+          <w:sz w:val="21"/>
+          <w:szCs w:val="21"/>
+          <w:shd w:val="clear" w:color="auto" w:fill="FFFFFF"/>
+        </w:rPr>
+      </w:pPr>
+      <w:r>
+        <w:rPr>
+          <w:rFonts w:ascii="Roboto" w:hAnsi="Roboto"/>
+          <w:color w:val="0F0F0F"/>
+          <w:sz w:val="21"/>
+          <w:szCs w:val="21"/>
+          <w:shd w:val="clear" w:color="auto" w:fill="FFFFFF"/>
+        </w:rPr>
+        <w:t>airing</w:t>
+      </w:r>
+      <w:r>
+        <w:rPr>
+          <w:rFonts w:ascii="Roboto" w:hAnsi="Roboto" w:hint="eastAsia"/>
+          <w:color w:val="0F0F0F"/>
+          <w:sz w:val="21"/>
+          <w:szCs w:val="21"/>
+          <w:shd w:val="clear" w:color="auto" w:fill="FFFFFF"/>
+        </w:rPr>
+        <w:t xml:space="preserve"> </w:t>
+      </w:r>
+      <w:r>
+        <w:rPr>
+          <w:rFonts w:ascii="Roboto" w:hAnsi="Roboto"/>
+          <w:color w:val="0F0F0F"/>
+          <w:sz w:val="21"/>
+          <w:szCs w:val="21"/>
+          <w:shd w:val="clear" w:color="auto" w:fill="FFFFFF"/>
+        </w:rPr>
+        <w:t>n.</w:t>
+      </w:r>
+      <w:r>
+        <w:rPr>
+          <w:rFonts w:ascii="Roboto" w:hAnsi="Roboto" w:hint="eastAsia"/>
+          <w:color w:val="0F0F0F"/>
+          <w:sz w:val="21"/>
+          <w:szCs w:val="21"/>
+          <w:shd w:val="clear" w:color="auto" w:fill="FFFFFF"/>
+        </w:rPr>
+        <w:t>公開討論</w:t>
+      </w:r>
+      <w:r>
+        <w:rPr>
+          <w:rFonts w:ascii="Roboto" w:hAnsi="Roboto" w:hint="eastAsia"/>
+          <w:color w:val="0F0F0F"/>
+          <w:sz w:val="21"/>
+          <w:szCs w:val="21"/>
+          <w:shd w:val="clear" w:color="auto" w:fill="FFFFFF"/>
+        </w:rPr>
+        <w:t>/</w:t>
+      </w:r>
+      <w:r>
+        <w:rPr>
+          <w:rFonts w:ascii="Roboto" w:hAnsi="Roboto" w:hint="eastAsia"/>
+          <w:color w:val="0F0F0F"/>
+          <w:sz w:val="21"/>
+          <w:szCs w:val="21"/>
+          <w:shd w:val="clear" w:color="auto" w:fill="FFFFFF"/>
+        </w:rPr>
+        <w:t>播出</w:t>
+      </w:r>
+    </w:p>
+    <w:p>
+      <w:pPr>
+        <w:rPr>
+          <w:rFonts w:ascii="Roboto" w:hAnsi="Roboto"/>
+          <w:color w:val="0F0F0F"/>
+          <w:sz w:val="21"/>
+          <w:szCs w:val="21"/>
+          <w:shd w:val="clear" w:color="auto" w:fill="FFFFFF"/>
+        </w:rPr>
+      </w:pPr>
+    </w:p>
+    <w:p>
+      <w:pPr>
+        <w:rPr>
+          <w:rFonts w:ascii="Roboto" w:hAnsi="Roboto" w:hint="eastAsia"/>
+          <w:color w:val="0F0F0F"/>
+          <w:sz w:val="21"/>
+          <w:szCs w:val="21"/>
+          <w:shd w:val="clear" w:color="auto" w:fill="FFFFFF"/>
+        </w:rPr>
+      </w:pPr>
+      <w:r>
+        <w:rPr>
+          <w:rFonts w:ascii="Roboto" w:hAnsi="Roboto" w:hint="eastAsia"/>
+          <w:color w:val="0F0F0F"/>
+          <w:sz w:val="21"/>
+          <w:szCs w:val="21"/>
+          <w:shd w:val="clear" w:color="auto" w:fill="FFFFFF"/>
+        </w:rPr>
+        <w:t>d</w:t>
+      </w:r>
+      <w:r>
+        <w:rPr>
+          <w:rFonts w:ascii="Roboto" w:hAnsi="Roboto"/>
+          <w:color w:val="0F0F0F"/>
+          <w:sz w:val="21"/>
+          <w:szCs w:val="21"/>
+          <w:shd w:val="clear" w:color="auto" w:fill="FFFFFF"/>
+        </w:rPr>
+        <w:t>ecline</w:t>
+      </w:r>
+      <w:r>
+        <w:rPr>
+          <w:rFonts w:ascii="Roboto" w:hAnsi="Roboto" w:hint="eastAsia"/>
+          <w:color w:val="0F0F0F"/>
+          <w:sz w:val="21"/>
+          <w:szCs w:val="21"/>
+          <w:shd w:val="clear" w:color="auto" w:fill="FFFFFF"/>
+        </w:rPr>
+        <w:t xml:space="preserve"> i</w:t>
+      </w:r>
+      <w:r>
+        <w:rPr>
+          <w:rFonts w:ascii="Roboto" w:hAnsi="Roboto"/>
+          <w:color w:val="0F0F0F"/>
+          <w:sz w:val="21"/>
+          <w:szCs w:val="21"/>
+          <w:shd w:val="clear" w:color="auto" w:fill="FFFFFF"/>
+        </w:rPr>
+        <w:t xml:space="preserve">n </w:t>
+      </w:r>
+      <w:r>
+        <w:rPr>
+          <w:rFonts w:ascii="Roboto" w:hAnsi="Roboto" w:hint="eastAsia"/>
+          <w:color w:val="0F0F0F"/>
+          <w:sz w:val="21"/>
+          <w:szCs w:val="21"/>
+          <w:shd w:val="clear" w:color="auto" w:fill="FFFFFF"/>
+        </w:rPr>
+        <w:t>下降、衰退</w:t>
+      </w:r>
+    </w:p>
+    <w:p>
+      <w:pPr>
+        <w:rPr>
+          <w:rFonts w:ascii="Roboto" w:hAnsi="Roboto"/>
+          <w:color w:val="0F0F0F"/>
+          <w:sz w:val="21"/>
+          <w:szCs w:val="21"/>
+          <w:shd w:val="clear" w:color="auto" w:fill="FFFFFF"/>
+        </w:rPr>
+      </w:pPr>
+      <w:r>
+        <w:rPr>
+          <w:rFonts w:ascii="Roboto" w:hAnsi="Roboto" w:hint="eastAsia"/>
+          <w:color w:val="0F0F0F"/>
+          <w:sz w:val="21"/>
+          <w:szCs w:val="21"/>
+          <w:shd w:val="clear" w:color="auto" w:fill="FFFFFF"/>
+        </w:rPr>
+        <w:t>空格需要名詞，因為</w:t>
+      </w:r>
+      <w:proofErr w:type="spellStart"/>
+      <w:r>
+        <w:rPr>
+          <w:rFonts w:ascii="Roboto" w:hAnsi="Roboto"/>
+          <w:color w:val="0F0F0F"/>
+          <w:sz w:val="21"/>
+          <w:szCs w:val="21"/>
+          <w:shd w:val="clear" w:color="auto" w:fill="FFFFFF"/>
+        </w:rPr>
+        <w:t>A+adj+N</w:t>
+      </w:r>
+      <w:proofErr w:type="spellEnd"/>
+    </w:p>
+    <w:p/>
+    <w:p>
+      <w:proofErr w:type="spellStart"/>
+      <w:r>
+        <w:t>S+makes+it+Adj+that+S+V</w:t>
+      </w:r>
+      <w:proofErr w:type="spellEnd"/>
+    </w:p>
+    <w:p>
+      <w:proofErr w:type="spellStart"/>
+      <w:r>
+        <w:t>Ex:Her</w:t>
+      </w:r>
+      <w:proofErr w:type="spellEnd"/>
+      <w:r>
+        <w:t xml:space="preserve"> effort</w:t>
+      </w:r>
+      <w:r>
+        <w:rPr>
+          <w:rFonts w:hint="eastAsia"/>
+        </w:rPr>
+        <w:t>(</w:t>
+      </w:r>
+      <w:r>
+        <w:t>n.</w:t>
+      </w:r>
+      <w:r>
+        <w:rPr>
+          <w:rFonts w:hint="eastAsia"/>
+        </w:rPr>
+        <w:t>努力</w:t>
+      </w:r>
+      <w:r>
+        <w:rPr>
+          <w:rFonts w:hint="eastAsia"/>
+        </w:rPr>
+        <w:t>)</w:t>
+      </w:r>
+      <w:r>
+        <w:t xml:space="preserve"> makes it certain</w:t>
+      </w:r>
+      <w:r>
+        <w:t xml:space="preserve">(adj. </w:t>
+      </w:r>
+      <w:r>
+        <w:rPr>
+          <w:rFonts w:hint="eastAsia"/>
+        </w:rPr>
+        <w:t>確定</w:t>
+      </w:r>
+      <w:r>
+        <w:rPr>
+          <w:rFonts w:hint="eastAsia"/>
+        </w:rPr>
+        <w:t>)</w:t>
+      </w:r>
+      <w:r>
+        <w:t xml:space="preserve"> that she will surpass</w:t>
+      </w:r>
+      <w:r>
+        <w:rPr>
+          <w:rFonts w:hint="eastAsia"/>
+        </w:rPr>
+        <w:t>(</w:t>
+      </w:r>
+      <w:r>
+        <w:t>v.</w:t>
+      </w:r>
+      <w:r>
+        <w:rPr>
+          <w:rFonts w:hint="eastAsia"/>
+        </w:rPr>
+        <w:t>超過</w:t>
+      </w:r>
+      <w:r>
+        <w:rPr>
+          <w:rFonts w:hint="eastAsia"/>
+        </w:rPr>
+        <w:t>)</w:t>
+      </w:r>
+      <w:r>
+        <w:t xml:space="preserve"> 800 in TOEIC.</w:t>
+      </w:r>
+    </w:p>
+    <w:p/>
+    <w:p>
+      <w:r>
+        <w:t xml:space="preserve">An autonomous electric sedan looks like </w:t>
+      </w:r>
+      <w:proofErr w:type="gramStart"/>
+      <w:r>
+        <w:t xml:space="preserve">a  </w:t>
+      </w:r>
+      <w:proofErr w:type="spellStart"/>
+      <w:r>
+        <w:t>vehicle</w:t>
+      </w:r>
+      <w:proofErr w:type="gramEnd"/>
+      <w:r>
+        <w:t>,but</w:t>
+      </w:r>
+      <w:proofErr w:type="spellEnd"/>
+      <w:r>
+        <w:t xml:space="preserve"> its electrically-powered motors and battery pack layout are far from similar.</w:t>
+      </w:r>
+    </w:p>
+    <w:p>
+      <w:r>
+        <w:t>(A)luxurious(B)stylish(C)conventional(D)prototype</w:t>
+      </w:r>
+    </w:p>
+    <w:p/>
+    <w:p>
+      <w:pPr>
+        <w:rPr>
+          <w:rFonts w:hint="eastAsia"/>
+        </w:rPr>
+      </w:pPr>
+      <w:r>
+        <w:t>autonomous</w:t>
+      </w:r>
     </w:p>
     <w:sectPr>
       <w:pgSz w:w="11906" w:h="16838"/>
@@ -12448,6 +13149,95 @@
     </w:lvl>
   </w:abstractNum>
   <w:abstractNum w:abstractNumId="15" w15:restartNumberingAfterBreak="0">
+    <w:nsid w:val="54126F51"/>
+    <w:multiLevelType w:val="hybridMultilevel"/>
+    <w:tmpl w:val="C0C01342"/>
+    <w:lvl w:ilvl="0" w:tplc="3CC24DEC">
+      <w:start w:val="1"/>
+      <w:numFmt w:val="upperLetter"/>
+      <w:lvlText w:val="(%1)"/>
+      <w:lvlJc w:val="left"/>
+      <w:pPr>
+        <w:ind w:left="360" w:hanging="360"/>
+      </w:pPr>
+      <w:rPr>
+        <w:rFonts w:hint="default"/>
+      </w:rPr>
+    </w:lvl>
+    <w:lvl w:ilvl="1" w:tplc="04090019" w:tentative="1">
+      <w:start w:val="1"/>
+      <w:numFmt w:val="ideographTraditional"/>
+      <w:lvlText w:val="%2、"/>
+      <w:lvlJc w:val="left"/>
+      <w:pPr>
+        <w:ind w:left="960" w:hanging="480"/>
+      </w:pPr>
+    </w:lvl>
+    <w:lvl w:ilvl="2" w:tplc="0409001B" w:tentative="1">
+      <w:start w:val="1"/>
+      <w:numFmt w:val="lowerRoman"/>
+      <w:lvlText w:val="%3."/>
+      <w:lvlJc w:val="right"/>
+      <w:pPr>
+        <w:ind w:left="1440" w:hanging="480"/>
+      </w:pPr>
+    </w:lvl>
+    <w:lvl w:ilvl="3" w:tplc="0409000F" w:tentative="1">
+      <w:start w:val="1"/>
+      <w:numFmt w:val="decimal"/>
+      <w:lvlText w:val="%4."/>
+      <w:lvlJc w:val="left"/>
+      <w:pPr>
+        <w:ind w:left="1920" w:hanging="480"/>
+      </w:pPr>
+    </w:lvl>
+    <w:lvl w:ilvl="4" w:tplc="04090019" w:tentative="1">
+      <w:start w:val="1"/>
+      <w:numFmt w:val="ideographTraditional"/>
+      <w:lvlText w:val="%5、"/>
+      <w:lvlJc w:val="left"/>
+      <w:pPr>
+        <w:ind w:left="2400" w:hanging="480"/>
+      </w:pPr>
+    </w:lvl>
+    <w:lvl w:ilvl="5" w:tplc="0409001B" w:tentative="1">
+      <w:start w:val="1"/>
+      <w:numFmt w:val="lowerRoman"/>
+      <w:lvlText w:val="%6."/>
+      <w:lvlJc w:val="right"/>
+      <w:pPr>
+        <w:ind w:left="2880" w:hanging="480"/>
+      </w:pPr>
+    </w:lvl>
+    <w:lvl w:ilvl="6" w:tplc="0409000F" w:tentative="1">
+      <w:start w:val="1"/>
+      <w:numFmt w:val="decimal"/>
+      <w:lvlText w:val="%7."/>
+      <w:lvlJc w:val="left"/>
+      <w:pPr>
+        <w:ind w:left="3360" w:hanging="480"/>
+      </w:pPr>
+    </w:lvl>
+    <w:lvl w:ilvl="7" w:tplc="04090019" w:tentative="1">
+      <w:start w:val="1"/>
+      <w:numFmt w:val="ideographTraditional"/>
+      <w:lvlText w:val="%8、"/>
+      <w:lvlJc w:val="left"/>
+      <w:pPr>
+        <w:ind w:left="3840" w:hanging="480"/>
+      </w:pPr>
+    </w:lvl>
+    <w:lvl w:ilvl="8" w:tplc="0409001B" w:tentative="1">
+      <w:start w:val="1"/>
+      <w:numFmt w:val="lowerRoman"/>
+      <w:lvlText w:val="%9."/>
+      <w:lvlJc w:val="right"/>
+      <w:pPr>
+        <w:ind w:left="4320" w:hanging="480"/>
+      </w:pPr>
+    </w:lvl>
+  </w:abstractNum>
+  <w:abstractNum w:abstractNumId="16" w15:restartNumberingAfterBreak="0">
     <w:nsid w:val="56F94E90"/>
     <w:multiLevelType w:val="hybridMultilevel"/>
     <w:tmpl w:val="B9DE2BB4"/>
@@ -12536,7 +13326,7 @@
       </w:pPr>
     </w:lvl>
   </w:abstractNum>
-  <w:abstractNum w:abstractNumId="16" w15:restartNumberingAfterBreak="0">
+  <w:abstractNum w:abstractNumId="17" w15:restartNumberingAfterBreak="0">
     <w:nsid w:val="5CED3977"/>
     <w:multiLevelType w:val="hybridMultilevel"/>
     <w:tmpl w:val="FA6CB3CA"/>
@@ -12625,7 +13415,7 @@
       </w:pPr>
     </w:lvl>
   </w:abstractNum>
-  <w:abstractNum w:abstractNumId="17" w15:restartNumberingAfterBreak="0">
+  <w:abstractNum w:abstractNumId="18" w15:restartNumberingAfterBreak="0">
     <w:nsid w:val="5D8746FB"/>
     <w:multiLevelType w:val="hybridMultilevel"/>
     <w:tmpl w:val="D9E48496"/>
@@ -12714,7 +13504,7 @@
       </w:pPr>
     </w:lvl>
   </w:abstractNum>
-  <w:abstractNum w:abstractNumId="18" w15:restartNumberingAfterBreak="0">
+  <w:abstractNum w:abstractNumId="19" w15:restartNumberingAfterBreak="0">
     <w:nsid w:val="5F063724"/>
     <w:multiLevelType w:val="hybridMultilevel"/>
     <w:tmpl w:val="67F8EEBE"/>
@@ -12803,7 +13593,7 @@
       </w:pPr>
     </w:lvl>
   </w:abstractNum>
-  <w:abstractNum w:abstractNumId="19" w15:restartNumberingAfterBreak="0">
+  <w:abstractNum w:abstractNumId="20" w15:restartNumberingAfterBreak="0">
     <w:nsid w:val="610F38EE"/>
     <w:multiLevelType w:val="hybridMultilevel"/>
     <w:tmpl w:val="DA6297F6"/>
@@ -12892,7 +13682,7 @@
       </w:pPr>
     </w:lvl>
   </w:abstractNum>
-  <w:abstractNum w:abstractNumId="20" w15:restartNumberingAfterBreak="0">
+  <w:abstractNum w:abstractNumId="21" w15:restartNumberingAfterBreak="0">
     <w:nsid w:val="71C561D1"/>
     <w:multiLevelType w:val="hybridMultilevel"/>
     <w:tmpl w:val="02AE1FF0"/>
@@ -12981,7 +13771,7 @@
       </w:pPr>
     </w:lvl>
   </w:abstractNum>
-  <w:abstractNum w:abstractNumId="21" w15:restartNumberingAfterBreak="0">
+  <w:abstractNum w:abstractNumId="22" w15:restartNumberingAfterBreak="0">
     <w:nsid w:val="759D57AD"/>
     <w:multiLevelType w:val="hybridMultilevel"/>
     <w:tmpl w:val="85883D24"/>
@@ -13070,7 +13860,7 @@
       </w:pPr>
     </w:lvl>
   </w:abstractNum>
-  <w:abstractNum w:abstractNumId="22" w15:restartNumberingAfterBreak="0">
+  <w:abstractNum w:abstractNumId="23" w15:restartNumberingAfterBreak="0">
     <w:nsid w:val="77293472"/>
     <w:multiLevelType w:val="hybridMultilevel"/>
     <w:tmpl w:val="4A70086C"/>
@@ -13159,7 +13949,7 @@
       </w:pPr>
     </w:lvl>
   </w:abstractNum>
-  <w:abstractNum w:abstractNumId="23" w15:restartNumberingAfterBreak="0">
+  <w:abstractNum w:abstractNumId="24" w15:restartNumberingAfterBreak="0">
     <w:nsid w:val="7E4F7BC9"/>
     <w:multiLevelType w:val="hybridMultilevel"/>
     <w:tmpl w:val="413853B4"/>
@@ -13252,7 +14042,7 @@
     <w:abstractNumId w:val="4"/>
   </w:num>
   <w:num w:numId="2" w16cid:durableId="2077436389">
-    <w:abstractNumId w:val="18"/>
+    <w:abstractNumId w:val="19"/>
   </w:num>
   <w:num w:numId="3" w16cid:durableId="242881682">
     <w:abstractNumId w:val="12"/>
@@ -13267,7 +14057,7 @@
     <w:abstractNumId w:val="14"/>
   </w:num>
   <w:num w:numId="7" w16cid:durableId="15927798">
-    <w:abstractNumId w:val="22"/>
+    <w:abstractNumId w:val="23"/>
   </w:num>
   <w:num w:numId="8" w16cid:durableId="1058943751">
     <w:abstractNumId w:val="9"/>
@@ -13282,16 +14072,16 @@
     <w:abstractNumId w:val="13"/>
   </w:num>
   <w:num w:numId="12" w16cid:durableId="967248001">
-    <w:abstractNumId w:val="16"/>
+    <w:abstractNumId w:val="17"/>
   </w:num>
   <w:num w:numId="13" w16cid:durableId="1638955414">
-    <w:abstractNumId w:val="20"/>
+    <w:abstractNumId w:val="21"/>
   </w:num>
   <w:num w:numId="14" w16cid:durableId="1297370023">
     <w:abstractNumId w:val="5"/>
   </w:num>
   <w:num w:numId="15" w16cid:durableId="363214297">
-    <w:abstractNumId w:val="19"/>
+    <w:abstractNumId w:val="20"/>
   </w:num>
   <w:num w:numId="16" w16cid:durableId="1378119459">
     <w:abstractNumId w:val="6"/>
@@ -13303,7 +14093,7 @@
     <w:abstractNumId w:val="2"/>
   </w:num>
   <w:num w:numId="19" w16cid:durableId="665789772">
-    <w:abstractNumId w:val="21"/>
+    <w:abstractNumId w:val="22"/>
   </w:num>
   <w:num w:numId="20" w16cid:durableId="785581463">
     <w:abstractNumId w:val="0"/>
@@ -13312,12 +14102,15 @@
     <w:abstractNumId w:val="3"/>
   </w:num>
   <w:num w:numId="22" w16cid:durableId="1427771494">
-    <w:abstractNumId w:val="17"/>
+    <w:abstractNumId w:val="18"/>
   </w:num>
   <w:num w:numId="23" w16cid:durableId="739594504">
-    <w:abstractNumId w:val="23"/>
+    <w:abstractNumId w:val="24"/>
   </w:num>
   <w:num w:numId="24" w16cid:durableId="46613097">
+    <w:abstractNumId w:val="16"/>
+  </w:num>
+  <w:num w:numId="25" w16cid:durableId="271129985">
     <w:abstractNumId w:val="15"/>
   </w:num>
 </w:numbering>

--- a/碩一/TOEIC/文法單字.docx
+++ b/碩一/TOEIC/文法單字.docx
@@ -11302,7 +11302,37 @@
           <w:szCs w:val="21"/>
           <w:shd w:val="clear" w:color="auto" w:fill="FFFFFF"/>
         </w:rPr>
-        <w:t xml:space="preserve">continuous </w:t>
+        <w:t>continuous adj.</w:t>
+      </w:r>
+      <w:r>
+        <w:rPr>
+          <w:rFonts w:ascii="Roboto" w:hAnsi="Roboto" w:hint="eastAsia"/>
+          <w:color w:val="0F0F0F"/>
+          <w:sz w:val="21"/>
+          <w:szCs w:val="21"/>
+          <w:shd w:val="clear" w:color="auto" w:fill="FFFFFF"/>
+        </w:rPr>
+        <w:t>持續</w:t>
+      </w:r>
+      <w:r>
+        <w:rPr>
+          <w:rFonts w:ascii="Roboto" w:hAnsi="Roboto" w:hint="eastAsia"/>
+          <w:color w:val="0F0F0F"/>
+          <w:sz w:val="21"/>
+          <w:szCs w:val="21"/>
+          <w:shd w:val="clear" w:color="auto" w:fill="FFFFFF"/>
+        </w:rPr>
+        <w:t>/</w:t>
+      </w:r>
+      <w:r>
+        <w:rPr>
+          <w:rFonts w:ascii="Roboto" w:hAnsi="Roboto" w:hint="eastAsia"/>
+          <w:color w:val="0F0F0F"/>
+          <w:sz w:val="21"/>
+          <w:szCs w:val="21"/>
+          <w:shd w:val="clear" w:color="auto" w:fill="FFFFFF"/>
+        </w:rPr>
+        <w:t>不斷、</w:t>
       </w:r>
       <w:r>
         <w:rPr>
@@ -11312,7 +11342,7 @@
           <w:szCs w:val="21"/>
           <w:shd w:val="clear" w:color="auto" w:fill="FFFFFF"/>
         </w:rPr>
-        <w:t>adj.</w:t>
+        <w:t>viewership n.</w:t>
       </w:r>
       <w:r>
         <w:rPr>
@@ -11322,7 +11352,17 @@
           <w:szCs w:val="21"/>
           <w:shd w:val="clear" w:color="auto" w:fill="FFFFFF"/>
         </w:rPr>
-        <w:t>持續</w:t>
+        <w:t>觀看、</w:t>
+      </w:r>
+      <w:r>
+        <w:rPr>
+          <w:rFonts w:ascii="Roboto" w:hAnsi="Roboto"/>
+          <w:color w:val="0F0F0F"/>
+          <w:sz w:val="21"/>
+          <w:szCs w:val="21"/>
+          <w:shd w:val="clear" w:color="auto" w:fill="FFFFFF"/>
+        </w:rPr>
+        <w:t>makes</w:t>
       </w:r>
       <w:r>
         <w:rPr>
@@ -11332,7 +11372,17 @@
           <w:szCs w:val="21"/>
           <w:shd w:val="clear" w:color="auto" w:fill="FFFFFF"/>
         </w:rPr>
-        <w:t>/</w:t>
+        <w:t>使得</w:t>
+      </w:r>
+      <w:r>
+        <w:rPr>
+          <w:rFonts w:ascii="Roboto" w:hAnsi="Roboto"/>
+          <w:color w:val="0F0F0F"/>
+          <w:sz w:val="21"/>
+          <w:szCs w:val="21"/>
+          <w:shd w:val="clear" w:color="auto" w:fill="FFFFFF"/>
+        </w:rPr>
+        <w:t xml:space="preserve">… </w:t>
       </w:r>
       <w:r>
         <w:rPr>
@@ -11342,7 +11392,7 @@
           <w:szCs w:val="21"/>
           <w:shd w:val="clear" w:color="auto" w:fill="FFFFFF"/>
         </w:rPr>
-        <w:t>不斷、</w:t>
+        <w:t>、</w:t>
       </w:r>
       <w:r>
         <w:rPr>
@@ -11352,7 +11402,17 @@
           <w:szCs w:val="21"/>
           <w:shd w:val="clear" w:color="auto" w:fill="FFFFFF"/>
         </w:rPr>
-        <w:t>viewership</w:t>
+        <w:t>doubtful</w:t>
+      </w:r>
+      <w:r>
+        <w:rPr>
+          <w:rFonts w:ascii="Roboto" w:hAnsi="Roboto" w:hint="eastAsia"/>
+          <w:color w:val="0F0F0F"/>
+          <w:sz w:val="21"/>
+          <w:szCs w:val="21"/>
+          <w:shd w:val="clear" w:color="auto" w:fill="FFFFFF"/>
+        </w:rPr>
+        <w:t xml:space="preserve"> </w:t>
       </w:r>
       <w:r>
         <w:rPr>
@@ -11362,7 +11422,7 @@
           <w:szCs w:val="21"/>
           <w:shd w:val="clear" w:color="auto" w:fill="FFFFFF"/>
         </w:rPr>
-        <w:t xml:space="preserve"> n.</w:t>
+        <w:t>adj.</w:t>
       </w:r>
       <w:r>
         <w:rPr>
@@ -11372,9 +11432,11 @@
           <w:szCs w:val="21"/>
           <w:shd w:val="clear" w:color="auto" w:fill="FFFFFF"/>
         </w:rPr>
-        <w:t>觀看、</w:t>
-      </w:r>
-      <w:r>
+        <w:t>質疑的、</w:t>
+      </w:r>
+    </w:p>
+    <w:p>
+      <w:pPr>
         <w:rPr>
           <w:rFonts w:ascii="Roboto" w:hAnsi="Roboto"/>
           <w:color w:val="0F0F0F"/>
@@ -11382,7 +11444,16 @@
           <w:szCs w:val="21"/>
           <w:shd w:val="clear" w:color="auto" w:fill="FFFFFF"/>
         </w:rPr>
-        <w:t>makes</w:t>
+      </w:pPr>
+      <w:r>
+        <w:rPr>
+          <w:rFonts w:ascii="Roboto" w:hAnsi="Roboto"/>
+          <w:color w:val="0F0F0F"/>
+          <w:sz w:val="21"/>
+          <w:szCs w:val="21"/>
+          <w:shd w:val="clear" w:color="auto" w:fill="FFFFFF"/>
+        </w:rPr>
+        <w:t>airing</w:t>
       </w:r>
       <w:r>
         <w:rPr>
@@ -11392,7 +11463,7 @@
           <w:szCs w:val="21"/>
           <w:shd w:val="clear" w:color="auto" w:fill="FFFFFF"/>
         </w:rPr>
-        <w:t>使得</w:t>
+        <w:t xml:space="preserve"> </w:t>
       </w:r>
       <w:r>
         <w:rPr>
@@ -11402,9 +11473,41 @@
           <w:szCs w:val="21"/>
           <w:shd w:val="clear" w:color="auto" w:fill="FFFFFF"/>
         </w:rPr>
-        <w:t>…</w:t>
-      </w:r>
-      <w:r>
+        <w:t>n.</w:t>
+      </w:r>
+      <w:r>
+        <w:rPr>
+          <w:rFonts w:ascii="Roboto" w:hAnsi="Roboto" w:hint="eastAsia"/>
+          <w:color w:val="0F0F0F"/>
+          <w:sz w:val="21"/>
+          <w:szCs w:val="21"/>
+          <w:shd w:val="clear" w:color="auto" w:fill="FFFFFF"/>
+        </w:rPr>
+        <w:t>公開討論</w:t>
+      </w:r>
+      <w:r>
+        <w:rPr>
+          <w:rFonts w:ascii="Roboto" w:hAnsi="Roboto" w:hint="eastAsia"/>
+          <w:color w:val="0F0F0F"/>
+          <w:sz w:val="21"/>
+          <w:szCs w:val="21"/>
+          <w:shd w:val="clear" w:color="auto" w:fill="FFFFFF"/>
+        </w:rPr>
+        <w:t>/</w:t>
+      </w:r>
+      <w:r>
+        <w:rPr>
+          <w:rFonts w:ascii="Roboto" w:hAnsi="Roboto" w:hint="eastAsia"/>
+          <w:color w:val="0F0F0F"/>
+          <w:sz w:val="21"/>
+          <w:szCs w:val="21"/>
+          <w:shd w:val="clear" w:color="auto" w:fill="FFFFFF"/>
+        </w:rPr>
+        <w:t>播出</w:t>
+      </w:r>
+    </w:p>
+    <w:p>
+      <w:pPr>
         <w:rPr>
           <w:rFonts w:ascii="Roboto" w:hAnsi="Roboto"/>
           <w:color w:val="0F0F0F"/>
@@ -11412,8 +11515,18 @@
           <w:szCs w:val="21"/>
           <w:shd w:val="clear" w:color="auto" w:fill="FFFFFF"/>
         </w:rPr>
-        <w:t xml:space="preserve"> </w:t>
-      </w:r>
+      </w:pPr>
+    </w:p>
+    <w:p>
+      <w:pPr>
+        <w:rPr>
+          <w:rFonts w:ascii="Roboto" w:hAnsi="Roboto"/>
+          <w:color w:val="0F0F0F"/>
+          <w:sz w:val="21"/>
+          <w:szCs w:val="21"/>
+          <w:shd w:val="clear" w:color="auto" w:fill="FFFFFF"/>
+        </w:rPr>
+      </w:pPr>
       <w:r>
         <w:rPr>
           <w:rFonts w:ascii="Roboto" w:hAnsi="Roboto" w:hint="eastAsia"/>
@@ -11422,7 +11535,7 @@
           <w:szCs w:val="21"/>
           <w:shd w:val="clear" w:color="auto" w:fill="FFFFFF"/>
         </w:rPr>
-        <w:t>、</w:t>
+        <w:t>d</w:t>
       </w:r>
       <w:r>
         <w:rPr>
@@ -11432,7 +11545,7 @@
           <w:szCs w:val="21"/>
           <w:shd w:val="clear" w:color="auto" w:fill="FFFFFF"/>
         </w:rPr>
-        <w:t>doubtful</w:t>
+        <w:t>ecline</w:t>
       </w:r>
       <w:r>
         <w:rPr>
@@ -11442,7 +11555,7 @@
           <w:szCs w:val="21"/>
           <w:shd w:val="clear" w:color="auto" w:fill="FFFFFF"/>
         </w:rPr>
-        <w:t xml:space="preserve"> </w:t>
+        <w:t xml:space="preserve"> i</w:t>
       </w:r>
       <w:r>
         <w:rPr>
@@ -11452,7 +11565,7 @@
           <w:szCs w:val="21"/>
           <w:shd w:val="clear" w:color="auto" w:fill="FFFFFF"/>
         </w:rPr>
-        <w:t>adj.</w:t>
+        <w:t xml:space="preserve">n </w:t>
       </w:r>
       <w:r>
         <w:rPr>
@@ -11462,7 +11575,7 @@
           <w:szCs w:val="21"/>
           <w:shd w:val="clear" w:color="auto" w:fill="FFFFFF"/>
         </w:rPr>
-        <w:t>質疑的、</w:t>
+        <w:t>下降、衰退</w:t>
       </w:r>
     </w:p>
     <w:p>
@@ -11477,13 +11590,1076 @@
       </w:pPr>
       <w:r>
         <w:rPr>
+          <w:rFonts w:ascii="Roboto" w:hAnsi="Roboto" w:hint="eastAsia"/>
+          <w:color w:val="0F0F0F"/>
+          <w:sz w:val="21"/>
+          <w:szCs w:val="21"/>
+          <w:shd w:val="clear" w:color="auto" w:fill="FFFFFF"/>
+        </w:rPr>
+        <w:t>空格需要名詞，因為</w:t>
+      </w:r>
+      <w:proofErr w:type="spellStart"/>
+      <w:r>
+        <w:rPr>
           <w:rFonts w:ascii="Roboto" w:hAnsi="Roboto"/>
           <w:color w:val="0F0F0F"/>
           <w:sz w:val="21"/>
           <w:szCs w:val="21"/>
           <w:shd w:val="clear" w:color="auto" w:fill="FFFFFF"/>
         </w:rPr>
-        <w:t>airing</w:t>
+        <w:t>A+adj+N</w:t>
+      </w:r>
+      <w:proofErr w:type="spellEnd"/>
+    </w:p>
+    <w:p/>
+    <w:p>
+      <w:proofErr w:type="spellStart"/>
+      <w:r>
+        <w:t>S+makes+it+Adj+that+S+V</w:t>
+      </w:r>
+      <w:proofErr w:type="spellEnd"/>
+    </w:p>
+    <w:p>
+      <w:proofErr w:type="spellStart"/>
+      <w:r>
+        <w:t>Ex:Her</w:t>
+      </w:r>
+      <w:proofErr w:type="spellEnd"/>
+      <w:r>
+        <w:t xml:space="preserve"> effort</w:t>
+      </w:r>
+      <w:r>
+        <w:rPr>
+          <w:rFonts w:hint="eastAsia"/>
+        </w:rPr>
+        <w:t>(</w:t>
+      </w:r>
+      <w:r>
+        <w:t>n.</w:t>
+      </w:r>
+      <w:r>
+        <w:rPr>
+          <w:rFonts w:hint="eastAsia"/>
+        </w:rPr>
+        <w:t>努力</w:t>
+      </w:r>
+      <w:r>
+        <w:rPr>
+          <w:rFonts w:hint="eastAsia"/>
+        </w:rPr>
+        <w:t>)</w:t>
+      </w:r>
+      <w:r>
+        <w:t xml:space="preserve"> makes it certain</w:t>
+      </w:r>
+      <w:r>
+        <w:t xml:space="preserve">(adj. </w:t>
+      </w:r>
+      <w:r>
+        <w:rPr>
+          <w:rFonts w:hint="eastAsia"/>
+        </w:rPr>
+        <w:t>確定</w:t>
+      </w:r>
+      <w:r>
+        <w:rPr>
+          <w:rFonts w:hint="eastAsia"/>
+        </w:rPr>
+        <w:t>)</w:t>
+      </w:r>
+      <w:r>
+        <w:t xml:space="preserve"> that she will surpass</w:t>
+      </w:r>
+      <w:r>
+        <w:rPr>
+          <w:rFonts w:hint="eastAsia"/>
+        </w:rPr>
+        <w:t>(</w:t>
+      </w:r>
+      <w:r>
+        <w:t>v.</w:t>
+      </w:r>
+      <w:r>
+        <w:rPr>
+          <w:rFonts w:hint="eastAsia"/>
+        </w:rPr>
+        <w:t>超過</w:t>
+      </w:r>
+      <w:r>
+        <w:rPr>
+          <w:rFonts w:hint="eastAsia"/>
+        </w:rPr>
+        <w:t>)</w:t>
+      </w:r>
+      <w:r>
+        <w:t xml:space="preserve"> 800 in TOEIC.</w:t>
+      </w:r>
+    </w:p>
+    <w:p/>
+    <w:p>
+      <w:r>
+        <w:t xml:space="preserve">An autonomous electric sedan looks like a </w:t>
+      </w:r>
+      <w:r>
+        <w:rPr>
+          <w:highlight w:val="yellow"/>
+        </w:rPr>
+        <w:t>conventional</w:t>
+      </w:r>
+      <w:r>
+        <w:t xml:space="preserve"> </w:t>
+      </w:r>
+      <w:proofErr w:type="spellStart"/>
+      <w:proofErr w:type="gramStart"/>
+      <w:r>
+        <w:t>vehicle,but</w:t>
+      </w:r>
+      <w:proofErr w:type="spellEnd"/>
+      <w:proofErr w:type="gramEnd"/>
+      <w:r>
+        <w:t xml:space="preserve"> its electrically-powered motors and battery pack layout are far from similar.</w:t>
+      </w:r>
+    </w:p>
+    <w:p>
+      <w:pPr>
+        <w:rPr>
+          <w:rFonts w:hint="eastAsia"/>
+        </w:rPr>
+      </w:pPr>
+      <w:r>
+        <w:t>(A)luxurious</w:t>
+      </w:r>
+      <w:r>
+        <w:t xml:space="preserve"> adj. </w:t>
+      </w:r>
+      <w:r>
+        <w:rPr>
+          <w:rFonts w:hint="eastAsia"/>
+        </w:rPr>
+        <w:t>奢華</w:t>
+      </w:r>
+      <w:r>
+        <w:t>(B)stylish</w:t>
+      </w:r>
+      <w:r>
+        <w:rPr>
+          <w:rFonts w:hint="eastAsia"/>
+        </w:rPr>
+        <w:t xml:space="preserve"> </w:t>
+      </w:r>
+      <w:r>
+        <w:t>adj.</w:t>
+      </w:r>
+      <w:r>
+        <w:rPr>
+          <w:rFonts w:hint="eastAsia"/>
+        </w:rPr>
+        <w:t>有型</w:t>
+      </w:r>
+      <w:r>
+        <w:rPr>
+          <w:highlight w:val="yellow"/>
+        </w:rPr>
+        <w:t>(C)conventional</w:t>
+      </w:r>
+      <w:r>
+        <w:rPr>
+          <w:rFonts w:hint="eastAsia"/>
+          <w:highlight w:val="yellow"/>
+        </w:rPr>
+        <w:t xml:space="preserve"> </w:t>
+      </w:r>
+      <w:r>
+        <w:rPr>
+          <w:highlight w:val="yellow"/>
+        </w:rPr>
+        <w:t>adj.</w:t>
+      </w:r>
+      <w:r>
+        <w:rPr>
+          <w:rFonts w:hint="eastAsia"/>
+          <w:highlight w:val="yellow"/>
+        </w:rPr>
+        <w:t>傳統</w:t>
+      </w:r>
+      <w:r>
+        <w:t>(D)prototype</w:t>
+      </w:r>
+      <w:r>
+        <w:rPr>
+          <w:rFonts w:hint="eastAsia"/>
+        </w:rPr>
+        <w:t xml:space="preserve"> </w:t>
+      </w:r>
+      <w:r>
+        <w:t>n.</w:t>
+      </w:r>
+      <w:r>
+        <w:rPr>
+          <w:rFonts w:hint="eastAsia"/>
+        </w:rPr>
+        <w:t>原型</w:t>
+      </w:r>
+    </w:p>
+    <w:p/>
+    <w:p>
+      <w:r>
+        <w:t>A</w:t>
+      </w:r>
+      <w:r>
+        <w:t>utonomous</w:t>
+      </w:r>
+      <w:r>
+        <w:rPr>
+          <w:rFonts w:hint="eastAsia"/>
+        </w:rPr>
+        <w:t xml:space="preserve"> </w:t>
+      </w:r>
+      <w:r>
+        <w:t>adj</w:t>
+      </w:r>
+      <w:r>
+        <w:rPr>
+          <w:rFonts w:hint="eastAsia"/>
+        </w:rPr>
+        <w:t>自主的、</w:t>
+      </w:r>
+      <w:r>
+        <w:t>electric</w:t>
+      </w:r>
+      <w:r>
+        <w:rPr>
+          <w:rFonts w:hint="eastAsia"/>
+        </w:rPr>
+        <w:t xml:space="preserve"> </w:t>
+      </w:r>
+      <w:r>
+        <w:t>adj.</w:t>
+      </w:r>
+      <w:r>
+        <w:rPr>
+          <w:rFonts w:hint="eastAsia"/>
+        </w:rPr>
+        <w:t>電動、</w:t>
+      </w:r>
+      <w:r>
+        <w:t>sedan</w:t>
+      </w:r>
+      <w:r>
+        <w:rPr>
+          <w:rFonts w:hint="eastAsia"/>
+        </w:rPr>
+        <w:t xml:space="preserve"> </w:t>
+      </w:r>
+      <w:r>
+        <w:t>n.</w:t>
+      </w:r>
+      <w:r>
+        <w:rPr>
+          <w:rFonts w:hint="eastAsia"/>
+        </w:rPr>
+        <w:t>房車、</w:t>
+      </w:r>
+      <w:r>
+        <w:rPr>
+          <w:rFonts w:hint="eastAsia"/>
+        </w:rPr>
+        <w:t>l</w:t>
+      </w:r>
+      <w:r>
+        <w:t xml:space="preserve">ook like </w:t>
+      </w:r>
+      <w:r>
+        <w:rPr>
+          <w:rFonts w:hint="eastAsia"/>
+        </w:rPr>
+        <w:t>看似、</w:t>
+      </w:r>
+    </w:p>
+    <w:p>
+      <w:r>
+        <w:t>electrically-powered</w:t>
+      </w:r>
+      <w:r>
+        <w:rPr>
+          <w:rFonts w:hint="eastAsia"/>
+        </w:rPr>
+        <w:t xml:space="preserve"> </w:t>
+      </w:r>
+      <w:r>
+        <w:rPr>
+          <w:rFonts w:hint="eastAsia"/>
+        </w:rPr>
+        <w:t>電力動能、</w:t>
+      </w:r>
+      <w:r>
+        <w:t>motors</w:t>
+      </w:r>
+      <w:r>
+        <w:rPr>
+          <w:rFonts w:hint="eastAsia"/>
+        </w:rPr>
+        <w:t xml:space="preserve"> </w:t>
+      </w:r>
+      <w:r>
+        <w:t>n.</w:t>
+      </w:r>
+      <w:r>
+        <w:rPr>
+          <w:rFonts w:hint="eastAsia"/>
+        </w:rPr>
+        <w:t>馬達、</w:t>
+      </w:r>
+      <w:r>
+        <w:t>pack</w:t>
+      </w:r>
+      <w:r>
+        <w:rPr>
+          <w:rFonts w:hint="eastAsia"/>
+        </w:rPr>
+        <w:t xml:space="preserve"> v</w:t>
+      </w:r>
+      <w:r>
+        <w:t>.</w:t>
+      </w:r>
+      <w:r>
+        <w:rPr>
+          <w:rFonts w:hint="eastAsia"/>
+        </w:rPr>
+        <w:t>打包</w:t>
+      </w:r>
+      <w:r>
+        <w:rPr>
+          <w:rFonts w:hint="eastAsia"/>
+        </w:rPr>
+        <w:t>/</w:t>
+      </w:r>
+      <w:r>
+        <w:rPr>
+          <w:rFonts w:hint="eastAsia"/>
+        </w:rPr>
+        <w:t>聚集</w:t>
+      </w:r>
+      <w:r>
+        <w:rPr>
+          <w:rFonts w:hint="eastAsia"/>
+        </w:rPr>
+        <w:t>/</w:t>
+      </w:r>
+      <w:r>
+        <w:t>n.</w:t>
+      </w:r>
+      <w:r>
+        <w:rPr>
+          <w:rFonts w:hint="eastAsia"/>
+        </w:rPr>
+        <w:t>一組</w:t>
+      </w:r>
+    </w:p>
+    <w:p>
+      <w:r>
+        <w:t>layout</w:t>
+      </w:r>
+      <w:r>
+        <w:rPr>
+          <w:rFonts w:hint="eastAsia"/>
+        </w:rPr>
+        <w:t xml:space="preserve"> </w:t>
+      </w:r>
+      <w:r>
+        <w:t>n.</w:t>
+      </w:r>
+      <w:r>
+        <w:rPr>
+          <w:rFonts w:hint="eastAsia"/>
+        </w:rPr>
+        <w:t>布局、</w:t>
+      </w:r>
+      <w:r>
+        <w:t>be</w:t>
+      </w:r>
+      <w:r>
+        <w:t xml:space="preserve"> far from</w:t>
+      </w:r>
+      <w:r>
+        <w:rPr>
+          <w:rFonts w:hint="eastAsia"/>
+        </w:rPr>
+        <w:t xml:space="preserve"> </w:t>
+      </w:r>
+      <w:r>
+        <w:t xml:space="preserve">Adj </w:t>
+      </w:r>
+      <w:r>
+        <w:rPr>
+          <w:rFonts w:hint="eastAsia"/>
+        </w:rPr>
+        <w:t>一點都</w:t>
+      </w:r>
+      <w:proofErr w:type="gramStart"/>
+      <w:r>
+        <w:rPr>
+          <w:rFonts w:hint="eastAsia"/>
+        </w:rPr>
+        <w:t>不</w:t>
+      </w:r>
+      <w:proofErr w:type="gramEnd"/>
+      <w:r>
+        <w:rPr>
+          <w:rFonts w:hint="eastAsia"/>
+        </w:rPr>
+        <w:t>A</w:t>
+      </w:r>
+      <w:r>
+        <w:t>dj</w:t>
+      </w:r>
+    </w:p>
+    <w:p/>
+    <w:p>
+      <w:r>
+        <w:t xml:space="preserve">Fans lined up for miles to catch a glimpse of the internationally </w:t>
+      </w:r>
+      <w:r>
+        <w:rPr>
+          <w:highlight w:val="yellow"/>
+        </w:rPr>
+        <w:t>acclaimed</w:t>
+      </w:r>
+      <w:r>
+        <w:t xml:space="preserve"> actor.</w:t>
+      </w:r>
+    </w:p>
+    <w:p>
+      <w:r>
+        <w:t>(A)notorious</w:t>
+      </w:r>
+      <w:r>
+        <w:t xml:space="preserve"> adj.</w:t>
+      </w:r>
+      <w:r>
+        <w:rPr>
+          <w:rFonts w:hint="eastAsia"/>
+        </w:rPr>
+        <w:t>惡名昭彰</w:t>
+      </w:r>
+      <w:r>
+        <w:t xml:space="preserve"> </w:t>
+      </w:r>
+      <w:r>
+        <w:rPr>
+          <w:highlight w:val="yellow"/>
+        </w:rPr>
+        <w:t>(</w:t>
+      </w:r>
+      <w:r>
+        <w:rPr>
+          <w:highlight w:val="yellow"/>
+        </w:rPr>
+        <w:t>B)acclaimed</w:t>
+      </w:r>
+      <w:r>
+        <w:rPr>
+          <w:rFonts w:hint="eastAsia"/>
+          <w:highlight w:val="yellow"/>
+        </w:rPr>
+        <w:t xml:space="preserve"> </w:t>
+      </w:r>
+      <w:r>
+        <w:rPr>
+          <w:highlight w:val="yellow"/>
+        </w:rPr>
+        <w:t>adj.</w:t>
+      </w:r>
+      <w:r>
+        <w:rPr>
+          <w:rFonts w:hint="eastAsia"/>
+          <w:highlight w:val="yellow"/>
+        </w:rPr>
+        <w:t>知名的</w:t>
+      </w:r>
+      <w:r>
+        <w:t>(C)renewed</w:t>
+      </w:r>
+      <w:r>
+        <w:rPr>
+          <w:rFonts w:hint="eastAsia"/>
+        </w:rPr>
+        <w:t xml:space="preserve"> </w:t>
+      </w:r>
+      <w:r>
+        <w:t>adj.</w:t>
+      </w:r>
+      <w:r>
+        <w:rPr>
+          <w:rFonts w:hint="eastAsia"/>
+        </w:rPr>
+        <w:t>更新</w:t>
+      </w:r>
+      <w:r>
+        <w:t>(D)boisterous</w:t>
+      </w:r>
+      <w:r>
+        <w:rPr>
+          <w:rFonts w:hint="eastAsia"/>
+        </w:rPr>
+        <w:t xml:space="preserve"> </w:t>
+      </w:r>
+      <w:r>
+        <w:t>adj.</w:t>
+      </w:r>
+      <w:r>
+        <w:rPr>
+          <w:rFonts w:hint="eastAsia"/>
+        </w:rPr>
+        <w:t>熱鬧的</w:t>
+      </w:r>
+    </w:p>
+    <w:p>
+      <w:r>
+        <w:t>Line up = queue up</w:t>
+      </w:r>
+      <w:r>
+        <w:rPr>
+          <w:rFonts w:hint="eastAsia"/>
+        </w:rPr>
+        <w:t>排隊、</w:t>
+      </w:r>
+      <w:r>
+        <w:rPr>
+          <w:rFonts w:hint="eastAsia"/>
+        </w:rPr>
+        <w:t>m</w:t>
+      </w:r>
+      <w:r>
+        <w:t>ile n.</w:t>
+      </w:r>
+      <w:proofErr w:type="gramStart"/>
+      <w:r>
+        <w:rPr>
+          <w:rFonts w:hint="eastAsia"/>
+        </w:rPr>
+        <w:t>英里、</w:t>
+      </w:r>
+      <w:proofErr w:type="gramEnd"/>
+      <w:r>
+        <w:t>catch a glimpse</w:t>
+      </w:r>
+      <w:r>
+        <w:rPr>
+          <w:rFonts w:hint="eastAsia"/>
+        </w:rPr>
+        <w:t>一睹風采、</w:t>
+      </w:r>
+    </w:p>
+    <w:p>
+      <w:r>
+        <w:lastRenderedPageBreak/>
+        <w:t xml:space="preserve">internationally </w:t>
+      </w:r>
+      <w:r>
+        <w:t>adv +adj+ actor</w:t>
+      </w:r>
+      <w:r>
+        <w:t>演員</w:t>
+      </w:r>
+      <w:r>
+        <w:rPr>
+          <w:rFonts w:hint="eastAsia"/>
+        </w:rPr>
+        <w:t xml:space="preserve"> </w:t>
+      </w:r>
+      <w:r>
+        <w:t>n.</w:t>
+      </w:r>
+      <w:r>
+        <w:t>，要選形容詞</w:t>
+      </w:r>
+    </w:p>
+    <w:p>
+      <w:r>
+        <w:rPr>
+          <w:rFonts w:hint="eastAsia"/>
+        </w:rPr>
+        <w:t>w</w:t>
+      </w:r>
+      <w:r>
+        <w:t>ell-known = famous</w:t>
+      </w:r>
+      <w:r>
+        <w:rPr>
+          <w:rFonts w:hint="eastAsia"/>
+        </w:rPr>
+        <w:t>知名的</w:t>
+      </w:r>
+      <w:r>
+        <w:rPr>
+          <w:rFonts w:hint="eastAsia"/>
+        </w:rPr>
+        <w:t xml:space="preserve"> </w:t>
+      </w:r>
+      <w:r>
+        <w:t>= renowned</w:t>
+      </w:r>
+    </w:p>
+    <w:p/>
+    <w:p>
+      <w:r>
+        <w:rPr>
+          <w:highlight w:val="yellow"/>
+        </w:rPr>
+        <w:t>Fueled</w:t>
+      </w:r>
+      <w:r>
+        <w:rPr>
+          <w:rFonts w:hint="eastAsia"/>
+        </w:rPr>
+        <w:t xml:space="preserve"> </w:t>
+      </w:r>
+      <w:r>
+        <w:rPr>
+          <w:color w:val="FF0000"/>
+        </w:rPr>
+        <w:t>by</w:t>
+      </w:r>
+      <w:r>
+        <w:t xml:space="preserve"> a strong demand for wireless charging, Cape &amp; Associates run their assembly line 24 hours a day.</w:t>
+      </w:r>
+    </w:p>
+    <w:p>
+      <w:r>
+        <w:t>(A)Fabricated</w:t>
+      </w:r>
+      <w:r>
+        <w:rPr>
+          <w:rFonts w:hint="eastAsia"/>
+        </w:rPr>
+        <w:t xml:space="preserve"> </w:t>
+      </w:r>
+      <w:r>
+        <w:t>v.</w:t>
+      </w:r>
+      <w:r>
+        <w:rPr>
+          <w:rFonts w:hint="eastAsia"/>
+        </w:rPr>
+        <w:t>製造</w:t>
+      </w:r>
+      <w:r>
+        <w:rPr>
+          <w:highlight w:val="yellow"/>
+        </w:rPr>
+        <w:t>(B)Fueled</w:t>
+      </w:r>
+      <w:r>
+        <w:t>(C)Familiarized</w:t>
+      </w:r>
+      <w:r>
+        <w:rPr>
+          <w:rFonts w:hint="eastAsia"/>
+        </w:rPr>
+        <w:t xml:space="preserve"> </w:t>
+      </w:r>
+      <w:r>
+        <w:rPr>
+          <w:rFonts w:hint="eastAsia"/>
+        </w:rPr>
+        <w:t>熟悉</w:t>
+      </w:r>
+      <w:r>
+        <w:t>(D)Finalized</w:t>
+      </w:r>
+      <w:r>
+        <w:rPr>
+          <w:rFonts w:hint="eastAsia"/>
+        </w:rPr>
+        <w:t>敲定</w:t>
+      </w:r>
+    </w:p>
+    <w:p/>
+    <w:p>
+      <w:r>
+        <w:t>W</w:t>
+      </w:r>
+      <w:r>
+        <w:t>ireless</w:t>
+      </w:r>
+      <w:r>
+        <w:t xml:space="preserve"> adj.</w:t>
+      </w:r>
+      <w:r>
+        <w:rPr>
+          <w:rFonts w:hint="eastAsia"/>
+        </w:rPr>
+        <w:t>無線、</w:t>
+      </w:r>
+      <w:r>
+        <w:t>charging</w:t>
+      </w:r>
+      <w:r>
+        <w:t xml:space="preserve"> </w:t>
+      </w:r>
+      <w:r>
+        <w:rPr>
+          <w:rFonts w:hint="eastAsia"/>
+        </w:rPr>
+        <w:t>充電、</w:t>
+      </w:r>
+      <w:r>
+        <w:t>associate</w:t>
+      </w:r>
+      <w:r>
+        <w:rPr>
+          <w:rFonts w:hint="eastAsia"/>
+        </w:rPr>
+        <w:t xml:space="preserve"> </w:t>
+      </w:r>
+      <w:r>
+        <w:t>v.</w:t>
+      </w:r>
+      <w:r>
+        <w:rPr>
+          <w:rFonts w:hint="eastAsia"/>
+        </w:rPr>
+        <w:t>聯繫</w:t>
+      </w:r>
+      <w:r>
+        <w:rPr>
+          <w:rFonts w:hint="eastAsia"/>
+        </w:rPr>
+        <w:t>/</w:t>
+      </w:r>
+      <w:r>
+        <w:t>n.</w:t>
+      </w:r>
+      <w:r>
+        <w:rPr>
+          <w:rFonts w:hint="eastAsia"/>
+        </w:rPr>
+        <w:t>朋友、</w:t>
+      </w:r>
+      <w:r>
+        <w:t>assembly line</w:t>
+      </w:r>
+      <w:r>
+        <w:rPr>
+          <w:rFonts w:hint="eastAsia"/>
+        </w:rPr>
+        <w:t>生產線</w:t>
+      </w:r>
+      <w:r>
+        <w:rPr>
+          <w:rFonts w:hint="eastAsia"/>
+        </w:rPr>
+        <w:t>、</w:t>
+      </w:r>
+      <w:r>
+        <w:t>Fueled</w:t>
+      </w:r>
+      <w:r>
+        <w:rPr>
+          <w:rFonts w:hint="eastAsia"/>
+        </w:rPr>
+        <w:t xml:space="preserve"> </w:t>
+      </w:r>
+      <w:r>
+        <w:t>v.</w:t>
+      </w:r>
+      <w:r>
+        <w:rPr>
+          <w:rFonts w:hint="eastAsia"/>
+        </w:rPr>
+        <w:t>為了</w:t>
+      </w:r>
+      <w:r>
+        <w:rPr>
+          <w:rFonts w:hint="eastAsia"/>
+        </w:rPr>
+        <w:t>.</w:t>
+      </w:r>
+      <w:r>
+        <w:t>.</w:t>
+      </w:r>
+      <w:r>
+        <w:rPr>
+          <w:rFonts w:hint="eastAsia"/>
+        </w:rPr>
+        <w:t>添加燃料</w:t>
+      </w:r>
+      <w:r>
+        <w:rPr>
+          <w:rFonts w:hint="eastAsia"/>
+        </w:rPr>
+        <w:t>、</w:t>
+      </w:r>
+      <w:r>
+        <w:rPr>
+          <w:rFonts w:hint="eastAsia"/>
+        </w:rPr>
+        <w:t>f</w:t>
+      </w:r>
+      <w:r>
+        <w:t>ueled by</w:t>
+      </w:r>
+      <w:r>
+        <w:rPr>
+          <w:rFonts w:hint="eastAsia"/>
+        </w:rPr>
+        <w:t>被</w:t>
+      </w:r>
+      <w:r>
+        <w:rPr>
+          <w:rFonts w:hint="eastAsia"/>
+        </w:rPr>
+        <w:t>.</w:t>
+      </w:r>
+      <w:r>
+        <w:t>.</w:t>
+      </w:r>
+      <w:r>
+        <w:rPr>
+          <w:rFonts w:hint="eastAsia"/>
+        </w:rPr>
+        <w:t>推動、</w:t>
+      </w:r>
+      <w:r>
+        <w:rPr>
+          <w:rFonts w:hint="eastAsia"/>
+        </w:rPr>
+        <w:t>f</w:t>
+      </w:r>
+      <w:r>
+        <w:t>uel n.</w:t>
+      </w:r>
+      <w:r>
+        <w:rPr>
+          <w:rFonts w:hint="eastAsia"/>
+        </w:rPr>
+        <w:t>燃料</w:t>
+      </w:r>
+    </w:p>
+    <w:p/>
+    <w:p>
+      <w:r>
+        <w:rPr>
+          <w:rFonts w:hint="eastAsia"/>
+        </w:rPr>
+        <w:t>H</w:t>
+      </w:r>
+      <w:r>
+        <w:t>is motivation is fueled by his strong belief.</w:t>
+      </w:r>
+    </w:p>
+    <w:p>
+      <w:r>
+        <w:rPr>
+          <w:rFonts w:hint="eastAsia"/>
+        </w:rPr>
+        <w:t>他的動力是被他很強的信念推動的</w:t>
+      </w:r>
+    </w:p>
+    <w:p/>
+    <w:p>
+      <w:r>
+        <w:t xml:space="preserve">When the panel of judges announced the results of the </w:t>
+      </w:r>
+      <w:proofErr w:type="spellStart"/>
+      <w:proofErr w:type="gramStart"/>
+      <w:r>
+        <w:t>match,everyone</w:t>
+      </w:r>
+      <w:proofErr w:type="spellEnd"/>
+      <w:proofErr w:type="gramEnd"/>
+      <w:r>
+        <w:t xml:space="preserve"> was surprised it was a </w:t>
+      </w:r>
+      <w:r>
+        <w:rPr>
+          <w:highlight w:val="yellow"/>
+        </w:rPr>
+        <w:t>draw</w:t>
+      </w:r>
+      <w:r>
+        <w:t>.</w:t>
+      </w:r>
+    </w:p>
+    <w:p>
+      <w:r>
+        <w:rPr>
+          <w:highlight w:val="yellow"/>
+        </w:rPr>
+        <w:t>(A)draw</w:t>
+      </w:r>
+      <w:r>
+        <w:rPr>
+          <w:highlight w:val="yellow"/>
+        </w:rPr>
+        <w:t xml:space="preserve"> </w:t>
+      </w:r>
+      <w:r>
+        <w:rPr>
+          <w:rFonts w:hint="eastAsia"/>
+          <w:highlight w:val="yellow"/>
+        </w:rPr>
+        <w:t>和局</w:t>
+      </w:r>
+      <w:r>
+        <w:rPr>
+          <w:rFonts w:hint="eastAsia"/>
+          <w:highlight w:val="yellow"/>
+        </w:rPr>
+        <w:t xml:space="preserve"> </w:t>
+      </w:r>
+      <w:r>
+        <w:rPr>
+          <w:highlight w:val="yellow"/>
+        </w:rPr>
+        <w:t>N</w:t>
+      </w:r>
+      <w:r>
+        <w:t>(B)drew</w:t>
+      </w:r>
+      <w:r>
+        <w:rPr>
+          <w:rFonts w:hint="eastAsia"/>
+        </w:rPr>
+        <w:t>畫</w:t>
+      </w:r>
+      <w:r>
+        <w:rPr>
+          <w:rFonts w:hint="eastAsia"/>
+        </w:rPr>
+        <w:t xml:space="preserve"> </w:t>
+      </w:r>
+      <w:r>
+        <w:t>Ved</w:t>
+      </w:r>
+      <w:r>
+        <w:t>(C)drawn</w:t>
+      </w:r>
+      <w:r>
+        <w:t xml:space="preserve"> PP</w:t>
+      </w:r>
+      <w:r>
+        <w:t>(D)drawing</w:t>
+      </w:r>
+      <w:r>
+        <w:t xml:space="preserve"> </w:t>
+      </w:r>
+      <w:r>
+        <w:rPr>
+          <w:rFonts w:hint="eastAsia"/>
+        </w:rPr>
+        <w:t>一幅畫</w:t>
+      </w:r>
+      <w:r>
+        <w:rPr>
+          <w:rFonts w:hint="eastAsia"/>
+        </w:rPr>
+        <w:t xml:space="preserve"> </w:t>
+      </w:r>
+      <w:r>
+        <w:t>N</w:t>
+      </w:r>
+    </w:p>
+    <w:p>
+      <w:pPr>
+        <w:rPr>
+          <w:rFonts w:hint="eastAsia"/>
+        </w:rPr>
+      </w:pPr>
+    </w:p>
+    <w:p>
+      <w:r>
+        <w:t>P</w:t>
+      </w:r>
+      <w:r>
+        <w:t>anel</w:t>
+      </w:r>
+      <w:r>
+        <w:t xml:space="preserve"> n.</w:t>
+      </w:r>
+      <w:r>
+        <w:rPr>
+          <w:rFonts w:hint="eastAsia"/>
+        </w:rPr>
+        <w:t>一群、</w:t>
+      </w:r>
+      <w:r>
+        <w:t>judges</w:t>
+      </w:r>
+      <w:r>
+        <w:t xml:space="preserve"> n.</w:t>
+      </w:r>
+      <w:r>
+        <w:rPr>
+          <w:rFonts w:hint="eastAsia"/>
+        </w:rPr>
+        <w:t>裁判</w:t>
+      </w:r>
+      <w:r>
+        <w:rPr>
+          <w:rFonts w:hint="eastAsia"/>
+        </w:rPr>
+        <w:t>,</w:t>
+      </w:r>
+      <w:r>
+        <w:t>v.</w:t>
+      </w:r>
+      <w:r>
+        <w:rPr>
+          <w:rFonts w:hint="eastAsia"/>
+        </w:rPr>
+        <w:t>判斷</w:t>
+      </w:r>
+    </w:p>
+    <w:p>
+      <w:pPr>
+        <w:rPr>
+          <w:rFonts w:hint="eastAsia"/>
+        </w:rPr>
+      </w:pPr>
+      <w:r>
+        <w:t xml:space="preserve">Match = </w:t>
+      </w:r>
+      <w:r>
+        <w:rPr>
+          <w:rFonts w:ascii="Roboto" w:hAnsi="Roboto"/>
+          <w:color w:val="0F0F0F"/>
+          <w:sz w:val="21"/>
+          <w:szCs w:val="21"/>
+          <w:shd w:val="clear" w:color="auto" w:fill="FFFFFF"/>
+        </w:rPr>
+        <w:t>competition</w:t>
+      </w:r>
+      <w:r>
+        <w:rPr>
+          <w:rFonts w:ascii="Roboto" w:hAnsi="Roboto"/>
+          <w:color w:val="0F0F0F"/>
+          <w:sz w:val="21"/>
+          <w:szCs w:val="21"/>
+          <w:shd w:val="clear" w:color="auto" w:fill="FFFFFF"/>
+        </w:rPr>
+        <w:t xml:space="preserve"> = </w:t>
+      </w:r>
+      <w:r>
+        <w:rPr>
+          <w:rFonts w:ascii="Roboto" w:hAnsi="Roboto"/>
+          <w:color w:val="0F0F0F"/>
+          <w:sz w:val="21"/>
+          <w:szCs w:val="21"/>
+          <w:shd w:val="clear" w:color="auto" w:fill="FFFFFF"/>
+        </w:rPr>
+        <w:t>contest</w:t>
+      </w:r>
+      <w:r>
+        <w:rPr>
+          <w:rFonts w:ascii="Roboto" w:hAnsi="Roboto"/>
+          <w:color w:val="0F0F0F"/>
+          <w:sz w:val="21"/>
+          <w:szCs w:val="21"/>
+          <w:shd w:val="clear" w:color="auto" w:fill="FFFFFF"/>
+        </w:rPr>
+        <w:t xml:space="preserve"> n.</w:t>
       </w:r>
       <w:r>
         <w:rPr>
@@ -11493,275 +12669,109 @@
           <w:szCs w:val="21"/>
           <w:shd w:val="clear" w:color="auto" w:fill="FFFFFF"/>
         </w:rPr>
-        <w:t xml:space="preserve"> </w:t>
-      </w:r>
-      <w:r>
-        <w:rPr>
-          <w:rFonts w:ascii="Roboto" w:hAnsi="Roboto"/>
-          <w:color w:val="0F0F0F"/>
-          <w:sz w:val="21"/>
-          <w:szCs w:val="21"/>
-          <w:shd w:val="clear" w:color="auto" w:fill="FFFFFF"/>
-        </w:rPr>
-        <w:t>n.</w:t>
-      </w:r>
-      <w:r>
-        <w:rPr>
-          <w:rFonts w:ascii="Roboto" w:hAnsi="Roboto" w:hint="eastAsia"/>
-          <w:color w:val="0F0F0F"/>
-          <w:sz w:val="21"/>
-          <w:szCs w:val="21"/>
-          <w:shd w:val="clear" w:color="auto" w:fill="FFFFFF"/>
-        </w:rPr>
-        <w:t>公開討論</w:t>
-      </w:r>
-      <w:r>
-        <w:rPr>
-          <w:rFonts w:ascii="Roboto" w:hAnsi="Roboto" w:hint="eastAsia"/>
-          <w:color w:val="0F0F0F"/>
-          <w:sz w:val="21"/>
-          <w:szCs w:val="21"/>
-          <w:shd w:val="clear" w:color="auto" w:fill="FFFFFF"/>
-        </w:rPr>
-        <w:t>/</w:t>
-      </w:r>
-      <w:r>
-        <w:rPr>
-          <w:rFonts w:ascii="Roboto" w:hAnsi="Roboto" w:hint="eastAsia"/>
-          <w:color w:val="0F0F0F"/>
-          <w:sz w:val="21"/>
-          <w:szCs w:val="21"/>
-          <w:shd w:val="clear" w:color="auto" w:fill="FFFFFF"/>
-        </w:rPr>
-        <w:t>播出</w:t>
-      </w:r>
-    </w:p>
-    <w:p>
-      <w:pPr>
-        <w:rPr>
-          <w:rFonts w:ascii="Roboto" w:hAnsi="Roboto"/>
-          <w:color w:val="0F0F0F"/>
-          <w:sz w:val="21"/>
-          <w:szCs w:val="21"/>
-          <w:shd w:val="clear" w:color="auto" w:fill="FFFFFF"/>
-        </w:rPr>
-      </w:pPr>
-    </w:p>
-    <w:p>
-      <w:pPr>
-        <w:rPr>
-          <w:rFonts w:ascii="Roboto" w:hAnsi="Roboto" w:hint="eastAsia"/>
-          <w:color w:val="0F0F0F"/>
-          <w:sz w:val="21"/>
-          <w:szCs w:val="21"/>
-          <w:shd w:val="clear" w:color="auto" w:fill="FFFFFF"/>
-        </w:rPr>
-      </w:pPr>
-      <w:r>
-        <w:rPr>
-          <w:rFonts w:ascii="Roboto" w:hAnsi="Roboto" w:hint="eastAsia"/>
-          <w:color w:val="0F0F0F"/>
-          <w:sz w:val="21"/>
-          <w:szCs w:val="21"/>
-          <w:shd w:val="clear" w:color="auto" w:fill="FFFFFF"/>
+        <w:t>比賽</w:t>
+      </w:r>
+    </w:p>
+    <w:p/>
+    <w:p>
+      <w:r>
+        <w:t>Draw</w:t>
+      </w:r>
+      <w:r>
+        <w:rPr>
+          <w:rFonts w:hint="eastAsia"/>
+        </w:rPr>
+        <w:t>抽</w:t>
+      </w:r>
+      <w:r>
+        <w:rPr>
+          <w:rFonts w:hint="eastAsia"/>
+        </w:rPr>
+        <w:t xml:space="preserve"> </w:t>
+      </w:r>
+      <w:r>
+        <w:t xml:space="preserve">blood </w:t>
+      </w:r>
+      <w:r>
+        <w:rPr>
+          <w:rFonts w:hint="eastAsia"/>
+        </w:rPr>
+        <w:t>、</w:t>
+      </w:r>
+      <w:r>
+        <w:rPr>
+          <w:rFonts w:hint="eastAsia"/>
+        </w:rPr>
+        <w:t>(w</w:t>
+      </w:r>
+      <w:r>
+        <w:t xml:space="preserve">ith)draw </w:t>
+      </w:r>
+      <w:r>
+        <w:rPr>
+          <w:rFonts w:hint="eastAsia"/>
+        </w:rPr>
+        <w:t>提</w:t>
+      </w:r>
+      <w:r>
+        <w:rPr>
+          <w:rFonts w:hint="eastAsia"/>
+        </w:rPr>
+        <w:t>m</w:t>
+      </w:r>
+      <w:r>
+        <w:t>oney</w:t>
+      </w:r>
+      <w:r>
+        <w:rPr>
+          <w:rFonts w:hint="eastAsia"/>
+        </w:rPr>
+        <w:t>、</w:t>
+      </w:r>
+      <w:r>
+        <w:rPr>
+          <w:rFonts w:hint="eastAsia"/>
         </w:rPr>
         <w:t>d</w:t>
       </w:r>
       <w:r>
-        <w:rPr>
-          <w:rFonts w:ascii="Roboto" w:hAnsi="Roboto"/>
-          <w:color w:val="0F0F0F"/>
-          <w:sz w:val="21"/>
-          <w:szCs w:val="21"/>
-          <w:shd w:val="clear" w:color="auto" w:fill="FFFFFF"/>
-        </w:rPr>
-        <w:t>ecline</w:t>
-      </w:r>
-      <w:r>
-        <w:rPr>
-          <w:rFonts w:ascii="Roboto" w:hAnsi="Roboto" w:hint="eastAsia"/>
-          <w:color w:val="0F0F0F"/>
-          <w:sz w:val="21"/>
-          <w:szCs w:val="21"/>
-          <w:shd w:val="clear" w:color="auto" w:fill="FFFFFF"/>
-        </w:rPr>
-        <w:t xml:space="preserve"> i</w:t>
-      </w:r>
-      <w:r>
-        <w:rPr>
-          <w:rFonts w:ascii="Roboto" w:hAnsi="Roboto"/>
-          <w:color w:val="0F0F0F"/>
-          <w:sz w:val="21"/>
-          <w:szCs w:val="21"/>
-          <w:shd w:val="clear" w:color="auto" w:fill="FFFFFF"/>
-        </w:rPr>
-        <w:t xml:space="preserve">n </w:t>
-      </w:r>
-      <w:r>
-        <w:rPr>
-          <w:rFonts w:ascii="Roboto" w:hAnsi="Roboto" w:hint="eastAsia"/>
-          <w:color w:val="0F0F0F"/>
-          <w:sz w:val="21"/>
-          <w:szCs w:val="21"/>
-          <w:shd w:val="clear" w:color="auto" w:fill="FFFFFF"/>
-        </w:rPr>
-        <w:t>下降、衰退</w:t>
-      </w:r>
-    </w:p>
-    <w:p>
-      <w:pPr>
-        <w:rPr>
-          <w:rFonts w:ascii="Roboto" w:hAnsi="Roboto"/>
-          <w:color w:val="0F0F0F"/>
-          <w:sz w:val="21"/>
-          <w:szCs w:val="21"/>
-          <w:shd w:val="clear" w:color="auto" w:fill="FFFFFF"/>
-        </w:rPr>
-      </w:pPr>
-      <w:r>
-        <w:rPr>
-          <w:rFonts w:ascii="Roboto" w:hAnsi="Roboto" w:hint="eastAsia"/>
-          <w:color w:val="0F0F0F"/>
-          <w:sz w:val="21"/>
-          <w:szCs w:val="21"/>
-          <w:shd w:val="clear" w:color="auto" w:fill="FFFFFF"/>
-        </w:rPr>
-        <w:t>空格需要名詞，因為</w:t>
-      </w:r>
-      <w:proofErr w:type="spellStart"/>
-      <w:r>
-        <w:rPr>
-          <w:rFonts w:ascii="Roboto" w:hAnsi="Roboto"/>
-          <w:color w:val="0F0F0F"/>
-          <w:sz w:val="21"/>
-          <w:szCs w:val="21"/>
-          <w:shd w:val="clear" w:color="auto" w:fill="FFFFFF"/>
-        </w:rPr>
-        <w:t>A+adj+N</w:t>
-      </w:r>
-      <w:proofErr w:type="spellEnd"/>
+        <w:t>raw</w:t>
+      </w:r>
+      <w:r>
+        <w:rPr>
+          <w:rFonts w:hint="eastAsia"/>
+        </w:rPr>
+        <w:t>關</w:t>
+      </w:r>
+      <w:r>
+        <w:rPr>
+          <w:rFonts w:hint="eastAsia"/>
+        </w:rPr>
+        <w:t xml:space="preserve"> </w:t>
+      </w:r>
+      <w:r>
+        <w:t>curtains n.</w:t>
+      </w:r>
+      <w:r>
+        <w:rPr>
+          <w:rFonts w:hint="eastAsia"/>
+        </w:rPr>
+        <w:t xml:space="preserve"> </w:t>
+      </w:r>
+      <w:r>
+        <w:rPr>
+          <w:rFonts w:hint="eastAsia"/>
+        </w:rPr>
+        <w:t>窗簾</w:t>
+      </w:r>
     </w:p>
     <w:p/>
     <w:p>
-      <w:proofErr w:type="spellStart"/>
-      <w:r>
-        <w:t>S+makes+it+Adj+that+S+V</w:t>
-      </w:r>
-      <w:proofErr w:type="spellEnd"/>
-    </w:p>
-    <w:p>
-      <w:proofErr w:type="spellStart"/>
-      <w:r>
-        <w:t>Ex:Her</w:t>
-      </w:r>
-      <w:proofErr w:type="spellEnd"/>
-      <w:r>
-        <w:t xml:space="preserve"> effort</w:t>
-      </w:r>
-      <w:r>
-        <w:rPr>
-          <w:rFonts w:hint="eastAsia"/>
-        </w:rPr>
-        <w:t>(</w:t>
-      </w:r>
-      <w:r>
-        <w:t>n.</w:t>
-      </w:r>
-      <w:r>
-        <w:rPr>
-          <w:rFonts w:hint="eastAsia"/>
-        </w:rPr>
-        <w:t>努力</w:t>
-      </w:r>
-      <w:r>
-        <w:rPr>
-          <w:rFonts w:hint="eastAsia"/>
-        </w:rPr>
-        <w:t>)</w:t>
-      </w:r>
-      <w:r>
-        <w:t xml:space="preserve"> makes it certain</w:t>
-      </w:r>
-      <w:r>
-        <w:t xml:space="preserve">(adj. </w:t>
-      </w:r>
-      <w:r>
-        <w:rPr>
-          <w:rFonts w:hint="eastAsia"/>
-        </w:rPr>
-        <w:t>確定</w:t>
-      </w:r>
-      <w:r>
-        <w:rPr>
-          <w:rFonts w:hint="eastAsia"/>
-        </w:rPr>
-        <w:t>)</w:t>
-      </w:r>
-      <w:r>
-        <w:t xml:space="preserve"> that she will surpass</w:t>
-      </w:r>
-      <w:r>
-        <w:rPr>
-          <w:rFonts w:hint="eastAsia"/>
-        </w:rPr>
-        <w:t>(</w:t>
-      </w:r>
-      <w:r>
-        <w:t>v.</w:t>
-      </w:r>
-      <w:r>
-        <w:rPr>
-          <w:rFonts w:hint="eastAsia"/>
-        </w:rPr>
-        <w:t>超過</w:t>
-      </w:r>
-      <w:r>
-        <w:rPr>
-          <w:rFonts w:hint="eastAsia"/>
-        </w:rPr>
-        <w:t>)</w:t>
-      </w:r>
-      <w:r>
-        <w:t xml:space="preserve"> 800 in TOEIC.</w:t>
-      </w:r>
-    </w:p>
-    <w:p/>
-    <w:p>
-      <w:r>
-        <w:t xml:space="preserve">An autonomous electric sedan looks like </w:t>
-      </w:r>
-      <w:proofErr w:type="gramStart"/>
-      <w:r>
-        <w:t xml:space="preserve">a  </w:t>
-      </w:r>
-      <w:proofErr w:type="spellStart"/>
-      <w:r>
-        <w:t>vehicle</w:t>
-      </w:r>
-      <w:proofErr w:type="gramEnd"/>
-      <w:r>
-        <w:t>,but</w:t>
-      </w:r>
-      <w:proofErr w:type="spellEnd"/>
-      <w:r>
-        <w:t xml:space="preserve"> its electrically-powered motors and battery pack layout are far from similar.</w:t>
-      </w:r>
-    </w:p>
-    <w:p>
-      <w:r>
-        <w:t>(A)luxurious(B)stylish(C)conventional(D)prototype</w:t>
-      </w:r>
-    </w:p>
-    <w:p/>
-    <w:p>
-      <w:pPr>
-        <w:rPr>
-          <w:rFonts w:hint="eastAsia"/>
-        </w:rPr>
-      </w:pPr>
-      <w:r>
-        <w:t>autonomous</w:t>
-      </w:r>
+      <w:pPr>
+        <w:rPr>
+          <w:rFonts w:hint="eastAsia"/>
+        </w:rPr>
+      </w:pPr>
     </w:p>
     <w:sectPr>
       <w:pgSz w:w="11906" w:h="16838"/>
@@ -12170,6 +13180,95 @@
     </w:lvl>
   </w:abstractNum>
   <w:abstractNum w:abstractNumId="4" w15:restartNumberingAfterBreak="0">
+    <w:nsid w:val="183A0C8B"/>
+    <w:multiLevelType w:val="hybridMultilevel"/>
+    <w:tmpl w:val="171615BA"/>
+    <w:lvl w:ilvl="0" w:tplc="44587550">
+      <w:start w:val="1"/>
+      <w:numFmt w:val="upperLetter"/>
+      <w:lvlText w:val="(%1)"/>
+      <w:lvlJc w:val="left"/>
+      <w:pPr>
+        <w:ind w:left="360" w:hanging="360"/>
+      </w:pPr>
+      <w:rPr>
+        <w:rFonts w:hint="default"/>
+      </w:rPr>
+    </w:lvl>
+    <w:lvl w:ilvl="1" w:tplc="04090019" w:tentative="1">
+      <w:start w:val="1"/>
+      <w:numFmt w:val="ideographTraditional"/>
+      <w:lvlText w:val="%2、"/>
+      <w:lvlJc w:val="left"/>
+      <w:pPr>
+        <w:ind w:left="960" w:hanging="480"/>
+      </w:pPr>
+    </w:lvl>
+    <w:lvl w:ilvl="2" w:tplc="0409001B" w:tentative="1">
+      <w:start w:val="1"/>
+      <w:numFmt w:val="lowerRoman"/>
+      <w:lvlText w:val="%3."/>
+      <w:lvlJc w:val="right"/>
+      <w:pPr>
+        <w:ind w:left="1440" w:hanging="480"/>
+      </w:pPr>
+    </w:lvl>
+    <w:lvl w:ilvl="3" w:tplc="0409000F" w:tentative="1">
+      <w:start w:val="1"/>
+      <w:numFmt w:val="decimal"/>
+      <w:lvlText w:val="%4."/>
+      <w:lvlJc w:val="left"/>
+      <w:pPr>
+        <w:ind w:left="1920" w:hanging="480"/>
+      </w:pPr>
+    </w:lvl>
+    <w:lvl w:ilvl="4" w:tplc="04090019" w:tentative="1">
+      <w:start w:val="1"/>
+      <w:numFmt w:val="ideographTraditional"/>
+      <w:lvlText w:val="%5、"/>
+      <w:lvlJc w:val="left"/>
+      <w:pPr>
+        <w:ind w:left="2400" w:hanging="480"/>
+      </w:pPr>
+    </w:lvl>
+    <w:lvl w:ilvl="5" w:tplc="0409001B" w:tentative="1">
+      <w:start w:val="1"/>
+      <w:numFmt w:val="lowerRoman"/>
+      <w:lvlText w:val="%6."/>
+      <w:lvlJc w:val="right"/>
+      <w:pPr>
+        <w:ind w:left="2880" w:hanging="480"/>
+      </w:pPr>
+    </w:lvl>
+    <w:lvl w:ilvl="6" w:tplc="0409000F" w:tentative="1">
+      <w:start w:val="1"/>
+      <w:numFmt w:val="decimal"/>
+      <w:lvlText w:val="%7."/>
+      <w:lvlJc w:val="left"/>
+      <w:pPr>
+        <w:ind w:left="3360" w:hanging="480"/>
+      </w:pPr>
+    </w:lvl>
+    <w:lvl w:ilvl="7" w:tplc="04090019" w:tentative="1">
+      <w:start w:val="1"/>
+      <w:numFmt w:val="ideographTraditional"/>
+      <w:lvlText w:val="%8、"/>
+      <w:lvlJc w:val="left"/>
+      <w:pPr>
+        <w:ind w:left="3840" w:hanging="480"/>
+      </w:pPr>
+    </w:lvl>
+    <w:lvl w:ilvl="8" w:tplc="0409001B" w:tentative="1">
+      <w:start w:val="1"/>
+      <w:numFmt w:val="lowerRoman"/>
+      <w:lvlText w:val="%9."/>
+      <w:lvlJc w:val="right"/>
+      <w:pPr>
+        <w:ind w:left="4320" w:hanging="480"/>
+      </w:pPr>
+    </w:lvl>
+  </w:abstractNum>
+  <w:abstractNum w:abstractNumId="5" w15:restartNumberingAfterBreak="0">
     <w:nsid w:val="1DE2152A"/>
     <w:multiLevelType w:val="hybridMultilevel"/>
     <w:tmpl w:val="64D6E3C8"/>
@@ -12258,7 +13357,7 @@
       </w:pPr>
     </w:lvl>
   </w:abstractNum>
-  <w:abstractNum w:abstractNumId="5" w15:restartNumberingAfterBreak="0">
+  <w:abstractNum w:abstractNumId="6" w15:restartNumberingAfterBreak="0">
     <w:nsid w:val="1E666FB1"/>
     <w:multiLevelType w:val="hybridMultilevel"/>
     <w:tmpl w:val="729656E8"/>
@@ -12347,7 +13446,7 @@
       </w:pPr>
     </w:lvl>
   </w:abstractNum>
-  <w:abstractNum w:abstractNumId="6" w15:restartNumberingAfterBreak="0">
+  <w:abstractNum w:abstractNumId="7" w15:restartNumberingAfterBreak="0">
     <w:nsid w:val="288B05CC"/>
     <w:multiLevelType w:val="hybridMultilevel"/>
     <w:tmpl w:val="3F7012FC"/>
@@ -12436,7 +13535,7 @@
       </w:pPr>
     </w:lvl>
   </w:abstractNum>
-  <w:abstractNum w:abstractNumId="7" w15:restartNumberingAfterBreak="0">
+  <w:abstractNum w:abstractNumId="8" w15:restartNumberingAfterBreak="0">
     <w:nsid w:val="2A843FAF"/>
     <w:multiLevelType w:val="hybridMultilevel"/>
     <w:tmpl w:val="28E42B50"/>
@@ -12525,7 +13624,96 @@
       </w:pPr>
     </w:lvl>
   </w:abstractNum>
-  <w:abstractNum w:abstractNumId="8" w15:restartNumberingAfterBreak="0">
+  <w:abstractNum w:abstractNumId="9" w15:restartNumberingAfterBreak="0">
+    <w:nsid w:val="2E801B7A"/>
+    <w:multiLevelType w:val="hybridMultilevel"/>
+    <w:tmpl w:val="1382E584"/>
+    <w:lvl w:ilvl="0" w:tplc="8E7CD162">
+      <w:start w:val="1"/>
+      <w:numFmt w:val="upperLetter"/>
+      <w:lvlText w:val="(%1)"/>
+      <w:lvlJc w:val="left"/>
+      <w:pPr>
+        <w:ind w:left="360" w:hanging="360"/>
+      </w:pPr>
+      <w:rPr>
+        <w:rFonts w:hint="default"/>
+      </w:rPr>
+    </w:lvl>
+    <w:lvl w:ilvl="1" w:tplc="04090019" w:tentative="1">
+      <w:start w:val="1"/>
+      <w:numFmt w:val="ideographTraditional"/>
+      <w:lvlText w:val="%2、"/>
+      <w:lvlJc w:val="left"/>
+      <w:pPr>
+        <w:ind w:left="960" w:hanging="480"/>
+      </w:pPr>
+    </w:lvl>
+    <w:lvl w:ilvl="2" w:tplc="0409001B" w:tentative="1">
+      <w:start w:val="1"/>
+      <w:numFmt w:val="lowerRoman"/>
+      <w:lvlText w:val="%3."/>
+      <w:lvlJc w:val="right"/>
+      <w:pPr>
+        <w:ind w:left="1440" w:hanging="480"/>
+      </w:pPr>
+    </w:lvl>
+    <w:lvl w:ilvl="3" w:tplc="0409000F" w:tentative="1">
+      <w:start w:val="1"/>
+      <w:numFmt w:val="decimal"/>
+      <w:lvlText w:val="%4."/>
+      <w:lvlJc w:val="left"/>
+      <w:pPr>
+        <w:ind w:left="1920" w:hanging="480"/>
+      </w:pPr>
+    </w:lvl>
+    <w:lvl w:ilvl="4" w:tplc="04090019" w:tentative="1">
+      <w:start w:val="1"/>
+      <w:numFmt w:val="ideographTraditional"/>
+      <w:lvlText w:val="%5、"/>
+      <w:lvlJc w:val="left"/>
+      <w:pPr>
+        <w:ind w:left="2400" w:hanging="480"/>
+      </w:pPr>
+    </w:lvl>
+    <w:lvl w:ilvl="5" w:tplc="0409001B" w:tentative="1">
+      <w:start w:val="1"/>
+      <w:numFmt w:val="lowerRoman"/>
+      <w:lvlText w:val="%6."/>
+      <w:lvlJc w:val="right"/>
+      <w:pPr>
+        <w:ind w:left="2880" w:hanging="480"/>
+      </w:pPr>
+    </w:lvl>
+    <w:lvl w:ilvl="6" w:tplc="0409000F" w:tentative="1">
+      <w:start w:val="1"/>
+      <w:numFmt w:val="decimal"/>
+      <w:lvlText w:val="%7."/>
+      <w:lvlJc w:val="left"/>
+      <w:pPr>
+        <w:ind w:left="3360" w:hanging="480"/>
+      </w:pPr>
+    </w:lvl>
+    <w:lvl w:ilvl="7" w:tplc="04090019" w:tentative="1">
+      <w:start w:val="1"/>
+      <w:numFmt w:val="ideographTraditional"/>
+      <w:lvlText w:val="%8、"/>
+      <w:lvlJc w:val="left"/>
+      <w:pPr>
+        <w:ind w:left="3840" w:hanging="480"/>
+      </w:pPr>
+    </w:lvl>
+    <w:lvl w:ilvl="8" w:tplc="0409001B" w:tentative="1">
+      <w:start w:val="1"/>
+      <w:numFmt w:val="lowerRoman"/>
+      <w:lvlText w:val="%9."/>
+      <w:lvlJc w:val="right"/>
+      <w:pPr>
+        <w:ind w:left="4320" w:hanging="480"/>
+      </w:pPr>
+    </w:lvl>
+  </w:abstractNum>
+  <w:abstractNum w:abstractNumId="10" w15:restartNumberingAfterBreak="0">
     <w:nsid w:val="30FE4CA3"/>
     <w:multiLevelType w:val="hybridMultilevel"/>
     <w:tmpl w:val="F2F691A6"/>
@@ -12614,7 +13802,7 @@
       </w:pPr>
     </w:lvl>
   </w:abstractNum>
-  <w:abstractNum w:abstractNumId="9" w15:restartNumberingAfterBreak="0">
+  <w:abstractNum w:abstractNumId="11" w15:restartNumberingAfterBreak="0">
     <w:nsid w:val="342108BB"/>
     <w:multiLevelType w:val="hybridMultilevel"/>
     <w:tmpl w:val="8AEE5B9A"/>
@@ -12703,7 +13891,7 @@
       </w:pPr>
     </w:lvl>
   </w:abstractNum>
-  <w:abstractNum w:abstractNumId="10" w15:restartNumberingAfterBreak="0">
+  <w:abstractNum w:abstractNumId="12" w15:restartNumberingAfterBreak="0">
     <w:nsid w:val="34E90C58"/>
     <w:multiLevelType w:val="hybridMultilevel"/>
     <w:tmpl w:val="75D4CA18"/>
@@ -12792,7 +13980,7 @@
       </w:pPr>
     </w:lvl>
   </w:abstractNum>
-  <w:abstractNum w:abstractNumId="11" w15:restartNumberingAfterBreak="0">
+  <w:abstractNum w:abstractNumId="13" w15:restartNumberingAfterBreak="0">
     <w:nsid w:val="422F46C2"/>
     <w:multiLevelType w:val="hybridMultilevel"/>
     <w:tmpl w:val="F5EE2E30"/>
@@ -12881,7 +14069,7 @@
       </w:pPr>
     </w:lvl>
   </w:abstractNum>
-  <w:abstractNum w:abstractNumId="12" w15:restartNumberingAfterBreak="0">
+  <w:abstractNum w:abstractNumId="14" w15:restartNumberingAfterBreak="0">
     <w:nsid w:val="44106993"/>
     <w:multiLevelType w:val="hybridMultilevel"/>
     <w:tmpl w:val="D2908246"/>
@@ -12970,7 +14158,7 @@
       </w:pPr>
     </w:lvl>
   </w:abstractNum>
-  <w:abstractNum w:abstractNumId="13" w15:restartNumberingAfterBreak="0">
+  <w:abstractNum w:abstractNumId="15" w15:restartNumberingAfterBreak="0">
     <w:nsid w:val="48B76B2E"/>
     <w:multiLevelType w:val="hybridMultilevel"/>
     <w:tmpl w:val="7ACED166"/>
@@ -13059,7 +14247,7 @@
       </w:pPr>
     </w:lvl>
   </w:abstractNum>
-  <w:abstractNum w:abstractNumId="14" w15:restartNumberingAfterBreak="0">
+  <w:abstractNum w:abstractNumId="16" w15:restartNumberingAfterBreak="0">
     <w:nsid w:val="53714B23"/>
     <w:multiLevelType w:val="hybridMultilevel"/>
     <w:tmpl w:val="CACA25C2"/>
@@ -13148,7 +14336,7 @@
       </w:pPr>
     </w:lvl>
   </w:abstractNum>
-  <w:abstractNum w:abstractNumId="15" w15:restartNumberingAfterBreak="0">
+  <w:abstractNum w:abstractNumId="17" w15:restartNumberingAfterBreak="0">
     <w:nsid w:val="54126F51"/>
     <w:multiLevelType w:val="hybridMultilevel"/>
     <w:tmpl w:val="C0C01342"/>
@@ -13237,7 +14425,7 @@
       </w:pPr>
     </w:lvl>
   </w:abstractNum>
-  <w:abstractNum w:abstractNumId="16" w15:restartNumberingAfterBreak="0">
+  <w:abstractNum w:abstractNumId="18" w15:restartNumberingAfterBreak="0">
     <w:nsid w:val="56F94E90"/>
     <w:multiLevelType w:val="hybridMultilevel"/>
     <w:tmpl w:val="B9DE2BB4"/>
@@ -13326,7 +14514,7 @@
       </w:pPr>
     </w:lvl>
   </w:abstractNum>
-  <w:abstractNum w:abstractNumId="17" w15:restartNumberingAfterBreak="0">
+  <w:abstractNum w:abstractNumId="19" w15:restartNumberingAfterBreak="0">
     <w:nsid w:val="5CED3977"/>
     <w:multiLevelType w:val="hybridMultilevel"/>
     <w:tmpl w:val="FA6CB3CA"/>
@@ -13415,7 +14603,7 @@
       </w:pPr>
     </w:lvl>
   </w:abstractNum>
-  <w:abstractNum w:abstractNumId="18" w15:restartNumberingAfterBreak="0">
+  <w:abstractNum w:abstractNumId="20" w15:restartNumberingAfterBreak="0">
     <w:nsid w:val="5D8746FB"/>
     <w:multiLevelType w:val="hybridMultilevel"/>
     <w:tmpl w:val="D9E48496"/>
@@ -13504,7 +14692,7 @@
       </w:pPr>
     </w:lvl>
   </w:abstractNum>
-  <w:abstractNum w:abstractNumId="19" w15:restartNumberingAfterBreak="0">
+  <w:abstractNum w:abstractNumId="21" w15:restartNumberingAfterBreak="0">
     <w:nsid w:val="5F063724"/>
     <w:multiLevelType w:val="hybridMultilevel"/>
     <w:tmpl w:val="67F8EEBE"/>
@@ -13593,7 +14781,7 @@
       </w:pPr>
     </w:lvl>
   </w:abstractNum>
-  <w:abstractNum w:abstractNumId="20" w15:restartNumberingAfterBreak="0">
+  <w:abstractNum w:abstractNumId="22" w15:restartNumberingAfterBreak="0">
     <w:nsid w:val="610F38EE"/>
     <w:multiLevelType w:val="hybridMultilevel"/>
     <w:tmpl w:val="DA6297F6"/>
@@ -13682,7 +14870,185 @@
       </w:pPr>
     </w:lvl>
   </w:abstractNum>
-  <w:abstractNum w:abstractNumId="21" w15:restartNumberingAfterBreak="0">
+  <w:abstractNum w:abstractNumId="23" w15:restartNumberingAfterBreak="0">
+    <w:nsid w:val="6C5E27B7"/>
+    <w:multiLevelType w:val="hybridMultilevel"/>
+    <w:tmpl w:val="B2B67932"/>
+    <w:lvl w:ilvl="0" w:tplc="F70AD3D8">
+      <w:start w:val="1"/>
+      <w:numFmt w:val="upperLetter"/>
+      <w:lvlText w:val="(%1)"/>
+      <w:lvlJc w:val="left"/>
+      <w:pPr>
+        <w:ind w:left="360" w:hanging="360"/>
+      </w:pPr>
+      <w:rPr>
+        <w:rFonts w:hint="default"/>
+      </w:rPr>
+    </w:lvl>
+    <w:lvl w:ilvl="1" w:tplc="04090019" w:tentative="1">
+      <w:start w:val="1"/>
+      <w:numFmt w:val="ideographTraditional"/>
+      <w:lvlText w:val="%2、"/>
+      <w:lvlJc w:val="left"/>
+      <w:pPr>
+        <w:ind w:left="960" w:hanging="480"/>
+      </w:pPr>
+    </w:lvl>
+    <w:lvl w:ilvl="2" w:tplc="0409001B" w:tentative="1">
+      <w:start w:val="1"/>
+      <w:numFmt w:val="lowerRoman"/>
+      <w:lvlText w:val="%3."/>
+      <w:lvlJc w:val="right"/>
+      <w:pPr>
+        <w:ind w:left="1440" w:hanging="480"/>
+      </w:pPr>
+    </w:lvl>
+    <w:lvl w:ilvl="3" w:tplc="0409000F" w:tentative="1">
+      <w:start w:val="1"/>
+      <w:numFmt w:val="decimal"/>
+      <w:lvlText w:val="%4."/>
+      <w:lvlJc w:val="left"/>
+      <w:pPr>
+        <w:ind w:left="1920" w:hanging="480"/>
+      </w:pPr>
+    </w:lvl>
+    <w:lvl w:ilvl="4" w:tplc="04090019" w:tentative="1">
+      <w:start w:val="1"/>
+      <w:numFmt w:val="ideographTraditional"/>
+      <w:lvlText w:val="%5、"/>
+      <w:lvlJc w:val="left"/>
+      <w:pPr>
+        <w:ind w:left="2400" w:hanging="480"/>
+      </w:pPr>
+    </w:lvl>
+    <w:lvl w:ilvl="5" w:tplc="0409001B" w:tentative="1">
+      <w:start w:val="1"/>
+      <w:numFmt w:val="lowerRoman"/>
+      <w:lvlText w:val="%6."/>
+      <w:lvlJc w:val="right"/>
+      <w:pPr>
+        <w:ind w:left="2880" w:hanging="480"/>
+      </w:pPr>
+    </w:lvl>
+    <w:lvl w:ilvl="6" w:tplc="0409000F" w:tentative="1">
+      <w:start w:val="1"/>
+      <w:numFmt w:val="decimal"/>
+      <w:lvlText w:val="%7."/>
+      <w:lvlJc w:val="left"/>
+      <w:pPr>
+        <w:ind w:left="3360" w:hanging="480"/>
+      </w:pPr>
+    </w:lvl>
+    <w:lvl w:ilvl="7" w:tplc="04090019" w:tentative="1">
+      <w:start w:val="1"/>
+      <w:numFmt w:val="ideographTraditional"/>
+      <w:lvlText w:val="%8、"/>
+      <w:lvlJc w:val="left"/>
+      <w:pPr>
+        <w:ind w:left="3840" w:hanging="480"/>
+      </w:pPr>
+    </w:lvl>
+    <w:lvl w:ilvl="8" w:tplc="0409001B" w:tentative="1">
+      <w:start w:val="1"/>
+      <w:numFmt w:val="lowerRoman"/>
+      <w:lvlText w:val="%9."/>
+      <w:lvlJc w:val="right"/>
+      <w:pPr>
+        <w:ind w:left="4320" w:hanging="480"/>
+      </w:pPr>
+    </w:lvl>
+  </w:abstractNum>
+  <w:abstractNum w:abstractNumId="24" w15:restartNumberingAfterBreak="0">
+    <w:nsid w:val="7149538E"/>
+    <w:multiLevelType w:val="hybridMultilevel"/>
+    <w:tmpl w:val="95B495F2"/>
+    <w:lvl w:ilvl="0" w:tplc="FD3807CC">
+      <w:start w:val="1"/>
+      <w:numFmt w:val="upperLetter"/>
+      <w:lvlText w:val="(%1)"/>
+      <w:lvlJc w:val="left"/>
+      <w:pPr>
+        <w:ind w:left="360" w:hanging="360"/>
+      </w:pPr>
+      <w:rPr>
+        <w:rFonts w:hint="default"/>
+      </w:rPr>
+    </w:lvl>
+    <w:lvl w:ilvl="1" w:tplc="04090019" w:tentative="1">
+      <w:start w:val="1"/>
+      <w:numFmt w:val="ideographTraditional"/>
+      <w:lvlText w:val="%2、"/>
+      <w:lvlJc w:val="left"/>
+      <w:pPr>
+        <w:ind w:left="960" w:hanging="480"/>
+      </w:pPr>
+    </w:lvl>
+    <w:lvl w:ilvl="2" w:tplc="0409001B" w:tentative="1">
+      <w:start w:val="1"/>
+      <w:numFmt w:val="lowerRoman"/>
+      <w:lvlText w:val="%3."/>
+      <w:lvlJc w:val="right"/>
+      <w:pPr>
+        <w:ind w:left="1440" w:hanging="480"/>
+      </w:pPr>
+    </w:lvl>
+    <w:lvl w:ilvl="3" w:tplc="0409000F" w:tentative="1">
+      <w:start w:val="1"/>
+      <w:numFmt w:val="decimal"/>
+      <w:lvlText w:val="%4."/>
+      <w:lvlJc w:val="left"/>
+      <w:pPr>
+        <w:ind w:left="1920" w:hanging="480"/>
+      </w:pPr>
+    </w:lvl>
+    <w:lvl w:ilvl="4" w:tplc="04090019" w:tentative="1">
+      <w:start w:val="1"/>
+      <w:numFmt w:val="ideographTraditional"/>
+      <w:lvlText w:val="%5、"/>
+      <w:lvlJc w:val="left"/>
+      <w:pPr>
+        <w:ind w:left="2400" w:hanging="480"/>
+      </w:pPr>
+    </w:lvl>
+    <w:lvl w:ilvl="5" w:tplc="0409001B" w:tentative="1">
+      <w:start w:val="1"/>
+      <w:numFmt w:val="lowerRoman"/>
+      <w:lvlText w:val="%6."/>
+      <w:lvlJc w:val="right"/>
+      <w:pPr>
+        <w:ind w:left="2880" w:hanging="480"/>
+      </w:pPr>
+    </w:lvl>
+    <w:lvl w:ilvl="6" w:tplc="0409000F" w:tentative="1">
+      <w:start w:val="1"/>
+      <w:numFmt w:val="decimal"/>
+      <w:lvlText w:val="%7."/>
+      <w:lvlJc w:val="left"/>
+      <w:pPr>
+        <w:ind w:left="3360" w:hanging="480"/>
+      </w:pPr>
+    </w:lvl>
+    <w:lvl w:ilvl="7" w:tplc="04090019" w:tentative="1">
+      <w:start w:val="1"/>
+      <w:numFmt w:val="ideographTraditional"/>
+      <w:lvlText w:val="%8、"/>
+      <w:lvlJc w:val="left"/>
+      <w:pPr>
+        <w:ind w:left="3840" w:hanging="480"/>
+      </w:pPr>
+    </w:lvl>
+    <w:lvl w:ilvl="8" w:tplc="0409001B" w:tentative="1">
+      <w:start w:val="1"/>
+      <w:numFmt w:val="lowerRoman"/>
+      <w:lvlText w:val="%9."/>
+      <w:lvlJc w:val="right"/>
+      <w:pPr>
+        <w:ind w:left="4320" w:hanging="480"/>
+      </w:pPr>
+    </w:lvl>
+  </w:abstractNum>
+  <w:abstractNum w:abstractNumId="25" w15:restartNumberingAfterBreak="0">
     <w:nsid w:val="71C561D1"/>
     <w:multiLevelType w:val="hybridMultilevel"/>
     <w:tmpl w:val="02AE1FF0"/>
@@ -13771,7 +15137,7 @@
       </w:pPr>
     </w:lvl>
   </w:abstractNum>
-  <w:abstractNum w:abstractNumId="22" w15:restartNumberingAfterBreak="0">
+  <w:abstractNum w:abstractNumId="26" w15:restartNumberingAfterBreak="0">
     <w:nsid w:val="759D57AD"/>
     <w:multiLevelType w:val="hybridMultilevel"/>
     <w:tmpl w:val="85883D24"/>
@@ -13860,7 +15226,7 @@
       </w:pPr>
     </w:lvl>
   </w:abstractNum>
-  <w:abstractNum w:abstractNumId="23" w15:restartNumberingAfterBreak="0">
+  <w:abstractNum w:abstractNumId="27" w15:restartNumberingAfterBreak="0">
     <w:nsid w:val="77293472"/>
     <w:multiLevelType w:val="hybridMultilevel"/>
     <w:tmpl w:val="4A70086C"/>
@@ -13949,7 +15315,7 @@
       </w:pPr>
     </w:lvl>
   </w:abstractNum>
-  <w:abstractNum w:abstractNumId="24" w15:restartNumberingAfterBreak="0">
+  <w:abstractNum w:abstractNumId="28" w15:restartNumberingAfterBreak="0">
     <w:nsid w:val="7E4F7BC9"/>
     <w:multiLevelType w:val="hybridMultilevel"/>
     <w:tmpl w:val="413853B4"/>
@@ -14039,61 +15405,61 @@
     </w:lvl>
   </w:abstractNum>
   <w:num w:numId="1" w16cid:durableId="1483883989">
-    <w:abstractNumId w:val="4"/>
+    <w:abstractNumId w:val="5"/>
   </w:num>
   <w:num w:numId="2" w16cid:durableId="2077436389">
-    <w:abstractNumId w:val="19"/>
+    <w:abstractNumId w:val="21"/>
   </w:num>
   <w:num w:numId="3" w16cid:durableId="242881682">
-    <w:abstractNumId w:val="12"/>
+    <w:abstractNumId w:val="14"/>
   </w:num>
   <w:num w:numId="4" w16cid:durableId="564992103">
+    <w:abstractNumId w:val="10"/>
+  </w:num>
+  <w:num w:numId="5" w16cid:durableId="59795728">
     <w:abstractNumId w:val="8"/>
   </w:num>
-  <w:num w:numId="5" w16cid:durableId="59795728">
-    <w:abstractNumId w:val="7"/>
-  </w:num>
   <w:num w:numId="6" w16cid:durableId="2001421956">
-    <w:abstractNumId w:val="14"/>
+    <w:abstractNumId w:val="16"/>
   </w:num>
   <w:num w:numId="7" w16cid:durableId="15927798">
-    <w:abstractNumId w:val="23"/>
+    <w:abstractNumId w:val="27"/>
   </w:num>
   <w:num w:numId="8" w16cid:durableId="1058943751">
-    <w:abstractNumId w:val="9"/>
+    <w:abstractNumId w:val="11"/>
   </w:num>
   <w:num w:numId="9" w16cid:durableId="765003542">
-    <w:abstractNumId w:val="11"/>
+    <w:abstractNumId w:val="13"/>
   </w:num>
   <w:num w:numId="10" w16cid:durableId="492261229">
     <w:abstractNumId w:val="1"/>
   </w:num>
   <w:num w:numId="11" w16cid:durableId="798184232">
-    <w:abstractNumId w:val="13"/>
+    <w:abstractNumId w:val="15"/>
   </w:num>
   <w:num w:numId="12" w16cid:durableId="967248001">
-    <w:abstractNumId w:val="17"/>
+    <w:abstractNumId w:val="19"/>
   </w:num>
   <w:num w:numId="13" w16cid:durableId="1638955414">
-    <w:abstractNumId w:val="21"/>
+    <w:abstractNumId w:val="25"/>
   </w:num>
   <w:num w:numId="14" w16cid:durableId="1297370023">
-    <w:abstractNumId w:val="5"/>
+    <w:abstractNumId w:val="6"/>
   </w:num>
   <w:num w:numId="15" w16cid:durableId="363214297">
-    <w:abstractNumId w:val="20"/>
+    <w:abstractNumId w:val="22"/>
   </w:num>
   <w:num w:numId="16" w16cid:durableId="1378119459">
-    <w:abstractNumId w:val="6"/>
+    <w:abstractNumId w:val="7"/>
   </w:num>
   <w:num w:numId="17" w16cid:durableId="771824758">
-    <w:abstractNumId w:val="10"/>
+    <w:abstractNumId w:val="12"/>
   </w:num>
   <w:num w:numId="18" w16cid:durableId="193661718">
     <w:abstractNumId w:val="2"/>
   </w:num>
   <w:num w:numId="19" w16cid:durableId="665789772">
-    <w:abstractNumId w:val="22"/>
+    <w:abstractNumId w:val="26"/>
   </w:num>
   <w:num w:numId="20" w16cid:durableId="785581463">
     <w:abstractNumId w:val="0"/>
@@ -14102,16 +15468,28 @@
     <w:abstractNumId w:val="3"/>
   </w:num>
   <w:num w:numId="22" w16cid:durableId="1427771494">
+    <w:abstractNumId w:val="20"/>
+  </w:num>
+  <w:num w:numId="23" w16cid:durableId="739594504">
+    <w:abstractNumId w:val="28"/>
+  </w:num>
+  <w:num w:numId="24" w16cid:durableId="46613097">
     <w:abstractNumId w:val="18"/>
   </w:num>
-  <w:num w:numId="23" w16cid:durableId="739594504">
+  <w:num w:numId="25" w16cid:durableId="271129985">
+    <w:abstractNumId w:val="17"/>
+  </w:num>
+  <w:num w:numId="26" w16cid:durableId="75707174">
     <w:abstractNumId w:val="24"/>
   </w:num>
-  <w:num w:numId="24" w16cid:durableId="46613097">
-    <w:abstractNumId w:val="16"/>
+  <w:num w:numId="27" w16cid:durableId="542252869">
+    <w:abstractNumId w:val="9"/>
   </w:num>
-  <w:num w:numId="25" w16cid:durableId="271129985">
-    <w:abstractNumId w:val="15"/>
+  <w:num w:numId="28" w16cid:durableId="243337916">
+    <w:abstractNumId w:val="23"/>
+  </w:num>
+  <w:num w:numId="29" w16cid:durableId="1049038912">
+    <w:abstractNumId w:val="4"/>
   </w:num>
 </w:numbering>
 </file>

--- a/碩一/TOEIC/文法單字.docx
+++ b/碩一/TOEIC/文法單字.docx
@@ -3362,7 +3362,7 @@
                     <pic:cNvPicPr/>
                   </pic:nvPicPr>
                   <pic:blipFill>
-                    <a:blip r:embed="rId7"/>
+                    <a:blip r:embed="rId8"/>
                     <a:stretch>
                       <a:fillRect/>
                     </a:stretch>
@@ -11721,11 +11721,6 @@
       </w:r>
     </w:p>
     <w:p>
-      <w:pPr>
-        <w:rPr>
-          <w:rFonts w:hint="eastAsia"/>
-        </w:rPr>
-      </w:pPr>
       <w:r>
         <w:t>(A)luxurious</w:t>
       </w:r>
@@ -11976,10 +11971,7 @@
         <w:t>布局、</w:t>
       </w:r>
       <w:r>
-        <w:t>be</w:t>
-      </w:r>
-      <w:r>
-        <w:t xml:space="preserve"> far from</w:t>
+        <w:t>be far from</w:t>
       </w:r>
       <w:r>
         <w:rPr>
@@ -12154,10 +12146,7 @@
     <w:p>
       <w:r>
         <w:lastRenderedPageBreak/>
-        <w:t xml:space="preserve">internationally </w:t>
-      </w:r>
-      <w:r>
-        <w:t>adv +adj+ actor</w:t>
+        <w:t>internationally adv +adj+ actor</w:t>
       </w:r>
       <w:r>
         <w:t>演員</w:t>
@@ -12278,13 +12267,7 @@
     <w:p/>
     <w:p>
       <w:r>
-        <w:t>W</w:t>
-      </w:r>
-      <w:r>
-        <w:t>ireless</w:t>
-      </w:r>
-      <w:r>
-        <w:t xml:space="preserve"> adj.</w:t>
+        <w:t>Wireless adj.</w:t>
       </w:r>
       <w:r>
         <w:rPr>
@@ -12293,10 +12276,7 @@
         <w:t>無線、</w:t>
       </w:r>
       <w:r>
-        <w:t>charging</w:t>
-      </w:r>
-      <w:r>
-        <w:t xml:space="preserve"> </w:t>
+        <w:t xml:space="preserve">charging </w:t>
       </w:r>
       <w:r>
         <w:rPr>
@@ -12561,22 +12541,10 @@
         <w:t>N</w:t>
       </w:r>
     </w:p>
-    <w:p>
-      <w:pPr>
-        <w:rPr>
-          <w:rFonts w:hint="eastAsia"/>
-        </w:rPr>
-      </w:pPr>
-    </w:p>
-    <w:p>
-      <w:r>
-        <w:t>P</w:t>
-      </w:r>
-      <w:r>
-        <w:t>anel</w:t>
-      </w:r>
-      <w:r>
-        <w:t xml:space="preserve"> n.</w:t>
+    <w:p/>
+    <w:p>
+      <w:r>
+        <w:t>Panel n.</w:t>
       </w:r>
       <w:r>
         <w:rPr>
@@ -12585,10 +12553,7 @@
         <w:t>一群、</w:t>
       </w:r>
       <w:r>
-        <w:t>judges</w:t>
-      </w:r>
-      <w:r>
-        <w:t xml:space="preserve"> n.</w:t>
+        <w:t>judges n.</w:t>
       </w:r>
       <w:r>
         <w:rPr>
@@ -12613,11 +12578,6 @@
       </w:r>
     </w:p>
     <w:p>
-      <w:pPr>
-        <w:rPr>
-          <w:rFonts w:hint="eastAsia"/>
-        </w:rPr>
-      </w:pPr>
       <w:r>
         <w:t xml:space="preserve">Match = </w:t>
       </w:r>
@@ -12629,37 +12589,7 @@
           <w:szCs w:val="21"/>
           <w:shd w:val="clear" w:color="auto" w:fill="FFFFFF"/>
         </w:rPr>
-        <w:t>competition</w:t>
-      </w:r>
-      <w:r>
-        <w:rPr>
-          <w:rFonts w:ascii="Roboto" w:hAnsi="Roboto"/>
-          <w:color w:val="0F0F0F"/>
-          <w:sz w:val="21"/>
-          <w:szCs w:val="21"/>
-          <w:shd w:val="clear" w:color="auto" w:fill="FFFFFF"/>
-        </w:rPr>
-        <w:t xml:space="preserve"> = </w:t>
-      </w:r>
-      <w:r>
-        <w:rPr>
-          <w:rFonts w:ascii="Roboto" w:hAnsi="Roboto"/>
-          <w:color w:val="0F0F0F"/>
-          <w:sz w:val="21"/>
-          <w:szCs w:val="21"/>
-          <w:shd w:val="clear" w:color="auto" w:fill="FFFFFF"/>
-        </w:rPr>
-        <w:t>contest</w:t>
-      </w:r>
-      <w:r>
-        <w:rPr>
-          <w:rFonts w:ascii="Roboto" w:hAnsi="Roboto"/>
-          <w:color w:val="0F0F0F"/>
-          <w:sz w:val="21"/>
-          <w:szCs w:val="21"/>
-          <w:shd w:val="clear" w:color="auto" w:fill="FFFFFF"/>
-        </w:rPr>
-        <w:t xml:space="preserve"> n.</w:t>
+        <w:t>competition = contest n.</w:t>
       </w:r>
       <w:r>
         <w:rPr>
@@ -12767,9 +12697,262 @@
     </w:p>
     <w:p/>
     <w:p>
-      <w:pPr>
-        <w:rPr>
-          <w:rFonts w:hint="eastAsia"/>
+      <w:r>
+        <w:t xml:space="preserve">It was </w:t>
+      </w:r>
+      <w:r>
+        <w:rPr>
+          <w:highlight w:val="yellow"/>
+        </w:rPr>
+        <w:t>somewhere</w:t>
+      </w:r>
+      <w:r>
+        <w:t xml:space="preserve"> around 14:30 that the accident occurred.</w:t>
+      </w:r>
+    </w:p>
+    <w:p>
+      <w:r>
+        <w:t>(A)somehow</w:t>
+      </w:r>
+      <w:r>
+        <w:rPr>
+          <w:rFonts w:hint="eastAsia"/>
+        </w:rPr>
+        <w:t>某種方法</w:t>
+      </w:r>
+      <w:r>
+        <w:t>(B)somewhat</w:t>
+      </w:r>
+      <w:r>
+        <w:rPr>
+          <w:rFonts w:hint="eastAsia"/>
+        </w:rPr>
+        <w:t>某種程度</w:t>
+      </w:r>
+      <w:r>
+        <w:rPr>
+          <w:highlight w:val="yellow"/>
+        </w:rPr>
+        <w:t>(C)somewhere</w:t>
+      </w:r>
+      <w:r>
+        <w:rPr>
+          <w:rFonts w:hint="eastAsia"/>
+          <w:highlight w:val="yellow"/>
+        </w:rPr>
+        <w:t>某處</w:t>
+      </w:r>
+      <w:r>
+        <w:rPr>
+          <w:rFonts w:hint="eastAsia"/>
+          <w:highlight w:val="yellow"/>
+        </w:rPr>
+        <w:t>/</w:t>
+      </w:r>
+      <w:r>
+        <w:rPr>
+          <w:rFonts w:hint="eastAsia"/>
+          <w:highlight w:val="yellow"/>
+        </w:rPr>
+        <w:t>某時</w:t>
+      </w:r>
+      <w:r>
+        <w:t>(D)someone</w:t>
+      </w:r>
+      <w:r>
+        <w:rPr>
+          <w:rFonts w:hint="eastAsia"/>
+        </w:rPr>
+        <w:t>某人</w:t>
+      </w:r>
+    </w:p>
+    <w:p/>
+    <w:p>
+      <w:r>
+        <w:t>A</w:t>
+      </w:r>
+      <w:r>
+        <w:t>round</w:t>
+      </w:r>
+      <w:r>
+        <w:rPr>
+          <w:rFonts w:hint="eastAsia"/>
+        </w:rPr>
+        <w:t>約略、</w:t>
+      </w:r>
+      <w:r>
+        <w:t>occurred</w:t>
+      </w:r>
+      <w:r>
+        <w:t xml:space="preserve"> v.</w:t>
+      </w:r>
+      <w:r>
+        <w:rPr>
+          <w:rFonts w:hint="eastAsia"/>
+        </w:rPr>
+        <w:t>發生、</w:t>
+      </w:r>
+    </w:p>
+    <w:p/>
+    <w:p>
+      <w:r>
+        <w:t>Half past two = two thirty = 14:30</w:t>
+      </w:r>
+    </w:p>
+    <w:p/>
+    <w:p>
+      <w:r>
+        <w:t>He somehow managed</w:t>
+      </w:r>
+      <w:r>
+        <w:rPr>
+          <w:rFonts w:hint="eastAsia"/>
+        </w:rPr>
+        <w:t>(</w:t>
+      </w:r>
+      <w:r>
+        <w:rPr>
+          <w:rFonts w:hint="eastAsia"/>
+        </w:rPr>
+        <w:t>能夠</w:t>
+      </w:r>
+      <w:r>
+        <w:rPr>
+          <w:rFonts w:hint="eastAsia"/>
+        </w:rPr>
+        <w:t>)</w:t>
+      </w:r>
+      <w:r>
+        <w:t>to get the job without</w:t>
+      </w:r>
+      <w:r>
+        <w:rPr>
+          <w:rFonts w:hint="eastAsia"/>
+        </w:rPr>
+        <w:t>(</w:t>
+      </w:r>
+      <w:r>
+        <w:rPr>
+          <w:rFonts w:hint="eastAsia"/>
+        </w:rPr>
+        <w:t>無</w:t>
+      </w:r>
+      <w:r>
+        <w:rPr>
+          <w:rFonts w:hint="eastAsia"/>
+        </w:rPr>
+        <w:t>)</w:t>
+      </w:r>
+      <w:r>
+        <w:t>going through(</w:t>
+      </w:r>
+      <w:r>
+        <w:rPr>
+          <w:rFonts w:hint="eastAsia"/>
+        </w:rPr>
+        <w:t>經歷</w:t>
+      </w:r>
+      <w:r>
+        <w:rPr>
+          <w:rFonts w:hint="eastAsia"/>
+        </w:rPr>
+        <w:t>)</w:t>
+      </w:r>
+      <w:r>
+        <w:t xml:space="preserve"> the interview</w:t>
+      </w:r>
+      <w:r>
+        <w:rPr>
+          <w:rFonts w:hint="eastAsia"/>
+        </w:rPr>
+        <w:t>(</w:t>
+      </w:r>
+      <w:r>
+        <w:rPr>
+          <w:rFonts w:hint="eastAsia"/>
+        </w:rPr>
+        <w:t>面試</w:t>
+      </w:r>
+      <w:r>
+        <w:rPr>
+          <w:rFonts w:hint="eastAsia"/>
+        </w:rPr>
+        <w:t>)</w:t>
+      </w:r>
+      <w:r>
+        <w:t>.</w:t>
+      </w:r>
+    </w:p>
+    <w:p/>
+    <w:p>
+      <w:r>
+        <w:t>He became somewhat more confident</w:t>
+      </w:r>
+      <w:r>
+        <w:t>(</w:t>
+      </w:r>
+      <w:r>
+        <w:rPr>
+          <w:rFonts w:hint="eastAsia"/>
+        </w:rPr>
+        <w:t>有信心</w:t>
+      </w:r>
+      <w:r>
+        <w:rPr>
+          <w:rFonts w:hint="eastAsia"/>
+        </w:rPr>
+        <w:t>)</w:t>
+      </w:r>
+      <w:r>
+        <w:t>in her language</w:t>
+      </w:r>
+      <w:r>
+        <w:rPr>
+          <w:rFonts w:hint="eastAsia"/>
+        </w:rPr>
+        <w:t>(</w:t>
+      </w:r>
+      <w:r>
+        <w:rPr>
+          <w:rFonts w:hint="eastAsia"/>
+        </w:rPr>
+        <w:t>語言</w:t>
+      </w:r>
+      <w:r>
+        <w:rPr>
+          <w:rFonts w:hint="eastAsia"/>
+        </w:rPr>
+        <w:t>)</w:t>
+      </w:r>
+      <w:r>
+        <w:t>ability</w:t>
+      </w:r>
+      <w:r>
+        <w:rPr>
+          <w:rFonts w:hint="eastAsia"/>
+        </w:rPr>
+        <w:t>(</w:t>
+      </w:r>
+      <w:r>
+        <w:rPr>
+          <w:rFonts w:hint="eastAsia"/>
+        </w:rPr>
+        <w:t>能力</w:t>
+      </w:r>
+      <w:r>
+        <w:rPr>
+          <w:rFonts w:hint="eastAsia"/>
+        </w:rPr>
+        <w:t>)</w:t>
+      </w:r>
+    </w:p>
+    <w:p/>
+    <w:p/>
+    <w:p>
+      <w:pPr>
+        <w:rPr>
+          <w:rFonts w:hint="eastAsia"/>
+          <w:color w:val="000000" w:themeColor="text1"/>
         </w:rPr>
       </w:pPr>
     </w:p>
@@ -13981,6 +14164,95 @@
     </w:lvl>
   </w:abstractNum>
   <w:abstractNum w:abstractNumId="13" w15:restartNumberingAfterBreak="0">
+    <w:nsid w:val="3A2678A3"/>
+    <w:multiLevelType w:val="hybridMultilevel"/>
+    <w:tmpl w:val="3D3EBC90"/>
+    <w:lvl w:ilvl="0" w:tplc="E716D336">
+      <w:start w:val="1"/>
+      <w:numFmt w:val="upperLetter"/>
+      <w:lvlText w:val="(%1)"/>
+      <w:lvlJc w:val="left"/>
+      <w:pPr>
+        <w:ind w:left="360" w:hanging="360"/>
+      </w:pPr>
+      <w:rPr>
+        <w:rFonts w:hint="default"/>
+      </w:rPr>
+    </w:lvl>
+    <w:lvl w:ilvl="1" w:tplc="04090019" w:tentative="1">
+      <w:start w:val="1"/>
+      <w:numFmt w:val="ideographTraditional"/>
+      <w:lvlText w:val="%2、"/>
+      <w:lvlJc w:val="left"/>
+      <w:pPr>
+        <w:ind w:left="960" w:hanging="480"/>
+      </w:pPr>
+    </w:lvl>
+    <w:lvl w:ilvl="2" w:tplc="0409001B" w:tentative="1">
+      <w:start w:val="1"/>
+      <w:numFmt w:val="lowerRoman"/>
+      <w:lvlText w:val="%3."/>
+      <w:lvlJc w:val="right"/>
+      <w:pPr>
+        <w:ind w:left="1440" w:hanging="480"/>
+      </w:pPr>
+    </w:lvl>
+    <w:lvl w:ilvl="3" w:tplc="0409000F" w:tentative="1">
+      <w:start w:val="1"/>
+      <w:numFmt w:val="decimal"/>
+      <w:lvlText w:val="%4."/>
+      <w:lvlJc w:val="left"/>
+      <w:pPr>
+        <w:ind w:left="1920" w:hanging="480"/>
+      </w:pPr>
+    </w:lvl>
+    <w:lvl w:ilvl="4" w:tplc="04090019" w:tentative="1">
+      <w:start w:val="1"/>
+      <w:numFmt w:val="ideographTraditional"/>
+      <w:lvlText w:val="%5、"/>
+      <w:lvlJc w:val="left"/>
+      <w:pPr>
+        <w:ind w:left="2400" w:hanging="480"/>
+      </w:pPr>
+    </w:lvl>
+    <w:lvl w:ilvl="5" w:tplc="0409001B" w:tentative="1">
+      <w:start w:val="1"/>
+      <w:numFmt w:val="lowerRoman"/>
+      <w:lvlText w:val="%6."/>
+      <w:lvlJc w:val="right"/>
+      <w:pPr>
+        <w:ind w:left="2880" w:hanging="480"/>
+      </w:pPr>
+    </w:lvl>
+    <w:lvl w:ilvl="6" w:tplc="0409000F" w:tentative="1">
+      <w:start w:val="1"/>
+      <w:numFmt w:val="decimal"/>
+      <w:lvlText w:val="%7."/>
+      <w:lvlJc w:val="left"/>
+      <w:pPr>
+        <w:ind w:left="3360" w:hanging="480"/>
+      </w:pPr>
+    </w:lvl>
+    <w:lvl w:ilvl="7" w:tplc="04090019" w:tentative="1">
+      <w:start w:val="1"/>
+      <w:numFmt w:val="ideographTraditional"/>
+      <w:lvlText w:val="%8、"/>
+      <w:lvlJc w:val="left"/>
+      <w:pPr>
+        <w:ind w:left="3840" w:hanging="480"/>
+      </w:pPr>
+    </w:lvl>
+    <w:lvl w:ilvl="8" w:tplc="0409001B" w:tentative="1">
+      <w:start w:val="1"/>
+      <w:numFmt w:val="lowerRoman"/>
+      <w:lvlText w:val="%9."/>
+      <w:lvlJc w:val="right"/>
+      <w:pPr>
+        <w:ind w:left="4320" w:hanging="480"/>
+      </w:pPr>
+    </w:lvl>
+  </w:abstractNum>
+  <w:abstractNum w:abstractNumId="14" w15:restartNumberingAfterBreak="0">
     <w:nsid w:val="422F46C2"/>
     <w:multiLevelType w:val="hybridMultilevel"/>
     <w:tmpl w:val="F5EE2E30"/>
@@ -14069,7 +14341,7 @@
       </w:pPr>
     </w:lvl>
   </w:abstractNum>
-  <w:abstractNum w:abstractNumId="14" w15:restartNumberingAfterBreak="0">
+  <w:abstractNum w:abstractNumId="15" w15:restartNumberingAfterBreak="0">
     <w:nsid w:val="44106993"/>
     <w:multiLevelType w:val="hybridMultilevel"/>
     <w:tmpl w:val="D2908246"/>
@@ -14158,7 +14430,7 @@
       </w:pPr>
     </w:lvl>
   </w:abstractNum>
-  <w:abstractNum w:abstractNumId="15" w15:restartNumberingAfterBreak="0">
+  <w:abstractNum w:abstractNumId="16" w15:restartNumberingAfterBreak="0">
     <w:nsid w:val="48B76B2E"/>
     <w:multiLevelType w:val="hybridMultilevel"/>
     <w:tmpl w:val="7ACED166"/>
@@ -14247,7 +14519,7 @@
       </w:pPr>
     </w:lvl>
   </w:abstractNum>
-  <w:abstractNum w:abstractNumId="16" w15:restartNumberingAfterBreak="0">
+  <w:abstractNum w:abstractNumId="17" w15:restartNumberingAfterBreak="0">
     <w:nsid w:val="53714B23"/>
     <w:multiLevelType w:val="hybridMultilevel"/>
     <w:tmpl w:val="CACA25C2"/>
@@ -14336,7 +14608,7 @@
       </w:pPr>
     </w:lvl>
   </w:abstractNum>
-  <w:abstractNum w:abstractNumId="17" w15:restartNumberingAfterBreak="0">
+  <w:abstractNum w:abstractNumId="18" w15:restartNumberingAfterBreak="0">
     <w:nsid w:val="54126F51"/>
     <w:multiLevelType w:val="hybridMultilevel"/>
     <w:tmpl w:val="C0C01342"/>
@@ -14425,7 +14697,7 @@
       </w:pPr>
     </w:lvl>
   </w:abstractNum>
-  <w:abstractNum w:abstractNumId="18" w15:restartNumberingAfterBreak="0">
+  <w:abstractNum w:abstractNumId="19" w15:restartNumberingAfterBreak="0">
     <w:nsid w:val="56F94E90"/>
     <w:multiLevelType w:val="hybridMultilevel"/>
     <w:tmpl w:val="B9DE2BB4"/>
@@ -14514,7 +14786,7 @@
       </w:pPr>
     </w:lvl>
   </w:abstractNum>
-  <w:abstractNum w:abstractNumId="19" w15:restartNumberingAfterBreak="0">
+  <w:abstractNum w:abstractNumId="20" w15:restartNumberingAfterBreak="0">
     <w:nsid w:val="5CED3977"/>
     <w:multiLevelType w:val="hybridMultilevel"/>
     <w:tmpl w:val="FA6CB3CA"/>
@@ -14603,7 +14875,7 @@
       </w:pPr>
     </w:lvl>
   </w:abstractNum>
-  <w:abstractNum w:abstractNumId="20" w15:restartNumberingAfterBreak="0">
+  <w:abstractNum w:abstractNumId="21" w15:restartNumberingAfterBreak="0">
     <w:nsid w:val="5D8746FB"/>
     <w:multiLevelType w:val="hybridMultilevel"/>
     <w:tmpl w:val="D9E48496"/>
@@ -14692,7 +14964,7 @@
       </w:pPr>
     </w:lvl>
   </w:abstractNum>
-  <w:abstractNum w:abstractNumId="21" w15:restartNumberingAfterBreak="0">
+  <w:abstractNum w:abstractNumId="22" w15:restartNumberingAfterBreak="0">
     <w:nsid w:val="5F063724"/>
     <w:multiLevelType w:val="hybridMultilevel"/>
     <w:tmpl w:val="67F8EEBE"/>
@@ -14781,7 +15053,7 @@
       </w:pPr>
     </w:lvl>
   </w:abstractNum>
-  <w:abstractNum w:abstractNumId="22" w15:restartNumberingAfterBreak="0">
+  <w:abstractNum w:abstractNumId="23" w15:restartNumberingAfterBreak="0">
     <w:nsid w:val="610F38EE"/>
     <w:multiLevelType w:val="hybridMultilevel"/>
     <w:tmpl w:val="DA6297F6"/>
@@ -14870,7 +15142,7 @@
       </w:pPr>
     </w:lvl>
   </w:abstractNum>
-  <w:abstractNum w:abstractNumId="23" w15:restartNumberingAfterBreak="0">
+  <w:abstractNum w:abstractNumId="24" w15:restartNumberingAfterBreak="0">
     <w:nsid w:val="6C5E27B7"/>
     <w:multiLevelType w:val="hybridMultilevel"/>
     <w:tmpl w:val="B2B67932"/>
@@ -14959,7 +15231,7 @@
       </w:pPr>
     </w:lvl>
   </w:abstractNum>
-  <w:abstractNum w:abstractNumId="24" w15:restartNumberingAfterBreak="0">
+  <w:abstractNum w:abstractNumId="25" w15:restartNumberingAfterBreak="0">
     <w:nsid w:val="7149538E"/>
     <w:multiLevelType w:val="hybridMultilevel"/>
     <w:tmpl w:val="95B495F2"/>
@@ -15048,7 +15320,7 @@
       </w:pPr>
     </w:lvl>
   </w:abstractNum>
-  <w:abstractNum w:abstractNumId="25" w15:restartNumberingAfterBreak="0">
+  <w:abstractNum w:abstractNumId="26" w15:restartNumberingAfterBreak="0">
     <w:nsid w:val="71C561D1"/>
     <w:multiLevelType w:val="hybridMultilevel"/>
     <w:tmpl w:val="02AE1FF0"/>
@@ -15137,7 +15409,7 @@
       </w:pPr>
     </w:lvl>
   </w:abstractNum>
-  <w:abstractNum w:abstractNumId="26" w15:restartNumberingAfterBreak="0">
+  <w:abstractNum w:abstractNumId="27" w15:restartNumberingAfterBreak="0">
     <w:nsid w:val="759D57AD"/>
     <w:multiLevelType w:val="hybridMultilevel"/>
     <w:tmpl w:val="85883D24"/>
@@ -15226,7 +15498,7 @@
       </w:pPr>
     </w:lvl>
   </w:abstractNum>
-  <w:abstractNum w:abstractNumId="27" w15:restartNumberingAfterBreak="0">
+  <w:abstractNum w:abstractNumId="28" w15:restartNumberingAfterBreak="0">
     <w:nsid w:val="77293472"/>
     <w:multiLevelType w:val="hybridMultilevel"/>
     <w:tmpl w:val="4A70086C"/>
@@ -15315,7 +15587,7 @@
       </w:pPr>
     </w:lvl>
   </w:abstractNum>
-  <w:abstractNum w:abstractNumId="28" w15:restartNumberingAfterBreak="0">
+  <w:abstractNum w:abstractNumId="29" w15:restartNumberingAfterBreak="0">
     <w:nsid w:val="7E4F7BC9"/>
     <w:multiLevelType w:val="hybridMultilevel"/>
     <w:tmpl w:val="413853B4"/>
@@ -15408,10 +15680,10 @@
     <w:abstractNumId w:val="5"/>
   </w:num>
   <w:num w:numId="2" w16cid:durableId="2077436389">
-    <w:abstractNumId w:val="21"/>
+    <w:abstractNumId w:val="22"/>
   </w:num>
   <w:num w:numId="3" w16cid:durableId="242881682">
-    <w:abstractNumId w:val="14"/>
+    <w:abstractNumId w:val="15"/>
   </w:num>
   <w:num w:numId="4" w16cid:durableId="564992103">
     <w:abstractNumId w:val="10"/>
@@ -15420,34 +15692,34 @@
     <w:abstractNumId w:val="8"/>
   </w:num>
   <w:num w:numId="6" w16cid:durableId="2001421956">
-    <w:abstractNumId w:val="16"/>
+    <w:abstractNumId w:val="17"/>
   </w:num>
   <w:num w:numId="7" w16cid:durableId="15927798">
-    <w:abstractNumId w:val="27"/>
+    <w:abstractNumId w:val="28"/>
   </w:num>
   <w:num w:numId="8" w16cid:durableId="1058943751">
     <w:abstractNumId w:val="11"/>
   </w:num>
   <w:num w:numId="9" w16cid:durableId="765003542">
-    <w:abstractNumId w:val="13"/>
+    <w:abstractNumId w:val="14"/>
   </w:num>
   <w:num w:numId="10" w16cid:durableId="492261229">
     <w:abstractNumId w:val="1"/>
   </w:num>
   <w:num w:numId="11" w16cid:durableId="798184232">
-    <w:abstractNumId w:val="15"/>
+    <w:abstractNumId w:val="16"/>
   </w:num>
   <w:num w:numId="12" w16cid:durableId="967248001">
-    <w:abstractNumId w:val="19"/>
+    <w:abstractNumId w:val="20"/>
   </w:num>
   <w:num w:numId="13" w16cid:durableId="1638955414">
-    <w:abstractNumId w:val="25"/>
+    <w:abstractNumId w:val="26"/>
   </w:num>
   <w:num w:numId="14" w16cid:durableId="1297370023">
     <w:abstractNumId w:val="6"/>
   </w:num>
   <w:num w:numId="15" w16cid:durableId="363214297">
-    <w:abstractNumId w:val="22"/>
+    <w:abstractNumId w:val="23"/>
   </w:num>
   <w:num w:numId="16" w16cid:durableId="1378119459">
     <w:abstractNumId w:val="7"/>
@@ -15459,7 +15731,7 @@
     <w:abstractNumId w:val="2"/>
   </w:num>
   <w:num w:numId="19" w16cid:durableId="665789772">
-    <w:abstractNumId w:val="26"/>
+    <w:abstractNumId w:val="27"/>
   </w:num>
   <w:num w:numId="20" w16cid:durableId="785581463">
     <w:abstractNumId w:val="0"/>
@@ -15468,28 +15740,31 @@
     <w:abstractNumId w:val="3"/>
   </w:num>
   <w:num w:numId="22" w16cid:durableId="1427771494">
-    <w:abstractNumId w:val="20"/>
+    <w:abstractNumId w:val="21"/>
   </w:num>
   <w:num w:numId="23" w16cid:durableId="739594504">
-    <w:abstractNumId w:val="28"/>
+    <w:abstractNumId w:val="29"/>
   </w:num>
   <w:num w:numId="24" w16cid:durableId="46613097">
+    <w:abstractNumId w:val="19"/>
+  </w:num>
+  <w:num w:numId="25" w16cid:durableId="271129985">
     <w:abstractNumId w:val="18"/>
   </w:num>
-  <w:num w:numId="25" w16cid:durableId="271129985">
-    <w:abstractNumId w:val="17"/>
-  </w:num>
   <w:num w:numId="26" w16cid:durableId="75707174">
-    <w:abstractNumId w:val="24"/>
+    <w:abstractNumId w:val="25"/>
   </w:num>
   <w:num w:numId="27" w16cid:durableId="542252869">
     <w:abstractNumId w:val="9"/>
   </w:num>
   <w:num w:numId="28" w16cid:durableId="243337916">
-    <w:abstractNumId w:val="23"/>
+    <w:abstractNumId w:val="24"/>
   </w:num>
   <w:num w:numId="29" w16cid:durableId="1049038912">
     <w:abstractNumId w:val="4"/>
+  </w:num>
+  <w:num w:numId="30" w16cid:durableId="397826890">
+    <w:abstractNumId w:val="13"/>
   </w:num>
 </w:numbering>
 </file>
@@ -16286,4 +16561,16 @@
     </a:ext>
   </a:extLst>
 </a:theme>
+</file>
+
+<file path=customXml/item1.xml><?xml version="1.0" encoding="utf-8"?>
+<b:Sources xmlns:b="http://schemas.openxmlformats.org/officeDocument/2006/bibliography" xmlns="http://schemas.openxmlformats.org/officeDocument/2006/bibliography" SelectedStyle="\APASixthEditionOfficeOnline.xsl" StyleName="APA" Version="6"/>
+</file>
+
+<file path=customXml/itemProps1.xml><?xml version="1.0" encoding="utf-8"?>
+<ds:datastoreItem xmlns:ds="http://schemas.openxmlformats.org/officeDocument/2006/customXml" ds:itemID="{C488098B-EA0E-4E42-8045-AA8C0483CF9C}">
+  <ds:schemaRefs>
+    <ds:schemaRef ds:uri="http://schemas.openxmlformats.org/officeDocument/2006/bibliography"/>
+  </ds:schemaRefs>
+</ds:datastoreItem>
 </file>
--- a/碩一/TOEIC/文法單字.docx
+++ b/碩一/TOEIC/文法單字.docx
@@ -12769,10 +12769,7 @@
     <w:p/>
     <w:p>
       <w:r>
-        <w:t>A</w:t>
-      </w:r>
-      <w:r>
-        <w:t>round</w:t>
+        <w:t>Around</w:t>
       </w:r>
       <w:r>
         <w:rPr>
@@ -12781,10 +12778,7 @@
         <w:t>約略、</w:t>
       </w:r>
       <w:r>
-        <w:t>occurred</w:t>
-      </w:r>
-      <w:r>
-        <w:t xml:space="preserve"> v.</w:t>
+        <w:t>occurred v.</w:t>
       </w:r>
       <w:r>
         <w:rPr>
@@ -12948,6 +12942,1861 @@
     </w:p>
     <w:p/>
     <w:p/>
+    <w:p>
+      <w:pPr>
+        <w:rPr>
+          <w:color w:val="000000" w:themeColor="text1"/>
+        </w:rPr>
+      </w:pPr>
+      <w:r>
+        <w:rPr>
+          <w:color w:val="000000" w:themeColor="text1"/>
+        </w:rPr>
+        <w:t xml:space="preserve">Publicly listed companies have legal </w:t>
+      </w:r>
+      <w:r>
+        <w:rPr>
+          <w:color w:val="000000" w:themeColor="text1"/>
+          <w:highlight w:val="yellow"/>
+        </w:rPr>
+        <w:t>obligations</w:t>
+      </w:r>
+      <w:r>
+        <w:rPr>
+          <w:color w:val="000000" w:themeColor="text1"/>
+        </w:rPr>
+        <w:t xml:space="preserve"> to declare their income statements.</w:t>
+      </w:r>
+    </w:p>
+    <w:p>
+      <w:pPr>
+        <w:rPr>
+          <w:color w:val="000000" w:themeColor="text1"/>
+        </w:rPr>
+      </w:pPr>
+      <w:r>
+        <w:rPr>
+          <w:color w:val="000000" w:themeColor="text1"/>
+          <w:highlight w:val="yellow"/>
+        </w:rPr>
+        <w:t>(A)obligations</w:t>
+      </w:r>
+      <w:r>
+        <w:rPr>
+          <w:rFonts w:hint="eastAsia"/>
+          <w:color w:val="000000" w:themeColor="text1"/>
+          <w:highlight w:val="yellow"/>
+        </w:rPr>
+        <w:t xml:space="preserve"> N </w:t>
+      </w:r>
+      <w:r>
+        <w:rPr>
+          <w:rFonts w:hint="eastAsia"/>
+          <w:color w:val="000000" w:themeColor="text1"/>
+          <w:highlight w:val="yellow"/>
+        </w:rPr>
+        <w:t>義務</w:t>
+      </w:r>
+      <w:r>
+        <w:rPr>
+          <w:color w:val="000000" w:themeColor="text1"/>
+        </w:rPr>
+        <w:t>(B)tendencies</w:t>
+      </w:r>
+      <w:r>
+        <w:rPr>
+          <w:rFonts w:hint="eastAsia"/>
+          <w:color w:val="000000" w:themeColor="text1"/>
+        </w:rPr>
+        <w:t xml:space="preserve"> </w:t>
+      </w:r>
+      <w:r>
+        <w:rPr>
+          <w:rFonts w:hint="eastAsia"/>
+          <w:color w:val="000000" w:themeColor="text1"/>
+        </w:rPr>
+        <w:t>傾向</w:t>
+      </w:r>
+      <w:r>
+        <w:rPr>
+          <w:color w:val="000000" w:themeColor="text1"/>
+        </w:rPr>
+        <w:t>(C)redundancies</w:t>
+      </w:r>
+      <w:r>
+        <w:rPr>
+          <w:rFonts w:hint="eastAsia"/>
+          <w:color w:val="000000" w:themeColor="text1"/>
+        </w:rPr>
+        <w:t xml:space="preserve"> </w:t>
+      </w:r>
+      <w:r>
+        <w:rPr>
+          <w:rFonts w:hint="eastAsia"/>
+          <w:color w:val="000000" w:themeColor="text1"/>
+        </w:rPr>
+        <w:t>多餘的</w:t>
+      </w:r>
+      <w:r>
+        <w:rPr>
+          <w:rFonts w:hint="eastAsia"/>
+          <w:color w:val="000000" w:themeColor="text1"/>
+        </w:rPr>
+        <w:t>(</w:t>
+      </w:r>
+      <w:r>
+        <w:rPr>
+          <w:rFonts w:hint="eastAsia"/>
+          <w:color w:val="000000" w:themeColor="text1"/>
+        </w:rPr>
+        <w:t>人</w:t>
+      </w:r>
+      <w:r>
+        <w:rPr>
+          <w:rFonts w:hint="eastAsia"/>
+          <w:color w:val="000000" w:themeColor="text1"/>
+        </w:rPr>
+        <w:t>/</w:t>
+      </w:r>
+      <w:r>
+        <w:rPr>
+          <w:rFonts w:hint="eastAsia"/>
+          <w:color w:val="000000" w:themeColor="text1"/>
+        </w:rPr>
+        <w:t>物</w:t>
+      </w:r>
+      <w:r>
+        <w:rPr>
+          <w:color w:val="000000" w:themeColor="text1"/>
+        </w:rPr>
+        <w:lastRenderedPageBreak/>
+        <w:t>(D)implications</w:t>
+      </w:r>
+      <w:r>
+        <w:rPr>
+          <w:rFonts w:hint="eastAsia"/>
+          <w:color w:val="000000" w:themeColor="text1"/>
+        </w:rPr>
+        <w:t xml:space="preserve"> </w:t>
+      </w:r>
+      <w:r>
+        <w:rPr>
+          <w:rFonts w:hint="eastAsia"/>
+          <w:color w:val="000000" w:themeColor="text1"/>
+        </w:rPr>
+        <w:t>含意</w:t>
+      </w:r>
+    </w:p>
+    <w:p>
+      <w:pPr>
+        <w:rPr>
+          <w:color w:val="000000" w:themeColor="text1"/>
+        </w:rPr>
+      </w:pPr>
+      <w:r>
+        <w:rPr>
+          <w:color w:val="000000" w:themeColor="text1"/>
+        </w:rPr>
+        <w:t>Publicly listed companies</w:t>
+      </w:r>
+      <w:r>
+        <w:rPr>
+          <w:color w:val="000000" w:themeColor="text1"/>
+        </w:rPr>
+        <w:t xml:space="preserve"> </w:t>
+      </w:r>
+      <w:r>
+        <w:rPr>
+          <w:rFonts w:hint="eastAsia"/>
+          <w:color w:val="000000" w:themeColor="text1"/>
+        </w:rPr>
+        <w:t>上市公司、</w:t>
+      </w:r>
+      <w:r>
+        <w:rPr>
+          <w:rFonts w:hint="eastAsia"/>
+          <w:color w:val="000000" w:themeColor="text1"/>
+        </w:rPr>
+        <w:t>l</w:t>
+      </w:r>
+      <w:r>
+        <w:rPr>
+          <w:color w:val="000000" w:themeColor="text1"/>
+        </w:rPr>
+        <w:t>egal adj.</w:t>
+      </w:r>
+      <w:r>
+        <w:rPr>
+          <w:rFonts w:hint="eastAsia"/>
+          <w:color w:val="000000" w:themeColor="text1"/>
+        </w:rPr>
+        <w:t>法律的、</w:t>
+      </w:r>
+      <w:r>
+        <w:rPr>
+          <w:color w:val="000000" w:themeColor="text1"/>
+        </w:rPr>
+        <w:t>declare</w:t>
+      </w:r>
+      <w:r>
+        <w:rPr>
+          <w:rFonts w:hint="eastAsia"/>
+          <w:color w:val="000000" w:themeColor="text1"/>
+        </w:rPr>
+        <w:t xml:space="preserve"> </w:t>
+      </w:r>
+      <w:r>
+        <w:rPr>
+          <w:color w:val="000000" w:themeColor="text1"/>
+        </w:rPr>
+        <w:t>v.</w:t>
+      </w:r>
+      <w:r>
+        <w:rPr>
+          <w:rFonts w:hint="eastAsia"/>
+          <w:color w:val="000000" w:themeColor="text1"/>
+        </w:rPr>
+        <w:t xml:space="preserve"> </w:t>
+      </w:r>
+      <w:r>
+        <w:rPr>
+          <w:rFonts w:hint="eastAsia"/>
+          <w:color w:val="000000" w:themeColor="text1"/>
+        </w:rPr>
+        <w:t>宣告</w:t>
+      </w:r>
+    </w:p>
+    <w:p>
+      <w:pPr>
+        <w:rPr>
+          <w:color w:val="000000" w:themeColor="text1"/>
+        </w:rPr>
+      </w:pPr>
+      <w:r>
+        <w:rPr>
+          <w:color w:val="000000" w:themeColor="text1"/>
+        </w:rPr>
+        <w:t>income statements</w:t>
+      </w:r>
+      <w:r>
+        <w:rPr>
+          <w:rFonts w:hint="eastAsia"/>
+          <w:color w:val="000000" w:themeColor="text1"/>
+        </w:rPr>
+        <w:t>損益表</w:t>
+      </w:r>
+      <w:r>
+        <w:rPr>
+          <w:color w:val="000000" w:themeColor="text1"/>
+        </w:rPr>
+        <w:t xml:space="preserve"> </w:t>
+      </w:r>
+    </w:p>
+    <w:p>
+      <w:pPr>
+        <w:rPr>
+          <w:color w:val="000000" w:themeColor="text1"/>
+        </w:rPr>
+      </w:pPr>
+    </w:p>
+    <w:p>
+      <w:pPr>
+        <w:rPr>
+          <w:color w:val="000000" w:themeColor="text1"/>
+        </w:rPr>
+      </w:pPr>
+      <w:r>
+        <w:rPr>
+          <w:color w:val="000000" w:themeColor="text1"/>
+        </w:rPr>
+        <w:t xml:space="preserve">Cyclists have a </w:t>
+      </w:r>
+      <w:r>
+        <w:rPr>
+          <w:color w:val="000000" w:themeColor="text1"/>
+          <w:highlight w:val="yellow"/>
+        </w:rPr>
+        <w:t>designated</w:t>
+      </w:r>
+      <w:r>
+        <w:rPr>
+          <w:color w:val="000000" w:themeColor="text1"/>
+        </w:rPr>
+        <w:t xml:space="preserve"> bicycle lane to keep them off sidewalks but at the same time ensure their safety of not having to ride on the road.</w:t>
+      </w:r>
+    </w:p>
+    <w:p>
+      <w:pPr>
+        <w:rPr>
+          <w:color w:val="000000" w:themeColor="text1"/>
+        </w:rPr>
+      </w:pPr>
+      <w:r>
+        <w:rPr>
+          <w:color w:val="000000" w:themeColor="text1"/>
+          <w:highlight w:val="yellow"/>
+        </w:rPr>
+        <w:t>(A)designated</w:t>
+      </w:r>
+      <w:r>
+        <w:rPr>
+          <w:rFonts w:hint="eastAsia"/>
+          <w:color w:val="000000" w:themeColor="text1"/>
+          <w:highlight w:val="yellow"/>
+        </w:rPr>
+        <w:t xml:space="preserve"> </w:t>
+      </w:r>
+      <w:r>
+        <w:rPr>
+          <w:rFonts w:hint="eastAsia"/>
+          <w:color w:val="000000" w:themeColor="text1"/>
+          <w:highlight w:val="yellow"/>
+        </w:rPr>
+        <w:t xml:space="preserve"> </w:t>
+      </w:r>
+      <w:r>
+        <w:rPr>
+          <w:color w:val="000000" w:themeColor="text1"/>
+          <w:highlight w:val="yellow"/>
+        </w:rPr>
+        <w:t>adj.</w:t>
+      </w:r>
+      <w:r>
+        <w:rPr>
+          <w:rFonts w:hint="eastAsia"/>
+          <w:color w:val="000000" w:themeColor="text1"/>
+          <w:highlight w:val="yellow"/>
+        </w:rPr>
+        <w:t>指定的</w:t>
+      </w:r>
+      <w:r>
+        <w:rPr>
+          <w:color w:val="000000" w:themeColor="text1"/>
+        </w:rPr>
+        <w:t>(B)specifying</w:t>
+      </w:r>
+      <w:r>
+        <w:rPr>
+          <w:rFonts w:hint="eastAsia"/>
+          <w:color w:val="000000" w:themeColor="text1"/>
+        </w:rPr>
+        <w:t xml:space="preserve"> </w:t>
+      </w:r>
+      <w:r>
+        <w:rPr>
+          <w:rFonts w:hint="eastAsia"/>
+          <w:color w:val="000000" w:themeColor="text1"/>
+        </w:rPr>
+        <w:t>詳細說明的</w:t>
+      </w:r>
+      <w:r>
+        <w:rPr>
+          <w:color w:val="000000" w:themeColor="text1"/>
+        </w:rPr>
+        <w:t>(C)overlapping</w:t>
+      </w:r>
+      <w:r>
+        <w:rPr>
+          <w:rFonts w:hint="eastAsia"/>
+          <w:color w:val="000000" w:themeColor="text1"/>
+        </w:rPr>
+        <w:t xml:space="preserve"> </w:t>
+      </w:r>
+      <w:r>
+        <w:rPr>
+          <w:rFonts w:hint="eastAsia"/>
+          <w:color w:val="000000" w:themeColor="text1"/>
+        </w:rPr>
+        <w:t>重疊的</w:t>
+      </w:r>
+      <w:r>
+        <w:rPr>
+          <w:color w:val="000000" w:themeColor="text1"/>
+        </w:rPr>
+        <w:t>(D)licensed</w:t>
+      </w:r>
+      <w:r>
+        <w:rPr>
+          <w:rFonts w:hint="eastAsia"/>
+          <w:color w:val="000000" w:themeColor="text1"/>
+        </w:rPr>
+        <w:t xml:space="preserve"> </w:t>
+      </w:r>
+      <w:r>
+        <w:rPr>
+          <w:rFonts w:hint="eastAsia"/>
+          <w:color w:val="000000" w:themeColor="text1"/>
+        </w:rPr>
+        <w:t>有執照的</w:t>
+      </w:r>
+    </w:p>
+    <w:p>
+      <w:pPr>
+        <w:rPr>
+          <w:color w:val="000000" w:themeColor="text1"/>
+        </w:rPr>
+      </w:pPr>
+    </w:p>
+    <w:p>
+      <w:pPr>
+        <w:rPr>
+          <w:rFonts w:ascii="Roboto" w:hAnsi="Roboto"/>
+          <w:color w:val="0F0F0F"/>
+          <w:sz w:val="21"/>
+          <w:szCs w:val="21"/>
+          <w:shd w:val="clear" w:color="auto" w:fill="FFFFFF"/>
+        </w:rPr>
+      </w:pPr>
+      <w:r>
+        <w:rPr>
+          <w:color w:val="000000" w:themeColor="text1"/>
+        </w:rPr>
+        <w:t>Cyclists</w:t>
+      </w:r>
+      <w:r>
+        <w:rPr>
+          <w:color w:val="000000" w:themeColor="text1"/>
+        </w:rPr>
+        <w:t xml:space="preserve"> n.</w:t>
+      </w:r>
+      <w:r>
+        <w:rPr>
+          <w:rFonts w:hint="eastAsia"/>
+          <w:color w:val="000000" w:themeColor="text1"/>
+        </w:rPr>
+        <w:t>自行車騎士、</w:t>
+      </w:r>
+      <w:r>
+        <w:rPr>
+          <w:rFonts w:hint="eastAsia"/>
+          <w:color w:val="000000" w:themeColor="text1"/>
+        </w:rPr>
+        <w:t>m</w:t>
+      </w:r>
+      <w:r>
+        <w:rPr>
+          <w:color w:val="000000" w:themeColor="text1"/>
+        </w:rPr>
+        <w:t>otorist</w:t>
+      </w:r>
+      <w:r>
+        <w:rPr>
+          <w:rFonts w:hint="eastAsia"/>
+          <w:color w:val="000000" w:themeColor="text1"/>
+        </w:rPr>
+        <w:t>汽機車駕駛、</w:t>
+      </w:r>
+      <w:r>
+        <w:rPr>
+          <w:rFonts w:ascii="Roboto" w:hAnsi="Roboto"/>
+          <w:color w:val="0F0F0F"/>
+          <w:sz w:val="21"/>
+          <w:szCs w:val="21"/>
+          <w:shd w:val="clear" w:color="auto" w:fill="FFFFFF"/>
+        </w:rPr>
+        <w:t>pedestrian</w:t>
+      </w:r>
+      <w:r>
+        <w:rPr>
+          <w:rFonts w:ascii="Roboto" w:hAnsi="Roboto" w:hint="eastAsia"/>
+          <w:color w:val="0F0F0F"/>
+          <w:sz w:val="21"/>
+          <w:szCs w:val="21"/>
+          <w:shd w:val="clear" w:color="auto" w:fill="FFFFFF"/>
+        </w:rPr>
+        <w:t xml:space="preserve"> </w:t>
+      </w:r>
+      <w:r>
+        <w:rPr>
+          <w:rFonts w:ascii="Roboto" w:hAnsi="Roboto"/>
+          <w:color w:val="0F0F0F"/>
+          <w:sz w:val="21"/>
+          <w:szCs w:val="21"/>
+          <w:shd w:val="clear" w:color="auto" w:fill="FFFFFF"/>
+        </w:rPr>
+        <w:t>n.</w:t>
+      </w:r>
+      <w:r>
+        <w:rPr>
+          <w:rFonts w:ascii="Roboto" w:hAnsi="Roboto" w:hint="eastAsia"/>
+          <w:color w:val="0F0F0F"/>
+          <w:sz w:val="21"/>
+          <w:szCs w:val="21"/>
+          <w:shd w:val="clear" w:color="auto" w:fill="FFFFFF"/>
+        </w:rPr>
+        <w:t>行人、</w:t>
+      </w:r>
+      <w:r>
+        <w:rPr>
+          <w:rFonts w:ascii="Roboto" w:hAnsi="Roboto" w:hint="eastAsia"/>
+          <w:color w:val="0F0F0F"/>
+          <w:sz w:val="21"/>
+          <w:szCs w:val="21"/>
+          <w:shd w:val="clear" w:color="auto" w:fill="FFFFFF"/>
+        </w:rPr>
+        <w:t>l</w:t>
+      </w:r>
+      <w:r>
+        <w:rPr>
+          <w:rFonts w:ascii="Roboto" w:hAnsi="Roboto"/>
+          <w:color w:val="0F0F0F"/>
+          <w:sz w:val="21"/>
+          <w:szCs w:val="21"/>
+          <w:shd w:val="clear" w:color="auto" w:fill="FFFFFF"/>
+        </w:rPr>
+        <w:t>ane n.</w:t>
+      </w:r>
+      <w:r>
+        <w:rPr>
+          <w:rFonts w:ascii="Roboto" w:hAnsi="Roboto" w:hint="eastAsia"/>
+          <w:color w:val="0F0F0F"/>
+          <w:sz w:val="21"/>
+          <w:szCs w:val="21"/>
+          <w:shd w:val="clear" w:color="auto" w:fill="FFFFFF"/>
+        </w:rPr>
+        <w:t>車道</w:t>
+      </w:r>
+    </w:p>
+    <w:p>
+      <w:pPr>
+        <w:rPr>
+          <w:color w:val="000000" w:themeColor="text1"/>
+        </w:rPr>
+      </w:pPr>
+      <w:r>
+        <w:rPr>
+          <w:color w:val="000000" w:themeColor="text1"/>
+        </w:rPr>
+        <w:t>keep them off</w:t>
+      </w:r>
+      <w:r>
+        <w:rPr>
+          <w:rFonts w:hint="eastAsia"/>
+          <w:color w:val="000000" w:themeColor="text1"/>
+        </w:rPr>
+        <w:t xml:space="preserve"> </w:t>
+      </w:r>
+      <w:r>
+        <w:rPr>
+          <w:rFonts w:hint="eastAsia"/>
+          <w:color w:val="000000" w:themeColor="text1"/>
+        </w:rPr>
+        <w:t>使</w:t>
+      </w:r>
+      <w:r>
+        <w:rPr>
+          <w:rFonts w:hint="eastAsia"/>
+          <w:color w:val="000000" w:themeColor="text1"/>
+        </w:rPr>
+        <w:t>..</w:t>
+      </w:r>
+      <w:r>
+        <w:rPr>
+          <w:rFonts w:hint="eastAsia"/>
+          <w:color w:val="000000" w:themeColor="text1"/>
+        </w:rPr>
+        <w:t>遠離、</w:t>
+      </w:r>
+      <w:r>
+        <w:rPr>
+          <w:rFonts w:hint="eastAsia"/>
+          <w:color w:val="000000" w:themeColor="text1"/>
+        </w:rPr>
+        <w:t>s</w:t>
+      </w:r>
+      <w:r>
+        <w:rPr>
+          <w:color w:val="000000" w:themeColor="text1"/>
+        </w:rPr>
+        <w:t>idewalk n.</w:t>
+      </w:r>
+      <w:r>
+        <w:rPr>
+          <w:rFonts w:hint="eastAsia"/>
+          <w:color w:val="000000" w:themeColor="text1"/>
+        </w:rPr>
+        <w:t>人行道、</w:t>
+      </w:r>
+      <w:r>
+        <w:rPr>
+          <w:color w:val="000000" w:themeColor="text1"/>
+        </w:rPr>
+        <w:t>of not having to</w:t>
+      </w:r>
+      <w:r>
+        <w:rPr>
+          <w:rFonts w:hint="eastAsia"/>
+          <w:color w:val="000000" w:themeColor="text1"/>
+        </w:rPr>
+        <w:t>不用</w:t>
+      </w:r>
+    </w:p>
+    <w:p>
+      <w:pPr>
+        <w:rPr>
+          <w:color w:val="000000" w:themeColor="text1"/>
+        </w:rPr>
+      </w:pPr>
+    </w:p>
+    <w:p>
+      <w:pPr>
+        <w:rPr>
+          <w:color w:val="000000" w:themeColor="text1"/>
+        </w:rPr>
+      </w:pPr>
+      <w:r>
+        <w:rPr>
+          <w:rFonts w:hint="eastAsia"/>
+          <w:color w:val="000000" w:themeColor="text1"/>
+        </w:rPr>
+        <w:t>h</w:t>
+      </w:r>
+      <w:r>
+        <w:rPr>
+          <w:color w:val="000000" w:themeColor="text1"/>
+        </w:rPr>
+        <w:t>ow can you keep mosquitoes(</w:t>
+      </w:r>
+      <w:r>
+        <w:rPr>
+          <w:rFonts w:hint="eastAsia"/>
+          <w:color w:val="000000" w:themeColor="text1"/>
+        </w:rPr>
+        <w:t>蚊子</w:t>
+      </w:r>
+      <w:r>
+        <w:rPr>
+          <w:rFonts w:hint="eastAsia"/>
+          <w:color w:val="000000" w:themeColor="text1"/>
+        </w:rPr>
+        <w:t>)</w:t>
+      </w:r>
+      <w:r>
+        <w:rPr>
+          <w:color w:val="000000" w:themeColor="text1"/>
+        </w:rPr>
+        <w:t>off in the summer?</w:t>
+      </w:r>
+    </w:p>
+    <w:p>
+      <w:pPr>
+        <w:rPr>
+          <w:color w:val="000000" w:themeColor="text1"/>
+        </w:rPr>
+      </w:pPr>
+      <w:r>
+        <w:rPr>
+          <w:color w:val="000000" w:themeColor="text1"/>
+        </w:rPr>
+        <w:t>How can you ensure(</w:t>
+      </w:r>
+      <w:r>
+        <w:rPr>
+          <w:rFonts w:hint="eastAsia"/>
+          <w:color w:val="000000" w:themeColor="text1"/>
+        </w:rPr>
+        <w:t>確保</w:t>
+      </w:r>
+      <w:r>
+        <w:rPr>
+          <w:rFonts w:hint="eastAsia"/>
+          <w:color w:val="000000" w:themeColor="text1"/>
+        </w:rPr>
+        <w:t>)</w:t>
+      </w:r>
+      <w:r>
+        <w:rPr>
+          <w:color w:val="000000" w:themeColor="text1"/>
+        </w:rPr>
+        <w:t>you constant(</w:t>
+      </w:r>
+      <w:r>
+        <w:rPr>
+          <w:rFonts w:hint="eastAsia"/>
+          <w:color w:val="000000" w:themeColor="text1"/>
+        </w:rPr>
+        <w:t>持續</w:t>
+      </w:r>
+      <w:r>
+        <w:rPr>
+          <w:rFonts w:hint="eastAsia"/>
+          <w:color w:val="000000" w:themeColor="text1"/>
+        </w:rPr>
+        <w:t>))</w:t>
+      </w:r>
+      <w:r>
+        <w:rPr>
+          <w:color w:val="000000" w:themeColor="text1"/>
+        </w:rPr>
+        <w:t>progress(</w:t>
+      </w:r>
+      <w:r>
+        <w:rPr>
+          <w:rFonts w:hint="eastAsia"/>
+          <w:color w:val="000000" w:themeColor="text1"/>
+        </w:rPr>
+        <w:t>進步</w:t>
+      </w:r>
+      <w:r>
+        <w:rPr>
+          <w:rFonts w:hint="eastAsia"/>
+          <w:color w:val="000000" w:themeColor="text1"/>
+        </w:rPr>
+        <w:t>)</w:t>
+      </w:r>
+      <w:r>
+        <w:rPr>
+          <w:color w:val="000000" w:themeColor="text1"/>
+        </w:rPr>
+        <w:t>.</w:t>
+      </w:r>
+    </w:p>
+    <w:p>
+      <w:pPr>
+        <w:rPr>
+          <w:color w:val="000000" w:themeColor="text1"/>
+        </w:rPr>
+      </w:pPr>
+    </w:p>
+    <w:p>
+      <w:pPr>
+        <w:rPr>
+          <w:color w:val="000000" w:themeColor="text1"/>
+        </w:rPr>
+      </w:pPr>
+      <w:r>
+        <w:rPr>
+          <w:rFonts w:hint="eastAsia"/>
+          <w:color w:val="000000" w:themeColor="text1"/>
+        </w:rPr>
+        <w:t>P</w:t>
+      </w:r>
+      <w:r>
+        <w:rPr>
+          <w:color w:val="000000" w:themeColor="text1"/>
+        </w:rPr>
+        <w:t xml:space="preserve">lease </w:t>
+      </w:r>
+      <w:r>
+        <w:rPr>
+          <w:color w:val="FF0000"/>
+        </w:rPr>
+        <w:t xml:space="preserve">have </w:t>
+      </w:r>
+      <w:r>
+        <w:rPr>
+          <w:color w:val="000000" w:themeColor="text1"/>
+        </w:rPr>
+        <w:t xml:space="preserve">Rodin from the HR department instead of </w:t>
+      </w:r>
+      <w:proofErr w:type="spellStart"/>
+      <w:proofErr w:type="gramStart"/>
+      <w:r>
+        <w:rPr>
+          <w:color w:val="000000" w:themeColor="text1"/>
+        </w:rPr>
+        <w:t>Mr.Rodriguez</w:t>
+      </w:r>
+      <w:proofErr w:type="spellEnd"/>
+      <w:proofErr w:type="gramEnd"/>
+      <w:r>
+        <w:rPr>
+          <w:color w:val="000000" w:themeColor="text1"/>
+        </w:rPr>
+        <w:t xml:space="preserve"> from the IT department  the training session.</w:t>
+      </w:r>
+    </w:p>
+    <w:p>
+      <w:pPr>
+        <w:rPr>
+          <w:color w:val="000000" w:themeColor="text1"/>
+        </w:rPr>
+      </w:pPr>
+      <w:r>
+        <w:rPr>
+          <w:color w:val="000000" w:themeColor="text1"/>
+        </w:rPr>
+        <w:t>(A)</w:t>
+      </w:r>
+      <w:r>
+        <w:rPr>
+          <w:color w:val="000000" w:themeColor="text1"/>
+        </w:rPr>
+        <w:t>coordinate</w:t>
+      </w:r>
+      <w:r>
+        <w:rPr>
+          <w:rFonts w:hint="eastAsia"/>
+          <w:color w:val="000000" w:themeColor="text1"/>
+        </w:rPr>
+        <w:t xml:space="preserve"> </w:t>
+      </w:r>
+      <w:r>
+        <w:rPr>
+          <w:rFonts w:hint="eastAsia"/>
+          <w:color w:val="000000" w:themeColor="text1"/>
+        </w:rPr>
+        <w:t>協調</w:t>
+      </w:r>
+      <w:r>
+        <w:rPr>
+          <w:color w:val="000000" w:themeColor="text1"/>
+        </w:rPr>
+        <w:t>(B)coordinates(C)coordinating(D)coordinated</w:t>
+      </w:r>
+    </w:p>
+    <w:p>
+      <w:pPr>
+        <w:rPr>
+          <w:color w:val="000000" w:themeColor="text1"/>
+        </w:rPr>
+      </w:pPr>
+    </w:p>
+    <w:p>
+      <w:pPr>
+        <w:rPr>
+          <w:color w:val="000000" w:themeColor="text1"/>
+        </w:rPr>
+      </w:pPr>
+      <w:r>
+        <w:rPr>
+          <w:color w:val="000000" w:themeColor="text1"/>
+        </w:rPr>
+        <w:t>instead of</w:t>
+      </w:r>
+      <w:r>
+        <w:rPr>
+          <w:color w:val="000000" w:themeColor="text1"/>
+        </w:rPr>
+        <w:t xml:space="preserve"> </w:t>
+      </w:r>
+      <w:r>
+        <w:rPr>
+          <w:rFonts w:hint="eastAsia"/>
+          <w:color w:val="000000" w:themeColor="text1"/>
+        </w:rPr>
+        <w:t>而非</w:t>
+      </w:r>
+    </w:p>
+    <w:p>
+      <w:pPr>
+        <w:rPr>
+          <w:color w:val="000000" w:themeColor="text1"/>
+        </w:rPr>
+      </w:pPr>
+    </w:p>
+    <w:p>
+      <w:pPr>
+        <w:rPr>
+          <w:color w:val="000000" w:themeColor="text1"/>
+        </w:rPr>
+      </w:pPr>
+      <w:proofErr w:type="spellStart"/>
+      <w:r>
+        <w:rPr>
+          <w:color w:val="000000" w:themeColor="text1"/>
+        </w:rPr>
+        <w:t>S+have+O</w:t>
+      </w:r>
+      <w:proofErr w:type="spellEnd"/>
+      <w:r>
+        <w:rPr>
+          <w:color w:val="000000" w:themeColor="text1"/>
+        </w:rPr>
+        <w:t>+</w:t>
+      </w:r>
+      <w:r>
+        <w:rPr>
+          <w:rFonts w:hint="eastAsia"/>
+          <w:color w:val="000000" w:themeColor="text1"/>
+        </w:rPr>
+        <w:t>原</w:t>
+      </w:r>
+      <w:r>
+        <w:rPr>
+          <w:rFonts w:hint="eastAsia"/>
+          <w:color w:val="000000" w:themeColor="text1"/>
+        </w:rPr>
+        <w:t>V</w:t>
+      </w:r>
+    </w:p>
+    <w:p>
+      <w:pPr>
+        <w:rPr>
+          <w:color w:val="000000" w:themeColor="text1"/>
+        </w:rPr>
+      </w:pPr>
+      <w:r>
+        <w:rPr>
+          <w:color w:val="000000" w:themeColor="text1"/>
+        </w:rPr>
+        <w:t>I have my Tom call Tim.(</w:t>
+      </w:r>
+      <w:r>
+        <w:rPr>
+          <w:rFonts w:hint="eastAsia"/>
+          <w:color w:val="000000" w:themeColor="text1"/>
+        </w:rPr>
+        <w:t>前提是</w:t>
+      </w:r>
+      <w:r>
+        <w:rPr>
+          <w:rFonts w:hint="eastAsia"/>
+          <w:color w:val="000000" w:themeColor="text1"/>
+        </w:rPr>
+        <w:t>O</w:t>
+      </w:r>
+      <w:r>
+        <w:rPr>
+          <w:rFonts w:hint="eastAsia"/>
+          <w:color w:val="000000" w:themeColor="text1"/>
+        </w:rPr>
+        <w:t>要能主動作原</w:t>
+      </w:r>
+      <w:r>
+        <w:rPr>
+          <w:rFonts w:hint="eastAsia"/>
+          <w:color w:val="000000" w:themeColor="text1"/>
+        </w:rPr>
+        <w:t>V)</w:t>
+      </w:r>
+    </w:p>
+    <w:p>
+      <w:pPr>
+        <w:rPr>
+          <w:color w:val="000000" w:themeColor="text1"/>
+        </w:rPr>
+      </w:pPr>
+    </w:p>
+    <w:p>
+      <w:pPr>
+        <w:rPr>
+          <w:color w:val="000000" w:themeColor="text1"/>
+        </w:rPr>
+      </w:pPr>
+      <w:r>
+        <w:rPr>
+          <w:color w:val="000000" w:themeColor="text1"/>
+        </w:rPr>
+        <w:t xml:space="preserve">Passengers </w:t>
+      </w:r>
+      <w:r>
+        <w:rPr>
+          <w:rFonts w:hint="eastAsia"/>
+          <w:color w:val="000000" w:themeColor="text1"/>
+        </w:rPr>
+        <w:t>(</w:t>
+      </w:r>
+      <w:r>
+        <w:rPr>
+          <w:rFonts w:hint="eastAsia"/>
+          <w:strike/>
+          <w:color w:val="000000" w:themeColor="text1"/>
+        </w:rPr>
+        <w:t>w</w:t>
+      </w:r>
+      <w:r>
+        <w:rPr>
+          <w:strike/>
+          <w:color w:val="000000" w:themeColor="text1"/>
+        </w:rPr>
+        <w:t xml:space="preserve">ho </w:t>
+      </w:r>
+      <w:proofErr w:type="gramStart"/>
+      <w:r>
+        <w:rPr>
+          <w:strike/>
+          <w:color w:val="000000" w:themeColor="text1"/>
+        </w:rPr>
+        <w:t>are</w:t>
+      </w:r>
+      <w:r>
+        <w:rPr>
+          <w:color w:val="000000" w:themeColor="text1"/>
+        </w:rPr>
+        <w:t>)</w:t>
+      </w:r>
+      <w:r>
+        <w:rPr>
+          <w:color w:val="000000" w:themeColor="text1"/>
+        </w:rPr>
+        <w:t>heading</w:t>
+      </w:r>
+      <w:proofErr w:type="gramEnd"/>
+      <w:r>
+        <w:rPr>
+          <w:color w:val="000000" w:themeColor="text1"/>
+        </w:rPr>
+        <w:t xml:space="preserve"> north </w:t>
+      </w:r>
+      <w:r>
+        <w:rPr>
+          <w:color w:val="000000" w:themeColor="text1"/>
+          <w:highlight w:val="yellow"/>
+        </w:rPr>
+        <w:t>should</w:t>
+      </w:r>
+      <w:r>
+        <w:rPr>
+          <w:color w:val="000000" w:themeColor="text1"/>
+        </w:rPr>
+        <w:t xml:space="preserve"> emba</w:t>
+      </w:r>
+      <w:r>
+        <w:rPr>
+          <w:color w:val="000000" w:themeColor="text1"/>
+        </w:rPr>
+        <w:t>r</w:t>
+      </w:r>
+      <w:r>
+        <w:rPr>
+          <w:color w:val="000000" w:themeColor="text1"/>
+        </w:rPr>
+        <w:t>k the north-bound train on Platform 2B.</w:t>
+      </w:r>
+    </w:p>
+    <w:p>
+      <w:pPr>
+        <w:rPr>
+          <w:color w:val="000000" w:themeColor="text1"/>
+        </w:rPr>
+      </w:pPr>
+      <w:r>
+        <w:rPr>
+          <w:color w:val="000000" w:themeColor="text1"/>
+        </w:rPr>
+        <w:t>(A</w:t>
+      </w:r>
+      <w:r>
+        <w:rPr>
+          <w:rFonts w:hint="eastAsia"/>
+          <w:color w:val="000000" w:themeColor="text1"/>
+        </w:rPr>
+        <w:t>)</w:t>
+      </w:r>
+      <w:r>
+        <w:rPr>
+          <w:color w:val="000000" w:themeColor="text1"/>
+        </w:rPr>
+        <w:t>might</w:t>
+      </w:r>
+      <w:r>
+        <w:rPr>
+          <w:rFonts w:hint="eastAsia"/>
+          <w:color w:val="000000" w:themeColor="text1"/>
+        </w:rPr>
+        <w:t>可能</w:t>
+      </w:r>
+      <w:r>
+        <w:rPr>
+          <w:color w:val="000000" w:themeColor="text1"/>
+          <w:highlight w:val="yellow"/>
+        </w:rPr>
+        <w:t>(B)should</w:t>
+      </w:r>
+      <w:r>
+        <w:rPr>
+          <w:rFonts w:hint="eastAsia"/>
+          <w:color w:val="000000" w:themeColor="text1"/>
+          <w:highlight w:val="yellow"/>
+        </w:rPr>
+        <w:t>應該</w:t>
+      </w:r>
+      <w:r>
+        <w:rPr>
+          <w:color w:val="000000" w:themeColor="text1"/>
+        </w:rPr>
+        <w:t>(C)could not</w:t>
+      </w:r>
+      <w:r>
+        <w:rPr>
+          <w:rFonts w:hint="eastAsia"/>
+          <w:color w:val="000000" w:themeColor="text1"/>
+        </w:rPr>
+        <w:t>不能</w:t>
+      </w:r>
+      <w:r>
+        <w:rPr>
+          <w:color w:val="000000" w:themeColor="text1"/>
+        </w:rPr>
+        <w:t>(D)must not</w:t>
+      </w:r>
+      <w:r>
+        <w:rPr>
+          <w:rFonts w:hint="eastAsia"/>
+          <w:color w:val="000000" w:themeColor="text1"/>
+        </w:rPr>
+        <w:t>禁止</w:t>
+      </w:r>
+    </w:p>
+    <w:p>
+      <w:pPr>
+        <w:rPr>
+          <w:color w:val="000000" w:themeColor="text1"/>
+        </w:rPr>
+      </w:pPr>
+    </w:p>
+    <w:p>
+      <w:pPr>
+        <w:rPr>
+          <w:color w:val="000000" w:themeColor="text1"/>
+        </w:rPr>
+      </w:pPr>
+      <w:r>
+        <w:rPr>
+          <w:color w:val="000000" w:themeColor="text1"/>
+        </w:rPr>
+        <w:t xml:space="preserve">Bottleneck </w:t>
+      </w:r>
+      <w:r>
+        <w:rPr>
+          <w:rFonts w:hint="eastAsia"/>
+          <w:color w:val="000000" w:themeColor="text1"/>
+        </w:rPr>
+        <w:t>瓶頸、</w:t>
+      </w:r>
+      <w:r>
+        <w:rPr>
+          <w:color w:val="000000" w:themeColor="text1"/>
+        </w:rPr>
+        <w:t>heading</w:t>
+      </w:r>
+      <w:r>
+        <w:rPr>
+          <w:color w:val="000000" w:themeColor="text1"/>
+        </w:rPr>
+        <w:t xml:space="preserve"> </w:t>
+      </w:r>
+      <w:r>
+        <w:rPr>
+          <w:rFonts w:hint="eastAsia"/>
+          <w:color w:val="000000" w:themeColor="text1"/>
+        </w:rPr>
+        <w:t>朝</w:t>
+      </w:r>
+      <w:r>
+        <w:rPr>
+          <w:rFonts w:hint="eastAsia"/>
+          <w:color w:val="000000" w:themeColor="text1"/>
+        </w:rPr>
+        <w:t>.</w:t>
+      </w:r>
+      <w:r>
+        <w:rPr>
+          <w:color w:val="000000" w:themeColor="text1"/>
+        </w:rPr>
+        <w:t>.</w:t>
+      </w:r>
+      <w:r>
+        <w:rPr>
+          <w:rFonts w:hint="eastAsia"/>
+          <w:color w:val="000000" w:themeColor="text1"/>
+        </w:rPr>
+        <w:t>方向、</w:t>
+      </w:r>
+      <w:r>
+        <w:rPr>
+          <w:color w:val="000000" w:themeColor="text1"/>
+        </w:rPr>
+        <w:t>embark</w:t>
+      </w:r>
+      <w:r>
+        <w:rPr>
+          <w:color w:val="000000" w:themeColor="text1"/>
+        </w:rPr>
+        <w:t xml:space="preserve"> v.</w:t>
+      </w:r>
+      <w:r>
+        <w:rPr>
+          <w:rFonts w:hint="eastAsia"/>
+          <w:color w:val="000000" w:themeColor="text1"/>
+        </w:rPr>
+        <w:t>上</w:t>
+      </w:r>
+      <w:r>
+        <w:rPr>
+          <w:rFonts w:hint="eastAsia"/>
+          <w:color w:val="000000" w:themeColor="text1"/>
+        </w:rPr>
+        <w:t>(</w:t>
+      </w:r>
+      <w:r>
+        <w:rPr>
+          <w:rFonts w:hint="eastAsia"/>
+          <w:color w:val="000000" w:themeColor="text1"/>
+        </w:rPr>
+        <w:t>交通工具</w:t>
+      </w:r>
+      <w:r>
+        <w:rPr>
+          <w:rFonts w:hint="eastAsia"/>
+          <w:color w:val="000000" w:themeColor="text1"/>
+        </w:rPr>
+        <w:t>)</w:t>
+      </w:r>
+    </w:p>
+    <w:p>
+      <w:pPr>
+        <w:rPr>
+          <w:rFonts w:hint="eastAsia"/>
+          <w:color w:val="000000" w:themeColor="text1"/>
+        </w:rPr>
+      </w:pPr>
+      <w:r>
+        <w:rPr>
+          <w:rFonts w:hint="eastAsia"/>
+          <w:color w:val="000000" w:themeColor="text1"/>
+        </w:rPr>
+        <w:t>a</w:t>
+      </w:r>
+      <w:r>
+        <w:rPr>
+          <w:color w:val="000000" w:themeColor="text1"/>
+        </w:rPr>
+        <w:t xml:space="preserve">light </w:t>
+      </w:r>
+      <w:r>
+        <w:rPr>
+          <w:rFonts w:hint="eastAsia"/>
+          <w:color w:val="000000" w:themeColor="text1"/>
+        </w:rPr>
+        <w:t>下車</w:t>
+      </w:r>
+      <w:r>
+        <w:rPr>
+          <w:rFonts w:hint="eastAsia"/>
+          <w:color w:val="000000" w:themeColor="text1"/>
+        </w:rPr>
+        <w:t xml:space="preserve"> = </w:t>
+      </w:r>
+      <w:r>
+        <w:rPr>
+          <w:color w:val="000000" w:themeColor="text1"/>
+        </w:rPr>
+        <w:t>disembark</w:t>
+      </w:r>
+    </w:p>
+    <w:p>
+      <w:pPr>
+        <w:rPr>
+          <w:color w:val="000000" w:themeColor="text1"/>
+        </w:rPr>
+      </w:pPr>
+    </w:p>
+    <w:p>
+      <w:pPr>
+        <w:rPr>
+          <w:color w:val="000000" w:themeColor="text1"/>
+        </w:rPr>
+      </w:pPr>
+      <w:r>
+        <w:rPr>
+          <w:color w:val="000000" w:themeColor="text1"/>
+        </w:rPr>
+        <w:t xml:space="preserve">The air is stale and the room is hot and stuffy because someone </w:t>
+      </w:r>
+      <w:r>
+        <w:rPr>
+          <w:color w:val="000000" w:themeColor="text1"/>
+          <w:highlight w:val="yellow"/>
+        </w:rPr>
+        <w:t>must have forgotten</w:t>
+      </w:r>
+      <w:r>
+        <w:rPr>
+          <w:color w:val="000000" w:themeColor="text1"/>
+        </w:rPr>
+        <w:t xml:space="preserve"> to leave the windows open.</w:t>
+      </w:r>
+    </w:p>
+    <w:p>
+      <w:pPr>
+        <w:rPr>
+          <w:color w:val="000000" w:themeColor="text1"/>
+        </w:rPr>
+      </w:pPr>
+      <w:r>
+        <w:rPr>
+          <w:color w:val="000000" w:themeColor="text1"/>
+        </w:rPr>
+        <w:t>(A)</w:t>
+      </w:r>
+      <w:r>
+        <w:rPr>
+          <w:color w:val="000000" w:themeColor="text1"/>
+        </w:rPr>
+        <w:t>must not forget</w:t>
+      </w:r>
+      <w:r>
+        <w:rPr>
+          <w:rFonts w:hint="eastAsia"/>
+          <w:color w:val="000000" w:themeColor="text1"/>
+        </w:rPr>
+        <w:t>(</w:t>
+      </w:r>
+      <w:r>
+        <w:rPr>
+          <w:color w:val="000000" w:themeColor="text1"/>
+        </w:rPr>
+        <w:t>B)might have forgotten(C)must have been forgetting</w:t>
+      </w:r>
+    </w:p>
+    <w:p>
+      <w:pPr>
+        <w:rPr>
+          <w:color w:val="000000" w:themeColor="text1"/>
+        </w:rPr>
+      </w:pPr>
+      <w:r>
+        <w:rPr>
+          <w:rFonts w:hint="eastAsia"/>
+          <w:color w:val="000000" w:themeColor="text1"/>
+          <w:highlight w:val="yellow"/>
+        </w:rPr>
+        <w:t>(</w:t>
+      </w:r>
+      <w:r>
+        <w:rPr>
+          <w:color w:val="000000" w:themeColor="text1"/>
+          <w:highlight w:val="yellow"/>
+        </w:rPr>
+        <w:t>D)must have forgotten</w:t>
+      </w:r>
+    </w:p>
+    <w:p>
+      <w:pPr>
+        <w:rPr>
+          <w:color w:val="000000" w:themeColor="text1"/>
+        </w:rPr>
+      </w:pPr>
+    </w:p>
+    <w:p>
+      <w:pPr>
+        <w:rPr>
+          <w:color w:val="000000" w:themeColor="text1"/>
+        </w:rPr>
+      </w:pPr>
+      <w:r>
+        <w:rPr>
+          <w:color w:val="000000" w:themeColor="text1"/>
+        </w:rPr>
+        <w:t>S</w:t>
+      </w:r>
+      <w:r>
+        <w:rPr>
+          <w:color w:val="000000" w:themeColor="text1"/>
+        </w:rPr>
+        <w:t>tale</w:t>
+      </w:r>
+      <w:r>
+        <w:rPr>
+          <w:color w:val="000000" w:themeColor="text1"/>
+        </w:rPr>
+        <w:t xml:space="preserve"> </w:t>
+      </w:r>
+      <w:r>
+        <w:rPr>
+          <w:rFonts w:hint="eastAsia"/>
+          <w:color w:val="000000" w:themeColor="text1"/>
+        </w:rPr>
+        <w:t>a</w:t>
+      </w:r>
+      <w:r>
+        <w:rPr>
+          <w:color w:val="000000" w:themeColor="text1"/>
+        </w:rPr>
+        <w:t>dj.</w:t>
+      </w:r>
+      <w:r>
+        <w:rPr>
+          <w:rFonts w:hint="eastAsia"/>
+          <w:color w:val="000000" w:themeColor="text1"/>
+        </w:rPr>
+        <w:t>不新鮮、</w:t>
+      </w:r>
+      <w:r>
+        <w:rPr>
+          <w:color w:val="000000" w:themeColor="text1"/>
+        </w:rPr>
+        <w:t>stuffy</w:t>
+      </w:r>
+      <w:r>
+        <w:rPr>
+          <w:rFonts w:hint="eastAsia"/>
+          <w:color w:val="000000" w:themeColor="text1"/>
+        </w:rPr>
+        <w:t xml:space="preserve"> </w:t>
+      </w:r>
+      <w:r>
+        <w:rPr>
+          <w:color w:val="000000" w:themeColor="text1"/>
+        </w:rPr>
+        <w:t>adj.</w:t>
+      </w:r>
+      <w:r>
+        <w:rPr>
+          <w:rFonts w:hint="eastAsia"/>
+          <w:color w:val="000000" w:themeColor="text1"/>
+        </w:rPr>
+        <w:t>悶的、</w:t>
+      </w:r>
+    </w:p>
+    <w:p>
+      <w:pPr>
+        <w:rPr>
+          <w:color w:val="000000" w:themeColor="text1"/>
+        </w:rPr>
+      </w:pPr>
+      <w:r>
+        <w:rPr>
+          <w:rFonts w:hint="eastAsia"/>
+          <w:color w:val="000000" w:themeColor="text1"/>
+        </w:rPr>
+        <w:t>不是</w:t>
+      </w:r>
+      <w:r>
+        <w:rPr>
+          <w:rFonts w:hint="eastAsia"/>
+          <w:color w:val="000000" w:themeColor="text1"/>
+        </w:rPr>
+        <w:t>c</w:t>
+      </w:r>
+      <w:r>
+        <w:rPr>
+          <w:rFonts w:hint="eastAsia"/>
+          <w:color w:val="000000" w:themeColor="text1"/>
+        </w:rPr>
+        <w:t>，因為沒有特定時間</w:t>
+      </w:r>
+      <w:r>
+        <w:rPr>
+          <w:rFonts w:hint="eastAsia"/>
+          <w:color w:val="000000" w:themeColor="text1"/>
+        </w:rPr>
+        <w:t>/</w:t>
+      </w:r>
+      <w:r>
+        <w:rPr>
+          <w:rFonts w:hint="eastAsia"/>
+          <w:color w:val="000000" w:themeColor="text1"/>
+        </w:rPr>
+        <w:t>事件就不能選進行式</w:t>
+      </w:r>
+    </w:p>
+    <w:p>
+      <w:pPr>
+        <w:rPr>
+          <w:color w:val="000000" w:themeColor="text1"/>
+        </w:rPr>
+      </w:pPr>
+      <w:r>
+        <w:rPr>
+          <w:color w:val="000000" w:themeColor="text1"/>
+        </w:rPr>
+        <w:lastRenderedPageBreak/>
+        <w:t xml:space="preserve">Insufficient communication and lack of mutual understanding have </w:t>
+      </w:r>
+      <w:r>
+        <w:rPr>
+          <w:color w:val="FF0000"/>
+        </w:rPr>
+        <w:t xml:space="preserve">caused </w:t>
+      </w:r>
+      <w:r>
+        <w:rPr>
+          <w:color w:val="000000" w:themeColor="text1"/>
+        </w:rPr>
+        <w:t xml:space="preserve">the </w:t>
+      </w:r>
+      <w:r>
+        <w:rPr>
+          <w:color w:val="FF0000"/>
+        </w:rPr>
+        <w:t xml:space="preserve">partnership </w:t>
+      </w:r>
+      <w:r>
+        <w:rPr>
+          <w:color w:val="000000" w:themeColor="text1"/>
+          <w:highlight w:val="yellow"/>
+        </w:rPr>
+        <w:t>to fail</w:t>
+      </w:r>
+      <w:r>
+        <w:rPr>
+          <w:rFonts w:hint="eastAsia"/>
+          <w:color w:val="000000" w:themeColor="text1"/>
+        </w:rPr>
+        <w:t>.</w:t>
+      </w:r>
+    </w:p>
+    <w:p>
+      <w:pPr>
+        <w:rPr>
+          <w:color w:val="000000" w:themeColor="text1"/>
+        </w:rPr>
+      </w:pPr>
+      <w:r>
+        <w:rPr>
+          <w:color w:val="000000" w:themeColor="text1"/>
+          <w:highlight w:val="yellow"/>
+        </w:rPr>
+        <w:t>(A)to fail</w:t>
+      </w:r>
+      <w:r>
+        <w:rPr>
+          <w:color w:val="000000" w:themeColor="text1"/>
+        </w:rPr>
+        <w:t>(B)failing(C)fail(D)failed</w:t>
+      </w:r>
+    </w:p>
+    <w:p>
+      <w:pPr>
+        <w:rPr>
+          <w:color w:val="000000" w:themeColor="text1"/>
+        </w:rPr>
+      </w:pPr>
+    </w:p>
+    <w:p>
+      <w:pPr>
+        <w:rPr>
+          <w:color w:val="000000" w:themeColor="text1"/>
+        </w:rPr>
+      </w:pPr>
+      <w:r>
+        <w:rPr>
+          <w:color w:val="000000" w:themeColor="text1"/>
+        </w:rPr>
+        <w:t>Insufficient</w:t>
+      </w:r>
+      <w:r>
+        <w:rPr>
+          <w:color w:val="000000" w:themeColor="text1"/>
+        </w:rPr>
+        <w:t xml:space="preserve"> adj.</w:t>
+      </w:r>
+      <w:r>
+        <w:rPr>
+          <w:rFonts w:hint="eastAsia"/>
+          <w:color w:val="000000" w:themeColor="text1"/>
+        </w:rPr>
+        <w:t>不足的、</w:t>
+      </w:r>
+      <w:r>
+        <w:rPr>
+          <w:color w:val="000000" w:themeColor="text1"/>
+        </w:rPr>
+        <w:t>communication</w:t>
+      </w:r>
+      <w:r>
+        <w:rPr>
+          <w:rFonts w:hint="eastAsia"/>
+          <w:color w:val="000000" w:themeColor="text1"/>
+        </w:rPr>
+        <w:t xml:space="preserve"> </w:t>
+      </w:r>
+      <w:r>
+        <w:rPr>
+          <w:color w:val="000000" w:themeColor="text1"/>
+        </w:rPr>
+        <w:t>n.</w:t>
+      </w:r>
+      <w:r>
+        <w:rPr>
+          <w:rFonts w:hint="eastAsia"/>
+          <w:color w:val="000000" w:themeColor="text1"/>
+        </w:rPr>
+        <w:t>溝通、</w:t>
+      </w:r>
+      <w:r>
+        <w:rPr>
+          <w:color w:val="000000" w:themeColor="text1"/>
+        </w:rPr>
+        <w:t>mutual</w:t>
+      </w:r>
+      <w:r>
+        <w:rPr>
+          <w:rFonts w:hint="eastAsia"/>
+          <w:color w:val="000000" w:themeColor="text1"/>
+        </w:rPr>
+        <w:t xml:space="preserve"> </w:t>
+      </w:r>
+      <w:r>
+        <w:rPr>
+          <w:color w:val="000000" w:themeColor="text1"/>
+        </w:rPr>
+        <w:t>adj.</w:t>
+      </w:r>
+      <w:r>
+        <w:rPr>
+          <w:rFonts w:hint="eastAsia"/>
+          <w:color w:val="000000" w:themeColor="text1"/>
+        </w:rPr>
+        <w:t>相互的</w:t>
+      </w:r>
+    </w:p>
+    <w:p>
+      <w:pPr>
+        <w:rPr>
+          <w:color w:val="000000" w:themeColor="text1"/>
+        </w:rPr>
+      </w:pPr>
+      <w:r>
+        <w:rPr>
+          <w:color w:val="000000" w:themeColor="text1"/>
+        </w:rPr>
+        <w:t>P</w:t>
+      </w:r>
+      <w:r>
+        <w:rPr>
+          <w:color w:val="000000" w:themeColor="text1"/>
+        </w:rPr>
+        <w:t>artnership</w:t>
+      </w:r>
+      <w:r>
+        <w:rPr>
+          <w:rFonts w:hint="eastAsia"/>
+          <w:color w:val="000000" w:themeColor="text1"/>
+        </w:rPr>
+        <w:t xml:space="preserve"> </w:t>
+      </w:r>
+      <w:r>
+        <w:rPr>
+          <w:color w:val="000000" w:themeColor="text1"/>
+        </w:rPr>
+        <w:t>n.</w:t>
+      </w:r>
+      <w:r>
+        <w:rPr>
+          <w:rFonts w:hint="eastAsia"/>
+          <w:color w:val="000000" w:themeColor="text1"/>
+        </w:rPr>
+        <w:t>夥伴關係、</w:t>
+      </w:r>
+    </w:p>
+    <w:p>
+      <w:pPr>
+        <w:rPr>
+          <w:color w:val="000000" w:themeColor="text1"/>
+        </w:rPr>
+      </w:pPr>
+    </w:p>
+    <w:p>
+      <w:pPr>
+        <w:rPr>
+          <w:color w:val="000000" w:themeColor="text1"/>
+        </w:rPr>
+      </w:pPr>
+      <w:r>
+        <w:rPr>
+          <w:color w:val="000000" w:themeColor="text1"/>
+        </w:rPr>
+        <w:t>S+</w:t>
+      </w:r>
+      <w:r>
+        <w:rPr>
+          <w:rFonts w:hint="eastAsia"/>
+          <w:color w:val="000000" w:themeColor="text1"/>
+        </w:rPr>
+        <w:t>使役動詞</w:t>
+      </w:r>
+      <w:r>
+        <w:rPr>
+          <w:color w:val="000000" w:themeColor="text1"/>
+        </w:rPr>
+        <w:t>+</w:t>
+      </w:r>
+      <w:r>
+        <w:rPr>
+          <w:rFonts w:hint="eastAsia"/>
+          <w:color w:val="000000" w:themeColor="text1"/>
+        </w:rPr>
+        <w:t>受詞</w:t>
+      </w:r>
+      <w:r>
+        <w:rPr>
+          <w:rFonts w:hint="eastAsia"/>
+          <w:color w:val="000000" w:themeColor="text1"/>
+        </w:rPr>
+        <w:t>+</w:t>
+      </w:r>
+      <w:r>
+        <w:rPr>
+          <w:color w:val="000000" w:themeColor="text1"/>
+        </w:rPr>
+        <w:t>to V(</w:t>
+      </w:r>
+      <w:r>
+        <w:rPr>
+          <w:rFonts w:hint="eastAsia"/>
+          <w:color w:val="000000" w:themeColor="text1"/>
+        </w:rPr>
+        <w:t>主動</w:t>
+      </w:r>
+      <w:r>
+        <w:rPr>
+          <w:rFonts w:hint="eastAsia"/>
+          <w:color w:val="000000" w:themeColor="text1"/>
+        </w:rPr>
+        <w:t>)</w:t>
+      </w:r>
+    </w:p>
+    <w:p>
+      <w:pPr>
+        <w:rPr>
+          <w:color w:val="000000" w:themeColor="text1"/>
+        </w:rPr>
+      </w:pPr>
+      <w:proofErr w:type="spellStart"/>
+      <w:proofErr w:type="gramStart"/>
+      <w:r>
+        <w:rPr>
+          <w:color w:val="000000" w:themeColor="text1"/>
+        </w:rPr>
+        <w:t>Ex:He</w:t>
+      </w:r>
+      <w:proofErr w:type="spellEnd"/>
+      <w:proofErr w:type="gramEnd"/>
+      <w:r>
+        <w:rPr>
+          <w:color w:val="000000" w:themeColor="text1"/>
+        </w:rPr>
+        <w:t xml:space="preserve"> wants me to improve.</w:t>
+      </w:r>
+    </w:p>
+    <w:p>
+      <w:pPr>
+        <w:rPr>
+          <w:color w:val="000000" w:themeColor="text1"/>
+        </w:rPr>
+      </w:pPr>
+    </w:p>
+    <w:p>
+      <w:pPr>
+        <w:rPr>
+          <w:color w:val="000000" w:themeColor="text1"/>
+        </w:rPr>
+      </w:pPr>
+      <w:r>
+        <w:rPr>
+          <w:color w:val="000000" w:themeColor="text1"/>
+        </w:rPr>
+        <w:t>S+</w:t>
+      </w:r>
+      <w:r>
+        <w:rPr>
+          <w:rFonts w:hint="eastAsia"/>
+          <w:color w:val="000000" w:themeColor="text1"/>
+        </w:rPr>
+        <w:t>使役動詞</w:t>
+      </w:r>
+      <w:r>
+        <w:rPr>
+          <w:rFonts w:hint="eastAsia"/>
+          <w:color w:val="000000" w:themeColor="text1"/>
+        </w:rPr>
+        <w:t>+</w:t>
+      </w:r>
+      <w:r>
+        <w:rPr>
+          <w:rFonts w:hint="eastAsia"/>
+          <w:color w:val="000000" w:themeColor="text1"/>
+        </w:rPr>
+        <w:t>受詞</w:t>
+      </w:r>
+      <w:r>
+        <w:rPr>
+          <w:color w:val="000000" w:themeColor="text1"/>
+        </w:rPr>
+        <w:t>+PP(</w:t>
+      </w:r>
+      <w:r>
+        <w:rPr>
+          <w:rFonts w:hint="eastAsia"/>
+          <w:color w:val="000000" w:themeColor="text1"/>
+        </w:rPr>
+        <w:t>被動</w:t>
+      </w:r>
+      <w:r>
+        <w:rPr>
+          <w:rFonts w:hint="eastAsia"/>
+          <w:color w:val="000000" w:themeColor="text1"/>
+        </w:rPr>
+        <w:t>)</w:t>
+      </w:r>
+    </w:p>
+    <w:p>
+      <w:pPr>
+        <w:rPr>
+          <w:color w:val="000000" w:themeColor="text1"/>
+        </w:rPr>
+      </w:pPr>
+      <w:proofErr w:type="spellStart"/>
+      <w:r>
+        <w:rPr>
+          <w:color w:val="000000" w:themeColor="text1"/>
+        </w:rPr>
+        <w:t>Ex:</w:t>
+      </w:r>
+      <w:r>
+        <w:rPr>
+          <w:rFonts w:hint="eastAsia"/>
+          <w:color w:val="000000" w:themeColor="text1"/>
+        </w:rPr>
+        <w:t>H</w:t>
+      </w:r>
+      <w:r>
+        <w:rPr>
+          <w:color w:val="000000" w:themeColor="text1"/>
+        </w:rPr>
+        <w:t>e</w:t>
+      </w:r>
+      <w:proofErr w:type="spellEnd"/>
+      <w:r>
+        <w:rPr>
+          <w:color w:val="000000" w:themeColor="text1"/>
+        </w:rPr>
+        <w:t xml:space="preserve"> wants his shoes polished</w:t>
+      </w:r>
+      <w:r>
+        <w:rPr>
+          <w:color w:val="000000" w:themeColor="text1"/>
+        </w:rPr>
+        <w:t>(</w:t>
+      </w:r>
+      <w:r>
+        <w:rPr>
+          <w:rFonts w:hint="eastAsia"/>
+          <w:color w:val="000000" w:themeColor="text1"/>
+        </w:rPr>
+        <w:t>擦亮</w:t>
+      </w:r>
+      <w:r>
+        <w:rPr>
+          <w:color w:val="000000" w:themeColor="text1"/>
+        </w:rPr>
+        <w:t>)</w:t>
+      </w:r>
+      <w:r>
+        <w:rPr>
+          <w:color w:val="000000" w:themeColor="text1"/>
+        </w:rPr>
+        <w:t>.</w:t>
+      </w:r>
+    </w:p>
+    <w:p>
+      <w:pPr>
+        <w:rPr>
+          <w:color w:val="000000" w:themeColor="text1"/>
+        </w:rPr>
+      </w:pPr>
+    </w:p>
+    <w:p>
+      <w:pPr>
+        <w:rPr>
+          <w:color w:val="000000" w:themeColor="text1"/>
+        </w:rPr>
+      </w:pPr>
+    </w:p>
     <w:p>
       <w:pPr>
         <w:rPr>
@@ -13096,6 +14945,95 @@
     </w:lvl>
   </w:abstractNum>
   <w:abstractNum w:abstractNumId="1" w15:restartNumberingAfterBreak="0">
+    <w:nsid w:val="048A500A"/>
+    <w:multiLevelType w:val="hybridMultilevel"/>
+    <w:tmpl w:val="8E9C5EF6"/>
+    <w:lvl w:ilvl="0" w:tplc="0EC297BC">
+      <w:start w:val="1"/>
+      <w:numFmt w:val="upperLetter"/>
+      <w:lvlText w:val="(%1)"/>
+      <w:lvlJc w:val="left"/>
+      <w:pPr>
+        <w:ind w:left="360" w:hanging="360"/>
+      </w:pPr>
+      <w:rPr>
+        <w:rFonts w:hint="default"/>
+      </w:rPr>
+    </w:lvl>
+    <w:lvl w:ilvl="1" w:tplc="04090019" w:tentative="1">
+      <w:start w:val="1"/>
+      <w:numFmt w:val="ideographTraditional"/>
+      <w:lvlText w:val="%2、"/>
+      <w:lvlJc w:val="left"/>
+      <w:pPr>
+        <w:ind w:left="960" w:hanging="480"/>
+      </w:pPr>
+    </w:lvl>
+    <w:lvl w:ilvl="2" w:tplc="0409001B" w:tentative="1">
+      <w:start w:val="1"/>
+      <w:numFmt w:val="lowerRoman"/>
+      <w:lvlText w:val="%3."/>
+      <w:lvlJc w:val="right"/>
+      <w:pPr>
+        <w:ind w:left="1440" w:hanging="480"/>
+      </w:pPr>
+    </w:lvl>
+    <w:lvl w:ilvl="3" w:tplc="0409000F" w:tentative="1">
+      <w:start w:val="1"/>
+      <w:numFmt w:val="decimal"/>
+      <w:lvlText w:val="%4."/>
+      <w:lvlJc w:val="left"/>
+      <w:pPr>
+        <w:ind w:left="1920" w:hanging="480"/>
+      </w:pPr>
+    </w:lvl>
+    <w:lvl w:ilvl="4" w:tplc="04090019" w:tentative="1">
+      <w:start w:val="1"/>
+      <w:numFmt w:val="ideographTraditional"/>
+      <w:lvlText w:val="%5、"/>
+      <w:lvlJc w:val="left"/>
+      <w:pPr>
+        <w:ind w:left="2400" w:hanging="480"/>
+      </w:pPr>
+    </w:lvl>
+    <w:lvl w:ilvl="5" w:tplc="0409001B" w:tentative="1">
+      <w:start w:val="1"/>
+      <w:numFmt w:val="lowerRoman"/>
+      <w:lvlText w:val="%6."/>
+      <w:lvlJc w:val="right"/>
+      <w:pPr>
+        <w:ind w:left="2880" w:hanging="480"/>
+      </w:pPr>
+    </w:lvl>
+    <w:lvl w:ilvl="6" w:tplc="0409000F" w:tentative="1">
+      <w:start w:val="1"/>
+      <w:numFmt w:val="decimal"/>
+      <w:lvlText w:val="%7."/>
+      <w:lvlJc w:val="left"/>
+      <w:pPr>
+        <w:ind w:left="3360" w:hanging="480"/>
+      </w:pPr>
+    </w:lvl>
+    <w:lvl w:ilvl="7" w:tplc="04090019" w:tentative="1">
+      <w:start w:val="1"/>
+      <w:numFmt w:val="ideographTraditional"/>
+      <w:lvlText w:val="%8、"/>
+      <w:lvlJc w:val="left"/>
+      <w:pPr>
+        <w:ind w:left="3840" w:hanging="480"/>
+      </w:pPr>
+    </w:lvl>
+    <w:lvl w:ilvl="8" w:tplc="0409001B" w:tentative="1">
+      <w:start w:val="1"/>
+      <w:numFmt w:val="lowerRoman"/>
+      <w:lvlText w:val="%9."/>
+      <w:lvlJc w:val="right"/>
+      <w:pPr>
+        <w:ind w:left="4320" w:hanging="480"/>
+      </w:pPr>
+    </w:lvl>
+  </w:abstractNum>
+  <w:abstractNum w:abstractNumId="2" w15:restartNumberingAfterBreak="0">
     <w:nsid w:val="08C81696"/>
     <w:multiLevelType w:val="hybridMultilevel"/>
     <w:tmpl w:val="19C88F0A"/>
@@ -13184,7 +15122,7 @@
       </w:pPr>
     </w:lvl>
   </w:abstractNum>
-  <w:abstractNum w:abstractNumId="2" w15:restartNumberingAfterBreak="0">
+  <w:abstractNum w:abstractNumId="3" w15:restartNumberingAfterBreak="0">
     <w:nsid w:val="0A2C6EF1"/>
     <w:multiLevelType w:val="hybridMultilevel"/>
     <w:tmpl w:val="48EE538C"/>
@@ -13273,7 +15211,96 @@
       </w:pPr>
     </w:lvl>
   </w:abstractNum>
-  <w:abstractNum w:abstractNumId="3" w15:restartNumberingAfterBreak="0">
+  <w:abstractNum w:abstractNumId="4" w15:restartNumberingAfterBreak="0">
+    <w:nsid w:val="0FFA0C0C"/>
+    <w:multiLevelType w:val="hybridMultilevel"/>
+    <w:tmpl w:val="86282618"/>
+    <w:lvl w:ilvl="0" w:tplc="EE9A5342">
+      <w:start w:val="1"/>
+      <w:numFmt w:val="upperLetter"/>
+      <w:lvlText w:val="(%1)"/>
+      <w:lvlJc w:val="left"/>
+      <w:pPr>
+        <w:ind w:left="360" w:hanging="360"/>
+      </w:pPr>
+      <w:rPr>
+        <w:rFonts w:hint="default"/>
+      </w:rPr>
+    </w:lvl>
+    <w:lvl w:ilvl="1" w:tplc="04090019" w:tentative="1">
+      <w:start w:val="1"/>
+      <w:numFmt w:val="ideographTraditional"/>
+      <w:lvlText w:val="%2、"/>
+      <w:lvlJc w:val="left"/>
+      <w:pPr>
+        <w:ind w:left="960" w:hanging="480"/>
+      </w:pPr>
+    </w:lvl>
+    <w:lvl w:ilvl="2" w:tplc="0409001B" w:tentative="1">
+      <w:start w:val="1"/>
+      <w:numFmt w:val="lowerRoman"/>
+      <w:lvlText w:val="%3."/>
+      <w:lvlJc w:val="right"/>
+      <w:pPr>
+        <w:ind w:left="1440" w:hanging="480"/>
+      </w:pPr>
+    </w:lvl>
+    <w:lvl w:ilvl="3" w:tplc="0409000F" w:tentative="1">
+      <w:start w:val="1"/>
+      <w:numFmt w:val="decimal"/>
+      <w:lvlText w:val="%4."/>
+      <w:lvlJc w:val="left"/>
+      <w:pPr>
+        <w:ind w:left="1920" w:hanging="480"/>
+      </w:pPr>
+    </w:lvl>
+    <w:lvl w:ilvl="4" w:tplc="04090019" w:tentative="1">
+      <w:start w:val="1"/>
+      <w:numFmt w:val="ideographTraditional"/>
+      <w:lvlText w:val="%5、"/>
+      <w:lvlJc w:val="left"/>
+      <w:pPr>
+        <w:ind w:left="2400" w:hanging="480"/>
+      </w:pPr>
+    </w:lvl>
+    <w:lvl w:ilvl="5" w:tplc="0409001B" w:tentative="1">
+      <w:start w:val="1"/>
+      <w:numFmt w:val="lowerRoman"/>
+      <w:lvlText w:val="%6."/>
+      <w:lvlJc w:val="right"/>
+      <w:pPr>
+        <w:ind w:left="2880" w:hanging="480"/>
+      </w:pPr>
+    </w:lvl>
+    <w:lvl w:ilvl="6" w:tplc="0409000F" w:tentative="1">
+      <w:start w:val="1"/>
+      <w:numFmt w:val="decimal"/>
+      <w:lvlText w:val="%7."/>
+      <w:lvlJc w:val="left"/>
+      <w:pPr>
+        <w:ind w:left="3360" w:hanging="480"/>
+      </w:pPr>
+    </w:lvl>
+    <w:lvl w:ilvl="7" w:tplc="04090019" w:tentative="1">
+      <w:start w:val="1"/>
+      <w:numFmt w:val="ideographTraditional"/>
+      <w:lvlText w:val="%8、"/>
+      <w:lvlJc w:val="left"/>
+      <w:pPr>
+        <w:ind w:left="3840" w:hanging="480"/>
+      </w:pPr>
+    </w:lvl>
+    <w:lvl w:ilvl="8" w:tplc="0409001B" w:tentative="1">
+      <w:start w:val="1"/>
+      <w:numFmt w:val="lowerRoman"/>
+      <w:lvlText w:val="%9."/>
+      <w:lvlJc w:val="right"/>
+      <w:pPr>
+        <w:ind w:left="4320" w:hanging="480"/>
+      </w:pPr>
+    </w:lvl>
+  </w:abstractNum>
+  <w:abstractNum w:abstractNumId="5" w15:restartNumberingAfterBreak="0">
     <w:nsid w:val="14E42C34"/>
     <w:multiLevelType w:val="hybridMultilevel"/>
     <w:tmpl w:val="C68A4810"/>
@@ -13362,7 +15389,7 @@
       </w:pPr>
     </w:lvl>
   </w:abstractNum>
-  <w:abstractNum w:abstractNumId="4" w15:restartNumberingAfterBreak="0">
+  <w:abstractNum w:abstractNumId="6" w15:restartNumberingAfterBreak="0">
     <w:nsid w:val="183A0C8B"/>
     <w:multiLevelType w:val="hybridMultilevel"/>
     <w:tmpl w:val="171615BA"/>
@@ -13451,7 +15478,7 @@
       </w:pPr>
     </w:lvl>
   </w:abstractNum>
-  <w:abstractNum w:abstractNumId="5" w15:restartNumberingAfterBreak="0">
+  <w:abstractNum w:abstractNumId="7" w15:restartNumberingAfterBreak="0">
     <w:nsid w:val="1DE2152A"/>
     <w:multiLevelType w:val="hybridMultilevel"/>
     <w:tmpl w:val="64D6E3C8"/>
@@ -13540,7 +15567,7 @@
       </w:pPr>
     </w:lvl>
   </w:abstractNum>
-  <w:abstractNum w:abstractNumId="6" w15:restartNumberingAfterBreak="0">
+  <w:abstractNum w:abstractNumId="8" w15:restartNumberingAfterBreak="0">
     <w:nsid w:val="1E666FB1"/>
     <w:multiLevelType w:val="hybridMultilevel"/>
     <w:tmpl w:val="729656E8"/>
@@ -13629,7 +15656,7 @@
       </w:pPr>
     </w:lvl>
   </w:abstractNum>
-  <w:abstractNum w:abstractNumId="7" w15:restartNumberingAfterBreak="0">
+  <w:abstractNum w:abstractNumId="9" w15:restartNumberingAfterBreak="0">
     <w:nsid w:val="288B05CC"/>
     <w:multiLevelType w:val="hybridMultilevel"/>
     <w:tmpl w:val="3F7012FC"/>
@@ -13718,7 +15745,7 @@
       </w:pPr>
     </w:lvl>
   </w:abstractNum>
-  <w:abstractNum w:abstractNumId="8" w15:restartNumberingAfterBreak="0">
+  <w:abstractNum w:abstractNumId="10" w15:restartNumberingAfterBreak="0">
     <w:nsid w:val="2A843FAF"/>
     <w:multiLevelType w:val="hybridMultilevel"/>
     <w:tmpl w:val="28E42B50"/>
@@ -13807,7 +15834,96 @@
       </w:pPr>
     </w:lvl>
   </w:abstractNum>
-  <w:abstractNum w:abstractNumId="9" w15:restartNumberingAfterBreak="0">
+  <w:abstractNum w:abstractNumId="11" w15:restartNumberingAfterBreak="0">
+    <w:nsid w:val="2E192CB6"/>
+    <w:multiLevelType w:val="hybridMultilevel"/>
+    <w:tmpl w:val="8836EE84"/>
+    <w:lvl w:ilvl="0" w:tplc="F57E8944">
+      <w:start w:val="1"/>
+      <w:numFmt w:val="upperLetter"/>
+      <w:lvlText w:val="(%1)"/>
+      <w:lvlJc w:val="left"/>
+      <w:pPr>
+        <w:ind w:left="360" w:hanging="360"/>
+      </w:pPr>
+      <w:rPr>
+        <w:rFonts w:hint="default"/>
+      </w:rPr>
+    </w:lvl>
+    <w:lvl w:ilvl="1" w:tplc="04090019" w:tentative="1">
+      <w:start w:val="1"/>
+      <w:numFmt w:val="ideographTraditional"/>
+      <w:lvlText w:val="%2、"/>
+      <w:lvlJc w:val="left"/>
+      <w:pPr>
+        <w:ind w:left="960" w:hanging="480"/>
+      </w:pPr>
+    </w:lvl>
+    <w:lvl w:ilvl="2" w:tplc="0409001B" w:tentative="1">
+      <w:start w:val="1"/>
+      <w:numFmt w:val="lowerRoman"/>
+      <w:lvlText w:val="%3."/>
+      <w:lvlJc w:val="right"/>
+      <w:pPr>
+        <w:ind w:left="1440" w:hanging="480"/>
+      </w:pPr>
+    </w:lvl>
+    <w:lvl w:ilvl="3" w:tplc="0409000F" w:tentative="1">
+      <w:start w:val="1"/>
+      <w:numFmt w:val="decimal"/>
+      <w:lvlText w:val="%4."/>
+      <w:lvlJc w:val="left"/>
+      <w:pPr>
+        <w:ind w:left="1920" w:hanging="480"/>
+      </w:pPr>
+    </w:lvl>
+    <w:lvl w:ilvl="4" w:tplc="04090019" w:tentative="1">
+      <w:start w:val="1"/>
+      <w:numFmt w:val="ideographTraditional"/>
+      <w:lvlText w:val="%5、"/>
+      <w:lvlJc w:val="left"/>
+      <w:pPr>
+        <w:ind w:left="2400" w:hanging="480"/>
+      </w:pPr>
+    </w:lvl>
+    <w:lvl w:ilvl="5" w:tplc="0409001B" w:tentative="1">
+      <w:start w:val="1"/>
+      <w:numFmt w:val="lowerRoman"/>
+      <w:lvlText w:val="%6."/>
+      <w:lvlJc w:val="right"/>
+      <w:pPr>
+        <w:ind w:left="2880" w:hanging="480"/>
+      </w:pPr>
+    </w:lvl>
+    <w:lvl w:ilvl="6" w:tplc="0409000F" w:tentative="1">
+      <w:start w:val="1"/>
+      <w:numFmt w:val="decimal"/>
+      <w:lvlText w:val="%7."/>
+      <w:lvlJc w:val="left"/>
+      <w:pPr>
+        <w:ind w:left="3360" w:hanging="480"/>
+      </w:pPr>
+    </w:lvl>
+    <w:lvl w:ilvl="7" w:tplc="04090019" w:tentative="1">
+      <w:start w:val="1"/>
+      <w:numFmt w:val="ideographTraditional"/>
+      <w:lvlText w:val="%8、"/>
+      <w:lvlJc w:val="left"/>
+      <w:pPr>
+        <w:ind w:left="3840" w:hanging="480"/>
+      </w:pPr>
+    </w:lvl>
+    <w:lvl w:ilvl="8" w:tplc="0409001B" w:tentative="1">
+      <w:start w:val="1"/>
+      <w:numFmt w:val="lowerRoman"/>
+      <w:lvlText w:val="%9."/>
+      <w:lvlJc w:val="right"/>
+      <w:pPr>
+        <w:ind w:left="4320" w:hanging="480"/>
+      </w:pPr>
+    </w:lvl>
+  </w:abstractNum>
+  <w:abstractNum w:abstractNumId="12" w15:restartNumberingAfterBreak="0">
     <w:nsid w:val="2E801B7A"/>
     <w:multiLevelType w:val="hybridMultilevel"/>
     <w:tmpl w:val="1382E584"/>
@@ -13896,7 +16012,7 @@
       </w:pPr>
     </w:lvl>
   </w:abstractNum>
-  <w:abstractNum w:abstractNumId="10" w15:restartNumberingAfterBreak="0">
+  <w:abstractNum w:abstractNumId="13" w15:restartNumberingAfterBreak="0">
     <w:nsid w:val="30FE4CA3"/>
     <w:multiLevelType w:val="hybridMultilevel"/>
     <w:tmpl w:val="F2F691A6"/>
@@ -13985,7 +16101,7 @@
       </w:pPr>
     </w:lvl>
   </w:abstractNum>
-  <w:abstractNum w:abstractNumId="11" w15:restartNumberingAfterBreak="0">
+  <w:abstractNum w:abstractNumId="14" w15:restartNumberingAfterBreak="0">
     <w:nsid w:val="342108BB"/>
     <w:multiLevelType w:val="hybridMultilevel"/>
     <w:tmpl w:val="8AEE5B9A"/>
@@ -14074,7 +16190,7 @@
       </w:pPr>
     </w:lvl>
   </w:abstractNum>
-  <w:abstractNum w:abstractNumId="12" w15:restartNumberingAfterBreak="0">
+  <w:abstractNum w:abstractNumId="15" w15:restartNumberingAfterBreak="0">
     <w:nsid w:val="34E90C58"/>
     <w:multiLevelType w:val="hybridMultilevel"/>
     <w:tmpl w:val="75D4CA18"/>
@@ -14163,7 +16279,7 @@
       </w:pPr>
     </w:lvl>
   </w:abstractNum>
-  <w:abstractNum w:abstractNumId="13" w15:restartNumberingAfterBreak="0">
+  <w:abstractNum w:abstractNumId="16" w15:restartNumberingAfterBreak="0">
     <w:nsid w:val="3A2678A3"/>
     <w:multiLevelType w:val="hybridMultilevel"/>
     <w:tmpl w:val="3D3EBC90"/>
@@ -14252,7 +16368,96 @@
       </w:pPr>
     </w:lvl>
   </w:abstractNum>
-  <w:abstractNum w:abstractNumId="14" w15:restartNumberingAfterBreak="0">
+  <w:abstractNum w:abstractNumId="17" w15:restartNumberingAfterBreak="0">
+    <w:nsid w:val="421A1878"/>
+    <w:multiLevelType w:val="hybridMultilevel"/>
+    <w:tmpl w:val="890627CA"/>
+    <w:lvl w:ilvl="0" w:tplc="6DE08E96">
+      <w:start w:val="1"/>
+      <w:numFmt w:val="upperLetter"/>
+      <w:lvlText w:val="(%1)"/>
+      <w:lvlJc w:val="left"/>
+      <w:pPr>
+        <w:ind w:left="360" w:hanging="360"/>
+      </w:pPr>
+      <w:rPr>
+        <w:rFonts w:hint="default"/>
+      </w:rPr>
+    </w:lvl>
+    <w:lvl w:ilvl="1" w:tplc="04090019" w:tentative="1">
+      <w:start w:val="1"/>
+      <w:numFmt w:val="ideographTraditional"/>
+      <w:lvlText w:val="%2、"/>
+      <w:lvlJc w:val="left"/>
+      <w:pPr>
+        <w:ind w:left="960" w:hanging="480"/>
+      </w:pPr>
+    </w:lvl>
+    <w:lvl w:ilvl="2" w:tplc="0409001B" w:tentative="1">
+      <w:start w:val="1"/>
+      <w:numFmt w:val="lowerRoman"/>
+      <w:lvlText w:val="%3."/>
+      <w:lvlJc w:val="right"/>
+      <w:pPr>
+        <w:ind w:left="1440" w:hanging="480"/>
+      </w:pPr>
+    </w:lvl>
+    <w:lvl w:ilvl="3" w:tplc="0409000F" w:tentative="1">
+      <w:start w:val="1"/>
+      <w:numFmt w:val="decimal"/>
+      <w:lvlText w:val="%4."/>
+      <w:lvlJc w:val="left"/>
+      <w:pPr>
+        <w:ind w:left="1920" w:hanging="480"/>
+      </w:pPr>
+    </w:lvl>
+    <w:lvl w:ilvl="4" w:tplc="04090019" w:tentative="1">
+      <w:start w:val="1"/>
+      <w:numFmt w:val="ideographTraditional"/>
+      <w:lvlText w:val="%5、"/>
+      <w:lvlJc w:val="left"/>
+      <w:pPr>
+        <w:ind w:left="2400" w:hanging="480"/>
+      </w:pPr>
+    </w:lvl>
+    <w:lvl w:ilvl="5" w:tplc="0409001B" w:tentative="1">
+      <w:start w:val="1"/>
+      <w:numFmt w:val="lowerRoman"/>
+      <w:lvlText w:val="%6."/>
+      <w:lvlJc w:val="right"/>
+      <w:pPr>
+        <w:ind w:left="2880" w:hanging="480"/>
+      </w:pPr>
+    </w:lvl>
+    <w:lvl w:ilvl="6" w:tplc="0409000F" w:tentative="1">
+      <w:start w:val="1"/>
+      <w:numFmt w:val="decimal"/>
+      <w:lvlText w:val="%7."/>
+      <w:lvlJc w:val="left"/>
+      <w:pPr>
+        <w:ind w:left="3360" w:hanging="480"/>
+      </w:pPr>
+    </w:lvl>
+    <w:lvl w:ilvl="7" w:tplc="04090019" w:tentative="1">
+      <w:start w:val="1"/>
+      <w:numFmt w:val="ideographTraditional"/>
+      <w:lvlText w:val="%8、"/>
+      <w:lvlJc w:val="left"/>
+      <w:pPr>
+        <w:ind w:left="3840" w:hanging="480"/>
+      </w:pPr>
+    </w:lvl>
+    <w:lvl w:ilvl="8" w:tplc="0409001B" w:tentative="1">
+      <w:start w:val="1"/>
+      <w:numFmt w:val="lowerRoman"/>
+      <w:lvlText w:val="%9."/>
+      <w:lvlJc w:val="right"/>
+      <w:pPr>
+        <w:ind w:left="4320" w:hanging="480"/>
+      </w:pPr>
+    </w:lvl>
+  </w:abstractNum>
+  <w:abstractNum w:abstractNumId="18" w15:restartNumberingAfterBreak="0">
     <w:nsid w:val="422F46C2"/>
     <w:multiLevelType w:val="hybridMultilevel"/>
     <w:tmpl w:val="F5EE2E30"/>
@@ -14341,7 +16546,7 @@
       </w:pPr>
     </w:lvl>
   </w:abstractNum>
-  <w:abstractNum w:abstractNumId="15" w15:restartNumberingAfterBreak="0">
+  <w:abstractNum w:abstractNumId="19" w15:restartNumberingAfterBreak="0">
     <w:nsid w:val="44106993"/>
     <w:multiLevelType w:val="hybridMultilevel"/>
     <w:tmpl w:val="D2908246"/>
@@ -14430,7 +16635,7 @@
       </w:pPr>
     </w:lvl>
   </w:abstractNum>
-  <w:abstractNum w:abstractNumId="16" w15:restartNumberingAfterBreak="0">
+  <w:abstractNum w:abstractNumId="20" w15:restartNumberingAfterBreak="0">
     <w:nsid w:val="48B76B2E"/>
     <w:multiLevelType w:val="hybridMultilevel"/>
     <w:tmpl w:val="7ACED166"/>
@@ -14519,7 +16724,7 @@
       </w:pPr>
     </w:lvl>
   </w:abstractNum>
-  <w:abstractNum w:abstractNumId="17" w15:restartNumberingAfterBreak="0">
+  <w:abstractNum w:abstractNumId="21" w15:restartNumberingAfterBreak="0">
     <w:nsid w:val="53714B23"/>
     <w:multiLevelType w:val="hybridMultilevel"/>
     <w:tmpl w:val="CACA25C2"/>
@@ -14608,7 +16813,7 @@
       </w:pPr>
     </w:lvl>
   </w:abstractNum>
-  <w:abstractNum w:abstractNumId="18" w15:restartNumberingAfterBreak="0">
+  <w:abstractNum w:abstractNumId="22" w15:restartNumberingAfterBreak="0">
     <w:nsid w:val="54126F51"/>
     <w:multiLevelType w:val="hybridMultilevel"/>
     <w:tmpl w:val="C0C01342"/>
@@ -14697,7 +16902,96 @@
       </w:pPr>
     </w:lvl>
   </w:abstractNum>
-  <w:abstractNum w:abstractNumId="19" w15:restartNumberingAfterBreak="0">
+  <w:abstractNum w:abstractNumId="23" w15:restartNumberingAfterBreak="0">
+    <w:nsid w:val="55A15A5C"/>
+    <w:multiLevelType w:val="hybridMultilevel"/>
+    <w:tmpl w:val="B1BE51B0"/>
+    <w:lvl w:ilvl="0" w:tplc="E19E1930">
+      <w:start w:val="1"/>
+      <w:numFmt w:val="upperLetter"/>
+      <w:lvlText w:val="(%1)"/>
+      <w:lvlJc w:val="left"/>
+      <w:pPr>
+        <w:ind w:left="360" w:hanging="360"/>
+      </w:pPr>
+      <w:rPr>
+        <w:rFonts w:hint="default"/>
+      </w:rPr>
+    </w:lvl>
+    <w:lvl w:ilvl="1" w:tplc="04090019" w:tentative="1">
+      <w:start w:val="1"/>
+      <w:numFmt w:val="ideographTraditional"/>
+      <w:lvlText w:val="%2、"/>
+      <w:lvlJc w:val="left"/>
+      <w:pPr>
+        <w:ind w:left="960" w:hanging="480"/>
+      </w:pPr>
+    </w:lvl>
+    <w:lvl w:ilvl="2" w:tplc="0409001B" w:tentative="1">
+      <w:start w:val="1"/>
+      <w:numFmt w:val="lowerRoman"/>
+      <w:lvlText w:val="%3."/>
+      <w:lvlJc w:val="right"/>
+      <w:pPr>
+        <w:ind w:left="1440" w:hanging="480"/>
+      </w:pPr>
+    </w:lvl>
+    <w:lvl w:ilvl="3" w:tplc="0409000F" w:tentative="1">
+      <w:start w:val="1"/>
+      <w:numFmt w:val="decimal"/>
+      <w:lvlText w:val="%4."/>
+      <w:lvlJc w:val="left"/>
+      <w:pPr>
+        <w:ind w:left="1920" w:hanging="480"/>
+      </w:pPr>
+    </w:lvl>
+    <w:lvl w:ilvl="4" w:tplc="04090019" w:tentative="1">
+      <w:start w:val="1"/>
+      <w:numFmt w:val="ideographTraditional"/>
+      <w:lvlText w:val="%5、"/>
+      <w:lvlJc w:val="left"/>
+      <w:pPr>
+        <w:ind w:left="2400" w:hanging="480"/>
+      </w:pPr>
+    </w:lvl>
+    <w:lvl w:ilvl="5" w:tplc="0409001B" w:tentative="1">
+      <w:start w:val="1"/>
+      <w:numFmt w:val="lowerRoman"/>
+      <w:lvlText w:val="%6."/>
+      <w:lvlJc w:val="right"/>
+      <w:pPr>
+        <w:ind w:left="2880" w:hanging="480"/>
+      </w:pPr>
+    </w:lvl>
+    <w:lvl w:ilvl="6" w:tplc="0409000F" w:tentative="1">
+      <w:start w:val="1"/>
+      <w:numFmt w:val="decimal"/>
+      <w:lvlText w:val="%7."/>
+      <w:lvlJc w:val="left"/>
+      <w:pPr>
+        <w:ind w:left="3360" w:hanging="480"/>
+      </w:pPr>
+    </w:lvl>
+    <w:lvl w:ilvl="7" w:tplc="04090019" w:tentative="1">
+      <w:start w:val="1"/>
+      <w:numFmt w:val="ideographTraditional"/>
+      <w:lvlText w:val="%8、"/>
+      <w:lvlJc w:val="left"/>
+      <w:pPr>
+        <w:ind w:left="3840" w:hanging="480"/>
+      </w:pPr>
+    </w:lvl>
+    <w:lvl w:ilvl="8" w:tplc="0409001B" w:tentative="1">
+      <w:start w:val="1"/>
+      <w:numFmt w:val="lowerRoman"/>
+      <w:lvlText w:val="%9."/>
+      <w:lvlJc w:val="right"/>
+      <w:pPr>
+        <w:ind w:left="4320" w:hanging="480"/>
+      </w:pPr>
+    </w:lvl>
+  </w:abstractNum>
+  <w:abstractNum w:abstractNumId="24" w15:restartNumberingAfterBreak="0">
     <w:nsid w:val="56F94E90"/>
     <w:multiLevelType w:val="hybridMultilevel"/>
     <w:tmpl w:val="B9DE2BB4"/>
@@ -14786,7 +17080,7 @@
       </w:pPr>
     </w:lvl>
   </w:abstractNum>
-  <w:abstractNum w:abstractNumId="20" w15:restartNumberingAfterBreak="0">
+  <w:abstractNum w:abstractNumId="25" w15:restartNumberingAfterBreak="0">
     <w:nsid w:val="5CED3977"/>
     <w:multiLevelType w:val="hybridMultilevel"/>
     <w:tmpl w:val="FA6CB3CA"/>
@@ -14875,7 +17169,7 @@
       </w:pPr>
     </w:lvl>
   </w:abstractNum>
-  <w:abstractNum w:abstractNumId="21" w15:restartNumberingAfterBreak="0">
+  <w:abstractNum w:abstractNumId="26" w15:restartNumberingAfterBreak="0">
     <w:nsid w:val="5D8746FB"/>
     <w:multiLevelType w:val="hybridMultilevel"/>
     <w:tmpl w:val="D9E48496"/>
@@ -14964,7 +17258,7 @@
       </w:pPr>
     </w:lvl>
   </w:abstractNum>
-  <w:abstractNum w:abstractNumId="22" w15:restartNumberingAfterBreak="0">
+  <w:abstractNum w:abstractNumId="27" w15:restartNumberingAfterBreak="0">
     <w:nsid w:val="5F063724"/>
     <w:multiLevelType w:val="hybridMultilevel"/>
     <w:tmpl w:val="67F8EEBE"/>
@@ -15053,7 +17347,7 @@
       </w:pPr>
     </w:lvl>
   </w:abstractNum>
-  <w:abstractNum w:abstractNumId="23" w15:restartNumberingAfterBreak="0">
+  <w:abstractNum w:abstractNumId="28" w15:restartNumberingAfterBreak="0">
     <w:nsid w:val="610F38EE"/>
     <w:multiLevelType w:val="hybridMultilevel"/>
     <w:tmpl w:val="DA6297F6"/>
@@ -15142,7 +17436,7 @@
       </w:pPr>
     </w:lvl>
   </w:abstractNum>
-  <w:abstractNum w:abstractNumId="24" w15:restartNumberingAfterBreak="0">
+  <w:abstractNum w:abstractNumId="29" w15:restartNumberingAfterBreak="0">
     <w:nsid w:val="6C5E27B7"/>
     <w:multiLevelType w:val="hybridMultilevel"/>
     <w:tmpl w:val="B2B67932"/>
@@ -15231,7 +17525,7 @@
       </w:pPr>
     </w:lvl>
   </w:abstractNum>
-  <w:abstractNum w:abstractNumId="25" w15:restartNumberingAfterBreak="0">
+  <w:abstractNum w:abstractNumId="30" w15:restartNumberingAfterBreak="0">
     <w:nsid w:val="7149538E"/>
     <w:multiLevelType w:val="hybridMultilevel"/>
     <w:tmpl w:val="95B495F2"/>
@@ -15320,7 +17614,7 @@
       </w:pPr>
     </w:lvl>
   </w:abstractNum>
-  <w:abstractNum w:abstractNumId="26" w15:restartNumberingAfterBreak="0">
+  <w:abstractNum w:abstractNumId="31" w15:restartNumberingAfterBreak="0">
     <w:nsid w:val="71C561D1"/>
     <w:multiLevelType w:val="hybridMultilevel"/>
     <w:tmpl w:val="02AE1FF0"/>
@@ -15409,7 +17703,96 @@
       </w:pPr>
     </w:lvl>
   </w:abstractNum>
-  <w:abstractNum w:abstractNumId="27" w15:restartNumberingAfterBreak="0">
+  <w:abstractNum w:abstractNumId="32" w15:restartNumberingAfterBreak="0">
+    <w:nsid w:val="756458E5"/>
+    <w:multiLevelType w:val="hybridMultilevel"/>
+    <w:tmpl w:val="AD8440FA"/>
+    <w:lvl w:ilvl="0" w:tplc="94B69B62">
+      <w:start w:val="1"/>
+      <w:numFmt w:val="upperLetter"/>
+      <w:lvlText w:val="(%1)"/>
+      <w:lvlJc w:val="left"/>
+      <w:pPr>
+        <w:ind w:left="360" w:hanging="360"/>
+      </w:pPr>
+      <w:rPr>
+        <w:rFonts w:hint="default"/>
+      </w:rPr>
+    </w:lvl>
+    <w:lvl w:ilvl="1" w:tplc="04090019" w:tentative="1">
+      <w:start w:val="1"/>
+      <w:numFmt w:val="ideographTraditional"/>
+      <w:lvlText w:val="%2、"/>
+      <w:lvlJc w:val="left"/>
+      <w:pPr>
+        <w:ind w:left="960" w:hanging="480"/>
+      </w:pPr>
+    </w:lvl>
+    <w:lvl w:ilvl="2" w:tplc="0409001B" w:tentative="1">
+      <w:start w:val="1"/>
+      <w:numFmt w:val="lowerRoman"/>
+      <w:lvlText w:val="%3."/>
+      <w:lvlJc w:val="right"/>
+      <w:pPr>
+        <w:ind w:left="1440" w:hanging="480"/>
+      </w:pPr>
+    </w:lvl>
+    <w:lvl w:ilvl="3" w:tplc="0409000F" w:tentative="1">
+      <w:start w:val="1"/>
+      <w:numFmt w:val="decimal"/>
+      <w:lvlText w:val="%4."/>
+      <w:lvlJc w:val="left"/>
+      <w:pPr>
+        <w:ind w:left="1920" w:hanging="480"/>
+      </w:pPr>
+    </w:lvl>
+    <w:lvl w:ilvl="4" w:tplc="04090019" w:tentative="1">
+      <w:start w:val="1"/>
+      <w:numFmt w:val="ideographTraditional"/>
+      <w:lvlText w:val="%5、"/>
+      <w:lvlJc w:val="left"/>
+      <w:pPr>
+        <w:ind w:left="2400" w:hanging="480"/>
+      </w:pPr>
+    </w:lvl>
+    <w:lvl w:ilvl="5" w:tplc="0409001B" w:tentative="1">
+      <w:start w:val="1"/>
+      <w:numFmt w:val="lowerRoman"/>
+      <w:lvlText w:val="%6."/>
+      <w:lvlJc w:val="right"/>
+      <w:pPr>
+        <w:ind w:left="2880" w:hanging="480"/>
+      </w:pPr>
+    </w:lvl>
+    <w:lvl w:ilvl="6" w:tplc="0409000F" w:tentative="1">
+      <w:start w:val="1"/>
+      <w:numFmt w:val="decimal"/>
+      <w:lvlText w:val="%7."/>
+      <w:lvlJc w:val="left"/>
+      <w:pPr>
+        <w:ind w:left="3360" w:hanging="480"/>
+      </w:pPr>
+    </w:lvl>
+    <w:lvl w:ilvl="7" w:tplc="04090019" w:tentative="1">
+      <w:start w:val="1"/>
+      <w:numFmt w:val="ideographTraditional"/>
+      <w:lvlText w:val="%8、"/>
+      <w:lvlJc w:val="left"/>
+      <w:pPr>
+        <w:ind w:left="3840" w:hanging="480"/>
+      </w:pPr>
+    </w:lvl>
+    <w:lvl w:ilvl="8" w:tplc="0409001B" w:tentative="1">
+      <w:start w:val="1"/>
+      <w:numFmt w:val="lowerRoman"/>
+      <w:lvlText w:val="%9."/>
+      <w:lvlJc w:val="right"/>
+      <w:pPr>
+        <w:ind w:left="4320" w:hanging="480"/>
+      </w:pPr>
+    </w:lvl>
+  </w:abstractNum>
+  <w:abstractNum w:abstractNumId="33" w15:restartNumberingAfterBreak="0">
     <w:nsid w:val="759D57AD"/>
     <w:multiLevelType w:val="hybridMultilevel"/>
     <w:tmpl w:val="85883D24"/>
@@ -15498,7 +17881,7 @@
       </w:pPr>
     </w:lvl>
   </w:abstractNum>
-  <w:abstractNum w:abstractNumId="28" w15:restartNumberingAfterBreak="0">
+  <w:abstractNum w:abstractNumId="34" w15:restartNumberingAfterBreak="0">
     <w:nsid w:val="77293472"/>
     <w:multiLevelType w:val="hybridMultilevel"/>
     <w:tmpl w:val="4A70086C"/>
@@ -15587,7 +17970,7 @@
       </w:pPr>
     </w:lvl>
   </w:abstractNum>
-  <w:abstractNum w:abstractNumId="29" w15:restartNumberingAfterBreak="0">
+  <w:abstractNum w:abstractNumId="35" w15:restartNumberingAfterBreak="0">
     <w:nsid w:val="7E4F7BC9"/>
     <w:multiLevelType w:val="hybridMultilevel"/>
     <w:tmpl w:val="413853B4"/>
@@ -15677,94 +18060,112 @@
     </w:lvl>
   </w:abstractNum>
   <w:num w:numId="1" w16cid:durableId="1483883989">
-    <w:abstractNumId w:val="5"/>
+    <w:abstractNumId w:val="7"/>
   </w:num>
   <w:num w:numId="2" w16cid:durableId="2077436389">
-    <w:abstractNumId w:val="22"/>
+    <w:abstractNumId w:val="27"/>
   </w:num>
   <w:num w:numId="3" w16cid:durableId="242881682">
+    <w:abstractNumId w:val="19"/>
+  </w:num>
+  <w:num w:numId="4" w16cid:durableId="564992103">
+    <w:abstractNumId w:val="13"/>
+  </w:num>
+  <w:num w:numId="5" w16cid:durableId="59795728">
+    <w:abstractNumId w:val="10"/>
+  </w:num>
+  <w:num w:numId="6" w16cid:durableId="2001421956">
+    <w:abstractNumId w:val="21"/>
+  </w:num>
+  <w:num w:numId="7" w16cid:durableId="15927798">
+    <w:abstractNumId w:val="34"/>
+  </w:num>
+  <w:num w:numId="8" w16cid:durableId="1058943751">
+    <w:abstractNumId w:val="14"/>
+  </w:num>
+  <w:num w:numId="9" w16cid:durableId="765003542">
+    <w:abstractNumId w:val="18"/>
+  </w:num>
+  <w:num w:numId="10" w16cid:durableId="492261229">
+    <w:abstractNumId w:val="2"/>
+  </w:num>
+  <w:num w:numId="11" w16cid:durableId="798184232">
+    <w:abstractNumId w:val="20"/>
+  </w:num>
+  <w:num w:numId="12" w16cid:durableId="967248001">
+    <w:abstractNumId w:val="25"/>
+  </w:num>
+  <w:num w:numId="13" w16cid:durableId="1638955414">
+    <w:abstractNumId w:val="31"/>
+  </w:num>
+  <w:num w:numId="14" w16cid:durableId="1297370023">
+    <w:abstractNumId w:val="8"/>
+  </w:num>
+  <w:num w:numId="15" w16cid:durableId="363214297">
+    <w:abstractNumId w:val="28"/>
+  </w:num>
+  <w:num w:numId="16" w16cid:durableId="1378119459">
+    <w:abstractNumId w:val="9"/>
+  </w:num>
+  <w:num w:numId="17" w16cid:durableId="771824758">
     <w:abstractNumId w:val="15"/>
   </w:num>
-  <w:num w:numId="4" w16cid:durableId="564992103">
-    <w:abstractNumId w:val="10"/>
-  </w:num>
-  <w:num w:numId="5" w16cid:durableId="59795728">
-    <w:abstractNumId w:val="8"/>
-  </w:num>
-  <w:num w:numId="6" w16cid:durableId="2001421956">
-    <w:abstractNumId w:val="17"/>
-  </w:num>
-  <w:num w:numId="7" w16cid:durableId="15927798">
-    <w:abstractNumId w:val="28"/>
-  </w:num>
-  <w:num w:numId="8" w16cid:durableId="1058943751">
-    <w:abstractNumId w:val="11"/>
-  </w:num>
-  <w:num w:numId="9" w16cid:durableId="765003542">
-    <w:abstractNumId w:val="14"/>
-  </w:num>
-  <w:num w:numId="10" w16cid:durableId="492261229">
-    <w:abstractNumId w:val="1"/>
-  </w:num>
-  <w:num w:numId="11" w16cid:durableId="798184232">
-    <w:abstractNumId w:val="16"/>
-  </w:num>
-  <w:num w:numId="12" w16cid:durableId="967248001">
-    <w:abstractNumId w:val="20"/>
-  </w:num>
-  <w:num w:numId="13" w16cid:durableId="1638955414">
-    <w:abstractNumId w:val="26"/>
-  </w:num>
-  <w:num w:numId="14" w16cid:durableId="1297370023">
-    <w:abstractNumId w:val="6"/>
-  </w:num>
-  <w:num w:numId="15" w16cid:durableId="363214297">
-    <w:abstractNumId w:val="23"/>
-  </w:num>
-  <w:num w:numId="16" w16cid:durableId="1378119459">
-    <w:abstractNumId w:val="7"/>
-  </w:num>
-  <w:num w:numId="17" w16cid:durableId="771824758">
-    <w:abstractNumId w:val="12"/>
-  </w:num>
   <w:num w:numId="18" w16cid:durableId="193661718">
-    <w:abstractNumId w:val="2"/>
+    <w:abstractNumId w:val="3"/>
   </w:num>
   <w:num w:numId="19" w16cid:durableId="665789772">
-    <w:abstractNumId w:val="27"/>
+    <w:abstractNumId w:val="33"/>
   </w:num>
   <w:num w:numId="20" w16cid:durableId="785581463">
     <w:abstractNumId w:val="0"/>
   </w:num>
   <w:num w:numId="21" w16cid:durableId="1843662240">
-    <w:abstractNumId w:val="3"/>
+    <w:abstractNumId w:val="5"/>
   </w:num>
   <w:num w:numId="22" w16cid:durableId="1427771494">
-    <w:abstractNumId w:val="21"/>
+    <w:abstractNumId w:val="26"/>
   </w:num>
   <w:num w:numId="23" w16cid:durableId="739594504">
+    <w:abstractNumId w:val="35"/>
+  </w:num>
+  <w:num w:numId="24" w16cid:durableId="46613097">
+    <w:abstractNumId w:val="24"/>
+  </w:num>
+  <w:num w:numId="25" w16cid:durableId="271129985">
+    <w:abstractNumId w:val="22"/>
+  </w:num>
+  <w:num w:numId="26" w16cid:durableId="75707174">
+    <w:abstractNumId w:val="30"/>
+  </w:num>
+  <w:num w:numId="27" w16cid:durableId="542252869">
+    <w:abstractNumId w:val="12"/>
+  </w:num>
+  <w:num w:numId="28" w16cid:durableId="243337916">
     <w:abstractNumId w:val="29"/>
   </w:num>
-  <w:num w:numId="24" w16cid:durableId="46613097">
-    <w:abstractNumId w:val="19"/>
+  <w:num w:numId="29" w16cid:durableId="1049038912">
+    <w:abstractNumId w:val="6"/>
   </w:num>
-  <w:num w:numId="25" w16cid:durableId="271129985">
-    <w:abstractNumId w:val="18"/>
+  <w:num w:numId="30" w16cid:durableId="397826890">
+    <w:abstractNumId w:val="16"/>
   </w:num>
-  <w:num w:numId="26" w16cid:durableId="75707174">
-    <w:abstractNumId w:val="25"/>
+  <w:num w:numId="31" w16cid:durableId="865407099">
+    <w:abstractNumId w:val="23"/>
   </w:num>
-  <w:num w:numId="27" w16cid:durableId="542252869">
-    <w:abstractNumId w:val="9"/>
+  <w:num w:numId="32" w16cid:durableId="1832789755">
+    <w:abstractNumId w:val="17"/>
   </w:num>
-  <w:num w:numId="28" w16cid:durableId="243337916">
-    <w:abstractNumId w:val="24"/>
+  <w:num w:numId="33" w16cid:durableId="219681842">
+    <w:abstractNumId w:val="1"/>
   </w:num>
-  <w:num w:numId="29" w16cid:durableId="1049038912">
+  <w:num w:numId="34" w16cid:durableId="2105804151">
+    <w:abstractNumId w:val="32"/>
+  </w:num>
+  <w:num w:numId="35" w16cid:durableId="519054571">
     <w:abstractNumId w:val="4"/>
   </w:num>
-  <w:num w:numId="30" w16cid:durableId="397826890">
-    <w:abstractNumId w:val="13"/>
+  <w:num w:numId="36" w16cid:durableId="1727796758">
+    <w:abstractNumId w:val="11"/>
   </w:num>
 </w:numbering>
 </file>

--- a/碩一/TOEIC/文法單字.docx
+++ b/碩一/TOEIC/文法單字.docx
@@ -13097,13 +13097,7 @@
         <w:rPr>
           <w:color w:val="000000" w:themeColor="text1"/>
         </w:rPr>
-        <w:t>Publicly listed companies</w:t>
-      </w:r>
-      <w:r>
-        <w:rPr>
-          <w:color w:val="000000" w:themeColor="text1"/>
-        </w:rPr>
-        <w:t xml:space="preserve"> </w:t>
+        <w:t xml:space="preserve">Publicly listed companies </w:t>
       </w:r>
       <w:r>
         <w:rPr>
@@ -13351,13 +13345,7 @@
         <w:rPr>
           <w:color w:val="000000" w:themeColor="text1"/>
         </w:rPr>
-        <w:t>Cyclists</w:t>
-      </w:r>
-      <w:r>
-        <w:rPr>
-          <w:color w:val="000000" w:themeColor="text1"/>
-        </w:rPr>
-        <w:t xml:space="preserve"> n.</w:t>
+        <w:t>Cyclists n.</w:t>
       </w:r>
       <w:r>
         <w:rPr>
@@ -13762,13 +13750,7 @@
         <w:rPr>
           <w:color w:val="000000" w:themeColor="text1"/>
         </w:rPr>
-        <w:t>instead of</w:t>
-      </w:r>
-      <w:r>
-        <w:rPr>
-          <w:color w:val="000000" w:themeColor="text1"/>
-        </w:rPr>
-        <w:t xml:space="preserve"> </w:t>
+        <w:t xml:space="preserve">instead of </w:t>
       </w:r>
       <w:r>
         <w:rPr>
@@ -14059,13 +14041,7 @@
         <w:rPr>
           <w:color w:val="000000" w:themeColor="text1"/>
         </w:rPr>
-        <w:t>heading</w:t>
-      </w:r>
-      <w:r>
-        <w:rPr>
-          <w:color w:val="000000" w:themeColor="text1"/>
-        </w:rPr>
-        <w:t xml:space="preserve"> </w:t>
+        <w:t xml:space="preserve">heading </w:t>
       </w:r>
       <w:r>
         <w:rPr>
@@ -14098,13 +14074,7 @@
         <w:rPr>
           <w:color w:val="000000" w:themeColor="text1"/>
         </w:rPr>
-        <w:t>embark</w:t>
-      </w:r>
-      <w:r>
-        <w:rPr>
-          <w:color w:val="000000" w:themeColor="text1"/>
-        </w:rPr>
-        <w:t xml:space="preserve"> v.</w:t>
+        <w:t>embark v.</w:t>
       </w:r>
       <w:r>
         <w:rPr>
@@ -14138,7 +14108,6 @@
     <w:p>
       <w:pPr>
         <w:rPr>
-          <w:rFonts w:hint="eastAsia"/>
           <w:color w:val="000000" w:themeColor="text1"/>
         </w:rPr>
       </w:pPr>
@@ -14280,19 +14249,7 @@
         <w:rPr>
           <w:color w:val="000000" w:themeColor="text1"/>
         </w:rPr>
-        <w:t>S</w:t>
-      </w:r>
-      <w:r>
-        <w:rPr>
-          <w:color w:val="000000" w:themeColor="text1"/>
-        </w:rPr>
-        <w:t>tale</w:t>
-      </w:r>
-      <w:r>
-        <w:rPr>
-          <w:color w:val="000000" w:themeColor="text1"/>
-        </w:rPr>
-        <w:t xml:space="preserve"> </w:t>
+        <w:t xml:space="preserve">Stale </w:t>
       </w:r>
       <w:r>
         <w:rPr>
@@ -14466,13 +14423,7 @@
         <w:rPr>
           <w:color w:val="000000" w:themeColor="text1"/>
         </w:rPr>
-        <w:t>Insufficient</w:t>
-      </w:r>
-      <w:r>
-        <w:rPr>
-          <w:color w:val="000000" w:themeColor="text1"/>
-        </w:rPr>
-        <w:t xml:space="preserve"> adj.</w:t>
+        <w:t>Insufficient adj.</w:t>
       </w:r>
       <w:r>
         <w:rPr>
@@ -14544,13 +14495,7 @@
         <w:rPr>
           <w:color w:val="000000" w:themeColor="text1"/>
         </w:rPr>
-        <w:t>P</w:t>
-      </w:r>
-      <w:r>
-        <w:rPr>
-          <w:color w:val="000000" w:themeColor="text1"/>
-        </w:rPr>
-        <w:t>artnership</w:t>
+        <w:t>Partnership</w:t>
       </w:r>
       <w:r>
         <w:rPr>
@@ -14789,6 +14734,214 @@
           <w:color w:val="000000" w:themeColor="text1"/>
         </w:rPr>
       </w:pPr>
+    </w:p>
+    <w:p>
+      <w:pPr>
+        <w:rPr>
+          <w:color w:val="000000" w:themeColor="text1"/>
+        </w:rPr>
+      </w:pPr>
+    </w:p>
+    <w:p>
+      <w:pPr>
+        <w:rPr>
+          <w:color w:val="000000" w:themeColor="text1"/>
+        </w:rPr>
+      </w:pPr>
+      <w:r>
+        <w:rPr>
+          <w:color w:val="000000" w:themeColor="text1"/>
+        </w:rPr>
+        <w:t xml:space="preserve">Mida is a </w:t>
+      </w:r>
+      <w:r>
+        <w:rPr>
+          <w:color w:val="000000" w:themeColor="text1"/>
+          <w:highlight w:val="yellow"/>
+        </w:rPr>
+        <w:t>talented</w:t>
+      </w:r>
+      <w:r>
+        <w:rPr>
+          <w:color w:val="000000" w:themeColor="text1"/>
+        </w:rPr>
+        <w:t xml:space="preserve"> logophile and copywriter who writes great short essays and slogans.</w:t>
+      </w:r>
+    </w:p>
+    <w:p>
+      <w:pPr>
+        <w:rPr>
+          <w:color w:val="000000" w:themeColor="text1"/>
+        </w:rPr>
+      </w:pPr>
+      <w:r>
+        <w:rPr>
+          <w:rFonts w:hint="eastAsia"/>
+          <w:color w:val="000000" w:themeColor="text1"/>
+        </w:rPr>
+        <w:t>(</w:t>
+      </w:r>
+      <w:r>
+        <w:rPr>
+          <w:color w:val="000000" w:themeColor="text1"/>
+        </w:rPr>
+        <w:t>A)</w:t>
+      </w:r>
+      <w:r>
+        <w:rPr>
+          <w:color w:val="000000" w:themeColor="text1"/>
+        </w:rPr>
+        <w:t>baffled</w:t>
+      </w:r>
+      <w:r>
+        <w:rPr>
+          <w:rFonts w:hint="eastAsia"/>
+          <w:color w:val="000000" w:themeColor="text1"/>
+        </w:rPr>
+        <w:t xml:space="preserve"> </w:t>
+      </w:r>
+      <w:r>
+        <w:rPr>
+          <w:rFonts w:hint="eastAsia"/>
+          <w:color w:val="000000" w:themeColor="text1"/>
+        </w:rPr>
+        <w:t>目瞪口呆</w:t>
+      </w:r>
+      <w:r>
+        <w:rPr>
+          <w:color w:val="000000" w:themeColor="text1"/>
+          <w:highlight w:val="yellow"/>
+        </w:rPr>
+        <w:t>(B)talented</w:t>
+      </w:r>
+      <w:r>
+        <w:rPr>
+          <w:rFonts w:hint="eastAsia"/>
+          <w:color w:val="000000" w:themeColor="text1"/>
+          <w:highlight w:val="yellow"/>
+        </w:rPr>
+        <w:t xml:space="preserve"> </w:t>
+      </w:r>
+      <w:r>
+        <w:rPr>
+          <w:rFonts w:hint="eastAsia"/>
+          <w:color w:val="000000" w:themeColor="text1"/>
+          <w:highlight w:val="yellow"/>
+        </w:rPr>
+        <w:t>有才華的</w:t>
+      </w:r>
+      <w:r>
+        <w:rPr>
+          <w:rFonts w:hint="eastAsia"/>
+          <w:color w:val="000000" w:themeColor="text1"/>
+        </w:rPr>
+        <w:t>(</w:t>
+      </w:r>
+      <w:r>
+        <w:rPr>
+          <w:color w:val="000000" w:themeColor="text1"/>
+        </w:rPr>
+        <w:t>C)moderated</w:t>
+      </w:r>
+      <w:r>
+        <w:rPr>
+          <w:rFonts w:hint="eastAsia"/>
+          <w:color w:val="000000" w:themeColor="text1"/>
+        </w:rPr>
+        <w:t>調節</w:t>
+      </w:r>
+      <w:r>
+        <w:rPr>
+          <w:color w:val="000000" w:themeColor="text1"/>
+        </w:rPr>
+        <w:t>(D)concentrated</w:t>
+      </w:r>
+      <w:r>
+        <w:rPr>
+          <w:rFonts w:hint="eastAsia"/>
+          <w:color w:val="000000" w:themeColor="text1"/>
+        </w:rPr>
+        <w:t>濃縮</w:t>
+      </w:r>
+    </w:p>
+    <w:p>
+      <w:pPr>
+        <w:rPr>
+          <w:rFonts w:hint="eastAsia"/>
+          <w:color w:val="000000" w:themeColor="text1"/>
+        </w:rPr>
+      </w:pPr>
+    </w:p>
+    <w:p>
+      <w:pPr>
+        <w:rPr>
+          <w:color w:val="000000" w:themeColor="text1"/>
+        </w:rPr>
+      </w:pPr>
+      <w:r>
+        <w:rPr>
+          <w:color w:val="000000" w:themeColor="text1"/>
+        </w:rPr>
+        <w:t>L</w:t>
+      </w:r>
+      <w:r>
+        <w:rPr>
+          <w:color w:val="000000" w:themeColor="text1"/>
+        </w:rPr>
+        <w:t>ogophile</w:t>
+      </w:r>
+      <w:r>
+        <w:rPr>
+          <w:color w:val="000000" w:themeColor="text1"/>
+        </w:rPr>
+        <w:t xml:space="preserve"> n.</w:t>
+      </w:r>
+      <w:r>
+        <w:rPr>
+          <w:rFonts w:hint="eastAsia"/>
+          <w:color w:val="000000" w:themeColor="text1"/>
+        </w:rPr>
+        <w:t>文字愛好者、</w:t>
+      </w:r>
+      <w:r>
+        <w:rPr>
+          <w:color w:val="000000" w:themeColor="text1"/>
+        </w:rPr>
+        <w:t>copywriter</w:t>
+      </w:r>
+      <w:r>
+        <w:rPr>
+          <w:rFonts w:hint="eastAsia"/>
+          <w:color w:val="000000" w:themeColor="text1"/>
+        </w:rPr>
+        <w:t xml:space="preserve"> </w:t>
+      </w:r>
+      <w:r>
+        <w:rPr>
+          <w:color w:val="000000" w:themeColor="text1"/>
+        </w:rPr>
+        <w:t>n.</w:t>
+      </w:r>
+      <w:r>
+        <w:rPr>
+          <w:rFonts w:hint="eastAsia"/>
+          <w:color w:val="000000" w:themeColor="text1"/>
+        </w:rPr>
+        <w:t>文案撰寫者、</w:t>
+      </w:r>
+      <w:r>
+        <w:rPr>
+          <w:color w:val="000000" w:themeColor="text1"/>
+        </w:rPr>
+        <w:t>short essays</w:t>
+      </w:r>
+      <w:r>
+        <w:rPr>
+          <w:rFonts w:hint="eastAsia"/>
+          <w:color w:val="000000" w:themeColor="text1"/>
+        </w:rPr>
+        <w:t>短文</w:t>
+      </w:r>
     </w:p>
     <w:p>
       <w:pPr>
@@ -15657,6 +15810,95 @@
     </w:lvl>
   </w:abstractNum>
   <w:abstractNum w:abstractNumId="9" w15:restartNumberingAfterBreak="0">
+    <w:nsid w:val="20A470F8"/>
+    <w:multiLevelType w:val="hybridMultilevel"/>
+    <w:tmpl w:val="7DDA75A8"/>
+    <w:lvl w:ilvl="0" w:tplc="5496899A">
+      <w:start w:val="1"/>
+      <w:numFmt w:val="upperLetter"/>
+      <w:lvlText w:val="(%1)"/>
+      <w:lvlJc w:val="left"/>
+      <w:pPr>
+        <w:ind w:left="360" w:hanging="360"/>
+      </w:pPr>
+      <w:rPr>
+        <w:rFonts w:hint="default"/>
+      </w:rPr>
+    </w:lvl>
+    <w:lvl w:ilvl="1" w:tplc="04090019" w:tentative="1">
+      <w:start w:val="1"/>
+      <w:numFmt w:val="ideographTraditional"/>
+      <w:lvlText w:val="%2、"/>
+      <w:lvlJc w:val="left"/>
+      <w:pPr>
+        <w:ind w:left="960" w:hanging="480"/>
+      </w:pPr>
+    </w:lvl>
+    <w:lvl w:ilvl="2" w:tplc="0409001B" w:tentative="1">
+      <w:start w:val="1"/>
+      <w:numFmt w:val="lowerRoman"/>
+      <w:lvlText w:val="%3."/>
+      <w:lvlJc w:val="right"/>
+      <w:pPr>
+        <w:ind w:left="1440" w:hanging="480"/>
+      </w:pPr>
+    </w:lvl>
+    <w:lvl w:ilvl="3" w:tplc="0409000F" w:tentative="1">
+      <w:start w:val="1"/>
+      <w:numFmt w:val="decimal"/>
+      <w:lvlText w:val="%4."/>
+      <w:lvlJc w:val="left"/>
+      <w:pPr>
+        <w:ind w:left="1920" w:hanging="480"/>
+      </w:pPr>
+    </w:lvl>
+    <w:lvl w:ilvl="4" w:tplc="04090019" w:tentative="1">
+      <w:start w:val="1"/>
+      <w:numFmt w:val="ideographTraditional"/>
+      <w:lvlText w:val="%5、"/>
+      <w:lvlJc w:val="left"/>
+      <w:pPr>
+        <w:ind w:left="2400" w:hanging="480"/>
+      </w:pPr>
+    </w:lvl>
+    <w:lvl w:ilvl="5" w:tplc="0409001B" w:tentative="1">
+      <w:start w:val="1"/>
+      <w:numFmt w:val="lowerRoman"/>
+      <w:lvlText w:val="%6."/>
+      <w:lvlJc w:val="right"/>
+      <w:pPr>
+        <w:ind w:left="2880" w:hanging="480"/>
+      </w:pPr>
+    </w:lvl>
+    <w:lvl w:ilvl="6" w:tplc="0409000F" w:tentative="1">
+      <w:start w:val="1"/>
+      <w:numFmt w:val="decimal"/>
+      <w:lvlText w:val="%7."/>
+      <w:lvlJc w:val="left"/>
+      <w:pPr>
+        <w:ind w:left="3360" w:hanging="480"/>
+      </w:pPr>
+    </w:lvl>
+    <w:lvl w:ilvl="7" w:tplc="04090019" w:tentative="1">
+      <w:start w:val="1"/>
+      <w:numFmt w:val="ideographTraditional"/>
+      <w:lvlText w:val="%8、"/>
+      <w:lvlJc w:val="left"/>
+      <w:pPr>
+        <w:ind w:left="3840" w:hanging="480"/>
+      </w:pPr>
+    </w:lvl>
+    <w:lvl w:ilvl="8" w:tplc="0409001B" w:tentative="1">
+      <w:start w:val="1"/>
+      <w:numFmt w:val="lowerRoman"/>
+      <w:lvlText w:val="%9."/>
+      <w:lvlJc w:val="right"/>
+      <w:pPr>
+        <w:ind w:left="4320" w:hanging="480"/>
+      </w:pPr>
+    </w:lvl>
+  </w:abstractNum>
+  <w:abstractNum w:abstractNumId="10" w15:restartNumberingAfterBreak="0">
     <w:nsid w:val="288B05CC"/>
     <w:multiLevelType w:val="hybridMultilevel"/>
     <w:tmpl w:val="3F7012FC"/>
@@ -15745,7 +15987,7 @@
       </w:pPr>
     </w:lvl>
   </w:abstractNum>
-  <w:abstractNum w:abstractNumId="10" w15:restartNumberingAfterBreak="0">
+  <w:abstractNum w:abstractNumId="11" w15:restartNumberingAfterBreak="0">
     <w:nsid w:val="2A843FAF"/>
     <w:multiLevelType w:val="hybridMultilevel"/>
     <w:tmpl w:val="28E42B50"/>
@@ -15834,7 +16076,7 @@
       </w:pPr>
     </w:lvl>
   </w:abstractNum>
-  <w:abstractNum w:abstractNumId="11" w15:restartNumberingAfterBreak="0">
+  <w:abstractNum w:abstractNumId="12" w15:restartNumberingAfterBreak="0">
     <w:nsid w:val="2E192CB6"/>
     <w:multiLevelType w:val="hybridMultilevel"/>
     <w:tmpl w:val="8836EE84"/>
@@ -15923,7 +16165,7 @@
       </w:pPr>
     </w:lvl>
   </w:abstractNum>
-  <w:abstractNum w:abstractNumId="12" w15:restartNumberingAfterBreak="0">
+  <w:abstractNum w:abstractNumId="13" w15:restartNumberingAfterBreak="0">
     <w:nsid w:val="2E801B7A"/>
     <w:multiLevelType w:val="hybridMultilevel"/>
     <w:tmpl w:val="1382E584"/>
@@ -16012,7 +16254,7 @@
       </w:pPr>
     </w:lvl>
   </w:abstractNum>
-  <w:abstractNum w:abstractNumId="13" w15:restartNumberingAfterBreak="0">
+  <w:abstractNum w:abstractNumId="14" w15:restartNumberingAfterBreak="0">
     <w:nsid w:val="30FE4CA3"/>
     <w:multiLevelType w:val="hybridMultilevel"/>
     <w:tmpl w:val="F2F691A6"/>
@@ -16101,7 +16343,7 @@
       </w:pPr>
     </w:lvl>
   </w:abstractNum>
-  <w:abstractNum w:abstractNumId="14" w15:restartNumberingAfterBreak="0">
+  <w:abstractNum w:abstractNumId="15" w15:restartNumberingAfterBreak="0">
     <w:nsid w:val="342108BB"/>
     <w:multiLevelType w:val="hybridMultilevel"/>
     <w:tmpl w:val="8AEE5B9A"/>
@@ -16190,7 +16432,7 @@
       </w:pPr>
     </w:lvl>
   </w:abstractNum>
-  <w:abstractNum w:abstractNumId="15" w15:restartNumberingAfterBreak="0">
+  <w:abstractNum w:abstractNumId="16" w15:restartNumberingAfterBreak="0">
     <w:nsid w:val="34E90C58"/>
     <w:multiLevelType w:val="hybridMultilevel"/>
     <w:tmpl w:val="75D4CA18"/>
@@ -16279,7 +16521,7 @@
       </w:pPr>
     </w:lvl>
   </w:abstractNum>
-  <w:abstractNum w:abstractNumId="16" w15:restartNumberingAfterBreak="0">
+  <w:abstractNum w:abstractNumId="17" w15:restartNumberingAfterBreak="0">
     <w:nsid w:val="3A2678A3"/>
     <w:multiLevelType w:val="hybridMultilevel"/>
     <w:tmpl w:val="3D3EBC90"/>
@@ -16368,7 +16610,7 @@
       </w:pPr>
     </w:lvl>
   </w:abstractNum>
-  <w:abstractNum w:abstractNumId="17" w15:restartNumberingAfterBreak="0">
+  <w:abstractNum w:abstractNumId="18" w15:restartNumberingAfterBreak="0">
     <w:nsid w:val="421A1878"/>
     <w:multiLevelType w:val="hybridMultilevel"/>
     <w:tmpl w:val="890627CA"/>
@@ -16457,7 +16699,7 @@
       </w:pPr>
     </w:lvl>
   </w:abstractNum>
-  <w:abstractNum w:abstractNumId="18" w15:restartNumberingAfterBreak="0">
+  <w:abstractNum w:abstractNumId="19" w15:restartNumberingAfterBreak="0">
     <w:nsid w:val="422F46C2"/>
     <w:multiLevelType w:val="hybridMultilevel"/>
     <w:tmpl w:val="F5EE2E30"/>
@@ -16546,7 +16788,7 @@
       </w:pPr>
     </w:lvl>
   </w:abstractNum>
-  <w:abstractNum w:abstractNumId="19" w15:restartNumberingAfterBreak="0">
+  <w:abstractNum w:abstractNumId="20" w15:restartNumberingAfterBreak="0">
     <w:nsid w:val="44106993"/>
     <w:multiLevelType w:val="hybridMultilevel"/>
     <w:tmpl w:val="D2908246"/>
@@ -16635,7 +16877,7 @@
       </w:pPr>
     </w:lvl>
   </w:abstractNum>
-  <w:abstractNum w:abstractNumId="20" w15:restartNumberingAfterBreak="0">
+  <w:abstractNum w:abstractNumId="21" w15:restartNumberingAfterBreak="0">
     <w:nsid w:val="48B76B2E"/>
     <w:multiLevelType w:val="hybridMultilevel"/>
     <w:tmpl w:val="7ACED166"/>
@@ -16724,7 +16966,7 @@
       </w:pPr>
     </w:lvl>
   </w:abstractNum>
-  <w:abstractNum w:abstractNumId="21" w15:restartNumberingAfterBreak="0">
+  <w:abstractNum w:abstractNumId="22" w15:restartNumberingAfterBreak="0">
     <w:nsid w:val="53714B23"/>
     <w:multiLevelType w:val="hybridMultilevel"/>
     <w:tmpl w:val="CACA25C2"/>
@@ -16813,7 +17055,7 @@
       </w:pPr>
     </w:lvl>
   </w:abstractNum>
-  <w:abstractNum w:abstractNumId="22" w15:restartNumberingAfterBreak="0">
+  <w:abstractNum w:abstractNumId="23" w15:restartNumberingAfterBreak="0">
     <w:nsid w:val="54126F51"/>
     <w:multiLevelType w:val="hybridMultilevel"/>
     <w:tmpl w:val="C0C01342"/>
@@ -16902,7 +17144,7 @@
       </w:pPr>
     </w:lvl>
   </w:abstractNum>
-  <w:abstractNum w:abstractNumId="23" w15:restartNumberingAfterBreak="0">
+  <w:abstractNum w:abstractNumId="24" w15:restartNumberingAfterBreak="0">
     <w:nsid w:val="55A15A5C"/>
     <w:multiLevelType w:val="hybridMultilevel"/>
     <w:tmpl w:val="B1BE51B0"/>
@@ -16991,7 +17233,7 @@
       </w:pPr>
     </w:lvl>
   </w:abstractNum>
-  <w:abstractNum w:abstractNumId="24" w15:restartNumberingAfterBreak="0">
+  <w:abstractNum w:abstractNumId="25" w15:restartNumberingAfterBreak="0">
     <w:nsid w:val="56F94E90"/>
     <w:multiLevelType w:val="hybridMultilevel"/>
     <w:tmpl w:val="B9DE2BB4"/>
@@ -17080,7 +17322,7 @@
       </w:pPr>
     </w:lvl>
   </w:abstractNum>
-  <w:abstractNum w:abstractNumId="25" w15:restartNumberingAfterBreak="0">
+  <w:abstractNum w:abstractNumId="26" w15:restartNumberingAfterBreak="0">
     <w:nsid w:val="5CED3977"/>
     <w:multiLevelType w:val="hybridMultilevel"/>
     <w:tmpl w:val="FA6CB3CA"/>
@@ -17169,7 +17411,7 @@
       </w:pPr>
     </w:lvl>
   </w:abstractNum>
-  <w:abstractNum w:abstractNumId="26" w15:restartNumberingAfterBreak="0">
+  <w:abstractNum w:abstractNumId="27" w15:restartNumberingAfterBreak="0">
     <w:nsid w:val="5D8746FB"/>
     <w:multiLevelType w:val="hybridMultilevel"/>
     <w:tmpl w:val="D9E48496"/>
@@ -17258,7 +17500,7 @@
       </w:pPr>
     </w:lvl>
   </w:abstractNum>
-  <w:abstractNum w:abstractNumId="27" w15:restartNumberingAfterBreak="0">
+  <w:abstractNum w:abstractNumId="28" w15:restartNumberingAfterBreak="0">
     <w:nsid w:val="5F063724"/>
     <w:multiLevelType w:val="hybridMultilevel"/>
     <w:tmpl w:val="67F8EEBE"/>
@@ -17347,7 +17589,7 @@
       </w:pPr>
     </w:lvl>
   </w:abstractNum>
-  <w:abstractNum w:abstractNumId="28" w15:restartNumberingAfterBreak="0">
+  <w:abstractNum w:abstractNumId="29" w15:restartNumberingAfterBreak="0">
     <w:nsid w:val="610F38EE"/>
     <w:multiLevelType w:val="hybridMultilevel"/>
     <w:tmpl w:val="DA6297F6"/>
@@ -17436,7 +17678,7 @@
       </w:pPr>
     </w:lvl>
   </w:abstractNum>
-  <w:abstractNum w:abstractNumId="29" w15:restartNumberingAfterBreak="0">
+  <w:abstractNum w:abstractNumId="30" w15:restartNumberingAfterBreak="0">
     <w:nsid w:val="6C5E27B7"/>
     <w:multiLevelType w:val="hybridMultilevel"/>
     <w:tmpl w:val="B2B67932"/>
@@ -17525,7 +17767,7 @@
       </w:pPr>
     </w:lvl>
   </w:abstractNum>
-  <w:abstractNum w:abstractNumId="30" w15:restartNumberingAfterBreak="0">
+  <w:abstractNum w:abstractNumId="31" w15:restartNumberingAfterBreak="0">
     <w:nsid w:val="7149538E"/>
     <w:multiLevelType w:val="hybridMultilevel"/>
     <w:tmpl w:val="95B495F2"/>
@@ -17614,7 +17856,7 @@
       </w:pPr>
     </w:lvl>
   </w:abstractNum>
-  <w:abstractNum w:abstractNumId="31" w15:restartNumberingAfterBreak="0">
+  <w:abstractNum w:abstractNumId="32" w15:restartNumberingAfterBreak="0">
     <w:nsid w:val="71C561D1"/>
     <w:multiLevelType w:val="hybridMultilevel"/>
     <w:tmpl w:val="02AE1FF0"/>
@@ -17703,7 +17945,7 @@
       </w:pPr>
     </w:lvl>
   </w:abstractNum>
-  <w:abstractNum w:abstractNumId="32" w15:restartNumberingAfterBreak="0">
+  <w:abstractNum w:abstractNumId="33" w15:restartNumberingAfterBreak="0">
     <w:nsid w:val="756458E5"/>
     <w:multiLevelType w:val="hybridMultilevel"/>
     <w:tmpl w:val="AD8440FA"/>
@@ -17792,7 +18034,7 @@
       </w:pPr>
     </w:lvl>
   </w:abstractNum>
-  <w:abstractNum w:abstractNumId="33" w15:restartNumberingAfterBreak="0">
+  <w:abstractNum w:abstractNumId="34" w15:restartNumberingAfterBreak="0">
     <w:nsid w:val="759D57AD"/>
     <w:multiLevelType w:val="hybridMultilevel"/>
     <w:tmpl w:val="85883D24"/>
@@ -17881,7 +18123,7 @@
       </w:pPr>
     </w:lvl>
   </w:abstractNum>
-  <w:abstractNum w:abstractNumId="34" w15:restartNumberingAfterBreak="0">
+  <w:abstractNum w:abstractNumId="35" w15:restartNumberingAfterBreak="0">
     <w:nsid w:val="77293472"/>
     <w:multiLevelType w:val="hybridMultilevel"/>
     <w:tmpl w:val="4A70086C"/>
@@ -17970,7 +18212,7 @@
       </w:pPr>
     </w:lvl>
   </w:abstractNum>
-  <w:abstractNum w:abstractNumId="35" w15:restartNumberingAfterBreak="0">
+  <w:abstractNum w:abstractNumId="36" w15:restartNumberingAfterBreak="0">
     <w:nsid w:val="7E4F7BC9"/>
     <w:multiLevelType w:val="hybridMultilevel"/>
     <w:tmpl w:val="413853B4"/>
@@ -18063,58 +18305,58 @@
     <w:abstractNumId w:val="7"/>
   </w:num>
   <w:num w:numId="2" w16cid:durableId="2077436389">
-    <w:abstractNumId w:val="27"/>
+    <w:abstractNumId w:val="28"/>
   </w:num>
   <w:num w:numId="3" w16cid:durableId="242881682">
-    <w:abstractNumId w:val="19"/>
+    <w:abstractNumId w:val="20"/>
   </w:num>
   <w:num w:numId="4" w16cid:durableId="564992103">
-    <w:abstractNumId w:val="13"/>
+    <w:abstractNumId w:val="14"/>
   </w:num>
   <w:num w:numId="5" w16cid:durableId="59795728">
-    <w:abstractNumId w:val="10"/>
+    <w:abstractNumId w:val="11"/>
   </w:num>
   <w:num w:numId="6" w16cid:durableId="2001421956">
-    <w:abstractNumId w:val="21"/>
+    <w:abstractNumId w:val="22"/>
   </w:num>
   <w:num w:numId="7" w16cid:durableId="15927798">
-    <w:abstractNumId w:val="34"/>
+    <w:abstractNumId w:val="35"/>
   </w:num>
   <w:num w:numId="8" w16cid:durableId="1058943751">
-    <w:abstractNumId w:val="14"/>
+    <w:abstractNumId w:val="15"/>
   </w:num>
   <w:num w:numId="9" w16cid:durableId="765003542">
-    <w:abstractNumId w:val="18"/>
+    <w:abstractNumId w:val="19"/>
   </w:num>
   <w:num w:numId="10" w16cid:durableId="492261229">
     <w:abstractNumId w:val="2"/>
   </w:num>
   <w:num w:numId="11" w16cid:durableId="798184232">
-    <w:abstractNumId w:val="20"/>
+    <w:abstractNumId w:val="21"/>
   </w:num>
   <w:num w:numId="12" w16cid:durableId="967248001">
-    <w:abstractNumId w:val="25"/>
+    <w:abstractNumId w:val="26"/>
   </w:num>
   <w:num w:numId="13" w16cid:durableId="1638955414">
-    <w:abstractNumId w:val="31"/>
+    <w:abstractNumId w:val="32"/>
   </w:num>
   <w:num w:numId="14" w16cid:durableId="1297370023">
     <w:abstractNumId w:val="8"/>
   </w:num>
   <w:num w:numId="15" w16cid:durableId="363214297">
-    <w:abstractNumId w:val="28"/>
+    <w:abstractNumId w:val="29"/>
   </w:num>
   <w:num w:numId="16" w16cid:durableId="1378119459">
-    <w:abstractNumId w:val="9"/>
+    <w:abstractNumId w:val="10"/>
   </w:num>
   <w:num w:numId="17" w16cid:durableId="771824758">
-    <w:abstractNumId w:val="15"/>
+    <w:abstractNumId w:val="16"/>
   </w:num>
   <w:num w:numId="18" w16cid:durableId="193661718">
     <w:abstractNumId w:val="3"/>
   </w:num>
   <w:num w:numId="19" w16cid:durableId="665789772">
-    <w:abstractNumId w:val="33"/>
+    <w:abstractNumId w:val="34"/>
   </w:num>
   <w:num w:numId="20" w16cid:durableId="785581463">
     <w:abstractNumId w:val="0"/>
@@ -18123,49 +18365,52 @@
     <w:abstractNumId w:val="5"/>
   </w:num>
   <w:num w:numId="22" w16cid:durableId="1427771494">
-    <w:abstractNumId w:val="26"/>
+    <w:abstractNumId w:val="27"/>
   </w:num>
   <w:num w:numId="23" w16cid:durableId="739594504">
-    <w:abstractNumId w:val="35"/>
+    <w:abstractNumId w:val="36"/>
   </w:num>
   <w:num w:numId="24" w16cid:durableId="46613097">
-    <w:abstractNumId w:val="24"/>
+    <w:abstractNumId w:val="25"/>
   </w:num>
   <w:num w:numId="25" w16cid:durableId="271129985">
-    <w:abstractNumId w:val="22"/>
+    <w:abstractNumId w:val="23"/>
   </w:num>
   <w:num w:numId="26" w16cid:durableId="75707174">
-    <w:abstractNumId w:val="30"/>
+    <w:abstractNumId w:val="31"/>
   </w:num>
   <w:num w:numId="27" w16cid:durableId="542252869">
-    <w:abstractNumId w:val="12"/>
+    <w:abstractNumId w:val="13"/>
   </w:num>
   <w:num w:numId="28" w16cid:durableId="243337916">
-    <w:abstractNumId w:val="29"/>
+    <w:abstractNumId w:val="30"/>
   </w:num>
   <w:num w:numId="29" w16cid:durableId="1049038912">
     <w:abstractNumId w:val="6"/>
   </w:num>
   <w:num w:numId="30" w16cid:durableId="397826890">
-    <w:abstractNumId w:val="16"/>
+    <w:abstractNumId w:val="17"/>
   </w:num>
   <w:num w:numId="31" w16cid:durableId="865407099">
-    <w:abstractNumId w:val="23"/>
+    <w:abstractNumId w:val="24"/>
   </w:num>
   <w:num w:numId="32" w16cid:durableId="1832789755">
-    <w:abstractNumId w:val="17"/>
+    <w:abstractNumId w:val="18"/>
   </w:num>
   <w:num w:numId="33" w16cid:durableId="219681842">
     <w:abstractNumId w:val="1"/>
   </w:num>
   <w:num w:numId="34" w16cid:durableId="2105804151">
-    <w:abstractNumId w:val="32"/>
+    <w:abstractNumId w:val="33"/>
   </w:num>
   <w:num w:numId="35" w16cid:durableId="519054571">
     <w:abstractNumId w:val="4"/>
   </w:num>
   <w:num w:numId="36" w16cid:durableId="1727796758">
-    <w:abstractNumId w:val="11"/>
+    <w:abstractNumId w:val="12"/>
+  </w:num>
+  <w:num w:numId="37" w16cid:durableId="160857260">
+    <w:abstractNumId w:val="9"/>
   </w:num>
 </w:numbering>
 </file>

--- a/碩一/TOEIC/文法單字.docx
+++ b/碩一/TOEIC/文法單字.docx
@@ -14867,34 +14867,21 @@
     <w:p>
       <w:pPr>
         <w:rPr>
-          <w:rFonts w:hint="eastAsia"/>
-          <w:color w:val="000000" w:themeColor="text1"/>
-        </w:rPr>
-      </w:pPr>
-    </w:p>
-    <w:p>
-      <w:pPr>
-        <w:rPr>
-          <w:color w:val="000000" w:themeColor="text1"/>
-        </w:rPr>
-      </w:pPr>
-      <w:r>
-        <w:rPr>
-          <w:color w:val="000000" w:themeColor="text1"/>
-        </w:rPr>
-        <w:t>L</w:t>
-      </w:r>
-      <w:r>
-        <w:rPr>
-          <w:color w:val="000000" w:themeColor="text1"/>
-        </w:rPr>
-        <w:t>ogophile</w:t>
-      </w:r>
-      <w:r>
-        <w:rPr>
-          <w:color w:val="000000" w:themeColor="text1"/>
-        </w:rPr>
-        <w:t xml:space="preserve"> n.</w:t>
+          <w:color w:val="000000" w:themeColor="text1"/>
+        </w:rPr>
+      </w:pPr>
+    </w:p>
+    <w:p>
+      <w:pPr>
+        <w:rPr>
+          <w:color w:val="000000" w:themeColor="text1"/>
+        </w:rPr>
+      </w:pPr>
+      <w:r>
+        <w:rPr>
+          <w:color w:val="000000" w:themeColor="text1"/>
+        </w:rPr>
+        <w:t>Logophile n.</w:t>
       </w:r>
       <w:r>
         <w:rPr>
@@ -14942,6 +14929,1830 @@
         </w:rPr>
         <w:t>短文</w:t>
       </w:r>
+    </w:p>
+    <w:p>
+      <w:pPr>
+        <w:rPr>
+          <w:color w:val="000000" w:themeColor="text1"/>
+        </w:rPr>
+      </w:pPr>
+    </w:p>
+    <w:p>
+      <w:pPr>
+        <w:rPr>
+          <w:color w:val="000000" w:themeColor="text1"/>
+        </w:rPr>
+      </w:pPr>
+      <w:r>
+        <w:rPr>
+          <w:color w:val="000000" w:themeColor="text1"/>
+        </w:rPr>
+        <w:t xml:space="preserve">If you happen to notice suspicious behavior on </w:t>
+      </w:r>
+      <w:proofErr w:type="spellStart"/>
+      <w:proofErr w:type="gramStart"/>
+      <w:r>
+        <w:rPr>
+          <w:color w:val="000000" w:themeColor="text1"/>
+        </w:rPr>
+        <w:t>board,please</w:t>
+      </w:r>
+      <w:proofErr w:type="spellEnd"/>
+      <w:proofErr w:type="gramEnd"/>
+      <w:r>
+        <w:rPr>
+          <w:color w:val="000000" w:themeColor="text1"/>
+        </w:rPr>
+        <w:t xml:space="preserve"> use the nearest intercom at your access to </w:t>
+      </w:r>
+      <w:r>
+        <w:rPr>
+          <w:color w:val="000000" w:themeColor="text1"/>
+          <w:highlight w:val="yellow"/>
+        </w:rPr>
+        <w:t>notify</w:t>
+      </w:r>
+      <w:r>
+        <w:rPr>
+          <w:color w:val="000000" w:themeColor="text1"/>
+        </w:rPr>
+        <w:t xml:space="preserve"> us of the situation.</w:t>
+      </w:r>
+    </w:p>
+    <w:p>
+      <w:pPr>
+        <w:rPr>
+          <w:color w:val="000000" w:themeColor="text1"/>
+        </w:rPr>
+      </w:pPr>
+      <w:r>
+        <w:rPr>
+          <w:color w:val="000000" w:themeColor="text1"/>
+          <w:highlight w:val="yellow"/>
+        </w:rPr>
+        <w:t>(A)notify</w:t>
+      </w:r>
+      <w:r>
+        <w:rPr>
+          <w:rFonts w:hint="eastAsia"/>
+          <w:color w:val="000000" w:themeColor="text1"/>
+          <w:highlight w:val="yellow"/>
+        </w:rPr>
+        <w:t>通知</w:t>
+      </w:r>
+      <w:r>
+        <w:rPr>
+          <w:color w:val="000000" w:themeColor="text1"/>
+        </w:rPr>
+        <w:t>(B)state</w:t>
+      </w:r>
+      <w:r>
+        <w:rPr>
+          <w:rFonts w:hint="eastAsia"/>
+          <w:color w:val="000000" w:themeColor="text1"/>
+        </w:rPr>
+        <w:t>陳述、說明</w:t>
+      </w:r>
+      <w:r>
+        <w:rPr>
+          <w:color w:val="000000" w:themeColor="text1"/>
+        </w:rPr>
+        <w:t>(C)enforce</w:t>
+      </w:r>
+      <w:r>
+        <w:rPr>
+          <w:rFonts w:hint="eastAsia"/>
+          <w:color w:val="000000" w:themeColor="text1"/>
+        </w:rPr>
+        <w:t>強化</w:t>
+      </w:r>
+      <w:r>
+        <w:rPr>
+          <w:color w:val="000000" w:themeColor="text1"/>
+        </w:rPr>
+        <w:t>(D)deform</w:t>
+      </w:r>
+      <w:r>
+        <w:rPr>
+          <w:rFonts w:hint="eastAsia"/>
+          <w:color w:val="000000" w:themeColor="text1"/>
+        </w:rPr>
+        <w:t>變形</w:t>
+      </w:r>
+    </w:p>
+    <w:p>
+      <w:pPr>
+        <w:rPr>
+          <w:color w:val="000000" w:themeColor="text1"/>
+        </w:rPr>
+      </w:pPr>
+    </w:p>
+    <w:p>
+      <w:pPr>
+        <w:rPr>
+          <w:color w:val="000000" w:themeColor="text1"/>
+        </w:rPr>
+      </w:pPr>
+      <w:r>
+        <w:rPr>
+          <w:color w:val="000000" w:themeColor="text1"/>
+        </w:rPr>
+        <w:t xml:space="preserve">Happen to </w:t>
+      </w:r>
+      <w:r>
+        <w:rPr>
+          <w:rFonts w:hint="eastAsia"/>
+          <w:color w:val="000000" w:themeColor="text1"/>
+        </w:rPr>
+        <w:t>剛好、</w:t>
+      </w:r>
+      <w:r>
+        <w:rPr>
+          <w:color w:val="000000" w:themeColor="text1"/>
+        </w:rPr>
+        <w:t>suspicious</w:t>
+      </w:r>
+      <w:r>
+        <w:rPr>
+          <w:color w:val="000000" w:themeColor="text1"/>
+        </w:rPr>
+        <w:t xml:space="preserve"> adj.</w:t>
+      </w:r>
+      <w:r>
+        <w:rPr>
+          <w:rFonts w:hint="eastAsia"/>
+          <w:color w:val="000000" w:themeColor="text1"/>
+        </w:rPr>
+        <w:t>可疑的、</w:t>
+      </w:r>
+      <w:r>
+        <w:rPr>
+          <w:color w:val="000000" w:themeColor="text1"/>
+        </w:rPr>
+        <w:t>behavior</w:t>
+      </w:r>
+      <w:r>
+        <w:rPr>
+          <w:rFonts w:hint="eastAsia"/>
+          <w:color w:val="000000" w:themeColor="text1"/>
+        </w:rPr>
+        <w:t xml:space="preserve"> </w:t>
+      </w:r>
+      <w:r>
+        <w:rPr>
+          <w:color w:val="000000" w:themeColor="text1"/>
+        </w:rPr>
+        <w:t>n.</w:t>
+      </w:r>
+      <w:r>
+        <w:rPr>
+          <w:rFonts w:hint="eastAsia"/>
+          <w:color w:val="000000" w:themeColor="text1"/>
+        </w:rPr>
+        <w:t>行為、</w:t>
+      </w:r>
+      <w:r>
+        <w:rPr>
+          <w:rFonts w:hint="eastAsia"/>
+          <w:color w:val="000000" w:themeColor="text1"/>
+        </w:rPr>
+        <w:t>o</w:t>
+      </w:r>
+      <w:r>
+        <w:rPr>
+          <w:color w:val="000000" w:themeColor="text1"/>
+        </w:rPr>
+        <w:t>n board</w:t>
+      </w:r>
+      <w:r>
+        <w:rPr>
+          <w:rFonts w:hint="eastAsia"/>
+          <w:color w:val="000000" w:themeColor="text1"/>
+        </w:rPr>
+        <w:t>車上</w:t>
+      </w:r>
+    </w:p>
+    <w:p>
+      <w:pPr>
+        <w:rPr>
+          <w:color w:val="000000" w:themeColor="text1"/>
+        </w:rPr>
+      </w:pPr>
+      <w:r>
+        <w:rPr>
+          <w:color w:val="000000" w:themeColor="text1"/>
+        </w:rPr>
+        <w:t>I</w:t>
+      </w:r>
+      <w:r>
+        <w:rPr>
+          <w:color w:val="000000" w:themeColor="text1"/>
+        </w:rPr>
+        <w:t>ntercom</w:t>
+      </w:r>
+      <w:r>
+        <w:rPr>
+          <w:rFonts w:hint="eastAsia"/>
+          <w:color w:val="000000" w:themeColor="text1"/>
+        </w:rPr>
+        <w:t xml:space="preserve"> n</w:t>
+      </w:r>
+      <w:r>
+        <w:rPr>
+          <w:color w:val="000000" w:themeColor="text1"/>
+        </w:rPr>
+        <w:t>.</w:t>
+      </w:r>
+      <w:r>
+        <w:rPr>
+          <w:rFonts w:hint="eastAsia"/>
+          <w:color w:val="000000" w:themeColor="text1"/>
+        </w:rPr>
+        <w:t>對講機、</w:t>
+      </w:r>
+      <w:r>
+        <w:rPr>
+          <w:rFonts w:hint="eastAsia"/>
+          <w:color w:val="000000" w:themeColor="text1"/>
+        </w:rPr>
+        <w:t>a</w:t>
+      </w:r>
+      <w:r>
+        <w:rPr>
+          <w:color w:val="000000" w:themeColor="text1"/>
+        </w:rPr>
+        <w:t>ccess</w:t>
+      </w:r>
+      <w:r>
+        <w:rPr>
+          <w:rFonts w:hint="eastAsia"/>
+          <w:color w:val="000000" w:themeColor="text1"/>
+        </w:rPr>
+        <w:t>可取得</w:t>
+      </w:r>
+    </w:p>
+    <w:p>
+      <w:pPr>
+        <w:rPr>
+          <w:color w:val="000000" w:themeColor="text1"/>
+        </w:rPr>
+      </w:pPr>
+    </w:p>
+    <w:p>
+      <w:pPr>
+        <w:rPr>
+          <w:color w:val="000000" w:themeColor="text1"/>
+        </w:rPr>
+      </w:pPr>
+      <w:r>
+        <w:rPr>
+          <w:color w:val="000000" w:themeColor="text1"/>
+        </w:rPr>
+        <w:t>Notify A of B</w:t>
+      </w:r>
+      <w:r>
+        <w:rPr>
+          <w:rFonts w:hint="eastAsia"/>
+          <w:color w:val="000000" w:themeColor="text1"/>
+        </w:rPr>
+        <w:t xml:space="preserve"> </w:t>
+      </w:r>
+      <w:r>
+        <w:rPr>
+          <w:rFonts w:hint="eastAsia"/>
+          <w:color w:val="000000" w:themeColor="text1"/>
+        </w:rPr>
+        <w:t>通知</w:t>
+      </w:r>
+      <w:r>
+        <w:rPr>
+          <w:color w:val="000000" w:themeColor="text1"/>
+        </w:rPr>
+        <w:t>A</w:t>
+      </w:r>
+      <w:r>
+        <w:rPr>
+          <w:rFonts w:hint="eastAsia"/>
+          <w:color w:val="000000" w:themeColor="text1"/>
+        </w:rPr>
+        <w:t>關於</w:t>
+      </w:r>
+      <w:r>
+        <w:rPr>
+          <w:rFonts w:hint="eastAsia"/>
+          <w:color w:val="000000" w:themeColor="text1"/>
+        </w:rPr>
+        <w:t>B</w:t>
+      </w:r>
+    </w:p>
+    <w:p>
+      <w:pPr>
+        <w:rPr>
+          <w:color w:val="000000" w:themeColor="text1"/>
+        </w:rPr>
+      </w:pPr>
+    </w:p>
+    <w:p>
+      <w:pPr>
+        <w:rPr>
+          <w:color w:val="000000" w:themeColor="text1"/>
+        </w:rPr>
+      </w:pPr>
+      <w:r>
+        <w:rPr>
+          <w:rFonts w:hint="eastAsia"/>
+          <w:color w:val="000000" w:themeColor="text1"/>
+        </w:rPr>
+        <w:t>T</w:t>
+      </w:r>
+      <w:r>
+        <w:rPr>
+          <w:color w:val="000000" w:themeColor="text1"/>
+        </w:rPr>
+        <w:t xml:space="preserve">he newly launched commercial presents the advertised product </w:t>
+      </w:r>
+      <w:proofErr w:type="gramStart"/>
+      <w:r>
+        <w:rPr>
+          <w:color w:val="000000" w:themeColor="text1"/>
+          <w:highlight w:val="yellow"/>
+        </w:rPr>
+        <w:t>appealingly</w:t>
+      </w:r>
+      <w:r>
+        <w:rPr>
+          <w:color w:val="000000" w:themeColor="text1"/>
+        </w:rPr>
+        <w:t xml:space="preserve"> .</w:t>
+      </w:r>
+      <w:proofErr w:type="gramEnd"/>
+    </w:p>
+    <w:p>
+      <w:pPr>
+        <w:rPr>
+          <w:color w:val="000000" w:themeColor="text1"/>
+        </w:rPr>
+      </w:pPr>
+      <w:r>
+        <w:rPr>
+          <w:color w:val="000000" w:themeColor="text1"/>
+        </w:rPr>
+        <w:t>(A)</w:t>
+      </w:r>
+      <w:r>
+        <w:rPr>
+          <w:color w:val="000000" w:themeColor="text1"/>
+        </w:rPr>
+        <w:t>preferably</w:t>
+      </w:r>
+      <w:r>
+        <w:rPr>
+          <w:rFonts w:hint="eastAsia"/>
+          <w:color w:val="000000" w:themeColor="text1"/>
+        </w:rPr>
+        <w:t>偏好的</w:t>
+      </w:r>
+      <w:r>
+        <w:rPr>
+          <w:color w:val="000000" w:themeColor="text1"/>
+        </w:rPr>
+        <w:t>(B)considerably</w:t>
+      </w:r>
+      <w:r>
+        <w:rPr>
+          <w:rFonts w:hint="eastAsia"/>
+          <w:color w:val="000000" w:themeColor="text1"/>
+        </w:rPr>
+        <w:t>可觀的</w:t>
+      </w:r>
+      <w:r>
+        <w:rPr>
+          <w:color w:val="000000" w:themeColor="text1"/>
+        </w:rPr>
+        <w:t>(C)lately</w:t>
+      </w:r>
+      <w:r>
+        <w:rPr>
+          <w:rFonts w:hint="eastAsia"/>
+          <w:color w:val="000000" w:themeColor="text1"/>
+        </w:rPr>
+        <w:t>近期的</w:t>
+      </w:r>
+      <w:r>
+        <w:rPr>
+          <w:color w:val="000000" w:themeColor="text1"/>
+          <w:highlight w:val="yellow"/>
+        </w:rPr>
+        <w:t>(D)appealingly</w:t>
+      </w:r>
+      <w:r>
+        <w:rPr>
+          <w:rFonts w:hint="eastAsia"/>
+          <w:color w:val="000000" w:themeColor="text1"/>
+          <w:highlight w:val="yellow"/>
+        </w:rPr>
+        <w:t>吸引人</w:t>
+      </w:r>
+    </w:p>
+    <w:p>
+      <w:pPr>
+        <w:rPr>
+          <w:rFonts w:hint="eastAsia"/>
+          <w:color w:val="000000" w:themeColor="text1"/>
+        </w:rPr>
+      </w:pPr>
+    </w:p>
+    <w:p>
+      <w:pPr>
+        <w:rPr>
+          <w:color w:val="000000" w:themeColor="text1"/>
+        </w:rPr>
+      </w:pPr>
+      <w:r>
+        <w:rPr>
+          <w:color w:val="000000" w:themeColor="text1"/>
+        </w:rPr>
+        <w:t>C</w:t>
+      </w:r>
+      <w:r>
+        <w:rPr>
+          <w:color w:val="000000" w:themeColor="text1"/>
+        </w:rPr>
+        <w:t>ommercial</w:t>
+      </w:r>
+      <w:r>
+        <w:rPr>
+          <w:color w:val="000000" w:themeColor="text1"/>
+        </w:rPr>
+        <w:t xml:space="preserve"> adj.</w:t>
+      </w:r>
+      <w:r>
+        <w:rPr>
+          <w:rFonts w:hint="eastAsia"/>
+          <w:color w:val="000000" w:themeColor="text1"/>
+        </w:rPr>
+        <w:t>商業</w:t>
+      </w:r>
+      <w:r>
+        <w:rPr>
+          <w:rFonts w:hint="eastAsia"/>
+          <w:color w:val="000000" w:themeColor="text1"/>
+        </w:rPr>
+        <w:t>/</w:t>
+      </w:r>
+      <w:r>
+        <w:rPr>
+          <w:rFonts w:hint="eastAsia"/>
+          <w:color w:val="000000" w:themeColor="text1"/>
+        </w:rPr>
+        <w:t>廣告、</w:t>
+      </w:r>
+      <w:r>
+        <w:rPr>
+          <w:color w:val="000000" w:themeColor="text1"/>
+        </w:rPr>
+        <w:t>advertised</w:t>
+      </w:r>
+      <w:r>
+        <w:rPr>
+          <w:rFonts w:hint="eastAsia"/>
+          <w:color w:val="000000" w:themeColor="text1"/>
+        </w:rPr>
+        <w:t>被廣告的</w:t>
+      </w:r>
+      <w:r>
+        <w:rPr>
+          <w:rFonts w:hint="eastAsia"/>
+          <w:color w:val="000000" w:themeColor="text1"/>
+        </w:rPr>
+        <w:t>、</w:t>
+      </w:r>
+      <w:r>
+        <w:rPr>
+          <w:color w:val="000000" w:themeColor="text1"/>
+        </w:rPr>
+        <w:t>commercial</w:t>
+      </w:r>
+      <w:r>
+        <w:rPr>
+          <w:rFonts w:hint="eastAsia"/>
+          <w:color w:val="000000" w:themeColor="text1"/>
+        </w:rPr>
+        <w:t xml:space="preserve"> d</w:t>
+      </w:r>
+      <w:r>
+        <w:rPr>
+          <w:color w:val="000000" w:themeColor="text1"/>
+        </w:rPr>
+        <w:t>istrict</w:t>
+      </w:r>
+      <w:r>
+        <w:rPr>
+          <w:rFonts w:hint="eastAsia"/>
+          <w:color w:val="000000" w:themeColor="text1"/>
+        </w:rPr>
+        <w:t xml:space="preserve"> </w:t>
+      </w:r>
+      <w:r>
+        <w:rPr>
+          <w:rFonts w:hint="eastAsia"/>
+          <w:color w:val="000000" w:themeColor="text1"/>
+        </w:rPr>
+        <w:t>商業區</w:t>
+      </w:r>
+    </w:p>
+    <w:p>
+      <w:pPr>
+        <w:rPr>
+          <w:rFonts w:hint="eastAsia"/>
+          <w:color w:val="000000" w:themeColor="text1"/>
+        </w:rPr>
+      </w:pPr>
+    </w:p>
+    <w:p>
+      <w:pPr>
+        <w:rPr>
+          <w:color w:val="000000" w:themeColor="text1"/>
+        </w:rPr>
+      </w:pPr>
+      <w:r>
+        <w:rPr>
+          <w:color w:val="000000" w:themeColor="text1"/>
+        </w:rPr>
+        <w:t>P</w:t>
+      </w:r>
+      <w:r>
+        <w:rPr>
+          <w:color w:val="000000" w:themeColor="text1"/>
+        </w:rPr>
+        <w:t>referably</w:t>
+      </w:r>
+      <w:r>
+        <w:rPr>
+          <w:rFonts w:hint="eastAsia"/>
+          <w:color w:val="000000" w:themeColor="text1"/>
+        </w:rPr>
+        <w:t>、</w:t>
+      </w:r>
+      <w:r>
+        <w:rPr>
+          <w:color w:val="000000" w:themeColor="text1"/>
+        </w:rPr>
+        <w:t>lately</w:t>
+      </w:r>
+      <w:r>
+        <w:rPr>
+          <w:rFonts w:hint="eastAsia"/>
+          <w:color w:val="000000" w:themeColor="text1"/>
+        </w:rPr>
+        <w:t>常出現於字首</w:t>
+      </w:r>
+    </w:p>
+    <w:p>
+      <w:pPr>
+        <w:rPr>
+          <w:color w:val="000000" w:themeColor="text1"/>
+        </w:rPr>
+      </w:pPr>
+    </w:p>
+    <w:p>
+      <w:pPr>
+        <w:rPr>
+          <w:color w:val="000000" w:themeColor="text1"/>
+        </w:rPr>
+      </w:pPr>
+    </w:p>
+    <w:p>
+      <w:pPr>
+        <w:rPr>
+          <w:rFonts w:hint="eastAsia"/>
+          <w:color w:val="000000" w:themeColor="text1"/>
+        </w:rPr>
+      </w:pPr>
+    </w:p>
+    <w:p>
+      <w:pPr>
+        <w:rPr>
+          <w:color w:val="000000" w:themeColor="text1"/>
+        </w:rPr>
+      </w:pPr>
+      <w:r>
+        <w:rPr>
+          <w:color w:val="000000" w:themeColor="text1"/>
+        </w:rPr>
+        <w:lastRenderedPageBreak/>
+        <w:t xml:space="preserve">All electronic devices are to be remained in flight mode </w:t>
+      </w:r>
+      <w:r>
+        <w:rPr>
+          <w:color w:val="000000" w:themeColor="text1"/>
+          <w:highlight w:val="yellow"/>
+        </w:rPr>
+        <w:t>until</w:t>
+      </w:r>
+      <w:r>
+        <w:rPr>
+          <w:color w:val="000000" w:themeColor="text1"/>
+        </w:rPr>
+        <w:t xml:space="preserve"> the aircraft touches </w:t>
+      </w:r>
+      <w:proofErr w:type="spellStart"/>
+      <w:r>
+        <w:rPr>
+          <w:color w:val="000000" w:themeColor="text1"/>
+        </w:rPr>
+        <w:t>dwon</w:t>
+      </w:r>
+      <w:proofErr w:type="spellEnd"/>
+      <w:r>
+        <w:rPr>
+          <w:color w:val="000000" w:themeColor="text1"/>
+        </w:rPr>
+        <w:t>.</w:t>
+      </w:r>
+    </w:p>
+    <w:p>
+      <w:pPr>
+        <w:rPr>
+          <w:color w:val="000000" w:themeColor="text1"/>
+        </w:rPr>
+      </w:pPr>
+      <w:r>
+        <w:rPr>
+          <w:color w:val="000000" w:themeColor="text1"/>
+        </w:rPr>
+        <w:t>(A)</w:t>
+      </w:r>
+      <w:r>
+        <w:rPr>
+          <w:color w:val="000000" w:themeColor="text1"/>
+        </w:rPr>
+        <w:t>during</w:t>
+      </w:r>
+      <w:r>
+        <w:rPr>
+          <w:rFonts w:hint="eastAsia"/>
+          <w:color w:val="000000" w:themeColor="text1"/>
+        </w:rPr>
+        <w:t>在</w:t>
+      </w:r>
+      <w:r>
+        <w:rPr>
+          <w:rFonts w:hint="eastAsia"/>
+          <w:color w:val="000000" w:themeColor="text1"/>
+        </w:rPr>
+        <w:t>.</w:t>
+      </w:r>
+      <w:r>
+        <w:rPr>
+          <w:color w:val="000000" w:themeColor="text1"/>
+        </w:rPr>
+        <w:t>.</w:t>
+      </w:r>
+      <w:proofErr w:type="gramStart"/>
+      <w:r>
+        <w:rPr>
+          <w:rFonts w:hint="eastAsia"/>
+          <w:color w:val="000000" w:themeColor="text1"/>
+        </w:rPr>
+        <w:t>期間</w:t>
+      </w:r>
+      <w:r>
+        <w:rPr>
+          <w:color w:val="000000" w:themeColor="text1"/>
+        </w:rPr>
+        <w:t>(</w:t>
+      </w:r>
+      <w:proofErr w:type="gramEnd"/>
+      <w:r>
+        <w:rPr>
+          <w:color w:val="000000" w:themeColor="text1"/>
+        </w:rPr>
+        <w:t>B)either</w:t>
+      </w:r>
+      <w:r>
+        <w:rPr>
+          <w:rFonts w:hint="eastAsia"/>
+          <w:color w:val="000000" w:themeColor="text1"/>
+        </w:rPr>
+        <w:t>或</w:t>
+      </w:r>
+      <w:r>
+        <w:rPr>
+          <w:color w:val="000000" w:themeColor="text1"/>
+        </w:rPr>
+        <w:t>A</w:t>
+      </w:r>
+      <w:r>
+        <w:rPr>
+          <w:rFonts w:hint="eastAsia"/>
+          <w:color w:val="000000" w:themeColor="text1"/>
+        </w:rPr>
+        <w:t>或</w:t>
+      </w:r>
+      <w:r>
+        <w:rPr>
+          <w:color w:val="000000" w:themeColor="text1"/>
+        </w:rPr>
+        <w:t>B</w:t>
+      </w:r>
+      <w:r>
+        <w:rPr>
+          <w:color w:val="000000" w:themeColor="text1"/>
+        </w:rPr>
+        <w:t>(C)besides</w:t>
+      </w:r>
+      <w:r>
+        <w:rPr>
+          <w:rFonts w:hint="eastAsia"/>
+          <w:color w:val="000000" w:themeColor="text1"/>
+        </w:rPr>
+        <w:t>除此之外</w:t>
+      </w:r>
+      <w:r>
+        <w:rPr>
+          <w:color w:val="000000" w:themeColor="text1"/>
+          <w:highlight w:val="yellow"/>
+        </w:rPr>
+        <w:t>(D)until</w:t>
+      </w:r>
+      <w:r>
+        <w:rPr>
+          <w:rFonts w:hint="eastAsia"/>
+          <w:color w:val="000000" w:themeColor="text1"/>
+          <w:highlight w:val="yellow"/>
+        </w:rPr>
+        <w:t>直到</w:t>
+      </w:r>
+    </w:p>
+    <w:p>
+      <w:pPr>
+        <w:rPr>
+          <w:rFonts w:hint="eastAsia"/>
+          <w:color w:val="000000" w:themeColor="text1"/>
+        </w:rPr>
+      </w:pPr>
+    </w:p>
+    <w:p>
+      <w:pPr>
+        <w:rPr>
+          <w:color w:val="000000" w:themeColor="text1"/>
+        </w:rPr>
+      </w:pPr>
+      <w:r>
+        <w:rPr>
+          <w:color w:val="000000" w:themeColor="text1"/>
+        </w:rPr>
+        <w:t>are to be remained</w:t>
+      </w:r>
+      <w:r>
+        <w:rPr>
+          <w:rFonts w:hint="eastAsia"/>
+          <w:color w:val="000000" w:themeColor="text1"/>
+        </w:rPr>
+        <w:t xml:space="preserve"> </w:t>
+      </w:r>
+      <w:r>
+        <w:rPr>
+          <w:rFonts w:hint="eastAsia"/>
+          <w:color w:val="000000" w:themeColor="text1"/>
+        </w:rPr>
+        <w:t>應該要被</w:t>
+      </w:r>
+      <w:r>
+        <w:rPr>
+          <w:color w:val="000000" w:themeColor="text1"/>
+        </w:rPr>
+        <w:t>…</w:t>
+      </w:r>
+      <w:r>
+        <w:rPr>
+          <w:rFonts w:hint="eastAsia"/>
+          <w:color w:val="000000" w:themeColor="text1"/>
+        </w:rPr>
+        <w:t xml:space="preserve"> </w:t>
+      </w:r>
+      <w:r>
+        <w:rPr>
+          <w:rFonts w:hint="eastAsia"/>
+          <w:color w:val="000000" w:themeColor="text1"/>
+        </w:rPr>
+        <w:t>維持</w:t>
+      </w:r>
+      <w:r>
+        <w:rPr>
+          <w:rFonts w:hint="eastAsia"/>
+          <w:color w:val="000000" w:themeColor="text1"/>
+        </w:rPr>
+        <w:t>.</w:t>
+      </w:r>
+      <w:r>
+        <w:rPr>
+          <w:color w:val="000000" w:themeColor="text1"/>
+        </w:rPr>
+        <w:t>.</w:t>
+      </w:r>
+      <w:r>
+        <w:rPr>
+          <w:rFonts w:hint="eastAsia"/>
+          <w:color w:val="000000" w:themeColor="text1"/>
+        </w:rPr>
+        <w:t>狀態、</w:t>
+      </w:r>
+      <w:r>
+        <w:rPr>
+          <w:color w:val="000000" w:themeColor="text1"/>
+        </w:rPr>
+        <w:t>flight mode</w:t>
+      </w:r>
+      <w:r>
+        <w:rPr>
+          <w:rFonts w:hint="eastAsia"/>
+          <w:color w:val="000000" w:themeColor="text1"/>
+        </w:rPr>
+        <w:t>飛航、</w:t>
+      </w:r>
+      <w:r>
+        <w:rPr>
+          <w:color w:val="000000" w:themeColor="text1"/>
+        </w:rPr>
+        <w:t>aircraft</w:t>
+      </w:r>
+      <w:r>
+        <w:rPr>
+          <w:rFonts w:hint="eastAsia"/>
+          <w:color w:val="000000" w:themeColor="text1"/>
+        </w:rPr>
+        <w:t>飛機</w:t>
+      </w:r>
+    </w:p>
+    <w:p>
+      <w:pPr>
+        <w:rPr>
+          <w:color w:val="000000" w:themeColor="text1"/>
+        </w:rPr>
+      </w:pPr>
+      <w:r>
+        <w:rPr>
+          <w:color w:val="000000" w:themeColor="text1"/>
+        </w:rPr>
+        <w:t xml:space="preserve">touches </w:t>
+      </w:r>
+      <w:proofErr w:type="spellStart"/>
+      <w:r>
+        <w:rPr>
+          <w:color w:val="000000" w:themeColor="text1"/>
+        </w:rPr>
+        <w:t>dwon</w:t>
+      </w:r>
+      <w:proofErr w:type="spellEnd"/>
+      <w:r>
+        <w:rPr>
+          <w:rFonts w:hint="eastAsia"/>
+          <w:color w:val="000000" w:themeColor="text1"/>
+        </w:rPr>
+        <w:t>降落、</w:t>
+      </w:r>
+      <w:r>
+        <w:rPr>
+          <w:rFonts w:hint="eastAsia"/>
+          <w:color w:val="000000" w:themeColor="text1"/>
+        </w:rPr>
+        <w:t>b</w:t>
+      </w:r>
+      <w:r>
+        <w:rPr>
+          <w:color w:val="000000" w:themeColor="text1"/>
+        </w:rPr>
+        <w:t>eside</w:t>
+      </w:r>
+      <w:r>
+        <w:rPr>
+          <w:rFonts w:hint="eastAsia"/>
+          <w:color w:val="000000" w:themeColor="text1"/>
+        </w:rPr>
+        <w:t>旁邊</w:t>
+      </w:r>
+    </w:p>
+    <w:p>
+      <w:pPr>
+        <w:rPr>
+          <w:color w:val="000000" w:themeColor="text1"/>
+        </w:rPr>
+      </w:pPr>
+    </w:p>
+    <w:p>
+      <w:pPr>
+        <w:rPr>
+          <w:color w:val="000000" w:themeColor="text1"/>
+        </w:rPr>
+      </w:pPr>
+      <w:r>
+        <w:rPr>
+          <w:color w:val="000000" w:themeColor="text1"/>
+        </w:rPr>
+        <w:t>After you have read through</w:t>
+      </w:r>
+      <w:r>
+        <w:rPr>
+          <w:rFonts w:hint="eastAsia"/>
+          <w:color w:val="000000" w:themeColor="text1"/>
+        </w:rPr>
+        <w:t xml:space="preserve"> </w:t>
+      </w:r>
+      <w:r>
+        <w:rPr>
+          <w:color w:val="000000" w:themeColor="text1"/>
+        </w:rPr>
+        <w:t xml:space="preserve">the conditions on the </w:t>
+      </w:r>
+      <w:proofErr w:type="gramStart"/>
+      <w:r>
+        <w:rPr>
+          <w:color w:val="000000" w:themeColor="text1"/>
+          <w:highlight w:val="yellow"/>
+        </w:rPr>
+        <w:t>lease</w:t>
+      </w:r>
+      <w:r>
+        <w:rPr>
+          <w:color w:val="000000" w:themeColor="text1"/>
+        </w:rPr>
+        <w:t xml:space="preserve"> ,please</w:t>
+      </w:r>
+      <w:proofErr w:type="gramEnd"/>
+      <w:r>
+        <w:rPr>
+          <w:color w:val="000000" w:themeColor="text1"/>
+        </w:rPr>
+        <w:t xml:space="preserve"> sign your name at the bottom.</w:t>
+      </w:r>
+    </w:p>
+    <w:p>
+      <w:pPr>
+        <w:rPr>
+          <w:color w:val="000000" w:themeColor="text1"/>
+        </w:rPr>
+      </w:pPr>
+      <w:r>
+        <w:rPr>
+          <w:color w:val="000000" w:themeColor="text1"/>
+        </w:rPr>
+        <w:t>(A)</w:t>
+      </w:r>
+      <w:r>
+        <w:rPr>
+          <w:color w:val="000000" w:themeColor="text1"/>
+        </w:rPr>
+        <w:t>recipes</w:t>
+      </w:r>
+      <w:r>
+        <w:rPr>
+          <w:rFonts w:hint="eastAsia"/>
+          <w:color w:val="000000" w:themeColor="text1"/>
+        </w:rPr>
+        <w:t>食譜</w:t>
+      </w:r>
+      <w:r>
+        <w:rPr>
+          <w:rFonts w:hint="eastAsia"/>
+          <w:color w:val="000000" w:themeColor="text1"/>
+        </w:rPr>
+        <w:t>(</w:t>
+      </w:r>
+      <w:r>
+        <w:rPr>
+          <w:color w:val="000000" w:themeColor="text1"/>
+        </w:rPr>
+        <w:t>B)posters</w:t>
+      </w:r>
+      <w:r>
+        <w:rPr>
+          <w:rFonts w:hint="eastAsia"/>
+          <w:color w:val="000000" w:themeColor="text1"/>
+        </w:rPr>
+        <w:t>海報</w:t>
+      </w:r>
+      <w:r>
+        <w:rPr>
+          <w:color w:val="000000" w:themeColor="text1"/>
+          <w:highlight w:val="yellow"/>
+        </w:rPr>
+        <w:t>(C)lease</w:t>
+      </w:r>
+      <w:r>
+        <w:rPr>
+          <w:rFonts w:hint="eastAsia"/>
+          <w:color w:val="000000" w:themeColor="text1"/>
+          <w:highlight w:val="yellow"/>
+        </w:rPr>
+        <w:t>租約</w:t>
+      </w:r>
+      <w:r>
+        <w:rPr>
+          <w:color w:val="000000" w:themeColor="text1"/>
+        </w:rPr>
+        <w:t>(D)route</w:t>
+      </w:r>
+      <w:r>
+        <w:rPr>
+          <w:rFonts w:hint="eastAsia"/>
+          <w:color w:val="000000" w:themeColor="text1"/>
+        </w:rPr>
+        <w:t>路線</w:t>
+      </w:r>
+    </w:p>
+    <w:p>
+      <w:pPr>
+        <w:rPr>
+          <w:rFonts w:hint="eastAsia"/>
+          <w:color w:val="000000" w:themeColor="text1"/>
+        </w:rPr>
+      </w:pPr>
+      <w:r>
+        <w:rPr>
+          <w:color w:val="000000" w:themeColor="text1"/>
+        </w:rPr>
+        <w:t>read through</w:t>
+      </w:r>
+      <w:r>
+        <w:rPr>
+          <w:color w:val="000000" w:themeColor="text1"/>
+        </w:rPr>
+        <w:t xml:space="preserve"> </w:t>
+      </w:r>
+      <w:r>
+        <w:rPr>
+          <w:rFonts w:hint="eastAsia"/>
+          <w:color w:val="000000" w:themeColor="text1"/>
+        </w:rPr>
+        <w:t>閱讀過、</w:t>
+      </w:r>
+      <w:r>
+        <w:rPr>
+          <w:color w:val="000000" w:themeColor="text1"/>
+        </w:rPr>
+        <w:t>sign</w:t>
+      </w:r>
+      <w:r>
+        <w:rPr>
+          <w:rFonts w:hint="eastAsia"/>
+          <w:color w:val="000000" w:themeColor="text1"/>
+        </w:rPr>
+        <w:t xml:space="preserve"> </w:t>
+      </w:r>
+      <w:r>
+        <w:rPr>
+          <w:color w:val="000000" w:themeColor="text1"/>
+        </w:rPr>
+        <w:t>v.</w:t>
+      </w:r>
+      <w:r>
+        <w:rPr>
+          <w:rFonts w:hint="eastAsia"/>
+          <w:color w:val="000000" w:themeColor="text1"/>
+        </w:rPr>
+        <w:t>簽名、</w:t>
+      </w:r>
+      <w:r>
+        <w:rPr>
+          <w:color w:val="000000" w:themeColor="text1"/>
+        </w:rPr>
+        <w:t>bottom</w:t>
+      </w:r>
+      <w:r>
+        <w:rPr>
+          <w:rFonts w:hint="eastAsia"/>
+          <w:color w:val="000000" w:themeColor="text1"/>
+        </w:rPr>
+        <w:t xml:space="preserve"> </w:t>
+      </w:r>
+      <w:r>
+        <w:rPr>
+          <w:color w:val="000000" w:themeColor="text1"/>
+        </w:rPr>
+        <w:t>n.</w:t>
+      </w:r>
+      <w:r>
+        <w:rPr>
+          <w:rFonts w:hint="eastAsia"/>
+          <w:color w:val="000000" w:themeColor="text1"/>
+        </w:rPr>
+        <w:t>下方</w:t>
+      </w:r>
+    </w:p>
+    <w:p>
+      <w:pPr>
+        <w:rPr>
+          <w:color w:val="000000" w:themeColor="text1"/>
+        </w:rPr>
+      </w:pPr>
+    </w:p>
+    <w:p>
+      <w:pPr>
+        <w:rPr>
+          <w:color w:val="000000" w:themeColor="text1"/>
+        </w:rPr>
+      </w:pPr>
+      <w:r>
+        <w:rPr>
+          <w:color w:val="000000" w:themeColor="text1"/>
+        </w:rPr>
+        <w:t xml:space="preserve">Please do not obstruct the </w:t>
+      </w:r>
+      <w:r>
+        <w:rPr>
+          <w:color w:val="000000" w:themeColor="text1"/>
+          <w:highlight w:val="yellow"/>
+        </w:rPr>
+        <w:t>concourse</w:t>
+      </w:r>
+      <w:r>
+        <w:rPr>
+          <w:color w:val="000000" w:themeColor="text1"/>
+        </w:rPr>
+        <w:t xml:space="preserve"> area by sitting on the ground </w:t>
+      </w:r>
+      <w:r>
+        <w:rPr>
+          <w:rFonts w:hint="eastAsia"/>
+          <w:color w:val="000000" w:themeColor="text1"/>
+        </w:rPr>
+        <w:t>(</w:t>
+      </w:r>
+      <w:r>
+        <w:rPr>
+          <w:strike/>
+          <w:color w:val="000000" w:themeColor="text1"/>
+        </w:rPr>
+        <w:t>in order</w:t>
+      </w:r>
+      <w:r>
+        <w:rPr>
+          <w:color w:val="000000" w:themeColor="text1"/>
+        </w:rPr>
+        <w:t xml:space="preserve">) </w:t>
+      </w:r>
+      <w:r>
+        <w:rPr>
+          <w:color w:val="00B0F0"/>
+        </w:rPr>
+        <w:t xml:space="preserve">to allow </w:t>
+      </w:r>
+      <w:r>
+        <w:rPr>
+          <w:color w:val="000000" w:themeColor="text1"/>
+        </w:rPr>
+        <w:t>other passengers to move freely.</w:t>
+      </w:r>
+    </w:p>
+    <w:p>
+      <w:pPr>
+        <w:rPr>
+          <w:color w:val="000000" w:themeColor="text1"/>
+        </w:rPr>
+      </w:pPr>
+      <w:r>
+        <w:rPr>
+          <w:color w:val="000000" w:themeColor="text1"/>
+        </w:rPr>
+        <w:t>(A)</w:t>
+      </w:r>
+      <w:r>
+        <w:rPr>
+          <w:color w:val="000000" w:themeColor="text1"/>
+        </w:rPr>
+        <w:t>gymnasium</w:t>
+      </w:r>
+      <w:r>
+        <w:rPr>
+          <w:rFonts w:hint="eastAsia"/>
+          <w:color w:val="000000" w:themeColor="text1"/>
+        </w:rPr>
+        <w:t xml:space="preserve"> </w:t>
+      </w:r>
+      <w:r>
+        <w:rPr>
+          <w:rFonts w:hint="eastAsia"/>
+          <w:color w:val="000000" w:themeColor="text1"/>
+        </w:rPr>
+        <w:t>健身房</w:t>
+      </w:r>
+      <w:r>
+        <w:rPr>
+          <w:color w:val="000000" w:themeColor="text1"/>
+        </w:rPr>
+        <w:t>(B)cafeteria</w:t>
+      </w:r>
+      <w:r>
+        <w:rPr>
+          <w:rFonts w:hint="eastAsia"/>
+          <w:color w:val="000000" w:themeColor="text1"/>
+        </w:rPr>
+        <w:t xml:space="preserve"> </w:t>
+      </w:r>
+      <w:r>
+        <w:rPr>
+          <w:rFonts w:hint="eastAsia"/>
+          <w:color w:val="000000" w:themeColor="text1"/>
+        </w:rPr>
+        <w:t>自助餐廳</w:t>
+      </w:r>
+      <w:r>
+        <w:rPr>
+          <w:color w:val="000000" w:themeColor="text1"/>
+          <w:highlight w:val="yellow"/>
+        </w:rPr>
+        <w:t>(C)concourse</w:t>
+      </w:r>
+      <w:r>
+        <w:rPr>
+          <w:rFonts w:hint="eastAsia"/>
+          <w:color w:val="000000" w:themeColor="text1"/>
+          <w:highlight w:val="yellow"/>
+        </w:rPr>
+        <w:t>大廳</w:t>
+      </w:r>
+      <w:r>
+        <w:rPr>
+          <w:color w:val="000000" w:themeColor="text1"/>
+        </w:rPr>
+        <w:t>(D)bistro</w:t>
+      </w:r>
+      <w:r>
+        <w:rPr>
+          <w:rFonts w:hint="eastAsia"/>
+          <w:color w:val="000000" w:themeColor="text1"/>
+        </w:rPr>
+        <w:t>餐館</w:t>
+      </w:r>
+    </w:p>
+    <w:p>
+      <w:pPr>
+        <w:rPr>
+          <w:color w:val="000000" w:themeColor="text1"/>
+        </w:rPr>
+      </w:pPr>
+    </w:p>
+    <w:p>
+      <w:pPr>
+        <w:rPr>
+          <w:color w:val="000000" w:themeColor="text1"/>
+        </w:rPr>
+      </w:pPr>
+      <w:r>
+        <w:rPr>
+          <w:color w:val="000000" w:themeColor="text1"/>
+        </w:rPr>
+        <w:t>O</w:t>
+      </w:r>
+      <w:r>
+        <w:rPr>
+          <w:color w:val="000000" w:themeColor="text1"/>
+        </w:rPr>
+        <w:t>bstruct</w:t>
+      </w:r>
+      <w:r>
+        <w:rPr>
+          <w:color w:val="000000" w:themeColor="text1"/>
+        </w:rPr>
+        <w:t xml:space="preserve"> v.</w:t>
+      </w:r>
+      <w:r>
+        <w:rPr>
+          <w:rFonts w:hint="eastAsia"/>
+          <w:color w:val="000000" w:themeColor="text1"/>
+        </w:rPr>
+        <w:t>阻擋、</w:t>
+      </w:r>
+      <w:r>
+        <w:rPr>
+          <w:color w:val="000000" w:themeColor="text1"/>
+        </w:rPr>
+        <w:t>ground</w:t>
+      </w:r>
+      <w:r>
+        <w:rPr>
+          <w:rFonts w:hint="eastAsia"/>
+          <w:color w:val="000000" w:themeColor="text1"/>
+        </w:rPr>
+        <w:t xml:space="preserve"> </w:t>
+      </w:r>
+      <w:r>
+        <w:rPr>
+          <w:color w:val="000000" w:themeColor="text1"/>
+        </w:rPr>
+        <w:t>n.</w:t>
+      </w:r>
+      <w:r>
+        <w:rPr>
+          <w:rFonts w:hint="eastAsia"/>
+          <w:color w:val="000000" w:themeColor="text1"/>
+        </w:rPr>
+        <w:t>地板、</w:t>
+      </w:r>
+      <w:r>
+        <w:rPr>
+          <w:color w:val="000000" w:themeColor="text1"/>
+        </w:rPr>
+        <w:t>freely</w:t>
+      </w:r>
+      <w:r>
+        <w:rPr>
+          <w:color w:val="000000" w:themeColor="text1"/>
+        </w:rPr>
+        <w:t xml:space="preserve">  adv.</w:t>
+      </w:r>
+      <w:r>
+        <w:rPr>
+          <w:rFonts w:hint="eastAsia"/>
+          <w:color w:val="000000" w:themeColor="text1"/>
+        </w:rPr>
+        <w:t>自在的、</w:t>
+      </w:r>
+      <w:r>
+        <w:rPr>
+          <w:rFonts w:hint="eastAsia"/>
+          <w:color w:val="000000" w:themeColor="text1"/>
+        </w:rPr>
+        <w:t>l</w:t>
+      </w:r>
+      <w:r>
+        <w:rPr>
+          <w:color w:val="000000" w:themeColor="text1"/>
+        </w:rPr>
+        <w:t>obby</w:t>
+      </w:r>
+      <w:r>
+        <w:rPr>
+          <w:rFonts w:hint="eastAsia"/>
+          <w:color w:val="000000" w:themeColor="text1"/>
+        </w:rPr>
+        <w:t>大樓大廳</w:t>
+      </w:r>
+    </w:p>
+    <w:p>
+      <w:pPr>
+        <w:rPr>
+          <w:color w:val="000000" w:themeColor="text1"/>
+        </w:rPr>
+      </w:pPr>
+      <w:proofErr w:type="spellStart"/>
+      <w:r>
+        <w:rPr>
+          <w:color w:val="000000" w:themeColor="text1"/>
+        </w:rPr>
+        <w:t>S+allow+O+to</w:t>
+      </w:r>
+      <w:proofErr w:type="spellEnd"/>
+      <w:r>
+        <w:rPr>
+          <w:color w:val="000000" w:themeColor="text1"/>
+        </w:rPr>
+        <w:t xml:space="preserve"> V</w:t>
+      </w:r>
+    </w:p>
+    <w:p>
+      <w:pPr>
+        <w:rPr>
+          <w:color w:val="000000" w:themeColor="text1"/>
+        </w:rPr>
+      </w:pPr>
+    </w:p>
+    <w:p>
+      <w:pPr>
+        <w:rPr>
+          <w:color w:val="000000" w:themeColor="text1"/>
+        </w:rPr>
+      </w:pPr>
+      <w:r>
+        <w:rPr>
+          <w:color w:val="000000" w:themeColor="text1"/>
+        </w:rPr>
+        <w:t xml:space="preserve">You may collect your medication from a </w:t>
+      </w:r>
+      <w:proofErr w:type="gramStart"/>
+      <w:r>
+        <w:rPr>
+          <w:color w:val="000000" w:themeColor="text1"/>
+        </w:rPr>
+        <w:t>nearby  if</w:t>
+      </w:r>
+      <w:proofErr w:type="gramEnd"/>
+      <w:r>
+        <w:rPr>
+          <w:color w:val="000000" w:themeColor="text1"/>
+        </w:rPr>
+        <w:t xml:space="preserve"> you have a </w:t>
+      </w:r>
+      <w:proofErr w:type="spellStart"/>
+      <w:r>
+        <w:rPr>
+          <w:color w:val="000000" w:themeColor="text1"/>
+        </w:rPr>
+        <w:t>doctor,s</w:t>
+      </w:r>
+      <w:proofErr w:type="spellEnd"/>
+      <w:r>
+        <w:rPr>
+          <w:color w:val="000000" w:themeColor="text1"/>
+        </w:rPr>
+        <w:t xml:space="preserve"> prescription</w:t>
+      </w:r>
+    </w:p>
+    <w:p>
+      <w:pPr>
+        <w:rPr>
+          <w:color w:val="000000" w:themeColor="text1"/>
+        </w:rPr>
+      </w:pPr>
+      <w:r>
+        <w:rPr>
+          <w:color w:val="000000" w:themeColor="text1"/>
+        </w:rPr>
+        <w:t>(A)</w:t>
+      </w:r>
+      <w:r>
+        <w:rPr>
+          <w:color w:val="000000" w:themeColor="text1"/>
+        </w:rPr>
+        <w:t>physicist</w:t>
+      </w:r>
+      <w:r>
+        <w:rPr>
+          <w:rFonts w:hint="eastAsia"/>
+          <w:color w:val="000000" w:themeColor="text1"/>
+        </w:rPr>
+        <w:t>物理學家</w:t>
+      </w:r>
+      <w:r>
+        <w:rPr>
+          <w:color w:val="000000" w:themeColor="text1"/>
+        </w:rPr>
+        <w:t>(B)physician</w:t>
+      </w:r>
+      <w:r>
+        <w:rPr>
+          <w:rFonts w:hint="eastAsia"/>
+          <w:color w:val="000000" w:themeColor="text1"/>
+        </w:rPr>
+        <w:t>醫生</w:t>
+      </w:r>
+      <w:r>
+        <w:rPr>
+          <w:color w:val="000000" w:themeColor="text1"/>
+        </w:rPr>
+        <w:t>(C)pharmacy</w:t>
+      </w:r>
+      <w:r>
+        <w:rPr>
+          <w:rFonts w:hint="eastAsia"/>
+          <w:color w:val="000000" w:themeColor="text1"/>
+        </w:rPr>
+        <w:t>藥局</w:t>
+      </w:r>
+      <w:r>
+        <w:rPr>
+          <w:color w:val="000000" w:themeColor="text1"/>
+        </w:rPr>
+        <w:t>(D)photographer</w:t>
+      </w:r>
+      <w:r>
+        <w:rPr>
+          <w:rFonts w:hint="eastAsia"/>
+          <w:color w:val="000000" w:themeColor="text1"/>
+        </w:rPr>
+        <w:t>攝影師</w:t>
+      </w:r>
+    </w:p>
+    <w:p>
+      <w:pPr>
+        <w:rPr>
+          <w:rFonts w:hint="eastAsia"/>
+          <w:color w:val="000000" w:themeColor="text1"/>
+        </w:rPr>
+      </w:pPr>
+    </w:p>
+    <w:p>
+      <w:pPr>
+        <w:rPr>
+          <w:color w:val="000000" w:themeColor="text1"/>
+        </w:rPr>
+      </w:pPr>
+      <w:r>
+        <w:rPr>
+          <w:color w:val="000000" w:themeColor="text1"/>
+        </w:rPr>
+        <w:t>C</w:t>
+      </w:r>
+      <w:r>
+        <w:rPr>
+          <w:color w:val="000000" w:themeColor="text1"/>
+        </w:rPr>
+        <w:t>ollect</w:t>
+      </w:r>
+      <w:r>
+        <w:rPr>
+          <w:color w:val="000000" w:themeColor="text1"/>
+        </w:rPr>
+        <w:t xml:space="preserve"> v.</w:t>
+      </w:r>
+      <w:r>
+        <w:rPr>
+          <w:rFonts w:hint="eastAsia"/>
+          <w:color w:val="000000" w:themeColor="text1"/>
+        </w:rPr>
+        <w:t>收集</w:t>
+      </w:r>
+      <w:r>
+        <w:rPr>
+          <w:rFonts w:hint="eastAsia"/>
+          <w:color w:val="000000" w:themeColor="text1"/>
+        </w:rPr>
+        <w:t>/</w:t>
+      </w:r>
+      <w:r>
+        <w:rPr>
+          <w:rFonts w:hint="eastAsia"/>
+          <w:color w:val="000000" w:themeColor="text1"/>
+        </w:rPr>
+        <w:t>領取</w:t>
+      </w:r>
+      <w:r>
+        <w:rPr>
+          <w:rFonts w:hint="eastAsia"/>
+          <w:color w:val="000000" w:themeColor="text1"/>
+        </w:rPr>
+        <w:t>/</w:t>
+      </w:r>
+      <w:r>
+        <w:rPr>
+          <w:rFonts w:hint="eastAsia"/>
+          <w:color w:val="000000" w:themeColor="text1"/>
+        </w:rPr>
+        <w:t>堆積、</w:t>
+      </w:r>
+      <w:r>
+        <w:rPr>
+          <w:color w:val="000000" w:themeColor="text1"/>
+        </w:rPr>
+        <w:t>medication</w:t>
+      </w:r>
+      <w:r>
+        <w:rPr>
+          <w:rFonts w:hint="eastAsia"/>
+          <w:color w:val="000000" w:themeColor="text1"/>
+        </w:rPr>
+        <w:t xml:space="preserve"> </w:t>
+      </w:r>
+      <w:r>
+        <w:rPr>
+          <w:color w:val="000000" w:themeColor="text1"/>
+        </w:rPr>
+        <w:t>n.</w:t>
+      </w:r>
+      <w:r>
+        <w:rPr>
+          <w:rFonts w:hint="eastAsia"/>
+          <w:color w:val="000000" w:themeColor="text1"/>
+        </w:rPr>
+        <w:t>藥物、</w:t>
+      </w:r>
+      <w:r>
+        <w:rPr>
+          <w:color w:val="000000" w:themeColor="text1"/>
+        </w:rPr>
+        <w:t>prescription</w:t>
+      </w:r>
+      <w:r>
+        <w:rPr>
+          <w:rFonts w:hint="eastAsia"/>
+          <w:color w:val="000000" w:themeColor="text1"/>
+        </w:rPr>
+        <w:t xml:space="preserve"> </w:t>
+      </w:r>
+      <w:r>
+        <w:rPr>
+          <w:color w:val="000000" w:themeColor="text1"/>
+        </w:rPr>
+        <w:t>n.</w:t>
+      </w:r>
+      <w:r>
+        <w:rPr>
+          <w:rFonts w:hint="eastAsia"/>
+          <w:color w:val="000000" w:themeColor="text1"/>
+        </w:rPr>
+        <w:t>處方</w:t>
+      </w:r>
+    </w:p>
+    <w:p>
+      <w:pPr>
+        <w:rPr>
+          <w:color w:val="000000" w:themeColor="text1"/>
+        </w:rPr>
+      </w:pPr>
+      <w:r>
+        <w:rPr>
+          <w:color w:val="000000" w:themeColor="text1"/>
+        </w:rPr>
+        <w:t>Write a prescription</w:t>
+      </w:r>
+      <w:r>
+        <w:rPr>
+          <w:rFonts w:hint="eastAsia"/>
+          <w:color w:val="000000" w:themeColor="text1"/>
+        </w:rPr>
+        <w:t>開處方藥</w:t>
+      </w:r>
+    </w:p>
+    <w:p>
+      <w:pPr>
+        <w:rPr>
+          <w:color w:val="000000" w:themeColor="text1"/>
+        </w:rPr>
+      </w:pPr>
+    </w:p>
+    <w:p>
+      <w:pPr>
+        <w:rPr>
+          <w:color w:val="000000" w:themeColor="text1"/>
+        </w:rPr>
+      </w:pPr>
+      <w:r>
+        <w:rPr>
+          <w:color w:val="000000" w:themeColor="text1"/>
+        </w:rPr>
+        <w:t xml:space="preserve">A call was made to </w:t>
+      </w:r>
+      <w:r>
+        <w:rPr>
+          <w:color w:val="000000" w:themeColor="text1"/>
+          <w:highlight w:val="yellow"/>
+        </w:rPr>
+        <w:t>expedite</w:t>
+      </w:r>
+      <w:r>
+        <w:rPr>
+          <w:color w:val="000000" w:themeColor="text1"/>
+        </w:rPr>
+        <w:t xml:space="preserve"> the shipment day to an earlier date.</w:t>
+      </w:r>
+    </w:p>
+    <w:p>
+      <w:pPr>
+        <w:rPr>
+          <w:color w:val="000000" w:themeColor="text1"/>
+        </w:rPr>
+      </w:pPr>
+      <w:r>
+        <w:rPr>
+          <w:color w:val="000000" w:themeColor="text1"/>
+          <w:highlight w:val="yellow"/>
+        </w:rPr>
+        <w:t>(A)expedite</w:t>
+      </w:r>
+      <w:r>
+        <w:rPr>
+          <w:rFonts w:hint="eastAsia"/>
+          <w:color w:val="000000" w:themeColor="text1"/>
+          <w:highlight w:val="yellow"/>
+        </w:rPr>
+        <w:t>加入處理</w:t>
+      </w:r>
+      <w:r>
+        <w:rPr>
+          <w:color w:val="000000" w:themeColor="text1"/>
+        </w:rPr>
+        <w:t>(B)extend</w:t>
+      </w:r>
+      <w:r>
+        <w:rPr>
+          <w:rFonts w:hint="eastAsia"/>
+          <w:color w:val="000000" w:themeColor="text1"/>
+        </w:rPr>
+        <w:t>延伸</w:t>
+      </w:r>
+      <w:r>
+        <w:rPr>
+          <w:rFonts w:hint="eastAsia"/>
+          <w:color w:val="000000" w:themeColor="text1"/>
+        </w:rPr>
+        <w:t>/</w:t>
+      </w:r>
+      <w:r>
+        <w:rPr>
+          <w:rFonts w:hint="eastAsia"/>
+          <w:color w:val="000000" w:themeColor="text1"/>
+        </w:rPr>
+        <w:t>延展</w:t>
+      </w:r>
+      <w:r>
+        <w:rPr>
+          <w:color w:val="000000" w:themeColor="text1"/>
+        </w:rPr>
+        <w:t>(C)expand</w:t>
+      </w:r>
+      <w:r>
+        <w:rPr>
+          <w:rFonts w:hint="eastAsia"/>
+          <w:color w:val="000000" w:themeColor="text1"/>
+        </w:rPr>
+        <w:t>拓展</w:t>
+      </w:r>
+      <w:r>
+        <w:rPr>
+          <w:rFonts w:hint="eastAsia"/>
+          <w:color w:val="000000" w:themeColor="text1"/>
+        </w:rPr>
+        <w:t>/</w:t>
+      </w:r>
+      <w:r>
+        <w:rPr>
+          <w:rFonts w:hint="eastAsia"/>
+          <w:color w:val="000000" w:themeColor="text1"/>
+        </w:rPr>
+        <w:t>膨脹</w:t>
+      </w:r>
+      <w:r>
+        <w:rPr>
+          <w:color w:val="000000" w:themeColor="text1"/>
+        </w:rPr>
+        <w:t>(D)exploit</w:t>
+      </w:r>
+      <w:r>
+        <w:rPr>
+          <w:rFonts w:hint="eastAsia"/>
+          <w:color w:val="000000" w:themeColor="text1"/>
+        </w:rPr>
+        <w:t>利用</w:t>
+      </w:r>
+      <w:r>
+        <w:rPr>
+          <w:rFonts w:hint="eastAsia"/>
+          <w:color w:val="000000" w:themeColor="text1"/>
+        </w:rPr>
+        <w:t>/</w:t>
+      </w:r>
+      <w:r>
+        <w:rPr>
+          <w:rFonts w:hint="eastAsia"/>
+          <w:color w:val="000000" w:themeColor="text1"/>
+        </w:rPr>
+        <w:t>剝削</w:t>
+      </w:r>
+    </w:p>
+    <w:p>
+      <w:pPr>
+        <w:rPr>
+          <w:color w:val="000000" w:themeColor="text1"/>
+        </w:rPr>
+      </w:pPr>
+      <w:r>
+        <w:rPr>
+          <w:color w:val="000000" w:themeColor="text1"/>
+        </w:rPr>
+        <w:t>shipment day</w:t>
+      </w:r>
+      <w:r>
+        <w:rPr>
+          <w:color w:val="000000" w:themeColor="text1"/>
+        </w:rPr>
+        <w:t xml:space="preserve"> </w:t>
+      </w:r>
+      <w:r>
+        <w:rPr>
+          <w:rFonts w:hint="eastAsia"/>
+          <w:color w:val="000000" w:themeColor="text1"/>
+        </w:rPr>
+        <w:t>出貨日、</w:t>
+      </w:r>
+      <w:r>
+        <w:rPr>
+          <w:color w:val="000000" w:themeColor="text1"/>
+        </w:rPr>
+        <w:t>earlier</w:t>
+      </w:r>
+      <w:r>
+        <w:rPr>
+          <w:rFonts w:hint="eastAsia"/>
+          <w:color w:val="000000" w:themeColor="text1"/>
+        </w:rPr>
+        <w:t xml:space="preserve"> </w:t>
+      </w:r>
+      <w:r>
+        <w:rPr>
+          <w:rFonts w:hint="eastAsia"/>
+          <w:color w:val="000000" w:themeColor="text1"/>
+        </w:rPr>
+        <w:t>更早的</w:t>
+      </w:r>
+    </w:p>
+    <w:p>
+      <w:pPr>
+        <w:rPr>
+          <w:color w:val="000000" w:themeColor="text1"/>
+        </w:rPr>
+      </w:pPr>
     </w:p>
     <w:p>
       <w:pPr>
@@ -15187,6 +16998,95 @@
     </w:lvl>
   </w:abstractNum>
   <w:abstractNum w:abstractNumId="2" w15:restartNumberingAfterBreak="0">
+    <w:nsid w:val="07853176"/>
+    <w:multiLevelType w:val="hybridMultilevel"/>
+    <w:tmpl w:val="DEA047EA"/>
+    <w:lvl w:ilvl="0" w:tplc="4D24E452">
+      <w:start w:val="1"/>
+      <w:numFmt w:val="upperLetter"/>
+      <w:lvlText w:val="(%1)"/>
+      <w:lvlJc w:val="left"/>
+      <w:pPr>
+        <w:ind w:left="360" w:hanging="360"/>
+      </w:pPr>
+      <w:rPr>
+        <w:rFonts w:hint="default"/>
+      </w:rPr>
+    </w:lvl>
+    <w:lvl w:ilvl="1" w:tplc="04090019" w:tentative="1">
+      <w:start w:val="1"/>
+      <w:numFmt w:val="ideographTraditional"/>
+      <w:lvlText w:val="%2、"/>
+      <w:lvlJc w:val="left"/>
+      <w:pPr>
+        <w:ind w:left="960" w:hanging="480"/>
+      </w:pPr>
+    </w:lvl>
+    <w:lvl w:ilvl="2" w:tplc="0409001B" w:tentative="1">
+      <w:start w:val="1"/>
+      <w:numFmt w:val="lowerRoman"/>
+      <w:lvlText w:val="%3."/>
+      <w:lvlJc w:val="right"/>
+      <w:pPr>
+        <w:ind w:left="1440" w:hanging="480"/>
+      </w:pPr>
+    </w:lvl>
+    <w:lvl w:ilvl="3" w:tplc="0409000F" w:tentative="1">
+      <w:start w:val="1"/>
+      <w:numFmt w:val="decimal"/>
+      <w:lvlText w:val="%4."/>
+      <w:lvlJc w:val="left"/>
+      <w:pPr>
+        <w:ind w:left="1920" w:hanging="480"/>
+      </w:pPr>
+    </w:lvl>
+    <w:lvl w:ilvl="4" w:tplc="04090019" w:tentative="1">
+      <w:start w:val="1"/>
+      <w:numFmt w:val="ideographTraditional"/>
+      <w:lvlText w:val="%5、"/>
+      <w:lvlJc w:val="left"/>
+      <w:pPr>
+        <w:ind w:left="2400" w:hanging="480"/>
+      </w:pPr>
+    </w:lvl>
+    <w:lvl w:ilvl="5" w:tplc="0409001B" w:tentative="1">
+      <w:start w:val="1"/>
+      <w:numFmt w:val="lowerRoman"/>
+      <w:lvlText w:val="%6."/>
+      <w:lvlJc w:val="right"/>
+      <w:pPr>
+        <w:ind w:left="2880" w:hanging="480"/>
+      </w:pPr>
+    </w:lvl>
+    <w:lvl w:ilvl="6" w:tplc="0409000F" w:tentative="1">
+      <w:start w:val="1"/>
+      <w:numFmt w:val="decimal"/>
+      <w:lvlText w:val="%7."/>
+      <w:lvlJc w:val="left"/>
+      <w:pPr>
+        <w:ind w:left="3360" w:hanging="480"/>
+      </w:pPr>
+    </w:lvl>
+    <w:lvl w:ilvl="7" w:tplc="04090019" w:tentative="1">
+      <w:start w:val="1"/>
+      <w:numFmt w:val="ideographTraditional"/>
+      <w:lvlText w:val="%8、"/>
+      <w:lvlJc w:val="left"/>
+      <w:pPr>
+        <w:ind w:left="3840" w:hanging="480"/>
+      </w:pPr>
+    </w:lvl>
+    <w:lvl w:ilvl="8" w:tplc="0409001B" w:tentative="1">
+      <w:start w:val="1"/>
+      <w:numFmt w:val="lowerRoman"/>
+      <w:lvlText w:val="%9."/>
+      <w:lvlJc w:val="right"/>
+      <w:pPr>
+        <w:ind w:left="4320" w:hanging="480"/>
+      </w:pPr>
+    </w:lvl>
+  </w:abstractNum>
+  <w:abstractNum w:abstractNumId="3" w15:restartNumberingAfterBreak="0">
     <w:nsid w:val="08C81696"/>
     <w:multiLevelType w:val="hybridMultilevel"/>
     <w:tmpl w:val="19C88F0A"/>
@@ -15275,7 +17175,7 @@
       </w:pPr>
     </w:lvl>
   </w:abstractNum>
-  <w:abstractNum w:abstractNumId="3" w15:restartNumberingAfterBreak="0">
+  <w:abstractNum w:abstractNumId="4" w15:restartNumberingAfterBreak="0">
     <w:nsid w:val="0A2C6EF1"/>
     <w:multiLevelType w:val="hybridMultilevel"/>
     <w:tmpl w:val="48EE538C"/>
@@ -15364,7 +17264,7 @@
       </w:pPr>
     </w:lvl>
   </w:abstractNum>
-  <w:abstractNum w:abstractNumId="4" w15:restartNumberingAfterBreak="0">
+  <w:abstractNum w:abstractNumId="5" w15:restartNumberingAfterBreak="0">
     <w:nsid w:val="0FFA0C0C"/>
     <w:multiLevelType w:val="hybridMultilevel"/>
     <w:tmpl w:val="86282618"/>
@@ -15453,7 +17353,7 @@
       </w:pPr>
     </w:lvl>
   </w:abstractNum>
-  <w:abstractNum w:abstractNumId="5" w15:restartNumberingAfterBreak="0">
+  <w:abstractNum w:abstractNumId="6" w15:restartNumberingAfterBreak="0">
     <w:nsid w:val="14E42C34"/>
     <w:multiLevelType w:val="hybridMultilevel"/>
     <w:tmpl w:val="C68A4810"/>
@@ -15542,7 +17442,7 @@
       </w:pPr>
     </w:lvl>
   </w:abstractNum>
-  <w:abstractNum w:abstractNumId="6" w15:restartNumberingAfterBreak="0">
+  <w:abstractNum w:abstractNumId="7" w15:restartNumberingAfterBreak="0">
     <w:nsid w:val="183A0C8B"/>
     <w:multiLevelType w:val="hybridMultilevel"/>
     <w:tmpl w:val="171615BA"/>
@@ -15631,7 +17531,7 @@
       </w:pPr>
     </w:lvl>
   </w:abstractNum>
-  <w:abstractNum w:abstractNumId="7" w15:restartNumberingAfterBreak="0">
+  <w:abstractNum w:abstractNumId="8" w15:restartNumberingAfterBreak="0">
     <w:nsid w:val="1DE2152A"/>
     <w:multiLevelType w:val="hybridMultilevel"/>
     <w:tmpl w:val="64D6E3C8"/>
@@ -15720,7 +17620,7 @@
       </w:pPr>
     </w:lvl>
   </w:abstractNum>
-  <w:abstractNum w:abstractNumId="8" w15:restartNumberingAfterBreak="0">
+  <w:abstractNum w:abstractNumId="9" w15:restartNumberingAfterBreak="0">
     <w:nsid w:val="1E666FB1"/>
     <w:multiLevelType w:val="hybridMultilevel"/>
     <w:tmpl w:val="729656E8"/>
@@ -15809,7 +17709,7 @@
       </w:pPr>
     </w:lvl>
   </w:abstractNum>
-  <w:abstractNum w:abstractNumId="9" w15:restartNumberingAfterBreak="0">
+  <w:abstractNum w:abstractNumId="10" w15:restartNumberingAfterBreak="0">
     <w:nsid w:val="20A470F8"/>
     <w:multiLevelType w:val="hybridMultilevel"/>
     <w:tmpl w:val="7DDA75A8"/>
@@ -15898,7 +17798,7 @@
       </w:pPr>
     </w:lvl>
   </w:abstractNum>
-  <w:abstractNum w:abstractNumId="10" w15:restartNumberingAfterBreak="0">
+  <w:abstractNum w:abstractNumId="11" w15:restartNumberingAfterBreak="0">
     <w:nsid w:val="288B05CC"/>
     <w:multiLevelType w:val="hybridMultilevel"/>
     <w:tmpl w:val="3F7012FC"/>
@@ -15987,7 +17887,7 @@
       </w:pPr>
     </w:lvl>
   </w:abstractNum>
-  <w:abstractNum w:abstractNumId="11" w15:restartNumberingAfterBreak="0">
+  <w:abstractNum w:abstractNumId="12" w15:restartNumberingAfterBreak="0">
     <w:nsid w:val="2A843FAF"/>
     <w:multiLevelType w:val="hybridMultilevel"/>
     <w:tmpl w:val="28E42B50"/>
@@ -16076,7 +17976,7 @@
       </w:pPr>
     </w:lvl>
   </w:abstractNum>
-  <w:abstractNum w:abstractNumId="12" w15:restartNumberingAfterBreak="0">
+  <w:abstractNum w:abstractNumId="13" w15:restartNumberingAfterBreak="0">
     <w:nsid w:val="2E192CB6"/>
     <w:multiLevelType w:val="hybridMultilevel"/>
     <w:tmpl w:val="8836EE84"/>
@@ -16165,7 +18065,7 @@
       </w:pPr>
     </w:lvl>
   </w:abstractNum>
-  <w:abstractNum w:abstractNumId="13" w15:restartNumberingAfterBreak="0">
+  <w:abstractNum w:abstractNumId="14" w15:restartNumberingAfterBreak="0">
     <w:nsid w:val="2E801B7A"/>
     <w:multiLevelType w:val="hybridMultilevel"/>
     <w:tmpl w:val="1382E584"/>
@@ -16254,7 +18154,7 @@
       </w:pPr>
     </w:lvl>
   </w:abstractNum>
-  <w:abstractNum w:abstractNumId="14" w15:restartNumberingAfterBreak="0">
+  <w:abstractNum w:abstractNumId="15" w15:restartNumberingAfterBreak="0">
     <w:nsid w:val="30FE4CA3"/>
     <w:multiLevelType w:val="hybridMultilevel"/>
     <w:tmpl w:val="F2F691A6"/>
@@ -16343,7 +18243,7 @@
       </w:pPr>
     </w:lvl>
   </w:abstractNum>
-  <w:abstractNum w:abstractNumId="15" w15:restartNumberingAfterBreak="0">
+  <w:abstractNum w:abstractNumId="16" w15:restartNumberingAfterBreak="0">
     <w:nsid w:val="342108BB"/>
     <w:multiLevelType w:val="hybridMultilevel"/>
     <w:tmpl w:val="8AEE5B9A"/>
@@ -16432,7 +18332,7 @@
       </w:pPr>
     </w:lvl>
   </w:abstractNum>
-  <w:abstractNum w:abstractNumId="16" w15:restartNumberingAfterBreak="0">
+  <w:abstractNum w:abstractNumId="17" w15:restartNumberingAfterBreak="0">
     <w:nsid w:val="34E90C58"/>
     <w:multiLevelType w:val="hybridMultilevel"/>
     <w:tmpl w:val="75D4CA18"/>
@@ -16521,7 +18421,7 @@
       </w:pPr>
     </w:lvl>
   </w:abstractNum>
-  <w:abstractNum w:abstractNumId="17" w15:restartNumberingAfterBreak="0">
+  <w:abstractNum w:abstractNumId="18" w15:restartNumberingAfterBreak="0">
     <w:nsid w:val="3A2678A3"/>
     <w:multiLevelType w:val="hybridMultilevel"/>
     <w:tmpl w:val="3D3EBC90"/>
@@ -16610,7 +18510,7 @@
       </w:pPr>
     </w:lvl>
   </w:abstractNum>
-  <w:abstractNum w:abstractNumId="18" w15:restartNumberingAfterBreak="0">
+  <w:abstractNum w:abstractNumId="19" w15:restartNumberingAfterBreak="0">
     <w:nsid w:val="421A1878"/>
     <w:multiLevelType w:val="hybridMultilevel"/>
     <w:tmpl w:val="890627CA"/>
@@ -16699,7 +18599,7 @@
       </w:pPr>
     </w:lvl>
   </w:abstractNum>
-  <w:abstractNum w:abstractNumId="19" w15:restartNumberingAfterBreak="0">
+  <w:abstractNum w:abstractNumId="20" w15:restartNumberingAfterBreak="0">
     <w:nsid w:val="422F46C2"/>
     <w:multiLevelType w:val="hybridMultilevel"/>
     <w:tmpl w:val="F5EE2E30"/>
@@ -16788,7 +18688,7 @@
       </w:pPr>
     </w:lvl>
   </w:abstractNum>
-  <w:abstractNum w:abstractNumId="20" w15:restartNumberingAfterBreak="0">
+  <w:abstractNum w:abstractNumId="21" w15:restartNumberingAfterBreak="0">
     <w:nsid w:val="44106993"/>
     <w:multiLevelType w:val="hybridMultilevel"/>
     <w:tmpl w:val="D2908246"/>
@@ -16877,7 +18777,96 @@
       </w:pPr>
     </w:lvl>
   </w:abstractNum>
-  <w:abstractNum w:abstractNumId="21" w15:restartNumberingAfterBreak="0">
+  <w:abstractNum w:abstractNumId="22" w15:restartNumberingAfterBreak="0">
+    <w:nsid w:val="460B497B"/>
+    <w:multiLevelType w:val="hybridMultilevel"/>
+    <w:tmpl w:val="F75AFC78"/>
+    <w:lvl w:ilvl="0" w:tplc="7EC24EFE">
+      <w:start w:val="1"/>
+      <w:numFmt w:val="upperLetter"/>
+      <w:lvlText w:val="(%1)"/>
+      <w:lvlJc w:val="left"/>
+      <w:pPr>
+        <w:ind w:left="360" w:hanging="360"/>
+      </w:pPr>
+      <w:rPr>
+        <w:rFonts w:hint="default"/>
+      </w:rPr>
+    </w:lvl>
+    <w:lvl w:ilvl="1" w:tplc="04090019" w:tentative="1">
+      <w:start w:val="1"/>
+      <w:numFmt w:val="ideographTraditional"/>
+      <w:lvlText w:val="%2、"/>
+      <w:lvlJc w:val="left"/>
+      <w:pPr>
+        <w:ind w:left="960" w:hanging="480"/>
+      </w:pPr>
+    </w:lvl>
+    <w:lvl w:ilvl="2" w:tplc="0409001B" w:tentative="1">
+      <w:start w:val="1"/>
+      <w:numFmt w:val="lowerRoman"/>
+      <w:lvlText w:val="%3."/>
+      <w:lvlJc w:val="right"/>
+      <w:pPr>
+        <w:ind w:left="1440" w:hanging="480"/>
+      </w:pPr>
+    </w:lvl>
+    <w:lvl w:ilvl="3" w:tplc="0409000F" w:tentative="1">
+      <w:start w:val="1"/>
+      <w:numFmt w:val="decimal"/>
+      <w:lvlText w:val="%4."/>
+      <w:lvlJc w:val="left"/>
+      <w:pPr>
+        <w:ind w:left="1920" w:hanging="480"/>
+      </w:pPr>
+    </w:lvl>
+    <w:lvl w:ilvl="4" w:tplc="04090019" w:tentative="1">
+      <w:start w:val="1"/>
+      <w:numFmt w:val="ideographTraditional"/>
+      <w:lvlText w:val="%5、"/>
+      <w:lvlJc w:val="left"/>
+      <w:pPr>
+        <w:ind w:left="2400" w:hanging="480"/>
+      </w:pPr>
+    </w:lvl>
+    <w:lvl w:ilvl="5" w:tplc="0409001B" w:tentative="1">
+      <w:start w:val="1"/>
+      <w:numFmt w:val="lowerRoman"/>
+      <w:lvlText w:val="%6."/>
+      <w:lvlJc w:val="right"/>
+      <w:pPr>
+        <w:ind w:left="2880" w:hanging="480"/>
+      </w:pPr>
+    </w:lvl>
+    <w:lvl w:ilvl="6" w:tplc="0409000F" w:tentative="1">
+      <w:start w:val="1"/>
+      <w:numFmt w:val="decimal"/>
+      <w:lvlText w:val="%7."/>
+      <w:lvlJc w:val="left"/>
+      <w:pPr>
+        <w:ind w:left="3360" w:hanging="480"/>
+      </w:pPr>
+    </w:lvl>
+    <w:lvl w:ilvl="7" w:tplc="04090019" w:tentative="1">
+      <w:start w:val="1"/>
+      <w:numFmt w:val="ideographTraditional"/>
+      <w:lvlText w:val="%8、"/>
+      <w:lvlJc w:val="left"/>
+      <w:pPr>
+        <w:ind w:left="3840" w:hanging="480"/>
+      </w:pPr>
+    </w:lvl>
+    <w:lvl w:ilvl="8" w:tplc="0409001B" w:tentative="1">
+      <w:start w:val="1"/>
+      <w:numFmt w:val="lowerRoman"/>
+      <w:lvlText w:val="%9."/>
+      <w:lvlJc w:val="right"/>
+      <w:pPr>
+        <w:ind w:left="4320" w:hanging="480"/>
+      </w:pPr>
+    </w:lvl>
+  </w:abstractNum>
+  <w:abstractNum w:abstractNumId="23" w15:restartNumberingAfterBreak="0">
     <w:nsid w:val="48B76B2E"/>
     <w:multiLevelType w:val="hybridMultilevel"/>
     <w:tmpl w:val="7ACED166"/>
@@ -16966,7 +18955,7 @@
       </w:pPr>
     </w:lvl>
   </w:abstractNum>
-  <w:abstractNum w:abstractNumId="22" w15:restartNumberingAfterBreak="0">
+  <w:abstractNum w:abstractNumId="24" w15:restartNumberingAfterBreak="0">
     <w:nsid w:val="53714B23"/>
     <w:multiLevelType w:val="hybridMultilevel"/>
     <w:tmpl w:val="CACA25C2"/>
@@ -17055,7 +19044,7 @@
       </w:pPr>
     </w:lvl>
   </w:abstractNum>
-  <w:abstractNum w:abstractNumId="23" w15:restartNumberingAfterBreak="0">
+  <w:abstractNum w:abstractNumId="25" w15:restartNumberingAfterBreak="0">
     <w:nsid w:val="54126F51"/>
     <w:multiLevelType w:val="hybridMultilevel"/>
     <w:tmpl w:val="C0C01342"/>
@@ -17144,7 +19133,7 @@
       </w:pPr>
     </w:lvl>
   </w:abstractNum>
-  <w:abstractNum w:abstractNumId="24" w15:restartNumberingAfterBreak="0">
+  <w:abstractNum w:abstractNumId="26" w15:restartNumberingAfterBreak="0">
     <w:nsid w:val="55A15A5C"/>
     <w:multiLevelType w:val="hybridMultilevel"/>
     <w:tmpl w:val="B1BE51B0"/>
@@ -17233,7 +19222,7 @@
       </w:pPr>
     </w:lvl>
   </w:abstractNum>
-  <w:abstractNum w:abstractNumId="25" w15:restartNumberingAfterBreak="0">
+  <w:abstractNum w:abstractNumId="27" w15:restartNumberingAfterBreak="0">
     <w:nsid w:val="56F94E90"/>
     <w:multiLevelType w:val="hybridMultilevel"/>
     <w:tmpl w:val="B9DE2BB4"/>
@@ -17322,7 +19311,185 @@
       </w:pPr>
     </w:lvl>
   </w:abstractNum>
-  <w:abstractNum w:abstractNumId="26" w15:restartNumberingAfterBreak="0">
+  <w:abstractNum w:abstractNumId="28" w15:restartNumberingAfterBreak="0">
+    <w:nsid w:val="57547397"/>
+    <w:multiLevelType w:val="hybridMultilevel"/>
+    <w:tmpl w:val="C76276A4"/>
+    <w:lvl w:ilvl="0" w:tplc="3A5E99E0">
+      <w:start w:val="1"/>
+      <w:numFmt w:val="upperLetter"/>
+      <w:lvlText w:val="(%1)"/>
+      <w:lvlJc w:val="left"/>
+      <w:pPr>
+        <w:ind w:left="360" w:hanging="360"/>
+      </w:pPr>
+      <w:rPr>
+        <w:rFonts w:hint="default"/>
+      </w:rPr>
+    </w:lvl>
+    <w:lvl w:ilvl="1" w:tplc="04090019" w:tentative="1">
+      <w:start w:val="1"/>
+      <w:numFmt w:val="ideographTraditional"/>
+      <w:lvlText w:val="%2、"/>
+      <w:lvlJc w:val="left"/>
+      <w:pPr>
+        <w:ind w:left="960" w:hanging="480"/>
+      </w:pPr>
+    </w:lvl>
+    <w:lvl w:ilvl="2" w:tplc="0409001B" w:tentative="1">
+      <w:start w:val="1"/>
+      <w:numFmt w:val="lowerRoman"/>
+      <w:lvlText w:val="%3."/>
+      <w:lvlJc w:val="right"/>
+      <w:pPr>
+        <w:ind w:left="1440" w:hanging="480"/>
+      </w:pPr>
+    </w:lvl>
+    <w:lvl w:ilvl="3" w:tplc="0409000F" w:tentative="1">
+      <w:start w:val="1"/>
+      <w:numFmt w:val="decimal"/>
+      <w:lvlText w:val="%4."/>
+      <w:lvlJc w:val="left"/>
+      <w:pPr>
+        <w:ind w:left="1920" w:hanging="480"/>
+      </w:pPr>
+    </w:lvl>
+    <w:lvl w:ilvl="4" w:tplc="04090019" w:tentative="1">
+      <w:start w:val="1"/>
+      <w:numFmt w:val="ideographTraditional"/>
+      <w:lvlText w:val="%5、"/>
+      <w:lvlJc w:val="left"/>
+      <w:pPr>
+        <w:ind w:left="2400" w:hanging="480"/>
+      </w:pPr>
+    </w:lvl>
+    <w:lvl w:ilvl="5" w:tplc="0409001B" w:tentative="1">
+      <w:start w:val="1"/>
+      <w:numFmt w:val="lowerRoman"/>
+      <w:lvlText w:val="%6."/>
+      <w:lvlJc w:val="right"/>
+      <w:pPr>
+        <w:ind w:left="2880" w:hanging="480"/>
+      </w:pPr>
+    </w:lvl>
+    <w:lvl w:ilvl="6" w:tplc="0409000F" w:tentative="1">
+      <w:start w:val="1"/>
+      <w:numFmt w:val="decimal"/>
+      <w:lvlText w:val="%7."/>
+      <w:lvlJc w:val="left"/>
+      <w:pPr>
+        <w:ind w:left="3360" w:hanging="480"/>
+      </w:pPr>
+    </w:lvl>
+    <w:lvl w:ilvl="7" w:tplc="04090019" w:tentative="1">
+      <w:start w:val="1"/>
+      <w:numFmt w:val="ideographTraditional"/>
+      <w:lvlText w:val="%8、"/>
+      <w:lvlJc w:val="left"/>
+      <w:pPr>
+        <w:ind w:left="3840" w:hanging="480"/>
+      </w:pPr>
+    </w:lvl>
+    <w:lvl w:ilvl="8" w:tplc="0409001B" w:tentative="1">
+      <w:start w:val="1"/>
+      <w:numFmt w:val="lowerRoman"/>
+      <w:lvlText w:val="%9."/>
+      <w:lvlJc w:val="right"/>
+      <w:pPr>
+        <w:ind w:left="4320" w:hanging="480"/>
+      </w:pPr>
+    </w:lvl>
+  </w:abstractNum>
+  <w:abstractNum w:abstractNumId="29" w15:restartNumberingAfterBreak="0">
+    <w:nsid w:val="5A7D4844"/>
+    <w:multiLevelType w:val="hybridMultilevel"/>
+    <w:tmpl w:val="4C3270C6"/>
+    <w:lvl w:ilvl="0" w:tplc="FF644FBC">
+      <w:start w:val="1"/>
+      <w:numFmt w:val="upperLetter"/>
+      <w:lvlText w:val="(%1)"/>
+      <w:lvlJc w:val="left"/>
+      <w:pPr>
+        <w:ind w:left="360" w:hanging="360"/>
+      </w:pPr>
+      <w:rPr>
+        <w:rFonts w:hint="default"/>
+      </w:rPr>
+    </w:lvl>
+    <w:lvl w:ilvl="1" w:tplc="04090019" w:tentative="1">
+      <w:start w:val="1"/>
+      <w:numFmt w:val="ideographTraditional"/>
+      <w:lvlText w:val="%2、"/>
+      <w:lvlJc w:val="left"/>
+      <w:pPr>
+        <w:ind w:left="960" w:hanging="480"/>
+      </w:pPr>
+    </w:lvl>
+    <w:lvl w:ilvl="2" w:tplc="0409001B" w:tentative="1">
+      <w:start w:val="1"/>
+      <w:numFmt w:val="lowerRoman"/>
+      <w:lvlText w:val="%3."/>
+      <w:lvlJc w:val="right"/>
+      <w:pPr>
+        <w:ind w:left="1440" w:hanging="480"/>
+      </w:pPr>
+    </w:lvl>
+    <w:lvl w:ilvl="3" w:tplc="0409000F" w:tentative="1">
+      <w:start w:val="1"/>
+      <w:numFmt w:val="decimal"/>
+      <w:lvlText w:val="%4."/>
+      <w:lvlJc w:val="left"/>
+      <w:pPr>
+        <w:ind w:left="1920" w:hanging="480"/>
+      </w:pPr>
+    </w:lvl>
+    <w:lvl w:ilvl="4" w:tplc="04090019" w:tentative="1">
+      <w:start w:val="1"/>
+      <w:numFmt w:val="ideographTraditional"/>
+      <w:lvlText w:val="%5、"/>
+      <w:lvlJc w:val="left"/>
+      <w:pPr>
+        <w:ind w:left="2400" w:hanging="480"/>
+      </w:pPr>
+    </w:lvl>
+    <w:lvl w:ilvl="5" w:tplc="0409001B" w:tentative="1">
+      <w:start w:val="1"/>
+      <w:numFmt w:val="lowerRoman"/>
+      <w:lvlText w:val="%6."/>
+      <w:lvlJc w:val="right"/>
+      <w:pPr>
+        <w:ind w:left="2880" w:hanging="480"/>
+      </w:pPr>
+    </w:lvl>
+    <w:lvl w:ilvl="6" w:tplc="0409000F" w:tentative="1">
+      <w:start w:val="1"/>
+      <w:numFmt w:val="decimal"/>
+      <w:lvlText w:val="%7."/>
+      <w:lvlJc w:val="left"/>
+      <w:pPr>
+        <w:ind w:left="3360" w:hanging="480"/>
+      </w:pPr>
+    </w:lvl>
+    <w:lvl w:ilvl="7" w:tplc="04090019" w:tentative="1">
+      <w:start w:val="1"/>
+      <w:numFmt w:val="ideographTraditional"/>
+      <w:lvlText w:val="%8、"/>
+      <w:lvlJc w:val="left"/>
+      <w:pPr>
+        <w:ind w:left="3840" w:hanging="480"/>
+      </w:pPr>
+    </w:lvl>
+    <w:lvl w:ilvl="8" w:tplc="0409001B" w:tentative="1">
+      <w:start w:val="1"/>
+      <w:numFmt w:val="lowerRoman"/>
+      <w:lvlText w:val="%9."/>
+      <w:lvlJc w:val="right"/>
+      <w:pPr>
+        <w:ind w:left="4320" w:hanging="480"/>
+      </w:pPr>
+    </w:lvl>
+  </w:abstractNum>
+  <w:abstractNum w:abstractNumId="30" w15:restartNumberingAfterBreak="0">
     <w:nsid w:val="5CED3977"/>
     <w:multiLevelType w:val="hybridMultilevel"/>
     <w:tmpl w:val="FA6CB3CA"/>
@@ -17411,7 +19578,7 @@
       </w:pPr>
     </w:lvl>
   </w:abstractNum>
-  <w:abstractNum w:abstractNumId="27" w15:restartNumberingAfterBreak="0">
+  <w:abstractNum w:abstractNumId="31" w15:restartNumberingAfterBreak="0">
     <w:nsid w:val="5D8746FB"/>
     <w:multiLevelType w:val="hybridMultilevel"/>
     <w:tmpl w:val="D9E48496"/>
@@ -17500,7 +19667,7 @@
       </w:pPr>
     </w:lvl>
   </w:abstractNum>
-  <w:abstractNum w:abstractNumId="28" w15:restartNumberingAfterBreak="0">
+  <w:abstractNum w:abstractNumId="32" w15:restartNumberingAfterBreak="0">
     <w:nsid w:val="5F063724"/>
     <w:multiLevelType w:val="hybridMultilevel"/>
     <w:tmpl w:val="67F8EEBE"/>
@@ -17589,7 +19756,7 @@
       </w:pPr>
     </w:lvl>
   </w:abstractNum>
-  <w:abstractNum w:abstractNumId="29" w15:restartNumberingAfterBreak="0">
+  <w:abstractNum w:abstractNumId="33" w15:restartNumberingAfterBreak="0">
     <w:nsid w:val="610F38EE"/>
     <w:multiLevelType w:val="hybridMultilevel"/>
     <w:tmpl w:val="DA6297F6"/>
@@ -17678,7 +19845,96 @@
       </w:pPr>
     </w:lvl>
   </w:abstractNum>
-  <w:abstractNum w:abstractNumId="30" w15:restartNumberingAfterBreak="0">
+  <w:abstractNum w:abstractNumId="34" w15:restartNumberingAfterBreak="0">
+    <w:nsid w:val="6528746D"/>
+    <w:multiLevelType w:val="hybridMultilevel"/>
+    <w:tmpl w:val="43769974"/>
+    <w:lvl w:ilvl="0" w:tplc="D316A36E">
+      <w:start w:val="1"/>
+      <w:numFmt w:val="upperLetter"/>
+      <w:lvlText w:val="(%1)"/>
+      <w:lvlJc w:val="left"/>
+      <w:pPr>
+        <w:ind w:left="360" w:hanging="360"/>
+      </w:pPr>
+      <w:rPr>
+        <w:rFonts w:hint="default"/>
+      </w:rPr>
+    </w:lvl>
+    <w:lvl w:ilvl="1" w:tplc="04090019" w:tentative="1">
+      <w:start w:val="1"/>
+      <w:numFmt w:val="ideographTraditional"/>
+      <w:lvlText w:val="%2、"/>
+      <w:lvlJc w:val="left"/>
+      <w:pPr>
+        <w:ind w:left="960" w:hanging="480"/>
+      </w:pPr>
+    </w:lvl>
+    <w:lvl w:ilvl="2" w:tplc="0409001B" w:tentative="1">
+      <w:start w:val="1"/>
+      <w:numFmt w:val="lowerRoman"/>
+      <w:lvlText w:val="%3."/>
+      <w:lvlJc w:val="right"/>
+      <w:pPr>
+        <w:ind w:left="1440" w:hanging="480"/>
+      </w:pPr>
+    </w:lvl>
+    <w:lvl w:ilvl="3" w:tplc="0409000F" w:tentative="1">
+      <w:start w:val="1"/>
+      <w:numFmt w:val="decimal"/>
+      <w:lvlText w:val="%4."/>
+      <w:lvlJc w:val="left"/>
+      <w:pPr>
+        <w:ind w:left="1920" w:hanging="480"/>
+      </w:pPr>
+    </w:lvl>
+    <w:lvl w:ilvl="4" w:tplc="04090019" w:tentative="1">
+      <w:start w:val="1"/>
+      <w:numFmt w:val="ideographTraditional"/>
+      <w:lvlText w:val="%5、"/>
+      <w:lvlJc w:val="left"/>
+      <w:pPr>
+        <w:ind w:left="2400" w:hanging="480"/>
+      </w:pPr>
+    </w:lvl>
+    <w:lvl w:ilvl="5" w:tplc="0409001B" w:tentative="1">
+      <w:start w:val="1"/>
+      <w:numFmt w:val="lowerRoman"/>
+      <w:lvlText w:val="%6."/>
+      <w:lvlJc w:val="right"/>
+      <w:pPr>
+        <w:ind w:left="2880" w:hanging="480"/>
+      </w:pPr>
+    </w:lvl>
+    <w:lvl w:ilvl="6" w:tplc="0409000F" w:tentative="1">
+      <w:start w:val="1"/>
+      <w:numFmt w:val="decimal"/>
+      <w:lvlText w:val="%7."/>
+      <w:lvlJc w:val="left"/>
+      <w:pPr>
+        <w:ind w:left="3360" w:hanging="480"/>
+      </w:pPr>
+    </w:lvl>
+    <w:lvl w:ilvl="7" w:tplc="04090019" w:tentative="1">
+      <w:start w:val="1"/>
+      <w:numFmt w:val="ideographTraditional"/>
+      <w:lvlText w:val="%8、"/>
+      <w:lvlJc w:val="left"/>
+      <w:pPr>
+        <w:ind w:left="3840" w:hanging="480"/>
+      </w:pPr>
+    </w:lvl>
+    <w:lvl w:ilvl="8" w:tplc="0409001B" w:tentative="1">
+      <w:start w:val="1"/>
+      <w:numFmt w:val="lowerRoman"/>
+      <w:lvlText w:val="%9."/>
+      <w:lvlJc w:val="right"/>
+      <w:pPr>
+        <w:ind w:left="4320" w:hanging="480"/>
+      </w:pPr>
+    </w:lvl>
+  </w:abstractNum>
+  <w:abstractNum w:abstractNumId="35" w15:restartNumberingAfterBreak="0">
     <w:nsid w:val="6C5E27B7"/>
     <w:multiLevelType w:val="hybridMultilevel"/>
     <w:tmpl w:val="B2B67932"/>
@@ -17767,7 +20023,7 @@
       </w:pPr>
     </w:lvl>
   </w:abstractNum>
-  <w:abstractNum w:abstractNumId="31" w15:restartNumberingAfterBreak="0">
+  <w:abstractNum w:abstractNumId="36" w15:restartNumberingAfterBreak="0">
     <w:nsid w:val="7149538E"/>
     <w:multiLevelType w:val="hybridMultilevel"/>
     <w:tmpl w:val="95B495F2"/>
@@ -17856,7 +20112,7 @@
       </w:pPr>
     </w:lvl>
   </w:abstractNum>
-  <w:abstractNum w:abstractNumId="32" w15:restartNumberingAfterBreak="0">
+  <w:abstractNum w:abstractNumId="37" w15:restartNumberingAfterBreak="0">
     <w:nsid w:val="71C561D1"/>
     <w:multiLevelType w:val="hybridMultilevel"/>
     <w:tmpl w:val="02AE1FF0"/>
@@ -17945,7 +20201,7 @@
       </w:pPr>
     </w:lvl>
   </w:abstractNum>
-  <w:abstractNum w:abstractNumId="33" w15:restartNumberingAfterBreak="0">
+  <w:abstractNum w:abstractNumId="38" w15:restartNumberingAfterBreak="0">
     <w:nsid w:val="756458E5"/>
     <w:multiLevelType w:val="hybridMultilevel"/>
     <w:tmpl w:val="AD8440FA"/>
@@ -18034,7 +20290,7 @@
       </w:pPr>
     </w:lvl>
   </w:abstractNum>
-  <w:abstractNum w:abstractNumId="34" w15:restartNumberingAfterBreak="0">
+  <w:abstractNum w:abstractNumId="39" w15:restartNumberingAfterBreak="0">
     <w:nsid w:val="759D57AD"/>
     <w:multiLevelType w:val="hybridMultilevel"/>
     <w:tmpl w:val="85883D24"/>
@@ -18123,7 +20379,96 @@
       </w:pPr>
     </w:lvl>
   </w:abstractNum>
-  <w:abstractNum w:abstractNumId="35" w15:restartNumberingAfterBreak="0">
+  <w:abstractNum w:abstractNumId="40" w15:restartNumberingAfterBreak="0">
+    <w:nsid w:val="7671259D"/>
+    <w:multiLevelType w:val="hybridMultilevel"/>
+    <w:tmpl w:val="81EEF83E"/>
+    <w:lvl w:ilvl="0" w:tplc="80DACB44">
+      <w:start w:val="1"/>
+      <w:numFmt w:val="upperLetter"/>
+      <w:lvlText w:val="(%1)"/>
+      <w:lvlJc w:val="left"/>
+      <w:pPr>
+        <w:ind w:left="360" w:hanging="360"/>
+      </w:pPr>
+      <w:rPr>
+        <w:rFonts w:hint="default"/>
+      </w:rPr>
+    </w:lvl>
+    <w:lvl w:ilvl="1" w:tplc="04090019" w:tentative="1">
+      <w:start w:val="1"/>
+      <w:numFmt w:val="ideographTraditional"/>
+      <w:lvlText w:val="%2、"/>
+      <w:lvlJc w:val="left"/>
+      <w:pPr>
+        <w:ind w:left="960" w:hanging="480"/>
+      </w:pPr>
+    </w:lvl>
+    <w:lvl w:ilvl="2" w:tplc="0409001B" w:tentative="1">
+      <w:start w:val="1"/>
+      <w:numFmt w:val="lowerRoman"/>
+      <w:lvlText w:val="%3."/>
+      <w:lvlJc w:val="right"/>
+      <w:pPr>
+        <w:ind w:left="1440" w:hanging="480"/>
+      </w:pPr>
+    </w:lvl>
+    <w:lvl w:ilvl="3" w:tplc="0409000F" w:tentative="1">
+      <w:start w:val="1"/>
+      <w:numFmt w:val="decimal"/>
+      <w:lvlText w:val="%4."/>
+      <w:lvlJc w:val="left"/>
+      <w:pPr>
+        <w:ind w:left="1920" w:hanging="480"/>
+      </w:pPr>
+    </w:lvl>
+    <w:lvl w:ilvl="4" w:tplc="04090019" w:tentative="1">
+      <w:start w:val="1"/>
+      <w:numFmt w:val="ideographTraditional"/>
+      <w:lvlText w:val="%5、"/>
+      <w:lvlJc w:val="left"/>
+      <w:pPr>
+        <w:ind w:left="2400" w:hanging="480"/>
+      </w:pPr>
+    </w:lvl>
+    <w:lvl w:ilvl="5" w:tplc="0409001B" w:tentative="1">
+      <w:start w:val="1"/>
+      <w:numFmt w:val="lowerRoman"/>
+      <w:lvlText w:val="%6."/>
+      <w:lvlJc w:val="right"/>
+      <w:pPr>
+        <w:ind w:left="2880" w:hanging="480"/>
+      </w:pPr>
+    </w:lvl>
+    <w:lvl w:ilvl="6" w:tplc="0409000F" w:tentative="1">
+      <w:start w:val="1"/>
+      <w:numFmt w:val="decimal"/>
+      <w:lvlText w:val="%7."/>
+      <w:lvlJc w:val="left"/>
+      <w:pPr>
+        <w:ind w:left="3360" w:hanging="480"/>
+      </w:pPr>
+    </w:lvl>
+    <w:lvl w:ilvl="7" w:tplc="04090019" w:tentative="1">
+      <w:start w:val="1"/>
+      <w:numFmt w:val="ideographTraditional"/>
+      <w:lvlText w:val="%8、"/>
+      <w:lvlJc w:val="left"/>
+      <w:pPr>
+        <w:ind w:left="3840" w:hanging="480"/>
+      </w:pPr>
+    </w:lvl>
+    <w:lvl w:ilvl="8" w:tplc="0409001B" w:tentative="1">
+      <w:start w:val="1"/>
+      <w:numFmt w:val="lowerRoman"/>
+      <w:lvlText w:val="%9."/>
+      <w:lvlJc w:val="right"/>
+      <w:pPr>
+        <w:ind w:left="4320" w:hanging="480"/>
+      </w:pPr>
+    </w:lvl>
+  </w:abstractNum>
+  <w:abstractNum w:abstractNumId="41" w15:restartNumberingAfterBreak="0">
     <w:nsid w:val="77293472"/>
     <w:multiLevelType w:val="hybridMultilevel"/>
     <w:tmpl w:val="4A70086C"/>
@@ -18212,7 +20557,7 @@
       </w:pPr>
     </w:lvl>
   </w:abstractNum>
-  <w:abstractNum w:abstractNumId="36" w15:restartNumberingAfterBreak="0">
+  <w:abstractNum w:abstractNumId="42" w15:restartNumberingAfterBreak="0">
     <w:nsid w:val="7E4F7BC9"/>
     <w:multiLevelType w:val="hybridMultilevel"/>
     <w:tmpl w:val="413853B4"/>
@@ -18302,115 +20647,133 @@
     </w:lvl>
   </w:abstractNum>
   <w:num w:numId="1" w16cid:durableId="1483883989">
-    <w:abstractNumId w:val="7"/>
+    <w:abstractNumId w:val="8"/>
   </w:num>
   <w:num w:numId="2" w16cid:durableId="2077436389">
-    <w:abstractNumId w:val="28"/>
+    <w:abstractNumId w:val="32"/>
   </w:num>
   <w:num w:numId="3" w16cid:durableId="242881682">
+    <w:abstractNumId w:val="21"/>
+  </w:num>
+  <w:num w:numId="4" w16cid:durableId="564992103">
+    <w:abstractNumId w:val="15"/>
+  </w:num>
+  <w:num w:numId="5" w16cid:durableId="59795728">
+    <w:abstractNumId w:val="12"/>
+  </w:num>
+  <w:num w:numId="6" w16cid:durableId="2001421956">
+    <w:abstractNumId w:val="24"/>
+  </w:num>
+  <w:num w:numId="7" w16cid:durableId="15927798">
+    <w:abstractNumId w:val="41"/>
+  </w:num>
+  <w:num w:numId="8" w16cid:durableId="1058943751">
+    <w:abstractNumId w:val="16"/>
+  </w:num>
+  <w:num w:numId="9" w16cid:durableId="765003542">
     <w:abstractNumId w:val="20"/>
   </w:num>
-  <w:num w:numId="4" w16cid:durableId="564992103">
-    <w:abstractNumId w:val="14"/>
+  <w:num w:numId="10" w16cid:durableId="492261229">
+    <w:abstractNumId w:val="3"/>
   </w:num>
-  <w:num w:numId="5" w16cid:durableId="59795728">
+  <w:num w:numId="11" w16cid:durableId="798184232">
+    <w:abstractNumId w:val="23"/>
+  </w:num>
+  <w:num w:numId="12" w16cid:durableId="967248001">
+    <w:abstractNumId w:val="30"/>
+  </w:num>
+  <w:num w:numId="13" w16cid:durableId="1638955414">
+    <w:abstractNumId w:val="37"/>
+  </w:num>
+  <w:num w:numId="14" w16cid:durableId="1297370023">
+    <w:abstractNumId w:val="9"/>
+  </w:num>
+  <w:num w:numId="15" w16cid:durableId="363214297">
+    <w:abstractNumId w:val="33"/>
+  </w:num>
+  <w:num w:numId="16" w16cid:durableId="1378119459">
     <w:abstractNumId w:val="11"/>
   </w:num>
-  <w:num w:numId="6" w16cid:durableId="2001421956">
-    <w:abstractNumId w:val="22"/>
-  </w:num>
-  <w:num w:numId="7" w16cid:durableId="15927798">
-    <w:abstractNumId w:val="35"/>
-  </w:num>
-  <w:num w:numId="8" w16cid:durableId="1058943751">
-    <w:abstractNumId w:val="15"/>
-  </w:num>
-  <w:num w:numId="9" w16cid:durableId="765003542">
-    <w:abstractNumId w:val="19"/>
-  </w:num>
-  <w:num w:numId="10" w16cid:durableId="492261229">
-    <w:abstractNumId w:val="2"/>
-  </w:num>
-  <w:num w:numId="11" w16cid:durableId="798184232">
-    <w:abstractNumId w:val="21"/>
-  </w:num>
-  <w:num w:numId="12" w16cid:durableId="967248001">
-    <w:abstractNumId w:val="26"/>
-  </w:num>
-  <w:num w:numId="13" w16cid:durableId="1638955414">
-    <w:abstractNumId w:val="32"/>
-  </w:num>
-  <w:num w:numId="14" w16cid:durableId="1297370023">
-    <w:abstractNumId w:val="8"/>
-  </w:num>
-  <w:num w:numId="15" w16cid:durableId="363214297">
-    <w:abstractNumId w:val="29"/>
-  </w:num>
-  <w:num w:numId="16" w16cid:durableId="1378119459">
-    <w:abstractNumId w:val="10"/>
-  </w:num>
   <w:num w:numId="17" w16cid:durableId="771824758">
-    <w:abstractNumId w:val="16"/>
+    <w:abstractNumId w:val="17"/>
   </w:num>
   <w:num w:numId="18" w16cid:durableId="193661718">
-    <w:abstractNumId w:val="3"/>
+    <w:abstractNumId w:val="4"/>
   </w:num>
   <w:num w:numId="19" w16cid:durableId="665789772">
-    <w:abstractNumId w:val="34"/>
+    <w:abstractNumId w:val="39"/>
   </w:num>
   <w:num w:numId="20" w16cid:durableId="785581463">
     <w:abstractNumId w:val="0"/>
   </w:num>
   <w:num w:numId="21" w16cid:durableId="1843662240">
-    <w:abstractNumId w:val="5"/>
+    <w:abstractNumId w:val="6"/>
   </w:num>
   <w:num w:numId="22" w16cid:durableId="1427771494">
+    <w:abstractNumId w:val="31"/>
+  </w:num>
+  <w:num w:numId="23" w16cid:durableId="739594504">
+    <w:abstractNumId w:val="42"/>
+  </w:num>
+  <w:num w:numId="24" w16cid:durableId="46613097">
     <w:abstractNumId w:val="27"/>
   </w:num>
-  <w:num w:numId="23" w16cid:durableId="739594504">
+  <w:num w:numId="25" w16cid:durableId="271129985">
+    <w:abstractNumId w:val="25"/>
+  </w:num>
+  <w:num w:numId="26" w16cid:durableId="75707174">
     <w:abstractNumId w:val="36"/>
   </w:num>
-  <w:num w:numId="24" w16cid:durableId="46613097">
-    <w:abstractNumId w:val="25"/>
-  </w:num>
-  <w:num w:numId="25" w16cid:durableId="271129985">
-    <w:abstractNumId w:val="23"/>
-  </w:num>
-  <w:num w:numId="26" w16cid:durableId="75707174">
-    <w:abstractNumId w:val="31"/>
-  </w:num>
   <w:num w:numId="27" w16cid:durableId="542252869">
-    <w:abstractNumId w:val="13"/>
+    <w:abstractNumId w:val="14"/>
   </w:num>
   <w:num w:numId="28" w16cid:durableId="243337916">
-    <w:abstractNumId w:val="30"/>
+    <w:abstractNumId w:val="35"/>
   </w:num>
   <w:num w:numId="29" w16cid:durableId="1049038912">
-    <w:abstractNumId w:val="6"/>
+    <w:abstractNumId w:val="7"/>
   </w:num>
   <w:num w:numId="30" w16cid:durableId="397826890">
-    <w:abstractNumId w:val="17"/>
+    <w:abstractNumId w:val="18"/>
   </w:num>
   <w:num w:numId="31" w16cid:durableId="865407099">
-    <w:abstractNumId w:val="24"/>
+    <w:abstractNumId w:val="26"/>
   </w:num>
   <w:num w:numId="32" w16cid:durableId="1832789755">
-    <w:abstractNumId w:val="18"/>
+    <w:abstractNumId w:val="19"/>
   </w:num>
   <w:num w:numId="33" w16cid:durableId="219681842">
     <w:abstractNumId w:val="1"/>
   </w:num>
   <w:num w:numId="34" w16cid:durableId="2105804151">
-    <w:abstractNumId w:val="33"/>
+    <w:abstractNumId w:val="38"/>
   </w:num>
   <w:num w:numId="35" w16cid:durableId="519054571">
-    <w:abstractNumId w:val="4"/>
+    <w:abstractNumId w:val="5"/>
   </w:num>
   <w:num w:numId="36" w16cid:durableId="1727796758">
-    <w:abstractNumId w:val="12"/>
+    <w:abstractNumId w:val="13"/>
   </w:num>
   <w:num w:numId="37" w16cid:durableId="160857260">
-    <w:abstractNumId w:val="9"/>
+    <w:abstractNumId w:val="10"/>
+  </w:num>
+  <w:num w:numId="38" w16cid:durableId="289753306">
+    <w:abstractNumId w:val="2"/>
+  </w:num>
+  <w:num w:numId="39" w16cid:durableId="1612475522">
+    <w:abstractNumId w:val="29"/>
+  </w:num>
+  <w:num w:numId="40" w16cid:durableId="438646524">
+    <w:abstractNumId w:val="28"/>
+  </w:num>
+  <w:num w:numId="41" w16cid:durableId="481511583">
+    <w:abstractNumId w:val="40"/>
+  </w:num>
+  <w:num w:numId="42" w16cid:durableId="389689376">
+    <w:abstractNumId w:val="34"/>
+  </w:num>
+  <w:num w:numId="43" w16cid:durableId="122816193">
+    <w:abstractNumId w:val="22"/>
   </w:num>
 </w:numbering>
 </file>

--- a/碩一/TOEIC/文法單字.docx
+++ b/碩一/TOEIC/文法單字.docx
@@ -15070,13 +15070,7 @@
         <w:rPr>
           <w:color w:val="000000" w:themeColor="text1"/>
         </w:rPr>
-        <w:t>suspicious</w:t>
-      </w:r>
-      <w:r>
-        <w:rPr>
-          <w:color w:val="000000" w:themeColor="text1"/>
-        </w:rPr>
-        <w:t xml:space="preserve"> adj.</w:t>
+        <w:t>suspicious adj.</w:t>
       </w:r>
       <w:r>
         <w:rPr>
@@ -15142,13 +15136,7 @@
         <w:rPr>
           <w:color w:val="000000" w:themeColor="text1"/>
         </w:rPr>
-        <w:t>I</w:t>
-      </w:r>
-      <w:r>
-        <w:rPr>
-          <w:color w:val="000000" w:themeColor="text1"/>
-        </w:rPr>
-        <w:t>ntercom</w:t>
+        <w:t>Intercom</w:t>
       </w:r>
       <w:r>
         <w:rPr>
@@ -15357,34 +15345,21 @@
     <w:p>
       <w:pPr>
         <w:rPr>
-          <w:rFonts w:hint="eastAsia"/>
-          <w:color w:val="000000" w:themeColor="text1"/>
-        </w:rPr>
-      </w:pPr>
-    </w:p>
-    <w:p>
-      <w:pPr>
-        <w:rPr>
-          <w:color w:val="000000" w:themeColor="text1"/>
-        </w:rPr>
-      </w:pPr>
-      <w:r>
-        <w:rPr>
-          <w:color w:val="000000" w:themeColor="text1"/>
-        </w:rPr>
-        <w:t>C</w:t>
-      </w:r>
-      <w:r>
-        <w:rPr>
-          <w:color w:val="000000" w:themeColor="text1"/>
-        </w:rPr>
-        <w:t>ommercial</w:t>
-      </w:r>
-      <w:r>
-        <w:rPr>
-          <w:color w:val="000000" w:themeColor="text1"/>
-        </w:rPr>
-        <w:t xml:space="preserve"> adj.</w:t>
+          <w:color w:val="000000" w:themeColor="text1"/>
+        </w:rPr>
+      </w:pPr>
+    </w:p>
+    <w:p>
+      <w:pPr>
+        <w:rPr>
+          <w:color w:val="000000" w:themeColor="text1"/>
+        </w:rPr>
+      </w:pPr>
+      <w:r>
+        <w:rPr>
+          <w:color w:val="000000" w:themeColor="text1"/>
+        </w:rPr>
+        <w:t>Commercial adj.</w:t>
       </w:r>
       <w:r>
         <w:rPr>
@@ -15464,28 +15439,21 @@
     <w:p>
       <w:pPr>
         <w:rPr>
-          <w:rFonts w:hint="eastAsia"/>
-          <w:color w:val="000000" w:themeColor="text1"/>
-        </w:rPr>
-      </w:pPr>
-    </w:p>
-    <w:p>
-      <w:pPr>
-        <w:rPr>
-          <w:color w:val="000000" w:themeColor="text1"/>
-        </w:rPr>
-      </w:pPr>
-      <w:r>
-        <w:rPr>
-          <w:color w:val="000000" w:themeColor="text1"/>
-        </w:rPr>
-        <w:t>P</w:t>
-      </w:r>
-      <w:r>
-        <w:rPr>
-          <w:color w:val="000000" w:themeColor="text1"/>
-        </w:rPr>
-        <w:t>referably</w:t>
+          <w:color w:val="000000" w:themeColor="text1"/>
+        </w:rPr>
+      </w:pPr>
+    </w:p>
+    <w:p>
+      <w:pPr>
+        <w:rPr>
+          <w:color w:val="000000" w:themeColor="text1"/>
+        </w:rPr>
+      </w:pPr>
+      <w:r>
+        <w:rPr>
+          <w:color w:val="000000" w:themeColor="text1"/>
+        </w:rPr>
+        <w:t>Preferably</w:t>
       </w:r>
       <w:r>
         <w:rPr>
@@ -15525,7 +15493,6 @@
     <w:p>
       <w:pPr>
         <w:rPr>
-          <w:rFonts w:hint="eastAsia"/>
           <w:color w:val="000000" w:themeColor="text1"/>
         </w:rPr>
       </w:pPr>
@@ -15688,7 +15655,6 @@
     <w:p>
       <w:pPr>
         <w:rPr>
-          <w:rFonts w:hint="eastAsia"/>
           <w:color w:val="000000" w:themeColor="text1"/>
         </w:rPr>
       </w:pPr>
@@ -15965,34 +15931,53 @@
     <w:p>
       <w:pPr>
         <w:rPr>
-          <w:rFonts w:hint="eastAsia"/>
-          <w:color w:val="000000" w:themeColor="text1"/>
-        </w:rPr>
-      </w:pPr>
-      <w:r>
-        <w:rPr>
-          <w:color w:val="000000" w:themeColor="text1"/>
-        </w:rPr>
-        <w:t>read through</w:t>
-      </w:r>
-      <w:r>
-        <w:rPr>
+          <w:color w:val="000000" w:themeColor="text1"/>
+        </w:rPr>
+      </w:pPr>
+      <w:r>
+        <w:rPr>
+          <w:color w:val="000000" w:themeColor="text1"/>
+        </w:rPr>
+        <w:t xml:space="preserve">read through </w:t>
+      </w:r>
+      <w:r>
+        <w:rPr>
+          <w:rFonts w:hint="eastAsia"/>
+          <w:color w:val="000000" w:themeColor="text1"/>
+        </w:rPr>
+        <w:t>閱讀過、</w:t>
+      </w:r>
+      <w:r>
+        <w:rPr>
+          <w:color w:val="000000" w:themeColor="text1"/>
+        </w:rPr>
+        <w:t>sign</w:t>
+      </w:r>
+      <w:r>
+        <w:rPr>
+          <w:rFonts w:hint="eastAsia"/>
           <w:color w:val="000000" w:themeColor="text1"/>
         </w:rPr>
         <w:t xml:space="preserve"> </w:t>
       </w:r>
       <w:r>
         <w:rPr>
-          <w:rFonts w:hint="eastAsia"/>
-          <w:color w:val="000000" w:themeColor="text1"/>
-        </w:rPr>
-        <w:t>閱讀過、</w:t>
-      </w:r>
-      <w:r>
-        <w:rPr>
-          <w:color w:val="000000" w:themeColor="text1"/>
-        </w:rPr>
-        <w:t>sign</w:t>
+          <w:color w:val="000000" w:themeColor="text1"/>
+        </w:rPr>
+        <w:t>v.</w:t>
+      </w:r>
+      <w:r>
+        <w:rPr>
+          <w:rFonts w:hint="eastAsia"/>
+          <w:color w:val="000000" w:themeColor="text1"/>
+        </w:rPr>
+        <w:t>簽名、</w:t>
+      </w:r>
+      <w:r>
+        <w:rPr>
+          <w:color w:val="000000" w:themeColor="text1"/>
+        </w:rPr>
+        <w:t>bottom</w:t>
       </w:r>
       <w:r>
         <w:rPr>
@@ -16005,20 +15990,98 @@
         <w:rPr>
           <w:color w:val="000000" w:themeColor="text1"/>
         </w:rPr>
-        <w:t>v.</w:t>
-      </w:r>
-      <w:r>
-        <w:rPr>
-          <w:rFonts w:hint="eastAsia"/>
-          <w:color w:val="000000" w:themeColor="text1"/>
-        </w:rPr>
-        <w:t>簽名、</w:t>
-      </w:r>
-      <w:r>
-        <w:rPr>
-          <w:color w:val="000000" w:themeColor="text1"/>
-        </w:rPr>
-        <w:t>bottom</w:t>
+        <w:t>n.</w:t>
+      </w:r>
+      <w:r>
+        <w:rPr>
+          <w:rFonts w:hint="eastAsia"/>
+          <w:color w:val="000000" w:themeColor="text1"/>
+        </w:rPr>
+        <w:t>下方</w:t>
+      </w:r>
+    </w:p>
+    <w:p>
+      <w:pPr>
+        <w:rPr>
+          <w:color w:val="000000" w:themeColor="text1"/>
+        </w:rPr>
+      </w:pPr>
+    </w:p>
+    <w:p>
+      <w:pPr>
+        <w:rPr>
+          <w:color w:val="000000" w:themeColor="text1"/>
+        </w:rPr>
+      </w:pPr>
+      <w:r>
+        <w:rPr>
+          <w:color w:val="000000" w:themeColor="text1"/>
+        </w:rPr>
+        <w:t xml:space="preserve">Please do not obstruct the </w:t>
+      </w:r>
+      <w:r>
+        <w:rPr>
+          <w:color w:val="000000" w:themeColor="text1"/>
+          <w:highlight w:val="yellow"/>
+        </w:rPr>
+        <w:t>concourse</w:t>
+      </w:r>
+      <w:r>
+        <w:rPr>
+          <w:color w:val="000000" w:themeColor="text1"/>
+        </w:rPr>
+        <w:t xml:space="preserve"> area by sitting on the ground </w:t>
+      </w:r>
+      <w:r>
+        <w:rPr>
+          <w:rFonts w:hint="eastAsia"/>
+          <w:color w:val="000000" w:themeColor="text1"/>
+        </w:rPr>
+        <w:t>(</w:t>
+      </w:r>
+      <w:r>
+        <w:rPr>
+          <w:strike/>
+          <w:color w:val="000000" w:themeColor="text1"/>
+        </w:rPr>
+        <w:t>in order</w:t>
+      </w:r>
+      <w:r>
+        <w:rPr>
+          <w:color w:val="000000" w:themeColor="text1"/>
+        </w:rPr>
+        <w:t xml:space="preserve">) </w:t>
+      </w:r>
+      <w:r>
+        <w:rPr>
+          <w:color w:val="00B0F0"/>
+        </w:rPr>
+        <w:t xml:space="preserve">to allow </w:t>
+      </w:r>
+      <w:r>
+        <w:rPr>
+          <w:color w:val="000000" w:themeColor="text1"/>
+        </w:rPr>
+        <w:t>other passengers to move freely.</w:t>
+      </w:r>
+    </w:p>
+    <w:p>
+      <w:pPr>
+        <w:rPr>
+          <w:color w:val="000000" w:themeColor="text1"/>
+        </w:rPr>
+      </w:pPr>
+      <w:r>
+        <w:rPr>
+          <w:color w:val="000000" w:themeColor="text1"/>
+        </w:rPr>
+        <w:t>(A)</w:t>
+      </w:r>
+      <w:r>
+        <w:rPr>
+          <w:color w:val="000000" w:themeColor="text1"/>
+        </w:rPr>
+        <w:t>gymnasium</w:t>
       </w:r>
       <w:r>
         <w:rPr>
@@ -16029,6 +16092,101 @@
       </w:r>
       <w:r>
         <w:rPr>
+          <w:rFonts w:hint="eastAsia"/>
+          <w:color w:val="000000" w:themeColor="text1"/>
+        </w:rPr>
+        <w:t>健身房</w:t>
+      </w:r>
+      <w:r>
+        <w:rPr>
+          <w:color w:val="000000" w:themeColor="text1"/>
+        </w:rPr>
+        <w:t>(B)cafeteria</w:t>
+      </w:r>
+      <w:r>
+        <w:rPr>
+          <w:rFonts w:hint="eastAsia"/>
+          <w:color w:val="000000" w:themeColor="text1"/>
+        </w:rPr>
+        <w:t xml:space="preserve"> </w:t>
+      </w:r>
+      <w:r>
+        <w:rPr>
+          <w:rFonts w:hint="eastAsia"/>
+          <w:color w:val="000000" w:themeColor="text1"/>
+        </w:rPr>
+        <w:t>自助餐廳</w:t>
+      </w:r>
+      <w:r>
+        <w:rPr>
+          <w:color w:val="000000" w:themeColor="text1"/>
+          <w:highlight w:val="yellow"/>
+        </w:rPr>
+        <w:t>(C)concourse</w:t>
+      </w:r>
+      <w:r>
+        <w:rPr>
+          <w:rFonts w:hint="eastAsia"/>
+          <w:color w:val="000000" w:themeColor="text1"/>
+          <w:highlight w:val="yellow"/>
+        </w:rPr>
+        <w:t>大廳</w:t>
+      </w:r>
+      <w:r>
+        <w:rPr>
+          <w:color w:val="000000" w:themeColor="text1"/>
+        </w:rPr>
+        <w:t>(D)bistro</w:t>
+      </w:r>
+      <w:r>
+        <w:rPr>
+          <w:rFonts w:hint="eastAsia"/>
+          <w:color w:val="000000" w:themeColor="text1"/>
+        </w:rPr>
+        <w:t>餐館</w:t>
+      </w:r>
+    </w:p>
+    <w:p>
+      <w:pPr>
+        <w:rPr>
+          <w:color w:val="000000" w:themeColor="text1"/>
+        </w:rPr>
+      </w:pPr>
+    </w:p>
+    <w:p>
+      <w:pPr>
+        <w:rPr>
+          <w:color w:val="000000" w:themeColor="text1"/>
+        </w:rPr>
+      </w:pPr>
+      <w:r>
+        <w:rPr>
+          <w:color w:val="000000" w:themeColor="text1"/>
+        </w:rPr>
+        <w:t>Obstruct v.</w:t>
+      </w:r>
+      <w:r>
+        <w:rPr>
+          <w:rFonts w:hint="eastAsia"/>
+          <w:color w:val="000000" w:themeColor="text1"/>
+        </w:rPr>
+        <w:t>阻擋、</w:t>
+      </w:r>
+      <w:r>
+        <w:rPr>
+          <w:color w:val="000000" w:themeColor="text1"/>
+        </w:rPr>
+        <w:t>ground</w:t>
+      </w:r>
+      <w:r>
+        <w:rPr>
+          <w:rFonts w:hint="eastAsia"/>
+          <w:color w:val="000000" w:themeColor="text1"/>
+        </w:rPr>
+        <w:t xml:space="preserve"> </w:t>
+      </w:r>
+      <w:r>
+        <w:rPr>
           <w:color w:val="000000" w:themeColor="text1"/>
         </w:rPr>
         <w:t>n.</w:t>
@@ -16038,72 +16196,109 @@
           <w:rFonts w:hint="eastAsia"/>
           <w:color w:val="000000" w:themeColor="text1"/>
         </w:rPr>
-        <w:t>下方</w:t>
-      </w:r>
-    </w:p>
-    <w:p>
-      <w:pPr>
-        <w:rPr>
-          <w:color w:val="000000" w:themeColor="text1"/>
-        </w:rPr>
-      </w:pPr>
-    </w:p>
-    <w:p>
-      <w:pPr>
-        <w:rPr>
-          <w:color w:val="000000" w:themeColor="text1"/>
-        </w:rPr>
-      </w:pPr>
-      <w:r>
-        <w:rPr>
-          <w:color w:val="000000" w:themeColor="text1"/>
-        </w:rPr>
-        <w:t xml:space="preserve">Please do not obstruct the </w:t>
-      </w:r>
-      <w:r>
-        <w:rPr>
-          <w:color w:val="000000" w:themeColor="text1"/>
-          <w:highlight w:val="yellow"/>
-        </w:rPr>
-        <w:t>concourse</w:t>
-      </w:r>
-      <w:r>
-        <w:rPr>
-          <w:color w:val="000000" w:themeColor="text1"/>
-        </w:rPr>
-        <w:t xml:space="preserve"> area by sitting on the ground </w:t>
-      </w:r>
-      <w:r>
-        <w:rPr>
-          <w:rFonts w:hint="eastAsia"/>
-          <w:color w:val="000000" w:themeColor="text1"/>
-        </w:rPr>
-        <w:t>(</w:t>
-      </w:r>
-      <w:r>
-        <w:rPr>
-          <w:strike/>
-          <w:color w:val="000000" w:themeColor="text1"/>
-        </w:rPr>
-        <w:t>in order</w:t>
-      </w:r>
-      <w:r>
-        <w:rPr>
-          <w:color w:val="000000" w:themeColor="text1"/>
-        </w:rPr>
-        <w:t xml:space="preserve">) </w:t>
-      </w:r>
-      <w:r>
-        <w:rPr>
-          <w:color w:val="00B0F0"/>
-        </w:rPr>
-        <w:t xml:space="preserve">to allow </w:t>
-      </w:r>
-      <w:r>
-        <w:rPr>
-          <w:color w:val="000000" w:themeColor="text1"/>
-        </w:rPr>
-        <w:t>other passengers to move freely.</w:t>
+        <w:t>地板、</w:t>
+      </w:r>
+      <w:r>
+        <w:rPr>
+          <w:color w:val="000000" w:themeColor="text1"/>
+        </w:rPr>
+        <w:t>freely  adv.</w:t>
+      </w:r>
+      <w:r>
+        <w:rPr>
+          <w:rFonts w:hint="eastAsia"/>
+          <w:color w:val="000000" w:themeColor="text1"/>
+        </w:rPr>
+        <w:t>自在的、</w:t>
+      </w:r>
+      <w:r>
+        <w:rPr>
+          <w:rFonts w:hint="eastAsia"/>
+          <w:color w:val="000000" w:themeColor="text1"/>
+        </w:rPr>
+        <w:t>l</w:t>
+      </w:r>
+      <w:r>
+        <w:rPr>
+          <w:color w:val="000000" w:themeColor="text1"/>
+        </w:rPr>
+        <w:t>obby</w:t>
+      </w:r>
+      <w:r>
+        <w:rPr>
+          <w:rFonts w:hint="eastAsia"/>
+          <w:color w:val="000000" w:themeColor="text1"/>
+        </w:rPr>
+        <w:t>大樓大廳</w:t>
+      </w:r>
+    </w:p>
+    <w:p>
+      <w:pPr>
+        <w:rPr>
+          <w:color w:val="000000" w:themeColor="text1"/>
+        </w:rPr>
+      </w:pPr>
+      <w:proofErr w:type="spellStart"/>
+      <w:r>
+        <w:rPr>
+          <w:color w:val="000000" w:themeColor="text1"/>
+        </w:rPr>
+        <w:t>S+allow+O+to</w:t>
+      </w:r>
+      <w:proofErr w:type="spellEnd"/>
+      <w:r>
+        <w:rPr>
+          <w:color w:val="000000" w:themeColor="text1"/>
+        </w:rPr>
+        <w:t xml:space="preserve"> V</w:t>
+      </w:r>
+    </w:p>
+    <w:p>
+      <w:pPr>
+        <w:rPr>
+          <w:color w:val="000000" w:themeColor="text1"/>
+        </w:rPr>
+      </w:pPr>
+    </w:p>
+    <w:p>
+      <w:pPr>
+        <w:rPr>
+          <w:color w:val="000000" w:themeColor="text1"/>
+        </w:rPr>
+      </w:pPr>
+      <w:r>
+        <w:rPr>
+          <w:color w:val="000000" w:themeColor="text1"/>
+        </w:rPr>
+        <w:t xml:space="preserve">You may collect your medication from a </w:t>
+      </w:r>
+      <w:proofErr w:type="gramStart"/>
+      <w:r>
+        <w:rPr>
+          <w:color w:val="000000" w:themeColor="text1"/>
+        </w:rPr>
+        <w:t>nearby  if</w:t>
+      </w:r>
+      <w:proofErr w:type="gramEnd"/>
+      <w:r>
+        <w:rPr>
+          <w:color w:val="000000" w:themeColor="text1"/>
+        </w:rPr>
+        <w:t xml:space="preserve"> you have a </w:t>
+      </w:r>
+      <w:proofErr w:type="spellStart"/>
+      <w:r>
+        <w:rPr>
+          <w:color w:val="000000" w:themeColor="text1"/>
+        </w:rPr>
+        <w:t>doctor,s</w:t>
+      </w:r>
+      <w:proofErr w:type="spellEnd"/>
+      <w:r>
+        <w:rPr>
+          <w:color w:val="000000" w:themeColor="text1"/>
+        </w:rPr>
+        <w:t xml:space="preserve"> prescription</w:t>
       </w:r>
     </w:p>
     <w:p>
@@ -16122,7 +16317,114 @@
         <w:rPr>
           <w:color w:val="000000" w:themeColor="text1"/>
         </w:rPr>
-        <w:t>gymnasium</w:t>
+        <w:t>physicist</w:t>
+      </w:r>
+      <w:r>
+        <w:rPr>
+          <w:rFonts w:hint="eastAsia"/>
+          <w:color w:val="000000" w:themeColor="text1"/>
+        </w:rPr>
+        <w:t>物理學家</w:t>
+      </w:r>
+      <w:r>
+        <w:rPr>
+          <w:color w:val="000000" w:themeColor="text1"/>
+        </w:rPr>
+        <w:t>(B)physician</w:t>
+      </w:r>
+      <w:r>
+        <w:rPr>
+          <w:rFonts w:hint="eastAsia"/>
+          <w:color w:val="000000" w:themeColor="text1"/>
+        </w:rPr>
+        <w:t>醫生</w:t>
+      </w:r>
+      <w:r>
+        <w:rPr>
+          <w:color w:val="000000" w:themeColor="text1"/>
+        </w:rPr>
+        <w:t>(C)pharmacy</w:t>
+      </w:r>
+      <w:r>
+        <w:rPr>
+          <w:rFonts w:hint="eastAsia"/>
+          <w:color w:val="000000" w:themeColor="text1"/>
+        </w:rPr>
+        <w:t>藥局</w:t>
+      </w:r>
+      <w:r>
+        <w:rPr>
+          <w:color w:val="000000" w:themeColor="text1"/>
+        </w:rPr>
+        <w:t>(D)photographer</w:t>
+      </w:r>
+      <w:r>
+        <w:rPr>
+          <w:rFonts w:hint="eastAsia"/>
+          <w:color w:val="000000" w:themeColor="text1"/>
+        </w:rPr>
+        <w:t>攝影師</w:t>
+      </w:r>
+    </w:p>
+    <w:p>
+      <w:pPr>
+        <w:rPr>
+          <w:color w:val="000000" w:themeColor="text1"/>
+        </w:rPr>
+      </w:pPr>
+    </w:p>
+    <w:p>
+      <w:pPr>
+        <w:rPr>
+          <w:color w:val="000000" w:themeColor="text1"/>
+        </w:rPr>
+      </w:pPr>
+      <w:r>
+        <w:rPr>
+          <w:color w:val="000000" w:themeColor="text1"/>
+        </w:rPr>
+        <w:t>Collect v.</w:t>
+      </w:r>
+      <w:r>
+        <w:rPr>
+          <w:rFonts w:hint="eastAsia"/>
+          <w:color w:val="000000" w:themeColor="text1"/>
+        </w:rPr>
+        <w:t>收集</w:t>
+      </w:r>
+      <w:r>
+        <w:rPr>
+          <w:rFonts w:hint="eastAsia"/>
+          <w:color w:val="000000" w:themeColor="text1"/>
+        </w:rPr>
+        <w:t>/</w:t>
+      </w:r>
+      <w:r>
+        <w:rPr>
+          <w:rFonts w:hint="eastAsia"/>
+          <w:color w:val="000000" w:themeColor="text1"/>
+        </w:rPr>
+        <w:t>領取</w:t>
+      </w:r>
+      <w:r>
+        <w:rPr>
+          <w:rFonts w:hint="eastAsia"/>
+          <w:color w:val="000000" w:themeColor="text1"/>
+        </w:rPr>
+        <w:t>/</w:t>
+      </w:r>
+      <w:r>
+        <w:rPr>
+          <w:rFonts w:hint="eastAsia"/>
+          <w:color w:val="000000" w:themeColor="text1"/>
+        </w:rPr>
+        <w:t>堆積、</w:t>
+      </w:r>
+      <w:r>
+        <w:rPr>
+          <w:color w:val="000000" w:themeColor="text1"/>
+        </w:rPr>
+        <w:t>medication</w:t>
       </w:r>
       <w:r>
         <w:rPr>
@@ -16133,16 +16435,22 @@
       </w:r>
       <w:r>
         <w:rPr>
-          <w:rFonts w:hint="eastAsia"/>
-          <w:color w:val="000000" w:themeColor="text1"/>
-        </w:rPr>
-        <w:t>健身房</w:t>
-      </w:r>
-      <w:r>
-        <w:rPr>
-          <w:color w:val="000000" w:themeColor="text1"/>
-        </w:rPr>
-        <w:t>(B)cafeteria</w:t>
+          <w:color w:val="000000" w:themeColor="text1"/>
+        </w:rPr>
+        <w:t>n.</w:t>
+      </w:r>
+      <w:r>
+        <w:rPr>
+          <w:rFonts w:hint="eastAsia"/>
+          <w:color w:val="000000" w:themeColor="text1"/>
+        </w:rPr>
+        <w:t>藥物、</w:t>
+      </w:r>
+      <w:r>
+        <w:rPr>
+          <w:color w:val="000000" w:themeColor="text1"/>
+        </w:rPr>
+        <w:t>prescription</w:t>
       </w:r>
       <w:r>
         <w:rPr>
@@ -16153,64 +16461,355 @@
       </w:r>
       <w:r>
         <w:rPr>
-          <w:rFonts w:hint="eastAsia"/>
-          <w:color w:val="000000" w:themeColor="text1"/>
-        </w:rPr>
-        <w:t>自助餐廳</w:t>
-      </w:r>
-      <w:r>
-        <w:rPr>
-          <w:color w:val="000000" w:themeColor="text1"/>
-          <w:highlight w:val="yellow"/>
-        </w:rPr>
-        <w:t>(C)concourse</w:t>
-      </w:r>
-      <w:r>
-        <w:rPr>
-          <w:rFonts w:hint="eastAsia"/>
-          <w:color w:val="000000" w:themeColor="text1"/>
-          <w:highlight w:val="yellow"/>
-        </w:rPr>
-        <w:t>大廳</w:t>
-      </w:r>
-      <w:r>
-        <w:rPr>
-          <w:color w:val="000000" w:themeColor="text1"/>
-        </w:rPr>
-        <w:t>(D)bistro</w:t>
-      </w:r>
-      <w:r>
-        <w:rPr>
-          <w:rFonts w:hint="eastAsia"/>
-          <w:color w:val="000000" w:themeColor="text1"/>
-        </w:rPr>
-        <w:t>餐館</w:t>
-      </w:r>
-    </w:p>
-    <w:p>
-      <w:pPr>
-        <w:rPr>
-          <w:color w:val="000000" w:themeColor="text1"/>
-        </w:rPr>
-      </w:pPr>
-    </w:p>
-    <w:p>
-      <w:pPr>
-        <w:rPr>
-          <w:color w:val="000000" w:themeColor="text1"/>
-        </w:rPr>
-      </w:pPr>
-      <w:r>
-        <w:rPr>
-          <w:color w:val="000000" w:themeColor="text1"/>
-        </w:rPr>
-        <w:t>O</w:t>
-      </w:r>
-      <w:r>
-        <w:rPr>
-          <w:color w:val="000000" w:themeColor="text1"/>
-        </w:rPr>
-        <w:t>bstruct</w:t>
+          <w:color w:val="000000" w:themeColor="text1"/>
+        </w:rPr>
+        <w:t>n.</w:t>
+      </w:r>
+      <w:r>
+        <w:rPr>
+          <w:rFonts w:hint="eastAsia"/>
+          <w:color w:val="000000" w:themeColor="text1"/>
+        </w:rPr>
+        <w:t>處方</w:t>
+      </w:r>
+    </w:p>
+    <w:p>
+      <w:pPr>
+        <w:rPr>
+          <w:color w:val="000000" w:themeColor="text1"/>
+        </w:rPr>
+      </w:pPr>
+      <w:r>
+        <w:rPr>
+          <w:color w:val="000000" w:themeColor="text1"/>
+        </w:rPr>
+        <w:t>Write a prescription</w:t>
+      </w:r>
+      <w:r>
+        <w:rPr>
+          <w:rFonts w:hint="eastAsia"/>
+          <w:color w:val="000000" w:themeColor="text1"/>
+        </w:rPr>
+        <w:t>開處方藥</w:t>
+      </w:r>
+    </w:p>
+    <w:p>
+      <w:pPr>
+        <w:rPr>
+          <w:color w:val="000000" w:themeColor="text1"/>
+        </w:rPr>
+      </w:pPr>
+    </w:p>
+    <w:p>
+      <w:pPr>
+        <w:rPr>
+          <w:color w:val="000000" w:themeColor="text1"/>
+        </w:rPr>
+      </w:pPr>
+      <w:r>
+        <w:rPr>
+          <w:color w:val="000000" w:themeColor="text1"/>
+        </w:rPr>
+        <w:t xml:space="preserve">A call was made to </w:t>
+      </w:r>
+      <w:r>
+        <w:rPr>
+          <w:color w:val="000000" w:themeColor="text1"/>
+          <w:highlight w:val="yellow"/>
+        </w:rPr>
+        <w:t>expedite</w:t>
+      </w:r>
+      <w:r>
+        <w:rPr>
+          <w:color w:val="000000" w:themeColor="text1"/>
+        </w:rPr>
+        <w:t xml:space="preserve"> the shipment day to an earlier date.</w:t>
+      </w:r>
+    </w:p>
+    <w:p>
+      <w:pPr>
+        <w:rPr>
+          <w:color w:val="000000" w:themeColor="text1"/>
+        </w:rPr>
+      </w:pPr>
+      <w:r>
+        <w:rPr>
+          <w:color w:val="000000" w:themeColor="text1"/>
+          <w:highlight w:val="yellow"/>
+        </w:rPr>
+        <w:t>(A)expedite</w:t>
+      </w:r>
+      <w:r>
+        <w:rPr>
+          <w:rFonts w:hint="eastAsia"/>
+          <w:color w:val="000000" w:themeColor="text1"/>
+          <w:highlight w:val="yellow"/>
+        </w:rPr>
+        <w:t>加入處理</w:t>
+      </w:r>
+      <w:r>
+        <w:rPr>
+          <w:color w:val="000000" w:themeColor="text1"/>
+        </w:rPr>
+        <w:t>(B)extend</w:t>
+      </w:r>
+      <w:r>
+        <w:rPr>
+          <w:rFonts w:hint="eastAsia"/>
+          <w:color w:val="000000" w:themeColor="text1"/>
+        </w:rPr>
+        <w:t>延伸</w:t>
+      </w:r>
+      <w:r>
+        <w:rPr>
+          <w:rFonts w:hint="eastAsia"/>
+          <w:color w:val="000000" w:themeColor="text1"/>
+        </w:rPr>
+        <w:t>/</w:t>
+      </w:r>
+      <w:r>
+        <w:rPr>
+          <w:rFonts w:hint="eastAsia"/>
+          <w:color w:val="000000" w:themeColor="text1"/>
+        </w:rPr>
+        <w:t>延展</w:t>
+      </w:r>
+      <w:r>
+        <w:rPr>
+          <w:color w:val="000000" w:themeColor="text1"/>
+        </w:rPr>
+        <w:t>(C)expand</w:t>
+      </w:r>
+      <w:r>
+        <w:rPr>
+          <w:rFonts w:hint="eastAsia"/>
+          <w:color w:val="000000" w:themeColor="text1"/>
+        </w:rPr>
+        <w:t>拓展</w:t>
+      </w:r>
+      <w:r>
+        <w:rPr>
+          <w:rFonts w:hint="eastAsia"/>
+          <w:color w:val="000000" w:themeColor="text1"/>
+        </w:rPr>
+        <w:t>/</w:t>
+      </w:r>
+      <w:r>
+        <w:rPr>
+          <w:rFonts w:hint="eastAsia"/>
+          <w:color w:val="000000" w:themeColor="text1"/>
+        </w:rPr>
+        <w:t>膨脹</w:t>
+      </w:r>
+      <w:r>
+        <w:rPr>
+          <w:color w:val="000000" w:themeColor="text1"/>
+        </w:rPr>
+        <w:t>(D)exploit</w:t>
+      </w:r>
+      <w:r>
+        <w:rPr>
+          <w:rFonts w:hint="eastAsia"/>
+          <w:color w:val="000000" w:themeColor="text1"/>
+        </w:rPr>
+        <w:t>利用</w:t>
+      </w:r>
+      <w:r>
+        <w:rPr>
+          <w:rFonts w:hint="eastAsia"/>
+          <w:color w:val="000000" w:themeColor="text1"/>
+        </w:rPr>
+        <w:t>/</w:t>
+      </w:r>
+      <w:r>
+        <w:rPr>
+          <w:rFonts w:hint="eastAsia"/>
+          <w:color w:val="000000" w:themeColor="text1"/>
+        </w:rPr>
+        <w:t>剝削</w:t>
+      </w:r>
+    </w:p>
+    <w:p>
+      <w:pPr>
+        <w:rPr>
+          <w:color w:val="000000" w:themeColor="text1"/>
+        </w:rPr>
+      </w:pPr>
+      <w:r>
+        <w:rPr>
+          <w:color w:val="000000" w:themeColor="text1"/>
+        </w:rPr>
+        <w:t xml:space="preserve">shipment day </w:t>
+      </w:r>
+      <w:r>
+        <w:rPr>
+          <w:rFonts w:hint="eastAsia"/>
+          <w:color w:val="000000" w:themeColor="text1"/>
+        </w:rPr>
+        <w:t>出貨日、</w:t>
+      </w:r>
+      <w:r>
+        <w:rPr>
+          <w:color w:val="000000" w:themeColor="text1"/>
+        </w:rPr>
+        <w:t>earlier</w:t>
+      </w:r>
+      <w:r>
+        <w:rPr>
+          <w:rFonts w:hint="eastAsia"/>
+          <w:color w:val="000000" w:themeColor="text1"/>
+        </w:rPr>
+        <w:t xml:space="preserve"> </w:t>
+      </w:r>
+      <w:r>
+        <w:rPr>
+          <w:rFonts w:hint="eastAsia"/>
+          <w:color w:val="000000" w:themeColor="text1"/>
+        </w:rPr>
+        <w:t>更早的</w:t>
+      </w:r>
+    </w:p>
+    <w:p>
+      <w:pPr>
+        <w:rPr>
+          <w:color w:val="000000" w:themeColor="text1"/>
+        </w:rPr>
+      </w:pPr>
+    </w:p>
+    <w:p>
+      <w:pPr>
+        <w:rPr>
+          <w:color w:val="000000" w:themeColor="text1"/>
+        </w:rPr>
+      </w:pPr>
+      <w:r>
+        <w:rPr>
+          <w:color w:val="000000" w:themeColor="text1"/>
+        </w:rPr>
+        <w:t xml:space="preserve">To maintain a healthy </w:t>
+      </w:r>
+      <w:proofErr w:type="spellStart"/>
+      <w:proofErr w:type="gramStart"/>
+      <w:r>
+        <w:rPr>
+          <w:color w:val="000000" w:themeColor="text1"/>
+        </w:rPr>
+        <w:t>diet,one</w:t>
+      </w:r>
+      <w:proofErr w:type="spellEnd"/>
+      <w:proofErr w:type="gramEnd"/>
+      <w:r>
+        <w:rPr>
+          <w:color w:val="000000" w:themeColor="text1"/>
+        </w:rPr>
+        <w:t xml:space="preserve"> should cut down on food that has little </w:t>
+      </w:r>
+      <w:r>
+        <w:rPr>
+          <w:color w:val="000000" w:themeColor="text1"/>
+          <w:highlight w:val="yellow"/>
+        </w:rPr>
+        <w:t>nutritional</w:t>
+      </w:r>
+      <w:r>
+        <w:rPr>
+          <w:color w:val="000000" w:themeColor="text1"/>
+        </w:rPr>
+        <w:t xml:space="preserve"> value.</w:t>
+      </w:r>
+    </w:p>
+    <w:p>
+      <w:pPr>
+        <w:rPr>
+          <w:color w:val="000000" w:themeColor="text1"/>
+        </w:rPr>
+      </w:pPr>
+      <w:r>
+        <w:rPr>
+          <w:color w:val="000000" w:themeColor="text1"/>
+        </w:rPr>
+        <w:t>(A)</w:t>
+      </w:r>
+      <w:r>
+        <w:rPr>
+          <w:color w:val="000000" w:themeColor="text1"/>
+        </w:rPr>
+        <w:t>hygienic</w:t>
+      </w:r>
+      <w:r>
+        <w:rPr>
+          <w:rFonts w:hint="eastAsia"/>
+          <w:color w:val="000000" w:themeColor="text1"/>
+        </w:rPr>
+        <w:t>衛生</w:t>
+      </w:r>
+      <w:r>
+        <w:rPr>
+          <w:color w:val="000000" w:themeColor="text1"/>
+        </w:rPr>
+        <w:t>(B)ingredient</w:t>
+      </w:r>
+      <w:r>
+        <w:rPr>
+          <w:rFonts w:hint="eastAsia"/>
+          <w:color w:val="000000" w:themeColor="text1"/>
+        </w:rPr>
+        <w:t>食材</w:t>
+      </w:r>
+      <w:r>
+        <w:rPr>
+          <w:color w:val="000000" w:themeColor="text1"/>
+        </w:rPr>
+        <w:t>(C)recipe</w:t>
+      </w:r>
+      <w:r>
+        <w:rPr>
+          <w:rFonts w:hint="eastAsia"/>
+          <w:color w:val="000000" w:themeColor="text1"/>
+        </w:rPr>
+        <w:t>食譜</w:t>
+      </w:r>
+      <w:r>
+        <w:rPr>
+          <w:color w:val="000000" w:themeColor="text1"/>
+          <w:highlight w:val="yellow"/>
+        </w:rPr>
+        <w:t>(D)nutritional</w:t>
+      </w:r>
+      <w:r>
+        <w:rPr>
+          <w:rFonts w:hint="eastAsia"/>
+          <w:color w:val="000000" w:themeColor="text1"/>
+          <w:highlight w:val="yellow"/>
+        </w:rPr>
+        <w:t>營養</w:t>
+      </w:r>
+    </w:p>
+    <w:p>
+      <w:pPr>
+        <w:rPr>
+          <w:rFonts w:hint="eastAsia"/>
+          <w:color w:val="000000" w:themeColor="text1"/>
+        </w:rPr>
+      </w:pPr>
+    </w:p>
+    <w:p>
+      <w:pPr>
+        <w:rPr>
+          <w:color w:val="000000" w:themeColor="text1"/>
+        </w:rPr>
+      </w:pPr>
+      <w:r>
+        <w:rPr>
+          <w:color w:val="000000" w:themeColor="text1"/>
+        </w:rPr>
+        <w:t>M</w:t>
+      </w:r>
+      <w:r>
+        <w:rPr>
+          <w:color w:val="000000" w:themeColor="text1"/>
+        </w:rPr>
+        <w:t>aintain</w:t>
       </w:r>
       <w:r>
         <w:rPr>
@@ -16223,23 +16822,249 @@
           <w:rFonts w:hint="eastAsia"/>
           <w:color w:val="000000" w:themeColor="text1"/>
         </w:rPr>
-        <w:t>阻擋、</w:t>
-      </w:r>
-      <w:r>
-        <w:rPr>
-          <w:color w:val="000000" w:themeColor="text1"/>
-        </w:rPr>
-        <w:t>ground</w:t>
-      </w:r>
-      <w:r>
-        <w:rPr>
-          <w:rFonts w:hint="eastAsia"/>
+        <w:t>維持</w:t>
+      </w:r>
+      <w:r>
+        <w:rPr>
+          <w:rFonts w:hint="eastAsia"/>
+          <w:color w:val="000000" w:themeColor="text1"/>
+        </w:rPr>
+        <w:t>/</w:t>
+      </w:r>
+      <w:r>
+        <w:rPr>
+          <w:rFonts w:hint="eastAsia"/>
+          <w:color w:val="000000" w:themeColor="text1"/>
+        </w:rPr>
+        <w:t>保持、</w:t>
+      </w:r>
+      <w:r>
+        <w:rPr>
+          <w:color w:val="000000" w:themeColor="text1"/>
+        </w:rPr>
+        <w:t>cut down</w:t>
+      </w:r>
+      <w:r>
+        <w:rPr>
+          <w:rFonts w:hint="eastAsia"/>
+          <w:color w:val="000000" w:themeColor="text1"/>
+        </w:rPr>
+        <w:t>減少、</w:t>
+      </w:r>
+      <w:r>
+        <w:rPr>
+          <w:color w:val="000000" w:themeColor="text1"/>
+        </w:rPr>
+        <w:t xml:space="preserve">little  </w:t>
+      </w:r>
+      <w:r>
+        <w:rPr>
+          <w:rFonts w:hint="eastAsia"/>
+          <w:color w:val="000000" w:themeColor="text1"/>
+        </w:rPr>
+        <w:t>幾乎無、</w:t>
+      </w:r>
+      <w:r>
+        <w:rPr>
+          <w:rFonts w:hint="eastAsia"/>
+          <w:color w:val="000000" w:themeColor="text1"/>
+        </w:rPr>
+        <w:t>a</w:t>
+      </w:r>
+      <w:r>
+        <w:rPr>
+          <w:color w:val="000000" w:themeColor="text1"/>
+        </w:rPr>
+        <w:t xml:space="preserve"> little</w:t>
+      </w:r>
+      <w:r>
+        <w:rPr>
+          <w:rFonts w:hint="eastAsia"/>
+          <w:color w:val="000000" w:themeColor="text1"/>
+        </w:rPr>
+        <w:t>一點點</w:t>
+      </w:r>
+    </w:p>
+    <w:p>
+      <w:pPr>
+        <w:rPr>
+          <w:color w:val="000000" w:themeColor="text1"/>
+        </w:rPr>
+      </w:pPr>
+    </w:p>
+    <w:p>
+      <w:pPr>
+        <w:rPr>
+          <w:color w:val="000000" w:themeColor="text1"/>
+        </w:rPr>
+      </w:pPr>
+    </w:p>
+    <w:p>
+      <w:pPr>
+        <w:rPr>
+          <w:color w:val="000000" w:themeColor="text1"/>
+        </w:rPr>
+      </w:pPr>
+    </w:p>
+    <w:p>
+      <w:pPr>
+        <w:rPr>
+          <w:color w:val="000000" w:themeColor="text1"/>
+        </w:rPr>
+      </w:pPr>
+      <w:r>
+        <w:rPr>
+          <w:color w:val="000000" w:themeColor="text1"/>
+        </w:rPr>
+        <w:lastRenderedPageBreak/>
+        <w:t xml:space="preserve">The theater </w:t>
+      </w:r>
+      <w:r>
+        <w:rPr>
+          <w:color w:val="000000" w:themeColor="text1"/>
+          <w:highlight w:val="yellow"/>
+        </w:rPr>
+        <w:t>will not</w:t>
+      </w:r>
+      <w:r>
+        <w:rPr>
+          <w:color w:val="000000" w:themeColor="text1"/>
+        </w:rPr>
+        <w:t xml:space="preserve"> close until the artists finish packing up the stage props they used for their performance.</w:t>
+      </w:r>
+    </w:p>
+    <w:p>
+      <w:pPr>
+        <w:rPr>
+          <w:color w:val="000000" w:themeColor="text1"/>
+        </w:rPr>
+      </w:pPr>
+      <w:r>
+        <w:rPr>
+          <w:color w:val="000000" w:themeColor="text1"/>
+        </w:rPr>
+        <w:t>(A)</w:t>
+      </w:r>
+      <w:r>
+        <w:rPr>
+          <w:color w:val="000000" w:themeColor="text1"/>
+        </w:rPr>
+        <w:t>will</w:t>
+      </w:r>
+      <w:r>
+        <w:rPr>
+          <w:color w:val="000000" w:themeColor="text1"/>
+          <w:highlight w:val="yellow"/>
+        </w:rPr>
+        <w:t>(B)will not</w:t>
+      </w:r>
+      <w:r>
+        <w:rPr>
+          <w:color w:val="000000" w:themeColor="text1"/>
+        </w:rPr>
+        <w:t>(C)must(D)is not</w:t>
+      </w:r>
+    </w:p>
+    <w:p>
+      <w:pPr>
+        <w:rPr>
+          <w:color w:val="000000" w:themeColor="text1"/>
+        </w:rPr>
+      </w:pPr>
+    </w:p>
+    <w:p>
+      <w:pPr>
+        <w:rPr>
+          <w:color w:val="000000" w:themeColor="text1"/>
+        </w:rPr>
+      </w:pPr>
+      <w:r>
+        <w:rPr>
+          <w:color w:val="000000" w:themeColor="text1"/>
+        </w:rPr>
+        <w:t>A</w:t>
+      </w:r>
+      <w:r>
+        <w:rPr>
+          <w:color w:val="000000" w:themeColor="text1"/>
+        </w:rPr>
+        <w:t>rtists</w:t>
+      </w:r>
+      <w:r>
+        <w:rPr>
           <w:color w:val="000000" w:themeColor="text1"/>
         </w:rPr>
         <w:t xml:space="preserve"> </w:t>
       </w:r>
       <w:r>
         <w:rPr>
+          <w:rFonts w:hint="eastAsia"/>
+          <w:color w:val="000000" w:themeColor="text1"/>
+        </w:rPr>
+        <w:t>n</w:t>
+      </w:r>
+      <w:r>
+        <w:rPr>
+          <w:color w:val="000000" w:themeColor="text1"/>
+        </w:rPr>
+        <w:t>.</w:t>
+      </w:r>
+      <w:r>
+        <w:rPr>
+          <w:rFonts w:hint="eastAsia"/>
+          <w:color w:val="000000" w:themeColor="text1"/>
+        </w:rPr>
+        <w:t>藝人</w:t>
+      </w:r>
+      <w:r>
+        <w:rPr>
+          <w:rFonts w:hint="eastAsia"/>
+          <w:color w:val="000000" w:themeColor="text1"/>
+        </w:rPr>
+        <w:t>/</w:t>
+      </w:r>
+      <w:r>
+        <w:rPr>
+          <w:rFonts w:hint="eastAsia"/>
+          <w:color w:val="000000" w:themeColor="text1"/>
+        </w:rPr>
+        <w:t>演員、</w:t>
+      </w:r>
+      <w:r>
+        <w:rPr>
+          <w:color w:val="000000" w:themeColor="text1"/>
+        </w:rPr>
+        <w:t>packing up</w:t>
+      </w:r>
+      <w:r>
+        <w:rPr>
+          <w:rFonts w:hint="eastAsia"/>
+          <w:color w:val="000000" w:themeColor="text1"/>
+        </w:rPr>
+        <w:t xml:space="preserve"> </w:t>
+      </w:r>
+      <w:r>
+        <w:rPr>
+          <w:rFonts w:hint="eastAsia"/>
+          <w:color w:val="000000" w:themeColor="text1"/>
+        </w:rPr>
+        <w:t>收拾、</w:t>
+      </w:r>
+      <w:r>
+        <w:rPr>
+          <w:color w:val="000000" w:themeColor="text1"/>
+        </w:rPr>
+        <w:t>props</w:t>
+      </w:r>
+      <w:r>
+        <w:rPr>
+          <w:rFonts w:hint="eastAsia"/>
+          <w:color w:val="000000" w:themeColor="text1"/>
+        </w:rPr>
+        <w:t xml:space="preserve"> </w:t>
+      </w:r>
+      <w:r>
+        <w:rPr>
           <w:color w:val="000000" w:themeColor="text1"/>
         </w:rPr>
         <w:t>n.</w:t>
@@ -16249,220 +17074,364 @@
           <w:rFonts w:hint="eastAsia"/>
           <w:color w:val="000000" w:themeColor="text1"/>
         </w:rPr>
-        <w:t>地板、</w:t>
-      </w:r>
-      <w:r>
-        <w:rPr>
-          <w:color w:val="000000" w:themeColor="text1"/>
-        </w:rPr>
-        <w:t>freely</w:t>
-      </w:r>
-      <w:r>
-        <w:rPr>
-          <w:color w:val="000000" w:themeColor="text1"/>
-        </w:rPr>
-        <w:t xml:space="preserve">  adv.</w:t>
-      </w:r>
-      <w:r>
-        <w:rPr>
-          <w:rFonts w:hint="eastAsia"/>
-          <w:color w:val="000000" w:themeColor="text1"/>
-        </w:rPr>
-        <w:t>自在的、</w:t>
-      </w:r>
-      <w:r>
-        <w:rPr>
-          <w:rFonts w:hint="eastAsia"/>
-          <w:color w:val="000000" w:themeColor="text1"/>
-        </w:rPr>
-        <w:t>l</w:t>
-      </w:r>
-      <w:r>
-        <w:rPr>
-          <w:color w:val="000000" w:themeColor="text1"/>
-        </w:rPr>
-        <w:t>obby</w:t>
-      </w:r>
-      <w:r>
-        <w:rPr>
-          <w:rFonts w:hint="eastAsia"/>
-          <w:color w:val="000000" w:themeColor="text1"/>
-        </w:rPr>
-        <w:t>大樓大廳</w:t>
-      </w:r>
-    </w:p>
-    <w:p>
-      <w:pPr>
-        <w:rPr>
-          <w:color w:val="000000" w:themeColor="text1"/>
-        </w:rPr>
-      </w:pPr>
-      <w:proofErr w:type="spellStart"/>
-      <w:r>
-        <w:rPr>
-          <w:color w:val="000000" w:themeColor="text1"/>
-        </w:rPr>
-        <w:t>S+allow+O+to</w:t>
-      </w:r>
-      <w:proofErr w:type="spellEnd"/>
-      <w:r>
-        <w:rPr>
-          <w:color w:val="000000" w:themeColor="text1"/>
-        </w:rPr>
-        <w:t xml:space="preserve"> V</w:t>
-      </w:r>
-    </w:p>
-    <w:p>
-      <w:pPr>
-        <w:rPr>
-          <w:color w:val="000000" w:themeColor="text1"/>
-        </w:rPr>
-      </w:pPr>
-    </w:p>
-    <w:p>
-      <w:pPr>
-        <w:rPr>
-          <w:color w:val="000000" w:themeColor="text1"/>
-        </w:rPr>
-      </w:pPr>
-      <w:r>
-        <w:rPr>
-          <w:color w:val="000000" w:themeColor="text1"/>
-        </w:rPr>
-        <w:t xml:space="preserve">You may collect your medication from a </w:t>
-      </w:r>
-      <w:proofErr w:type="gramStart"/>
-      <w:r>
-        <w:rPr>
-          <w:color w:val="000000" w:themeColor="text1"/>
-        </w:rPr>
-        <w:t>nearby  if</w:t>
-      </w:r>
-      <w:proofErr w:type="gramEnd"/>
-      <w:r>
-        <w:rPr>
-          <w:color w:val="000000" w:themeColor="text1"/>
-        </w:rPr>
-        <w:t xml:space="preserve"> you have a </w:t>
-      </w:r>
-      <w:proofErr w:type="spellStart"/>
-      <w:r>
-        <w:rPr>
-          <w:color w:val="000000" w:themeColor="text1"/>
-        </w:rPr>
-        <w:t>doctor,s</w:t>
-      </w:r>
-      <w:proofErr w:type="spellEnd"/>
-      <w:r>
-        <w:rPr>
-          <w:color w:val="000000" w:themeColor="text1"/>
-        </w:rPr>
-        <w:t xml:space="preserve"> prescription</w:t>
-      </w:r>
-    </w:p>
-    <w:p>
-      <w:pPr>
-        <w:rPr>
-          <w:color w:val="000000" w:themeColor="text1"/>
-        </w:rPr>
-      </w:pPr>
-      <w:r>
-        <w:rPr>
-          <w:color w:val="000000" w:themeColor="text1"/>
-        </w:rPr>
-        <w:t>(A)</w:t>
-      </w:r>
-      <w:r>
-        <w:rPr>
-          <w:color w:val="000000" w:themeColor="text1"/>
-        </w:rPr>
-        <w:t>physicist</w:t>
-      </w:r>
-      <w:r>
-        <w:rPr>
-          <w:rFonts w:hint="eastAsia"/>
-          <w:color w:val="000000" w:themeColor="text1"/>
-        </w:rPr>
-        <w:t>物理學家</w:t>
-      </w:r>
-      <w:r>
-        <w:rPr>
-          <w:color w:val="000000" w:themeColor="text1"/>
-        </w:rPr>
-        <w:t>(B)physician</w:t>
-      </w:r>
-      <w:r>
-        <w:rPr>
-          <w:rFonts w:hint="eastAsia"/>
-          <w:color w:val="000000" w:themeColor="text1"/>
-        </w:rPr>
-        <w:t>醫生</w:t>
-      </w:r>
-      <w:r>
-        <w:rPr>
-          <w:color w:val="000000" w:themeColor="text1"/>
-        </w:rPr>
-        <w:t>(C)pharmacy</w:t>
-      </w:r>
-      <w:r>
-        <w:rPr>
-          <w:rFonts w:hint="eastAsia"/>
-          <w:color w:val="000000" w:themeColor="text1"/>
-        </w:rPr>
-        <w:t>藥局</w:t>
-      </w:r>
-      <w:r>
-        <w:rPr>
-          <w:color w:val="000000" w:themeColor="text1"/>
-        </w:rPr>
-        <w:t>(D)photographer</w:t>
-      </w:r>
-      <w:r>
-        <w:rPr>
-          <w:rFonts w:hint="eastAsia"/>
-          <w:color w:val="000000" w:themeColor="text1"/>
-        </w:rPr>
-        <w:t>攝影師</w:t>
-      </w:r>
-    </w:p>
-    <w:p>
-      <w:pPr>
-        <w:rPr>
-          <w:rFonts w:hint="eastAsia"/>
-          <w:color w:val="000000" w:themeColor="text1"/>
-        </w:rPr>
-      </w:pPr>
-    </w:p>
-    <w:p>
-      <w:pPr>
-        <w:rPr>
-          <w:color w:val="000000" w:themeColor="text1"/>
-        </w:rPr>
-      </w:pPr>
-      <w:r>
-        <w:rPr>
-          <w:color w:val="000000" w:themeColor="text1"/>
-        </w:rPr>
-        <w:t>C</w:t>
-      </w:r>
-      <w:r>
-        <w:rPr>
-          <w:color w:val="000000" w:themeColor="text1"/>
-        </w:rPr>
-        <w:t>ollect</w:t>
-      </w:r>
-      <w:r>
-        <w:rPr>
-          <w:color w:val="000000" w:themeColor="text1"/>
-        </w:rPr>
-        <w:t xml:space="preserve"> v.</w:t>
-      </w:r>
-      <w:r>
-        <w:rPr>
-          <w:rFonts w:hint="eastAsia"/>
-          <w:color w:val="000000" w:themeColor="text1"/>
-        </w:rPr>
-        <w:t>收集</w:t>
+        <w:t>道具</w:t>
+      </w:r>
+      <w:r>
+        <w:rPr>
+          <w:rFonts w:hint="eastAsia"/>
+          <w:color w:val="000000" w:themeColor="text1"/>
+        </w:rPr>
+        <w:t>、</w:t>
+      </w:r>
+      <w:r>
+        <w:rPr>
+          <w:color w:val="000000" w:themeColor="text1"/>
+        </w:rPr>
+        <w:t>performance</w:t>
+      </w:r>
+      <w:r>
+        <w:rPr>
+          <w:rFonts w:hint="eastAsia"/>
+          <w:color w:val="000000" w:themeColor="text1"/>
+        </w:rPr>
+        <w:t xml:space="preserve"> n</w:t>
+      </w:r>
+      <w:r>
+        <w:rPr>
+          <w:color w:val="000000" w:themeColor="text1"/>
+        </w:rPr>
+        <w:t>.</w:t>
+      </w:r>
+      <w:r>
+        <w:rPr>
+          <w:rFonts w:hint="eastAsia"/>
+          <w:color w:val="000000" w:themeColor="text1"/>
+        </w:rPr>
+        <w:t>表演</w:t>
+      </w:r>
+    </w:p>
+    <w:p>
+      <w:pPr>
+        <w:rPr>
+          <w:color w:val="000000" w:themeColor="text1"/>
+        </w:rPr>
+      </w:pPr>
+    </w:p>
+    <w:p>
+      <w:pPr>
+        <w:rPr>
+          <w:color w:val="000000" w:themeColor="text1"/>
+        </w:rPr>
+      </w:pPr>
+    </w:p>
+    <w:p>
+      <w:pPr>
+        <w:rPr>
+          <w:color w:val="000000" w:themeColor="text1"/>
+        </w:rPr>
+      </w:pPr>
+      <w:r>
+        <w:rPr>
+          <w:color w:val="000000" w:themeColor="text1"/>
+        </w:rPr>
+        <w:t>Ex:</w:t>
+      </w:r>
+    </w:p>
+    <w:p>
+      <w:pPr>
+        <w:rPr>
+          <w:color w:val="000000" w:themeColor="text1"/>
+        </w:rPr>
+      </w:pPr>
+      <w:r>
+        <w:rPr>
+          <w:color w:val="000000" w:themeColor="text1"/>
+        </w:rPr>
+        <w:t xml:space="preserve">The shop </w:t>
+      </w:r>
+      <w:r>
+        <w:rPr>
+          <w:color w:val="FF0000"/>
+        </w:rPr>
+        <w:t xml:space="preserve">will </w:t>
+      </w:r>
+      <w:r>
+        <w:rPr>
+          <w:color w:val="000000" w:themeColor="text1"/>
+        </w:rPr>
+        <w:t xml:space="preserve">open until 5P.M </w:t>
+      </w:r>
+      <w:r>
+        <w:rPr>
+          <w:rFonts w:hint="eastAsia"/>
+          <w:color w:val="000000" w:themeColor="text1"/>
+        </w:rPr>
+        <w:t>商店會開到</w:t>
+      </w:r>
+      <w:r>
+        <w:rPr>
+          <w:rFonts w:hint="eastAsia"/>
+          <w:color w:val="000000" w:themeColor="text1"/>
+        </w:rPr>
+        <w:t>5</w:t>
+      </w:r>
+      <w:r>
+        <w:rPr>
+          <w:color w:val="000000" w:themeColor="text1"/>
+        </w:rPr>
+        <w:t>P.M.</w:t>
+      </w:r>
+    </w:p>
+    <w:p>
+      <w:pPr>
+        <w:rPr>
+          <w:color w:val="000000" w:themeColor="text1"/>
+        </w:rPr>
+      </w:pPr>
+      <w:r>
+        <w:rPr>
+          <w:color w:val="000000" w:themeColor="text1"/>
+        </w:rPr>
+        <w:t xml:space="preserve">The shop </w:t>
+      </w:r>
+      <w:r>
+        <w:rPr>
+          <w:color w:val="FF0000"/>
+        </w:rPr>
+        <w:t xml:space="preserve">will not </w:t>
+      </w:r>
+      <w:r>
+        <w:rPr>
+          <w:color w:val="000000" w:themeColor="text1"/>
+        </w:rPr>
+        <w:t xml:space="preserve">open until 5P.M. </w:t>
+      </w:r>
+      <w:r>
+        <w:rPr>
+          <w:rFonts w:hint="eastAsia"/>
+          <w:color w:val="000000" w:themeColor="text1"/>
+        </w:rPr>
+        <w:t>商店</w:t>
+      </w:r>
+      <w:r>
+        <w:rPr>
+          <w:rFonts w:hint="eastAsia"/>
+          <w:color w:val="000000" w:themeColor="text1"/>
+        </w:rPr>
+        <w:t>5</w:t>
+      </w:r>
+      <w:r>
+        <w:rPr>
+          <w:color w:val="000000" w:themeColor="text1"/>
+        </w:rPr>
+        <w:t>P.M.</w:t>
+      </w:r>
+      <w:r>
+        <w:rPr>
+          <w:rFonts w:hint="eastAsia"/>
+          <w:color w:val="000000" w:themeColor="text1"/>
+        </w:rPr>
+        <w:t>才開</w:t>
+      </w:r>
+    </w:p>
+    <w:p>
+      <w:pPr>
+        <w:rPr>
+          <w:color w:val="000000" w:themeColor="text1"/>
+        </w:rPr>
+      </w:pPr>
+    </w:p>
+    <w:p>
+      <w:pPr>
+        <w:rPr>
+          <w:color w:val="000000" w:themeColor="text1"/>
+        </w:rPr>
+      </w:pPr>
+      <w:r>
+        <w:rPr>
+          <w:color w:val="000000" w:themeColor="text1"/>
+        </w:rPr>
+        <w:t xml:space="preserve">Please be punctual for all </w:t>
+      </w:r>
+      <w:r>
+        <w:rPr>
+          <w:color w:val="000000" w:themeColor="text1"/>
+          <w:highlight w:val="yellow"/>
+        </w:rPr>
+        <w:t>scheduled</w:t>
+      </w:r>
+      <w:r>
+        <w:rPr>
+          <w:color w:val="000000" w:themeColor="text1"/>
+        </w:rPr>
+        <w:t xml:space="preserve"> appointments because latecomers will not be entertained.</w:t>
+      </w:r>
+    </w:p>
+    <w:p>
+      <w:pPr>
+        <w:rPr>
+          <w:color w:val="000000" w:themeColor="text1"/>
+        </w:rPr>
+      </w:pPr>
+      <w:r>
+        <w:rPr>
+          <w:color w:val="000000" w:themeColor="text1"/>
+          <w:highlight w:val="yellow"/>
+        </w:rPr>
+        <w:t>(A)scheduled</w:t>
+      </w:r>
+      <w:r>
+        <w:rPr>
+          <w:rFonts w:hint="eastAsia"/>
+          <w:color w:val="000000" w:themeColor="text1"/>
+          <w:highlight w:val="yellow"/>
+        </w:rPr>
+        <w:t>預定</w:t>
+      </w:r>
+      <w:r>
+        <w:rPr>
+          <w:color w:val="000000" w:themeColor="text1"/>
+        </w:rPr>
+        <w:t>(B)totaled</w:t>
+      </w:r>
+      <w:r>
+        <w:rPr>
+          <w:rFonts w:hint="eastAsia"/>
+          <w:color w:val="000000" w:themeColor="text1"/>
+        </w:rPr>
+        <w:t>加總</w:t>
+      </w:r>
+      <w:r>
+        <w:rPr>
+          <w:color w:val="000000" w:themeColor="text1"/>
+        </w:rPr>
+        <w:t>(C)described</w:t>
+      </w:r>
+      <w:r>
+        <w:rPr>
+          <w:rFonts w:hint="eastAsia"/>
+          <w:color w:val="000000" w:themeColor="text1"/>
+        </w:rPr>
+        <w:t>描述</w:t>
+      </w:r>
+      <w:r>
+        <w:rPr>
+          <w:color w:val="000000" w:themeColor="text1"/>
+        </w:rPr>
+        <w:t>(D)suggested</w:t>
+      </w:r>
+      <w:r>
+        <w:rPr>
+          <w:rFonts w:hint="eastAsia"/>
+          <w:color w:val="000000" w:themeColor="text1"/>
+        </w:rPr>
+        <w:t>建議</w:t>
+      </w:r>
+    </w:p>
+    <w:p>
+      <w:pPr>
+        <w:rPr>
+          <w:rFonts w:hint="eastAsia"/>
+          <w:color w:val="000000" w:themeColor="text1"/>
+        </w:rPr>
+      </w:pPr>
+    </w:p>
+    <w:p>
+      <w:pPr>
+        <w:rPr>
+          <w:color w:val="000000" w:themeColor="text1"/>
+        </w:rPr>
+      </w:pPr>
+      <w:r>
+        <w:rPr>
+          <w:color w:val="000000" w:themeColor="text1"/>
+        </w:rPr>
+        <w:t>P</w:t>
+      </w:r>
+      <w:r>
+        <w:rPr>
+          <w:color w:val="000000" w:themeColor="text1"/>
+        </w:rPr>
+        <w:t>unctual</w:t>
+      </w:r>
+      <w:r>
+        <w:rPr>
+          <w:color w:val="000000" w:themeColor="text1"/>
+        </w:rPr>
+        <w:t xml:space="preserve"> adj.</w:t>
+      </w:r>
+      <w:r>
+        <w:rPr>
+          <w:rFonts w:hint="eastAsia"/>
+          <w:color w:val="000000" w:themeColor="text1"/>
+        </w:rPr>
+        <w:t>準時、</w:t>
+      </w:r>
+      <w:r>
+        <w:rPr>
+          <w:color w:val="000000" w:themeColor="text1"/>
+        </w:rPr>
+        <w:t>latecomers</w:t>
+      </w:r>
+      <w:r>
+        <w:rPr>
+          <w:rFonts w:hint="eastAsia"/>
+          <w:color w:val="000000" w:themeColor="text1"/>
+        </w:rPr>
+        <w:t xml:space="preserve"> </w:t>
+      </w:r>
+      <w:r>
+        <w:rPr>
+          <w:color w:val="000000" w:themeColor="text1"/>
+        </w:rPr>
+        <w:t>n.</w:t>
+      </w:r>
+      <w:r>
+        <w:rPr>
+          <w:rFonts w:hint="eastAsia"/>
+          <w:color w:val="000000" w:themeColor="text1"/>
+        </w:rPr>
+        <w:t>遲到者、</w:t>
+      </w:r>
+      <w:r>
+        <w:rPr>
+          <w:color w:val="000000" w:themeColor="text1"/>
+        </w:rPr>
+        <w:t>not be entertained</w:t>
+      </w:r>
+      <w:r>
+        <w:rPr>
+          <w:rFonts w:hint="eastAsia"/>
+          <w:color w:val="000000" w:themeColor="text1"/>
+        </w:rPr>
+        <w:t xml:space="preserve"> </w:t>
+      </w:r>
+      <w:r>
+        <w:rPr>
+          <w:rFonts w:hint="eastAsia"/>
+          <w:color w:val="000000" w:themeColor="text1"/>
+        </w:rPr>
+        <w:t>不會被理會</w:t>
+      </w:r>
+    </w:p>
+    <w:p>
+      <w:pPr>
+        <w:rPr>
+          <w:color w:val="000000" w:themeColor="text1"/>
+        </w:rPr>
+      </w:pPr>
+      <w:r>
+        <w:rPr>
+          <w:color w:val="000000" w:themeColor="text1"/>
+        </w:rPr>
+        <w:t>Entertain v.</w:t>
+      </w:r>
+      <w:r>
+        <w:rPr>
+          <w:rFonts w:hint="eastAsia"/>
+          <w:color w:val="000000" w:themeColor="text1"/>
+        </w:rPr>
+        <w:t>取悅</w:t>
       </w:r>
       <w:r>
         <w:rPr>
@@ -16476,287 +17445,13 @@
           <w:rFonts w:hint="eastAsia"/>
           <w:color w:val="000000" w:themeColor="text1"/>
         </w:rPr>
-        <w:t>領取</w:t>
-      </w:r>
-      <w:r>
-        <w:rPr>
-          <w:rFonts w:hint="eastAsia"/>
-          <w:color w:val="000000" w:themeColor="text1"/>
-        </w:rPr>
-        <w:t>/</w:t>
-      </w:r>
-      <w:r>
-        <w:rPr>
-          <w:rFonts w:hint="eastAsia"/>
-          <w:color w:val="000000" w:themeColor="text1"/>
-        </w:rPr>
-        <w:t>堆積、</w:t>
-      </w:r>
-      <w:r>
-        <w:rPr>
-          <w:color w:val="000000" w:themeColor="text1"/>
-        </w:rPr>
-        <w:t>medication</w:t>
-      </w:r>
-      <w:r>
-        <w:rPr>
-          <w:rFonts w:hint="eastAsia"/>
-          <w:color w:val="000000" w:themeColor="text1"/>
-        </w:rPr>
-        <w:t xml:space="preserve"> </w:t>
-      </w:r>
-      <w:r>
-        <w:rPr>
-          <w:color w:val="000000" w:themeColor="text1"/>
-        </w:rPr>
-        <w:t>n.</w:t>
-      </w:r>
-      <w:r>
-        <w:rPr>
-          <w:rFonts w:hint="eastAsia"/>
-          <w:color w:val="000000" w:themeColor="text1"/>
-        </w:rPr>
-        <w:t>藥物、</w:t>
-      </w:r>
-      <w:r>
-        <w:rPr>
-          <w:color w:val="000000" w:themeColor="text1"/>
-        </w:rPr>
-        <w:t>prescription</w:t>
-      </w:r>
-      <w:r>
-        <w:rPr>
-          <w:rFonts w:hint="eastAsia"/>
-          <w:color w:val="000000" w:themeColor="text1"/>
-        </w:rPr>
-        <w:t xml:space="preserve"> </w:t>
-      </w:r>
-      <w:r>
-        <w:rPr>
-          <w:color w:val="000000" w:themeColor="text1"/>
-        </w:rPr>
-        <w:t>n.</w:t>
-      </w:r>
-      <w:r>
-        <w:rPr>
-          <w:rFonts w:hint="eastAsia"/>
-          <w:color w:val="000000" w:themeColor="text1"/>
-        </w:rPr>
-        <w:t>處方</w:t>
-      </w:r>
-    </w:p>
-    <w:p>
-      <w:pPr>
-        <w:rPr>
-          <w:color w:val="000000" w:themeColor="text1"/>
-        </w:rPr>
-      </w:pPr>
-      <w:r>
-        <w:rPr>
-          <w:color w:val="000000" w:themeColor="text1"/>
-        </w:rPr>
-        <w:t>Write a prescription</w:t>
-      </w:r>
-      <w:r>
-        <w:rPr>
-          <w:rFonts w:hint="eastAsia"/>
-          <w:color w:val="000000" w:themeColor="text1"/>
-        </w:rPr>
-        <w:t>開處方藥</w:t>
-      </w:r>
-    </w:p>
-    <w:p>
-      <w:pPr>
-        <w:rPr>
-          <w:color w:val="000000" w:themeColor="text1"/>
-        </w:rPr>
-      </w:pPr>
-    </w:p>
-    <w:p>
-      <w:pPr>
-        <w:rPr>
-          <w:color w:val="000000" w:themeColor="text1"/>
-        </w:rPr>
-      </w:pPr>
-      <w:r>
-        <w:rPr>
-          <w:color w:val="000000" w:themeColor="text1"/>
-        </w:rPr>
-        <w:t xml:space="preserve">A call was made to </w:t>
-      </w:r>
-      <w:r>
-        <w:rPr>
-          <w:color w:val="000000" w:themeColor="text1"/>
-          <w:highlight w:val="yellow"/>
-        </w:rPr>
-        <w:t>expedite</w:t>
-      </w:r>
-      <w:r>
-        <w:rPr>
-          <w:color w:val="000000" w:themeColor="text1"/>
-        </w:rPr>
-        <w:t xml:space="preserve"> the shipment day to an earlier date.</w:t>
-      </w:r>
-    </w:p>
-    <w:p>
-      <w:pPr>
-        <w:rPr>
-          <w:color w:val="000000" w:themeColor="text1"/>
-        </w:rPr>
-      </w:pPr>
-      <w:r>
-        <w:rPr>
-          <w:color w:val="000000" w:themeColor="text1"/>
-          <w:highlight w:val="yellow"/>
-        </w:rPr>
-        <w:t>(A)expedite</w:t>
-      </w:r>
-      <w:r>
-        <w:rPr>
-          <w:rFonts w:hint="eastAsia"/>
-          <w:color w:val="000000" w:themeColor="text1"/>
-          <w:highlight w:val="yellow"/>
-        </w:rPr>
-        <w:t>加入處理</w:t>
-      </w:r>
-      <w:r>
-        <w:rPr>
-          <w:color w:val="000000" w:themeColor="text1"/>
-        </w:rPr>
-        <w:t>(B)extend</w:t>
-      </w:r>
-      <w:r>
-        <w:rPr>
-          <w:rFonts w:hint="eastAsia"/>
-          <w:color w:val="000000" w:themeColor="text1"/>
-        </w:rPr>
-        <w:t>延伸</w:t>
-      </w:r>
-      <w:r>
-        <w:rPr>
-          <w:rFonts w:hint="eastAsia"/>
-          <w:color w:val="000000" w:themeColor="text1"/>
-        </w:rPr>
-        <w:t>/</w:t>
-      </w:r>
-      <w:r>
-        <w:rPr>
-          <w:rFonts w:hint="eastAsia"/>
-          <w:color w:val="000000" w:themeColor="text1"/>
-        </w:rPr>
-        <w:t>延展</w:t>
-      </w:r>
-      <w:r>
-        <w:rPr>
-          <w:color w:val="000000" w:themeColor="text1"/>
-        </w:rPr>
-        <w:t>(C)expand</w:t>
-      </w:r>
-      <w:r>
-        <w:rPr>
-          <w:rFonts w:hint="eastAsia"/>
-          <w:color w:val="000000" w:themeColor="text1"/>
-        </w:rPr>
-        <w:t>拓展</w:t>
-      </w:r>
-      <w:r>
-        <w:rPr>
-          <w:rFonts w:hint="eastAsia"/>
-          <w:color w:val="000000" w:themeColor="text1"/>
-        </w:rPr>
-        <w:t>/</w:t>
-      </w:r>
-      <w:r>
-        <w:rPr>
-          <w:rFonts w:hint="eastAsia"/>
-          <w:color w:val="000000" w:themeColor="text1"/>
-        </w:rPr>
-        <w:t>膨脹</w:t>
-      </w:r>
-      <w:r>
-        <w:rPr>
-          <w:color w:val="000000" w:themeColor="text1"/>
-        </w:rPr>
-        <w:t>(D)exploit</w:t>
-      </w:r>
-      <w:r>
-        <w:rPr>
-          <w:rFonts w:hint="eastAsia"/>
-          <w:color w:val="000000" w:themeColor="text1"/>
-        </w:rPr>
-        <w:t>利用</w:t>
-      </w:r>
-      <w:r>
-        <w:rPr>
-          <w:rFonts w:hint="eastAsia"/>
-          <w:color w:val="000000" w:themeColor="text1"/>
-        </w:rPr>
-        <w:t>/</w:t>
-      </w:r>
-      <w:r>
-        <w:rPr>
-          <w:rFonts w:hint="eastAsia"/>
-          <w:color w:val="000000" w:themeColor="text1"/>
-        </w:rPr>
-        <w:t>剝削</w:t>
-      </w:r>
-    </w:p>
-    <w:p>
-      <w:pPr>
-        <w:rPr>
-          <w:color w:val="000000" w:themeColor="text1"/>
-        </w:rPr>
-      </w:pPr>
-      <w:r>
-        <w:rPr>
-          <w:color w:val="000000" w:themeColor="text1"/>
-        </w:rPr>
-        <w:t>shipment day</w:t>
-      </w:r>
-      <w:r>
-        <w:rPr>
-          <w:color w:val="000000" w:themeColor="text1"/>
-        </w:rPr>
-        <w:t xml:space="preserve"> </w:t>
-      </w:r>
-      <w:r>
-        <w:rPr>
-          <w:rFonts w:hint="eastAsia"/>
-          <w:color w:val="000000" w:themeColor="text1"/>
-        </w:rPr>
-        <w:t>出貨日、</w:t>
-      </w:r>
-      <w:r>
-        <w:rPr>
-          <w:color w:val="000000" w:themeColor="text1"/>
-        </w:rPr>
-        <w:t>earlier</w:t>
-      </w:r>
-      <w:r>
-        <w:rPr>
-          <w:rFonts w:hint="eastAsia"/>
-          <w:color w:val="000000" w:themeColor="text1"/>
-        </w:rPr>
-        <w:t xml:space="preserve"> </w:t>
-      </w:r>
-      <w:r>
-        <w:rPr>
-          <w:rFonts w:hint="eastAsia"/>
-          <w:color w:val="000000" w:themeColor="text1"/>
-        </w:rPr>
-        <w:t>更早的</w:t>
-      </w:r>
-    </w:p>
-    <w:p>
-      <w:pPr>
-        <w:rPr>
-          <w:color w:val="000000" w:themeColor="text1"/>
-        </w:rPr>
-      </w:pPr>
-    </w:p>
-    <w:p>
-      <w:pPr>
-        <w:rPr>
+        <w:t>理會</w:t>
+      </w:r>
+    </w:p>
+    <w:p>
+      <w:pPr>
+        <w:rPr>
+          <w:rFonts w:hint="eastAsia"/>
           <w:color w:val="000000" w:themeColor="text1"/>
         </w:rPr>
       </w:pPr>
@@ -16998,6 +17693,95 @@
     </w:lvl>
   </w:abstractNum>
   <w:abstractNum w:abstractNumId="2" w15:restartNumberingAfterBreak="0">
+    <w:nsid w:val="06A50E03"/>
+    <w:multiLevelType w:val="hybridMultilevel"/>
+    <w:tmpl w:val="B1C2CBDC"/>
+    <w:lvl w:ilvl="0" w:tplc="A110954A">
+      <w:start w:val="1"/>
+      <w:numFmt w:val="upperLetter"/>
+      <w:lvlText w:val="(%1)"/>
+      <w:lvlJc w:val="left"/>
+      <w:pPr>
+        <w:ind w:left="360" w:hanging="360"/>
+      </w:pPr>
+      <w:rPr>
+        <w:rFonts w:hint="default"/>
+      </w:rPr>
+    </w:lvl>
+    <w:lvl w:ilvl="1" w:tplc="04090019" w:tentative="1">
+      <w:start w:val="1"/>
+      <w:numFmt w:val="ideographTraditional"/>
+      <w:lvlText w:val="%2、"/>
+      <w:lvlJc w:val="left"/>
+      <w:pPr>
+        <w:ind w:left="960" w:hanging="480"/>
+      </w:pPr>
+    </w:lvl>
+    <w:lvl w:ilvl="2" w:tplc="0409001B" w:tentative="1">
+      <w:start w:val="1"/>
+      <w:numFmt w:val="lowerRoman"/>
+      <w:lvlText w:val="%3."/>
+      <w:lvlJc w:val="right"/>
+      <w:pPr>
+        <w:ind w:left="1440" w:hanging="480"/>
+      </w:pPr>
+    </w:lvl>
+    <w:lvl w:ilvl="3" w:tplc="0409000F" w:tentative="1">
+      <w:start w:val="1"/>
+      <w:numFmt w:val="decimal"/>
+      <w:lvlText w:val="%4."/>
+      <w:lvlJc w:val="left"/>
+      <w:pPr>
+        <w:ind w:left="1920" w:hanging="480"/>
+      </w:pPr>
+    </w:lvl>
+    <w:lvl w:ilvl="4" w:tplc="04090019" w:tentative="1">
+      <w:start w:val="1"/>
+      <w:numFmt w:val="ideographTraditional"/>
+      <w:lvlText w:val="%5、"/>
+      <w:lvlJc w:val="left"/>
+      <w:pPr>
+        <w:ind w:left="2400" w:hanging="480"/>
+      </w:pPr>
+    </w:lvl>
+    <w:lvl w:ilvl="5" w:tplc="0409001B" w:tentative="1">
+      <w:start w:val="1"/>
+      <w:numFmt w:val="lowerRoman"/>
+      <w:lvlText w:val="%6."/>
+      <w:lvlJc w:val="right"/>
+      <w:pPr>
+        <w:ind w:left="2880" w:hanging="480"/>
+      </w:pPr>
+    </w:lvl>
+    <w:lvl w:ilvl="6" w:tplc="0409000F" w:tentative="1">
+      <w:start w:val="1"/>
+      <w:numFmt w:val="decimal"/>
+      <w:lvlText w:val="%7."/>
+      <w:lvlJc w:val="left"/>
+      <w:pPr>
+        <w:ind w:left="3360" w:hanging="480"/>
+      </w:pPr>
+    </w:lvl>
+    <w:lvl w:ilvl="7" w:tplc="04090019" w:tentative="1">
+      <w:start w:val="1"/>
+      <w:numFmt w:val="ideographTraditional"/>
+      <w:lvlText w:val="%8、"/>
+      <w:lvlJc w:val="left"/>
+      <w:pPr>
+        <w:ind w:left="3840" w:hanging="480"/>
+      </w:pPr>
+    </w:lvl>
+    <w:lvl w:ilvl="8" w:tplc="0409001B" w:tentative="1">
+      <w:start w:val="1"/>
+      <w:numFmt w:val="lowerRoman"/>
+      <w:lvlText w:val="%9."/>
+      <w:lvlJc w:val="right"/>
+      <w:pPr>
+        <w:ind w:left="4320" w:hanging="480"/>
+      </w:pPr>
+    </w:lvl>
+  </w:abstractNum>
+  <w:abstractNum w:abstractNumId="3" w15:restartNumberingAfterBreak="0">
     <w:nsid w:val="07853176"/>
     <w:multiLevelType w:val="hybridMultilevel"/>
     <w:tmpl w:val="DEA047EA"/>
@@ -17086,7 +17870,7 @@
       </w:pPr>
     </w:lvl>
   </w:abstractNum>
-  <w:abstractNum w:abstractNumId="3" w15:restartNumberingAfterBreak="0">
+  <w:abstractNum w:abstractNumId="4" w15:restartNumberingAfterBreak="0">
     <w:nsid w:val="08C81696"/>
     <w:multiLevelType w:val="hybridMultilevel"/>
     <w:tmpl w:val="19C88F0A"/>
@@ -17175,7 +17959,7 @@
       </w:pPr>
     </w:lvl>
   </w:abstractNum>
-  <w:abstractNum w:abstractNumId="4" w15:restartNumberingAfterBreak="0">
+  <w:abstractNum w:abstractNumId="5" w15:restartNumberingAfterBreak="0">
     <w:nsid w:val="0A2C6EF1"/>
     <w:multiLevelType w:val="hybridMultilevel"/>
     <w:tmpl w:val="48EE538C"/>
@@ -17264,7 +18048,7 @@
       </w:pPr>
     </w:lvl>
   </w:abstractNum>
-  <w:abstractNum w:abstractNumId="5" w15:restartNumberingAfterBreak="0">
+  <w:abstractNum w:abstractNumId="6" w15:restartNumberingAfterBreak="0">
     <w:nsid w:val="0FFA0C0C"/>
     <w:multiLevelType w:val="hybridMultilevel"/>
     <w:tmpl w:val="86282618"/>
@@ -17353,7 +18137,7 @@
       </w:pPr>
     </w:lvl>
   </w:abstractNum>
-  <w:abstractNum w:abstractNumId="6" w15:restartNumberingAfterBreak="0">
+  <w:abstractNum w:abstractNumId="7" w15:restartNumberingAfterBreak="0">
     <w:nsid w:val="14E42C34"/>
     <w:multiLevelType w:val="hybridMultilevel"/>
     <w:tmpl w:val="C68A4810"/>
@@ -17442,7 +18226,7 @@
       </w:pPr>
     </w:lvl>
   </w:abstractNum>
-  <w:abstractNum w:abstractNumId="7" w15:restartNumberingAfterBreak="0">
+  <w:abstractNum w:abstractNumId="8" w15:restartNumberingAfterBreak="0">
     <w:nsid w:val="183A0C8B"/>
     <w:multiLevelType w:val="hybridMultilevel"/>
     <w:tmpl w:val="171615BA"/>
@@ -17531,7 +18315,7 @@
       </w:pPr>
     </w:lvl>
   </w:abstractNum>
-  <w:abstractNum w:abstractNumId="8" w15:restartNumberingAfterBreak="0">
+  <w:abstractNum w:abstractNumId="9" w15:restartNumberingAfterBreak="0">
     <w:nsid w:val="1DE2152A"/>
     <w:multiLevelType w:val="hybridMultilevel"/>
     <w:tmpl w:val="64D6E3C8"/>
@@ -17620,7 +18404,7 @@
       </w:pPr>
     </w:lvl>
   </w:abstractNum>
-  <w:abstractNum w:abstractNumId="9" w15:restartNumberingAfterBreak="0">
+  <w:abstractNum w:abstractNumId="10" w15:restartNumberingAfterBreak="0">
     <w:nsid w:val="1E666FB1"/>
     <w:multiLevelType w:val="hybridMultilevel"/>
     <w:tmpl w:val="729656E8"/>
@@ -17709,7 +18493,7 @@
       </w:pPr>
     </w:lvl>
   </w:abstractNum>
-  <w:abstractNum w:abstractNumId="10" w15:restartNumberingAfterBreak="0">
+  <w:abstractNum w:abstractNumId="11" w15:restartNumberingAfterBreak="0">
     <w:nsid w:val="20A470F8"/>
     <w:multiLevelType w:val="hybridMultilevel"/>
     <w:tmpl w:val="7DDA75A8"/>
@@ -17798,7 +18582,7 @@
       </w:pPr>
     </w:lvl>
   </w:abstractNum>
-  <w:abstractNum w:abstractNumId="11" w15:restartNumberingAfterBreak="0">
+  <w:abstractNum w:abstractNumId="12" w15:restartNumberingAfterBreak="0">
     <w:nsid w:val="288B05CC"/>
     <w:multiLevelType w:val="hybridMultilevel"/>
     <w:tmpl w:val="3F7012FC"/>
@@ -17887,7 +18671,7 @@
       </w:pPr>
     </w:lvl>
   </w:abstractNum>
-  <w:abstractNum w:abstractNumId="12" w15:restartNumberingAfterBreak="0">
+  <w:abstractNum w:abstractNumId="13" w15:restartNumberingAfterBreak="0">
     <w:nsid w:val="2A843FAF"/>
     <w:multiLevelType w:val="hybridMultilevel"/>
     <w:tmpl w:val="28E42B50"/>
@@ -17976,7 +18760,7 @@
       </w:pPr>
     </w:lvl>
   </w:abstractNum>
-  <w:abstractNum w:abstractNumId="13" w15:restartNumberingAfterBreak="0">
+  <w:abstractNum w:abstractNumId="14" w15:restartNumberingAfterBreak="0">
     <w:nsid w:val="2E192CB6"/>
     <w:multiLevelType w:val="hybridMultilevel"/>
     <w:tmpl w:val="8836EE84"/>
@@ -18065,7 +18849,7 @@
       </w:pPr>
     </w:lvl>
   </w:abstractNum>
-  <w:abstractNum w:abstractNumId="14" w15:restartNumberingAfterBreak="0">
+  <w:abstractNum w:abstractNumId="15" w15:restartNumberingAfterBreak="0">
     <w:nsid w:val="2E801B7A"/>
     <w:multiLevelType w:val="hybridMultilevel"/>
     <w:tmpl w:val="1382E584"/>
@@ -18154,7 +18938,7 @@
       </w:pPr>
     </w:lvl>
   </w:abstractNum>
-  <w:abstractNum w:abstractNumId="15" w15:restartNumberingAfterBreak="0">
+  <w:abstractNum w:abstractNumId="16" w15:restartNumberingAfterBreak="0">
     <w:nsid w:val="30FE4CA3"/>
     <w:multiLevelType w:val="hybridMultilevel"/>
     <w:tmpl w:val="F2F691A6"/>
@@ -18243,7 +19027,7 @@
       </w:pPr>
     </w:lvl>
   </w:abstractNum>
-  <w:abstractNum w:abstractNumId="16" w15:restartNumberingAfterBreak="0">
+  <w:abstractNum w:abstractNumId="17" w15:restartNumberingAfterBreak="0">
     <w:nsid w:val="342108BB"/>
     <w:multiLevelType w:val="hybridMultilevel"/>
     <w:tmpl w:val="8AEE5B9A"/>
@@ -18332,7 +19116,7 @@
       </w:pPr>
     </w:lvl>
   </w:abstractNum>
-  <w:abstractNum w:abstractNumId="17" w15:restartNumberingAfterBreak="0">
+  <w:abstractNum w:abstractNumId="18" w15:restartNumberingAfterBreak="0">
     <w:nsid w:val="34E90C58"/>
     <w:multiLevelType w:val="hybridMultilevel"/>
     <w:tmpl w:val="75D4CA18"/>
@@ -18421,7 +19205,7 @@
       </w:pPr>
     </w:lvl>
   </w:abstractNum>
-  <w:abstractNum w:abstractNumId="18" w15:restartNumberingAfterBreak="0">
+  <w:abstractNum w:abstractNumId="19" w15:restartNumberingAfterBreak="0">
     <w:nsid w:val="3A2678A3"/>
     <w:multiLevelType w:val="hybridMultilevel"/>
     <w:tmpl w:val="3D3EBC90"/>
@@ -18510,7 +19294,7 @@
       </w:pPr>
     </w:lvl>
   </w:abstractNum>
-  <w:abstractNum w:abstractNumId="19" w15:restartNumberingAfterBreak="0">
+  <w:abstractNum w:abstractNumId="20" w15:restartNumberingAfterBreak="0">
     <w:nsid w:val="421A1878"/>
     <w:multiLevelType w:val="hybridMultilevel"/>
     <w:tmpl w:val="890627CA"/>
@@ -18599,7 +19383,7 @@
       </w:pPr>
     </w:lvl>
   </w:abstractNum>
-  <w:abstractNum w:abstractNumId="20" w15:restartNumberingAfterBreak="0">
+  <w:abstractNum w:abstractNumId="21" w15:restartNumberingAfterBreak="0">
     <w:nsid w:val="422F46C2"/>
     <w:multiLevelType w:val="hybridMultilevel"/>
     <w:tmpl w:val="F5EE2E30"/>
@@ -18688,7 +19472,7 @@
       </w:pPr>
     </w:lvl>
   </w:abstractNum>
-  <w:abstractNum w:abstractNumId="21" w15:restartNumberingAfterBreak="0">
+  <w:abstractNum w:abstractNumId="22" w15:restartNumberingAfterBreak="0">
     <w:nsid w:val="44106993"/>
     <w:multiLevelType w:val="hybridMultilevel"/>
     <w:tmpl w:val="D2908246"/>
@@ -18777,7 +19561,7 @@
       </w:pPr>
     </w:lvl>
   </w:abstractNum>
-  <w:abstractNum w:abstractNumId="22" w15:restartNumberingAfterBreak="0">
+  <w:abstractNum w:abstractNumId="23" w15:restartNumberingAfterBreak="0">
     <w:nsid w:val="460B497B"/>
     <w:multiLevelType w:val="hybridMultilevel"/>
     <w:tmpl w:val="F75AFC78"/>
@@ -18866,7 +19650,7 @@
       </w:pPr>
     </w:lvl>
   </w:abstractNum>
-  <w:abstractNum w:abstractNumId="23" w15:restartNumberingAfterBreak="0">
+  <w:abstractNum w:abstractNumId="24" w15:restartNumberingAfterBreak="0">
     <w:nsid w:val="48B76B2E"/>
     <w:multiLevelType w:val="hybridMultilevel"/>
     <w:tmpl w:val="7ACED166"/>
@@ -18955,7 +19739,96 @@
       </w:pPr>
     </w:lvl>
   </w:abstractNum>
-  <w:abstractNum w:abstractNumId="24" w15:restartNumberingAfterBreak="0">
+  <w:abstractNum w:abstractNumId="25" w15:restartNumberingAfterBreak="0">
+    <w:nsid w:val="4C6512A6"/>
+    <w:multiLevelType w:val="hybridMultilevel"/>
+    <w:tmpl w:val="B76C43BE"/>
+    <w:lvl w:ilvl="0" w:tplc="2FD08CE6">
+      <w:start w:val="1"/>
+      <w:numFmt w:val="upperLetter"/>
+      <w:lvlText w:val="(%1)"/>
+      <w:lvlJc w:val="left"/>
+      <w:pPr>
+        <w:ind w:left="360" w:hanging="360"/>
+      </w:pPr>
+      <w:rPr>
+        <w:rFonts w:hint="default"/>
+      </w:rPr>
+    </w:lvl>
+    <w:lvl w:ilvl="1" w:tplc="04090019" w:tentative="1">
+      <w:start w:val="1"/>
+      <w:numFmt w:val="ideographTraditional"/>
+      <w:lvlText w:val="%2、"/>
+      <w:lvlJc w:val="left"/>
+      <w:pPr>
+        <w:ind w:left="960" w:hanging="480"/>
+      </w:pPr>
+    </w:lvl>
+    <w:lvl w:ilvl="2" w:tplc="0409001B" w:tentative="1">
+      <w:start w:val="1"/>
+      <w:numFmt w:val="lowerRoman"/>
+      <w:lvlText w:val="%3."/>
+      <w:lvlJc w:val="right"/>
+      <w:pPr>
+        <w:ind w:left="1440" w:hanging="480"/>
+      </w:pPr>
+    </w:lvl>
+    <w:lvl w:ilvl="3" w:tplc="0409000F" w:tentative="1">
+      <w:start w:val="1"/>
+      <w:numFmt w:val="decimal"/>
+      <w:lvlText w:val="%4."/>
+      <w:lvlJc w:val="left"/>
+      <w:pPr>
+        <w:ind w:left="1920" w:hanging="480"/>
+      </w:pPr>
+    </w:lvl>
+    <w:lvl w:ilvl="4" w:tplc="04090019" w:tentative="1">
+      <w:start w:val="1"/>
+      <w:numFmt w:val="ideographTraditional"/>
+      <w:lvlText w:val="%5、"/>
+      <w:lvlJc w:val="left"/>
+      <w:pPr>
+        <w:ind w:left="2400" w:hanging="480"/>
+      </w:pPr>
+    </w:lvl>
+    <w:lvl w:ilvl="5" w:tplc="0409001B" w:tentative="1">
+      <w:start w:val="1"/>
+      <w:numFmt w:val="lowerRoman"/>
+      <w:lvlText w:val="%6."/>
+      <w:lvlJc w:val="right"/>
+      <w:pPr>
+        <w:ind w:left="2880" w:hanging="480"/>
+      </w:pPr>
+    </w:lvl>
+    <w:lvl w:ilvl="6" w:tplc="0409000F" w:tentative="1">
+      <w:start w:val="1"/>
+      <w:numFmt w:val="decimal"/>
+      <w:lvlText w:val="%7."/>
+      <w:lvlJc w:val="left"/>
+      <w:pPr>
+        <w:ind w:left="3360" w:hanging="480"/>
+      </w:pPr>
+    </w:lvl>
+    <w:lvl w:ilvl="7" w:tplc="04090019" w:tentative="1">
+      <w:start w:val="1"/>
+      <w:numFmt w:val="ideographTraditional"/>
+      <w:lvlText w:val="%8、"/>
+      <w:lvlJc w:val="left"/>
+      <w:pPr>
+        <w:ind w:left="3840" w:hanging="480"/>
+      </w:pPr>
+    </w:lvl>
+    <w:lvl w:ilvl="8" w:tplc="0409001B" w:tentative="1">
+      <w:start w:val="1"/>
+      <w:numFmt w:val="lowerRoman"/>
+      <w:lvlText w:val="%9."/>
+      <w:lvlJc w:val="right"/>
+      <w:pPr>
+        <w:ind w:left="4320" w:hanging="480"/>
+      </w:pPr>
+    </w:lvl>
+  </w:abstractNum>
+  <w:abstractNum w:abstractNumId="26" w15:restartNumberingAfterBreak="0">
     <w:nsid w:val="53714B23"/>
     <w:multiLevelType w:val="hybridMultilevel"/>
     <w:tmpl w:val="CACA25C2"/>
@@ -19044,7 +19917,7 @@
       </w:pPr>
     </w:lvl>
   </w:abstractNum>
-  <w:abstractNum w:abstractNumId="25" w15:restartNumberingAfterBreak="0">
+  <w:abstractNum w:abstractNumId="27" w15:restartNumberingAfterBreak="0">
     <w:nsid w:val="54126F51"/>
     <w:multiLevelType w:val="hybridMultilevel"/>
     <w:tmpl w:val="C0C01342"/>
@@ -19133,7 +20006,7 @@
       </w:pPr>
     </w:lvl>
   </w:abstractNum>
-  <w:abstractNum w:abstractNumId="26" w15:restartNumberingAfterBreak="0">
+  <w:abstractNum w:abstractNumId="28" w15:restartNumberingAfterBreak="0">
     <w:nsid w:val="55A15A5C"/>
     <w:multiLevelType w:val="hybridMultilevel"/>
     <w:tmpl w:val="B1BE51B0"/>
@@ -19222,7 +20095,7 @@
       </w:pPr>
     </w:lvl>
   </w:abstractNum>
-  <w:abstractNum w:abstractNumId="27" w15:restartNumberingAfterBreak="0">
+  <w:abstractNum w:abstractNumId="29" w15:restartNumberingAfterBreak="0">
     <w:nsid w:val="56F94E90"/>
     <w:multiLevelType w:val="hybridMultilevel"/>
     <w:tmpl w:val="B9DE2BB4"/>
@@ -19311,7 +20184,7 @@
       </w:pPr>
     </w:lvl>
   </w:abstractNum>
-  <w:abstractNum w:abstractNumId="28" w15:restartNumberingAfterBreak="0">
+  <w:abstractNum w:abstractNumId="30" w15:restartNumberingAfterBreak="0">
     <w:nsid w:val="57547397"/>
     <w:multiLevelType w:val="hybridMultilevel"/>
     <w:tmpl w:val="C76276A4"/>
@@ -19400,7 +20273,7 @@
       </w:pPr>
     </w:lvl>
   </w:abstractNum>
-  <w:abstractNum w:abstractNumId="29" w15:restartNumberingAfterBreak="0">
+  <w:abstractNum w:abstractNumId="31" w15:restartNumberingAfterBreak="0">
     <w:nsid w:val="5A7D4844"/>
     <w:multiLevelType w:val="hybridMultilevel"/>
     <w:tmpl w:val="4C3270C6"/>
@@ -19489,7 +20362,7 @@
       </w:pPr>
     </w:lvl>
   </w:abstractNum>
-  <w:abstractNum w:abstractNumId="30" w15:restartNumberingAfterBreak="0">
+  <w:abstractNum w:abstractNumId="32" w15:restartNumberingAfterBreak="0">
     <w:nsid w:val="5CED3977"/>
     <w:multiLevelType w:val="hybridMultilevel"/>
     <w:tmpl w:val="FA6CB3CA"/>
@@ -19578,7 +20451,7 @@
       </w:pPr>
     </w:lvl>
   </w:abstractNum>
-  <w:abstractNum w:abstractNumId="31" w15:restartNumberingAfterBreak="0">
+  <w:abstractNum w:abstractNumId="33" w15:restartNumberingAfterBreak="0">
     <w:nsid w:val="5D8746FB"/>
     <w:multiLevelType w:val="hybridMultilevel"/>
     <w:tmpl w:val="D9E48496"/>
@@ -19667,7 +20540,7 @@
       </w:pPr>
     </w:lvl>
   </w:abstractNum>
-  <w:abstractNum w:abstractNumId="32" w15:restartNumberingAfterBreak="0">
+  <w:abstractNum w:abstractNumId="34" w15:restartNumberingAfterBreak="0">
     <w:nsid w:val="5F063724"/>
     <w:multiLevelType w:val="hybridMultilevel"/>
     <w:tmpl w:val="67F8EEBE"/>
@@ -19756,7 +20629,7 @@
       </w:pPr>
     </w:lvl>
   </w:abstractNum>
-  <w:abstractNum w:abstractNumId="33" w15:restartNumberingAfterBreak="0">
+  <w:abstractNum w:abstractNumId="35" w15:restartNumberingAfterBreak="0">
     <w:nsid w:val="610F38EE"/>
     <w:multiLevelType w:val="hybridMultilevel"/>
     <w:tmpl w:val="DA6297F6"/>
@@ -19845,7 +20718,7 @@
       </w:pPr>
     </w:lvl>
   </w:abstractNum>
-  <w:abstractNum w:abstractNumId="34" w15:restartNumberingAfterBreak="0">
+  <w:abstractNum w:abstractNumId="36" w15:restartNumberingAfterBreak="0">
     <w:nsid w:val="6528746D"/>
     <w:multiLevelType w:val="hybridMultilevel"/>
     <w:tmpl w:val="43769974"/>
@@ -19934,7 +20807,7 @@
       </w:pPr>
     </w:lvl>
   </w:abstractNum>
-  <w:abstractNum w:abstractNumId="35" w15:restartNumberingAfterBreak="0">
+  <w:abstractNum w:abstractNumId="37" w15:restartNumberingAfterBreak="0">
     <w:nsid w:val="6C5E27B7"/>
     <w:multiLevelType w:val="hybridMultilevel"/>
     <w:tmpl w:val="B2B67932"/>
@@ -20023,7 +20896,7 @@
       </w:pPr>
     </w:lvl>
   </w:abstractNum>
-  <w:abstractNum w:abstractNumId="36" w15:restartNumberingAfterBreak="0">
+  <w:abstractNum w:abstractNumId="38" w15:restartNumberingAfterBreak="0">
     <w:nsid w:val="7149538E"/>
     <w:multiLevelType w:val="hybridMultilevel"/>
     <w:tmpl w:val="95B495F2"/>
@@ -20112,7 +20985,7 @@
       </w:pPr>
     </w:lvl>
   </w:abstractNum>
-  <w:abstractNum w:abstractNumId="37" w15:restartNumberingAfterBreak="0">
+  <w:abstractNum w:abstractNumId="39" w15:restartNumberingAfterBreak="0">
     <w:nsid w:val="71C561D1"/>
     <w:multiLevelType w:val="hybridMultilevel"/>
     <w:tmpl w:val="02AE1FF0"/>
@@ -20201,7 +21074,7 @@
       </w:pPr>
     </w:lvl>
   </w:abstractNum>
-  <w:abstractNum w:abstractNumId="38" w15:restartNumberingAfterBreak="0">
+  <w:abstractNum w:abstractNumId="40" w15:restartNumberingAfterBreak="0">
     <w:nsid w:val="756458E5"/>
     <w:multiLevelType w:val="hybridMultilevel"/>
     <w:tmpl w:val="AD8440FA"/>
@@ -20290,7 +21163,7 @@
       </w:pPr>
     </w:lvl>
   </w:abstractNum>
-  <w:abstractNum w:abstractNumId="39" w15:restartNumberingAfterBreak="0">
+  <w:abstractNum w:abstractNumId="41" w15:restartNumberingAfterBreak="0">
     <w:nsid w:val="759D57AD"/>
     <w:multiLevelType w:val="hybridMultilevel"/>
     <w:tmpl w:val="85883D24"/>
@@ -20379,7 +21252,7 @@
       </w:pPr>
     </w:lvl>
   </w:abstractNum>
-  <w:abstractNum w:abstractNumId="40" w15:restartNumberingAfterBreak="0">
+  <w:abstractNum w:abstractNumId="42" w15:restartNumberingAfterBreak="0">
     <w:nsid w:val="7671259D"/>
     <w:multiLevelType w:val="hybridMultilevel"/>
     <w:tmpl w:val="81EEF83E"/>
@@ -20468,7 +21341,96 @@
       </w:pPr>
     </w:lvl>
   </w:abstractNum>
-  <w:abstractNum w:abstractNumId="41" w15:restartNumberingAfterBreak="0">
+  <w:abstractNum w:abstractNumId="43" w15:restartNumberingAfterBreak="0">
+    <w:nsid w:val="769F0E98"/>
+    <w:multiLevelType w:val="hybridMultilevel"/>
+    <w:tmpl w:val="7E52AD94"/>
+    <w:lvl w:ilvl="0" w:tplc="509AA6C6">
+      <w:start w:val="1"/>
+      <w:numFmt w:val="upperLetter"/>
+      <w:lvlText w:val="(%1)"/>
+      <w:lvlJc w:val="left"/>
+      <w:pPr>
+        <w:ind w:left="360" w:hanging="360"/>
+      </w:pPr>
+      <w:rPr>
+        <w:rFonts w:hint="default"/>
+      </w:rPr>
+    </w:lvl>
+    <w:lvl w:ilvl="1" w:tplc="04090019" w:tentative="1">
+      <w:start w:val="1"/>
+      <w:numFmt w:val="ideographTraditional"/>
+      <w:lvlText w:val="%2、"/>
+      <w:lvlJc w:val="left"/>
+      <w:pPr>
+        <w:ind w:left="960" w:hanging="480"/>
+      </w:pPr>
+    </w:lvl>
+    <w:lvl w:ilvl="2" w:tplc="0409001B" w:tentative="1">
+      <w:start w:val="1"/>
+      <w:numFmt w:val="lowerRoman"/>
+      <w:lvlText w:val="%3."/>
+      <w:lvlJc w:val="right"/>
+      <w:pPr>
+        <w:ind w:left="1440" w:hanging="480"/>
+      </w:pPr>
+    </w:lvl>
+    <w:lvl w:ilvl="3" w:tplc="0409000F" w:tentative="1">
+      <w:start w:val="1"/>
+      <w:numFmt w:val="decimal"/>
+      <w:lvlText w:val="%4."/>
+      <w:lvlJc w:val="left"/>
+      <w:pPr>
+        <w:ind w:left="1920" w:hanging="480"/>
+      </w:pPr>
+    </w:lvl>
+    <w:lvl w:ilvl="4" w:tplc="04090019" w:tentative="1">
+      <w:start w:val="1"/>
+      <w:numFmt w:val="ideographTraditional"/>
+      <w:lvlText w:val="%5、"/>
+      <w:lvlJc w:val="left"/>
+      <w:pPr>
+        <w:ind w:left="2400" w:hanging="480"/>
+      </w:pPr>
+    </w:lvl>
+    <w:lvl w:ilvl="5" w:tplc="0409001B" w:tentative="1">
+      <w:start w:val="1"/>
+      <w:numFmt w:val="lowerRoman"/>
+      <w:lvlText w:val="%6."/>
+      <w:lvlJc w:val="right"/>
+      <w:pPr>
+        <w:ind w:left="2880" w:hanging="480"/>
+      </w:pPr>
+    </w:lvl>
+    <w:lvl w:ilvl="6" w:tplc="0409000F" w:tentative="1">
+      <w:start w:val="1"/>
+      <w:numFmt w:val="decimal"/>
+      <w:lvlText w:val="%7."/>
+      <w:lvlJc w:val="left"/>
+      <w:pPr>
+        <w:ind w:left="3360" w:hanging="480"/>
+      </w:pPr>
+    </w:lvl>
+    <w:lvl w:ilvl="7" w:tplc="04090019" w:tentative="1">
+      <w:start w:val="1"/>
+      <w:numFmt w:val="ideographTraditional"/>
+      <w:lvlText w:val="%8、"/>
+      <w:lvlJc w:val="left"/>
+      <w:pPr>
+        <w:ind w:left="3840" w:hanging="480"/>
+      </w:pPr>
+    </w:lvl>
+    <w:lvl w:ilvl="8" w:tplc="0409001B" w:tentative="1">
+      <w:start w:val="1"/>
+      <w:numFmt w:val="lowerRoman"/>
+      <w:lvlText w:val="%9."/>
+      <w:lvlJc w:val="right"/>
+      <w:pPr>
+        <w:ind w:left="4320" w:hanging="480"/>
+      </w:pPr>
+    </w:lvl>
+  </w:abstractNum>
+  <w:abstractNum w:abstractNumId="44" w15:restartNumberingAfterBreak="0">
     <w:nsid w:val="77293472"/>
     <w:multiLevelType w:val="hybridMultilevel"/>
     <w:tmpl w:val="4A70086C"/>
@@ -20557,7 +21519,7 @@
       </w:pPr>
     </w:lvl>
   </w:abstractNum>
-  <w:abstractNum w:abstractNumId="42" w15:restartNumberingAfterBreak="0">
+  <w:abstractNum w:abstractNumId="45" w15:restartNumberingAfterBreak="0">
     <w:nsid w:val="7E4F7BC9"/>
     <w:multiLevelType w:val="hybridMultilevel"/>
     <w:tmpl w:val="413853B4"/>
@@ -20647,133 +21609,142 @@
     </w:lvl>
   </w:abstractNum>
   <w:num w:numId="1" w16cid:durableId="1483883989">
-    <w:abstractNumId w:val="8"/>
+    <w:abstractNumId w:val="9"/>
   </w:num>
   <w:num w:numId="2" w16cid:durableId="2077436389">
+    <w:abstractNumId w:val="34"/>
+  </w:num>
+  <w:num w:numId="3" w16cid:durableId="242881682">
+    <w:abstractNumId w:val="22"/>
+  </w:num>
+  <w:num w:numId="4" w16cid:durableId="564992103">
+    <w:abstractNumId w:val="16"/>
+  </w:num>
+  <w:num w:numId="5" w16cid:durableId="59795728">
+    <w:abstractNumId w:val="13"/>
+  </w:num>
+  <w:num w:numId="6" w16cid:durableId="2001421956">
+    <w:abstractNumId w:val="26"/>
+  </w:num>
+  <w:num w:numId="7" w16cid:durableId="15927798">
+    <w:abstractNumId w:val="44"/>
+  </w:num>
+  <w:num w:numId="8" w16cid:durableId="1058943751">
+    <w:abstractNumId w:val="17"/>
+  </w:num>
+  <w:num w:numId="9" w16cid:durableId="765003542">
+    <w:abstractNumId w:val="21"/>
+  </w:num>
+  <w:num w:numId="10" w16cid:durableId="492261229">
+    <w:abstractNumId w:val="4"/>
+  </w:num>
+  <w:num w:numId="11" w16cid:durableId="798184232">
+    <w:abstractNumId w:val="24"/>
+  </w:num>
+  <w:num w:numId="12" w16cid:durableId="967248001">
     <w:abstractNumId w:val="32"/>
   </w:num>
-  <w:num w:numId="3" w16cid:durableId="242881682">
-    <w:abstractNumId w:val="21"/>
+  <w:num w:numId="13" w16cid:durableId="1638955414">
+    <w:abstractNumId w:val="39"/>
   </w:num>
-  <w:num w:numId="4" w16cid:durableId="564992103">
-    <w:abstractNumId w:val="15"/>
+  <w:num w:numId="14" w16cid:durableId="1297370023">
+    <w:abstractNumId w:val="10"/>
   </w:num>
-  <w:num w:numId="5" w16cid:durableId="59795728">
+  <w:num w:numId="15" w16cid:durableId="363214297">
+    <w:abstractNumId w:val="35"/>
+  </w:num>
+  <w:num w:numId="16" w16cid:durableId="1378119459">
     <w:abstractNumId w:val="12"/>
   </w:num>
-  <w:num w:numId="6" w16cid:durableId="2001421956">
-    <w:abstractNumId w:val="24"/>
-  </w:num>
-  <w:num w:numId="7" w16cid:durableId="15927798">
-    <w:abstractNumId w:val="41"/>
-  </w:num>
-  <w:num w:numId="8" w16cid:durableId="1058943751">
-    <w:abstractNumId w:val="16"/>
-  </w:num>
-  <w:num w:numId="9" w16cid:durableId="765003542">
-    <w:abstractNumId w:val="20"/>
-  </w:num>
-  <w:num w:numId="10" w16cid:durableId="492261229">
-    <w:abstractNumId w:val="3"/>
-  </w:num>
-  <w:num w:numId="11" w16cid:durableId="798184232">
-    <w:abstractNumId w:val="23"/>
-  </w:num>
-  <w:num w:numId="12" w16cid:durableId="967248001">
-    <w:abstractNumId w:val="30"/>
-  </w:num>
-  <w:num w:numId="13" w16cid:durableId="1638955414">
-    <w:abstractNumId w:val="37"/>
-  </w:num>
-  <w:num w:numId="14" w16cid:durableId="1297370023">
-    <w:abstractNumId w:val="9"/>
-  </w:num>
-  <w:num w:numId="15" w16cid:durableId="363214297">
-    <w:abstractNumId w:val="33"/>
-  </w:num>
-  <w:num w:numId="16" w16cid:durableId="1378119459">
-    <w:abstractNumId w:val="11"/>
-  </w:num>
   <w:num w:numId="17" w16cid:durableId="771824758">
-    <w:abstractNumId w:val="17"/>
+    <w:abstractNumId w:val="18"/>
   </w:num>
   <w:num w:numId="18" w16cid:durableId="193661718">
-    <w:abstractNumId w:val="4"/>
+    <w:abstractNumId w:val="5"/>
   </w:num>
   <w:num w:numId="19" w16cid:durableId="665789772">
-    <w:abstractNumId w:val="39"/>
+    <w:abstractNumId w:val="41"/>
   </w:num>
   <w:num w:numId="20" w16cid:durableId="785581463">
     <w:abstractNumId w:val="0"/>
   </w:num>
   <w:num w:numId="21" w16cid:durableId="1843662240">
-    <w:abstractNumId w:val="6"/>
+    <w:abstractNumId w:val="7"/>
   </w:num>
   <w:num w:numId="22" w16cid:durableId="1427771494">
-    <w:abstractNumId w:val="31"/>
+    <w:abstractNumId w:val="33"/>
   </w:num>
   <w:num w:numId="23" w16cid:durableId="739594504">
-    <w:abstractNumId w:val="42"/>
+    <w:abstractNumId w:val="45"/>
   </w:num>
   <w:num w:numId="24" w16cid:durableId="46613097">
+    <w:abstractNumId w:val="29"/>
+  </w:num>
+  <w:num w:numId="25" w16cid:durableId="271129985">
     <w:abstractNumId w:val="27"/>
   </w:num>
-  <w:num w:numId="25" w16cid:durableId="271129985">
-    <w:abstractNumId w:val="25"/>
-  </w:num>
   <w:num w:numId="26" w16cid:durableId="75707174">
-    <w:abstractNumId w:val="36"/>
+    <w:abstractNumId w:val="38"/>
   </w:num>
   <w:num w:numId="27" w16cid:durableId="542252869">
-    <w:abstractNumId w:val="14"/>
+    <w:abstractNumId w:val="15"/>
   </w:num>
   <w:num w:numId="28" w16cid:durableId="243337916">
-    <w:abstractNumId w:val="35"/>
+    <w:abstractNumId w:val="37"/>
   </w:num>
   <w:num w:numId="29" w16cid:durableId="1049038912">
-    <w:abstractNumId w:val="7"/>
+    <w:abstractNumId w:val="8"/>
   </w:num>
   <w:num w:numId="30" w16cid:durableId="397826890">
-    <w:abstractNumId w:val="18"/>
+    <w:abstractNumId w:val="19"/>
   </w:num>
   <w:num w:numId="31" w16cid:durableId="865407099">
-    <w:abstractNumId w:val="26"/>
+    <w:abstractNumId w:val="28"/>
   </w:num>
   <w:num w:numId="32" w16cid:durableId="1832789755">
-    <w:abstractNumId w:val="19"/>
+    <w:abstractNumId w:val="20"/>
   </w:num>
   <w:num w:numId="33" w16cid:durableId="219681842">
     <w:abstractNumId w:val="1"/>
   </w:num>
   <w:num w:numId="34" w16cid:durableId="2105804151">
-    <w:abstractNumId w:val="38"/>
+    <w:abstractNumId w:val="40"/>
   </w:num>
   <w:num w:numId="35" w16cid:durableId="519054571">
-    <w:abstractNumId w:val="5"/>
+    <w:abstractNumId w:val="6"/>
   </w:num>
   <w:num w:numId="36" w16cid:durableId="1727796758">
-    <w:abstractNumId w:val="13"/>
+    <w:abstractNumId w:val="14"/>
   </w:num>
   <w:num w:numId="37" w16cid:durableId="160857260">
-    <w:abstractNumId w:val="10"/>
+    <w:abstractNumId w:val="11"/>
   </w:num>
   <w:num w:numId="38" w16cid:durableId="289753306">
+    <w:abstractNumId w:val="3"/>
+  </w:num>
+  <w:num w:numId="39" w16cid:durableId="1612475522">
+    <w:abstractNumId w:val="31"/>
+  </w:num>
+  <w:num w:numId="40" w16cid:durableId="438646524">
+    <w:abstractNumId w:val="30"/>
+  </w:num>
+  <w:num w:numId="41" w16cid:durableId="481511583">
+    <w:abstractNumId w:val="42"/>
+  </w:num>
+  <w:num w:numId="42" w16cid:durableId="389689376">
+    <w:abstractNumId w:val="36"/>
+  </w:num>
+  <w:num w:numId="43" w16cid:durableId="122816193">
+    <w:abstractNumId w:val="23"/>
+  </w:num>
+  <w:num w:numId="44" w16cid:durableId="1621064369">
+    <w:abstractNumId w:val="43"/>
+  </w:num>
+  <w:num w:numId="45" w16cid:durableId="126288397">
     <w:abstractNumId w:val="2"/>
   </w:num>
-  <w:num w:numId="39" w16cid:durableId="1612475522">
-    <w:abstractNumId w:val="29"/>
-  </w:num>
-  <w:num w:numId="40" w16cid:durableId="438646524">
-    <w:abstractNumId w:val="28"/>
-  </w:num>
-  <w:num w:numId="41" w16cid:durableId="481511583">
-    <w:abstractNumId w:val="40"/>
-  </w:num>
-  <w:num w:numId="42" w16cid:durableId="389689376">
-    <w:abstractNumId w:val="34"/>
-  </w:num>
-  <w:num w:numId="43" w16cid:durableId="122816193">
-    <w:abstractNumId w:val="22"/>
+  <w:num w:numId="46" w16cid:durableId="696587548">
+    <w:abstractNumId w:val="25"/>
   </w:num>
 </w:numbering>
 </file>

--- a/碩一/TOEIC/文法單字.docx
+++ b/碩一/TOEIC/文法單字.docx
@@ -16788,34 +16788,21 @@
     <w:p>
       <w:pPr>
         <w:rPr>
-          <w:rFonts w:hint="eastAsia"/>
-          <w:color w:val="000000" w:themeColor="text1"/>
-        </w:rPr>
-      </w:pPr>
-    </w:p>
-    <w:p>
-      <w:pPr>
-        <w:rPr>
-          <w:color w:val="000000" w:themeColor="text1"/>
-        </w:rPr>
-      </w:pPr>
-      <w:r>
-        <w:rPr>
-          <w:color w:val="000000" w:themeColor="text1"/>
-        </w:rPr>
-        <w:t>M</w:t>
-      </w:r>
-      <w:r>
-        <w:rPr>
-          <w:color w:val="000000" w:themeColor="text1"/>
-        </w:rPr>
-        <w:t>aintain</w:t>
-      </w:r>
-      <w:r>
-        <w:rPr>
-          <w:color w:val="000000" w:themeColor="text1"/>
-        </w:rPr>
-        <w:t xml:space="preserve"> v.</w:t>
+          <w:color w:val="000000" w:themeColor="text1"/>
+        </w:rPr>
+      </w:pPr>
+    </w:p>
+    <w:p>
+      <w:pPr>
+        <w:rPr>
+          <w:color w:val="000000" w:themeColor="text1"/>
+        </w:rPr>
+      </w:pPr>
+      <w:r>
+        <w:rPr>
+          <w:color w:val="000000" w:themeColor="text1"/>
+        </w:rPr>
+        <w:t>Maintain v.</w:t>
       </w:r>
       <w:r>
         <w:rPr>
@@ -16982,16 +16969,51 @@
         <w:rPr>
           <w:color w:val="000000" w:themeColor="text1"/>
         </w:rPr>
-        <w:t>A</w:t>
-      </w:r>
-      <w:r>
-        <w:rPr>
-          <w:color w:val="000000" w:themeColor="text1"/>
-        </w:rPr>
-        <w:t>rtists</w:t>
-      </w:r>
-      <w:r>
-        <w:rPr>
+        <w:t xml:space="preserve">Artists </w:t>
+      </w:r>
+      <w:r>
+        <w:rPr>
+          <w:rFonts w:hint="eastAsia"/>
+          <w:color w:val="000000" w:themeColor="text1"/>
+        </w:rPr>
+        <w:t>n</w:t>
+      </w:r>
+      <w:r>
+        <w:rPr>
+          <w:color w:val="000000" w:themeColor="text1"/>
+        </w:rPr>
+        <w:t>.</w:t>
+      </w:r>
+      <w:r>
+        <w:rPr>
+          <w:rFonts w:hint="eastAsia"/>
+          <w:color w:val="000000" w:themeColor="text1"/>
+        </w:rPr>
+        <w:t>藝人</w:t>
+      </w:r>
+      <w:r>
+        <w:rPr>
+          <w:rFonts w:hint="eastAsia"/>
+          <w:color w:val="000000" w:themeColor="text1"/>
+        </w:rPr>
+        <w:t>/</w:t>
+      </w:r>
+      <w:r>
+        <w:rPr>
+          <w:rFonts w:hint="eastAsia"/>
+          <w:color w:val="000000" w:themeColor="text1"/>
+        </w:rPr>
+        <w:t>演員、</w:t>
+      </w:r>
+      <w:r>
+        <w:rPr>
+          <w:color w:val="000000" w:themeColor="text1"/>
+        </w:rPr>
+        <w:t>packing up</w:t>
+      </w:r>
+      <w:r>
+        <w:rPr>
+          <w:rFonts w:hint="eastAsia"/>
           <w:color w:val="000000" w:themeColor="text1"/>
         </w:rPr>
         <w:t xml:space="preserve"> </w:t>
@@ -17001,7 +17023,53 @@
           <w:rFonts w:hint="eastAsia"/>
           <w:color w:val="000000" w:themeColor="text1"/>
         </w:rPr>
-        <w:t>n</w:t>
+        <w:t>收拾、</w:t>
+      </w:r>
+      <w:r>
+        <w:rPr>
+          <w:color w:val="000000" w:themeColor="text1"/>
+        </w:rPr>
+        <w:t>props</w:t>
+      </w:r>
+      <w:r>
+        <w:rPr>
+          <w:rFonts w:hint="eastAsia"/>
+          <w:color w:val="000000" w:themeColor="text1"/>
+        </w:rPr>
+        <w:t xml:space="preserve"> </w:t>
+      </w:r>
+      <w:r>
+        <w:rPr>
+          <w:color w:val="000000" w:themeColor="text1"/>
+        </w:rPr>
+        <w:t>n.</w:t>
+      </w:r>
+      <w:r>
+        <w:rPr>
+          <w:rFonts w:hint="eastAsia"/>
+          <w:color w:val="000000" w:themeColor="text1"/>
+        </w:rPr>
+        <w:t>道具</w:t>
+      </w:r>
+      <w:r>
+        <w:rPr>
+          <w:rFonts w:hint="eastAsia"/>
+          <w:color w:val="000000" w:themeColor="text1"/>
+        </w:rPr>
+        <w:t>、</w:t>
+      </w:r>
+      <w:r>
+        <w:rPr>
+          <w:color w:val="000000" w:themeColor="text1"/>
+        </w:rPr>
+        <w:t>performance</w:t>
+      </w:r>
+      <w:r>
+        <w:rPr>
+          <w:rFonts w:hint="eastAsia"/>
+          <w:color w:val="000000" w:themeColor="text1"/>
+        </w:rPr>
+        <w:t xml:space="preserve"> n</w:t>
       </w:r>
       <w:r>
         <w:rPr>
@@ -17014,7 +17082,318 @@
           <w:rFonts w:hint="eastAsia"/>
           <w:color w:val="000000" w:themeColor="text1"/>
         </w:rPr>
-        <w:t>藝人</w:t>
+        <w:t>表演</w:t>
+      </w:r>
+    </w:p>
+    <w:p>
+      <w:pPr>
+        <w:rPr>
+          <w:color w:val="000000" w:themeColor="text1"/>
+        </w:rPr>
+      </w:pPr>
+    </w:p>
+    <w:p>
+      <w:pPr>
+        <w:rPr>
+          <w:color w:val="000000" w:themeColor="text1"/>
+        </w:rPr>
+      </w:pPr>
+    </w:p>
+    <w:p>
+      <w:pPr>
+        <w:rPr>
+          <w:color w:val="000000" w:themeColor="text1"/>
+        </w:rPr>
+      </w:pPr>
+      <w:r>
+        <w:rPr>
+          <w:color w:val="000000" w:themeColor="text1"/>
+        </w:rPr>
+        <w:t>Ex:</w:t>
+      </w:r>
+    </w:p>
+    <w:p>
+      <w:pPr>
+        <w:rPr>
+          <w:color w:val="000000" w:themeColor="text1"/>
+        </w:rPr>
+      </w:pPr>
+      <w:r>
+        <w:rPr>
+          <w:color w:val="000000" w:themeColor="text1"/>
+        </w:rPr>
+        <w:t xml:space="preserve">The shop </w:t>
+      </w:r>
+      <w:r>
+        <w:rPr>
+          <w:color w:val="FF0000"/>
+        </w:rPr>
+        <w:t xml:space="preserve">will </w:t>
+      </w:r>
+      <w:r>
+        <w:rPr>
+          <w:color w:val="000000" w:themeColor="text1"/>
+        </w:rPr>
+        <w:t xml:space="preserve">open until 5P.M </w:t>
+      </w:r>
+      <w:r>
+        <w:rPr>
+          <w:rFonts w:hint="eastAsia"/>
+          <w:color w:val="000000" w:themeColor="text1"/>
+        </w:rPr>
+        <w:t>商店會開到</w:t>
+      </w:r>
+      <w:r>
+        <w:rPr>
+          <w:rFonts w:hint="eastAsia"/>
+          <w:color w:val="000000" w:themeColor="text1"/>
+        </w:rPr>
+        <w:t>5</w:t>
+      </w:r>
+      <w:r>
+        <w:rPr>
+          <w:color w:val="000000" w:themeColor="text1"/>
+        </w:rPr>
+        <w:t>P.M.</w:t>
+      </w:r>
+    </w:p>
+    <w:p>
+      <w:pPr>
+        <w:rPr>
+          <w:color w:val="000000" w:themeColor="text1"/>
+        </w:rPr>
+      </w:pPr>
+      <w:r>
+        <w:rPr>
+          <w:color w:val="000000" w:themeColor="text1"/>
+        </w:rPr>
+        <w:t xml:space="preserve">The shop </w:t>
+      </w:r>
+      <w:r>
+        <w:rPr>
+          <w:color w:val="FF0000"/>
+        </w:rPr>
+        <w:t xml:space="preserve">will not </w:t>
+      </w:r>
+      <w:r>
+        <w:rPr>
+          <w:color w:val="000000" w:themeColor="text1"/>
+        </w:rPr>
+        <w:t xml:space="preserve">open until 5P.M. </w:t>
+      </w:r>
+      <w:r>
+        <w:rPr>
+          <w:rFonts w:hint="eastAsia"/>
+          <w:color w:val="000000" w:themeColor="text1"/>
+        </w:rPr>
+        <w:t>商店</w:t>
+      </w:r>
+      <w:r>
+        <w:rPr>
+          <w:rFonts w:hint="eastAsia"/>
+          <w:color w:val="000000" w:themeColor="text1"/>
+        </w:rPr>
+        <w:t>5</w:t>
+      </w:r>
+      <w:r>
+        <w:rPr>
+          <w:color w:val="000000" w:themeColor="text1"/>
+        </w:rPr>
+        <w:t>P.M.</w:t>
+      </w:r>
+      <w:r>
+        <w:rPr>
+          <w:rFonts w:hint="eastAsia"/>
+          <w:color w:val="000000" w:themeColor="text1"/>
+        </w:rPr>
+        <w:t>才開</w:t>
+      </w:r>
+    </w:p>
+    <w:p>
+      <w:pPr>
+        <w:rPr>
+          <w:color w:val="000000" w:themeColor="text1"/>
+        </w:rPr>
+      </w:pPr>
+    </w:p>
+    <w:p>
+      <w:pPr>
+        <w:rPr>
+          <w:color w:val="000000" w:themeColor="text1"/>
+        </w:rPr>
+      </w:pPr>
+      <w:r>
+        <w:rPr>
+          <w:color w:val="000000" w:themeColor="text1"/>
+        </w:rPr>
+        <w:t xml:space="preserve">Please be punctual for all </w:t>
+      </w:r>
+      <w:r>
+        <w:rPr>
+          <w:color w:val="000000" w:themeColor="text1"/>
+          <w:highlight w:val="yellow"/>
+        </w:rPr>
+        <w:t>scheduled</w:t>
+      </w:r>
+      <w:r>
+        <w:rPr>
+          <w:color w:val="000000" w:themeColor="text1"/>
+        </w:rPr>
+        <w:t xml:space="preserve"> appointments because latecomers will not be entertained.</w:t>
+      </w:r>
+    </w:p>
+    <w:p>
+      <w:pPr>
+        <w:rPr>
+          <w:color w:val="000000" w:themeColor="text1"/>
+        </w:rPr>
+      </w:pPr>
+      <w:r>
+        <w:rPr>
+          <w:color w:val="000000" w:themeColor="text1"/>
+          <w:highlight w:val="yellow"/>
+        </w:rPr>
+        <w:t>(A)scheduled</w:t>
+      </w:r>
+      <w:r>
+        <w:rPr>
+          <w:rFonts w:hint="eastAsia"/>
+          <w:color w:val="000000" w:themeColor="text1"/>
+          <w:highlight w:val="yellow"/>
+        </w:rPr>
+        <w:t>預定</w:t>
+      </w:r>
+      <w:r>
+        <w:rPr>
+          <w:color w:val="000000" w:themeColor="text1"/>
+        </w:rPr>
+        <w:t>(B)totaled</w:t>
+      </w:r>
+      <w:r>
+        <w:rPr>
+          <w:rFonts w:hint="eastAsia"/>
+          <w:color w:val="000000" w:themeColor="text1"/>
+        </w:rPr>
+        <w:t>加總</w:t>
+      </w:r>
+      <w:r>
+        <w:rPr>
+          <w:color w:val="000000" w:themeColor="text1"/>
+        </w:rPr>
+        <w:t>(C)described</w:t>
+      </w:r>
+      <w:r>
+        <w:rPr>
+          <w:rFonts w:hint="eastAsia"/>
+          <w:color w:val="000000" w:themeColor="text1"/>
+        </w:rPr>
+        <w:t>描述</w:t>
+      </w:r>
+      <w:r>
+        <w:rPr>
+          <w:color w:val="000000" w:themeColor="text1"/>
+        </w:rPr>
+        <w:t>(D)suggested</w:t>
+      </w:r>
+      <w:r>
+        <w:rPr>
+          <w:rFonts w:hint="eastAsia"/>
+          <w:color w:val="000000" w:themeColor="text1"/>
+        </w:rPr>
+        <w:t>建議</w:t>
+      </w:r>
+    </w:p>
+    <w:p>
+      <w:pPr>
+        <w:rPr>
+          <w:color w:val="000000" w:themeColor="text1"/>
+        </w:rPr>
+      </w:pPr>
+    </w:p>
+    <w:p>
+      <w:pPr>
+        <w:rPr>
+          <w:color w:val="000000" w:themeColor="text1"/>
+        </w:rPr>
+      </w:pPr>
+      <w:r>
+        <w:rPr>
+          <w:color w:val="000000" w:themeColor="text1"/>
+        </w:rPr>
+        <w:t>Punctual adj.</w:t>
+      </w:r>
+      <w:r>
+        <w:rPr>
+          <w:rFonts w:hint="eastAsia"/>
+          <w:color w:val="000000" w:themeColor="text1"/>
+        </w:rPr>
+        <w:t>準時、</w:t>
+      </w:r>
+      <w:r>
+        <w:rPr>
+          <w:color w:val="000000" w:themeColor="text1"/>
+        </w:rPr>
+        <w:t>latecomers</w:t>
+      </w:r>
+      <w:r>
+        <w:rPr>
+          <w:rFonts w:hint="eastAsia"/>
+          <w:color w:val="000000" w:themeColor="text1"/>
+        </w:rPr>
+        <w:t xml:space="preserve"> </w:t>
+      </w:r>
+      <w:r>
+        <w:rPr>
+          <w:color w:val="000000" w:themeColor="text1"/>
+        </w:rPr>
+        <w:t>n.</w:t>
+      </w:r>
+      <w:r>
+        <w:rPr>
+          <w:rFonts w:hint="eastAsia"/>
+          <w:color w:val="000000" w:themeColor="text1"/>
+        </w:rPr>
+        <w:t>遲到者、</w:t>
+      </w:r>
+      <w:r>
+        <w:rPr>
+          <w:color w:val="000000" w:themeColor="text1"/>
+        </w:rPr>
+        <w:t>not be entertained</w:t>
+      </w:r>
+      <w:r>
+        <w:rPr>
+          <w:rFonts w:hint="eastAsia"/>
+          <w:color w:val="000000" w:themeColor="text1"/>
+        </w:rPr>
+        <w:t xml:space="preserve"> </w:t>
+      </w:r>
+      <w:r>
+        <w:rPr>
+          <w:rFonts w:hint="eastAsia"/>
+          <w:color w:val="000000" w:themeColor="text1"/>
+        </w:rPr>
+        <w:t>不會被理會</w:t>
+      </w:r>
+    </w:p>
+    <w:p>
+      <w:pPr>
+        <w:rPr>
+          <w:color w:val="000000" w:themeColor="text1"/>
+        </w:rPr>
+      </w:pPr>
+      <w:r>
+        <w:rPr>
+          <w:color w:val="000000" w:themeColor="text1"/>
+        </w:rPr>
+        <w:t>Entertain v.</w:t>
+      </w:r>
+      <w:r>
+        <w:rPr>
+          <w:rFonts w:hint="eastAsia"/>
+          <w:color w:val="000000" w:themeColor="text1"/>
+        </w:rPr>
+        <w:t>取悅</w:t>
       </w:r>
       <w:r>
         <w:rPr>
@@ -17028,13 +17407,181 @@
           <w:rFonts w:hint="eastAsia"/>
           <w:color w:val="000000" w:themeColor="text1"/>
         </w:rPr>
-        <w:t>演員、</w:t>
-      </w:r>
-      <w:r>
-        <w:rPr>
-          <w:color w:val="000000" w:themeColor="text1"/>
-        </w:rPr>
-        <w:t>packing up</w:t>
+        <w:t>理會</w:t>
+      </w:r>
+    </w:p>
+    <w:p>
+      <w:pPr>
+        <w:rPr>
+          <w:color w:val="000000" w:themeColor="text1"/>
+        </w:rPr>
+      </w:pPr>
+    </w:p>
+    <w:p>
+      <w:pPr>
+        <w:rPr>
+          <w:color w:val="000000" w:themeColor="text1"/>
+        </w:rPr>
+      </w:pPr>
+      <w:r>
+        <w:rPr>
+          <w:color w:val="000000" w:themeColor="text1"/>
+        </w:rPr>
+        <w:t xml:space="preserve">Speaking </w:t>
+      </w:r>
+      <w:r>
+        <w:rPr>
+          <w:color w:val="000000" w:themeColor="text1"/>
+          <w:highlight w:val="yellow"/>
+        </w:rPr>
+        <w:t>against</w:t>
+      </w:r>
+      <w:r>
+        <w:rPr>
+          <w:color w:val="000000" w:themeColor="text1"/>
+        </w:rPr>
+        <w:t xml:space="preserve"> mainstream thinking can easily attract numerous opposing views and comments.</w:t>
+      </w:r>
+    </w:p>
+    <w:p>
+      <w:pPr>
+        <w:rPr>
+          <w:color w:val="000000" w:themeColor="text1"/>
+        </w:rPr>
+      </w:pPr>
+      <w:r>
+        <w:rPr>
+          <w:color w:val="000000" w:themeColor="text1"/>
+          <w:highlight w:val="yellow"/>
+        </w:rPr>
+        <w:t>(A)against</w:t>
+      </w:r>
+      <w:r>
+        <w:rPr>
+          <w:rFonts w:hint="eastAsia"/>
+          <w:color w:val="000000" w:themeColor="text1"/>
+          <w:highlight w:val="yellow"/>
+        </w:rPr>
+        <w:t xml:space="preserve"> p</w:t>
+      </w:r>
+      <w:r>
+        <w:rPr>
+          <w:color w:val="000000" w:themeColor="text1"/>
+          <w:highlight w:val="yellow"/>
+        </w:rPr>
+        <w:t xml:space="preserve">rep </w:t>
+      </w:r>
+      <w:r>
+        <w:rPr>
+          <w:rFonts w:hint="eastAsia"/>
+          <w:color w:val="000000" w:themeColor="text1"/>
+          <w:highlight w:val="yellow"/>
+        </w:rPr>
+        <w:t>對抗</w:t>
+      </w:r>
+      <w:r>
+        <w:rPr>
+          <w:color w:val="000000" w:themeColor="text1"/>
+        </w:rPr>
+        <w:t>(B)about</w:t>
+      </w:r>
+      <w:r>
+        <w:rPr>
+          <w:rFonts w:hint="eastAsia"/>
+          <w:color w:val="000000" w:themeColor="text1"/>
+        </w:rPr>
+        <w:t>關於</w:t>
+      </w:r>
+      <w:r>
+        <w:rPr>
+          <w:color w:val="000000" w:themeColor="text1"/>
+        </w:rPr>
+        <w:t>(C)into</w:t>
+      </w:r>
+      <w:r>
+        <w:rPr>
+          <w:rFonts w:hint="eastAsia"/>
+          <w:color w:val="000000" w:themeColor="text1"/>
+        </w:rPr>
+        <w:t>進入</w:t>
+      </w:r>
+      <w:r>
+        <w:rPr>
+          <w:rFonts w:hint="eastAsia"/>
+          <w:color w:val="000000" w:themeColor="text1"/>
+        </w:rPr>
+        <w:t>(</w:t>
+      </w:r>
+      <w:r>
+        <w:rPr>
+          <w:color w:val="000000" w:themeColor="text1"/>
+        </w:rPr>
+        <w:t>D)during</w:t>
+      </w:r>
+      <w:r>
+        <w:rPr>
+          <w:rFonts w:hint="eastAsia"/>
+          <w:color w:val="000000" w:themeColor="text1"/>
+        </w:rPr>
+        <w:t>在</w:t>
+      </w:r>
+      <w:r>
+        <w:rPr>
+          <w:rFonts w:hint="eastAsia"/>
+          <w:color w:val="000000" w:themeColor="text1"/>
+        </w:rPr>
+        <w:t>.</w:t>
+      </w:r>
+      <w:r>
+        <w:rPr>
+          <w:color w:val="000000" w:themeColor="text1"/>
+        </w:rPr>
+        <w:t>.</w:t>
+      </w:r>
+      <w:r>
+        <w:rPr>
+          <w:rFonts w:hint="eastAsia"/>
+          <w:color w:val="000000" w:themeColor="text1"/>
+        </w:rPr>
+        <w:t>期間</w:t>
+      </w:r>
+    </w:p>
+    <w:p>
+      <w:pPr>
+        <w:rPr>
+          <w:color w:val="000000" w:themeColor="text1"/>
+        </w:rPr>
+      </w:pPr>
+      <w:r>
+        <w:rPr>
+          <w:color w:val="000000" w:themeColor="text1"/>
+        </w:rPr>
+        <w:t>M</w:t>
+      </w:r>
+      <w:r>
+        <w:rPr>
+          <w:color w:val="000000" w:themeColor="text1"/>
+        </w:rPr>
+        <w:t>ainstream</w:t>
+      </w:r>
+      <w:r>
+        <w:rPr>
+          <w:color w:val="000000" w:themeColor="text1"/>
+        </w:rPr>
+        <w:t xml:space="preserve"> adj.</w:t>
+      </w:r>
+      <w:r>
+        <w:rPr>
+          <w:rFonts w:hint="eastAsia"/>
+          <w:color w:val="000000" w:themeColor="text1"/>
+        </w:rPr>
+        <w:t>主流、</w:t>
+      </w:r>
+      <w:r>
+        <w:rPr>
+          <w:color w:val="000000" w:themeColor="text1"/>
+        </w:rPr>
+        <w:t>numerous</w:t>
       </w:r>
       <w:r>
         <w:rPr>
@@ -17045,16 +17592,36 @@
       </w:r>
       <w:r>
         <w:rPr>
-          <w:rFonts w:hint="eastAsia"/>
-          <w:color w:val="000000" w:themeColor="text1"/>
-        </w:rPr>
-        <w:t>收拾、</w:t>
-      </w:r>
-      <w:r>
-        <w:rPr>
-          <w:color w:val="000000" w:themeColor="text1"/>
-        </w:rPr>
-        <w:t>props</w:t>
+          <w:color w:val="000000" w:themeColor="text1"/>
+        </w:rPr>
+        <w:t>adj.</w:t>
+      </w:r>
+      <w:r>
+        <w:rPr>
+          <w:rFonts w:hint="eastAsia"/>
+          <w:color w:val="000000" w:themeColor="text1"/>
+        </w:rPr>
+        <w:t>許多</w:t>
+      </w:r>
+      <w:r>
+        <w:rPr>
+          <w:rFonts w:hint="eastAsia"/>
+          <w:color w:val="000000" w:themeColor="text1"/>
+        </w:rPr>
+        <w:t>/</w:t>
+      </w:r>
+      <w:r>
+        <w:rPr>
+          <w:rFonts w:hint="eastAsia"/>
+          <w:color w:val="000000" w:themeColor="text1"/>
+        </w:rPr>
+        <w:t>大量、</w:t>
+      </w:r>
+      <w:r>
+        <w:rPr>
+          <w:color w:val="000000" w:themeColor="text1"/>
+        </w:rPr>
+        <w:t>opposing</w:t>
       </w:r>
       <w:r>
         <w:rPr>
@@ -17067,6 +17634,45 @@
         <w:rPr>
           <w:color w:val="000000" w:themeColor="text1"/>
         </w:rPr>
+        <w:t>adj.</w:t>
+      </w:r>
+      <w:r>
+        <w:rPr>
+          <w:rFonts w:hint="eastAsia"/>
+          <w:color w:val="000000" w:themeColor="text1"/>
+        </w:rPr>
+        <w:t>相反</w:t>
+      </w:r>
+    </w:p>
+    <w:p>
+      <w:pPr>
+        <w:rPr>
+          <w:color w:val="000000" w:themeColor="text1"/>
+        </w:rPr>
+      </w:pPr>
+      <w:r>
+        <w:rPr>
+          <w:color w:val="000000" w:themeColor="text1"/>
+        </w:rPr>
+        <w:t>C</w:t>
+      </w:r>
+      <w:r>
+        <w:rPr>
+          <w:color w:val="000000" w:themeColor="text1"/>
+        </w:rPr>
+        <w:t>omments</w:t>
+      </w:r>
+      <w:r>
+        <w:rPr>
+          <w:rFonts w:hint="eastAsia"/>
+          <w:color w:val="000000" w:themeColor="text1"/>
+        </w:rPr>
+        <w:t xml:space="preserve"> </w:t>
+      </w:r>
+      <w:r>
+        <w:rPr>
+          <w:color w:val="000000" w:themeColor="text1"/>
+        </w:rPr>
         <w:t>n.</w:t>
       </w:r>
       <w:r>
@@ -17074,7 +17680,693 @@
           <w:rFonts w:hint="eastAsia"/>
           <w:color w:val="000000" w:themeColor="text1"/>
         </w:rPr>
-        <w:t>道具</w:t>
+        <w:t>評價</w:t>
+      </w:r>
+      <w:r>
+        <w:rPr>
+          <w:rFonts w:hint="eastAsia"/>
+          <w:color w:val="000000" w:themeColor="text1"/>
+        </w:rPr>
+        <w:t>/</w:t>
+      </w:r>
+      <w:r>
+        <w:rPr>
+          <w:rFonts w:hint="eastAsia"/>
+          <w:color w:val="000000" w:themeColor="text1"/>
+        </w:rPr>
+        <w:t>評論</w:t>
+      </w:r>
+    </w:p>
+    <w:p>
+      <w:pPr>
+        <w:rPr>
+          <w:color w:val="000000" w:themeColor="text1"/>
+        </w:rPr>
+      </w:pPr>
+    </w:p>
+    <w:p>
+      <w:pPr>
+        <w:rPr>
+          <w:color w:val="000000" w:themeColor="text1"/>
+        </w:rPr>
+      </w:pPr>
+      <w:r>
+        <w:rPr>
+          <w:color w:val="000000" w:themeColor="text1"/>
+        </w:rPr>
+        <w:t xml:space="preserve">Candidates from both parties run a series of </w:t>
+      </w:r>
+      <w:r>
+        <w:rPr>
+          <w:color w:val="000000" w:themeColor="text1"/>
+          <w:highlight w:val="yellow"/>
+        </w:rPr>
+        <w:t>campaigns</w:t>
+      </w:r>
+      <w:r>
+        <w:rPr>
+          <w:color w:val="000000" w:themeColor="text1"/>
+        </w:rPr>
+        <w:t xml:space="preserve"> before the presidential election.</w:t>
+      </w:r>
+    </w:p>
+    <w:p>
+      <w:pPr>
+        <w:rPr>
+          <w:color w:val="000000" w:themeColor="text1"/>
+        </w:rPr>
+      </w:pPr>
+      <w:r>
+        <w:rPr>
+          <w:color w:val="000000" w:themeColor="text1"/>
+          <w:highlight w:val="yellow"/>
+        </w:rPr>
+        <w:t>(A)campaigns</w:t>
+      </w:r>
+      <w:r>
+        <w:rPr>
+          <w:rFonts w:hint="eastAsia"/>
+          <w:color w:val="000000" w:themeColor="text1"/>
+          <w:highlight w:val="yellow"/>
+        </w:rPr>
+        <w:t>活動</w:t>
+      </w:r>
+      <w:r>
+        <w:rPr>
+          <w:color w:val="000000" w:themeColor="text1"/>
+        </w:rPr>
+        <w:t>(B)authorization</w:t>
+      </w:r>
+      <w:r>
+        <w:rPr>
+          <w:rFonts w:hint="eastAsia"/>
+          <w:color w:val="000000" w:themeColor="text1"/>
+        </w:rPr>
+        <w:t>授權</w:t>
+      </w:r>
+      <w:r>
+        <w:rPr>
+          <w:color w:val="000000" w:themeColor="text1"/>
+        </w:rPr>
+        <w:t>(C)foundations</w:t>
+      </w:r>
+      <w:r>
+        <w:rPr>
+          <w:rFonts w:hint="eastAsia"/>
+          <w:color w:val="000000" w:themeColor="text1"/>
+        </w:rPr>
+        <w:t>基礎</w:t>
+      </w:r>
+      <w:r>
+        <w:rPr>
+          <w:color w:val="000000" w:themeColor="text1"/>
+        </w:rPr>
+        <w:t>(D)predictions</w:t>
+      </w:r>
+      <w:r>
+        <w:rPr>
+          <w:rFonts w:hint="eastAsia"/>
+          <w:color w:val="000000" w:themeColor="text1"/>
+        </w:rPr>
+        <w:t>預測</w:t>
+      </w:r>
+    </w:p>
+    <w:p>
+      <w:pPr>
+        <w:rPr>
+          <w:color w:val="000000" w:themeColor="text1"/>
+        </w:rPr>
+      </w:pPr>
+      <w:r>
+        <w:rPr>
+          <w:color w:val="000000" w:themeColor="text1"/>
+        </w:rPr>
+        <w:t>a series of</w:t>
+      </w:r>
+      <w:r>
+        <w:rPr>
+          <w:color w:val="000000" w:themeColor="text1"/>
+        </w:rPr>
+        <w:t xml:space="preserve"> </w:t>
+      </w:r>
+      <w:r>
+        <w:rPr>
+          <w:rFonts w:hint="eastAsia"/>
+          <w:color w:val="000000" w:themeColor="text1"/>
+        </w:rPr>
+        <w:t>一系列、</w:t>
+      </w:r>
+      <w:r>
+        <w:rPr>
+          <w:color w:val="000000" w:themeColor="text1"/>
+        </w:rPr>
+        <w:t>presidential</w:t>
+      </w:r>
+      <w:r>
+        <w:rPr>
+          <w:rFonts w:hint="eastAsia"/>
+          <w:color w:val="000000" w:themeColor="text1"/>
+        </w:rPr>
+        <w:t xml:space="preserve"> a</w:t>
+      </w:r>
+      <w:r>
+        <w:rPr>
+          <w:color w:val="000000" w:themeColor="text1"/>
+        </w:rPr>
+        <w:t>dj.</w:t>
+      </w:r>
+      <w:r>
+        <w:rPr>
+          <w:rFonts w:hint="eastAsia"/>
+          <w:color w:val="000000" w:themeColor="text1"/>
+        </w:rPr>
+        <w:t>總統的、</w:t>
+      </w:r>
+      <w:r>
+        <w:rPr>
+          <w:color w:val="000000" w:themeColor="text1"/>
+        </w:rPr>
+        <w:t>election</w:t>
+      </w:r>
+      <w:r>
+        <w:rPr>
+          <w:rFonts w:hint="eastAsia"/>
+          <w:color w:val="000000" w:themeColor="text1"/>
+        </w:rPr>
+        <w:t>選舉</w:t>
+      </w:r>
+    </w:p>
+    <w:p>
+      <w:pPr>
+        <w:rPr>
+          <w:color w:val="000000" w:themeColor="text1"/>
+        </w:rPr>
+      </w:pPr>
+    </w:p>
+    <w:p>
+      <w:pPr>
+        <w:rPr>
+          <w:color w:val="000000" w:themeColor="text1"/>
+        </w:rPr>
+      </w:pPr>
+      <w:r>
+        <w:rPr>
+          <w:color w:val="000000" w:themeColor="text1"/>
+        </w:rPr>
+        <w:t xml:space="preserve">An updated duty </w:t>
+      </w:r>
+      <w:r>
+        <w:rPr>
+          <w:color w:val="000000" w:themeColor="text1"/>
+          <w:highlight w:val="yellow"/>
+        </w:rPr>
+        <w:t>roster</w:t>
+      </w:r>
+      <w:r>
+        <w:rPr>
+          <w:color w:val="000000" w:themeColor="text1"/>
+        </w:rPr>
+        <w:t xml:space="preserve"> is posted on the notice board of the employee lounge.</w:t>
+      </w:r>
+    </w:p>
+    <w:p>
+      <w:pPr>
+        <w:rPr>
+          <w:color w:val="000000" w:themeColor="text1"/>
+        </w:rPr>
+      </w:pPr>
+      <w:r>
+        <w:rPr>
+          <w:color w:val="000000" w:themeColor="text1"/>
+          <w:highlight w:val="yellow"/>
+        </w:rPr>
+        <w:t>(A)roster</w:t>
+      </w:r>
+      <w:r>
+        <w:rPr>
+          <w:rFonts w:hint="eastAsia"/>
+          <w:color w:val="000000" w:themeColor="text1"/>
+          <w:highlight w:val="yellow"/>
+        </w:rPr>
+        <w:t>班表</w:t>
+      </w:r>
+      <w:r>
+        <w:rPr>
+          <w:color w:val="000000" w:themeColor="text1"/>
+        </w:rPr>
+        <w:t>(B)recipe</w:t>
+      </w:r>
+      <w:r>
+        <w:rPr>
+          <w:rFonts w:hint="eastAsia"/>
+          <w:color w:val="000000" w:themeColor="text1"/>
+        </w:rPr>
+        <w:t>食譜</w:t>
+      </w:r>
+      <w:r>
+        <w:rPr>
+          <w:color w:val="000000" w:themeColor="text1"/>
+        </w:rPr>
+        <w:t>(C)operation</w:t>
+      </w:r>
+      <w:r>
+        <w:rPr>
+          <w:rFonts w:hint="eastAsia"/>
+          <w:color w:val="000000" w:themeColor="text1"/>
+        </w:rPr>
+        <w:t>運作</w:t>
+      </w:r>
+      <w:r>
+        <w:rPr>
+          <w:rFonts w:hint="eastAsia"/>
+          <w:color w:val="000000" w:themeColor="text1"/>
+        </w:rPr>
+        <w:t>/</w:t>
+      </w:r>
+      <w:r>
+        <w:rPr>
+          <w:rFonts w:hint="eastAsia"/>
+          <w:color w:val="000000" w:themeColor="text1"/>
+        </w:rPr>
+        <w:t>開刀</w:t>
+      </w:r>
+      <w:r>
+        <w:rPr>
+          <w:color w:val="000000" w:themeColor="text1"/>
+        </w:rPr>
+        <w:t>(D)program</w:t>
+      </w:r>
+      <w:r>
+        <w:rPr>
+          <w:rFonts w:hint="eastAsia"/>
+          <w:color w:val="000000" w:themeColor="text1"/>
+        </w:rPr>
+        <w:t>課程</w:t>
+      </w:r>
+    </w:p>
+    <w:p>
+      <w:pPr>
+        <w:rPr>
+          <w:color w:val="000000" w:themeColor="text1"/>
+        </w:rPr>
+      </w:pPr>
+      <w:r>
+        <w:rPr>
+          <w:color w:val="000000" w:themeColor="text1"/>
+        </w:rPr>
+        <w:t xml:space="preserve">duty </w:t>
+      </w:r>
+      <w:r>
+        <w:rPr>
+          <w:color w:val="000000" w:themeColor="text1"/>
+        </w:rPr>
+        <w:t>n.</w:t>
+      </w:r>
+      <w:r>
+        <w:rPr>
+          <w:rFonts w:hint="eastAsia"/>
+          <w:color w:val="000000" w:themeColor="text1"/>
+        </w:rPr>
+        <w:t>責任</w:t>
+      </w:r>
+      <w:r>
+        <w:rPr>
+          <w:rFonts w:hint="eastAsia"/>
+          <w:color w:val="000000" w:themeColor="text1"/>
+        </w:rPr>
+        <w:t>/</w:t>
+      </w:r>
+      <w:r>
+        <w:rPr>
+          <w:rFonts w:hint="eastAsia"/>
+          <w:color w:val="000000" w:themeColor="text1"/>
+        </w:rPr>
+        <w:t>值勤、</w:t>
+      </w:r>
+      <w:r>
+        <w:rPr>
+          <w:color w:val="000000" w:themeColor="text1"/>
+        </w:rPr>
+        <w:t>posted</w:t>
+      </w:r>
+      <w:r>
+        <w:rPr>
+          <w:rFonts w:hint="eastAsia"/>
+          <w:color w:val="000000" w:themeColor="text1"/>
+        </w:rPr>
+        <w:t xml:space="preserve"> </w:t>
+      </w:r>
+      <w:r>
+        <w:rPr>
+          <w:color w:val="000000" w:themeColor="text1"/>
+        </w:rPr>
+        <w:t>v</w:t>
+      </w:r>
+      <w:r>
+        <w:rPr>
+          <w:rFonts w:hint="eastAsia"/>
+          <w:color w:val="000000" w:themeColor="text1"/>
+        </w:rPr>
+        <w:t>發布</w:t>
+      </w:r>
+      <w:r>
+        <w:rPr>
+          <w:rFonts w:hint="eastAsia"/>
+          <w:color w:val="000000" w:themeColor="text1"/>
+        </w:rPr>
+        <w:t>/</w:t>
+      </w:r>
+      <w:r>
+        <w:rPr>
+          <w:rFonts w:hint="eastAsia"/>
+          <w:color w:val="000000" w:themeColor="text1"/>
+        </w:rPr>
+        <w:t>刊登、</w:t>
+      </w:r>
+      <w:r>
+        <w:rPr>
+          <w:color w:val="000000" w:themeColor="text1"/>
+        </w:rPr>
+        <w:t>notice</w:t>
+      </w:r>
+      <w:r>
+        <w:rPr>
+          <w:rFonts w:hint="eastAsia"/>
+          <w:color w:val="000000" w:themeColor="text1"/>
+        </w:rPr>
+        <w:t xml:space="preserve"> </w:t>
+      </w:r>
+      <w:r>
+        <w:rPr>
+          <w:color w:val="000000" w:themeColor="text1"/>
+        </w:rPr>
+        <w:t>v.</w:t>
+      </w:r>
+      <w:r>
+        <w:rPr>
+          <w:rFonts w:hint="eastAsia"/>
+          <w:color w:val="000000" w:themeColor="text1"/>
+        </w:rPr>
+        <w:t>注意</w:t>
+      </w:r>
+      <w:r>
+        <w:rPr>
+          <w:rFonts w:hint="eastAsia"/>
+          <w:color w:val="000000" w:themeColor="text1"/>
+        </w:rPr>
+        <w:t>,</w:t>
+      </w:r>
+      <w:r>
+        <w:rPr>
+          <w:color w:val="000000" w:themeColor="text1"/>
+        </w:rPr>
+        <w:t>n.</w:t>
+      </w:r>
+      <w:r>
+        <w:rPr>
+          <w:rFonts w:hint="eastAsia"/>
+          <w:color w:val="000000" w:themeColor="text1"/>
+        </w:rPr>
+        <w:t>告示</w:t>
+      </w:r>
+    </w:p>
+    <w:p>
+      <w:pPr>
+        <w:rPr>
+          <w:color w:val="000000" w:themeColor="text1"/>
+        </w:rPr>
+      </w:pPr>
+      <w:r>
+        <w:rPr>
+          <w:color w:val="000000" w:themeColor="text1"/>
+        </w:rPr>
+        <w:t>board</w:t>
+      </w:r>
+      <w:r>
+        <w:rPr>
+          <w:color w:val="000000" w:themeColor="text1"/>
+        </w:rPr>
+        <w:t xml:space="preserve"> n.</w:t>
+      </w:r>
+      <w:r>
+        <w:rPr>
+          <w:rFonts w:hint="eastAsia"/>
+          <w:color w:val="000000" w:themeColor="text1"/>
+        </w:rPr>
+        <w:t>板、</w:t>
+      </w:r>
+      <w:r>
+        <w:rPr>
+          <w:color w:val="000000" w:themeColor="text1"/>
+        </w:rPr>
+        <w:t>lounge</w:t>
+      </w:r>
+      <w:r>
+        <w:rPr>
+          <w:rFonts w:hint="eastAsia"/>
+          <w:color w:val="000000" w:themeColor="text1"/>
+        </w:rPr>
+        <w:t xml:space="preserve"> </w:t>
+      </w:r>
+      <w:r>
+        <w:rPr>
+          <w:color w:val="000000" w:themeColor="text1"/>
+        </w:rPr>
+        <w:t>n.</w:t>
+      </w:r>
+      <w:r>
+        <w:rPr>
+          <w:rFonts w:hint="eastAsia"/>
+          <w:color w:val="000000" w:themeColor="text1"/>
+        </w:rPr>
+        <w:t>休息室</w:t>
+      </w:r>
+    </w:p>
+    <w:p>
+      <w:pPr>
+        <w:rPr>
+          <w:color w:val="000000" w:themeColor="text1"/>
+        </w:rPr>
+      </w:pPr>
+    </w:p>
+    <w:p>
+      <w:pPr>
+        <w:rPr>
+          <w:color w:val="000000" w:themeColor="text1"/>
+        </w:rPr>
+      </w:pPr>
+    </w:p>
+    <w:p>
+      <w:pPr>
+        <w:rPr>
+          <w:color w:val="000000" w:themeColor="text1"/>
+        </w:rPr>
+      </w:pPr>
+    </w:p>
+    <w:p>
+      <w:pPr>
+        <w:rPr>
+          <w:color w:val="000000" w:themeColor="text1"/>
+        </w:rPr>
+      </w:pPr>
+    </w:p>
+    <w:p>
+      <w:pPr>
+        <w:rPr>
+          <w:rFonts w:hint="eastAsia"/>
+          <w:color w:val="000000" w:themeColor="text1"/>
+        </w:rPr>
+      </w:pPr>
+    </w:p>
+    <w:p>
+      <w:pPr>
+        <w:rPr>
+          <w:color w:val="000000" w:themeColor="text1"/>
+        </w:rPr>
+      </w:pPr>
+      <w:r>
+        <w:rPr>
+          <w:color w:val="000000" w:themeColor="text1"/>
+        </w:rPr>
+        <w:lastRenderedPageBreak/>
+        <w:t xml:space="preserve">The </w:t>
+      </w:r>
+      <w:r>
+        <w:rPr>
+          <w:color w:val="FF0000"/>
+        </w:rPr>
+        <w:t>effect of</w:t>
+      </w:r>
+      <w:r>
+        <w:rPr>
+          <w:color w:val="000000" w:themeColor="text1"/>
+        </w:rPr>
+        <w:t xml:space="preserve"> the chain restaurant </w:t>
+      </w:r>
+      <w:r>
+        <w:rPr>
+          <w:color w:val="FF0000"/>
+        </w:rPr>
+        <w:t xml:space="preserve">on </w:t>
+      </w:r>
+      <w:r>
+        <w:rPr>
+          <w:color w:val="000000" w:themeColor="text1"/>
+        </w:rPr>
+        <w:t>local private eateries is</w:t>
+      </w:r>
+      <w:r>
+        <w:rPr>
+          <w:rFonts w:hint="eastAsia"/>
+          <w:color w:val="000000" w:themeColor="text1"/>
+        </w:rPr>
+        <w:t xml:space="preserve"> </w:t>
+      </w:r>
+      <w:proofErr w:type="gramStart"/>
+      <w:r>
+        <w:rPr>
+          <w:color w:val="000000" w:themeColor="text1"/>
+          <w:highlight w:val="yellow"/>
+        </w:rPr>
+        <w:t>underestimated</w:t>
+      </w:r>
+      <w:r>
+        <w:rPr>
+          <w:color w:val="000000" w:themeColor="text1"/>
+        </w:rPr>
+        <w:t xml:space="preserve"> .</w:t>
+      </w:r>
+      <w:proofErr w:type="gramEnd"/>
+    </w:p>
+    <w:p>
+      <w:pPr>
+        <w:rPr>
+          <w:rFonts w:hint="eastAsia"/>
+          <w:color w:val="000000" w:themeColor="text1"/>
+        </w:rPr>
+      </w:pPr>
+      <w:r>
+        <w:rPr>
+          <w:color w:val="000000" w:themeColor="text1"/>
+        </w:rPr>
+        <w:t>(A)</w:t>
+      </w:r>
+      <w:r>
+        <w:rPr>
+          <w:color w:val="000000" w:themeColor="text1"/>
+        </w:rPr>
+        <w:t>understaffed</w:t>
+      </w:r>
+      <w:r>
+        <w:rPr>
+          <w:rFonts w:hint="eastAsia"/>
+          <w:color w:val="000000" w:themeColor="text1"/>
+        </w:rPr>
+        <w:t>人手不足</w:t>
+      </w:r>
+      <w:r>
+        <w:rPr>
+          <w:color w:val="000000" w:themeColor="text1"/>
+        </w:rPr>
+        <w:t>(B)underpopulated</w:t>
+      </w:r>
+      <w:r>
+        <w:rPr>
+          <w:rFonts w:hint="eastAsia"/>
+          <w:color w:val="000000" w:themeColor="text1"/>
+        </w:rPr>
+        <w:t>人口稀少</w:t>
+      </w:r>
+      <w:r>
+        <w:rPr>
+          <w:color w:val="000000" w:themeColor="text1"/>
+        </w:rPr>
+        <w:t>(C)under budgeted</w:t>
+      </w:r>
+      <w:r>
+        <w:rPr>
+          <w:rFonts w:hint="eastAsia"/>
+          <w:color w:val="000000" w:themeColor="text1"/>
+        </w:rPr>
+        <w:t>預算不足</w:t>
+      </w:r>
+      <w:r>
+        <w:rPr>
+          <w:color w:val="000000" w:themeColor="text1"/>
+          <w:highlight w:val="yellow"/>
+        </w:rPr>
+        <w:t>(D)underestimated</w:t>
+      </w:r>
+      <w:r>
+        <w:rPr>
+          <w:rFonts w:hint="eastAsia"/>
+          <w:color w:val="000000" w:themeColor="text1"/>
+          <w:highlight w:val="yellow"/>
+        </w:rPr>
+        <w:t xml:space="preserve"> </w:t>
+      </w:r>
+      <w:r>
+        <w:rPr>
+          <w:rFonts w:hint="eastAsia"/>
+          <w:color w:val="000000" w:themeColor="text1"/>
+          <w:highlight w:val="yellow"/>
+        </w:rPr>
+        <w:t>低估</w:t>
+      </w:r>
+    </w:p>
+    <w:p>
+      <w:pPr>
+        <w:rPr>
+          <w:color w:val="000000" w:themeColor="text1"/>
+        </w:rPr>
+      </w:pPr>
+    </w:p>
+    <w:p>
+      <w:pPr>
+        <w:rPr>
+          <w:rFonts w:hint="eastAsia"/>
+          <w:color w:val="000000" w:themeColor="text1"/>
+        </w:rPr>
+      </w:pPr>
+      <w:r>
+        <w:rPr>
+          <w:color w:val="000000" w:themeColor="text1"/>
+        </w:rPr>
+        <w:t>Effect of A on B :A</w:t>
+      </w:r>
+      <w:r>
+        <w:rPr>
+          <w:rFonts w:hint="eastAsia"/>
+          <w:color w:val="000000" w:themeColor="text1"/>
+        </w:rPr>
+        <w:t>對</w:t>
+      </w:r>
+      <w:r>
+        <w:rPr>
+          <w:color w:val="000000" w:themeColor="text1"/>
+        </w:rPr>
+        <w:t>B</w:t>
+      </w:r>
+      <w:r>
+        <w:rPr>
+          <w:rFonts w:hint="eastAsia"/>
+          <w:color w:val="000000" w:themeColor="text1"/>
+        </w:rPr>
+        <w:t>的效果</w:t>
+      </w:r>
+      <w:r>
+        <w:rPr>
+          <w:rFonts w:hint="eastAsia"/>
+          <w:color w:val="000000" w:themeColor="text1"/>
+        </w:rPr>
+        <w:t>/</w:t>
+      </w:r>
+      <w:r>
+        <w:rPr>
+          <w:rFonts w:hint="eastAsia"/>
+          <w:color w:val="000000" w:themeColor="text1"/>
+        </w:rPr>
+        <w:t>影響</w:t>
       </w:r>
       <w:r>
         <w:rPr>
@@ -17087,291 +18379,238 @@
         <w:rPr>
           <w:color w:val="000000" w:themeColor="text1"/>
         </w:rPr>
-        <w:t>performance</w:t>
-      </w:r>
-      <w:r>
-        <w:rPr>
-          <w:rFonts w:hint="eastAsia"/>
-          <w:color w:val="000000" w:themeColor="text1"/>
-        </w:rPr>
-        <w:t xml:space="preserve"> n</w:t>
-      </w:r>
-      <w:r>
-        <w:rPr>
+        <w:t>eater</w:t>
+      </w:r>
+      <w:r>
+        <w:rPr>
+          <w:color w:val="000000" w:themeColor="text1"/>
+        </w:rPr>
+        <w:t>y n.</w:t>
+      </w:r>
+      <w:r>
+        <w:rPr>
+          <w:rFonts w:hint="eastAsia"/>
+          <w:color w:val="000000" w:themeColor="text1"/>
+        </w:rPr>
+        <w:t>餐廳</w:t>
+      </w:r>
+    </w:p>
+    <w:p>
+      <w:pPr>
+        <w:rPr>
+          <w:rFonts w:hint="eastAsia"/>
+          <w:color w:val="000000" w:themeColor="text1"/>
+        </w:rPr>
+      </w:pPr>
+    </w:p>
+    <w:p>
+      <w:pPr>
+        <w:rPr>
+          <w:color w:val="000000" w:themeColor="text1"/>
+        </w:rPr>
+      </w:pPr>
+      <w:r>
+        <w:rPr>
+          <w:color w:val="000000" w:themeColor="text1"/>
+        </w:rPr>
+        <w:t xml:space="preserve">Upon entering the headquarters of the construction supply </w:t>
+      </w:r>
+      <w:proofErr w:type="spellStart"/>
+      <w:proofErr w:type="gramStart"/>
+      <w:r>
+        <w:rPr>
+          <w:color w:val="000000" w:themeColor="text1"/>
+        </w:rPr>
+        <w:t>company,you</w:t>
+      </w:r>
+      <w:proofErr w:type="spellEnd"/>
+      <w:proofErr w:type="gramEnd"/>
+      <w:r>
+        <w:rPr>
+          <w:color w:val="000000" w:themeColor="text1"/>
+        </w:rPr>
+        <w:t xml:space="preserve"> are warmly</w:t>
+      </w:r>
+    </w:p>
+    <w:p>
+      <w:pPr>
+        <w:rPr>
+          <w:color w:val="000000" w:themeColor="text1"/>
+        </w:rPr>
+      </w:pPr>
+      <w:r>
+        <w:rPr>
+          <w:color w:val="000000" w:themeColor="text1"/>
+        </w:rPr>
+        <w:t xml:space="preserve">Greeted by their </w:t>
+      </w:r>
+      <w:proofErr w:type="gramStart"/>
+      <w:r>
+        <w:rPr>
+          <w:color w:val="000000" w:themeColor="text1"/>
+          <w:highlight w:val="yellow"/>
+        </w:rPr>
+        <w:t>receptionists</w:t>
+      </w:r>
+      <w:r>
+        <w:rPr>
+          <w:color w:val="000000" w:themeColor="text1"/>
+        </w:rPr>
+        <w:t xml:space="preserve"> .</w:t>
+      </w:r>
+      <w:proofErr w:type="gramEnd"/>
+    </w:p>
+    <w:p>
+      <w:pPr>
+        <w:rPr>
+          <w:color w:val="000000" w:themeColor="text1"/>
+        </w:rPr>
+      </w:pPr>
+      <w:r>
+        <w:rPr>
+          <w:color w:val="000000" w:themeColor="text1"/>
+        </w:rPr>
+        <w:t>(A)</w:t>
+      </w:r>
+      <w:r>
+        <w:rPr>
+          <w:color w:val="000000" w:themeColor="text1"/>
+        </w:rPr>
+        <w:t>assistants</w:t>
+      </w:r>
+      <w:r>
+        <w:rPr>
+          <w:rFonts w:hint="eastAsia"/>
+          <w:color w:val="000000" w:themeColor="text1"/>
+        </w:rPr>
+        <w:t>助理</w:t>
+      </w:r>
+      <w:r>
+        <w:rPr>
+          <w:color w:val="000000" w:themeColor="text1"/>
+          <w:highlight w:val="yellow"/>
+        </w:rPr>
+        <w:t>(B)receptionists</w:t>
+      </w:r>
+      <w:r>
+        <w:rPr>
+          <w:rFonts w:hint="eastAsia"/>
+          <w:color w:val="000000" w:themeColor="text1"/>
+          <w:highlight w:val="yellow"/>
+        </w:rPr>
+        <w:t>接待人員</w:t>
+      </w:r>
+      <w:r>
+        <w:rPr>
+          <w:color w:val="000000" w:themeColor="text1"/>
+        </w:rPr>
+        <w:t>(C)agents</w:t>
+      </w:r>
+      <w:r>
+        <w:rPr>
+          <w:rFonts w:hint="eastAsia"/>
+          <w:color w:val="000000" w:themeColor="text1"/>
+        </w:rPr>
+        <w:t>經紀人</w:t>
+      </w:r>
+      <w:r>
+        <w:rPr>
+          <w:color w:val="000000" w:themeColor="text1"/>
+        </w:rPr>
+        <w:t>(D)contractors</w:t>
+      </w:r>
+      <w:r>
+        <w:rPr>
+          <w:rFonts w:hint="eastAsia"/>
+          <w:color w:val="000000" w:themeColor="text1"/>
+        </w:rPr>
+        <w:t xml:space="preserve"> </w:t>
+      </w:r>
+      <w:r>
+        <w:rPr>
+          <w:color w:val="000000" w:themeColor="text1"/>
+        </w:rPr>
+        <w:t>n.</w:t>
+      </w:r>
+      <w:r>
+        <w:rPr>
+          <w:rFonts w:hint="eastAsia"/>
+          <w:color w:val="000000" w:themeColor="text1"/>
+        </w:rPr>
+        <w:t>承包商</w:t>
+      </w:r>
+    </w:p>
+    <w:p>
+      <w:pPr>
+        <w:rPr>
+          <w:color w:val="000000" w:themeColor="text1"/>
+        </w:rPr>
+      </w:pPr>
+      <w:r>
+        <w:rPr>
+          <w:color w:val="000000" w:themeColor="text1"/>
+        </w:rPr>
+        <w:t>Upon</w:t>
+      </w:r>
+      <w:r>
+        <w:rPr>
+          <w:color w:val="000000" w:themeColor="text1"/>
+        </w:rPr>
+        <w:t xml:space="preserve"> </w:t>
+      </w:r>
+      <w:r>
+        <w:rPr>
+          <w:rFonts w:hint="eastAsia"/>
+          <w:color w:val="000000" w:themeColor="text1"/>
+        </w:rPr>
+        <w:t>一旦</w:t>
+      </w:r>
+      <w:r>
+        <w:rPr>
+          <w:rFonts w:hint="eastAsia"/>
           <w:color w:val="000000" w:themeColor="text1"/>
         </w:rPr>
         <w:t>.</w:t>
       </w:r>
-      <w:r>
-        <w:rPr>
-          <w:rFonts w:hint="eastAsia"/>
-          <w:color w:val="000000" w:themeColor="text1"/>
-        </w:rPr>
-        <w:t>表演</w:t>
-      </w:r>
-    </w:p>
-    <w:p>
-      <w:pPr>
-        <w:rPr>
-          <w:color w:val="000000" w:themeColor="text1"/>
-        </w:rPr>
-      </w:pPr>
-    </w:p>
-    <w:p>
-      <w:pPr>
-        <w:rPr>
-          <w:color w:val="000000" w:themeColor="text1"/>
-        </w:rPr>
-      </w:pPr>
-    </w:p>
-    <w:p>
-      <w:pPr>
-        <w:rPr>
-          <w:color w:val="000000" w:themeColor="text1"/>
-        </w:rPr>
-      </w:pPr>
-      <w:r>
-        <w:rPr>
-          <w:color w:val="000000" w:themeColor="text1"/>
-        </w:rPr>
-        <w:t>Ex:</w:t>
-      </w:r>
-    </w:p>
-    <w:p>
-      <w:pPr>
-        <w:rPr>
-          <w:color w:val="000000" w:themeColor="text1"/>
-        </w:rPr>
-      </w:pPr>
-      <w:r>
-        <w:rPr>
-          <w:color w:val="000000" w:themeColor="text1"/>
-        </w:rPr>
-        <w:t xml:space="preserve">The shop </w:t>
-      </w:r>
-      <w:r>
-        <w:rPr>
-          <w:color w:val="FF0000"/>
-        </w:rPr>
-        <w:t xml:space="preserve">will </w:t>
-      </w:r>
-      <w:r>
-        <w:rPr>
-          <w:color w:val="000000" w:themeColor="text1"/>
-        </w:rPr>
-        <w:t xml:space="preserve">open until 5P.M </w:t>
-      </w:r>
-      <w:r>
-        <w:rPr>
-          <w:rFonts w:hint="eastAsia"/>
-          <w:color w:val="000000" w:themeColor="text1"/>
-        </w:rPr>
-        <w:t>商店會開到</w:t>
-      </w:r>
-      <w:r>
-        <w:rPr>
-          <w:rFonts w:hint="eastAsia"/>
-          <w:color w:val="000000" w:themeColor="text1"/>
-        </w:rPr>
-        <w:t>5</w:t>
-      </w:r>
-      <w:r>
-        <w:rPr>
-          <w:color w:val="000000" w:themeColor="text1"/>
-        </w:rPr>
-        <w:t>P.M.</w:t>
-      </w:r>
-    </w:p>
-    <w:p>
-      <w:pPr>
-        <w:rPr>
-          <w:color w:val="000000" w:themeColor="text1"/>
-        </w:rPr>
-      </w:pPr>
-      <w:r>
-        <w:rPr>
-          <w:color w:val="000000" w:themeColor="text1"/>
-        </w:rPr>
-        <w:t xml:space="preserve">The shop </w:t>
-      </w:r>
-      <w:r>
-        <w:rPr>
-          <w:color w:val="FF0000"/>
-        </w:rPr>
-        <w:t xml:space="preserve">will not </w:t>
-      </w:r>
-      <w:r>
-        <w:rPr>
-          <w:color w:val="000000" w:themeColor="text1"/>
-        </w:rPr>
-        <w:t xml:space="preserve">open until 5P.M. </w:t>
-      </w:r>
-      <w:r>
-        <w:rPr>
-          <w:rFonts w:hint="eastAsia"/>
-          <w:color w:val="000000" w:themeColor="text1"/>
-        </w:rPr>
-        <w:t>商店</w:t>
-      </w:r>
-      <w:r>
-        <w:rPr>
-          <w:rFonts w:hint="eastAsia"/>
-          <w:color w:val="000000" w:themeColor="text1"/>
-        </w:rPr>
-        <w:t>5</w:t>
-      </w:r>
-      <w:r>
-        <w:rPr>
-          <w:color w:val="000000" w:themeColor="text1"/>
-        </w:rPr>
-        <w:t>P.M.</w:t>
-      </w:r>
-      <w:r>
-        <w:rPr>
-          <w:rFonts w:hint="eastAsia"/>
-          <w:color w:val="000000" w:themeColor="text1"/>
-        </w:rPr>
-        <w:t>才開</w:t>
-      </w:r>
-    </w:p>
-    <w:p>
-      <w:pPr>
-        <w:rPr>
-          <w:color w:val="000000" w:themeColor="text1"/>
-        </w:rPr>
-      </w:pPr>
-    </w:p>
-    <w:p>
-      <w:pPr>
-        <w:rPr>
-          <w:color w:val="000000" w:themeColor="text1"/>
-        </w:rPr>
-      </w:pPr>
-      <w:r>
-        <w:rPr>
-          <w:color w:val="000000" w:themeColor="text1"/>
-        </w:rPr>
-        <w:t xml:space="preserve">Please be punctual for all </w:t>
-      </w:r>
-      <w:r>
-        <w:rPr>
-          <w:color w:val="000000" w:themeColor="text1"/>
-          <w:highlight w:val="yellow"/>
-        </w:rPr>
-        <w:t>scheduled</w:t>
-      </w:r>
-      <w:r>
-        <w:rPr>
-          <w:color w:val="000000" w:themeColor="text1"/>
-        </w:rPr>
-        <w:t xml:space="preserve"> appointments because latecomers will not be entertained.</w:t>
-      </w:r>
-    </w:p>
-    <w:p>
-      <w:pPr>
-        <w:rPr>
-          <w:color w:val="000000" w:themeColor="text1"/>
-        </w:rPr>
-      </w:pPr>
-      <w:r>
-        <w:rPr>
-          <w:color w:val="000000" w:themeColor="text1"/>
-          <w:highlight w:val="yellow"/>
-        </w:rPr>
-        <w:t>(A)scheduled</w:t>
-      </w:r>
-      <w:r>
-        <w:rPr>
-          <w:rFonts w:hint="eastAsia"/>
-          <w:color w:val="000000" w:themeColor="text1"/>
-          <w:highlight w:val="yellow"/>
-        </w:rPr>
-        <w:t>預定</w:t>
-      </w:r>
-      <w:r>
-        <w:rPr>
-          <w:color w:val="000000" w:themeColor="text1"/>
-        </w:rPr>
-        <w:t>(B)totaled</w:t>
-      </w:r>
-      <w:r>
-        <w:rPr>
-          <w:rFonts w:hint="eastAsia"/>
-          <w:color w:val="000000" w:themeColor="text1"/>
-        </w:rPr>
-        <w:t>加總</w:t>
-      </w:r>
-      <w:r>
-        <w:rPr>
-          <w:color w:val="000000" w:themeColor="text1"/>
-        </w:rPr>
-        <w:t>(C)described</w:t>
-      </w:r>
-      <w:r>
-        <w:rPr>
-          <w:rFonts w:hint="eastAsia"/>
-          <w:color w:val="000000" w:themeColor="text1"/>
-        </w:rPr>
-        <w:t>描述</w:t>
-      </w:r>
-      <w:r>
-        <w:rPr>
-          <w:color w:val="000000" w:themeColor="text1"/>
-        </w:rPr>
-        <w:t>(D)suggested</w:t>
-      </w:r>
-      <w:r>
-        <w:rPr>
-          <w:rFonts w:hint="eastAsia"/>
-          <w:color w:val="000000" w:themeColor="text1"/>
-        </w:rPr>
-        <w:t>建議</w:t>
-      </w:r>
-    </w:p>
-    <w:p>
-      <w:pPr>
-        <w:rPr>
-          <w:rFonts w:hint="eastAsia"/>
-          <w:color w:val="000000" w:themeColor="text1"/>
-        </w:rPr>
-      </w:pPr>
-    </w:p>
-    <w:p>
-      <w:pPr>
-        <w:rPr>
-          <w:color w:val="000000" w:themeColor="text1"/>
-        </w:rPr>
-      </w:pPr>
-      <w:r>
-        <w:rPr>
-          <w:color w:val="000000" w:themeColor="text1"/>
-        </w:rPr>
-        <w:t>P</w:t>
-      </w:r>
-      <w:r>
-        <w:rPr>
-          <w:color w:val="000000" w:themeColor="text1"/>
-        </w:rPr>
-        <w:t>unctual</w:t>
-      </w:r>
-      <w:r>
-        <w:rPr>
-          <w:color w:val="000000" w:themeColor="text1"/>
-        </w:rPr>
-        <w:t xml:space="preserve"> adj.</w:t>
-      </w:r>
-      <w:r>
-        <w:rPr>
-          <w:rFonts w:hint="eastAsia"/>
-          <w:color w:val="000000" w:themeColor="text1"/>
-        </w:rPr>
-        <w:t>準時、</w:t>
-      </w:r>
-      <w:r>
-        <w:rPr>
-          <w:color w:val="000000" w:themeColor="text1"/>
-        </w:rPr>
-        <w:t>latecomers</w:t>
+      <w:proofErr w:type="gramStart"/>
+      <w:r>
+        <w:rPr>
+          <w:color w:val="000000" w:themeColor="text1"/>
+        </w:rPr>
+        <w:t>.</w:t>
+      </w:r>
+      <w:r>
+        <w:rPr>
+          <w:rFonts w:hint="eastAsia"/>
+          <w:color w:val="000000" w:themeColor="text1"/>
+        </w:rPr>
+        <w:t>、</w:t>
+      </w:r>
+      <w:proofErr w:type="gramEnd"/>
+      <w:r>
+        <w:rPr>
+          <w:color w:val="000000" w:themeColor="text1"/>
+        </w:rPr>
+        <w:t>construction</w:t>
+      </w:r>
+      <w:r>
+        <w:rPr>
+          <w:color w:val="000000" w:themeColor="text1"/>
+        </w:rPr>
+        <w:t xml:space="preserve"> n.</w:t>
+      </w:r>
+      <w:r>
+        <w:rPr>
+          <w:rFonts w:hint="eastAsia"/>
+          <w:color w:val="000000" w:themeColor="text1"/>
+        </w:rPr>
+        <w:t>建築、</w:t>
+      </w:r>
+      <w:r>
+        <w:rPr>
+          <w:color w:val="000000" w:themeColor="text1"/>
+        </w:rPr>
+        <w:t>warmly</w:t>
       </w:r>
       <w:r>
         <w:rPr>
@@ -17384,20 +18623,41 @@
         <w:rPr>
           <w:color w:val="000000" w:themeColor="text1"/>
         </w:rPr>
-        <w:t>n.</w:t>
-      </w:r>
-      <w:r>
-        <w:rPr>
-          <w:rFonts w:hint="eastAsia"/>
-          <w:color w:val="000000" w:themeColor="text1"/>
-        </w:rPr>
-        <w:t>遲到者、</w:t>
-      </w:r>
-      <w:r>
-        <w:rPr>
-          <w:color w:val="000000" w:themeColor="text1"/>
-        </w:rPr>
-        <w:t>not be entertained</w:t>
+        <w:t>adv.</w:t>
+      </w:r>
+      <w:r>
+        <w:rPr>
+          <w:rFonts w:hint="eastAsia"/>
+          <w:color w:val="000000" w:themeColor="text1"/>
+        </w:rPr>
+        <w:t>熱情</w:t>
+      </w:r>
+      <w:r>
+        <w:rPr>
+          <w:rFonts w:hint="eastAsia"/>
+          <w:color w:val="000000" w:themeColor="text1"/>
+        </w:rPr>
+        <w:t>/</w:t>
+      </w:r>
+      <w:r>
+        <w:rPr>
+          <w:rFonts w:hint="eastAsia"/>
+          <w:color w:val="000000" w:themeColor="text1"/>
+        </w:rPr>
+        <w:t>溫暖</w:t>
+      </w:r>
+    </w:p>
+    <w:p>
+      <w:pPr>
+        <w:rPr>
+          <w:color w:val="000000" w:themeColor="text1"/>
+        </w:rPr>
+      </w:pPr>
+      <w:r>
+        <w:rPr>
+          <w:color w:val="000000" w:themeColor="text1"/>
+        </w:rPr>
+        <w:t>Greeted</w:t>
       </w:r>
       <w:r>
         <w:rPr>
@@ -17408,30 +18668,16 @@
       </w:r>
       <w:r>
         <w:rPr>
-          <w:rFonts w:hint="eastAsia"/>
-          <w:color w:val="000000" w:themeColor="text1"/>
-        </w:rPr>
-        <w:t>不會被理會</w:t>
-      </w:r>
-    </w:p>
-    <w:p>
-      <w:pPr>
-        <w:rPr>
-          <w:color w:val="000000" w:themeColor="text1"/>
-        </w:rPr>
-      </w:pPr>
-      <w:r>
-        <w:rPr>
-          <w:color w:val="000000" w:themeColor="text1"/>
-        </w:rPr>
-        <w:t>Entertain v.</w:t>
-      </w:r>
-      <w:r>
-        <w:rPr>
-          <w:rFonts w:hint="eastAsia"/>
-          <w:color w:val="000000" w:themeColor="text1"/>
-        </w:rPr>
-        <w:t>取悅</w:t>
+          <w:color w:val="000000" w:themeColor="text1"/>
+        </w:rPr>
+        <w:t>v.</w:t>
+      </w:r>
+      <w:r>
+        <w:rPr>
+          <w:rFonts w:hint="eastAsia"/>
+          <w:color w:val="000000" w:themeColor="text1"/>
+        </w:rPr>
+        <w:t>迎接</w:t>
       </w:r>
       <w:r>
         <w:rPr>
@@ -17445,13 +18691,46 @@
           <w:rFonts w:hint="eastAsia"/>
           <w:color w:val="000000" w:themeColor="text1"/>
         </w:rPr>
-        <w:t>理會</w:t>
-      </w:r>
-    </w:p>
-    <w:p>
-      <w:pPr>
-        <w:rPr>
-          <w:rFonts w:hint="eastAsia"/>
+        <w:t>問候、</w:t>
+      </w:r>
+      <w:r>
+        <w:rPr>
+          <w:color w:val="000000" w:themeColor="text1"/>
+        </w:rPr>
+        <w:t>Greeted by</w:t>
+      </w:r>
+      <w:r>
+        <w:rPr>
+          <w:rFonts w:hint="eastAsia"/>
+          <w:color w:val="000000" w:themeColor="text1"/>
+        </w:rPr>
+        <w:t xml:space="preserve"> </w:t>
+      </w:r>
+      <w:r>
+        <w:rPr>
+          <w:rFonts w:hint="eastAsia"/>
+          <w:color w:val="000000" w:themeColor="text1"/>
+        </w:rPr>
+        <w:t>唄</w:t>
+      </w:r>
+      <w:r>
+        <w:rPr>
+          <w:rFonts w:hint="eastAsia"/>
+          <w:color w:val="000000" w:themeColor="text1"/>
+        </w:rPr>
+        <w:t>..</w:t>
+      </w:r>
+      <w:r>
+        <w:rPr>
+          <w:rFonts w:hint="eastAsia"/>
+          <w:color w:val="000000" w:themeColor="text1"/>
+        </w:rPr>
+        <w:t>迎接</w:t>
+      </w:r>
+    </w:p>
+    <w:p>
+      <w:pPr>
+        <w:rPr>
           <w:color w:val="000000" w:themeColor="text1"/>
         </w:rPr>
       </w:pPr>
@@ -18049,6 +19328,95 @@
     </w:lvl>
   </w:abstractNum>
   <w:abstractNum w:abstractNumId="6" w15:restartNumberingAfterBreak="0">
+    <w:nsid w:val="0BD3596E"/>
+    <w:multiLevelType w:val="hybridMultilevel"/>
+    <w:tmpl w:val="DD42A92C"/>
+    <w:lvl w:ilvl="0" w:tplc="90F0EE76">
+      <w:start w:val="1"/>
+      <w:numFmt w:val="upperLetter"/>
+      <w:lvlText w:val="(%1)"/>
+      <w:lvlJc w:val="left"/>
+      <w:pPr>
+        <w:ind w:left="360" w:hanging="360"/>
+      </w:pPr>
+      <w:rPr>
+        <w:rFonts w:hint="default"/>
+      </w:rPr>
+    </w:lvl>
+    <w:lvl w:ilvl="1" w:tplc="04090019" w:tentative="1">
+      <w:start w:val="1"/>
+      <w:numFmt w:val="ideographTraditional"/>
+      <w:lvlText w:val="%2、"/>
+      <w:lvlJc w:val="left"/>
+      <w:pPr>
+        <w:ind w:left="960" w:hanging="480"/>
+      </w:pPr>
+    </w:lvl>
+    <w:lvl w:ilvl="2" w:tplc="0409001B" w:tentative="1">
+      <w:start w:val="1"/>
+      <w:numFmt w:val="lowerRoman"/>
+      <w:lvlText w:val="%3."/>
+      <w:lvlJc w:val="right"/>
+      <w:pPr>
+        <w:ind w:left="1440" w:hanging="480"/>
+      </w:pPr>
+    </w:lvl>
+    <w:lvl w:ilvl="3" w:tplc="0409000F" w:tentative="1">
+      <w:start w:val="1"/>
+      <w:numFmt w:val="decimal"/>
+      <w:lvlText w:val="%4."/>
+      <w:lvlJc w:val="left"/>
+      <w:pPr>
+        <w:ind w:left="1920" w:hanging="480"/>
+      </w:pPr>
+    </w:lvl>
+    <w:lvl w:ilvl="4" w:tplc="04090019" w:tentative="1">
+      <w:start w:val="1"/>
+      <w:numFmt w:val="ideographTraditional"/>
+      <w:lvlText w:val="%5、"/>
+      <w:lvlJc w:val="left"/>
+      <w:pPr>
+        <w:ind w:left="2400" w:hanging="480"/>
+      </w:pPr>
+    </w:lvl>
+    <w:lvl w:ilvl="5" w:tplc="0409001B" w:tentative="1">
+      <w:start w:val="1"/>
+      <w:numFmt w:val="lowerRoman"/>
+      <w:lvlText w:val="%6."/>
+      <w:lvlJc w:val="right"/>
+      <w:pPr>
+        <w:ind w:left="2880" w:hanging="480"/>
+      </w:pPr>
+    </w:lvl>
+    <w:lvl w:ilvl="6" w:tplc="0409000F" w:tentative="1">
+      <w:start w:val="1"/>
+      <w:numFmt w:val="decimal"/>
+      <w:lvlText w:val="%7."/>
+      <w:lvlJc w:val="left"/>
+      <w:pPr>
+        <w:ind w:left="3360" w:hanging="480"/>
+      </w:pPr>
+    </w:lvl>
+    <w:lvl w:ilvl="7" w:tplc="04090019" w:tentative="1">
+      <w:start w:val="1"/>
+      <w:numFmt w:val="ideographTraditional"/>
+      <w:lvlText w:val="%8、"/>
+      <w:lvlJc w:val="left"/>
+      <w:pPr>
+        <w:ind w:left="3840" w:hanging="480"/>
+      </w:pPr>
+    </w:lvl>
+    <w:lvl w:ilvl="8" w:tplc="0409001B" w:tentative="1">
+      <w:start w:val="1"/>
+      <w:numFmt w:val="lowerRoman"/>
+      <w:lvlText w:val="%9."/>
+      <w:lvlJc w:val="right"/>
+      <w:pPr>
+        <w:ind w:left="4320" w:hanging="480"/>
+      </w:pPr>
+    </w:lvl>
+  </w:abstractNum>
+  <w:abstractNum w:abstractNumId="7" w15:restartNumberingAfterBreak="0">
     <w:nsid w:val="0FFA0C0C"/>
     <w:multiLevelType w:val="hybridMultilevel"/>
     <w:tmpl w:val="86282618"/>
@@ -18137,7 +19505,7 @@
       </w:pPr>
     </w:lvl>
   </w:abstractNum>
-  <w:abstractNum w:abstractNumId="7" w15:restartNumberingAfterBreak="0">
+  <w:abstractNum w:abstractNumId="8" w15:restartNumberingAfterBreak="0">
     <w:nsid w:val="14E42C34"/>
     <w:multiLevelType w:val="hybridMultilevel"/>
     <w:tmpl w:val="C68A4810"/>
@@ -18226,7 +19594,7 @@
       </w:pPr>
     </w:lvl>
   </w:abstractNum>
-  <w:abstractNum w:abstractNumId="8" w15:restartNumberingAfterBreak="0">
+  <w:abstractNum w:abstractNumId="9" w15:restartNumberingAfterBreak="0">
     <w:nsid w:val="183A0C8B"/>
     <w:multiLevelType w:val="hybridMultilevel"/>
     <w:tmpl w:val="171615BA"/>
@@ -18315,7 +19683,96 @@
       </w:pPr>
     </w:lvl>
   </w:abstractNum>
-  <w:abstractNum w:abstractNumId="9" w15:restartNumberingAfterBreak="0">
+  <w:abstractNum w:abstractNumId="10" w15:restartNumberingAfterBreak="0">
+    <w:nsid w:val="1C483744"/>
+    <w:multiLevelType w:val="hybridMultilevel"/>
+    <w:tmpl w:val="857A1460"/>
+    <w:lvl w:ilvl="0" w:tplc="DE04E8EE">
+      <w:start w:val="1"/>
+      <w:numFmt w:val="upperLetter"/>
+      <w:lvlText w:val="(%1)"/>
+      <w:lvlJc w:val="left"/>
+      <w:pPr>
+        <w:ind w:left="360" w:hanging="360"/>
+      </w:pPr>
+      <w:rPr>
+        <w:rFonts w:hint="default"/>
+      </w:rPr>
+    </w:lvl>
+    <w:lvl w:ilvl="1" w:tplc="04090019" w:tentative="1">
+      <w:start w:val="1"/>
+      <w:numFmt w:val="ideographTraditional"/>
+      <w:lvlText w:val="%2、"/>
+      <w:lvlJc w:val="left"/>
+      <w:pPr>
+        <w:ind w:left="960" w:hanging="480"/>
+      </w:pPr>
+    </w:lvl>
+    <w:lvl w:ilvl="2" w:tplc="0409001B" w:tentative="1">
+      <w:start w:val="1"/>
+      <w:numFmt w:val="lowerRoman"/>
+      <w:lvlText w:val="%3."/>
+      <w:lvlJc w:val="right"/>
+      <w:pPr>
+        <w:ind w:left="1440" w:hanging="480"/>
+      </w:pPr>
+    </w:lvl>
+    <w:lvl w:ilvl="3" w:tplc="0409000F" w:tentative="1">
+      <w:start w:val="1"/>
+      <w:numFmt w:val="decimal"/>
+      <w:lvlText w:val="%4."/>
+      <w:lvlJc w:val="left"/>
+      <w:pPr>
+        <w:ind w:left="1920" w:hanging="480"/>
+      </w:pPr>
+    </w:lvl>
+    <w:lvl w:ilvl="4" w:tplc="04090019" w:tentative="1">
+      <w:start w:val="1"/>
+      <w:numFmt w:val="ideographTraditional"/>
+      <w:lvlText w:val="%5、"/>
+      <w:lvlJc w:val="left"/>
+      <w:pPr>
+        <w:ind w:left="2400" w:hanging="480"/>
+      </w:pPr>
+    </w:lvl>
+    <w:lvl w:ilvl="5" w:tplc="0409001B" w:tentative="1">
+      <w:start w:val="1"/>
+      <w:numFmt w:val="lowerRoman"/>
+      <w:lvlText w:val="%6."/>
+      <w:lvlJc w:val="right"/>
+      <w:pPr>
+        <w:ind w:left="2880" w:hanging="480"/>
+      </w:pPr>
+    </w:lvl>
+    <w:lvl w:ilvl="6" w:tplc="0409000F" w:tentative="1">
+      <w:start w:val="1"/>
+      <w:numFmt w:val="decimal"/>
+      <w:lvlText w:val="%7."/>
+      <w:lvlJc w:val="left"/>
+      <w:pPr>
+        <w:ind w:left="3360" w:hanging="480"/>
+      </w:pPr>
+    </w:lvl>
+    <w:lvl w:ilvl="7" w:tplc="04090019" w:tentative="1">
+      <w:start w:val="1"/>
+      <w:numFmt w:val="ideographTraditional"/>
+      <w:lvlText w:val="%8、"/>
+      <w:lvlJc w:val="left"/>
+      <w:pPr>
+        <w:ind w:left="3840" w:hanging="480"/>
+      </w:pPr>
+    </w:lvl>
+    <w:lvl w:ilvl="8" w:tplc="0409001B" w:tentative="1">
+      <w:start w:val="1"/>
+      <w:numFmt w:val="lowerRoman"/>
+      <w:lvlText w:val="%9."/>
+      <w:lvlJc w:val="right"/>
+      <w:pPr>
+        <w:ind w:left="4320" w:hanging="480"/>
+      </w:pPr>
+    </w:lvl>
+  </w:abstractNum>
+  <w:abstractNum w:abstractNumId="11" w15:restartNumberingAfterBreak="0">
     <w:nsid w:val="1DE2152A"/>
     <w:multiLevelType w:val="hybridMultilevel"/>
     <w:tmpl w:val="64D6E3C8"/>
@@ -18404,7 +19861,7 @@
       </w:pPr>
     </w:lvl>
   </w:abstractNum>
-  <w:abstractNum w:abstractNumId="10" w15:restartNumberingAfterBreak="0">
+  <w:abstractNum w:abstractNumId="12" w15:restartNumberingAfterBreak="0">
     <w:nsid w:val="1E666FB1"/>
     <w:multiLevelType w:val="hybridMultilevel"/>
     <w:tmpl w:val="729656E8"/>
@@ -18493,7 +19950,7 @@
       </w:pPr>
     </w:lvl>
   </w:abstractNum>
-  <w:abstractNum w:abstractNumId="11" w15:restartNumberingAfterBreak="0">
+  <w:abstractNum w:abstractNumId="13" w15:restartNumberingAfterBreak="0">
     <w:nsid w:val="20A470F8"/>
     <w:multiLevelType w:val="hybridMultilevel"/>
     <w:tmpl w:val="7DDA75A8"/>
@@ -18582,7 +20039,7 @@
       </w:pPr>
     </w:lvl>
   </w:abstractNum>
-  <w:abstractNum w:abstractNumId="12" w15:restartNumberingAfterBreak="0">
+  <w:abstractNum w:abstractNumId="14" w15:restartNumberingAfterBreak="0">
     <w:nsid w:val="288B05CC"/>
     <w:multiLevelType w:val="hybridMultilevel"/>
     <w:tmpl w:val="3F7012FC"/>
@@ -18671,7 +20128,7 @@
       </w:pPr>
     </w:lvl>
   </w:abstractNum>
-  <w:abstractNum w:abstractNumId="13" w15:restartNumberingAfterBreak="0">
+  <w:abstractNum w:abstractNumId="15" w15:restartNumberingAfterBreak="0">
     <w:nsid w:val="2A843FAF"/>
     <w:multiLevelType w:val="hybridMultilevel"/>
     <w:tmpl w:val="28E42B50"/>
@@ -18760,7 +20217,7 @@
       </w:pPr>
     </w:lvl>
   </w:abstractNum>
-  <w:abstractNum w:abstractNumId="14" w15:restartNumberingAfterBreak="0">
+  <w:abstractNum w:abstractNumId="16" w15:restartNumberingAfterBreak="0">
     <w:nsid w:val="2E192CB6"/>
     <w:multiLevelType w:val="hybridMultilevel"/>
     <w:tmpl w:val="8836EE84"/>
@@ -18849,7 +20306,7 @@
       </w:pPr>
     </w:lvl>
   </w:abstractNum>
-  <w:abstractNum w:abstractNumId="15" w15:restartNumberingAfterBreak="0">
+  <w:abstractNum w:abstractNumId="17" w15:restartNumberingAfterBreak="0">
     <w:nsid w:val="2E801B7A"/>
     <w:multiLevelType w:val="hybridMultilevel"/>
     <w:tmpl w:val="1382E584"/>
@@ -18938,7 +20395,7 @@
       </w:pPr>
     </w:lvl>
   </w:abstractNum>
-  <w:abstractNum w:abstractNumId="16" w15:restartNumberingAfterBreak="0">
+  <w:abstractNum w:abstractNumId="18" w15:restartNumberingAfterBreak="0">
     <w:nsid w:val="30FE4CA3"/>
     <w:multiLevelType w:val="hybridMultilevel"/>
     <w:tmpl w:val="F2F691A6"/>
@@ -19027,7 +20484,7 @@
       </w:pPr>
     </w:lvl>
   </w:abstractNum>
-  <w:abstractNum w:abstractNumId="17" w15:restartNumberingAfterBreak="0">
+  <w:abstractNum w:abstractNumId="19" w15:restartNumberingAfterBreak="0">
     <w:nsid w:val="342108BB"/>
     <w:multiLevelType w:val="hybridMultilevel"/>
     <w:tmpl w:val="8AEE5B9A"/>
@@ -19116,7 +20573,7 @@
       </w:pPr>
     </w:lvl>
   </w:abstractNum>
-  <w:abstractNum w:abstractNumId="18" w15:restartNumberingAfterBreak="0">
+  <w:abstractNum w:abstractNumId="20" w15:restartNumberingAfterBreak="0">
     <w:nsid w:val="34E90C58"/>
     <w:multiLevelType w:val="hybridMultilevel"/>
     <w:tmpl w:val="75D4CA18"/>
@@ -19205,7 +20662,7 @@
       </w:pPr>
     </w:lvl>
   </w:abstractNum>
-  <w:abstractNum w:abstractNumId="19" w15:restartNumberingAfterBreak="0">
+  <w:abstractNum w:abstractNumId="21" w15:restartNumberingAfterBreak="0">
     <w:nsid w:val="3A2678A3"/>
     <w:multiLevelType w:val="hybridMultilevel"/>
     <w:tmpl w:val="3D3EBC90"/>
@@ -19294,7 +20751,7 @@
       </w:pPr>
     </w:lvl>
   </w:abstractNum>
-  <w:abstractNum w:abstractNumId="20" w15:restartNumberingAfterBreak="0">
+  <w:abstractNum w:abstractNumId="22" w15:restartNumberingAfterBreak="0">
     <w:nsid w:val="421A1878"/>
     <w:multiLevelType w:val="hybridMultilevel"/>
     <w:tmpl w:val="890627CA"/>
@@ -19383,7 +20840,7 @@
       </w:pPr>
     </w:lvl>
   </w:abstractNum>
-  <w:abstractNum w:abstractNumId="21" w15:restartNumberingAfterBreak="0">
+  <w:abstractNum w:abstractNumId="23" w15:restartNumberingAfterBreak="0">
     <w:nsid w:val="422F46C2"/>
     <w:multiLevelType w:val="hybridMultilevel"/>
     <w:tmpl w:val="F5EE2E30"/>
@@ -19472,7 +20929,7 @@
       </w:pPr>
     </w:lvl>
   </w:abstractNum>
-  <w:abstractNum w:abstractNumId="22" w15:restartNumberingAfterBreak="0">
+  <w:abstractNum w:abstractNumId="24" w15:restartNumberingAfterBreak="0">
     <w:nsid w:val="44106993"/>
     <w:multiLevelType w:val="hybridMultilevel"/>
     <w:tmpl w:val="D2908246"/>
@@ -19561,7 +21018,7 @@
       </w:pPr>
     </w:lvl>
   </w:abstractNum>
-  <w:abstractNum w:abstractNumId="23" w15:restartNumberingAfterBreak="0">
+  <w:abstractNum w:abstractNumId="25" w15:restartNumberingAfterBreak="0">
     <w:nsid w:val="460B497B"/>
     <w:multiLevelType w:val="hybridMultilevel"/>
     <w:tmpl w:val="F75AFC78"/>
@@ -19650,7 +21107,96 @@
       </w:pPr>
     </w:lvl>
   </w:abstractNum>
-  <w:abstractNum w:abstractNumId="24" w15:restartNumberingAfterBreak="0">
+  <w:abstractNum w:abstractNumId="26" w15:restartNumberingAfterBreak="0">
+    <w:nsid w:val="476E037E"/>
+    <w:multiLevelType w:val="hybridMultilevel"/>
+    <w:tmpl w:val="CF8CBDE4"/>
+    <w:lvl w:ilvl="0" w:tplc="7B1C43E4">
+      <w:start w:val="1"/>
+      <w:numFmt w:val="upperLetter"/>
+      <w:lvlText w:val="(%1)"/>
+      <w:lvlJc w:val="left"/>
+      <w:pPr>
+        <w:ind w:left="360" w:hanging="360"/>
+      </w:pPr>
+      <w:rPr>
+        <w:rFonts w:hint="default"/>
+      </w:rPr>
+    </w:lvl>
+    <w:lvl w:ilvl="1" w:tplc="04090019" w:tentative="1">
+      <w:start w:val="1"/>
+      <w:numFmt w:val="ideographTraditional"/>
+      <w:lvlText w:val="%2、"/>
+      <w:lvlJc w:val="left"/>
+      <w:pPr>
+        <w:ind w:left="960" w:hanging="480"/>
+      </w:pPr>
+    </w:lvl>
+    <w:lvl w:ilvl="2" w:tplc="0409001B" w:tentative="1">
+      <w:start w:val="1"/>
+      <w:numFmt w:val="lowerRoman"/>
+      <w:lvlText w:val="%3."/>
+      <w:lvlJc w:val="right"/>
+      <w:pPr>
+        <w:ind w:left="1440" w:hanging="480"/>
+      </w:pPr>
+    </w:lvl>
+    <w:lvl w:ilvl="3" w:tplc="0409000F" w:tentative="1">
+      <w:start w:val="1"/>
+      <w:numFmt w:val="decimal"/>
+      <w:lvlText w:val="%4."/>
+      <w:lvlJc w:val="left"/>
+      <w:pPr>
+        <w:ind w:left="1920" w:hanging="480"/>
+      </w:pPr>
+    </w:lvl>
+    <w:lvl w:ilvl="4" w:tplc="04090019" w:tentative="1">
+      <w:start w:val="1"/>
+      <w:numFmt w:val="ideographTraditional"/>
+      <w:lvlText w:val="%5、"/>
+      <w:lvlJc w:val="left"/>
+      <w:pPr>
+        <w:ind w:left="2400" w:hanging="480"/>
+      </w:pPr>
+    </w:lvl>
+    <w:lvl w:ilvl="5" w:tplc="0409001B" w:tentative="1">
+      <w:start w:val="1"/>
+      <w:numFmt w:val="lowerRoman"/>
+      <w:lvlText w:val="%6."/>
+      <w:lvlJc w:val="right"/>
+      <w:pPr>
+        <w:ind w:left="2880" w:hanging="480"/>
+      </w:pPr>
+    </w:lvl>
+    <w:lvl w:ilvl="6" w:tplc="0409000F" w:tentative="1">
+      <w:start w:val="1"/>
+      <w:numFmt w:val="decimal"/>
+      <w:lvlText w:val="%7."/>
+      <w:lvlJc w:val="left"/>
+      <w:pPr>
+        <w:ind w:left="3360" w:hanging="480"/>
+      </w:pPr>
+    </w:lvl>
+    <w:lvl w:ilvl="7" w:tplc="04090019" w:tentative="1">
+      <w:start w:val="1"/>
+      <w:numFmt w:val="ideographTraditional"/>
+      <w:lvlText w:val="%8、"/>
+      <w:lvlJc w:val="left"/>
+      <w:pPr>
+        <w:ind w:left="3840" w:hanging="480"/>
+      </w:pPr>
+    </w:lvl>
+    <w:lvl w:ilvl="8" w:tplc="0409001B" w:tentative="1">
+      <w:start w:val="1"/>
+      <w:numFmt w:val="lowerRoman"/>
+      <w:lvlText w:val="%9."/>
+      <w:lvlJc w:val="right"/>
+      <w:pPr>
+        <w:ind w:left="4320" w:hanging="480"/>
+      </w:pPr>
+    </w:lvl>
+  </w:abstractNum>
+  <w:abstractNum w:abstractNumId="27" w15:restartNumberingAfterBreak="0">
     <w:nsid w:val="48B76B2E"/>
     <w:multiLevelType w:val="hybridMultilevel"/>
     <w:tmpl w:val="7ACED166"/>
@@ -19739,7 +21285,7 @@
       </w:pPr>
     </w:lvl>
   </w:abstractNum>
-  <w:abstractNum w:abstractNumId="25" w15:restartNumberingAfterBreak="0">
+  <w:abstractNum w:abstractNumId="28" w15:restartNumberingAfterBreak="0">
     <w:nsid w:val="4C6512A6"/>
     <w:multiLevelType w:val="hybridMultilevel"/>
     <w:tmpl w:val="B76C43BE"/>
@@ -19828,7 +21374,7 @@
       </w:pPr>
     </w:lvl>
   </w:abstractNum>
-  <w:abstractNum w:abstractNumId="26" w15:restartNumberingAfterBreak="0">
+  <w:abstractNum w:abstractNumId="29" w15:restartNumberingAfterBreak="0">
     <w:nsid w:val="53714B23"/>
     <w:multiLevelType w:val="hybridMultilevel"/>
     <w:tmpl w:val="CACA25C2"/>
@@ -19917,7 +21463,7 @@
       </w:pPr>
     </w:lvl>
   </w:abstractNum>
-  <w:abstractNum w:abstractNumId="27" w15:restartNumberingAfterBreak="0">
+  <w:abstractNum w:abstractNumId="30" w15:restartNumberingAfterBreak="0">
     <w:nsid w:val="54126F51"/>
     <w:multiLevelType w:val="hybridMultilevel"/>
     <w:tmpl w:val="C0C01342"/>
@@ -20006,7 +21552,7 @@
       </w:pPr>
     </w:lvl>
   </w:abstractNum>
-  <w:abstractNum w:abstractNumId="28" w15:restartNumberingAfterBreak="0">
+  <w:abstractNum w:abstractNumId="31" w15:restartNumberingAfterBreak="0">
     <w:nsid w:val="55A15A5C"/>
     <w:multiLevelType w:val="hybridMultilevel"/>
     <w:tmpl w:val="B1BE51B0"/>
@@ -20095,7 +21641,7 @@
       </w:pPr>
     </w:lvl>
   </w:abstractNum>
-  <w:abstractNum w:abstractNumId="29" w15:restartNumberingAfterBreak="0">
+  <w:abstractNum w:abstractNumId="32" w15:restartNumberingAfterBreak="0">
     <w:nsid w:val="56F94E90"/>
     <w:multiLevelType w:val="hybridMultilevel"/>
     <w:tmpl w:val="B9DE2BB4"/>
@@ -20184,7 +21730,7 @@
       </w:pPr>
     </w:lvl>
   </w:abstractNum>
-  <w:abstractNum w:abstractNumId="30" w15:restartNumberingAfterBreak="0">
+  <w:abstractNum w:abstractNumId="33" w15:restartNumberingAfterBreak="0">
     <w:nsid w:val="57547397"/>
     <w:multiLevelType w:val="hybridMultilevel"/>
     <w:tmpl w:val="C76276A4"/>
@@ -20273,7 +21819,7 @@
       </w:pPr>
     </w:lvl>
   </w:abstractNum>
-  <w:abstractNum w:abstractNumId="31" w15:restartNumberingAfterBreak="0">
+  <w:abstractNum w:abstractNumId="34" w15:restartNumberingAfterBreak="0">
     <w:nsid w:val="5A7D4844"/>
     <w:multiLevelType w:val="hybridMultilevel"/>
     <w:tmpl w:val="4C3270C6"/>
@@ -20362,7 +21908,7 @@
       </w:pPr>
     </w:lvl>
   </w:abstractNum>
-  <w:abstractNum w:abstractNumId="32" w15:restartNumberingAfterBreak="0">
+  <w:abstractNum w:abstractNumId="35" w15:restartNumberingAfterBreak="0">
     <w:nsid w:val="5CED3977"/>
     <w:multiLevelType w:val="hybridMultilevel"/>
     <w:tmpl w:val="FA6CB3CA"/>
@@ -20451,7 +21997,7 @@
       </w:pPr>
     </w:lvl>
   </w:abstractNum>
-  <w:abstractNum w:abstractNumId="33" w15:restartNumberingAfterBreak="0">
+  <w:abstractNum w:abstractNumId="36" w15:restartNumberingAfterBreak="0">
     <w:nsid w:val="5D8746FB"/>
     <w:multiLevelType w:val="hybridMultilevel"/>
     <w:tmpl w:val="D9E48496"/>
@@ -20540,7 +22086,7 @@
       </w:pPr>
     </w:lvl>
   </w:abstractNum>
-  <w:abstractNum w:abstractNumId="34" w15:restartNumberingAfterBreak="0">
+  <w:abstractNum w:abstractNumId="37" w15:restartNumberingAfterBreak="0">
     <w:nsid w:val="5F063724"/>
     <w:multiLevelType w:val="hybridMultilevel"/>
     <w:tmpl w:val="67F8EEBE"/>
@@ -20629,7 +22175,7 @@
       </w:pPr>
     </w:lvl>
   </w:abstractNum>
-  <w:abstractNum w:abstractNumId="35" w15:restartNumberingAfterBreak="0">
+  <w:abstractNum w:abstractNumId="38" w15:restartNumberingAfterBreak="0">
     <w:nsid w:val="610F38EE"/>
     <w:multiLevelType w:val="hybridMultilevel"/>
     <w:tmpl w:val="DA6297F6"/>
@@ -20718,7 +22264,7 @@
       </w:pPr>
     </w:lvl>
   </w:abstractNum>
-  <w:abstractNum w:abstractNumId="36" w15:restartNumberingAfterBreak="0">
+  <w:abstractNum w:abstractNumId="39" w15:restartNumberingAfterBreak="0">
     <w:nsid w:val="6528746D"/>
     <w:multiLevelType w:val="hybridMultilevel"/>
     <w:tmpl w:val="43769974"/>
@@ -20807,7 +22353,96 @@
       </w:pPr>
     </w:lvl>
   </w:abstractNum>
-  <w:abstractNum w:abstractNumId="37" w15:restartNumberingAfterBreak="0">
+  <w:abstractNum w:abstractNumId="40" w15:restartNumberingAfterBreak="0">
+    <w:nsid w:val="6A004366"/>
+    <w:multiLevelType w:val="hybridMultilevel"/>
+    <w:tmpl w:val="D474E7FE"/>
+    <w:lvl w:ilvl="0" w:tplc="5920B7C6">
+      <w:start w:val="1"/>
+      <w:numFmt w:val="upperLetter"/>
+      <w:lvlText w:val="(%1)"/>
+      <w:lvlJc w:val="left"/>
+      <w:pPr>
+        <w:ind w:left="360" w:hanging="360"/>
+      </w:pPr>
+      <w:rPr>
+        <w:rFonts w:hint="default"/>
+      </w:rPr>
+    </w:lvl>
+    <w:lvl w:ilvl="1" w:tplc="04090019" w:tentative="1">
+      <w:start w:val="1"/>
+      <w:numFmt w:val="ideographTraditional"/>
+      <w:lvlText w:val="%2、"/>
+      <w:lvlJc w:val="left"/>
+      <w:pPr>
+        <w:ind w:left="960" w:hanging="480"/>
+      </w:pPr>
+    </w:lvl>
+    <w:lvl w:ilvl="2" w:tplc="0409001B" w:tentative="1">
+      <w:start w:val="1"/>
+      <w:numFmt w:val="lowerRoman"/>
+      <w:lvlText w:val="%3."/>
+      <w:lvlJc w:val="right"/>
+      <w:pPr>
+        <w:ind w:left="1440" w:hanging="480"/>
+      </w:pPr>
+    </w:lvl>
+    <w:lvl w:ilvl="3" w:tplc="0409000F" w:tentative="1">
+      <w:start w:val="1"/>
+      <w:numFmt w:val="decimal"/>
+      <w:lvlText w:val="%4."/>
+      <w:lvlJc w:val="left"/>
+      <w:pPr>
+        <w:ind w:left="1920" w:hanging="480"/>
+      </w:pPr>
+    </w:lvl>
+    <w:lvl w:ilvl="4" w:tplc="04090019" w:tentative="1">
+      <w:start w:val="1"/>
+      <w:numFmt w:val="ideographTraditional"/>
+      <w:lvlText w:val="%5、"/>
+      <w:lvlJc w:val="left"/>
+      <w:pPr>
+        <w:ind w:left="2400" w:hanging="480"/>
+      </w:pPr>
+    </w:lvl>
+    <w:lvl w:ilvl="5" w:tplc="0409001B" w:tentative="1">
+      <w:start w:val="1"/>
+      <w:numFmt w:val="lowerRoman"/>
+      <w:lvlText w:val="%6."/>
+      <w:lvlJc w:val="right"/>
+      <w:pPr>
+        <w:ind w:left="2880" w:hanging="480"/>
+      </w:pPr>
+    </w:lvl>
+    <w:lvl w:ilvl="6" w:tplc="0409000F" w:tentative="1">
+      <w:start w:val="1"/>
+      <w:numFmt w:val="decimal"/>
+      <w:lvlText w:val="%7."/>
+      <w:lvlJc w:val="left"/>
+      <w:pPr>
+        <w:ind w:left="3360" w:hanging="480"/>
+      </w:pPr>
+    </w:lvl>
+    <w:lvl w:ilvl="7" w:tplc="04090019" w:tentative="1">
+      <w:start w:val="1"/>
+      <w:numFmt w:val="ideographTraditional"/>
+      <w:lvlText w:val="%8、"/>
+      <w:lvlJc w:val="left"/>
+      <w:pPr>
+        <w:ind w:left="3840" w:hanging="480"/>
+      </w:pPr>
+    </w:lvl>
+    <w:lvl w:ilvl="8" w:tplc="0409001B" w:tentative="1">
+      <w:start w:val="1"/>
+      <w:numFmt w:val="lowerRoman"/>
+      <w:lvlText w:val="%9."/>
+      <w:lvlJc w:val="right"/>
+      <w:pPr>
+        <w:ind w:left="4320" w:hanging="480"/>
+      </w:pPr>
+    </w:lvl>
+  </w:abstractNum>
+  <w:abstractNum w:abstractNumId="41" w15:restartNumberingAfterBreak="0">
     <w:nsid w:val="6C5E27B7"/>
     <w:multiLevelType w:val="hybridMultilevel"/>
     <w:tmpl w:val="B2B67932"/>
@@ -20896,7 +22531,96 @@
       </w:pPr>
     </w:lvl>
   </w:abstractNum>
-  <w:abstractNum w:abstractNumId="38" w15:restartNumberingAfterBreak="0">
+  <w:abstractNum w:abstractNumId="42" w15:restartNumberingAfterBreak="0">
+    <w:nsid w:val="70DD3000"/>
+    <w:multiLevelType w:val="hybridMultilevel"/>
+    <w:tmpl w:val="9BA0DBAC"/>
+    <w:lvl w:ilvl="0" w:tplc="ECA8A2BC">
+      <w:start w:val="1"/>
+      <w:numFmt w:val="upperLetter"/>
+      <w:lvlText w:val="(%1)"/>
+      <w:lvlJc w:val="left"/>
+      <w:pPr>
+        <w:ind w:left="360" w:hanging="360"/>
+      </w:pPr>
+      <w:rPr>
+        <w:rFonts w:hint="default"/>
+      </w:rPr>
+    </w:lvl>
+    <w:lvl w:ilvl="1" w:tplc="04090019" w:tentative="1">
+      <w:start w:val="1"/>
+      <w:numFmt w:val="ideographTraditional"/>
+      <w:lvlText w:val="%2、"/>
+      <w:lvlJc w:val="left"/>
+      <w:pPr>
+        <w:ind w:left="960" w:hanging="480"/>
+      </w:pPr>
+    </w:lvl>
+    <w:lvl w:ilvl="2" w:tplc="0409001B" w:tentative="1">
+      <w:start w:val="1"/>
+      <w:numFmt w:val="lowerRoman"/>
+      <w:lvlText w:val="%3."/>
+      <w:lvlJc w:val="right"/>
+      <w:pPr>
+        <w:ind w:left="1440" w:hanging="480"/>
+      </w:pPr>
+    </w:lvl>
+    <w:lvl w:ilvl="3" w:tplc="0409000F" w:tentative="1">
+      <w:start w:val="1"/>
+      <w:numFmt w:val="decimal"/>
+      <w:lvlText w:val="%4."/>
+      <w:lvlJc w:val="left"/>
+      <w:pPr>
+        <w:ind w:left="1920" w:hanging="480"/>
+      </w:pPr>
+    </w:lvl>
+    <w:lvl w:ilvl="4" w:tplc="04090019" w:tentative="1">
+      <w:start w:val="1"/>
+      <w:numFmt w:val="ideographTraditional"/>
+      <w:lvlText w:val="%5、"/>
+      <w:lvlJc w:val="left"/>
+      <w:pPr>
+        <w:ind w:left="2400" w:hanging="480"/>
+      </w:pPr>
+    </w:lvl>
+    <w:lvl w:ilvl="5" w:tplc="0409001B" w:tentative="1">
+      <w:start w:val="1"/>
+      <w:numFmt w:val="lowerRoman"/>
+      <w:lvlText w:val="%6."/>
+      <w:lvlJc w:val="right"/>
+      <w:pPr>
+        <w:ind w:left="2880" w:hanging="480"/>
+      </w:pPr>
+    </w:lvl>
+    <w:lvl w:ilvl="6" w:tplc="0409000F" w:tentative="1">
+      <w:start w:val="1"/>
+      <w:numFmt w:val="decimal"/>
+      <w:lvlText w:val="%7."/>
+      <w:lvlJc w:val="left"/>
+      <w:pPr>
+        <w:ind w:left="3360" w:hanging="480"/>
+      </w:pPr>
+    </w:lvl>
+    <w:lvl w:ilvl="7" w:tplc="04090019" w:tentative="1">
+      <w:start w:val="1"/>
+      <w:numFmt w:val="ideographTraditional"/>
+      <w:lvlText w:val="%8、"/>
+      <w:lvlJc w:val="left"/>
+      <w:pPr>
+        <w:ind w:left="3840" w:hanging="480"/>
+      </w:pPr>
+    </w:lvl>
+    <w:lvl w:ilvl="8" w:tplc="0409001B" w:tentative="1">
+      <w:start w:val="1"/>
+      <w:numFmt w:val="lowerRoman"/>
+      <w:lvlText w:val="%9."/>
+      <w:lvlJc w:val="right"/>
+      <w:pPr>
+        <w:ind w:left="4320" w:hanging="480"/>
+      </w:pPr>
+    </w:lvl>
+  </w:abstractNum>
+  <w:abstractNum w:abstractNumId="43" w15:restartNumberingAfterBreak="0">
     <w:nsid w:val="7149538E"/>
     <w:multiLevelType w:val="hybridMultilevel"/>
     <w:tmpl w:val="95B495F2"/>
@@ -20985,7 +22709,7 @@
       </w:pPr>
     </w:lvl>
   </w:abstractNum>
-  <w:abstractNum w:abstractNumId="39" w15:restartNumberingAfterBreak="0">
+  <w:abstractNum w:abstractNumId="44" w15:restartNumberingAfterBreak="0">
     <w:nsid w:val="71C561D1"/>
     <w:multiLevelType w:val="hybridMultilevel"/>
     <w:tmpl w:val="02AE1FF0"/>
@@ -21074,7 +22798,7 @@
       </w:pPr>
     </w:lvl>
   </w:abstractNum>
-  <w:abstractNum w:abstractNumId="40" w15:restartNumberingAfterBreak="0">
+  <w:abstractNum w:abstractNumId="45" w15:restartNumberingAfterBreak="0">
     <w:nsid w:val="756458E5"/>
     <w:multiLevelType w:val="hybridMultilevel"/>
     <w:tmpl w:val="AD8440FA"/>
@@ -21163,7 +22887,7 @@
       </w:pPr>
     </w:lvl>
   </w:abstractNum>
-  <w:abstractNum w:abstractNumId="41" w15:restartNumberingAfterBreak="0">
+  <w:abstractNum w:abstractNumId="46" w15:restartNumberingAfterBreak="0">
     <w:nsid w:val="759D57AD"/>
     <w:multiLevelType w:val="hybridMultilevel"/>
     <w:tmpl w:val="85883D24"/>
@@ -21252,7 +22976,7 @@
       </w:pPr>
     </w:lvl>
   </w:abstractNum>
-  <w:abstractNum w:abstractNumId="42" w15:restartNumberingAfterBreak="0">
+  <w:abstractNum w:abstractNumId="47" w15:restartNumberingAfterBreak="0">
     <w:nsid w:val="7671259D"/>
     <w:multiLevelType w:val="hybridMultilevel"/>
     <w:tmpl w:val="81EEF83E"/>
@@ -21341,7 +23065,7 @@
       </w:pPr>
     </w:lvl>
   </w:abstractNum>
-  <w:abstractNum w:abstractNumId="43" w15:restartNumberingAfterBreak="0">
+  <w:abstractNum w:abstractNumId="48" w15:restartNumberingAfterBreak="0">
     <w:nsid w:val="769F0E98"/>
     <w:multiLevelType w:val="hybridMultilevel"/>
     <w:tmpl w:val="7E52AD94"/>
@@ -21430,7 +23154,7 @@
       </w:pPr>
     </w:lvl>
   </w:abstractNum>
-  <w:abstractNum w:abstractNumId="44" w15:restartNumberingAfterBreak="0">
+  <w:abstractNum w:abstractNumId="49" w15:restartNumberingAfterBreak="0">
     <w:nsid w:val="77293472"/>
     <w:multiLevelType w:val="hybridMultilevel"/>
     <w:tmpl w:val="4A70086C"/>
@@ -21519,7 +23243,7 @@
       </w:pPr>
     </w:lvl>
   </w:abstractNum>
-  <w:abstractNum w:abstractNumId="45" w15:restartNumberingAfterBreak="0">
+  <w:abstractNum w:abstractNumId="50" w15:restartNumberingAfterBreak="0">
     <w:nsid w:val="7E4F7BC9"/>
     <w:multiLevelType w:val="hybridMultilevel"/>
     <w:tmpl w:val="413853B4"/>
@@ -21609,142 +23333,157 @@
     </w:lvl>
   </w:abstractNum>
   <w:num w:numId="1" w16cid:durableId="1483883989">
-    <w:abstractNumId w:val="9"/>
+    <w:abstractNumId w:val="11"/>
   </w:num>
   <w:num w:numId="2" w16cid:durableId="2077436389">
-    <w:abstractNumId w:val="34"/>
+    <w:abstractNumId w:val="37"/>
   </w:num>
   <w:num w:numId="3" w16cid:durableId="242881682">
-    <w:abstractNumId w:val="22"/>
+    <w:abstractNumId w:val="24"/>
   </w:num>
   <w:num w:numId="4" w16cid:durableId="564992103">
-    <w:abstractNumId w:val="16"/>
+    <w:abstractNumId w:val="18"/>
   </w:num>
   <w:num w:numId="5" w16cid:durableId="59795728">
-    <w:abstractNumId w:val="13"/>
+    <w:abstractNumId w:val="15"/>
   </w:num>
   <w:num w:numId="6" w16cid:durableId="2001421956">
-    <w:abstractNumId w:val="26"/>
+    <w:abstractNumId w:val="29"/>
   </w:num>
   <w:num w:numId="7" w16cid:durableId="15927798">
-    <w:abstractNumId w:val="44"/>
+    <w:abstractNumId w:val="49"/>
   </w:num>
   <w:num w:numId="8" w16cid:durableId="1058943751">
-    <w:abstractNumId w:val="17"/>
+    <w:abstractNumId w:val="19"/>
   </w:num>
   <w:num w:numId="9" w16cid:durableId="765003542">
-    <w:abstractNumId w:val="21"/>
+    <w:abstractNumId w:val="23"/>
   </w:num>
   <w:num w:numId="10" w16cid:durableId="492261229">
     <w:abstractNumId w:val="4"/>
   </w:num>
   <w:num w:numId="11" w16cid:durableId="798184232">
-    <w:abstractNumId w:val="24"/>
+    <w:abstractNumId w:val="27"/>
   </w:num>
   <w:num w:numId="12" w16cid:durableId="967248001">
-    <w:abstractNumId w:val="32"/>
+    <w:abstractNumId w:val="35"/>
   </w:num>
   <w:num w:numId="13" w16cid:durableId="1638955414">
-    <w:abstractNumId w:val="39"/>
+    <w:abstractNumId w:val="44"/>
   </w:num>
   <w:num w:numId="14" w16cid:durableId="1297370023">
-    <w:abstractNumId w:val="10"/>
+    <w:abstractNumId w:val="12"/>
   </w:num>
   <w:num w:numId="15" w16cid:durableId="363214297">
-    <w:abstractNumId w:val="35"/>
+    <w:abstractNumId w:val="38"/>
   </w:num>
   <w:num w:numId="16" w16cid:durableId="1378119459">
-    <w:abstractNumId w:val="12"/>
+    <w:abstractNumId w:val="14"/>
   </w:num>
   <w:num w:numId="17" w16cid:durableId="771824758">
-    <w:abstractNumId w:val="18"/>
+    <w:abstractNumId w:val="20"/>
   </w:num>
   <w:num w:numId="18" w16cid:durableId="193661718">
     <w:abstractNumId w:val="5"/>
   </w:num>
   <w:num w:numId="19" w16cid:durableId="665789772">
-    <w:abstractNumId w:val="41"/>
+    <w:abstractNumId w:val="46"/>
   </w:num>
   <w:num w:numId="20" w16cid:durableId="785581463">
     <w:abstractNumId w:val="0"/>
   </w:num>
   <w:num w:numId="21" w16cid:durableId="1843662240">
-    <w:abstractNumId w:val="7"/>
+    <w:abstractNumId w:val="8"/>
   </w:num>
   <w:num w:numId="22" w16cid:durableId="1427771494">
-    <w:abstractNumId w:val="33"/>
+    <w:abstractNumId w:val="36"/>
   </w:num>
   <w:num w:numId="23" w16cid:durableId="739594504">
-    <w:abstractNumId w:val="45"/>
+    <w:abstractNumId w:val="50"/>
   </w:num>
   <w:num w:numId="24" w16cid:durableId="46613097">
-    <w:abstractNumId w:val="29"/>
+    <w:abstractNumId w:val="32"/>
   </w:num>
   <w:num w:numId="25" w16cid:durableId="271129985">
-    <w:abstractNumId w:val="27"/>
+    <w:abstractNumId w:val="30"/>
   </w:num>
   <w:num w:numId="26" w16cid:durableId="75707174">
-    <w:abstractNumId w:val="38"/>
+    <w:abstractNumId w:val="43"/>
   </w:num>
   <w:num w:numId="27" w16cid:durableId="542252869">
-    <w:abstractNumId w:val="15"/>
+    <w:abstractNumId w:val="17"/>
   </w:num>
   <w:num w:numId="28" w16cid:durableId="243337916">
-    <w:abstractNumId w:val="37"/>
+    <w:abstractNumId w:val="41"/>
   </w:num>
   <w:num w:numId="29" w16cid:durableId="1049038912">
-    <w:abstractNumId w:val="8"/>
+    <w:abstractNumId w:val="9"/>
   </w:num>
   <w:num w:numId="30" w16cid:durableId="397826890">
-    <w:abstractNumId w:val="19"/>
+    <w:abstractNumId w:val="21"/>
   </w:num>
   <w:num w:numId="31" w16cid:durableId="865407099">
-    <w:abstractNumId w:val="28"/>
+    <w:abstractNumId w:val="31"/>
   </w:num>
   <w:num w:numId="32" w16cid:durableId="1832789755">
-    <w:abstractNumId w:val="20"/>
+    <w:abstractNumId w:val="22"/>
   </w:num>
   <w:num w:numId="33" w16cid:durableId="219681842">
     <w:abstractNumId w:val="1"/>
   </w:num>
   <w:num w:numId="34" w16cid:durableId="2105804151">
-    <w:abstractNumId w:val="40"/>
+    <w:abstractNumId w:val="45"/>
   </w:num>
   <w:num w:numId="35" w16cid:durableId="519054571">
-    <w:abstractNumId w:val="6"/>
+    <w:abstractNumId w:val="7"/>
   </w:num>
   <w:num w:numId="36" w16cid:durableId="1727796758">
-    <w:abstractNumId w:val="14"/>
+    <w:abstractNumId w:val="16"/>
   </w:num>
   <w:num w:numId="37" w16cid:durableId="160857260">
-    <w:abstractNumId w:val="11"/>
+    <w:abstractNumId w:val="13"/>
   </w:num>
   <w:num w:numId="38" w16cid:durableId="289753306">
     <w:abstractNumId w:val="3"/>
   </w:num>
   <w:num w:numId="39" w16cid:durableId="1612475522">
-    <w:abstractNumId w:val="31"/>
+    <w:abstractNumId w:val="34"/>
   </w:num>
   <w:num w:numId="40" w16cid:durableId="438646524">
-    <w:abstractNumId w:val="30"/>
+    <w:abstractNumId w:val="33"/>
   </w:num>
   <w:num w:numId="41" w16cid:durableId="481511583">
-    <w:abstractNumId w:val="42"/>
+    <w:abstractNumId w:val="47"/>
   </w:num>
   <w:num w:numId="42" w16cid:durableId="389689376">
-    <w:abstractNumId w:val="36"/>
+    <w:abstractNumId w:val="39"/>
   </w:num>
   <w:num w:numId="43" w16cid:durableId="122816193">
-    <w:abstractNumId w:val="23"/>
+    <w:abstractNumId w:val="25"/>
   </w:num>
   <w:num w:numId="44" w16cid:durableId="1621064369">
-    <w:abstractNumId w:val="43"/>
+    <w:abstractNumId w:val="48"/>
   </w:num>
   <w:num w:numId="45" w16cid:durableId="126288397">
     <w:abstractNumId w:val="2"/>
   </w:num>
   <w:num w:numId="46" w16cid:durableId="696587548">
-    <w:abstractNumId w:val="25"/>
+    <w:abstractNumId w:val="28"/>
+  </w:num>
+  <w:num w:numId="47" w16cid:durableId="219023147">
+    <w:abstractNumId w:val="40"/>
+  </w:num>
+  <w:num w:numId="48" w16cid:durableId="1320108677">
+    <w:abstractNumId w:val="26"/>
+  </w:num>
+  <w:num w:numId="49" w16cid:durableId="1531533727">
+    <w:abstractNumId w:val="10"/>
+  </w:num>
+  <w:num w:numId="50" w16cid:durableId="2127698391">
+    <w:abstractNumId w:val="42"/>
+  </w:num>
+  <w:num w:numId="51" w16cid:durableId="122118545">
+    <w:abstractNumId w:val="6"/>
   </w:num>
 </w:numbering>
 </file>

--- a/碩一/TOEIC/文法單字.docx
+++ b/碩一/TOEIC/文法單字.docx
@@ -1,6 +1,6 @@
 
 <file path=word/document.xml><?xml version="1.0" encoding="utf-8"?>
-<w:document xmlns:wpc="http://schemas.microsoft.com/office/word/2010/wordprocessingCanvas" xmlns:cx="http://schemas.microsoft.com/office/drawing/2014/chartex" xmlns:cx1="http://schemas.microsoft.com/office/drawing/2015/9/8/chartex" xmlns:cx2="http://schemas.microsoft.com/office/drawing/2015/10/21/chartex" xmlns:cx3="http://schemas.microsoft.com/office/drawing/2016/5/9/chartex" xmlns:cx4="http://schemas.microsoft.com/office/drawing/2016/5/10/chartex" xmlns:cx5="http://schemas.microsoft.com/office/drawing/2016/5/11/chartex" xmlns:cx6="http://schemas.microsoft.com/office/drawing/2016/5/12/chartex" xmlns:cx7="http://schemas.microsoft.com/office/drawing/2016/5/13/chartex" xmlns:cx8="http://schemas.microsoft.com/office/drawing/2016/5/14/chartex" xmlns:mc="http://schemas.openxmlformats.org/markup-compatibility/2006" xmlns:aink="http://schemas.microsoft.com/office/drawing/2016/ink" xmlns:am3d="http://schemas.microsoft.com/office/drawing/2017/model3d" xmlns:o="urn:schemas-microsoft-com:office:office" xmlns:oel="http://schemas.microsoft.com/office/2019/extlst" xmlns:r="http://schemas.openxmlformats.org/officeDocument/2006/relationships" xmlns:m="http://schemas.openxmlformats.org/officeDocument/2006/math" xmlns:v="urn:schemas-microsoft-com:vml" xmlns:wp14="http://schemas.microsoft.com/office/word/2010/wordprocessingDrawing" xmlns:wp="http://schemas.openxmlformats.org/drawingml/2006/wordprocessingDrawing" xmlns:w10="urn:schemas-microsoft-com:office:word" xmlns:w="http://schemas.openxmlformats.org/wordprocessingml/2006/main" xmlns:w14="http://schemas.microsoft.com/office/word/2010/wordml" xmlns:w15="http://schemas.microsoft.com/office/word/2012/wordml" xmlns:w16cex="http://schemas.microsoft.com/office/word/2018/wordml/cex" xmlns:w16cid="http://schemas.microsoft.com/office/word/2016/wordml/cid" xmlns:w16="http://schemas.microsoft.com/office/word/2018/wordml" xmlns:w16du="http://schemas.microsoft.com/office/word/2023/wordml/word16du" xmlns:w16sdtdh="http://schemas.microsoft.com/office/word/2020/wordml/sdtdatahash" xmlns:w16se="http://schemas.microsoft.com/office/word/2015/wordml/symex" xmlns:wpg="http://schemas.microsoft.com/office/word/2010/wordprocessingGroup" xmlns:wpi="http://schemas.microsoft.com/office/word/2010/wordprocessingInk" xmlns:wne="http://schemas.microsoft.com/office/word/2006/wordml" xmlns:wps="http://schemas.microsoft.com/office/word/2010/wordprocessingShape" mc:Ignorable="w14 w15 w16se w16cid w16 w16cex w16sdtdh wp14">
+<w:document xmlns:wpc="http://schemas.microsoft.com/office/word/2010/wordprocessingCanvas" xmlns:cx="http://schemas.microsoft.com/office/drawing/2014/chartex" xmlns:cx1="http://schemas.microsoft.com/office/drawing/2015/9/8/chartex" xmlns:cx2="http://schemas.microsoft.com/office/drawing/2015/10/21/chartex" xmlns:cx3="http://schemas.microsoft.com/office/drawing/2016/5/9/chartex" xmlns:cx4="http://schemas.microsoft.com/office/drawing/2016/5/10/chartex" xmlns:cx5="http://schemas.microsoft.com/office/drawing/2016/5/11/chartex" xmlns:cx6="http://schemas.microsoft.com/office/drawing/2016/5/12/chartex" xmlns:cx7="http://schemas.microsoft.com/office/drawing/2016/5/13/chartex" xmlns:cx8="http://schemas.microsoft.com/office/drawing/2016/5/14/chartex" xmlns:mc="http://schemas.openxmlformats.org/markup-compatibility/2006" xmlns:aink="http://schemas.microsoft.com/office/drawing/2016/ink" xmlns:am3d="http://schemas.microsoft.com/office/drawing/2017/model3d" xmlns:o="urn:schemas-microsoft-com:office:office" xmlns:r="http://schemas.openxmlformats.org/officeDocument/2006/relationships" xmlns:m="http://schemas.openxmlformats.org/officeDocument/2006/math" xmlns:v="urn:schemas-microsoft-com:vml" xmlns:wp14="http://schemas.microsoft.com/office/word/2010/wordprocessingDrawing" xmlns:wp="http://schemas.openxmlformats.org/drawingml/2006/wordprocessingDrawing" xmlns:w10="urn:schemas-microsoft-com:office:word" xmlns:w="http://schemas.openxmlformats.org/wordprocessingml/2006/main" xmlns:w14="http://schemas.microsoft.com/office/word/2010/wordml" xmlns:w15="http://schemas.microsoft.com/office/word/2012/wordml" xmlns:w16cex="http://schemas.microsoft.com/office/word/2018/wordml/cex" xmlns:w16cid="http://schemas.microsoft.com/office/word/2016/wordml/cid" xmlns:w16="http://schemas.microsoft.com/office/word/2018/wordml" xmlns:w16sdtdh="http://schemas.microsoft.com/office/word/2020/wordml/sdtdatahash" xmlns:w16se="http://schemas.microsoft.com/office/word/2015/wordml/symex" xmlns:wpg="http://schemas.microsoft.com/office/word/2010/wordprocessingGroup" xmlns:wpi="http://schemas.microsoft.com/office/word/2010/wordprocessingInk" xmlns:wne="http://schemas.microsoft.com/office/word/2006/wordml" xmlns:wps="http://schemas.microsoft.com/office/word/2010/wordprocessingShape" mc:Ignorable="w14 w15 w16se w16cid w16 w16cex w16sdtdh wp14">
   <w:body>
     <w:p>
       <w:r>
@@ -641,7 +641,15 @@
       </w:r>
       <w:proofErr w:type="spellEnd"/>
       <w:r>
-        <w:t xml:space="preserve"> than B Ved.]</w:t>
+        <w:t xml:space="preserve"> than B </w:t>
+      </w:r>
+      <w:proofErr w:type="spellStart"/>
+      <w:r>
+        <w:t>Ved</w:t>
+      </w:r>
+      <w:proofErr w:type="spellEnd"/>
+      <w:r>
+        <w:t>.]</w:t>
       </w:r>
     </w:p>
     <w:p>
@@ -7429,7 +7437,7 @@
         <w:pStyle w:val="a7"/>
         <w:numPr>
           <w:ilvl w:val="0"/>
-          <w:numId w:val="16"/>
+          <w:numId w:val="2"/>
         </w:numPr>
         <w:ind w:leftChars="0"/>
       </w:pPr>
@@ -17556,19 +17564,7 @@
         <w:rPr>
           <w:color w:val="000000" w:themeColor="text1"/>
         </w:rPr>
-        <w:t>M</w:t>
-      </w:r>
-      <w:r>
-        <w:rPr>
-          <w:color w:val="000000" w:themeColor="text1"/>
-        </w:rPr>
-        <w:t>ainstream</w:t>
-      </w:r>
-      <w:r>
-        <w:rPr>
-          <w:color w:val="000000" w:themeColor="text1"/>
-        </w:rPr>
-        <w:t xml:space="preserve"> adj.</w:t>
+        <w:t>Mainstream adj.</w:t>
       </w:r>
       <w:r>
         <w:rPr>
@@ -17654,13 +17650,7 @@
         <w:rPr>
           <w:color w:val="000000" w:themeColor="text1"/>
         </w:rPr>
-        <w:t>C</w:t>
-      </w:r>
-      <w:r>
-        <w:rPr>
-          <w:color w:val="000000" w:themeColor="text1"/>
-        </w:rPr>
-        <w:t>omments</w:t>
+        <w:t>Comments</w:t>
       </w:r>
       <w:r>
         <w:rPr>
@@ -17801,13 +17791,7 @@
         <w:rPr>
           <w:color w:val="000000" w:themeColor="text1"/>
         </w:rPr>
-        <w:t>a series of</w:t>
-      </w:r>
-      <w:r>
-        <w:rPr>
-          <w:color w:val="000000" w:themeColor="text1"/>
-        </w:rPr>
-        <w:t xml:space="preserve"> </w:t>
+        <w:t xml:space="preserve">a series of </w:t>
       </w:r>
       <w:r>
         <w:rPr>
@@ -17974,7 +17958,101 @@
         <w:rPr>
           <w:color w:val="000000" w:themeColor="text1"/>
         </w:rPr>
-        <w:t xml:space="preserve">duty </w:t>
+        <w:t>duty n.</w:t>
+      </w:r>
+      <w:r>
+        <w:rPr>
+          <w:rFonts w:hint="eastAsia"/>
+          <w:color w:val="000000" w:themeColor="text1"/>
+        </w:rPr>
+        <w:t>責任</w:t>
+      </w:r>
+      <w:r>
+        <w:rPr>
+          <w:rFonts w:hint="eastAsia"/>
+          <w:color w:val="000000" w:themeColor="text1"/>
+        </w:rPr>
+        <w:t>/</w:t>
+      </w:r>
+      <w:r>
+        <w:rPr>
+          <w:rFonts w:hint="eastAsia"/>
+          <w:color w:val="000000" w:themeColor="text1"/>
+        </w:rPr>
+        <w:t>值勤、</w:t>
+      </w:r>
+      <w:r>
+        <w:rPr>
+          <w:color w:val="000000" w:themeColor="text1"/>
+        </w:rPr>
+        <w:t>posted</w:t>
+      </w:r>
+      <w:r>
+        <w:rPr>
+          <w:rFonts w:hint="eastAsia"/>
+          <w:color w:val="000000" w:themeColor="text1"/>
+        </w:rPr>
+        <w:t xml:space="preserve"> </w:t>
+      </w:r>
+      <w:r>
+        <w:rPr>
+          <w:color w:val="000000" w:themeColor="text1"/>
+        </w:rPr>
+        <w:t>v</w:t>
+      </w:r>
+      <w:r>
+        <w:rPr>
+          <w:rFonts w:hint="eastAsia"/>
+          <w:color w:val="000000" w:themeColor="text1"/>
+        </w:rPr>
+        <w:t>發布</w:t>
+      </w:r>
+      <w:r>
+        <w:rPr>
+          <w:rFonts w:hint="eastAsia"/>
+          <w:color w:val="000000" w:themeColor="text1"/>
+        </w:rPr>
+        <w:t>/</w:t>
+      </w:r>
+      <w:r>
+        <w:rPr>
+          <w:rFonts w:hint="eastAsia"/>
+          <w:color w:val="000000" w:themeColor="text1"/>
+        </w:rPr>
+        <w:t>刊登、</w:t>
+      </w:r>
+      <w:r>
+        <w:rPr>
+          <w:color w:val="000000" w:themeColor="text1"/>
+        </w:rPr>
+        <w:t>notice</w:t>
+      </w:r>
+      <w:r>
+        <w:rPr>
+          <w:rFonts w:hint="eastAsia"/>
+          <w:color w:val="000000" w:themeColor="text1"/>
+        </w:rPr>
+        <w:t xml:space="preserve"> </w:t>
+      </w:r>
+      <w:r>
+        <w:rPr>
+          <w:color w:val="000000" w:themeColor="text1"/>
+        </w:rPr>
+        <w:t>v.</w:t>
+      </w:r>
+      <w:r>
+        <w:rPr>
+          <w:rFonts w:hint="eastAsia"/>
+          <w:color w:val="000000" w:themeColor="text1"/>
+        </w:rPr>
+        <w:t>注意</w:t>
+      </w:r>
+      <w:r>
+        <w:rPr>
+          <w:rFonts w:hint="eastAsia"/>
+          <w:color w:val="000000" w:themeColor="text1"/>
+        </w:rPr>
+        <w:t>,</w:t>
       </w:r>
       <w:r>
         <w:rPr>
@@ -17987,94 +18065,40 @@
           <w:rFonts w:hint="eastAsia"/>
           <w:color w:val="000000" w:themeColor="text1"/>
         </w:rPr>
-        <w:t>責任</w:t>
-      </w:r>
-      <w:r>
-        <w:rPr>
-          <w:rFonts w:hint="eastAsia"/>
-          <w:color w:val="000000" w:themeColor="text1"/>
-        </w:rPr>
-        <w:t>/</w:t>
-      </w:r>
-      <w:r>
-        <w:rPr>
-          <w:rFonts w:hint="eastAsia"/>
-          <w:color w:val="000000" w:themeColor="text1"/>
-        </w:rPr>
-        <w:t>值勤、</w:t>
-      </w:r>
-      <w:r>
-        <w:rPr>
-          <w:color w:val="000000" w:themeColor="text1"/>
-        </w:rPr>
-        <w:t>posted</w:t>
-      </w:r>
-      <w:r>
-        <w:rPr>
-          <w:rFonts w:hint="eastAsia"/>
-          <w:color w:val="000000" w:themeColor="text1"/>
-        </w:rPr>
-        <w:t xml:space="preserve"> </w:t>
-      </w:r>
-      <w:r>
-        <w:rPr>
-          <w:color w:val="000000" w:themeColor="text1"/>
-        </w:rPr>
-        <w:t>v</w:t>
-      </w:r>
-      <w:r>
-        <w:rPr>
-          <w:rFonts w:hint="eastAsia"/>
-          <w:color w:val="000000" w:themeColor="text1"/>
-        </w:rPr>
-        <w:t>發布</w:t>
-      </w:r>
-      <w:r>
-        <w:rPr>
-          <w:rFonts w:hint="eastAsia"/>
-          <w:color w:val="000000" w:themeColor="text1"/>
-        </w:rPr>
-        <w:t>/</w:t>
-      </w:r>
-      <w:r>
-        <w:rPr>
-          <w:rFonts w:hint="eastAsia"/>
-          <w:color w:val="000000" w:themeColor="text1"/>
-        </w:rPr>
-        <w:t>刊登、</w:t>
-      </w:r>
-      <w:r>
-        <w:rPr>
-          <w:color w:val="000000" w:themeColor="text1"/>
-        </w:rPr>
-        <w:t>notice</w:t>
-      </w:r>
-      <w:r>
-        <w:rPr>
-          <w:rFonts w:hint="eastAsia"/>
-          <w:color w:val="000000" w:themeColor="text1"/>
-        </w:rPr>
-        <w:t xml:space="preserve"> </w:t>
-      </w:r>
-      <w:r>
-        <w:rPr>
-          <w:color w:val="000000" w:themeColor="text1"/>
-        </w:rPr>
-        <w:t>v.</w:t>
-      </w:r>
-      <w:r>
-        <w:rPr>
-          <w:rFonts w:hint="eastAsia"/>
-          <w:color w:val="000000" w:themeColor="text1"/>
-        </w:rPr>
-        <w:t>注意</w:t>
-      </w:r>
-      <w:r>
-        <w:rPr>
-          <w:rFonts w:hint="eastAsia"/>
-          <w:color w:val="000000" w:themeColor="text1"/>
-        </w:rPr>
-        <w:t>,</w:t>
+        <w:t>告示</w:t>
+      </w:r>
+    </w:p>
+    <w:p>
+      <w:pPr>
+        <w:rPr>
+          <w:color w:val="000000" w:themeColor="text1"/>
+        </w:rPr>
+      </w:pPr>
+      <w:r>
+        <w:rPr>
+          <w:color w:val="000000" w:themeColor="text1"/>
+        </w:rPr>
+        <w:t>board n.</w:t>
+      </w:r>
+      <w:r>
+        <w:rPr>
+          <w:rFonts w:hint="eastAsia"/>
+          <w:color w:val="000000" w:themeColor="text1"/>
+        </w:rPr>
+        <w:t>板、</w:t>
+      </w:r>
+      <w:r>
+        <w:rPr>
+          <w:color w:val="000000" w:themeColor="text1"/>
+        </w:rPr>
+        <w:t>lounge</w:t>
+      </w:r>
+      <w:r>
+        <w:rPr>
+          <w:rFonts w:hint="eastAsia"/>
+          <w:color w:val="000000" w:themeColor="text1"/>
+        </w:rPr>
+        <w:t xml:space="preserve"> </w:t>
       </w:r>
       <w:r>
         <w:rPr>
@@ -18087,7 +18111,7 @@
           <w:rFonts w:hint="eastAsia"/>
           <w:color w:val="000000" w:themeColor="text1"/>
         </w:rPr>
-        <w:t>告示</w:t>
+        <w:t>休息室</w:t>
       </w:r>
     </w:p>
     <w:p>
@@ -18096,51 +18120,6 @@
           <w:color w:val="000000" w:themeColor="text1"/>
         </w:rPr>
       </w:pPr>
-      <w:r>
-        <w:rPr>
-          <w:color w:val="000000" w:themeColor="text1"/>
-        </w:rPr>
-        <w:t>board</w:t>
-      </w:r>
-      <w:r>
-        <w:rPr>
-          <w:color w:val="000000" w:themeColor="text1"/>
-        </w:rPr>
-        <w:t xml:space="preserve"> n.</w:t>
-      </w:r>
-      <w:r>
-        <w:rPr>
-          <w:rFonts w:hint="eastAsia"/>
-          <w:color w:val="000000" w:themeColor="text1"/>
-        </w:rPr>
-        <w:t>板、</w:t>
-      </w:r>
-      <w:r>
-        <w:rPr>
-          <w:color w:val="000000" w:themeColor="text1"/>
-        </w:rPr>
-        <w:t>lounge</w:t>
-      </w:r>
-      <w:r>
-        <w:rPr>
-          <w:rFonts w:hint="eastAsia"/>
-          <w:color w:val="000000" w:themeColor="text1"/>
-        </w:rPr>
-        <w:t xml:space="preserve"> </w:t>
-      </w:r>
-      <w:r>
-        <w:rPr>
-          <w:color w:val="000000" w:themeColor="text1"/>
-        </w:rPr>
-        <w:t>n.</w:t>
-      </w:r>
-      <w:r>
-        <w:rPr>
-          <w:rFonts w:hint="eastAsia"/>
-          <w:color w:val="000000" w:themeColor="text1"/>
-        </w:rPr>
-        <w:t>休息室</w:t>
-      </w:r>
     </w:p>
     <w:p>
       <w:pPr>
@@ -18166,14 +18145,6 @@
     <w:p>
       <w:pPr>
         <w:rPr>
-          <w:color w:val="000000" w:themeColor="text1"/>
-        </w:rPr>
-      </w:pPr>
-    </w:p>
-    <w:p>
-      <w:pPr>
-        <w:rPr>
-          <w:rFonts w:hint="eastAsia"/>
           <w:color w:val="000000" w:themeColor="text1"/>
         </w:rPr>
       </w:pPr>
@@ -18241,7 +18212,6 @@
     <w:p>
       <w:pPr>
         <w:rPr>
-          <w:rFonts w:hint="eastAsia"/>
           <w:color w:val="000000" w:themeColor="text1"/>
         </w:rPr>
       </w:pPr>
@@ -18324,7 +18294,6 @@
     <w:p>
       <w:pPr>
         <w:rPr>
-          <w:rFonts w:hint="eastAsia"/>
           <w:color w:val="000000" w:themeColor="text1"/>
         </w:rPr>
       </w:pPr>
@@ -18379,13 +18348,7 @@
         <w:rPr>
           <w:color w:val="000000" w:themeColor="text1"/>
         </w:rPr>
-        <w:t>eater</w:t>
-      </w:r>
-      <w:r>
-        <w:rPr>
-          <w:color w:val="000000" w:themeColor="text1"/>
-        </w:rPr>
-        <w:t>y n.</w:t>
+        <w:t>eatery n.</w:t>
       </w:r>
       <w:r>
         <w:rPr>
@@ -18398,7 +18361,6 @@
     <w:p>
       <w:pPr>
         <w:rPr>
-          <w:rFonts w:hint="eastAsia"/>
           <w:color w:val="000000" w:themeColor="text1"/>
         </w:rPr>
       </w:pPr>
@@ -18550,13 +18512,7 @@
         <w:rPr>
           <w:color w:val="000000" w:themeColor="text1"/>
         </w:rPr>
-        <w:t>Upon</w:t>
-      </w:r>
-      <w:r>
-        <w:rPr>
-          <w:color w:val="000000" w:themeColor="text1"/>
-        </w:rPr>
-        <w:t xml:space="preserve"> </w:t>
+        <w:t xml:space="preserve">Upon </w:t>
       </w:r>
       <w:r>
         <w:rPr>
@@ -18591,7 +18547,272 @@
         <w:rPr>
           <w:color w:val="000000" w:themeColor="text1"/>
         </w:rPr>
-        <w:t>construction</w:t>
+        <w:t>construction n.</w:t>
+      </w:r>
+      <w:r>
+        <w:rPr>
+          <w:rFonts w:hint="eastAsia"/>
+          <w:color w:val="000000" w:themeColor="text1"/>
+        </w:rPr>
+        <w:t>建築、</w:t>
+      </w:r>
+      <w:r>
+        <w:rPr>
+          <w:color w:val="000000" w:themeColor="text1"/>
+        </w:rPr>
+        <w:t>warmly</w:t>
+      </w:r>
+      <w:r>
+        <w:rPr>
+          <w:rFonts w:hint="eastAsia"/>
+          <w:color w:val="000000" w:themeColor="text1"/>
+        </w:rPr>
+        <w:t xml:space="preserve"> </w:t>
+      </w:r>
+      <w:r>
+        <w:rPr>
+          <w:color w:val="000000" w:themeColor="text1"/>
+        </w:rPr>
+        <w:t>adv.</w:t>
+      </w:r>
+      <w:r>
+        <w:rPr>
+          <w:rFonts w:hint="eastAsia"/>
+          <w:color w:val="000000" w:themeColor="text1"/>
+        </w:rPr>
+        <w:t>熱情</w:t>
+      </w:r>
+      <w:r>
+        <w:rPr>
+          <w:rFonts w:hint="eastAsia"/>
+          <w:color w:val="000000" w:themeColor="text1"/>
+        </w:rPr>
+        <w:t>/</w:t>
+      </w:r>
+      <w:r>
+        <w:rPr>
+          <w:rFonts w:hint="eastAsia"/>
+          <w:color w:val="000000" w:themeColor="text1"/>
+        </w:rPr>
+        <w:t>溫暖</w:t>
+      </w:r>
+    </w:p>
+    <w:p>
+      <w:pPr>
+        <w:rPr>
+          <w:color w:val="000000" w:themeColor="text1"/>
+        </w:rPr>
+      </w:pPr>
+      <w:r>
+        <w:rPr>
+          <w:color w:val="000000" w:themeColor="text1"/>
+        </w:rPr>
+        <w:t>Greeted</w:t>
+      </w:r>
+      <w:r>
+        <w:rPr>
+          <w:rFonts w:hint="eastAsia"/>
+          <w:color w:val="000000" w:themeColor="text1"/>
+        </w:rPr>
+        <w:t xml:space="preserve"> </w:t>
+      </w:r>
+      <w:r>
+        <w:rPr>
+          <w:color w:val="000000" w:themeColor="text1"/>
+        </w:rPr>
+        <w:t>v.</w:t>
+      </w:r>
+      <w:r>
+        <w:rPr>
+          <w:rFonts w:hint="eastAsia"/>
+          <w:color w:val="000000" w:themeColor="text1"/>
+        </w:rPr>
+        <w:t>迎接</w:t>
+      </w:r>
+      <w:r>
+        <w:rPr>
+          <w:rFonts w:hint="eastAsia"/>
+          <w:color w:val="000000" w:themeColor="text1"/>
+        </w:rPr>
+        <w:t>/</w:t>
+      </w:r>
+      <w:r>
+        <w:rPr>
+          <w:rFonts w:hint="eastAsia"/>
+          <w:color w:val="000000" w:themeColor="text1"/>
+        </w:rPr>
+        <w:t>問候、</w:t>
+      </w:r>
+      <w:r>
+        <w:rPr>
+          <w:color w:val="000000" w:themeColor="text1"/>
+        </w:rPr>
+        <w:t>Greeted by</w:t>
+      </w:r>
+      <w:r>
+        <w:rPr>
+          <w:rFonts w:hint="eastAsia"/>
+          <w:color w:val="000000" w:themeColor="text1"/>
+        </w:rPr>
+        <w:t xml:space="preserve"> </w:t>
+      </w:r>
+      <w:r>
+        <w:rPr>
+          <w:rFonts w:hint="eastAsia"/>
+          <w:color w:val="000000" w:themeColor="text1"/>
+        </w:rPr>
+        <w:t>唄</w:t>
+      </w:r>
+      <w:r>
+        <w:rPr>
+          <w:rFonts w:hint="eastAsia"/>
+          <w:color w:val="000000" w:themeColor="text1"/>
+        </w:rPr>
+        <w:t>..</w:t>
+      </w:r>
+      <w:r>
+        <w:rPr>
+          <w:rFonts w:hint="eastAsia"/>
+          <w:color w:val="000000" w:themeColor="text1"/>
+        </w:rPr>
+        <w:t>迎接</w:t>
+      </w:r>
+    </w:p>
+    <w:p>
+      <w:pPr>
+        <w:rPr>
+          <w:color w:val="000000" w:themeColor="text1"/>
+        </w:rPr>
+      </w:pPr>
+    </w:p>
+    <w:p>
+      <w:pPr>
+        <w:rPr>
+          <w:rFonts w:hint="eastAsia"/>
+          <w:color w:val="000000" w:themeColor="text1"/>
+        </w:rPr>
+      </w:pPr>
+    </w:p>
+    <w:p>
+      <w:pPr>
+        <w:rPr>
+          <w:color w:val="000000" w:themeColor="text1"/>
+        </w:rPr>
+      </w:pPr>
+      <w:r>
+        <w:rPr>
+          <w:color w:val="000000" w:themeColor="text1"/>
+        </w:rPr>
+        <w:t xml:space="preserve">The press has the responsibility to </w:t>
+      </w:r>
+      <w:r>
+        <w:rPr>
+          <w:color w:val="000000" w:themeColor="text1"/>
+          <w:highlight w:val="yellow"/>
+        </w:rPr>
+        <w:t>clarify</w:t>
+      </w:r>
+      <w:r>
+        <w:rPr>
+          <w:color w:val="000000" w:themeColor="text1"/>
+        </w:rPr>
+        <w:t xml:space="preserve"> all incorrect reports to make sure the public is well informed.</w:t>
+      </w:r>
+    </w:p>
+    <w:p>
+      <w:pPr>
+        <w:rPr>
+          <w:color w:val="000000" w:themeColor="text1"/>
+        </w:rPr>
+      </w:pPr>
+      <w:r>
+        <w:rPr>
+          <w:color w:val="000000" w:themeColor="text1"/>
+          <w:highlight w:val="yellow"/>
+        </w:rPr>
+        <w:t>(A)</w:t>
+      </w:r>
+      <w:r>
+        <w:rPr>
+          <w:color w:val="000000" w:themeColor="text1"/>
+          <w:highlight w:val="yellow"/>
+        </w:rPr>
+        <w:t>clarify</w:t>
+      </w:r>
+      <w:r>
+        <w:rPr>
+          <w:rFonts w:hint="eastAsia"/>
+          <w:color w:val="000000" w:themeColor="text1"/>
+          <w:highlight w:val="yellow"/>
+        </w:rPr>
+        <w:t>證明</w:t>
+      </w:r>
+      <w:r>
+        <w:rPr>
+          <w:rFonts w:hint="eastAsia"/>
+          <w:color w:val="000000" w:themeColor="text1"/>
+        </w:rPr>
+        <w:t>(</w:t>
+      </w:r>
+      <w:r>
+        <w:rPr>
+          <w:color w:val="000000" w:themeColor="text1"/>
+        </w:rPr>
+        <w:t>B)refund</w:t>
+      </w:r>
+      <w:r>
+        <w:rPr>
+          <w:rFonts w:hint="eastAsia"/>
+          <w:color w:val="000000" w:themeColor="text1"/>
+        </w:rPr>
+        <w:t>退費</w:t>
+      </w:r>
+      <w:r>
+        <w:rPr>
+          <w:color w:val="000000" w:themeColor="text1"/>
+        </w:rPr>
+        <w:t>(C)issue</w:t>
+      </w:r>
+      <w:r>
+        <w:rPr>
+          <w:rFonts w:hint="eastAsia"/>
+          <w:color w:val="000000" w:themeColor="text1"/>
+        </w:rPr>
+        <w:t>發行</w:t>
+      </w:r>
+      <w:r>
+        <w:rPr>
+          <w:color w:val="000000" w:themeColor="text1"/>
+        </w:rPr>
+        <w:t>(D)reset</w:t>
+      </w:r>
+      <w:r>
+        <w:rPr>
+          <w:rFonts w:hint="eastAsia"/>
+          <w:color w:val="000000" w:themeColor="text1"/>
+        </w:rPr>
+        <w:t>歸零</w:t>
+      </w:r>
+    </w:p>
+    <w:p>
+      <w:pPr>
+        <w:rPr>
+          <w:rFonts w:hint="eastAsia"/>
+          <w:color w:val="000000" w:themeColor="text1"/>
+        </w:rPr>
+      </w:pPr>
+    </w:p>
+    <w:p>
+      <w:pPr>
+        <w:rPr>
+          <w:color w:val="000000" w:themeColor="text1"/>
+        </w:rPr>
+      </w:pPr>
+      <w:r>
+        <w:rPr>
+          <w:color w:val="000000" w:themeColor="text1"/>
+        </w:rPr>
+        <w:t>press</w:t>
       </w:r>
       <w:r>
         <w:rPr>
@@ -18604,47 +18825,59 @@
           <w:rFonts w:hint="eastAsia"/>
           <w:color w:val="000000" w:themeColor="text1"/>
         </w:rPr>
-        <w:t>建築、</w:t>
-      </w:r>
-      <w:r>
-        <w:rPr>
-          <w:color w:val="000000" w:themeColor="text1"/>
-        </w:rPr>
-        <w:t>warmly</w:t>
-      </w:r>
-      <w:r>
-        <w:rPr>
-          <w:rFonts w:hint="eastAsia"/>
-          <w:color w:val="000000" w:themeColor="text1"/>
-        </w:rPr>
-        <w:t xml:space="preserve"> </w:t>
-      </w:r>
-      <w:r>
-        <w:rPr>
-          <w:color w:val="000000" w:themeColor="text1"/>
-        </w:rPr>
-        <w:t>adv.</w:t>
-      </w:r>
-      <w:r>
-        <w:rPr>
-          <w:rFonts w:hint="eastAsia"/>
-          <w:color w:val="000000" w:themeColor="text1"/>
-        </w:rPr>
-        <w:t>熱情</w:t>
-      </w:r>
-      <w:r>
-        <w:rPr>
-          <w:rFonts w:hint="eastAsia"/>
-          <w:color w:val="000000" w:themeColor="text1"/>
-        </w:rPr>
-        <w:t>/</w:t>
-      </w:r>
-      <w:r>
-        <w:rPr>
-          <w:rFonts w:hint="eastAsia"/>
-          <w:color w:val="000000" w:themeColor="text1"/>
-        </w:rPr>
-        <w:t>溫暖</w:t>
+        <w:t>媒體、</w:t>
+      </w:r>
+      <w:r>
+        <w:rPr>
+          <w:color w:val="000000" w:themeColor="text1"/>
+        </w:rPr>
+        <w:t>responsibility</w:t>
+      </w:r>
+      <w:r>
+        <w:rPr>
+          <w:rFonts w:hint="eastAsia"/>
+          <w:color w:val="000000" w:themeColor="text1"/>
+        </w:rPr>
+        <w:t xml:space="preserve"> </w:t>
+      </w:r>
+      <w:r>
+        <w:rPr>
+          <w:color w:val="000000" w:themeColor="text1"/>
+        </w:rPr>
+        <w:t>n.</w:t>
+      </w:r>
+      <w:r>
+        <w:rPr>
+          <w:rFonts w:hint="eastAsia"/>
+          <w:color w:val="000000" w:themeColor="text1"/>
+        </w:rPr>
+        <w:t>責任、</w:t>
+      </w:r>
+      <w:r>
+        <w:rPr>
+          <w:color w:val="000000" w:themeColor="text1"/>
+        </w:rPr>
+        <w:t>incorrect</w:t>
+      </w:r>
+      <w:r>
+        <w:rPr>
+          <w:rFonts w:hint="eastAsia"/>
+          <w:color w:val="000000" w:themeColor="text1"/>
+        </w:rPr>
+        <w:t xml:space="preserve"> </w:t>
+      </w:r>
+      <w:r>
+        <w:rPr>
+          <w:color w:val="000000" w:themeColor="text1"/>
+        </w:rPr>
+        <w:t>adj.</w:t>
+      </w:r>
+      <w:r>
+        <w:rPr>
+          <w:rFonts w:hint="eastAsia"/>
+          <w:color w:val="000000" w:themeColor="text1"/>
+        </w:rPr>
+        <w:t>不正確</w:t>
       </w:r>
     </w:p>
     <w:p>
@@ -18657,76 +18890,22 @@
         <w:rPr>
           <w:color w:val="000000" w:themeColor="text1"/>
         </w:rPr>
-        <w:t>Greeted</w:t>
-      </w:r>
-      <w:r>
-        <w:rPr>
-          <w:rFonts w:hint="eastAsia"/>
-          <w:color w:val="000000" w:themeColor="text1"/>
-        </w:rPr>
-        <w:t xml:space="preserve"> </w:t>
-      </w:r>
-      <w:r>
-        <w:rPr>
-          <w:color w:val="000000" w:themeColor="text1"/>
-        </w:rPr>
-        <w:t>v.</w:t>
-      </w:r>
-      <w:r>
-        <w:rPr>
-          <w:rFonts w:hint="eastAsia"/>
-          <w:color w:val="000000" w:themeColor="text1"/>
-        </w:rPr>
-        <w:t>迎接</w:t>
-      </w:r>
-      <w:r>
-        <w:rPr>
-          <w:rFonts w:hint="eastAsia"/>
-          <w:color w:val="000000" w:themeColor="text1"/>
-        </w:rPr>
-        <w:t>/</w:t>
-      </w:r>
-      <w:r>
-        <w:rPr>
-          <w:rFonts w:hint="eastAsia"/>
-          <w:color w:val="000000" w:themeColor="text1"/>
-        </w:rPr>
-        <w:t>問候、</w:t>
-      </w:r>
-      <w:r>
-        <w:rPr>
-          <w:color w:val="000000" w:themeColor="text1"/>
-        </w:rPr>
-        <w:t>Greeted by</w:t>
-      </w:r>
-      <w:r>
-        <w:rPr>
-          <w:rFonts w:hint="eastAsia"/>
-          <w:color w:val="000000" w:themeColor="text1"/>
-        </w:rPr>
-        <w:t xml:space="preserve"> </w:t>
-      </w:r>
-      <w:r>
-        <w:rPr>
-          <w:rFonts w:hint="eastAsia"/>
-          <w:color w:val="000000" w:themeColor="text1"/>
-        </w:rPr>
-        <w:t>唄</w:t>
-      </w:r>
-      <w:r>
-        <w:rPr>
-          <w:rFonts w:hint="eastAsia"/>
-          <w:color w:val="000000" w:themeColor="text1"/>
-        </w:rPr>
-        <w:t>..</w:t>
-      </w:r>
-      <w:r>
-        <w:rPr>
-          <w:rFonts w:hint="eastAsia"/>
-          <w:color w:val="000000" w:themeColor="text1"/>
-        </w:rPr>
-        <w:t>迎接</w:t>
-      </w:r>
+        <w:t>is well informed</w:t>
+      </w:r>
+      <w:r>
+        <w:rPr>
+          <w:rFonts w:hint="eastAsia"/>
+          <w:color w:val="000000" w:themeColor="text1"/>
+        </w:rPr>
+        <w:t>被充分告知</w:t>
+      </w:r>
+    </w:p>
+    <w:p>
+      <w:pPr>
+        <w:rPr>
+          <w:color w:val="000000" w:themeColor="text1"/>
+        </w:rPr>
+      </w:pPr>
     </w:p>
     <w:p>
       <w:pPr>
@@ -18754,7 +18933,7 @@
 </file>
 
 <file path=word/endnotes.xml><?xml version="1.0" encoding="utf-8"?>
-<w:endnotes xmlns:wpc="http://schemas.microsoft.com/office/word/2010/wordprocessingCanvas" xmlns:cx="http://schemas.microsoft.com/office/drawing/2014/chartex" xmlns:cx1="http://schemas.microsoft.com/office/drawing/2015/9/8/chartex" xmlns:cx2="http://schemas.microsoft.com/office/drawing/2015/10/21/chartex" xmlns:cx3="http://schemas.microsoft.com/office/drawing/2016/5/9/chartex" xmlns:cx4="http://schemas.microsoft.com/office/drawing/2016/5/10/chartex" xmlns:cx5="http://schemas.microsoft.com/office/drawing/2016/5/11/chartex" xmlns:cx6="http://schemas.microsoft.com/office/drawing/2016/5/12/chartex" xmlns:cx7="http://schemas.microsoft.com/office/drawing/2016/5/13/chartex" xmlns:cx8="http://schemas.microsoft.com/office/drawing/2016/5/14/chartex" xmlns:mc="http://schemas.openxmlformats.org/markup-compatibility/2006" xmlns:aink="http://schemas.microsoft.com/office/drawing/2016/ink" xmlns:am3d="http://schemas.microsoft.com/office/drawing/2017/model3d" xmlns:o="urn:schemas-microsoft-com:office:office" xmlns:oel="http://schemas.microsoft.com/office/2019/extlst" xmlns:r="http://schemas.openxmlformats.org/officeDocument/2006/relationships" xmlns:m="http://schemas.openxmlformats.org/officeDocument/2006/math" xmlns:v="urn:schemas-microsoft-com:vml" xmlns:wp14="http://schemas.microsoft.com/office/word/2010/wordprocessingDrawing" xmlns:wp="http://schemas.openxmlformats.org/drawingml/2006/wordprocessingDrawing" xmlns:w10="urn:schemas-microsoft-com:office:word" xmlns:w="http://schemas.openxmlformats.org/wordprocessingml/2006/main" xmlns:w14="http://schemas.microsoft.com/office/word/2010/wordml" xmlns:w15="http://schemas.microsoft.com/office/word/2012/wordml" xmlns:w16cex="http://schemas.microsoft.com/office/word/2018/wordml/cex" xmlns:w16cid="http://schemas.microsoft.com/office/word/2016/wordml/cid" xmlns:w16="http://schemas.microsoft.com/office/word/2018/wordml" xmlns:w16du="http://schemas.microsoft.com/office/word/2023/wordml/word16du" xmlns:w16sdtdh="http://schemas.microsoft.com/office/word/2020/wordml/sdtdatahash" xmlns:w16se="http://schemas.microsoft.com/office/word/2015/wordml/symex" xmlns:wpg="http://schemas.microsoft.com/office/word/2010/wordprocessingGroup" xmlns:wpi="http://schemas.microsoft.com/office/word/2010/wordprocessingInk" xmlns:wne="http://schemas.microsoft.com/office/word/2006/wordml" xmlns:wps="http://schemas.microsoft.com/office/word/2010/wordprocessingShape" mc:Ignorable="w14 w15 w16se w16cid w16 w16cex w16sdtdh wp14">
+<w:endnotes xmlns:wpc="http://schemas.microsoft.com/office/word/2010/wordprocessingCanvas" xmlns:cx="http://schemas.microsoft.com/office/drawing/2014/chartex" xmlns:cx1="http://schemas.microsoft.com/office/drawing/2015/9/8/chartex" xmlns:cx2="http://schemas.microsoft.com/office/drawing/2015/10/21/chartex" xmlns:cx3="http://schemas.microsoft.com/office/drawing/2016/5/9/chartex" xmlns:cx4="http://schemas.microsoft.com/office/drawing/2016/5/10/chartex" xmlns:cx5="http://schemas.microsoft.com/office/drawing/2016/5/11/chartex" xmlns:cx6="http://schemas.microsoft.com/office/drawing/2016/5/12/chartex" xmlns:cx7="http://schemas.microsoft.com/office/drawing/2016/5/13/chartex" xmlns:cx8="http://schemas.microsoft.com/office/drawing/2016/5/14/chartex" xmlns:mc="http://schemas.openxmlformats.org/markup-compatibility/2006" xmlns:aink="http://schemas.microsoft.com/office/drawing/2016/ink" xmlns:am3d="http://schemas.microsoft.com/office/drawing/2017/model3d" xmlns:o="urn:schemas-microsoft-com:office:office" xmlns:r="http://schemas.openxmlformats.org/officeDocument/2006/relationships" xmlns:m="http://schemas.openxmlformats.org/officeDocument/2006/math" xmlns:v="urn:schemas-microsoft-com:vml" xmlns:wp14="http://schemas.microsoft.com/office/word/2010/wordprocessingDrawing" xmlns:wp="http://schemas.openxmlformats.org/drawingml/2006/wordprocessingDrawing" xmlns:w10="urn:schemas-microsoft-com:office:word" xmlns:w="http://schemas.openxmlformats.org/wordprocessingml/2006/main" xmlns:w14="http://schemas.microsoft.com/office/word/2010/wordml" xmlns:w15="http://schemas.microsoft.com/office/word/2012/wordml" xmlns:w16cex="http://schemas.microsoft.com/office/word/2018/wordml/cex" xmlns:w16cid="http://schemas.microsoft.com/office/word/2016/wordml/cid" xmlns:w16="http://schemas.microsoft.com/office/word/2018/wordml" xmlns:w16sdtdh="http://schemas.microsoft.com/office/word/2020/wordml/sdtdatahash" xmlns:w16se="http://schemas.microsoft.com/office/word/2015/wordml/symex" xmlns:wpg="http://schemas.microsoft.com/office/word/2010/wordprocessingGroup" xmlns:wpi="http://schemas.microsoft.com/office/word/2010/wordprocessingInk" xmlns:wne="http://schemas.microsoft.com/office/word/2006/wordml" xmlns:wps="http://schemas.microsoft.com/office/word/2010/wordprocessingShape" mc:Ignorable="w14 w15 w16se w16cid w16 w16cex w16sdtdh wp14">
   <w:endnote w:type="separator" w:id="-1">
     <w:p>
       <w:r>
@@ -18773,7 +18952,7 @@
 </file>
 
 <file path=word/footnotes.xml><?xml version="1.0" encoding="utf-8"?>
-<w:footnotes xmlns:wpc="http://schemas.microsoft.com/office/word/2010/wordprocessingCanvas" xmlns:cx="http://schemas.microsoft.com/office/drawing/2014/chartex" xmlns:cx1="http://schemas.microsoft.com/office/drawing/2015/9/8/chartex" xmlns:cx2="http://schemas.microsoft.com/office/drawing/2015/10/21/chartex" xmlns:cx3="http://schemas.microsoft.com/office/drawing/2016/5/9/chartex" xmlns:cx4="http://schemas.microsoft.com/office/drawing/2016/5/10/chartex" xmlns:cx5="http://schemas.microsoft.com/office/drawing/2016/5/11/chartex" xmlns:cx6="http://schemas.microsoft.com/office/drawing/2016/5/12/chartex" xmlns:cx7="http://schemas.microsoft.com/office/drawing/2016/5/13/chartex" xmlns:cx8="http://schemas.microsoft.com/office/drawing/2016/5/14/chartex" xmlns:mc="http://schemas.openxmlformats.org/markup-compatibility/2006" xmlns:aink="http://schemas.microsoft.com/office/drawing/2016/ink" xmlns:am3d="http://schemas.microsoft.com/office/drawing/2017/model3d" xmlns:o="urn:schemas-microsoft-com:office:office" xmlns:oel="http://schemas.microsoft.com/office/2019/extlst" xmlns:r="http://schemas.openxmlformats.org/officeDocument/2006/relationships" xmlns:m="http://schemas.openxmlformats.org/officeDocument/2006/math" xmlns:v="urn:schemas-microsoft-com:vml" xmlns:wp14="http://schemas.microsoft.com/office/word/2010/wordprocessingDrawing" xmlns:wp="http://schemas.openxmlformats.org/drawingml/2006/wordprocessingDrawing" xmlns:w10="urn:schemas-microsoft-com:office:word" xmlns:w="http://schemas.openxmlformats.org/wordprocessingml/2006/main" xmlns:w14="http://schemas.microsoft.com/office/word/2010/wordml" xmlns:w15="http://schemas.microsoft.com/office/word/2012/wordml" xmlns:w16cex="http://schemas.microsoft.com/office/word/2018/wordml/cex" xmlns:w16cid="http://schemas.microsoft.com/office/word/2016/wordml/cid" xmlns:w16="http://schemas.microsoft.com/office/word/2018/wordml" xmlns:w16du="http://schemas.microsoft.com/office/word/2023/wordml/word16du" xmlns:w16sdtdh="http://schemas.microsoft.com/office/word/2020/wordml/sdtdatahash" xmlns:w16se="http://schemas.microsoft.com/office/word/2015/wordml/symex" xmlns:wpg="http://schemas.microsoft.com/office/word/2010/wordprocessingGroup" xmlns:wpi="http://schemas.microsoft.com/office/word/2010/wordprocessingInk" xmlns:wne="http://schemas.microsoft.com/office/word/2006/wordml" xmlns:wps="http://schemas.microsoft.com/office/word/2010/wordprocessingShape" mc:Ignorable="w14 w15 w16se w16cid w16 w16cex w16sdtdh wp14">
+<w:footnotes xmlns:wpc="http://schemas.microsoft.com/office/word/2010/wordprocessingCanvas" xmlns:cx="http://schemas.microsoft.com/office/drawing/2014/chartex" xmlns:cx1="http://schemas.microsoft.com/office/drawing/2015/9/8/chartex" xmlns:cx2="http://schemas.microsoft.com/office/drawing/2015/10/21/chartex" xmlns:cx3="http://schemas.microsoft.com/office/drawing/2016/5/9/chartex" xmlns:cx4="http://schemas.microsoft.com/office/drawing/2016/5/10/chartex" xmlns:cx5="http://schemas.microsoft.com/office/drawing/2016/5/11/chartex" xmlns:cx6="http://schemas.microsoft.com/office/drawing/2016/5/12/chartex" xmlns:cx7="http://schemas.microsoft.com/office/drawing/2016/5/13/chartex" xmlns:cx8="http://schemas.microsoft.com/office/drawing/2016/5/14/chartex" xmlns:mc="http://schemas.openxmlformats.org/markup-compatibility/2006" xmlns:aink="http://schemas.microsoft.com/office/drawing/2016/ink" xmlns:am3d="http://schemas.microsoft.com/office/drawing/2017/model3d" xmlns:o="urn:schemas-microsoft-com:office:office" xmlns:r="http://schemas.openxmlformats.org/officeDocument/2006/relationships" xmlns:m="http://schemas.openxmlformats.org/officeDocument/2006/math" xmlns:v="urn:schemas-microsoft-com:vml" xmlns:wp14="http://schemas.microsoft.com/office/word/2010/wordprocessingDrawing" xmlns:wp="http://schemas.openxmlformats.org/drawingml/2006/wordprocessingDrawing" xmlns:w10="urn:schemas-microsoft-com:office:word" xmlns:w="http://schemas.openxmlformats.org/wordprocessingml/2006/main" xmlns:w14="http://schemas.microsoft.com/office/word/2010/wordml" xmlns:w15="http://schemas.microsoft.com/office/word/2012/wordml" xmlns:w16cex="http://schemas.microsoft.com/office/word/2018/wordml/cex" xmlns:w16cid="http://schemas.microsoft.com/office/word/2016/wordml/cid" xmlns:w16="http://schemas.microsoft.com/office/word/2018/wordml" xmlns:w16sdtdh="http://schemas.microsoft.com/office/word/2020/wordml/sdtdatahash" xmlns:w16se="http://schemas.microsoft.com/office/word/2015/wordml/symex" xmlns:wpg="http://schemas.microsoft.com/office/word/2010/wordprocessingGroup" xmlns:wpi="http://schemas.microsoft.com/office/word/2010/wordprocessingInk" xmlns:wne="http://schemas.microsoft.com/office/word/2006/wordml" xmlns:wps="http://schemas.microsoft.com/office/word/2010/wordprocessingShape" mc:Ignorable="w14 w15 w16se w16cid w16 w16cex w16sdtdh wp14">
   <w:footnote w:type="separator" w:id="-1">
     <w:p>
       <w:r>
@@ -18792,987 +18971,8 @@
 </file>
 
 <file path=word/numbering.xml><?xml version="1.0" encoding="utf-8"?>
-<w:numbering xmlns:wpc="http://schemas.microsoft.com/office/word/2010/wordprocessingCanvas" xmlns:cx="http://schemas.microsoft.com/office/drawing/2014/chartex" xmlns:cx1="http://schemas.microsoft.com/office/drawing/2015/9/8/chartex" xmlns:cx2="http://schemas.microsoft.com/office/drawing/2015/10/21/chartex" xmlns:cx3="http://schemas.microsoft.com/office/drawing/2016/5/9/chartex" xmlns:cx4="http://schemas.microsoft.com/office/drawing/2016/5/10/chartex" xmlns:cx5="http://schemas.microsoft.com/office/drawing/2016/5/11/chartex" xmlns:cx6="http://schemas.microsoft.com/office/drawing/2016/5/12/chartex" xmlns:cx7="http://schemas.microsoft.com/office/drawing/2016/5/13/chartex" xmlns:cx8="http://schemas.microsoft.com/office/drawing/2016/5/14/chartex" xmlns:mc="http://schemas.openxmlformats.org/markup-compatibility/2006" xmlns:aink="http://schemas.microsoft.com/office/drawing/2016/ink" xmlns:am3d="http://schemas.microsoft.com/office/drawing/2017/model3d" xmlns:o="urn:schemas-microsoft-com:office:office" xmlns:oel="http://schemas.microsoft.com/office/2019/extlst" xmlns:r="http://schemas.openxmlformats.org/officeDocument/2006/relationships" xmlns:m="http://schemas.openxmlformats.org/officeDocument/2006/math" xmlns:v="urn:schemas-microsoft-com:vml" xmlns:wp14="http://schemas.microsoft.com/office/word/2010/wordprocessingDrawing" xmlns:wp="http://schemas.openxmlformats.org/drawingml/2006/wordprocessingDrawing" xmlns:w10="urn:schemas-microsoft-com:office:word" xmlns:w="http://schemas.openxmlformats.org/wordprocessingml/2006/main" xmlns:w14="http://schemas.microsoft.com/office/word/2010/wordml" xmlns:w15="http://schemas.microsoft.com/office/word/2012/wordml" xmlns:w16cex="http://schemas.microsoft.com/office/word/2018/wordml/cex" xmlns:w16cid="http://schemas.microsoft.com/office/word/2016/wordml/cid" xmlns:w16="http://schemas.microsoft.com/office/word/2018/wordml" xmlns:w16du="http://schemas.microsoft.com/office/word/2023/wordml/word16du" xmlns:w16sdtdh="http://schemas.microsoft.com/office/word/2020/wordml/sdtdatahash" xmlns:w16se="http://schemas.microsoft.com/office/word/2015/wordml/symex" xmlns:wpg="http://schemas.microsoft.com/office/word/2010/wordprocessingGroup" xmlns:wpi="http://schemas.microsoft.com/office/word/2010/wordprocessingInk" xmlns:wne="http://schemas.microsoft.com/office/word/2006/wordml" xmlns:wps="http://schemas.microsoft.com/office/word/2010/wordprocessingShape" mc:Ignorable="w14 w15 w16se w16cid w16 w16cex w16sdtdh wp14">
+<w:numbering xmlns:wpc="http://schemas.microsoft.com/office/word/2010/wordprocessingCanvas" xmlns:cx="http://schemas.microsoft.com/office/drawing/2014/chartex" xmlns:cx1="http://schemas.microsoft.com/office/drawing/2015/9/8/chartex" xmlns:cx2="http://schemas.microsoft.com/office/drawing/2015/10/21/chartex" xmlns:cx3="http://schemas.microsoft.com/office/drawing/2016/5/9/chartex" xmlns:cx4="http://schemas.microsoft.com/office/drawing/2016/5/10/chartex" xmlns:cx5="http://schemas.microsoft.com/office/drawing/2016/5/11/chartex" xmlns:cx6="http://schemas.microsoft.com/office/drawing/2016/5/12/chartex" xmlns:cx7="http://schemas.microsoft.com/office/drawing/2016/5/13/chartex" xmlns:cx8="http://schemas.microsoft.com/office/drawing/2016/5/14/chartex" xmlns:mc="http://schemas.openxmlformats.org/markup-compatibility/2006" xmlns:aink="http://schemas.microsoft.com/office/drawing/2016/ink" xmlns:am3d="http://schemas.microsoft.com/office/drawing/2017/model3d" xmlns:o="urn:schemas-microsoft-com:office:office" xmlns:r="http://schemas.openxmlformats.org/officeDocument/2006/relationships" xmlns:m="http://schemas.openxmlformats.org/officeDocument/2006/math" xmlns:v="urn:schemas-microsoft-com:vml" xmlns:wp14="http://schemas.microsoft.com/office/word/2010/wordprocessingDrawing" xmlns:wp="http://schemas.openxmlformats.org/drawingml/2006/wordprocessingDrawing" xmlns:w10="urn:schemas-microsoft-com:office:word" xmlns:w="http://schemas.openxmlformats.org/wordprocessingml/2006/main" xmlns:w14="http://schemas.microsoft.com/office/word/2010/wordml" xmlns:w15="http://schemas.microsoft.com/office/word/2012/wordml" xmlns:w16cex="http://schemas.microsoft.com/office/word/2018/wordml/cex" xmlns:w16cid="http://schemas.microsoft.com/office/word/2016/wordml/cid" xmlns:w16="http://schemas.microsoft.com/office/word/2018/wordml" xmlns:w16sdtdh="http://schemas.microsoft.com/office/word/2020/wordml/sdtdatahash" xmlns:w16se="http://schemas.microsoft.com/office/word/2015/wordml/symex" xmlns:wpg="http://schemas.microsoft.com/office/word/2010/wordprocessingGroup" xmlns:wpi="http://schemas.microsoft.com/office/word/2010/wordprocessingInk" xmlns:wne="http://schemas.microsoft.com/office/word/2006/wordml" xmlns:wps="http://schemas.microsoft.com/office/word/2010/wordprocessingShape" mc:Ignorable="w14 w15 w16se w16cid w16 w16cex w16sdtdh wp14">
   <w:abstractNum w:abstractNumId="0" w15:restartNumberingAfterBreak="0">
-    <w:nsid w:val="00AA2276"/>
-    <w:multiLevelType w:val="hybridMultilevel"/>
-    <w:tmpl w:val="5724525C"/>
-    <w:lvl w:ilvl="0" w:tplc="2110A81A">
-      <w:start w:val="1"/>
-      <w:numFmt w:val="upperLetter"/>
-      <w:lvlText w:val="(%1)"/>
-      <w:lvlJc w:val="left"/>
-      <w:pPr>
-        <w:ind w:left="360" w:hanging="360"/>
-      </w:pPr>
-      <w:rPr>
-        <w:rFonts w:hint="default"/>
-      </w:rPr>
-    </w:lvl>
-    <w:lvl w:ilvl="1" w:tplc="04090019" w:tentative="1">
-      <w:start w:val="1"/>
-      <w:numFmt w:val="ideographTraditional"/>
-      <w:lvlText w:val="%2、"/>
-      <w:lvlJc w:val="left"/>
-      <w:pPr>
-        <w:ind w:left="960" w:hanging="480"/>
-      </w:pPr>
-    </w:lvl>
-    <w:lvl w:ilvl="2" w:tplc="0409001B" w:tentative="1">
-      <w:start w:val="1"/>
-      <w:numFmt w:val="lowerRoman"/>
-      <w:lvlText w:val="%3."/>
-      <w:lvlJc w:val="right"/>
-      <w:pPr>
-        <w:ind w:left="1440" w:hanging="480"/>
-      </w:pPr>
-    </w:lvl>
-    <w:lvl w:ilvl="3" w:tplc="0409000F" w:tentative="1">
-      <w:start w:val="1"/>
-      <w:numFmt w:val="decimal"/>
-      <w:lvlText w:val="%4."/>
-      <w:lvlJc w:val="left"/>
-      <w:pPr>
-        <w:ind w:left="1920" w:hanging="480"/>
-      </w:pPr>
-    </w:lvl>
-    <w:lvl w:ilvl="4" w:tplc="04090019" w:tentative="1">
-      <w:start w:val="1"/>
-      <w:numFmt w:val="ideographTraditional"/>
-      <w:lvlText w:val="%5、"/>
-      <w:lvlJc w:val="left"/>
-      <w:pPr>
-        <w:ind w:left="2400" w:hanging="480"/>
-      </w:pPr>
-    </w:lvl>
-    <w:lvl w:ilvl="5" w:tplc="0409001B" w:tentative="1">
-      <w:start w:val="1"/>
-      <w:numFmt w:val="lowerRoman"/>
-      <w:lvlText w:val="%6."/>
-      <w:lvlJc w:val="right"/>
-      <w:pPr>
-        <w:ind w:left="2880" w:hanging="480"/>
-      </w:pPr>
-    </w:lvl>
-    <w:lvl w:ilvl="6" w:tplc="0409000F" w:tentative="1">
-      <w:start w:val="1"/>
-      <w:numFmt w:val="decimal"/>
-      <w:lvlText w:val="%7."/>
-      <w:lvlJc w:val="left"/>
-      <w:pPr>
-        <w:ind w:left="3360" w:hanging="480"/>
-      </w:pPr>
-    </w:lvl>
-    <w:lvl w:ilvl="7" w:tplc="04090019" w:tentative="1">
-      <w:start w:val="1"/>
-      <w:numFmt w:val="ideographTraditional"/>
-      <w:lvlText w:val="%8、"/>
-      <w:lvlJc w:val="left"/>
-      <w:pPr>
-        <w:ind w:left="3840" w:hanging="480"/>
-      </w:pPr>
-    </w:lvl>
-    <w:lvl w:ilvl="8" w:tplc="0409001B" w:tentative="1">
-      <w:start w:val="1"/>
-      <w:numFmt w:val="lowerRoman"/>
-      <w:lvlText w:val="%9."/>
-      <w:lvlJc w:val="right"/>
-      <w:pPr>
-        <w:ind w:left="4320" w:hanging="480"/>
-      </w:pPr>
-    </w:lvl>
-  </w:abstractNum>
-  <w:abstractNum w:abstractNumId="1" w15:restartNumberingAfterBreak="0">
-    <w:nsid w:val="048A500A"/>
-    <w:multiLevelType w:val="hybridMultilevel"/>
-    <w:tmpl w:val="8E9C5EF6"/>
-    <w:lvl w:ilvl="0" w:tplc="0EC297BC">
-      <w:start w:val="1"/>
-      <w:numFmt w:val="upperLetter"/>
-      <w:lvlText w:val="(%1)"/>
-      <w:lvlJc w:val="left"/>
-      <w:pPr>
-        <w:ind w:left="360" w:hanging="360"/>
-      </w:pPr>
-      <w:rPr>
-        <w:rFonts w:hint="default"/>
-      </w:rPr>
-    </w:lvl>
-    <w:lvl w:ilvl="1" w:tplc="04090019" w:tentative="1">
-      <w:start w:val="1"/>
-      <w:numFmt w:val="ideographTraditional"/>
-      <w:lvlText w:val="%2、"/>
-      <w:lvlJc w:val="left"/>
-      <w:pPr>
-        <w:ind w:left="960" w:hanging="480"/>
-      </w:pPr>
-    </w:lvl>
-    <w:lvl w:ilvl="2" w:tplc="0409001B" w:tentative="1">
-      <w:start w:val="1"/>
-      <w:numFmt w:val="lowerRoman"/>
-      <w:lvlText w:val="%3."/>
-      <w:lvlJc w:val="right"/>
-      <w:pPr>
-        <w:ind w:left="1440" w:hanging="480"/>
-      </w:pPr>
-    </w:lvl>
-    <w:lvl w:ilvl="3" w:tplc="0409000F" w:tentative="1">
-      <w:start w:val="1"/>
-      <w:numFmt w:val="decimal"/>
-      <w:lvlText w:val="%4."/>
-      <w:lvlJc w:val="left"/>
-      <w:pPr>
-        <w:ind w:left="1920" w:hanging="480"/>
-      </w:pPr>
-    </w:lvl>
-    <w:lvl w:ilvl="4" w:tplc="04090019" w:tentative="1">
-      <w:start w:val="1"/>
-      <w:numFmt w:val="ideographTraditional"/>
-      <w:lvlText w:val="%5、"/>
-      <w:lvlJc w:val="left"/>
-      <w:pPr>
-        <w:ind w:left="2400" w:hanging="480"/>
-      </w:pPr>
-    </w:lvl>
-    <w:lvl w:ilvl="5" w:tplc="0409001B" w:tentative="1">
-      <w:start w:val="1"/>
-      <w:numFmt w:val="lowerRoman"/>
-      <w:lvlText w:val="%6."/>
-      <w:lvlJc w:val="right"/>
-      <w:pPr>
-        <w:ind w:left="2880" w:hanging="480"/>
-      </w:pPr>
-    </w:lvl>
-    <w:lvl w:ilvl="6" w:tplc="0409000F" w:tentative="1">
-      <w:start w:val="1"/>
-      <w:numFmt w:val="decimal"/>
-      <w:lvlText w:val="%7."/>
-      <w:lvlJc w:val="left"/>
-      <w:pPr>
-        <w:ind w:left="3360" w:hanging="480"/>
-      </w:pPr>
-    </w:lvl>
-    <w:lvl w:ilvl="7" w:tplc="04090019" w:tentative="1">
-      <w:start w:val="1"/>
-      <w:numFmt w:val="ideographTraditional"/>
-      <w:lvlText w:val="%8、"/>
-      <w:lvlJc w:val="left"/>
-      <w:pPr>
-        <w:ind w:left="3840" w:hanging="480"/>
-      </w:pPr>
-    </w:lvl>
-    <w:lvl w:ilvl="8" w:tplc="0409001B" w:tentative="1">
-      <w:start w:val="1"/>
-      <w:numFmt w:val="lowerRoman"/>
-      <w:lvlText w:val="%9."/>
-      <w:lvlJc w:val="right"/>
-      <w:pPr>
-        <w:ind w:left="4320" w:hanging="480"/>
-      </w:pPr>
-    </w:lvl>
-  </w:abstractNum>
-  <w:abstractNum w:abstractNumId="2" w15:restartNumberingAfterBreak="0">
-    <w:nsid w:val="06A50E03"/>
-    <w:multiLevelType w:val="hybridMultilevel"/>
-    <w:tmpl w:val="B1C2CBDC"/>
-    <w:lvl w:ilvl="0" w:tplc="A110954A">
-      <w:start w:val="1"/>
-      <w:numFmt w:val="upperLetter"/>
-      <w:lvlText w:val="(%1)"/>
-      <w:lvlJc w:val="left"/>
-      <w:pPr>
-        <w:ind w:left="360" w:hanging="360"/>
-      </w:pPr>
-      <w:rPr>
-        <w:rFonts w:hint="default"/>
-      </w:rPr>
-    </w:lvl>
-    <w:lvl w:ilvl="1" w:tplc="04090019" w:tentative="1">
-      <w:start w:val="1"/>
-      <w:numFmt w:val="ideographTraditional"/>
-      <w:lvlText w:val="%2、"/>
-      <w:lvlJc w:val="left"/>
-      <w:pPr>
-        <w:ind w:left="960" w:hanging="480"/>
-      </w:pPr>
-    </w:lvl>
-    <w:lvl w:ilvl="2" w:tplc="0409001B" w:tentative="1">
-      <w:start w:val="1"/>
-      <w:numFmt w:val="lowerRoman"/>
-      <w:lvlText w:val="%3."/>
-      <w:lvlJc w:val="right"/>
-      <w:pPr>
-        <w:ind w:left="1440" w:hanging="480"/>
-      </w:pPr>
-    </w:lvl>
-    <w:lvl w:ilvl="3" w:tplc="0409000F" w:tentative="1">
-      <w:start w:val="1"/>
-      <w:numFmt w:val="decimal"/>
-      <w:lvlText w:val="%4."/>
-      <w:lvlJc w:val="left"/>
-      <w:pPr>
-        <w:ind w:left="1920" w:hanging="480"/>
-      </w:pPr>
-    </w:lvl>
-    <w:lvl w:ilvl="4" w:tplc="04090019" w:tentative="1">
-      <w:start w:val="1"/>
-      <w:numFmt w:val="ideographTraditional"/>
-      <w:lvlText w:val="%5、"/>
-      <w:lvlJc w:val="left"/>
-      <w:pPr>
-        <w:ind w:left="2400" w:hanging="480"/>
-      </w:pPr>
-    </w:lvl>
-    <w:lvl w:ilvl="5" w:tplc="0409001B" w:tentative="1">
-      <w:start w:val="1"/>
-      <w:numFmt w:val="lowerRoman"/>
-      <w:lvlText w:val="%6."/>
-      <w:lvlJc w:val="right"/>
-      <w:pPr>
-        <w:ind w:left="2880" w:hanging="480"/>
-      </w:pPr>
-    </w:lvl>
-    <w:lvl w:ilvl="6" w:tplc="0409000F" w:tentative="1">
-      <w:start w:val="1"/>
-      <w:numFmt w:val="decimal"/>
-      <w:lvlText w:val="%7."/>
-      <w:lvlJc w:val="left"/>
-      <w:pPr>
-        <w:ind w:left="3360" w:hanging="480"/>
-      </w:pPr>
-    </w:lvl>
-    <w:lvl w:ilvl="7" w:tplc="04090019" w:tentative="1">
-      <w:start w:val="1"/>
-      <w:numFmt w:val="ideographTraditional"/>
-      <w:lvlText w:val="%8、"/>
-      <w:lvlJc w:val="left"/>
-      <w:pPr>
-        <w:ind w:left="3840" w:hanging="480"/>
-      </w:pPr>
-    </w:lvl>
-    <w:lvl w:ilvl="8" w:tplc="0409001B" w:tentative="1">
-      <w:start w:val="1"/>
-      <w:numFmt w:val="lowerRoman"/>
-      <w:lvlText w:val="%9."/>
-      <w:lvlJc w:val="right"/>
-      <w:pPr>
-        <w:ind w:left="4320" w:hanging="480"/>
-      </w:pPr>
-    </w:lvl>
-  </w:abstractNum>
-  <w:abstractNum w:abstractNumId="3" w15:restartNumberingAfterBreak="0">
-    <w:nsid w:val="07853176"/>
-    <w:multiLevelType w:val="hybridMultilevel"/>
-    <w:tmpl w:val="DEA047EA"/>
-    <w:lvl w:ilvl="0" w:tplc="4D24E452">
-      <w:start w:val="1"/>
-      <w:numFmt w:val="upperLetter"/>
-      <w:lvlText w:val="(%1)"/>
-      <w:lvlJc w:val="left"/>
-      <w:pPr>
-        <w:ind w:left="360" w:hanging="360"/>
-      </w:pPr>
-      <w:rPr>
-        <w:rFonts w:hint="default"/>
-      </w:rPr>
-    </w:lvl>
-    <w:lvl w:ilvl="1" w:tplc="04090019" w:tentative="1">
-      <w:start w:val="1"/>
-      <w:numFmt w:val="ideographTraditional"/>
-      <w:lvlText w:val="%2、"/>
-      <w:lvlJc w:val="left"/>
-      <w:pPr>
-        <w:ind w:left="960" w:hanging="480"/>
-      </w:pPr>
-    </w:lvl>
-    <w:lvl w:ilvl="2" w:tplc="0409001B" w:tentative="1">
-      <w:start w:val="1"/>
-      <w:numFmt w:val="lowerRoman"/>
-      <w:lvlText w:val="%3."/>
-      <w:lvlJc w:val="right"/>
-      <w:pPr>
-        <w:ind w:left="1440" w:hanging="480"/>
-      </w:pPr>
-    </w:lvl>
-    <w:lvl w:ilvl="3" w:tplc="0409000F" w:tentative="1">
-      <w:start w:val="1"/>
-      <w:numFmt w:val="decimal"/>
-      <w:lvlText w:val="%4."/>
-      <w:lvlJc w:val="left"/>
-      <w:pPr>
-        <w:ind w:left="1920" w:hanging="480"/>
-      </w:pPr>
-    </w:lvl>
-    <w:lvl w:ilvl="4" w:tplc="04090019" w:tentative="1">
-      <w:start w:val="1"/>
-      <w:numFmt w:val="ideographTraditional"/>
-      <w:lvlText w:val="%5、"/>
-      <w:lvlJc w:val="left"/>
-      <w:pPr>
-        <w:ind w:left="2400" w:hanging="480"/>
-      </w:pPr>
-    </w:lvl>
-    <w:lvl w:ilvl="5" w:tplc="0409001B" w:tentative="1">
-      <w:start w:val="1"/>
-      <w:numFmt w:val="lowerRoman"/>
-      <w:lvlText w:val="%6."/>
-      <w:lvlJc w:val="right"/>
-      <w:pPr>
-        <w:ind w:left="2880" w:hanging="480"/>
-      </w:pPr>
-    </w:lvl>
-    <w:lvl w:ilvl="6" w:tplc="0409000F" w:tentative="1">
-      <w:start w:val="1"/>
-      <w:numFmt w:val="decimal"/>
-      <w:lvlText w:val="%7."/>
-      <w:lvlJc w:val="left"/>
-      <w:pPr>
-        <w:ind w:left="3360" w:hanging="480"/>
-      </w:pPr>
-    </w:lvl>
-    <w:lvl w:ilvl="7" w:tplc="04090019" w:tentative="1">
-      <w:start w:val="1"/>
-      <w:numFmt w:val="ideographTraditional"/>
-      <w:lvlText w:val="%8、"/>
-      <w:lvlJc w:val="left"/>
-      <w:pPr>
-        <w:ind w:left="3840" w:hanging="480"/>
-      </w:pPr>
-    </w:lvl>
-    <w:lvl w:ilvl="8" w:tplc="0409001B" w:tentative="1">
-      <w:start w:val="1"/>
-      <w:numFmt w:val="lowerRoman"/>
-      <w:lvlText w:val="%9."/>
-      <w:lvlJc w:val="right"/>
-      <w:pPr>
-        <w:ind w:left="4320" w:hanging="480"/>
-      </w:pPr>
-    </w:lvl>
-  </w:abstractNum>
-  <w:abstractNum w:abstractNumId="4" w15:restartNumberingAfterBreak="0">
-    <w:nsid w:val="08C81696"/>
-    <w:multiLevelType w:val="hybridMultilevel"/>
-    <w:tmpl w:val="19C88F0A"/>
-    <w:lvl w:ilvl="0" w:tplc="FF82DF1E">
-      <w:start w:val="1"/>
-      <w:numFmt w:val="upperLetter"/>
-      <w:lvlText w:val="(%1)"/>
-      <w:lvlJc w:val="left"/>
-      <w:pPr>
-        <w:ind w:left="360" w:hanging="360"/>
-      </w:pPr>
-      <w:rPr>
-        <w:rFonts w:hint="default"/>
-      </w:rPr>
-    </w:lvl>
-    <w:lvl w:ilvl="1" w:tplc="04090019" w:tentative="1">
-      <w:start w:val="1"/>
-      <w:numFmt w:val="ideographTraditional"/>
-      <w:lvlText w:val="%2、"/>
-      <w:lvlJc w:val="left"/>
-      <w:pPr>
-        <w:ind w:left="960" w:hanging="480"/>
-      </w:pPr>
-    </w:lvl>
-    <w:lvl w:ilvl="2" w:tplc="0409001B" w:tentative="1">
-      <w:start w:val="1"/>
-      <w:numFmt w:val="lowerRoman"/>
-      <w:lvlText w:val="%3."/>
-      <w:lvlJc w:val="right"/>
-      <w:pPr>
-        <w:ind w:left="1440" w:hanging="480"/>
-      </w:pPr>
-    </w:lvl>
-    <w:lvl w:ilvl="3" w:tplc="0409000F" w:tentative="1">
-      <w:start w:val="1"/>
-      <w:numFmt w:val="decimal"/>
-      <w:lvlText w:val="%4."/>
-      <w:lvlJc w:val="left"/>
-      <w:pPr>
-        <w:ind w:left="1920" w:hanging="480"/>
-      </w:pPr>
-    </w:lvl>
-    <w:lvl w:ilvl="4" w:tplc="04090019" w:tentative="1">
-      <w:start w:val="1"/>
-      <w:numFmt w:val="ideographTraditional"/>
-      <w:lvlText w:val="%5、"/>
-      <w:lvlJc w:val="left"/>
-      <w:pPr>
-        <w:ind w:left="2400" w:hanging="480"/>
-      </w:pPr>
-    </w:lvl>
-    <w:lvl w:ilvl="5" w:tplc="0409001B" w:tentative="1">
-      <w:start w:val="1"/>
-      <w:numFmt w:val="lowerRoman"/>
-      <w:lvlText w:val="%6."/>
-      <w:lvlJc w:val="right"/>
-      <w:pPr>
-        <w:ind w:left="2880" w:hanging="480"/>
-      </w:pPr>
-    </w:lvl>
-    <w:lvl w:ilvl="6" w:tplc="0409000F" w:tentative="1">
-      <w:start w:val="1"/>
-      <w:numFmt w:val="decimal"/>
-      <w:lvlText w:val="%7."/>
-      <w:lvlJc w:val="left"/>
-      <w:pPr>
-        <w:ind w:left="3360" w:hanging="480"/>
-      </w:pPr>
-    </w:lvl>
-    <w:lvl w:ilvl="7" w:tplc="04090019" w:tentative="1">
-      <w:start w:val="1"/>
-      <w:numFmt w:val="ideographTraditional"/>
-      <w:lvlText w:val="%8、"/>
-      <w:lvlJc w:val="left"/>
-      <w:pPr>
-        <w:ind w:left="3840" w:hanging="480"/>
-      </w:pPr>
-    </w:lvl>
-    <w:lvl w:ilvl="8" w:tplc="0409001B" w:tentative="1">
-      <w:start w:val="1"/>
-      <w:numFmt w:val="lowerRoman"/>
-      <w:lvlText w:val="%9."/>
-      <w:lvlJc w:val="right"/>
-      <w:pPr>
-        <w:ind w:left="4320" w:hanging="480"/>
-      </w:pPr>
-    </w:lvl>
-  </w:abstractNum>
-  <w:abstractNum w:abstractNumId="5" w15:restartNumberingAfterBreak="0">
-    <w:nsid w:val="0A2C6EF1"/>
-    <w:multiLevelType w:val="hybridMultilevel"/>
-    <w:tmpl w:val="48EE538C"/>
-    <w:lvl w:ilvl="0" w:tplc="FBD4AA00">
-      <w:start w:val="1"/>
-      <w:numFmt w:val="upperLetter"/>
-      <w:lvlText w:val="(%1)"/>
-      <w:lvlJc w:val="left"/>
-      <w:pPr>
-        <w:ind w:left="360" w:hanging="360"/>
-      </w:pPr>
-      <w:rPr>
-        <w:rFonts w:hint="default"/>
-      </w:rPr>
-    </w:lvl>
-    <w:lvl w:ilvl="1" w:tplc="04090019" w:tentative="1">
-      <w:start w:val="1"/>
-      <w:numFmt w:val="ideographTraditional"/>
-      <w:lvlText w:val="%2、"/>
-      <w:lvlJc w:val="left"/>
-      <w:pPr>
-        <w:ind w:left="960" w:hanging="480"/>
-      </w:pPr>
-    </w:lvl>
-    <w:lvl w:ilvl="2" w:tplc="0409001B" w:tentative="1">
-      <w:start w:val="1"/>
-      <w:numFmt w:val="lowerRoman"/>
-      <w:lvlText w:val="%3."/>
-      <w:lvlJc w:val="right"/>
-      <w:pPr>
-        <w:ind w:left="1440" w:hanging="480"/>
-      </w:pPr>
-    </w:lvl>
-    <w:lvl w:ilvl="3" w:tplc="0409000F" w:tentative="1">
-      <w:start w:val="1"/>
-      <w:numFmt w:val="decimal"/>
-      <w:lvlText w:val="%4."/>
-      <w:lvlJc w:val="left"/>
-      <w:pPr>
-        <w:ind w:left="1920" w:hanging="480"/>
-      </w:pPr>
-    </w:lvl>
-    <w:lvl w:ilvl="4" w:tplc="04090019" w:tentative="1">
-      <w:start w:val="1"/>
-      <w:numFmt w:val="ideographTraditional"/>
-      <w:lvlText w:val="%5、"/>
-      <w:lvlJc w:val="left"/>
-      <w:pPr>
-        <w:ind w:left="2400" w:hanging="480"/>
-      </w:pPr>
-    </w:lvl>
-    <w:lvl w:ilvl="5" w:tplc="0409001B" w:tentative="1">
-      <w:start w:val="1"/>
-      <w:numFmt w:val="lowerRoman"/>
-      <w:lvlText w:val="%6."/>
-      <w:lvlJc w:val="right"/>
-      <w:pPr>
-        <w:ind w:left="2880" w:hanging="480"/>
-      </w:pPr>
-    </w:lvl>
-    <w:lvl w:ilvl="6" w:tplc="0409000F" w:tentative="1">
-      <w:start w:val="1"/>
-      <w:numFmt w:val="decimal"/>
-      <w:lvlText w:val="%7."/>
-      <w:lvlJc w:val="left"/>
-      <w:pPr>
-        <w:ind w:left="3360" w:hanging="480"/>
-      </w:pPr>
-    </w:lvl>
-    <w:lvl w:ilvl="7" w:tplc="04090019" w:tentative="1">
-      <w:start w:val="1"/>
-      <w:numFmt w:val="ideographTraditional"/>
-      <w:lvlText w:val="%8、"/>
-      <w:lvlJc w:val="left"/>
-      <w:pPr>
-        <w:ind w:left="3840" w:hanging="480"/>
-      </w:pPr>
-    </w:lvl>
-    <w:lvl w:ilvl="8" w:tplc="0409001B" w:tentative="1">
-      <w:start w:val="1"/>
-      <w:numFmt w:val="lowerRoman"/>
-      <w:lvlText w:val="%9."/>
-      <w:lvlJc w:val="right"/>
-      <w:pPr>
-        <w:ind w:left="4320" w:hanging="480"/>
-      </w:pPr>
-    </w:lvl>
-  </w:abstractNum>
-  <w:abstractNum w:abstractNumId="6" w15:restartNumberingAfterBreak="0">
-    <w:nsid w:val="0BD3596E"/>
-    <w:multiLevelType w:val="hybridMultilevel"/>
-    <w:tmpl w:val="DD42A92C"/>
-    <w:lvl w:ilvl="0" w:tplc="90F0EE76">
-      <w:start w:val="1"/>
-      <w:numFmt w:val="upperLetter"/>
-      <w:lvlText w:val="(%1)"/>
-      <w:lvlJc w:val="left"/>
-      <w:pPr>
-        <w:ind w:left="360" w:hanging="360"/>
-      </w:pPr>
-      <w:rPr>
-        <w:rFonts w:hint="default"/>
-      </w:rPr>
-    </w:lvl>
-    <w:lvl w:ilvl="1" w:tplc="04090019" w:tentative="1">
-      <w:start w:val="1"/>
-      <w:numFmt w:val="ideographTraditional"/>
-      <w:lvlText w:val="%2、"/>
-      <w:lvlJc w:val="left"/>
-      <w:pPr>
-        <w:ind w:left="960" w:hanging="480"/>
-      </w:pPr>
-    </w:lvl>
-    <w:lvl w:ilvl="2" w:tplc="0409001B" w:tentative="1">
-      <w:start w:val="1"/>
-      <w:numFmt w:val="lowerRoman"/>
-      <w:lvlText w:val="%3."/>
-      <w:lvlJc w:val="right"/>
-      <w:pPr>
-        <w:ind w:left="1440" w:hanging="480"/>
-      </w:pPr>
-    </w:lvl>
-    <w:lvl w:ilvl="3" w:tplc="0409000F" w:tentative="1">
-      <w:start w:val="1"/>
-      <w:numFmt w:val="decimal"/>
-      <w:lvlText w:val="%4."/>
-      <w:lvlJc w:val="left"/>
-      <w:pPr>
-        <w:ind w:left="1920" w:hanging="480"/>
-      </w:pPr>
-    </w:lvl>
-    <w:lvl w:ilvl="4" w:tplc="04090019" w:tentative="1">
-      <w:start w:val="1"/>
-      <w:numFmt w:val="ideographTraditional"/>
-      <w:lvlText w:val="%5、"/>
-      <w:lvlJc w:val="left"/>
-      <w:pPr>
-        <w:ind w:left="2400" w:hanging="480"/>
-      </w:pPr>
-    </w:lvl>
-    <w:lvl w:ilvl="5" w:tplc="0409001B" w:tentative="1">
-      <w:start w:val="1"/>
-      <w:numFmt w:val="lowerRoman"/>
-      <w:lvlText w:val="%6."/>
-      <w:lvlJc w:val="right"/>
-      <w:pPr>
-        <w:ind w:left="2880" w:hanging="480"/>
-      </w:pPr>
-    </w:lvl>
-    <w:lvl w:ilvl="6" w:tplc="0409000F" w:tentative="1">
-      <w:start w:val="1"/>
-      <w:numFmt w:val="decimal"/>
-      <w:lvlText w:val="%7."/>
-      <w:lvlJc w:val="left"/>
-      <w:pPr>
-        <w:ind w:left="3360" w:hanging="480"/>
-      </w:pPr>
-    </w:lvl>
-    <w:lvl w:ilvl="7" w:tplc="04090019" w:tentative="1">
-      <w:start w:val="1"/>
-      <w:numFmt w:val="ideographTraditional"/>
-      <w:lvlText w:val="%8、"/>
-      <w:lvlJc w:val="left"/>
-      <w:pPr>
-        <w:ind w:left="3840" w:hanging="480"/>
-      </w:pPr>
-    </w:lvl>
-    <w:lvl w:ilvl="8" w:tplc="0409001B" w:tentative="1">
-      <w:start w:val="1"/>
-      <w:numFmt w:val="lowerRoman"/>
-      <w:lvlText w:val="%9."/>
-      <w:lvlJc w:val="right"/>
-      <w:pPr>
-        <w:ind w:left="4320" w:hanging="480"/>
-      </w:pPr>
-    </w:lvl>
-  </w:abstractNum>
-  <w:abstractNum w:abstractNumId="7" w15:restartNumberingAfterBreak="0">
-    <w:nsid w:val="0FFA0C0C"/>
-    <w:multiLevelType w:val="hybridMultilevel"/>
-    <w:tmpl w:val="86282618"/>
-    <w:lvl w:ilvl="0" w:tplc="EE9A5342">
-      <w:start w:val="1"/>
-      <w:numFmt w:val="upperLetter"/>
-      <w:lvlText w:val="(%1)"/>
-      <w:lvlJc w:val="left"/>
-      <w:pPr>
-        <w:ind w:left="360" w:hanging="360"/>
-      </w:pPr>
-      <w:rPr>
-        <w:rFonts w:hint="default"/>
-      </w:rPr>
-    </w:lvl>
-    <w:lvl w:ilvl="1" w:tplc="04090019" w:tentative="1">
-      <w:start w:val="1"/>
-      <w:numFmt w:val="ideographTraditional"/>
-      <w:lvlText w:val="%2、"/>
-      <w:lvlJc w:val="left"/>
-      <w:pPr>
-        <w:ind w:left="960" w:hanging="480"/>
-      </w:pPr>
-    </w:lvl>
-    <w:lvl w:ilvl="2" w:tplc="0409001B" w:tentative="1">
-      <w:start w:val="1"/>
-      <w:numFmt w:val="lowerRoman"/>
-      <w:lvlText w:val="%3."/>
-      <w:lvlJc w:val="right"/>
-      <w:pPr>
-        <w:ind w:left="1440" w:hanging="480"/>
-      </w:pPr>
-    </w:lvl>
-    <w:lvl w:ilvl="3" w:tplc="0409000F" w:tentative="1">
-      <w:start w:val="1"/>
-      <w:numFmt w:val="decimal"/>
-      <w:lvlText w:val="%4."/>
-      <w:lvlJc w:val="left"/>
-      <w:pPr>
-        <w:ind w:left="1920" w:hanging="480"/>
-      </w:pPr>
-    </w:lvl>
-    <w:lvl w:ilvl="4" w:tplc="04090019" w:tentative="1">
-      <w:start w:val="1"/>
-      <w:numFmt w:val="ideographTraditional"/>
-      <w:lvlText w:val="%5、"/>
-      <w:lvlJc w:val="left"/>
-      <w:pPr>
-        <w:ind w:left="2400" w:hanging="480"/>
-      </w:pPr>
-    </w:lvl>
-    <w:lvl w:ilvl="5" w:tplc="0409001B" w:tentative="1">
-      <w:start w:val="1"/>
-      <w:numFmt w:val="lowerRoman"/>
-      <w:lvlText w:val="%6."/>
-      <w:lvlJc w:val="right"/>
-      <w:pPr>
-        <w:ind w:left="2880" w:hanging="480"/>
-      </w:pPr>
-    </w:lvl>
-    <w:lvl w:ilvl="6" w:tplc="0409000F" w:tentative="1">
-      <w:start w:val="1"/>
-      <w:numFmt w:val="decimal"/>
-      <w:lvlText w:val="%7."/>
-      <w:lvlJc w:val="left"/>
-      <w:pPr>
-        <w:ind w:left="3360" w:hanging="480"/>
-      </w:pPr>
-    </w:lvl>
-    <w:lvl w:ilvl="7" w:tplc="04090019" w:tentative="1">
-      <w:start w:val="1"/>
-      <w:numFmt w:val="ideographTraditional"/>
-      <w:lvlText w:val="%8、"/>
-      <w:lvlJc w:val="left"/>
-      <w:pPr>
-        <w:ind w:left="3840" w:hanging="480"/>
-      </w:pPr>
-    </w:lvl>
-    <w:lvl w:ilvl="8" w:tplc="0409001B" w:tentative="1">
-      <w:start w:val="1"/>
-      <w:numFmt w:val="lowerRoman"/>
-      <w:lvlText w:val="%9."/>
-      <w:lvlJc w:val="right"/>
-      <w:pPr>
-        <w:ind w:left="4320" w:hanging="480"/>
-      </w:pPr>
-    </w:lvl>
-  </w:abstractNum>
-  <w:abstractNum w:abstractNumId="8" w15:restartNumberingAfterBreak="0">
-    <w:nsid w:val="14E42C34"/>
-    <w:multiLevelType w:val="hybridMultilevel"/>
-    <w:tmpl w:val="C68A4810"/>
-    <w:lvl w:ilvl="0" w:tplc="E9F032AE">
-      <w:start w:val="1"/>
-      <w:numFmt w:val="upperLetter"/>
-      <w:lvlText w:val="(%1)"/>
-      <w:lvlJc w:val="left"/>
-      <w:pPr>
-        <w:ind w:left="360" w:hanging="360"/>
-      </w:pPr>
-      <w:rPr>
-        <w:rFonts w:hint="default"/>
-      </w:rPr>
-    </w:lvl>
-    <w:lvl w:ilvl="1" w:tplc="04090019" w:tentative="1">
-      <w:start w:val="1"/>
-      <w:numFmt w:val="ideographTraditional"/>
-      <w:lvlText w:val="%2、"/>
-      <w:lvlJc w:val="left"/>
-      <w:pPr>
-        <w:ind w:left="960" w:hanging="480"/>
-      </w:pPr>
-    </w:lvl>
-    <w:lvl w:ilvl="2" w:tplc="0409001B" w:tentative="1">
-      <w:start w:val="1"/>
-      <w:numFmt w:val="lowerRoman"/>
-      <w:lvlText w:val="%3."/>
-      <w:lvlJc w:val="right"/>
-      <w:pPr>
-        <w:ind w:left="1440" w:hanging="480"/>
-      </w:pPr>
-    </w:lvl>
-    <w:lvl w:ilvl="3" w:tplc="0409000F" w:tentative="1">
-      <w:start w:val="1"/>
-      <w:numFmt w:val="decimal"/>
-      <w:lvlText w:val="%4."/>
-      <w:lvlJc w:val="left"/>
-      <w:pPr>
-        <w:ind w:left="1920" w:hanging="480"/>
-      </w:pPr>
-    </w:lvl>
-    <w:lvl w:ilvl="4" w:tplc="04090019" w:tentative="1">
-      <w:start w:val="1"/>
-      <w:numFmt w:val="ideographTraditional"/>
-      <w:lvlText w:val="%5、"/>
-      <w:lvlJc w:val="left"/>
-      <w:pPr>
-        <w:ind w:left="2400" w:hanging="480"/>
-      </w:pPr>
-    </w:lvl>
-    <w:lvl w:ilvl="5" w:tplc="0409001B" w:tentative="1">
-      <w:start w:val="1"/>
-      <w:numFmt w:val="lowerRoman"/>
-      <w:lvlText w:val="%6."/>
-      <w:lvlJc w:val="right"/>
-      <w:pPr>
-        <w:ind w:left="2880" w:hanging="480"/>
-      </w:pPr>
-    </w:lvl>
-    <w:lvl w:ilvl="6" w:tplc="0409000F" w:tentative="1">
-      <w:start w:val="1"/>
-      <w:numFmt w:val="decimal"/>
-      <w:lvlText w:val="%7."/>
-      <w:lvlJc w:val="left"/>
-      <w:pPr>
-        <w:ind w:left="3360" w:hanging="480"/>
-      </w:pPr>
-    </w:lvl>
-    <w:lvl w:ilvl="7" w:tplc="04090019" w:tentative="1">
-      <w:start w:val="1"/>
-      <w:numFmt w:val="ideographTraditional"/>
-      <w:lvlText w:val="%8、"/>
-      <w:lvlJc w:val="left"/>
-      <w:pPr>
-        <w:ind w:left="3840" w:hanging="480"/>
-      </w:pPr>
-    </w:lvl>
-    <w:lvl w:ilvl="8" w:tplc="0409001B" w:tentative="1">
-      <w:start w:val="1"/>
-      <w:numFmt w:val="lowerRoman"/>
-      <w:lvlText w:val="%9."/>
-      <w:lvlJc w:val="right"/>
-      <w:pPr>
-        <w:ind w:left="4320" w:hanging="480"/>
-      </w:pPr>
-    </w:lvl>
-  </w:abstractNum>
-  <w:abstractNum w:abstractNumId="9" w15:restartNumberingAfterBreak="0">
-    <w:nsid w:val="183A0C8B"/>
-    <w:multiLevelType w:val="hybridMultilevel"/>
-    <w:tmpl w:val="171615BA"/>
-    <w:lvl w:ilvl="0" w:tplc="44587550">
-      <w:start w:val="1"/>
-      <w:numFmt w:val="upperLetter"/>
-      <w:lvlText w:val="(%1)"/>
-      <w:lvlJc w:val="left"/>
-      <w:pPr>
-        <w:ind w:left="360" w:hanging="360"/>
-      </w:pPr>
-      <w:rPr>
-        <w:rFonts w:hint="default"/>
-      </w:rPr>
-    </w:lvl>
-    <w:lvl w:ilvl="1" w:tplc="04090019" w:tentative="1">
-      <w:start w:val="1"/>
-      <w:numFmt w:val="ideographTraditional"/>
-      <w:lvlText w:val="%2、"/>
-      <w:lvlJc w:val="left"/>
-      <w:pPr>
-        <w:ind w:left="960" w:hanging="480"/>
-      </w:pPr>
-    </w:lvl>
-    <w:lvl w:ilvl="2" w:tplc="0409001B" w:tentative="1">
-      <w:start w:val="1"/>
-      <w:numFmt w:val="lowerRoman"/>
-      <w:lvlText w:val="%3."/>
-      <w:lvlJc w:val="right"/>
-      <w:pPr>
-        <w:ind w:left="1440" w:hanging="480"/>
-      </w:pPr>
-    </w:lvl>
-    <w:lvl w:ilvl="3" w:tplc="0409000F" w:tentative="1">
-      <w:start w:val="1"/>
-      <w:numFmt w:val="decimal"/>
-      <w:lvlText w:val="%4."/>
-      <w:lvlJc w:val="left"/>
-      <w:pPr>
-        <w:ind w:left="1920" w:hanging="480"/>
-      </w:pPr>
-    </w:lvl>
-    <w:lvl w:ilvl="4" w:tplc="04090019" w:tentative="1">
-      <w:start w:val="1"/>
-      <w:numFmt w:val="ideographTraditional"/>
-      <w:lvlText w:val="%5、"/>
-      <w:lvlJc w:val="left"/>
-      <w:pPr>
-        <w:ind w:left="2400" w:hanging="480"/>
-      </w:pPr>
-    </w:lvl>
-    <w:lvl w:ilvl="5" w:tplc="0409001B" w:tentative="1">
-      <w:start w:val="1"/>
-      <w:numFmt w:val="lowerRoman"/>
-      <w:lvlText w:val="%6."/>
-      <w:lvlJc w:val="right"/>
-      <w:pPr>
-        <w:ind w:left="2880" w:hanging="480"/>
-      </w:pPr>
-    </w:lvl>
-    <w:lvl w:ilvl="6" w:tplc="0409000F" w:tentative="1">
-      <w:start w:val="1"/>
-      <w:numFmt w:val="decimal"/>
-      <w:lvlText w:val="%7."/>
-      <w:lvlJc w:val="left"/>
-      <w:pPr>
-        <w:ind w:left="3360" w:hanging="480"/>
-      </w:pPr>
-    </w:lvl>
-    <w:lvl w:ilvl="7" w:tplc="04090019" w:tentative="1">
-      <w:start w:val="1"/>
-      <w:numFmt w:val="ideographTraditional"/>
-      <w:lvlText w:val="%8、"/>
-      <w:lvlJc w:val="left"/>
-      <w:pPr>
-        <w:ind w:left="3840" w:hanging="480"/>
-      </w:pPr>
-    </w:lvl>
-    <w:lvl w:ilvl="8" w:tplc="0409001B" w:tentative="1">
-      <w:start w:val="1"/>
-      <w:numFmt w:val="lowerRoman"/>
-      <w:lvlText w:val="%9."/>
-      <w:lvlJc w:val="right"/>
-      <w:pPr>
-        <w:ind w:left="4320" w:hanging="480"/>
-      </w:pPr>
-    </w:lvl>
-  </w:abstractNum>
-  <w:abstractNum w:abstractNumId="10" w15:restartNumberingAfterBreak="0">
-    <w:nsid w:val="1C483744"/>
-    <w:multiLevelType w:val="hybridMultilevel"/>
-    <w:tmpl w:val="857A1460"/>
-    <w:lvl w:ilvl="0" w:tplc="DE04E8EE">
-      <w:start w:val="1"/>
-      <w:numFmt w:val="upperLetter"/>
-      <w:lvlText w:val="(%1)"/>
-      <w:lvlJc w:val="left"/>
-      <w:pPr>
-        <w:ind w:left="360" w:hanging="360"/>
-      </w:pPr>
-      <w:rPr>
-        <w:rFonts w:hint="default"/>
-      </w:rPr>
-    </w:lvl>
-    <w:lvl w:ilvl="1" w:tplc="04090019" w:tentative="1">
-      <w:start w:val="1"/>
-      <w:numFmt w:val="ideographTraditional"/>
-      <w:lvlText w:val="%2、"/>
-      <w:lvlJc w:val="left"/>
-      <w:pPr>
-        <w:ind w:left="960" w:hanging="480"/>
-      </w:pPr>
-    </w:lvl>
-    <w:lvl w:ilvl="2" w:tplc="0409001B" w:tentative="1">
-      <w:start w:val="1"/>
-      <w:numFmt w:val="lowerRoman"/>
-      <w:lvlText w:val="%3."/>
-      <w:lvlJc w:val="right"/>
-      <w:pPr>
-        <w:ind w:left="1440" w:hanging="480"/>
-      </w:pPr>
-    </w:lvl>
-    <w:lvl w:ilvl="3" w:tplc="0409000F" w:tentative="1">
-      <w:start w:val="1"/>
-      <w:numFmt w:val="decimal"/>
-      <w:lvlText w:val="%4."/>
-      <w:lvlJc w:val="left"/>
-      <w:pPr>
-        <w:ind w:left="1920" w:hanging="480"/>
-      </w:pPr>
-    </w:lvl>
-    <w:lvl w:ilvl="4" w:tplc="04090019" w:tentative="1">
-      <w:start w:val="1"/>
-      <w:numFmt w:val="ideographTraditional"/>
-      <w:lvlText w:val="%5、"/>
-      <w:lvlJc w:val="left"/>
-      <w:pPr>
-        <w:ind w:left="2400" w:hanging="480"/>
-      </w:pPr>
-    </w:lvl>
-    <w:lvl w:ilvl="5" w:tplc="0409001B" w:tentative="1">
-      <w:start w:val="1"/>
-      <w:numFmt w:val="lowerRoman"/>
-      <w:lvlText w:val="%6."/>
-      <w:lvlJc w:val="right"/>
-      <w:pPr>
-        <w:ind w:left="2880" w:hanging="480"/>
-      </w:pPr>
-    </w:lvl>
-    <w:lvl w:ilvl="6" w:tplc="0409000F" w:tentative="1">
-      <w:start w:val="1"/>
-      <w:numFmt w:val="decimal"/>
-      <w:lvlText w:val="%7."/>
-      <w:lvlJc w:val="left"/>
-      <w:pPr>
-        <w:ind w:left="3360" w:hanging="480"/>
-      </w:pPr>
-    </w:lvl>
-    <w:lvl w:ilvl="7" w:tplc="04090019" w:tentative="1">
-      <w:start w:val="1"/>
-      <w:numFmt w:val="ideographTraditional"/>
-      <w:lvlText w:val="%8、"/>
-      <w:lvlJc w:val="left"/>
-      <w:pPr>
-        <w:ind w:left="3840" w:hanging="480"/>
-      </w:pPr>
-    </w:lvl>
-    <w:lvl w:ilvl="8" w:tplc="0409001B" w:tentative="1">
-      <w:start w:val="1"/>
-      <w:numFmt w:val="lowerRoman"/>
-      <w:lvlText w:val="%9."/>
-      <w:lvlJc w:val="right"/>
-      <w:pPr>
-        <w:ind w:left="4320" w:hanging="480"/>
-      </w:pPr>
-    </w:lvl>
-  </w:abstractNum>
-  <w:abstractNum w:abstractNumId="11" w15:restartNumberingAfterBreak="0">
     <w:nsid w:val="1DE2152A"/>
     <w:multiLevelType w:val="hybridMultilevel"/>
     <w:tmpl w:val="64D6E3C8"/>
@@ -19861,185 +19061,7 @@
       </w:pPr>
     </w:lvl>
   </w:abstractNum>
-  <w:abstractNum w:abstractNumId="12" w15:restartNumberingAfterBreak="0">
-    <w:nsid w:val="1E666FB1"/>
-    <w:multiLevelType w:val="hybridMultilevel"/>
-    <w:tmpl w:val="729656E8"/>
-    <w:lvl w:ilvl="0" w:tplc="6C2C7380">
-      <w:start w:val="1"/>
-      <w:numFmt w:val="upperLetter"/>
-      <w:lvlText w:val="(%1)"/>
-      <w:lvlJc w:val="left"/>
-      <w:pPr>
-        <w:ind w:left="360" w:hanging="360"/>
-      </w:pPr>
-      <w:rPr>
-        <w:rFonts w:hint="default"/>
-      </w:rPr>
-    </w:lvl>
-    <w:lvl w:ilvl="1" w:tplc="04090019" w:tentative="1">
-      <w:start w:val="1"/>
-      <w:numFmt w:val="ideographTraditional"/>
-      <w:lvlText w:val="%2、"/>
-      <w:lvlJc w:val="left"/>
-      <w:pPr>
-        <w:ind w:left="960" w:hanging="480"/>
-      </w:pPr>
-    </w:lvl>
-    <w:lvl w:ilvl="2" w:tplc="0409001B" w:tentative="1">
-      <w:start w:val="1"/>
-      <w:numFmt w:val="lowerRoman"/>
-      <w:lvlText w:val="%3."/>
-      <w:lvlJc w:val="right"/>
-      <w:pPr>
-        <w:ind w:left="1440" w:hanging="480"/>
-      </w:pPr>
-    </w:lvl>
-    <w:lvl w:ilvl="3" w:tplc="0409000F" w:tentative="1">
-      <w:start w:val="1"/>
-      <w:numFmt w:val="decimal"/>
-      <w:lvlText w:val="%4."/>
-      <w:lvlJc w:val="left"/>
-      <w:pPr>
-        <w:ind w:left="1920" w:hanging="480"/>
-      </w:pPr>
-    </w:lvl>
-    <w:lvl w:ilvl="4" w:tplc="04090019" w:tentative="1">
-      <w:start w:val="1"/>
-      <w:numFmt w:val="ideographTraditional"/>
-      <w:lvlText w:val="%5、"/>
-      <w:lvlJc w:val="left"/>
-      <w:pPr>
-        <w:ind w:left="2400" w:hanging="480"/>
-      </w:pPr>
-    </w:lvl>
-    <w:lvl w:ilvl="5" w:tplc="0409001B" w:tentative="1">
-      <w:start w:val="1"/>
-      <w:numFmt w:val="lowerRoman"/>
-      <w:lvlText w:val="%6."/>
-      <w:lvlJc w:val="right"/>
-      <w:pPr>
-        <w:ind w:left="2880" w:hanging="480"/>
-      </w:pPr>
-    </w:lvl>
-    <w:lvl w:ilvl="6" w:tplc="0409000F" w:tentative="1">
-      <w:start w:val="1"/>
-      <w:numFmt w:val="decimal"/>
-      <w:lvlText w:val="%7."/>
-      <w:lvlJc w:val="left"/>
-      <w:pPr>
-        <w:ind w:left="3360" w:hanging="480"/>
-      </w:pPr>
-    </w:lvl>
-    <w:lvl w:ilvl="7" w:tplc="04090019" w:tentative="1">
-      <w:start w:val="1"/>
-      <w:numFmt w:val="ideographTraditional"/>
-      <w:lvlText w:val="%8、"/>
-      <w:lvlJc w:val="left"/>
-      <w:pPr>
-        <w:ind w:left="3840" w:hanging="480"/>
-      </w:pPr>
-    </w:lvl>
-    <w:lvl w:ilvl="8" w:tplc="0409001B" w:tentative="1">
-      <w:start w:val="1"/>
-      <w:numFmt w:val="lowerRoman"/>
-      <w:lvlText w:val="%9."/>
-      <w:lvlJc w:val="right"/>
-      <w:pPr>
-        <w:ind w:left="4320" w:hanging="480"/>
-      </w:pPr>
-    </w:lvl>
-  </w:abstractNum>
-  <w:abstractNum w:abstractNumId="13" w15:restartNumberingAfterBreak="0">
-    <w:nsid w:val="20A470F8"/>
-    <w:multiLevelType w:val="hybridMultilevel"/>
-    <w:tmpl w:val="7DDA75A8"/>
-    <w:lvl w:ilvl="0" w:tplc="5496899A">
-      <w:start w:val="1"/>
-      <w:numFmt w:val="upperLetter"/>
-      <w:lvlText w:val="(%1)"/>
-      <w:lvlJc w:val="left"/>
-      <w:pPr>
-        <w:ind w:left="360" w:hanging="360"/>
-      </w:pPr>
-      <w:rPr>
-        <w:rFonts w:hint="default"/>
-      </w:rPr>
-    </w:lvl>
-    <w:lvl w:ilvl="1" w:tplc="04090019" w:tentative="1">
-      <w:start w:val="1"/>
-      <w:numFmt w:val="ideographTraditional"/>
-      <w:lvlText w:val="%2、"/>
-      <w:lvlJc w:val="left"/>
-      <w:pPr>
-        <w:ind w:left="960" w:hanging="480"/>
-      </w:pPr>
-    </w:lvl>
-    <w:lvl w:ilvl="2" w:tplc="0409001B" w:tentative="1">
-      <w:start w:val="1"/>
-      <w:numFmt w:val="lowerRoman"/>
-      <w:lvlText w:val="%3."/>
-      <w:lvlJc w:val="right"/>
-      <w:pPr>
-        <w:ind w:left="1440" w:hanging="480"/>
-      </w:pPr>
-    </w:lvl>
-    <w:lvl w:ilvl="3" w:tplc="0409000F" w:tentative="1">
-      <w:start w:val="1"/>
-      <w:numFmt w:val="decimal"/>
-      <w:lvlText w:val="%4."/>
-      <w:lvlJc w:val="left"/>
-      <w:pPr>
-        <w:ind w:left="1920" w:hanging="480"/>
-      </w:pPr>
-    </w:lvl>
-    <w:lvl w:ilvl="4" w:tplc="04090019" w:tentative="1">
-      <w:start w:val="1"/>
-      <w:numFmt w:val="ideographTraditional"/>
-      <w:lvlText w:val="%5、"/>
-      <w:lvlJc w:val="left"/>
-      <w:pPr>
-        <w:ind w:left="2400" w:hanging="480"/>
-      </w:pPr>
-    </w:lvl>
-    <w:lvl w:ilvl="5" w:tplc="0409001B" w:tentative="1">
-      <w:start w:val="1"/>
-      <w:numFmt w:val="lowerRoman"/>
-      <w:lvlText w:val="%6."/>
-      <w:lvlJc w:val="right"/>
-      <w:pPr>
-        <w:ind w:left="2880" w:hanging="480"/>
-      </w:pPr>
-    </w:lvl>
-    <w:lvl w:ilvl="6" w:tplc="0409000F" w:tentative="1">
-      <w:start w:val="1"/>
-      <w:numFmt w:val="decimal"/>
-      <w:lvlText w:val="%7."/>
-      <w:lvlJc w:val="left"/>
-      <w:pPr>
-        <w:ind w:left="3360" w:hanging="480"/>
-      </w:pPr>
-    </w:lvl>
-    <w:lvl w:ilvl="7" w:tplc="04090019" w:tentative="1">
-      <w:start w:val="1"/>
-      <w:numFmt w:val="ideographTraditional"/>
-      <w:lvlText w:val="%8、"/>
-      <w:lvlJc w:val="left"/>
-      <w:pPr>
-        <w:ind w:left="3840" w:hanging="480"/>
-      </w:pPr>
-    </w:lvl>
-    <w:lvl w:ilvl="8" w:tplc="0409001B" w:tentative="1">
-      <w:start w:val="1"/>
-      <w:numFmt w:val="lowerRoman"/>
-      <w:lvlText w:val="%9."/>
-      <w:lvlJc w:val="right"/>
-      <w:pPr>
-        <w:ind w:left="4320" w:hanging="480"/>
-      </w:pPr>
-    </w:lvl>
-  </w:abstractNum>
-  <w:abstractNum w:abstractNumId="14" w15:restartNumberingAfterBreak="0">
+  <w:abstractNum w:abstractNumId="1" w15:restartNumberingAfterBreak="0">
     <w:nsid w:val="288B05CC"/>
     <w:multiLevelType w:val="hybridMultilevel"/>
     <w:tmpl w:val="3F7012FC"/>
@@ -20128,3363 +19150,13 @@
       </w:pPr>
     </w:lvl>
   </w:abstractNum>
-  <w:abstractNum w:abstractNumId="15" w15:restartNumberingAfterBreak="0">
-    <w:nsid w:val="2A843FAF"/>
-    <w:multiLevelType w:val="hybridMultilevel"/>
-    <w:tmpl w:val="28E42B50"/>
-    <w:lvl w:ilvl="0" w:tplc="E66EC214">
-      <w:start w:val="1"/>
-      <w:numFmt w:val="upperLetter"/>
-      <w:lvlText w:val="(%1)"/>
-      <w:lvlJc w:val="left"/>
-      <w:pPr>
-        <w:ind w:left="360" w:hanging="360"/>
-      </w:pPr>
-      <w:rPr>
-        <w:rFonts w:hint="default"/>
-      </w:rPr>
-    </w:lvl>
-    <w:lvl w:ilvl="1" w:tplc="04090019" w:tentative="1">
-      <w:start w:val="1"/>
-      <w:numFmt w:val="ideographTraditional"/>
-      <w:lvlText w:val="%2、"/>
-      <w:lvlJc w:val="left"/>
-      <w:pPr>
-        <w:ind w:left="960" w:hanging="480"/>
-      </w:pPr>
-    </w:lvl>
-    <w:lvl w:ilvl="2" w:tplc="0409001B" w:tentative="1">
-      <w:start w:val="1"/>
-      <w:numFmt w:val="lowerRoman"/>
-      <w:lvlText w:val="%3."/>
-      <w:lvlJc w:val="right"/>
-      <w:pPr>
-        <w:ind w:left="1440" w:hanging="480"/>
-      </w:pPr>
-    </w:lvl>
-    <w:lvl w:ilvl="3" w:tplc="0409000F" w:tentative="1">
-      <w:start w:val="1"/>
-      <w:numFmt w:val="decimal"/>
-      <w:lvlText w:val="%4."/>
-      <w:lvlJc w:val="left"/>
-      <w:pPr>
-        <w:ind w:left="1920" w:hanging="480"/>
-      </w:pPr>
-    </w:lvl>
-    <w:lvl w:ilvl="4" w:tplc="04090019" w:tentative="1">
-      <w:start w:val="1"/>
-      <w:numFmt w:val="ideographTraditional"/>
-      <w:lvlText w:val="%5、"/>
-      <w:lvlJc w:val="left"/>
-      <w:pPr>
-        <w:ind w:left="2400" w:hanging="480"/>
-      </w:pPr>
-    </w:lvl>
-    <w:lvl w:ilvl="5" w:tplc="0409001B" w:tentative="1">
-      <w:start w:val="1"/>
-      <w:numFmt w:val="lowerRoman"/>
-      <w:lvlText w:val="%6."/>
-      <w:lvlJc w:val="right"/>
-      <w:pPr>
-        <w:ind w:left="2880" w:hanging="480"/>
-      </w:pPr>
-    </w:lvl>
-    <w:lvl w:ilvl="6" w:tplc="0409000F" w:tentative="1">
-      <w:start w:val="1"/>
-      <w:numFmt w:val="decimal"/>
-      <w:lvlText w:val="%7."/>
-      <w:lvlJc w:val="left"/>
-      <w:pPr>
-        <w:ind w:left="3360" w:hanging="480"/>
-      </w:pPr>
-    </w:lvl>
-    <w:lvl w:ilvl="7" w:tplc="04090019" w:tentative="1">
-      <w:start w:val="1"/>
-      <w:numFmt w:val="ideographTraditional"/>
-      <w:lvlText w:val="%8、"/>
-      <w:lvlJc w:val="left"/>
-      <w:pPr>
-        <w:ind w:left="3840" w:hanging="480"/>
-      </w:pPr>
-    </w:lvl>
-    <w:lvl w:ilvl="8" w:tplc="0409001B" w:tentative="1">
-      <w:start w:val="1"/>
-      <w:numFmt w:val="lowerRoman"/>
-      <w:lvlText w:val="%9."/>
-      <w:lvlJc w:val="right"/>
-      <w:pPr>
-        <w:ind w:left="4320" w:hanging="480"/>
-      </w:pPr>
-    </w:lvl>
-  </w:abstractNum>
-  <w:abstractNum w:abstractNumId="16" w15:restartNumberingAfterBreak="0">
-    <w:nsid w:val="2E192CB6"/>
-    <w:multiLevelType w:val="hybridMultilevel"/>
-    <w:tmpl w:val="8836EE84"/>
-    <w:lvl w:ilvl="0" w:tplc="F57E8944">
-      <w:start w:val="1"/>
-      <w:numFmt w:val="upperLetter"/>
-      <w:lvlText w:val="(%1)"/>
-      <w:lvlJc w:val="left"/>
-      <w:pPr>
-        <w:ind w:left="360" w:hanging="360"/>
-      </w:pPr>
-      <w:rPr>
-        <w:rFonts w:hint="default"/>
-      </w:rPr>
-    </w:lvl>
-    <w:lvl w:ilvl="1" w:tplc="04090019" w:tentative="1">
-      <w:start w:val="1"/>
-      <w:numFmt w:val="ideographTraditional"/>
-      <w:lvlText w:val="%2、"/>
-      <w:lvlJc w:val="left"/>
-      <w:pPr>
-        <w:ind w:left="960" w:hanging="480"/>
-      </w:pPr>
-    </w:lvl>
-    <w:lvl w:ilvl="2" w:tplc="0409001B" w:tentative="1">
-      <w:start w:val="1"/>
-      <w:numFmt w:val="lowerRoman"/>
-      <w:lvlText w:val="%3."/>
-      <w:lvlJc w:val="right"/>
-      <w:pPr>
-        <w:ind w:left="1440" w:hanging="480"/>
-      </w:pPr>
-    </w:lvl>
-    <w:lvl w:ilvl="3" w:tplc="0409000F" w:tentative="1">
-      <w:start w:val="1"/>
-      <w:numFmt w:val="decimal"/>
-      <w:lvlText w:val="%4."/>
-      <w:lvlJc w:val="left"/>
-      <w:pPr>
-        <w:ind w:left="1920" w:hanging="480"/>
-      </w:pPr>
-    </w:lvl>
-    <w:lvl w:ilvl="4" w:tplc="04090019" w:tentative="1">
-      <w:start w:val="1"/>
-      <w:numFmt w:val="ideographTraditional"/>
-      <w:lvlText w:val="%5、"/>
-      <w:lvlJc w:val="left"/>
-      <w:pPr>
-        <w:ind w:left="2400" w:hanging="480"/>
-      </w:pPr>
-    </w:lvl>
-    <w:lvl w:ilvl="5" w:tplc="0409001B" w:tentative="1">
-      <w:start w:val="1"/>
-      <w:numFmt w:val="lowerRoman"/>
-      <w:lvlText w:val="%6."/>
-      <w:lvlJc w:val="right"/>
-      <w:pPr>
-        <w:ind w:left="2880" w:hanging="480"/>
-      </w:pPr>
-    </w:lvl>
-    <w:lvl w:ilvl="6" w:tplc="0409000F" w:tentative="1">
-      <w:start w:val="1"/>
-      <w:numFmt w:val="decimal"/>
-      <w:lvlText w:val="%7."/>
-      <w:lvlJc w:val="left"/>
-      <w:pPr>
-        <w:ind w:left="3360" w:hanging="480"/>
-      </w:pPr>
-    </w:lvl>
-    <w:lvl w:ilvl="7" w:tplc="04090019" w:tentative="1">
-      <w:start w:val="1"/>
-      <w:numFmt w:val="ideographTraditional"/>
-      <w:lvlText w:val="%8、"/>
-      <w:lvlJc w:val="left"/>
-      <w:pPr>
-        <w:ind w:left="3840" w:hanging="480"/>
-      </w:pPr>
-    </w:lvl>
-    <w:lvl w:ilvl="8" w:tplc="0409001B" w:tentative="1">
-      <w:start w:val="1"/>
-      <w:numFmt w:val="lowerRoman"/>
-      <w:lvlText w:val="%9."/>
-      <w:lvlJc w:val="right"/>
-      <w:pPr>
-        <w:ind w:left="4320" w:hanging="480"/>
-      </w:pPr>
-    </w:lvl>
-  </w:abstractNum>
-  <w:abstractNum w:abstractNumId="17" w15:restartNumberingAfterBreak="0">
-    <w:nsid w:val="2E801B7A"/>
-    <w:multiLevelType w:val="hybridMultilevel"/>
-    <w:tmpl w:val="1382E584"/>
-    <w:lvl w:ilvl="0" w:tplc="8E7CD162">
-      <w:start w:val="1"/>
-      <w:numFmt w:val="upperLetter"/>
-      <w:lvlText w:val="(%1)"/>
-      <w:lvlJc w:val="left"/>
-      <w:pPr>
-        <w:ind w:left="360" w:hanging="360"/>
-      </w:pPr>
-      <w:rPr>
-        <w:rFonts w:hint="default"/>
-      </w:rPr>
-    </w:lvl>
-    <w:lvl w:ilvl="1" w:tplc="04090019" w:tentative="1">
-      <w:start w:val="1"/>
-      <w:numFmt w:val="ideographTraditional"/>
-      <w:lvlText w:val="%2、"/>
-      <w:lvlJc w:val="left"/>
-      <w:pPr>
-        <w:ind w:left="960" w:hanging="480"/>
-      </w:pPr>
-    </w:lvl>
-    <w:lvl w:ilvl="2" w:tplc="0409001B" w:tentative="1">
-      <w:start w:val="1"/>
-      <w:numFmt w:val="lowerRoman"/>
-      <w:lvlText w:val="%3."/>
-      <w:lvlJc w:val="right"/>
-      <w:pPr>
-        <w:ind w:left="1440" w:hanging="480"/>
-      </w:pPr>
-    </w:lvl>
-    <w:lvl w:ilvl="3" w:tplc="0409000F" w:tentative="1">
-      <w:start w:val="1"/>
-      <w:numFmt w:val="decimal"/>
-      <w:lvlText w:val="%4."/>
-      <w:lvlJc w:val="left"/>
-      <w:pPr>
-        <w:ind w:left="1920" w:hanging="480"/>
-      </w:pPr>
-    </w:lvl>
-    <w:lvl w:ilvl="4" w:tplc="04090019" w:tentative="1">
-      <w:start w:val="1"/>
-      <w:numFmt w:val="ideographTraditional"/>
-      <w:lvlText w:val="%5、"/>
-      <w:lvlJc w:val="left"/>
-      <w:pPr>
-        <w:ind w:left="2400" w:hanging="480"/>
-      </w:pPr>
-    </w:lvl>
-    <w:lvl w:ilvl="5" w:tplc="0409001B" w:tentative="1">
-      <w:start w:val="1"/>
-      <w:numFmt w:val="lowerRoman"/>
-      <w:lvlText w:val="%6."/>
-      <w:lvlJc w:val="right"/>
-      <w:pPr>
-        <w:ind w:left="2880" w:hanging="480"/>
-      </w:pPr>
-    </w:lvl>
-    <w:lvl w:ilvl="6" w:tplc="0409000F" w:tentative="1">
-      <w:start w:val="1"/>
-      <w:numFmt w:val="decimal"/>
-      <w:lvlText w:val="%7."/>
-      <w:lvlJc w:val="left"/>
-      <w:pPr>
-        <w:ind w:left="3360" w:hanging="480"/>
-      </w:pPr>
-    </w:lvl>
-    <w:lvl w:ilvl="7" w:tplc="04090019" w:tentative="1">
-      <w:start w:val="1"/>
-      <w:numFmt w:val="ideographTraditional"/>
-      <w:lvlText w:val="%8、"/>
-      <w:lvlJc w:val="left"/>
-      <w:pPr>
-        <w:ind w:left="3840" w:hanging="480"/>
-      </w:pPr>
-    </w:lvl>
-    <w:lvl w:ilvl="8" w:tplc="0409001B" w:tentative="1">
-      <w:start w:val="1"/>
-      <w:numFmt w:val="lowerRoman"/>
-      <w:lvlText w:val="%9."/>
-      <w:lvlJc w:val="right"/>
-      <w:pPr>
-        <w:ind w:left="4320" w:hanging="480"/>
-      </w:pPr>
-    </w:lvl>
-  </w:abstractNum>
-  <w:abstractNum w:abstractNumId="18" w15:restartNumberingAfterBreak="0">
-    <w:nsid w:val="30FE4CA3"/>
-    <w:multiLevelType w:val="hybridMultilevel"/>
-    <w:tmpl w:val="F2F691A6"/>
-    <w:lvl w:ilvl="0" w:tplc="F70E825E">
-      <w:start w:val="1"/>
-      <w:numFmt w:val="upperLetter"/>
-      <w:lvlText w:val="(%1)"/>
-      <w:lvlJc w:val="left"/>
-      <w:pPr>
-        <w:ind w:left="360" w:hanging="360"/>
-      </w:pPr>
-      <w:rPr>
-        <w:rFonts w:hint="default"/>
-      </w:rPr>
-    </w:lvl>
-    <w:lvl w:ilvl="1" w:tplc="04090019" w:tentative="1">
-      <w:start w:val="1"/>
-      <w:numFmt w:val="ideographTraditional"/>
-      <w:lvlText w:val="%2、"/>
-      <w:lvlJc w:val="left"/>
-      <w:pPr>
-        <w:ind w:left="960" w:hanging="480"/>
-      </w:pPr>
-    </w:lvl>
-    <w:lvl w:ilvl="2" w:tplc="0409001B" w:tentative="1">
-      <w:start w:val="1"/>
-      <w:numFmt w:val="lowerRoman"/>
-      <w:lvlText w:val="%3."/>
-      <w:lvlJc w:val="right"/>
-      <w:pPr>
-        <w:ind w:left="1440" w:hanging="480"/>
-      </w:pPr>
-    </w:lvl>
-    <w:lvl w:ilvl="3" w:tplc="0409000F" w:tentative="1">
-      <w:start w:val="1"/>
-      <w:numFmt w:val="decimal"/>
-      <w:lvlText w:val="%4."/>
-      <w:lvlJc w:val="left"/>
-      <w:pPr>
-        <w:ind w:left="1920" w:hanging="480"/>
-      </w:pPr>
-    </w:lvl>
-    <w:lvl w:ilvl="4" w:tplc="04090019" w:tentative="1">
-      <w:start w:val="1"/>
-      <w:numFmt w:val="ideographTraditional"/>
-      <w:lvlText w:val="%5、"/>
-      <w:lvlJc w:val="left"/>
-      <w:pPr>
-        <w:ind w:left="2400" w:hanging="480"/>
-      </w:pPr>
-    </w:lvl>
-    <w:lvl w:ilvl="5" w:tplc="0409001B" w:tentative="1">
-      <w:start w:val="1"/>
-      <w:numFmt w:val="lowerRoman"/>
-      <w:lvlText w:val="%6."/>
-      <w:lvlJc w:val="right"/>
-      <w:pPr>
-        <w:ind w:left="2880" w:hanging="480"/>
-      </w:pPr>
-    </w:lvl>
-    <w:lvl w:ilvl="6" w:tplc="0409000F" w:tentative="1">
-      <w:start w:val="1"/>
-      <w:numFmt w:val="decimal"/>
-      <w:lvlText w:val="%7."/>
-      <w:lvlJc w:val="left"/>
-      <w:pPr>
-        <w:ind w:left="3360" w:hanging="480"/>
-      </w:pPr>
-    </w:lvl>
-    <w:lvl w:ilvl="7" w:tplc="04090019" w:tentative="1">
-      <w:start w:val="1"/>
-      <w:numFmt w:val="ideographTraditional"/>
-      <w:lvlText w:val="%8、"/>
-      <w:lvlJc w:val="left"/>
-      <w:pPr>
-        <w:ind w:left="3840" w:hanging="480"/>
-      </w:pPr>
-    </w:lvl>
-    <w:lvl w:ilvl="8" w:tplc="0409001B" w:tentative="1">
-      <w:start w:val="1"/>
-      <w:numFmt w:val="lowerRoman"/>
-      <w:lvlText w:val="%9."/>
-      <w:lvlJc w:val="right"/>
-      <w:pPr>
-        <w:ind w:left="4320" w:hanging="480"/>
-      </w:pPr>
-    </w:lvl>
-  </w:abstractNum>
-  <w:abstractNum w:abstractNumId="19" w15:restartNumberingAfterBreak="0">
-    <w:nsid w:val="342108BB"/>
-    <w:multiLevelType w:val="hybridMultilevel"/>
-    <w:tmpl w:val="8AEE5B9A"/>
-    <w:lvl w:ilvl="0" w:tplc="DE388E3E">
-      <w:start w:val="1"/>
-      <w:numFmt w:val="upperLetter"/>
-      <w:lvlText w:val="(%1)"/>
-      <w:lvlJc w:val="left"/>
-      <w:pPr>
-        <w:ind w:left="360" w:hanging="360"/>
-      </w:pPr>
-      <w:rPr>
-        <w:rFonts w:hint="default"/>
-      </w:rPr>
-    </w:lvl>
-    <w:lvl w:ilvl="1" w:tplc="04090019" w:tentative="1">
-      <w:start w:val="1"/>
-      <w:numFmt w:val="ideographTraditional"/>
-      <w:lvlText w:val="%2、"/>
-      <w:lvlJc w:val="left"/>
-      <w:pPr>
-        <w:ind w:left="960" w:hanging="480"/>
-      </w:pPr>
-    </w:lvl>
-    <w:lvl w:ilvl="2" w:tplc="0409001B" w:tentative="1">
-      <w:start w:val="1"/>
-      <w:numFmt w:val="lowerRoman"/>
-      <w:lvlText w:val="%3."/>
-      <w:lvlJc w:val="right"/>
-      <w:pPr>
-        <w:ind w:left="1440" w:hanging="480"/>
-      </w:pPr>
-    </w:lvl>
-    <w:lvl w:ilvl="3" w:tplc="0409000F" w:tentative="1">
-      <w:start w:val="1"/>
-      <w:numFmt w:val="decimal"/>
-      <w:lvlText w:val="%4."/>
-      <w:lvlJc w:val="left"/>
-      <w:pPr>
-        <w:ind w:left="1920" w:hanging="480"/>
-      </w:pPr>
-    </w:lvl>
-    <w:lvl w:ilvl="4" w:tplc="04090019" w:tentative="1">
-      <w:start w:val="1"/>
-      <w:numFmt w:val="ideographTraditional"/>
-      <w:lvlText w:val="%5、"/>
-      <w:lvlJc w:val="left"/>
-      <w:pPr>
-        <w:ind w:left="2400" w:hanging="480"/>
-      </w:pPr>
-    </w:lvl>
-    <w:lvl w:ilvl="5" w:tplc="0409001B" w:tentative="1">
-      <w:start w:val="1"/>
-      <w:numFmt w:val="lowerRoman"/>
-      <w:lvlText w:val="%6."/>
-      <w:lvlJc w:val="right"/>
-      <w:pPr>
-        <w:ind w:left="2880" w:hanging="480"/>
-      </w:pPr>
-    </w:lvl>
-    <w:lvl w:ilvl="6" w:tplc="0409000F" w:tentative="1">
-      <w:start w:val="1"/>
-      <w:numFmt w:val="decimal"/>
-      <w:lvlText w:val="%7."/>
-      <w:lvlJc w:val="left"/>
-      <w:pPr>
-        <w:ind w:left="3360" w:hanging="480"/>
-      </w:pPr>
-    </w:lvl>
-    <w:lvl w:ilvl="7" w:tplc="04090019" w:tentative="1">
-      <w:start w:val="1"/>
-      <w:numFmt w:val="ideographTraditional"/>
-      <w:lvlText w:val="%8、"/>
-      <w:lvlJc w:val="left"/>
-      <w:pPr>
-        <w:ind w:left="3840" w:hanging="480"/>
-      </w:pPr>
-    </w:lvl>
-    <w:lvl w:ilvl="8" w:tplc="0409001B" w:tentative="1">
-      <w:start w:val="1"/>
-      <w:numFmt w:val="lowerRoman"/>
-      <w:lvlText w:val="%9."/>
-      <w:lvlJc w:val="right"/>
-      <w:pPr>
-        <w:ind w:left="4320" w:hanging="480"/>
-      </w:pPr>
-    </w:lvl>
-  </w:abstractNum>
-  <w:abstractNum w:abstractNumId="20" w15:restartNumberingAfterBreak="0">
-    <w:nsid w:val="34E90C58"/>
-    <w:multiLevelType w:val="hybridMultilevel"/>
-    <w:tmpl w:val="75D4CA18"/>
-    <w:lvl w:ilvl="0" w:tplc="1662357E">
-      <w:start w:val="1"/>
-      <w:numFmt w:val="upperLetter"/>
-      <w:lvlText w:val="(%1)"/>
-      <w:lvlJc w:val="left"/>
-      <w:pPr>
-        <w:ind w:left="360" w:hanging="360"/>
-      </w:pPr>
-      <w:rPr>
-        <w:rFonts w:hint="default"/>
-      </w:rPr>
-    </w:lvl>
-    <w:lvl w:ilvl="1" w:tplc="04090019" w:tentative="1">
-      <w:start w:val="1"/>
-      <w:numFmt w:val="ideographTraditional"/>
-      <w:lvlText w:val="%2、"/>
-      <w:lvlJc w:val="left"/>
-      <w:pPr>
-        <w:ind w:left="960" w:hanging="480"/>
-      </w:pPr>
-    </w:lvl>
-    <w:lvl w:ilvl="2" w:tplc="0409001B" w:tentative="1">
-      <w:start w:val="1"/>
-      <w:numFmt w:val="lowerRoman"/>
-      <w:lvlText w:val="%3."/>
-      <w:lvlJc w:val="right"/>
-      <w:pPr>
-        <w:ind w:left="1440" w:hanging="480"/>
-      </w:pPr>
-    </w:lvl>
-    <w:lvl w:ilvl="3" w:tplc="0409000F" w:tentative="1">
-      <w:start w:val="1"/>
-      <w:numFmt w:val="decimal"/>
-      <w:lvlText w:val="%4."/>
-      <w:lvlJc w:val="left"/>
-      <w:pPr>
-        <w:ind w:left="1920" w:hanging="480"/>
-      </w:pPr>
-    </w:lvl>
-    <w:lvl w:ilvl="4" w:tplc="04090019" w:tentative="1">
-      <w:start w:val="1"/>
-      <w:numFmt w:val="ideographTraditional"/>
-      <w:lvlText w:val="%5、"/>
-      <w:lvlJc w:val="left"/>
-      <w:pPr>
-        <w:ind w:left="2400" w:hanging="480"/>
-      </w:pPr>
-    </w:lvl>
-    <w:lvl w:ilvl="5" w:tplc="0409001B" w:tentative="1">
-      <w:start w:val="1"/>
-      <w:numFmt w:val="lowerRoman"/>
-      <w:lvlText w:val="%6."/>
-      <w:lvlJc w:val="right"/>
-      <w:pPr>
-        <w:ind w:left="2880" w:hanging="480"/>
-      </w:pPr>
-    </w:lvl>
-    <w:lvl w:ilvl="6" w:tplc="0409000F" w:tentative="1">
-      <w:start w:val="1"/>
-      <w:numFmt w:val="decimal"/>
-      <w:lvlText w:val="%7."/>
-      <w:lvlJc w:val="left"/>
-      <w:pPr>
-        <w:ind w:left="3360" w:hanging="480"/>
-      </w:pPr>
-    </w:lvl>
-    <w:lvl w:ilvl="7" w:tplc="04090019" w:tentative="1">
-      <w:start w:val="1"/>
-      <w:numFmt w:val="ideographTraditional"/>
-      <w:lvlText w:val="%8、"/>
-      <w:lvlJc w:val="left"/>
-      <w:pPr>
-        <w:ind w:left="3840" w:hanging="480"/>
-      </w:pPr>
-    </w:lvl>
-    <w:lvl w:ilvl="8" w:tplc="0409001B" w:tentative="1">
-      <w:start w:val="1"/>
-      <w:numFmt w:val="lowerRoman"/>
-      <w:lvlText w:val="%9."/>
-      <w:lvlJc w:val="right"/>
-      <w:pPr>
-        <w:ind w:left="4320" w:hanging="480"/>
-      </w:pPr>
-    </w:lvl>
-  </w:abstractNum>
-  <w:abstractNum w:abstractNumId="21" w15:restartNumberingAfterBreak="0">
-    <w:nsid w:val="3A2678A3"/>
-    <w:multiLevelType w:val="hybridMultilevel"/>
-    <w:tmpl w:val="3D3EBC90"/>
-    <w:lvl w:ilvl="0" w:tplc="E716D336">
-      <w:start w:val="1"/>
-      <w:numFmt w:val="upperLetter"/>
-      <w:lvlText w:val="(%1)"/>
-      <w:lvlJc w:val="left"/>
-      <w:pPr>
-        <w:ind w:left="360" w:hanging="360"/>
-      </w:pPr>
-      <w:rPr>
-        <w:rFonts w:hint="default"/>
-      </w:rPr>
-    </w:lvl>
-    <w:lvl w:ilvl="1" w:tplc="04090019" w:tentative="1">
-      <w:start w:val="1"/>
-      <w:numFmt w:val="ideographTraditional"/>
-      <w:lvlText w:val="%2、"/>
-      <w:lvlJc w:val="left"/>
-      <w:pPr>
-        <w:ind w:left="960" w:hanging="480"/>
-      </w:pPr>
-    </w:lvl>
-    <w:lvl w:ilvl="2" w:tplc="0409001B" w:tentative="1">
-      <w:start w:val="1"/>
-      <w:numFmt w:val="lowerRoman"/>
-      <w:lvlText w:val="%3."/>
-      <w:lvlJc w:val="right"/>
-      <w:pPr>
-        <w:ind w:left="1440" w:hanging="480"/>
-      </w:pPr>
-    </w:lvl>
-    <w:lvl w:ilvl="3" w:tplc="0409000F" w:tentative="1">
-      <w:start w:val="1"/>
-      <w:numFmt w:val="decimal"/>
-      <w:lvlText w:val="%4."/>
-      <w:lvlJc w:val="left"/>
-      <w:pPr>
-        <w:ind w:left="1920" w:hanging="480"/>
-      </w:pPr>
-    </w:lvl>
-    <w:lvl w:ilvl="4" w:tplc="04090019" w:tentative="1">
-      <w:start w:val="1"/>
-      <w:numFmt w:val="ideographTraditional"/>
-      <w:lvlText w:val="%5、"/>
-      <w:lvlJc w:val="left"/>
-      <w:pPr>
-        <w:ind w:left="2400" w:hanging="480"/>
-      </w:pPr>
-    </w:lvl>
-    <w:lvl w:ilvl="5" w:tplc="0409001B" w:tentative="1">
-      <w:start w:val="1"/>
-      <w:numFmt w:val="lowerRoman"/>
-      <w:lvlText w:val="%6."/>
-      <w:lvlJc w:val="right"/>
-      <w:pPr>
-        <w:ind w:left="2880" w:hanging="480"/>
-      </w:pPr>
-    </w:lvl>
-    <w:lvl w:ilvl="6" w:tplc="0409000F" w:tentative="1">
-      <w:start w:val="1"/>
-      <w:numFmt w:val="decimal"/>
-      <w:lvlText w:val="%7."/>
-      <w:lvlJc w:val="left"/>
-      <w:pPr>
-        <w:ind w:left="3360" w:hanging="480"/>
-      </w:pPr>
-    </w:lvl>
-    <w:lvl w:ilvl="7" w:tplc="04090019" w:tentative="1">
-      <w:start w:val="1"/>
-      <w:numFmt w:val="ideographTraditional"/>
-      <w:lvlText w:val="%8、"/>
-      <w:lvlJc w:val="left"/>
-      <w:pPr>
-        <w:ind w:left="3840" w:hanging="480"/>
-      </w:pPr>
-    </w:lvl>
-    <w:lvl w:ilvl="8" w:tplc="0409001B" w:tentative="1">
-      <w:start w:val="1"/>
-      <w:numFmt w:val="lowerRoman"/>
-      <w:lvlText w:val="%9."/>
-      <w:lvlJc w:val="right"/>
-      <w:pPr>
-        <w:ind w:left="4320" w:hanging="480"/>
-      </w:pPr>
-    </w:lvl>
-  </w:abstractNum>
-  <w:abstractNum w:abstractNumId="22" w15:restartNumberingAfterBreak="0">
-    <w:nsid w:val="421A1878"/>
-    <w:multiLevelType w:val="hybridMultilevel"/>
-    <w:tmpl w:val="890627CA"/>
-    <w:lvl w:ilvl="0" w:tplc="6DE08E96">
-      <w:start w:val="1"/>
-      <w:numFmt w:val="upperLetter"/>
-      <w:lvlText w:val="(%1)"/>
-      <w:lvlJc w:val="left"/>
-      <w:pPr>
-        <w:ind w:left="360" w:hanging="360"/>
-      </w:pPr>
-      <w:rPr>
-        <w:rFonts w:hint="default"/>
-      </w:rPr>
-    </w:lvl>
-    <w:lvl w:ilvl="1" w:tplc="04090019" w:tentative="1">
-      <w:start w:val="1"/>
-      <w:numFmt w:val="ideographTraditional"/>
-      <w:lvlText w:val="%2、"/>
-      <w:lvlJc w:val="left"/>
-      <w:pPr>
-        <w:ind w:left="960" w:hanging="480"/>
-      </w:pPr>
-    </w:lvl>
-    <w:lvl w:ilvl="2" w:tplc="0409001B" w:tentative="1">
-      <w:start w:val="1"/>
-      <w:numFmt w:val="lowerRoman"/>
-      <w:lvlText w:val="%3."/>
-      <w:lvlJc w:val="right"/>
-      <w:pPr>
-        <w:ind w:left="1440" w:hanging="480"/>
-      </w:pPr>
-    </w:lvl>
-    <w:lvl w:ilvl="3" w:tplc="0409000F" w:tentative="1">
-      <w:start w:val="1"/>
-      <w:numFmt w:val="decimal"/>
-      <w:lvlText w:val="%4."/>
-      <w:lvlJc w:val="left"/>
-      <w:pPr>
-        <w:ind w:left="1920" w:hanging="480"/>
-      </w:pPr>
-    </w:lvl>
-    <w:lvl w:ilvl="4" w:tplc="04090019" w:tentative="1">
-      <w:start w:val="1"/>
-      <w:numFmt w:val="ideographTraditional"/>
-      <w:lvlText w:val="%5、"/>
-      <w:lvlJc w:val="left"/>
-      <w:pPr>
-        <w:ind w:left="2400" w:hanging="480"/>
-      </w:pPr>
-    </w:lvl>
-    <w:lvl w:ilvl="5" w:tplc="0409001B" w:tentative="1">
-      <w:start w:val="1"/>
-      <w:numFmt w:val="lowerRoman"/>
-      <w:lvlText w:val="%6."/>
-      <w:lvlJc w:val="right"/>
-      <w:pPr>
-        <w:ind w:left="2880" w:hanging="480"/>
-      </w:pPr>
-    </w:lvl>
-    <w:lvl w:ilvl="6" w:tplc="0409000F" w:tentative="1">
-      <w:start w:val="1"/>
-      <w:numFmt w:val="decimal"/>
-      <w:lvlText w:val="%7."/>
-      <w:lvlJc w:val="left"/>
-      <w:pPr>
-        <w:ind w:left="3360" w:hanging="480"/>
-      </w:pPr>
-    </w:lvl>
-    <w:lvl w:ilvl="7" w:tplc="04090019" w:tentative="1">
-      <w:start w:val="1"/>
-      <w:numFmt w:val="ideographTraditional"/>
-      <w:lvlText w:val="%8、"/>
-      <w:lvlJc w:val="left"/>
-      <w:pPr>
-        <w:ind w:left="3840" w:hanging="480"/>
-      </w:pPr>
-    </w:lvl>
-    <w:lvl w:ilvl="8" w:tplc="0409001B" w:tentative="1">
-      <w:start w:val="1"/>
-      <w:numFmt w:val="lowerRoman"/>
-      <w:lvlText w:val="%9."/>
-      <w:lvlJc w:val="right"/>
-      <w:pPr>
-        <w:ind w:left="4320" w:hanging="480"/>
-      </w:pPr>
-    </w:lvl>
-  </w:abstractNum>
-  <w:abstractNum w:abstractNumId="23" w15:restartNumberingAfterBreak="0">
-    <w:nsid w:val="422F46C2"/>
-    <w:multiLevelType w:val="hybridMultilevel"/>
-    <w:tmpl w:val="F5EE2E30"/>
-    <w:lvl w:ilvl="0" w:tplc="265E6248">
-      <w:start w:val="1"/>
-      <w:numFmt w:val="upperLetter"/>
-      <w:lvlText w:val="(%1)"/>
-      <w:lvlJc w:val="left"/>
-      <w:pPr>
-        <w:ind w:left="360" w:hanging="360"/>
-      </w:pPr>
-      <w:rPr>
-        <w:rFonts w:hint="default"/>
-      </w:rPr>
-    </w:lvl>
-    <w:lvl w:ilvl="1" w:tplc="04090019" w:tentative="1">
-      <w:start w:val="1"/>
-      <w:numFmt w:val="ideographTraditional"/>
-      <w:lvlText w:val="%2、"/>
-      <w:lvlJc w:val="left"/>
-      <w:pPr>
-        <w:ind w:left="960" w:hanging="480"/>
-      </w:pPr>
-    </w:lvl>
-    <w:lvl w:ilvl="2" w:tplc="0409001B" w:tentative="1">
-      <w:start w:val="1"/>
-      <w:numFmt w:val="lowerRoman"/>
-      <w:lvlText w:val="%3."/>
-      <w:lvlJc w:val="right"/>
-      <w:pPr>
-        <w:ind w:left="1440" w:hanging="480"/>
-      </w:pPr>
-    </w:lvl>
-    <w:lvl w:ilvl="3" w:tplc="0409000F" w:tentative="1">
-      <w:start w:val="1"/>
-      <w:numFmt w:val="decimal"/>
-      <w:lvlText w:val="%4."/>
-      <w:lvlJc w:val="left"/>
-      <w:pPr>
-        <w:ind w:left="1920" w:hanging="480"/>
-      </w:pPr>
-    </w:lvl>
-    <w:lvl w:ilvl="4" w:tplc="04090019" w:tentative="1">
-      <w:start w:val="1"/>
-      <w:numFmt w:val="ideographTraditional"/>
-      <w:lvlText w:val="%5、"/>
-      <w:lvlJc w:val="left"/>
-      <w:pPr>
-        <w:ind w:left="2400" w:hanging="480"/>
-      </w:pPr>
-    </w:lvl>
-    <w:lvl w:ilvl="5" w:tplc="0409001B" w:tentative="1">
-      <w:start w:val="1"/>
-      <w:numFmt w:val="lowerRoman"/>
-      <w:lvlText w:val="%6."/>
-      <w:lvlJc w:val="right"/>
-      <w:pPr>
-        <w:ind w:left="2880" w:hanging="480"/>
-      </w:pPr>
-    </w:lvl>
-    <w:lvl w:ilvl="6" w:tplc="0409000F" w:tentative="1">
-      <w:start w:val="1"/>
-      <w:numFmt w:val="decimal"/>
-      <w:lvlText w:val="%7."/>
-      <w:lvlJc w:val="left"/>
-      <w:pPr>
-        <w:ind w:left="3360" w:hanging="480"/>
-      </w:pPr>
-    </w:lvl>
-    <w:lvl w:ilvl="7" w:tplc="04090019" w:tentative="1">
-      <w:start w:val="1"/>
-      <w:numFmt w:val="ideographTraditional"/>
-      <w:lvlText w:val="%8、"/>
-      <w:lvlJc w:val="left"/>
-      <w:pPr>
-        <w:ind w:left="3840" w:hanging="480"/>
-      </w:pPr>
-    </w:lvl>
-    <w:lvl w:ilvl="8" w:tplc="0409001B" w:tentative="1">
-      <w:start w:val="1"/>
-      <w:numFmt w:val="lowerRoman"/>
-      <w:lvlText w:val="%9."/>
-      <w:lvlJc w:val="right"/>
-      <w:pPr>
-        <w:ind w:left="4320" w:hanging="480"/>
-      </w:pPr>
-    </w:lvl>
-  </w:abstractNum>
-  <w:abstractNum w:abstractNumId="24" w15:restartNumberingAfterBreak="0">
-    <w:nsid w:val="44106993"/>
-    <w:multiLevelType w:val="hybridMultilevel"/>
-    <w:tmpl w:val="D2908246"/>
-    <w:lvl w:ilvl="0" w:tplc="5F8CD902">
-      <w:start w:val="1"/>
-      <w:numFmt w:val="upperLetter"/>
-      <w:lvlText w:val="(%1)"/>
-      <w:lvlJc w:val="left"/>
-      <w:pPr>
-        <w:ind w:left="360" w:hanging="360"/>
-      </w:pPr>
-      <w:rPr>
-        <w:rFonts w:hint="default"/>
-      </w:rPr>
-    </w:lvl>
-    <w:lvl w:ilvl="1" w:tplc="04090019" w:tentative="1">
-      <w:start w:val="1"/>
-      <w:numFmt w:val="ideographTraditional"/>
-      <w:lvlText w:val="%2、"/>
-      <w:lvlJc w:val="left"/>
-      <w:pPr>
-        <w:ind w:left="960" w:hanging="480"/>
-      </w:pPr>
-    </w:lvl>
-    <w:lvl w:ilvl="2" w:tplc="0409001B" w:tentative="1">
-      <w:start w:val="1"/>
-      <w:numFmt w:val="lowerRoman"/>
-      <w:lvlText w:val="%3."/>
-      <w:lvlJc w:val="right"/>
-      <w:pPr>
-        <w:ind w:left="1440" w:hanging="480"/>
-      </w:pPr>
-    </w:lvl>
-    <w:lvl w:ilvl="3" w:tplc="0409000F" w:tentative="1">
-      <w:start w:val="1"/>
-      <w:numFmt w:val="decimal"/>
-      <w:lvlText w:val="%4."/>
-      <w:lvlJc w:val="left"/>
-      <w:pPr>
-        <w:ind w:left="1920" w:hanging="480"/>
-      </w:pPr>
-    </w:lvl>
-    <w:lvl w:ilvl="4" w:tplc="04090019" w:tentative="1">
-      <w:start w:val="1"/>
-      <w:numFmt w:val="ideographTraditional"/>
-      <w:lvlText w:val="%5、"/>
-      <w:lvlJc w:val="left"/>
-      <w:pPr>
-        <w:ind w:left="2400" w:hanging="480"/>
-      </w:pPr>
-    </w:lvl>
-    <w:lvl w:ilvl="5" w:tplc="0409001B" w:tentative="1">
-      <w:start w:val="1"/>
-      <w:numFmt w:val="lowerRoman"/>
-      <w:lvlText w:val="%6."/>
-      <w:lvlJc w:val="right"/>
-      <w:pPr>
-        <w:ind w:left="2880" w:hanging="480"/>
-      </w:pPr>
-    </w:lvl>
-    <w:lvl w:ilvl="6" w:tplc="0409000F" w:tentative="1">
-      <w:start w:val="1"/>
-      <w:numFmt w:val="decimal"/>
-      <w:lvlText w:val="%7."/>
-      <w:lvlJc w:val="left"/>
-      <w:pPr>
-        <w:ind w:left="3360" w:hanging="480"/>
-      </w:pPr>
-    </w:lvl>
-    <w:lvl w:ilvl="7" w:tplc="04090019" w:tentative="1">
-      <w:start w:val="1"/>
-      <w:numFmt w:val="ideographTraditional"/>
-      <w:lvlText w:val="%8、"/>
-      <w:lvlJc w:val="left"/>
-      <w:pPr>
-        <w:ind w:left="3840" w:hanging="480"/>
-      </w:pPr>
-    </w:lvl>
-    <w:lvl w:ilvl="8" w:tplc="0409001B" w:tentative="1">
-      <w:start w:val="1"/>
-      <w:numFmt w:val="lowerRoman"/>
-      <w:lvlText w:val="%9."/>
-      <w:lvlJc w:val="right"/>
-      <w:pPr>
-        <w:ind w:left="4320" w:hanging="480"/>
-      </w:pPr>
-    </w:lvl>
-  </w:abstractNum>
-  <w:abstractNum w:abstractNumId="25" w15:restartNumberingAfterBreak="0">
-    <w:nsid w:val="460B497B"/>
-    <w:multiLevelType w:val="hybridMultilevel"/>
-    <w:tmpl w:val="F75AFC78"/>
-    <w:lvl w:ilvl="0" w:tplc="7EC24EFE">
-      <w:start w:val="1"/>
-      <w:numFmt w:val="upperLetter"/>
-      <w:lvlText w:val="(%1)"/>
-      <w:lvlJc w:val="left"/>
-      <w:pPr>
-        <w:ind w:left="360" w:hanging="360"/>
-      </w:pPr>
-      <w:rPr>
-        <w:rFonts w:hint="default"/>
-      </w:rPr>
-    </w:lvl>
-    <w:lvl w:ilvl="1" w:tplc="04090019" w:tentative="1">
-      <w:start w:val="1"/>
-      <w:numFmt w:val="ideographTraditional"/>
-      <w:lvlText w:val="%2、"/>
-      <w:lvlJc w:val="left"/>
-      <w:pPr>
-        <w:ind w:left="960" w:hanging="480"/>
-      </w:pPr>
-    </w:lvl>
-    <w:lvl w:ilvl="2" w:tplc="0409001B" w:tentative="1">
-      <w:start w:val="1"/>
-      <w:numFmt w:val="lowerRoman"/>
-      <w:lvlText w:val="%3."/>
-      <w:lvlJc w:val="right"/>
-      <w:pPr>
-        <w:ind w:left="1440" w:hanging="480"/>
-      </w:pPr>
-    </w:lvl>
-    <w:lvl w:ilvl="3" w:tplc="0409000F" w:tentative="1">
-      <w:start w:val="1"/>
-      <w:numFmt w:val="decimal"/>
-      <w:lvlText w:val="%4."/>
-      <w:lvlJc w:val="left"/>
-      <w:pPr>
-        <w:ind w:left="1920" w:hanging="480"/>
-      </w:pPr>
-    </w:lvl>
-    <w:lvl w:ilvl="4" w:tplc="04090019" w:tentative="1">
-      <w:start w:val="1"/>
-      <w:numFmt w:val="ideographTraditional"/>
-      <w:lvlText w:val="%5、"/>
-      <w:lvlJc w:val="left"/>
-      <w:pPr>
-        <w:ind w:left="2400" w:hanging="480"/>
-      </w:pPr>
-    </w:lvl>
-    <w:lvl w:ilvl="5" w:tplc="0409001B" w:tentative="1">
-      <w:start w:val="1"/>
-      <w:numFmt w:val="lowerRoman"/>
-      <w:lvlText w:val="%6."/>
-      <w:lvlJc w:val="right"/>
-      <w:pPr>
-        <w:ind w:left="2880" w:hanging="480"/>
-      </w:pPr>
-    </w:lvl>
-    <w:lvl w:ilvl="6" w:tplc="0409000F" w:tentative="1">
-      <w:start w:val="1"/>
-      <w:numFmt w:val="decimal"/>
-      <w:lvlText w:val="%7."/>
-      <w:lvlJc w:val="left"/>
-      <w:pPr>
-        <w:ind w:left="3360" w:hanging="480"/>
-      </w:pPr>
-    </w:lvl>
-    <w:lvl w:ilvl="7" w:tplc="04090019" w:tentative="1">
-      <w:start w:val="1"/>
-      <w:numFmt w:val="ideographTraditional"/>
-      <w:lvlText w:val="%8、"/>
-      <w:lvlJc w:val="left"/>
-      <w:pPr>
-        <w:ind w:left="3840" w:hanging="480"/>
-      </w:pPr>
-    </w:lvl>
-    <w:lvl w:ilvl="8" w:tplc="0409001B" w:tentative="1">
-      <w:start w:val="1"/>
-      <w:numFmt w:val="lowerRoman"/>
-      <w:lvlText w:val="%9."/>
-      <w:lvlJc w:val="right"/>
-      <w:pPr>
-        <w:ind w:left="4320" w:hanging="480"/>
-      </w:pPr>
-    </w:lvl>
-  </w:abstractNum>
-  <w:abstractNum w:abstractNumId="26" w15:restartNumberingAfterBreak="0">
-    <w:nsid w:val="476E037E"/>
-    <w:multiLevelType w:val="hybridMultilevel"/>
-    <w:tmpl w:val="CF8CBDE4"/>
-    <w:lvl w:ilvl="0" w:tplc="7B1C43E4">
-      <w:start w:val="1"/>
-      <w:numFmt w:val="upperLetter"/>
-      <w:lvlText w:val="(%1)"/>
-      <w:lvlJc w:val="left"/>
-      <w:pPr>
-        <w:ind w:left="360" w:hanging="360"/>
-      </w:pPr>
-      <w:rPr>
-        <w:rFonts w:hint="default"/>
-      </w:rPr>
-    </w:lvl>
-    <w:lvl w:ilvl="1" w:tplc="04090019" w:tentative="1">
-      <w:start w:val="1"/>
-      <w:numFmt w:val="ideographTraditional"/>
-      <w:lvlText w:val="%2、"/>
-      <w:lvlJc w:val="left"/>
-      <w:pPr>
-        <w:ind w:left="960" w:hanging="480"/>
-      </w:pPr>
-    </w:lvl>
-    <w:lvl w:ilvl="2" w:tplc="0409001B" w:tentative="1">
-      <w:start w:val="1"/>
-      <w:numFmt w:val="lowerRoman"/>
-      <w:lvlText w:val="%3."/>
-      <w:lvlJc w:val="right"/>
-      <w:pPr>
-        <w:ind w:left="1440" w:hanging="480"/>
-      </w:pPr>
-    </w:lvl>
-    <w:lvl w:ilvl="3" w:tplc="0409000F" w:tentative="1">
-      <w:start w:val="1"/>
-      <w:numFmt w:val="decimal"/>
-      <w:lvlText w:val="%4."/>
-      <w:lvlJc w:val="left"/>
-      <w:pPr>
-        <w:ind w:left="1920" w:hanging="480"/>
-      </w:pPr>
-    </w:lvl>
-    <w:lvl w:ilvl="4" w:tplc="04090019" w:tentative="1">
-      <w:start w:val="1"/>
-      <w:numFmt w:val="ideographTraditional"/>
-      <w:lvlText w:val="%5、"/>
-      <w:lvlJc w:val="left"/>
-      <w:pPr>
-        <w:ind w:left="2400" w:hanging="480"/>
-      </w:pPr>
-    </w:lvl>
-    <w:lvl w:ilvl="5" w:tplc="0409001B" w:tentative="1">
-      <w:start w:val="1"/>
-      <w:numFmt w:val="lowerRoman"/>
-      <w:lvlText w:val="%6."/>
-      <w:lvlJc w:val="right"/>
-      <w:pPr>
-        <w:ind w:left="2880" w:hanging="480"/>
-      </w:pPr>
-    </w:lvl>
-    <w:lvl w:ilvl="6" w:tplc="0409000F" w:tentative="1">
-      <w:start w:val="1"/>
-      <w:numFmt w:val="decimal"/>
-      <w:lvlText w:val="%7."/>
-      <w:lvlJc w:val="left"/>
-      <w:pPr>
-        <w:ind w:left="3360" w:hanging="480"/>
-      </w:pPr>
-    </w:lvl>
-    <w:lvl w:ilvl="7" w:tplc="04090019" w:tentative="1">
-      <w:start w:val="1"/>
-      <w:numFmt w:val="ideographTraditional"/>
-      <w:lvlText w:val="%8、"/>
-      <w:lvlJc w:val="left"/>
-      <w:pPr>
-        <w:ind w:left="3840" w:hanging="480"/>
-      </w:pPr>
-    </w:lvl>
-    <w:lvl w:ilvl="8" w:tplc="0409001B" w:tentative="1">
-      <w:start w:val="1"/>
-      <w:numFmt w:val="lowerRoman"/>
-      <w:lvlText w:val="%9."/>
-      <w:lvlJc w:val="right"/>
-      <w:pPr>
-        <w:ind w:left="4320" w:hanging="480"/>
-      </w:pPr>
-    </w:lvl>
-  </w:abstractNum>
-  <w:abstractNum w:abstractNumId="27" w15:restartNumberingAfterBreak="0">
-    <w:nsid w:val="48B76B2E"/>
-    <w:multiLevelType w:val="hybridMultilevel"/>
-    <w:tmpl w:val="7ACED166"/>
-    <w:lvl w:ilvl="0" w:tplc="3C642B96">
-      <w:start w:val="1"/>
-      <w:numFmt w:val="upperLetter"/>
-      <w:lvlText w:val="(%1)"/>
-      <w:lvlJc w:val="left"/>
-      <w:pPr>
-        <w:ind w:left="360" w:hanging="360"/>
-      </w:pPr>
-      <w:rPr>
-        <w:rFonts w:hint="default"/>
-      </w:rPr>
-    </w:lvl>
-    <w:lvl w:ilvl="1" w:tplc="04090019" w:tentative="1">
-      <w:start w:val="1"/>
-      <w:numFmt w:val="ideographTraditional"/>
-      <w:lvlText w:val="%2、"/>
-      <w:lvlJc w:val="left"/>
-      <w:pPr>
-        <w:ind w:left="960" w:hanging="480"/>
-      </w:pPr>
-    </w:lvl>
-    <w:lvl w:ilvl="2" w:tplc="0409001B" w:tentative="1">
-      <w:start w:val="1"/>
-      <w:numFmt w:val="lowerRoman"/>
-      <w:lvlText w:val="%3."/>
-      <w:lvlJc w:val="right"/>
-      <w:pPr>
-        <w:ind w:left="1440" w:hanging="480"/>
-      </w:pPr>
-    </w:lvl>
-    <w:lvl w:ilvl="3" w:tplc="0409000F" w:tentative="1">
-      <w:start w:val="1"/>
-      <w:numFmt w:val="decimal"/>
-      <w:lvlText w:val="%4."/>
-      <w:lvlJc w:val="left"/>
-      <w:pPr>
-        <w:ind w:left="1920" w:hanging="480"/>
-      </w:pPr>
-    </w:lvl>
-    <w:lvl w:ilvl="4" w:tplc="04090019" w:tentative="1">
-      <w:start w:val="1"/>
-      <w:numFmt w:val="ideographTraditional"/>
-      <w:lvlText w:val="%5、"/>
-      <w:lvlJc w:val="left"/>
-      <w:pPr>
-        <w:ind w:left="2400" w:hanging="480"/>
-      </w:pPr>
-    </w:lvl>
-    <w:lvl w:ilvl="5" w:tplc="0409001B" w:tentative="1">
-      <w:start w:val="1"/>
-      <w:numFmt w:val="lowerRoman"/>
-      <w:lvlText w:val="%6."/>
-      <w:lvlJc w:val="right"/>
-      <w:pPr>
-        <w:ind w:left="2880" w:hanging="480"/>
-      </w:pPr>
-    </w:lvl>
-    <w:lvl w:ilvl="6" w:tplc="0409000F" w:tentative="1">
-      <w:start w:val="1"/>
-      <w:numFmt w:val="decimal"/>
-      <w:lvlText w:val="%7."/>
-      <w:lvlJc w:val="left"/>
-      <w:pPr>
-        <w:ind w:left="3360" w:hanging="480"/>
-      </w:pPr>
-    </w:lvl>
-    <w:lvl w:ilvl="7" w:tplc="04090019" w:tentative="1">
-      <w:start w:val="1"/>
-      <w:numFmt w:val="ideographTraditional"/>
-      <w:lvlText w:val="%8、"/>
-      <w:lvlJc w:val="left"/>
-      <w:pPr>
-        <w:ind w:left="3840" w:hanging="480"/>
-      </w:pPr>
-    </w:lvl>
-    <w:lvl w:ilvl="8" w:tplc="0409001B" w:tentative="1">
-      <w:start w:val="1"/>
-      <w:numFmt w:val="lowerRoman"/>
-      <w:lvlText w:val="%9."/>
-      <w:lvlJc w:val="right"/>
-      <w:pPr>
-        <w:ind w:left="4320" w:hanging="480"/>
-      </w:pPr>
-    </w:lvl>
-  </w:abstractNum>
-  <w:abstractNum w:abstractNumId="28" w15:restartNumberingAfterBreak="0">
-    <w:nsid w:val="4C6512A6"/>
-    <w:multiLevelType w:val="hybridMultilevel"/>
-    <w:tmpl w:val="B76C43BE"/>
-    <w:lvl w:ilvl="0" w:tplc="2FD08CE6">
-      <w:start w:val="1"/>
-      <w:numFmt w:val="upperLetter"/>
-      <w:lvlText w:val="(%1)"/>
-      <w:lvlJc w:val="left"/>
-      <w:pPr>
-        <w:ind w:left="360" w:hanging="360"/>
-      </w:pPr>
-      <w:rPr>
-        <w:rFonts w:hint="default"/>
-      </w:rPr>
-    </w:lvl>
-    <w:lvl w:ilvl="1" w:tplc="04090019" w:tentative="1">
-      <w:start w:val="1"/>
-      <w:numFmt w:val="ideographTraditional"/>
-      <w:lvlText w:val="%2、"/>
-      <w:lvlJc w:val="left"/>
-      <w:pPr>
-        <w:ind w:left="960" w:hanging="480"/>
-      </w:pPr>
-    </w:lvl>
-    <w:lvl w:ilvl="2" w:tplc="0409001B" w:tentative="1">
-      <w:start w:val="1"/>
-      <w:numFmt w:val="lowerRoman"/>
-      <w:lvlText w:val="%3."/>
-      <w:lvlJc w:val="right"/>
-      <w:pPr>
-        <w:ind w:left="1440" w:hanging="480"/>
-      </w:pPr>
-    </w:lvl>
-    <w:lvl w:ilvl="3" w:tplc="0409000F" w:tentative="1">
-      <w:start w:val="1"/>
-      <w:numFmt w:val="decimal"/>
-      <w:lvlText w:val="%4."/>
-      <w:lvlJc w:val="left"/>
-      <w:pPr>
-        <w:ind w:left="1920" w:hanging="480"/>
-      </w:pPr>
-    </w:lvl>
-    <w:lvl w:ilvl="4" w:tplc="04090019" w:tentative="1">
-      <w:start w:val="1"/>
-      <w:numFmt w:val="ideographTraditional"/>
-      <w:lvlText w:val="%5、"/>
-      <w:lvlJc w:val="left"/>
-      <w:pPr>
-        <w:ind w:left="2400" w:hanging="480"/>
-      </w:pPr>
-    </w:lvl>
-    <w:lvl w:ilvl="5" w:tplc="0409001B" w:tentative="1">
-      <w:start w:val="1"/>
-      <w:numFmt w:val="lowerRoman"/>
-      <w:lvlText w:val="%6."/>
-      <w:lvlJc w:val="right"/>
-      <w:pPr>
-        <w:ind w:left="2880" w:hanging="480"/>
-      </w:pPr>
-    </w:lvl>
-    <w:lvl w:ilvl="6" w:tplc="0409000F" w:tentative="1">
-      <w:start w:val="1"/>
-      <w:numFmt w:val="decimal"/>
-      <w:lvlText w:val="%7."/>
-      <w:lvlJc w:val="left"/>
-      <w:pPr>
-        <w:ind w:left="3360" w:hanging="480"/>
-      </w:pPr>
-    </w:lvl>
-    <w:lvl w:ilvl="7" w:tplc="04090019" w:tentative="1">
-      <w:start w:val="1"/>
-      <w:numFmt w:val="ideographTraditional"/>
-      <w:lvlText w:val="%8、"/>
-      <w:lvlJc w:val="left"/>
-      <w:pPr>
-        <w:ind w:left="3840" w:hanging="480"/>
-      </w:pPr>
-    </w:lvl>
-    <w:lvl w:ilvl="8" w:tplc="0409001B" w:tentative="1">
-      <w:start w:val="1"/>
-      <w:numFmt w:val="lowerRoman"/>
-      <w:lvlText w:val="%9."/>
-      <w:lvlJc w:val="right"/>
-      <w:pPr>
-        <w:ind w:left="4320" w:hanging="480"/>
-      </w:pPr>
-    </w:lvl>
-  </w:abstractNum>
-  <w:abstractNum w:abstractNumId="29" w15:restartNumberingAfterBreak="0">
-    <w:nsid w:val="53714B23"/>
-    <w:multiLevelType w:val="hybridMultilevel"/>
-    <w:tmpl w:val="CACA25C2"/>
-    <w:lvl w:ilvl="0" w:tplc="9B825A4E">
-      <w:start w:val="1"/>
-      <w:numFmt w:val="upperLetter"/>
-      <w:lvlText w:val="(%1)"/>
-      <w:lvlJc w:val="left"/>
-      <w:pPr>
-        <w:ind w:left="360" w:hanging="360"/>
-      </w:pPr>
-      <w:rPr>
-        <w:rFonts w:hint="default"/>
-      </w:rPr>
-    </w:lvl>
-    <w:lvl w:ilvl="1" w:tplc="04090019" w:tentative="1">
-      <w:start w:val="1"/>
-      <w:numFmt w:val="ideographTraditional"/>
-      <w:lvlText w:val="%2、"/>
-      <w:lvlJc w:val="left"/>
-      <w:pPr>
-        <w:ind w:left="960" w:hanging="480"/>
-      </w:pPr>
-    </w:lvl>
-    <w:lvl w:ilvl="2" w:tplc="0409001B" w:tentative="1">
-      <w:start w:val="1"/>
-      <w:numFmt w:val="lowerRoman"/>
-      <w:lvlText w:val="%3."/>
-      <w:lvlJc w:val="right"/>
-      <w:pPr>
-        <w:ind w:left="1440" w:hanging="480"/>
-      </w:pPr>
-    </w:lvl>
-    <w:lvl w:ilvl="3" w:tplc="0409000F" w:tentative="1">
-      <w:start w:val="1"/>
-      <w:numFmt w:val="decimal"/>
-      <w:lvlText w:val="%4."/>
-      <w:lvlJc w:val="left"/>
-      <w:pPr>
-        <w:ind w:left="1920" w:hanging="480"/>
-      </w:pPr>
-    </w:lvl>
-    <w:lvl w:ilvl="4" w:tplc="04090019" w:tentative="1">
-      <w:start w:val="1"/>
-      <w:numFmt w:val="ideographTraditional"/>
-      <w:lvlText w:val="%5、"/>
-      <w:lvlJc w:val="left"/>
-      <w:pPr>
-        <w:ind w:left="2400" w:hanging="480"/>
-      </w:pPr>
-    </w:lvl>
-    <w:lvl w:ilvl="5" w:tplc="0409001B" w:tentative="1">
-      <w:start w:val="1"/>
-      <w:numFmt w:val="lowerRoman"/>
-      <w:lvlText w:val="%6."/>
-      <w:lvlJc w:val="right"/>
-      <w:pPr>
-        <w:ind w:left="2880" w:hanging="480"/>
-      </w:pPr>
-    </w:lvl>
-    <w:lvl w:ilvl="6" w:tplc="0409000F" w:tentative="1">
-      <w:start w:val="1"/>
-      <w:numFmt w:val="decimal"/>
-      <w:lvlText w:val="%7."/>
-      <w:lvlJc w:val="left"/>
-      <w:pPr>
-        <w:ind w:left="3360" w:hanging="480"/>
-      </w:pPr>
-    </w:lvl>
-    <w:lvl w:ilvl="7" w:tplc="04090019" w:tentative="1">
-      <w:start w:val="1"/>
-      <w:numFmt w:val="ideographTraditional"/>
-      <w:lvlText w:val="%8、"/>
-      <w:lvlJc w:val="left"/>
-      <w:pPr>
-        <w:ind w:left="3840" w:hanging="480"/>
-      </w:pPr>
-    </w:lvl>
-    <w:lvl w:ilvl="8" w:tplc="0409001B" w:tentative="1">
-      <w:start w:val="1"/>
-      <w:numFmt w:val="lowerRoman"/>
-      <w:lvlText w:val="%9."/>
-      <w:lvlJc w:val="right"/>
-      <w:pPr>
-        <w:ind w:left="4320" w:hanging="480"/>
-      </w:pPr>
-    </w:lvl>
-  </w:abstractNum>
-  <w:abstractNum w:abstractNumId="30" w15:restartNumberingAfterBreak="0">
-    <w:nsid w:val="54126F51"/>
-    <w:multiLevelType w:val="hybridMultilevel"/>
-    <w:tmpl w:val="C0C01342"/>
-    <w:lvl w:ilvl="0" w:tplc="3CC24DEC">
-      <w:start w:val="1"/>
-      <w:numFmt w:val="upperLetter"/>
-      <w:lvlText w:val="(%1)"/>
-      <w:lvlJc w:val="left"/>
-      <w:pPr>
-        <w:ind w:left="360" w:hanging="360"/>
-      </w:pPr>
-      <w:rPr>
-        <w:rFonts w:hint="default"/>
-      </w:rPr>
-    </w:lvl>
-    <w:lvl w:ilvl="1" w:tplc="04090019" w:tentative="1">
-      <w:start w:val="1"/>
-      <w:numFmt w:val="ideographTraditional"/>
-      <w:lvlText w:val="%2、"/>
-      <w:lvlJc w:val="left"/>
-      <w:pPr>
-        <w:ind w:left="960" w:hanging="480"/>
-      </w:pPr>
-    </w:lvl>
-    <w:lvl w:ilvl="2" w:tplc="0409001B" w:tentative="1">
-      <w:start w:val="1"/>
-      <w:numFmt w:val="lowerRoman"/>
-      <w:lvlText w:val="%3."/>
-      <w:lvlJc w:val="right"/>
-      <w:pPr>
-        <w:ind w:left="1440" w:hanging="480"/>
-      </w:pPr>
-    </w:lvl>
-    <w:lvl w:ilvl="3" w:tplc="0409000F" w:tentative="1">
-      <w:start w:val="1"/>
-      <w:numFmt w:val="decimal"/>
-      <w:lvlText w:val="%4."/>
-      <w:lvlJc w:val="left"/>
-      <w:pPr>
-        <w:ind w:left="1920" w:hanging="480"/>
-      </w:pPr>
-    </w:lvl>
-    <w:lvl w:ilvl="4" w:tplc="04090019" w:tentative="1">
-      <w:start w:val="1"/>
-      <w:numFmt w:val="ideographTraditional"/>
-      <w:lvlText w:val="%5、"/>
-      <w:lvlJc w:val="left"/>
-      <w:pPr>
-        <w:ind w:left="2400" w:hanging="480"/>
-      </w:pPr>
-    </w:lvl>
-    <w:lvl w:ilvl="5" w:tplc="0409001B" w:tentative="1">
-      <w:start w:val="1"/>
-      <w:numFmt w:val="lowerRoman"/>
-      <w:lvlText w:val="%6."/>
-      <w:lvlJc w:val="right"/>
-      <w:pPr>
-        <w:ind w:left="2880" w:hanging="480"/>
-      </w:pPr>
-    </w:lvl>
-    <w:lvl w:ilvl="6" w:tplc="0409000F" w:tentative="1">
-      <w:start w:val="1"/>
-      <w:numFmt w:val="decimal"/>
-      <w:lvlText w:val="%7."/>
-      <w:lvlJc w:val="left"/>
-      <w:pPr>
-        <w:ind w:left="3360" w:hanging="480"/>
-      </w:pPr>
-    </w:lvl>
-    <w:lvl w:ilvl="7" w:tplc="04090019" w:tentative="1">
-      <w:start w:val="1"/>
-      <w:numFmt w:val="ideographTraditional"/>
-      <w:lvlText w:val="%8、"/>
-      <w:lvlJc w:val="left"/>
-      <w:pPr>
-        <w:ind w:left="3840" w:hanging="480"/>
-      </w:pPr>
-    </w:lvl>
-    <w:lvl w:ilvl="8" w:tplc="0409001B" w:tentative="1">
-      <w:start w:val="1"/>
-      <w:numFmt w:val="lowerRoman"/>
-      <w:lvlText w:val="%9."/>
-      <w:lvlJc w:val="right"/>
-      <w:pPr>
-        <w:ind w:left="4320" w:hanging="480"/>
-      </w:pPr>
-    </w:lvl>
-  </w:abstractNum>
-  <w:abstractNum w:abstractNumId="31" w15:restartNumberingAfterBreak="0">
-    <w:nsid w:val="55A15A5C"/>
-    <w:multiLevelType w:val="hybridMultilevel"/>
-    <w:tmpl w:val="B1BE51B0"/>
-    <w:lvl w:ilvl="0" w:tplc="E19E1930">
-      <w:start w:val="1"/>
-      <w:numFmt w:val="upperLetter"/>
-      <w:lvlText w:val="(%1)"/>
-      <w:lvlJc w:val="left"/>
-      <w:pPr>
-        <w:ind w:left="360" w:hanging="360"/>
-      </w:pPr>
-      <w:rPr>
-        <w:rFonts w:hint="default"/>
-      </w:rPr>
-    </w:lvl>
-    <w:lvl w:ilvl="1" w:tplc="04090019" w:tentative="1">
-      <w:start w:val="1"/>
-      <w:numFmt w:val="ideographTraditional"/>
-      <w:lvlText w:val="%2、"/>
-      <w:lvlJc w:val="left"/>
-      <w:pPr>
-        <w:ind w:left="960" w:hanging="480"/>
-      </w:pPr>
-    </w:lvl>
-    <w:lvl w:ilvl="2" w:tplc="0409001B" w:tentative="1">
-      <w:start w:val="1"/>
-      <w:numFmt w:val="lowerRoman"/>
-      <w:lvlText w:val="%3."/>
-      <w:lvlJc w:val="right"/>
-      <w:pPr>
-        <w:ind w:left="1440" w:hanging="480"/>
-      </w:pPr>
-    </w:lvl>
-    <w:lvl w:ilvl="3" w:tplc="0409000F" w:tentative="1">
-      <w:start w:val="1"/>
-      <w:numFmt w:val="decimal"/>
-      <w:lvlText w:val="%4."/>
-      <w:lvlJc w:val="left"/>
-      <w:pPr>
-        <w:ind w:left="1920" w:hanging="480"/>
-      </w:pPr>
-    </w:lvl>
-    <w:lvl w:ilvl="4" w:tplc="04090019" w:tentative="1">
-      <w:start w:val="1"/>
-      <w:numFmt w:val="ideographTraditional"/>
-      <w:lvlText w:val="%5、"/>
-      <w:lvlJc w:val="left"/>
-      <w:pPr>
-        <w:ind w:left="2400" w:hanging="480"/>
-      </w:pPr>
-    </w:lvl>
-    <w:lvl w:ilvl="5" w:tplc="0409001B" w:tentative="1">
-      <w:start w:val="1"/>
-      <w:numFmt w:val="lowerRoman"/>
-      <w:lvlText w:val="%6."/>
-      <w:lvlJc w:val="right"/>
-      <w:pPr>
-        <w:ind w:left="2880" w:hanging="480"/>
-      </w:pPr>
-    </w:lvl>
-    <w:lvl w:ilvl="6" w:tplc="0409000F" w:tentative="1">
-      <w:start w:val="1"/>
-      <w:numFmt w:val="decimal"/>
-      <w:lvlText w:val="%7."/>
-      <w:lvlJc w:val="left"/>
-      <w:pPr>
-        <w:ind w:left="3360" w:hanging="480"/>
-      </w:pPr>
-    </w:lvl>
-    <w:lvl w:ilvl="7" w:tplc="04090019" w:tentative="1">
-      <w:start w:val="1"/>
-      <w:numFmt w:val="ideographTraditional"/>
-      <w:lvlText w:val="%8、"/>
-      <w:lvlJc w:val="left"/>
-      <w:pPr>
-        <w:ind w:left="3840" w:hanging="480"/>
-      </w:pPr>
-    </w:lvl>
-    <w:lvl w:ilvl="8" w:tplc="0409001B" w:tentative="1">
-      <w:start w:val="1"/>
-      <w:numFmt w:val="lowerRoman"/>
-      <w:lvlText w:val="%9."/>
-      <w:lvlJc w:val="right"/>
-      <w:pPr>
-        <w:ind w:left="4320" w:hanging="480"/>
-      </w:pPr>
-    </w:lvl>
-  </w:abstractNum>
-  <w:abstractNum w:abstractNumId="32" w15:restartNumberingAfterBreak="0">
-    <w:nsid w:val="56F94E90"/>
-    <w:multiLevelType w:val="hybridMultilevel"/>
-    <w:tmpl w:val="B9DE2BB4"/>
-    <w:lvl w:ilvl="0" w:tplc="FCE6B8A2">
-      <w:start w:val="1"/>
-      <w:numFmt w:val="upperLetter"/>
-      <w:lvlText w:val="(%1)"/>
-      <w:lvlJc w:val="left"/>
-      <w:pPr>
-        <w:ind w:left="360" w:hanging="360"/>
-      </w:pPr>
-      <w:rPr>
-        <w:rFonts w:hint="default"/>
-      </w:rPr>
-    </w:lvl>
-    <w:lvl w:ilvl="1" w:tplc="04090019" w:tentative="1">
-      <w:start w:val="1"/>
-      <w:numFmt w:val="ideographTraditional"/>
-      <w:lvlText w:val="%2、"/>
-      <w:lvlJc w:val="left"/>
-      <w:pPr>
-        <w:ind w:left="960" w:hanging="480"/>
-      </w:pPr>
-    </w:lvl>
-    <w:lvl w:ilvl="2" w:tplc="0409001B" w:tentative="1">
-      <w:start w:val="1"/>
-      <w:numFmt w:val="lowerRoman"/>
-      <w:lvlText w:val="%3."/>
-      <w:lvlJc w:val="right"/>
-      <w:pPr>
-        <w:ind w:left="1440" w:hanging="480"/>
-      </w:pPr>
-    </w:lvl>
-    <w:lvl w:ilvl="3" w:tplc="0409000F" w:tentative="1">
-      <w:start w:val="1"/>
-      <w:numFmt w:val="decimal"/>
-      <w:lvlText w:val="%4."/>
-      <w:lvlJc w:val="left"/>
-      <w:pPr>
-        <w:ind w:left="1920" w:hanging="480"/>
-      </w:pPr>
-    </w:lvl>
-    <w:lvl w:ilvl="4" w:tplc="04090019" w:tentative="1">
-      <w:start w:val="1"/>
-      <w:numFmt w:val="ideographTraditional"/>
-      <w:lvlText w:val="%5、"/>
-      <w:lvlJc w:val="left"/>
-      <w:pPr>
-        <w:ind w:left="2400" w:hanging="480"/>
-      </w:pPr>
-    </w:lvl>
-    <w:lvl w:ilvl="5" w:tplc="0409001B" w:tentative="1">
-      <w:start w:val="1"/>
-      <w:numFmt w:val="lowerRoman"/>
-      <w:lvlText w:val="%6."/>
-      <w:lvlJc w:val="right"/>
-      <w:pPr>
-        <w:ind w:left="2880" w:hanging="480"/>
-      </w:pPr>
-    </w:lvl>
-    <w:lvl w:ilvl="6" w:tplc="0409000F" w:tentative="1">
-      <w:start w:val="1"/>
-      <w:numFmt w:val="decimal"/>
-      <w:lvlText w:val="%7."/>
-      <w:lvlJc w:val="left"/>
-      <w:pPr>
-        <w:ind w:left="3360" w:hanging="480"/>
-      </w:pPr>
-    </w:lvl>
-    <w:lvl w:ilvl="7" w:tplc="04090019" w:tentative="1">
-      <w:start w:val="1"/>
-      <w:numFmt w:val="ideographTraditional"/>
-      <w:lvlText w:val="%8、"/>
-      <w:lvlJc w:val="left"/>
-      <w:pPr>
-        <w:ind w:left="3840" w:hanging="480"/>
-      </w:pPr>
-    </w:lvl>
-    <w:lvl w:ilvl="8" w:tplc="0409001B" w:tentative="1">
-      <w:start w:val="1"/>
-      <w:numFmt w:val="lowerRoman"/>
-      <w:lvlText w:val="%9."/>
-      <w:lvlJc w:val="right"/>
-      <w:pPr>
-        <w:ind w:left="4320" w:hanging="480"/>
-      </w:pPr>
-    </w:lvl>
-  </w:abstractNum>
-  <w:abstractNum w:abstractNumId="33" w15:restartNumberingAfterBreak="0">
-    <w:nsid w:val="57547397"/>
-    <w:multiLevelType w:val="hybridMultilevel"/>
-    <w:tmpl w:val="C76276A4"/>
-    <w:lvl w:ilvl="0" w:tplc="3A5E99E0">
-      <w:start w:val="1"/>
-      <w:numFmt w:val="upperLetter"/>
-      <w:lvlText w:val="(%1)"/>
-      <w:lvlJc w:val="left"/>
-      <w:pPr>
-        <w:ind w:left="360" w:hanging="360"/>
-      </w:pPr>
-      <w:rPr>
-        <w:rFonts w:hint="default"/>
-      </w:rPr>
-    </w:lvl>
-    <w:lvl w:ilvl="1" w:tplc="04090019" w:tentative="1">
-      <w:start w:val="1"/>
-      <w:numFmt w:val="ideographTraditional"/>
-      <w:lvlText w:val="%2、"/>
-      <w:lvlJc w:val="left"/>
-      <w:pPr>
-        <w:ind w:left="960" w:hanging="480"/>
-      </w:pPr>
-    </w:lvl>
-    <w:lvl w:ilvl="2" w:tplc="0409001B" w:tentative="1">
-      <w:start w:val="1"/>
-      <w:numFmt w:val="lowerRoman"/>
-      <w:lvlText w:val="%3."/>
-      <w:lvlJc w:val="right"/>
-      <w:pPr>
-        <w:ind w:left="1440" w:hanging="480"/>
-      </w:pPr>
-    </w:lvl>
-    <w:lvl w:ilvl="3" w:tplc="0409000F" w:tentative="1">
-      <w:start w:val="1"/>
-      <w:numFmt w:val="decimal"/>
-      <w:lvlText w:val="%4."/>
-      <w:lvlJc w:val="left"/>
-      <w:pPr>
-        <w:ind w:left="1920" w:hanging="480"/>
-      </w:pPr>
-    </w:lvl>
-    <w:lvl w:ilvl="4" w:tplc="04090019" w:tentative="1">
-      <w:start w:val="1"/>
-      <w:numFmt w:val="ideographTraditional"/>
-      <w:lvlText w:val="%5、"/>
-      <w:lvlJc w:val="left"/>
-      <w:pPr>
-        <w:ind w:left="2400" w:hanging="480"/>
-      </w:pPr>
-    </w:lvl>
-    <w:lvl w:ilvl="5" w:tplc="0409001B" w:tentative="1">
-      <w:start w:val="1"/>
-      <w:numFmt w:val="lowerRoman"/>
-      <w:lvlText w:val="%6."/>
-      <w:lvlJc w:val="right"/>
-      <w:pPr>
-        <w:ind w:left="2880" w:hanging="480"/>
-      </w:pPr>
-    </w:lvl>
-    <w:lvl w:ilvl="6" w:tplc="0409000F" w:tentative="1">
-      <w:start w:val="1"/>
-      <w:numFmt w:val="decimal"/>
-      <w:lvlText w:val="%7."/>
-      <w:lvlJc w:val="left"/>
-      <w:pPr>
-        <w:ind w:left="3360" w:hanging="480"/>
-      </w:pPr>
-    </w:lvl>
-    <w:lvl w:ilvl="7" w:tplc="04090019" w:tentative="1">
-      <w:start w:val="1"/>
-      <w:numFmt w:val="ideographTraditional"/>
-      <w:lvlText w:val="%8、"/>
-      <w:lvlJc w:val="left"/>
-      <w:pPr>
-        <w:ind w:left="3840" w:hanging="480"/>
-      </w:pPr>
-    </w:lvl>
-    <w:lvl w:ilvl="8" w:tplc="0409001B" w:tentative="1">
-      <w:start w:val="1"/>
-      <w:numFmt w:val="lowerRoman"/>
-      <w:lvlText w:val="%9."/>
-      <w:lvlJc w:val="right"/>
-      <w:pPr>
-        <w:ind w:left="4320" w:hanging="480"/>
-      </w:pPr>
-    </w:lvl>
-  </w:abstractNum>
-  <w:abstractNum w:abstractNumId="34" w15:restartNumberingAfterBreak="0">
-    <w:nsid w:val="5A7D4844"/>
-    <w:multiLevelType w:val="hybridMultilevel"/>
-    <w:tmpl w:val="4C3270C6"/>
-    <w:lvl w:ilvl="0" w:tplc="FF644FBC">
-      <w:start w:val="1"/>
-      <w:numFmt w:val="upperLetter"/>
-      <w:lvlText w:val="(%1)"/>
-      <w:lvlJc w:val="left"/>
-      <w:pPr>
-        <w:ind w:left="360" w:hanging="360"/>
-      </w:pPr>
-      <w:rPr>
-        <w:rFonts w:hint="default"/>
-      </w:rPr>
-    </w:lvl>
-    <w:lvl w:ilvl="1" w:tplc="04090019" w:tentative="1">
-      <w:start w:val="1"/>
-      <w:numFmt w:val="ideographTraditional"/>
-      <w:lvlText w:val="%2、"/>
-      <w:lvlJc w:val="left"/>
-      <w:pPr>
-        <w:ind w:left="960" w:hanging="480"/>
-      </w:pPr>
-    </w:lvl>
-    <w:lvl w:ilvl="2" w:tplc="0409001B" w:tentative="1">
-      <w:start w:val="1"/>
-      <w:numFmt w:val="lowerRoman"/>
-      <w:lvlText w:val="%3."/>
-      <w:lvlJc w:val="right"/>
-      <w:pPr>
-        <w:ind w:left="1440" w:hanging="480"/>
-      </w:pPr>
-    </w:lvl>
-    <w:lvl w:ilvl="3" w:tplc="0409000F" w:tentative="1">
-      <w:start w:val="1"/>
-      <w:numFmt w:val="decimal"/>
-      <w:lvlText w:val="%4."/>
-      <w:lvlJc w:val="left"/>
-      <w:pPr>
-        <w:ind w:left="1920" w:hanging="480"/>
-      </w:pPr>
-    </w:lvl>
-    <w:lvl w:ilvl="4" w:tplc="04090019" w:tentative="1">
-      <w:start w:val="1"/>
-      <w:numFmt w:val="ideographTraditional"/>
-      <w:lvlText w:val="%5、"/>
-      <w:lvlJc w:val="left"/>
-      <w:pPr>
-        <w:ind w:left="2400" w:hanging="480"/>
-      </w:pPr>
-    </w:lvl>
-    <w:lvl w:ilvl="5" w:tplc="0409001B" w:tentative="1">
-      <w:start w:val="1"/>
-      <w:numFmt w:val="lowerRoman"/>
-      <w:lvlText w:val="%6."/>
-      <w:lvlJc w:val="right"/>
-      <w:pPr>
-        <w:ind w:left="2880" w:hanging="480"/>
-      </w:pPr>
-    </w:lvl>
-    <w:lvl w:ilvl="6" w:tplc="0409000F" w:tentative="1">
-      <w:start w:val="1"/>
-      <w:numFmt w:val="decimal"/>
-      <w:lvlText w:val="%7."/>
-      <w:lvlJc w:val="left"/>
-      <w:pPr>
-        <w:ind w:left="3360" w:hanging="480"/>
-      </w:pPr>
-    </w:lvl>
-    <w:lvl w:ilvl="7" w:tplc="04090019" w:tentative="1">
-      <w:start w:val="1"/>
-      <w:numFmt w:val="ideographTraditional"/>
-      <w:lvlText w:val="%8、"/>
-      <w:lvlJc w:val="left"/>
-      <w:pPr>
-        <w:ind w:left="3840" w:hanging="480"/>
-      </w:pPr>
-    </w:lvl>
-    <w:lvl w:ilvl="8" w:tplc="0409001B" w:tentative="1">
-      <w:start w:val="1"/>
-      <w:numFmt w:val="lowerRoman"/>
-      <w:lvlText w:val="%9."/>
-      <w:lvlJc w:val="right"/>
-      <w:pPr>
-        <w:ind w:left="4320" w:hanging="480"/>
-      </w:pPr>
-    </w:lvl>
-  </w:abstractNum>
-  <w:abstractNum w:abstractNumId="35" w15:restartNumberingAfterBreak="0">
-    <w:nsid w:val="5CED3977"/>
-    <w:multiLevelType w:val="hybridMultilevel"/>
-    <w:tmpl w:val="FA6CB3CA"/>
-    <w:lvl w:ilvl="0" w:tplc="29ECA120">
-      <w:start w:val="1"/>
-      <w:numFmt w:val="upperLetter"/>
-      <w:lvlText w:val="(%1)"/>
-      <w:lvlJc w:val="left"/>
-      <w:pPr>
-        <w:ind w:left="360" w:hanging="360"/>
-      </w:pPr>
-      <w:rPr>
-        <w:rFonts w:hint="default"/>
-      </w:rPr>
-    </w:lvl>
-    <w:lvl w:ilvl="1" w:tplc="04090019" w:tentative="1">
-      <w:start w:val="1"/>
-      <w:numFmt w:val="ideographTraditional"/>
-      <w:lvlText w:val="%2、"/>
-      <w:lvlJc w:val="left"/>
-      <w:pPr>
-        <w:ind w:left="960" w:hanging="480"/>
-      </w:pPr>
-    </w:lvl>
-    <w:lvl w:ilvl="2" w:tplc="0409001B" w:tentative="1">
-      <w:start w:val="1"/>
-      <w:numFmt w:val="lowerRoman"/>
-      <w:lvlText w:val="%3."/>
-      <w:lvlJc w:val="right"/>
-      <w:pPr>
-        <w:ind w:left="1440" w:hanging="480"/>
-      </w:pPr>
-    </w:lvl>
-    <w:lvl w:ilvl="3" w:tplc="0409000F" w:tentative="1">
-      <w:start w:val="1"/>
-      <w:numFmt w:val="decimal"/>
-      <w:lvlText w:val="%4."/>
-      <w:lvlJc w:val="left"/>
-      <w:pPr>
-        <w:ind w:left="1920" w:hanging="480"/>
-      </w:pPr>
-    </w:lvl>
-    <w:lvl w:ilvl="4" w:tplc="04090019" w:tentative="1">
-      <w:start w:val="1"/>
-      <w:numFmt w:val="ideographTraditional"/>
-      <w:lvlText w:val="%5、"/>
-      <w:lvlJc w:val="left"/>
-      <w:pPr>
-        <w:ind w:left="2400" w:hanging="480"/>
-      </w:pPr>
-    </w:lvl>
-    <w:lvl w:ilvl="5" w:tplc="0409001B" w:tentative="1">
-      <w:start w:val="1"/>
-      <w:numFmt w:val="lowerRoman"/>
-      <w:lvlText w:val="%6."/>
-      <w:lvlJc w:val="right"/>
-      <w:pPr>
-        <w:ind w:left="2880" w:hanging="480"/>
-      </w:pPr>
-    </w:lvl>
-    <w:lvl w:ilvl="6" w:tplc="0409000F" w:tentative="1">
-      <w:start w:val="1"/>
-      <w:numFmt w:val="decimal"/>
-      <w:lvlText w:val="%7."/>
-      <w:lvlJc w:val="left"/>
-      <w:pPr>
-        <w:ind w:left="3360" w:hanging="480"/>
-      </w:pPr>
-    </w:lvl>
-    <w:lvl w:ilvl="7" w:tplc="04090019" w:tentative="1">
-      <w:start w:val="1"/>
-      <w:numFmt w:val="ideographTraditional"/>
-      <w:lvlText w:val="%8、"/>
-      <w:lvlJc w:val="left"/>
-      <w:pPr>
-        <w:ind w:left="3840" w:hanging="480"/>
-      </w:pPr>
-    </w:lvl>
-    <w:lvl w:ilvl="8" w:tplc="0409001B" w:tentative="1">
-      <w:start w:val="1"/>
-      <w:numFmt w:val="lowerRoman"/>
-      <w:lvlText w:val="%9."/>
-      <w:lvlJc w:val="right"/>
-      <w:pPr>
-        <w:ind w:left="4320" w:hanging="480"/>
-      </w:pPr>
-    </w:lvl>
-  </w:abstractNum>
-  <w:abstractNum w:abstractNumId="36" w15:restartNumberingAfterBreak="0">
-    <w:nsid w:val="5D8746FB"/>
-    <w:multiLevelType w:val="hybridMultilevel"/>
-    <w:tmpl w:val="D9E48496"/>
-    <w:lvl w:ilvl="0" w:tplc="7CF085AE">
-      <w:start w:val="1"/>
-      <w:numFmt w:val="upperLetter"/>
-      <w:lvlText w:val="(%1)"/>
-      <w:lvlJc w:val="left"/>
-      <w:pPr>
-        <w:ind w:left="360" w:hanging="360"/>
-      </w:pPr>
-      <w:rPr>
-        <w:rFonts w:hint="default"/>
-      </w:rPr>
-    </w:lvl>
-    <w:lvl w:ilvl="1" w:tplc="04090019" w:tentative="1">
-      <w:start w:val="1"/>
-      <w:numFmt w:val="ideographTraditional"/>
-      <w:lvlText w:val="%2、"/>
-      <w:lvlJc w:val="left"/>
-      <w:pPr>
-        <w:ind w:left="960" w:hanging="480"/>
-      </w:pPr>
-    </w:lvl>
-    <w:lvl w:ilvl="2" w:tplc="0409001B" w:tentative="1">
-      <w:start w:val="1"/>
-      <w:numFmt w:val="lowerRoman"/>
-      <w:lvlText w:val="%3."/>
-      <w:lvlJc w:val="right"/>
-      <w:pPr>
-        <w:ind w:left="1440" w:hanging="480"/>
-      </w:pPr>
-    </w:lvl>
-    <w:lvl w:ilvl="3" w:tplc="0409000F" w:tentative="1">
-      <w:start w:val="1"/>
-      <w:numFmt w:val="decimal"/>
-      <w:lvlText w:val="%4."/>
-      <w:lvlJc w:val="left"/>
-      <w:pPr>
-        <w:ind w:left="1920" w:hanging="480"/>
-      </w:pPr>
-    </w:lvl>
-    <w:lvl w:ilvl="4" w:tplc="04090019" w:tentative="1">
-      <w:start w:val="1"/>
-      <w:numFmt w:val="ideographTraditional"/>
-      <w:lvlText w:val="%5、"/>
-      <w:lvlJc w:val="left"/>
-      <w:pPr>
-        <w:ind w:left="2400" w:hanging="480"/>
-      </w:pPr>
-    </w:lvl>
-    <w:lvl w:ilvl="5" w:tplc="0409001B" w:tentative="1">
-      <w:start w:val="1"/>
-      <w:numFmt w:val="lowerRoman"/>
-      <w:lvlText w:val="%6."/>
-      <w:lvlJc w:val="right"/>
-      <w:pPr>
-        <w:ind w:left="2880" w:hanging="480"/>
-      </w:pPr>
-    </w:lvl>
-    <w:lvl w:ilvl="6" w:tplc="0409000F" w:tentative="1">
-      <w:start w:val="1"/>
-      <w:numFmt w:val="decimal"/>
-      <w:lvlText w:val="%7."/>
-      <w:lvlJc w:val="left"/>
-      <w:pPr>
-        <w:ind w:left="3360" w:hanging="480"/>
-      </w:pPr>
-    </w:lvl>
-    <w:lvl w:ilvl="7" w:tplc="04090019" w:tentative="1">
-      <w:start w:val="1"/>
-      <w:numFmt w:val="ideographTraditional"/>
-      <w:lvlText w:val="%8、"/>
-      <w:lvlJc w:val="left"/>
-      <w:pPr>
-        <w:ind w:left="3840" w:hanging="480"/>
-      </w:pPr>
-    </w:lvl>
-    <w:lvl w:ilvl="8" w:tplc="0409001B" w:tentative="1">
-      <w:start w:val="1"/>
-      <w:numFmt w:val="lowerRoman"/>
-      <w:lvlText w:val="%9."/>
-      <w:lvlJc w:val="right"/>
-      <w:pPr>
-        <w:ind w:left="4320" w:hanging="480"/>
-      </w:pPr>
-    </w:lvl>
-  </w:abstractNum>
-  <w:abstractNum w:abstractNumId="37" w15:restartNumberingAfterBreak="0">
-    <w:nsid w:val="5F063724"/>
-    <w:multiLevelType w:val="hybridMultilevel"/>
-    <w:tmpl w:val="67F8EEBE"/>
-    <w:lvl w:ilvl="0" w:tplc="F3140D3E">
-      <w:start w:val="1"/>
-      <w:numFmt w:val="upperLetter"/>
-      <w:lvlText w:val="(%1)"/>
-      <w:lvlJc w:val="left"/>
-      <w:pPr>
-        <w:ind w:left="360" w:hanging="360"/>
-      </w:pPr>
-      <w:rPr>
-        <w:rFonts w:hint="default"/>
-      </w:rPr>
-    </w:lvl>
-    <w:lvl w:ilvl="1" w:tplc="04090019" w:tentative="1">
-      <w:start w:val="1"/>
-      <w:numFmt w:val="ideographTraditional"/>
-      <w:lvlText w:val="%2、"/>
-      <w:lvlJc w:val="left"/>
-      <w:pPr>
-        <w:ind w:left="960" w:hanging="480"/>
-      </w:pPr>
-    </w:lvl>
-    <w:lvl w:ilvl="2" w:tplc="0409001B" w:tentative="1">
-      <w:start w:val="1"/>
-      <w:numFmt w:val="lowerRoman"/>
-      <w:lvlText w:val="%3."/>
-      <w:lvlJc w:val="right"/>
-      <w:pPr>
-        <w:ind w:left="1440" w:hanging="480"/>
-      </w:pPr>
-    </w:lvl>
-    <w:lvl w:ilvl="3" w:tplc="0409000F" w:tentative="1">
-      <w:start w:val="1"/>
-      <w:numFmt w:val="decimal"/>
-      <w:lvlText w:val="%4."/>
-      <w:lvlJc w:val="left"/>
-      <w:pPr>
-        <w:ind w:left="1920" w:hanging="480"/>
-      </w:pPr>
-    </w:lvl>
-    <w:lvl w:ilvl="4" w:tplc="04090019" w:tentative="1">
-      <w:start w:val="1"/>
-      <w:numFmt w:val="ideographTraditional"/>
-      <w:lvlText w:val="%5、"/>
-      <w:lvlJc w:val="left"/>
-      <w:pPr>
-        <w:ind w:left="2400" w:hanging="480"/>
-      </w:pPr>
-    </w:lvl>
-    <w:lvl w:ilvl="5" w:tplc="0409001B" w:tentative="1">
-      <w:start w:val="1"/>
-      <w:numFmt w:val="lowerRoman"/>
-      <w:lvlText w:val="%6."/>
-      <w:lvlJc w:val="right"/>
-      <w:pPr>
-        <w:ind w:left="2880" w:hanging="480"/>
-      </w:pPr>
-    </w:lvl>
-    <w:lvl w:ilvl="6" w:tplc="0409000F" w:tentative="1">
-      <w:start w:val="1"/>
-      <w:numFmt w:val="decimal"/>
-      <w:lvlText w:val="%7."/>
-      <w:lvlJc w:val="left"/>
-      <w:pPr>
-        <w:ind w:left="3360" w:hanging="480"/>
-      </w:pPr>
-    </w:lvl>
-    <w:lvl w:ilvl="7" w:tplc="04090019" w:tentative="1">
-      <w:start w:val="1"/>
-      <w:numFmt w:val="ideographTraditional"/>
-      <w:lvlText w:val="%8、"/>
-      <w:lvlJc w:val="left"/>
-      <w:pPr>
-        <w:ind w:left="3840" w:hanging="480"/>
-      </w:pPr>
-    </w:lvl>
-    <w:lvl w:ilvl="8" w:tplc="0409001B" w:tentative="1">
-      <w:start w:val="1"/>
-      <w:numFmt w:val="lowerRoman"/>
-      <w:lvlText w:val="%9."/>
-      <w:lvlJc w:val="right"/>
-      <w:pPr>
-        <w:ind w:left="4320" w:hanging="480"/>
-      </w:pPr>
-    </w:lvl>
-  </w:abstractNum>
-  <w:abstractNum w:abstractNumId="38" w15:restartNumberingAfterBreak="0">
-    <w:nsid w:val="610F38EE"/>
-    <w:multiLevelType w:val="hybridMultilevel"/>
-    <w:tmpl w:val="DA6297F6"/>
-    <w:lvl w:ilvl="0" w:tplc="29064CFC">
-      <w:start w:val="1"/>
-      <w:numFmt w:val="upperLetter"/>
-      <w:lvlText w:val="(%1)"/>
-      <w:lvlJc w:val="left"/>
-      <w:pPr>
-        <w:ind w:left="360" w:hanging="360"/>
-      </w:pPr>
-      <w:rPr>
-        <w:rFonts w:hint="default"/>
-      </w:rPr>
-    </w:lvl>
-    <w:lvl w:ilvl="1" w:tplc="04090019" w:tentative="1">
-      <w:start w:val="1"/>
-      <w:numFmt w:val="ideographTraditional"/>
-      <w:lvlText w:val="%2、"/>
-      <w:lvlJc w:val="left"/>
-      <w:pPr>
-        <w:ind w:left="960" w:hanging="480"/>
-      </w:pPr>
-    </w:lvl>
-    <w:lvl w:ilvl="2" w:tplc="0409001B" w:tentative="1">
-      <w:start w:val="1"/>
-      <w:numFmt w:val="lowerRoman"/>
-      <w:lvlText w:val="%3."/>
-      <w:lvlJc w:val="right"/>
-      <w:pPr>
-        <w:ind w:left="1440" w:hanging="480"/>
-      </w:pPr>
-    </w:lvl>
-    <w:lvl w:ilvl="3" w:tplc="0409000F" w:tentative="1">
-      <w:start w:val="1"/>
-      <w:numFmt w:val="decimal"/>
-      <w:lvlText w:val="%4."/>
-      <w:lvlJc w:val="left"/>
-      <w:pPr>
-        <w:ind w:left="1920" w:hanging="480"/>
-      </w:pPr>
-    </w:lvl>
-    <w:lvl w:ilvl="4" w:tplc="04090019" w:tentative="1">
-      <w:start w:val="1"/>
-      <w:numFmt w:val="ideographTraditional"/>
-      <w:lvlText w:val="%5、"/>
-      <w:lvlJc w:val="left"/>
-      <w:pPr>
-        <w:ind w:left="2400" w:hanging="480"/>
-      </w:pPr>
-    </w:lvl>
-    <w:lvl w:ilvl="5" w:tplc="0409001B" w:tentative="1">
-      <w:start w:val="1"/>
-      <w:numFmt w:val="lowerRoman"/>
-      <w:lvlText w:val="%6."/>
-      <w:lvlJc w:val="right"/>
-      <w:pPr>
-        <w:ind w:left="2880" w:hanging="480"/>
-      </w:pPr>
-    </w:lvl>
-    <w:lvl w:ilvl="6" w:tplc="0409000F" w:tentative="1">
-      <w:start w:val="1"/>
-      <w:numFmt w:val="decimal"/>
-      <w:lvlText w:val="%7."/>
-      <w:lvlJc w:val="left"/>
-      <w:pPr>
-        <w:ind w:left="3360" w:hanging="480"/>
-      </w:pPr>
-    </w:lvl>
-    <w:lvl w:ilvl="7" w:tplc="04090019" w:tentative="1">
-      <w:start w:val="1"/>
-      <w:numFmt w:val="ideographTraditional"/>
-      <w:lvlText w:val="%8、"/>
-      <w:lvlJc w:val="left"/>
-      <w:pPr>
-        <w:ind w:left="3840" w:hanging="480"/>
-      </w:pPr>
-    </w:lvl>
-    <w:lvl w:ilvl="8" w:tplc="0409001B" w:tentative="1">
-      <w:start w:val="1"/>
-      <w:numFmt w:val="lowerRoman"/>
-      <w:lvlText w:val="%9."/>
-      <w:lvlJc w:val="right"/>
-      <w:pPr>
-        <w:ind w:left="4320" w:hanging="480"/>
-      </w:pPr>
-    </w:lvl>
-  </w:abstractNum>
-  <w:abstractNum w:abstractNumId="39" w15:restartNumberingAfterBreak="0">
-    <w:nsid w:val="6528746D"/>
-    <w:multiLevelType w:val="hybridMultilevel"/>
-    <w:tmpl w:val="43769974"/>
-    <w:lvl w:ilvl="0" w:tplc="D316A36E">
-      <w:start w:val="1"/>
-      <w:numFmt w:val="upperLetter"/>
-      <w:lvlText w:val="(%1)"/>
-      <w:lvlJc w:val="left"/>
-      <w:pPr>
-        <w:ind w:left="360" w:hanging="360"/>
-      </w:pPr>
-      <w:rPr>
-        <w:rFonts w:hint="default"/>
-      </w:rPr>
-    </w:lvl>
-    <w:lvl w:ilvl="1" w:tplc="04090019" w:tentative="1">
-      <w:start w:val="1"/>
-      <w:numFmt w:val="ideographTraditional"/>
-      <w:lvlText w:val="%2、"/>
-      <w:lvlJc w:val="left"/>
-      <w:pPr>
-        <w:ind w:left="960" w:hanging="480"/>
-      </w:pPr>
-    </w:lvl>
-    <w:lvl w:ilvl="2" w:tplc="0409001B" w:tentative="1">
-      <w:start w:val="1"/>
-      <w:numFmt w:val="lowerRoman"/>
-      <w:lvlText w:val="%3."/>
-      <w:lvlJc w:val="right"/>
-      <w:pPr>
-        <w:ind w:left="1440" w:hanging="480"/>
-      </w:pPr>
-    </w:lvl>
-    <w:lvl w:ilvl="3" w:tplc="0409000F" w:tentative="1">
-      <w:start w:val="1"/>
-      <w:numFmt w:val="decimal"/>
-      <w:lvlText w:val="%4."/>
-      <w:lvlJc w:val="left"/>
-      <w:pPr>
-        <w:ind w:left="1920" w:hanging="480"/>
-      </w:pPr>
-    </w:lvl>
-    <w:lvl w:ilvl="4" w:tplc="04090019" w:tentative="1">
-      <w:start w:val="1"/>
-      <w:numFmt w:val="ideographTraditional"/>
-      <w:lvlText w:val="%5、"/>
-      <w:lvlJc w:val="left"/>
-      <w:pPr>
-        <w:ind w:left="2400" w:hanging="480"/>
-      </w:pPr>
-    </w:lvl>
-    <w:lvl w:ilvl="5" w:tplc="0409001B" w:tentative="1">
-      <w:start w:val="1"/>
-      <w:numFmt w:val="lowerRoman"/>
-      <w:lvlText w:val="%6."/>
-      <w:lvlJc w:val="right"/>
-      <w:pPr>
-        <w:ind w:left="2880" w:hanging="480"/>
-      </w:pPr>
-    </w:lvl>
-    <w:lvl w:ilvl="6" w:tplc="0409000F" w:tentative="1">
-      <w:start w:val="1"/>
-      <w:numFmt w:val="decimal"/>
-      <w:lvlText w:val="%7."/>
-      <w:lvlJc w:val="left"/>
-      <w:pPr>
-        <w:ind w:left="3360" w:hanging="480"/>
-      </w:pPr>
-    </w:lvl>
-    <w:lvl w:ilvl="7" w:tplc="04090019" w:tentative="1">
-      <w:start w:val="1"/>
-      <w:numFmt w:val="ideographTraditional"/>
-      <w:lvlText w:val="%8、"/>
-      <w:lvlJc w:val="left"/>
-      <w:pPr>
-        <w:ind w:left="3840" w:hanging="480"/>
-      </w:pPr>
-    </w:lvl>
-    <w:lvl w:ilvl="8" w:tplc="0409001B" w:tentative="1">
-      <w:start w:val="1"/>
-      <w:numFmt w:val="lowerRoman"/>
-      <w:lvlText w:val="%9."/>
-      <w:lvlJc w:val="right"/>
-      <w:pPr>
-        <w:ind w:left="4320" w:hanging="480"/>
-      </w:pPr>
-    </w:lvl>
-  </w:abstractNum>
-  <w:abstractNum w:abstractNumId="40" w15:restartNumberingAfterBreak="0">
-    <w:nsid w:val="6A004366"/>
-    <w:multiLevelType w:val="hybridMultilevel"/>
-    <w:tmpl w:val="D474E7FE"/>
-    <w:lvl w:ilvl="0" w:tplc="5920B7C6">
-      <w:start w:val="1"/>
-      <w:numFmt w:val="upperLetter"/>
-      <w:lvlText w:val="(%1)"/>
-      <w:lvlJc w:val="left"/>
-      <w:pPr>
-        <w:ind w:left="360" w:hanging="360"/>
-      </w:pPr>
-      <w:rPr>
-        <w:rFonts w:hint="default"/>
-      </w:rPr>
-    </w:lvl>
-    <w:lvl w:ilvl="1" w:tplc="04090019" w:tentative="1">
-      <w:start w:val="1"/>
-      <w:numFmt w:val="ideographTraditional"/>
-      <w:lvlText w:val="%2、"/>
-      <w:lvlJc w:val="left"/>
-      <w:pPr>
-        <w:ind w:left="960" w:hanging="480"/>
-      </w:pPr>
-    </w:lvl>
-    <w:lvl w:ilvl="2" w:tplc="0409001B" w:tentative="1">
-      <w:start w:val="1"/>
-      <w:numFmt w:val="lowerRoman"/>
-      <w:lvlText w:val="%3."/>
-      <w:lvlJc w:val="right"/>
-      <w:pPr>
-        <w:ind w:left="1440" w:hanging="480"/>
-      </w:pPr>
-    </w:lvl>
-    <w:lvl w:ilvl="3" w:tplc="0409000F" w:tentative="1">
-      <w:start w:val="1"/>
-      <w:numFmt w:val="decimal"/>
-      <w:lvlText w:val="%4."/>
-      <w:lvlJc w:val="left"/>
-      <w:pPr>
-        <w:ind w:left="1920" w:hanging="480"/>
-      </w:pPr>
-    </w:lvl>
-    <w:lvl w:ilvl="4" w:tplc="04090019" w:tentative="1">
-      <w:start w:val="1"/>
-      <w:numFmt w:val="ideographTraditional"/>
-      <w:lvlText w:val="%5、"/>
-      <w:lvlJc w:val="left"/>
-      <w:pPr>
-        <w:ind w:left="2400" w:hanging="480"/>
-      </w:pPr>
-    </w:lvl>
-    <w:lvl w:ilvl="5" w:tplc="0409001B" w:tentative="1">
-      <w:start w:val="1"/>
-      <w:numFmt w:val="lowerRoman"/>
-      <w:lvlText w:val="%6."/>
-      <w:lvlJc w:val="right"/>
-      <w:pPr>
-        <w:ind w:left="2880" w:hanging="480"/>
-      </w:pPr>
-    </w:lvl>
-    <w:lvl w:ilvl="6" w:tplc="0409000F" w:tentative="1">
-      <w:start w:val="1"/>
-      <w:numFmt w:val="decimal"/>
-      <w:lvlText w:val="%7."/>
-      <w:lvlJc w:val="left"/>
-      <w:pPr>
-        <w:ind w:left="3360" w:hanging="480"/>
-      </w:pPr>
-    </w:lvl>
-    <w:lvl w:ilvl="7" w:tplc="04090019" w:tentative="1">
-      <w:start w:val="1"/>
-      <w:numFmt w:val="ideographTraditional"/>
-      <w:lvlText w:val="%8、"/>
-      <w:lvlJc w:val="left"/>
-      <w:pPr>
-        <w:ind w:left="3840" w:hanging="480"/>
-      </w:pPr>
-    </w:lvl>
-    <w:lvl w:ilvl="8" w:tplc="0409001B" w:tentative="1">
-      <w:start w:val="1"/>
-      <w:numFmt w:val="lowerRoman"/>
-      <w:lvlText w:val="%9."/>
-      <w:lvlJc w:val="right"/>
-      <w:pPr>
-        <w:ind w:left="4320" w:hanging="480"/>
-      </w:pPr>
-    </w:lvl>
-  </w:abstractNum>
-  <w:abstractNum w:abstractNumId="41" w15:restartNumberingAfterBreak="0">
-    <w:nsid w:val="6C5E27B7"/>
-    <w:multiLevelType w:val="hybridMultilevel"/>
-    <w:tmpl w:val="B2B67932"/>
-    <w:lvl w:ilvl="0" w:tplc="F70AD3D8">
-      <w:start w:val="1"/>
-      <w:numFmt w:val="upperLetter"/>
-      <w:lvlText w:val="(%1)"/>
-      <w:lvlJc w:val="left"/>
-      <w:pPr>
-        <w:ind w:left="360" w:hanging="360"/>
-      </w:pPr>
-      <w:rPr>
-        <w:rFonts w:hint="default"/>
-      </w:rPr>
-    </w:lvl>
-    <w:lvl w:ilvl="1" w:tplc="04090019" w:tentative="1">
-      <w:start w:val="1"/>
-      <w:numFmt w:val="ideographTraditional"/>
-      <w:lvlText w:val="%2、"/>
-      <w:lvlJc w:val="left"/>
-      <w:pPr>
-        <w:ind w:left="960" w:hanging="480"/>
-      </w:pPr>
-    </w:lvl>
-    <w:lvl w:ilvl="2" w:tplc="0409001B" w:tentative="1">
-      <w:start w:val="1"/>
-      <w:numFmt w:val="lowerRoman"/>
-      <w:lvlText w:val="%3."/>
-      <w:lvlJc w:val="right"/>
-      <w:pPr>
-        <w:ind w:left="1440" w:hanging="480"/>
-      </w:pPr>
-    </w:lvl>
-    <w:lvl w:ilvl="3" w:tplc="0409000F" w:tentative="1">
-      <w:start w:val="1"/>
-      <w:numFmt w:val="decimal"/>
-      <w:lvlText w:val="%4."/>
-      <w:lvlJc w:val="left"/>
-      <w:pPr>
-        <w:ind w:left="1920" w:hanging="480"/>
-      </w:pPr>
-    </w:lvl>
-    <w:lvl w:ilvl="4" w:tplc="04090019" w:tentative="1">
-      <w:start w:val="1"/>
-      <w:numFmt w:val="ideographTraditional"/>
-      <w:lvlText w:val="%5、"/>
-      <w:lvlJc w:val="left"/>
-      <w:pPr>
-        <w:ind w:left="2400" w:hanging="480"/>
-      </w:pPr>
-    </w:lvl>
-    <w:lvl w:ilvl="5" w:tplc="0409001B" w:tentative="1">
-      <w:start w:val="1"/>
-      <w:numFmt w:val="lowerRoman"/>
-      <w:lvlText w:val="%6."/>
-      <w:lvlJc w:val="right"/>
-      <w:pPr>
-        <w:ind w:left="2880" w:hanging="480"/>
-      </w:pPr>
-    </w:lvl>
-    <w:lvl w:ilvl="6" w:tplc="0409000F" w:tentative="1">
-      <w:start w:val="1"/>
-      <w:numFmt w:val="decimal"/>
-      <w:lvlText w:val="%7."/>
-      <w:lvlJc w:val="left"/>
-      <w:pPr>
-        <w:ind w:left="3360" w:hanging="480"/>
-      </w:pPr>
-    </w:lvl>
-    <w:lvl w:ilvl="7" w:tplc="04090019" w:tentative="1">
-      <w:start w:val="1"/>
-      <w:numFmt w:val="ideographTraditional"/>
-      <w:lvlText w:val="%8、"/>
-      <w:lvlJc w:val="left"/>
-      <w:pPr>
-        <w:ind w:left="3840" w:hanging="480"/>
-      </w:pPr>
-    </w:lvl>
-    <w:lvl w:ilvl="8" w:tplc="0409001B" w:tentative="1">
-      <w:start w:val="1"/>
-      <w:numFmt w:val="lowerRoman"/>
-      <w:lvlText w:val="%9."/>
-      <w:lvlJc w:val="right"/>
-      <w:pPr>
-        <w:ind w:left="4320" w:hanging="480"/>
-      </w:pPr>
-    </w:lvl>
-  </w:abstractNum>
-  <w:abstractNum w:abstractNumId="42" w15:restartNumberingAfterBreak="0">
-    <w:nsid w:val="70DD3000"/>
-    <w:multiLevelType w:val="hybridMultilevel"/>
-    <w:tmpl w:val="9BA0DBAC"/>
-    <w:lvl w:ilvl="0" w:tplc="ECA8A2BC">
-      <w:start w:val="1"/>
-      <w:numFmt w:val="upperLetter"/>
-      <w:lvlText w:val="(%1)"/>
-      <w:lvlJc w:val="left"/>
-      <w:pPr>
-        <w:ind w:left="360" w:hanging="360"/>
-      </w:pPr>
-      <w:rPr>
-        <w:rFonts w:hint="default"/>
-      </w:rPr>
-    </w:lvl>
-    <w:lvl w:ilvl="1" w:tplc="04090019" w:tentative="1">
-      <w:start w:val="1"/>
-      <w:numFmt w:val="ideographTraditional"/>
-      <w:lvlText w:val="%2、"/>
-      <w:lvlJc w:val="left"/>
-      <w:pPr>
-        <w:ind w:left="960" w:hanging="480"/>
-      </w:pPr>
-    </w:lvl>
-    <w:lvl w:ilvl="2" w:tplc="0409001B" w:tentative="1">
-      <w:start w:val="1"/>
-      <w:numFmt w:val="lowerRoman"/>
-      <w:lvlText w:val="%3."/>
-      <w:lvlJc w:val="right"/>
-      <w:pPr>
-        <w:ind w:left="1440" w:hanging="480"/>
-      </w:pPr>
-    </w:lvl>
-    <w:lvl w:ilvl="3" w:tplc="0409000F" w:tentative="1">
-      <w:start w:val="1"/>
-      <w:numFmt w:val="decimal"/>
-      <w:lvlText w:val="%4."/>
-      <w:lvlJc w:val="left"/>
-      <w:pPr>
-        <w:ind w:left="1920" w:hanging="480"/>
-      </w:pPr>
-    </w:lvl>
-    <w:lvl w:ilvl="4" w:tplc="04090019" w:tentative="1">
-      <w:start w:val="1"/>
-      <w:numFmt w:val="ideographTraditional"/>
-      <w:lvlText w:val="%5、"/>
-      <w:lvlJc w:val="left"/>
-      <w:pPr>
-        <w:ind w:left="2400" w:hanging="480"/>
-      </w:pPr>
-    </w:lvl>
-    <w:lvl w:ilvl="5" w:tplc="0409001B" w:tentative="1">
-      <w:start w:val="1"/>
-      <w:numFmt w:val="lowerRoman"/>
-      <w:lvlText w:val="%6."/>
-      <w:lvlJc w:val="right"/>
-      <w:pPr>
-        <w:ind w:left="2880" w:hanging="480"/>
-      </w:pPr>
-    </w:lvl>
-    <w:lvl w:ilvl="6" w:tplc="0409000F" w:tentative="1">
-      <w:start w:val="1"/>
-      <w:numFmt w:val="decimal"/>
-      <w:lvlText w:val="%7."/>
-      <w:lvlJc w:val="left"/>
-      <w:pPr>
-        <w:ind w:left="3360" w:hanging="480"/>
-      </w:pPr>
-    </w:lvl>
-    <w:lvl w:ilvl="7" w:tplc="04090019" w:tentative="1">
-      <w:start w:val="1"/>
-      <w:numFmt w:val="ideographTraditional"/>
-      <w:lvlText w:val="%8、"/>
-      <w:lvlJc w:val="left"/>
-      <w:pPr>
-        <w:ind w:left="3840" w:hanging="480"/>
-      </w:pPr>
-    </w:lvl>
-    <w:lvl w:ilvl="8" w:tplc="0409001B" w:tentative="1">
-      <w:start w:val="1"/>
-      <w:numFmt w:val="lowerRoman"/>
-      <w:lvlText w:val="%9."/>
-      <w:lvlJc w:val="right"/>
-      <w:pPr>
-        <w:ind w:left="4320" w:hanging="480"/>
-      </w:pPr>
-    </w:lvl>
-  </w:abstractNum>
-  <w:abstractNum w:abstractNumId="43" w15:restartNumberingAfterBreak="0">
-    <w:nsid w:val="7149538E"/>
-    <w:multiLevelType w:val="hybridMultilevel"/>
-    <w:tmpl w:val="95B495F2"/>
-    <w:lvl w:ilvl="0" w:tplc="FD3807CC">
-      <w:start w:val="1"/>
-      <w:numFmt w:val="upperLetter"/>
-      <w:lvlText w:val="(%1)"/>
-      <w:lvlJc w:val="left"/>
-      <w:pPr>
-        <w:ind w:left="360" w:hanging="360"/>
-      </w:pPr>
-      <w:rPr>
-        <w:rFonts w:hint="default"/>
-      </w:rPr>
-    </w:lvl>
-    <w:lvl w:ilvl="1" w:tplc="04090019" w:tentative="1">
-      <w:start w:val="1"/>
-      <w:numFmt w:val="ideographTraditional"/>
-      <w:lvlText w:val="%2、"/>
-      <w:lvlJc w:val="left"/>
-      <w:pPr>
-        <w:ind w:left="960" w:hanging="480"/>
-      </w:pPr>
-    </w:lvl>
-    <w:lvl w:ilvl="2" w:tplc="0409001B" w:tentative="1">
-      <w:start w:val="1"/>
-      <w:numFmt w:val="lowerRoman"/>
-      <w:lvlText w:val="%3."/>
-      <w:lvlJc w:val="right"/>
-      <w:pPr>
-        <w:ind w:left="1440" w:hanging="480"/>
-      </w:pPr>
-    </w:lvl>
-    <w:lvl w:ilvl="3" w:tplc="0409000F" w:tentative="1">
-      <w:start w:val="1"/>
-      <w:numFmt w:val="decimal"/>
-      <w:lvlText w:val="%4."/>
-      <w:lvlJc w:val="left"/>
-      <w:pPr>
-        <w:ind w:left="1920" w:hanging="480"/>
-      </w:pPr>
-    </w:lvl>
-    <w:lvl w:ilvl="4" w:tplc="04090019" w:tentative="1">
-      <w:start w:val="1"/>
-      <w:numFmt w:val="ideographTraditional"/>
-      <w:lvlText w:val="%5、"/>
-      <w:lvlJc w:val="left"/>
-      <w:pPr>
-        <w:ind w:left="2400" w:hanging="480"/>
-      </w:pPr>
-    </w:lvl>
-    <w:lvl w:ilvl="5" w:tplc="0409001B" w:tentative="1">
-      <w:start w:val="1"/>
-      <w:numFmt w:val="lowerRoman"/>
-      <w:lvlText w:val="%6."/>
-      <w:lvlJc w:val="right"/>
-      <w:pPr>
-        <w:ind w:left="2880" w:hanging="480"/>
-      </w:pPr>
-    </w:lvl>
-    <w:lvl w:ilvl="6" w:tplc="0409000F" w:tentative="1">
-      <w:start w:val="1"/>
-      <w:numFmt w:val="decimal"/>
-      <w:lvlText w:val="%7."/>
-      <w:lvlJc w:val="left"/>
-      <w:pPr>
-        <w:ind w:left="3360" w:hanging="480"/>
-      </w:pPr>
-    </w:lvl>
-    <w:lvl w:ilvl="7" w:tplc="04090019" w:tentative="1">
-      <w:start w:val="1"/>
-      <w:numFmt w:val="ideographTraditional"/>
-      <w:lvlText w:val="%8、"/>
-      <w:lvlJc w:val="left"/>
-      <w:pPr>
-        <w:ind w:left="3840" w:hanging="480"/>
-      </w:pPr>
-    </w:lvl>
-    <w:lvl w:ilvl="8" w:tplc="0409001B" w:tentative="1">
-      <w:start w:val="1"/>
-      <w:numFmt w:val="lowerRoman"/>
-      <w:lvlText w:val="%9."/>
-      <w:lvlJc w:val="right"/>
-      <w:pPr>
-        <w:ind w:left="4320" w:hanging="480"/>
-      </w:pPr>
-    </w:lvl>
-  </w:abstractNum>
-  <w:abstractNum w:abstractNumId="44" w15:restartNumberingAfterBreak="0">
-    <w:nsid w:val="71C561D1"/>
-    <w:multiLevelType w:val="hybridMultilevel"/>
-    <w:tmpl w:val="02AE1FF0"/>
-    <w:lvl w:ilvl="0" w:tplc="C1823C3A">
-      <w:start w:val="1"/>
-      <w:numFmt w:val="upperLetter"/>
-      <w:lvlText w:val="(%1)"/>
-      <w:lvlJc w:val="left"/>
-      <w:pPr>
-        <w:ind w:left="360" w:hanging="360"/>
-      </w:pPr>
-      <w:rPr>
-        <w:rFonts w:hint="default"/>
-      </w:rPr>
-    </w:lvl>
-    <w:lvl w:ilvl="1" w:tplc="04090019" w:tentative="1">
-      <w:start w:val="1"/>
-      <w:numFmt w:val="ideographTraditional"/>
-      <w:lvlText w:val="%2、"/>
-      <w:lvlJc w:val="left"/>
-      <w:pPr>
-        <w:ind w:left="960" w:hanging="480"/>
-      </w:pPr>
-    </w:lvl>
-    <w:lvl w:ilvl="2" w:tplc="0409001B" w:tentative="1">
-      <w:start w:val="1"/>
-      <w:numFmt w:val="lowerRoman"/>
-      <w:lvlText w:val="%3."/>
-      <w:lvlJc w:val="right"/>
-      <w:pPr>
-        <w:ind w:left="1440" w:hanging="480"/>
-      </w:pPr>
-    </w:lvl>
-    <w:lvl w:ilvl="3" w:tplc="0409000F" w:tentative="1">
-      <w:start w:val="1"/>
-      <w:numFmt w:val="decimal"/>
-      <w:lvlText w:val="%4."/>
-      <w:lvlJc w:val="left"/>
-      <w:pPr>
-        <w:ind w:left="1920" w:hanging="480"/>
-      </w:pPr>
-    </w:lvl>
-    <w:lvl w:ilvl="4" w:tplc="04090019" w:tentative="1">
-      <w:start w:val="1"/>
-      <w:numFmt w:val="ideographTraditional"/>
-      <w:lvlText w:val="%5、"/>
-      <w:lvlJc w:val="left"/>
-      <w:pPr>
-        <w:ind w:left="2400" w:hanging="480"/>
-      </w:pPr>
-    </w:lvl>
-    <w:lvl w:ilvl="5" w:tplc="0409001B" w:tentative="1">
-      <w:start w:val="1"/>
-      <w:numFmt w:val="lowerRoman"/>
-      <w:lvlText w:val="%6."/>
-      <w:lvlJc w:val="right"/>
-      <w:pPr>
-        <w:ind w:left="2880" w:hanging="480"/>
-      </w:pPr>
-    </w:lvl>
-    <w:lvl w:ilvl="6" w:tplc="0409000F" w:tentative="1">
-      <w:start w:val="1"/>
-      <w:numFmt w:val="decimal"/>
-      <w:lvlText w:val="%7."/>
-      <w:lvlJc w:val="left"/>
-      <w:pPr>
-        <w:ind w:left="3360" w:hanging="480"/>
-      </w:pPr>
-    </w:lvl>
-    <w:lvl w:ilvl="7" w:tplc="04090019" w:tentative="1">
-      <w:start w:val="1"/>
-      <w:numFmt w:val="ideographTraditional"/>
-      <w:lvlText w:val="%8、"/>
-      <w:lvlJc w:val="left"/>
-      <w:pPr>
-        <w:ind w:left="3840" w:hanging="480"/>
-      </w:pPr>
-    </w:lvl>
-    <w:lvl w:ilvl="8" w:tplc="0409001B" w:tentative="1">
-      <w:start w:val="1"/>
-      <w:numFmt w:val="lowerRoman"/>
-      <w:lvlText w:val="%9."/>
-      <w:lvlJc w:val="right"/>
-      <w:pPr>
-        <w:ind w:left="4320" w:hanging="480"/>
-      </w:pPr>
-    </w:lvl>
-  </w:abstractNum>
-  <w:abstractNum w:abstractNumId="45" w15:restartNumberingAfterBreak="0">
-    <w:nsid w:val="756458E5"/>
-    <w:multiLevelType w:val="hybridMultilevel"/>
-    <w:tmpl w:val="AD8440FA"/>
-    <w:lvl w:ilvl="0" w:tplc="94B69B62">
-      <w:start w:val="1"/>
-      <w:numFmt w:val="upperLetter"/>
-      <w:lvlText w:val="(%1)"/>
-      <w:lvlJc w:val="left"/>
-      <w:pPr>
-        <w:ind w:left="360" w:hanging="360"/>
-      </w:pPr>
-      <w:rPr>
-        <w:rFonts w:hint="default"/>
-      </w:rPr>
-    </w:lvl>
-    <w:lvl w:ilvl="1" w:tplc="04090019" w:tentative="1">
-      <w:start w:val="1"/>
-      <w:numFmt w:val="ideographTraditional"/>
-      <w:lvlText w:val="%2、"/>
-      <w:lvlJc w:val="left"/>
-      <w:pPr>
-        <w:ind w:left="960" w:hanging="480"/>
-      </w:pPr>
-    </w:lvl>
-    <w:lvl w:ilvl="2" w:tplc="0409001B" w:tentative="1">
-      <w:start w:val="1"/>
-      <w:numFmt w:val="lowerRoman"/>
-      <w:lvlText w:val="%3."/>
-      <w:lvlJc w:val="right"/>
-      <w:pPr>
-        <w:ind w:left="1440" w:hanging="480"/>
-      </w:pPr>
-    </w:lvl>
-    <w:lvl w:ilvl="3" w:tplc="0409000F" w:tentative="1">
-      <w:start w:val="1"/>
-      <w:numFmt w:val="decimal"/>
-      <w:lvlText w:val="%4."/>
-      <w:lvlJc w:val="left"/>
-      <w:pPr>
-        <w:ind w:left="1920" w:hanging="480"/>
-      </w:pPr>
-    </w:lvl>
-    <w:lvl w:ilvl="4" w:tplc="04090019" w:tentative="1">
-      <w:start w:val="1"/>
-      <w:numFmt w:val="ideographTraditional"/>
-      <w:lvlText w:val="%5、"/>
-      <w:lvlJc w:val="left"/>
-      <w:pPr>
-        <w:ind w:left="2400" w:hanging="480"/>
-      </w:pPr>
-    </w:lvl>
-    <w:lvl w:ilvl="5" w:tplc="0409001B" w:tentative="1">
-      <w:start w:val="1"/>
-      <w:numFmt w:val="lowerRoman"/>
-      <w:lvlText w:val="%6."/>
-      <w:lvlJc w:val="right"/>
-      <w:pPr>
-        <w:ind w:left="2880" w:hanging="480"/>
-      </w:pPr>
-    </w:lvl>
-    <w:lvl w:ilvl="6" w:tplc="0409000F" w:tentative="1">
-      <w:start w:val="1"/>
-      <w:numFmt w:val="decimal"/>
-      <w:lvlText w:val="%7."/>
-      <w:lvlJc w:val="left"/>
-      <w:pPr>
-        <w:ind w:left="3360" w:hanging="480"/>
-      </w:pPr>
-    </w:lvl>
-    <w:lvl w:ilvl="7" w:tplc="04090019" w:tentative="1">
-      <w:start w:val="1"/>
-      <w:numFmt w:val="ideographTraditional"/>
-      <w:lvlText w:val="%8、"/>
-      <w:lvlJc w:val="left"/>
-      <w:pPr>
-        <w:ind w:left="3840" w:hanging="480"/>
-      </w:pPr>
-    </w:lvl>
-    <w:lvl w:ilvl="8" w:tplc="0409001B" w:tentative="1">
-      <w:start w:val="1"/>
-      <w:numFmt w:val="lowerRoman"/>
-      <w:lvlText w:val="%9."/>
-      <w:lvlJc w:val="right"/>
-      <w:pPr>
-        <w:ind w:left="4320" w:hanging="480"/>
-      </w:pPr>
-    </w:lvl>
-  </w:abstractNum>
-  <w:abstractNum w:abstractNumId="46" w15:restartNumberingAfterBreak="0">
-    <w:nsid w:val="759D57AD"/>
-    <w:multiLevelType w:val="hybridMultilevel"/>
-    <w:tmpl w:val="85883D24"/>
-    <w:lvl w:ilvl="0" w:tplc="F95013E4">
-      <w:start w:val="1"/>
-      <w:numFmt w:val="upperLetter"/>
-      <w:lvlText w:val="(%1)"/>
-      <w:lvlJc w:val="left"/>
-      <w:pPr>
-        <w:ind w:left="360" w:hanging="360"/>
-      </w:pPr>
-      <w:rPr>
-        <w:rFonts w:hint="default"/>
-      </w:rPr>
-    </w:lvl>
-    <w:lvl w:ilvl="1" w:tplc="04090019" w:tentative="1">
-      <w:start w:val="1"/>
-      <w:numFmt w:val="ideographTraditional"/>
-      <w:lvlText w:val="%2、"/>
-      <w:lvlJc w:val="left"/>
-      <w:pPr>
-        <w:ind w:left="960" w:hanging="480"/>
-      </w:pPr>
-    </w:lvl>
-    <w:lvl w:ilvl="2" w:tplc="0409001B" w:tentative="1">
-      <w:start w:val="1"/>
-      <w:numFmt w:val="lowerRoman"/>
-      <w:lvlText w:val="%3."/>
-      <w:lvlJc w:val="right"/>
-      <w:pPr>
-        <w:ind w:left="1440" w:hanging="480"/>
-      </w:pPr>
-    </w:lvl>
-    <w:lvl w:ilvl="3" w:tplc="0409000F" w:tentative="1">
-      <w:start w:val="1"/>
-      <w:numFmt w:val="decimal"/>
-      <w:lvlText w:val="%4."/>
-      <w:lvlJc w:val="left"/>
-      <w:pPr>
-        <w:ind w:left="1920" w:hanging="480"/>
-      </w:pPr>
-    </w:lvl>
-    <w:lvl w:ilvl="4" w:tplc="04090019" w:tentative="1">
-      <w:start w:val="1"/>
-      <w:numFmt w:val="ideographTraditional"/>
-      <w:lvlText w:val="%5、"/>
-      <w:lvlJc w:val="left"/>
-      <w:pPr>
-        <w:ind w:left="2400" w:hanging="480"/>
-      </w:pPr>
-    </w:lvl>
-    <w:lvl w:ilvl="5" w:tplc="0409001B" w:tentative="1">
-      <w:start w:val="1"/>
-      <w:numFmt w:val="lowerRoman"/>
-      <w:lvlText w:val="%6."/>
-      <w:lvlJc w:val="right"/>
-      <w:pPr>
-        <w:ind w:left="2880" w:hanging="480"/>
-      </w:pPr>
-    </w:lvl>
-    <w:lvl w:ilvl="6" w:tplc="0409000F" w:tentative="1">
-      <w:start w:val="1"/>
-      <w:numFmt w:val="decimal"/>
-      <w:lvlText w:val="%7."/>
-      <w:lvlJc w:val="left"/>
-      <w:pPr>
-        <w:ind w:left="3360" w:hanging="480"/>
-      </w:pPr>
-    </w:lvl>
-    <w:lvl w:ilvl="7" w:tplc="04090019" w:tentative="1">
-      <w:start w:val="1"/>
-      <w:numFmt w:val="ideographTraditional"/>
-      <w:lvlText w:val="%8、"/>
-      <w:lvlJc w:val="left"/>
-      <w:pPr>
-        <w:ind w:left="3840" w:hanging="480"/>
-      </w:pPr>
-    </w:lvl>
-    <w:lvl w:ilvl="8" w:tplc="0409001B" w:tentative="1">
-      <w:start w:val="1"/>
-      <w:numFmt w:val="lowerRoman"/>
-      <w:lvlText w:val="%9."/>
-      <w:lvlJc w:val="right"/>
-      <w:pPr>
-        <w:ind w:left="4320" w:hanging="480"/>
-      </w:pPr>
-    </w:lvl>
-  </w:abstractNum>
-  <w:abstractNum w:abstractNumId="47" w15:restartNumberingAfterBreak="0">
-    <w:nsid w:val="7671259D"/>
-    <w:multiLevelType w:val="hybridMultilevel"/>
-    <w:tmpl w:val="81EEF83E"/>
-    <w:lvl w:ilvl="0" w:tplc="80DACB44">
-      <w:start w:val="1"/>
-      <w:numFmt w:val="upperLetter"/>
-      <w:lvlText w:val="(%1)"/>
-      <w:lvlJc w:val="left"/>
-      <w:pPr>
-        <w:ind w:left="360" w:hanging="360"/>
-      </w:pPr>
-      <w:rPr>
-        <w:rFonts w:hint="default"/>
-      </w:rPr>
-    </w:lvl>
-    <w:lvl w:ilvl="1" w:tplc="04090019" w:tentative="1">
-      <w:start w:val="1"/>
-      <w:numFmt w:val="ideographTraditional"/>
-      <w:lvlText w:val="%2、"/>
-      <w:lvlJc w:val="left"/>
-      <w:pPr>
-        <w:ind w:left="960" w:hanging="480"/>
-      </w:pPr>
-    </w:lvl>
-    <w:lvl w:ilvl="2" w:tplc="0409001B" w:tentative="1">
-      <w:start w:val="1"/>
-      <w:numFmt w:val="lowerRoman"/>
-      <w:lvlText w:val="%3."/>
-      <w:lvlJc w:val="right"/>
-      <w:pPr>
-        <w:ind w:left="1440" w:hanging="480"/>
-      </w:pPr>
-    </w:lvl>
-    <w:lvl w:ilvl="3" w:tplc="0409000F" w:tentative="1">
-      <w:start w:val="1"/>
-      <w:numFmt w:val="decimal"/>
-      <w:lvlText w:val="%4."/>
-      <w:lvlJc w:val="left"/>
-      <w:pPr>
-        <w:ind w:left="1920" w:hanging="480"/>
-      </w:pPr>
-    </w:lvl>
-    <w:lvl w:ilvl="4" w:tplc="04090019" w:tentative="1">
-      <w:start w:val="1"/>
-      <w:numFmt w:val="ideographTraditional"/>
-      <w:lvlText w:val="%5、"/>
-      <w:lvlJc w:val="left"/>
-      <w:pPr>
-        <w:ind w:left="2400" w:hanging="480"/>
-      </w:pPr>
-    </w:lvl>
-    <w:lvl w:ilvl="5" w:tplc="0409001B" w:tentative="1">
-      <w:start w:val="1"/>
-      <w:numFmt w:val="lowerRoman"/>
-      <w:lvlText w:val="%6."/>
-      <w:lvlJc w:val="right"/>
-      <w:pPr>
-        <w:ind w:left="2880" w:hanging="480"/>
-      </w:pPr>
-    </w:lvl>
-    <w:lvl w:ilvl="6" w:tplc="0409000F" w:tentative="1">
-      <w:start w:val="1"/>
-      <w:numFmt w:val="decimal"/>
-      <w:lvlText w:val="%7."/>
-      <w:lvlJc w:val="left"/>
-      <w:pPr>
-        <w:ind w:left="3360" w:hanging="480"/>
-      </w:pPr>
-    </w:lvl>
-    <w:lvl w:ilvl="7" w:tplc="04090019" w:tentative="1">
-      <w:start w:val="1"/>
-      <w:numFmt w:val="ideographTraditional"/>
-      <w:lvlText w:val="%8、"/>
-      <w:lvlJc w:val="left"/>
-      <w:pPr>
-        <w:ind w:left="3840" w:hanging="480"/>
-      </w:pPr>
-    </w:lvl>
-    <w:lvl w:ilvl="8" w:tplc="0409001B" w:tentative="1">
-      <w:start w:val="1"/>
-      <w:numFmt w:val="lowerRoman"/>
-      <w:lvlText w:val="%9."/>
-      <w:lvlJc w:val="right"/>
-      <w:pPr>
-        <w:ind w:left="4320" w:hanging="480"/>
-      </w:pPr>
-    </w:lvl>
-  </w:abstractNum>
-  <w:abstractNum w:abstractNumId="48" w15:restartNumberingAfterBreak="0">
-    <w:nsid w:val="769F0E98"/>
-    <w:multiLevelType w:val="hybridMultilevel"/>
-    <w:tmpl w:val="7E52AD94"/>
-    <w:lvl w:ilvl="0" w:tplc="509AA6C6">
-      <w:start w:val="1"/>
-      <w:numFmt w:val="upperLetter"/>
-      <w:lvlText w:val="(%1)"/>
-      <w:lvlJc w:val="left"/>
-      <w:pPr>
-        <w:ind w:left="360" w:hanging="360"/>
-      </w:pPr>
-      <w:rPr>
-        <w:rFonts w:hint="default"/>
-      </w:rPr>
-    </w:lvl>
-    <w:lvl w:ilvl="1" w:tplc="04090019" w:tentative="1">
-      <w:start w:val="1"/>
-      <w:numFmt w:val="ideographTraditional"/>
-      <w:lvlText w:val="%2、"/>
-      <w:lvlJc w:val="left"/>
-      <w:pPr>
-        <w:ind w:left="960" w:hanging="480"/>
-      </w:pPr>
-    </w:lvl>
-    <w:lvl w:ilvl="2" w:tplc="0409001B" w:tentative="1">
-      <w:start w:val="1"/>
-      <w:numFmt w:val="lowerRoman"/>
-      <w:lvlText w:val="%3."/>
-      <w:lvlJc w:val="right"/>
-      <w:pPr>
-        <w:ind w:left="1440" w:hanging="480"/>
-      </w:pPr>
-    </w:lvl>
-    <w:lvl w:ilvl="3" w:tplc="0409000F" w:tentative="1">
-      <w:start w:val="1"/>
-      <w:numFmt w:val="decimal"/>
-      <w:lvlText w:val="%4."/>
-      <w:lvlJc w:val="left"/>
-      <w:pPr>
-        <w:ind w:left="1920" w:hanging="480"/>
-      </w:pPr>
-    </w:lvl>
-    <w:lvl w:ilvl="4" w:tplc="04090019" w:tentative="1">
-      <w:start w:val="1"/>
-      <w:numFmt w:val="ideographTraditional"/>
-      <w:lvlText w:val="%5、"/>
-      <w:lvlJc w:val="left"/>
-      <w:pPr>
-        <w:ind w:left="2400" w:hanging="480"/>
-      </w:pPr>
-    </w:lvl>
-    <w:lvl w:ilvl="5" w:tplc="0409001B" w:tentative="1">
-      <w:start w:val="1"/>
-      <w:numFmt w:val="lowerRoman"/>
-      <w:lvlText w:val="%6."/>
-      <w:lvlJc w:val="right"/>
-      <w:pPr>
-        <w:ind w:left="2880" w:hanging="480"/>
-      </w:pPr>
-    </w:lvl>
-    <w:lvl w:ilvl="6" w:tplc="0409000F" w:tentative="1">
-      <w:start w:val="1"/>
-      <w:numFmt w:val="decimal"/>
-      <w:lvlText w:val="%7."/>
-      <w:lvlJc w:val="left"/>
-      <w:pPr>
-        <w:ind w:left="3360" w:hanging="480"/>
-      </w:pPr>
-    </w:lvl>
-    <w:lvl w:ilvl="7" w:tplc="04090019" w:tentative="1">
-      <w:start w:val="1"/>
-      <w:numFmt w:val="ideographTraditional"/>
-      <w:lvlText w:val="%8、"/>
-      <w:lvlJc w:val="left"/>
-      <w:pPr>
-        <w:ind w:left="3840" w:hanging="480"/>
-      </w:pPr>
-    </w:lvl>
-    <w:lvl w:ilvl="8" w:tplc="0409001B" w:tentative="1">
-      <w:start w:val="1"/>
-      <w:numFmt w:val="lowerRoman"/>
-      <w:lvlText w:val="%9."/>
-      <w:lvlJc w:val="right"/>
-      <w:pPr>
-        <w:ind w:left="4320" w:hanging="480"/>
-      </w:pPr>
-    </w:lvl>
-  </w:abstractNum>
-  <w:abstractNum w:abstractNumId="49" w15:restartNumberingAfterBreak="0">
-    <w:nsid w:val="77293472"/>
-    <w:multiLevelType w:val="hybridMultilevel"/>
-    <w:tmpl w:val="4A70086C"/>
-    <w:lvl w:ilvl="0" w:tplc="0658B0A6">
-      <w:start w:val="1"/>
-      <w:numFmt w:val="upperLetter"/>
-      <w:lvlText w:val="(%1)"/>
-      <w:lvlJc w:val="left"/>
-      <w:pPr>
-        <w:ind w:left="360" w:hanging="360"/>
-      </w:pPr>
-      <w:rPr>
-        <w:rFonts w:hint="default"/>
-      </w:rPr>
-    </w:lvl>
-    <w:lvl w:ilvl="1" w:tplc="04090019" w:tentative="1">
-      <w:start w:val="1"/>
-      <w:numFmt w:val="ideographTraditional"/>
-      <w:lvlText w:val="%2、"/>
-      <w:lvlJc w:val="left"/>
-      <w:pPr>
-        <w:ind w:left="960" w:hanging="480"/>
-      </w:pPr>
-    </w:lvl>
-    <w:lvl w:ilvl="2" w:tplc="0409001B" w:tentative="1">
-      <w:start w:val="1"/>
-      <w:numFmt w:val="lowerRoman"/>
-      <w:lvlText w:val="%3."/>
-      <w:lvlJc w:val="right"/>
-      <w:pPr>
-        <w:ind w:left="1440" w:hanging="480"/>
-      </w:pPr>
-    </w:lvl>
-    <w:lvl w:ilvl="3" w:tplc="0409000F" w:tentative="1">
-      <w:start w:val="1"/>
-      <w:numFmt w:val="decimal"/>
-      <w:lvlText w:val="%4."/>
-      <w:lvlJc w:val="left"/>
-      <w:pPr>
-        <w:ind w:left="1920" w:hanging="480"/>
-      </w:pPr>
-    </w:lvl>
-    <w:lvl w:ilvl="4" w:tplc="04090019" w:tentative="1">
-      <w:start w:val="1"/>
-      <w:numFmt w:val="ideographTraditional"/>
-      <w:lvlText w:val="%5、"/>
-      <w:lvlJc w:val="left"/>
-      <w:pPr>
-        <w:ind w:left="2400" w:hanging="480"/>
-      </w:pPr>
-    </w:lvl>
-    <w:lvl w:ilvl="5" w:tplc="0409001B" w:tentative="1">
-      <w:start w:val="1"/>
-      <w:numFmt w:val="lowerRoman"/>
-      <w:lvlText w:val="%6."/>
-      <w:lvlJc w:val="right"/>
-      <w:pPr>
-        <w:ind w:left="2880" w:hanging="480"/>
-      </w:pPr>
-    </w:lvl>
-    <w:lvl w:ilvl="6" w:tplc="0409000F" w:tentative="1">
-      <w:start w:val="1"/>
-      <w:numFmt w:val="decimal"/>
-      <w:lvlText w:val="%7."/>
-      <w:lvlJc w:val="left"/>
-      <w:pPr>
-        <w:ind w:left="3360" w:hanging="480"/>
-      </w:pPr>
-    </w:lvl>
-    <w:lvl w:ilvl="7" w:tplc="04090019" w:tentative="1">
-      <w:start w:val="1"/>
-      <w:numFmt w:val="ideographTraditional"/>
-      <w:lvlText w:val="%8、"/>
-      <w:lvlJc w:val="left"/>
-      <w:pPr>
-        <w:ind w:left="3840" w:hanging="480"/>
-      </w:pPr>
-    </w:lvl>
-    <w:lvl w:ilvl="8" w:tplc="0409001B" w:tentative="1">
-      <w:start w:val="1"/>
-      <w:numFmt w:val="lowerRoman"/>
-      <w:lvlText w:val="%9."/>
-      <w:lvlJc w:val="right"/>
-      <w:pPr>
-        <w:ind w:left="4320" w:hanging="480"/>
-      </w:pPr>
-    </w:lvl>
-  </w:abstractNum>
-  <w:abstractNum w:abstractNumId="50" w15:restartNumberingAfterBreak="0">
-    <w:nsid w:val="7E4F7BC9"/>
-    <w:multiLevelType w:val="hybridMultilevel"/>
-    <w:tmpl w:val="413853B4"/>
-    <w:lvl w:ilvl="0" w:tplc="E7DEE18C">
-      <w:start w:val="1"/>
-      <w:numFmt w:val="upperLetter"/>
-      <w:lvlText w:val="(%1)"/>
-      <w:lvlJc w:val="left"/>
-      <w:pPr>
-        <w:ind w:left="360" w:hanging="360"/>
-      </w:pPr>
-      <w:rPr>
-        <w:rFonts w:hint="default"/>
-      </w:rPr>
-    </w:lvl>
-    <w:lvl w:ilvl="1" w:tplc="04090019" w:tentative="1">
-      <w:start w:val="1"/>
-      <w:numFmt w:val="ideographTraditional"/>
-      <w:lvlText w:val="%2、"/>
-      <w:lvlJc w:val="left"/>
-      <w:pPr>
-        <w:ind w:left="960" w:hanging="480"/>
-      </w:pPr>
-    </w:lvl>
-    <w:lvl w:ilvl="2" w:tplc="0409001B" w:tentative="1">
-      <w:start w:val="1"/>
-      <w:numFmt w:val="lowerRoman"/>
-      <w:lvlText w:val="%3."/>
-      <w:lvlJc w:val="right"/>
-      <w:pPr>
-        <w:ind w:left="1440" w:hanging="480"/>
-      </w:pPr>
-    </w:lvl>
-    <w:lvl w:ilvl="3" w:tplc="0409000F" w:tentative="1">
-      <w:start w:val="1"/>
-      <w:numFmt w:val="decimal"/>
-      <w:lvlText w:val="%4."/>
-      <w:lvlJc w:val="left"/>
-      <w:pPr>
-        <w:ind w:left="1920" w:hanging="480"/>
-      </w:pPr>
-    </w:lvl>
-    <w:lvl w:ilvl="4" w:tplc="04090019" w:tentative="1">
-      <w:start w:val="1"/>
-      <w:numFmt w:val="ideographTraditional"/>
-      <w:lvlText w:val="%5、"/>
-      <w:lvlJc w:val="left"/>
-      <w:pPr>
-        <w:ind w:left="2400" w:hanging="480"/>
-      </w:pPr>
-    </w:lvl>
-    <w:lvl w:ilvl="5" w:tplc="0409001B" w:tentative="1">
-      <w:start w:val="1"/>
-      <w:numFmt w:val="lowerRoman"/>
-      <w:lvlText w:val="%6."/>
-      <w:lvlJc w:val="right"/>
-      <w:pPr>
-        <w:ind w:left="2880" w:hanging="480"/>
-      </w:pPr>
-    </w:lvl>
-    <w:lvl w:ilvl="6" w:tplc="0409000F" w:tentative="1">
-      <w:start w:val="1"/>
-      <w:numFmt w:val="decimal"/>
-      <w:lvlText w:val="%7."/>
-      <w:lvlJc w:val="left"/>
-      <w:pPr>
-        <w:ind w:left="3360" w:hanging="480"/>
-      </w:pPr>
-    </w:lvl>
-    <w:lvl w:ilvl="7" w:tplc="04090019" w:tentative="1">
-      <w:start w:val="1"/>
-      <w:numFmt w:val="ideographTraditional"/>
-      <w:lvlText w:val="%8、"/>
-      <w:lvlJc w:val="left"/>
-      <w:pPr>
-        <w:ind w:left="3840" w:hanging="480"/>
-      </w:pPr>
-    </w:lvl>
-    <w:lvl w:ilvl="8" w:tplc="0409001B" w:tentative="1">
-      <w:start w:val="1"/>
-      <w:numFmt w:val="lowerRoman"/>
-      <w:lvlText w:val="%9."/>
-      <w:lvlJc w:val="right"/>
-      <w:pPr>
-        <w:ind w:left="4320" w:hanging="480"/>
-      </w:pPr>
-    </w:lvl>
-  </w:abstractNum>
-  <w:num w:numId="1" w16cid:durableId="1483883989">
-    <w:abstractNumId w:val="11"/>
-  </w:num>
-  <w:num w:numId="2" w16cid:durableId="2077436389">
-    <w:abstractNumId w:val="37"/>
-  </w:num>
-  <w:num w:numId="3" w16cid:durableId="242881682">
-    <w:abstractNumId w:val="24"/>
-  </w:num>
-  <w:num w:numId="4" w16cid:durableId="564992103">
-    <w:abstractNumId w:val="18"/>
-  </w:num>
-  <w:num w:numId="5" w16cid:durableId="59795728">
-    <w:abstractNumId w:val="15"/>
-  </w:num>
-  <w:num w:numId="6" w16cid:durableId="2001421956">
-    <w:abstractNumId w:val="29"/>
-  </w:num>
-  <w:num w:numId="7" w16cid:durableId="15927798">
-    <w:abstractNumId w:val="49"/>
-  </w:num>
-  <w:num w:numId="8" w16cid:durableId="1058943751">
-    <w:abstractNumId w:val="19"/>
-  </w:num>
-  <w:num w:numId="9" w16cid:durableId="765003542">
-    <w:abstractNumId w:val="23"/>
-  </w:num>
-  <w:num w:numId="10" w16cid:durableId="492261229">
-    <w:abstractNumId w:val="4"/>
-  </w:num>
-  <w:num w:numId="11" w16cid:durableId="798184232">
-    <w:abstractNumId w:val="27"/>
-  </w:num>
-  <w:num w:numId="12" w16cid:durableId="967248001">
-    <w:abstractNumId w:val="35"/>
-  </w:num>
-  <w:num w:numId="13" w16cid:durableId="1638955414">
-    <w:abstractNumId w:val="44"/>
-  </w:num>
-  <w:num w:numId="14" w16cid:durableId="1297370023">
-    <w:abstractNumId w:val="12"/>
-  </w:num>
-  <w:num w:numId="15" w16cid:durableId="363214297">
-    <w:abstractNumId w:val="38"/>
-  </w:num>
-  <w:num w:numId="16" w16cid:durableId="1378119459">
-    <w:abstractNumId w:val="14"/>
-  </w:num>
-  <w:num w:numId="17" w16cid:durableId="771824758">
-    <w:abstractNumId w:val="20"/>
-  </w:num>
-  <w:num w:numId="18" w16cid:durableId="193661718">
-    <w:abstractNumId w:val="5"/>
-  </w:num>
-  <w:num w:numId="19" w16cid:durableId="665789772">
-    <w:abstractNumId w:val="46"/>
-  </w:num>
-  <w:num w:numId="20" w16cid:durableId="785581463">
+  <w:num w:numId="1">
     <w:abstractNumId w:val="0"/>
   </w:num>
-  <w:num w:numId="21" w16cid:durableId="1843662240">
-    <w:abstractNumId w:val="8"/>
-  </w:num>
-  <w:num w:numId="22" w16cid:durableId="1427771494">
-    <w:abstractNumId w:val="36"/>
-  </w:num>
-  <w:num w:numId="23" w16cid:durableId="739594504">
-    <w:abstractNumId w:val="50"/>
-  </w:num>
-  <w:num w:numId="24" w16cid:durableId="46613097">
-    <w:abstractNumId w:val="32"/>
-  </w:num>
-  <w:num w:numId="25" w16cid:durableId="271129985">
-    <w:abstractNumId w:val="30"/>
-  </w:num>
-  <w:num w:numId="26" w16cid:durableId="75707174">
-    <w:abstractNumId w:val="43"/>
-  </w:num>
-  <w:num w:numId="27" w16cid:durableId="542252869">
-    <w:abstractNumId w:val="17"/>
-  </w:num>
-  <w:num w:numId="28" w16cid:durableId="243337916">
-    <w:abstractNumId w:val="41"/>
-  </w:num>
-  <w:num w:numId="29" w16cid:durableId="1049038912">
-    <w:abstractNumId w:val="9"/>
-  </w:num>
-  <w:num w:numId="30" w16cid:durableId="397826890">
-    <w:abstractNumId w:val="21"/>
-  </w:num>
-  <w:num w:numId="31" w16cid:durableId="865407099">
-    <w:abstractNumId w:val="31"/>
-  </w:num>
-  <w:num w:numId="32" w16cid:durableId="1832789755">
-    <w:abstractNumId w:val="22"/>
-  </w:num>
-  <w:num w:numId="33" w16cid:durableId="219681842">
+  <w:num w:numId="2">
     <w:abstractNumId w:val="1"/>
   </w:num>
-  <w:num w:numId="34" w16cid:durableId="2105804151">
-    <w:abstractNumId w:val="45"/>
-  </w:num>
-  <w:num w:numId="35" w16cid:durableId="519054571">
-    <w:abstractNumId w:val="7"/>
-  </w:num>
-  <w:num w:numId="36" w16cid:durableId="1727796758">
-    <w:abstractNumId w:val="16"/>
-  </w:num>
-  <w:num w:numId="37" w16cid:durableId="160857260">
-    <w:abstractNumId w:val="13"/>
-  </w:num>
-  <w:num w:numId="38" w16cid:durableId="289753306">
-    <w:abstractNumId w:val="3"/>
-  </w:num>
-  <w:num w:numId="39" w16cid:durableId="1612475522">
-    <w:abstractNumId w:val="34"/>
-  </w:num>
-  <w:num w:numId="40" w16cid:durableId="438646524">
-    <w:abstractNumId w:val="33"/>
-  </w:num>
-  <w:num w:numId="41" w16cid:durableId="481511583">
-    <w:abstractNumId w:val="47"/>
-  </w:num>
-  <w:num w:numId="42" w16cid:durableId="389689376">
-    <w:abstractNumId w:val="39"/>
-  </w:num>
-  <w:num w:numId="43" w16cid:durableId="122816193">
-    <w:abstractNumId w:val="25"/>
-  </w:num>
-  <w:num w:numId="44" w16cid:durableId="1621064369">
-    <w:abstractNumId w:val="48"/>
-  </w:num>
-  <w:num w:numId="45" w16cid:durableId="126288397">
-    <w:abstractNumId w:val="2"/>
-  </w:num>
-  <w:num w:numId="46" w16cid:durableId="696587548">
-    <w:abstractNumId w:val="28"/>
-  </w:num>
-  <w:num w:numId="47" w16cid:durableId="219023147">
-    <w:abstractNumId w:val="40"/>
-  </w:num>
-  <w:num w:numId="48" w16cid:durableId="1320108677">
-    <w:abstractNumId w:val="26"/>
-  </w:num>
-  <w:num w:numId="49" w16cid:durableId="1531533727">
-    <w:abstractNumId w:val="10"/>
-  </w:num>
-  <w:num w:numId="50" w16cid:durableId="2127698391">
-    <w:abstractNumId w:val="42"/>
-  </w:num>
-  <w:num w:numId="51" w16cid:durableId="122118545">
-    <w:abstractNumId w:val="6"/>
-  </w:num>
+  <w:numIdMacAtCleanup w:val="2"/>
 </w:numbering>
 </file>
 

--- a/碩一/TOEIC/文法單字.docx
+++ b/碩一/TOEIC/文法單字.docx
@@ -1,6 +1,6 @@
 
 <file path=word/document.xml><?xml version="1.0" encoding="utf-8"?>
-<w:document xmlns:wpc="http://schemas.microsoft.com/office/word/2010/wordprocessingCanvas" xmlns:cx="http://schemas.microsoft.com/office/drawing/2014/chartex" xmlns:cx1="http://schemas.microsoft.com/office/drawing/2015/9/8/chartex" xmlns:cx2="http://schemas.microsoft.com/office/drawing/2015/10/21/chartex" xmlns:cx3="http://schemas.microsoft.com/office/drawing/2016/5/9/chartex" xmlns:cx4="http://schemas.microsoft.com/office/drawing/2016/5/10/chartex" xmlns:cx5="http://schemas.microsoft.com/office/drawing/2016/5/11/chartex" xmlns:cx6="http://schemas.microsoft.com/office/drawing/2016/5/12/chartex" xmlns:cx7="http://schemas.microsoft.com/office/drawing/2016/5/13/chartex" xmlns:cx8="http://schemas.microsoft.com/office/drawing/2016/5/14/chartex" xmlns:mc="http://schemas.openxmlformats.org/markup-compatibility/2006" xmlns:aink="http://schemas.microsoft.com/office/drawing/2016/ink" xmlns:am3d="http://schemas.microsoft.com/office/drawing/2017/model3d" xmlns:o="urn:schemas-microsoft-com:office:office" xmlns:r="http://schemas.openxmlformats.org/officeDocument/2006/relationships" xmlns:m="http://schemas.openxmlformats.org/officeDocument/2006/math" xmlns:v="urn:schemas-microsoft-com:vml" xmlns:wp14="http://schemas.microsoft.com/office/word/2010/wordprocessingDrawing" xmlns:wp="http://schemas.openxmlformats.org/drawingml/2006/wordprocessingDrawing" xmlns:w10="urn:schemas-microsoft-com:office:word" xmlns:w="http://schemas.openxmlformats.org/wordprocessingml/2006/main" xmlns:w14="http://schemas.microsoft.com/office/word/2010/wordml" xmlns:w15="http://schemas.microsoft.com/office/word/2012/wordml" xmlns:w16cex="http://schemas.microsoft.com/office/word/2018/wordml/cex" xmlns:w16cid="http://schemas.microsoft.com/office/word/2016/wordml/cid" xmlns:w16="http://schemas.microsoft.com/office/word/2018/wordml" xmlns:w16sdtdh="http://schemas.microsoft.com/office/word/2020/wordml/sdtdatahash" xmlns:w16se="http://schemas.microsoft.com/office/word/2015/wordml/symex" xmlns:wpg="http://schemas.microsoft.com/office/word/2010/wordprocessingGroup" xmlns:wpi="http://schemas.microsoft.com/office/word/2010/wordprocessingInk" xmlns:wne="http://schemas.microsoft.com/office/word/2006/wordml" xmlns:wps="http://schemas.microsoft.com/office/word/2010/wordprocessingShape" mc:Ignorable="w14 w15 w16se w16cid w16 w16cex w16sdtdh wp14">
+<w:document xmlns:wpc="http://schemas.microsoft.com/office/word/2010/wordprocessingCanvas" xmlns:cx="http://schemas.microsoft.com/office/drawing/2014/chartex" xmlns:cx1="http://schemas.microsoft.com/office/drawing/2015/9/8/chartex" xmlns:cx2="http://schemas.microsoft.com/office/drawing/2015/10/21/chartex" xmlns:cx3="http://schemas.microsoft.com/office/drawing/2016/5/9/chartex" xmlns:cx4="http://schemas.microsoft.com/office/drawing/2016/5/10/chartex" xmlns:cx5="http://schemas.microsoft.com/office/drawing/2016/5/11/chartex" xmlns:cx6="http://schemas.microsoft.com/office/drawing/2016/5/12/chartex" xmlns:cx7="http://schemas.microsoft.com/office/drawing/2016/5/13/chartex" xmlns:cx8="http://schemas.microsoft.com/office/drawing/2016/5/14/chartex" xmlns:mc="http://schemas.openxmlformats.org/markup-compatibility/2006" xmlns:aink="http://schemas.microsoft.com/office/drawing/2016/ink" xmlns:am3d="http://schemas.microsoft.com/office/drawing/2017/model3d" xmlns:o="urn:schemas-microsoft-com:office:office" xmlns:oel="http://schemas.microsoft.com/office/2019/extlst" xmlns:r="http://schemas.openxmlformats.org/officeDocument/2006/relationships" xmlns:m="http://schemas.openxmlformats.org/officeDocument/2006/math" xmlns:v="urn:schemas-microsoft-com:vml" xmlns:wp14="http://schemas.microsoft.com/office/word/2010/wordprocessingDrawing" xmlns:wp="http://schemas.openxmlformats.org/drawingml/2006/wordprocessingDrawing" xmlns:w10="urn:schemas-microsoft-com:office:word" xmlns:w="http://schemas.openxmlformats.org/wordprocessingml/2006/main" xmlns:w14="http://schemas.microsoft.com/office/word/2010/wordml" xmlns:w15="http://schemas.microsoft.com/office/word/2012/wordml" xmlns:w16cex="http://schemas.microsoft.com/office/word/2018/wordml/cex" xmlns:w16cid="http://schemas.microsoft.com/office/word/2016/wordml/cid" xmlns:w16="http://schemas.microsoft.com/office/word/2018/wordml" xmlns:w16du="http://schemas.microsoft.com/office/word/2023/wordml/word16du" xmlns:w16sdtdh="http://schemas.microsoft.com/office/word/2020/wordml/sdtdatahash" xmlns:w16se="http://schemas.microsoft.com/office/word/2015/wordml/symex" xmlns:wpg="http://schemas.microsoft.com/office/word/2010/wordprocessingGroup" xmlns:wpi="http://schemas.microsoft.com/office/word/2010/wordprocessingInk" xmlns:wne="http://schemas.microsoft.com/office/word/2006/wordml" xmlns:wps="http://schemas.microsoft.com/office/word/2010/wordprocessingShape" mc:Ignorable="w14 w15 w16se w16cid w16 w16cex w16sdtdh wp14">
   <w:body>
     <w:p>
       <w:r>
@@ -102,12 +102,10 @@
       <w:r>
         <w:t xml:space="preserve"> </w:t>
       </w:r>
-      <w:proofErr w:type="spellStart"/>
       <w:proofErr w:type="gramStart"/>
       <w:r>
         <w:t>tomorrow,so</w:t>
       </w:r>
-      <w:proofErr w:type="spellEnd"/>
       <w:proofErr w:type="gramEnd"/>
       <w:r>
         <w:t xml:space="preserve"> hurry up and register for it.</w:t>
@@ -367,7 +365,6 @@
       </w:r>
     </w:p>
     <w:p>
-      <w:proofErr w:type="spellStart"/>
       <w:r>
         <w:rPr>
           <w:rFonts w:hint="eastAsia"/>
@@ -375,11 +372,7 @@
         <w:t>W</w:t>
       </w:r>
       <w:r>
-        <w:t>h</w:t>
-      </w:r>
-      <w:proofErr w:type="spellEnd"/>
-      <w:r>
-        <w:t>-ever:</w:t>
+        <w:t>h-ever:</w:t>
       </w:r>
       <w:r>
         <w:rPr>
@@ -476,15 +469,7 @@
         <w:t>more</w:t>
       </w:r>
       <w:r>
-        <w:t xml:space="preserve"> than just 6 working days are required for any </w:t>
-      </w:r>
-      <w:proofErr w:type="spellStart"/>
-      <w:r>
-        <w:t>jayX</w:t>
-      </w:r>
-      <w:proofErr w:type="spellEnd"/>
-      <w:r>
-        <w:t xml:space="preserve"> products to be fixed and returned to their owners. (A)better</w:t>
+        <w:t xml:space="preserve"> than just 6 working days are required for any jayX products to be fixed and returned to their owners. (A)better</w:t>
       </w:r>
       <w:r>
         <w:rPr>
@@ -633,32 +618,14 @@
         <w:t>n</w:t>
       </w:r>
       <w:r>
-        <w:t xml:space="preserve">o sooner had A </w:t>
-      </w:r>
-      <w:proofErr w:type="spellStart"/>
-      <w:r>
-        <w:t>p.p</w:t>
-      </w:r>
-      <w:proofErr w:type="spellEnd"/>
-      <w:r>
-        <w:t xml:space="preserve"> than B </w:t>
-      </w:r>
-      <w:proofErr w:type="spellStart"/>
-      <w:r>
-        <w:t>Ved</w:t>
-      </w:r>
-      <w:proofErr w:type="spellEnd"/>
-      <w:r>
-        <w:t>.]</w:t>
-      </w:r>
-    </w:p>
-    <w:p>
-      <w:proofErr w:type="spellStart"/>
+        <w:t>o sooner had A p.p than B Ved.]</w:t>
+      </w:r>
+    </w:p>
+    <w:p>
       <w:proofErr w:type="gramStart"/>
       <w:r>
         <w:t>ex:No</w:t>
       </w:r>
-      <w:proofErr w:type="spellEnd"/>
       <w:proofErr w:type="gramEnd"/>
       <w:r>
         <w:t xml:space="preserve"> sooner than I had reached the intersection when the traffic</w:t>
@@ -687,13 +654,8 @@
       </w:r>
     </w:p>
     <w:p>
-      <w:proofErr w:type="spellStart"/>
-      <w:r>
-        <w:t>Ex:Taking</w:t>
-      </w:r>
-      <w:proofErr w:type="spellEnd"/>
-      <w:r>
-        <w:t xml:space="preserve"> the train is no quicker than taking the bus</w:t>
+      <w:r>
+        <w:t>Ex:Taking the train is no quicker than taking the bus</w:t>
       </w:r>
       <w:r>
         <w:rPr>
@@ -852,12 +814,10 @@
         <w:lastRenderedPageBreak/>
         <w:t xml:space="preserve">Usually meetings with such short notice will have low </w:t>
       </w:r>
-      <w:proofErr w:type="spellStart"/>
       <w:proofErr w:type="gramStart"/>
       <w:r>
         <w:t>attendance,but</w:t>
       </w:r>
-      <w:proofErr w:type="spellEnd"/>
       <w:proofErr w:type="gramEnd"/>
       <w:r>
         <w:t xml:space="preserve"> the one we had was </w:t>
@@ -935,24 +895,166 @@
       </w:r>
       <w:r>
         <w:tab/>
-      </w:r>
-      <w:proofErr w:type="spellStart"/>
+        <w:t xml:space="preserve">dj </w:t>
+      </w:r>
+      <w:r>
+        <w:t>(D)best</w:t>
+      </w:r>
+      <w:r>
+        <w:rPr>
+          <w:rFonts w:hint="eastAsia"/>
+        </w:rPr>
+        <w:t>最好</w:t>
+      </w:r>
+      <w:r>
+        <w:rPr>
+          <w:rFonts w:hint="eastAsia"/>
+        </w:rPr>
+        <w:t>A</w:t>
+      </w:r>
       <w:r>
         <w:t>dj</w:t>
       </w:r>
-      <w:proofErr w:type="spellEnd"/>
-      <w:r>
-        <w:t xml:space="preserve"> </w:t>
-      </w:r>
-      <w:r>
-        <w:t>(D)best</w:t>
-      </w:r>
-      <w:r>
-        <w:rPr>
-          <w:rFonts w:hint="eastAsia"/>
-        </w:rPr>
-        <w:t>最好</w:t>
-      </w:r>
+    </w:p>
+    <w:p/>
+    <w:p>
+      <w:r>
+        <w:t xml:space="preserve">Short notice </w:t>
+      </w:r>
+      <w:r>
+        <w:rPr>
+          <w:rFonts w:hint="eastAsia"/>
+        </w:rPr>
+        <w:t>臨時通知、</w:t>
+      </w:r>
+      <w:r>
+        <w:t>attendance</w:t>
+      </w:r>
+      <w:r>
+        <w:rPr>
+          <w:rFonts w:hint="eastAsia"/>
+        </w:rPr>
+        <w:t xml:space="preserve"> n</w:t>
+      </w:r>
+      <w:r>
+        <w:t xml:space="preserve"> </w:t>
+      </w:r>
+      <w:r>
+        <w:rPr>
+          <w:rFonts w:hint="eastAsia"/>
+        </w:rPr>
+        <w:t>出席率、</w:t>
+      </w:r>
+      <w:r>
+        <w:t>Well attended</w:t>
+      </w:r>
+      <w:r>
+        <w:rPr>
+          <w:rFonts w:hint="eastAsia"/>
+        </w:rPr>
+        <w:t>出席人數眾多</w:t>
+      </w:r>
+    </w:p>
+    <w:p>
+      <w:r>
+        <w:t>“be” PP</w:t>
+      </w:r>
+      <w:r>
+        <w:rPr>
+          <w:rFonts w:hint="eastAsia"/>
+        </w:rPr>
+        <w:t>:</w:t>
+      </w:r>
+      <w:r>
+        <w:rPr>
+          <w:rFonts w:hint="eastAsia"/>
+        </w:rPr>
+        <w:t>被動語態</w:t>
+      </w:r>
+      <w:r>
+        <w:rPr>
+          <w:rFonts w:hint="eastAsia"/>
+        </w:rPr>
+        <w:t xml:space="preserve"> </w:t>
+      </w:r>
+      <w:r>
+        <w:t>The meeting was attended by all full-time employees</w:t>
+      </w:r>
+    </w:p>
+    <w:p>
+      <w:r>
+        <w:rPr>
+          <w:rFonts w:hint="eastAsia"/>
+        </w:rPr>
+        <w:t>會議被所有全職員工參加</w:t>
+      </w:r>
+    </w:p>
+    <w:p>
+      <w:r>
+        <w:t>“be” Adv PP</w:t>
+      </w:r>
+      <w:r>
+        <w:t xml:space="preserve"> </w:t>
+      </w:r>
+      <w:r>
+        <w:rPr>
+          <w:rFonts w:hint="eastAsia"/>
+        </w:rPr>
+        <w:t>副詞去修飾動詞</w:t>
+      </w:r>
+    </w:p>
+    <w:p/>
+    <w:p>
+      <w:r>
+        <w:t xml:space="preserve">Our group </w:t>
+      </w:r>
+      <w:r>
+        <w:rPr>
+          <w:color w:val="FF0000"/>
+        </w:rPr>
+        <w:t>is</w:t>
+      </w:r>
+      <w:r>
+        <w:t xml:space="preserve"> </w:t>
+      </w:r>
+      <w:r>
+        <w:rPr>
+          <w:highlight w:val="yellow"/>
+        </w:rPr>
+        <w:t>made</w:t>
+      </w:r>
+      <w:r>
+        <w:t xml:space="preserve"> </w:t>
+      </w:r>
+      <w:r>
+        <w:rPr>
+          <w:color w:val="FF0000"/>
+        </w:rPr>
+        <w:t>up</w:t>
+      </w:r>
+      <w:r>
+        <w:t xml:space="preserve"> of dedicated and professional members. (A)consist</w:t>
+      </w:r>
+      <w:r>
+        <w:rPr>
+          <w:rFonts w:hint="eastAsia"/>
+        </w:rPr>
+        <w:t>包含</w:t>
+      </w:r>
+      <w:r>
+        <w:t>(B)comprised</w:t>
+      </w:r>
+      <w:r>
+        <w:rPr>
+          <w:highlight w:val="yellow"/>
+        </w:rPr>
+        <w:t>(C)made</w:t>
+      </w:r>
+      <w:r>
+        <w:t>(D)combined</w:t>
+      </w:r>
+    </w:p>
+    <w:p>
       <w:r>
         <w:rPr>
           <w:rFonts w:hint="eastAsia"/>
@@ -960,127 +1062,57 @@
         <w:t>A</w:t>
       </w:r>
       <w:r>
-        <w:t>dj</w:t>
-      </w:r>
-    </w:p>
-    <w:p/>
-    <w:p>
-      <w:r>
-        <w:t xml:space="preserve">Short notice </w:t>
-      </w:r>
-      <w:r>
-        <w:rPr>
-          <w:rFonts w:hint="eastAsia"/>
-        </w:rPr>
-        <w:t>臨時通知、</w:t>
-      </w:r>
-      <w:r>
-        <w:t>attendance</w:t>
-      </w:r>
-      <w:r>
-        <w:rPr>
-          <w:rFonts w:hint="eastAsia"/>
-        </w:rPr>
-        <w:t xml:space="preserve"> n</w:t>
-      </w:r>
-      <w:r>
-        <w:t xml:space="preserve"> </w:t>
-      </w:r>
-      <w:r>
-        <w:rPr>
-          <w:rFonts w:hint="eastAsia"/>
-        </w:rPr>
-        <w:t>出席率、</w:t>
-      </w:r>
-      <w:r>
-        <w:t>Well attended</w:t>
-      </w:r>
-      <w:r>
-        <w:rPr>
-          <w:rFonts w:hint="eastAsia"/>
-        </w:rPr>
-        <w:t>出席人數眾多</w:t>
-      </w:r>
-    </w:p>
-    <w:p>
-      <w:r>
-        <w:t>“be” PP</w:t>
-      </w:r>
-      <w:r>
-        <w:rPr>
-          <w:rFonts w:hint="eastAsia"/>
-        </w:rPr>
-        <w:t>:</w:t>
-      </w:r>
-      <w:r>
-        <w:rPr>
-          <w:rFonts w:hint="eastAsia"/>
-        </w:rPr>
-        <w:t>被動語態</w:t>
-      </w:r>
-      <w:r>
-        <w:rPr>
-          <w:rFonts w:hint="eastAsia"/>
-        </w:rPr>
-        <w:t xml:space="preserve"> </w:t>
-      </w:r>
-      <w:r>
-        <w:t>The meeting was attended by all full-time employees</w:t>
-      </w:r>
-    </w:p>
-    <w:p>
-      <w:r>
-        <w:rPr>
-          <w:rFonts w:hint="eastAsia"/>
-        </w:rPr>
-        <w:t>會議被所有全職員工參加</w:t>
-      </w:r>
-    </w:p>
-    <w:p>
-      <w:r>
-        <w:t>“be” Adv PP</w:t>
-      </w:r>
-      <w:r>
-        <w:t xml:space="preserve"> </w:t>
-      </w:r>
-      <w:r>
-        <w:rPr>
-          <w:rFonts w:hint="eastAsia"/>
-        </w:rPr>
-        <w:t>副詞去修飾動詞</w:t>
-      </w:r>
-    </w:p>
-    <w:p/>
-    <w:p>
-      <w:r>
-        <w:t xml:space="preserve">Our group </w:t>
-      </w:r>
-      <w:r>
-        <w:rPr>
-          <w:color w:val="FF0000"/>
-        </w:rPr>
-        <w:t>is</w:t>
-      </w:r>
-      <w:r>
-        <w:t xml:space="preserve"> </w:t>
-      </w:r>
-      <w:r>
-        <w:rPr>
-          <w:highlight w:val="yellow"/>
-        </w:rPr>
-        <w:t>made</w:t>
-      </w:r>
-      <w:r>
-        <w:t xml:space="preserve"> </w:t>
-      </w:r>
-      <w:r>
-        <w:rPr>
-          <w:color w:val="FF0000"/>
-        </w:rPr>
-        <w:t>up</w:t>
-      </w:r>
-      <w:r>
-        <w:t xml:space="preserve"> of dedicated and professional members. (A)consist</w:t>
+        <w:t>ns:</w:t>
+      </w:r>
+      <w:r>
+        <w:rPr>
+          <w:highlight w:val="yellow"/>
+        </w:rPr>
+        <w:t xml:space="preserve"> made</w:t>
+      </w:r>
+    </w:p>
+    <w:p>
+      <w:r>
+        <w:t xml:space="preserve">dedicated adj </w:t>
+      </w:r>
+      <w:r>
+        <w:rPr>
+          <w:rFonts w:hint="eastAsia"/>
+        </w:rPr>
+        <w:t>專門</w:t>
+      </w:r>
+      <w:r>
+        <w:rPr>
+          <w:rFonts w:hint="eastAsia"/>
+        </w:rPr>
+        <w:t>/</w:t>
+      </w:r>
+      <w:r>
+        <w:rPr>
+          <w:rFonts w:hint="eastAsia"/>
+        </w:rPr>
+        <w:t>投入</w:t>
+      </w:r>
+      <w:r>
+        <w:rPr>
+          <w:rFonts w:hint="eastAsia"/>
+        </w:rPr>
+        <w:t>/</w:t>
+      </w:r>
+      <w:r>
+        <w:rPr>
+          <w:rFonts w:hint="eastAsia"/>
+        </w:rPr>
+        <w:t>致力於、</w:t>
+      </w:r>
+      <w:r>
+        <w:rPr>
+          <w:rFonts w:hint="eastAsia"/>
+        </w:rPr>
+        <w:t>c</w:t>
+      </w:r>
+      <w:r>
+        <w:t>onsist</w:t>
       </w:r>
       <w:r>
         <w:rPr>
@@ -1089,68 +1121,45 @@
         <w:t>包含</w:t>
       </w:r>
       <w:r>
-        <w:t>(B)comprised</w:t>
-      </w:r>
-      <w:r>
-        <w:rPr>
-          <w:highlight w:val="yellow"/>
-        </w:rPr>
-        <w:t>(C)made</w:t>
-      </w:r>
-      <w:r>
-        <w:t>(D)combined</w:t>
-      </w:r>
-    </w:p>
-    <w:p>
-      <w:r>
-        <w:rPr>
-          <w:rFonts w:hint="eastAsia"/>
-        </w:rPr>
-        <w:t>A</w:t>
-      </w:r>
-      <w:r>
-        <w:t>ns:</w:t>
-      </w:r>
-      <w:r>
-        <w:rPr>
-          <w:highlight w:val="yellow"/>
-        </w:rPr>
-        <w:t xml:space="preserve"> made</w:t>
-      </w:r>
-    </w:p>
-    <w:p>
-      <w:r>
-        <w:t xml:space="preserve">dedicated adj </w:t>
-      </w:r>
-      <w:r>
-        <w:rPr>
-          <w:rFonts w:hint="eastAsia"/>
-        </w:rPr>
-        <w:t>專門</w:t>
-      </w:r>
-      <w:r>
-        <w:rPr>
-          <w:rFonts w:hint="eastAsia"/>
-        </w:rPr>
-        <w:t>/</w:t>
-      </w:r>
-      <w:r>
-        <w:rPr>
-          <w:rFonts w:hint="eastAsia"/>
-        </w:rPr>
-        <w:t>投入</w:t>
-      </w:r>
-      <w:r>
-        <w:rPr>
-          <w:rFonts w:hint="eastAsia"/>
-        </w:rPr>
-        <w:t>/</w:t>
-      </w:r>
-      <w:r>
-        <w:rPr>
-          <w:rFonts w:hint="eastAsia"/>
-        </w:rPr>
-        <w:t>致力於、</w:t>
+        <w:rPr>
+          <w:rFonts w:hint="eastAsia"/>
+        </w:rPr>
+        <w:t>、</w:t>
+      </w:r>
+      <w:r>
+        <w:t>comprise</w:t>
+      </w:r>
+      <w:r>
+        <w:rPr>
+          <w:rFonts w:hint="eastAsia"/>
+        </w:rPr>
+        <w:t xml:space="preserve"> v</w:t>
+      </w:r>
+      <w:r>
+        <w:t xml:space="preserve"> </w:t>
+      </w:r>
+      <w:r>
+        <w:rPr>
+          <w:rFonts w:hint="eastAsia"/>
+        </w:rPr>
+        <w:t>組成</w:t>
+      </w:r>
+    </w:p>
+    <w:p>
+      <w:r>
+        <w:rPr>
+          <w:rFonts w:hint="eastAsia"/>
+        </w:rPr>
+        <w:t>m</w:t>
+      </w:r>
+      <w:r>
+        <w:t xml:space="preserve">ade v </w:t>
+      </w:r>
+      <w:r>
+        <w:rPr>
+          <w:rFonts w:hint="eastAsia"/>
+        </w:rPr>
+        <w:t>製造、</w:t>
       </w:r>
       <w:r>
         <w:rPr>
@@ -1159,55 +1168,16 @@
         <w:t>c</w:t>
       </w:r>
       <w:r>
-        <w:t>onsist</w:t>
-      </w:r>
-      <w:r>
-        <w:rPr>
-          <w:rFonts w:hint="eastAsia"/>
-        </w:rPr>
-        <w:t>包含</w:t>
-      </w:r>
-      <w:r>
-        <w:rPr>
-          <w:rFonts w:hint="eastAsia"/>
-        </w:rPr>
-        <w:t>、</w:t>
-      </w:r>
-      <w:r>
-        <w:t>comprise</w:t>
-      </w:r>
-      <w:r>
-        <w:rPr>
-          <w:rFonts w:hint="eastAsia"/>
-        </w:rPr>
-        <w:t xml:space="preserve"> v</w:t>
-      </w:r>
-      <w:r>
-        <w:t xml:space="preserve"> </w:t>
-      </w:r>
-      <w:r>
-        <w:rPr>
-          <w:rFonts w:hint="eastAsia"/>
-        </w:rPr>
-        <w:t>組成</w:t>
-      </w:r>
-    </w:p>
-    <w:p>
-      <w:r>
-        <w:rPr>
-          <w:rFonts w:hint="eastAsia"/>
-        </w:rPr>
-        <w:t>m</w:t>
-      </w:r>
-      <w:r>
-        <w:t xml:space="preserve">ade v </w:t>
-      </w:r>
-      <w:r>
-        <w:rPr>
-          <w:rFonts w:hint="eastAsia"/>
-        </w:rPr>
-        <w:t>製造、</w:t>
-      </w:r>
+        <w:t xml:space="preserve">ombined v </w:t>
+      </w:r>
+      <w:r>
+        <w:rPr>
+          <w:rFonts w:hint="eastAsia"/>
+        </w:rPr>
+        <w:t>結合</w:t>
+      </w:r>
+    </w:p>
+    <w:p>
       <w:r>
         <w:rPr>
           <w:rFonts w:hint="eastAsia"/>
@@ -1215,23 +1185,6 @@
         <w:t>c</w:t>
       </w:r>
       <w:r>
-        <w:t xml:space="preserve">ombined v </w:t>
-      </w:r>
-      <w:r>
-        <w:rPr>
-          <w:rFonts w:hint="eastAsia"/>
-        </w:rPr>
-        <w:t>結合</w:t>
-      </w:r>
-    </w:p>
-    <w:p>
-      <w:r>
-        <w:rPr>
-          <w:rFonts w:hint="eastAsia"/>
-        </w:rPr>
-        <w:t>c</w:t>
-      </w:r>
-      <w:r>
         <w:t>onsist+</w:t>
       </w:r>
       <w:r>
@@ -1251,7 +1204,6 @@
       </w:r>
     </w:p>
     <w:p>
-      <w:proofErr w:type="spellStart"/>
       <w:r>
         <w:rPr>
           <w:rFonts w:hint="eastAsia"/>
@@ -1259,11 +1211,7 @@
         <w:t>e</w:t>
       </w:r>
       <w:r>
-        <w:t>x:My</w:t>
-      </w:r>
-      <w:proofErr w:type="spellEnd"/>
-      <w:r>
-        <w:t xml:space="preserve"> family consists of 5 members </w:t>
+        <w:t xml:space="preserve">x:My family consists of 5 members </w:t>
       </w:r>
       <w:r>
         <w:rPr>
@@ -1305,7 +1253,6 @@
       </w:r>
     </w:p>
     <w:p>
-      <w:proofErr w:type="spellStart"/>
       <w:proofErr w:type="gramStart"/>
       <w:r>
         <w:rPr>
@@ -1316,7 +1263,6 @@
       <w:r>
         <w:t>x:A</w:t>
       </w:r>
-      <w:proofErr w:type="spellEnd"/>
       <w:proofErr w:type="gramEnd"/>
       <w:r>
         <w:t xml:space="preserve"> healthy diet is comprised of lots of fruit and vegetable</w:t>
@@ -1481,7 +1427,6 @@
       </w:r>
     </w:p>
     <w:p>
-      <w:proofErr w:type="spellStart"/>
       <w:r>
         <w:t>ex:</w:t>
       </w:r>
@@ -1492,11 +1437,7 @@
         <w:t>J</w:t>
       </w:r>
       <w:r>
-        <w:t>ay</w:t>
-      </w:r>
-      <w:proofErr w:type="spellEnd"/>
-      <w:r>
-        <w:t xml:space="preserve"> Market is known for its delicious food </w:t>
+        <w:t xml:space="preserve">ay Market is known for its delicious food </w:t>
       </w:r>
       <w:r>
         <w:rPr>
@@ -1544,7 +1485,6 @@
       </w:r>
     </w:p>
     <w:p>
-      <w:proofErr w:type="spellStart"/>
       <w:proofErr w:type="gramStart"/>
       <w:r>
         <w:t>ex:</w:t>
@@ -1552,7 +1492,6 @@
       <w:r>
         <w:t>The</w:t>
       </w:r>
-      <w:proofErr w:type="spellEnd"/>
       <w:proofErr w:type="gramEnd"/>
       <w:r>
         <w:t xml:space="preserve"> accident was attributed to poor maintenance</w:t>
@@ -1578,21 +1517,8 @@
       </w:r>
     </w:p>
     <w:p>
-      <w:proofErr w:type="spellStart"/>
-      <w:r>
-        <w:t>ex:This</w:t>
-      </w:r>
-      <w:proofErr w:type="spellEnd"/>
-      <w:r>
-        <w:t xml:space="preserve"> hotel room is reserved for </w:t>
-      </w:r>
-      <w:proofErr w:type="spellStart"/>
-      <w:r>
-        <w:t>Mr.Chen</w:t>
-      </w:r>
-      <w:proofErr w:type="spellEnd"/>
-      <w:r>
-        <w:t xml:space="preserve"> </w:t>
+      <w:r>
+        <w:t xml:space="preserve">ex:This hotel room is reserved for Mr.Chen </w:t>
       </w:r>
       <w:r>
         <w:rPr>
@@ -1632,12 +1558,10 @@
       <w:r>
         <w:t xml:space="preserve">To make the best cup of </w:t>
       </w:r>
-      <w:proofErr w:type="spellStart"/>
       <w:proofErr w:type="gramStart"/>
       <w:r>
         <w:t>coffee,the</w:t>
       </w:r>
-      <w:proofErr w:type="spellEnd"/>
       <w:proofErr w:type="gramEnd"/>
       <w:r>
         <w:t xml:space="preserve"> </w:t>
@@ -2170,12 +2094,10 @@
       </w:r>
     </w:p>
     <w:p>
-      <w:proofErr w:type="spellStart"/>
       <w:proofErr w:type="gramStart"/>
       <w:r>
         <w:t>ex:It</w:t>
       </w:r>
-      <w:proofErr w:type="spellEnd"/>
       <w:proofErr w:type="gramEnd"/>
       <w:r>
         <w:t xml:space="preserve"> was soon after he started following Chris that he improved his TOEIC to 700</w:t>
@@ -2205,7 +2127,6 @@
       </w:r>
     </w:p>
     <w:p>
-      <w:proofErr w:type="spellStart"/>
       <w:proofErr w:type="gramStart"/>
       <w:r>
         <w:rPr>
@@ -2216,7 +2137,6 @@
       <w:r>
         <w:t>x:It</w:t>
       </w:r>
-      <w:proofErr w:type="spellEnd"/>
       <w:proofErr w:type="gramEnd"/>
       <w:r>
         <w:t xml:space="preserve"> was long after months of hard work that he improved his TOEIC to 800.</w:t>
@@ -2224,13 +2144,8 @@
     </w:p>
     <w:p/>
     <w:p>
-      <w:proofErr w:type="spellStart"/>
-      <w:r>
-        <w:t>Vextron</w:t>
-      </w:r>
-      <w:proofErr w:type="spellEnd"/>
-      <w:r>
-        <w:t xml:space="preserve"> requires all its employees to work the night </w:t>
+      <w:r>
+        <w:t xml:space="preserve">Vextron requires all its employees to work the night </w:t>
       </w:r>
       <w:r>
         <w:rPr>
@@ -2489,13 +2404,8 @@
         <w:t>o</w:t>
       </w:r>
       <w:r>
-        <w:t xml:space="preserve">n your </w:t>
-      </w:r>
-      <w:proofErr w:type="spellStart"/>
-      <w:r>
-        <w:t>lefy</w:t>
-      </w:r>
-      <w:proofErr w:type="spellEnd"/>
+        <w:t>n your lefy</w:t>
+      </w:r>
       <w:r>
         <w:rPr>
           <w:rFonts w:hint="eastAsia"/>
@@ -2583,12 +2493,10 @@
     </w:p>
     <w:p/>
     <w:p>
-      <w:proofErr w:type="spellStart"/>
       <w:proofErr w:type="gramStart"/>
       <w:r>
         <w:t>Mr.Samuelson</w:t>
       </w:r>
-      <w:proofErr w:type="spellEnd"/>
       <w:proofErr w:type="gramEnd"/>
       <w:r>
         <w:t xml:space="preserve"> </w:t>
@@ -2689,7 +2597,6 @@
     </w:p>
     <w:p/>
     <w:p>
-      <w:proofErr w:type="spellStart"/>
       <w:r>
         <w:rPr>
           <w:rFonts w:hint="eastAsia"/>
@@ -2698,15 +2605,7 @@
         <w:t>o</w:t>
       </w:r>
       <w:r>
-        <w:t>n+team</w:t>
-      </w:r>
-      <w:proofErr w:type="spellEnd"/>
-      <w:r>
-        <w:t xml:space="preserve">, </w:t>
-      </w:r>
-      <w:proofErr w:type="spellStart"/>
-      <w:r>
-        <w:t>in</w:t>
+        <w:t>n+team, in</w:t>
       </w:r>
       <w:r>
         <w:rPr>
@@ -2715,10 +2614,35 @@
         <w:t>+d</w:t>
       </w:r>
       <w:r>
-        <w:t>epartment</w:t>
-      </w:r>
-      <w:proofErr w:type="spellEnd"/>
-      <w:r>
+        <w:t>epartment:</w:t>
+      </w:r>
+    </w:p>
+    <w:p>
+      <w:r>
+        <w:rPr>
+          <w:rFonts w:hint="eastAsia"/>
+        </w:rPr>
+        <w:t>I</w:t>
+      </w:r>
+      <w:r>
+        <w:t xml:space="preserve"> work in the sales department, on Team A.</w:t>
+      </w:r>
+    </w:p>
+    <w:p/>
+    <w:p>
+      <w:r>
+        <w:t>Appoint+</w:t>
+      </w:r>
+      <w:r>
+        <w:rPr>
+          <w:rFonts w:hint="eastAsia"/>
+        </w:rPr>
+        <w:t>人</w:t>
+      </w:r>
+      <w:r>
+        <w:rPr>
+          <w:rFonts w:hint="eastAsia"/>
+        </w:rPr>
         <w:t>:</w:t>
       </w:r>
     </w:p>
@@ -2727,22 +2651,40 @@
         <w:rPr>
           <w:rFonts w:hint="eastAsia"/>
         </w:rPr>
-        <w:t>I</w:t>
-      </w:r>
-      <w:r>
-        <w:t xml:space="preserve"> work in the sales department, on Team A.</w:t>
+        <w:t>e</w:t>
+      </w:r>
+      <w:r>
+        <w:t xml:space="preserve">x: He appointed her to be the team leader </w:t>
+      </w:r>
+      <w:r>
+        <w:rPr>
+          <w:rFonts w:hint="eastAsia"/>
+        </w:rPr>
+        <w:t>他指派他為組長</w:t>
       </w:r>
     </w:p>
     <w:p/>
     <w:p>
       <w:r>
-        <w:t>Appoint+</w:t>
-      </w:r>
-      <w:r>
-        <w:rPr>
-          <w:rFonts w:hint="eastAsia"/>
-        </w:rPr>
-        <w:t>人</w:t>
+        <w:t xml:space="preserve">Arrange A for B </w:t>
+      </w:r>
+      <w:r>
+        <w:rPr>
+          <w:rFonts w:hint="eastAsia"/>
+        </w:rPr>
+        <w:t>為</w:t>
+      </w:r>
+      <w:r>
+        <w:t>A</w:t>
+      </w:r>
+      <w:r>
+        <w:rPr>
+          <w:rFonts w:hint="eastAsia"/>
+        </w:rPr>
+        <w:t>安排</w:t>
+      </w:r>
+      <w:r>
+        <w:t>B</w:t>
       </w:r>
       <w:r>
         <w:rPr>
@@ -2759,188 +2701,137 @@
         <w:t>e</w:t>
       </w:r>
       <w:r>
-        <w:t xml:space="preserve">x: He appointed her to be the team leader </w:t>
-      </w:r>
-      <w:r>
-        <w:rPr>
-          <w:rFonts w:hint="eastAsia"/>
-        </w:rPr>
-        <w:t>他指派他為組長</w:t>
+        <w:t xml:space="preserve">x: He arranged a position for her. </w:t>
+      </w:r>
+      <w:r>
+        <w:rPr>
+          <w:rFonts w:hint="eastAsia"/>
+        </w:rPr>
+        <w:t>她為他安排了一個職位</w:t>
       </w:r>
     </w:p>
     <w:p/>
     <w:p>
       <w:r>
-        <w:t xml:space="preserve">Arrange A for B </w:t>
-      </w:r>
-      <w:r>
-        <w:rPr>
-          <w:rFonts w:hint="eastAsia"/>
-        </w:rPr>
-        <w:t>為</w:t>
-      </w:r>
-      <w:r>
-        <w:t>A</w:t>
-      </w:r>
-      <w:r>
-        <w:rPr>
-          <w:rFonts w:hint="eastAsia"/>
-        </w:rPr>
-        <w:t>安排</w:t>
-      </w:r>
-      <w:r>
-        <w:t>B</w:t>
-      </w:r>
-      <w:r>
-        <w:rPr>
-          <w:rFonts w:hint="eastAsia"/>
-        </w:rPr>
-        <w:t>:</w:t>
-      </w:r>
-    </w:p>
-    <w:p>
-      <w:r>
-        <w:rPr>
-          <w:rFonts w:hint="eastAsia"/>
-        </w:rPr>
-        <w:t>e</w:t>
-      </w:r>
-      <w:r>
-        <w:t xml:space="preserve">x: He arranged a position for her. </w:t>
-      </w:r>
-      <w:r>
-        <w:rPr>
-          <w:rFonts w:hint="eastAsia"/>
-        </w:rPr>
-        <w:t>她為他安排了一個職位</w:t>
+        <w:t xml:space="preserve">The </w:t>
+      </w:r>
+      <w:r>
+        <w:rPr>
+          <w:highlight w:val="yellow"/>
+        </w:rPr>
+        <w:t>sponsor</w:t>
+      </w:r>
+      <w:r>
+        <w:t xml:space="preserve"> of this </w:t>
+      </w:r>
+      <w:proofErr w:type="gramStart"/>
+      <w:r>
+        <w:t>year,s</w:t>
+      </w:r>
+      <w:proofErr w:type="gramEnd"/>
+      <w:r>
+        <w:t xml:space="preserve"> marathon has decided to increase their budget.</w:t>
+      </w:r>
+    </w:p>
+    <w:p>
+      <w:r>
+        <w:t>(A)</w:t>
+      </w:r>
+      <w:r>
+        <w:t>endorser</w:t>
+      </w:r>
+      <w:r>
+        <w:rPr>
+          <w:rFonts w:hint="eastAsia"/>
+        </w:rPr>
+        <w:t>代言人</w:t>
+      </w:r>
+      <w:r>
+        <w:t>(B)advocate</w:t>
+      </w:r>
+      <w:r>
+        <w:rPr>
+          <w:rFonts w:hint="eastAsia"/>
+        </w:rPr>
+        <w:t>提倡者</w:t>
+      </w:r>
+      <w:r>
+        <w:rPr>
+          <w:highlight w:val="yellow"/>
+        </w:rPr>
+        <w:t>(C)sponsor</w:t>
+      </w:r>
+      <w:r>
+        <w:rPr>
+          <w:rFonts w:hint="eastAsia"/>
+          <w:highlight w:val="yellow"/>
+        </w:rPr>
+        <w:t>贊助商</w:t>
+      </w:r>
+      <w:r>
+        <w:t>(D)subordinate</w:t>
+      </w:r>
+      <w:r>
+        <w:rPr>
+          <w:rFonts w:hint="eastAsia"/>
+        </w:rPr>
+        <w:t>下屬</w:t>
+      </w:r>
+    </w:p>
+    <w:p>
+      <w:r>
+        <w:t>Sponsor(N):</w:t>
+      </w:r>
+      <w:r>
+        <w:rPr>
+          <w:rFonts w:hint="eastAsia"/>
+        </w:rPr>
+        <w:t>T</w:t>
+      </w:r>
+      <w:r>
+        <w:t>hey are our sponsors.</w:t>
+      </w:r>
+      <w:r>
+        <w:rPr>
+          <w:rFonts w:hint="eastAsia"/>
+        </w:rPr>
+        <w:t>他們是我們的贊助商</w:t>
+      </w:r>
+    </w:p>
+    <w:p>
+      <w:r>
+        <w:t>Sponsor(V):They sponsor this event.</w:t>
+      </w:r>
+      <w:r>
+        <w:rPr>
+          <w:rFonts w:hint="eastAsia"/>
+        </w:rPr>
+        <w:t>他們贊助了這個活動</w:t>
+      </w:r>
+      <w:r>
+        <w:rPr>
+          <w:rFonts w:hint="eastAsia"/>
+        </w:rPr>
+        <w:t>.</w:t>
+      </w:r>
+    </w:p>
+    <w:p>
+      <w:r>
+        <w:t>Marathon n.</w:t>
+      </w:r>
+      <w:r>
+        <w:rPr>
+          <w:rFonts w:hint="eastAsia"/>
+        </w:rPr>
+        <w:t>馬拉松</w:t>
       </w:r>
     </w:p>
     <w:p/>
     <w:p>
-      <w:r>
-        <w:t xml:space="preserve">The </w:t>
-      </w:r>
-      <w:r>
-        <w:rPr>
-          <w:highlight w:val="yellow"/>
-        </w:rPr>
-        <w:t>sponsor</w:t>
-      </w:r>
-      <w:r>
-        <w:t xml:space="preserve"> of this </w:t>
-      </w:r>
-      <w:proofErr w:type="spellStart"/>
       <w:proofErr w:type="gramStart"/>
       <w:r>
-        <w:t>year,s</w:t>
-      </w:r>
-      <w:proofErr w:type="spellEnd"/>
-      <w:proofErr w:type="gramEnd"/>
-      <w:r>
-        <w:t xml:space="preserve"> marathon has decided to increase their budget.</w:t>
-      </w:r>
-    </w:p>
-    <w:p>
-      <w:r>
-        <w:t>(A)</w:t>
-      </w:r>
-      <w:r>
-        <w:t>endorser</w:t>
-      </w:r>
-      <w:r>
-        <w:rPr>
-          <w:rFonts w:hint="eastAsia"/>
-        </w:rPr>
-        <w:t>代言人</w:t>
-      </w:r>
-      <w:r>
-        <w:t>(B)advocate</w:t>
-      </w:r>
-      <w:r>
-        <w:rPr>
-          <w:rFonts w:hint="eastAsia"/>
-        </w:rPr>
-        <w:t>提倡者</w:t>
-      </w:r>
-      <w:r>
-        <w:rPr>
-          <w:highlight w:val="yellow"/>
-        </w:rPr>
-        <w:t>(C)sponsor</w:t>
-      </w:r>
-      <w:r>
-        <w:rPr>
-          <w:rFonts w:hint="eastAsia"/>
-          <w:highlight w:val="yellow"/>
-        </w:rPr>
-        <w:t>贊助商</w:t>
-      </w:r>
-      <w:r>
-        <w:t>(D)subordinate</w:t>
-      </w:r>
-      <w:r>
-        <w:rPr>
-          <w:rFonts w:hint="eastAsia"/>
-        </w:rPr>
-        <w:t>下屬</w:t>
-      </w:r>
-    </w:p>
-    <w:p>
-      <w:r>
-        <w:t>Sponsor(N):</w:t>
-      </w:r>
-      <w:r>
-        <w:rPr>
-          <w:rFonts w:hint="eastAsia"/>
-        </w:rPr>
-        <w:t>T</w:t>
-      </w:r>
-      <w:r>
-        <w:t>hey are our sponsors.</w:t>
-      </w:r>
-      <w:r>
-        <w:rPr>
-          <w:rFonts w:hint="eastAsia"/>
-        </w:rPr>
-        <w:t>他們是我們的贊助商</w:t>
-      </w:r>
-    </w:p>
-    <w:p>
-      <w:r>
-        <w:t>Sponsor(V):They sponsor this event.</w:t>
-      </w:r>
-      <w:r>
-        <w:rPr>
-          <w:rFonts w:hint="eastAsia"/>
-        </w:rPr>
-        <w:t>他們贊助了這個活動</w:t>
-      </w:r>
-      <w:r>
-        <w:rPr>
-          <w:rFonts w:hint="eastAsia"/>
-        </w:rPr>
-        <w:t>.</w:t>
-      </w:r>
-    </w:p>
-    <w:p>
-      <w:r>
-        <w:t>Marathon n.</w:t>
-      </w:r>
-      <w:r>
-        <w:rPr>
-          <w:rFonts w:hint="eastAsia"/>
-        </w:rPr>
-        <w:t>馬拉松</w:t>
-      </w:r>
-    </w:p>
-    <w:p/>
-    <w:p>
-      <w:proofErr w:type="spellStart"/>
-      <w:proofErr w:type="gramStart"/>
-      <w:r>
         <w:t>It,s</w:t>
       </w:r>
-      <w:proofErr w:type="spellEnd"/>
       <w:proofErr w:type="gramEnd"/>
       <w:r>
         <w:t xml:space="preserve"> the</w:t>
@@ -3394,15 +3285,7 @@
     <w:p>
       <w:r>
         <w:lastRenderedPageBreak/>
-        <w:t xml:space="preserve">We at </w:t>
-      </w:r>
-      <w:proofErr w:type="spellStart"/>
-      <w:r>
-        <w:t>WolfConn</w:t>
-      </w:r>
-      <w:proofErr w:type="spellEnd"/>
-      <w:r>
-        <w:t xml:space="preserve"> Corp. would never </w:t>
+        <w:t xml:space="preserve">We at WolfConn Corp. would never </w:t>
       </w:r>
       <w:r>
         <w:rPr>
@@ -3606,12 +3489,10 @@
       </w:r>
     </w:p>
     <w:p>
-      <w:proofErr w:type="spellStart"/>
       <w:proofErr w:type="gramStart"/>
       <w:r>
         <w:t>I,m</w:t>
       </w:r>
-      <w:proofErr w:type="spellEnd"/>
       <w:proofErr w:type="gramEnd"/>
       <w:r>
         <w:t xml:space="preserve"> replacing my old batteries with these new ones.</w:t>
@@ -3684,15 +3565,7 @@
     </w:p>
     <w:p>
       <w:r>
-        <w:t xml:space="preserve">I </w:t>
-      </w:r>
-      <w:proofErr w:type="spellStart"/>
-      <w:r>
-        <w:t>won,t</w:t>
-      </w:r>
-      <w:proofErr w:type="spellEnd"/>
-      <w:r>
-        <w:t xml:space="preserve"> compromise my principles </w:t>
+        <w:t xml:space="preserve">I won,t compromise my principles </w:t>
       </w:r>
       <w:r>
         <w:rPr>
@@ -4009,12 +3882,10 @@
       </w:r>
     </w:p>
     <w:p>
-      <w:proofErr w:type="spellStart"/>
       <w:proofErr w:type="gramStart"/>
       <w:r>
         <w:t>I,m</w:t>
       </w:r>
-      <w:proofErr w:type="spellEnd"/>
       <w:proofErr w:type="gramEnd"/>
       <w:r>
         <w:t xml:space="preserve"> sorry I bought the wrong items. I would like to make a refund.</w:t>
@@ -4067,21 +3938,7 @@
         <w:rPr>
           <w:highlight w:val="yellow"/>
         </w:rPr>
-        <w:t xml:space="preserve">emphasis </w:t>
-      </w:r>
-      <w:proofErr w:type="spellStart"/>
-      <w:r>
-        <w:rPr>
-          <w:highlight w:val="yellow"/>
-        </w:rPr>
-        <w:t>n</w:t>
-      </w:r>
-      <w:proofErr w:type="spellEnd"/>
-      <w:r>
-        <w:rPr>
-          <w:highlight w:val="yellow"/>
-        </w:rPr>
-        <w:t>.</w:t>
+        <w:t>emphasis n.</w:t>
       </w:r>
       <w:r>
         <w:rPr>
@@ -4214,7 +4071,6 @@
     </w:p>
     <w:p/>
     <w:p>
-      <w:proofErr w:type="spellStart"/>
       <w:r>
         <w:rPr>
           <w:rFonts w:hint="eastAsia"/>
@@ -4222,11 +4078,7 @@
         <w:t>W</w:t>
       </w:r>
       <w:r>
-        <w:t>hat,s</w:t>
-      </w:r>
-      <w:proofErr w:type="spellEnd"/>
-      <w:r>
-        <w:t xml:space="preserve"> the capacity(</w:t>
+        <w:t>hat,s the capacity(</w:t>
       </w:r>
       <w:r>
         <w:rPr>
@@ -4283,12 +4135,10 @@
       <w:r>
         <w:t xml:space="preserve">the management </w:t>
       </w:r>
-      <w:proofErr w:type="spellStart"/>
       <w:proofErr w:type="gramStart"/>
       <w:r>
         <w:t>workshop,all</w:t>
       </w:r>
-      <w:proofErr w:type="spellEnd"/>
       <w:proofErr w:type="gramEnd"/>
       <w:r>
         <w:t xml:space="preserve"> participants must fill in the online application form. (A</w:t>
@@ -4490,12 +4340,10 @@
       <w:r>
         <w:t xml:space="preserve">She completed </w:t>
       </w:r>
-      <w:proofErr w:type="spellStart"/>
       <w:proofErr w:type="gramStart"/>
       <w:r>
         <w:t>today,s</w:t>
       </w:r>
-      <w:proofErr w:type="spellEnd"/>
       <w:proofErr w:type="gramEnd"/>
       <w:r>
         <w:t xml:space="preserve"> training.</w:t>
@@ -4521,12 +4369,10 @@
       <w:r>
         <w:t xml:space="preserve"> those who </w:t>
       </w:r>
-      <w:proofErr w:type="spellStart"/>
       <w:proofErr w:type="gramStart"/>
       <w:r>
         <w:t>did,t</w:t>
       </w:r>
-      <w:proofErr w:type="spellEnd"/>
       <w:proofErr w:type="gramEnd"/>
       <w:r>
         <w:t xml:space="preserve"> get the discounted items.</w:t>
@@ -4816,11 +4662,7 @@
         <w:t>策略</w:t>
       </w:r>
       <w:r>
-        <w:t>(D)</w:t>
-      </w:r>
-      <w:proofErr w:type="spellStart"/>
-      <w:r>
-        <w:t>portfoli</w:t>
+        <w:t>(D)portfoli</w:t>
       </w:r>
       <w:r>
         <w:rPr>
@@ -4828,7 +4670,6 @@
         </w:rPr>
         <w:t>n</w:t>
       </w:r>
-      <w:proofErr w:type="spellEnd"/>
       <w:r>
         <w:t>.</w:t>
       </w:r>
@@ -5073,15 +4914,7 @@
         <w:t>u</w:t>
       </w:r>
       <w:r>
-        <w:t xml:space="preserve">nless </w:t>
-      </w:r>
-      <w:proofErr w:type="spellStart"/>
-      <w:r>
-        <w:t>conj</w:t>
-      </w:r>
-      <w:proofErr w:type="spellEnd"/>
-      <w:r>
-        <w:t xml:space="preserve"> </w:t>
+        <w:t xml:space="preserve">nless conj </w:t>
       </w:r>
       <w:r>
         <w:rPr>
@@ -5257,84 +5090,558 @@
         <w:t xml:space="preserve"> </w:t>
       </w:r>
       <w:r>
+        <w:t>-ence</w:t>
+      </w:r>
+      <w:r>
+        <w:rPr>
+          <w:rFonts w:hint="eastAsia"/>
+        </w:rPr>
+        <w:t>名詞</w:t>
+      </w:r>
+      <w:r>
+        <w:rPr>
+          <w:highlight w:val="yellow"/>
+        </w:rPr>
+        <w:t>(B)intelligent</w:t>
+      </w:r>
+      <w:r>
+        <w:rPr>
+          <w:rFonts w:hint="eastAsia"/>
+          <w:highlight w:val="yellow"/>
+        </w:rPr>
+        <w:t xml:space="preserve"> </w:t>
+      </w:r>
+      <w:r>
+        <w:rPr>
+          <w:highlight w:val="yellow"/>
+        </w:rPr>
+        <w:t xml:space="preserve">adj </w:t>
+      </w:r>
+      <w:r>
+        <w:rPr>
+          <w:rFonts w:hint="eastAsia"/>
+          <w:highlight w:val="yellow"/>
+        </w:rPr>
+        <w:t>聰明</w:t>
+      </w:r>
+      <w:r>
+        <w:rPr>
+          <w:rFonts w:hint="eastAsia"/>
+        </w:rPr>
+        <w:t>的</w:t>
+      </w:r>
+      <w:r>
+        <w:t>(C)intelligently</w:t>
+      </w:r>
+      <w:r>
+        <w:t xml:space="preserve"> -ly</w:t>
+      </w:r>
+      <w:r>
+        <w:rPr>
+          <w:rFonts w:hint="eastAsia"/>
+        </w:rPr>
+        <w:t>副詞</w:t>
+      </w:r>
+      <w:r>
+        <w:t>(D)intellect</w:t>
+      </w:r>
+    </w:p>
+    <w:p>
+      <w:r>
+        <w:t xml:space="preserve">well-received </w:t>
+      </w:r>
+      <w:r>
+        <w:rPr>
+          <w:rFonts w:hint="eastAsia"/>
+        </w:rPr>
+        <w:t>受到歡迎的、</w:t>
+      </w:r>
+      <w:r>
+        <w:t>intellect</w:t>
+      </w:r>
+      <w:r>
+        <w:rPr>
+          <w:rFonts w:hint="eastAsia"/>
+        </w:rPr>
+        <w:t xml:space="preserve"> </w:t>
+      </w:r>
+      <w:r>
+        <w:t>n.</w:t>
+      </w:r>
+      <w:r>
+        <w:rPr>
+          <w:rFonts w:hint="eastAsia"/>
+        </w:rPr>
+        <w:t>智力</w:t>
+      </w:r>
+      <w:r>
+        <w:rPr>
+          <w:rFonts w:hint="eastAsia"/>
+        </w:rPr>
+        <w:t>、</w:t>
+      </w:r>
+      <w:r>
+        <w:t>Emotionally adv</w:t>
+      </w:r>
+      <w:r>
+        <w:rPr>
+          <w:rFonts w:hint="eastAsia"/>
+        </w:rPr>
+        <w:t xml:space="preserve"> </w:t>
+      </w:r>
+      <w:r>
+        <w:rPr>
+          <w:rFonts w:hint="eastAsia"/>
+        </w:rPr>
+        <w:t>情緒</w:t>
+      </w:r>
+    </w:p>
+    <w:p>
+      <w:r>
+        <w:t>Emotionally</w:t>
+      </w:r>
+      <w:r>
+        <w:rPr>
+          <w:rFonts w:hint="eastAsia"/>
+        </w:rPr>
         <w:t>-</w:t>
       </w:r>
-      <w:proofErr w:type="spellStart"/>
-      <w:r>
-        <w:t>ence</w:t>
-      </w:r>
-      <w:proofErr w:type="spellEnd"/>
-      <w:r>
-        <w:rPr>
-          <w:rFonts w:hint="eastAsia"/>
-        </w:rPr>
-        <w:t>名詞</w:t>
-      </w:r>
-      <w:r>
-        <w:rPr>
-          <w:highlight w:val="yellow"/>
-        </w:rPr>
-        <w:t>(B)intelligent</w:t>
-      </w:r>
-      <w:r>
-        <w:rPr>
-          <w:rFonts w:hint="eastAsia"/>
-          <w:highlight w:val="yellow"/>
-        </w:rPr>
-        <w:t xml:space="preserve"> </w:t>
-      </w:r>
-      <w:r>
-        <w:rPr>
-          <w:highlight w:val="yellow"/>
-        </w:rPr>
-        <w:t xml:space="preserve">adj </w:t>
-      </w:r>
-      <w:r>
-        <w:rPr>
-          <w:rFonts w:hint="eastAsia"/>
-          <w:highlight w:val="yellow"/>
-        </w:rPr>
-        <w:t>聰明</w:t>
-      </w:r>
-      <w:r>
-        <w:rPr>
-          <w:rFonts w:hint="eastAsia"/>
-        </w:rPr>
-        <w:t>的</w:t>
-      </w:r>
-      <w:r>
-        <w:t>(C)intelligently</w:t>
-      </w:r>
-      <w:r>
-        <w:t xml:space="preserve"> -</w:t>
-      </w:r>
-      <w:proofErr w:type="spellStart"/>
-      <w:r>
-        <w:t>ly</w:t>
-      </w:r>
-      <w:proofErr w:type="spellEnd"/>
-      <w:r>
-        <w:rPr>
-          <w:rFonts w:hint="eastAsia"/>
-        </w:rPr>
-        <w:t>副詞</w:t>
-      </w:r>
-      <w:r>
-        <w:t>(D)intellect</w:t>
-      </w:r>
-    </w:p>
-    <w:p>
-      <w:r>
-        <w:t xml:space="preserve">well-received </w:t>
-      </w:r>
-      <w:r>
-        <w:rPr>
-          <w:rFonts w:hint="eastAsia"/>
-        </w:rPr>
-        <w:t>受到歡迎的、</w:t>
-      </w:r>
-      <w:r>
-        <w:t>intellect</w:t>
+      <w:r>
+        <w:t xml:space="preserve"> </w:t>
+      </w:r>
+      <w:r>
+        <w:t xml:space="preserve">intelligent </w:t>
+      </w:r>
+      <w:r>
+        <w:rPr>
+          <w:rFonts w:hint="eastAsia"/>
+        </w:rPr>
+        <w:t>高情感智商的</w:t>
+      </w:r>
+      <w:r>
+        <w:rPr>
+          <w:rFonts w:hint="eastAsia"/>
+        </w:rPr>
+        <w:t>、</w:t>
+      </w:r>
+      <w:r>
+        <w:rPr>
+          <w:rFonts w:hint="eastAsia"/>
+        </w:rPr>
+        <w:t>c</w:t>
+      </w:r>
+      <w:r>
+        <w:t>ollege n.</w:t>
+      </w:r>
+      <w:r>
+        <w:rPr>
+          <w:rFonts w:hint="eastAsia"/>
+        </w:rPr>
+        <w:t>學院</w:t>
+      </w:r>
+      <w:r>
+        <w:rPr>
+          <w:rFonts w:hint="eastAsia"/>
+        </w:rPr>
+        <w:t>、</w:t>
+      </w:r>
+    </w:p>
+    <w:p/>
+    <w:p>
+      <w:r>
+        <w:t>A/An/The+adv+</w:t>
+      </w:r>
+      <w:r>
+        <w:rPr>
+          <w:color w:val="FF0000"/>
+        </w:rPr>
+        <w:t>adj</w:t>
+      </w:r>
+      <w:r>
+        <w:t>+N:</w:t>
+      </w:r>
+      <w:r>
+        <w:rPr>
+          <w:rFonts w:hint="eastAsia"/>
+        </w:rPr>
+        <w:t xml:space="preserve"> </w:t>
+      </w:r>
+      <w:r>
+        <w:t xml:space="preserve">A clearly </w:t>
+      </w:r>
+      <w:r>
+        <w:rPr>
+          <w:color w:val="FF0000"/>
+        </w:rPr>
+        <w:t xml:space="preserve">explained </w:t>
+      </w:r>
+      <w:r>
+        <w:t>question.</w:t>
+      </w:r>
+    </w:p>
+    <w:p/>
+    <w:p>
+      <w:r>
+        <w:t xml:space="preserve">All hotel guests are entitled to a </w:t>
+      </w:r>
+      <w:r>
+        <w:rPr>
+          <w:highlight w:val="yellow"/>
+        </w:rPr>
+        <w:t>complimentary</w:t>
+      </w:r>
+      <w:r>
+        <w:t xml:space="preserve"> breakfast buffet.</w:t>
+      </w:r>
+    </w:p>
+    <w:p>
+      <w:r>
+        <w:t>(A)complement</w:t>
+      </w:r>
+      <w:r>
+        <w:rPr>
+          <w:rFonts w:hint="eastAsia"/>
+        </w:rPr>
+        <w:t xml:space="preserve"> </w:t>
+      </w:r>
+      <w:r>
+        <w:t>v.</w:t>
+      </w:r>
+      <w:r>
+        <w:rPr>
+          <w:rFonts w:hint="eastAsia"/>
+        </w:rPr>
+        <w:t>搭配</w:t>
+      </w:r>
+      <w:r>
+        <w:t>(B)compliment</w:t>
+      </w:r>
+      <w:r>
+        <w:rPr>
+          <w:rFonts w:hint="eastAsia"/>
+        </w:rPr>
+        <w:t xml:space="preserve"> </w:t>
+      </w:r>
+      <w:r>
+        <w:t>v.</w:t>
+      </w:r>
+      <w:r>
+        <w:rPr>
+          <w:rFonts w:hint="eastAsia"/>
+        </w:rPr>
+        <w:t>讚美</w:t>
+      </w:r>
+      <w:r>
+        <w:t>(C)complementary</w:t>
+      </w:r>
+      <w:r>
+        <w:rPr>
+          <w:rFonts w:hint="eastAsia"/>
+        </w:rPr>
+        <w:t xml:space="preserve"> a</w:t>
+      </w:r>
+      <w:r>
+        <w:t>dj.</w:t>
+      </w:r>
+      <w:r>
+        <w:rPr>
+          <w:rFonts w:hint="eastAsia"/>
+        </w:rPr>
+        <w:t>搭配的</w:t>
+      </w:r>
+      <w:r>
+        <w:rPr>
+          <w:highlight w:val="yellow"/>
+        </w:rPr>
+        <w:t>(D)complimentary</w:t>
+      </w:r>
+      <w:r>
+        <w:rPr>
+          <w:rFonts w:hint="eastAsia"/>
+          <w:highlight w:val="yellow"/>
+        </w:rPr>
+        <w:t xml:space="preserve"> </w:t>
+      </w:r>
+      <w:r>
+        <w:rPr>
+          <w:highlight w:val="yellow"/>
+        </w:rPr>
+        <w:t>adj.</w:t>
+      </w:r>
+      <w:r>
+        <w:rPr>
+          <w:rFonts w:hint="eastAsia"/>
+          <w:highlight w:val="yellow"/>
+        </w:rPr>
+        <w:t>讚美的</w:t>
+      </w:r>
+    </w:p>
+    <w:p/>
+    <w:p>
+      <w:r>
+        <w:t xml:space="preserve">Be entitled to </w:t>
+      </w:r>
+      <w:r>
+        <w:rPr>
+          <w:rFonts w:hint="eastAsia"/>
+        </w:rPr>
+        <w:t>有資格享有</w:t>
+      </w:r>
+      <w:r>
+        <w:rPr>
+          <w:rFonts w:hint="eastAsia"/>
+        </w:rPr>
+        <w:t>.</w:t>
+      </w:r>
+      <w:proofErr w:type="gramStart"/>
+      <w:r>
+        <w:t>.</w:t>
+      </w:r>
+      <w:r>
+        <w:rPr>
+          <w:rFonts w:hint="eastAsia"/>
+        </w:rPr>
+        <w:t>、</w:t>
+      </w:r>
+      <w:proofErr w:type="gramEnd"/>
+      <w:r>
+        <w:rPr>
+          <w:rFonts w:hint="eastAsia"/>
+        </w:rPr>
+        <w:t>c</w:t>
+      </w:r>
+      <w:r>
+        <w:t>omplimentary=free of charge</w:t>
+      </w:r>
+    </w:p>
+    <w:p/>
+    <w:p>
+      <w:r>
+        <w:rPr>
+          <w:rFonts w:hint="eastAsia"/>
+        </w:rPr>
+        <w:t>選項需要形容詞，因此</w:t>
+      </w:r>
+      <w:r>
+        <w:rPr>
+          <w:rFonts w:hint="eastAsia"/>
+        </w:rPr>
+        <w:t>a</w:t>
+      </w:r>
+      <w:r>
+        <w:rPr>
+          <w:rFonts w:hint="eastAsia"/>
+        </w:rPr>
+        <w:t>、</w:t>
+      </w:r>
+      <w:r>
+        <w:rPr>
+          <w:rFonts w:hint="eastAsia"/>
+        </w:rPr>
+        <w:t>b</w:t>
+      </w:r>
+      <w:r>
+        <w:rPr>
+          <w:rFonts w:hint="eastAsia"/>
+        </w:rPr>
+        <w:t>不能選，</w:t>
+      </w:r>
+    </w:p>
+    <w:p>
+      <w:r>
+        <w:t>-ary</w:t>
+      </w:r>
+      <w:r>
+        <w:rPr>
+          <w:rFonts w:hint="eastAsia"/>
+        </w:rPr>
+        <w:t>結尾</w:t>
+      </w:r>
+      <w:r>
+        <w:rPr>
+          <w:rFonts w:hint="eastAsia"/>
+        </w:rPr>
+        <w:t xml:space="preserve"> </w:t>
+      </w:r>
+      <w:r>
+        <w:t>-&gt;</w:t>
+      </w:r>
+      <w:r>
+        <w:rPr>
+          <w:rFonts w:hint="eastAsia"/>
+        </w:rPr>
+        <w:t>形容詞</w:t>
+      </w:r>
+    </w:p>
+    <w:p/>
+    <w:p>
+      <w:r>
+        <w:t xml:space="preserve">When </w:t>
+      </w:r>
+      <w:r>
+        <w:rPr>
+          <w:color w:val="FF0000"/>
+        </w:rPr>
+        <w:t xml:space="preserve">filing </w:t>
+      </w:r>
+      <w:r>
+        <w:t xml:space="preserve">an internal </w:t>
+      </w:r>
+      <w:r>
+        <w:rPr>
+          <w:color w:val="FF0000"/>
+        </w:rPr>
+        <w:t xml:space="preserve">complaint </w:t>
+      </w:r>
+      <w:proofErr w:type="gramStart"/>
+      <w:r>
+        <w:rPr>
+          <w:highlight w:val="yellow"/>
+        </w:rPr>
+        <w:t>anonymously</w:t>
+      </w:r>
+      <w:r>
+        <w:rPr>
+          <w:color w:val="FF0000"/>
+        </w:rPr>
+        <w:t xml:space="preserve"> </w:t>
+      </w:r>
+      <w:r>
+        <w:t>,everyone</w:t>
+      </w:r>
+      <w:proofErr w:type="gramEnd"/>
+      <w:r>
+        <w:t xml:space="preserve"> feels at ease to report a problem.</w:t>
+      </w:r>
+    </w:p>
+    <w:p>
+      <w:r>
+        <w:rPr>
+          <w:rFonts w:hint="eastAsia"/>
+        </w:rPr>
+        <w:t>(</w:t>
+      </w:r>
+      <w:r>
+        <w:t>A)purposely</w:t>
+      </w:r>
+      <w:r>
+        <w:rPr>
+          <w:rFonts w:hint="eastAsia"/>
+        </w:rPr>
+        <w:t>刻意的</w:t>
+      </w:r>
+      <w:r>
+        <w:t>(B)violently</w:t>
+      </w:r>
+      <w:r>
+        <w:rPr>
+          <w:rFonts w:hint="eastAsia"/>
+        </w:rPr>
+        <w:t>暴力的</w:t>
+      </w:r>
+      <w:r>
+        <w:rPr>
+          <w:highlight w:val="yellow"/>
+        </w:rPr>
+        <w:t>(C)anonymously</w:t>
+      </w:r>
+      <w:r>
+        <w:rPr>
+          <w:rFonts w:hint="eastAsia"/>
+          <w:highlight w:val="yellow"/>
+        </w:rPr>
+        <w:t>匿名的</w:t>
+      </w:r>
+    </w:p>
+    <w:p>
+      <w:r>
+        <w:t>(D)reluctantly</w:t>
+      </w:r>
+      <w:r>
+        <w:rPr>
+          <w:rFonts w:hint="eastAsia"/>
+        </w:rPr>
+        <w:t>不情願的</w:t>
+      </w:r>
+    </w:p>
+    <w:p/>
+    <w:p>
+      <w:r>
+        <w:t>File a complaint</w:t>
+      </w:r>
+      <w:r>
+        <w:rPr>
+          <w:rFonts w:hint="eastAsia"/>
+        </w:rPr>
+        <w:t>申訴、</w:t>
+      </w:r>
+      <w:r>
+        <w:rPr>
+          <w:rFonts w:hint="eastAsia"/>
+        </w:rPr>
+        <w:t>f</w:t>
+      </w:r>
+      <w:r>
+        <w:t>ile income tax</w:t>
+      </w:r>
+      <w:r>
+        <w:rPr>
+          <w:rFonts w:hint="eastAsia"/>
+        </w:rPr>
+        <w:t>報稅、</w:t>
+      </w:r>
+      <w:r>
+        <w:rPr>
+          <w:rFonts w:hint="eastAsia"/>
+        </w:rPr>
+        <w:t>f</w:t>
+      </w:r>
+      <w:r>
+        <w:t>ile documents</w:t>
+      </w:r>
+      <w:r>
+        <w:rPr>
+          <w:rFonts w:hint="eastAsia"/>
+        </w:rPr>
+        <w:t>歸檔</w:t>
+      </w:r>
+    </w:p>
+    <w:p>
+      <w:r>
+        <w:rPr>
+          <w:rFonts w:hint="eastAsia"/>
+        </w:rPr>
+        <w:t>f</w:t>
+      </w:r>
+      <w:r>
+        <w:t>ile a report</w:t>
+      </w:r>
+      <w:r>
+        <w:rPr>
+          <w:rFonts w:hint="eastAsia"/>
+        </w:rPr>
+        <w:t>備案、</w:t>
+      </w:r>
+      <w:r>
+        <w:t>internal</w:t>
+      </w:r>
+      <w:r>
+        <w:rPr>
+          <w:rFonts w:hint="eastAsia"/>
+        </w:rPr>
+        <w:t xml:space="preserve"> </w:t>
+      </w:r>
+      <w:r>
+        <w:t>adj.</w:t>
+      </w:r>
+      <w:r>
+        <w:rPr>
+          <w:rFonts w:hint="eastAsia"/>
+        </w:rPr>
+        <w:t>內部的、</w:t>
+      </w:r>
+      <w:r>
+        <w:t>complaint</w:t>
       </w:r>
       <w:r>
         <w:rPr>
@@ -5349,139 +5656,101 @@
         <w:rPr>
           <w:rFonts w:hint="eastAsia"/>
         </w:rPr>
-        <w:t>智力</w:t>
-      </w:r>
-      <w:r>
-        <w:rPr>
-          <w:rFonts w:hint="eastAsia"/>
-        </w:rPr>
-        <w:t>、</w:t>
-      </w:r>
-      <w:r>
-        <w:t>Emotionally adv</w:t>
-      </w:r>
-      <w:r>
-        <w:rPr>
-          <w:rFonts w:hint="eastAsia"/>
-        </w:rPr>
-        <w:t xml:space="preserve"> </w:t>
-      </w:r>
-      <w:r>
-        <w:rPr>
-          <w:rFonts w:hint="eastAsia"/>
-        </w:rPr>
-        <w:t>情緒</w:t>
-      </w:r>
-    </w:p>
-    <w:p>
-      <w:r>
-        <w:t>Emotionally</w:t>
-      </w:r>
-      <w:r>
-        <w:rPr>
-          <w:rFonts w:hint="eastAsia"/>
-        </w:rPr>
-        <w:t>-</w:t>
-      </w:r>
-      <w:r>
-        <w:t xml:space="preserve"> </w:t>
-      </w:r>
-      <w:r>
-        <w:t xml:space="preserve">intelligent </w:t>
-      </w:r>
-      <w:r>
-        <w:rPr>
-          <w:rFonts w:hint="eastAsia"/>
-        </w:rPr>
-        <w:t>高情感智商的</w:t>
-      </w:r>
-      <w:r>
-        <w:rPr>
-          <w:rFonts w:hint="eastAsia"/>
-        </w:rPr>
-        <w:t>、</w:t>
-      </w:r>
-      <w:r>
-        <w:rPr>
-          <w:rFonts w:hint="eastAsia"/>
-        </w:rPr>
-        <w:t>c</w:t>
-      </w:r>
-      <w:r>
-        <w:t>ollege n.</w:t>
-      </w:r>
-      <w:r>
-        <w:rPr>
-          <w:rFonts w:hint="eastAsia"/>
-        </w:rPr>
-        <w:t>學院</w:t>
-      </w:r>
-      <w:r>
-        <w:rPr>
-          <w:rFonts w:hint="eastAsia"/>
-        </w:rPr>
-        <w:t>、</w:t>
+        <w:t>抱怨、</w:t>
+      </w:r>
+      <w:r>
+        <w:rPr>
+          <w:rFonts w:hint="eastAsia"/>
+        </w:rPr>
+        <w:t>a</w:t>
+      </w:r>
+      <w:r>
+        <w:t xml:space="preserve">s ease </w:t>
+      </w:r>
+      <w:r>
+        <w:rPr>
+          <w:rFonts w:hint="eastAsia"/>
+        </w:rPr>
+        <w:t>自在</w:t>
       </w:r>
     </w:p>
     <w:p/>
     <w:p>
       <w:r>
-        <w:t>A/An/</w:t>
-      </w:r>
-      <w:proofErr w:type="spellStart"/>
-      <w:r>
-        <w:t>The+adv+</w:t>
+        <w:t xml:space="preserve">Safety latches on the windows </w:t>
+      </w:r>
+      <w:r>
+        <w:rPr>
+          <w:highlight w:val="yellow"/>
+        </w:rPr>
+        <w:t>keep</w:t>
+      </w:r>
+      <w:r>
+        <w:t xml:space="preserve"> children </w:t>
       </w:r>
       <w:r>
         <w:rPr>
           <w:color w:val="FF0000"/>
         </w:rPr>
-        <w:t>adj</w:t>
-      </w:r>
-      <w:r>
-        <w:t>+N</w:t>
-      </w:r>
-      <w:proofErr w:type="spellEnd"/>
-      <w:r>
-        <w:t>:</w:t>
-      </w:r>
-      <w:r>
-        <w:rPr>
-          <w:rFonts w:hint="eastAsia"/>
-        </w:rPr>
-        <w:t xml:space="preserve"> </w:t>
-      </w:r>
-      <w:r>
-        <w:t xml:space="preserve">A clearly </w:t>
-      </w:r>
-      <w:r>
-        <w:rPr>
-          <w:color w:val="FF0000"/>
-        </w:rPr>
-        <w:t xml:space="preserve">explained </w:t>
-      </w:r>
-      <w:r>
-        <w:t>question.</w:t>
-      </w:r>
-    </w:p>
-    <w:p/>
-    <w:p>
-      <w:r>
-        <w:t xml:space="preserve">All hotel guests are entitled to a </w:t>
-      </w:r>
-      <w:r>
-        <w:rPr>
-          <w:highlight w:val="yellow"/>
-        </w:rPr>
-        <w:t>complimentary</w:t>
-      </w:r>
-      <w:r>
-        <w:t xml:space="preserve"> breakfast buffet.</w:t>
-      </w:r>
-    </w:p>
-    <w:p>
-      <w:r>
-        <w:t>(A)complement</w:t>
+        <w:t>from</w:t>
+      </w:r>
+      <w:r>
+        <w:t xml:space="preserve"> </w:t>
+      </w:r>
+      <w:r>
+        <w:t>opening team.</w:t>
+      </w:r>
+    </w:p>
+    <w:p>
+      <w:r>
+        <w:rPr>
+          <w:rFonts w:hint="eastAsia"/>
+        </w:rPr>
+        <w:t>(</w:t>
+      </w:r>
+      <w:r>
+        <w:t>A)pretend</w:t>
+      </w:r>
+      <w:r>
+        <w:t xml:space="preserve"> v. </w:t>
+      </w:r>
+      <w:proofErr w:type="gramStart"/>
+      <w:r>
+        <w:rPr>
+          <w:rFonts w:hint="eastAsia"/>
+        </w:rPr>
+        <w:t>假裝</w:t>
+      </w:r>
+      <w:r>
+        <w:rPr>
+          <w:rFonts w:hint="eastAsia"/>
+        </w:rPr>
+        <w:t>,</w:t>
+      </w:r>
+      <w:r>
+        <w:t>adj.</w:t>
+      </w:r>
+      <w:proofErr w:type="gramEnd"/>
+      <w:r>
+        <w:rPr>
+          <w:rFonts w:hint="eastAsia"/>
+        </w:rPr>
+        <w:t>想像的</w:t>
+      </w:r>
+      <w:r>
+        <w:t>(B)occupy</w:t>
+      </w:r>
+      <w:r>
+        <w:t xml:space="preserve"> v.</w:t>
+      </w:r>
+      <w:r>
+        <w:rPr>
+          <w:rFonts w:hint="eastAsia"/>
+        </w:rPr>
+        <w:t>佔據</w:t>
+      </w:r>
+      <w:r>
+        <w:t>(C)conclude</w:t>
       </w:r>
       <w:r>
         <w:rPr>
@@ -5496,465 +5765,6 @@
         <w:rPr>
           <w:rFonts w:hint="eastAsia"/>
         </w:rPr>
-        <w:t>搭配</w:t>
-      </w:r>
-      <w:r>
-        <w:t>(B)compliment</w:t>
-      </w:r>
-      <w:r>
-        <w:rPr>
-          <w:rFonts w:hint="eastAsia"/>
-        </w:rPr>
-        <w:t xml:space="preserve"> </w:t>
-      </w:r>
-      <w:r>
-        <w:t>v.</w:t>
-      </w:r>
-      <w:r>
-        <w:rPr>
-          <w:rFonts w:hint="eastAsia"/>
-        </w:rPr>
-        <w:t>讚美</w:t>
-      </w:r>
-      <w:r>
-        <w:t>(C)complementary</w:t>
-      </w:r>
-      <w:r>
-        <w:rPr>
-          <w:rFonts w:hint="eastAsia"/>
-        </w:rPr>
-        <w:t xml:space="preserve"> a</w:t>
-      </w:r>
-      <w:r>
-        <w:t>dj.</w:t>
-      </w:r>
-      <w:r>
-        <w:rPr>
-          <w:rFonts w:hint="eastAsia"/>
-        </w:rPr>
-        <w:t>搭配的</w:t>
-      </w:r>
-      <w:r>
-        <w:rPr>
-          <w:highlight w:val="yellow"/>
-        </w:rPr>
-        <w:t>(D)complimentary</w:t>
-      </w:r>
-      <w:r>
-        <w:rPr>
-          <w:rFonts w:hint="eastAsia"/>
-          <w:highlight w:val="yellow"/>
-        </w:rPr>
-        <w:t xml:space="preserve"> </w:t>
-      </w:r>
-      <w:r>
-        <w:rPr>
-          <w:highlight w:val="yellow"/>
-        </w:rPr>
-        <w:t>adj.</w:t>
-      </w:r>
-      <w:r>
-        <w:rPr>
-          <w:rFonts w:hint="eastAsia"/>
-          <w:highlight w:val="yellow"/>
-        </w:rPr>
-        <w:t>讚美的</w:t>
-      </w:r>
-    </w:p>
-    <w:p/>
-    <w:p>
-      <w:r>
-        <w:t xml:space="preserve">Be entitled to </w:t>
-      </w:r>
-      <w:r>
-        <w:rPr>
-          <w:rFonts w:hint="eastAsia"/>
-        </w:rPr>
-        <w:t>有資格享有</w:t>
-      </w:r>
-      <w:r>
-        <w:rPr>
-          <w:rFonts w:hint="eastAsia"/>
-        </w:rPr>
-        <w:t>.</w:t>
-      </w:r>
-      <w:proofErr w:type="gramStart"/>
-      <w:r>
-        <w:t>.</w:t>
-      </w:r>
-      <w:r>
-        <w:rPr>
-          <w:rFonts w:hint="eastAsia"/>
-        </w:rPr>
-        <w:t>、</w:t>
-      </w:r>
-      <w:proofErr w:type="gramEnd"/>
-      <w:r>
-        <w:rPr>
-          <w:rFonts w:hint="eastAsia"/>
-        </w:rPr>
-        <w:t>c</w:t>
-      </w:r>
-      <w:r>
-        <w:t>omplimentary=free of charge</w:t>
-      </w:r>
-    </w:p>
-    <w:p/>
-    <w:p>
-      <w:r>
-        <w:rPr>
-          <w:rFonts w:hint="eastAsia"/>
-        </w:rPr>
-        <w:t>選項需要形容詞，因此</w:t>
-      </w:r>
-      <w:r>
-        <w:rPr>
-          <w:rFonts w:hint="eastAsia"/>
-        </w:rPr>
-        <w:t>a</w:t>
-      </w:r>
-      <w:r>
-        <w:rPr>
-          <w:rFonts w:hint="eastAsia"/>
-        </w:rPr>
-        <w:t>、</w:t>
-      </w:r>
-      <w:r>
-        <w:rPr>
-          <w:rFonts w:hint="eastAsia"/>
-        </w:rPr>
-        <w:t>b</w:t>
-      </w:r>
-      <w:r>
-        <w:rPr>
-          <w:rFonts w:hint="eastAsia"/>
-        </w:rPr>
-        <w:t>不能選，</w:t>
-      </w:r>
-    </w:p>
-    <w:p>
-      <w:r>
-        <w:t>-</w:t>
-      </w:r>
-      <w:proofErr w:type="spellStart"/>
-      <w:r>
-        <w:t>ary</w:t>
-      </w:r>
-      <w:proofErr w:type="spellEnd"/>
-      <w:r>
-        <w:rPr>
-          <w:rFonts w:hint="eastAsia"/>
-        </w:rPr>
-        <w:t>結尾</w:t>
-      </w:r>
-      <w:r>
-        <w:rPr>
-          <w:rFonts w:hint="eastAsia"/>
-        </w:rPr>
-        <w:t xml:space="preserve"> </w:t>
-      </w:r>
-      <w:r>
-        <w:t>-&gt;</w:t>
-      </w:r>
-      <w:r>
-        <w:rPr>
-          <w:rFonts w:hint="eastAsia"/>
-        </w:rPr>
-        <w:t>形容詞</w:t>
-      </w:r>
-    </w:p>
-    <w:p/>
-    <w:p>
-      <w:r>
-        <w:t xml:space="preserve">When </w:t>
-      </w:r>
-      <w:r>
-        <w:rPr>
-          <w:color w:val="FF0000"/>
-        </w:rPr>
-        <w:t xml:space="preserve">filing </w:t>
-      </w:r>
-      <w:r>
-        <w:t xml:space="preserve">an internal </w:t>
-      </w:r>
-      <w:r>
-        <w:rPr>
-          <w:color w:val="FF0000"/>
-        </w:rPr>
-        <w:t xml:space="preserve">complaint </w:t>
-      </w:r>
-      <w:proofErr w:type="gramStart"/>
-      <w:r>
-        <w:rPr>
-          <w:highlight w:val="yellow"/>
-        </w:rPr>
-        <w:t>anonymously</w:t>
-      </w:r>
-      <w:r>
-        <w:rPr>
-          <w:color w:val="FF0000"/>
-        </w:rPr>
-        <w:t xml:space="preserve"> </w:t>
-      </w:r>
-      <w:r>
-        <w:t>,everyone</w:t>
-      </w:r>
-      <w:proofErr w:type="gramEnd"/>
-      <w:r>
-        <w:t xml:space="preserve"> feels at ease to report a problem.</w:t>
-      </w:r>
-    </w:p>
-    <w:p>
-      <w:r>
-        <w:rPr>
-          <w:rFonts w:hint="eastAsia"/>
-        </w:rPr>
-        <w:t>(</w:t>
-      </w:r>
-      <w:r>
-        <w:t>A)purposely</w:t>
-      </w:r>
-      <w:r>
-        <w:rPr>
-          <w:rFonts w:hint="eastAsia"/>
-        </w:rPr>
-        <w:t>刻意的</w:t>
-      </w:r>
-      <w:r>
-        <w:t>(B)violently</w:t>
-      </w:r>
-      <w:r>
-        <w:rPr>
-          <w:rFonts w:hint="eastAsia"/>
-        </w:rPr>
-        <w:t>暴力的</w:t>
-      </w:r>
-      <w:r>
-        <w:rPr>
-          <w:highlight w:val="yellow"/>
-        </w:rPr>
-        <w:t>(C)anonymously</w:t>
-      </w:r>
-      <w:r>
-        <w:rPr>
-          <w:rFonts w:hint="eastAsia"/>
-          <w:highlight w:val="yellow"/>
-        </w:rPr>
-        <w:t>匿名的</w:t>
-      </w:r>
-    </w:p>
-    <w:p>
-      <w:r>
-        <w:t>(D)reluctantly</w:t>
-      </w:r>
-      <w:r>
-        <w:rPr>
-          <w:rFonts w:hint="eastAsia"/>
-        </w:rPr>
-        <w:t>不情願的</w:t>
-      </w:r>
-    </w:p>
-    <w:p/>
-    <w:p>
-      <w:r>
-        <w:t>File a complaint</w:t>
-      </w:r>
-      <w:r>
-        <w:rPr>
-          <w:rFonts w:hint="eastAsia"/>
-        </w:rPr>
-        <w:t>申訴、</w:t>
-      </w:r>
-      <w:r>
-        <w:rPr>
-          <w:rFonts w:hint="eastAsia"/>
-        </w:rPr>
-        <w:t>f</w:t>
-      </w:r>
-      <w:r>
-        <w:t>ile income tax</w:t>
-      </w:r>
-      <w:r>
-        <w:rPr>
-          <w:rFonts w:hint="eastAsia"/>
-        </w:rPr>
-        <w:t>報稅、</w:t>
-      </w:r>
-      <w:r>
-        <w:rPr>
-          <w:rFonts w:hint="eastAsia"/>
-        </w:rPr>
-        <w:t>f</w:t>
-      </w:r>
-      <w:r>
-        <w:t>ile documents</w:t>
-      </w:r>
-      <w:r>
-        <w:rPr>
-          <w:rFonts w:hint="eastAsia"/>
-        </w:rPr>
-        <w:t>歸檔</w:t>
-      </w:r>
-    </w:p>
-    <w:p>
-      <w:r>
-        <w:rPr>
-          <w:rFonts w:hint="eastAsia"/>
-        </w:rPr>
-        <w:t>f</w:t>
-      </w:r>
-      <w:r>
-        <w:t>ile a report</w:t>
-      </w:r>
-      <w:r>
-        <w:rPr>
-          <w:rFonts w:hint="eastAsia"/>
-        </w:rPr>
-        <w:t>備案、</w:t>
-      </w:r>
-      <w:r>
-        <w:t>internal</w:t>
-      </w:r>
-      <w:r>
-        <w:rPr>
-          <w:rFonts w:hint="eastAsia"/>
-        </w:rPr>
-        <w:t xml:space="preserve"> </w:t>
-      </w:r>
-      <w:r>
-        <w:t>adj.</w:t>
-      </w:r>
-      <w:r>
-        <w:rPr>
-          <w:rFonts w:hint="eastAsia"/>
-        </w:rPr>
-        <w:t>內部的、</w:t>
-      </w:r>
-      <w:r>
-        <w:t>complaint</w:t>
-      </w:r>
-      <w:r>
-        <w:rPr>
-          <w:rFonts w:hint="eastAsia"/>
-        </w:rPr>
-        <w:t xml:space="preserve"> </w:t>
-      </w:r>
-      <w:r>
-        <w:t>n.</w:t>
-      </w:r>
-      <w:r>
-        <w:rPr>
-          <w:rFonts w:hint="eastAsia"/>
-        </w:rPr>
-        <w:t>抱怨、</w:t>
-      </w:r>
-      <w:r>
-        <w:rPr>
-          <w:rFonts w:hint="eastAsia"/>
-        </w:rPr>
-        <w:t>a</w:t>
-      </w:r>
-      <w:r>
-        <w:t xml:space="preserve">s ease </w:t>
-      </w:r>
-      <w:r>
-        <w:rPr>
-          <w:rFonts w:hint="eastAsia"/>
-        </w:rPr>
-        <w:t>自在</w:t>
-      </w:r>
-    </w:p>
-    <w:p/>
-    <w:p>
-      <w:r>
-        <w:t xml:space="preserve">Safety latches on the windows </w:t>
-      </w:r>
-      <w:r>
-        <w:rPr>
-          <w:highlight w:val="yellow"/>
-        </w:rPr>
-        <w:t>keep</w:t>
-      </w:r>
-      <w:r>
-        <w:t xml:space="preserve"> children </w:t>
-      </w:r>
-      <w:r>
-        <w:rPr>
-          <w:color w:val="FF0000"/>
-        </w:rPr>
-        <w:t>from</w:t>
-      </w:r>
-      <w:r>
-        <w:t xml:space="preserve"> </w:t>
-      </w:r>
-      <w:r>
-        <w:t>opening team.</w:t>
-      </w:r>
-    </w:p>
-    <w:p>
-      <w:r>
-        <w:rPr>
-          <w:rFonts w:hint="eastAsia"/>
-        </w:rPr>
-        <w:t>(</w:t>
-      </w:r>
-      <w:r>
-        <w:t>A)pretend</w:t>
-      </w:r>
-      <w:r>
-        <w:t xml:space="preserve"> v. </w:t>
-      </w:r>
-      <w:proofErr w:type="gramStart"/>
-      <w:r>
-        <w:rPr>
-          <w:rFonts w:hint="eastAsia"/>
-        </w:rPr>
-        <w:t>假裝</w:t>
-      </w:r>
-      <w:r>
-        <w:rPr>
-          <w:rFonts w:hint="eastAsia"/>
-        </w:rPr>
-        <w:t>,</w:t>
-      </w:r>
-      <w:r>
-        <w:t>adj.</w:t>
-      </w:r>
-      <w:proofErr w:type="gramEnd"/>
-      <w:r>
-        <w:rPr>
-          <w:rFonts w:hint="eastAsia"/>
-        </w:rPr>
-        <w:t>想像的</w:t>
-      </w:r>
-      <w:r>
-        <w:t>(B)occupy</w:t>
-      </w:r>
-      <w:r>
-        <w:t xml:space="preserve"> v.</w:t>
-      </w:r>
-      <w:r>
-        <w:rPr>
-          <w:rFonts w:hint="eastAsia"/>
-        </w:rPr>
-        <w:t>佔據</w:t>
-      </w:r>
-      <w:r>
-        <w:t>(C)conclude</w:t>
-      </w:r>
-      <w:r>
-        <w:rPr>
-          <w:rFonts w:hint="eastAsia"/>
-        </w:rPr>
-        <w:t xml:space="preserve"> </w:t>
-      </w:r>
-      <w:r>
-        <w:t>v.</w:t>
-      </w:r>
-      <w:r>
-        <w:rPr>
-          <w:rFonts w:hint="eastAsia"/>
-        </w:rPr>
         <w:t>總結</w:t>
       </w:r>
     </w:p>
@@ -5971,13 +5781,8 @@
         </w:rPr>
         <w:t xml:space="preserve"> </w:t>
       </w:r>
-      <w:proofErr w:type="spellStart"/>
-      <w:r>
-        <w:t>Keep</w:t>
-      </w:r>
-      <w:proofErr w:type="spellEnd"/>
-      <w:r>
-        <w:t xml:space="preserve"> A from B </w:t>
+      <w:r>
+        <w:t xml:space="preserve">Keep A from B </w:t>
       </w:r>
       <w:r>
         <w:rPr>
@@ -6145,12 +5950,10 @@
       <w:r>
         <w:t xml:space="preserve"> has long been an important part of the </w:t>
       </w:r>
-      <w:proofErr w:type="spellStart"/>
       <w:proofErr w:type="gramStart"/>
       <w:r>
         <w:t>country,s</w:t>
       </w:r>
-      <w:proofErr w:type="spellEnd"/>
       <w:proofErr w:type="gramEnd"/>
       <w:r>
         <w:t xml:space="preserve"> focus, leading to new farming methods </w:t>
@@ -6508,15 +6311,7 @@
     </w:p>
     <w:p>
       <w:r>
-        <w:t xml:space="preserve">Worldwide </w:t>
-      </w:r>
-      <w:proofErr w:type="spellStart"/>
-      <w:r>
-        <w:t>adj.adv</w:t>
-      </w:r>
-      <w:proofErr w:type="spellEnd"/>
-      <w:r>
-        <w:t>.</w:t>
+        <w:t>Worldwide adj.adv.</w:t>
       </w:r>
       <w:r>
         <w:rPr>
@@ -7217,7 +7012,6 @@
     </w:p>
     <w:p/>
     <w:p>
-      <w:proofErr w:type="spellStart"/>
       <w:r>
         <w:rPr>
           <w:rFonts w:hint="eastAsia"/>
@@ -7225,11 +7019,7 @@
         <w:t>b</w:t>
       </w:r>
       <w:r>
-        <w:t>e+pp</w:t>
-      </w:r>
-      <w:proofErr w:type="spellEnd"/>
-      <w:r>
-        <w:t xml:space="preserve"> -&gt;</w:t>
+        <w:t>e+pp -&gt;</w:t>
       </w:r>
       <w:r>
         <w:rPr>
@@ -7591,21 +7381,10 @@
         <w:rPr>
           <w:rFonts w:hint="eastAsia"/>
         </w:rPr>
-        <w:t xml:space="preserve"> </w:t>
-      </w:r>
-      <w:proofErr w:type="spellStart"/>
-      <w:r>
-        <w:rPr>
-          <w:rFonts w:hint="eastAsia"/>
-        </w:rPr>
-        <w:t>a</w:t>
-      </w:r>
-      <w:r>
-        <w:t>dv.prep</w:t>
-      </w:r>
-      <w:proofErr w:type="spellEnd"/>
-      <w:r>
-        <w:t xml:space="preserve">. </w:t>
+        <w:t xml:space="preserve"> a</w:t>
+      </w:r>
+      <w:r>
+        <w:t xml:space="preserve">dv.prep. </w:t>
       </w:r>
       <w:proofErr w:type="gramStart"/>
       <w:r>
@@ -7679,12 +7458,10 @@
       <w:r>
         <w:t xml:space="preserve">The </w:t>
       </w:r>
-      <w:proofErr w:type="spellStart"/>
       <w:proofErr w:type="gramStart"/>
       <w:r>
         <w:t>museum,s</w:t>
       </w:r>
-      <w:proofErr w:type="spellEnd"/>
       <w:proofErr w:type="gramEnd"/>
       <w:r>
         <w:t xml:space="preserve"> opening hours </w:t>
@@ -7938,18 +7715,13 @@
       <w:r>
         <w:t xml:space="preserve">Because the keynote speaker is caught up in </w:t>
       </w:r>
-      <w:proofErr w:type="spellStart"/>
       <w:proofErr w:type="gramStart"/>
       <w:r>
         <w:t>traffic,Mr</w:t>
       </w:r>
       <w:proofErr w:type="gramEnd"/>
       <w:r>
-        <w:t>.Miller</w:t>
-      </w:r>
-      <w:proofErr w:type="spellEnd"/>
-      <w:r>
-        <w:t xml:space="preserve"> will do the opening speech </w:t>
+        <w:t xml:space="preserve">.Miller will do the opening speech </w:t>
       </w:r>
       <w:r>
         <w:rPr>
@@ -8096,21 +7868,8 @@
       </w:r>
     </w:p>
     <w:p>
-      <w:proofErr w:type="spellStart"/>
-      <w:r>
-        <w:t>ex:I</w:t>
-      </w:r>
-      <w:proofErr w:type="spellEnd"/>
-      <w:r>
-        <w:t xml:space="preserve"> am speaking on my </w:t>
-      </w:r>
-      <w:proofErr w:type="spellStart"/>
-      <w:r>
-        <w:t>company,s</w:t>
-      </w:r>
-      <w:proofErr w:type="spellEnd"/>
-      <w:r>
-        <w:t xml:space="preserve"> behalf</w:t>
+      <w:r>
+        <w:t>ex:I am speaking on my company,s behalf</w:t>
       </w:r>
       <w:r>
         <w:rPr>
@@ -8262,15 +8021,7 @@
       </w:r>
       <w:proofErr w:type="gramEnd"/>
       <w:r>
-        <w:t xml:space="preserve"> this one are hard to come </w:t>
-      </w:r>
-      <w:proofErr w:type="spellStart"/>
-      <w:r>
-        <w:t>by,and</w:t>
-      </w:r>
-      <w:proofErr w:type="spellEnd"/>
-      <w:r>
-        <w:t xml:space="preserve"> that is more the reason why the member cherish it.</w:t>
+        <w:t xml:space="preserve"> this one are hard to come by,and that is more the reason why the member cherish it.</w:t>
       </w:r>
       <w:r>
         <w:rPr>
@@ -8286,13 +8037,8 @@
         <w:t>機會</w:t>
       </w:r>
       <w:r>
-        <w:t>(B)</w:t>
-      </w:r>
-      <w:proofErr w:type="spellStart"/>
-      <w:r>
-        <w:t>Aviations,s</w:t>
-      </w:r>
-      <w:proofErr w:type="spellEnd"/>
+        <w:t>(B)Aviations,s</w:t>
+      </w:r>
       <w:r>
         <w:rPr>
           <w:rFonts w:hint="eastAsia"/>
@@ -8620,36 +8366,26 @@
       </w:r>
       <w:proofErr w:type="gramEnd"/>
       <w:r>
+        <w:t>+Adj+that+S+V=S</w:t>
+      </w:r>
+      <w:r>
+        <w:rPr>
+          <w:rFonts w:hint="eastAsia"/>
+        </w:rPr>
+        <w:t>對於</w:t>
+      </w:r>
+      <w:r>
+        <w:t>that</w:t>
+      </w:r>
+      <w:r>
+        <w:rPr>
+          <w:rFonts w:hint="eastAsia"/>
+        </w:rPr>
         <w:t>+</w:t>
       </w:r>
-      <w:proofErr w:type="spellStart"/>
-      <w:r>
-        <w:t>Adj+that+S+V</w:t>
-      </w:r>
-      <w:proofErr w:type="spellEnd"/>
-      <w:r>
-        <w:t>=S</w:t>
-      </w:r>
-      <w:r>
-        <w:rPr>
-          <w:rFonts w:hint="eastAsia"/>
-        </w:rPr>
-        <w:t>對於</w:t>
-      </w:r>
-      <w:proofErr w:type="spellStart"/>
-      <w:r>
-        <w:t>that</w:t>
-      </w:r>
-      <w:r>
-        <w:rPr>
-          <w:rFonts w:hint="eastAsia"/>
-        </w:rPr>
-        <w:t>+</w:t>
-      </w:r>
       <w:r>
         <w:t>S+V</w:t>
       </w:r>
-      <w:proofErr w:type="spellEnd"/>
       <w:r>
         <w:rPr>
           <w:rFonts w:hint="eastAsia"/>
@@ -8661,12 +8397,10 @@
       </w:r>
     </w:p>
     <w:p>
-      <w:proofErr w:type="spellStart"/>
       <w:proofErr w:type="gramStart"/>
       <w:r>
         <w:t>Ex:Chris</w:t>
       </w:r>
-      <w:proofErr w:type="spellEnd"/>
       <w:proofErr w:type="gramEnd"/>
       <w:r>
         <w:t xml:space="preserve"> I glad that you are making improvements in your TOEIC</w:t>
@@ -9275,7 +9009,6 @@
     </w:p>
     <w:p/>
     <w:p>
-      <w:proofErr w:type="spellStart"/>
       <w:r>
         <w:rPr>
           <w:rFonts w:hint="eastAsia"/>
@@ -9283,11 +9016,7 @@
         <w:t>S</w:t>
       </w:r>
       <w:r>
-        <w:t>+help</w:t>
-      </w:r>
-      <w:proofErr w:type="spellEnd"/>
-      <w:r>
-        <w:t>+</w:t>
+        <w:t>+help+</w:t>
       </w:r>
       <w:r>
         <w:rPr>
@@ -9632,13 +9361,8 @@
         <w:t>嬰兒推車、</w:t>
       </w:r>
       <w:r>
-        <w:t xml:space="preserve">Pet </w:t>
-      </w:r>
-      <w:proofErr w:type="spellStart"/>
-      <w:r>
-        <w:t>strokkers</w:t>
-      </w:r>
-      <w:proofErr w:type="spellEnd"/>
+        <w:t>Pet strokkers</w:t>
+      </w:r>
       <w:r>
         <w:rPr>
           <w:rFonts w:hint="eastAsia"/>
@@ -9723,12 +9447,10 @@
       <w:r>
         <w:t xml:space="preserve">o complete the task in a timely </w:t>
       </w:r>
-      <w:proofErr w:type="spellStart"/>
       <w:proofErr w:type="gramStart"/>
       <w:r>
         <w:t>manner,Miss</w:t>
       </w:r>
-      <w:proofErr w:type="spellEnd"/>
       <w:proofErr w:type="gramEnd"/>
       <w:r>
         <w:t xml:space="preserve"> Susannah worked around the clock to live up to expectations.(A)Trusting</w:t>
@@ -9925,12 +9647,10 @@
       </w:r>
     </w:p>
     <w:p>
-      <w:proofErr w:type="spellStart"/>
       <w:proofErr w:type="gramStart"/>
       <w:r>
         <w:t>Ex:Trusting</w:t>
       </w:r>
-      <w:proofErr w:type="spellEnd"/>
       <w:proofErr w:type="gramEnd"/>
       <w:r>
         <w:t xml:space="preserve"> your family is important.</w:t>
@@ -9986,12 +9706,10 @@
       <w:r>
         <w:t xml:space="preserve">o complete the task in a timely </w:t>
       </w:r>
-      <w:proofErr w:type="spellStart"/>
       <w:proofErr w:type="gramStart"/>
       <w:r>
         <w:t>manner,she</w:t>
       </w:r>
-      <w:proofErr w:type="spellEnd"/>
       <w:proofErr w:type="gramEnd"/>
       <w:r>
         <w:t xml:space="preserve"> </w:t>
@@ -10040,15 +9758,7 @@
       </w:r>
       <w:proofErr w:type="gramEnd"/>
       <w:r>
-        <w:t xml:space="preserve"> interviewed for a </w:t>
-      </w:r>
-      <w:proofErr w:type="spellStart"/>
-      <w:r>
-        <w:t>position,be</w:t>
-      </w:r>
-      <w:proofErr w:type="spellEnd"/>
-      <w:r>
-        <w:t xml:space="preserve"> sure to be honest and put your best foot forward.</w:t>
+        <w:t xml:space="preserve"> interviewed for a position,be sure to be honest and put your best foot forward.</w:t>
       </w:r>
     </w:p>
     <w:p>
@@ -10089,43 +9799,27 @@
         <w:rPr>
           <w:highlight w:val="yellow"/>
         </w:rPr>
-        <w:t xml:space="preserve"> </w:t>
-      </w:r>
-      <w:proofErr w:type="spellStart"/>
-      <w:r>
-        <w:rPr>
-          <w:highlight w:val="yellow"/>
-        </w:rPr>
+        <w:t xml:space="preserve"> conj </w:t>
+      </w:r>
+      <w:r>
+        <w:rPr>
+          <w:rFonts w:hint="eastAsia"/>
+          <w:highlight w:val="yellow"/>
+        </w:rPr>
+        <w:t>當</w:t>
+      </w:r>
+      <w:r>
+        <w:t>(C)Whatever</w:t>
+      </w:r>
+      <w:r>
+        <w:rPr>
+          <w:rFonts w:hint="eastAsia"/>
+        </w:rPr>
+        <w:t xml:space="preserve"> </w:t>
+      </w:r>
+      <w:r>
         <w:t>conj</w:t>
       </w:r>
-      <w:proofErr w:type="spellEnd"/>
-      <w:r>
-        <w:rPr>
-          <w:highlight w:val="yellow"/>
-        </w:rPr>
-        <w:t xml:space="preserve"> </w:t>
-      </w:r>
-      <w:r>
-        <w:rPr>
-          <w:rFonts w:hint="eastAsia"/>
-          <w:highlight w:val="yellow"/>
-        </w:rPr>
-        <w:t>當</w:t>
-      </w:r>
-      <w:r>
-        <w:t>(C)Whatever</w:t>
-      </w:r>
-      <w:r>
-        <w:rPr>
-          <w:rFonts w:hint="eastAsia"/>
-        </w:rPr>
-        <w:t xml:space="preserve"> </w:t>
-      </w:r>
-      <w:proofErr w:type="spellStart"/>
-      <w:r>
-        <w:t>conj</w:t>
-      </w:r>
-      <w:proofErr w:type="spellEnd"/>
       <w:r>
         <w:rPr>
           <w:rFonts w:hint="eastAsia"/>
@@ -10571,7 +10265,6 @@
         </w:rPr>
         <w:t xml:space="preserve">When a consensus is urgently </w:t>
       </w:r>
-      <w:proofErr w:type="spellStart"/>
       <w:proofErr w:type="gramStart"/>
       <w:r>
         <w:rPr>
@@ -10583,7 +10276,6 @@
         </w:rPr>
         <w:t>needed,either</w:t>
       </w:r>
-      <w:proofErr w:type="spellEnd"/>
       <w:proofErr w:type="gramEnd"/>
       <w:r>
         <w:rPr>
@@ -11606,7 +11298,6 @@
         </w:rPr>
         <w:t>空格需要名詞，因為</w:t>
       </w:r>
-      <w:proofErr w:type="spellStart"/>
       <w:r>
         <w:rPr>
           <w:rFonts w:ascii="Roboto" w:hAnsi="Roboto"/>
@@ -11617,24 +11308,16 @@
         </w:rPr>
         <w:t>A+adj+N</w:t>
       </w:r>
-      <w:proofErr w:type="spellEnd"/>
     </w:p>
     <w:p/>
     <w:p>
-      <w:proofErr w:type="spellStart"/>
       <w:r>
         <w:t>S+makes+it+Adj+that+S+V</w:t>
       </w:r>
-      <w:proofErr w:type="spellEnd"/>
-    </w:p>
-    <w:p>
-      <w:proofErr w:type="spellStart"/>
-      <w:r>
-        <w:t>Ex:Her</w:t>
-      </w:r>
-      <w:proofErr w:type="spellEnd"/>
-      <w:r>
-        <w:t xml:space="preserve"> effort</w:t>
+    </w:p>
+    <w:p>
+      <w:r>
+        <w:t>Ex:Her effort</w:t>
       </w:r>
       <w:r>
         <w:rPr>
@@ -11717,12 +11400,10 @@
       <w:r>
         <w:t xml:space="preserve"> </w:t>
       </w:r>
-      <w:proofErr w:type="spellStart"/>
       <w:proofErr w:type="gramStart"/>
       <w:r>
         <w:t>vehicle,but</w:t>
       </w:r>
-      <w:proofErr w:type="spellEnd"/>
       <w:proofErr w:type="gramEnd"/>
       <w:r>
         <w:t xml:space="preserve"> its electrically-powered motors and battery pack layout are far from similar.</w:t>
@@ -12450,12 +12131,10 @@
       <w:r>
         <w:t xml:space="preserve">When the panel of judges announced the results of the </w:t>
       </w:r>
-      <w:proofErr w:type="spellStart"/>
       <w:proofErr w:type="gramStart"/>
       <w:r>
         <w:t>match,everyone</w:t>
       </w:r>
-      <w:proofErr w:type="spellEnd"/>
       <w:proofErr w:type="gramEnd"/>
       <w:r>
         <w:t xml:space="preserve"> was surprised it was a </w:t>
@@ -13685,7 +13364,6 @@
         </w:rPr>
         <w:t xml:space="preserve">Rodin from the HR department instead of </w:t>
       </w:r>
-      <w:proofErr w:type="spellStart"/>
       <w:proofErr w:type="gramStart"/>
       <w:r>
         <w:rPr>
@@ -13693,7 +13371,6 @@
         </w:rPr>
         <w:t>Mr.Rodriguez</w:t>
       </w:r>
-      <w:proofErr w:type="spellEnd"/>
       <w:proofErr w:type="gramEnd"/>
       <w:r>
         <w:rPr>
@@ -13781,19 +13458,11 @@
           <w:color w:val="000000" w:themeColor="text1"/>
         </w:rPr>
       </w:pPr>
-      <w:proofErr w:type="spellStart"/>
-      <w:r>
-        <w:rPr>
-          <w:color w:val="000000" w:themeColor="text1"/>
-        </w:rPr>
-        <w:t>S+have+O</w:t>
-      </w:r>
-      <w:proofErr w:type="spellEnd"/>
-      <w:r>
-        <w:rPr>
-          <w:color w:val="000000" w:themeColor="text1"/>
-        </w:rPr>
-        <w:t>+</w:t>
+      <w:r>
+        <w:rPr>
+          <w:color w:val="000000" w:themeColor="text1"/>
+        </w:rPr>
+        <w:t>S+have+O+</w:t>
       </w:r>
       <w:r>
         <w:rPr>
@@ -14599,7 +14268,6 @@
           <w:color w:val="000000" w:themeColor="text1"/>
         </w:rPr>
       </w:pPr>
-      <w:proofErr w:type="spellStart"/>
       <w:proofErr w:type="gramStart"/>
       <w:r>
         <w:rPr>
@@ -14607,7 +14275,6 @@
         </w:rPr>
         <w:t>Ex:He</w:t>
       </w:r>
-      <w:proofErr w:type="spellEnd"/>
       <w:proofErr w:type="gramEnd"/>
       <w:r>
         <w:rPr>
@@ -14683,7 +14350,6 @@
           <w:color w:val="000000" w:themeColor="text1"/>
         </w:rPr>
       </w:pPr>
-      <w:proofErr w:type="spellStart"/>
       <w:r>
         <w:rPr>
           <w:color w:val="000000" w:themeColor="text1"/>
@@ -14701,14 +14367,7 @@
         <w:rPr>
           <w:color w:val="000000" w:themeColor="text1"/>
         </w:rPr>
-        <w:t>e</w:t>
-      </w:r>
-      <w:proofErr w:type="spellEnd"/>
-      <w:r>
-        <w:rPr>
-          <w:color w:val="000000" w:themeColor="text1"/>
-        </w:rPr>
-        <w:t xml:space="preserve"> wants his shoes polished</w:t>
+        <w:t>e wants his shoes polished</w:t>
       </w:r>
       <w:r>
         <w:rPr>
@@ -14957,7 +14616,6 @@
         </w:rPr>
         <w:t xml:space="preserve">If you happen to notice suspicious behavior on </w:t>
       </w:r>
-      <w:proofErr w:type="spellStart"/>
       <w:proofErr w:type="gramStart"/>
       <w:r>
         <w:rPr>
@@ -14965,7 +14623,6 @@
         </w:rPr>
         <w:t>board,please</w:t>
       </w:r>
-      <w:proofErr w:type="spellEnd"/>
       <w:proofErr w:type="gramEnd"/>
       <w:r>
         <w:rPr>
@@ -15529,22 +15186,316 @@
         <w:rPr>
           <w:color w:val="000000" w:themeColor="text1"/>
         </w:rPr>
-        <w:t xml:space="preserve"> the aircraft touches </w:t>
-      </w:r>
-      <w:proofErr w:type="spellStart"/>
-      <w:r>
-        <w:rPr>
-          <w:color w:val="000000" w:themeColor="text1"/>
-        </w:rPr>
-        <w:t>dwon</w:t>
-      </w:r>
-      <w:proofErr w:type="spellEnd"/>
-      <w:r>
-        <w:rPr>
+        <w:t xml:space="preserve"> the aircraft touches dwon.</w:t>
+      </w:r>
+    </w:p>
+    <w:p>
+      <w:pPr>
+        <w:rPr>
+          <w:color w:val="000000" w:themeColor="text1"/>
+        </w:rPr>
+      </w:pPr>
+      <w:r>
+        <w:rPr>
+          <w:color w:val="000000" w:themeColor="text1"/>
+        </w:rPr>
+        <w:t>(A)</w:t>
+      </w:r>
+      <w:r>
+        <w:rPr>
+          <w:color w:val="000000" w:themeColor="text1"/>
+        </w:rPr>
+        <w:t>during</w:t>
+      </w:r>
+      <w:r>
+        <w:rPr>
+          <w:rFonts w:hint="eastAsia"/>
+          <w:color w:val="000000" w:themeColor="text1"/>
+        </w:rPr>
+        <w:t>在</w:t>
+      </w:r>
+      <w:r>
+        <w:rPr>
+          <w:rFonts w:hint="eastAsia"/>
           <w:color w:val="000000" w:themeColor="text1"/>
         </w:rPr>
         <w:t>.</w:t>
       </w:r>
+      <w:r>
+        <w:rPr>
+          <w:color w:val="000000" w:themeColor="text1"/>
+        </w:rPr>
+        <w:t>.</w:t>
+      </w:r>
+      <w:proofErr w:type="gramStart"/>
+      <w:r>
+        <w:rPr>
+          <w:rFonts w:hint="eastAsia"/>
+          <w:color w:val="000000" w:themeColor="text1"/>
+        </w:rPr>
+        <w:t>期間</w:t>
+      </w:r>
+      <w:r>
+        <w:rPr>
+          <w:color w:val="000000" w:themeColor="text1"/>
+        </w:rPr>
+        <w:t>(</w:t>
+      </w:r>
+      <w:proofErr w:type="gramEnd"/>
+      <w:r>
+        <w:rPr>
+          <w:color w:val="000000" w:themeColor="text1"/>
+        </w:rPr>
+        <w:t>B)either</w:t>
+      </w:r>
+      <w:r>
+        <w:rPr>
+          <w:rFonts w:hint="eastAsia"/>
+          <w:color w:val="000000" w:themeColor="text1"/>
+        </w:rPr>
+        <w:t>或</w:t>
+      </w:r>
+      <w:r>
+        <w:rPr>
+          <w:color w:val="000000" w:themeColor="text1"/>
+        </w:rPr>
+        <w:t>A</w:t>
+      </w:r>
+      <w:r>
+        <w:rPr>
+          <w:rFonts w:hint="eastAsia"/>
+          <w:color w:val="000000" w:themeColor="text1"/>
+        </w:rPr>
+        <w:t>或</w:t>
+      </w:r>
+      <w:r>
+        <w:rPr>
+          <w:color w:val="000000" w:themeColor="text1"/>
+        </w:rPr>
+        <w:t>B</w:t>
+      </w:r>
+      <w:r>
+        <w:rPr>
+          <w:color w:val="000000" w:themeColor="text1"/>
+        </w:rPr>
+        <w:t>(C)besides</w:t>
+      </w:r>
+      <w:r>
+        <w:rPr>
+          <w:rFonts w:hint="eastAsia"/>
+          <w:color w:val="000000" w:themeColor="text1"/>
+        </w:rPr>
+        <w:t>除此之外</w:t>
+      </w:r>
+      <w:r>
+        <w:rPr>
+          <w:color w:val="000000" w:themeColor="text1"/>
+          <w:highlight w:val="yellow"/>
+        </w:rPr>
+        <w:t>(D)until</w:t>
+      </w:r>
+      <w:r>
+        <w:rPr>
+          <w:rFonts w:hint="eastAsia"/>
+          <w:color w:val="000000" w:themeColor="text1"/>
+          <w:highlight w:val="yellow"/>
+        </w:rPr>
+        <w:t>直到</w:t>
+      </w:r>
+    </w:p>
+    <w:p>
+      <w:pPr>
+        <w:rPr>
+          <w:color w:val="000000" w:themeColor="text1"/>
+        </w:rPr>
+      </w:pPr>
+    </w:p>
+    <w:p>
+      <w:pPr>
+        <w:rPr>
+          <w:color w:val="000000" w:themeColor="text1"/>
+        </w:rPr>
+      </w:pPr>
+      <w:r>
+        <w:rPr>
+          <w:color w:val="000000" w:themeColor="text1"/>
+        </w:rPr>
+        <w:t>are to be remained</w:t>
+      </w:r>
+      <w:r>
+        <w:rPr>
+          <w:rFonts w:hint="eastAsia"/>
+          <w:color w:val="000000" w:themeColor="text1"/>
+        </w:rPr>
+        <w:t xml:space="preserve"> </w:t>
+      </w:r>
+      <w:r>
+        <w:rPr>
+          <w:rFonts w:hint="eastAsia"/>
+          <w:color w:val="000000" w:themeColor="text1"/>
+        </w:rPr>
+        <w:t>應該要被</w:t>
+      </w:r>
+      <w:r>
+        <w:rPr>
+          <w:color w:val="000000" w:themeColor="text1"/>
+        </w:rPr>
+        <w:t>…</w:t>
+      </w:r>
+      <w:r>
+        <w:rPr>
+          <w:rFonts w:hint="eastAsia"/>
+          <w:color w:val="000000" w:themeColor="text1"/>
+        </w:rPr>
+        <w:t xml:space="preserve"> </w:t>
+      </w:r>
+      <w:r>
+        <w:rPr>
+          <w:rFonts w:hint="eastAsia"/>
+          <w:color w:val="000000" w:themeColor="text1"/>
+        </w:rPr>
+        <w:t>維持</w:t>
+      </w:r>
+      <w:r>
+        <w:rPr>
+          <w:rFonts w:hint="eastAsia"/>
+          <w:color w:val="000000" w:themeColor="text1"/>
+        </w:rPr>
+        <w:t>.</w:t>
+      </w:r>
+      <w:r>
+        <w:rPr>
+          <w:color w:val="000000" w:themeColor="text1"/>
+        </w:rPr>
+        <w:t>.</w:t>
+      </w:r>
+      <w:r>
+        <w:rPr>
+          <w:rFonts w:hint="eastAsia"/>
+          <w:color w:val="000000" w:themeColor="text1"/>
+        </w:rPr>
+        <w:t>狀態、</w:t>
+      </w:r>
+      <w:r>
+        <w:rPr>
+          <w:color w:val="000000" w:themeColor="text1"/>
+        </w:rPr>
+        <w:t>flight mode</w:t>
+      </w:r>
+      <w:r>
+        <w:rPr>
+          <w:rFonts w:hint="eastAsia"/>
+          <w:color w:val="000000" w:themeColor="text1"/>
+        </w:rPr>
+        <w:t>飛航、</w:t>
+      </w:r>
+      <w:r>
+        <w:rPr>
+          <w:color w:val="000000" w:themeColor="text1"/>
+        </w:rPr>
+        <w:t>aircraft</w:t>
+      </w:r>
+      <w:r>
+        <w:rPr>
+          <w:rFonts w:hint="eastAsia"/>
+          <w:color w:val="000000" w:themeColor="text1"/>
+        </w:rPr>
+        <w:t>飛機</w:t>
+      </w:r>
+    </w:p>
+    <w:p>
+      <w:pPr>
+        <w:rPr>
+          <w:color w:val="000000" w:themeColor="text1"/>
+        </w:rPr>
+      </w:pPr>
+      <w:r>
+        <w:rPr>
+          <w:color w:val="000000" w:themeColor="text1"/>
+        </w:rPr>
+        <w:t>touches dwon</w:t>
+      </w:r>
+      <w:r>
+        <w:rPr>
+          <w:rFonts w:hint="eastAsia"/>
+          <w:color w:val="000000" w:themeColor="text1"/>
+        </w:rPr>
+        <w:t>降落、</w:t>
+      </w:r>
+      <w:r>
+        <w:rPr>
+          <w:rFonts w:hint="eastAsia"/>
+          <w:color w:val="000000" w:themeColor="text1"/>
+        </w:rPr>
+        <w:t>b</w:t>
+      </w:r>
+      <w:r>
+        <w:rPr>
+          <w:color w:val="000000" w:themeColor="text1"/>
+        </w:rPr>
+        <w:t>eside</w:t>
+      </w:r>
+      <w:r>
+        <w:rPr>
+          <w:rFonts w:hint="eastAsia"/>
+          <w:color w:val="000000" w:themeColor="text1"/>
+        </w:rPr>
+        <w:t>旁邊</w:t>
+      </w:r>
+    </w:p>
+    <w:p>
+      <w:pPr>
+        <w:rPr>
+          <w:color w:val="000000" w:themeColor="text1"/>
+        </w:rPr>
+      </w:pPr>
+    </w:p>
+    <w:p>
+      <w:pPr>
+        <w:rPr>
+          <w:color w:val="000000" w:themeColor="text1"/>
+        </w:rPr>
+      </w:pPr>
+      <w:r>
+        <w:rPr>
+          <w:color w:val="000000" w:themeColor="text1"/>
+        </w:rPr>
+        <w:t>After you have read through</w:t>
+      </w:r>
+      <w:r>
+        <w:rPr>
+          <w:rFonts w:hint="eastAsia"/>
+          <w:color w:val="000000" w:themeColor="text1"/>
+        </w:rPr>
+        <w:t xml:space="preserve"> </w:t>
+      </w:r>
+      <w:r>
+        <w:rPr>
+          <w:color w:val="000000" w:themeColor="text1"/>
+        </w:rPr>
+        <w:t xml:space="preserve">the conditions on the </w:t>
+      </w:r>
+      <w:proofErr w:type="gramStart"/>
+      <w:r>
+        <w:rPr>
+          <w:color w:val="000000" w:themeColor="text1"/>
+          <w:highlight w:val="yellow"/>
+        </w:rPr>
+        <w:t>lease</w:t>
+      </w:r>
+      <w:r>
+        <w:rPr>
+          <w:color w:val="000000" w:themeColor="text1"/>
+        </w:rPr>
+        <w:t xml:space="preserve"> ,please</w:t>
+      </w:r>
+      <w:proofErr w:type="gramEnd"/>
+      <w:r>
+        <w:rPr>
+          <w:color w:val="000000" w:themeColor="text1"/>
+        </w:rPr>
+        <w:t xml:space="preserve"> sign your name at the bottom.</w:t>
+      </w:r>
     </w:p>
     <w:p>
       <w:pPr>
@@ -15562,1149 +15513,809 @@
         <w:rPr>
           <w:color w:val="000000" w:themeColor="text1"/>
         </w:rPr>
-        <w:t>during</w:t>
-      </w:r>
-      <w:r>
-        <w:rPr>
-          <w:rFonts w:hint="eastAsia"/>
-          <w:color w:val="000000" w:themeColor="text1"/>
-        </w:rPr>
-        <w:t>在</w:t>
-      </w:r>
-      <w:r>
-        <w:rPr>
-          <w:rFonts w:hint="eastAsia"/>
-          <w:color w:val="000000" w:themeColor="text1"/>
-        </w:rPr>
-        <w:t>.</w:t>
-      </w:r>
-      <w:r>
-        <w:rPr>
-          <w:color w:val="000000" w:themeColor="text1"/>
-        </w:rPr>
-        <w:t>.</w:t>
+        <w:t>recipes</w:t>
+      </w:r>
+      <w:r>
+        <w:rPr>
+          <w:rFonts w:hint="eastAsia"/>
+          <w:color w:val="000000" w:themeColor="text1"/>
+        </w:rPr>
+        <w:t>食譜</w:t>
+      </w:r>
+      <w:r>
+        <w:rPr>
+          <w:rFonts w:hint="eastAsia"/>
+          <w:color w:val="000000" w:themeColor="text1"/>
+        </w:rPr>
+        <w:t>(</w:t>
+      </w:r>
+      <w:r>
+        <w:rPr>
+          <w:color w:val="000000" w:themeColor="text1"/>
+        </w:rPr>
+        <w:t>B)posters</w:t>
+      </w:r>
+      <w:r>
+        <w:rPr>
+          <w:rFonts w:hint="eastAsia"/>
+          <w:color w:val="000000" w:themeColor="text1"/>
+        </w:rPr>
+        <w:t>海報</w:t>
+      </w:r>
+      <w:r>
+        <w:rPr>
+          <w:color w:val="000000" w:themeColor="text1"/>
+          <w:highlight w:val="yellow"/>
+        </w:rPr>
+        <w:t>(C)lease</w:t>
+      </w:r>
+      <w:r>
+        <w:rPr>
+          <w:rFonts w:hint="eastAsia"/>
+          <w:color w:val="000000" w:themeColor="text1"/>
+          <w:highlight w:val="yellow"/>
+        </w:rPr>
+        <w:t>租約</w:t>
+      </w:r>
+      <w:r>
+        <w:rPr>
+          <w:color w:val="000000" w:themeColor="text1"/>
+        </w:rPr>
+        <w:t>(D)route</w:t>
+      </w:r>
+      <w:r>
+        <w:rPr>
+          <w:rFonts w:hint="eastAsia"/>
+          <w:color w:val="000000" w:themeColor="text1"/>
+        </w:rPr>
+        <w:t>路線</w:t>
+      </w:r>
+    </w:p>
+    <w:p>
+      <w:pPr>
+        <w:rPr>
+          <w:color w:val="000000" w:themeColor="text1"/>
+        </w:rPr>
+      </w:pPr>
+      <w:r>
+        <w:rPr>
+          <w:color w:val="000000" w:themeColor="text1"/>
+        </w:rPr>
+        <w:t xml:space="preserve">read through </w:t>
+      </w:r>
+      <w:r>
+        <w:rPr>
+          <w:rFonts w:hint="eastAsia"/>
+          <w:color w:val="000000" w:themeColor="text1"/>
+        </w:rPr>
+        <w:t>閱讀過、</w:t>
+      </w:r>
+      <w:r>
+        <w:rPr>
+          <w:color w:val="000000" w:themeColor="text1"/>
+        </w:rPr>
+        <w:t>sign</w:t>
+      </w:r>
+      <w:r>
+        <w:rPr>
+          <w:rFonts w:hint="eastAsia"/>
+          <w:color w:val="000000" w:themeColor="text1"/>
+        </w:rPr>
+        <w:t xml:space="preserve"> </w:t>
+      </w:r>
+      <w:r>
+        <w:rPr>
+          <w:color w:val="000000" w:themeColor="text1"/>
+        </w:rPr>
+        <w:t>v.</w:t>
+      </w:r>
+      <w:r>
+        <w:rPr>
+          <w:rFonts w:hint="eastAsia"/>
+          <w:color w:val="000000" w:themeColor="text1"/>
+        </w:rPr>
+        <w:t>簽名、</w:t>
+      </w:r>
+      <w:r>
+        <w:rPr>
+          <w:color w:val="000000" w:themeColor="text1"/>
+        </w:rPr>
+        <w:t>bottom</w:t>
+      </w:r>
+      <w:r>
+        <w:rPr>
+          <w:rFonts w:hint="eastAsia"/>
+          <w:color w:val="000000" w:themeColor="text1"/>
+        </w:rPr>
+        <w:t xml:space="preserve"> </w:t>
+      </w:r>
+      <w:r>
+        <w:rPr>
+          <w:color w:val="000000" w:themeColor="text1"/>
+        </w:rPr>
+        <w:t>n.</w:t>
+      </w:r>
+      <w:r>
+        <w:rPr>
+          <w:rFonts w:hint="eastAsia"/>
+          <w:color w:val="000000" w:themeColor="text1"/>
+        </w:rPr>
+        <w:t>下方</w:t>
+      </w:r>
+    </w:p>
+    <w:p>
+      <w:pPr>
+        <w:rPr>
+          <w:color w:val="000000" w:themeColor="text1"/>
+        </w:rPr>
+      </w:pPr>
+    </w:p>
+    <w:p>
+      <w:pPr>
+        <w:rPr>
+          <w:color w:val="000000" w:themeColor="text1"/>
+        </w:rPr>
+      </w:pPr>
+      <w:r>
+        <w:rPr>
+          <w:color w:val="000000" w:themeColor="text1"/>
+        </w:rPr>
+        <w:t xml:space="preserve">Please do not obstruct the </w:t>
+      </w:r>
+      <w:r>
+        <w:rPr>
+          <w:color w:val="000000" w:themeColor="text1"/>
+          <w:highlight w:val="yellow"/>
+        </w:rPr>
+        <w:t>concourse</w:t>
+      </w:r>
+      <w:r>
+        <w:rPr>
+          <w:color w:val="000000" w:themeColor="text1"/>
+        </w:rPr>
+        <w:t xml:space="preserve"> area by sitting on the ground </w:t>
+      </w:r>
+      <w:r>
+        <w:rPr>
+          <w:rFonts w:hint="eastAsia"/>
+          <w:color w:val="000000" w:themeColor="text1"/>
+        </w:rPr>
+        <w:t>(</w:t>
+      </w:r>
+      <w:r>
+        <w:rPr>
+          <w:strike/>
+          <w:color w:val="000000" w:themeColor="text1"/>
+        </w:rPr>
+        <w:t>in order</w:t>
+      </w:r>
+      <w:r>
+        <w:rPr>
+          <w:color w:val="000000" w:themeColor="text1"/>
+        </w:rPr>
+        <w:t xml:space="preserve">) </w:t>
+      </w:r>
+      <w:r>
+        <w:rPr>
+          <w:color w:val="00B0F0"/>
+        </w:rPr>
+        <w:t xml:space="preserve">to allow </w:t>
+      </w:r>
+      <w:r>
+        <w:rPr>
+          <w:color w:val="000000" w:themeColor="text1"/>
+        </w:rPr>
+        <w:t>other passengers to move freely.</w:t>
+      </w:r>
+    </w:p>
+    <w:p>
+      <w:pPr>
+        <w:rPr>
+          <w:color w:val="000000" w:themeColor="text1"/>
+        </w:rPr>
+      </w:pPr>
+      <w:r>
+        <w:rPr>
+          <w:color w:val="000000" w:themeColor="text1"/>
+        </w:rPr>
+        <w:t>(A)</w:t>
+      </w:r>
+      <w:r>
+        <w:rPr>
+          <w:color w:val="000000" w:themeColor="text1"/>
+        </w:rPr>
+        <w:t>gymnasium</w:t>
+      </w:r>
+      <w:r>
+        <w:rPr>
+          <w:rFonts w:hint="eastAsia"/>
+          <w:color w:val="000000" w:themeColor="text1"/>
+        </w:rPr>
+        <w:t xml:space="preserve"> </w:t>
+      </w:r>
+      <w:r>
+        <w:rPr>
+          <w:rFonts w:hint="eastAsia"/>
+          <w:color w:val="000000" w:themeColor="text1"/>
+        </w:rPr>
+        <w:t>健身房</w:t>
+      </w:r>
+      <w:r>
+        <w:rPr>
+          <w:color w:val="000000" w:themeColor="text1"/>
+        </w:rPr>
+        <w:t>(B)cafeteria</w:t>
+      </w:r>
+      <w:r>
+        <w:rPr>
+          <w:rFonts w:hint="eastAsia"/>
+          <w:color w:val="000000" w:themeColor="text1"/>
+        </w:rPr>
+        <w:t xml:space="preserve"> </w:t>
+      </w:r>
+      <w:r>
+        <w:rPr>
+          <w:rFonts w:hint="eastAsia"/>
+          <w:color w:val="000000" w:themeColor="text1"/>
+        </w:rPr>
+        <w:t>自助餐廳</w:t>
+      </w:r>
+      <w:r>
+        <w:rPr>
+          <w:color w:val="000000" w:themeColor="text1"/>
+          <w:highlight w:val="yellow"/>
+        </w:rPr>
+        <w:t>(C)concourse</w:t>
+      </w:r>
+      <w:r>
+        <w:rPr>
+          <w:rFonts w:hint="eastAsia"/>
+          <w:color w:val="000000" w:themeColor="text1"/>
+          <w:highlight w:val="yellow"/>
+        </w:rPr>
+        <w:t>大廳</w:t>
+      </w:r>
+      <w:r>
+        <w:rPr>
+          <w:color w:val="000000" w:themeColor="text1"/>
+        </w:rPr>
+        <w:t>(D)bistro</w:t>
+      </w:r>
+      <w:r>
+        <w:rPr>
+          <w:rFonts w:hint="eastAsia"/>
+          <w:color w:val="000000" w:themeColor="text1"/>
+        </w:rPr>
+        <w:t>餐館</w:t>
+      </w:r>
+    </w:p>
+    <w:p>
+      <w:pPr>
+        <w:rPr>
+          <w:color w:val="000000" w:themeColor="text1"/>
+        </w:rPr>
+      </w:pPr>
+    </w:p>
+    <w:p>
+      <w:pPr>
+        <w:rPr>
+          <w:color w:val="000000" w:themeColor="text1"/>
+        </w:rPr>
+      </w:pPr>
+      <w:r>
+        <w:rPr>
+          <w:color w:val="000000" w:themeColor="text1"/>
+        </w:rPr>
+        <w:t>Obstruct v.</w:t>
+      </w:r>
+      <w:r>
+        <w:rPr>
+          <w:rFonts w:hint="eastAsia"/>
+          <w:color w:val="000000" w:themeColor="text1"/>
+        </w:rPr>
+        <w:t>阻擋、</w:t>
+      </w:r>
+      <w:r>
+        <w:rPr>
+          <w:color w:val="000000" w:themeColor="text1"/>
+        </w:rPr>
+        <w:t>ground</w:t>
+      </w:r>
+      <w:r>
+        <w:rPr>
+          <w:rFonts w:hint="eastAsia"/>
+          <w:color w:val="000000" w:themeColor="text1"/>
+        </w:rPr>
+        <w:t xml:space="preserve"> </w:t>
+      </w:r>
+      <w:r>
+        <w:rPr>
+          <w:color w:val="000000" w:themeColor="text1"/>
+        </w:rPr>
+        <w:t>n.</w:t>
+      </w:r>
+      <w:r>
+        <w:rPr>
+          <w:rFonts w:hint="eastAsia"/>
+          <w:color w:val="000000" w:themeColor="text1"/>
+        </w:rPr>
+        <w:t>地板、</w:t>
+      </w:r>
+      <w:r>
+        <w:rPr>
+          <w:color w:val="000000" w:themeColor="text1"/>
+        </w:rPr>
+        <w:t>freely  adv.</w:t>
+      </w:r>
+      <w:r>
+        <w:rPr>
+          <w:rFonts w:hint="eastAsia"/>
+          <w:color w:val="000000" w:themeColor="text1"/>
+        </w:rPr>
+        <w:t>自在的、</w:t>
+      </w:r>
+      <w:r>
+        <w:rPr>
+          <w:rFonts w:hint="eastAsia"/>
+          <w:color w:val="000000" w:themeColor="text1"/>
+        </w:rPr>
+        <w:t>l</w:t>
+      </w:r>
+      <w:r>
+        <w:rPr>
+          <w:color w:val="000000" w:themeColor="text1"/>
+        </w:rPr>
+        <w:t>obby</w:t>
+      </w:r>
+      <w:r>
+        <w:rPr>
+          <w:rFonts w:hint="eastAsia"/>
+          <w:color w:val="000000" w:themeColor="text1"/>
+        </w:rPr>
+        <w:t>大樓大廳</w:t>
+      </w:r>
+    </w:p>
+    <w:p>
+      <w:pPr>
+        <w:rPr>
+          <w:color w:val="000000" w:themeColor="text1"/>
+        </w:rPr>
+      </w:pPr>
+      <w:r>
+        <w:rPr>
+          <w:color w:val="000000" w:themeColor="text1"/>
+        </w:rPr>
+        <w:t>S+allow+O+to V</w:t>
+      </w:r>
+    </w:p>
+    <w:p>
+      <w:pPr>
+        <w:rPr>
+          <w:color w:val="000000" w:themeColor="text1"/>
+        </w:rPr>
+      </w:pPr>
+    </w:p>
+    <w:p>
+      <w:pPr>
+        <w:rPr>
+          <w:color w:val="000000" w:themeColor="text1"/>
+        </w:rPr>
+      </w:pPr>
+      <w:r>
+        <w:rPr>
+          <w:color w:val="000000" w:themeColor="text1"/>
+        </w:rPr>
+        <w:t xml:space="preserve">You may collect your medication from a </w:t>
       </w:r>
       <w:proofErr w:type="gramStart"/>
       <w:r>
         <w:rPr>
-          <w:rFonts w:hint="eastAsia"/>
-          <w:color w:val="000000" w:themeColor="text1"/>
-        </w:rPr>
-        <w:t>期間</w:t>
-      </w:r>
-      <w:r>
-        <w:rPr>
-          <w:color w:val="000000" w:themeColor="text1"/>
-        </w:rPr>
-        <w:t>(</w:t>
+          <w:color w:val="000000" w:themeColor="text1"/>
+        </w:rPr>
+        <w:t>nearby  if</w:t>
       </w:r>
       <w:proofErr w:type="gramEnd"/>
       <w:r>
         <w:rPr>
           <w:color w:val="000000" w:themeColor="text1"/>
         </w:rPr>
-        <w:t>B)either</w:t>
-      </w:r>
-      <w:r>
-        <w:rPr>
-          <w:rFonts w:hint="eastAsia"/>
-          <w:color w:val="000000" w:themeColor="text1"/>
-        </w:rPr>
-        <w:t>或</w:t>
-      </w:r>
-      <w:r>
-        <w:rPr>
-          <w:color w:val="000000" w:themeColor="text1"/>
-        </w:rPr>
-        <w:t>A</w:t>
-      </w:r>
-      <w:r>
-        <w:rPr>
-          <w:rFonts w:hint="eastAsia"/>
-          <w:color w:val="000000" w:themeColor="text1"/>
-        </w:rPr>
-        <w:t>或</w:t>
-      </w:r>
-      <w:r>
-        <w:rPr>
-          <w:color w:val="000000" w:themeColor="text1"/>
-        </w:rPr>
-        <w:t>B</w:t>
-      </w:r>
-      <w:r>
-        <w:rPr>
-          <w:color w:val="000000" w:themeColor="text1"/>
-        </w:rPr>
-        <w:t>(C)besides</w:t>
-      </w:r>
-      <w:r>
-        <w:rPr>
-          <w:rFonts w:hint="eastAsia"/>
-          <w:color w:val="000000" w:themeColor="text1"/>
-        </w:rPr>
-        <w:t>除此之外</w:t>
-      </w:r>
-      <w:r>
-        <w:rPr>
-          <w:color w:val="000000" w:themeColor="text1"/>
-          <w:highlight w:val="yellow"/>
-        </w:rPr>
-        <w:t>(D)until</w:t>
-      </w:r>
-      <w:r>
-        <w:rPr>
-          <w:rFonts w:hint="eastAsia"/>
-          <w:color w:val="000000" w:themeColor="text1"/>
-          <w:highlight w:val="yellow"/>
-        </w:rPr>
-        <w:t>直到</w:t>
-      </w:r>
-    </w:p>
-    <w:p>
-      <w:pPr>
-        <w:rPr>
-          <w:color w:val="000000" w:themeColor="text1"/>
-        </w:rPr>
-      </w:pPr>
-    </w:p>
-    <w:p>
-      <w:pPr>
-        <w:rPr>
-          <w:color w:val="000000" w:themeColor="text1"/>
-        </w:rPr>
-      </w:pPr>
-      <w:r>
-        <w:rPr>
-          <w:color w:val="000000" w:themeColor="text1"/>
-        </w:rPr>
-        <w:t>are to be remained</w:t>
-      </w:r>
-      <w:r>
-        <w:rPr>
-          <w:rFonts w:hint="eastAsia"/>
-          <w:color w:val="000000" w:themeColor="text1"/>
-        </w:rPr>
-        <w:t xml:space="preserve"> </w:t>
-      </w:r>
-      <w:r>
-        <w:rPr>
-          <w:rFonts w:hint="eastAsia"/>
-          <w:color w:val="000000" w:themeColor="text1"/>
-        </w:rPr>
-        <w:t>應該要被</w:t>
-      </w:r>
-      <w:r>
-        <w:rPr>
-          <w:color w:val="000000" w:themeColor="text1"/>
-        </w:rPr>
-        <w:t>…</w:t>
-      </w:r>
-      <w:r>
-        <w:rPr>
-          <w:rFonts w:hint="eastAsia"/>
-          <w:color w:val="000000" w:themeColor="text1"/>
-        </w:rPr>
-        <w:t xml:space="preserve"> </w:t>
-      </w:r>
-      <w:r>
-        <w:rPr>
-          <w:rFonts w:hint="eastAsia"/>
-          <w:color w:val="000000" w:themeColor="text1"/>
-        </w:rPr>
-        <w:t>維持</w:t>
-      </w:r>
-      <w:r>
-        <w:rPr>
-          <w:rFonts w:hint="eastAsia"/>
-          <w:color w:val="000000" w:themeColor="text1"/>
-        </w:rPr>
-        <w:t>.</w:t>
-      </w:r>
-      <w:r>
-        <w:rPr>
-          <w:color w:val="000000" w:themeColor="text1"/>
-        </w:rPr>
-        <w:t>.</w:t>
-      </w:r>
-      <w:r>
-        <w:rPr>
-          <w:rFonts w:hint="eastAsia"/>
-          <w:color w:val="000000" w:themeColor="text1"/>
-        </w:rPr>
-        <w:t>狀態、</w:t>
-      </w:r>
-      <w:r>
-        <w:rPr>
-          <w:color w:val="000000" w:themeColor="text1"/>
-        </w:rPr>
-        <w:t>flight mode</w:t>
-      </w:r>
-      <w:r>
-        <w:rPr>
-          <w:rFonts w:hint="eastAsia"/>
-          <w:color w:val="000000" w:themeColor="text1"/>
-        </w:rPr>
-        <w:t>飛航、</w:t>
-      </w:r>
-      <w:r>
-        <w:rPr>
-          <w:color w:val="000000" w:themeColor="text1"/>
-        </w:rPr>
-        <w:t>aircraft</w:t>
-      </w:r>
-      <w:r>
-        <w:rPr>
-          <w:rFonts w:hint="eastAsia"/>
-          <w:color w:val="000000" w:themeColor="text1"/>
-        </w:rPr>
-        <w:t>飛機</w:t>
-      </w:r>
-    </w:p>
-    <w:p>
-      <w:pPr>
-        <w:rPr>
-          <w:color w:val="000000" w:themeColor="text1"/>
-        </w:rPr>
-      </w:pPr>
-      <w:r>
-        <w:rPr>
-          <w:color w:val="000000" w:themeColor="text1"/>
-        </w:rPr>
-        <w:t xml:space="preserve">touches </w:t>
-      </w:r>
-      <w:proofErr w:type="spellStart"/>
-      <w:r>
-        <w:rPr>
-          <w:color w:val="000000" w:themeColor="text1"/>
-        </w:rPr>
-        <w:t>dwon</w:t>
-      </w:r>
-      <w:proofErr w:type="spellEnd"/>
-      <w:r>
-        <w:rPr>
-          <w:rFonts w:hint="eastAsia"/>
-          <w:color w:val="000000" w:themeColor="text1"/>
-        </w:rPr>
-        <w:t>降落、</w:t>
-      </w:r>
-      <w:r>
-        <w:rPr>
-          <w:rFonts w:hint="eastAsia"/>
-          <w:color w:val="000000" w:themeColor="text1"/>
-        </w:rPr>
-        <w:t>b</w:t>
-      </w:r>
-      <w:r>
-        <w:rPr>
-          <w:color w:val="000000" w:themeColor="text1"/>
-        </w:rPr>
-        <w:t>eside</w:t>
-      </w:r>
-      <w:r>
-        <w:rPr>
-          <w:rFonts w:hint="eastAsia"/>
-          <w:color w:val="000000" w:themeColor="text1"/>
-        </w:rPr>
-        <w:t>旁邊</w:t>
-      </w:r>
-    </w:p>
-    <w:p>
-      <w:pPr>
-        <w:rPr>
-          <w:color w:val="000000" w:themeColor="text1"/>
-        </w:rPr>
-      </w:pPr>
-    </w:p>
-    <w:p>
-      <w:pPr>
-        <w:rPr>
-          <w:color w:val="000000" w:themeColor="text1"/>
-        </w:rPr>
-      </w:pPr>
-      <w:r>
-        <w:rPr>
-          <w:color w:val="000000" w:themeColor="text1"/>
-        </w:rPr>
-        <w:t>After you have read through</w:t>
-      </w:r>
-      <w:r>
-        <w:rPr>
-          <w:rFonts w:hint="eastAsia"/>
-          <w:color w:val="000000" w:themeColor="text1"/>
-        </w:rPr>
-        <w:t xml:space="preserve"> </w:t>
-      </w:r>
-      <w:r>
-        <w:rPr>
-          <w:color w:val="000000" w:themeColor="text1"/>
-        </w:rPr>
-        <w:t xml:space="preserve">the conditions on the </w:t>
+        <w:t xml:space="preserve"> you have a doctor,s prescription</w:t>
+      </w:r>
+    </w:p>
+    <w:p>
+      <w:pPr>
+        <w:rPr>
+          <w:color w:val="000000" w:themeColor="text1"/>
+        </w:rPr>
+      </w:pPr>
+      <w:r>
+        <w:rPr>
+          <w:color w:val="000000" w:themeColor="text1"/>
+        </w:rPr>
+        <w:t>(A)</w:t>
+      </w:r>
+      <w:r>
+        <w:rPr>
+          <w:color w:val="000000" w:themeColor="text1"/>
+        </w:rPr>
+        <w:t>physicist</w:t>
+      </w:r>
+      <w:r>
+        <w:rPr>
+          <w:rFonts w:hint="eastAsia"/>
+          <w:color w:val="000000" w:themeColor="text1"/>
+        </w:rPr>
+        <w:t>物理學家</w:t>
+      </w:r>
+      <w:r>
+        <w:rPr>
+          <w:color w:val="000000" w:themeColor="text1"/>
+        </w:rPr>
+        <w:t>(B)physician</w:t>
+      </w:r>
+      <w:r>
+        <w:rPr>
+          <w:rFonts w:hint="eastAsia"/>
+          <w:color w:val="000000" w:themeColor="text1"/>
+        </w:rPr>
+        <w:t>醫生</w:t>
+      </w:r>
+      <w:r>
+        <w:rPr>
+          <w:color w:val="000000" w:themeColor="text1"/>
+        </w:rPr>
+        <w:t>(C)pharmacy</w:t>
+      </w:r>
+      <w:r>
+        <w:rPr>
+          <w:rFonts w:hint="eastAsia"/>
+          <w:color w:val="000000" w:themeColor="text1"/>
+        </w:rPr>
+        <w:t>藥局</w:t>
+      </w:r>
+      <w:r>
+        <w:rPr>
+          <w:color w:val="000000" w:themeColor="text1"/>
+        </w:rPr>
+        <w:t>(D)photographer</w:t>
+      </w:r>
+      <w:r>
+        <w:rPr>
+          <w:rFonts w:hint="eastAsia"/>
+          <w:color w:val="000000" w:themeColor="text1"/>
+        </w:rPr>
+        <w:t>攝影師</w:t>
+      </w:r>
+    </w:p>
+    <w:p>
+      <w:pPr>
+        <w:rPr>
+          <w:color w:val="000000" w:themeColor="text1"/>
+        </w:rPr>
+      </w:pPr>
+    </w:p>
+    <w:p>
+      <w:pPr>
+        <w:rPr>
+          <w:color w:val="000000" w:themeColor="text1"/>
+        </w:rPr>
+      </w:pPr>
+      <w:r>
+        <w:rPr>
+          <w:color w:val="000000" w:themeColor="text1"/>
+        </w:rPr>
+        <w:t>Collect v.</w:t>
+      </w:r>
+      <w:r>
+        <w:rPr>
+          <w:rFonts w:hint="eastAsia"/>
+          <w:color w:val="000000" w:themeColor="text1"/>
+        </w:rPr>
+        <w:t>收集</w:t>
+      </w:r>
+      <w:r>
+        <w:rPr>
+          <w:rFonts w:hint="eastAsia"/>
+          <w:color w:val="000000" w:themeColor="text1"/>
+        </w:rPr>
+        <w:t>/</w:t>
+      </w:r>
+      <w:r>
+        <w:rPr>
+          <w:rFonts w:hint="eastAsia"/>
+          <w:color w:val="000000" w:themeColor="text1"/>
+        </w:rPr>
+        <w:t>領取</w:t>
+      </w:r>
+      <w:r>
+        <w:rPr>
+          <w:rFonts w:hint="eastAsia"/>
+          <w:color w:val="000000" w:themeColor="text1"/>
+        </w:rPr>
+        <w:t>/</w:t>
+      </w:r>
+      <w:r>
+        <w:rPr>
+          <w:rFonts w:hint="eastAsia"/>
+          <w:color w:val="000000" w:themeColor="text1"/>
+        </w:rPr>
+        <w:t>堆積、</w:t>
+      </w:r>
+      <w:r>
+        <w:rPr>
+          <w:color w:val="000000" w:themeColor="text1"/>
+        </w:rPr>
+        <w:t>medication</w:t>
+      </w:r>
+      <w:r>
+        <w:rPr>
+          <w:rFonts w:hint="eastAsia"/>
+          <w:color w:val="000000" w:themeColor="text1"/>
+        </w:rPr>
+        <w:t xml:space="preserve"> </w:t>
+      </w:r>
+      <w:r>
+        <w:rPr>
+          <w:color w:val="000000" w:themeColor="text1"/>
+        </w:rPr>
+        <w:t>n.</w:t>
+      </w:r>
+      <w:r>
+        <w:rPr>
+          <w:rFonts w:hint="eastAsia"/>
+          <w:color w:val="000000" w:themeColor="text1"/>
+        </w:rPr>
+        <w:t>藥物、</w:t>
+      </w:r>
+      <w:r>
+        <w:rPr>
+          <w:color w:val="000000" w:themeColor="text1"/>
+        </w:rPr>
+        <w:t>prescription</w:t>
+      </w:r>
+      <w:r>
+        <w:rPr>
+          <w:rFonts w:hint="eastAsia"/>
+          <w:color w:val="000000" w:themeColor="text1"/>
+        </w:rPr>
+        <w:t xml:space="preserve"> </w:t>
+      </w:r>
+      <w:r>
+        <w:rPr>
+          <w:color w:val="000000" w:themeColor="text1"/>
+        </w:rPr>
+        <w:t>n.</w:t>
+      </w:r>
+      <w:r>
+        <w:rPr>
+          <w:rFonts w:hint="eastAsia"/>
+          <w:color w:val="000000" w:themeColor="text1"/>
+        </w:rPr>
+        <w:t>處方</w:t>
+      </w:r>
+    </w:p>
+    <w:p>
+      <w:pPr>
+        <w:rPr>
+          <w:color w:val="000000" w:themeColor="text1"/>
+        </w:rPr>
+      </w:pPr>
+      <w:r>
+        <w:rPr>
+          <w:color w:val="000000" w:themeColor="text1"/>
+        </w:rPr>
+        <w:t>Write a prescription</w:t>
+      </w:r>
+      <w:r>
+        <w:rPr>
+          <w:rFonts w:hint="eastAsia"/>
+          <w:color w:val="000000" w:themeColor="text1"/>
+        </w:rPr>
+        <w:t>開處方藥</w:t>
+      </w:r>
+    </w:p>
+    <w:p>
+      <w:pPr>
+        <w:rPr>
+          <w:color w:val="000000" w:themeColor="text1"/>
+        </w:rPr>
+      </w:pPr>
+    </w:p>
+    <w:p>
+      <w:pPr>
+        <w:rPr>
+          <w:color w:val="000000" w:themeColor="text1"/>
+        </w:rPr>
+      </w:pPr>
+      <w:r>
+        <w:rPr>
+          <w:color w:val="000000" w:themeColor="text1"/>
+        </w:rPr>
+        <w:t xml:space="preserve">A call was made to </w:t>
+      </w:r>
+      <w:r>
+        <w:rPr>
+          <w:color w:val="000000" w:themeColor="text1"/>
+          <w:highlight w:val="yellow"/>
+        </w:rPr>
+        <w:t>expedite</w:t>
+      </w:r>
+      <w:r>
+        <w:rPr>
+          <w:color w:val="000000" w:themeColor="text1"/>
+        </w:rPr>
+        <w:t xml:space="preserve"> the shipment day to an earlier date.</w:t>
+      </w:r>
+    </w:p>
+    <w:p>
+      <w:pPr>
+        <w:rPr>
+          <w:color w:val="000000" w:themeColor="text1"/>
+        </w:rPr>
+      </w:pPr>
+      <w:r>
+        <w:rPr>
+          <w:color w:val="000000" w:themeColor="text1"/>
+          <w:highlight w:val="yellow"/>
+        </w:rPr>
+        <w:t>(A)expedite</w:t>
+      </w:r>
+      <w:r>
+        <w:rPr>
+          <w:rFonts w:hint="eastAsia"/>
+          <w:color w:val="000000" w:themeColor="text1"/>
+          <w:highlight w:val="yellow"/>
+        </w:rPr>
+        <w:t>加入處理</w:t>
+      </w:r>
+      <w:r>
+        <w:rPr>
+          <w:color w:val="000000" w:themeColor="text1"/>
+        </w:rPr>
+        <w:t>(B)extend</w:t>
+      </w:r>
+      <w:r>
+        <w:rPr>
+          <w:rFonts w:hint="eastAsia"/>
+          <w:color w:val="000000" w:themeColor="text1"/>
+        </w:rPr>
+        <w:t>延伸</w:t>
+      </w:r>
+      <w:r>
+        <w:rPr>
+          <w:rFonts w:hint="eastAsia"/>
+          <w:color w:val="000000" w:themeColor="text1"/>
+        </w:rPr>
+        <w:t>/</w:t>
+      </w:r>
+      <w:r>
+        <w:rPr>
+          <w:rFonts w:hint="eastAsia"/>
+          <w:color w:val="000000" w:themeColor="text1"/>
+        </w:rPr>
+        <w:t>延展</w:t>
+      </w:r>
+      <w:r>
+        <w:rPr>
+          <w:color w:val="000000" w:themeColor="text1"/>
+        </w:rPr>
+        <w:t>(C)expand</w:t>
+      </w:r>
+      <w:r>
+        <w:rPr>
+          <w:rFonts w:hint="eastAsia"/>
+          <w:color w:val="000000" w:themeColor="text1"/>
+        </w:rPr>
+        <w:t>拓展</w:t>
+      </w:r>
+      <w:r>
+        <w:rPr>
+          <w:rFonts w:hint="eastAsia"/>
+          <w:color w:val="000000" w:themeColor="text1"/>
+        </w:rPr>
+        <w:t>/</w:t>
+      </w:r>
+      <w:r>
+        <w:rPr>
+          <w:rFonts w:hint="eastAsia"/>
+          <w:color w:val="000000" w:themeColor="text1"/>
+        </w:rPr>
+        <w:t>膨脹</w:t>
+      </w:r>
+      <w:r>
+        <w:rPr>
+          <w:color w:val="000000" w:themeColor="text1"/>
+        </w:rPr>
+        <w:t>(D)exploit</w:t>
+      </w:r>
+      <w:r>
+        <w:rPr>
+          <w:rFonts w:hint="eastAsia"/>
+          <w:color w:val="000000" w:themeColor="text1"/>
+        </w:rPr>
+        <w:t>利用</w:t>
+      </w:r>
+      <w:r>
+        <w:rPr>
+          <w:rFonts w:hint="eastAsia"/>
+          <w:color w:val="000000" w:themeColor="text1"/>
+        </w:rPr>
+        <w:t>/</w:t>
+      </w:r>
+      <w:r>
+        <w:rPr>
+          <w:rFonts w:hint="eastAsia"/>
+          <w:color w:val="000000" w:themeColor="text1"/>
+        </w:rPr>
+        <w:t>剝削</w:t>
+      </w:r>
+    </w:p>
+    <w:p>
+      <w:pPr>
+        <w:rPr>
+          <w:color w:val="000000" w:themeColor="text1"/>
+        </w:rPr>
+      </w:pPr>
+      <w:r>
+        <w:rPr>
+          <w:color w:val="000000" w:themeColor="text1"/>
+        </w:rPr>
+        <w:t xml:space="preserve">shipment day </w:t>
+      </w:r>
+      <w:r>
+        <w:rPr>
+          <w:rFonts w:hint="eastAsia"/>
+          <w:color w:val="000000" w:themeColor="text1"/>
+        </w:rPr>
+        <w:t>出貨日、</w:t>
+      </w:r>
+      <w:r>
+        <w:rPr>
+          <w:color w:val="000000" w:themeColor="text1"/>
+        </w:rPr>
+        <w:t>earlier</w:t>
+      </w:r>
+      <w:r>
+        <w:rPr>
+          <w:rFonts w:hint="eastAsia"/>
+          <w:color w:val="000000" w:themeColor="text1"/>
+        </w:rPr>
+        <w:t xml:space="preserve"> </w:t>
+      </w:r>
+      <w:r>
+        <w:rPr>
+          <w:rFonts w:hint="eastAsia"/>
+          <w:color w:val="000000" w:themeColor="text1"/>
+        </w:rPr>
+        <w:t>更早的</w:t>
+      </w:r>
+    </w:p>
+    <w:p>
+      <w:pPr>
+        <w:rPr>
+          <w:color w:val="000000" w:themeColor="text1"/>
+        </w:rPr>
+      </w:pPr>
+    </w:p>
+    <w:p>
+      <w:pPr>
+        <w:rPr>
+          <w:color w:val="000000" w:themeColor="text1"/>
+        </w:rPr>
+      </w:pPr>
+      <w:r>
+        <w:rPr>
+          <w:color w:val="000000" w:themeColor="text1"/>
+        </w:rPr>
+        <w:t xml:space="preserve">To maintain a healthy </w:t>
       </w:r>
       <w:proofErr w:type="gramStart"/>
       <w:r>
         <w:rPr>
           <w:color w:val="000000" w:themeColor="text1"/>
-          <w:highlight w:val="yellow"/>
-        </w:rPr>
-        <w:t>lease</w:t>
-      </w:r>
-      <w:r>
-        <w:rPr>
-          <w:color w:val="000000" w:themeColor="text1"/>
-        </w:rPr>
-        <w:t xml:space="preserve"> ,please</w:t>
-      </w:r>
-      <w:proofErr w:type="gramEnd"/>
-      <w:r>
-        <w:rPr>
-          <w:color w:val="000000" w:themeColor="text1"/>
-        </w:rPr>
-        <w:t xml:space="preserve"> sign your name at the bottom.</w:t>
-      </w:r>
-    </w:p>
-    <w:p>
-      <w:pPr>
-        <w:rPr>
-          <w:color w:val="000000" w:themeColor="text1"/>
-        </w:rPr>
-      </w:pPr>
-      <w:r>
-        <w:rPr>
-          <w:color w:val="000000" w:themeColor="text1"/>
-        </w:rPr>
-        <w:t>(A)</w:t>
-      </w:r>
-      <w:r>
-        <w:rPr>
-          <w:color w:val="000000" w:themeColor="text1"/>
-        </w:rPr>
-        <w:t>recipes</w:t>
-      </w:r>
-      <w:r>
-        <w:rPr>
-          <w:rFonts w:hint="eastAsia"/>
-          <w:color w:val="000000" w:themeColor="text1"/>
-        </w:rPr>
-        <w:t>食譜</w:t>
-      </w:r>
-      <w:r>
-        <w:rPr>
-          <w:rFonts w:hint="eastAsia"/>
-          <w:color w:val="000000" w:themeColor="text1"/>
-        </w:rPr>
-        <w:t>(</w:t>
-      </w:r>
-      <w:r>
-        <w:rPr>
-          <w:color w:val="000000" w:themeColor="text1"/>
-        </w:rPr>
-        <w:t>B)posters</w:t>
-      </w:r>
-      <w:r>
-        <w:rPr>
-          <w:rFonts w:hint="eastAsia"/>
-          <w:color w:val="000000" w:themeColor="text1"/>
-        </w:rPr>
-        <w:t>海報</w:t>
-      </w:r>
-      <w:r>
-        <w:rPr>
-          <w:color w:val="000000" w:themeColor="text1"/>
-          <w:highlight w:val="yellow"/>
-        </w:rPr>
-        <w:t>(C)lease</w:t>
-      </w:r>
-      <w:r>
-        <w:rPr>
-          <w:rFonts w:hint="eastAsia"/>
-          <w:color w:val="000000" w:themeColor="text1"/>
-          <w:highlight w:val="yellow"/>
-        </w:rPr>
-        <w:t>租約</w:t>
-      </w:r>
-      <w:r>
-        <w:rPr>
-          <w:color w:val="000000" w:themeColor="text1"/>
-        </w:rPr>
-        <w:t>(D)route</w:t>
-      </w:r>
-      <w:r>
-        <w:rPr>
-          <w:rFonts w:hint="eastAsia"/>
-          <w:color w:val="000000" w:themeColor="text1"/>
-        </w:rPr>
-        <w:t>路線</w:t>
-      </w:r>
-    </w:p>
-    <w:p>
-      <w:pPr>
-        <w:rPr>
-          <w:color w:val="000000" w:themeColor="text1"/>
-        </w:rPr>
-      </w:pPr>
-      <w:r>
-        <w:rPr>
-          <w:color w:val="000000" w:themeColor="text1"/>
-        </w:rPr>
-        <w:t xml:space="preserve">read through </w:t>
-      </w:r>
-      <w:r>
-        <w:rPr>
-          <w:rFonts w:hint="eastAsia"/>
-          <w:color w:val="000000" w:themeColor="text1"/>
-        </w:rPr>
-        <w:t>閱讀過、</w:t>
-      </w:r>
-      <w:r>
-        <w:rPr>
-          <w:color w:val="000000" w:themeColor="text1"/>
-        </w:rPr>
-        <w:t>sign</w:t>
-      </w:r>
-      <w:r>
-        <w:rPr>
-          <w:rFonts w:hint="eastAsia"/>
-          <w:color w:val="000000" w:themeColor="text1"/>
-        </w:rPr>
-        <w:t xml:space="preserve"> </w:t>
-      </w:r>
-      <w:r>
-        <w:rPr>
-          <w:color w:val="000000" w:themeColor="text1"/>
-        </w:rPr>
-        <w:t>v.</w:t>
-      </w:r>
-      <w:r>
-        <w:rPr>
-          <w:rFonts w:hint="eastAsia"/>
-          <w:color w:val="000000" w:themeColor="text1"/>
-        </w:rPr>
-        <w:t>簽名、</w:t>
-      </w:r>
-      <w:r>
-        <w:rPr>
-          <w:color w:val="000000" w:themeColor="text1"/>
-        </w:rPr>
-        <w:t>bottom</w:t>
-      </w:r>
-      <w:r>
-        <w:rPr>
-          <w:rFonts w:hint="eastAsia"/>
-          <w:color w:val="000000" w:themeColor="text1"/>
-        </w:rPr>
-        <w:t xml:space="preserve"> </w:t>
-      </w:r>
-      <w:r>
-        <w:rPr>
-          <w:color w:val="000000" w:themeColor="text1"/>
-        </w:rPr>
-        <w:t>n.</w:t>
-      </w:r>
-      <w:r>
-        <w:rPr>
-          <w:rFonts w:hint="eastAsia"/>
-          <w:color w:val="000000" w:themeColor="text1"/>
-        </w:rPr>
-        <w:t>下方</w:t>
-      </w:r>
-    </w:p>
-    <w:p>
-      <w:pPr>
-        <w:rPr>
-          <w:color w:val="000000" w:themeColor="text1"/>
-        </w:rPr>
-      </w:pPr>
-    </w:p>
-    <w:p>
-      <w:pPr>
-        <w:rPr>
-          <w:color w:val="000000" w:themeColor="text1"/>
-        </w:rPr>
-      </w:pPr>
-      <w:r>
-        <w:rPr>
-          <w:color w:val="000000" w:themeColor="text1"/>
-        </w:rPr>
-        <w:t xml:space="preserve">Please do not obstruct the </w:t>
-      </w:r>
-      <w:r>
-        <w:rPr>
-          <w:color w:val="000000" w:themeColor="text1"/>
-          <w:highlight w:val="yellow"/>
-        </w:rPr>
-        <w:t>concourse</w:t>
-      </w:r>
-      <w:r>
-        <w:rPr>
-          <w:color w:val="000000" w:themeColor="text1"/>
-        </w:rPr>
-        <w:t xml:space="preserve"> area by sitting on the ground </w:t>
-      </w:r>
-      <w:r>
-        <w:rPr>
-          <w:rFonts w:hint="eastAsia"/>
-          <w:color w:val="000000" w:themeColor="text1"/>
-        </w:rPr>
-        <w:t>(</w:t>
-      </w:r>
-      <w:r>
-        <w:rPr>
-          <w:strike/>
-          <w:color w:val="000000" w:themeColor="text1"/>
-        </w:rPr>
-        <w:t>in order</w:t>
-      </w:r>
-      <w:r>
-        <w:rPr>
-          <w:color w:val="000000" w:themeColor="text1"/>
-        </w:rPr>
-        <w:t xml:space="preserve">) </w:t>
-      </w:r>
-      <w:r>
-        <w:rPr>
-          <w:color w:val="00B0F0"/>
-        </w:rPr>
-        <w:t xml:space="preserve">to allow </w:t>
-      </w:r>
-      <w:r>
-        <w:rPr>
-          <w:color w:val="000000" w:themeColor="text1"/>
-        </w:rPr>
-        <w:t>other passengers to move freely.</w:t>
-      </w:r>
-    </w:p>
-    <w:p>
-      <w:pPr>
-        <w:rPr>
-          <w:color w:val="000000" w:themeColor="text1"/>
-        </w:rPr>
-      </w:pPr>
-      <w:r>
-        <w:rPr>
-          <w:color w:val="000000" w:themeColor="text1"/>
-        </w:rPr>
-        <w:t>(A)</w:t>
-      </w:r>
-      <w:r>
-        <w:rPr>
-          <w:color w:val="000000" w:themeColor="text1"/>
-        </w:rPr>
-        <w:t>gymnasium</w:t>
-      </w:r>
-      <w:r>
-        <w:rPr>
-          <w:rFonts w:hint="eastAsia"/>
-          <w:color w:val="000000" w:themeColor="text1"/>
-        </w:rPr>
-        <w:t xml:space="preserve"> </w:t>
-      </w:r>
-      <w:r>
-        <w:rPr>
-          <w:rFonts w:hint="eastAsia"/>
-          <w:color w:val="000000" w:themeColor="text1"/>
-        </w:rPr>
-        <w:t>健身房</w:t>
-      </w:r>
-      <w:r>
-        <w:rPr>
-          <w:color w:val="000000" w:themeColor="text1"/>
-        </w:rPr>
-        <w:t>(B)cafeteria</w:t>
-      </w:r>
-      <w:r>
-        <w:rPr>
-          <w:rFonts w:hint="eastAsia"/>
-          <w:color w:val="000000" w:themeColor="text1"/>
-        </w:rPr>
-        <w:t xml:space="preserve"> </w:t>
-      </w:r>
-      <w:r>
-        <w:rPr>
-          <w:rFonts w:hint="eastAsia"/>
-          <w:color w:val="000000" w:themeColor="text1"/>
-        </w:rPr>
-        <w:t>自助餐廳</w:t>
-      </w:r>
-      <w:r>
-        <w:rPr>
-          <w:color w:val="000000" w:themeColor="text1"/>
-          <w:highlight w:val="yellow"/>
-        </w:rPr>
-        <w:t>(C)concourse</w:t>
-      </w:r>
-      <w:r>
-        <w:rPr>
-          <w:rFonts w:hint="eastAsia"/>
-          <w:color w:val="000000" w:themeColor="text1"/>
-          <w:highlight w:val="yellow"/>
-        </w:rPr>
-        <w:t>大廳</w:t>
-      </w:r>
-      <w:r>
-        <w:rPr>
-          <w:color w:val="000000" w:themeColor="text1"/>
-        </w:rPr>
-        <w:t>(D)bistro</w:t>
-      </w:r>
-      <w:r>
-        <w:rPr>
-          <w:rFonts w:hint="eastAsia"/>
-          <w:color w:val="000000" w:themeColor="text1"/>
-        </w:rPr>
-        <w:t>餐館</w:t>
-      </w:r>
-    </w:p>
-    <w:p>
-      <w:pPr>
-        <w:rPr>
-          <w:color w:val="000000" w:themeColor="text1"/>
-        </w:rPr>
-      </w:pPr>
-    </w:p>
-    <w:p>
-      <w:pPr>
-        <w:rPr>
-          <w:color w:val="000000" w:themeColor="text1"/>
-        </w:rPr>
-      </w:pPr>
-      <w:r>
-        <w:rPr>
-          <w:color w:val="000000" w:themeColor="text1"/>
-        </w:rPr>
-        <w:t>Obstruct v.</w:t>
-      </w:r>
-      <w:r>
-        <w:rPr>
-          <w:rFonts w:hint="eastAsia"/>
-          <w:color w:val="000000" w:themeColor="text1"/>
-        </w:rPr>
-        <w:t>阻擋、</w:t>
-      </w:r>
-      <w:r>
-        <w:rPr>
-          <w:color w:val="000000" w:themeColor="text1"/>
-        </w:rPr>
-        <w:t>ground</w:t>
-      </w:r>
-      <w:r>
-        <w:rPr>
-          <w:rFonts w:hint="eastAsia"/>
-          <w:color w:val="000000" w:themeColor="text1"/>
-        </w:rPr>
-        <w:t xml:space="preserve"> </w:t>
-      </w:r>
-      <w:r>
-        <w:rPr>
-          <w:color w:val="000000" w:themeColor="text1"/>
-        </w:rPr>
-        <w:t>n.</w:t>
-      </w:r>
-      <w:r>
-        <w:rPr>
-          <w:rFonts w:hint="eastAsia"/>
-          <w:color w:val="000000" w:themeColor="text1"/>
-        </w:rPr>
-        <w:t>地板、</w:t>
-      </w:r>
-      <w:r>
-        <w:rPr>
-          <w:color w:val="000000" w:themeColor="text1"/>
-        </w:rPr>
-        <w:t>freely  adv.</w:t>
-      </w:r>
-      <w:r>
-        <w:rPr>
-          <w:rFonts w:hint="eastAsia"/>
-          <w:color w:val="000000" w:themeColor="text1"/>
-        </w:rPr>
-        <w:t>自在的、</w:t>
-      </w:r>
-      <w:r>
-        <w:rPr>
-          <w:rFonts w:hint="eastAsia"/>
-          <w:color w:val="000000" w:themeColor="text1"/>
-        </w:rPr>
-        <w:t>l</w:t>
-      </w:r>
-      <w:r>
-        <w:rPr>
-          <w:color w:val="000000" w:themeColor="text1"/>
-        </w:rPr>
-        <w:t>obby</w:t>
-      </w:r>
-      <w:r>
-        <w:rPr>
-          <w:rFonts w:hint="eastAsia"/>
-          <w:color w:val="000000" w:themeColor="text1"/>
-        </w:rPr>
-        <w:t>大樓大廳</w:t>
-      </w:r>
-    </w:p>
-    <w:p>
-      <w:pPr>
-        <w:rPr>
-          <w:color w:val="000000" w:themeColor="text1"/>
-        </w:rPr>
-      </w:pPr>
-      <w:proofErr w:type="spellStart"/>
-      <w:r>
-        <w:rPr>
-          <w:color w:val="000000" w:themeColor="text1"/>
-        </w:rPr>
-        <w:t>S+allow+O+to</w:t>
-      </w:r>
-      <w:proofErr w:type="spellEnd"/>
-      <w:r>
-        <w:rPr>
-          <w:color w:val="000000" w:themeColor="text1"/>
-        </w:rPr>
-        <w:t xml:space="preserve"> V</w:t>
-      </w:r>
-    </w:p>
-    <w:p>
-      <w:pPr>
-        <w:rPr>
-          <w:color w:val="000000" w:themeColor="text1"/>
-        </w:rPr>
-      </w:pPr>
-    </w:p>
-    <w:p>
-      <w:pPr>
-        <w:rPr>
-          <w:color w:val="000000" w:themeColor="text1"/>
-        </w:rPr>
-      </w:pPr>
-      <w:r>
-        <w:rPr>
-          <w:color w:val="000000" w:themeColor="text1"/>
-        </w:rPr>
-        <w:t xml:space="preserve">You may collect your medication from a </w:t>
-      </w:r>
-      <w:proofErr w:type="gramStart"/>
-      <w:r>
-        <w:rPr>
-          <w:color w:val="000000" w:themeColor="text1"/>
-        </w:rPr>
-        <w:t>nearby  if</w:t>
-      </w:r>
-      <w:proofErr w:type="gramEnd"/>
-      <w:r>
-        <w:rPr>
-          <w:color w:val="000000" w:themeColor="text1"/>
-        </w:rPr>
-        <w:t xml:space="preserve"> you have a </w:t>
-      </w:r>
-      <w:proofErr w:type="spellStart"/>
-      <w:r>
-        <w:rPr>
-          <w:color w:val="000000" w:themeColor="text1"/>
-        </w:rPr>
-        <w:t>doctor,s</w:t>
-      </w:r>
-      <w:proofErr w:type="spellEnd"/>
-      <w:r>
-        <w:rPr>
-          <w:color w:val="000000" w:themeColor="text1"/>
-        </w:rPr>
-        <w:t xml:space="preserve"> prescription</w:t>
-      </w:r>
-    </w:p>
-    <w:p>
-      <w:pPr>
-        <w:rPr>
-          <w:color w:val="000000" w:themeColor="text1"/>
-        </w:rPr>
-      </w:pPr>
-      <w:r>
-        <w:rPr>
-          <w:color w:val="000000" w:themeColor="text1"/>
-        </w:rPr>
-        <w:t>(A)</w:t>
-      </w:r>
-      <w:r>
-        <w:rPr>
-          <w:color w:val="000000" w:themeColor="text1"/>
-        </w:rPr>
-        <w:t>physicist</w:t>
-      </w:r>
-      <w:r>
-        <w:rPr>
-          <w:rFonts w:hint="eastAsia"/>
-          <w:color w:val="000000" w:themeColor="text1"/>
-        </w:rPr>
-        <w:t>物理學家</w:t>
-      </w:r>
-      <w:r>
-        <w:rPr>
-          <w:color w:val="000000" w:themeColor="text1"/>
-        </w:rPr>
-        <w:t>(B)physician</w:t>
-      </w:r>
-      <w:r>
-        <w:rPr>
-          <w:rFonts w:hint="eastAsia"/>
-          <w:color w:val="000000" w:themeColor="text1"/>
-        </w:rPr>
-        <w:t>醫生</w:t>
-      </w:r>
-      <w:r>
-        <w:rPr>
-          <w:color w:val="000000" w:themeColor="text1"/>
-        </w:rPr>
-        <w:t>(C)pharmacy</w:t>
-      </w:r>
-      <w:r>
-        <w:rPr>
-          <w:rFonts w:hint="eastAsia"/>
-          <w:color w:val="000000" w:themeColor="text1"/>
-        </w:rPr>
-        <w:t>藥局</w:t>
-      </w:r>
-      <w:r>
-        <w:rPr>
-          <w:color w:val="000000" w:themeColor="text1"/>
-        </w:rPr>
-        <w:t>(D)photographer</w:t>
-      </w:r>
-      <w:r>
-        <w:rPr>
-          <w:rFonts w:hint="eastAsia"/>
-          <w:color w:val="000000" w:themeColor="text1"/>
-        </w:rPr>
-        <w:t>攝影師</w:t>
-      </w:r>
-    </w:p>
-    <w:p>
-      <w:pPr>
-        <w:rPr>
-          <w:color w:val="000000" w:themeColor="text1"/>
-        </w:rPr>
-      </w:pPr>
-    </w:p>
-    <w:p>
-      <w:pPr>
-        <w:rPr>
-          <w:color w:val="000000" w:themeColor="text1"/>
-        </w:rPr>
-      </w:pPr>
-      <w:r>
-        <w:rPr>
-          <w:color w:val="000000" w:themeColor="text1"/>
-        </w:rPr>
-        <w:t>Collect v.</w:t>
-      </w:r>
-      <w:r>
-        <w:rPr>
-          <w:rFonts w:hint="eastAsia"/>
-          <w:color w:val="000000" w:themeColor="text1"/>
-        </w:rPr>
-        <w:t>收集</w:t>
-      </w:r>
-      <w:r>
-        <w:rPr>
-          <w:rFonts w:hint="eastAsia"/>
-          <w:color w:val="000000" w:themeColor="text1"/>
-        </w:rPr>
-        <w:t>/</w:t>
-      </w:r>
-      <w:r>
-        <w:rPr>
-          <w:rFonts w:hint="eastAsia"/>
-          <w:color w:val="000000" w:themeColor="text1"/>
-        </w:rPr>
-        <w:t>領取</w:t>
-      </w:r>
-      <w:r>
-        <w:rPr>
-          <w:rFonts w:hint="eastAsia"/>
-          <w:color w:val="000000" w:themeColor="text1"/>
-        </w:rPr>
-        <w:t>/</w:t>
-      </w:r>
-      <w:r>
-        <w:rPr>
-          <w:rFonts w:hint="eastAsia"/>
-          <w:color w:val="000000" w:themeColor="text1"/>
-        </w:rPr>
-        <w:t>堆積、</w:t>
-      </w:r>
-      <w:r>
-        <w:rPr>
-          <w:color w:val="000000" w:themeColor="text1"/>
-        </w:rPr>
-        <w:t>medication</w:t>
-      </w:r>
-      <w:r>
-        <w:rPr>
-          <w:rFonts w:hint="eastAsia"/>
-          <w:color w:val="000000" w:themeColor="text1"/>
-        </w:rPr>
-        <w:t xml:space="preserve"> </w:t>
-      </w:r>
-      <w:r>
-        <w:rPr>
-          <w:color w:val="000000" w:themeColor="text1"/>
-        </w:rPr>
-        <w:t>n.</w:t>
-      </w:r>
-      <w:r>
-        <w:rPr>
-          <w:rFonts w:hint="eastAsia"/>
-          <w:color w:val="000000" w:themeColor="text1"/>
-        </w:rPr>
-        <w:t>藥物、</w:t>
-      </w:r>
-      <w:r>
-        <w:rPr>
-          <w:color w:val="000000" w:themeColor="text1"/>
-        </w:rPr>
-        <w:t>prescription</w:t>
-      </w:r>
-      <w:r>
-        <w:rPr>
-          <w:rFonts w:hint="eastAsia"/>
-          <w:color w:val="000000" w:themeColor="text1"/>
-        </w:rPr>
-        <w:t xml:space="preserve"> </w:t>
-      </w:r>
-      <w:r>
-        <w:rPr>
-          <w:color w:val="000000" w:themeColor="text1"/>
-        </w:rPr>
-        <w:t>n.</w:t>
-      </w:r>
-      <w:r>
-        <w:rPr>
-          <w:rFonts w:hint="eastAsia"/>
-          <w:color w:val="000000" w:themeColor="text1"/>
-        </w:rPr>
-        <w:t>處方</w:t>
-      </w:r>
-    </w:p>
-    <w:p>
-      <w:pPr>
-        <w:rPr>
-          <w:color w:val="000000" w:themeColor="text1"/>
-        </w:rPr>
-      </w:pPr>
-      <w:r>
-        <w:rPr>
-          <w:color w:val="000000" w:themeColor="text1"/>
-        </w:rPr>
-        <w:t>Write a prescription</w:t>
-      </w:r>
-      <w:r>
-        <w:rPr>
-          <w:rFonts w:hint="eastAsia"/>
-          <w:color w:val="000000" w:themeColor="text1"/>
-        </w:rPr>
-        <w:t>開處方藥</w:t>
-      </w:r>
-    </w:p>
-    <w:p>
-      <w:pPr>
-        <w:rPr>
-          <w:color w:val="000000" w:themeColor="text1"/>
-        </w:rPr>
-      </w:pPr>
-    </w:p>
-    <w:p>
-      <w:pPr>
-        <w:rPr>
-          <w:color w:val="000000" w:themeColor="text1"/>
-        </w:rPr>
-      </w:pPr>
-      <w:r>
-        <w:rPr>
-          <w:color w:val="000000" w:themeColor="text1"/>
-        </w:rPr>
-        <w:t xml:space="preserve">A call was made to </w:t>
-      </w:r>
-      <w:r>
-        <w:rPr>
-          <w:color w:val="000000" w:themeColor="text1"/>
-          <w:highlight w:val="yellow"/>
-        </w:rPr>
-        <w:t>expedite</w:t>
-      </w:r>
-      <w:r>
-        <w:rPr>
-          <w:color w:val="000000" w:themeColor="text1"/>
-        </w:rPr>
-        <w:t xml:space="preserve"> the shipment day to an earlier date.</w:t>
-      </w:r>
-    </w:p>
-    <w:p>
-      <w:pPr>
-        <w:rPr>
-          <w:color w:val="000000" w:themeColor="text1"/>
-        </w:rPr>
-      </w:pPr>
-      <w:r>
-        <w:rPr>
-          <w:color w:val="000000" w:themeColor="text1"/>
-          <w:highlight w:val="yellow"/>
-        </w:rPr>
-        <w:t>(A)expedite</w:t>
-      </w:r>
-      <w:r>
-        <w:rPr>
-          <w:rFonts w:hint="eastAsia"/>
-          <w:color w:val="000000" w:themeColor="text1"/>
-          <w:highlight w:val="yellow"/>
-        </w:rPr>
-        <w:t>加入處理</w:t>
-      </w:r>
-      <w:r>
-        <w:rPr>
-          <w:color w:val="000000" w:themeColor="text1"/>
-        </w:rPr>
-        <w:t>(B)extend</w:t>
-      </w:r>
-      <w:r>
-        <w:rPr>
-          <w:rFonts w:hint="eastAsia"/>
-          <w:color w:val="000000" w:themeColor="text1"/>
-        </w:rPr>
-        <w:t>延伸</w:t>
-      </w:r>
-      <w:r>
-        <w:rPr>
-          <w:rFonts w:hint="eastAsia"/>
-          <w:color w:val="000000" w:themeColor="text1"/>
-        </w:rPr>
-        <w:t>/</w:t>
-      </w:r>
-      <w:r>
-        <w:rPr>
-          <w:rFonts w:hint="eastAsia"/>
-          <w:color w:val="000000" w:themeColor="text1"/>
-        </w:rPr>
-        <w:t>延展</w:t>
-      </w:r>
-      <w:r>
-        <w:rPr>
-          <w:color w:val="000000" w:themeColor="text1"/>
-        </w:rPr>
-        <w:t>(C)expand</w:t>
-      </w:r>
-      <w:r>
-        <w:rPr>
-          <w:rFonts w:hint="eastAsia"/>
-          <w:color w:val="000000" w:themeColor="text1"/>
-        </w:rPr>
-        <w:t>拓展</w:t>
-      </w:r>
-      <w:r>
-        <w:rPr>
-          <w:rFonts w:hint="eastAsia"/>
-          <w:color w:val="000000" w:themeColor="text1"/>
-        </w:rPr>
-        <w:t>/</w:t>
-      </w:r>
-      <w:r>
-        <w:rPr>
-          <w:rFonts w:hint="eastAsia"/>
-          <w:color w:val="000000" w:themeColor="text1"/>
-        </w:rPr>
-        <w:t>膨脹</w:t>
-      </w:r>
-      <w:r>
-        <w:rPr>
-          <w:color w:val="000000" w:themeColor="text1"/>
-        </w:rPr>
-        <w:t>(D)exploit</w:t>
-      </w:r>
-      <w:r>
-        <w:rPr>
-          <w:rFonts w:hint="eastAsia"/>
-          <w:color w:val="000000" w:themeColor="text1"/>
-        </w:rPr>
-        <w:t>利用</w:t>
-      </w:r>
-      <w:r>
-        <w:rPr>
-          <w:rFonts w:hint="eastAsia"/>
-          <w:color w:val="000000" w:themeColor="text1"/>
-        </w:rPr>
-        <w:t>/</w:t>
-      </w:r>
-      <w:r>
-        <w:rPr>
-          <w:rFonts w:hint="eastAsia"/>
-          <w:color w:val="000000" w:themeColor="text1"/>
-        </w:rPr>
-        <w:t>剝削</w:t>
-      </w:r>
-    </w:p>
-    <w:p>
-      <w:pPr>
-        <w:rPr>
-          <w:color w:val="000000" w:themeColor="text1"/>
-        </w:rPr>
-      </w:pPr>
-      <w:r>
-        <w:rPr>
-          <w:color w:val="000000" w:themeColor="text1"/>
-        </w:rPr>
-        <w:t xml:space="preserve">shipment day </w:t>
-      </w:r>
-      <w:r>
-        <w:rPr>
-          <w:rFonts w:hint="eastAsia"/>
-          <w:color w:val="000000" w:themeColor="text1"/>
-        </w:rPr>
-        <w:t>出貨日、</w:t>
-      </w:r>
-      <w:r>
-        <w:rPr>
-          <w:color w:val="000000" w:themeColor="text1"/>
-        </w:rPr>
-        <w:t>earlier</w:t>
-      </w:r>
-      <w:r>
-        <w:rPr>
-          <w:rFonts w:hint="eastAsia"/>
-          <w:color w:val="000000" w:themeColor="text1"/>
-        </w:rPr>
-        <w:t xml:space="preserve"> </w:t>
-      </w:r>
-      <w:r>
-        <w:rPr>
-          <w:rFonts w:hint="eastAsia"/>
-          <w:color w:val="000000" w:themeColor="text1"/>
-        </w:rPr>
-        <w:t>更早的</w:t>
-      </w:r>
-    </w:p>
-    <w:p>
-      <w:pPr>
-        <w:rPr>
-          <w:color w:val="000000" w:themeColor="text1"/>
-        </w:rPr>
-      </w:pPr>
-    </w:p>
-    <w:p>
-      <w:pPr>
-        <w:rPr>
-          <w:color w:val="000000" w:themeColor="text1"/>
-        </w:rPr>
-      </w:pPr>
-      <w:r>
-        <w:rPr>
-          <w:color w:val="000000" w:themeColor="text1"/>
-        </w:rPr>
-        <w:t xml:space="preserve">To maintain a healthy </w:t>
-      </w:r>
-      <w:proofErr w:type="spellStart"/>
-      <w:proofErr w:type="gramStart"/>
-      <w:r>
-        <w:rPr>
-          <w:color w:val="000000" w:themeColor="text1"/>
         </w:rPr>
         <w:t>diet,one</w:t>
       </w:r>
-      <w:proofErr w:type="spellEnd"/>
       <w:proofErr w:type="gramEnd"/>
       <w:r>
         <w:rPr>
@@ -18377,7 +17988,6 @@
         </w:rPr>
         <w:t xml:space="preserve">Upon entering the headquarters of the construction supply </w:t>
       </w:r>
-      <w:proofErr w:type="spellStart"/>
       <w:proofErr w:type="gramStart"/>
       <w:r>
         <w:rPr>
@@ -18385,7 +17995,6 @@
         </w:rPr>
         <w:t>company,you</w:t>
       </w:r>
-      <w:proofErr w:type="spellEnd"/>
       <w:proofErr w:type="gramEnd"/>
       <w:r>
         <w:rPr>
@@ -18688,7 +18297,6 @@
     <w:p>
       <w:pPr>
         <w:rPr>
-          <w:rFonts w:hint="eastAsia"/>
           <w:color w:val="000000" w:themeColor="text1"/>
         </w:rPr>
       </w:pPr>
@@ -18797,28 +18405,21 @@
     <w:p>
       <w:pPr>
         <w:rPr>
-          <w:rFonts w:hint="eastAsia"/>
-          <w:color w:val="000000" w:themeColor="text1"/>
-        </w:rPr>
-      </w:pPr>
-    </w:p>
-    <w:p>
-      <w:pPr>
-        <w:rPr>
-          <w:color w:val="000000" w:themeColor="text1"/>
-        </w:rPr>
-      </w:pPr>
-      <w:r>
-        <w:rPr>
-          <w:color w:val="000000" w:themeColor="text1"/>
-        </w:rPr>
-        <w:t>press</w:t>
-      </w:r>
-      <w:r>
-        <w:rPr>
-          <w:color w:val="000000" w:themeColor="text1"/>
-        </w:rPr>
-        <w:t xml:space="preserve"> n.</w:t>
+          <w:color w:val="000000" w:themeColor="text1"/>
+        </w:rPr>
+      </w:pPr>
+    </w:p>
+    <w:p>
+      <w:pPr>
+        <w:rPr>
+          <w:color w:val="000000" w:themeColor="text1"/>
+        </w:rPr>
+      </w:pPr>
+      <w:r>
+        <w:rPr>
+          <w:color w:val="000000" w:themeColor="text1"/>
+        </w:rPr>
+        <w:t>press n.</w:t>
       </w:r>
       <w:r>
         <w:rPr>
@@ -18913,6 +18514,253 @@
           <w:color w:val="000000" w:themeColor="text1"/>
         </w:rPr>
       </w:pPr>
+      <w:r>
+        <w:rPr>
+          <w:color w:val="000000" w:themeColor="text1"/>
+        </w:rPr>
+        <w:t xml:space="preserve">She is appreciative of her </w:t>
+      </w:r>
+      <w:r>
+        <w:rPr>
+          <w:color w:val="000000" w:themeColor="text1"/>
+          <w:highlight w:val="yellow"/>
+        </w:rPr>
+        <w:t>varied</w:t>
+      </w:r>
+      <w:r>
+        <w:rPr>
+          <w:color w:val="000000" w:themeColor="text1"/>
+        </w:rPr>
+        <w:t xml:space="preserve"> life, from being a bartender to pilot and ultimately a CEO of a Fortune 500 company.</w:t>
+      </w:r>
+    </w:p>
+    <w:p>
+      <w:pPr>
+        <w:rPr>
+          <w:color w:val="000000" w:themeColor="text1"/>
+        </w:rPr>
+      </w:pPr>
+      <w:r>
+        <w:rPr>
+          <w:color w:val="000000" w:themeColor="text1"/>
+          <w:highlight w:val="yellow"/>
+        </w:rPr>
+        <w:t>(A)</w:t>
+      </w:r>
+      <w:r>
+        <w:rPr>
+          <w:color w:val="000000" w:themeColor="text1"/>
+          <w:highlight w:val="yellow"/>
+        </w:rPr>
+        <w:t>varied</w:t>
+      </w:r>
+      <w:r>
+        <w:rPr>
+          <w:rFonts w:hint="eastAsia"/>
+          <w:color w:val="000000" w:themeColor="text1"/>
+          <w:highlight w:val="yellow"/>
+        </w:rPr>
+        <w:t>多樣化</w:t>
+      </w:r>
+      <w:r>
+        <w:rPr>
+          <w:rFonts w:hint="eastAsia"/>
+          <w:color w:val="000000" w:themeColor="text1"/>
+          <w:highlight w:val="yellow"/>
+        </w:rPr>
+        <w:t>(</w:t>
+      </w:r>
+      <w:r>
+        <w:rPr>
+          <w:color w:val="000000" w:themeColor="text1"/>
+          <w:highlight w:val="yellow"/>
+        </w:rPr>
+        <w:t>Adj)</w:t>
+      </w:r>
+      <w:r>
+        <w:rPr>
+          <w:color w:val="000000" w:themeColor="text1"/>
+        </w:rPr>
+        <w:t>(B)various</w:t>
+      </w:r>
+      <w:r>
+        <w:rPr>
+          <w:rFonts w:hint="eastAsia"/>
+          <w:color w:val="000000" w:themeColor="text1"/>
+        </w:rPr>
+        <w:t>各式各樣</w:t>
+      </w:r>
+      <w:r>
+        <w:rPr>
+          <w:rFonts w:hint="eastAsia"/>
+          <w:color w:val="000000" w:themeColor="text1"/>
+        </w:rPr>
+        <w:t>(</w:t>
+      </w:r>
+      <w:r>
+        <w:rPr>
+          <w:color w:val="000000" w:themeColor="text1"/>
+        </w:rPr>
+        <w:t>Adj)</w:t>
+      </w:r>
+      <w:r>
+        <w:rPr>
+          <w:color w:val="000000" w:themeColor="text1"/>
+        </w:rPr>
+        <w:t>(C)vary</w:t>
+      </w:r>
+      <w:r>
+        <w:rPr>
+          <w:rFonts w:hint="eastAsia"/>
+          <w:color w:val="000000" w:themeColor="text1"/>
+        </w:rPr>
+        <w:t>差異化</w:t>
+      </w:r>
+      <w:r>
+        <w:rPr>
+          <w:rFonts w:hint="eastAsia"/>
+          <w:color w:val="000000" w:themeColor="text1"/>
+        </w:rPr>
+        <w:t xml:space="preserve"> </w:t>
+      </w:r>
+      <w:r>
+        <w:rPr>
+          <w:color w:val="000000" w:themeColor="text1"/>
+        </w:rPr>
+        <w:t>V</w:t>
+      </w:r>
+      <w:r>
+        <w:rPr>
+          <w:color w:val="000000" w:themeColor="text1"/>
+        </w:rPr>
+        <w:t>(D)variety</w:t>
+      </w:r>
+      <w:r>
+        <w:rPr>
+          <w:rFonts w:hint="eastAsia"/>
+          <w:color w:val="000000" w:themeColor="text1"/>
+        </w:rPr>
+        <w:t>一系列</w:t>
+      </w:r>
+      <w:r>
+        <w:rPr>
+          <w:rFonts w:hint="eastAsia"/>
+          <w:color w:val="000000" w:themeColor="text1"/>
+        </w:rPr>
+        <w:t>N</w:t>
+      </w:r>
+    </w:p>
+    <w:p>
+      <w:pPr>
+        <w:rPr>
+          <w:rFonts w:hint="eastAsia"/>
+          <w:color w:val="000000" w:themeColor="text1"/>
+        </w:rPr>
+      </w:pPr>
+    </w:p>
+    <w:p>
+      <w:pPr>
+        <w:rPr>
+          <w:color w:val="000000" w:themeColor="text1"/>
+        </w:rPr>
+      </w:pPr>
+      <w:r>
+        <w:rPr>
+          <w:color w:val="000000" w:themeColor="text1"/>
+        </w:rPr>
+        <w:t>is appreciative of</w:t>
+      </w:r>
+      <w:r>
+        <w:rPr>
+          <w:color w:val="000000" w:themeColor="text1"/>
+        </w:rPr>
+        <w:t xml:space="preserve"> </w:t>
+      </w:r>
+      <w:r>
+        <w:rPr>
+          <w:rFonts w:hint="eastAsia"/>
+          <w:color w:val="000000" w:themeColor="text1"/>
+        </w:rPr>
+        <w:t>感謝、</w:t>
+      </w:r>
+      <w:r>
+        <w:rPr>
+          <w:color w:val="000000" w:themeColor="text1"/>
+        </w:rPr>
+        <w:t>bartender</w:t>
+      </w:r>
+      <w:r>
+        <w:rPr>
+          <w:rFonts w:hint="eastAsia"/>
+          <w:color w:val="000000" w:themeColor="text1"/>
+        </w:rPr>
+        <w:t xml:space="preserve"> </w:t>
+      </w:r>
+      <w:r>
+        <w:rPr>
+          <w:color w:val="000000" w:themeColor="text1"/>
+        </w:rPr>
+        <w:t>n.</w:t>
+      </w:r>
+      <w:r>
+        <w:rPr>
+          <w:rFonts w:hint="eastAsia"/>
+          <w:color w:val="000000" w:themeColor="text1"/>
+        </w:rPr>
+        <w:t>調酒師、</w:t>
+      </w:r>
+      <w:r>
+        <w:rPr>
+          <w:color w:val="000000" w:themeColor="text1"/>
+        </w:rPr>
+        <w:t>pilot</w:t>
+      </w:r>
+      <w:r>
+        <w:rPr>
+          <w:rFonts w:hint="eastAsia"/>
+          <w:color w:val="000000" w:themeColor="text1"/>
+        </w:rPr>
+        <w:t xml:space="preserve"> </w:t>
+      </w:r>
+      <w:r>
+        <w:rPr>
+          <w:color w:val="000000" w:themeColor="text1"/>
+        </w:rPr>
+        <w:t>n.</w:t>
+      </w:r>
+      <w:r>
+        <w:rPr>
+          <w:rFonts w:hint="eastAsia"/>
+          <w:color w:val="000000" w:themeColor="text1"/>
+        </w:rPr>
+        <w:t>飛行員、</w:t>
+      </w:r>
+      <w:r>
+        <w:rPr>
+          <w:color w:val="000000" w:themeColor="text1"/>
+        </w:rPr>
+        <w:t>ultimately</w:t>
+      </w:r>
+      <w:r>
+        <w:rPr>
+          <w:rFonts w:hint="eastAsia"/>
+          <w:color w:val="000000" w:themeColor="text1"/>
+        </w:rPr>
+        <w:t xml:space="preserve"> </w:t>
+      </w:r>
+      <w:r>
+        <w:rPr>
+          <w:color w:val="000000" w:themeColor="text1"/>
+        </w:rPr>
+        <w:t>adv.</w:t>
+      </w:r>
+      <w:r>
+        <w:rPr>
+          <w:rFonts w:hint="eastAsia"/>
+          <w:color w:val="000000" w:themeColor="text1"/>
+        </w:rPr>
+        <w:t>最終</w:t>
+      </w:r>
     </w:p>
     <w:p>
       <w:pPr>
@@ -18933,7 +18781,7 @@
 </file>
 
 <file path=word/endnotes.xml><?xml version="1.0" encoding="utf-8"?>
-<w:endnotes xmlns:wpc="http://schemas.microsoft.com/office/word/2010/wordprocessingCanvas" xmlns:cx="http://schemas.microsoft.com/office/drawing/2014/chartex" xmlns:cx1="http://schemas.microsoft.com/office/drawing/2015/9/8/chartex" xmlns:cx2="http://schemas.microsoft.com/office/drawing/2015/10/21/chartex" xmlns:cx3="http://schemas.microsoft.com/office/drawing/2016/5/9/chartex" xmlns:cx4="http://schemas.microsoft.com/office/drawing/2016/5/10/chartex" xmlns:cx5="http://schemas.microsoft.com/office/drawing/2016/5/11/chartex" xmlns:cx6="http://schemas.microsoft.com/office/drawing/2016/5/12/chartex" xmlns:cx7="http://schemas.microsoft.com/office/drawing/2016/5/13/chartex" xmlns:cx8="http://schemas.microsoft.com/office/drawing/2016/5/14/chartex" xmlns:mc="http://schemas.openxmlformats.org/markup-compatibility/2006" xmlns:aink="http://schemas.microsoft.com/office/drawing/2016/ink" xmlns:am3d="http://schemas.microsoft.com/office/drawing/2017/model3d" xmlns:o="urn:schemas-microsoft-com:office:office" xmlns:r="http://schemas.openxmlformats.org/officeDocument/2006/relationships" xmlns:m="http://schemas.openxmlformats.org/officeDocument/2006/math" xmlns:v="urn:schemas-microsoft-com:vml" xmlns:wp14="http://schemas.microsoft.com/office/word/2010/wordprocessingDrawing" xmlns:wp="http://schemas.openxmlformats.org/drawingml/2006/wordprocessingDrawing" xmlns:w10="urn:schemas-microsoft-com:office:word" xmlns:w="http://schemas.openxmlformats.org/wordprocessingml/2006/main" xmlns:w14="http://schemas.microsoft.com/office/word/2010/wordml" xmlns:w15="http://schemas.microsoft.com/office/word/2012/wordml" xmlns:w16cex="http://schemas.microsoft.com/office/word/2018/wordml/cex" xmlns:w16cid="http://schemas.microsoft.com/office/word/2016/wordml/cid" xmlns:w16="http://schemas.microsoft.com/office/word/2018/wordml" xmlns:w16sdtdh="http://schemas.microsoft.com/office/word/2020/wordml/sdtdatahash" xmlns:w16se="http://schemas.microsoft.com/office/word/2015/wordml/symex" xmlns:wpg="http://schemas.microsoft.com/office/word/2010/wordprocessingGroup" xmlns:wpi="http://schemas.microsoft.com/office/word/2010/wordprocessingInk" xmlns:wne="http://schemas.microsoft.com/office/word/2006/wordml" xmlns:wps="http://schemas.microsoft.com/office/word/2010/wordprocessingShape" mc:Ignorable="w14 w15 w16se w16cid w16 w16cex w16sdtdh wp14">
+<w:endnotes xmlns:wpc="http://schemas.microsoft.com/office/word/2010/wordprocessingCanvas" xmlns:cx="http://schemas.microsoft.com/office/drawing/2014/chartex" xmlns:cx1="http://schemas.microsoft.com/office/drawing/2015/9/8/chartex" xmlns:cx2="http://schemas.microsoft.com/office/drawing/2015/10/21/chartex" xmlns:cx3="http://schemas.microsoft.com/office/drawing/2016/5/9/chartex" xmlns:cx4="http://schemas.microsoft.com/office/drawing/2016/5/10/chartex" xmlns:cx5="http://schemas.microsoft.com/office/drawing/2016/5/11/chartex" xmlns:cx6="http://schemas.microsoft.com/office/drawing/2016/5/12/chartex" xmlns:cx7="http://schemas.microsoft.com/office/drawing/2016/5/13/chartex" xmlns:cx8="http://schemas.microsoft.com/office/drawing/2016/5/14/chartex" xmlns:mc="http://schemas.openxmlformats.org/markup-compatibility/2006" xmlns:aink="http://schemas.microsoft.com/office/drawing/2016/ink" xmlns:am3d="http://schemas.microsoft.com/office/drawing/2017/model3d" xmlns:o="urn:schemas-microsoft-com:office:office" xmlns:oel="http://schemas.microsoft.com/office/2019/extlst" xmlns:r="http://schemas.openxmlformats.org/officeDocument/2006/relationships" xmlns:m="http://schemas.openxmlformats.org/officeDocument/2006/math" xmlns:v="urn:schemas-microsoft-com:vml" xmlns:wp14="http://schemas.microsoft.com/office/word/2010/wordprocessingDrawing" xmlns:wp="http://schemas.openxmlformats.org/drawingml/2006/wordprocessingDrawing" xmlns:w10="urn:schemas-microsoft-com:office:word" xmlns:w="http://schemas.openxmlformats.org/wordprocessingml/2006/main" xmlns:w14="http://schemas.microsoft.com/office/word/2010/wordml" xmlns:w15="http://schemas.microsoft.com/office/word/2012/wordml" xmlns:w16cex="http://schemas.microsoft.com/office/word/2018/wordml/cex" xmlns:w16cid="http://schemas.microsoft.com/office/word/2016/wordml/cid" xmlns:w16="http://schemas.microsoft.com/office/word/2018/wordml" xmlns:w16du="http://schemas.microsoft.com/office/word/2023/wordml/word16du" xmlns:w16sdtdh="http://schemas.microsoft.com/office/word/2020/wordml/sdtdatahash" xmlns:w16se="http://schemas.microsoft.com/office/word/2015/wordml/symex" xmlns:wpg="http://schemas.microsoft.com/office/word/2010/wordprocessingGroup" xmlns:wpi="http://schemas.microsoft.com/office/word/2010/wordprocessingInk" xmlns:wne="http://schemas.microsoft.com/office/word/2006/wordml" xmlns:wps="http://schemas.microsoft.com/office/word/2010/wordprocessingShape" mc:Ignorable="w14 w15 w16se w16cid w16 w16cex w16sdtdh wp14">
   <w:endnote w:type="separator" w:id="-1">
     <w:p>
       <w:r>
@@ -18952,7 +18800,7 @@
 </file>
 
 <file path=word/footnotes.xml><?xml version="1.0" encoding="utf-8"?>
-<w:footnotes xmlns:wpc="http://schemas.microsoft.com/office/word/2010/wordprocessingCanvas" xmlns:cx="http://schemas.microsoft.com/office/drawing/2014/chartex" xmlns:cx1="http://schemas.microsoft.com/office/drawing/2015/9/8/chartex" xmlns:cx2="http://schemas.microsoft.com/office/drawing/2015/10/21/chartex" xmlns:cx3="http://schemas.microsoft.com/office/drawing/2016/5/9/chartex" xmlns:cx4="http://schemas.microsoft.com/office/drawing/2016/5/10/chartex" xmlns:cx5="http://schemas.microsoft.com/office/drawing/2016/5/11/chartex" xmlns:cx6="http://schemas.microsoft.com/office/drawing/2016/5/12/chartex" xmlns:cx7="http://schemas.microsoft.com/office/drawing/2016/5/13/chartex" xmlns:cx8="http://schemas.microsoft.com/office/drawing/2016/5/14/chartex" xmlns:mc="http://schemas.openxmlformats.org/markup-compatibility/2006" xmlns:aink="http://schemas.microsoft.com/office/drawing/2016/ink" xmlns:am3d="http://schemas.microsoft.com/office/drawing/2017/model3d" xmlns:o="urn:schemas-microsoft-com:office:office" xmlns:r="http://schemas.openxmlformats.org/officeDocument/2006/relationships" xmlns:m="http://schemas.openxmlformats.org/officeDocument/2006/math" xmlns:v="urn:schemas-microsoft-com:vml" xmlns:wp14="http://schemas.microsoft.com/office/word/2010/wordprocessingDrawing" xmlns:wp="http://schemas.openxmlformats.org/drawingml/2006/wordprocessingDrawing" xmlns:w10="urn:schemas-microsoft-com:office:word" xmlns:w="http://schemas.openxmlformats.org/wordprocessingml/2006/main" xmlns:w14="http://schemas.microsoft.com/office/word/2010/wordml" xmlns:w15="http://schemas.microsoft.com/office/word/2012/wordml" xmlns:w16cex="http://schemas.microsoft.com/office/word/2018/wordml/cex" xmlns:w16cid="http://schemas.microsoft.com/office/word/2016/wordml/cid" xmlns:w16="http://schemas.microsoft.com/office/word/2018/wordml" xmlns:w16sdtdh="http://schemas.microsoft.com/office/word/2020/wordml/sdtdatahash" xmlns:w16se="http://schemas.microsoft.com/office/word/2015/wordml/symex" xmlns:wpg="http://schemas.microsoft.com/office/word/2010/wordprocessingGroup" xmlns:wpi="http://schemas.microsoft.com/office/word/2010/wordprocessingInk" xmlns:wne="http://schemas.microsoft.com/office/word/2006/wordml" xmlns:wps="http://schemas.microsoft.com/office/word/2010/wordprocessingShape" mc:Ignorable="w14 w15 w16se w16cid w16 w16cex w16sdtdh wp14">
+<w:footnotes xmlns:wpc="http://schemas.microsoft.com/office/word/2010/wordprocessingCanvas" xmlns:cx="http://schemas.microsoft.com/office/drawing/2014/chartex" xmlns:cx1="http://schemas.microsoft.com/office/drawing/2015/9/8/chartex" xmlns:cx2="http://schemas.microsoft.com/office/drawing/2015/10/21/chartex" xmlns:cx3="http://schemas.microsoft.com/office/drawing/2016/5/9/chartex" xmlns:cx4="http://schemas.microsoft.com/office/drawing/2016/5/10/chartex" xmlns:cx5="http://schemas.microsoft.com/office/drawing/2016/5/11/chartex" xmlns:cx6="http://schemas.microsoft.com/office/drawing/2016/5/12/chartex" xmlns:cx7="http://schemas.microsoft.com/office/drawing/2016/5/13/chartex" xmlns:cx8="http://schemas.microsoft.com/office/drawing/2016/5/14/chartex" xmlns:mc="http://schemas.openxmlformats.org/markup-compatibility/2006" xmlns:aink="http://schemas.microsoft.com/office/drawing/2016/ink" xmlns:am3d="http://schemas.microsoft.com/office/drawing/2017/model3d" xmlns:o="urn:schemas-microsoft-com:office:office" xmlns:oel="http://schemas.microsoft.com/office/2019/extlst" xmlns:r="http://schemas.openxmlformats.org/officeDocument/2006/relationships" xmlns:m="http://schemas.openxmlformats.org/officeDocument/2006/math" xmlns:v="urn:schemas-microsoft-com:vml" xmlns:wp14="http://schemas.microsoft.com/office/word/2010/wordprocessingDrawing" xmlns:wp="http://schemas.openxmlformats.org/drawingml/2006/wordprocessingDrawing" xmlns:w10="urn:schemas-microsoft-com:office:word" xmlns:w="http://schemas.openxmlformats.org/wordprocessingml/2006/main" xmlns:w14="http://schemas.microsoft.com/office/word/2010/wordml" xmlns:w15="http://schemas.microsoft.com/office/word/2012/wordml" xmlns:w16cex="http://schemas.microsoft.com/office/word/2018/wordml/cex" xmlns:w16cid="http://schemas.microsoft.com/office/word/2016/wordml/cid" xmlns:w16="http://schemas.microsoft.com/office/word/2018/wordml" xmlns:w16du="http://schemas.microsoft.com/office/word/2023/wordml/word16du" xmlns:w16sdtdh="http://schemas.microsoft.com/office/word/2020/wordml/sdtdatahash" xmlns:w16se="http://schemas.microsoft.com/office/word/2015/wordml/symex" xmlns:wpg="http://schemas.microsoft.com/office/word/2010/wordprocessingGroup" xmlns:wpi="http://schemas.microsoft.com/office/word/2010/wordprocessingInk" xmlns:wne="http://schemas.microsoft.com/office/word/2006/wordml" xmlns:wps="http://schemas.microsoft.com/office/word/2010/wordprocessingShape" mc:Ignorable="w14 w15 w16se w16cid w16 w16cex w16sdtdh wp14">
   <w:footnote w:type="separator" w:id="-1">
     <w:p>
       <w:r>
@@ -18971,7 +18819,7 @@
 </file>
 
 <file path=word/numbering.xml><?xml version="1.0" encoding="utf-8"?>
-<w:numbering xmlns:wpc="http://schemas.microsoft.com/office/word/2010/wordprocessingCanvas" xmlns:cx="http://schemas.microsoft.com/office/drawing/2014/chartex" xmlns:cx1="http://schemas.microsoft.com/office/drawing/2015/9/8/chartex" xmlns:cx2="http://schemas.microsoft.com/office/drawing/2015/10/21/chartex" xmlns:cx3="http://schemas.microsoft.com/office/drawing/2016/5/9/chartex" xmlns:cx4="http://schemas.microsoft.com/office/drawing/2016/5/10/chartex" xmlns:cx5="http://schemas.microsoft.com/office/drawing/2016/5/11/chartex" xmlns:cx6="http://schemas.microsoft.com/office/drawing/2016/5/12/chartex" xmlns:cx7="http://schemas.microsoft.com/office/drawing/2016/5/13/chartex" xmlns:cx8="http://schemas.microsoft.com/office/drawing/2016/5/14/chartex" xmlns:mc="http://schemas.openxmlformats.org/markup-compatibility/2006" xmlns:aink="http://schemas.microsoft.com/office/drawing/2016/ink" xmlns:am3d="http://schemas.microsoft.com/office/drawing/2017/model3d" xmlns:o="urn:schemas-microsoft-com:office:office" xmlns:r="http://schemas.openxmlformats.org/officeDocument/2006/relationships" xmlns:m="http://schemas.openxmlformats.org/officeDocument/2006/math" xmlns:v="urn:schemas-microsoft-com:vml" xmlns:wp14="http://schemas.microsoft.com/office/word/2010/wordprocessingDrawing" xmlns:wp="http://schemas.openxmlformats.org/drawingml/2006/wordprocessingDrawing" xmlns:w10="urn:schemas-microsoft-com:office:word" xmlns:w="http://schemas.openxmlformats.org/wordprocessingml/2006/main" xmlns:w14="http://schemas.microsoft.com/office/word/2010/wordml" xmlns:w15="http://schemas.microsoft.com/office/word/2012/wordml" xmlns:w16cex="http://schemas.microsoft.com/office/word/2018/wordml/cex" xmlns:w16cid="http://schemas.microsoft.com/office/word/2016/wordml/cid" xmlns:w16="http://schemas.microsoft.com/office/word/2018/wordml" xmlns:w16sdtdh="http://schemas.microsoft.com/office/word/2020/wordml/sdtdatahash" xmlns:w16se="http://schemas.microsoft.com/office/word/2015/wordml/symex" xmlns:wpg="http://schemas.microsoft.com/office/word/2010/wordprocessingGroup" xmlns:wpi="http://schemas.microsoft.com/office/word/2010/wordprocessingInk" xmlns:wne="http://schemas.microsoft.com/office/word/2006/wordml" xmlns:wps="http://schemas.microsoft.com/office/word/2010/wordprocessingShape" mc:Ignorable="w14 w15 w16se w16cid w16 w16cex w16sdtdh wp14">
+<w:numbering xmlns:wpc="http://schemas.microsoft.com/office/word/2010/wordprocessingCanvas" xmlns:cx="http://schemas.microsoft.com/office/drawing/2014/chartex" xmlns:cx1="http://schemas.microsoft.com/office/drawing/2015/9/8/chartex" xmlns:cx2="http://schemas.microsoft.com/office/drawing/2015/10/21/chartex" xmlns:cx3="http://schemas.microsoft.com/office/drawing/2016/5/9/chartex" xmlns:cx4="http://schemas.microsoft.com/office/drawing/2016/5/10/chartex" xmlns:cx5="http://schemas.microsoft.com/office/drawing/2016/5/11/chartex" xmlns:cx6="http://schemas.microsoft.com/office/drawing/2016/5/12/chartex" xmlns:cx7="http://schemas.microsoft.com/office/drawing/2016/5/13/chartex" xmlns:cx8="http://schemas.microsoft.com/office/drawing/2016/5/14/chartex" xmlns:mc="http://schemas.openxmlformats.org/markup-compatibility/2006" xmlns:aink="http://schemas.microsoft.com/office/drawing/2016/ink" xmlns:am3d="http://schemas.microsoft.com/office/drawing/2017/model3d" xmlns:o="urn:schemas-microsoft-com:office:office" xmlns:oel="http://schemas.microsoft.com/office/2019/extlst" xmlns:r="http://schemas.openxmlformats.org/officeDocument/2006/relationships" xmlns:m="http://schemas.openxmlformats.org/officeDocument/2006/math" xmlns:v="urn:schemas-microsoft-com:vml" xmlns:wp14="http://schemas.microsoft.com/office/word/2010/wordprocessingDrawing" xmlns:wp="http://schemas.openxmlformats.org/drawingml/2006/wordprocessingDrawing" xmlns:w10="urn:schemas-microsoft-com:office:word" xmlns:w="http://schemas.openxmlformats.org/wordprocessingml/2006/main" xmlns:w14="http://schemas.microsoft.com/office/word/2010/wordml" xmlns:w15="http://schemas.microsoft.com/office/word/2012/wordml" xmlns:w16cex="http://schemas.microsoft.com/office/word/2018/wordml/cex" xmlns:w16cid="http://schemas.microsoft.com/office/word/2016/wordml/cid" xmlns:w16="http://schemas.microsoft.com/office/word/2018/wordml" xmlns:w16du="http://schemas.microsoft.com/office/word/2023/wordml/word16du" xmlns:w16sdtdh="http://schemas.microsoft.com/office/word/2020/wordml/sdtdatahash" xmlns:w16se="http://schemas.microsoft.com/office/word/2015/wordml/symex" xmlns:wpg="http://schemas.microsoft.com/office/word/2010/wordprocessingGroup" xmlns:wpi="http://schemas.microsoft.com/office/word/2010/wordprocessingInk" xmlns:wne="http://schemas.microsoft.com/office/word/2006/wordml" xmlns:wps="http://schemas.microsoft.com/office/word/2010/wordprocessingShape" mc:Ignorable="w14 w15 w16se w16cid w16 w16cex w16sdtdh wp14">
   <w:abstractNum w:abstractNumId="0" w15:restartNumberingAfterBreak="0">
     <w:nsid w:val="1DE2152A"/>
     <w:multiLevelType w:val="hybridMultilevel"/>
@@ -19150,11 +18998,103 @@
       </w:pPr>
     </w:lvl>
   </w:abstractNum>
-  <w:num w:numId="1">
+  <w:abstractNum w:abstractNumId="2" w15:restartNumberingAfterBreak="0">
+    <w:nsid w:val="3FB4272B"/>
+    <w:multiLevelType w:val="hybridMultilevel"/>
+    <w:tmpl w:val="4C4667D8"/>
+    <w:lvl w:ilvl="0" w:tplc="68C2351E">
+      <w:start w:val="1"/>
+      <w:numFmt w:val="upperLetter"/>
+      <w:lvlText w:val="(%1)"/>
+      <w:lvlJc w:val="left"/>
+      <w:pPr>
+        <w:ind w:left="360" w:hanging="360"/>
+      </w:pPr>
+      <w:rPr>
+        <w:rFonts w:hint="default"/>
+      </w:rPr>
+    </w:lvl>
+    <w:lvl w:ilvl="1" w:tplc="04090019" w:tentative="1">
+      <w:start w:val="1"/>
+      <w:numFmt w:val="ideographTraditional"/>
+      <w:lvlText w:val="%2、"/>
+      <w:lvlJc w:val="left"/>
+      <w:pPr>
+        <w:ind w:left="960" w:hanging="480"/>
+      </w:pPr>
+    </w:lvl>
+    <w:lvl w:ilvl="2" w:tplc="0409001B" w:tentative="1">
+      <w:start w:val="1"/>
+      <w:numFmt w:val="lowerRoman"/>
+      <w:lvlText w:val="%3."/>
+      <w:lvlJc w:val="right"/>
+      <w:pPr>
+        <w:ind w:left="1440" w:hanging="480"/>
+      </w:pPr>
+    </w:lvl>
+    <w:lvl w:ilvl="3" w:tplc="0409000F" w:tentative="1">
+      <w:start w:val="1"/>
+      <w:numFmt w:val="decimal"/>
+      <w:lvlText w:val="%4."/>
+      <w:lvlJc w:val="left"/>
+      <w:pPr>
+        <w:ind w:left="1920" w:hanging="480"/>
+      </w:pPr>
+    </w:lvl>
+    <w:lvl w:ilvl="4" w:tplc="04090019" w:tentative="1">
+      <w:start w:val="1"/>
+      <w:numFmt w:val="ideographTraditional"/>
+      <w:lvlText w:val="%5、"/>
+      <w:lvlJc w:val="left"/>
+      <w:pPr>
+        <w:ind w:left="2400" w:hanging="480"/>
+      </w:pPr>
+    </w:lvl>
+    <w:lvl w:ilvl="5" w:tplc="0409001B" w:tentative="1">
+      <w:start w:val="1"/>
+      <w:numFmt w:val="lowerRoman"/>
+      <w:lvlText w:val="%6."/>
+      <w:lvlJc w:val="right"/>
+      <w:pPr>
+        <w:ind w:left="2880" w:hanging="480"/>
+      </w:pPr>
+    </w:lvl>
+    <w:lvl w:ilvl="6" w:tplc="0409000F" w:tentative="1">
+      <w:start w:val="1"/>
+      <w:numFmt w:val="decimal"/>
+      <w:lvlText w:val="%7."/>
+      <w:lvlJc w:val="left"/>
+      <w:pPr>
+        <w:ind w:left="3360" w:hanging="480"/>
+      </w:pPr>
+    </w:lvl>
+    <w:lvl w:ilvl="7" w:tplc="04090019" w:tentative="1">
+      <w:start w:val="1"/>
+      <w:numFmt w:val="ideographTraditional"/>
+      <w:lvlText w:val="%8、"/>
+      <w:lvlJc w:val="left"/>
+      <w:pPr>
+        <w:ind w:left="3840" w:hanging="480"/>
+      </w:pPr>
+    </w:lvl>
+    <w:lvl w:ilvl="8" w:tplc="0409001B" w:tentative="1">
+      <w:start w:val="1"/>
+      <w:numFmt w:val="lowerRoman"/>
+      <w:lvlText w:val="%9."/>
+      <w:lvlJc w:val="right"/>
+      <w:pPr>
+        <w:ind w:left="4320" w:hanging="480"/>
+      </w:pPr>
+    </w:lvl>
+  </w:abstractNum>
+  <w:num w:numId="1" w16cid:durableId="1763184701">
     <w:abstractNumId w:val="0"/>
   </w:num>
-  <w:num w:numId="2">
+  <w:num w:numId="2" w16cid:durableId="1503231057">
     <w:abstractNumId w:val="1"/>
+  </w:num>
+  <w:num w:numId="3" w16cid:durableId="2049329014">
+    <w:abstractNumId w:val="2"/>
   </w:num>
   <w:numIdMacAtCleanup w:val="2"/>
 </w:numbering>

--- a/碩一/TOEIC/文法單字.docx
+++ b/碩一/TOEIC/文法單字.docx
@@ -102,10 +102,12 @@
       <w:r>
         <w:t xml:space="preserve"> </w:t>
       </w:r>
+      <w:proofErr w:type="spellStart"/>
       <w:proofErr w:type="gramStart"/>
       <w:r>
         <w:t>tomorrow,so</w:t>
       </w:r>
+      <w:proofErr w:type="spellEnd"/>
       <w:proofErr w:type="gramEnd"/>
       <w:r>
         <w:t xml:space="preserve"> hurry up and register for it.</w:t>
@@ -365,6 +367,7 @@
       </w:r>
     </w:p>
     <w:p>
+      <w:proofErr w:type="spellStart"/>
       <w:r>
         <w:rPr>
           <w:rFonts w:hint="eastAsia"/>
@@ -372,7 +375,11 @@
         <w:t>W</w:t>
       </w:r>
       <w:r>
-        <w:t>h-ever:</w:t>
+        <w:t>h</w:t>
+      </w:r>
+      <w:proofErr w:type="spellEnd"/>
+      <w:r>
+        <w:t>-ever:</w:t>
       </w:r>
       <w:r>
         <w:rPr>
@@ -469,7 +476,15 @@
         <w:t>more</w:t>
       </w:r>
       <w:r>
-        <w:t xml:space="preserve"> than just 6 working days are required for any jayX products to be fixed and returned to their owners. (A)better</w:t>
+        <w:t xml:space="preserve"> than just 6 working days are required for any </w:t>
+      </w:r>
+      <w:proofErr w:type="spellStart"/>
+      <w:r>
+        <w:t>jayX</w:t>
+      </w:r>
+      <w:proofErr w:type="spellEnd"/>
+      <w:r>
+        <w:t xml:space="preserve"> products to be fixed and returned to their owners. (A)better</w:t>
       </w:r>
       <w:r>
         <w:rPr>
@@ -618,14 +633,24 @@
         <w:t>n</w:t>
       </w:r>
       <w:r>
-        <w:t>o sooner had A p.p than B Ved.]</w:t>
-      </w:r>
-    </w:p>
-    <w:p>
+        <w:t xml:space="preserve">o sooner had A </w:t>
+      </w:r>
+      <w:proofErr w:type="spellStart"/>
+      <w:r>
+        <w:t>p.p</w:t>
+      </w:r>
+      <w:proofErr w:type="spellEnd"/>
+      <w:r>
+        <w:t xml:space="preserve"> than B Ved.]</w:t>
+      </w:r>
+    </w:p>
+    <w:p>
+      <w:proofErr w:type="spellStart"/>
       <w:proofErr w:type="gramStart"/>
       <w:r>
         <w:t>ex:No</w:t>
       </w:r>
+      <w:proofErr w:type="spellEnd"/>
       <w:proofErr w:type="gramEnd"/>
       <w:r>
         <w:t xml:space="preserve"> sooner than I had reached the intersection when the traffic</w:t>
@@ -654,8 +679,13 @@
       </w:r>
     </w:p>
     <w:p>
-      <w:r>
-        <w:t>Ex:Taking the train is no quicker than taking the bus</w:t>
+      <w:proofErr w:type="spellStart"/>
+      <w:r>
+        <w:t>Ex:Taking</w:t>
+      </w:r>
+      <w:proofErr w:type="spellEnd"/>
+      <w:r>
+        <w:t xml:space="preserve"> the train is no quicker than taking the bus</w:t>
       </w:r>
       <w:r>
         <w:rPr>
@@ -814,10 +844,12 @@
         <w:lastRenderedPageBreak/>
         <w:t xml:space="preserve">Usually meetings with such short notice will have low </w:t>
       </w:r>
+      <w:proofErr w:type="spellStart"/>
       <w:proofErr w:type="gramStart"/>
       <w:r>
         <w:t>attendance,but</w:t>
       </w:r>
+      <w:proofErr w:type="spellEnd"/>
       <w:proofErr w:type="gramEnd"/>
       <w:r>
         <w:t xml:space="preserve"> the one we had was </w:t>
@@ -895,7 +927,14 @@
       </w:r>
       <w:r>
         <w:tab/>
-        <w:t xml:space="preserve">dj </w:t>
+      </w:r>
+      <w:proofErr w:type="spellStart"/>
+      <w:r>
+        <w:t>dj</w:t>
+      </w:r>
+      <w:proofErr w:type="spellEnd"/>
+      <w:r>
+        <w:t xml:space="preserve"> </w:t>
       </w:r>
       <w:r>
         <w:t>(D)best</w:t>
@@ -1204,6 +1243,7 @@
       </w:r>
     </w:p>
     <w:p>
+      <w:proofErr w:type="spellStart"/>
       <w:r>
         <w:rPr>
           <w:rFonts w:hint="eastAsia"/>
@@ -1211,7 +1251,11 @@
         <w:t>e</w:t>
       </w:r>
       <w:r>
-        <w:t xml:space="preserve">x:My family consists of 5 members </w:t>
+        <w:t>x:My</w:t>
+      </w:r>
+      <w:proofErr w:type="spellEnd"/>
+      <w:r>
+        <w:t xml:space="preserve"> family consists of 5 members </w:t>
       </w:r>
       <w:r>
         <w:rPr>
@@ -1253,6 +1297,7 @@
       </w:r>
     </w:p>
     <w:p>
+      <w:proofErr w:type="spellStart"/>
       <w:proofErr w:type="gramStart"/>
       <w:r>
         <w:rPr>
@@ -1263,6 +1308,7 @@
       <w:r>
         <w:t>x:A</w:t>
       </w:r>
+      <w:proofErr w:type="spellEnd"/>
       <w:proofErr w:type="gramEnd"/>
       <w:r>
         <w:t xml:space="preserve"> healthy diet is comprised of lots of fruit and vegetable</w:t>
@@ -1427,6 +1473,7 @@
       </w:r>
     </w:p>
     <w:p>
+      <w:proofErr w:type="spellStart"/>
       <w:r>
         <w:t>ex:</w:t>
       </w:r>
@@ -1437,7 +1484,11 @@
         <w:t>J</w:t>
       </w:r>
       <w:r>
-        <w:t xml:space="preserve">ay Market is known for its delicious food </w:t>
+        <w:t>ay</w:t>
+      </w:r>
+      <w:proofErr w:type="spellEnd"/>
+      <w:r>
+        <w:t xml:space="preserve"> Market is known for its delicious food </w:t>
       </w:r>
       <w:r>
         <w:rPr>
@@ -1485,6 +1536,7 @@
       </w:r>
     </w:p>
     <w:p>
+      <w:proofErr w:type="spellStart"/>
       <w:proofErr w:type="gramStart"/>
       <w:r>
         <w:t>ex:</w:t>
@@ -1492,6 +1544,7 @@
       <w:r>
         <w:t>The</w:t>
       </w:r>
+      <w:proofErr w:type="spellEnd"/>
       <w:proofErr w:type="gramEnd"/>
       <w:r>
         <w:t xml:space="preserve"> accident was attributed to poor maintenance</w:t>
@@ -1517,8 +1570,21 @@
       </w:r>
     </w:p>
     <w:p>
-      <w:r>
-        <w:t xml:space="preserve">ex:This hotel room is reserved for Mr.Chen </w:t>
+      <w:proofErr w:type="spellStart"/>
+      <w:r>
+        <w:t>ex:This</w:t>
+      </w:r>
+      <w:proofErr w:type="spellEnd"/>
+      <w:r>
+        <w:t xml:space="preserve"> hotel room is reserved for </w:t>
+      </w:r>
+      <w:proofErr w:type="spellStart"/>
+      <w:r>
+        <w:t>Mr.Chen</w:t>
+      </w:r>
+      <w:proofErr w:type="spellEnd"/>
+      <w:r>
+        <w:t xml:space="preserve"> </w:t>
       </w:r>
       <w:r>
         <w:rPr>
@@ -1558,10 +1624,12 @@
       <w:r>
         <w:t xml:space="preserve">To make the best cup of </w:t>
       </w:r>
+      <w:proofErr w:type="spellStart"/>
       <w:proofErr w:type="gramStart"/>
       <w:r>
         <w:t>coffee,the</w:t>
       </w:r>
+      <w:proofErr w:type="spellEnd"/>
       <w:proofErr w:type="gramEnd"/>
       <w:r>
         <w:t xml:space="preserve"> </w:t>
@@ -2094,10 +2162,12 @@
       </w:r>
     </w:p>
     <w:p>
+      <w:proofErr w:type="spellStart"/>
       <w:proofErr w:type="gramStart"/>
       <w:r>
         <w:t>ex:It</w:t>
       </w:r>
+      <w:proofErr w:type="spellEnd"/>
       <w:proofErr w:type="gramEnd"/>
       <w:r>
         <w:t xml:space="preserve"> was soon after he started following Chris that he improved his TOEIC to 700</w:t>
@@ -2127,6 +2197,7 @@
       </w:r>
     </w:p>
     <w:p>
+      <w:proofErr w:type="spellStart"/>
       <w:proofErr w:type="gramStart"/>
       <w:r>
         <w:rPr>
@@ -2137,6 +2208,7 @@
       <w:r>
         <w:t>x:It</w:t>
       </w:r>
+      <w:proofErr w:type="spellEnd"/>
       <w:proofErr w:type="gramEnd"/>
       <w:r>
         <w:t xml:space="preserve"> was long after months of hard work that he improved his TOEIC to 800.</w:t>
@@ -2144,8 +2216,13 @@
     </w:p>
     <w:p/>
     <w:p>
-      <w:r>
-        <w:t xml:space="preserve">Vextron requires all its employees to work the night </w:t>
+      <w:proofErr w:type="spellStart"/>
+      <w:r>
+        <w:t>Vextron</w:t>
+      </w:r>
+      <w:proofErr w:type="spellEnd"/>
+      <w:r>
+        <w:t xml:space="preserve"> requires all its employees to work the night </w:t>
       </w:r>
       <w:r>
         <w:rPr>
@@ -2404,8 +2481,13 @@
         <w:t>o</w:t>
       </w:r>
       <w:r>
-        <w:t>n your lefy</w:t>
-      </w:r>
+        <w:t xml:space="preserve">n your </w:t>
+      </w:r>
+      <w:proofErr w:type="spellStart"/>
+      <w:r>
+        <w:t>lefy</w:t>
+      </w:r>
+      <w:proofErr w:type="spellEnd"/>
       <w:r>
         <w:rPr>
           <w:rFonts w:hint="eastAsia"/>
@@ -2493,10 +2575,12 @@
     </w:p>
     <w:p/>
     <w:p>
+      <w:proofErr w:type="spellStart"/>
       <w:proofErr w:type="gramStart"/>
       <w:r>
         <w:t>Mr.Samuelson</w:t>
       </w:r>
+      <w:proofErr w:type="spellEnd"/>
       <w:proofErr w:type="gramEnd"/>
       <w:r>
         <w:t xml:space="preserve"> </w:t>
@@ -2597,6 +2681,7 @@
     </w:p>
     <w:p/>
     <w:p>
+      <w:proofErr w:type="spellStart"/>
       <w:r>
         <w:rPr>
           <w:rFonts w:hint="eastAsia"/>
@@ -2605,7 +2690,15 @@
         <w:t>o</w:t>
       </w:r>
       <w:r>
-        <w:t>n+team, in</w:t>
+        <w:t>n+team</w:t>
+      </w:r>
+      <w:proofErr w:type="spellEnd"/>
+      <w:r>
+        <w:t xml:space="preserve">, </w:t>
+      </w:r>
+      <w:proofErr w:type="spellStart"/>
+      <w:r>
+        <w:t>in</w:t>
       </w:r>
       <w:r>
         <w:rPr>
@@ -2614,7 +2707,11 @@
         <w:t>+d</w:t>
       </w:r>
       <w:r>
-        <w:t>epartment:</w:t>
+        <w:t>epartment</w:t>
+      </w:r>
+      <w:proofErr w:type="spellEnd"/>
+      <w:r>
+        <w:t>:</w:t>
       </w:r>
     </w:p>
     <w:p>
@@ -2724,10 +2821,12 @@
       <w:r>
         <w:t xml:space="preserve"> of this </w:t>
       </w:r>
+      <w:proofErr w:type="spellStart"/>
       <w:proofErr w:type="gramStart"/>
       <w:r>
         <w:t>year,s</w:t>
       </w:r>
+      <w:proofErr w:type="spellEnd"/>
       <w:proofErr w:type="gramEnd"/>
       <w:r>
         <w:t xml:space="preserve"> marathon has decided to increase their budget.</w:t>
@@ -2828,10 +2927,12 @@
     </w:p>
     <w:p/>
     <w:p>
+      <w:proofErr w:type="spellStart"/>
       <w:proofErr w:type="gramStart"/>
       <w:r>
         <w:t>It,s</w:t>
       </w:r>
+      <w:proofErr w:type="spellEnd"/>
       <w:proofErr w:type="gramEnd"/>
       <w:r>
         <w:t xml:space="preserve"> the</w:t>
@@ -3285,7 +3386,15 @@
     <w:p>
       <w:r>
         <w:lastRenderedPageBreak/>
-        <w:t xml:space="preserve">We at WolfConn Corp. would never </w:t>
+        <w:t xml:space="preserve">We at </w:t>
+      </w:r>
+      <w:proofErr w:type="spellStart"/>
+      <w:r>
+        <w:t>WolfConn</w:t>
+      </w:r>
+      <w:proofErr w:type="spellEnd"/>
+      <w:r>
+        <w:t xml:space="preserve"> Corp. would never </w:t>
       </w:r>
       <w:r>
         <w:rPr>
@@ -3489,10 +3598,12 @@
       </w:r>
     </w:p>
     <w:p>
+      <w:proofErr w:type="spellStart"/>
       <w:proofErr w:type="gramStart"/>
       <w:r>
         <w:t>I,m</w:t>
       </w:r>
+      <w:proofErr w:type="spellEnd"/>
       <w:proofErr w:type="gramEnd"/>
       <w:r>
         <w:t xml:space="preserve"> replacing my old batteries with these new ones.</w:t>
@@ -3565,7 +3676,15 @@
     </w:p>
     <w:p>
       <w:r>
-        <w:t xml:space="preserve">I won,t compromise my principles </w:t>
+        <w:t xml:space="preserve">I </w:t>
+      </w:r>
+      <w:proofErr w:type="spellStart"/>
+      <w:r>
+        <w:t>won,t</w:t>
+      </w:r>
+      <w:proofErr w:type="spellEnd"/>
+      <w:r>
+        <w:t xml:space="preserve"> compromise my principles </w:t>
       </w:r>
       <w:r>
         <w:rPr>
@@ -3882,10 +4001,12 @@
       </w:r>
     </w:p>
     <w:p>
+      <w:proofErr w:type="spellStart"/>
       <w:proofErr w:type="gramStart"/>
       <w:r>
         <w:t>I,m</w:t>
       </w:r>
+      <w:proofErr w:type="spellEnd"/>
       <w:proofErr w:type="gramEnd"/>
       <w:r>
         <w:t xml:space="preserve"> sorry I bought the wrong items. I would like to make a refund.</w:t>
@@ -3938,7 +4059,21 @@
         <w:rPr>
           <w:highlight w:val="yellow"/>
         </w:rPr>
-        <w:t>emphasis n.</w:t>
+        <w:t xml:space="preserve">emphasis </w:t>
+      </w:r>
+      <w:proofErr w:type="spellStart"/>
+      <w:r>
+        <w:rPr>
+          <w:highlight w:val="yellow"/>
+        </w:rPr>
+        <w:t>n</w:t>
+      </w:r>
+      <w:proofErr w:type="spellEnd"/>
+      <w:r>
+        <w:rPr>
+          <w:highlight w:val="yellow"/>
+        </w:rPr>
+        <w:t>.</w:t>
       </w:r>
       <w:r>
         <w:rPr>
@@ -4071,6 +4206,7 @@
     </w:p>
     <w:p/>
     <w:p>
+      <w:proofErr w:type="spellStart"/>
       <w:r>
         <w:rPr>
           <w:rFonts w:hint="eastAsia"/>
@@ -4078,7 +4214,11 @@
         <w:t>W</w:t>
       </w:r>
       <w:r>
-        <w:t>hat,s the capacity(</w:t>
+        <w:t>hat,s</w:t>
+      </w:r>
+      <w:proofErr w:type="spellEnd"/>
+      <w:r>
+        <w:t xml:space="preserve"> the capacity(</w:t>
       </w:r>
       <w:r>
         <w:rPr>
@@ -4135,10 +4275,12 @@
       <w:r>
         <w:t xml:space="preserve">the management </w:t>
       </w:r>
+      <w:proofErr w:type="spellStart"/>
       <w:proofErr w:type="gramStart"/>
       <w:r>
         <w:t>workshop,all</w:t>
       </w:r>
+      <w:proofErr w:type="spellEnd"/>
       <w:proofErr w:type="gramEnd"/>
       <w:r>
         <w:t xml:space="preserve"> participants must fill in the online application form. (A</w:t>
@@ -4340,10 +4482,12 @@
       <w:r>
         <w:t xml:space="preserve">She completed </w:t>
       </w:r>
+      <w:proofErr w:type="spellStart"/>
       <w:proofErr w:type="gramStart"/>
       <w:r>
         <w:t>today,s</w:t>
       </w:r>
+      <w:proofErr w:type="spellEnd"/>
       <w:proofErr w:type="gramEnd"/>
       <w:r>
         <w:t xml:space="preserve"> training.</w:t>
@@ -4369,10 +4513,12 @@
       <w:r>
         <w:t xml:space="preserve"> those who </w:t>
       </w:r>
+      <w:proofErr w:type="spellStart"/>
       <w:proofErr w:type="gramStart"/>
       <w:r>
         <w:t>did,t</w:t>
       </w:r>
+      <w:proofErr w:type="spellEnd"/>
       <w:proofErr w:type="gramEnd"/>
       <w:r>
         <w:t xml:space="preserve"> get the discounted items.</w:t>
@@ -4662,7 +4808,11 @@
         <w:t>策略</w:t>
       </w:r>
       <w:r>
-        <w:t>(D)portfoli</w:t>
+        <w:t>(D)</w:t>
+      </w:r>
+      <w:proofErr w:type="spellStart"/>
+      <w:r>
+        <w:t>portfoli</w:t>
       </w:r>
       <w:r>
         <w:rPr>
@@ -4670,6 +4820,7 @@
         </w:rPr>
         <w:t>n</w:t>
       </w:r>
+      <w:proofErr w:type="spellEnd"/>
       <w:r>
         <w:t>.</w:t>
       </w:r>
@@ -4914,7 +5065,15 @@
         <w:t>u</w:t>
       </w:r>
       <w:r>
-        <w:t xml:space="preserve">nless conj </w:t>
+        <w:t xml:space="preserve">nless </w:t>
+      </w:r>
+      <w:proofErr w:type="spellStart"/>
+      <w:r>
+        <w:t>conj</w:t>
+      </w:r>
+      <w:proofErr w:type="spellEnd"/>
+      <w:r>
+        <w:t xml:space="preserve"> </w:t>
       </w:r>
       <w:r>
         <w:rPr>
@@ -5090,8 +5249,13 @@
         <w:t xml:space="preserve"> </w:t>
       </w:r>
       <w:r>
-        <w:t>-ence</w:t>
-      </w:r>
+        <w:t>-</w:t>
+      </w:r>
+      <w:proofErr w:type="spellStart"/>
+      <w:r>
+        <w:t>ence</w:t>
+      </w:r>
+      <w:proofErr w:type="spellEnd"/>
       <w:r>
         <w:rPr>
           <w:rFonts w:hint="eastAsia"/>
@@ -5134,8 +5298,13 @@
         <w:t>(C)intelligently</w:t>
       </w:r>
       <w:r>
-        <w:t xml:space="preserve"> -ly</w:t>
-      </w:r>
+        <w:t xml:space="preserve"> -</w:t>
+      </w:r>
+      <w:proofErr w:type="spellStart"/>
+      <w:r>
+        <w:t>ly</w:t>
+      </w:r>
+      <w:proofErr w:type="spellEnd"/>
       <w:r>
         <w:rPr>
           <w:rFonts w:hint="eastAsia"/>
@@ -5249,7 +5418,11 @@
     <w:p/>
     <w:p>
       <w:r>
-        <w:t>A/An/The+adv+</w:t>
+        <w:t>A/An/</w:t>
+      </w:r>
+      <w:proofErr w:type="spellStart"/>
+      <w:r>
+        <w:t>The+adv+</w:t>
       </w:r>
       <w:r>
         <w:rPr>
@@ -5258,7 +5431,11 @@
         <w:t>adj</w:t>
       </w:r>
       <w:r>
-        <w:t>+N:</w:t>
+        <w:t>+N</w:t>
+      </w:r>
+      <w:proofErr w:type="spellEnd"/>
+      <w:r>
+        <w:t>:</w:t>
       </w:r>
       <w:r>
         <w:rPr>
@@ -5449,8 +5626,13 @@
     </w:p>
     <w:p>
       <w:r>
-        <w:t>-ary</w:t>
-      </w:r>
+        <w:t>-</w:t>
+      </w:r>
+      <w:proofErr w:type="spellStart"/>
+      <w:r>
+        <w:t>ary</w:t>
+      </w:r>
+      <w:proofErr w:type="spellEnd"/>
       <w:r>
         <w:rPr>
           <w:rFonts w:hint="eastAsia"/>
@@ -5781,8 +5963,13 @@
         </w:rPr>
         <w:t xml:space="preserve"> </w:t>
       </w:r>
-      <w:r>
-        <w:t xml:space="preserve">Keep A from B </w:t>
+      <w:proofErr w:type="spellStart"/>
+      <w:r>
+        <w:t>Keep</w:t>
+      </w:r>
+      <w:proofErr w:type="spellEnd"/>
+      <w:r>
+        <w:t xml:space="preserve"> A from B </w:t>
       </w:r>
       <w:r>
         <w:rPr>
@@ -5950,10 +6137,12 @@
       <w:r>
         <w:t xml:space="preserve"> has long been an important part of the </w:t>
       </w:r>
+      <w:proofErr w:type="spellStart"/>
       <w:proofErr w:type="gramStart"/>
       <w:r>
         <w:t>country,s</w:t>
       </w:r>
+      <w:proofErr w:type="spellEnd"/>
       <w:proofErr w:type="gramEnd"/>
       <w:r>
         <w:t xml:space="preserve"> focus, leading to new farming methods </w:t>
@@ -6311,7 +6500,15 @@
     </w:p>
     <w:p>
       <w:r>
-        <w:t>Worldwide adj.adv.</w:t>
+        <w:t xml:space="preserve">Worldwide </w:t>
+      </w:r>
+      <w:proofErr w:type="spellStart"/>
+      <w:r>
+        <w:t>adj.adv</w:t>
+      </w:r>
+      <w:proofErr w:type="spellEnd"/>
+      <w:r>
+        <w:t>.</w:t>
       </w:r>
       <w:r>
         <w:rPr>
@@ -7012,6 +7209,7 @@
     </w:p>
     <w:p/>
     <w:p>
+      <w:proofErr w:type="spellStart"/>
       <w:r>
         <w:rPr>
           <w:rFonts w:hint="eastAsia"/>
@@ -7019,7 +7217,11 @@
         <w:t>b</w:t>
       </w:r>
       <w:r>
-        <w:t>e+pp -&gt;</w:t>
+        <w:t>e+pp</w:t>
+      </w:r>
+      <w:proofErr w:type="spellEnd"/>
+      <w:r>
+        <w:t xml:space="preserve"> -&gt;</w:t>
       </w:r>
       <w:r>
         <w:rPr>
@@ -7381,10 +7583,21 @@
         <w:rPr>
           <w:rFonts w:hint="eastAsia"/>
         </w:rPr>
-        <w:t xml:space="preserve"> a</w:t>
-      </w:r>
-      <w:r>
-        <w:t xml:space="preserve">dv.prep. </w:t>
+        <w:t xml:space="preserve"> </w:t>
+      </w:r>
+      <w:proofErr w:type="spellStart"/>
+      <w:r>
+        <w:rPr>
+          <w:rFonts w:hint="eastAsia"/>
+        </w:rPr>
+        <w:t>a</w:t>
+      </w:r>
+      <w:r>
+        <w:t>dv.prep</w:t>
+      </w:r>
+      <w:proofErr w:type="spellEnd"/>
+      <w:r>
+        <w:t xml:space="preserve">. </w:t>
       </w:r>
       <w:proofErr w:type="gramStart"/>
       <w:r>
@@ -7458,10 +7671,12 @@
       <w:r>
         <w:t xml:space="preserve">The </w:t>
       </w:r>
+      <w:proofErr w:type="spellStart"/>
       <w:proofErr w:type="gramStart"/>
       <w:r>
         <w:t>museum,s</w:t>
       </w:r>
+      <w:proofErr w:type="spellEnd"/>
       <w:proofErr w:type="gramEnd"/>
       <w:r>
         <w:t xml:space="preserve"> opening hours </w:t>
@@ -7715,13 +7930,18 @@
       <w:r>
         <w:t xml:space="preserve">Because the keynote speaker is caught up in </w:t>
       </w:r>
+      <w:proofErr w:type="spellStart"/>
       <w:proofErr w:type="gramStart"/>
       <w:r>
         <w:t>traffic,Mr</w:t>
       </w:r>
       <w:proofErr w:type="gramEnd"/>
       <w:r>
-        <w:t xml:space="preserve">.Miller will do the opening speech </w:t>
+        <w:t>.Miller</w:t>
+      </w:r>
+      <w:proofErr w:type="spellEnd"/>
+      <w:r>
+        <w:t xml:space="preserve"> will do the opening speech </w:t>
       </w:r>
       <w:r>
         <w:rPr>
@@ -7868,8 +8088,21 @@
       </w:r>
     </w:p>
     <w:p>
-      <w:r>
-        <w:t>ex:I am speaking on my company,s behalf</w:t>
+      <w:proofErr w:type="spellStart"/>
+      <w:r>
+        <w:t>ex:I</w:t>
+      </w:r>
+      <w:proofErr w:type="spellEnd"/>
+      <w:r>
+        <w:t xml:space="preserve"> am speaking on my </w:t>
+      </w:r>
+      <w:proofErr w:type="spellStart"/>
+      <w:r>
+        <w:t>company,s</w:t>
+      </w:r>
+      <w:proofErr w:type="spellEnd"/>
+      <w:r>
+        <w:t xml:space="preserve"> behalf</w:t>
       </w:r>
       <w:r>
         <w:rPr>
@@ -8021,7 +8254,15 @@
       </w:r>
       <w:proofErr w:type="gramEnd"/>
       <w:r>
-        <w:t xml:space="preserve"> this one are hard to come by,and that is more the reason why the member cherish it.</w:t>
+        <w:t xml:space="preserve"> this one are hard to come </w:t>
+      </w:r>
+      <w:proofErr w:type="spellStart"/>
+      <w:r>
+        <w:t>by,and</w:t>
+      </w:r>
+      <w:proofErr w:type="spellEnd"/>
+      <w:r>
+        <w:t xml:space="preserve"> that is more the reason why the member cherish it.</w:t>
       </w:r>
       <w:r>
         <w:rPr>
@@ -8037,8 +8278,13 @@
         <w:t>機會</w:t>
       </w:r>
       <w:r>
-        <w:t>(B)Aviations,s</w:t>
-      </w:r>
+        <w:t>(B)</w:t>
+      </w:r>
+      <w:proofErr w:type="spellStart"/>
+      <w:r>
+        <w:t>Aviations,s</w:t>
+      </w:r>
+      <w:proofErr w:type="spellEnd"/>
       <w:r>
         <w:rPr>
           <w:rFonts w:hint="eastAsia"/>
@@ -8366,7 +8612,15 @@
       </w:r>
       <w:proofErr w:type="gramEnd"/>
       <w:r>
-        <w:t>+Adj+that+S+V=S</w:t>
+        <w:t>+</w:t>
+      </w:r>
+      <w:proofErr w:type="spellStart"/>
+      <w:r>
+        <w:t>Adj+that+S+V</w:t>
+      </w:r>
+      <w:proofErr w:type="spellEnd"/>
+      <w:r>
+        <w:t>=S</w:t>
       </w:r>
       <w:r>
         <w:rPr>
@@ -8374,6 +8628,7 @@
         </w:rPr>
         <w:t>對於</w:t>
       </w:r>
+      <w:proofErr w:type="spellStart"/>
       <w:r>
         <w:t>that</w:t>
       </w:r>
@@ -8386,6 +8641,7 @@
       <w:r>
         <w:t>S+V</w:t>
       </w:r>
+      <w:proofErr w:type="spellEnd"/>
       <w:r>
         <w:rPr>
           <w:rFonts w:hint="eastAsia"/>
@@ -8397,10 +8653,12 @@
       </w:r>
     </w:p>
     <w:p>
+      <w:proofErr w:type="spellStart"/>
       <w:proofErr w:type="gramStart"/>
       <w:r>
         <w:t>Ex:Chris</w:t>
       </w:r>
+      <w:proofErr w:type="spellEnd"/>
       <w:proofErr w:type="gramEnd"/>
       <w:r>
         <w:t xml:space="preserve"> I glad that you are making improvements in your TOEIC</w:t>
@@ -9009,6 +9267,7 @@
     </w:p>
     <w:p/>
     <w:p>
+      <w:proofErr w:type="spellStart"/>
       <w:r>
         <w:rPr>
           <w:rFonts w:hint="eastAsia"/>
@@ -9016,7 +9275,11 @@
         <w:t>S</w:t>
       </w:r>
       <w:r>
-        <w:t>+help+</w:t>
+        <w:t>+help</w:t>
+      </w:r>
+      <w:proofErr w:type="spellEnd"/>
+      <w:r>
+        <w:t>+</w:t>
       </w:r>
       <w:r>
         <w:rPr>
@@ -9361,8 +9624,13 @@
         <w:t>嬰兒推車、</w:t>
       </w:r>
       <w:r>
-        <w:t>Pet strokkers</w:t>
-      </w:r>
+        <w:t xml:space="preserve">Pet </w:t>
+      </w:r>
+      <w:proofErr w:type="spellStart"/>
+      <w:r>
+        <w:t>strokkers</w:t>
+      </w:r>
+      <w:proofErr w:type="spellEnd"/>
       <w:r>
         <w:rPr>
           <w:rFonts w:hint="eastAsia"/>
@@ -9447,10 +9715,12 @@
       <w:r>
         <w:t xml:space="preserve">o complete the task in a timely </w:t>
       </w:r>
+      <w:proofErr w:type="spellStart"/>
       <w:proofErr w:type="gramStart"/>
       <w:r>
         <w:t>manner,Miss</w:t>
       </w:r>
+      <w:proofErr w:type="spellEnd"/>
       <w:proofErr w:type="gramEnd"/>
       <w:r>
         <w:t xml:space="preserve"> Susannah worked around the clock to live up to expectations.(A)Trusting</w:t>
@@ -9647,10 +9917,12 @@
       </w:r>
     </w:p>
     <w:p>
+      <w:proofErr w:type="spellStart"/>
       <w:proofErr w:type="gramStart"/>
       <w:r>
         <w:t>Ex:Trusting</w:t>
       </w:r>
+      <w:proofErr w:type="spellEnd"/>
       <w:proofErr w:type="gramEnd"/>
       <w:r>
         <w:t xml:space="preserve"> your family is important.</w:t>
@@ -9706,10 +9978,12 @@
       <w:r>
         <w:t xml:space="preserve">o complete the task in a timely </w:t>
       </w:r>
+      <w:proofErr w:type="spellStart"/>
       <w:proofErr w:type="gramStart"/>
       <w:r>
         <w:t>manner,she</w:t>
       </w:r>
+      <w:proofErr w:type="spellEnd"/>
       <w:proofErr w:type="gramEnd"/>
       <w:r>
         <w:t xml:space="preserve"> </w:t>
@@ -9758,7 +10032,15 @@
       </w:r>
       <w:proofErr w:type="gramEnd"/>
       <w:r>
-        <w:t xml:space="preserve"> interviewed for a position,be sure to be honest and put your best foot forward.</w:t>
+        <w:t xml:space="preserve"> interviewed for a </w:t>
+      </w:r>
+      <w:proofErr w:type="spellStart"/>
+      <w:r>
+        <w:t>position,be</w:t>
+      </w:r>
+      <w:proofErr w:type="spellEnd"/>
+      <w:r>
+        <w:t xml:space="preserve"> sure to be honest and put your best foot forward.</w:t>
       </w:r>
     </w:p>
     <w:p>
@@ -9799,7 +10081,21 @@
         <w:rPr>
           <w:highlight w:val="yellow"/>
         </w:rPr>
-        <w:t xml:space="preserve"> conj </w:t>
+        <w:t xml:space="preserve"> </w:t>
+      </w:r>
+      <w:proofErr w:type="spellStart"/>
+      <w:r>
+        <w:rPr>
+          <w:highlight w:val="yellow"/>
+        </w:rPr>
+        <w:t>conj</w:t>
+      </w:r>
+      <w:proofErr w:type="spellEnd"/>
+      <w:r>
+        <w:rPr>
+          <w:highlight w:val="yellow"/>
+        </w:rPr>
+        <w:t xml:space="preserve"> </w:t>
       </w:r>
       <w:r>
         <w:rPr>
@@ -9817,9 +10113,11 @@
         </w:rPr>
         <w:t xml:space="preserve"> </w:t>
       </w:r>
+      <w:proofErr w:type="spellStart"/>
       <w:r>
         <w:t>conj</w:t>
       </w:r>
+      <w:proofErr w:type="spellEnd"/>
       <w:r>
         <w:rPr>
           <w:rFonts w:hint="eastAsia"/>
@@ -10265,6 +10563,7 @@
         </w:rPr>
         <w:t xml:space="preserve">When a consensus is urgently </w:t>
       </w:r>
+      <w:proofErr w:type="spellStart"/>
       <w:proofErr w:type="gramStart"/>
       <w:r>
         <w:rPr>
@@ -10276,6 +10575,7 @@
         </w:rPr>
         <w:t>needed,either</w:t>
       </w:r>
+      <w:proofErr w:type="spellEnd"/>
       <w:proofErr w:type="gramEnd"/>
       <w:r>
         <w:rPr>
@@ -11298,6 +11598,7 @@
         </w:rPr>
         <w:t>空格需要名詞，因為</w:t>
       </w:r>
+      <w:proofErr w:type="spellStart"/>
       <w:r>
         <w:rPr>
           <w:rFonts w:ascii="Roboto" w:hAnsi="Roboto"/>
@@ -11308,16 +11609,24 @@
         </w:rPr>
         <w:t>A+adj+N</w:t>
       </w:r>
+      <w:proofErr w:type="spellEnd"/>
     </w:p>
     <w:p/>
     <w:p>
+      <w:proofErr w:type="spellStart"/>
       <w:r>
         <w:t>S+makes+it+Adj+that+S+V</w:t>
       </w:r>
-    </w:p>
-    <w:p>
-      <w:r>
-        <w:t>Ex:Her effort</w:t>
+      <w:proofErr w:type="spellEnd"/>
+    </w:p>
+    <w:p>
+      <w:proofErr w:type="spellStart"/>
+      <w:r>
+        <w:t>Ex:Her</w:t>
+      </w:r>
+      <w:proofErr w:type="spellEnd"/>
+      <w:r>
+        <w:t xml:space="preserve"> effort</w:t>
       </w:r>
       <w:r>
         <w:rPr>
@@ -11400,10 +11709,12 @@
       <w:r>
         <w:t xml:space="preserve"> </w:t>
       </w:r>
+      <w:proofErr w:type="spellStart"/>
       <w:proofErr w:type="gramStart"/>
       <w:r>
         <w:t>vehicle,but</w:t>
       </w:r>
+      <w:proofErr w:type="spellEnd"/>
       <w:proofErr w:type="gramEnd"/>
       <w:r>
         <w:t xml:space="preserve"> its electrically-powered motors and battery pack layout are far from similar.</w:t>
@@ -12131,10 +12442,12 @@
       <w:r>
         <w:t xml:space="preserve">When the panel of judges announced the results of the </w:t>
       </w:r>
+      <w:proofErr w:type="spellStart"/>
       <w:proofErr w:type="gramStart"/>
       <w:r>
         <w:t>match,everyone</w:t>
       </w:r>
+      <w:proofErr w:type="spellEnd"/>
       <w:proofErr w:type="gramEnd"/>
       <w:r>
         <w:t xml:space="preserve"> was surprised it was a </w:t>
@@ -13364,6 +13677,7 @@
         </w:rPr>
         <w:t xml:space="preserve">Rodin from the HR department instead of </w:t>
       </w:r>
+      <w:proofErr w:type="spellStart"/>
       <w:proofErr w:type="gramStart"/>
       <w:r>
         <w:rPr>
@@ -13371,6 +13685,7 @@
         </w:rPr>
         <w:t>Mr.Rodriguez</w:t>
       </w:r>
+      <w:proofErr w:type="spellEnd"/>
       <w:proofErr w:type="gramEnd"/>
       <w:r>
         <w:rPr>
@@ -13458,11 +13773,19 @@
           <w:color w:val="000000" w:themeColor="text1"/>
         </w:rPr>
       </w:pPr>
-      <w:r>
-        <w:rPr>
-          <w:color w:val="000000" w:themeColor="text1"/>
-        </w:rPr>
-        <w:t>S+have+O+</w:t>
+      <w:proofErr w:type="spellStart"/>
+      <w:r>
+        <w:rPr>
+          <w:color w:val="000000" w:themeColor="text1"/>
+        </w:rPr>
+        <w:t>S+have+O</w:t>
+      </w:r>
+      <w:proofErr w:type="spellEnd"/>
+      <w:r>
+        <w:rPr>
+          <w:color w:val="000000" w:themeColor="text1"/>
+        </w:rPr>
+        <w:t>+</w:t>
       </w:r>
       <w:r>
         <w:rPr>
@@ -14268,6 +14591,7 @@
           <w:color w:val="000000" w:themeColor="text1"/>
         </w:rPr>
       </w:pPr>
+      <w:proofErr w:type="spellStart"/>
       <w:proofErr w:type="gramStart"/>
       <w:r>
         <w:rPr>
@@ -14275,6 +14599,7 @@
         </w:rPr>
         <w:t>Ex:He</w:t>
       </w:r>
+      <w:proofErr w:type="spellEnd"/>
       <w:proofErr w:type="gramEnd"/>
       <w:r>
         <w:rPr>
@@ -14350,6 +14675,7 @@
           <w:color w:val="000000" w:themeColor="text1"/>
         </w:rPr>
       </w:pPr>
+      <w:proofErr w:type="spellStart"/>
       <w:r>
         <w:rPr>
           <w:color w:val="000000" w:themeColor="text1"/>
@@ -14367,7 +14693,14 @@
         <w:rPr>
           <w:color w:val="000000" w:themeColor="text1"/>
         </w:rPr>
-        <w:t>e wants his shoes polished</w:t>
+        <w:t>e</w:t>
+      </w:r>
+      <w:proofErr w:type="spellEnd"/>
+      <w:r>
+        <w:rPr>
+          <w:color w:val="000000" w:themeColor="text1"/>
+        </w:rPr>
+        <w:t xml:space="preserve"> wants his shoes polished</w:t>
       </w:r>
       <w:r>
         <w:rPr>
@@ -14616,6 +14949,7 @@
         </w:rPr>
         <w:t xml:space="preserve">If you happen to notice suspicious behavior on </w:t>
       </w:r>
+      <w:proofErr w:type="spellStart"/>
       <w:proofErr w:type="gramStart"/>
       <w:r>
         <w:rPr>
@@ -14623,6 +14957,7 @@
         </w:rPr>
         <w:t>board,please</w:t>
       </w:r>
+      <w:proofErr w:type="spellEnd"/>
       <w:proofErr w:type="gramEnd"/>
       <w:r>
         <w:rPr>
@@ -15186,7 +15521,21 @@
         <w:rPr>
           <w:color w:val="000000" w:themeColor="text1"/>
         </w:rPr>
-        <w:t xml:space="preserve"> the aircraft touches dwon.</w:t>
+        <w:t xml:space="preserve"> the aircraft touches </w:t>
+      </w:r>
+      <w:proofErr w:type="spellStart"/>
+      <w:r>
+        <w:rPr>
+          <w:color w:val="000000" w:themeColor="text1"/>
+        </w:rPr>
+        <w:t>dwon</w:t>
+      </w:r>
+      <w:proofErr w:type="spellEnd"/>
+      <w:r>
+        <w:rPr>
+          <w:color w:val="000000" w:themeColor="text1"/>
+        </w:rPr>
+        <w:t>.</w:t>
       </w:r>
     </w:p>
     <w:p>
@@ -15413,8 +15762,16 @@
         <w:rPr>
           <w:color w:val="000000" w:themeColor="text1"/>
         </w:rPr>
-        <w:t>touches dwon</w:t>
-      </w:r>
+        <w:t xml:space="preserve">touches </w:t>
+      </w:r>
+      <w:proofErr w:type="spellStart"/>
+      <w:r>
+        <w:rPr>
+          <w:color w:val="000000" w:themeColor="text1"/>
+        </w:rPr>
+        <w:t>dwon</w:t>
+      </w:r>
+      <w:proofErr w:type="spellEnd"/>
       <w:r>
         <w:rPr>
           <w:rFonts w:hint="eastAsia"/>
@@ -15881,11 +16238,19 @@
           <w:color w:val="000000" w:themeColor="text1"/>
         </w:rPr>
       </w:pPr>
-      <w:r>
-        <w:rPr>
-          <w:color w:val="000000" w:themeColor="text1"/>
-        </w:rPr>
-        <w:t>S+allow+O+to V</w:t>
+      <w:proofErr w:type="spellStart"/>
+      <w:r>
+        <w:rPr>
+          <w:color w:val="000000" w:themeColor="text1"/>
+        </w:rPr>
+        <w:t>S+allow+O+to</w:t>
+      </w:r>
+      <w:proofErr w:type="spellEnd"/>
+      <w:r>
+        <w:rPr>
+          <w:color w:val="000000" w:themeColor="text1"/>
+        </w:rPr>
+        <w:t xml:space="preserve"> V</w:t>
       </w:r>
     </w:p>
     <w:p>
@@ -15919,7 +16284,21 @@
         <w:rPr>
           <w:color w:val="000000" w:themeColor="text1"/>
         </w:rPr>
-        <w:t xml:space="preserve"> you have a doctor,s prescription</w:t>
+        <w:t xml:space="preserve"> you have a </w:t>
+      </w:r>
+      <w:proofErr w:type="spellStart"/>
+      <w:r>
+        <w:rPr>
+          <w:color w:val="000000" w:themeColor="text1"/>
+        </w:rPr>
+        <w:t>doctor,s</w:t>
+      </w:r>
+      <w:proofErr w:type="spellEnd"/>
+      <w:r>
+        <w:rPr>
+          <w:color w:val="000000" w:themeColor="text1"/>
+        </w:rPr>
+        <w:t xml:space="preserve"> prescription</w:t>
       </w:r>
     </w:p>
     <w:p>
@@ -16309,6 +16688,7 @@
         </w:rPr>
         <w:t xml:space="preserve">To maintain a healthy </w:t>
       </w:r>
+      <w:proofErr w:type="spellStart"/>
       <w:proofErr w:type="gramStart"/>
       <w:r>
         <w:rPr>
@@ -16316,6 +16696,7 @@
         </w:rPr>
         <w:t>diet,one</w:t>
       </w:r>
+      <w:proofErr w:type="spellEnd"/>
       <w:proofErr w:type="gramEnd"/>
       <w:r>
         <w:rPr>
@@ -17988,6 +18369,7 @@
         </w:rPr>
         <w:t xml:space="preserve">Upon entering the headquarters of the construction supply </w:t>
       </w:r>
+      <w:proofErr w:type="spellStart"/>
       <w:proofErr w:type="gramStart"/>
       <w:r>
         <w:rPr>
@@ -17995,6 +18377,7 @@
         </w:rPr>
         <w:t>company,you</w:t>
       </w:r>
+      <w:proofErr w:type="spellEnd"/>
       <w:proofErr w:type="gramEnd"/>
       <w:r>
         <w:rPr>
@@ -18653,28 +19036,21 @@
     <w:p>
       <w:pPr>
         <w:rPr>
-          <w:rFonts w:hint="eastAsia"/>
-          <w:color w:val="000000" w:themeColor="text1"/>
-        </w:rPr>
-      </w:pPr>
-    </w:p>
-    <w:p>
-      <w:pPr>
-        <w:rPr>
-          <w:color w:val="000000" w:themeColor="text1"/>
-        </w:rPr>
-      </w:pPr>
-      <w:r>
-        <w:rPr>
-          <w:color w:val="000000" w:themeColor="text1"/>
-        </w:rPr>
-        <w:t>is appreciative of</w:t>
-      </w:r>
-      <w:r>
-        <w:rPr>
-          <w:color w:val="000000" w:themeColor="text1"/>
-        </w:rPr>
-        <w:t xml:space="preserve"> </w:t>
+          <w:color w:val="000000" w:themeColor="text1"/>
+        </w:rPr>
+      </w:pPr>
+    </w:p>
+    <w:p>
+      <w:pPr>
+        <w:rPr>
+          <w:color w:val="000000" w:themeColor="text1"/>
+        </w:rPr>
+      </w:pPr>
+      <w:r>
+        <w:rPr>
+          <w:color w:val="000000" w:themeColor="text1"/>
+        </w:rPr>
+        <w:t xml:space="preserve">is appreciative of </w:t>
       </w:r>
       <w:r>
         <w:rPr>
@@ -18761,6 +19137,825 @@
         </w:rPr>
         <w:t>最終</w:t>
       </w:r>
+    </w:p>
+    <w:p>
+      <w:pPr>
+        <w:rPr>
+          <w:color w:val="000000" w:themeColor="text1"/>
+        </w:rPr>
+      </w:pPr>
+    </w:p>
+    <w:p>
+      <w:pPr>
+        <w:rPr>
+          <w:color w:val="000000" w:themeColor="text1"/>
+        </w:rPr>
+      </w:pPr>
+      <w:r>
+        <w:rPr>
+          <w:color w:val="000000" w:themeColor="text1"/>
+        </w:rPr>
+        <w:t xml:space="preserve">It was </w:t>
+      </w:r>
+      <w:r>
+        <w:rPr>
+          <w:color w:val="000000" w:themeColor="text1"/>
+          <w:highlight w:val="yellow"/>
+        </w:rPr>
+        <w:t>yet</w:t>
+      </w:r>
+      <w:r>
+        <w:rPr>
+          <w:color w:val="000000" w:themeColor="text1"/>
+        </w:rPr>
+        <w:t xml:space="preserve"> another one of those heated discussions before a consensus was reached.</w:t>
+      </w:r>
+    </w:p>
+    <w:p>
+      <w:pPr>
+        <w:rPr>
+          <w:rFonts w:hint="eastAsia"/>
+          <w:color w:val="000000" w:themeColor="text1"/>
+        </w:rPr>
+      </w:pPr>
+      <w:r>
+        <w:rPr>
+          <w:rFonts w:hint="eastAsia"/>
+          <w:color w:val="000000" w:themeColor="text1"/>
+        </w:rPr>
+        <w:t>(</w:t>
+      </w:r>
+      <w:r>
+        <w:rPr>
+          <w:color w:val="000000" w:themeColor="text1"/>
+        </w:rPr>
+        <w:t>A)since</w:t>
+      </w:r>
+      <w:r>
+        <w:rPr>
+          <w:color w:val="000000" w:themeColor="text1"/>
+          <w:highlight w:val="yellow"/>
+        </w:rPr>
+        <w:t>(B)yet</w:t>
+      </w:r>
+      <w:r>
+        <w:rPr>
+          <w:color w:val="000000" w:themeColor="text1"/>
+        </w:rPr>
+        <w:t>(C)ever</w:t>
+      </w:r>
+      <w:r>
+        <w:rPr>
+          <w:rFonts w:hint="eastAsia"/>
+          <w:color w:val="000000" w:themeColor="text1"/>
+        </w:rPr>
+        <w:t>曾經</w:t>
+      </w:r>
+      <w:r>
+        <w:rPr>
+          <w:color w:val="000000" w:themeColor="text1"/>
+        </w:rPr>
+        <w:t>(D)anymore</w:t>
+      </w:r>
+    </w:p>
+    <w:p>
+      <w:pPr>
+        <w:rPr>
+          <w:color w:val="000000" w:themeColor="text1"/>
+        </w:rPr>
+      </w:pPr>
+      <w:r>
+        <w:rPr>
+          <w:color w:val="000000" w:themeColor="text1"/>
+        </w:rPr>
+        <w:t>H</w:t>
+      </w:r>
+      <w:r>
+        <w:rPr>
+          <w:color w:val="000000" w:themeColor="text1"/>
+        </w:rPr>
+        <w:t>eated</w:t>
+      </w:r>
+      <w:r>
+        <w:rPr>
+          <w:color w:val="000000" w:themeColor="text1"/>
+        </w:rPr>
+        <w:t xml:space="preserve"> adj.</w:t>
+      </w:r>
+      <w:r>
+        <w:rPr>
+          <w:rFonts w:hint="eastAsia"/>
+          <w:color w:val="000000" w:themeColor="text1"/>
+        </w:rPr>
+        <w:t>激烈</w:t>
+      </w:r>
+      <w:r>
+        <w:rPr>
+          <w:rFonts w:hint="eastAsia"/>
+          <w:color w:val="000000" w:themeColor="text1"/>
+        </w:rPr>
+        <w:t>/</w:t>
+      </w:r>
+      <w:r>
+        <w:rPr>
+          <w:rFonts w:hint="eastAsia"/>
+          <w:color w:val="000000" w:themeColor="text1"/>
+        </w:rPr>
+        <w:t>激動、</w:t>
+      </w:r>
+      <w:r>
+        <w:rPr>
+          <w:color w:val="000000" w:themeColor="text1"/>
+        </w:rPr>
+        <w:t>consensus</w:t>
+      </w:r>
+      <w:r>
+        <w:rPr>
+          <w:color w:val="000000" w:themeColor="text1"/>
+        </w:rPr>
+        <w:t xml:space="preserve"> n.</w:t>
+      </w:r>
+      <w:r>
+        <w:rPr>
+          <w:rFonts w:hint="eastAsia"/>
+          <w:color w:val="000000" w:themeColor="text1"/>
+        </w:rPr>
+        <w:t>共識、</w:t>
+      </w:r>
+      <w:r>
+        <w:rPr>
+          <w:color w:val="000000" w:themeColor="text1"/>
+        </w:rPr>
+        <w:t>reach</w:t>
+      </w:r>
+      <w:r>
+        <w:rPr>
+          <w:rFonts w:hint="eastAsia"/>
+          <w:color w:val="000000" w:themeColor="text1"/>
+        </w:rPr>
+        <w:t xml:space="preserve"> </w:t>
+      </w:r>
+      <w:r>
+        <w:rPr>
+          <w:color w:val="000000" w:themeColor="text1"/>
+        </w:rPr>
+        <w:t>v.</w:t>
+      </w:r>
+      <w:r>
+        <w:rPr>
+          <w:rFonts w:hint="eastAsia"/>
+          <w:color w:val="000000" w:themeColor="text1"/>
+        </w:rPr>
+        <w:t>達成</w:t>
+      </w:r>
+      <w:r>
+        <w:rPr>
+          <w:rFonts w:hint="eastAsia"/>
+          <w:color w:val="000000" w:themeColor="text1"/>
+        </w:rPr>
+        <w:t>、</w:t>
+      </w:r>
+      <w:r>
+        <w:rPr>
+          <w:color w:val="000000" w:themeColor="text1"/>
+        </w:rPr>
+        <w:t>yet another</w:t>
+      </w:r>
+      <w:r>
+        <w:rPr>
+          <w:rFonts w:hint="eastAsia"/>
+          <w:color w:val="000000" w:themeColor="text1"/>
+        </w:rPr>
+        <w:t xml:space="preserve"> </w:t>
+      </w:r>
+      <w:r>
+        <w:rPr>
+          <w:rFonts w:hint="eastAsia"/>
+          <w:color w:val="000000" w:themeColor="text1"/>
+        </w:rPr>
+        <w:t>又一個</w:t>
+      </w:r>
+    </w:p>
+    <w:p>
+      <w:pPr>
+        <w:rPr>
+          <w:rFonts w:hint="eastAsia"/>
+          <w:color w:val="000000" w:themeColor="text1"/>
+        </w:rPr>
+      </w:pPr>
+    </w:p>
+    <w:p>
+      <w:pPr>
+        <w:rPr>
+          <w:color w:val="000000" w:themeColor="text1"/>
+        </w:rPr>
+      </w:pPr>
+    </w:p>
+    <w:p>
+      <w:pPr>
+        <w:rPr>
+          <w:color w:val="000000" w:themeColor="text1"/>
+        </w:rPr>
+      </w:pPr>
+      <w:r>
+        <w:rPr>
+          <w:rFonts w:hint="eastAsia"/>
+          <w:color w:val="000000" w:themeColor="text1"/>
+        </w:rPr>
+        <w:t>不是</w:t>
+      </w:r>
+      <w:r>
+        <w:rPr>
+          <w:rFonts w:hint="eastAsia"/>
+          <w:color w:val="000000" w:themeColor="text1"/>
+        </w:rPr>
+        <w:t>d</w:t>
+      </w:r>
+      <w:r>
+        <w:rPr>
+          <w:rFonts w:hint="eastAsia"/>
+          <w:color w:val="000000" w:themeColor="text1"/>
+        </w:rPr>
+        <w:t>，</w:t>
+      </w:r>
+      <w:r>
+        <w:rPr>
+          <w:rFonts w:hint="eastAsia"/>
+          <w:color w:val="000000" w:themeColor="text1"/>
+        </w:rPr>
+        <w:t>a</w:t>
+      </w:r>
+      <w:r>
+        <w:rPr>
+          <w:color w:val="000000" w:themeColor="text1"/>
+        </w:rPr>
+        <w:t>nymore</w:t>
+      </w:r>
+      <w:r>
+        <w:rPr>
+          <w:rFonts w:hint="eastAsia"/>
+          <w:color w:val="000000" w:themeColor="text1"/>
+        </w:rPr>
+        <w:t>要有否定副詞</w:t>
+      </w:r>
+      <w:r>
+        <w:rPr>
+          <w:rFonts w:hint="eastAsia"/>
+          <w:color w:val="000000" w:themeColor="text1"/>
+        </w:rPr>
+        <w:t>(</w:t>
+      </w:r>
+      <w:r>
+        <w:rPr>
+          <w:color w:val="000000" w:themeColor="text1"/>
+        </w:rPr>
+        <w:t>not</w:t>
+      </w:r>
+      <w:r>
+        <w:rPr>
+          <w:rFonts w:hint="eastAsia"/>
+          <w:color w:val="000000" w:themeColor="text1"/>
+        </w:rPr>
+        <w:t>、</w:t>
+      </w:r>
+      <w:r>
+        <w:rPr>
+          <w:rFonts w:hint="eastAsia"/>
+          <w:color w:val="000000" w:themeColor="text1"/>
+        </w:rPr>
+        <w:t>n</w:t>
+      </w:r>
+      <w:r>
+        <w:rPr>
+          <w:color w:val="000000" w:themeColor="text1"/>
+        </w:rPr>
+        <w:t>ever</w:t>
+      </w:r>
+      <w:r>
+        <w:rPr>
+          <w:color w:val="000000" w:themeColor="text1"/>
+        </w:rPr>
+        <w:t>)</w:t>
+      </w:r>
+    </w:p>
+    <w:p>
+      <w:pPr>
+        <w:rPr>
+          <w:color w:val="000000" w:themeColor="text1"/>
+        </w:rPr>
+      </w:pPr>
+      <w:r>
+        <w:rPr>
+          <w:rFonts w:hint="eastAsia"/>
+          <w:color w:val="000000" w:themeColor="text1"/>
+        </w:rPr>
+        <w:t>不是</w:t>
+      </w:r>
+      <w:r>
+        <w:rPr>
+          <w:rFonts w:hint="eastAsia"/>
+          <w:color w:val="000000" w:themeColor="text1"/>
+        </w:rPr>
+        <w:t>c</w:t>
+      </w:r>
+      <w:r>
+        <w:rPr>
+          <w:rFonts w:hint="eastAsia"/>
+          <w:color w:val="000000" w:themeColor="text1"/>
+        </w:rPr>
+        <w:t>，</w:t>
+      </w:r>
+      <w:r>
+        <w:rPr>
+          <w:rFonts w:hint="eastAsia"/>
+          <w:color w:val="000000" w:themeColor="text1"/>
+        </w:rPr>
+        <w:t>e</w:t>
+      </w:r>
+      <w:r>
+        <w:rPr>
+          <w:color w:val="000000" w:themeColor="text1"/>
+        </w:rPr>
+        <w:t>ver</w:t>
+      </w:r>
+      <w:r>
+        <w:rPr>
+          <w:rFonts w:hint="eastAsia"/>
+          <w:color w:val="000000" w:themeColor="text1"/>
+        </w:rPr>
+        <w:t>常出現在疑問句</w:t>
+      </w:r>
+    </w:p>
+    <w:p>
+      <w:pPr>
+        <w:rPr>
+          <w:color w:val="000000" w:themeColor="text1"/>
+        </w:rPr>
+      </w:pPr>
+      <w:r>
+        <w:rPr>
+          <w:color w:val="000000" w:themeColor="text1"/>
+        </w:rPr>
+        <w:t xml:space="preserve">Yet to V </w:t>
+      </w:r>
+      <w:r>
+        <w:rPr>
+          <w:rFonts w:hint="eastAsia"/>
+          <w:color w:val="000000" w:themeColor="text1"/>
+        </w:rPr>
+        <w:t>尚未做</w:t>
+      </w:r>
+      <w:r>
+        <w:rPr>
+          <w:color w:val="000000" w:themeColor="text1"/>
+        </w:rPr>
+        <w:t>..</w:t>
+      </w:r>
+    </w:p>
+    <w:p>
+      <w:pPr>
+        <w:rPr>
+          <w:color w:val="000000" w:themeColor="text1"/>
+        </w:rPr>
+      </w:pPr>
+    </w:p>
+    <w:p>
+      <w:pPr>
+        <w:rPr>
+          <w:color w:val="000000" w:themeColor="text1"/>
+        </w:rPr>
+      </w:pPr>
+      <w:r>
+        <w:rPr>
+          <w:color w:val="000000" w:themeColor="text1"/>
+        </w:rPr>
+        <w:t xml:space="preserve">Journalist </w:t>
+      </w:r>
+      <w:r>
+        <w:rPr>
+          <w:rFonts w:hint="eastAsia"/>
+          <w:color w:val="000000" w:themeColor="text1"/>
+        </w:rPr>
+        <w:t>記者、</w:t>
+      </w:r>
+      <w:r>
+        <w:rPr>
+          <w:rFonts w:hint="eastAsia"/>
+          <w:color w:val="000000" w:themeColor="text1"/>
+        </w:rPr>
+        <w:t>a</w:t>
+      </w:r>
+      <w:r>
+        <w:rPr>
+          <w:color w:val="000000" w:themeColor="text1"/>
+        </w:rPr>
+        <w:t>pparel n.</w:t>
+      </w:r>
+      <w:r>
+        <w:rPr>
+          <w:rFonts w:hint="eastAsia"/>
+          <w:color w:val="000000" w:themeColor="text1"/>
+        </w:rPr>
+        <w:t>服裝、</w:t>
+      </w:r>
+      <w:r>
+        <w:rPr>
+          <w:rFonts w:hint="eastAsia"/>
+          <w:color w:val="000000" w:themeColor="text1"/>
+        </w:rPr>
+        <w:t>s</w:t>
+      </w:r>
+      <w:r>
+        <w:rPr>
+          <w:color w:val="000000" w:themeColor="text1"/>
+        </w:rPr>
+        <w:t>urvey n.</w:t>
+      </w:r>
+      <w:r>
+        <w:rPr>
+          <w:rFonts w:hint="eastAsia"/>
+          <w:color w:val="000000" w:themeColor="text1"/>
+        </w:rPr>
+        <w:t>民調、</w:t>
+      </w:r>
+      <w:r>
+        <w:rPr>
+          <w:rFonts w:hint="eastAsia"/>
+          <w:color w:val="000000" w:themeColor="text1"/>
+        </w:rPr>
+        <w:t>p</w:t>
+      </w:r>
+      <w:r>
+        <w:rPr>
+          <w:color w:val="000000" w:themeColor="text1"/>
+        </w:rPr>
+        <w:t>atron n.</w:t>
+      </w:r>
+      <w:r>
+        <w:rPr>
+          <w:rFonts w:hint="eastAsia"/>
+          <w:color w:val="000000" w:themeColor="text1"/>
+        </w:rPr>
+        <w:t>光顧者</w:t>
+      </w:r>
+    </w:p>
+    <w:p>
+      <w:pPr>
+        <w:rPr>
+          <w:color w:val="000000" w:themeColor="text1"/>
+        </w:rPr>
+      </w:pPr>
+      <w:r>
+        <w:rPr>
+          <w:color w:val="000000" w:themeColor="text1"/>
+        </w:rPr>
+        <w:t xml:space="preserve">Vendor </w:t>
+      </w:r>
+      <w:r>
+        <w:rPr>
+          <w:rFonts w:hint="eastAsia"/>
+          <w:color w:val="000000" w:themeColor="text1"/>
+        </w:rPr>
+        <w:t>賣方、</w:t>
+      </w:r>
+      <w:r>
+        <w:rPr>
+          <w:rFonts w:hint="eastAsia"/>
+          <w:color w:val="000000" w:themeColor="text1"/>
+        </w:rPr>
+        <w:t>b</w:t>
+      </w:r>
+      <w:r>
+        <w:rPr>
+          <w:color w:val="000000" w:themeColor="text1"/>
+        </w:rPr>
+        <w:t xml:space="preserve">ooth </w:t>
+      </w:r>
+      <w:r>
+        <w:rPr>
+          <w:rFonts w:hint="eastAsia"/>
+          <w:color w:val="000000" w:themeColor="text1"/>
+        </w:rPr>
+        <w:t>電話亭、</w:t>
+      </w:r>
+      <w:r>
+        <w:rPr>
+          <w:rFonts w:hint="eastAsia"/>
+          <w:color w:val="000000" w:themeColor="text1"/>
+        </w:rPr>
+        <w:t>s</w:t>
+      </w:r>
+      <w:r>
+        <w:rPr>
+          <w:color w:val="000000" w:themeColor="text1"/>
+        </w:rPr>
+        <w:t>ponsor n.</w:t>
+      </w:r>
+      <w:r>
+        <w:rPr>
+          <w:rFonts w:hint="eastAsia"/>
+          <w:color w:val="000000" w:themeColor="text1"/>
+        </w:rPr>
+        <w:t>贊助者、</w:t>
+      </w:r>
+      <w:r>
+        <w:rPr>
+          <w:rFonts w:hint="eastAsia"/>
+          <w:color w:val="000000" w:themeColor="text1"/>
+        </w:rPr>
+        <w:t>a</w:t>
+      </w:r>
+      <w:r>
+        <w:rPr>
+          <w:color w:val="000000" w:themeColor="text1"/>
+        </w:rPr>
+        <w:t>ssignment n.</w:t>
+      </w:r>
+      <w:r>
+        <w:rPr>
+          <w:rFonts w:hint="eastAsia"/>
+          <w:color w:val="000000" w:themeColor="text1"/>
+        </w:rPr>
+        <w:t>任務</w:t>
+      </w:r>
+    </w:p>
+    <w:p>
+      <w:pPr>
+        <w:rPr>
+          <w:color w:val="000000" w:themeColor="text1"/>
+        </w:rPr>
+      </w:pPr>
+      <w:r>
+        <w:rPr>
+          <w:color w:val="000000" w:themeColor="text1"/>
+        </w:rPr>
+        <w:lastRenderedPageBreak/>
+        <w:t xml:space="preserve">Replacement </w:t>
+      </w:r>
+      <w:r>
+        <w:rPr>
+          <w:rFonts w:hint="eastAsia"/>
+          <w:color w:val="000000" w:themeColor="text1"/>
+        </w:rPr>
+        <w:t>替代、</w:t>
+      </w:r>
+      <w:r>
+        <w:rPr>
+          <w:rFonts w:hint="eastAsia"/>
+          <w:color w:val="000000" w:themeColor="text1"/>
+        </w:rPr>
+        <w:t>p</w:t>
+      </w:r>
+      <w:r>
+        <w:rPr>
+          <w:color w:val="000000" w:themeColor="text1"/>
+        </w:rPr>
+        <w:t>roficiency n.</w:t>
+      </w:r>
+      <w:r>
+        <w:rPr>
+          <w:rFonts w:hint="eastAsia"/>
+          <w:color w:val="000000" w:themeColor="text1"/>
+        </w:rPr>
+        <w:t>流暢</w:t>
+      </w:r>
+    </w:p>
+    <w:p>
+      <w:pPr>
+        <w:rPr>
+          <w:color w:val="000000" w:themeColor="text1"/>
+        </w:rPr>
+      </w:pPr>
+      <w:r>
+        <w:rPr>
+          <w:color w:val="000000" w:themeColor="text1"/>
+        </w:rPr>
+        <w:t>Participate v.</w:t>
+      </w:r>
+      <w:r>
+        <w:rPr>
+          <w:rFonts w:hint="eastAsia"/>
+          <w:color w:val="000000" w:themeColor="text1"/>
+        </w:rPr>
+        <w:t>參與、</w:t>
+      </w:r>
+      <w:r>
+        <w:rPr>
+          <w:rFonts w:hint="eastAsia"/>
+          <w:color w:val="000000" w:themeColor="text1"/>
+        </w:rPr>
+        <w:t>a</w:t>
+      </w:r>
+      <w:r>
+        <w:rPr>
+          <w:color w:val="000000" w:themeColor="text1"/>
+        </w:rPr>
+        <w:t>thletic adj.</w:t>
+      </w:r>
+      <w:r>
+        <w:rPr>
+          <w:rFonts w:hint="eastAsia"/>
+          <w:color w:val="000000" w:themeColor="text1"/>
+        </w:rPr>
+        <w:t>運動的、</w:t>
+      </w:r>
+      <w:r>
+        <w:rPr>
+          <w:rFonts w:hint="eastAsia"/>
+          <w:color w:val="000000" w:themeColor="text1"/>
+        </w:rPr>
+        <w:t>i</w:t>
+      </w:r>
+      <w:r>
+        <w:rPr>
+          <w:color w:val="000000" w:themeColor="text1"/>
+        </w:rPr>
+        <w:t>ndicative adj.</w:t>
+      </w:r>
+      <w:r>
+        <w:rPr>
+          <w:rFonts w:hint="eastAsia"/>
+          <w:color w:val="000000" w:themeColor="text1"/>
+        </w:rPr>
+        <w:t>指示的</w:t>
+      </w:r>
+    </w:p>
+    <w:p>
+      <w:pPr>
+        <w:rPr>
+          <w:color w:val="000000" w:themeColor="text1"/>
+        </w:rPr>
+      </w:pPr>
+      <w:r>
+        <w:rPr>
+          <w:color w:val="000000" w:themeColor="text1"/>
+        </w:rPr>
+        <w:t>Reinforcement n.</w:t>
+      </w:r>
+      <w:r>
+        <w:rPr>
+          <w:rFonts w:hint="eastAsia"/>
+          <w:color w:val="000000" w:themeColor="text1"/>
+        </w:rPr>
+        <w:t>支援、</w:t>
+      </w:r>
+      <w:r>
+        <w:rPr>
+          <w:color w:val="000000" w:themeColor="text1"/>
+        </w:rPr>
+        <w:t>permitting v.</w:t>
+      </w:r>
+      <w:r>
+        <w:rPr>
+          <w:rFonts w:hint="eastAsia"/>
+          <w:color w:val="000000" w:themeColor="text1"/>
+        </w:rPr>
+        <w:t>允許、</w:t>
+      </w:r>
+      <w:r>
+        <w:rPr>
+          <w:rFonts w:hint="eastAsia"/>
+          <w:color w:val="000000" w:themeColor="text1"/>
+        </w:rPr>
+        <w:t>r</w:t>
+      </w:r>
+      <w:r>
+        <w:rPr>
+          <w:color w:val="000000" w:themeColor="text1"/>
+        </w:rPr>
+        <w:t>estrain v.</w:t>
+      </w:r>
+      <w:r>
+        <w:rPr>
+          <w:rFonts w:hint="eastAsia"/>
+          <w:color w:val="000000" w:themeColor="text1"/>
+        </w:rPr>
+        <w:t>阻止</w:t>
+      </w:r>
+      <w:r>
+        <w:rPr>
+          <w:rFonts w:hint="eastAsia"/>
+          <w:color w:val="000000" w:themeColor="text1"/>
+        </w:rPr>
+        <w:t>/</w:t>
+      </w:r>
+      <w:r>
+        <w:rPr>
+          <w:rFonts w:hint="eastAsia"/>
+          <w:color w:val="000000" w:themeColor="text1"/>
+        </w:rPr>
+        <w:t>制止</w:t>
+      </w:r>
+    </w:p>
+    <w:p>
+      <w:pPr>
+        <w:rPr>
+          <w:color w:val="000000" w:themeColor="text1"/>
+        </w:rPr>
+      </w:pPr>
+      <w:r>
+        <w:rPr>
+          <w:color w:val="000000" w:themeColor="text1"/>
+        </w:rPr>
+        <w:t>Crew n.</w:t>
+      </w:r>
+      <w:r>
+        <w:rPr>
+          <w:rFonts w:hint="eastAsia"/>
+          <w:color w:val="000000" w:themeColor="text1"/>
+        </w:rPr>
+        <w:t>機組成員、</w:t>
+      </w:r>
+      <w:r>
+        <w:rPr>
+          <w:color w:val="000000" w:themeColor="text1"/>
+        </w:rPr>
+        <w:t>trend n.</w:t>
+      </w:r>
+      <w:r>
+        <w:rPr>
+          <w:rFonts w:hint="eastAsia"/>
+          <w:color w:val="000000" w:themeColor="text1"/>
+        </w:rPr>
+        <w:t>趨勢、</w:t>
+      </w:r>
+      <w:r>
+        <w:rPr>
+          <w:rFonts w:hint="eastAsia"/>
+          <w:color w:val="000000" w:themeColor="text1"/>
+        </w:rPr>
+        <w:t>d</w:t>
+      </w:r>
+      <w:r>
+        <w:rPr>
+          <w:color w:val="000000" w:themeColor="text1"/>
+        </w:rPr>
+        <w:t>istinct adj.</w:t>
+      </w:r>
+      <w:r>
+        <w:rPr>
+          <w:rFonts w:hint="eastAsia"/>
+          <w:color w:val="000000" w:themeColor="text1"/>
+        </w:rPr>
+        <w:t>顯著</w:t>
+      </w:r>
+      <w:r>
+        <w:rPr>
+          <w:rFonts w:hint="eastAsia"/>
+          <w:color w:val="000000" w:themeColor="text1"/>
+        </w:rPr>
+        <w:t>/</w:t>
+      </w:r>
+      <w:r>
+        <w:rPr>
+          <w:rFonts w:hint="eastAsia"/>
+          <w:color w:val="000000" w:themeColor="text1"/>
+        </w:rPr>
+        <w:t>獨特</w:t>
+      </w:r>
+    </w:p>
+    <w:p>
+      <w:pPr>
+        <w:rPr>
+          <w:color w:val="000000" w:themeColor="text1"/>
+        </w:rPr>
+      </w:pPr>
+      <w:r>
+        <w:rPr>
+          <w:color w:val="000000" w:themeColor="text1"/>
+        </w:rPr>
+        <w:t>Mechanical adj.</w:t>
+      </w:r>
+      <w:r>
+        <w:rPr>
+          <w:rFonts w:hint="eastAsia"/>
+          <w:color w:val="000000" w:themeColor="text1"/>
+        </w:rPr>
+        <w:t>機械的</w:t>
+      </w:r>
+    </w:p>
+    <w:p>
+      <w:pPr>
+        <w:rPr>
+          <w:color w:val="000000" w:themeColor="text1"/>
+        </w:rPr>
+      </w:pPr>
+    </w:p>
+    <w:p>
+      <w:pPr>
+        <w:rPr>
+          <w:rFonts w:hint="eastAsia"/>
+          <w:color w:val="000000" w:themeColor="text1"/>
+        </w:rPr>
+      </w:pPr>
+    </w:p>
+    <w:p>
+      <w:pPr>
+        <w:rPr>
+          <w:rFonts w:hint="eastAsia"/>
+          <w:color w:val="000000" w:themeColor="text1"/>
+        </w:rPr>
+      </w:pPr>
     </w:p>
     <w:p>
       <w:pPr>

--- a/碩一/TOEIC/文法單字.docx
+++ b/碩一/TOEIC/文法單字.docx
@@ -19174,7 +19174,6 @@
     <w:p>
       <w:pPr>
         <w:rPr>
-          <w:rFonts w:hint="eastAsia"/>
           <w:color w:val="000000" w:themeColor="text1"/>
         </w:rPr>
       </w:pPr>
@@ -19228,13 +19227,7 @@
         <w:rPr>
           <w:color w:val="000000" w:themeColor="text1"/>
         </w:rPr>
-        <w:t>H</w:t>
-      </w:r>
-      <w:r>
-        <w:rPr>
-          <w:color w:val="000000" w:themeColor="text1"/>
-        </w:rPr>
-        <w:t>eated</w:t>
+        <w:t>Heated</w:t>
       </w:r>
       <w:r>
         <w:rPr>
@@ -19339,7 +19332,6 @@
     <w:p>
       <w:pPr>
         <w:rPr>
-          <w:rFonts w:hint="eastAsia"/>
           <w:color w:val="000000" w:themeColor="text1"/>
         </w:rPr>
       </w:pPr>
@@ -19944,24 +19936,760 @@
     <w:p>
       <w:pPr>
         <w:rPr>
-          <w:rFonts w:hint="eastAsia"/>
-          <w:color w:val="000000" w:themeColor="text1"/>
-        </w:rPr>
-      </w:pPr>
-    </w:p>
-    <w:p>
-      <w:pPr>
-        <w:rPr>
-          <w:rFonts w:hint="eastAsia"/>
-          <w:color w:val="000000" w:themeColor="text1"/>
-        </w:rPr>
-      </w:pPr>
-    </w:p>
-    <w:p>
-      <w:pPr>
-        <w:rPr>
-          <w:rFonts w:hint="eastAsia"/>
-          <w:color w:val="000000" w:themeColor="text1"/>
+          <w:color w:val="000000" w:themeColor="text1"/>
+        </w:rPr>
+      </w:pPr>
+    </w:p>
+    <w:p>
+      <w:pPr>
+        <w:rPr>
+          <w:color w:val="000000" w:themeColor="text1"/>
+        </w:rPr>
+      </w:pPr>
+      <w:r>
+        <w:rPr>
+          <w:color w:val="000000" w:themeColor="text1"/>
+        </w:rPr>
+        <w:t>C</w:t>
+      </w:r>
+      <w:r>
+        <w:rPr>
+          <w:color w:val="000000" w:themeColor="text1"/>
+        </w:rPr>
+        <w:t>ertificates</w:t>
+      </w:r>
+      <w:r>
+        <w:rPr>
+          <w:color w:val="000000" w:themeColor="text1"/>
+        </w:rPr>
+        <w:t xml:space="preserve"> n.</w:t>
+      </w:r>
+      <w:r>
+        <w:rPr>
+          <w:rFonts w:hint="eastAsia"/>
+          <w:color w:val="000000" w:themeColor="text1"/>
+        </w:rPr>
+        <w:t>證書</w:t>
+      </w:r>
+      <w:r>
+        <w:rPr>
+          <w:rFonts w:hint="eastAsia"/>
+          <w:color w:val="000000" w:themeColor="text1"/>
+        </w:rPr>
+        <w:t>/</w:t>
+      </w:r>
+      <w:r>
+        <w:rPr>
+          <w:rFonts w:hint="eastAsia"/>
+          <w:color w:val="000000" w:themeColor="text1"/>
+        </w:rPr>
+        <w:t>執照、</w:t>
+      </w:r>
+      <w:r>
+        <w:rPr>
+          <w:rFonts w:hint="eastAsia"/>
+          <w:color w:val="000000" w:themeColor="text1"/>
+        </w:rPr>
+        <w:t>s</w:t>
+      </w:r>
+      <w:r>
+        <w:rPr>
+          <w:color w:val="000000" w:themeColor="text1"/>
+        </w:rPr>
+        <w:t xml:space="preserve">ide effect </w:t>
+      </w:r>
+      <w:r>
+        <w:rPr>
+          <w:rFonts w:hint="eastAsia"/>
+          <w:color w:val="000000" w:themeColor="text1"/>
+        </w:rPr>
+        <w:t>副作用、</w:t>
+      </w:r>
+      <w:r>
+        <w:rPr>
+          <w:color w:val="000000" w:themeColor="text1"/>
+        </w:rPr>
+        <w:t>profits n.</w:t>
+      </w:r>
+      <w:r>
+        <w:rPr>
+          <w:rFonts w:hint="eastAsia"/>
+          <w:color w:val="000000" w:themeColor="text1"/>
+        </w:rPr>
+        <w:t>利潤</w:t>
+      </w:r>
+    </w:p>
+    <w:p>
+      <w:pPr>
+        <w:rPr>
+          <w:rFonts w:ascii="Roboto" w:hAnsi="Roboto"/>
+          <w:color w:val="0F0F0F"/>
+          <w:sz w:val="21"/>
+          <w:szCs w:val="21"/>
+          <w:shd w:val="clear" w:color="auto" w:fill="FFFFFF"/>
+        </w:rPr>
+      </w:pPr>
+      <w:r>
+        <w:rPr>
+          <w:rFonts w:ascii="Roboto" w:hAnsi="Roboto"/>
+          <w:color w:val="0F0F0F"/>
+          <w:sz w:val="21"/>
+          <w:szCs w:val="21"/>
+          <w:shd w:val="clear" w:color="auto" w:fill="FFFFFF"/>
+        </w:rPr>
+        <w:t>C</w:t>
+      </w:r>
+      <w:r>
+        <w:rPr>
+          <w:rFonts w:ascii="Roboto" w:hAnsi="Roboto"/>
+          <w:color w:val="0F0F0F"/>
+          <w:sz w:val="21"/>
+          <w:szCs w:val="21"/>
+          <w:shd w:val="clear" w:color="auto" w:fill="FFFFFF"/>
+        </w:rPr>
+        <w:t>onsequence</w:t>
+      </w:r>
+      <w:r>
+        <w:rPr>
+          <w:rFonts w:ascii="Roboto" w:hAnsi="Roboto"/>
+          <w:color w:val="0F0F0F"/>
+          <w:sz w:val="21"/>
+          <w:szCs w:val="21"/>
+          <w:shd w:val="clear" w:color="auto" w:fill="FFFFFF"/>
+        </w:rPr>
+        <w:t xml:space="preserve"> n.</w:t>
+      </w:r>
+      <w:r>
+        <w:rPr>
+          <w:rFonts w:ascii="Roboto" w:hAnsi="Roboto" w:hint="eastAsia"/>
+          <w:color w:val="0F0F0F"/>
+          <w:sz w:val="21"/>
+          <w:szCs w:val="21"/>
+          <w:shd w:val="clear" w:color="auto" w:fill="FFFFFF"/>
+        </w:rPr>
+        <w:t>結果</w:t>
+      </w:r>
+      <w:r>
+        <w:rPr>
+          <w:rFonts w:ascii="Roboto" w:hAnsi="Roboto" w:hint="eastAsia"/>
+          <w:color w:val="0F0F0F"/>
+          <w:sz w:val="21"/>
+          <w:szCs w:val="21"/>
+          <w:shd w:val="clear" w:color="auto" w:fill="FFFFFF"/>
+        </w:rPr>
+        <w:t>/</w:t>
+      </w:r>
+      <w:r>
+        <w:rPr>
+          <w:rFonts w:ascii="Roboto" w:hAnsi="Roboto" w:hint="eastAsia"/>
+          <w:color w:val="0F0F0F"/>
+          <w:sz w:val="21"/>
+          <w:szCs w:val="21"/>
+          <w:shd w:val="clear" w:color="auto" w:fill="FFFFFF"/>
+        </w:rPr>
+        <w:t>後果、</w:t>
+      </w:r>
+      <w:r>
+        <w:rPr>
+          <w:rFonts w:ascii="Roboto" w:hAnsi="Roboto"/>
+          <w:color w:val="0F0F0F"/>
+          <w:sz w:val="21"/>
+          <w:szCs w:val="21"/>
+          <w:shd w:val="clear" w:color="auto" w:fill="FFFFFF"/>
+        </w:rPr>
+        <w:t>reluctant</w:t>
+      </w:r>
+      <w:r>
+        <w:rPr>
+          <w:rFonts w:ascii="Roboto" w:hAnsi="Roboto" w:hint="eastAsia"/>
+          <w:color w:val="0F0F0F"/>
+          <w:sz w:val="21"/>
+          <w:szCs w:val="21"/>
+          <w:shd w:val="clear" w:color="auto" w:fill="FFFFFF"/>
+        </w:rPr>
+        <w:t xml:space="preserve"> </w:t>
+      </w:r>
+      <w:r>
+        <w:rPr>
+          <w:rFonts w:ascii="Roboto" w:hAnsi="Roboto"/>
+          <w:color w:val="0F0F0F"/>
+          <w:sz w:val="21"/>
+          <w:szCs w:val="21"/>
+          <w:shd w:val="clear" w:color="auto" w:fill="FFFFFF"/>
+        </w:rPr>
+        <w:t>adj.</w:t>
+      </w:r>
+      <w:r>
+        <w:rPr>
+          <w:rFonts w:ascii="Roboto" w:hAnsi="Roboto" w:hint="eastAsia"/>
+          <w:color w:val="0F0F0F"/>
+          <w:sz w:val="21"/>
+          <w:szCs w:val="21"/>
+          <w:shd w:val="clear" w:color="auto" w:fill="FFFFFF"/>
+        </w:rPr>
+        <w:t>不情願的、</w:t>
+      </w:r>
+      <w:r>
+        <w:rPr>
+          <w:rFonts w:ascii="Roboto" w:hAnsi="Roboto"/>
+          <w:color w:val="0F0F0F"/>
+          <w:sz w:val="21"/>
+          <w:szCs w:val="21"/>
+          <w:shd w:val="clear" w:color="auto" w:fill="FFFFFF"/>
+        </w:rPr>
+        <w:t>border</w:t>
+      </w:r>
+      <w:r>
+        <w:rPr>
+          <w:rFonts w:ascii="Roboto" w:hAnsi="Roboto"/>
+          <w:color w:val="0F0F0F"/>
+          <w:sz w:val="21"/>
+          <w:szCs w:val="21"/>
+          <w:shd w:val="clear" w:color="auto" w:fill="FFFFFF"/>
+        </w:rPr>
+        <w:t xml:space="preserve"> n.</w:t>
+      </w:r>
+      <w:r>
+        <w:rPr>
+          <w:rFonts w:ascii="Roboto" w:hAnsi="Roboto" w:hint="eastAsia"/>
+          <w:color w:val="0F0F0F"/>
+          <w:sz w:val="21"/>
+          <w:szCs w:val="21"/>
+          <w:shd w:val="clear" w:color="auto" w:fill="FFFFFF"/>
+        </w:rPr>
+        <w:t>邊界</w:t>
+      </w:r>
+    </w:p>
+    <w:p>
+      <w:pPr>
+        <w:rPr>
+          <w:rFonts w:hint="eastAsia"/>
+          <w:color w:val="000000" w:themeColor="text1"/>
+        </w:rPr>
+      </w:pPr>
+      <w:r>
+        <w:rPr>
+          <w:rFonts w:ascii="Roboto" w:hAnsi="Roboto"/>
+          <w:color w:val="0F0F0F"/>
+          <w:sz w:val="21"/>
+          <w:szCs w:val="21"/>
+          <w:shd w:val="clear" w:color="auto" w:fill="FFFFFF"/>
+        </w:rPr>
+        <w:t>I</w:t>
+      </w:r>
+      <w:r>
+        <w:rPr>
+          <w:rFonts w:ascii="Roboto" w:hAnsi="Roboto"/>
+          <w:color w:val="0F0F0F"/>
+          <w:sz w:val="21"/>
+          <w:szCs w:val="21"/>
+          <w:shd w:val="clear" w:color="auto" w:fill="FFFFFF"/>
+        </w:rPr>
+        <w:t>mminent</w:t>
+      </w:r>
+      <w:r>
+        <w:rPr>
+          <w:rFonts w:ascii="Roboto" w:hAnsi="Roboto"/>
+          <w:color w:val="0F0F0F"/>
+          <w:sz w:val="21"/>
+          <w:szCs w:val="21"/>
+          <w:shd w:val="clear" w:color="auto" w:fill="FFFFFF"/>
+        </w:rPr>
+        <w:t xml:space="preserve"> adj.</w:t>
+      </w:r>
+      <w:r>
+        <w:rPr>
+          <w:rFonts w:ascii="Roboto" w:hAnsi="Roboto"/>
+          <w:color w:val="0F0F0F"/>
+          <w:sz w:val="21"/>
+          <w:szCs w:val="21"/>
+          <w:shd w:val="clear" w:color="auto" w:fill="FFFFFF"/>
+        </w:rPr>
+        <w:t xml:space="preserve"> </w:t>
+      </w:r>
+      <w:r>
+        <w:rPr>
+          <w:rFonts w:ascii="Roboto" w:hAnsi="Roboto"/>
+          <w:color w:val="0F0F0F"/>
+          <w:sz w:val="21"/>
+          <w:szCs w:val="21"/>
+          <w:shd w:val="clear" w:color="auto" w:fill="FFFFFF"/>
+        </w:rPr>
+        <w:t>即將發生的</w:t>
+      </w:r>
+      <w:r>
+        <w:rPr>
+          <w:rFonts w:ascii="Roboto" w:hAnsi="Roboto" w:hint="eastAsia"/>
+          <w:color w:val="0F0F0F"/>
+          <w:sz w:val="21"/>
+          <w:szCs w:val="21"/>
+          <w:shd w:val="clear" w:color="auto" w:fill="FFFFFF"/>
+        </w:rPr>
+        <w:t>、</w:t>
+      </w:r>
+      <w:r>
+        <w:rPr>
+          <w:rFonts w:ascii="Roboto" w:hAnsi="Roboto"/>
+          <w:color w:val="0F0F0F"/>
+          <w:sz w:val="21"/>
+          <w:szCs w:val="21"/>
+          <w:shd w:val="clear" w:color="auto" w:fill="FFFFFF"/>
+        </w:rPr>
+        <w:t>overstaffed</w:t>
+      </w:r>
+      <w:r>
+        <w:rPr>
+          <w:rFonts w:ascii="Roboto" w:hAnsi="Roboto" w:hint="eastAsia"/>
+          <w:color w:val="0F0F0F"/>
+          <w:sz w:val="21"/>
+          <w:szCs w:val="21"/>
+          <w:shd w:val="clear" w:color="auto" w:fill="FFFFFF"/>
+        </w:rPr>
+        <w:t xml:space="preserve"> </w:t>
+      </w:r>
+      <w:r>
+        <w:rPr>
+          <w:rFonts w:ascii="Roboto" w:hAnsi="Roboto"/>
+          <w:color w:val="0F0F0F"/>
+          <w:sz w:val="21"/>
+          <w:szCs w:val="21"/>
+          <w:shd w:val="clear" w:color="auto" w:fill="FFFFFF"/>
+        </w:rPr>
+        <w:t>adj.</w:t>
+      </w:r>
+      <w:r>
+        <w:rPr>
+          <w:rFonts w:ascii="Roboto" w:hAnsi="Roboto" w:hint="eastAsia"/>
+          <w:color w:val="0F0F0F"/>
+          <w:sz w:val="21"/>
+          <w:szCs w:val="21"/>
+          <w:shd w:val="clear" w:color="auto" w:fill="FFFFFF"/>
+        </w:rPr>
+        <w:t>人力過剩、</w:t>
+      </w:r>
+      <w:r>
+        <w:rPr>
+          <w:rFonts w:ascii="Roboto" w:hAnsi="Roboto"/>
+          <w:color w:val="0F0F0F"/>
+          <w:sz w:val="21"/>
+          <w:szCs w:val="21"/>
+          <w:shd w:val="clear" w:color="auto" w:fill="FFFFFF"/>
+        </w:rPr>
+        <w:t>therefore</w:t>
+      </w:r>
+      <w:r>
+        <w:rPr>
+          <w:rFonts w:ascii="Roboto" w:hAnsi="Roboto" w:hint="eastAsia"/>
+          <w:color w:val="0F0F0F"/>
+          <w:sz w:val="21"/>
+          <w:szCs w:val="21"/>
+          <w:shd w:val="clear" w:color="auto" w:fill="FFFFFF"/>
+        </w:rPr>
+        <w:t xml:space="preserve"> </w:t>
+      </w:r>
+      <w:r>
+        <w:rPr>
+          <w:rFonts w:ascii="Roboto" w:hAnsi="Roboto"/>
+          <w:color w:val="0F0F0F"/>
+          <w:sz w:val="21"/>
+          <w:szCs w:val="21"/>
+          <w:shd w:val="clear" w:color="auto" w:fill="FFFFFF"/>
+        </w:rPr>
+        <w:t>adv.</w:t>
+      </w:r>
+      <w:r>
+        <w:rPr>
+          <w:rFonts w:ascii="Roboto" w:hAnsi="Roboto" w:hint="eastAsia"/>
+          <w:color w:val="0F0F0F"/>
+          <w:sz w:val="21"/>
+          <w:szCs w:val="21"/>
+          <w:shd w:val="clear" w:color="auto" w:fill="FFFFFF"/>
+        </w:rPr>
+        <w:t>因此</w:t>
+      </w:r>
+    </w:p>
+    <w:p>
+      <w:pPr>
+        <w:rPr>
+          <w:rFonts w:ascii="Roboto" w:hAnsi="Roboto"/>
+          <w:color w:val="0F0F0F"/>
+          <w:sz w:val="21"/>
+          <w:szCs w:val="21"/>
+          <w:shd w:val="clear" w:color="auto" w:fill="FFFFFF"/>
+        </w:rPr>
+      </w:pPr>
+      <w:r>
+        <w:rPr>
+          <w:rFonts w:ascii="Roboto" w:hAnsi="Roboto"/>
+          <w:color w:val="0F0F0F"/>
+          <w:sz w:val="21"/>
+          <w:szCs w:val="21"/>
+          <w:shd w:val="clear" w:color="auto" w:fill="FFFFFF"/>
+        </w:rPr>
+        <w:t>J</w:t>
+      </w:r>
+      <w:r>
+        <w:rPr>
+          <w:rFonts w:ascii="Roboto" w:hAnsi="Roboto"/>
+          <w:color w:val="0F0F0F"/>
+          <w:sz w:val="21"/>
+          <w:szCs w:val="21"/>
+          <w:shd w:val="clear" w:color="auto" w:fill="FFFFFF"/>
+        </w:rPr>
+        <w:t>ourney</w:t>
+      </w:r>
+      <w:r>
+        <w:rPr>
+          <w:rFonts w:ascii="Roboto" w:hAnsi="Roboto" w:hint="eastAsia"/>
+          <w:color w:val="0F0F0F"/>
+          <w:sz w:val="21"/>
+          <w:szCs w:val="21"/>
+          <w:shd w:val="clear" w:color="auto" w:fill="FFFFFF"/>
+        </w:rPr>
+        <w:t xml:space="preserve"> </w:t>
+      </w:r>
+      <w:r>
+        <w:rPr>
+          <w:rFonts w:ascii="Roboto" w:hAnsi="Roboto"/>
+          <w:color w:val="0F0F0F"/>
+          <w:sz w:val="21"/>
+          <w:szCs w:val="21"/>
+          <w:shd w:val="clear" w:color="auto" w:fill="FFFFFF"/>
+        </w:rPr>
+        <w:t>n.</w:t>
+      </w:r>
+      <w:r>
+        <w:rPr>
+          <w:rFonts w:ascii="Roboto" w:hAnsi="Roboto" w:hint="eastAsia"/>
+          <w:color w:val="0F0F0F"/>
+          <w:sz w:val="21"/>
+          <w:szCs w:val="21"/>
+          <w:shd w:val="clear" w:color="auto" w:fill="FFFFFF"/>
+        </w:rPr>
+        <w:t>記者</w:t>
+      </w:r>
+      <w:r>
+        <w:rPr>
+          <w:rFonts w:ascii="Roboto" w:hAnsi="Roboto" w:hint="eastAsia"/>
+          <w:color w:val="0F0F0F"/>
+          <w:sz w:val="21"/>
+          <w:szCs w:val="21"/>
+          <w:shd w:val="clear" w:color="auto" w:fill="FFFFFF"/>
+        </w:rPr>
+        <w:t>/</w:t>
+      </w:r>
+      <w:r>
+        <w:rPr>
+          <w:rFonts w:ascii="Roboto" w:hAnsi="Roboto" w:hint="eastAsia"/>
+          <w:color w:val="0F0F0F"/>
+          <w:sz w:val="21"/>
+          <w:szCs w:val="21"/>
+          <w:shd w:val="clear" w:color="auto" w:fill="FFFFFF"/>
+        </w:rPr>
+        <w:t>旅程、</w:t>
+      </w:r>
+      <w:r>
+        <w:rPr>
+          <w:rFonts w:ascii="Roboto" w:hAnsi="Roboto"/>
+          <w:color w:val="0F0F0F"/>
+          <w:sz w:val="21"/>
+          <w:szCs w:val="21"/>
+          <w:shd w:val="clear" w:color="auto" w:fill="FFFFFF"/>
+        </w:rPr>
+        <w:t>generous</w:t>
+      </w:r>
+      <w:r>
+        <w:rPr>
+          <w:rFonts w:ascii="Roboto" w:hAnsi="Roboto" w:hint="eastAsia"/>
+          <w:color w:val="0F0F0F"/>
+          <w:sz w:val="21"/>
+          <w:szCs w:val="21"/>
+          <w:shd w:val="clear" w:color="auto" w:fill="FFFFFF"/>
+        </w:rPr>
+        <w:t xml:space="preserve"> a</w:t>
+      </w:r>
+      <w:r>
+        <w:rPr>
+          <w:rFonts w:ascii="Roboto" w:hAnsi="Roboto"/>
+          <w:color w:val="0F0F0F"/>
+          <w:sz w:val="21"/>
+          <w:szCs w:val="21"/>
+          <w:shd w:val="clear" w:color="auto" w:fill="FFFFFF"/>
+        </w:rPr>
+        <w:t>dj.</w:t>
+      </w:r>
+      <w:r>
+        <w:rPr>
+          <w:rFonts w:ascii="Roboto" w:hAnsi="Roboto"/>
+          <w:color w:val="0F0F0F"/>
+          <w:sz w:val="21"/>
+          <w:szCs w:val="21"/>
+          <w:shd w:val="clear" w:color="auto" w:fill="FFFFFF"/>
+        </w:rPr>
+        <w:t xml:space="preserve"> </w:t>
+      </w:r>
+      <w:r>
+        <w:rPr>
+          <w:rFonts w:ascii="Roboto" w:hAnsi="Roboto"/>
+          <w:color w:val="0F0F0F"/>
+          <w:sz w:val="21"/>
+          <w:szCs w:val="21"/>
+          <w:shd w:val="clear" w:color="auto" w:fill="FFFFFF"/>
+        </w:rPr>
+        <w:t>慷慨大方的</w:t>
+      </w:r>
+      <w:r>
+        <w:rPr>
+          <w:rFonts w:ascii="Roboto" w:hAnsi="Roboto" w:hint="eastAsia"/>
+          <w:color w:val="0F0F0F"/>
+          <w:sz w:val="21"/>
+          <w:szCs w:val="21"/>
+          <w:shd w:val="clear" w:color="auto" w:fill="FFFFFF"/>
+        </w:rPr>
+        <w:t>、</w:t>
+      </w:r>
+      <w:r>
+        <w:rPr>
+          <w:rFonts w:ascii="Roboto" w:hAnsi="Roboto"/>
+          <w:color w:val="0F0F0F"/>
+          <w:sz w:val="21"/>
+          <w:szCs w:val="21"/>
+          <w:shd w:val="clear" w:color="auto" w:fill="FFFFFF"/>
+        </w:rPr>
+        <w:t>disposable</w:t>
+      </w:r>
+      <w:r>
+        <w:rPr>
+          <w:rFonts w:ascii="Roboto" w:hAnsi="Roboto" w:hint="eastAsia"/>
+          <w:color w:val="0F0F0F"/>
+          <w:sz w:val="21"/>
+          <w:szCs w:val="21"/>
+          <w:shd w:val="clear" w:color="auto" w:fill="FFFFFF"/>
+        </w:rPr>
+        <w:t xml:space="preserve"> a</w:t>
+      </w:r>
+      <w:r>
+        <w:rPr>
+          <w:rFonts w:ascii="Roboto" w:hAnsi="Roboto"/>
+          <w:color w:val="0F0F0F"/>
+          <w:sz w:val="21"/>
+          <w:szCs w:val="21"/>
+          <w:shd w:val="clear" w:color="auto" w:fill="FFFFFF"/>
+        </w:rPr>
+        <w:t>dj.</w:t>
+      </w:r>
+      <w:r>
+        <w:rPr>
+          <w:rFonts w:ascii="Roboto" w:hAnsi="Roboto"/>
+          <w:color w:val="0F0F0F"/>
+          <w:sz w:val="21"/>
+          <w:szCs w:val="21"/>
+          <w:shd w:val="clear" w:color="auto" w:fill="FFFFFF"/>
+        </w:rPr>
+        <w:t xml:space="preserve"> </w:t>
+      </w:r>
+      <w:r>
+        <w:rPr>
+          <w:rFonts w:ascii="Roboto" w:hAnsi="Roboto"/>
+          <w:color w:val="0F0F0F"/>
+          <w:sz w:val="21"/>
+          <w:szCs w:val="21"/>
+          <w:shd w:val="clear" w:color="auto" w:fill="FFFFFF"/>
+        </w:rPr>
+        <w:t>拋棄式的</w:t>
+      </w:r>
+    </w:p>
+    <w:p>
+      <w:pPr>
+        <w:rPr>
+          <w:rFonts w:ascii="Roboto" w:hAnsi="Roboto"/>
+          <w:color w:val="0F0F0F"/>
+          <w:sz w:val="21"/>
+          <w:szCs w:val="21"/>
+          <w:shd w:val="clear" w:color="auto" w:fill="FFFFFF"/>
+        </w:rPr>
+      </w:pPr>
+      <w:r>
+        <w:rPr>
+          <w:rFonts w:ascii="Roboto" w:hAnsi="Roboto"/>
+          <w:color w:val="0F0F0F"/>
+          <w:sz w:val="21"/>
+          <w:szCs w:val="21"/>
+          <w:shd w:val="clear" w:color="auto" w:fill="FFFFFF"/>
+        </w:rPr>
+        <w:t>T</w:t>
+      </w:r>
+      <w:r>
+        <w:rPr>
+          <w:rFonts w:ascii="Roboto" w:hAnsi="Roboto"/>
+          <w:color w:val="0F0F0F"/>
+          <w:sz w:val="21"/>
+          <w:szCs w:val="21"/>
+          <w:shd w:val="clear" w:color="auto" w:fill="FFFFFF"/>
+        </w:rPr>
+        <w:t>hriving</w:t>
+      </w:r>
+      <w:r>
+        <w:rPr>
+          <w:rFonts w:ascii="Roboto" w:hAnsi="Roboto"/>
+          <w:color w:val="0F0F0F"/>
+          <w:sz w:val="21"/>
+          <w:szCs w:val="21"/>
+          <w:shd w:val="clear" w:color="auto" w:fill="FFFFFF"/>
+        </w:rPr>
+        <w:t xml:space="preserve"> adj.</w:t>
+      </w:r>
+      <w:r>
+        <w:rPr>
+          <w:rFonts w:ascii="Roboto" w:hAnsi="Roboto"/>
+          <w:color w:val="0F0F0F"/>
+          <w:sz w:val="21"/>
+          <w:szCs w:val="21"/>
+          <w:shd w:val="clear" w:color="auto" w:fill="FFFFFF"/>
+        </w:rPr>
+        <w:t xml:space="preserve"> </w:t>
+      </w:r>
+      <w:r>
+        <w:rPr>
+          <w:rFonts w:ascii="Roboto" w:hAnsi="Roboto"/>
+          <w:color w:val="0F0F0F"/>
+          <w:sz w:val="21"/>
+          <w:szCs w:val="21"/>
+          <w:shd w:val="clear" w:color="auto" w:fill="FFFFFF"/>
+        </w:rPr>
+        <w:t>興旺的</w:t>
+      </w:r>
+      <w:r>
+        <w:rPr>
+          <w:rFonts w:ascii="Roboto" w:hAnsi="Roboto" w:hint="eastAsia"/>
+          <w:color w:val="0F0F0F"/>
+          <w:sz w:val="21"/>
+          <w:szCs w:val="21"/>
+          <w:shd w:val="clear" w:color="auto" w:fill="FFFFFF"/>
+        </w:rPr>
+        <w:t>、</w:t>
+      </w:r>
+      <w:r>
+        <w:rPr>
+          <w:rFonts w:ascii="Roboto" w:hAnsi="Roboto"/>
+          <w:color w:val="0F0F0F"/>
+          <w:sz w:val="21"/>
+          <w:szCs w:val="21"/>
+          <w:shd w:val="clear" w:color="auto" w:fill="FFFFFF"/>
+        </w:rPr>
+        <w:t>downturn</w:t>
+      </w:r>
+      <w:r>
+        <w:rPr>
+          <w:rFonts w:ascii="Roboto" w:hAnsi="Roboto" w:hint="eastAsia"/>
+          <w:color w:val="0F0F0F"/>
+          <w:sz w:val="21"/>
+          <w:szCs w:val="21"/>
+          <w:shd w:val="clear" w:color="auto" w:fill="FFFFFF"/>
+        </w:rPr>
+        <w:t xml:space="preserve"> </w:t>
+      </w:r>
+      <w:r>
+        <w:rPr>
+          <w:rFonts w:ascii="Roboto" w:hAnsi="Roboto"/>
+          <w:color w:val="0F0F0F"/>
+          <w:sz w:val="21"/>
+          <w:szCs w:val="21"/>
+          <w:shd w:val="clear" w:color="auto" w:fill="FFFFFF"/>
+        </w:rPr>
+        <w:t>n.</w:t>
+      </w:r>
+      <w:r>
+        <w:rPr>
+          <w:rFonts w:ascii="Roboto" w:hAnsi="Roboto" w:hint="eastAsia"/>
+          <w:color w:val="0F0F0F"/>
+          <w:sz w:val="21"/>
+          <w:szCs w:val="21"/>
+          <w:shd w:val="clear" w:color="auto" w:fill="FFFFFF"/>
+        </w:rPr>
+        <w:t>衰退、</w:t>
+      </w:r>
+      <w:r>
+        <w:rPr>
+          <w:rFonts w:ascii="Roboto" w:hAnsi="Roboto"/>
+          <w:color w:val="0F0F0F"/>
+          <w:sz w:val="21"/>
+          <w:szCs w:val="21"/>
+          <w:shd w:val="clear" w:color="auto" w:fill="FFFFFF"/>
+        </w:rPr>
+        <w:t>recession</w:t>
+      </w:r>
+      <w:r>
+        <w:rPr>
+          <w:rFonts w:ascii="Roboto" w:hAnsi="Roboto" w:hint="eastAsia"/>
+          <w:color w:val="0F0F0F"/>
+          <w:sz w:val="21"/>
+          <w:szCs w:val="21"/>
+          <w:shd w:val="clear" w:color="auto" w:fill="FFFFFF"/>
+        </w:rPr>
+        <w:t xml:space="preserve"> </w:t>
+      </w:r>
+      <w:r>
+        <w:rPr>
+          <w:rFonts w:ascii="Roboto" w:hAnsi="Roboto"/>
+          <w:color w:val="0F0F0F"/>
+          <w:sz w:val="21"/>
+          <w:szCs w:val="21"/>
+          <w:shd w:val="clear" w:color="auto" w:fill="FFFFFF"/>
+        </w:rPr>
+        <w:t>n.</w:t>
+      </w:r>
+      <w:r>
+        <w:rPr>
+          <w:rFonts w:ascii="Roboto" w:hAnsi="Roboto"/>
+          <w:color w:val="0F0F0F"/>
+          <w:sz w:val="21"/>
+          <w:szCs w:val="21"/>
+          <w:shd w:val="clear" w:color="auto" w:fill="FFFFFF"/>
+        </w:rPr>
+        <w:t xml:space="preserve"> </w:t>
+      </w:r>
+      <w:r>
+        <w:rPr>
+          <w:rFonts w:ascii="Roboto" w:hAnsi="Roboto"/>
+          <w:color w:val="0F0F0F"/>
+          <w:sz w:val="21"/>
+          <w:szCs w:val="21"/>
+          <w:shd w:val="clear" w:color="auto" w:fill="FFFFFF"/>
+        </w:rPr>
+        <w:t>衰退</w:t>
+      </w:r>
+    </w:p>
+    <w:p>
+      <w:pPr>
+        <w:rPr>
+          <w:rFonts w:ascii="Roboto" w:hAnsi="Roboto"/>
+          <w:color w:val="0F0F0F"/>
+          <w:sz w:val="21"/>
+          <w:szCs w:val="21"/>
+          <w:shd w:val="clear" w:color="auto" w:fill="FFFFFF"/>
+        </w:rPr>
+      </w:pPr>
+    </w:p>
+    <w:p>
+      <w:pPr>
+        <w:rPr>
+          <w:rFonts w:ascii="Roboto" w:hAnsi="Roboto" w:hint="eastAsia"/>
+          <w:color w:val="0F0F0F"/>
+          <w:sz w:val="21"/>
+          <w:szCs w:val="21"/>
+          <w:shd w:val="clear" w:color="auto" w:fill="FFFFFF"/>
+        </w:rPr>
+      </w:pPr>
+    </w:p>
+    <w:p>
+      <w:pPr>
+        <w:rPr>
+          <w:rFonts w:ascii="Roboto" w:hAnsi="Roboto" w:hint="eastAsia"/>
+          <w:color w:val="0F0F0F"/>
+          <w:sz w:val="21"/>
+          <w:szCs w:val="21"/>
+          <w:shd w:val="clear" w:color="auto" w:fill="FFFFFF"/>
         </w:rPr>
       </w:pPr>
     </w:p>

--- a/碩一/TOEIC/文法單字.docx
+++ b/碩一/TOEIC/文法單字.docx
@@ -1,6 +1,6 @@
 
 <file path=word/document.xml><?xml version="1.0" encoding="utf-8"?>
-<w:document xmlns:wpc="http://schemas.microsoft.com/office/word/2010/wordprocessingCanvas" xmlns:cx="http://schemas.microsoft.com/office/drawing/2014/chartex" xmlns:cx1="http://schemas.microsoft.com/office/drawing/2015/9/8/chartex" xmlns:cx2="http://schemas.microsoft.com/office/drawing/2015/10/21/chartex" xmlns:cx3="http://schemas.microsoft.com/office/drawing/2016/5/9/chartex" xmlns:cx4="http://schemas.microsoft.com/office/drawing/2016/5/10/chartex" xmlns:cx5="http://schemas.microsoft.com/office/drawing/2016/5/11/chartex" xmlns:cx6="http://schemas.microsoft.com/office/drawing/2016/5/12/chartex" xmlns:cx7="http://schemas.microsoft.com/office/drawing/2016/5/13/chartex" xmlns:cx8="http://schemas.microsoft.com/office/drawing/2016/5/14/chartex" xmlns:mc="http://schemas.openxmlformats.org/markup-compatibility/2006" xmlns:aink="http://schemas.microsoft.com/office/drawing/2016/ink" xmlns:am3d="http://schemas.microsoft.com/office/drawing/2017/model3d" xmlns:o="urn:schemas-microsoft-com:office:office" xmlns:oel="http://schemas.microsoft.com/office/2019/extlst" xmlns:r="http://schemas.openxmlformats.org/officeDocument/2006/relationships" xmlns:m="http://schemas.openxmlformats.org/officeDocument/2006/math" xmlns:v="urn:schemas-microsoft-com:vml" xmlns:wp14="http://schemas.microsoft.com/office/word/2010/wordprocessingDrawing" xmlns:wp="http://schemas.openxmlformats.org/drawingml/2006/wordprocessingDrawing" xmlns:w10="urn:schemas-microsoft-com:office:word" xmlns:w="http://schemas.openxmlformats.org/wordprocessingml/2006/main" xmlns:w14="http://schemas.microsoft.com/office/word/2010/wordml" xmlns:w15="http://schemas.microsoft.com/office/word/2012/wordml" xmlns:w16cex="http://schemas.microsoft.com/office/word/2018/wordml/cex" xmlns:w16cid="http://schemas.microsoft.com/office/word/2016/wordml/cid" xmlns:w16="http://schemas.microsoft.com/office/word/2018/wordml" xmlns:w16du="http://schemas.microsoft.com/office/word/2023/wordml/word16du" xmlns:w16sdtdh="http://schemas.microsoft.com/office/word/2020/wordml/sdtdatahash" xmlns:w16se="http://schemas.microsoft.com/office/word/2015/wordml/symex" xmlns:wpg="http://schemas.microsoft.com/office/word/2010/wordprocessingGroup" xmlns:wpi="http://schemas.microsoft.com/office/word/2010/wordprocessingInk" xmlns:wne="http://schemas.microsoft.com/office/word/2006/wordml" xmlns:wps="http://schemas.microsoft.com/office/word/2010/wordprocessingShape" mc:Ignorable="w14 w15 w16se w16cid w16 w16cex w16sdtdh wp14">
+<w:document xmlns:wpc="http://schemas.microsoft.com/office/word/2010/wordprocessingCanvas" xmlns:cx="http://schemas.microsoft.com/office/drawing/2014/chartex" xmlns:cx1="http://schemas.microsoft.com/office/drawing/2015/9/8/chartex" xmlns:cx2="http://schemas.microsoft.com/office/drawing/2015/10/21/chartex" xmlns:cx3="http://schemas.microsoft.com/office/drawing/2016/5/9/chartex" xmlns:cx4="http://schemas.microsoft.com/office/drawing/2016/5/10/chartex" xmlns:cx5="http://schemas.microsoft.com/office/drawing/2016/5/11/chartex" xmlns:cx6="http://schemas.microsoft.com/office/drawing/2016/5/12/chartex" xmlns:cx7="http://schemas.microsoft.com/office/drawing/2016/5/13/chartex" xmlns:cx8="http://schemas.microsoft.com/office/drawing/2016/5/14/chartex" xmlns:mc="http://schemas.openxmlformats.org/markup-compatibility/2006" xmlns:aink="http://schemas.microsoft.com/office/drawing/2016/ink" xmlns:am3d="http://schemas.microsoft.com/office/drawing/2017/model3d" xmlns:o="urn:schemas-microsoft-com:office:office" xmlns:r="http://schemas.openxmlformats.org/officeDocument/2006/relationships" xmlns:m="http://schemas.openxmlformats.org/officeDocument/2006/math" xmlns:v="urn:schemas-microsoft-com:vml" xmlns:wp14="http://schemas.microsoft.com/office/word/2010/wordprocessingDrawing" xmlns:wp="http://schemas.openxmlformats.org/drawingml/2006/wordprocessingDrawing" xmlns:w10="urn:schemas-microsoft-com:office:word" xmlns:w="http://schemas.openxmlformats.org/wordprocessingml/2006/main" xmlns:w14="http://schemas.microsoft.com/office/word/2010/wordml" xmlns:w15="http://schemas.microsoft.com/office/word/2012/wordml" xmlns:w16cex="http://schemas.microsoft.com/office/word/2018/wordml/cex" xmlns:w16cid="http://schemas.microsoft.com/office/word/2016/wordml/cid" xmlns:w16="http://schemas.microsoft.com/office/word/2018/wordml" xmlns:w16sdtdh="http://schemas.microsoft.com/office/word/2020/wordml/sdtdatahash" xmlns:w16se="http://schemas.microsoft.com/office/word/2015/wordml/symex" xmlns:wpg="http://schemas.microsoft.com/office/word/2010/wordprocessingGroup" xmlns:wpi="http://schemas.microsoft.com/office/word/2010/wordprocessingInk" xmlns:wne="http://schemas.microsoft.com/office/word/2006/wordml" xmlns:wps="http://schemas.microsoft.com/office/word/2010/wordprocessingShape" mc:Ignorable="w14 w15 w16se w16cid w16 w16cex w16sdtdh wp14">
   <w:body>
     <w:p>
       <w:r>
@@ -641,7 +641,15 @@
       </w:r>
       <w:proofErr w:type="spellEnd"/>
       <w:r>
-        <w:t xml:space="preserve"> than B Ved.]</w:t>
+        <w:t xml:space="preserve"> than B </w:t>
+      </w:r>
+      <w:proofErr w:type="spellStart"/>
+      <w:r>
+        <w:t>Ved</w:t>
+      </w:r>
+      <w:proofErr w:type="spellEnd"/>
+      <w:r>
+        <w:t>.]</w:t>
       </w:r>
     </w:p>
     <w:p>
@@ -19944,30 +19952,21 @@
       <w:pPr>
         <w:rPr>
           <w:color w:val="000000" w:themeColor="text1"/>
-        </w:rPr>
-      </w:pPr>
-      <w:r>
-        <w:rPr>
-          <w:color w:val="000000" w:themeColor="text1"/>
-        </w:rPr>
-        <w:t>C</w:t>
-      </w:r>
-      <w:r>
-        <w:rPr>
-          <w:color w:val="000000" w:themeColor="text1"/>
-        </w:rPr>
-        <w:t>ertificates</w:t>
-      </w:r>
-      <w:r>
-        <w:rPr>
-          <w:color w:val="000000" w:themeColor="text1"/>
-        </w:rPr>
-        <w:t xml:space="preserve"> n.</w:t>
-      </w:r>
-      <w:r>
-        <w:rPr>
-          <w:rFonts w:hint="eastAsia"/>
-          <w:color w:val="000000" w:themeColor="text1"/>
+          <w:szCs w:val="24"/>
+        </w:rPr>
+      </w:pPr>
+      <w:r>
+        <w:rPr>
+          <w:color w:val="000000" w:themeColor="text1"/>
+          <w:szCs w:val="24"/>
+        </w:rPr>
+        <w:t>Certificates n.</w:t>
+      </w:r>
+      <w:r>
+        <w:rPr>
+          <w:rFonts w:hint="eastAsia"/>
+          <w:color w:val="000000" w:themeColor="text1"/>
+          <w:szCs w:val="24"/>
         </w:rPr>
         <w:t>證書</w:t>
       </w:r>
@@ -19975,6 +19974,7 @@
         <w:rPr>
           <w:rFonts w:hint="eastAsia"/>
           <w:color w:val="000000" w:themeColor="text1"/>
+          <w:szCs w:val="24"/>
         </w:rPr>
         <w:t>/</w:t>
       </w:r>
@@ -19982,6 +19982,7 @@
         <w:rPr>
           <w:rFonts w:hint="eastAsia"/>
           <w:color w:val="000000" w:themeColor="text1"/>
+          <w:szCs w:val="24"/>
         </w:rPr>
         <w:t>執照、</w:t>
       </w:r>
@@ -19989,12 +19990,14 @@
         <w:rPr>
           <w:rFonts w:hint="eastAsia"/>
           <w:color w:val="000000" w:themeColor="text1"/>
+          <w:szCs w:val="24"/>
         </w:rPr>
         <w:t>s</w:t>
       </w:r>
       <w:r>
         <w:rPr>
           <w:color w:val="000000" w:themeColor="text1"/>
+          <w:szCs w:val="24"/>
         </w:rPr>
         <w:t xml:space="preserve">ide effect </w:t>
       </w:r>
@@ -20002,12 +20005,14 @@
         <w:rPr>
           <w:rFonts w:hint="eastAsia"/>
           <w:color w:val="000000" w:themeColor="text1"/>
+          <w:szCs w:val="24"/>
         </w:rPr>
         <w:t>副作用、</w:t>
       </w:r>
       <w:r>
         <w:rPr>
           <w:color w:val="000000" w:themeColor="text1"/>
+          <w:szCs w:val="24"/>
         </w:rPr>
         <w:t>profits n.</w:t>
       </w:r>
@@ -20015,9 +20020,491 @@
         <w:rPr>
           <w:rFonts w:hint="eastAsia"/>
           <w:color w:val="000000" w:themeColor="text1"/>
+          <w:szCs w:val="24"/>
         </w:rPr>
         <w:t>利潤</w:t>
       </w:r>
+    </w:p>
+    <w:p>
+      <w:pPr>
+        <w:rPr>
+          <w:rFonts w:ascii="Roboto" w:hAnsi="Roboto"/>
+          <w:color w:val="0F0F0F"/>
+          <w:szCs w:val="24"/>
+          <w:shd w:val="clear" w:color="auto" w:fill="FFFFFF"/>
+        </w:rPr>
+      </w:pPr>
+      <w:r>
+        <w:rPr>
+          <w:rFonts w:ascii="Roboto" w:hAnsi="Roboto"/>
+          <w:color w:val="0F0F0F"/>
+          <w:szCs w:val="24"/>
+          <w:shd w:val="clear" w:color="auto" w:fill="FFFFFF"/>
+        </w:rPr>
+        <w:t>Consequence n.</w:t>
+      </w:r>
+      <w:r>
+        <w:rPr>
+          <w:rFonts w:ascii="Roboto" w:hAnsi="Roboto" w:hint="eastAsia"/>
+          <w:color w:val="0F0F0F"/>
+          <w:szCs w:val="24"/>
+          <w:shd w:val="clear" w:color="auto" w:fill="FFFFFF"/>
+        </w:rPr>
+        <w:t>結果</w:t>
+      </w:r>
+      <w:r>
+        <w:rPr>
+          <w:rFonts w:ascii="Roboto" w:hAnsi="Roboto" w:hint="eastAsia"/>
+          <w:color w:val="0F0F0F"/>
+          <w:szCs w:val="24"/>
+          <w:shd w:val="clear" w:color="auto" w:fill="FFFFFF"/>
+        </w:rPr>
+        <w:t>/</w:t>
+      </w:r>
+      <w:r>
+        <w:rPr>
+          <w:rFonts w:ascii="Roboto" w:hAnsi="Roboto" w:hint="eastAsia"/>
+          <w:color w:val="0F0F0F"/>
+          <w:szCs w:val="24"/>
+          <w:shd w:val="clear" w:color="auto" w:fill="FFFFFF"/>
+        </w:rPr>
+        <w:t>後果、</w:t>
+      </w:r>
+      <w:r>
+        <w:rPr>
+          <w:rFonts w:ascii="Roboto" w:hAnsi="Roboto"/>
+          <w:color w:val="0F0F0F"/>
+          <w:szCs w:val="24"/>
+          <w:shd w:val="clear" w:color="auto" w:fill="FFFFFF"/>
+        </w:rPr>
+        <w:t>reluctant</w:t>
+      </w:r>
+      <w:r>
+        <w:rPr>
+          <w:rFonts w:ascii="Roboto" w:hAnsi="Roboto" w:hint="eastAsia"/>
+          <w:color w:val="0F0F0F"/>
+          <w:szCs w:val="24"/>
+          <w:shd w:val="clear" w:color="auto" w:fill="FFFFFF"/>
+        </w:rPr>
+        <w:t xml:space="preserve"> </w:t>
+      </w:r>
+      <w:r>
+        <w:rPr>
+          <w:rFonts w:ascii="Roboto" w:hAnsi="Roboto"/>
+          <w:color w:val="0F0F0F"/>
+          <w:szCs w:val="24"/>
+          <w:shd w:val="clear" w:color="auto" w:fill="FFFFFF"/>
+        </w:rPr>
+        <w:t>adj.</w:t>
+      </w:r>
+      <w:r>
+        <w:rPr>
+          <w:rFonts w:ascii="Roboto" w:hAnsi="Roboto" w:hint="eastAsia"/>
+          <w:color w:val="0F0F0F"/>
+          <w:szCs w:val="24"/>
+          <w:shd w:val="clear" w:color="auto" w:fill="FFFFFF"/>
+        </w:rPr>
+        <w:t>不情願的、</w:t>
+      </w:r>
+      <w:r>
+        <w:rPr>
+          <w:rFonts w:ascii="Roboto" w:hAnsi="Roboto"/>
+          <w:color w:val="0F0F0F"/>
+          <w:szCs w:val="24"/>
+          <w:shd w:val="clear" w:color="auto" w:fill="FFFFFF"/>
+        </w:rPr>
+        <w:t>border n.</w:t>
+      </w:r>
+      <w:r>
+        <w:rPr>
+          <w:rFonts w:ascii="Roboto" w:hAnsi="Roboto" w:hint="eastAsia"/>
+          <w:color w:val="0F0F0F"/>
+          <w:szCs w:val="24"/>
+          <w:shd w:val="clear" w:color="auto" w:fill="FFFFFF"/>
+        </w:rPr>
+        <w:t>邊界</w:t>
+      </w:r>
+    </w:p>
+    <w:p>
+      <w:pPr>
+        <w:rPr>
+          <w:color w:val="000000" w:themeColor="text1"/>
+          <w:szCs w:val="24"/>
+        </w:rPr>
+      </w:pPr>
+      <w:r>
+        <w:rPr>
+          <w:rFonts w:ascii="Roboto" w:hAnsi="Roboto"/>
+          <w:color w:val="0F0F0F"/>
+          <w:szCs w:val="24"/>
+          <w:shd w:val="clear" w:color="auto" w:fill="FFFFFF"/>
+        </w:rPr>
+        <w:t xml:space="preserve">Imminent adj. </w:t>
+      </w:r>
+      <w:r>
+        <w:rPr>
+          <w:rFonts w:ascii="Roboto" w:hAnsi="Roboto"/>
+          <w:color w:val="0F0F0F"/>
+          <w:szCs w:val="24"/>
+          <w:shd w:val="clear" w:color="auto" w:fill="FFFFFF"/>
+        </w:rPr>
+        <w:t>即將發生的</w:t>
+      </w:r>
+      <w:r>
+        <w:rPr>
+          <w:rFonts w:ascii="Roboto" w:hAnsi="Roboto" w:hint="eastAsia"/>
+          <w:color w:val="0F0F0F"/>
+          <w:szCs w:val="24"/>
+          <w:shd w:val="clear" w:color="auto" w:fill="FFFFFF"/>
+        </w:rPr>
+        <w:t>、</w:t>
+      </w:r>
+      <w:r>
+        <w:rPr>
+          <w:rFonts w:ascii="Roboto" w:hAnsi="Roboto"/>
+          <w:color w:val="0F0F0F"/>
+          <w:szCs w:val="24"/>
+          <w:shd w:val="clear" w:color="auto" w:fill="FFFFFF"/>
+        </w:rPr>
+        <w:t>overstaffed</w:t>
+      </w:r>
+      <w:r>
+        <w:rPr>
+          <w:rFonts w:ascii="Roboto" w:hAnsi="Roboto" w:hint="eastAsia"/>
+          <w:color w:val="0F0F0F"/>
+          <w:szCs w:val="24"/>
+          <w:shd w:val="clear" w:color="auto" w:fill="FFFFFF"/>
+        </w:rPr>
+        <w:t xml:space="preserve"> </w:t>
+      </w:r>
+      <w:r>
+        <w:rPr>
+          <w:rFonts w:ascii="Roboto" w:hAnsi="Roboto"/>
+          <w:color w:val="0F0F0F"/>
+          <w:szCs w:val="24"/>
+          <w:shd w:val="clear" w:color="auto" w:fill="FFFFFF"/>
+        </w:rPr>
+        <w:t>adj.</w:t>
+      </w:r>
+      <w:r>
+        <w:rPr>
+          <w:rFonts w:ascii="Roboto" w:hAnsi="Roboto" w:hint="eastAsia"/>
+          <w:color w:val="0F0F0F"/>
+          <w:szCs w:val="24"/>
+          <w:shd w:val="clear" w:color="auto" w:fill="FFFFFF"/>
+        </w:rPr>
+        <w:t>人力過剩、</w:t>
+      </w:r>
+      <w:r>
+        <w:rPr>
+          <w:rFonts w:ascii="Roboto" w:hAnsi="Roboto"/>
+          <w:color w:val="0F0F0F"/>
+          <w:szCs w:val="24"/>
+          <w:shd w:val="clear" w:color="auto" w:fill="FFFFFF"/>
+        </w:rPr>
+        <w:t>therefore</w:t>
+      </w:r>
+      <w:r>
+        <w:rPr>
+          <w:rFonts w:ascii="Roboto" w:hAnsi="Roboto" w:hint="eastAsia"/>
+          <w:color w:val="0F0F0F"/>
+          <w:szCs w:val="24"/>
+          <w:shd w:val="clear" w:color="auto" w:fill="FFFFFF"/>
+        </w:rPr>
+        <w:t xml:space="preserve"> </w:t>
+      </w:r>
+      <w:r>
+        <w:rPr>
+          <w:rFonts w:ascii="Roboto" w:hAnsi="Roboto"/>
+          <w:color w:val="0F0F0F"/>
+          <w:szCs w:val="24"/>
+          <w:shd w:val="clear" w:color="auto" w:fill="FFFFFF"/>
+        </w:rPr>
+        <w:t>adv.</w:t>
+      </w:r>
+      <w:r>
+        <w:rPr>
+          <w:rFonts w:ascii="Roboto" w:hAnsi="Roboto" w:hint="eastAsia"/>
+          <w:color w:val="0F0F0F"/>
+          <w:szCs w:val="24"/>
+          <w:shd w:val="clear" w:color="auto" w:fill="FFFFFF"/>
+        </w:rPr>
+        <w:t>因此</w:t>
+      </w:r>
+    </w:p>
+    <w:p>
+      <w:pPr>
+        <w:rPr>
+          <w:rFonts w:ascii="Roboto" w:hAnsi="Roboto"/>
+          <w:color w:val="0F0F0F"/>
+          <w:szCs w:val="24"/>
+          <w:shd w:val="clear" w:color="auto" w:fill="FFFFFF"/>
+        </w:rPr>
+      </w:pPr>
+      <w:r>
+        <w:rPr>
+          <w:rFonts w:ascii="Roboto" w:hAnsi="Roboto"/>
+          <w:color w:val="0F0F0F"/>
+          <w:szCs w:val="24"/>
+          <w:shd w:val="clear" w:color="auto" w:fill="FFFFFF"/>
+        </w:rPr>
+        <w:t>Journey</w:t>
+      </w:r>
+      <w:r>
+        <w:rPr>
+          <w:rFonts w:ascii="Roboto" w:hAnsi="Roboto" w:hint="eastAsia"/>
+          <w:color w:val="0F0F0F"/>
+          <w:szCs w:val="24"/>
+          <w:shd w:val="clear" w:color="auto" w:fill="FFFFFF"/>
+        </w:rPr>
+        <w:t xml:space="preserve"> </w:t>
+      </w:r>
+      <w:r>
+        <w:rPr>
+          <w:rFonts w:ascii="Roboto" w:hAnsi="Roboto"/>
+          <w:color w:val="0F0F0F"/>
+          <w:szCs w:val="24"/>
+          <w:shd w:val="clear" w:color="auto" w:fill="FFFFFF"/>
+        </w:rPr>
+        <w:t>n.</w:t>
+      </w:r>
+      <w:r>
+        <w:rPr>
+          <w:rFonts w:ascii="Roboto" w:hAnsi="Roboto" w:hint="eastAsia"/>
+          <w:color w:val="0F0F0F"/>
+          <w:szCs w:val="24"/>
+          <w:shd w:val="clear" w:color="auto" w:fill="FFFFFF"/>
+        </w:rPr>
+        <w:t>記者</w:t>
+      </w:r>
+      <w:r>
+        <w:rPr>
+          <w:rFonts w:ascii="Roboto" w:hAnsi="Roboto" w:hint="eastAsia"/>
+          <w:color w:val="0F0F0F"/>
+          <w:szCs w:val="24"/>
+          <w:shd w:val="clear" w:color="auto" w:fill="FFFFFF"/>
+        </w:rPr>
+        <w:t>/</w:t>
+      </w:r>
+      <w:r>
+        <w:rPr>
+          <w:rFonts w:ascii="Roboto" w:hAnsi="Roboto" w:hint="eastAsia"/>
+          <w:color w:val="0F0F0F"/>
+          <w:szCs w:val="24"/>
+          <w:shd w:val="clear" w:color="auto" w:fill="FFFFFF"/>
+        </w:rPr>
+        <w:t>旅程、</w:t>
+      </w:r>
+      <w:r>
+        <w:rPr>
+          <w:rFonts w:ascii="Roboto" w:hAnsi="Roboto"/>
+          <w:color w:val="0F0F0F"/>
+          <w:szCs w:val="24"/>
+          <w:shd w:val="clear" w:color="auto" w:fill="FFFFFF"/>
+        </w:rPr>
+        <w:t>generous</w:t>
+      </w:r>
+      <w:r>
+        <w:rPr>
+          <w:rFonts w:ascii="Roboto" w:hAnsi="Roboto" w:hint="eastAsia"/>
+          <w:color w:val="0F0F0F"/>
+          <w:szCs w:val="24"/>
+          <w:shd w:val="clear" w:color="auto" w:fill="FFFFFF"/>
+        </w:rPr>
+        <w:t xml:space="preserve"> a</w:t>
+      </w:r>
+      <w:r>
+        <w:rPr>
+          <w:rFonts w:ascii="Roboto" w:hAnsi="Roboto"/>
+          <w:color w:val="0F0F0F"/>
+          <w:szCs w:val="24"/>
+          <w:shd w:val="clear" w:color="auto" w:fill="FFFFFF"/>
+        </w:rPr>
+        <w:t xml:space="preserve">dj. </w:t>
+      </w:r>
+      <w:r>
+        <w:rPr>
+          <w:rFonts w:ascii="Roboto" w:hAnsi="Roboto"/>
+          <w:color w:val="0F0F0F"/>
+          <w:szCs w:val="24"/>
+          <w:shd w:val="clear" w:color="auto" w:fill="FFFFFF"/>
+        </w:rPr>
+        <w:t>慷慨大方的</w:t>
+      </w:r>
+      <w:r>
+        <w:rPr>
+          <w:rFonts w:ascii="Roboto" w:hAnsi="Roboto" w:hint="eastAsia"/>
+          <w:color w:val="0F0F0F"/>
+          <w:szCs w:val="24"/>
+          <w:shd w:val="clear" w:color="auto" w:fill="FFFFFF"/>
+        </w:rPr>
+        <w:t>、</w:t>
+      </w:r>
+      <w:r>
+        <w:rPr>
+          <w:rFonts w:ascii="Roboto" w:hAnsi="Roboto"/>
+          <w:color w:val="0F0F0F"/>
+          <w:szCs w:val="24"/>
+          <w:shd w:val="clear" w:color="auto" w:fill="FFFFFF"/>
+        </w:rPr>
+        <w:t>disposable</w:t>
+      </w:r>
+      <w:r>
+        <w:rPr>
+          <w:rFonts w:ascii="Roboto" w:hAnsi="Roboto" w:hint="eastAsia"/>
+          <w:color w:val="0F0F0F"/>
+          <w:szCs w:val="24"/>
+          <w:shd w:val="clear" w:color="auto" w:fill="FFFFFF"/>
+        </w:rPr>
+        <w:t xml:space="preserve"> a</w:t>
+      </w:r>
+      <w:r>
+        <w:rPr>
+          <w:rFonts w:ascii="Roboto" w:hAnsi="Roboto"/>
+          <w:color w:val="0F0F0F"/>
+          <w:szCs w:val="24"/>
+          <w:shd w:val="clear" w:color="auto" w:fill="FFFFFF"/>
+        </w:rPr>
+        <w:t xml:space="preserve">dj. </w:t>
+      </w:r>
+      <w:r>
+        <w:rPr>
+          <w:rFonts w:ascii="Roboto" w:hAnsi="Roboto"/>
+          <w:color w:val="0F0F0F"/>
+          <w:szCs w:val="24"/>
+          <w:shd w:val="clear" w:color="auto" w:fill="FFFFFF"/>
+        </w:rPr>
+        <w:t>拋棄式的</w:t>
+      </w:r>
+    </w:p>
+    <w:p>
+      <w:pPr>
+        <w:rPr>
+          <w:rFonts w:ascii="Roboto" w:hAnsi="Roboto"/>
+          <w:color w:val="0F0F0F"/>
+          <w:szCs w:val="24"/>
+          <w:shd w:val="clear" w:color="auto" w:fill="FFFFFF"/>
+        </w:rPr>
+      </w:pPr>
+      <w:r>
+        <w:rPr>
+          <w:rFonts w:ascii="Roboto" w:hAnsi="Roboto"/>
+          <w:color w:val="0F0F0F"/>
+          <w:szCs w:val="24"/>
+          <w:shd w:val="clear" w:color="auto" w:fill="FFFFFF"/>
+        </w:rPr>
+        <w:t xml:space="preserve">Thriving adj. </w:t>
+      </w:r>
+      <w:r>
+        <w:rPr>
+          <w:rFonts w:ascii="Roboto" w:hAnsi="Roboto"/>
+          <w:color w:val="0F0F0F"/>
+          <w:szCs w:val="24"/>
+          <w:shd w:val="clear" w:color="auto" w:fill="FFFFFF"/>
+        </w:rPr>
+        <w:t>興旺的</w:t>
+      </w:r>
+      <w:r>
+        <w:rPr>
+          <w:rFonts w:ascii="Roboto" w:hAnsi="Roboto" w:hint="eastAsia"/>
+          <w:color w:val="0F0F0F"/>
+          <w:szCs w:val="24"/>
+          <w:shd w:val="clear" w:color="auto" w:fill="FFFFFF"/>
+        </w:rPr>
+        <w:t>、</w:t>
+      </w:r>
+      <w:r>
+        <w:rPr>
+          <w:rFonts w:ascii="Roboto" w:hAnsi="Roboto"/>
+          <w:color w:val="0F0F0F"/>
+          <w:szCs w:val="24"/>
+          <w:shd w:val="clear" w:color="auto" w:fill="FFFFFF"/>
+        </w:rPr>
+        <w:t>downturn</w:t>
+      </w:r>
+      <w:r>
+        <w:rPr>
+          <w:rFonts w:ascii="Roboto" w:hAnsi="Roboto" w:hint="eastAsia"/>
+          <w:color w:val="0F0F0F"/>
+          <w:szCs w:val="24"/>
+          <w:shd w:val="clear" w:color="auto" w:fill="FFFFFF"/>
+        </w:rPr>
+        <w:t xml:space="preserve"> </w:t>
+      </w:r>
+      <w:r>
+        <w:rPr>
+          <w:rFonts w:ascii="Roboto" w:hAnsi="Roboto"/>
+          <w:color w:val="0F0F0F"/>
+          <w:szCs w:val="24"/>
+          <w:shd w:val="clear" w:color="auto" w:fill="FFFFFF"/>
+        </w:rPr>
+        <w:t>n.</w:t>
+      </w:r>
+      <w:r>
+        <w:rPr>
+          <w:rFonts w:ascii="Roboto" w:hAnsi="Roboto" w:hint="eastAsia"/>
+          <w:color w:val="0F0F0F"/>
+          <w:szCs w:val="24"/>
+          <w:shd w:val="clear" w:color="auto" w:fill="FFFFFF"/>
+        </w:rPr>
+        <w:t>衰退、</w:t>
+      </w:r>
+      <w:r>
+        <w:rPr>
+          <w:rFonts w:ascii="Roboto" w:hAnsi="Roboto"/>
+          <w:color w:val="0F0F0F"/>
+          <w:szCs w:val="24"/>
+          <w:shd w:val="clear" w:color="auto" w:fill="FFFFFF"/>
+        </w:rPr>
+        <w:t>recession</w:t>
+      </w:r>
+      <w:r>
+        <w:rPr>
+          <w:rFonts w:ascii="Roboto" w:hAnsi="Roboto" w:hint="eastAsia"/>
+          <w:color w:val="0F0F0F"/>
+          <w:szCs w:val="24"/>
+          <w:shd w:val="clear" w:color="auto" w:fill="FFFFFF"/>
+        </w:rPr>
+        <w:t xml:space="preserve"> </w:t>
+      </w:r>
+      <w:r>
+        <w:rPr>
+          <w:rFonts w:ascii="Roboto" w:hAnsi="Roboto"/>
+          <w:color w:val="0F0F0F"/>
+          <w:szCs w:val="24"/>
+          <w:shd w:val="clear" w:color="auto" w:fill="FFFFFF"/>
+        </w:rPr>
+        <w:t xml:space="preserve">n. </w:t>
+      </w:r>
+      <w:r>
+        <w:rPr>
+          <w:rFonts w:ascii="Roboto" w:hAnsi="Roboto"/>
+          <w:color w:val="0F0F0F"/>
+          <w:szCs w:val="24"/>
+          <w:shd w:val="clear" w:color="auto" w:fill="FFFFFF"/>
+        </w:rPr>
+        <w:t>衰退</w:t>
+      </w:r>
+    </w:p>
+    <w:p>
+      <w:pPr>
+        <w:rPr>
+          <w:rFonts w:ascii="Roboto" w:hAnsi="Roboto"/>
+          <w:color w:val="0F0F0F"/>
+          <w:szCs w:val="24"/>
+          <w:shd w:val="clear" w:color="auto" w:fill="FFFFFF"/>
+        </w:rPr>
+      </w:pPr>
+    </w:p>
+    <w:p>
+      <w:pPr>
+        <w:rPr>
+          <w:rFonts w:ascii="Roboto" w:hAnsi="Roboto"/>
+          <w:color w:val="0F0F0F"/>
+          <w:szCs w:val="24"/>
+          <w:shd w:val="clear" w:color="auto" w:fill="FFFFFF"/>
+        </w:rPr>
+      </w:pPr>
     </w:p>
     <w:p>
       <w:pPr>
@@ -20031,23 +20518,77 @@
       </w:pPr>
       <w:r>
         <w:rPr>
+          <w:rFonts w:ascii="Roboto" w:hAnsi="Roboto" w:hint="eastAsia"/>
+          <w:color w:val="0F0F0F"/>
+          <w:szCs w:val="24"/>
+          <w:shd w:val="clear" w:color="auto" w:fill="FFFFFF"/>
+        </w:rPr>
+        <w:t>b</w:t>
+      </w:r>
+      <w:r>
+        <w:rPr>
+          <w:rFonts w:ascii="Roboto" w:hAnsi="Roboto"/>
+          <w:color w:val="0F0F0F"/>
+          <w:szCs w:val="24"/>
+          <w:shd w:val="clear" w:color="auto" w:fill="FFFFFF"/>
+        </w:rPr>
+        <w:t>rochure n.</w:t>
+      </w:r>
+      <w:r>
+        <w:rPr>
+          <w:rFonts w:ascii="Roboto" w:hAnsi="Roboto" w:hint="eastAsia"/>
+          <w:color w:val="0F0F0F"/>
+          <w:szCs w:val="24"/>
+          <w:shd w:val="clear" w:color="auto" w:fill="FFFFFF"/>
+        </w:rPr>
+        <w:t>傳單、</w:t>
+      </w:r>
+      <w:r>
+        <w:rPr>
+          <w:rFonts w:ascii="Roboto" w:hAnsi="Roboto" w:hint="eastAsia"/>
+          <w:color w:val="0F0F0F"/>
+          <w:szCs w:val="24"/>
+          <w:shd w:val="clear" w:color="auto" w:fill="FFFFFF"/>
+        </w:rPr>
+        <w:t>b</w:t>
+      </w:r>
+      <w:r>
+        <w:rPr>
+          <w:rFonts w:ascii="Roboto" w:hAnsi="Roboto"/>
+          <w:color w:val="0F0F0F"/>
+          <w:szCs w:val="24"/>
+          <w:shd w:val="clear" w:color="auto" w:fill="FFFFFF"/>
+        </w:rPr>
+        <w:t>us pass n.</w:t>
+      </w:r>
+      <w:r>
+        <w:rPr>
+          <w:rFonts w:ascii="Roboto" w:hAnsi="Roboto" w:hint="eastAsia"/>
+          <w:color w:val="0F0F0F"/>
+          <w:szCs w:val="24"/>
+          <w:shd w:val="clear" w:color="auto" w:fill="FFFFFF"/>
+        </w:rPr>
+        <w:t>公車證、</w:t>
+      </w:r>
+      <w:r>
+        <w:rPr>
           <w:rFonts w:ascii="Roboto" w:hAnsi="Roboto"/>
           <w:color w:val="0F0F0F"/>
           <w:sz w:val="21"/>
           <w:szCs w:val="21"/>
           <w:shd w:val="clear" w:color="auto" w:fill="FFFFFF"/>
         </w:rPr>
-        <w:t>C</w:t>
-      </w:r>
-      <w:r>
-        <w:rPr>
-          <w:rFonts w:ascii="Roboto" w:hAnsi="Roboto"/>
+        <w:t>bloom</w:t>
+      </w:r>
+      <w:r>
+        <w:rPr>
+          <w:rFonts w:ascii="Roboto" w:hAnsi="Roboto" w:hint="eastAsia"/>
           <w:color w:val="0F0F0F"/>
           <w:sz w:val="21"/>
           <w:szCs w:val="21"/>
           <w:shd w:val="clear" w:color="auto" w:fill="FFFFFF"/>
         </w:rPr>
-        <w:t>onsequence</w:t>
+        <w:t xml:space="preserve"> </w:t>
       </w:r>
       <w:r>
         <w:rPr>
@@ -20057,7 +20598,7 @@
           <w:szCs w:val="21"/>
           <w:shd w:val="clear" w:color="auto" w:fill="FFFFFF"/>
         </w:rPr>
-        <w:t xml:space="preserve"> n.</w:t>
+        <w:t xml:space="preserve">v. </w:t>
       </w:r>
       <w:r>
         <w:rPr>
@@ -20067,7 +20608,7 @@
           <w:szCs w:val="21"/>
           <w:shd w:val="clear" w:color="auto" w:fill="FFFFFF"/>
         </w:rPr>
-        <w:t>結果</w:t>
+        <w:t>開花</w:t>
       </w:r>
       <w:r>
         <w:rPr>
@@ -20077,17 +20618,17 @@
           <w:szCs w:val="21"/>
           <w:shd w:val="clear" w:color="auto" w:fill="FFFFFF"/>
         </w:rPr>
-        <w:t>/</w:t>
-      </w:r>
-      <w:r>
-        <w:rPr>
-          <w:rFonts w:ascii="Roboto" w:hAnsi="Roboto" w:hint="eastAsia"/>
+        <w:t>、</w:t>
+      </w:r>
+      <w:r>
+        <w:rPr>
+          <w:rFonts w:ascii="Roboto" w:hAnsi="Roboto"/>
           <w:color w:val="0F0F0F"/>
           <w:sz w:val="21"/>
           <w:szCs w:val="21"/>
           <w:shd w:val="clear" w:color="auto" w:fill="FFFFFF"/>
         </w:rPr>
-        <w:t>後果、</w:t>
+        <w:t>fundraiser</w:t>
       </w:r>
       <w:r>
         <w:rPr>
@@ -20097,7 +20638,7 @@
           <w:szCs w:val="21"/>
           <w:shd w:val="clear" w:color="auto" w:fill="FFFFFF"/>
         </w:rPr>
-        <w:t>reluctant</w:t>
+        <w:t xml:space="preserve"> n.</w:t>
       </w:r>
       <w:r>
         <w:rPr>
@@ -20107,9 +20648,11 @@
           <w:szCs w:val="21"/>
           <w:shd w:val="clear" w:color="auto" w:fill="FFFFFF"/>
         </w:rPr>
-        <w:t xml:space="preserve"> </w:t>
-      </w:r>
-      <w:r>
+        <w:t>募款活動</w:t>
+      </w:r>
+    </w:p>
+    <w:p>
+      <w:pPr>
         <w:rPr>
           <w:rFonts w:ascii="Roboto" w:hAnsi="Roboto"/>
           <w:color w:val="0F0F0F"/>
@@ -20117,17 +20660,16 @@
           <w:szCs w:val="21"/>
           <w:shd w:val="clear" w:color="auto" w:fill="FFFFFF"/>
         </w:rPr>
-        <w:t>adj.</w:t>
-      </w:r>
-      <w:r>
-        <w:rPr>
-          <w:rFonts w:ascii="Roboto" w:hAnsi="Roboto" w:hint="eastAsia"/>
+      </w:pPr>
+      <w:r>
+        <w:rPr>
+          <w:rFonts w:ascii="Roboto" w:hAnsi="Roboto"/>
           <w:color w:val="0F0F0F"/>
           <w:sz w:val="21"/>
           <w:szCs w:val="21"/>
           <w:shd w:val="clear" w:color="auto" w:fill="FFFFFF"/>
         </w:rPr>
-        <w:t>不情願的、</w:t>
+        <w:t>shareholder</w:t>
       </w:r>
       <w:r>
         <w:rPr>
@@ -20137,45 +20679,37 @@
           <w:szCs w:val="21"/>
           <w:shd w:val="clear" w:color="auto" w:fill="FFFFFF"/>
         </w:rPr>
-        <w:t>border</w:t>
-      </w:r>
-      <w:r>
-        <w:rPr>
-          <w:rFonts w:ascii="Roboto" w:hAnsi="Roboto"/>
+        <w:t xml:space="preserve"> n.</w:t>
+      </w:r>
+      <w:r>
+        <w:rPr>
+          <w:rFonts w:ascii="Roboto" w:hAnsi="Roboto" w:hint="eastAsia"/>
           <w:color w:val="0F0F0F"/>
           <w:sz w:val="21"/>
           <w:szCs w:val="21"/>
           <w:shd w:val="clear" w:color="auto" w:fill="FFFFFF"/>
         </w:rPr>
-        <w:t xml:space="preserve"> n.</w:t>
-      </w:r>
-      <w:r>
-        <w:rPr>
-          <w:rFonts w:ascii="Roboto" w:hAnsi="Roboto" w:hint="eastAsia"/>
+        <w:t>股東、</w:t>
+      </w:r>
+      <w:r>
+        <w:rPr>
+          <w:rFonts w:ascii="Roboto" w:hAnsi="Roboto"/>
           <w:color w:val="0F0F0F"/>
           <w:sz w:val="21"/>
           <w:szCs w:val="21"/>
           <w:shd w:val="clear" w:color="auto" w:fill="FFFFFF"/>
         </w:rPr>
-        <w:t>邊界</w:t>
-      </w:r>
-    </w:p>
-    <w:p>
-      <w:pPr>
-        <w:rPr>
-          <w:rFonts w:hint="eastAsia"/>
-          <w:color w:val="000000" w:themeColor="text1"/>
-        </w:rPr>
-      </w:pPr>
-      <w:r>
-        <w:rPr>
-          <w:rFonts w:ascii="Roboto" w:hAnsi="Roboto"/>
+        <w:t>admission</w:t>
+      </w:r>
+      <w:r>
+        <w:rPr>
+          <w:rFonts w:ascii="Roboto" w:hAnsi="Roboto" w:hint="eastAsia"/>
           <w:color w:val="0F0F0F"/>
           <w:sz w:val="21"/>
           <w:szCs w:val="21"/>
           <w:shd w:val="clear" w:color="auto" w:fill="FFFFFF"/>
         </w:rPr>
-        <w:t>I</w:t>
+        <w:t xml:space="preserve"> </w:t>
       </w:r>
       <w:r>
         <w:rPr>
@@ -20185,17 +20719,17 @@
           <w:szCs w:val="21"/>
           <w:shd w:val="clear" w:color="auto" w:fill="FFFFFF"/>
         </w:rPr>
-        <w:t>mminent</w:t>
-      </w:r>
-      <w:r>
-        <w:rPr>
-          <w:rFonts w:ascii="Roboto" w:hAnsi="Roboto"/>
+        <w:t>n.</w:t>
+      </w:r>
+      <w:r>
+        <w:rPr>
+          <w:rFonts w:ascii="Roboto" w:hAnsi="Roboto" w:hint="eastAsia"/>
           <w:color w:val="0F0F0F"/>
           <w:sz w:val="21"/>
           <w:szCs w:val="21"/>
           <w:shd w:val="clear" w:color="auto" w:fill="FFFFFF"/>
         </w:rPr>
-        <w:t xml:space="preserve"> adj.</w:t>
+        <w:t>進入許可、</w:t>
       </w:r>
       <w:r>
         <w:rPr>
@@ -20205,111 +20739,110 @@
           <w:szCs w:val="21"/>
           <w:shd w:val="clear" w:color="auto" w:fill="FFFFFF"/>
         </w:rPr>
-        <w:t xml:space="preserve"> </w:t>
-      </w:r>
-      <w:r>
-        <w:rPr>
-          <w:rFonts w:ascii="Roboto" w:hAnsi="Roboto"/>
+        <w:t>consultant</w:t>
+      </w:r>
+      <w:r>
+        <w:rPr>
+          <w:rFonts w:ascii="Roboto" w:hAnsi="Roboto" w:hint="eastAsia"/>
           <w:color w:val="0F0F0F"/>
           <w:sz w:val="21"/>
           <w:szCs w:val="21"/>
           <w:shd w:val="clear" w:color="auto" w:fill="FFFFFF"/>
         </w:rPr>
-        <w:t>即將發生的</w:t>
-      </w:r>
-      <w:r>
-        <w:rPr>
-          <w:rFonts w:ascii="Roboto" w:hAnsi="Roboto" w:hint="eastAsia"/>
+        <w:t xml:space="preserve"> </w:t>
+      </w:r>
+      <w:r>
+        <w:rPr>
+          <w:rFonts w:ascii="Roboto" w:hAnsi="Roboto"/>
           <w:color w:val="0F0F0F"/>
           <w:sz w:val="21"/>
           <w:szCs w:val="21"/>
           <w:shd w:val="clear" w:color="auto" w:fill="FFFFFF"/>
         </w:rPr>
-        <w:t>、</w:t>
-      </w:r>
-      <w:r>
-        <w:rPr>
-          <w:rFonts w:ascii="Roboto" w:hAnsi="Roboto"/>
+        <w:t>n.</w:t>
+      </w:r>
+      <w:r>
+        <w:rPr>
+          <w:rFonts w:ascii="Roboto" w:hAnsi="Roboto" w:hint="eastAsia"/>
           <w:color w:val="0F0F0F"/>
           <w:sz w:val="21"/>
           <w:szCs w:val="21"/>
           <w:shd w:val="clear" w:color="auto" w:fill="FFFFFF"/>
         </w:rPr>
-        <w:t>overstaffed</w:t>
-      </w:r>
-      <w:r>
-        <w:rPr>
-          <w:rFonts w:ascii="Roboto" w:hAnsi="Roboto" w:hint="eastAsia"/>
+        <w:t>顧問、</w:t>
+      </w:r>
+      <w:r>
+        <w:rPr>
+          <w:rFonts w:ascii="Roboto" w:hAnsi="Roboto"/>
           <w:color w:val="0F0F0F"/>
           <w:sz w:val="21"/>
           <w:szCs w:val="21"/>
           <w:shd w:val="clear" w:color="auto" w:fill="FFFFFF"/>
         </w:rPr>
-        <w:t xml:space="preserve"> </w:t>
-      </w:r>
-      <w:r>
-        <w:rPr>
-          <w:rFonts w:ascii="Roboto" w:hAnsi="Roboto"/>
+        <w:t>estimate</w:t>
+      </w:r>
+      <w:r>
+        <w:rPr>
+          <w:rFonts w:ascii="Roboto" w:hAnsi="Roboto" w:hint="eastAsia"/>
           <w:color w:val="0F0F0F"/>
           <w:sz w:val="21"/>
           <w:szCs w:val="21"/>
           <w:shd w:val="clear" w:color="auto" w:fill="FFFFFF"/>
         </w:rPr>
-        <w:t>adj.</w:t>
-      </w:r>
-      <w:r>
-        <w:rPr>
-          <w:rFonts w:ascii="Roboto" w:hAnsi="Roboto" w:hint="eastAsia"/>
+        <w:t xml:space="preserve"> </w:t>
+      </w:r>
+      <w:r>
+        <w:rPr>
+          <w:rFonts w:ascii="Roboto" w:hAnsi="Roboto"/>
           <w:color w:val="0F0F0F"/>
           <w:sz w:val="21"/>
           <w:szCs w:val="21"/>
           <w:shd w:val="clear" w:color="auto" w:fill="FFFFFF"/>
         </w:rPr>
-        <w:t>人力過剩、</w:t>
-      </w:r>
-      <w:r>
-        <w:rPr>
-          <w:rFonts w:ascii="Roboto" w:hAnsi="Roboto"/>
+        <w:t>v.</w:t>
+      </w:r>
+      <w:r>
+        <w:rPr>
+          <w:rFonts w:ascii="Roboto" w:hAnsi="Roboto" w:hint="eastAsia"/>
           <w:color w:val="0F0F0F"/>
           <w:sz w:val="21"/>
           <w:szCs w:val="21"/>
           <w:shd w:val="clear" w:color="auto" w:fill="FFFFFF"/>
         </w:rPr>
-        <w:t>therefore</w:t>
-      </w:r>
-      <w:r>
-        <w:rPr>
-          <w:rFonts w:ascii="Roboto" w:hAnsi="Roboto" w:hint="eastAsia"/>
+        <w:t>預估</w:t>
+      </w:r>
+      <w:r>
+        <w:rPr>
+          <w:rFonts w:ascii="Roboto" w:hAnsi="Roboto"/>
           <w:color w:val="0F0F0F"/>
           <w:sz w:val="21"/>
           <w:szCs w:val="21"/>
           <w:shd w:val="clear" w:color="auto" w:fill="FFFFFF"/>
         </w:rPr>
-        <w:t xml:space="preserve"> </w:t>
-      </w:r>
-      <w:r>
-        <w:rPr>
-          <w:rFonts w:ascii="Roboto" w:hAnsi="Roboto"/>
+        <w:t>,</w:t>
+      </w:r>
+      <w:r>
+        <w:rPr>
+          <w:rFonts w:ascii="Roboto" w:hAnsi="Roboto" w:hint="eastAsia"/>
           <w:color w:val="0F0F0F"/>
           <w:sz w:val="21"/>
           <w:szCs w:val="21"/>
           <w:shd w:val="clear" w:color="auto" w:fill="FFFFFF"/>
         </w:rPr>
-        <w:t>adv.</w:t>
-      </w:r>
-      <w:r>
-        <w:rPr>
-          <w:rFonts w:ascii="Roboto" w:hAnsi="Roboto" w:hint="eastAsia"/>
+        <w:t>估價</w:t>
+      </w:r>
+    </w:p>
+    <w:p>
+      <w:pPr>
+        <w:rPr>
+          <w:rFonts w:ascii="Roboto" w:hAnsi="Roboto"/>
           <w:color w:val="0F0F0F"/>
           <w:sz w:val="21"/>
           <w:szCs w:val="21"/>
           <w:shd w:val="clear" w:color="auto" w:fill="FFFFFF"/>
         </w:rPr>
-        <w:t>因此</w:t>
-      </w:r>
-    </w:p>
-    <w:p>
-      <w:pPr>
+      </w:pPr>
+      <w:r>
         <w:rPr>
           <w:rFonts w:ascii="Roboto" w:hAnsi="Roboto"/>
           <w:color w:val="0F0F0F"/>
@@ -20317,7 +20850,8 @@
           <w:szCs w:val="21"/>
           <w:shd w:val="clear" w:color="auto" w:fill="FFFFFF"/>
         </w:rPr>
-      </w:pPr>
+        <w:t>contact lens</w:t>
+      </w:r>
       <w:r>
         <w:rPr>
           <w:rFonts w:ascii="Roboto" w:hAnsi="Roboto"/>
@@ -20326,47 +20860,47 @@
           <w:szCs w:val="21"/>
           <w:shd w:val="clear" w:color="auto" w:fill="FFFFFF"/>
         </w:rPr>
-        <w:t>J</w:t>
-      </w:r>
-      <w:r>
-        <w:rPr>
-          <w:rFonts w:ascii="Roboto" w:hAnsi="Roboto"/>
+        <w:t xml:space="preserve"> </w:t>
+      </w:r>
+      <w:r>
+        <w:rPr>
+          <w:rFonts w:ascii="Roboto" w:hAnsi="Roboto" w:hint="eastAsia"/>
           <w:color w:val="0F0F0F"/>
           <w:sz w:val="21"/>
           <w:szCs w:val="21"/>
           <w:shd w:val="clear" w:color="auto" w:fill="FFFFFF"/>
         </w:rPr>
-        <w:t>ourney</w:t>
-      </w:r>
-      <w:r>
-        <w:rPr>
-          <w:rFonts w:ascii="Roboto" w:hAnsi="Roboto" w:hint="eastAsia"/>
+        <w:t>隱形眼鏡、</w:t>
+      </w:r>
+      <w:r>
+        <w:rPr>
+          <w:rFonts w:ascii="Roboto" w:hAnsi="Roboto"/>
           <w:color w:val="0F0F0F"/>
           <w:sz w:val="21"/>
           <w:szCs w:val="21"/>
           <w:shd w:val="clear" w:color="auto" w:fill="FFFFFF"/>
         </w:rPr>
-        <w:t xml:space="preserve"> </w:t>
-      </w:r>
-      <w:r>
-        <w:rPr>
-          <w:rFonts w:ascii="Roboto" w:hAnsi="Roboto"/>
+        <w:t>quantity</w:t>
+      </w:r>
+      <w:r>
+        <w:rPr>
+          <w:rFonts w:ascii="Roboto" w:hAnsi="Roboto" w:hint="eastAsia"/>
           <w:color w:val="0F0F0F"/>
           <w:sz w:val="21"/>
           <w:szCs w:val="21"/>
           <w:shd w:val="clear" w:color="auto" w:fill="FFFFFF"/>
         </w:rPr>
-        <w:t>n.</w:t>
-      </w:r>
-      <w:r>
-        <w:rPr>
-          <w:rFonts w:ascii="Roboto" w:hAnsi="Roboto" w:hint="eastAsia"/>
+        <w:t xml:space="preserve"> </w:t>
+      </w:r>
+      <w:r>
+        <w:rPr>
+          <w:rFonts w:ascii="Roboto" w:hAnsi="Roboto"/>
           <w:color w:val="0F0F0F"/>
           <w:sz w:val="21"/>
           <w:szCs w:val="21"/>
           <w:shd w:val="clear" w:color="auto" w:fill="FFFFFF"/>
         </w:rPr>
-        <w:t>記者</w:t>
+        <w:t>n.</w:t>
       </w:r>
       <w:r>
         <w:rPr>
@@ -20376,47 +20910,47 @@
           <w:szCs w:val="21"/>
           <w:shd w:val="clear" w:color="auto" w:fill="FFFFFF"/>
         </w:rPr>
-        <w:t>/</w:t>
-      </w:r>
-      <w:r>
-        <w:rPr>
-          <w:rFonts w:ascii="Roboto" w:hAnsi="Roboto" w:hint="eastAsia"/>
+        <w:t>數量、</w:t>
+      </w:r>
+      <w:r>
+        <w:rPr>
+          <w:rFonts w:ascii="Roboto" w:hAnsi="Roboto"/>
           <w:color w:val="0F0F0F"/>
           <w:sz w:val="21"/>
           <w:szCs w:val="21"/>
           <w:shd w:val="clear" w:color="auto" w:fill="FFFFFF"/>
         </w:rPr>
-        <w:t>旅程、</w:t>
-      </w:r>
-      <w:r>
-        <w:rPr>
-          <w:rFonts w:ascii="Roboto" w:hAnsi="Roboto"/>
+        <w:t>instruct</w:t>
+      </w:r>
+      <w:r>
+        <w:rPr>
+          <w:rFonts w:ascii="Roboto" w:hAnsi="Roboto" w:hint="eastAsia"/>
           <w:color w:val="0F0F0F"/>
           <w:sz w:val="21"/>
           <w:szCs w:val="21"/>
           <w:shd w:val="clear" w:color="auto" w:fill="FFFFFF"/>
         </w:rPr>
-        <w:t>generous</w:t>
-      </w:r>
-      <w:r>
-        <w:rPr>
-          <w:rFonts w:ascii="Roboto" w:hAnsi="Roboto" w:hint="eastAsia"/>
+        <w:t xml:space="preserve"> </w:t>
+      </w:r>
+      <w:r>
+        <w:rPr>
+          <w:rFonts w:ascii="Roboto" w:hAnsi="Roboto"/>
           <w:color w:val="0F0F0F"/>
           <w:sz w:val="21"/>
           <w:szCs w:val="21"/>
           <w:shd w:val="clear" w:color="auto" w:fill="FFFFFF"/>
         </w:rPr>
-        <w:t xml:space="preserve"> a</w:t>
-      </w:r>
-      <w:r>
-        <w:rPr>
-          <w:rFonts w:ascii="Roboto" w:hAnsi="Roboto"/>
+        <w:t>v.</w:t>
+      </w:r>
+      <w:r>
+        <w:rPr>
+          <w:rFonts w:ascii="Roboto" w:hAnsi="Roboto" w:hint="eastAsia"/>
           <w:color w:val="0F0F0F"/>
           <w:sz w:val="21"/>
           <w:szCs w:val="21"/>
           <w:shd w:val="clear" w:color="auto" w:fill="FFFFFF"/>
         </w:rPr>
-        <w:t>dj.</w:t>
+        <w:t>指示、</w:t>
       </w:r>
       <w:r>
         <w:rPr>
@@ -20426,48 +20960,49 @@
           <w:szCs w:val="21"/>
           <w:shd w:val="clear" w:color="auto" w:fill="FFFFFF"/>
         </w:rPr>
-        <w:t xml:space="preserve"> </w:t>
-      </w:r>
-      <w:r>
-        <w:rPr>
-          <w:rFonts w:ascii="Roboto" w:hAnsi="Roboto"/>
+        <w:t>architect</w:t>
+      </w:r>
+      <w:r>
+        <w:rPr>
+          <w:rFonts w:ascii="Roboto" w:hAnsi="Roboto" w:hint="eastAsia"/>
           <w:color w:val="0F0F0F"/>
           <w:sz w:val="21"/>
           <w:szCs w:val="21"/>
           <w:shd w:val="clear" w:color="auto" w:fill="FFFFFF"/>
         </w:rPr>
-        <w:t>慷慨大方的</w:t>
-      </w:r>
-      <w:r>
-        <w:rPr>
-          <w:rFonts w:ascii="Roboto" w:hAnsi="Roboto" w:hint="eastAsia"/>
+        <w:t xml:space="preserve"> </w:t>
+      </w:r>
+      <w:r>
+        <w:rPr>
+          <w:rFonts w:ascii="Roboto" w:hAnsi="Roboto"/>
           <w:color w:val="0F0F0F"/>
           <w:sz w:val="21"/>
           <w:szCs w:val="21"/>
           <w:shd w:val="clear" w:color="auto" w:fill="FFFFFF"/>
         </w:rPr>
-        <w:t>、</w:t>
-      </w:r>
-      <w:r>
-        <w:rPr>
-          <w:rFonts w:ascii="Roboto" w:hAnsi="Roboto"/>
+        <w:t>n.</w:t>
+      </w:r>
+      <w:r>
+        <w:rPr>
+          <w:rFonts w:ascii="Roboto" w:hAnsi="Roboto" w:hint="eastAsia"/>
           <w:color w:val="0F0F0F"/>
           <w:sz w:val="21"/>
           <w:szCs w:val="21"/>
           <w:shd w:val="clear" w:color="auto" w:fill="FFFFFF"/>
         </w:rPr>
-        <w:t>disposable</w:t>
-      </w:r>
-      <w:r>
-        <w:rPr>
-          <w:rFonts w:ascii="Roboto" w:hAnsi="Roboto" w:hint="eastAsia"/>
+        <w:t>建築師</w:t>
+      </w:r>
+    </w:p>
+    <w:p>
+      <w:pPr>
+        <w:rPr>
+          <w:rFonts w:ascii="Roboto" w:hAnsi="Roboto"/>
           <w:color w:val="0F0F0F"/>
           <w:sz w:val="21"/>
           <w:szCs w:val="21"/>
           <w:shd w:val="clear" w:color="auto" w:fill="FFFFFF"/>
         </w:rPr>
-        <w:t xml:space="preserve"> a</w:t>
-      </w:r>
+      </w:pPr>
       <w:r>
         <w:rPr>
           <w:rFonts w:ascii="Roboto" w:hAnsi="Roboto"/>
@@ -20476,7 +21011,7 @@
           <w:szCs w:val="21"/>
           <w:shd w:val="clear" w:color="auto" w:fill="FFFFFF"/>
         </w:rPr>
-        <w:t>dj.</w:t>
+        <w:t>deposit</w:t>
       </w:r>
       <w:r>
         <w:rPr>
@@ -20486,21 +21021,19 @@
           <w:szCs w:val="21"/>
           <w:shd w:val="clear" w:color="auto" w:fill="FFFFFF"/>
         </w:rPr>
-        <w:t xml:space="preserve"> </w:t>
-      </w:r>
-      <w:r>
-        <w:rPr>
-          <w:rFonts w:ascii="Roboto" w:hAnsi="Roboto"/>
+        <w:t xml:space="preserve"> n.</w:t>
+      </w:r>
+      <w:r>
+        <w:rPr>
+          <w:rFonts w:ascii="Roboto" w:hAnsi="Roboto" w:hint="eastAsia"/>
           <w:color w:val="0F0F0F"/>
           <w:sz w:val="21"/>
           <w:szCs w:val="21"/>
           <w:shd w:val="clear" w:color="auto" w:fill="FFFFFF"/>
         </w:rPr>
-        <w:t>拋棄式的</w:t>
-      </w:r>
-    </w:p>
-    <w:p>
-      <w:pPr>
+        <w:t>存款、</w:t>
+      </w:r>
+      <w:r>
         <w:rPr>
           <w:rFonts w:ascii="Roboto" w:hAnsi="Roboto"/>
           <w:color w:val="0F0F0F"/>
@@ -20508,16 +21041,17 @@
           <w:szCs w:val="21"/>
           <w:shd w:val="clear" w:color="auto" w:fill="FFFFFF"/>
         </w:rPr>
-      </w:pPr>
-      <w:r>
-        <w:rPr>
-          <w:rFonts w:ascii="Roboto" w:hAnsi="Roboto"/>
+        <w:t>author</w:t>
+      </w:r>
+      <w:r>
+        <w:rPr>
+          <w:rFonts w:ascii="Roboto" w:hAnsi="Roboto" w:hint="eastAsia"/>
           <w:color w:val="0F0F0F"/>
           <w:sz w:val="21"/>
           <w:szCs w:val="21"/>
           <w:shd w:val="clear" w:color="auto" w:fill="FFFFFF"/>
         </w:rPr>
-        <w:t>T</w:t>
+        <w:t xml:space="preserve"> </w:t>
       </w:r>
       <w:r>
         <w:rPr>
@@ -20527,19 +21061,21 @@
           <w:szCs w:val="21"/>
           <w:shd w:val="clear" w:color="auto" w:fill="FFFFFF"/>
         </w:rPr>
-        <w:t>hriving</w:t>
-      </w:r>
-      <w:r>
-        <w:rPr>
-          <w:rFonts w:ascii="Roboto" w:hAnsi="Roboto"/>
+        <w:t>n.</w:t>
+      </w:r>
+      <w:r>
+        <w:rPr>
+          <w:rFonts w:ascii="Roboto" w:hAnsi="Roboto" w:hint="eastAsia"/>
           <w:color w:val="0F0F0F"/>
           <w:sz w:val="21"/>
           <w:szCs w:val="21"/>
           <w:shd w:val="clear" w:color="auto" w:fill="FFFFFF"/>
         </w:rPr>
-        <w:t xml:space="preserve"> adj.</w:t>
-      </w:r>
-      <w:r>
+        <w:t>作者</w:t>
+      </w:r>
+    </w:p>
+    <w:p>
+      <w:pPr>
         <w:rPr>
           <w:rFonts w:ascii="Roboto" w:hAnsi="Roboto"/>
           <w:color w:val="0F0F0F"/>
@@ -20547,9 +21083,10 @@
           <w:szCs w:val="21"/>
           <w:shd w:val="clear" w:color="auto" w:fill="FFFFFF"/>
         </w:rPr>
-        <w:t xml:space="preserve"> </w:t>
-      </w:r>
-      <w:r>
+      </w:pPr>
+    </w:p>
+    <w:p>
+      <w:pPr>
         <w:rPr>
           <w:rFonts w:ascii="Roboto" w:hAnsi="Roboto"/>
           <w:color w:val="0F0F0F"/>
@@ -20557,138 +21094,553 @@
           <w:szCs w:val="21"/>
           <w:shd w:val="clear" w:color="auto" w:fill="FFFFFF"/>
         </w:rPr>
-        <w:t>興旺的</w:t>
-      </w:r>
+      </w:pPr>
+    </w:p>
+    <w:p>
+      <w:pPr>
+        <w:rPr>
+          <w:rFonts w:ascii="Roboto" w:hAnsi="Roboto"/>
+          <w:color w:val="0F0F0F"/>
+          <w:szCs w:val="24"/>
+          <w:shd w:val="clear" w:color="auto" w:fill="FFFFFF"/>
+        </w:rPr>
+      </w:pPr>
       <w:r>
         <w:rPr>
           <w:rFonts w:ascii="Roboto" w:hAnsi="Roboto" w:hint="eastAsia"/>
           <w:color w:val="0F0F0F"/>
-          <w:sz w:val="21"/>
-          <w:szCs w:val="21"/>
-          <w:shd w:val="clear" w:color="auto" w:fill="FFFFFF"/>
-        </w:rPr>
-        <w:t>、</w:t>
+          <w:szCs w:val="24"/>
+          <w:shd w:val="clear" w:color="auto" w:fill="FFFFFF"/>
+        </w:rPr>
+        <w:t>p</w:t>
       </w:r>
       <w:r>
         <w:rPr>
           <w:rFonts w:ascii="Roboto" w:hAnsi="Roboto"/>
           <w:color w:val="0F0F0F"/>
-          <w:sz w:val="21"/>
-          <w:szCs w:val="21"/>
-          <w:shd w:val="clear" w:color="auto" w:fill="FFFFFF"/>
-        </w:rPr>
-        <w:t>downturn</w:t>
+          <w:szCs w:val="24"/>
+          <w:shd w:val="clear" w:color="auto" w:fill="FFFFFF"/>
+        </w:rPr>
+        <w:t>latter n.</w:t>
       </w:r>
       <w:r>
         <w:rPr>
           <w:rFonts w:ascii="Roboto" w:hAnsi="Roboto" w:hint="eastAsia"/>
           <w:color w:val="0F0F0F"/>
-          <w:sz w:val="21"/>
-          <w:szCs w:val="21"/>
-          <w:shd w:val="clear" w:color="auto" w:fill="FFFFFF"/>
-        </w:rPr>
-        <w:t xml:space="preserve"> </w:t>
+          <w:szCs w:val="24"/>
+          <w:shd w:val="clear" w:color="auto" w:fill="FFFFFF"/>
+        </w:rPr>
+        <w:t>拼盤、</w:t>
+      </w:r>
+      <w:r>
+        <w:rPr>
+          <w:rFonts w:ascii="Roboto" w:hAnsi="Roboto" w:hint="eastAsia"/>
+          <w:color w:val="0F0F0F"/>
+          <w:szCs w:val="24"/>
+          <w:shd w:val="clear" w:color="auto" w:fill="FFFFFF"/>
+        </w:rPr>
+        <w:t>i</w:t>
       </w:r>
       <w:r>
         <w:rPr>
           <w:rFonts w:ascii="Roboto" w:hAnsi="Roboto"/>
           <w:color w:val="0F0F0F"/>
-          <w:sz w:val="21"/>
-          <w:szCs w:val="21"/>
-          <w:shd w:val="clear" w:color="auto" w:fill="FFFFFF"/>
-        </w:rPr>
-        <w:t>n.</w:t>
+          <w:szCs w:val="24"/>
+          <w:shd w:val="clear" w:color="auto" w:fill="FFFFFF"/>
+        </w:rPr>
+        <w:t>nauguration n.</w:t>
       </w:r>
       <w:r>
         <w:rPr>
           <w:rFonts w:ascii="Roboto" w:hAnsi="Roboto" w:hint="eastAsia"/>
           <w:color w:val="0F0F0F"/>
-          <w:sz w:val="21"/>
-          <w:szCs w:val="21"/>
-          <w:shd w:val="clear" w:color="auto" w:fill="FFFFFF"/>
-        </w:rPr>
-        <w:t>衰退、</w:t>
+          <w:szCs w:val="24"/>
+          <w:shd w:val="clear" w:color="auto" w:fill="FFFFFF"/>
+        </w:rPr>
+        <w:t>就職典禮、</w:t>
       </w:r>
       <w:r>
         <w:rPr>
           <w:rFonts w:ascii="Roboto" w:hAnsi="Roboto"/>
           <w:color w:val="0F0F0F"/>
-          <w:sz w:val="21"/>
-          <w:szCs w:val="21"/>
-          <w:shd w:val="clear" w:color="auto" w:fill="FFFFFF"/>
-        </w:rPr>
-        <w:t>recession</w:t>
+          <w:szCs w:val="24"/>
+          <w:shd w:val="clear" w:color="auto" w:fill="FFFFFF"/>
+        </w:rPr>
+        <w:t>prospect n.</w:t>
       </w:r>
       <w:r>
         <w:rPr>
           <w:rFonts w:ascii="Roboto" w:hAnsi="Roboto" w:hint="eastAsia"/>
           <w:color w:val="0F0F0F"/>
-          <w:sz w:val="21"/>
-          <w:szCs w:val="21"/>
-          <w:shd w:val="clear" w:color="auto" w:fill="FFFFFF"/>
-        </w:rPr>
-        <w:t xml:space="preserve"> </w:t>
+          <w:szCs w:val="24"/>
+          <w:shd w:val="clear" w:color="auto" w:fill="FFFFFF"/>
+        </w:rPr>
+        <w:t>前景、</w:t>
+      </w:r>
+      <w:r>
+        <w:rPr>
+          <w:rFonts w:ascii="Roboto" w:hAnsi="Roboto" w:hint="eastAsia"/>
+          <w:color w:val="0F0F0F"/>
+          <w:szCs w:val="24"/>
+          <w:shd w:val="clear" w:color="auto" w:fill="FFFFFF"/>
+        </w:rPr>
+        <w:t>o</w:t>
       </w:r>
       <w:r>
         <w:rPr>
           <w:rFonts w:ascii="Roboto" w:hAnsi="Roboto"/>
           <w:color w:val="0F0F0F"/>
-          <w:sz w:val="21"/>
-          <w:szCs w:val="21"/>
-          <w:shd w:val="clear" w:color="auto" w:fill="FFFFFF"/>
-        </w:rPr>
-        <w:t>n.</w:t>
-      </w:r>
-      <w:r>
+          <w:szCs w:val="24"/>
+          <w:shd w:val="clear" w:color="auto" w:fill="FFFFFF"/>
+        </w:rPr>
+        <w:t>utgrow v.</w:t>
+      </w:r>
+      <w:r>
+        <w:rPr>
+          <w:rFonts w:ascii="Roboto" w:hAnsi="Roboto" w:hint="eastAsia"/>
+          <w:color w:val="0F0F0F"/>
+          <w:szCs w:val="24"/>
+          <w:shd w:val="clear" w:color="auto" w:fill="FFFFFF"/>
+        </w:rPr>
+        <w:t>超出</w:t>
+      </w:r>
+    </w:p>
+    <w:p>
+      <w:pPr>
         <w:rPr>
           <w:rFonts w:ascii="Roboto" w:hAnsi="Roboto"/>
           <w:color w:val="0F0F0F"/>
-          <w:sz w:val="21"/>
-          <w:szCs w:val="21"/>
-          <w:shd w:val="clear" w:color="auto" w:fill="FFFFFF"/>
-        </w:rPr>
-        <w:t xml:space="preserve"> </w:t>
+          <w:szCs w:val="24"/>
+          <w:shd w:val="clear" w:color="auto" w:fill="FFFFFF"/>
+        </w:rPr>
+      </w:pPr>
+      <w:r>
+        <w:rPr>
+          <w:rFonts w:ascii="Roboto" w:hAnsi="Roboto" w:hint="eastAsia"/>
+          <w:color w:val="0F0F0F"/>
+          <w:szCs w:val="24"/>
+          <w:shd w:val="clear" w:color="auto" w:fill="FFFFFF"/>
+        </w:rPr>
+        <w:t>o</w:t>
       </w:r>
       <w:r>
         <w:rPr>
           <w:rFonts w:ascii="Roboto" w:hAnsi="Roboto"/>
           <w:color w:val="0F0F0F"/>
-          <w:sz w:val="21"/>
-          <w:szCs w:val="21"/>
-          <w:shd w:val="clear" w:color="auto" w:fill="FFFFFF"/>
-        </w:rPr>
-        <w:t>衰退</w:t>
-      </w:r>
-    </w:p>
-    <w:p>
-      <w:pPr>
+          <w:szCs w:val="24"/>
+          <w:shd w:val="clear" w:color="auto" w:fill="FFFFFF"/>
+        </w:rPr>
+        <w:t>rganic adj.</w:t>
+      </w:r>
+      <w:r>
+        <w:rPr>
+          <w:rFonts w:ascii="Roboto" w:hAnsi="Roboto" w:hint="eastAsia"/>
+          <w:color w:val="0F0F0F"/>
+          <w:szCs w:val="24"/>
+          <w:shd w:val="clear" w:color="auto" w:fill="FFFFFF"/>
+        </w:rPr>
+        <w:t>有機的、</w:t>
+      </w:r>
+      <w:r>
+        <w:rPr>
+          <w:rFonts w:ascii="Roboto" w:hAnsi="Roboto" w:hint="eastAsia"/>
+          <w:color w:val="0F0F0F"/>
+          <w:szCs w:val="24"/>
+          <w:shd w:val="clear" w:color="auto" w:fill="FFFFFF"/>
+        </w:rPr>
+        <w:t>d</w:t>
+      </w:r>
+      <w:r>
         <w:rPr>
           <w:rFonts w:ascii="Roboto" w:hAnsi="Roboto"/>
           <w:color w:val="0F0F0F"/>
-          <w:sz w:val="21"/>
-          <w:szCs w:val="21"/>
-          <w:shd w:val="clear" w:color="auto" w:fill="FFFFFF"/>
-        </w:rPr>
-      </w:pPr>
-    </w:p>
-    <w:p>
-      <w:pPr>
+          <w:szCs w:val="24"/>
+          <w:shd w:val="clear" w:color="auto" w:fill="FFFFFF"/>
+        </w:rPr>
+        <w:t>rill n.</w:t>
+      </w:r>
+      <w:r>
         <w:rPr>
           <w:rFonts w:ascii="Roboto" w:hAnsi="Roboto" w:hint="eastAsia"/>
           <w:color w:val="0F0F0F"/>
-          <w:sz w:val="21"/>
-          <w:szCs w:val="21"/>
-          <w:shd w:val="clear" w:color="auto" w:fill="FFFFFF"/>
-        </w:rPr>
-      </w:pPr>
-    </w:p>
-    <w:p>
-      <w:pPr>
+          <w:szCs w:val="24"/>
+          <w:shd w:val="clear" w:color="auto" w:fill="FFFFFF"/>
+        </w:rPr>
+        <w:t>鑽頭</w:t>
+      </w:r>
+      <w:r>
         <w:rPr>
           <w:rFonts w:ascii="Roboto" w:hAnsi="Roboto" w:hint="eastAsia"/>
           <w:color w:val="0F0F0F"/>
-          <w:sz w:val="21"/>
-          <w:szCs w:val="21"/>
+          <w:szCs w:val="24"/>
+          <w:shd w:val="clear" w:color="auto" w:fill="FFFFFF"/>
+        </w:rPr>
+        <w:t>,</w:t>
+      </w:r>
+      <w:r>
+        <w:rPr>
+          <w:rFonts w:ascii="Roboto" w:hAnsi="Roboto"/>
+          <w:color w:val="0F0F0F"/>
+          <w:szCs w:val="24"/>
+          <w:shd w:val="clear" w:color="auto" w:fill="FFFFFF"/>
+        </w:rPr>
+        <w:t xml:space="preserve"> v.</w:t>
+      </w:r>
+      <w:r>
+        <w:rPr>
+          <w:rFonts w:ascii="Roboto" w:hAnsi="Roboto" w:hint="eastAsia"/>
+          <w:color w:val="0F0F0F"/>
+          <w:szCs w:val="24"/>
+          <w:shd w:val="clear" w:color="auto" w:fill="FFFFFF"/>
+        </w:rPr>
+        <w:t>演練、</w:t>
+      </w:r>
+      <w:r>
+        <w:rPr>
+          <w:rFonts w:ascii="Roboto" w:hAnsi="Roboto" w:hint="eastAsia"/>
+          <w:color w:val="0F0F0F"/>
+          <w:szCs w:val="24"/>
+          <w:shd w:val="clear" w:color="auto" w:fill="FFFFFF"/>
+        </w:rPr>
+        <w:t>r</w:t>
+      </w:r>
+      <w:r>
+        <w:rPr>
+          <w:rFonts w:ascii="Roboto" w:hAnsi="Roboto"/>
+          <w:color w:val="0F0F0F"/>
+          <w:szCs w:val="24"/>
+          <w:shd w:val="clear" w:color="auto" w:fill="FFFFFF"/>
+        </w:rPr>
+        <w:t>ail n.</w:t>
+      </w:r>
+      <w:r>
+        <w:rPr>
+          <w:rFonts w:ascii="Roboto" w:hAnsi="Roboto" w:hint="eastAsia"/>
+          <w:color w:val="0F0F0F"/>
+          <w:szCs w:val="24"/>
+          <w:shd w:val="clear" w:color="auto" w:fill="FFFFFF"/>
+        </w:rPr>
+        <w:t>軌道、</w:t>
+      </w:r>
+      <w:r>
+        <w:rPr>
+          <w:rFonts w:ascii="Roboto" w:hAnsi="Roboto" w:hint="eastAsia"/>
+          <w:color w:val="0F0F0F"/>
+          <w:szCs w:val="24"/>
+          <w:shd w:val="clear" w:color="auto" w:fill="FFFFFF"/>
+        </w:rPr>
+        <w:t>h</w:t>
+      </w:r>
+      <w:r>
+        <w:rPr>
+          <w:rFonts w:ascii="Roboto" w:hAnsi="Roboto"/>
+          <w:color w:val="0F0F0F"/>
+          <w:szCs w:val="24"/>
+          <w:shd w:val="clear" w:color="auto" w:fill="FFFFFF"/>
+        </w:rPr>
+        <w:t>umid adj.</w:t>
+      </w:r>
+      <w:r>
+        <w:rPr>
+          <w:rFonts w:ascii="Roboto" w:hAnsi="Roboto" w:hint="eastAsia"/>
+          <w:color w:val="0F0F0F"/>
+          <w:szCs w:val="24"/>
+          <w:shd w:val="clear" w:color="auto" w:fill="FFFFFF"/>
+        </w:rPr>
+        <w:t>潮濕的</w:t>
+      </w:r>
+    </w:p>
+    <w:p>
+      <w:pPr>
+        <w:rPr>
+          <w:rFonts w:ascii="Roboto" w:hAnsi="Roboto"/>
+          <w:color w:val="0F0F0F"/>
+          <w:szCs w:val="24"/>
+          <w:shd w:val="clear" w:color="auto" w:fill="FFFFFF"/>
+        </w:rPr>
+      </w:pPr>
+      <w:r>
+        <w:rPr>
+          <w:rFonts w:ascii="Roboto" w:hAnsi="Roboto" w:hint="eastAsia"/>
+          <w:color w:val="0F0F0F"/>
+          <w:szCs w:val="24"/>
+          <w:shd w:val="clear" w:color="auto" w:fill="FFFFFF"/>
+        </w:rPr>
+        <w:t>o</w:t>
+      </w:r>
+      <w:r>
+        <w:rPr>
+          <w:rFonts w:ascii="Roboto" w:hAnsi="Roboto"/>
+          <w:color w:val="0F0F0F"/>
+          <w:szCs w:val="24"/>
+          <w:shd w:val="clear" w:color="auto" w:fill="FFFFFF"/>
+        </w:rPr>
+        <w:t>dor n.</w:t>
+      </w:r>
+      <w:r>
+        <w:rPr>
+          <w:rFonts w:ascii="Roboto" w:hAnsi="Roboto" w:hint="eastAsia"/>
+          <w:color w:val="0F0F0F"/>
+          <w:szCs w:val="24"/>
+          <w:shd w:val="clear" w:color="auto" w:fill="FFFFFF"/>
+        </w:rPr>
+        <w:t>氣味、</w:t>
+      </w:r>
+      <w:r>
+        <w:rPr>
+          <w:rFonts w:ascii="Roboto" w:hAnsi="Roboto" w:hint="eastAsia"/>
+          <w:color w:val="0F0F0F"/>
+          <w:szCs w:val="24"/>
+          <w:shd w:val="clear" w:color="auto" w:fill="FFFFFF"/>
+        </w:rPr>
+        <w:t>s</w:t>
+      </w:r>
+      <w:r>
+        <w:rPr>
+          <w:rFonts w:ascii="Roboto" w:hAnsi="Roboto"/>
+          <w:color w:val="0F0F0F"/>
+          <w:szCs w:val="24"/>
+          <w:shd w:val="clear" w:color="auto" w:fill="FFFFFF"/>
+        </w:rPr>
+        <w:t>cenic adj.</w:t>
+      </w:r>
+      <w:r>
+        <w:rPr>
+          <w:rFonts w:ascii="Roboto" w:hAnsi="Roboto" w:hint="eastAsia"/>
+          <w:color w:val="0F0F0F"/>
+          <w:szCs w:val="24"/>
+          <w:shd w:val="clear" w:color="auto" w:fill="FFFFFF"/>
+        </w:rPr>
+        <w:t>風景優美、</w:t>
+      </w:r>
+      <w:r>
+        <w:rPr>
+          <w:rFonts w:ascii="Roboto" w:hAnsi="Roboto" w:hint="eastAsia"/>
+          <w:color w:val="0F0F0F"/>
+          <w:szCs w:val="24"/>
+          <w:shd w:val="clear" w:color="auto" w:fill="FFFFFF"/>
+        </w:rPr>
+        <w:t>c</w:t>
+      </w:r>
+      <w:r>
+        <w:rPr>
+          <w:rFonts w:ascii="Roboto" w:hAnsi="Roboto"/>
+          <w:color w:val="0F0F0F"/>
+          <w:szCs w:val="24"/>
+          <w:shd w:val="clear" w:color="auto" w:fill="FFFFFF"/>
+        </w:rPr>
+        <w:t>osmetics n.</w:t>
+      </w:r>
+      <w:r>
+        <w:rPr>
+          <w:rFonts w:ascii="Roboto" w:hAnsi="Roboto" w:hint="eastAsia"/>
+          <w:color w:val="0F0F0F"/>
+          <w:szCs w:val="24"/>
+          <w:shd w:val="clear" w:color="auto" w:fill="FFFFFF"/>
+        </w:rPr>
+        <w:t>化妝品、</w:t>
+      </w:r>
+      <w:r>
+        <w:rPr>
+          <w:rFonts w:ascii="Roboto" w:hAnsi="Roboto" w:hint="eastAsia"/>
+          <w:color w:val="0F0F0F"/>
+          <w:szCs w:val="24"/>
+          <w:shd w:val="clear" w:color="auto" w:fill="FFFFFF"/>
+        </w:rPr>
+        <w:t>f</w:t>
+      </w:r>
+      <w:r>
+        <w:rPr>
+          <w:rFonts w:ascii="Roboto" w:hAnsi="Roboto"/>
+          <w:color w:val="0F0F0F"/>
+          <w:szCs w:val="24"/>
+          <w:shd w:val="clear" w:color="auto" w:fill="FFFFFF"/>
+        </w:rPr>
+        <w:t>iguratively adv.</w:t>
+      </w:r>
+      <w:r>
+        <w:rPr>
+          <w:rFonts w:ascii="Roboto" w:hAnsi="Roboto" w:hint="eastAsia"/>
+          <w:color w:val="0F0F0F"/>
+          <w:szCs w:val="24"/>
+          <w:shd w:val="clear" w:color="auto" w:fill="FFFFFF"/>
+        </w:rPr>
+        <w:t>比喻</w:t>
+      </w:r>
+    </w:p>
+    <w:p>
+      <w:pPr>
+        <w:rPr>
+          <w:rFonts w:ascii="Roboto" w:hAnsi="Roboto"/>
+          <w:color w:val="0F0F0F"/>
+          <w:szCs w:val="24"/>
+          <w:shd w:val="clear" w:color="auto" w:fill="FFFFFF"/>
+        </w:rPr>
+      </w:pPr>
+      <w:r>
+        <w:rPr>
+          <w:rFonts w:ascii="Roboto" w:hAnsi="Roboto" w:hint="eastAsia"/>
+          <w:color w:val="0F0F0F"/>
+          <w:szCs w:val="24"/>
+          <w:shd w:val="clear" w:color="auto" w:fill="FFFFFF"/>
+        </w:rPr>
+        <w:t>f</w:t>
+      </w:r>
+      <w:r>
+        <w:rPr>
+          <w:rFonts w:ascii="Roboto" w:hAnsi="Roboto"/>
+          <w:color w:val="0F0F0F"/>
+          <w:szCs w:val="24"/>
+          <w:shd w:val="clear" w:color="auto" w:fill="FFFFFF"/>
+        </w:rPr>
+        <w:t>use v.</w:t>
+      </w:r>
+      <w:r>
+        <w:rPr>
+          <w:rFonts w:ascii="Roboto" w:hAnsi="Roboto" w:hint="eastAsia"/>
+          <w:color w:val="0F0F0F"/>
+          <w:szCs w:val="24"/>
+          <w:shd w:val="clear" w:color="auto" w:fill="FFFFFF"/>
+        </w:rPr>
+        <w:t>融合、</w:t>
+      </w:r>
+      <w:r>
+        <w:rPr>
+          <w:rFonts w:ascii="Roboto" w:hAnsi="Roboto" w:hint="eastAsia"/>
+          <w:color w:val="0F0F0F"/>
+          <w:szCs w:val="24"/>
+          <w:shd w:val="clear" w:color="auto" w:fill="FFFFFF"/>
+        </w:rPr>
+        <w:t>d</w:t>
+      </w:r>
+      <w:r>
+        <w:rPr>
+          <w:rFonts w:ascii="Roboto" w:hAnsi="Roboto"/>
+          <w:color w:val="0F0F0F"/>
+          <w:szCs w:val="24"/>
+          <w:shd w:val="clear" w:color="auto" w:fill="FFFFFF"/>
+        </w:rPr>
+        <w:t>rainage n.</w:t>
+      </w:r>
+      <w:r>
+        <w:rPr>
+          <w:rFonts w:ascii="Roboto" w:hAnsi="Roboto" w:hint="eastAsia"/>
+          <w:color w:val="0F0F0F"/>
+          <w:szCs w:val="24"/>
+          <w:shd w:val="clear" w:color="auto" w:fill="FFFFFF"/>
+        </w:rPr>
+        <w:t>排水系統、</w:t>
+      </w:r>
+      <w:r>
+        <w:rPr>
+          <w:rFonts w:ascii="Roboto" w:hAnsi="Roboto" w:hint="eastAsia"/>
+          <w:color w:val="0F0F0F"/>
+          <w:szCs w:val="24"/>
+          <w:shd w:val="clear" w:color="auto" w:fill="FFFFFF"/>
+        </w:rPr>
+        <w:t>s</w:t>
+      </w:r>
+      <w:r>
+        <w:rPr>
+          <w:rFonts w:ascii="Roboto" w:hAnsi="Roboto"/>
+          <w:color w:val="0F0F0F"/>
+          <w:szCs w:val="24"/>
+          <w:shd w:val="clear" w:color="auto" w:fill="FFFFFF"/>
+        </w:rPr>
+        <w:t>troll v.</w:t>
+      </w:r>
+      <w:r>
+        <w:rPr>
+          <w:rFonts w:ascii="Roboto" w:hAnsi="Roboto" w:hint="eastAsia"/>
+          <w:color w:val="0F0F0F"/>
+          <w:szCs w:val="24"/>
+          <w:shd w:val="clear" w:color="auto" w:fill="FFFFFF"/>
+        </w:rPr>
+        <w:t>散步、</w:t>
+      </w:r>
+      <w:r>
+        <w:rPr>
+          <w:rFonts w:ascii="Roboto" w:hAnsi="Roboto" w:hint="eastAsia"/>
+          <w:color w:val="0F0F0F"/>
+          <w:szCs w:val="24"/>
+          <w:shd w:val="clear" w:color="auto" w:fill="FFFFFF"/>
+        </w:rPr>
+        <w:t>p</w:t>
+      </w:r>
+      <w:r>
+        <w:rPr>
+          <w:rFonts w:ascii="Roboto" w:hAnsi="Roboto"/>
+          <w:color w:val="0F0F0F"/>
+          <w:szCs w:val="24"/>
+          <w:shd w:val="clear" w:color="auto" w:fill="FFFFFF"/>
+        </w:rPr>
+        <w:t>atio n.</w:t>
+      </w:r>
+      <w:r>
+        <w:rPr>
+          <w:rFonts w:ascii="Roboto" w:hAnsi="Roboto" w:hint="eastAsia"/>
+          <w:color w:val="0F0F0F"/>
+          <w:szCs w:val="24"/>
+          <w:shd w:val="clear" w:color="auto" w:fill="FFFFFF"/>
+        </w:rPr>
+        <w:t>院子</w:t>
+      </w:r>
+      <w:r>
+        <w:rPr>
+          <w:rFonts w:ascii="Roboto" w:hAnsi="Roboto" w:hint="eastAsia"/>
+          <w:color w:val="0F0F0F"/>
+          <w:szCs w:val="24"/>
+          <w:shd w:val="clear" w:color="auto" w:fill="FFFFFF"/>
+        </w:rPr>
+        <w:t>/</w:t>
+      </w:r>
+      <w:r>
+        <w:rPr>
+          <w:rFonts w:ascii="Roboto" w:hAnsi="Roboto" w:hint="eastAsia"/>
+          <w:color w:val="0F0F0F"/>
+          <w:szCs w:val="24"/>
+          <w:shd w:val="clear" w:color="auto" w:fill="FFFFFF"/>
+        </w:rPr>
+        <w:t>露</w:t>
+      </w:r>
+      <w:proofErr w:type="gramStart"/>
+      <w:r>
+        <w:rPr>
+          <w:rFonts w:ascii="Roboto" w:hAnsi="Roboto" w:hint="eastAsia"/>
+          <w:color w:val="0F0F0F"/>
+          <w:szCs w:val="24"/>
+          <w:shd w:val="clear" w:color="auto" w:fill="FFFFFF"/>
+        </w:rPr>
+        <w:t>臺</w:t>
+      </w:r>
+      <w:proofErr w:type="gramEnd"/>
+    </w:p>
+    <w:p>
+      <w:pPr>
+        <w:rPr>
+          <w:rFonts w:ascii="Roboto" w:hAnsi="Roboto"/>
+          <w:color w:val="0F0F0F"/>
+          <w:szCs w:val="24"/>
+          <w:shd w:val="clear" w:color="auto" w:fill="FFFFFF"/>
+        </w:rPr>
+      </w:pPr>
+    </w:p>
+    <w:p>
+      <w:pPr>
+        <w:rPr>
+          <w:rFonts w:ascii="Roboto" w:hAnsi="Roboto"/>
+          <w:color w:val="0F0F0F"/>
+          <w:szCs w:val="24"/>
+          <w:shd w:val="clear" w:color="auto" w:fill="FFFFFF"/>
+        </w:rPr>
+      </w:pPr>
+    </w:p>
+    <w:p>
+      <w:pPr>
+        <w:rPr>
+          <w:rFonts w:ascii="Roboto" w:hAnsi="Roboto" w:hint="eastAsia"/>
+          <w:color w:val="0F0F0F"/>
+          <w:szCs w:val="24"/>
           <w:shd w:val="clear" w:color="auto" w:fill="FFFFFF"/>
         </w:rPr>
       </w:pPr>
@@ -20704,7 +21656,7 @@
 </file>
 
 <file path=word/endnotes.xml><?xml version="1.0" encoding="utf-8"?>
-<w:endnotes xmlns:wpc="http://schemas.microsoft.com/office/word/2010/wordprocessingCanvas" xmlns:cx="http://schemas.microsoft.com/office/drawing/2014/chartex" xmlns:cx1="http://schemas.microsoft.com/office/drawing/2015/9/8/chartex" xmlns:cx2="http://schemas.microsoft.com/office/drawing/2015/10/21/chartex" xmlns:cx3="http://schemas.microsoft.com/office/drawing/2016/5/9/chartex" xmlns:cx4="http://schemas.microsoft.com/office/drawing/2016/5/10/chartex" xmlns:cx5="http://schemas.microsoft.com/office/drawing/2016/5/11/chartex" xmlns:cx6="http://schemas.microsoft.com/office/drawing/2016/5/12/chartex" xmlns:cx7="http://schemas.microsoft.com/office/drawing/2016/5/13/chartex" xmlns:cx8="http://schemas.microsoft.com/office/drawing/2016/5/14/chartex" xmlns:mc="http://schemas.openxmlformats.org/markup-compatibility/2006" xmlns:aink="http://schemas.microsoft.com/office/drawing/2016/ink" xmlns:am3d="http://schemas.microsoft.com/office/drawing/2017/model3d" xmlns:o="urn:schemas-microsoft-com:office:office" xmlns:oel="http://schemas.microsoft.com/office/2019/extlst" xmlns:r="http://schemas.openxmlformats.org/officeDocument/2006/relationships" xmlns:m="http://schemas.openxmlformats.org/officeDocument/2006/math" xmlns:v="urn:schemas-microsoft-com:vml" xmlns:wp14="http://schemas.microsoft.com/office/word/2010/wordprocessingDrawing" xmlns:wp="http://schemas.openxmlformats.org/drawingml/2006/wordprocessingDrawing" xmlns:w10="urn:schemas-microsoft-com:office:word" xmlns:w="http://schemas.openxmlformats.org/wordprocessingml/2006/main" xmlns:w14="http://schemas.microsoft.com/office/word/2010/wordml" xmlns:w15="http://schemas.microsoft.com/office/word/2012/wordml" xmlns:w16cex="http://schemas.microsoft.com/office/word/2018/wordml/cex" xmlns:w16cid="http://schemas.microsoft.com/office/word/2016/wordml/cid" xmlns:w16="http://schemas.microsoft.com/office/word/2018/wordml" xmlns:w16du="http://schemas.microsoft.com/office/word/2023/wordml/word16du" xmlns:w16sdtdh="http://schemas.microsoft.com/office/word/2020/wordml/sdtdatahash" xmlns:w16se="http://schemas.microsoft.com/office/word/2015/wordml/symex" xmlns:wpg="http://schemas.microsoft.com/office/word/2010/wordprocessingGroup" xmlns:wpi="http://schemas.microsoft.com/office/word/2010/wordprocessingInk" xmlns:wne="http://schemas.microsoft.com/office/word/2006/wordml" xmlns:wps="http://schemas.microsoft.com/office/word/2010/wordprocessingShape" mc:Ignorable="w14 w15 w16se w16cid w16 w16cex w16sdtdh wp14">
+<w:endnotes xmlns:wpc="http://schemas.microsoft.com/office/word/2010/wordprocessingCanvas" xmlns:cx="http://schemas.microsoft.com/office/drawing/2014/chartex" xmlns:cx1="http://schemas.microsoft.com/office/drawing/2015/9/8/chartex" xmlns:cx2="http://schemas.microsoft.com/office/drawing/2015/10/21/chartex" xmlns:cx3="http://schemas.microsoft.com/office/drawing/2016/5/9/chartex" xmlns:cx4="http://schemas.microsoft.com/office/drawing/2016/5/10/chartex" xmlns:cx5="http://schemas.microsoft.com/office/drawing/2016/5/11/chartex" xmlns:cx6="http://schemas.microsoft.com/office/drawing/2016/5/12/chartex" xmlns:cx7="http://schemas.microsoft.com/office/drawing/2016/5/13/chartex" xmlns:cx8="http://schemas.microsoft.com/office/drawing/2016/5/14/chartex" xmlns:mc="http://schemas.openxmlformats.org/markup-compatibility/2006" xmlns:aink="http://schemas.microsoft.com/office/drawing/2016/ink" xmlns:am3d="http://schemas.microsoft.com/office/drawing/2017/model3d" xmlns:o="urn:schemas-microsoft-com:office:office" xmlns:r="http://schemas.openxmlformats.org/officeDocument/2006/relationships" xmlns:m="http://schemas.openxmlformats.org/officeDocument/2006/math" xmlns:v="urn:schemas-microsoft-com:vml" xmlns:wp14="http://schemas.microsoft.com/office/word/2010/wordprocessingDrawing" xmlns:wp="http://schemas.openxmlformats.org/drawingml/2006/wordprocessingDrawing" xmlns:w10="urn:schemas-microsoft-com:office:word" xmlns:w="http://schemas.openxmlformats.org/wordprocessingml/2006/main" xmlns:w14="http://schemas.microsoft.com/office/word/2010/wordml" xmlns:w15="http://schemas.microsoft.com/office/word/2012/wordml" xmlns:w16cex="http://schemas.microsoft.com/office/word/2018/wordml/cex" xmlns:w16cid="http://schemas.microsoft.com/office/word/2016/wordml/cid" xmlns:w16="http://schemas.microsoft.com/office/word/2018/wordml" xmlns:w16sdtdh="http://schemas.microsoft.com/office/word/2020/wordml/sdtdatahash" xmlns:w16se="http://schemas.microsoft.com/office/word/2015/wordml/symex" xmlns:wpg="http://schemas.microsoft.com/office/word/2010/wordprocessingGroup" xmlns:wpi="http://schemas.microsoft.com/office/word/2010/wordprocessingInk" xmlns:wne="http://schemas.microsoft.com/office/word/2006/wordml" xmlns:wps="http://schemas.microsoft.com/office/word/2010/wordprocessingShape" mc:Ignorable="w14 w15 w16se w16cid w16 w16cex w16sdtdh wp14">
   <w:endnote w:type="separator" w:id="-1">
     <w:p>
       <w:r>
@@ -20723,7 +21675,7 @@
 </file>
 
 <file path=word/footnotes.xml><?xml version="1.0" encoding="utf-8"?>
-<w:footnotes xmlns:wpc="http://schemas.microsoft.com/office/word/2010/wordprocessingCanvas" xmlns:cx="http://schemas.microsoft.com/office/drawing/2014/chartex" xmlns:cx1="http://schemas.microsoft.com/office/drawing/2015/9/8/chartex" xmlns:cx2="http://schemas.microsoft.com/office/drawing/2015/10/21/chartex" xmlns:cx3="http://schemas.microsoft.com/office/drawing/2016/5/9/chartex" xmlns:cx4="http://schemas.microsoft.com/office/drawing/2016/5/10/chartex" xmlns:cx5="http://schemas.microsoft.com/office/drawing/2016/5/11/chartex" xmlns:cx6="http://schemas.microsoft.com/office/drawing/2016/5/12/chartex" xmlns:cx7="http://schemas.microsoft.com/office/drawing/2016/5/13/chartex" xmlns:cx8="http://schemas.microsoft.com/office/drawing/2016/5/14/chartex" xmlns:mc="http://schemas.openxmlformats.org/markup-compatibility/2006" xmlns:aink="http://schemas.microsoft.com/office/drawing/2016/ink" xmlns:am3d="http://schemas.microsoft.com/office/drawing/2017/model3d" xmlns:o="urn:schemas-microsoft-com:office:office" xmlns:oel="http://schemas.microsoft.com/office/2019/extlst" xmlns:r="http://schemas.openxmlformats.org/officeDocument/2006/relationships" xmlns:m="http://schemas.openxmlformats.org/officeDocument/2006/math" xmlns:v="urn:schemas-microsoft-com:vml" xmlns:wp14="http://schemas.microsoft.com/office/word/2010/wordprocessingDrawing" xmlns:wp="http://schemas.openxmlformats.org/drawingml/2006/wordprocessingDrawing" xmlns:w10="urn:schemas-microsoft-com:office:word" xmlns:w="http://schemas.openxmlformats.org/wordprocessingml/2006/main" xmlns:w14="http://schemas.microsoft.com/office/word/2010/wordml" xmlns:w15="http://schemas.microsoft.com/office/word/2012/wordml" xmlns:w16cex="http://schemas.microsoft.com/office/word/2018/wordml/cex" xmlns:w16cid="http://schemas.microsoft.com/office/word/2016/wordml/cid" xmlns:w16="http://schemas.microsoft.com/office/word/2018/wordml" xmlns:w16du="http://schemas.microsoft.com/office/word/2023/wordml/word16du" xmlns:w16sdtdh="http://schemas.microsoft.com/office/word/2020/wordml/sdtdatahash" xmlns:w16se="http://schemas.microsoft.com/office/word/2015/wordml/symex" xmlns:wpg="http://schemas.microsoft.com/office/word/2010/wordprocessingGroup" xmlns:wpi="http://schemas.microsoft.com/office/word/2010/wordprocessingInk" xmlns:wne="http://schemas.microsoft.com/office/word/2006/wordml" xmlns:wps="http://schemas.microsoft.com/office/word/2010/wordprocessingShape" mc:Ignorable="w14 w15 w16se w16cid w16 w16cex w16sdtdh wp14">
+<w:footnotes xmlns:wpc="http://schemas.microsoft.com/office/word/2010/wordprocessingCanvas" xmlns:cx="http://schemas.microsoft.com/office/drawing/2014/chartex" xmlns:cx1="http://schemas.microsoft.com/office/drawing/2015/9/8/chartex" xmlns:cx2="http://schemas.microsoft.com/office/drawing/2015/10/21/chartex" xmlns:cx3="http://schemas.microsoft.com/office/drawing/2016/5/9/chartex" xmlns:cx4="http://schemas.microsoft.com/office/drawing/2016/5/10/chartex" xmlns:cx5="http://schemas.microsoft.com/office/drawing/2016/5/11/chartex" xmlns:cx6="http://schemas.microsoft.com/office/drawing/2016/5/12/chartex" xmlns:cx7="http://schemas.microsoft.com/office/drawing/2016/5/13/chartex" xmlns:cx8="http://schemas.microsoft.com/office/drawing/2016/5/14/chartex" xmlns:mc="http://schemas.openxmlformats.org/markup-compatibility/2006" xmlns:aink="http://schemas.microsoft.com/office/drawing/2016/ink" xmlns:am3d="http://schemas.microsoft.com/office/drawing/2017/model3d" xmlns:o="urn:schemas-microsoft-com:office:office" xmlns:r="http://schemas.openxmlformats.org/officeDocument/2006/relationships" xmlns:m="http://schemas.openxmlformats.org/officeDocument/2006/math" xmlns:v="urn:schemas-microsoft-com:vml" xmlns:wp14="http://schemas.microsoft.com/office/word/2010/wordprocessingDrawing" xmlns:wp="http://schemas.openxmlformats.org/drawingml/2006/wordprocessingDrawing" xmlns:w10="urn:schemas-microsoft-com:office:word" xmlns:w="http://schemas.openxmlformats.org/wordprocessingml/2006/main" xmlns:w14="http://schemas.microsoft.com/office/word/2010/wordml" xmlns:w15="http://schemas.microsoft.com/office/word/2012/wordml" xmlns:w16cex="http://schemas.microsoft.com/office/word/2018/wordml/cex" xmlns:w16cid="http://schemas.microsoft.com/office/word/2016/wordml/cid" xmlns:w16="http://schemas.microsoft.com/office/word/2018/wordml" xmlns:w16sdtdh="http://schemas.microsoft.com/office/word/2020/wordml/sdtdatahash" xmlns:w16se="http://schemas.microsoft.com/office/word/2015/wordml/symex" xmlns:wpg="http://schemas.microsoft.com/office/word/2010/wordprocessingGroup" xmlns:wpi="http://schemas.microsoft.com/office/word/2010/wordprocessingInk" xmlns:wne="http://schemas.microsoft.com/office/word/2006/wordml" xmlns:wps="http://schemas.microsoft.com/office/word/2010/wordprocessingShape" mc:Ignorable="w14 w15 w16se w16cid w16 w16cex w16sdtdh wp14">
   <w:footnote w:type="separator" w:id="-1">
     <w:p>
       <w:r>
@@ -20742,7 +21694,7 @@
 </file>
 
 <file path=word/numbering.xml><?xml version="1.0" encoding="utf-8"?>
-<w:numbering xmlns:wpc="http://schemas.microsoft.com/office/word/2010/wordprocessingCanvas" xmlns:cx="http://schemas.microsoft.com/office/drawing/2014/chartex" xmlns:cx1="http://schemas.microsoft.com/office/drawing/2015/9/8/chartex" xmlns:cx2="http://schemas.microsoft.com/office/drawing/2015/10/21/chartex" xmlns:cx3="http://schemas.microsoft.com/office/drawing/2016/5/9/chartex" xmlns:cx4="http://schemas.microsoft.com/office/drawing/2016/5/10/chartex" xmlns:cx5="http://schemas.microsoft.com/office/drawing/2016/5/11/chartex" xmlns:cx6="http://schemas.microsoft.com/office/drawing/2016/5/12/chartex" xmlns:cx7="http://schemas.microsoft.com/office/drawing/2016/5/13/chartex" xmlns:cx8="http://schemas.microsoft.com/office/drawing/2016/5/14/chartex" xmlns:mc="http://schemas.openxmlformats.org/markup-compatibility/2006" xmlns:aink="http://schemas.microsoft.com/office/drawing/2016/ink" xmlns:am3d="http://schemas.microsoft.com/office/drawing/2017/model3d" xmlns:o="urn:schemas-microsoft-com:office:office" xmlns:oel="http://schemas.microsoft.com/office/2019/extlst" xmlns:r="http://schemas.openxmlformats.org/officeDocument/2006/relationships" xmlns:m="http://schemas.openxmlformats.org/officeDocument/2006/math" xmlns:v="urn:schemas-microsoft-com:vml" xmlns:wp14="http://schemas.microsoft.com/office/word/2010/wordprocessingDrawing" xmlns:wp="http://schemas.openxmlformats.org/drawingml/2006/wordprocessingDrawing" xmlns:w10="urn:schemas-microsoft-com:office:word" xmlns:w="http://schemas.openxmlformats.org/wordprocessingml/2006/main" xmlns:w14="http://schemas.microsoft.com/office/word/2010/wordml" xmlns:w15="http://schemas.microsoft.com/office/word/2012/wordml" xmlns:w16cex="http://schemas.microsoft.com/office/word/2018/wordml/cex" xmlns:w16cid="http://schemas.microsoft.com/office/word/2016/wordml/cid" xmlns:w16="http://schemas.microsoft.com/office/word/2018/wordml" xmlns:w16du="http://schemas.microsoft.com/office/word/2023/wordml/word16du" xmlns:w16sdtdh="http://schemas.microsoft.com/office/word/2020/wordml/sdtdatahash" xmlns:w16se="http://schemas.microsoft.com/office/word/2015/wordml/symex" xmlns:wpg="http://schemas.microsoft.com/office/word/2010/wordprocessingGroup" xmlns:wpi="http://schemas.microsoft.com/office/word/2010/wordprocessingInk" xmlns:wne="http://schemas.microsoft.com/office/word/2006/wordml" xmlns:wps="http://schemas.microsoft.com/office/word/2010/wordprocessingShape" mc:Ignorable="w14 w15 w16se w16cid w16 w16cex w16sdtdh wp14">
+<w:numbering xmlns:wpc="http://schemas.microsoft.com/office/word/2010/wordprocessingCanvas" xmlns:cx="http://schemas.microsoft.com/office/drawing/2014/chartex" xmlns:cx1="http://schemas.microsoft.com/office/drawing/2015/9/8/chartex" xmlns:cx2="http://schemas.microsoft.com/office/drawing/2015/10/21/chartex" xmlns:cx3="http://schemas.microsoft.com/office/drawing/2016/5/9/chartex" xmlns:cx4="http://schemas.microsoft.com/office/drawing/2016/5/10/chartex" xmlns:cx5="http://schemas.microsoft.com/office/drawing/2016/5/11/chartex" xmlns:cx6="http://schemas.microsoft.com/office/drawing/2016/5/12/chartex" xmlns:cx7="http://schemas.microsoft.com/office/drawing/2016/5/13/chartex" xmlns:cx8="http://schemas.microsoft.com/office/drawing/2016/5/14/chartex" xmlns:mc="http://schemas.openxmlformats.org/markup-compatibility/2006" xmlns:aink="http://schemas.microsoft.com/office/drawing/2016/ink" xmlns:am3d="http://schemas.microsoft.com/office/drawing/2017/model3d" xmlns:o="urn:schemas-microsoft-com:office:office" xmlns:r="http://schemas.openxmlformats.org/officeDocument/2006/relationships" xmlns:m="http://schemas.openxmlformats.org/officeDocument/2006/math" xmlns:v="urn:schemas-microsoft-com:vml" xmlns:wp14="http://schemas.microsoft.com/office/word/2010/wordprocessingDrawing" xmlns:wp="http://schemas.openxmlformats.org/drawingml/2006/wordprocessingDrawing" xmlns:w10="urn:schemas-microsoft-com:office:word" xmlns:w="http://schemas.openxmlformats.org/wordprocessingml/2006/main" xmlns:w14="http://schemas.microsoft.com/office/word/2010/wordml" xmlns:w15="http://schemas.microsoft.com/office/word/2012/wordml" xmlns:w16cex="http://schemas.microsoft.com/office/word/2018/wordml/cex" xmlns:w16cid="http://schemas.microsoft.com/office/word/2016/wordml/cid" xmlns:w16="http://schemas.microsoft.com/office/word/2018/wordml" xmlns:w16sdtdh="http://schemas.microsoft.com/office/word/2020/wordml/sdtdatahash" xmlns:w16se="http://schemas.microsoft.com/office/word/2015/wordml/symex" xmlns:wpg="http://schemas.microsoft.com/office/word/2010/wordprocessingGroup" xmlns:wpi="http://schemas.microsoft.com/office/word/2010/wordprocessingInk" xmlns:wne="http://schemas.microsoft.com/office/word/2006/wordml" xmlns:wps="http://schemas.microsoft.com/office/word/2010/wordprocessingShape" mc:Ignorable="w14 w15 w16se w16cid w16 w16cex w16sdtdh wp14">
   <w:abstractNum w:abstractNumId="0" w15:restartNumberingAfterBreak="0">
     <w:nsid w:val="1DE2152A"/>
     <w:multiLevelType w:val="hybridMultilevel"/>
@@ -21010,13 +21962,13 @@
       </w:pPr>
     </w:lvl>
   </w:abstractNum>
-  <w:num w:numId="1" w16cid:durableId="1763184701">
+  <w:num w:numId="1">
     <w:abstractNumId w:val="0"/>
   </w:num>
-  <w:num w:numId="2" w16cid:durableId="1503231057">
+  <w:num w:numId="2">
     <w:abstractNumId w:val="1"/>
   </w:num>
-  <w:num w:numId="3" w16cid:durableId="2049329014">
+  <w:num w:numId="3">
     <w:abstractNumId w:val="2"/>
   </w:num>
   <w:numIdMacAtCleanup w:val="2"/>
